--- a/論文/第二篇的中文稿.docx
+++ b/論文/第二篇的中文稿.docx
@@ -16,10 +16,55 @@
         <w:t>3</w:t>
       </w:r>
       <w:r>
+        <w:t xml:space="preserve"> proposed method</w:t>
+      </w:r>
+      <w:r>
+        <w:rPr>
+          <w:rFonts w:hint="eastAsia"/>
+        </w:rPr>
+        <w:t>(</w:t>
+      </w:r>
+      <w:r>
+        <w:rPr>
+          <w:rFonts w:hint="eastAsia"/>
+        </w:rPr>
+        <w:t>提出的方法</w:t>
+      </w:r>
+      <w:r>
+        <w:rPr>
+          <w:rFonts w:hint="eastAsia"/>
+        </w:rPr>
+        <w:t>)</w:t>
+      </w:r>
+      <w:r>
         <w:t xml:space="preserve"> </w:t>
       </w:r>
       <w:r>
-        <w:t>proposed method</w:t>
+        <w:rPr>
+          <w:rFonts w:hint="eastAsia"/>
+        </w:rPr>
+        <w:t>&gt;</w:t>
+      </w:r>
+      <w:r>
+        <w:t xml:space="preserve"> </w:t>
+      </w:r>
+      <w:r>
+        <w:rPr>
+          <w:rFonts w:hint="eastAsia"/>
+        </w:rPr>
+        <w:t>4</w:t>
+      </w:r>
+      <w:r>
+        <w:t xml:space="preserve"> </w:t>
+      </w:r>
+      <w:r>
+        <w:t>Experimental Setup</w:t>
+      </w:r>
+      <w:r>
+        <w:rPr>
+          <w:rFonts w:hint="eastAsia"/>
+        </w:rPr>
+        <w:t>實驗設定</w:t>
       </w:r>
       <w:r>
         <w:rPr>
@@ -31,6 +76,197 @@
         <w:rPr>
           <w:rFonts w:hint="eastAsia"/>
         </w:rPr>
+        <w:t>資料集</w:t>
+      </w:r>
+      <w:r>
+        <w:rPr>
+          <w:rFonts w:hint="eastAsia"/>
+        </w:rPr>
+        <w:t>)</w:t>
+      </w:r>
+      <w:r>
+        <w:t xml:space="preserve"> </w:t>
+      </w:r>
+      <w:r>
+        <w:rPr>
+          <w:rFonts w:hint="eastAsia"/>
+        </w:rPr>
+        <w:t>&gt;</w:t>
+      </w:r>
+      <w:r>
+        <w:t xml:space="preserve"> </w:t>
+      </w:r>
+      <w:r>
+        <w:rPr>
+          <w:rFonts w:hint="eastAsia"/>
+        </w:rPr>
+        <w:t>5</w:t>
+      </w:r>
+      <w:r>
+        <w:t xml:space="preserve"> </w:t>
+      </w:r>
+      <w:r>
+        <w:rPr>
+          <w:rFonts w:hint="eastAsia"/>
+        </w:rPr>
+        <w:t>r</w:t>
+      </w:r>
+      <w:r>
+        <w:t xml:space="preserve">esult </w:t>
+      </w:r>
+      <w:r>
+        <w:rPr>
+          <w:rFonts w:hint="eastAsia"/>
+        </w:rPr>
+        <w:t>&gt;</w:t>
+      </w:r>
+      <w:r>
+        <w:t xml:space="preserve"> </w:t>
+      </w:r>
+      <w:r>
+        <w:rPr>
+          <w:rFonts w:hint="eastAsia"/>
+        </w:rPr>
+        <w:t>6</w:t>
+      </w:r>
+      <w:r>
+        <w:t xml:space="preserve"> conclusion</w:t>
+      </w:r>
+      <w:r>
+        <w:rPr>
+          <w:rFonts w:hint="eastAsia"/>
+        </w:rPr>
+        <w:t>&gt;</w:t>
+      </w:r>
+      <w:r>
+        <w:t xml:space="preserve"> </w:t>
+      </w:r>
+      <w:r>
+        <w:rPr>
+          <w:rFonts w:hint="eastAsia"/>
+        </w:rPr>
+        <w:t>1</w:t>
+      </w:r>
+      <w:r>
+        <w:t xml:space="preserve"> introduction </w:t>
+      </w:r>
+      <w:r>
+        <w:rPr>
+          <w:rFonts w:hint="eastAsia"/>
+        </w:rPr>
+        <w:t>&gt;</w:t>
+      </w:r>
+      <w:r>
+        <w:t xml:space="preserve"> </w:t>
+      </w:r>
+      <w:r>
+        <w:rPr>
+          <w:rFonts w:hint="eastAsia"/>
+        </w:rPr>
+        <w:t>2</w:t>
+      </w:r>
+      <w:r>
+        <w:t xml:space="preserve"> </w:t>
+      </w:r>
+      <w:r>
+        <w:t>Related Works</w:t>
+      </w:r>
+      <w:r>
+        <w:t xml:space="preserve"> </w:t>
+      </w:r>
+      <w:r>
+        <w:rPr>
+          <w:rFonts w:hint="eastAsia"/>
+        </w:rPr>
+        <w:t>&gt;</w:t>
+      </w:r>
+      <w:r>
+        <w:t xml:space="preserve"> Abstract</w:t>
+      </w:r>
+    </w:p>
+    <w:p>
+      <w:r>
+        <w:t>Acknowledgments</w:t>
+      </w:r>
+      <w:r>
+        <w:rPr>
+          <w:rFonts w:hint="eastAsia"/>
+        </w:rPr>
+        <w:t>致謝、</w:t>
+      </w:r>
+      <w:r>
+        <w:rPr>
+          <w:rFonts w:hint="eastAsia"/>
+        </w:rPr>
+        <w:t>R</w:t>
+      </w:r>
+      <w:r>
+        <w:t>eference</w:t>
+      </w:r>
+    </w:p>
+    <w:p/>
+    <w:p>
+      <w:r>
+        <w:rPr>
+          <w:rFonts w:hint="eastAsia"/>
+        </w:rPr>
+        <w:t>題目：</w:t>
+      </w:r>
+    </w:p>
+    <w:p/>
+    <w:p>
+      <w:r>
+        <w:t>Abstract</w:t>
+      </w:r>
+    </w:p>
+    <w:p/>
+    <w:p>
+      <w:r>
+        <w:rPr>
+          <w:rFonts w:hint="eastAsia"/>
+        </w:rPr>
+        <w:t>1</w:t>
+      </w:r>
+      <w:r>
+        <w:t xml:space="preserve"> introduction</w:t>
+      </w:r>
+    </w:p>
+    <w:p/>
+    <w:p>
+      <w:r>
+        <w:rPr>
+          <w:rFonts w:hint="eastAsia"/>
+        </w:rPr>
+        <w:t>2</w:t>
+      </w:r>
+      <w:r>
+        <w:t xml:space="preserve"> </w:t>
+      </w:r>
+      <w:r>
+        <w:t>Related Works</w:t>
+      </w:r>
+    </w:p>
+    <w:p/>
+    <w:p>
+      <w:r>
+        <w:rPr>
+          <w:rFonts w:hint="eastAsia"/>
+        </w:rPr>
+        <w:t>3</w:t>
+      </w:r>
+      <w:r>
+        <w:t xml:space="preserve"> proposed method</w:t>
+      </w:r>
+      <w:r>
+        <w:rPr>
+          <w:rFonts w:hint="eastAsia"/>
+        </w:rPr>
+        <w:t>(</w:t>
+      </w:r>
+      <w:r>
+        <w:rPr>
+          <w:rFonts w:hint="eastAsia"/>
+        </w:rPr>
         <w:t>提出的方法</w:t>
       </w:r>
       <w:r>
@@ -40,255 +276,898 @@
         <w:t>)</w:t>
       </w:r>
       <w:r>
-        <w:t xml:space="preserve"> </w:t>
-      </w:r>
-      <w:r>
-        <w:rPr>
-          <w:rFonts w:hint="eastAsia"/>
-        </w:rPr>
-        <w:t>&gt;</w:t>
-      </w:r>
-      <w:r>
-        <w:t xml:space="preserve"> </w:t>
-      </w:r>
-      <w:r>
-        <w:rPr>
-          <w:rFonts w:hint="eastAsia"/>
-        </w:rPr>
-        <w:t>4</w:t>
-      </w:r>
-      <w:r>
-        <w:t xml:space="preserve"> </w:t>
-      </w:r>
-      <w:r>
-        <w:t>Experimental Setup</w:t>
-      </w:r>
-      <w:r>
-        <w:rPr>
-          <w:rFonts w:hint="eastAsia"/>
-        </w:rPr>
-        <w:t>實驗設定</w:t>
-      </w:r>
-      <w:r>
-        <w:rPr>
-          <w:rFonts w:hint="eastAsia"/>
-        </w:rPr>
-        <w:t>(</w:t>
-      </w:r>
-      <w:r>
-        <w:rPr>
-          <w:rFonts w:hint="eastAsia"/>
-        </w:rPr>
-        <w:t>資料集</w:t>
-      </w:r>
-      <w:r>
-        <w:rPr>
-          <w:rFonts w:hint="eastAsia"/>
-        </w:rPr>
-        <w:t>)</w:t>
-      </w:r>
-      <w:r>
-        <w:t xml:space="preserve"> </w:t>
-      </w:r>
-      <w:r>
-        <w:rPr>
-          <w:rFonts w:hint="eastAsia"/>
-        </w:rPr>
-        <w:t>&gt;</w:t>
-      </w:r>
-      <w:r>
-        <w:t xml:space="preserve"> </w:t>
-      </w:r>
-      <w:r>
-        <w:rPr>
-          <w:rFonts w:hint="eastAsia"/>
-        </w:rPr>
-        <w:t>5</w:t>
-      </w:r>
-      <w:r>
-        <w:t xml:space="preserve"> </w:t>
-      </w:r>
-      <w:r>
-        <w:rPr>
-          <w:rFonts w:hint="eastAsia"/>
-        </w:rPr>
-        <w:t>r</w:t>
-      </w:r>
-      <w:r>
-        <w:t xml:space="preserve">esult </w:t>
-      </w:r>
-      <w:r>
-        <w:rPr>
-          <w:rFonts w:hint="eastAsia"/>
-        </w:rPr>
-        <w:t>&gt;</w:t>
-      </w:r>
-      <w:r>
-        <w:t xml:space="preserve"> </w:t>
-      </w:r>
-      <w:r>
-        <w:rPr>
-          <w:rFonts w:hint="eastAsia"/>
-        </w:rPr>
-        <w:t>6</w:t>
-      </w:r>
-      <w:r>
-        <w:t xml:space="preserve"> conclusion</w:t>
-      </w:r>
-      <w:r>
-        <w:rPr>
-          <w:rFonts w:hint="eastAsia"/>
-        </w:rPr>
-        <w:t>&gt;</w:t>
-      </w:r>
-      <w:r>
-        <w:t xml:space="preserve"> </w:t>
-      </w:r>
-      <w:r>
-        <w:rPr>
-          <w:rFonts w:hint="eastAsia"/>
-        </w:rPr>
-        <w:t>1</w:t>
-      </w:r>
-      <w:r>
-        <w:t xml:space="preserve"> introduction </w:t>
-      </w:r>
-      <w:r>
-        <w:rPr>
-          <w:rFonts w:hint="eastAsia"/>
-        </w:rPr>
-        <w:t>&gt;</w:t>
-      </w:r>
-      <w:r>
-        <w:t xml:space="preserve"> </w:t>
-      </w:r>
-      <w:r>
-        <w:rPr>
-          <w:rFonts w:hint="eastAsia"/>
-        </w:rPr>
-        <w:t>2</w:t>
-      </w:r>
-      <w:r>
-        <w:t xml:space="preserve"> </w:t>
-      </w:r>
-      <w:r>
-        <w:t>Related Works</w:t>
-      </w:r>
-      <w:r>
-        <w:t xml:space="preserve"> </w:t>
-      </w:r>
-      <w:r>
-        <w:rPr>
-          <w:rFonts w:hint="eastAsia"/>
-        </w:rPr>
-        <w:t>&gt;</w:t>
-      </w:r>
-      <w:r>
-        <w:t xml:space="preserve"> Abstract</w:t>
-      </w:r>
-    </w:p>
-    <w:p>
-      <w:r>
-        <w:t>Acknowledgments</w:t>
-      </w:r>
-      <w:r>
-        <w:rPr>
-          <w:rFonts w:hint="eastAsia"/>
-        </w:rPr>
-        <w:t>致謝、</w:t>
-      </w:r>
-      <w:r>
-        <w:rPr>
-          <w:rFonts w:hint="eastAsia"/>
-        </w:rPr>
-        <w:t>R</w:t>
-      </w:r>
-      <w:r>
-        <w:t>eference</w:t>
-      </w:r>
-    </w:p>
-    <w:p/>
-    <w:p>
-      <w:r>
-        <w:rPr>
-          <w:rFonts w:hint="eastAsia"/>
-        </w:rPr>
-        <w:t>題目：</w:t>
-      </w:r>
-    </w:p>
-    <w:p/>
-    <w:p>
-      <w:r>
-        <w:t>Abstract</w:t>
-      </w:r>
-    </w:p>
-    <w:p>
-      <w:pPr>
-        <w:rPr>
-          <w:rFonts w:hint="eastAsia"/>
-        </w:rPr>
-      </w:pPr>
-    </w:p>
-    <w:p>
-      <w:r>
-        <w:rPr>
-          <w:rFonts w:hint="eastAsia"/>
-        </w:rPr>
-        <w:t>1</w:t>
-      </w:r>
-      <w:r>
-        <w:t xml:space="preserve"> introduction</w:t>
-      </w:r>
-    </w:p>
-    <w:p/>
-    <w:p>
-      <w:r>
-        <w:rPr>
-          <w:rFonts w:hint="eastAsia"/>
-        </w:rPr>
-        <w:t>2</w:t>
-      </w:r>
-      <w:r>
-        <w:t xml:space="preserve"> </w:t>
-      </w:r>
-      <w:r>
-        <w:t>Related Works</w:t>
-      </w:r>
-    </w:p>
-    <w:p/>
-    <w:p>
-      <w:r>
-        <w:rPr>
-          <w:rFonts w:hint="eastAsia"/>
-        </w:rPr>
-        <w:t>3</w:t>
-      </w:r>
-      <w:r>
-        <w:t xml:space="preserve"> proposed method</w:t>
-      </w:r>
-      <w:r>
-        <w:rPr>
-          <w:rFonts w:hint="eastAsia"/>
-        </w:rPr>
-        <w:t>(</w:t>
-      </w:r>
-      <w:r>
-        <w:rPr>
-          <w:rFonts w:hint="eastAsia"/>
-        </w:rPr>
-        <w:t>提出的方法</w:t>
-      </w:r>
-      <w:r>
-        <w:rPr>
-          <w:rFonts w:hint="eastAsia"/>
-        </w:rPr>
-        <w:t>)</w:t>
-      </w:r>
-    </w:p>
-    <w:p>
+        <w:rPr>
+          <w:rFonts w:hint="eastAsia"/>
+          <w:noProof/>
+        </w:rPr>
+        <w:drawing>
+          <wp:inline distT="0" distB="0" distL="0" distR="0" wp14:anchorId="3CF58AD8" wp14:editId="39D27068">
+            <wp:extent cx="5257800" cy="1771650"/>
+            <wp:effectExtent l="0" t="0" r="0" b="0"/>
+            <wp:docPr id="2" name="圖片 2"/>
+            <wp:cNvGraphicFramePr>
+              <a:graphicFrameLocks xmlns:a="http://schemas.openxmlformats.org/drawingml/2006/main" noChangeAspect="1"/>
+            </wp:cNvGraphicFramePr>
+            <a:graphic xmlns:a="http://schemas.openxmlformats.org/drawingml/2006/main">
+              <a:graphicData uri="http://schemas.openxmlformats.org/drawingml/2006/picture">
+                <pic:pic xmlns:pic="http://schemas.openxmlformats.org/drawingml/2006/picture">
+                  <pic:nvPicPr>
+                    <pic:cNvPr id="0" name="Picture 7"/>
+                    <pic:cNvPicPr>
+                      <a:picLocks noChangeAspect="1" noChangeArrowheads="1"/>
+                    </pic:cNvPicPr>
+                  </pic:nvPicPr>
+                  <pic:blipFill rotWithShape="1">
+                    <a:blip r:embed="rId7" cstate="print">
+                      <a:extLst>
+                        <a:ext uri="{28A0092B-C50C-407E-A947-70E740481C1C}">
+                          <a14:useLocalDpi xmlns:a14="http://schemas.microsoft.com/office/drawing/2010/main" val="0"/>
+                        </a:ext>
+                      </a:extLst>
+                    </a:blip>
+                    <a:srcRect t="9269"/>
+                    <a:stretch/>
+                  </pic:blipFill>
+                  <pic:spPr bwMode="auto">
+                    <a:xfrm>
+                      <a:off x="0" y="0"/>
+                      <a:ext cx="5257800" cy="1771650"/>
+                    </a:xfrm>
+                    <a:prstGeom prst="rect">
+                      <a:avLst/>
+                    </a:prstGeom>
+                    <a:noFill/>
+                    <a:ln>
+                      <a:noFill/>
+                    </a:ln>
+                    <a:extLst>
+                      <a:ext uri="{53640926-AAD7-44D8-BBD7-CCE9431645EC}">
+                        <a14:shadowObscured xmlns:a14="http://schemas.microsoft.com/office/drawing/2010/main"/>
+                      </a:ext>
+                    </a:extLst>
+                  </pic:spPr>
+                </pic:pic>
+              </a:graphicData>
+            </a:graphic>
+          </wp:inline>
+        </w:drawing>
+      </w:r>
+    </w:p>
+    <w:p>
+      <w:pPr>
+        <w:jc w:val="center"/>
+        <w:rPr>
+          <w:rFonts w:hint="eastAsia"/>
+        </w:rPr>
+      </w:pPr>
+      <w:r>
+        <w:rPr>
+          <w:rFonts w:hint="eastAsia"/>
+        </w:rPr>
+        <w:t>圖</w:t>
+      </w:r>
+      <w:r>
+        <w:rPr>
+          <w:rFonts w:hint="eastAsia"/>
+        </w:rPr>
+        <w:t>？</w:t>
+      </w:r>
       <w:bookmarkStart w:id="0" w:name="_GoBack"/>
       <w:bookmarkEnd w:id="0"/>
-    </w:p>
+      <w:r>
+        <w:rPr>
+          <w:rFonts w:hint="eastAsia"/>
+        </w:rPr>
+        <w:t>、研究流程圖</w:t>
+      </w:r>
+    </w:p>
+    <w:p>
+      <w:pPr>
+        <w:widowControl/>
+        <w:spacing w:before="100" w:beforeAutospacing="1" w:after="100" w:afterAutospacing="1" w:line="240" w:lineRule="auto"/>
+        <w:rPr>
+          <w:rFonts w:ascii="新細明體" w:eastAsia="新細明體" w:hAnsi="新細明體" w:cs="新細明體"/>
+          <w:kern w:val="0"/>
+          <w14:ligatures w14:val="none"/>
+        </w:rPr>
+      </w:pPr>
+      <w:r>
+        <w:rPr>
+          <w:rFonts w:ascii="新細明體" w:eastAsia="新細明體" w:hAnsi="新細明體" w:cs="新細明體"/>
+          <w:kern w:val="0"/>
+          <w14:ligatures w14:val="none"/>
+        </w:rPr>
+        <w:t>目前 Project 裡只有流程圖</w:t>
+      </w:r>
+      <w:proofErr w:type="gramStart"/>
+      <w:r>
+        <w:rPr>
+          <w:rFonts w:ascii="新細明體" w:eastAsia="新細明體" w:hAnsi="新細明體" w:cs="新細明體"/>
+          <w:kern w:val="0"/>
+          <w14:ligatures w14:val="none"/>
+        </w:rPr>
+        <w:t>（</w:t>
+      </w:r>
+      <w:proofErr w:type="gramEnd"/>
+      <w:r>
+        <w:rPr>
+          <w:rFonts w:ascii="新細明體" w:eastAsia="新細明體" w:hAnsi="新細明體" w:cs="新細明體"/>
+          <w:kern w:val="0"/>
+          <w14:ligatures w14:val="none"/>
+        </w:rPr>
+        <w:t>最終流程圖_1007.png</w:t>
+      </w:r>
+      <w:proofErr w:type="gramStart"/>
+      <w:r>
+        <w:rPr>
+          <w:rFonts w:ascii="新細明體" w:eastAsia="新細明體" w:hAnsi="新細明體" w:cs="新細明體"/>
+          <w:kern w:val="0"/>
+          <w14:ligatures w14:val="none"/>
+        </w:rPr>
+        <w:t>）</w:t>
+      </w:r>
+      <w:proofErr w:type="gramEnd"/>
+      <w:r>
+        <w:rPr>
+          <w:rFonts w:ascii="新細明體" w:eastAsia="新細明體" w:hAnsi="新細明體" w:cs="新細明體"/>
+          <w:kern w:val="0"/>
+          <w14:ligatures w14:val="none"/>
+        </w:rPr>
+        <w:t>，沒有看到其他上傳的論文或原稿。若你有參考論文或實驗細節（資料集數量、像素間距、訓練參數、ground truth 怎麼量），請再上傳，我會補進去。先依流程圖寫一版方法草稿，缺的地方用【 】標示：</w:t>
+      </w:r>
+    </w:p>
+    <w:p>
+      <w:pPr>
+        <w:widowControl/>
+        <w:spacing w:after="0" w:line="240" w:lineRule="auto"/>
+        <w:rPr>
+          <w:rFonts w:ascii="新細明體" w:eastAsia="新細明體" w:hAnsi="新細明體" w:cs="新細明體"/>
+          <w:kern w:val="0"/>
+          <w14:ligatures w14:val="none"/>
+        </w:rPr>
+      </w:pPr>
+      <w:r>
+        <w:rPr>
+          <w:rFonts w:ascii="新細明體" w:eastAsia="新細明體" w:hAnsi="新細明體" w:cs="新細明體"/>
+          <w:kern w:val="0"/>
+          <w14:ligatures w14:val="none"/>
+        </w:rPr>
+        <w:pict w14:anchorId="2ABA3C91">
+          <v:rect id="_x0000_i1025" style="width:0;height:1.5pt" o:hralign="center" o:hrstd="t" o:hr="t" fillcolor="#a0a0a0" stroked="f"/>
+        </w:pict>
+      </w:r>
+    </w:p>
+    <w:p>
+      <w:pPr>
+        <w:widowControl/>
+        <w:spacing w:before="100" w:beforeAutospacing="1" w:after="100" w:afterAutospacing="1" w:line="240" w:lineRule="auto"/>
+        <w:outlineLvl w:val="1"/>
+        <w:rPr>
+          <w:rFonts w:ascii="新細明體" w:eastAsia="新細明體" w:hAnsi="新細明體" w:cs="新細明體"/>
+          <w:b/>
+          <w:bCs/>
+          <w:kern w:val="0"/>
+          <w:sz w:val="36"/>
+          <w:szCs w:val="36"/>
+          <w14:ligatures w14:val="none"/>
+        </w:rPr>
+      </w:pPr>
+      <w:r>
+        <w:rPr>
+          <w:rFonts w:ascii="新細明體" w:eastAsia="新細明體" w:hAnsi="新細明體" w:cs="新細明體"/>
+          <w:b/>
+          <w:bCs/>
+          <w:kern w:val="0"/>
+          <w:sz w:val="36"/>
+          <w:szCs w:val="36"/>
+          <w14:ligatures w14:val="none"/>
+        </w:rPr>
+        <w:t>方法</w:t>
+      </w:r>
+    </w:p>
+    <w:p>
+      <w:pPr>
+        <w:widowControl/>
+        <w:spacing w:before="100" w:beforeAutospacing="1" w:after="100" w:afterAutospacing="1" w:line="240" w:lineRule="auto"/>
+        <w:outlineLvl w:val="2"/>
+        <w:rPr>
+          <w:rFonts w:ascii="新細明體" w:eastAsia="新細明體" w:hAnsi="新細明體" w:cs="新細明體"/>
+          <w:b/>
+          <w:bCs/>
+          <w:kern w:val="0"/>
+          <w:sz w:val="27"/>
+          <w:szCs w:val="27"/>
+          <w14:ligatures w14:val="none"/>
+        </w:rPr>
+      </w:pPr>
+      <w:r>
+        <w:rPr>
+          <w:rFonts w:ascii="新細明體" w:eastAsia="新細明體" w:hAnsi="新細明體" w:cs="新細明體"/>
+          <w:b/>
+          <w:bCs/>
+          <w:kern w:val="0"/>
+          <w:sz w:val="27"/>
+          <w:szCs w:val="27"/>
+          <w14:ligatures w14:val="none"/>
+        </w:rPr>
+        <w:lastRenderedPageBreak/>
+        <w:t>1. 研究流程概述</w:t>
+      </w:r>
+    </w:p>
+    <w:p>
+      <w:pPr>
+        <w:widowControl/>
+        <w:spacing w:before="100" w:beforeAutospacing="1" w:after="100" w:afterAutospacing="1" w:line="240" w:lineRule="auto"/>
+        <w:rPr>
+          <w:rFonts w:ascii="新細明體" w:eastAsia="新細明體" w:hAnsi="新細明體" w:cs="新細明體"/>
+          <w:kern w:val="0"/>
+          <w14:ligatures w14:val="none"/>
+        </w:rPr>
+      </w:pPr>
+      <w:r>
+        <w:rPr>
+          <w:rFonts w:ascii="新細明體" w:eastAsia="新細明體" w:hAnsi="新細明體" w:cs="新細明體"/>
+          <w:kern w:val="0"/>
+          <w14:ligatures w14:val="none"/>
+        </w:rPr>
+        <w:t>本研究提出一套根尖X光影像的牙齒長度自動估測流程，如圖1所示，共分為四個階段：(1) 影像前處理；(2) 牙齒分割模型訓練與推論（區塊A）；(3) 像素長度轉換為實際長度（區塊B）；(4) 臨床與安全性評估。</w:t>
+      </w:r>
+    </w:p>
+    <w:p>
+      <w:pPr>
+        <w:widowControl/>
+        <w:spacing w:before="100" w:beforeAutospacing="1" w:after="100" w:afterAutospacing="1" w:line="240" w:lineRule="auto"/>
+        <w:outlineLvl w:val="2"/>
+        <w:rPr>
+          <w:rFonts w:ascii="新細明體" w:eastAsia="新細明體" w:hAnsi="新細明體" w:cs="新細明體"/>
+          <w:b/>
+          <w:bCs/>
+          <w:kern w:val="0"/>
+          <w:sz w:val="27"/>
+          <w:szCs w:val="27"/>
+          <w14:ligatures w14:val="none"/>
+        </w:rPr>
+      </w:pPr>
+      <w:r>
+        <w:rPr>
+          <w:rFonts w:ascii="新細明體" w:eastAsia="新細明體" w:hAnsi="新細明體" w:cs="新細明體"/>
+          <w:b/>
+          <w:bCs/>
+          <w:kern w:val="0"/>
+          <w:sz w:val="27"/>
+          <w:szCs w:val="27"/>
+          <w14:ligatures w14:val="none"/>
+        </w:rPr>
+        <w:t>2. 資料來源與前處理</w:t>
+      </w:r>
+    </w:p>
+    <w:p>
+      <w:pPr>
+        <w:widowControl/>
+        <w:spacing w:before="100" w:beforeAutospacing="1" w:after="100" w:afterAutospacing="1" w:line="240" w:lineRule="auto"/>
+        <w:rPr>
+          <w:rFonts w:ascii="新細明體" w:eastAsia="新細明體" w:hAnsi="新細明體" w:cs="新細明體"/>
+          <w:kern w:val="0"/>
+          <w14:ligatures w14:val="none"/>
+        </w:rPr>
+      </w:pPr>
+      <w:r>
+        <w:rPr>
+          <w:rFonts w:ascii="新細明體" w:eastAsia="新細明體" w:hAnsi="新細明體" w:cs="新細明體"/>
+          <w:kern w:val="0"/>
+          <w14:ligatures w14:val="none"/>
+        </w:rPr>
+        <w:t>本研究使用【來源機構】提供之根尖X光影像共【N】張，影像解析度為【W×H】，像素間距為【x mm/pixel】。所有</w:t>
+      </w:r>
+      <w:proofErr w:type="gramStart"/>
+      <w:r>
+        <w:rPr>
+          <w:rFonts w:ascii="新細明體" w:eastAsia="新細明體" w:hAnsi="新細明體" w:cs="新細明體"/>
+          <w:kern w:val="0"/>
+          <w14:ligatures w14:val="none"/>
+        </w:rPr>
+        <w:t>影像均經【倫理審查／去識別化說明】</w:t>
+      </w:r>
+      <w:proofErr w:type="gramEnd"/>
+      <w:r>
+        <w:rPr>
+          <w:rFonts w:ascii="新細明體" w:eastAsia="新細明體" w:hAnsi="新細明體" w:cs="新細明體"/>
+          <w:kern w:val="0"/>
+          <w14:ligatures w14:val="none"/>
+        </w:rPr>
+        <w:t>。為改善根尖區域對比度不足的問題，先以限制對比自適應</w:t>
+      </w:r>
+      <w:proofErr w:type="gramStart"/>
+      <w:r>
+        <w:rPr>
+          <w:rFonts w:ascii="新細明體" w:eastAsia="新細明體" w:hAnsi="新細明體" w:cs="新細明體"/>
+          <w:kern w:val="0"/>
+          <w14:ligatures w14:val="none"/>
+        </w:rPr>
+        <w:t>直方圖</w:t>
+      </w:r>
+      <w:proofErr w:type="gramEnd"/>
+      <w:r>
+        <w:rPr>
+          <w:rFonts w:ascii="新細明體" w:eastAsia="新細明體" w:hAnsi="新細明體" w:cs="新細明體"/>
+          <w:kern w:val="0"/>
+          <w14:ligatures w14:val="none"/>
+        </w:rPr>
+        <w:t>均衡化（Contrast Limited Adaptive Histogram Equalization, CLAHE）進行前處理，參數設定為 clip limit =【 】、tile grid size =【 】，以增強牙根邊緣與周圍齒槽骨的灰階差異，利於後續分割。</w:t>
+      </w:r>
+    </w:p>
+    <w:p>
+      <w:pPr>
+        <w:widowControl/>
+        <w:spacing w:before="100" w:beforeAutospacing="1" w:after="100" w:afterAutospacing="1" w:line="240" w:lineRule="auto"/>
+        <w:outlineLvl w:val="2"/>
+        <w:rPr>
+          <w:rFonts w:ascii="新細明體" w:eastAsia="新細明體" w:hAnsi="新細明體" w:cs="新細明體"/>
+          <w:b/>
+          <w:bCs/>
+          <w:kern w:val="0"/>
+          <w:sz w:val="27"/>
+          <w:szCs w:val="27"/>
+          <w14:ligatures w14:val="none"/>
+        </w:rPr>
+      </w:pPr>
+      <w:r>
+        <w:rPr>
+          <w:rFonts w:ascii="新細明體" w:eastAsia="新細明體" w:hAnsi="新細明體" w:cs="新細明體"/>
+          <w:b/>
+          <w:bCs/>
+          <w:kern w:val="0"/>
+          <w:sz w:val="27"/>
+          <w:szCs w:val="27"/>
+          <w14:ligatures w14:val="none"/>
+        </w:rPr>
+        <w:t>3. 牙齒分割（區塊A）</w:t>
+      </w:r>
+    </w:p>
+    <w:p>
+      <w:pPr>
+        <w:widowControl/>
+        <w:spacing w:before="100" w:beforeAutospacing="1" w:after="100" w:afterAutospacing="1" w:line="240" w:lineRule="auto"/>
+        <w:rPr>
+          <w:rFonts w:ascii="新細明體" w:eastAsia="新細明體" w:hAnsi="新細明體" w:cs="新細明體"/>
+          <w:kern w:val="0"/>
+          <w14:ligatures w14:val="none"/>
+        </w:rPr>
+      </w:pPr>
+      <w:r>
+        <w:rPr>
+          <w:rFonts w:ascii="新細明體" w:eastAsia="新細明體" w:hAnsi="新細明體" w:cs="新細明體"/>
+          <w:b/>
+          <w:bCs/>
+          <w:kern w:val="0"/>
+          <w14:ligatures w14:val="none"/>
+        </w:rPr>
+        <w:t>3.1 標</w:t>
+      </w:r>
+      <w:proofErr w:type="gramStart"/>
+      <w:r>
+        <w:rPr>
+          <w:rFonts w:ascii="新細明體" w:eastAsia="新細明體" w:hAnsi="新細明體" w:cs="新細明體"/>
+          <w:b/>
+          <w:bCs/>
+          <w:kern w:val="0"/>
+          <w14:ligatures w14:val="none"/>
+        </w:rPr>
+        <w:t>註</w:t>
+      </w:r>
+      <w:proofErr w:type="gramEnd"/>
+      <w:r>
+        <w:rPr>
+          <w:rFonts w:ascii="新細明體" w:eastAsia="新細明體" w:hAnsi="新細明體" w:cs="新細明體"/>
+          <w:kern w:val="0"/>
+          <w14:ligatures w14:val="none"/>
+        </w:rPr>
+        <w:t xml:space="preserve">　由</w:t>
+      </w:r>
+      <w:proofErr w:type="gramStart"/>
+      <w:r>
+        <w:rPr>
+          <w:rFonts w:ascii="新細明體" w:eastAsia="新細明體" w:hAnsi="新細明體" w:cs="新細明體"/>
+          <w:kern w:val="0"/>
+          <w14:ligatures w14:val="none"/>
+        </w:rPr>
+        <w:t>【</w:t>
+      </w:r>
+      <w:proofErr w:type="gramEnd"/>
+      <w:r>
+        <w:rPr>
+          <w:rFonts w:ascii="新細明體" w:eastAsia="新細明體" w:hAnsi="新細明體" w:cs="新細明體"/>
+          <w:kern w:val="0"/>
+          <w14:ligatures w14:val="none"/>
+        </w:rPr>
+        <w:t>標</w:t>
+      </w:r>
+      <w:proofErr w:type="gramStart"/>
+      <w:r>
+        <w:rPr>
+          <w:rFonts w:ascii="新細明體" w:eastAsia="新細明體" w:hAnsi="新細明體" w:cs="新細明體"/>
+          <w:kern w:val="0"/>
+          <w14:ligatures w14:val="none"/>
+        </w:rPr>
+        <w:t>註</w:t>
+      </w:r>
+      <w:proofErr w:type="gramEnd"/>
+      <w:r>
+        <w:rPr>
+          <w:rFonts w:ascii="新細明體" w:eastAsia="新細明體" w:hAnsi="新細明體" w:cs="新細明體"/>
+          <w:kern w:val="0"/>
+          <w14:ligatures w14:val="none"/>
+        </w:rPr>
+        <w:t>者身分與人數，如：一位牙醫師</w:t>
+      </w:r>
+      <w:proofErr w:type="gramStart"/>
+      <w:r>
+        <w:rPr>
+          <w:rFonts w:ascii="新細明體" w:eastAsia="新細明體" w:hAnsi="新細明體" w:cs="新細明體"/>
+          <w:kern w:val="0"/>
+          <w14:ligatures w14:val="none"/>
+        </w:rPr>
+        <w:t>】</w:t>
+      </w:r>
+      <w:proofErr w:type="gramEnd"/>
+      <w:r>
+        <w:rPr>
+          <w:rFonts w:ascii="新細明體" w:eastAsia="新細明體" w:hAnsi="新細明體" w:cs="新細明體"/>
+          <w:kern w:val="0"/>
+          <w14:ligatures w14:val="none"/>
+        </w:rPr>
+        <w:t>使用【標註工具】以多邊形方式標</w:t>
+      </w:r>
+      <w:proofErr w:type="gramStart"/>
+      <w:r>
+        <w:rPr>
+          <w:rFonts w:ascii="新細明體" w:eastAsia="新細明體" w:hAnsi="新細明體" w:cs="新細明體"/>
+          <w:kern w:val="0"/>
+          <w14:ligatures w14:val="none"/>
+        </w:rPr>
+        <w:t>註</w:t>
+      </w:r>
+      <w:proofErr w:type="gramEnd"/>
+      <w:r>
+        <w:rPr>
+          <w:rFonts w:ascii="新細明體" w:eastAsia="新細明體" w:hAnsi="新細明體" w:cs="新細明體"/>
+          <w:kern w:val="0"/>
+          <w14:ligatures w14:val="none"/>
+        </w:rPr>
+        <w:t>影像中所有牙齒的輪廓（segmentation mask），【若有多位標註者請補一致性檢驗方式】。資料依</w:t>
+      </w:r>
+      <w:proofErr w:type="gramStart"/>
+      <w:r>
+        <w:rPr>
+          <w:rFonts w:ascii="新細明體" w:eastAsia="新細明體" w:hAnsi="新細明體" w:cs="新細明體"/>
+          <w:kern w:val="0"/>
+          <w14:ligatures w14:val="none"/>
+        </w:rPr>
+        <w:t>【</w:t>
+      </w:r>
+      <w:proofErr w:type="gramEnd"/>
+      <w:r>
+        <w:rPr>
+          <w:rFonts w:ascii="新細明體" w:eastAsia="新細明體" w:hAnsi="新細明體" w:cs="新細明體"/>
+          <w:kern w:val="0"/>
+          <w14:ligatures w14:val="none"/>
+        </w:rPr>
+        <w:t>比例，如 7:2:1</w:t>
+      </w:r>
+      <w:proofErr w:type="gramStart"/>
+      <w:r>
+        <w:rPr>
+          <w:rFonts w:ascii="新細明體" w:eastAsia="新細明體" w:hAnsi="新細明體" w:cs="新細明體"/>
+          <w:kern w:val="0"/>
+          <w14:ligatures w14:val="none"/>
+        </w:rPr>
+        <w:t>】</w:t>
+      </w:r>
+      <w:proofErr w:type="gramEnd"/>
+      <w:r>
+        <w:rPr>
+          <w:rFonts w:ascii="新細明體" w:eastAsia="新細明體" w:hAnsi="新細明體" w:cs="新細明體"/>
+          <w:kern w:val="0"/>
+          <w14:ligatures w14:val="none"/>
+        </w:rPr>
+        <w:t>隨機劃分為訓練、驗證與測試集。</w:t>
+      </w:r>
+    </w:p>
+    <w:p>
+      <w:pPr>
+        <w:widowControl/>
+        <w:spacing w:before="100" w:beforeAutospacing="1" w:after="100" w:afterAutospacing="1" w:line="240" w:lineRule="auto"/>
+        <w:rPr>
+          <w:rFonts w:ascii="新細明體" w:eastAsia="新細明體" w:hAnsi="新細明體" w:cs="新細明體"/>
+          <w:kern w:val="0"/>
+          <w14:ligatures w14:val="none"/>
+        </w:rPr>
+      </w:pPr>
+      <w:r>
+        <w:rPr>
+          <w:rFonts w:ascii="新細明體" w:eastAsia="新細明體" w:hAnsi="新細明體" w:cs="新細明體"/>
+          <w:b/>
+          <w:bCs/>
+          <w:kern w:val="0"/>
+          <w14:ligatures w14:val="none"/>
+        </w:rPr>
+        <w:t>3.2 模型</w:t>
+      </w:r>
+      <w:r>
+        <w:rPr>
+          <w:rFonts w:ascii="新細明體" w:eastAsia="新細明體" w:hAnsi="新細明體" w:cs="新細明體"/>
+          <w:kern w:val="0"/>
+          <w14:ligatures w14:val="none"/>
+        </w:rPr>
+        <w:t xml:space="preserve">　採用 YOLOv11 的實例分割版本（YOLO-seg）進行牙齒遮罩預測。模型以【預訓練權重，如 COCO】初始化，輸入影像尺寸為【 】，批次大小【 】，訓練【 】</w:t>
+      </w:r>
+      <w:proofErr w:type="gramStart"/>
+      <w:r>
+        <w:rPr>
+          <w:rFonts w:ascii="新細明體" w:eastAsia="新細明體" w:hAnsi="新細明體" w:cs="新細明體"/>
+          <w:kern w:val="0"/>
+          <w14:ligatures w14:val="none"/>
+        </w:rPr>
+        <w:t>個</w:t>
+      </w:r>
+      <w:proofErr w:type="gramEnd"/>
+      <w:r>
+        <w:rPr>
+          <w:rFonts w:ascii="新細明體" w:eastAsia="新細明體" w:hAnsi="新細明體" w:cs="新細明體"/>
+          <w:kern w:val="0"/>
+          <w14:ligatures w14:val="none"/>
+        </w:rPr>
+        <w:t xml:space="preserve"> epoch，</w:t>
+      </w:r>
+      <w:proofErr w:type="gramStart"/>
+      <w:r>
+        <w:rPr>
+          <w:rFonts w:ascii="新細明體" w:eastAsia="新細明體" w:hAnsi="新細明體" w:cs="新細明體"/>
+          <w:kern w:val="0"/>
+          <w14:ligatures w14:val="none"/>
+        </w:rPr>
+        <w:t>優化器</w:t>
+      </w:r>
+      <w:proofErr w:type="gramEnd"/>
+      <w:r>
+        <w:rPr>
+          <w:rFonts w:ascii="新細明體" w:eastAsia="新細明體" w:hAnsi="新細明體" w:cs="新細明體"/>
+          <w:kern w:val="0"/>
+          <w14:ligatures w14:val="none"/>
+        </w:rPr>
+        <w:t>為【 】，學習率【 】，並使用【資料增強方式，如水平翻轉、亮度調整】。訓練時以驗證集 mAP50</w:t>
+      </w:r>
+      <w:proofErr w:type="gramStart"/>
+      <w:r>
+        <w:rPr>
+          <w:rFonts w:ascii="新細明體" w:eastAsia="新細明體" w:hAnsi="新細明體" w:cs="新細明體"/>
+          <w:kern w:val="0"/>
+          <w14:ligatures w14:val="none"/>
+        </w:rPr>
+        <w:t>–</w:t>
+      </w:r>
+      <w:proofErr w:type="gramEnd"/>
+      <w:r>
+        <w:rPr>
+          <w:rFonts w:ascii="新細明體" w:eastAsia="新細明體" w:hAnsi="新細明體" w:cs="新細明體"/>
+          <w:kern w:val="0"/>
+          <w14:ligatures w14:val="none"/>
+        </w:rPr>
+        <w:t>95 作為模型選擇依據。</w:t>
+      </w:r>
+    </w:p>
+    <w:p>
+      <w:pPr>
+        <w:widowControl/>
+        <w:spacing w:before="100" w:beforeAutospacing="1" w:after="100" w:afterAutospacing="1" w:line="240" w:lineRule="auto"/>
+        <w:outlineLvl w:val="2"/>
+        <w:rPr>
+          <w:rFonts w:ascii="新細明體" w:eastAsia="新細明體" w:hAnsi="新細明體" w:cs="新細明體"/>
+          <w:b/>
+          <w:bCs/>
+          <w:kern w:val="0"/>
+          <w:sz w:val="27"/>
+          <w:szCs w:val="27"/>
+          <w14:ligatures w14:val="none"/>
+        </w:rPr>
+      </w:pPr>
+      <w:r>
+        <w:rPr>
+          <w:rFonts w:ascii="新細明體" w:eastAsia="新細明體" w:hAnsi="新細明體" w:cs="新細明體"/>
+          <w:b/>
+          <w:bCs/>
+          <w:kern w:val="0"/>
+          <w:sz w:val="27"/>
+          <w:szCs w:val="27"/>
+          <w14:ligatures w14:val="none"/>
+        </w:rPr>
+        <w:t>4. 實際長度轉換（區塊B）</w:t>
+      </w:r>
+    </w:p>
+    <w:p>
+      <w:pPr>
+        <w:widowControl/>
+        <w:spacing w:before="100" w:beforeAutospacing="1" w:after="100" w:afterAutospacing="1" w:line="240" w:lineRule="auto"/>
+        <w:rPr>
+          <w:rFonts w:ascii="新細明體" w:eastAsia="新細明體" w:hAnsi="新細明體" w:cs="新細明體"/>
+          <w:kern w:val="0"/>
+          <w14:ligatures w14:val="none"/>
+        </w:rPr>
+      </w:pPr>
+      <w:r>
+        <w:rPr>
+          <w:rFonts w:ascii="新細明體" w:eastAsia="新細明體" w:hAnsi="新細明體" w:cs="新細明體"/>
+          <w:kern w:val="0"/>
+          <w14:ligatures w14:val="none"/>
+        </w:rPr>
+        <w:t>由預測遮罩計算牙齒長度：先取遮罩的【主軸／最小外接矩形長邊／最遠兩點距離】作為牙齒的像素長度，再乘以像素間距換算為毫米。考量根尖X光影像的放大效應與遮罩邊緣的系統性高估，本研究將換算後長度扣除 0.5 mm 作為最終估測值，此</w:t>
+      </w:r>
+      <w:proofErr w:type="gramStart"/>
+      <w:r>
+        <w:rPr>
+          <w:rFonts w:ascii="新細明體" w:eastAsia="新細明體" w:hAnsi="新細明體" w:cs="新細明體"/>
+          <w:kern w:val="0"/>
+          <w14:ligatures w14:val="none"/>
+        </w:rPr>
+        <w:t>修正值係依【</w:t>
+      </w:r>
+      <w:proofErr w:type="gramEnd"/>
+      <w:r>
+        <w:rPr>
+          <w:rFonts w:ascii="新細明體" w:eastAsia="新細明體" w:hAnsi="新細明體" w:cs="新細明體"/>
+          <w:kern w:val="0"/>
+          <w14:ligatures w14:val="none"/>
+        </w:rPr>
+        <w:t>來源：先導實驗／文獻</w:t>
+      </w:r>
+      <w:proofErr w:type="gramStart"/>
+      <w:r>
+        <w:rPr>
+          <w:rFonts w:ascii="新細明體" w:eastAsia="新細明體" w:hAnsi="新細明體" w:cs="新細明體"/>
+          <w:kern w:val="0"/>
+          <w14:ligatures w14:val="none"/>
+        </w:rPr>
+        <w:t>】</w:t>
+      </w:r>
+      <w:proofErr w:type="gramEnd"/>
+      <w:r>
+        <w:rPr>
+          <w:rFonts w:ascii="新細明體" w:eastAsia="新細明體" w:hAnsi="新細明體" w:cs="新細明體"/>
+          <w:kern w:val="0"/>
+          <w14:ligatures w14:val="none"/>
+        </w:rPr>
+        <w:t>決定。</w:t>
+      </w:r>
+    </w:p>
+    <w:p>
+      <w:pPr>
+        <w:widowControl/>
+        <w:spacing w:before="100" w:beforeAutospacing="1" w:after="100" w:afterAutospacing="1" w:line="240" w:lineRule="auto"/>
+        <w:outlineLvl w:val="2"/>
+        <w:rPr>
+          <w:rFonts w:ascii="新細明體" w:eastAsia="新細明體" w:hAnsi="新細明體" w:cs="新細明體"/>
+          <w:b/>
+          <w:bCs/>
+          <w:kern w:val="0"/>
+          <w:sz w:val="27"/>
+          <w:szCs w:val="27"/>
+          <w14:ligatures w14:val="none"/>
+        </w:rPr>
+      </w:pPr>
+      <w:r>
+        <w:rPr>
+          <w:rFonts w:ascii="新細明體" w:eastAsia="新細明體" w:hAnsi="新細明體" w:cs="新細明體"/>
+          <w:b/>
+          <w:bCs/>
+          <w:kern w:val="0"/>
+          <w:sz w:val="27"/>
+          <w:szCs w:val="27"/>
+          <w14:ligatures w14:val="none"/>
+        </w:rPr>
+        <w:t>5. 評估指標</w:t>
+      </w:r>
+    </w:p>
+    <w:p>
+      <w:pPr>
+        <w:widowControl/>
+        <w:spacing w:before="100" w:beforeAutospacing="1" w:after="100" w:afterAutospacing="1" w:line="240" w:lineRule="auto"/>
+        <w:rPr>
+          <w:rFonts w:ascii="新細明體" w:eastAsia="新細明體" w:hAnsi="新細明體" w:cs="新細明體"/>
+          <w:kern w:val="0"/>
+          <w14:ligatures w14:val="none"/>
+        </w:rPr>
+      </w:pPr>
+      <w:r>
+        <w:rPr>
+          <w:rFonts w:ascii="新細明體" w:eastAsia="新細明體" w:hAnsi="新細明體" w:cs="新細明體"/>
+          <w:kern w:val="0"/>
+          <w14:ligatures w14:val="none"/>
+        </w:rPr>
+        <w:t>以</w:t>
+      </w:r>
+      <w:proofErr w:type="gramStart"/>
+      <w:r>
+        <w:rPr>
+          <w:rFonts w:ascii="新細明體" w:eastAsia="新細明體" w:hAnsi="新細明體" w:cs="新細明體"/>
+          <w:kern w:val="0"/>
+          <w14:ligatures w14:val="none"/>
+        </w:rPr>
+        <w:t>【</w:t>
+      </w:r>
+      <w:proofErr w:type="gramEnd"/>
+      <w:r>
+        <w:rPr>
+          <w:rFonts w:ascii="新細明體" w:eastAsia="新細明體" w:hAnsi="新細明體" w:cs="新細明體"/>
+          <w:kern w:val="0"/>
+          <w14:ligatures w14:val="none"/>
+        </w:rPr>
+        <w:t>ground truth 來源，如：臨床實際量測之工作長度／牙醫師手動量測</w:t>
+      </w:r>
+      <w:proofErr w:type="gramStart"/>
+      <w:r>
+        <w:rPr>
+          <w:rFonts w:ascii="新細明體" w:eastAsia="新細明體" w:hAnsi="新細明體" w:cs="新細明體"/>
+          <w:kern w:val="0"/>
+          <w14:ligatures w14:val="none"/>
+        </w:rPr>
+        <w:t>】</w:t>
+      </w:r>
+      <w:proofErr w:type="gramEnd"/>
+      <w:r>
+        <w:rPr>
+          <w:rFonts w:ascii="新細明體" w:eastAsia="新細明體" w:hAnsi="新細明體" w:cs="新細明體"/>
+          <w:kern w:val="0"/>
+          <w14:ligatures w14:val="none"/>
+        </w:rPr>
+        <w:t>為基準，計算：</w:t>
+      </w:r>
+    </w:p>
+    <w:p>
+      <w:pPr>
+        <w:widowControl/>
+        <w:numPr>
+          <w:ilvl w:val="0"/>
+          <w:numId w:val="1"/>
+        </w:numPr>
+        <w:spacing w:before="100" w:beforeAutospacing="1" w:after="100" w:afterAutospacing="1" w:line="240" w:lineRule="auto"/>
+        <w:rPr>
+          <w:rFonts w:ascii="新細明體" w:eastAsia="新細明體" w:hAnsi="新細明體" w:cs="新細明體"/>
+          <w:kern w:val="0"/>
+          <w14:ligatures w14:val="none"/>
+        </w:rPr>
+      </w:pPr>
+      <w:r>
+        <w:rPr>
+          <w:rFonts w:ascii="新細明體" w:eastAsia="新細明體" w:hAnsi="新細明體" w:cs="新細明體"/>
+          <w:b/>
+          <w:bCs/>
+          <w:kern w:val="0"/>
+          <w14:ligatures w14:val="none"/>
+        </w:rPr>
+        <w:t>平均絕對誤差（MAE）</w:t>
+      </w:r>
+      <w:r>
+        <w:rPr>
+          <w:rFonts w:ascii="新細明體" w:eastAsia="新細明體" w:hAnsi="新細明體" w:cs="新細明體"/>
+          <w:kern w:val="0"/>
+          <w14:ligatures w14:val="none"/>
+        </w:rPr>
+        <w:t>：預測長度與實際</w:t>
+      </w:r>
+      <w:proofErr w:type="gramStart"/>
+      <w:r>
+        <w:rPr>
+          <w:rFonts w:ascii="新細明體" w:eastAsia="新細明體" w:hAnsi="新細明體" w:cs="新細明體"/>
+          <w:kern w:val="0"/>
+          <w14:ligatures w14:val="none"/>
+        </w:rPr>
+        <w:t>長度差值絕對值</w:t>
+      </w:r>
+      <w:proofErr w:type="gramEnd"/>
+      <w:r>
+        <w:rPr>
+          <w:rFonts w:ascii="新細明體" w:eastAsia="新細明體" w:hAnsi="新細明體" w:cs="新細明體"/>
+          <w:kern w:val="0"/>
+          <w14:ligatures w14:val="none"/>
+        </w:rPr>
+        <w:t>之平均。</w:t>
+      </w:r>
+    </w:p>
+    <w:p>
+      <w:pPr>
+        <w:widowControl/>
+        <w:numPr>
+          <w:ilvl w:val="0"/>
+          <w:numId w:val="1"/>
+        </w:numPr>
+        <w:spacing w:before="100" w:beforeAutospacing="1" w:after="100" w:afterAutospacing="1" w:line="240" w:lineRule="auto"/>
+        <w:rPr>
+          <w:rFonts w:ascii="新細明體" w:eastAsia="新細明體" w:hAnsi="新細明體" w:cs="新細明體"/>
+          <w:kern w:val="0"/>
+          <w14:ligatures w14:val="none"/>
+        </w:rPr>
+      </w:pPr>
+      <w:r>
+        <w:rPr>
+          <w:rFonts w:ascii="新細明體" w:eastAsia="新細明體" w:hAnsi="新細明體" w:cs="新細明體"/>
+          <w:b/>
+          <w:bCs/>
+          <w:kern w:val="0"/>
+          <w14:ligatures w14:val="none"/>
+        </w:rPr>
+        <w:lastRenderedPageBreak/>
+        <w:t>理想比率</w:t>
+      </w:r>
+      <w:r>
+        <w:rPr>
+          <w:rFonts w:ascii="新細明體" w:eastAsia="新細明體" w:hAnsi="新細明體" w:cs="新細明體"/>
+          <w:kern w:val="0"/>
+          <w14:ligatures w14:val="none"/>
+        </w:rPr>
+        <w:t>：預測誤差落在【±x mm】臨床可接受範圍內的比例。</w:t>
+      </w:r>
+    </w:p>
+    <w:p>
+      <w:pPr>
+        <w:widowControl/>
+        <w:numPr>
+          <w:ilvl w:val="0"/>
+          <w:numId w:val="1"/>
+        </w:numPr>
+        <w:spacing w:before="100" w:beforeAutospacing="1" w:after="100" w:afterAutospacing="1" w:line="240" w:lineRule="auto"/>
+        <w:rPr>
+          <w:rFonts w:ascii="新細明體" w:eastAsia="新細明體" w:hAnsi="新細明體" w:cs="新細明體"/>
+          <w:kern w:val="0"/>
+          <w14:ligatures w14:val="none"/>
+        </w:rPr>
+      </w:pPr>
+      <w:r>
+        <w:rPr>
+          <w:rFonts w:ascii="新細明體" w:eastAsia="新細明體" w:hAnsi="新細明體" w:cs="新細明體"/>
+          <w:b/>
+          <w:bCs/>
+          <w:kern w:val="0"/>
+          <w14:ligatures w14:val="none"/>
+        </w:rPr>
+        <w:t>過長率</w:t>
+      </w:r>
+      <w:r>
+        <w:rPr>
+          <w:rFonts w:ascii="新細明體" w:eastAsia="新細明體" w:hAnsi="新細明體" w:cs="新細明體"/>
+          <w:kern w:val="0"/>
+          <w14:ligatures w14:val="none"/>
+        </w:rPr>
+        <w:t>：預測長度超過實際長度【x mm】以上的比例，用以評估因高估造成超出根尖的安全風險。</w:t>
+      </w:r>
+      <w:r>
+        <w:rPr>
+          <w:rFonts w:ascii="新細明體" w:eastAsia="新細明體" w:hAnsi="新細明體" w:cs="新細明體"/>
+          <w:kern w:val="0"/>
+          <w14:ligatures w14:val="none"/>
+        </w:rPr>
+        <w:br/>
+        <w:t>分割效能另以 mAP50 與 mAP50</w:t>
+      </w:r>
+      <w:proofErr w:type="gramStart"/>
+      <w:r>
+        <w:rPr>
+          <w:rFonts w:ascii="新細明體" w:eastAsia="新細明體" w:hAnsi="新細明體" w:cs="新細明體"/>
+          <w:kern w:val="0"/>
+          <w14:ligatures w14:val="none"/>
+        </w:rPr>
+        <w:t>–</w:t>
+      </w:r>
+      <w:proofErr w:type="gramEnd"/>
+      <w:r>
+        <w:rPr>
+          <w:rFonts w:ascii="新細明體" w:eastAsia="新細明體" w:hAnsi="新細明體" w:cs="新細明體"/>
+          <w:kern w:val="0"/>
+          <w14:ligatures w14:val="none"/>
+        </w:rPr>
+        <w:t>95 報告。</w:t>
+      </w:r>
+    </w:p>
+    <w:p/>
     <w:p>
       <w:r>
         <w:rPr>
@@ -350,11 +1229,6 @@
     </w:p>
     <w:p/>
     <w:p>
-      <w:pPr>
-        <w:rPr>
-          <w:rFonts w:hint="eastAsia"/>
-        </w:rPr>
-      </w:pPr>
       <w:r>
         <w:rPr>
           <w:rFonts w:hint="eastAsia"/>
@@ -378,6 +1252,213 @@
     </w:sectPr>
   </w:body>
 </w:document>
+</file>
+
+<file path=word/endnotes.xml><?xml version="1.0" encoding="utf-8"?>
+<w:endnotes xmlns:wpc="http://schemas.microsoft.com/office/word/2010/wordprocessingCanvas" xmlns:cx="http://schemas.microsoft.com/office/drawing/2014/chartex" xmlns:cx1="http://schemas.microsoft.com/office/drawing/2015/9/8/chartex" xmlns:cx2="http://schemas.microsoft.com/office/drawing/2015/10/21/chartex" xmlns:cx3="http://schemas.microsoft.com/office/drawing/2016/5/9/chartex" xmlns:cx4="http://schemas.microsoft.com/office/drawing/2016/5/10/chartex" xmlns:cx5="http://schemas.microsoft.com/office/drawing/2016/5/11/chartex" xmlns:cx6="http://schemas.microsoft.com/office/drawing/2016/5/12/chartex" xmlns:cx7="http://schemas.microsoft.com/office/drawing/2016/5/13/chartex" xmlns:cx8="http://schemas.microsoft.com/office/drawing/2016/5/14/chartex" xmlns:mc="http://schemas.openxmlformats.org/markup-compatibility/2006" xmlns:aink="http://schemas.microsoft.com/office/drawing/2016/ink" xmlns:am3d="http://schemas.microsoft.com/office/drawing/2017/model3d" xmlns:o="urn:schemas-microsoft-com:office:office" xmlns:r="http://schemas.openxmlformats.org/officeDocument/2006/relationships" xmlns:m="http://schemas.openxmlformats.org/officeDocument/2006/math" xmlns:v="urn:schemas-microsoft-com:vml" xmlns:wp14="http://schemas.microsoft.com/office/word/2010/wordprocessingDrawing" xmlns:wp="http://schemas.openxmlformats.org/drawingml/2006/wordprocessingDrawing" xmlns:w10="urn:schemas-microsoft-com:office:word" xmlns:w="http://schemas.openxmlformats.org/wordprocessingml/2006/main" xmlns:w14="http://schemas.microsoft.com/office/word/2010/wordml" xmlns:w15="http://schemas.microsoft.com/office/word/2012/wordml" xmlns:w16cid="http://schemas.microsoft.com/office/word/2016/wordml/cid" xmlns:w16se="http://schemas.microsoft.com/office/word/2015/wordml/symex" xmlns:wpg="http://schemas.microsoft.com/office/word/2010/wordprocessingGroup" xmlns:wpi="http://schemas.microsoft.com/office/word/2010/wordprocessingInk" xmlns:wne="http://schemas.microsoft.com/office/word/2006/wordml" xmlns:wps="http://schemas.microsoft.com/office/word/2010/wordprocessingShape" mc:Ignorable="w14 w15 w16se w16cid wp14">
+  <w:endnote w:type="separator" w:id="-1">
+    <w:p>
+      <w:pPr>
+        <w:spacing w:after="0" w:line="240" w:lineRule="auto"/>
+      </w:pPr>
+      <w:r>
+        <w:separator/>
+      </w:r>
+    </w:p>
+  </w:endnote>
+  <w:endnote w:type="continuationSeparator" w:id="0">
+    <w:p>
+      <w:pPr>
+        <w:spacing w:after="0" w:line="240" w:lineRule="auto"/>
+      </w:pPr>
+      <w:r>
+        <w:continuationSeparator/>
+      </w:r>
+    </w:p>
+  </w:endnote>
+</w:endnotes>
+</file>
+
+<file path=word/footnotes.xml><?xml version="1.0" encoding="utf-8"?>
+<w:footnotes xmlns:wpc="http://schemas.microsoft.com/office/word/2010/wordprocessingCanvas" xmlns:cx="http://schemas.microsoft.com/office/drawing/2014/chartex" xmlns:cx1="http://schemas.microsoft.com/office/drawing/2015/9/8/chartex" xmlns:cx2="http://schemas.microsoft.com/office/drawing/2015/10/21/chartex" xmlns:cx3="http://schemas.microsoft.com/office/drawing/2016/5/9/chartex" xmlns:cx4="http://schemas.microsoft.com/office/drawing/2016/5/10/chartex" xmlns:cx5="http://schemas.microsoft.com/office/drawing/2016/5/11/chartex" xmlns:cx6="http://schemas.microsoft.com/office/drawing/2016/5/12/chartex" xmlns:cx7="http://schemas.microsoft.com/office/drawing/2016/5/13/chartex" xmlns:cx8="http://schemas.microsoft.com/office/drawing/2016/5/14/chartex" xmlns:mc="http://schemas.openxmlformats.org/markup-compatibility/2006" xmlns:aink="http://schemas.microsoft.com/office/drawing/2016/ink" xmlns:am3d="http://schemas.microsoft.com/office/drawing/2017/model3d" xmlns:o="urn:schemas-microsoft-com:office:office" xmlns:r="http://schemas.openxmlformats.org/officeDocument/2006/relationships" xmlns:m="http://schemas.openxmlformats.org/officeDocument/2006/math" xmlns:v="urn:schemas-microsoft-com:vml" xmlns:wp14="http://schemas.microsoft.com/office/word/2010/wordprocessingDrawing" xmlns:wp="http://schemas.openxmlformats.org/drawingml/2006/wordprocessingDrawing" xmlns:w10="urn:schemas-microsoft-com:office:word" xmlns:w="http://schemas.openxmlformats.org/wordprocessingml/2006/main" xmlns:w14="http://schemas.microsoft.com/office/word/2010/wordml" xmlns:w15="http://schemas.microsoft.com/office/word/2012/wordml" xmlns:w16cid="http://schemas.microsoft.com/office/word/2016/wordml/cid" xmlns:w16se="http://schemas.microsoft.com/office/word/2015/wordml/symex" xmlns:wpg="http://schemas.microsoft.com/office/word/2010/wordprocessingGroup" xmlns:wpi="http://schemas.microsoft.com/office/word/2010/wordprocessingInk" xmlns:wne="http://schemas.microsoft.com/office/word/2006/wordml" xmlns:wps="http://schemas.microsoft.com/office/word/2010/wordprocessingShape" mc:Ignorable="w14 w15 w16se w16cid wp14">
+  <w:footnote w:type="separator" w:id="-1">
+    <w:p>
+      <w:pPr>
+        <w:spacing w:after="0" w:line="240" w:lineRule="auto"/>
+      </w:pPr>
+      <w:r>
+        <w:separator/>
+      </w:r>
+    </w:p>
+  </w:footnote>
+  <w:footnote w:type="continuationSeparator" w:id="0">
+    <w:p>
+      <w:pPr>
+        <w:spacing w:after="0" w:line="240" w:lineRule="auto"/>
+      </w:pPr>
+      <w:r>
+        <w:continuationSeparator/>
+      </w:r>
+    </w:p>
+  </w:footnote>
+</w:footnotes>
+</file>
+
+<file path=word/numbering.xml><?xml version="1.0" encoding="utf-8"?>
+<w:numbering xmlns:wpc="http://schemas.microsoft.com/office/word/2010/wordprocessingCanvas" xmlns:cx="http://schemas.microsoft.com/office/drawing/2014/chartex" xmlns:cx1="http://schemas.microsoft.com/office/drawing/2015/9/8/chartex" xmlns:cx2="http://schemas.microsoft.com/office/drawing/2015/10/21/chartex" xmlns:cx3="http://schemas.microsoft.com/office/drawing/2016/5/9/chartex" xmlns:cx4="http://schemas.microsoft.com/office/drawing/2016/5/10/chartex" xmlns:cx5="http://schemas.microsoft.com/office/drawing/2016/5/11/chartex" xmlns:cx6="http://schemas.microsoft.com/office/drawing/2016/5/12/chartex" xmlns:cx7="http://schemas.microsoft.com/office/drawing/2016/5/13/chartex" xmlns:cx8="http://schemas.microsoft.com/office/drawing/2016/5/14/chartex" xmlns:mc="http://schemas.openxmlformats.org/markup-compatibility/2006" xmlns:aink="http://schemas.microsoft.com/office/drawing/2016/ink" xmlns:am3d="http://schemas.microsoft.com/office/drawing/2017/model3d" xmlns:o="urn:schemas-microsoft-com:office:office" xmlns:r="http://schemas.openxmlformats.org/officeDocument/2006/relationships" xmlns:m="http://schemas.openxmlformats.org/officeDocument/2006/math" xmlns:v="urn:schemas-microsoft-com:vml" xmlns:wp14="http://schemas.microsoft.com/office/word/2010/wordprocessingDrawing" xmlns:wp="http://schemas.openxmlformats.org/drawingml/2006/wordprocessingDrawing" xmlns:w10="urn:schemas-microsoft-com:office:word" xmlns:w="http://schemas.openxmlformats.org/wordprocessingml/2006/main" xmlns:w14="http://schemas.microsoft.com/office/word/2010/wordml" xmlns:w15="http://schemas.microsoft.com/office/word/2012/wordml" xmlns:w16cid="http://schemas.microsoft.com/office/word/2016/wordml/cid" xmlns:w16se="http://schemas.microsoft.com/office/word/2015/wordml/symex" xmlns:wpg="http://schemas.microsoft.com/office/word/2010/wordprocessingGroup" xmlns:wpi="http://schemas.microsoft.com/office/word/2010/wordprocessingInk" xmlns:wne="http://schemas.microsoft.com/office/word/2006/wordml" xmlns:wps="http://schemas.microsoft.com/office/word/2010/wordprocessingShape" mc:Ignorable="w14 w15 w16se w16cid wp14">
+  <w:abstractNum w:abstractNumId="0" w15:restartNumberingAfterBreak="0">
+    <w:nsid w:val="116508B4"/>
+    <w:multiLevelType w:val="multilevel"/>
+    <w:tmpl w:val="3B7C7230"/>
+    <w:lvl w:ilvl="0">
+      <w:start w:val="1"/>
+      <w:numFmt w:val="bullet"/>
+      <w:lvlText w:val=""/>
+      <w:lvlJc w:val="left"/>
+      <w:pPr>
+        <w:tabs>
+          <w:tab w:val="num" w:pos="720"/>
+        </w:tabs>
+        <w:ind w:left="720" w:hanging="360"/>
+      </w:pPr>
+      <w:rPr>
+        <w:rFonts w:ascii="Symbol" w:hAnsi="Symbol" w:hint="default"/>
+        <w:sz w:val="20"/>
+      </w:rPr>
+    </w:lvl>
+    <w:lvl w:ilvl="1" w:tentative="1">
+      <w:start w:val="1"/>
+      <w:numFmt w:val="bullet"/>
+      <w:lvlText w:val="o"/>
+      <w:lvlJc w:val="left"/>
+      <w:pPr>
+        <w:tabs>
+          <w:tab w:val="num" w:pos="1440"/>
+        </w:tabs>
+        <w:ind w:left="1440" w:hanging="360"/>
+      </w:pPr>
+      <w:rPr>
+        <w:rFonts w:ascii="Courier New" w:hAnsi="Courier New" w:hint="default"/>
+        <w:sz w:val="20"/>
+      </w:rPr>
+    </w:lvl>
+    <w:lvl w:ilvl="2" w:tentative="1">
+      <w:start w:val="1"/>
+      <w:numFmt w:val="bullet"/>
+      <w:lvlText w:val=""/>
+      <w:lvlJc w:val="left"/>
+      <w:pPr>
+        <w:tabs>
+          <w:tab w:val="num" w:pos="2160"/>
+        </w:tabs>
+        <w:ind w:left="2160" w:hanging="360"/>
+      </w:pPr>
+      <w:rPr>
+        <w:rFonts w:ascii="Wingdings" w:hAnsi="Wingdings" w:hint="default"/>
+        <w:sz w:val="20"/>
+      </w:rPr>
+    </w:lvl>
+    <w:lvl w:ilvl="3" w:tentative="1">
+      <w:start w:val="1"/>
+      <w:numFmt w:val="bullet"/>
+      <w:lvlText w:val=""/>
+      <w:lvlJc w:val="left"/>
+      <w:pPr>
+        <w:tabs>
+          <w:tab w:val="num" w:pos="2880"/>
+        </w:tabs>
+        <w:ind w:left="2880" w:hanging="360"/>
+      </w:pPr>
+      <w:rPr>
+        <w:rFonts w:ascii="Wingdings" w:hAnsi="Wingdings" w:hint="default"/>
+        <w:sz w:val="20"/>
+      </w:rPr>
+    </w:lvl>
+    <w:lvl w:ilvl="4" w:tentative="1">
+      <w:start w:val="1"/>
+      <w:numFmt w:val="bullet"/>
+      <w:lvlText w:val=""/>
+      <w:lvlJc w:val="left"/>
+      <w:pPr>
+        <w:tabs>
+          <w:tab w:val="num" w:pos="3600"/>
+        </w:tabs>
+        <w:ind w:left="3600" w:hanging="360"/>
+      </w:pPr>
+      <w:rPr>
+        <w:rFonts w:ascii="Wingdings" w:hAnsi="Wingdings" w:hint="default"/>
+        <w:sz w:val="20"/>
+      </w:rPr>
+    </w:lvl>
+    <w:lvl w:ilvl="5" w:tentative="1">
+      <w:start w:val="1"/>
+      <w:numFmt w:val="bullet"/>
+      <w:lvlText w:val=""/>
+      <w:lvlJc w:val="left"/>
+      <w:pPr>
+        <w:tabs>
+          <w:tab w:val="num" w:pos="4320"/>
+        </w:tabs>
+        <w:ind w:left="4320" w:hanging="360"/>
+      </w:pPr>
+      <w:rPr>
+        <w:rFonts w:ascii="Wingdings" w:hAnsi="Wingdings" w:hint="default"/>
+        <w:sz w:val="20"/>
+      </w:rPr>
+    </w:lvl>
+    <w:lvl w:ilvl="6" w:tentative="1">
+      <w:start w:val="1"/>
+      <w:numFmt w:val="bullet"/>
+      <w:lvlText w:val=""/>
+      <w:lvlJc w:val="left"/>
+      <w:pPr>
+        <w:tabs>
+          <w:tab w:val="num" w:pos="5040"/>
+        </w:tabs>
+        <w:ind w:left="5040" w:hanging="360"/>
+      </w:pPr>
+      <w:rPr>
+        <w:rFonts w:ascii="Wingdings" w:hAnsi="Wingdings" w:hint="default"/>
+        <w:sz w:val="20"/>
+      </w:rPr>
+    </w:lvl>
+    <w:lvl w:ilvl="7" w:tentative="1">
+      <w:start w:val="1"/>
+      <w:numFmt w:val="bullet"/>
+      <w:lvlText w:val=""/>
+      <w:lvlJc w:val="left"/>
+      <w:pPr>
+        <w:tabs>
+          <w:tab w:val="num" w:pos="5760"/>
+        </w:tabs>
+        <w:ind w:left="5760" w:hanging="360"/>
+      </w:pPr>
+      <w:rPr>
+        <w:rFonts w:ascii="Wingdings" w:hAnsi="Wingdings" w:hint="default"/>
+        <w:sz w:val="20"/>
+      </w:rPr>
+    </w:lvl>
+    <w:lvl w:ilvl="8" w:tentative="1">
+      <w:start w:val="1"/>
+      <w:numFmt w:val="bullet"/>
+      <w:lvlText w:val=""/>
+      <w:lvlJc w:val="left"/>
+      <w:pPr>
+        <w:tabs>
+          <w:tab w:val="num" w:pos="6480"/>
+        </w:tabs>
+        <w:ind w:left="6480" w:hanging="360"/>
+      </w:pPr>
+      <w:rPr>
+        <w:rFonts w:ascii="Wingdings" w:hAnsi="Wingdings" w:hint="default"/>
+        <w:sz w:val="20"/>
+      </w:rPr>
+    </w:lvl>
+  </w:abstractNum>
+  <w:num w:numId="1">
+    <w:abstractNumId w:val="0"/>
+  </w:num>
+</w:numbering>
 </file>
 
 <file path=word/styles.xml><?xml version="1.0" encoding="utf-8"?>
@@ -783,6 +1864,50 @@
       <w:widowControl w:val="0"/>
     </w:pPr>
   </w:style>
+  <w:style w:type="paragraph" w:styleId="2">
+    <w:name w:val="heading 2"/>
+    <w:basedOn w:val="a"/>
+    <w:link w:val="20"/>
+    <w:uiPriority w:val="9"/>
+    <w:qFormat/>
+    <w:rsid w:val="00380754"/>
+    <w:pPr>
+      <w:widowControl/>
+      <w:spacing w:before="100" w:beforeAutospacing="1" w:after="100" w:afterAutospacing="1" w:line="240" w:lineRule="auto"/>
+      <w:outlineLvl w:val="1"/>
+    </w:pPr>
+    <w:rPr>
+      <w:rFonts w:ascii="新細明體" w:eastAsia="新細明體" w:hAnsi="新細明體" w:cs="新細明體"/>
+      <w:b/>
+      <w:bCs/>
+      <w:kern w:val="0"/>
+      <w:sz w:val="36"/>
+      <w:szCs w:val="36"/>
+      <w14:ligatures w14:val="none"/>
+    </w:rPr>
+  </w:style>
+  <w:style w:type="paragraph" w:styleId="3">
+    <w:name w:val="heading 3"/>
+    <w:basedOn w:val="a"/>
+    <w:link w:val="30"/>
+    <w:uiPriority w:val="9"/>
+    <w:qFormat/>
+    <w:rsid w:val="00380754"/>
+    <w:pPr>
+      <w:widowControl/>
+      <w:spacing w:before="100" w:beforeAutospacing="1" w:after="100" w:afterAutospacing="1" w:line="240" w:lineRule="auto"/>
+      <w:outlineLvl w:val="2"/>
+    </w:pPr>
+    <w:rPr>
+      <w:rFonts w:ascii="新細明體" w:eastAsia="新細明體" w:hAnsi="新細明體" w:cs="新細明體"/>
+      <w:b/>
+      <w:bCs/>
+      <w:kern w:val="0"/>
+      <w:sz w:val="27"/>
+      <w:szCs w:val="27"/>
+      <w14:ligatures w14:val="none"/>
+    </w:rPr>
+  </w:style>
   <w:style w:type="character" w:default="1" w:styleId="a0">
     <w:name w:val="Default Paragraph Font"/>
     <w:uiPriority w:val="1"/>
@@ -809,6 +1934,126 @@
     <w:uiPriority w:val="99"/>
     <w:semiHidden/>
     <w:unhideWhenUsed/>
+  </w:style>
+  <w:style w:type="paragraph" w:styleId="a3">
+    <w:name w:val="header"/>
+    <w:basedOn w:val="a"/>
+    <w:link w:val="a4"/>
+    <w:uiPriority w:val="99"/>
+    <w:unhideWhenUsed/>
+    <w:rsid w:val="00380754"/>
+    <w:pPr>
+      <w:tabs>
+        <w:tab w:val="center" w:pos="4153"/>
+        <w:tab w:val="right" w:pos="8306"/>
+      </w:tabs>
+      <w:snapToGrid w:val="0"/>
+    </w:pPr>
+    <w:rPr>
+      <w:sz w:val="20"/>
+      <w:szCs w:val="20"/>
+    </w:rPr>
+  </w:style>
+  <w:style w:type="character" w:customStyle="1" w:styleId="a4">
+    <w:name w:val="頁首 字元"/>
+    <w:basedOn w:val="a0"/>
+    <w:link w:val="a3"/>
+    <w:uiPriority w:val="99"/>
+    <w:rsid w:val="00380754"/>
+    <w:rPr>
+      <w:sz w:val="20"/>
+      <w:szCs w:val="20"/>
+    </w:rPr>
+  </w:style>
+  <w:style w:type="paragraph" w:styleId="a5">
+    <w:name w:val="footer"/>
+    <w:basedOn w:val="a"/>
+    <w:link w:val="a6"/>
+    <w:uiPriority w:val="99"/>
+    <w:unhideWhenUsed/>
+    <w:rsid w:val="00380754"/>
+    <w:pPr>
+      <w:tabs>
+        <w:tab w:val="center" w:pos="4153"/>
+        <w:tab w:val="right" w:pos="8306"/>
+      </w:tabs>
+      <w:snapToGrid w:val="0"/>
+    </w:pPr>
+    <w:rPr>
+      <w:sz w:val="20"/>
+      <w:szCs w:val="20"/>
+    </w:rPr>
+  </w:style>
+  <w:style w:type="character" w:customStyle="1" w:styleId="a6">
+    <w:name w:val="頁尾 字元"/>
+    <w:basedOn w:val="a0"/>
+    <w:link w:val="a5"/>
+    <w:uiPriority w:val="99"/>
+    <w:rsid w:val="00380754"/>
+    <w:rPr>
+      <w:sz w:val="20"/>
+      <w:szCs w:val="20"/>
+    </w:rPr>
+  </w:style>
+  <w:style w:type="character" w:customStyle="1" w:styleId="20">
+    <w:name w:val="標題 2 字元"/>
+    <w:basedOn w:val="a0"/>
+    <w:link w:val="2"/>
+    <w:uiPriority w:val="9"/>
+    <w:rsid w:val="00380754"/>
+    <w:rPr>
+      <w:rFonts w:ascii="新細明體" w:eastAsia="新細明體" w:hAnsi="新細明體" w:cs="新細明體"/>
+      <w:b/>
+      <w:bCs/>
+      <w:kern w:val="0"/>
+      <w:sz w:val="36"/>
+      <w:szCs w:val="36"/>
+      <w14:ligatures w14:val="none"/>
+    </w:rPr>
+  </w:style>
+  <w:style w:type="character" w:customStyle="1" w:styleId="30">
+    <w:name w:val="標題 3 字元"/>
+    <w:basedOn w:val="a0"/>
+    <w:link w:val="3"/>
+    <w:uiPriority w:val="9"/>
+    <w:rsid w:val="00380754"/>
+    <w:rPr>
+      <w:rFonts w:ascii="新細明體" w:eastAsia="新細明體" w:hAnsi="新細明體" w:cs="新細明體"/>
+      <w:b/>
+      <w:bCs/>
+      <w:kern w:val="0"/>
+      <w:sz w:val="27"/>
+      <w:szCs w:val="27"/>
+      <w14:ligatures w14:val="none"/>
+    </w:rPr>
+  </w:style>
+  <w:style w:type="paragraph" w:styleId="Web">
+    <w:name w:val="Normal (Web)"/>
+    <w:basedOn w:val="a"/>
+    <w:uiPriority w:val="99"/>
+    <w:semiHidden/>
+    <w:unhideWhenUsed/>
+    <w:rsid w:val="00380754"/>
+    <w:pPr>
+      <w:widowControl/>
+      <w:spacing w:before="100" w:beforeAutospacing="1" w:after="100" w:afterAutospacing="1" w:line="240" w:lineRule="auto"/>
+    </w:pPr>
+    <w:rPr>
+      <w:rFonts w:ascii="新細明體" w:eastAsia="新細明體" w:hAnsi="新細明體" w:cs="新細明體"/>
+      <w:kern w:val="0"/>
+      <w14:ligatures w14:val="none"/>
+    </w:rPr>
+  </w:style>
+  <w:style w:type="character" w:styleId="a7">
+    <w:name w:val="Strong"/>
+    <w:basedOn w:val="a0"/>
+    <w:uiPriority w:val="22"/>
+    <w:qFormat/>
+    <w:rsid w:val="00380754"/>
+    <w:rPr>
+      <w:b/>
+      <w:bCs/>
+    </w:rPr>
   </w:style>
 </w:styles>
 </file>

--- a/論文/第二篇的中文稿.docx
+++ b/論文/第二篇的中文稿.docx
@@ -206,11 +206,47 @@
     </w:p>
     <w:p/>
     <w:p>
-      <w:r>
-        <w:rPr>
-          <w:rFonts w:hint="eastAsia"/>
-        </w:rPr>
-        <w:t>題目：</w:t>
+      <w:pPr>
+        <w:jc w:val="center"/>
+        <w:rPr>
+          <w:rFonts w:hint="eastAsia"/>
+        </w:rPr>
+      </w:pPr>
+      <w:r>
+        <w:rPr>
+          <w:rStyle w:val="a7"/>
+        </w:rPr>
+        <w:t>根尖</w:t>
+      </w:r>
+      <w:r>
+        <w:rPr>
+          <w:rStyle w:val="a7"/>
+        </w:rPr>
+        <w:t>X</w:t>
+      </w:r>
+      <w:r>
+        <w:rPr>
+          <w:rStyle w:val="a7"/>
+        </w:rPr>
+        <w:t>光影像之根尖定位與牙根長度估計：</w:t>
+      </w:r>
+      <w:proofErr w:type="gramStart"/>
+      <w:r>
+        <w:rPr>
+          <w:rStyle w:val="a7"/>
+        </w:rPr>
+        <w:t>應用於根管</w:t>
+      </w:r>
+      <w:proofErr w:type="gramEnd"/>
+      <w:r>
+        <w:rPr>
+          <w:rStyle w:val="a7"/>
+        </w:rPr>
+        <w:t>治療術前評估</w:t>
+      </w:r>
+      <w:r>
+        <w:br/>
+        <w:t>Root Apex Localization and Root Length Estimation from Periapical Radiographs for Pre-Endodontic Assessment</w:t>
       </w:r>
     </w:p>
     <w:p/>
@@ -336,9 +372,6 @@
     <w:p>
       <w:pPr>
         <w:jc w:val="center"/>
-        <w:rPr>
-          <w:rFonts w:hint="eastAsia"/>
-        </w:rPr>
       </w:pPr>
       <w:r>
         <w:rPr>
@@ -352,117 +385,11 @@
         </w:rPr>
         <w:t>？</w:t>
       </w:r>
-      <w:bookmarkStart w:id="0" w:name="_GoBack"/>
-      <w:bookmarkEnd w:id="0"/>
       <w:r>
         <w:rPr>
           <w:rFonts w:hint="eastAsia"/>
         </w:rPr>
         <w:t>、研究流程圖</w:t>
-      </w:r>
-    </w:p>
-    <w:p>
-      <w:pPr>
-        <w:widowControl/>
-        <w:spacing w:before="100" w:beforeAutospacing="1" w:after="100" w:afterAutospacing="1" w:line="240" w:lineRule="auto"/>
-        <w:rPr>
-          <w:rFonts w:ascii="新細明體" w:eastAsia="新細明體" w:hAnsi="新細明體" w:cs="新細明體"/>
-          <w:kern w:val="0"/>
-          <w14:ligatures w14:val="none"/>
-        </w:rPr>
-      </w:pPr>
-      <w:r>
-        <w:rPr>
-          <w:rFonts w:ascii="新細明體" w:eastAsia="新細明體" w:hAnsi="新細明體" w:cs="新細明體"/>
-          <w:kern w:val="0"/>
-          <w14:ligatures w14:val="none"/>
-        </w:rPr>
-        <w:t>目前 Project 裡只有流程圖</w:t>
-      </w:r>
-      <w:proofErr w:type="gramStart"/>
-      <w:r>
-        <w:rPr>
-          <w:rFonts w:ascii="新細明體" w:eastAsia="新細明體" w:hAnsi="新細明體" w:cs="新細明體"/>
-          <w:kern w:val="0"/>
-          <w14:ligatures w14:val="none"/>
-        </w:rPr>
-        <w:t>（</w:t>
-      </w:r>
-      <w:proofErr w:type="gramEnd"/>
-      <w:r>
-        <w:rPr>
-          <w:rFonts w:ascii="新細明體" w:eastAsia="新細明體" w:hAnsi="新細明體" w:cs="新細明體"/>
-          <w:kern w:val="0"/>
-          <w14:ligatures w14:val="none"/>
-        </w:rPr>
-        <w:t>最終流程圖_1007.png</w:t>
-      </w:r>
-      <w:proofErr w:type="gramStart"/>
-      <w:r>
-        <w:rPr>
-          <w:rFonts w:ascii="新細明體" w:eastAsia="新細明體" w:hAnsi="新細明體" w:cs="新細明體"/>
-          <w:kern w:val="0"/>
-          <w14:ligatures w14:val="none"/>
-        </w:rPr>
-        <w:t>）</w:t>
-      </w:r>
-      <w:proofErr w:type="gramEnd"/>
-      <w:r>
-        <w:rPr>
-          <w:rFonts w:ascii="新細明體" w:eastAsia="新細明體" w:hAnsi="新細明體" w:cs="新細明體"/>
-          <w:kern w:val="0"/>
-          <w14:ligatures w14:val="none"/>
-        </w:rPr>
-        <w:t>，沒有看到其他上傳的論文或原稿。若你有參考論文或實驗細節（資料集數量、像素間距、訓練參數、ground truth 怎麼量），請再上傳，我會補進去。先依流程圖寫一版方法草稿，缺的地方用【 】標示：</w:t>
-      </w:r>
-    </w:p>
-    <w:p>
-      <w:pPr>
-        <w:widowControl/>
-        <w:spacing w:after="0" w:line="240" w:lineRule="auto"/>
-        <w:rPr>
-          <w:rFonts w:ascii="新細明體" w:eastAsia="新細明體" w:hAnsi="新細明體" w:cs="新細明體"/>
-          <w:kern w:val="0"/>
-          <w14:ligatures w14:val="none"/>
-        </w:rPr>
-      </w:pPr>
-      <w:r>
-        <w:rPr>
-          <w:rFonts w:ascii="新細明體" w:eastAsia="新細明體" w:hAnsi="新細明體" w:cs="新細明體"/>
-          <w:kern w:val="0"/>
-          <w14:ligatures w14:val="none"/>
-        </w:rPr>
-        <w:pict w14:anchorId="2ABA3C91">
-          <v:rect id="_x0000_i1025" style="width:0;height:1.5pt" o:hralign="center" o:hrstd="t" o:hr="t" fillcolor="#a0a0a0" stroked="f"/>
-        </w:pict>
-      </w:r>
-    </w:p>
-    <w:p>
-      <w:pPr>
-        <w:widowControl/>
-        <w:spacing w:before="100" w:beforeAutospacing="1" w:after="100" w:afterAutospacing="1" w:line="240" w:lineRule="auto"/>
-        <w:outlineLvl w:val="1"/>
-        <w:rPr>
-          <w:rFonts w:ascii="新細明體" w:eastAsia="新細明體" w:hAnsi="新細明體" w:cs="新細明體"/>
-          <w:b/>
-          <w:bCs/>
-          <w:kern w:val="0"/>
-          <w:sz w:val="36"/>
-          <w:szCs w:val="36"/>
-          <w14:ligatures w14:val="none"/>
-        </w:rPr>
-      </w:pPr>
-      <w:r>
-        <w:rPr>
-          <w:rFonts w:ascii="新細明體" w:eastAsia="新細明體" w:hAnsi="新細明體" w:cs="新細明體"/>
-          <w:b/>
-          <w:bCs/>
-          <w:kern w:val="0"/>
-          <w:sz w:val="36"/>
-          <w:szCs w:val="36"/>
-          <w14:ligatures w14:val="none"/>
-        </w:rPr>
-        <w:t>方法</w:t>
       </w:r>
     </w:p>
     <w:p>
@@ -490,7 +417,6 @@
           <w:szCs w:val="27"/>
           <w14:ligatures w14:val="none"/>
         </w:rPr>
-        <w:lastRenderedPageBreak/>
         <w:t>1. 研究流程概述</w:t>
       </w:r>
     </w:p>
@@ -538,6 +464,7 @@
           <w:szCs w:val="27"/>
           <w14:ligatures w14:val="none"/>
         </w:rPr>
+        <w:lastRenderedPageBreak/>
         <w:t>2. 資料來源與前處理</w:t>
       </w:r>
     </w:p>
@@ -557,7 +484,47 @@
           <w:kern w:val="0"/>
           <w14:ligatures w14:val="none"/>
         </w:rPr>
-        <w:t>本研究使用【來源機構】提供之根尖X光影像共【N】張，影像解析度為【W×H】，像素間距為【x mm/pixel】。所有</w:t>
+        <w:t>本研究使用</w:t>
+      </w:r>
+      <w:r>
+        <w:rPr>
+          <w:rFonts w:ascii="新細明體" w:eastAsia="新細明體" w:hAnsi="新細明體" w:cs="新細明體" w:hint="eastAsia"/>
+          <w:kern w:val="0"/>
+          <w14:ligatures w14:val="none"/>
+        </w:rPr>
+        <w:t>林口長庚牙科一般牙科</w:t>
+      </w:r>
+      <w:r>
+        <w:rPr>
+          <w:rFonts w:ascii="新細明體" w:eastAsia="新細明體" w:hAnsi="新細明體" w:cs="新細明體"/>
+          <w:kern w:val="0"/>
+          <w14:ligatures w14:val="none"/>
+        </w:rPr>
+        <w:t>提供之根尖X光影像共</w:t>
+      </w:r>
+      <w:r>
+        <w:rPr>
+          <w:rFonts w:ascii="新細明體" w:eastAsia="新細明體" w:hAnsi="新細明體" w:cs="新細明體" w:hint="eastAsia"/>
+          <w:kern w:val="0"/>
+          <w14:ligatures w14:val="none"/>
+        </w:rPr>
+        <w:t>6</w:t>
+      </w:r>
+      <w:r>
+        <w:rPr>
+          <w:rFonts w:ascii="新細明體" w:eastAsia="新細明體" w:hAnsi="新細明體" w:cs="新細明體"/>
+          <w:kern w:val="0"/>
+          <w14:ligatures w14:val="none"/>
+        </w:rPr>
+        <w:t>7</w:t>
+      </w:r>
+      <w:r>
+        <w:rPr>
+          <w:rFonts w:ascii="新細明體" w:eastAsia="新細明體" w:hAnsi="新細明體" w:cs="新細明體"/>
+          <w:kern w:val="0"/>
+          <w14:ligatures w14:val="none"/>
+        </w:rPr>
+        <w:t>張，影像解析度為【W×H】，像素間距為【x mm/pixel】。所有</w:t>
       </w:r>
       <w:proofErr w:type="gramStart"/>
       <w:r>
@@ -593,7 +560,63 @@
           <w:kern w:val="0"/>
           <w14:ligatures w14:val="none"/>
         </w:rPr>
-        <w:t>均衡化（Contrast Limited Adaptive Histogram Equalization, CLAHE）進行前處理，參數設定為 clip limit =【 】、tile grid size =【 】，以增強牙根邊緣與周圍齒槽骨的灰階差異，利於後續分割。</w:t>
+        <w:t>均衡化（Contrast Limited Adaptive Histogram Equalization, CLAHE）進行前處理，參數設定為 clip limit =</w:t>
+      </w:r>
+      <w:r>
+        <w:rPr>
+          <w:rFonts w:ascii="新細明體" w:eastAsia="新細明體" w:hAnsi="新細明體" w:cs="新細明體" w:hint="eastAsia"/>
+          <w:kern w:val="0"/>
+          <w14:ligatures w14:val="none"/>
+        </w:rPr>
+        <w:t xml:space="preserve"> </w:t>
+      </w:r>
+      <w:r>
+        <w:rPr>
+          <w:rFonts w:ascii="新細明體" w:eastAsia="新細明體" w:hAnsi="新細明體" w:cs="新細明體"/>
+          <w:kern w:val="0"/>
+          <w14:ligatures w14:val="none"/>
+        </w:rPr>
+        <w:t>1.5</w:t>
+      </w:r>
+      <w:r>
+        <w:rPr>
+          <w:rFonts w:ascii="新細明體" w:eastAsia="新細明體" w:hAnsi="新細明體" w:cs="新細明體"/>
+          <w:kern w:val="0"/>
+          <w14:ligatures w14:val="none"/>
+        </w:rPr>
+        <w:t>、tile grid size =</w:t>
+      </w:r>
+      <w:r>
+        <w:rPr>
+          <w:rFonts w:ascii="新細明體" w:eastAsia="新細明體" w:hAnsi="新細明體" w:cs="新細明體" w:hint="eastAsia"/>
+          <w:kern w:val="0"/>
+          <w14:ligatures w14:val="none"/>
+        </w:rPr>
+        <w:t>（8</w:t>
+      </w:r>
+      <w:r>
+        <w:rPr>
+          <w:rFonts w:ascii="新細明體" w:eastAsia="新細明體" w:hAnsi="新細明體" w:cs="新細明體"/>
+          <w:kern w:val="0"/>
+          <w14:ligatures w14:val="none"/>
+        </w:rPr>
+        <w:t xml:space="preserve"> , 8</w:t>
+      </w:r>
+      <w:r>
+        <w:rPr>
+          <w:rFonts w:ascii="新細明體" w:eastAsia="新細明體" w:hAnsi="新細明體" w:cs="新細明體" w:hint="eastAsia"/>
+          <w:kern w:val="0"/>
+          <w14:ligatures w14:val="none"/>
+        </w:rPr>
+        <w:t>）</w:t>
+      </w:r>
+      <w:r>
+        <w:rPr>
+          <w:rFonts w:ascii="新細明體" w:eastAsia="新細明體" w:hAnsi="新細明體" w:cs="新細明體"/>
+          <w:kern w:val="0"/>
+          <w14:ligatures w14:val="none"/>
+        </w:rPr>
+        <w:t>，以增強牙根邊緣與周圍齒槽骨的灰階差異，利於後續分割。</w:t>
       </w:r>
     </w:p>
     <w:p>
@@ -716,7 +739,33 @@
           <w:kern w:val="0"/>
           <w14:ligatures w14:val="none"/>
         </w:rPr>
-        <w:t>使用【標註工具】以多邊形方式標</w:t>
+        <w:t>使用</w:t>
+      </w:r>
+      <w:proofErr w:type="spellStart"/>
+      <w:r>
+        <w:rPr>
+          <w:rFonts w:ascii="新細明體" w:eastAsia="新細明體" w:hAnsi="新細明體" w:cs="新細明體" w:hint="eastAsia"/>
+          <w:kern w:val="0"/>
+          <w14:ligatures w14:val="none"/>
+        </w:rPr>
+        <w:t>R</w:t>
+      </w:r>
+      <w:r>
+        <w:rPr>
+          <w:rFonts w:ascii="新細明體" w:eastAsia="新細明體" w:hAnsi="新細明體" w:cs="新細明體"/>
+          <w:kern w:val="0"/>
+          <w14:ligatures w14:val="none"/>
+        </w:rPr>
+        <w:t>oboFlow</w:t>
+      </w:r>
+      <w:proofErr w:type="spellEnd"/>
+      <w:r>
+        <w:rPr>
+          <w:rFonts w:ascii="新細明體" w:eastAsia="新細明體" w:hAnsi="新細明體" w:cs="新細明體"/>
+          <w:kern w:val="0"/>
+          <w14:ligatures w14:val="none"/>
+        </w:rPr>
+        <w:t>以多邊形方式標</w:t>
       </w:r>
       <w:proofErr w:type="gramStart"/>
       <w:r>
@@ -799,43 +848,129 @@
           <w:kern w:val="0"/>
           <w14:ligatures w14:val="none"/>
         </w:rPr>
-        <w:t xml:space="preserve">　採用 YOLOv11 的實例分割版本（YOLO-seg）進行牙齒遮罩預測。模型以【預訓練權重，如 COCO】初始化，輸入影像尺寸為【 】，批次大小【 】，訓練【 】</w:t>
-      </w:r>
-      <w:proofErr w:type="gramStart"/>
-      <w:r>
-        <w:rPr>
-          <w:rFonts w:ascii="新細明體" w:eastAsia="新細明體" w:hAnsi="新細明體" w:cs="新細明體"/>
-          <w:kern w:val="0"/>
-          <w14:ligatures w14:val="none"/>
-        </w:rPr>
-        <w:t>個</w:t>
-      </w:r>
-      <w:proofErr w:type="gramEnd"/>
-      <w:r>
-        <w:rPr>
-          <w:rFonts w:ascii="新細明體" w:eastAsia="新細明體" w:hAnsi="新細明體" w:cs="新細明體"/>
-          <w:kern w:val="0"/>
-          <w14:ligatures w14:val="none"/>
-        </w:rPr>
-        <w:t xml:space="preserve"> epoch，</w:t>
-      </w:r>
-      <w:proofErr w:type="gramStart"/>
-      <w:r>
-        <w:rPr>
-          <w:rFonts w:ascii="新細明體" w:eastAsia="新細明體" w:hAnsi="新細明體" w:cs="新細明體"/>
-          <w:kern w:val="0"/>
-          <w14:ligatures w14:val="none"/>
-        </w:rPr>
-        <w:t>優化器</w:t>
-      </w:r>
-      <w:proofErr w:type="gramEnd"/>
-      <w:r>
-        <w:rPr>
-          <w:rFonts w:ascii="新細明體" w:eastAsia="新細明體" w:hAnsi="新細明體" w:cs="新細明體"/>
-          <w:kern w:val="0"/>
-          <w14:ligatures w14:val="none"/>
-        </w:rPr>
-        <w:t>為【 】，學習率【 】，並使用【資料增強方式，如水平翻轉、亮度調整】。訓練時以驗證集 mAP50</w:t>
+        <w:t xml:space="preserve">　採用 YOLOv11 的實例分割版本（YOLO-seg）進行牙齒遮罩預測。模型以【預訓練權重，如 COCO】初始化，輸入影像尺寸為</w:t>
+      </w:r>
+      <w:r>
+        <w:rPr>
+          <w:rFonts w:ascii="新細明體" w:eastAsia="新細明體" w:hAnsi="新細明體" w:cs="新細明體" w:hint="eastAsia"/>
+          <w:kern w:val="0"/>
+          <w14:ligatures w14:val="none"/>
+        </w:rPr>
+        <w:t>6</w:t>
+      </w:r>
+      <w:r>
+        <w:rPr>
+          <w:rFonts w:ascii="新細明體" w:eastAsia="新細明體" w:hAnsi="新細明體" w:cs="新細明體"/>
+          <w:kern w:val="0"/>
+          <w14:ligatures w14:val="none"/>
+        </w:rPr>
+        <w:t xml:space="preserve">40 </w:t>
+      </w:r>
+      <w:r>
+        <w:rPr>
+          <w:rFonts w:ascii="新細明體" w:eastAsia="新細明體" w:hAnsi="新細明體" w:cs="新細明體" w:hint="eastAsia"/>
+          <w:kern w:val="0"/>
+          <w14:ligatures w14:val="none"/>
+        </w:rPr>
+        <w:t>×</w:t>
+      </w:r>
+      <w:r>
+        <w:rPr>
+          <w:rFonts w:ascii="新細明體" w:eastAsia="新細明體" w:hAnsi="新細明體" w:cs="新細明體" w:hint="eastAsia"/>
+          <w:kern w:val="0"/>
+          <w14:ligatures w14:val="none"/>
+        </w:rPr>
+        <w:t xml:space="preserve"> 6</w:t>
+      </w:r>
+      <w:r>
+        <w:rPr>
+          <w:rFonts w:ascii="新細明體" w:eastAsia="新細明體" w:hAnsi="新細明體" w:cs="新細明體"/>
+          <w:kern w:val="0"/>
+          <w14:ligatures w14:val="none"/>
+        </w:rPr>
+        <w:t>40</w:t>
+      </w:r>
+      <w:r>
+        <w:rPr>
+          <w:rFonts w:ascii="新細明體" w:eastAsia="新細明體" w:hAnsi="新細明體" w:cs="新細明體"/>
+          <w:kern w:val="0"/>
+          <w14:ligatures w14:val="none"/>
+        </w:rPr>
+        <w:t>，批次大小</w:t>
+      </w:r>
+      <w:r>
+        <w:rPr>
+          <w:rFonts w:ascii="新細明體" w:eastAsia="新細明體" w:hAnsi="新細明體" w:cs="新細明體" w:hint="eastAsia"/>
+          <w:kern w:val="0"/>
+          <w14:ligatures w14:val="none"/>
+        </w:rPr>
+        <w:t>4</w:t>
+      </w:r>
+      <w:r>
+        <w:rPr>
+          <w:rFonts w:ascii="新細明體" w:eastAsia="新細明體" w:hAnsi="新細明體" w:cs="新細明體"/>
+          <w:kern w:val="0"/>
+          <w14:ligatures w14:val="none"/>
+        </w:rPr>
+        <w:t>，訓練</w:t>
+      </w:r>
+      <w:r>
+        <w:rPr>
+          <w:rFonts w:ascii="新細明體" w:eastAsia="新細明體" w:hAnsi="新細明體" w:cs="新細明體" w:hint="eastAsia"/>
+          <w:kern w:val="0"/>
+          <w14:ligatures w14:val="none"/>
+        </w:rPr>
+        <w:t>1</w:t>
+      </w:r>
+      <w:r>
+        <w:rPr>
+          <w:rFonts w:ascii="新細明體" w:eastAsia="新細明體" w:hAnsi="新細明體" w:cs="新細明體"/>
+          <w:kern w:val="0"/>
+          <w14:ligatures w14:val="none"/>
+        </w:rPr>
+        <w:t>50</w:t>
+      </w:r>
+      <w:r>
+        <w:rPr>
+          <w:rFonts w:ascii="新細明體" w:eastAsia="新細明體" w:hAnsi="新細明體" w:cs="新細明體"/>
+          <w:kern w:val="0"/>
+          <w14:ligatures w14:val="none"/>
+        </w:rPr>
+        <w:t xml:space="preserve">個 epoch，優化器為【 </w:t>
+      </w:r>
+      <w:bookmarkStart w:id="0" w:name="_GoBack"/>
+      <w:bookmarkEnd w:id="0"/>
+      <w:r>
+        <w:rPr>
+          <w:rFonts w:ascii="新細明體" w:eastAsia="新細明體" w:hAnsi="新細明體" w:cs="新細明體"/>
+          <w:kern w:val="0"/>
+          <w14:ligatures w14:val="none"/>
+        </w:rPr>
+        <w:t>】，學習率</w:t>
+      </w:r>
+      <w:r>
+        <w:rPr>
+          <w:rFonts w:ascii="新細明體" w:eastAsia="新細明體" w:hAnsi="新細明體" w:cs="新細明體" w:hint="eastAsia"/>
+          <w:kern w:val="0"/>
+          <w14:ligatures w14:val="none"/>
+        </w:rPr>
+        <w:t>0</w:t>
+      </w:r>
+      <w:r>
+        <w:rPr>
+          <w:rFonts w:ascii="新細明體" w:eastAsia="新細明體" w:hAnsi="新細明體" w:cs="新細明體"/>
+          <w:kern w:val="0"/>
+          <w14:ligatures w14:val="none"/>
+        </w:rPr>
+        <w:t>.001</w:t>
+      </w:r>
+      <w:r>
+        <w:rPr>
+          <w:rFonts w:ascii="新細明體" w:eastAsia="新細明體" w:hAnsi="新細明體" w:cs="新細明體"/>
+          <w:kern w:val="0"/>
+          <w14:ligatures w14:val="none"/>
+        </w:rPr>
+        <w:t>，並使用【資料增強方式，如水平翻轉、亮度調整】。訓練時以驗證集 mAP50</w:t>
       </w:r>
       <w:proofErr w:type="gramStart"/>
       <w:r>
@@ -909,7 +1044,7 @@
           <w:kern w:val="0"/>
           <w14:ligatures w14:val="none"/>
         </w:rPr>
-        <w:t>修正值係依【</w:t>
+        <w:t>修正值係依</w:t>
       </w:r>
       <w:proofErr w:type="gramEnd"/>
       <w:r>
@@ -918,7 +1053,7 @@
           <w:kern w:val="0"/>
           <w14:ligatures w14:val="none"/>
         </w:rPr>
-        <w:t>來源：先導實驗／文獻</w:t>
+        <w:t>【來源：先導實驗／文獻</w:t>
       </w:r>
       <w:proofErr w:type="gramStart"/>
       <w:r>
@@ -1095,7 +1230,6 @@
           <w:kern w:val="0"/>
           <w14:ligatures w14:val="none"/>
         </w:rPr>
-        <w:lastRenderedPageBreak/>
         <w:t>理想比率</w:t>
       </w:r>
       <w:r>
@@ -1173,6 +1307,7 @@
         <w:rPr>
           <w:rFonts w:hint="eastAsia"/>
         </w:rPr>
+        <w:lastRenderedPageBreak/>
         <w:t>4</w:t>
       </w:r>
       <w:r>

--- a/論文/第二篇的中文稿.docx
+++ b/論文/第二篇的中文稿.docx
@@ -311,15 +311,20 @@
         </w:rPr>
         <w:t>)</w:t>
       </w:r>
+    </w:p>
+    <w:p>
+      <w:pPr>
+        <w:jc w:val="center"/>
+      </w:pPr>
       <w:r>
         <w:rPr>
           <w:rFonts w:hint="eastAsia"/>
           <w:noProof/>
         </w:rPr>
         <w:drawing>
-          <wp:inline distT="0" distB="0" distL="0" distR="0" wp14:anchorId="3CF58AD8" wp14:editId="39D27068">
-            <wp:extent cx="5257800" cy="1771650"/>
-            <wp:effectExtent l="0" t="0" r="0" b="0"/>
+          <wp:inline distT="0" distB="0" distL="0" distR="0" wp14:anchorId="3CF58AD8" wp14:editId="1B035078">
+            <wp:extent cx="4766310" cy="1581001"/>
+            <wp:effectExtent l="0" t="0" r="0" b="635"/>
             <wp:docPr id="2" name="圖片 2"/>
             <wp:cNvGraphicFramePr>
               <a:graphicFrameLocks xmlns:a="http://schemas.openxmlformats.org/drawingml/2006/main" noChangeAspect="1"/>
@@ -341,13 +346,13 @@
                         </a:ext>
                       </a:extLst>
                     </a:blip>
-                    <a:srcRect t="9269"/>
+                    <a:srcRect t="10754"/>
                     <a:stretch/>
                   </pic:blipFill>
                   <pic:spPr bwMode="auto">
                     <a:xfrm>
                       <a:off x="0" y="0"/>
-                      <a:ext cx="5257800" cy="1771650"/>
+                      <a:ext cx="4766710" cy="1581134"/>
                     </a:xfrm>
                     <a:prstGeom prst="rect">
                       <a:avLst/>
@@ -373,6 +378,8 @@
       <w:pPr>
         <w:jc w:val="center"/>
       </w:pPr>
+      <w:bookmarkStart w:id="0" w:name="_GoBack"/>
+      <w:bookmarkEnd w:id="0"/>
       <w:r>
         <w:rPr>
           <w:rFonts w:hint="eastAsia"/>
@@ -464,7 +471,6 @@
           <w:szCs w:val="27"/>
           <w14:ligatures w14:val="none"/>
         </w:rPr>
-        <w:lastRenderedPageBreak/>
         <w:t>2. 資料來源與前處理</w:t>
       </w:r>
     </w:p>
@@ -484,6 +490,7 @@
           <w:kern w:val="0"/>
           <w14:ligatures w14:val="none"/>
         </w:rPr>
+        <w:lastRenderedPageBreak/>
         <w:t>本研究使用</w:t>
       </w:r>
       <w:r>
@@ -936,17 +943,25 @@
           <w:kern w:val="0"/>
           <w14:ligatures w14:val="none"/>
         </w:rPr>
-        <w:t xml:space="preserve">個 epoch，優化器為【 </w:t>
-      </w:r>
-      <w:bookmarkStart w:id="0" w:name="_GoBack"/>
-      <w:bookmarkEnd w:id="0"/>
-      <w:r>
-        <w:rPr>
-          <w:rFonts w:ascii="新細明體" w:eastAsia="新細明體" w:hAnsi="新細明體" w:cs="新細明體"/>
-          <w:kern w:val="0"/>
-          <w14:ligatures w14:val="none"/>
-        </w:rPr>
-        <w:t>】，學習率</w:t>
+        <w:t>個 epoch，</w:t>
+      </w:r>
+      <w:proofErr w:type="gramStart"/>
+      <w:r>
+        <w:rPr>
+          <w:rFonts w:ascii="新細明體" w:eastAsia="新細明體" w:hAnsi="新細明體" w:cs="新細明體"/>
+          <w:kern w:val="0"/>
+          <w14:ligatures w14:val="none"/>
+        </w:rPr>
+        <w:t>優化器</w:t>
+      </w:r>
+      <w:proofErr w:type="gramEnd"/>
+      <w:r>
+        <w:rPr>
+          <w:rFonts w:ascii="新細明體" w:eastAsia="新細明體" w:hAnsi="新細明體" w:cs="新細明體"/>
+          <w:kern w:val="0"/>
+          <w14:ligatures w14:val="none"/>
+        </w:rPr>
+        <w:t>為【 】，學習率</w:t>
       </w:r>
       <w:r>
         <w:rPr>
@@ -1307,7 +1322,6 @@
         <w:rPr>
           <w:rFonts w:hint="eastAsia"/>
         </w:rPr>
-        <w:lastRenderedPageBreak/>
         <w:t>4</w:t>
       </w:r>
       <w:r>

--- a/論文/第二篇的中文稿.docx
+++ b/論文/第二篇的中文稿.docx
@@ -16,27 +16,6 @@
         <w:t>3</w:t>
       </w:r>
       <w:r>
-        <w:t xml:space="preserve"> proposed method</w:t>
-      </w:r>
-      <w:r>
-        <w:rPr>
-          <w:rFonts w:hint="eastAsia"/>
-        </w:rPr>
-        <w:t>(</w:t>
-      </w:r>
-      <w:r>
-        <w:rPr>
-          <w:rFonts w:hint="eastAsia"/>
-        </w:rPr>
-        <w:t>提出的方法</w:t>
-      </w:r>
-      <w:r>
-        <w:rPr>
-          <w:rFonts w:hint="eastAsia"/>
-        </w:rPr>
-        <w:t>)</w:t>
-      </w:r>
-      <w:r>
         <w:t xml:space="preserve"> </w:t>
       </w:r>
       <w:r>
@@ -58,31 +37,10 @@
         <w:t xml:space="preserve"> </w:t>
       </w:r>
       <w:r>
-        <w:t>Experimental Setup</w:t>
-      </w:r>
-      <w:r>
-        <w:rPr>
-          <w:rFonts w:hint="eastAsia"/>
-        </w:rPr>
-        <w:t>實驗設定</w:t>
-      </w:r>
-      <w:r>
-        <w:rPr>
-          <w:rFonts w:hint="eastAsia"/>
-        </w:rPr>
-        <w:t>(</w:t>
-      </w:r>
-      <w:r>
-        <w:rPr>
-          <w:rFonts w:hint="eastAsia"/>
-        </w:rPr>
-        <w:t>資料集</w:t>
-      </w:r>
-      <w:r>
-        <w:rPr>
-          <w:rFonts w:hint="eastAsia"/>
-        </w:rPr>
-        <w:t>)</w:t>
+        <w:rPr>
+          <w:rFonts w:hint="eastAsia"/>
+        </w:rPr>
+        <w:t>&gt;</w:t>
       </w:r>
       <w:r>
         <w:t xml:space="preserve"> </w:t>
@@ -91,6 +49,15 @@
         <w:rPr>
           <w:rFonts w:hint="eastAsia"/>
         </w:rPr>
+        <w:t>5</w:t>
+      </w:r>
+      <w:r>
+        <w:t xml:space="preserve"> </w:t>
+      </w:r>
+      <w:r>
+        <w:rPr>
+          <w:rFonts w:hint="eastAsia"/>
+        </w:rPr>
         <w:t>&gt;</w:t>
       </w:r>
       <w:r>
@@ -100,7 +67,7 @@
         <w:rPr>
           <w:rFonts w:hint="eastAsia"/>
         </w:rPr>
-        <w:t>5</w:t>
+        <w:t>6</w:t>
       </w:r>
       <w:r>
         <w:t xml:space="preserve"> </w:t>
@@ -109,15 +76,6 @@
         <w:rPr>
           <w:rFonts w:hint="eastAsia"/>
         </w:rPr>
-        <w:t>r</w:t>
-      </w:r>
-      <w:r>
-        <w:t xml:space="preserve">esult </w:t>
-      </w:r>
-      <w:r>
-        <w:rPr>
-          <w:rFonts w:hint="eastAsia"/>
-        </w:rPr>
         <w:t>&gt;</w:t>
       </w:r>
       <w:r>
@@ -127,10 +85,10 @@
         <w:rPr>
           <w:rFonts w:hint="eastAsia"/>
         </w:rPr>
-        <w:t>6</w:t>
-      </w:r>
-      <w:r>
-        <w:t xml:space="preserve"> conclusion</w:t>
+        <w:t>1</w:t>
+      </w:r>
+      <w:r>
+        <w:t xml:space="preserve"> </w:t>
       </w:r>
       <w:r>
         <w:rPr>
@@ -145,10 +103,10 @@
         <w:rPr>
           <w:rFonts w:hint="eastAsia"/>
         </w:rPr>
-        <w:t>1</w:t>
-      </w:r>
-      <w:r>
-        <w:t xml:space="preserve"> introduction </w:t>
+        <w:t>2</w:t>
+      </w:r>
+      <w:r>
+        <w:t xml:space="preserve"> </w:t>
       </w:r>
       <w:r>
         <w:rPr>
@@ -157,34 +115,14 @@
         <w:t>&gt;</w:t>
       </w:r>
       <w:r>
-        <w:t xml:space="preserve"> </w:t>
-      </w:r>
-      <w:r>
-        <w:rPr>
-          <w:rFonts w:hint="eastAsia"/>
-        </w:rPr>
-        <w:t>2</w:t>
-      </w:r>
-      <w:r>
-        <w:t xml:space="preserve"> </w:t>
-      </w:r>
-      <w:r>
-        <w:t>Related Works</w:t>
-      </w:r>
-      <w:r>
-        <w:t xml:space="preserve"> </w:t>
-      </w:r>
-      <w:r>
-        <w:rPr>
-          <w:rFonts w:hint="eastAsia"/>
-        </w:rPr>
-        <w:t>&gt;</w:t>
-      </w:r>
-      <w:r>
         <w:t xml:space="preserve"> Abstract</w:t>
       </w:r>
-    </w:p>
-    <w:p>
+      <w:r>
+        <w:rPr>
+          <w:rFonts w:hint="eastAsia"/>
+        </w:rPr>
+        <w:t>、</w:t>
+      </w:r>
       <w:r>
         <w:t>Acknowledgments</w:t>
       </w:r>
@@ -251,7 +189,15 @@
     </w:p>
     <w:p/>
     <w:p>
-      <w:r>
+      <w:pPr>
+        <w:rPr>
+          <w:sz w:val="28"/>
+        </w:rPr>
+      </w:pPr>
+      <w:r>
+        <w:rPr>
+          <w:sz w:val="28"/>
+        </w:rPr>
         <w:t>Abstract</w:t>
       </w:r>
     </w:p>
@@ -260,26 +206,36 @@
       <w:r>
         <w:rPr>
           <w:rFonts w:hint="eastAsia"/>
+          <w:sz w:val="28"/>
         </w:rPr>
         <w:t>1</w:t>
       </w:r>
       <w:r>
+        <w:rPr>
+          <w:sz w:val="28"/>
+        </w:rPr>
         <w:t xml:space="preserve"> introduction</w:t>
       </w:r>
     </w:p>
     <w:p/>
     <w:p>
-      <w:r>
-        <w:rPr>
-          <w:rFonts w:hint="eastAsia"/>
+      <w:pPr>
+        <w:rPr>
+          <w:sz w:val="28"/>
+        </w:rPr>
+      </w:pPr>
+      <w:r>
+        <w:rPr>
+          <w:rFonts w:hint="eastAsia"/>
+          <w:sz w:val="28"/>
         </w:rPr>
         <w:t>2</w:t>
       </w:r>
       <w:r>
-        <w:t xml:space="preserve"> </w:t>
-      </w:r>
-      <w:r>
-        <w:t>Related Works</w:t>
+        <w:rPr>
+          <w:sz w:val="28"/>
+        </w:rPr>
+        <w:t xml:space="preserve"> Related Works</w:t>
       </w:r>
     </w:p>
     <w:p/>
@@ -287,27 +243,34 @@
       <w:r>
         <w:rPr>
           <w:rFonts w:hint="eastAsia"/>
+          <w:sz w:val="28"/>
         </w:rPr>
         <w:t>3</w:t>
       </w:r>
       <w:r>
+        <w:rPr>
+          <w:sz w:val="28"/>
+        </w:rPr>
         <w:t xml:space="preserve"> proposed method</w:t>
       </w:r>
       <w:r>
         <w:rPr>
           <w:rFonts w:hint="eastAsia"/>
+          <w:sz w:val="28"/>
         </w:rPr>
         <w:t>(</w:t>
       </w:r>
       <w:r>
         <w:rPr>
           <w:rFonts w:hint="eastAsia"/>
+          <w:sz w:val="28"/>
         </w:rPr>
         <w:t>提出的方法</w:t>
       </w:r>
       <w:r>
         <w:rPr>
           <w:rFonts w:hint="eastAsia"/>
+          <w:sz w:val="28"/>
         </w:rPr>
         <w:t>)</w:t>
       </w:r>
@@ -378,8 +341,6 @@
       <w:pPr>
         <w:jc w:val="center"/>
       </w:pPr>
-      <w:bookmarkStart w:id="0" w:name="_GoBack"/>
-      <w:bookmarkEnd w:id="0"/>
       <w:r>
         <w:rPr>
           <w:rFonts w:hint="eastAsia"/>
@@ -443,7 +404,47 @@
           <w:kern w:val="0"/>
           <w14:ligatures w14:val="none"/>
         </w:rPr>
-        <w:t>本研究提出一套根尖X光影像的牙齒長度自動估測流程，如圖1所示，共分為四個階段：(1) 影像前處理；(2) 牙齒分割模型訓練與推論（區塊A）；(3) 像素長度轉換為實際長度（區塊B）；(4) 臨床與安全性評估。</w:t>
+        <w:t>本研究提出一套根尖X光影像</w:t>
+      </w:r>
+      <w:r>
+        <w:rPr>
+          <w:rFonts w:hint="eastAsia"/>
+        </w:rPr>
+        <w:t>自動估測根管充填長度的流程</w:t>
+      </w:r>
+      <w:proofErr w:type="gramStart"/>
+      <w:r>
+        <w:rPr>
+          <w:rFonts w:hint="eastAsia"/>
+        </w:rPr>
+        <w:t>（</w:t>
+      </w:r>
+      <w:proofErr w:type="gramEnd"/>
+      <w:r>
+        <w:rPr>
+          <w:rFonts w:hint="eastAsia"/>
+        </w:rPr>
+        <w:t>圖</w:t>
+      </w:r>
+      <w:r>
+        <w:rPr>
+          <w:rFonts w:hint="eastAsia"/>
+        </w:rPr>
+        <w:t>？</w:t>
+      </w:r>
+      <w:r>
+        <w:rPr>
+          <w:rFonts w:hint="eastAsia"/>
+        </w:rPr>
+        <w:t>）</w:t>
+      </w:r>
+      <w:r>
+        <w:rPr>
+          <w:rFonts w:ascii="新細明體" w:eastAsia="新細明體" w:hAnsi="新細明體" w:cs="新細明體"/>
+          <w:kern w:val="0"/>
+          <w14:ligatures w14:val="none"/>
+        </w:rPr>
+        <w:t>，共分為四個階段：(1) 影像前處理；(2) 牙齒分割模型訓練與推論（區塊A）；(3) 像素長度轉換為實際長度（區塊B）；(4) 臨床與安全性評估。</w:t>
       </w:r>
     </w:p>
     <w:p>
@@ -1133,168 +1134,1188 @@
           <w:kern w:val="0"/>
           <w14:ligatures w14:val="none"/>
         </w:rPr>
-        <w:t>以</w:t>
-      </w:r>
-      <w:proofErr w:type="gramStart"/>
-      <w:r>
-        <w:rPr>
-          <w:rFonts w:ascii="新細明體" w:eastAsia="新細明體" w:hAnsi="新細明體" w:cs="新細明體"/>
-          <w:kern w:val="0"/>
-          <w14:ligatures w14:val="none"/>
-        </w:rPr>
-        <w:t>【</w:t>
-      </w:r>
-      <w:proofErr w:type="gramEnd"/>
-      <w:r>
-        <w:rPr>
-          <w:rFonts w:ascii="新細明體" w:eastAsia="新細明體" w:hAnsi="新細明體" w:cs="新細明體"/>
-          <w:kern w:val="0"/>
-          <w14:ligatures w14:val="none"/>
-        </w:rPr>
-        <w:t>ground truth 來源，如：臨床實際量測之工作長度／牙醫師手動量測</w:t>
-      </w:r>
-      <w:proofErr w:type="gramStart"/>
-      <w:r>
-        <w:rPr>
-          <w:rFonts w:ascii="新細明體" w:eastAsia="新細明體" w:hAnsi="新細明體" w:cs="新細明體"/>
-          <w:kern w:val="0"/>
-          <w14:ligatures w14:val="none"/>
-        </w:rPr>
-        <w:t>】</w:t>
-      </w:r>
-      <w:proofErr w:type="gramEnd"/>
-      <w:r>
-        <w:rPr>
-          <w:rFonts w:ascii="新細明體" w:eastAsia="新細明體" w:hAnsi="新細明體" w:cs="新細明體"/>
-          <w:kern w:val="0"/>
-          <w14:ligatures w14:val="none"/>
-        </w:rPr>
-        <w:t>為基準，計算：</w:t>
+        <w:t>以牙醫師手動量測為基準，計算：</w:t>
       </w:r>
     </w:p>
     <w:p>
       <w:pPr>
-        <w:widowControl/>
+        <w:spacing w:after="120" w:line="360" w:lineRule="auto"/>
+        <w:jc w:val="both"/>
+      </w:pPr>
+      <w:r>
+        <w:rPr>
+          <w:rFonts w:hint="eastAsia"/>
+        </w:rPr>
+        <w:t>際長度平均值、</w:t>
+      </w:r>
+      <w:r>
+        <w:rPr>
+          <w:i/>
+          <w:iCs/>
+        </w:rPr>
+        <w:t>n</w:t>
+      </w:r>
+      <w:r>
+        <w:t xml:space="preserve"> </w:t>
+      </w:r>
+      <w:r>
+        <w:rPr>
+          <w:rFonts w:hint="eastAsia"/>
+        </w:rPr>
+        <w:t>為</w:t>
+      </w:r>
+      <w:proofErr w:type="gramStart"/>
+      <w:r>
+        <w:rPr>
+          <w:rFonts w:hint="eastAsia"/>
+        </w:rPr>
+        <w:t>測試牙數</w:t>
+      </w:r>
+      <w:proofErr w:type="gramEnd"/>
+      <w:r>
+        <w:rPr>
+          <w:rFonts w:hint="eastAsia"/>
+        </w:rPr>
+        <w:t>，計算下列指標：</w:t>
+      </w:r>
+    </w:p>
+    <w:p>
+      <w:pPr>
+        <w:pStyle w:val="a8"/>
         <w:numPr>
           <w:ilvl w:val="0"/>
-          <w:numId w:val="1"/>
+          <w:numId w:val="3"/>
         </w:numPr>
-        <w:spacing w:before="100" w:beforeAutospacing="1" w:after="100" w:afterAutospacing="1" w:line="240" w:lineRule="auto"/>
-        <w:rPr>
-          <w:rFonts w:ascii="新細明體" w:eastAsia="新細明體" w:hAnsi="新細明體" w:cs="新細明體"/>
-          <w:kern w:val="0"/>
-          <w14:ligatures w14:val="none"/>
-        </w:rPr>
-      </w:pPr>
-      <w:r>
-        <w:rPr>
-          <w:rFonts w:ascii="新細明體" w:eastAsia="新細明體" w:hAnsi="新細明體" w:cs="新細明體"/>
+        <w:spacing w:after="80" w:line="360" w:lineRule="auto"/>
+      </w:pPr>
+      <w:r>
+        <w:rPr>
+          <w:rFonts w:hint="eastAsia"/>
           <w:b/>
           <w:bCs/>
-          <w:kern w:val="0"/>
-          <w14:ligatures w14:val="none"/>
-        </w:rPr>
-        <w:t>平均絕對誤差（MAE）</w:t>
-      </w:r>
-      <w:r>
-        <w:rPr>
-          <w:rFonts w:ascii="新細明體" w:eastAsia="新細明體" w:hAnsi="新細明體" w:cs="新細明體"/>
-          <w:kern w:val="0"/>
-          <w14:ligatures w14:val="none"/>
-        </w:rPr>
-        <w:t>：預測長度與實際</w:t>
-      </w:r>
-      <w:proofErr w:type="gramStart"/>
-      <w:r>
-        <w:rPr>
-          <w:rFonts w:ascii="新細明體" w:eastAsia="新細明體" w:hAnsi="新細明體" w:cs="新細明體"/>
-          <w:kern w:val="0"/>
-          <w14:ligatures w14:val="none"/>
-        </w:rPr>
-        <w:t>長度差值絕對值</w:t>
-      </w:r>
-      <w:proofErr w:type="gramEnd"/>
-      <w:r>
-        <w:rPr>
-          <w:rFonts w:ascii="新細明體" w:eastAsia="新細明體" w:hAnsi="新細明體" w:cs="新細明體"/>
-          <w:kern w:val="0"/>
-          <w14:ligatures w14:val="none"/>
-        </w:rPr>
-        <w:t>之平均。</w:t>
+        </w:rPr>
+        <w:t>平均絕對誤差（</w:t>
+      </w:r>
+      <w:r>
+        <w:rPr>
+          <w:b/>
+          <w:bCs/>
+        </w:rPr>
+        <w:t>Mean Absolute Error, MAE</w:t>
+      </w:r>
+      <w:r>
+        <w:rPr>
+          <w:rFonts w:hint="eastAsia"/>
+          <w:b/>
+          <w:bCs/>
+        </w:rPr>
+        <w:t>）</w:t>
+      </w:r>
+      <w:r>
+        <w:rPr>
+          <w:rFonts w:hint="eastAsia"/>
+        </w:rPr>
+        <w:t>：反映預測長度之平均偏差量（</w:t>
+      </w:r>
+      <w:r>
+        <w:t>mm</w:t>
+      </w:r>
+      <w:r>
+        <w:rPr>
+          <w:rFonts w:hint="eastAsia"/>
+        </w:rPr>
+        <w:t>）。</w:t>
       </w:r>
     </w:p>
     <w:p>
       <w:pPr>
-        <w:widowControl/>
+        <w:spacing w:after="120"/>
+        <w:jc w:val="center"/>
+      </w:pPr>
+      <m:oMathPara>
+        <m:oMath>
+          <m:r>
+            <w:rPr>
+              <w:rFonts w:ascii="Cambria Math" w:hAnsi="Cambria Math"/>
+            </w:rPr>
+            <m:t xml:space="preserve">MAE = </m:t>
+          </m:r>
+          <m:f>
+            <m:fPr>
+              <m:ctrlPr>
+                <w:rPr>
+                  <w:rFonts w:ascii="Cambria Math" w:hAnsi="Cambria Math"/>
+                </w:rPr>
+              </m:ctrlPr>
+            </m:fPr>
+            <m:num>
+              <m:r>
+                <w:rPr>
+                  <w:rFonts w:ascii="Cambria Math" w:hAnsi="Cambria Math"/>
+                </w:rPr>
+                <m:t>1</m:t>
+              </m:r>
+            </m:num>
+            <m:den>
+              <m:r>
+                <w:rPr>
+                  <w:rFonts w:ascii="Cambria Math" w:hAnsi="Cambria Math"/>
+                </w:rPr>
+                <m:t>n</m:t>
+              </m:r>
+            </m:den>
+          </m:f>
+          <m:nary>
+            <m:naryPr>
+              <m:chr m:val="∑"/>
+              <m:limLoc m:val="undOvr"/>
+              <m:ctrlPr>
+                <w:rPr>
+                  <w:rFonts w:ascii="Cambria Math" w:hAnsi="Cambria Math"/>
+                </w:rPr>
+              </m:ctrlPr>
+            </m:naryPr>
+            <m:sub>
+              <m:r>
+                <w:rPr>
+                  <w:rFonts w:ascii="Cambria Math" w:hAnsi="Cambria Math"/>
+                </w:rPr>
+                <m:t>i=1</m:t>
+              </m:r>
+            </m:sub>
+            <m:sup>
+              <m:r>
+                <w:rPr>
+                  <w:rFonts w:ascii="Cambria Math" w:hAnsi="Cambria Math"/>
+                </w:rPr>
+                <m:t>n</m:t>
+              </m:r>
+            </m:sup>
+            <m:e>
+              <m:r>
+                <w:rPr>
+                  <w:rFonts w:ascii="Cambria Math" w:hAnsi="Cambria Math"/>
+                </w:rPr>
+                <m:t>|</m:t>
+              </m:r>
+              <m:sSub>
+                <m:sSubPr>
+                  <m:ctrlPr>
+                    <w:rPr>
+                      <w:rFonts w:ascii="Cambria Math" w:hAnsi="Cambria Math"/>
+                    </w:rPr>
+                  </m:ctrlPr>
+                </m:sSubPr>
+                <m:e>
+                  <m:r>
+                    <w:rPr>
+                      <w:rFonts w:ascii="Cambria Math" w:hAnsi="Cambria Math"/>
+                    </w:rPr>
+                    <m:t>ŷ</m:t>
+                  </m:r>
+                </m:e>
+                <m:sub>
+                  <m:r>
+                    <w:rPr>
+                      <w:rFonts w:ascii="Cambria Math" w:hAnsi="Cambria Math"/>
+                    </w:rPr>
+                    <m:t>i</m:t>
+                  </m:r>
+                </m:sub>
+              </m:sSub>
+              <m:r>
+                <w:rPr>
+                  <w:rFonts w:ascii="Cambria Math" w:hAnsi="Cambria Math"/>
+                </w:rPr>
+                <m:t xml:space="preserve"> - </m:t>
+              </m:r>
+              <m:sSub>
+                <m:sSubPr>
+                  <m:ctrlPr>
+                    <w:rPr>
+                      <w:rFonts w:ascii="Cambria Math" w:hAnsi="Cambria Math"/>
+                    </w:rPr>
+                  </m:ctrlPr>
+                </m:sSubPr>
+                <m:e>
+                  <m:r>
+                    <w:rPr>
+                      <w:rFonts w:ascii="Cambria Math" w:hAnsi="Cambria Math"/>
+                    </w:rPr>
+                    <m:t>y</m:t>
+                  </m:r>
+                </m:e>
+                <m:sub>
+                  <m:r>
+                    <w:rPr>
+                      <w:rFonts w:ascii="Cambria Math" w:hAnsi="Cambria Math"/>
+                    </w:rPr>
+                    <m:t>i</m:t>
+                  </m:r>
+                </m:sub>
+              </m:sSub>
+              <m:r>
+                <w:rPr>
+                  <w:rFonts w:ascii="Cambria Math" w:hAnsi="Cambria Math"/>
+                </w:rPr>
+                <m:t>|</m:t>
+              </m:r>
+            </m:e>
+          </m:nary>
+        </m:oMath>
+      </m:oMathPara>
+    </w:p>
+    <w:p>
+      <w:pPr>
+        <w:pStyle w:val="a8"/>
         <w:numPr>
           <w:ilvl w:val="0"/>
-          <w:numId w:val="1"/>
+          <w:numId w:val="3"/>
         </w:numPr>
-        <w:spacing w:before="100" w:beforeAutospacing="1" w:after="100" w:afterAutospacing="1" w:line="240" w:lineRule="auto"/>
-        <w:rPr>
-          <w:rFonts w:ascii="新細明體" w:eastAsia="新細明體" w:hAnsi="新細明體" w:cs="新細明體"/>
-          <w:kern w:val="0"/>
-          <w14:ligatures w14:val="none"/>
-        </w:rPr>
-      </w:pPr>
-      <w:r>
-        <w:rPr>
-          <w:rFonts w:ascii="新細明體" w:eastAsia="新細明體" w:hAnsi="新細明體" w:cs="新細明體"/>
+        <w:spacing w:after="80" w:line="360" w:lineRule="auto"/>
+      </w:pPr>
+      <w:bookmarkStart w:id="0" w:name="_GoBack"/>
+      <w:bookmarkEnd w:id="0"/>
+      <w:r>
+        <w:rPr>
+          <w:rFonts w:hint="eastAsia"/>
           <w:b/>
           <w:bCs/>
-          <w:kern w:val="0"/>
-          <w14:ligatures w14:val="none"/>
-        </w:rPr>
-        <w:t>理想比率</w:t>
-      </w:r>
-      <w:r>
-        <w:rPr>
-          <w:rFonts w:ascii="新細明體" w:eastAsia="新細明體" w:hAnsi="新細明體" w:cs="新細明體"/>
-          <w:kern w:val="0"/>
-          <w14:ligatures w14:val="none"/>
-        </w:rPr>
-        <w:t>：預測誤差落在【±x mm】臨床可接受範圍內的比例。</w:t>
+        </w:rPr>
+        <w:lastRenderedPageBreak/>
+        <w:t>均方根誤差（</w:t>
+      </w:r>
+      <w:r>
+        <w:rPr>
+          <w:b/>
+          <w:bCs/>
+        </w:rPr>
+        <w:t>Root Mean Square Error, RMSE</w:t>
+      </w:r>
+      <w:r>
+        <w:rPr>
+          <w:rFonts w:hint="eastAsia"/>
+          <w:b/>
+          <w:bCs/>
+        </w:rPr>
+        <w:t>）</w:t>
+      </w:r>
+      <w:r>
+        <w:rPr>
+          <w:rFonts w:hint="eastAsia"/>
+        </w:rPr>
+        <w:t>：對大誤差較敏感，用以評估極端高估或低估。</w:t>
       </w:r>
     </w:p>
     <w:p>
       <w:pPr>
-        <w:widowControl/>
+        <w:spacing w:after="120"/>
+        <w:jc w:val="center"/>
+      </w:pPr>
+      <m:oMathPara>
+        <m:oMath>
+          <m:r>
+            <w:rPr>
+              <w:rFonts w:ascii="Cambria Math" w:hAnsi="Cambria Math"/>
+            </w:rPr>
+            <m:t xml:space="preserve">RMSE = </m:t>
+          </m:r>
+          <m:rad>
+            <m:radPr>
+              <m:degHide m:val="1"/>
+              <m:ctrlPr>
+                <w:rPr>
+                  <w:rFonts w:ascii="Cambria Math" w:hAnsi="Cambria Math"/>
+                </w:rPr>
+              </m:ctrlPr>
+            </m:radPr>
+            <m:deg/>
+            <m:e>
+              <m:f>
+                <m:fPr>
+                  <m:ctrlPr>
+                    <w:rPr>
+                      <w:rFonts w:ascii="Cambria Math" w:hAnsi="Cambria Math"/>
+                    </w:rPr>
+                  </m:ctrlPr>
+                </m:fPr>
+                <m:num>
+                  <m:r>
+                    <w:rPr>
+                      <w:rFonts w:ascii="Cambria Math" w:hAnsi="Cambria Math"/>
+                    </w:rPr>
+                    <m:t>1</m:t>
+                  </m:r>
+                </m:num>
+                <m:den>
+                  <m:r>
+                    <w:rPr>
+                      <w:rFonts w:ascii="Cambria Math" w:hAnsi="Cambria Math"/>
+                    </w:rPr>
+                    <m:t>n</m:t>
+                  </m:r>
+                </m:den>
+              </m:f>
+              <m:nary>
+                <m:naryPr>
+                  <m:chr m:val="∑"/>
+                  <m:limLoc m:val="undOvr"/>
+                  <m:ctrlPr>
+                    <w:rPr>
+                      <w:rFonts w:ascii="Cambria Math" w:hAnsi="Cambria Math"/>
+                    </w:rPr>
+                  </m:ctrlPr>
+                </m:naryPr>
+                <m:sub>
+                  <m:r>
+                    <w:rPr>
+                      <w:rFonts w:ascii="Cambria Math" w:hAnsi="Cambria Math"/>
+                    </w:rPr>
+                    <m:t>i=1</m:t>
+                  </m:r>
+                </m:sub>
+                <m:sup>
+                  <m:r>
+                    <w:rPr>
+                      <w:rFonts w:ascii="Cambria Math" w:hAnsi="Cambria Math"/>
+                    </w:rPr>
+                    <m:t>n</m:t>
+                  </m:r>
+                </m:sup>
+                <m:e>
+                  <m:r>
+                    <w:rPr>
+                      <w:rFonts w:ascii="Cambria Math" w:hAnsi="Cambria Math"/>
+                    </w:rPr>
+                    <m:t>(</m:t>
+                  </m:r>
+                  <m:sSub>
+                    <m:sSubPr>
+                      <m:ctrlPr>
+                        <w:rPr>
+                          <w:rFonts w:ascii="Cambria Math" w:hAnsi="Cambria Math"/>
+                        </w:rPr>
+                      </m:ctrlPr>
+                    </m:sSubPr>
+                    <m:e>
+                      <m:r>
+                        <w:rPr>
+                          <w:rFonts w:ascii="Cambria Math" w:hAnsi="Cambria Math"/>
+                        </w:rPr>
+                        <m:t>ŷ</m:t>
+                      </m:r>
+                    </m:e>
+                    <m:sub>
+                      <m:r>
+                        <w:rPr>
+                          <w:rFonts w:ascii="Cambria Math" w:hAnsi="Cambria Math"/>
+                        </w:rPr>
+                        <m:t>i</m:t>
+                      </m:r>
+                    </m:sub>
+                  </m:sSub>
+                  <m:r>
+                    <w:rPr>
+                      <w:rFonts w:ascii="Cambria Math" w:hAnsi="Cambria Math"/>
+                    </w:rPr>
+                    <m:t xml:space="preserve"> - </m:t>
+                  </m:r>
+                  <m:sSub>
+                    <m:sSubPr>
+                      <m:ctrlPr>
+                        <w:rPr>
+                          <w:rFonts w:ascii="Cambria Math" w:hAnsi="Cambria Math"/>
+                        </w:rPr>
+                      </m:ctrlPr>
+                    </m:sSubPr>
+                    <m:e>
+                      <m:r>
+                        <w:rPr>
+                          <w:rFonts w:ascii="Cambria Math" w:hAnsi="Cambria Math"/>
+                        </w:rPr>
+                        <m:t>y</m:t>
+                      </m:r>
+                    </m:e>
+                    <m:sub>
+                      <m:r>
+                        <w:rPr>
+                          <w:rFonts w:ascii="Cambria Math" w:hAnsi="Cambria Math"/>
+                        </w:rPr>
+                        <m:t>i</m:t>
+                      </m:r>
+                    </m:sub>
+                  </m:sSub>
+                  <m:sSup>
+                    <m:sSupPr>
+                      <m:ctrlPr>
+                        <w:rPr>
+                          <w:rFonts w:ascii="Cambria Math" w:hAnsi="Cambria Math"/>
+                        </w:rPr>
+                      </m:ctrlPr>
+                    </m:sSupPr>
+                    <m:e>
+                      <m:r>
+                        <w:rPr>
+                          <w:rFonts w:ascii="Cambria Math" w:hAnsi="Cambria Math"/>
+                        </w:rPr>
+                        <m:t>)</m:t>
+                      </m:r>
+                    </m:e>
+                    <m:sup>
+                      <m:r>
+                        <w:rPr>
+                          <w:rFonts w:ascii="Cambria Math" w:hAnsi="Cambria Math"/>
+                        </w:rPr>
+                        <m:t>2</m:t>
+                      </m:r>
+                    </m:sup>
+                  </m:sSup>
+                </m:e>
+              </m:nary>
+            </m:e>
+          </m:rad>
+        </m:oMath>
+      </m:oMathPara>
+    </w:p>
+    <w:p>
+      <w:pPr>
+        <w:pStyle w:val="a8"/>
         <w:numPr>
           <w:ilvl w:val="0"/>
-          <w:numId w:val="1"/>
+          <w:numId w:val="3"/>
         </w:numPr>
-        <w:spacing w:before="100" w:beforeAutospacing="1" w:after="100" w:afterAutospacing="1" w:line="240" w:lineRule="auto"/>
-        <w:rPr>
-          <w:rFonts w:ascii="新細明體" w:eastAsia="新細明體" w:hAnsi="新細明體" w:cs="新細明體"/>
-          <w:kern w:val="0"/>
-          <w14:ligatures w14:val="none"/>
-        </w:rPr>
-      </w:pPr>
-      <w:r>
-        <w:rPr>
-          <w:rFonts w:ascii="新細明體" w:eastAsia="新細明體" w:hAnsi="新細明體" w:cs="新細明體"/>
+        <w:spacing w:after="80" w:line="360" w:lineRule="auto"/>
+      </w:pPr>
+      <w:r>
+        <w:rPr>
+          <w:rFonts w:hint="eastAsia"/>
           <w:b/>
           <w:bCs/>
-          <w:kern w:val="0"/>
-          <w14:ligatures w14:val="none"/>
-        </w:rPr>
-        <w:t>過長率</w:t>
-      </w:r>
-      <w:r>
-        <w:rPr>
-          <w:rFonts w:ascii="新細明體" w:eastAsia="新細明體" w:hAnsi="新細明體" w:cs="新細明體"/>
-          <w:kern w:val="0"/>
-          <w14:ligatures w14:val="none"/>
-        </w:rPr>
-        <w:t>：預測長度超過實際長度【x mm】以上的比例，用以評估因高估造成超出根尖的安全風險。</w:t>
-      </w:r>
-      <w:r>
-        <w:rPr>
-          <w:rFonts w:ascii="新細明體" w:eastAsia="新細明體" w:hAnsi="新細明體" w:cs="新細明體"/>
-          <w:kern w:val="0"/>
-          <w14:ligatures w14:val="none"/>
-        </w:rPr>
-        <w:br/>
+        </w:rPr>
+        <w:t>皮爾森相關係數（</w:t>
+      </w:r>
+      <w:r>
+        <w:rPr>
+          <w:b/>
+          <w:bCs/>
+        </w:rPr>
+        <w:t>Pearson correlation coefficient, R</w:t>
+      </w:r>
+      <w:r>
+        <w:rPr>
+          <w:rFonts w:hint="eastAsia"/>
+          <w:b/>
+          <w:bCs/>
+        </w:rPr>
+        <w:t>）</w:t>
+      </w:r>
+      <w:r>
+        <w:rPr>
+          <w:rFonts w:hint="eastAsia"/>
+        </w:rPr>
+        <w:t>：評估預測與實際長度之線性相關程度。</w:t>
+      </w:r>
+    </w:p>
+    <w:p>
+      <w:pPr>
+        <w:spacing w:after="120"/>
+        <w:jc w:val="center"/>
+      </w:pPr>
+      <m:oMathPara>
+        <m:oMath>
+          <m:r>
+            <w:rPr>
+              <w:rFonts w:ascii="Cambria Math" w:hAnsi="Cambria Math"/>
+            </w:rPr>
+            <m:t xml:space="preserve">R = </m:t>
+          </m:r>
+          <m:f>
+            <m:fPr>
+              <m:ctrlPr>
+                <w:rPr>
+                  <w:rFonts w:ascii="Cambria Math" w:hAnsi="Cambria Math"/>
+                </w:rPr>
+              </m:ctrlPr>
+            </m:fPr>
+            <m:num>
+              <m:nary>
+                <m:naryPr>
+                  <m:chr m:val="∑"/>
+                  <m:limLoc m:val="undOvr"/>
+                  <m:ctrlPr>
+                    <w:rPr>
+                      <w:rFonts w:ascii="Cambria Math" w:hAnsi="Cambria Math"/>
+                    </w:rPr>
+                  </m:ctrlPr>
+                </m:naryPr>
+                <m:sub>
+                  <m:r>
+                    <w:rPr>
+                      <w:rFonts w:ascii="Cambria Math" w:hAnsi="Cambria Math"/>
+                    </w:rPr>
+                    <m:t>i=1</m:t>
+                  </m:r>
+                </m:sub>
+                <m:sup>
+                  <m:r>
+                    <w:rPr>
+                      <w:rFonts w:ascii="Cambria Math" w:hAnsi="Cambria Math"/>
+                    </w:rPr>
+                    <m:t>n</m:t>
+                  </m:r>
+                </m:sup>
+                <m:e>
+                  <m:r>
+                    <w:rPr>
+                      <w:rFonts w:ascii="Cambria Math" w:hAnsi="Cambria Math"/>
+                    </w:rPr>
+                    <m:t>(</m:t>
+                  </m:r>
+                  <m:sSub>
+                    <m:sSubPr>
+                      <m:ctrlPr>
+                        <w:rPr>
+                          <w:rFonts w:ascii="Cambria Math" w:hAnsi="Cambria Math"/>
+                        </w:rPr>
+                      </m:ctrlPr>
+                    </m:sSubPr>
+                    <m:e>
+                      <m:r>
+                        <w:rPr>
+                          <w:rFonts w:ascii="Cambria Math" w:hAnsi="Cambria Math"/>
+                        </w:rPr>
+                        <m:t>ŷ</m:t>
+                      </m:r>
+                    </m:e>
+                    <m:sub>
+                      <m:r>
+                        <w:rPr>
+                          <w:rFonts w:ascii="Cambria Math" w:hAnsi="Cambria Math"/>
+                        </w:rPr>
+                        <m:t>i</m:t>
+                      </m:r>
+                    </m:sub>
+                  </m:sSub>
+                  <m:r>
+                    <w:rPr>
+                      <w:rFonts w:ascii="Cambria Math" w:hAnsi="Cambria Math"/>
+                    </w:rPr>
+                    <m:t xml:space="preserve"> - ȳ̂)(</m:t>
+                  </m:r>
+                  <m:sSub>
+                    <m:sSubPr>
+                      <m:ctrlPr>
+                        <w:rPr>
+                          <w:rFonts w:ascii="Cambria Math" w:hAnsi="Cambria Math"/>
+                        </w:rPr>
+                      </m:ctrlPr>
+                    </m:sSubPr>
+                    <m:e>
+                      <m:r>
+                        <w:rPr>
+                          <w:rFonts w:ascii="Cambria Math" w:hAnsi="Cambria Math"/>
+                        </w:rPr>
+                        <m:t>y</m:t>
+                      </m:r>
+                    </m:e>
+                    <m:sub>
+                      <m:r>
+                        <w:rPr>
+                          <w:rFonts w:ascii="Cambria Math" w:hAnsi="Cambria Math"/>
+                        </w:rPr>
+                        <m:t>i</m:t>
+                      </m:r>
+                    </m:sub>
+                  </m:sSub>
+                  <m:r>
+                    <w:rPr>
+                      <w:rFonts w:ascii="Cambria Math" w:hAnsi="Cambria Math"/>
+                    </w:rPr>
+                    <m:t xml:space="preserve"> - ȳ)</m:t>
+                  </m:r>
+                </m:e>
+              </m:nary>
+            </m:num>
+            <m:den>
+              <m:rad>
+                <m:radPr>
+                  <m:degHide m:val="1"/>
+                  <m:ctrlPr>
+                    <w:rPr>
+                      <w:rFonts w:ascii="Cambria Math" w:hAnsi="Cambria Math"/>
+                    </w:rPr>
+                  </m:ctrlPr>
+                </m:radPr>
+                <m:deg/>
+                <m:e>
+                  <m:nary>
+                    <m:naryPr>
+                      <m:chr m:val="∑"/>
+                      <m:limLoc m:val="undOvr"/>
+                      <m:ctrlPr>
+                        <w:rPr>
+                          <w:rFonts w:ascii="Cambria Math" w:hAnsi="Cambria Math"/>
+                        </w:rPr>
+                      </m:ctrlPr>
+                    </m:naryPr>
+                    <m:sub>
+                      <m:r>
+                        <w:rPr>
+                          <w:rFonts w:ascii="Cambria Math" w:hAnsi="Cambria Math"/>
+                        </w:rPr>
+                        <m:t>i=1</m:t>
+                      </m:r>
+                    </m:sub>
+                    <m:sup>
+                      <m:r>
+                        <w:rPr>
+                          <w:rFonts w:ascii="Cambria Math" w:hAnsi="Cambria Math"/>
+                        </w:rPr>
+                        <m:t>n</m:t>
+                      </m:r>
+                    </m:sup>
+                    <m:e>
+                      <m:r>
+                        <w:rPr>
+                          <w:rFonts w:ascii="Cambria Math" w:hAnsi="Cambria Math"/>
+                        </w:rPr>
+                        <m:t>(</m:t>
+                      </m:r>
+                      <m:sSub>
+                        <m:sSubPr>
+                          <m:ctrlPr>
+                            <w:rPr>
+                              <w:rFonts w:ascii="Cambria Math" w:hAnsi="Cambria Math"/>
+                            </w:rPr>
+                          </m:ctrlPr>
+                        </m:sSubPr>
+                        <m:e>
+                          <m:r>
+                            <w:rPr>
+                              <w:rFonts w:ascii="Cambria Math" w:hAnsi="Cambria Math"/>
+                            </w:rPr>
+                            <m:t>ŷ</m:t>
+                          </m:r>
+                        </m:e>
+                        <m:sub>
+                          <m:r>
+                            <w:rPr>
+                              <w:rFonts w:ascii="Cambria Math" w:hAnsi="Cambria Math"/>
+                            </w:rPr>
+                            <m:t>i</m:t>
+                          </m:r>
+                        </m:sub>
+                      </m:sSub>
+                      <m:r>
+                        <w:rPr>
+                          <w:rFonts w:ascii="Cambria Math" w:hAnsi="Cambria Math"/>
+                        </w:rPr>
+                        <m:t xml:space="preserve"> - ȳ̂</m:t>
+                      </m:r>
+                      <m:sSup>
+                        <m:sSupPr>
+                          <m:ctrlPr>
+                            <w:rPr>
+                              <w:rFonts w:ascii="Cambria Math" w:hAnsi="Cambria Math"/>
+                            </w:rPr>
+                          </m:ctrlPr>
+                        </m:sSupPr>
+                        <m:e>
+                          <m:r>
+                            <w:rPr>
+                              <w:rFonts w:ascii="Cambria Math" w:hAnsi="Cambria Math"/>
+                            </w:rPr>
+                            <m:t>)</m:t>
+                          </m:r>
+                        </m:e>
+                        <m:sup>
+                          <m:r>
+                            <w:rPr>
+                              <w:rFonts w:ascii="Cambria Math" w:hAnsi="Cambria Math"/>
+                            </w:rPr>
+                            <m:t>2</m:t>
+                          </m:r>
+                        </m:sup>
+                      </m:sSup>
+                    </m:e>
+                  </m:nary>
+                </m:e>
+              </m:rad>
+              <m:rad>
+                <m:radPr>
+                  <m:degHide m:val="1"/>
+                  <m:ctrlPr>
+                    <w:rPr>
+                      <w:rFonts w:ascii="Cambria Math" w:hAnsi="Cambria Math"/>
+                    </w:rPr>
+                  </m:ctrlPr>
+                </m:radPr>
+                <m:deg/>
+                <m:e>
+                  <m:nary>
+                    <m:naryPr>
+                      <m:chr m:val="∑"/>
+                      <m:limLoc m:val="undOvr"/>
+                      <m:ctrlPr>
+                        <w:rPr>
+                          <w:rFonts w:ascii="Cambria Math" w:hAnsi="Cambria Math"/>
+                        </w:rPr>
+                      </m:ctrlPr>
+                    </m:naryPr>
+                    <m:sub>
+                      <m:r>
+                        <w:rPr>
+                          <w:rFonts w:ascii="Cambria Math" w:hAnsi="Cambria Math"/>
+                        </w:rPr>
+                        <m:t>i=1</m:t>
+                      </m:r>
+                    </m:sub>
+                    <m:sup>
+                      <m:r>
+                        <w:rPr>
+                          <w:rFonts w:ascii="Cambria Math" w:hAnsi="Cambria Math"/>
+                        </w:rPr>
+                        <m:t>n</m:t>
+                      </m:r>
+                    </m:sup>
+                    <m:e>
+                      <m:r>
+                        <w:rPr>
+                          <w:rFonts w:ascii="Cambria Math" w:hAnsi="Cambria Math"/>
+                        </w:rPr>
+                        <m:t>(</m:t>
+                      </m:r>
+                      <m:sSub>
+                        <m:sSubPr>
+                          <m:ctrlPr>
+                            <w:rPr>
+                              <w:rFonts w:ascii="Cambria Math" w:hAnsi="Cambria Math"/>
+                            </w:rPr>
+                          </m:ctrlPr>
+                        </m:sSubPr>
+                        <m:e>
+                          <m:r>
+                            <w:rPr>
+                              <w:rFonts w:ascii="Cambria Math" w:hAnsi="Cambria Math"/>
+                            </w:rPr>
+                            <m:t>y</m:t>
+                          </m:r>
+                        </m:e>
+                        <m:sub>
+                          <m:r>
+                            <w:rPr>
+                              <w:rFonts w:ascii="Cambria Math" w:hAnsi="Cambria Math"/>
+                            </w:rPr>
+                            <m:t>i</m:t>
+                          </m:r>
+                        </m:sub>
+                      </m:sSub>
+                      <m:r>
+                        <w:rPr>
+                          <w:rFonts w:ascii="Cambria Math" w:hAnsi="Cambria Math"/>
+                        </w:rPr>
+                        <m:t xml:space="preserve"> - ȳ</m:t>
+                      </m:r>
+                      <m:sSup>
+                        <m:sSupPr>
+                          <m:ctrlPr>
+                            <w:rPr>
+                              <w:rFonts w:ascii="Cambria Math" w:hAnsi="Cambria Math"/>
+                            </w:rPr>
+                          </m:ctrlPr>
+                        </m:sSupPr>
+                        <m:e>
+                          <m:r>
+                            <w:rPr>
+                              <w:rFonts w:ascii="Cambria Math" w:hAnsi="Cambria Math"/>
+                            </w:rPr>
+                            <m:t>)</m:t>
+                          </m:r>
+                        </m:e>
+                        <m:sup>
+                          <m:r>
+                            <w:rPr>
+                              <w:rFonts w:ascii="Cambria Math" w:hAnsi="Cambria Math"/>
+                            </w:rPr>
+                            <m:t>2</m:t>
+                          </m:r>
+                        </m:sup>
+                      </m:sSup>
+                    </m:e>
+                  </m:nary>
+                </m:e>
+              </m:rad>
+            </m:den>
+          </m:f>
+        </m:oMath>
+      </m:oMathPara>
+    </w:p>
+    <w:p>
+      <w:pPr>
+        <w:pStyle w:val="a8"/>
+        <w:numPr>
+          <w:ilvl w:val="0"/>
+          <w:numId w:val="3"/>
+        </w:numPr>
+        <w:spacing w:after="80" w:line="360" w:lineRule="auto"/>
+      </w:pPr>
+      <w:r>
+        <w:rPr>
+          <w:rFonts w:hint="eastAsia"/>
+          <w:b/>
+          <w:bCs/>
+        </w:rPr>
+        <w:t>決定係數（</w:t>
+      </w:r>
+      <w:r>
+        <w:rPr>
+          <w:b/>
+          <w:bCs/>
+        </w:rPr>
+        <w:t>R²</w:t>
+      </w:r>
+      <w:r>
+        <w:rPr>
+          <w:rFonts w:hint="eastAsia"/>
+          <w:b/>
+          <w:bCs/>
+        </w:rPr>
+        <w:t>）</w:t>
+      </w:r>
+      <w:r>
+        <w:rPr>
+          <w:rFonts w:hint="eastAsia"/>
+        </w:rPr>
+        <w:t>：本研究定義為</w:t>
+      </w:r>
+      <w:r>
+        <w:t xml:space="preserve"> R </w:t>
+      </w:r>
+      <w:r>
+        <w:rPr>
+          <w:rFonts w:hint="eastAsia"/>
+        </w:rPr>
+        <w:t>之</w:t>
+      </w:r>
+      <w:proofErr w:type="gramStart"/>
+      <w:r>
+        <w:rPr>
+          <w:rFonts w:hint="eastAsia"/>
+        </w:rPr>
+        <w:t>平方，</w:t>
+      </w:r>
+      <w:proofErr w:type="gramEnd"/>
+      <w:r>
+        <w:rPr>
+          <w:rFonts w:hint="eastAsia"/>
+        </w:rPr>
+        <w:t>表示預測值可解釋之實際長度變異比例。</w:t>
+      </w:r>
+    </w:p>
+    <w:p>
+      <w:pPr>
+        <w:spacing w:after="120"/>
+        <w:jc w:val="center"/>
+      </w:pPr>
+      <m:oMathPara>
+        <m:oMath>
+          <m:sSup>
+            <m:sSupPr>
+              <m:ctrlPr>
+                <w:rPr>
+                  <w:rFonts w:ascii="Cambria Math" w:hAnsi="Cambria Math"/>
+                </w:rPr>
+              </m:ctrlPr>
+            </m:sSupPr>
+            <m:e>
+              <m:r>
+                <w:rPr>
+                  <w:rFonts w:ascii="Cambria Math" w:hAnsi="Cambria Math"/>
+                </w:rPr>
+                <m:t>R</m:t>
+              </m:r>
+            </m:e>
+            <m:sup>
+              <m:r>
+                <w:rPr>
+                  <w:rFonts w:ascii="Cambria Math" w:hAnsi="Cambria Math"/>
+                </w:rPr>
+                <m:t>2</m:t>
+              </m:r>
+            </m:sup>
+          </m:sSup>
+          <m:r>
+            <w:rPr>
+              <w:rFonts w:ascii="Cambria Math" w:hAnsi="Cambria Math"/>
+            </w:rPr>
+            <m:t xml:space="preserve"> = </m:t>
+          </m:r>
+          <m:sSup>
+            <m:sSupPr>
+              <m:ctrlPr>
+                <w:rPr>
+                  <w:rFonts w:ascii="Cambria Math" w:hAnsi="Cambria Math"/>
+                </w:rPr>
+              </m:ctrlPr>
+            </m:sSupPr>
+            <m:e>
+              <m:r>
+                <w:rPr>
+                  <w:rFonts w:ascii="Cambria Math" w:hAnsi="Cambria Math"/>
+                </w:rPr>
+                <m:t>R</m:t>
+              </m:r>
+            </m:e>
+            <m:sup>
+              <m:r>
+                <w:rPr>
+                  <w:rFonts w:ascii="Cambria Math" w:hAnsi="Cambria Math"/>
+                </w:rPr>
+                <m:t>2</m:t>
+              </m:r>
+            </m:sup>
+          </m:sSup>
+          <m:r>
+            <w:rPr>
+              <w:rFonts w:ascii="Cambria Math" w:hAnsi="Cambria Math"/>
+            </w:rPr>
+            <m:t xml:space="preserve">  (Pearson </m:t>
+          </m:r>
+          <m:r>
+            <w:rPr>
+              <w:rFonts w:ascii="Cambria Math" w:hAnsi="Cambria Math" w:hint="eastAsia"/>
+            </w:rPr>
+            <m:t>相關係數之平方</m:t>
+          </m:r>
+          <m:r>
+            <w:rPr>
+              <w:rFonts w:ascii="Cambria Math" w:hAnsi="Cambria Math"/>
+            </w:rPr>
+            <m:t>)</m:t>
+          </m:r>
+        </m:oMath>
+      </m:oMathPara>
+    </w:p>
+    <w:p>
+      <w:pPr>
+        <w:pStyle w:val="a8"/>
+        <w:numPr>
+          <w:ilvl w:val="0"/>
+          <w:numId w:val="3"/>
+        </w:numPr>
+        <w:spacing w:after="80" w:line="360" w:lineRule="auto"/>
+      </w:pPr>
+      <w:r>
+        <w:rPr>
+          <w:rFonts w:hint="eastAsia"/>
+          <w:b/>
+          <w:bCs/>
+        </w:rPr>
+        <w:t>理想比率（</w:t>
+      </w:r>
+      <w:r>
+        <w:rPr>
+          <w:b/>
+          <w:bCs/>
+        </w:rPr>
+        <w:t>Ideal rate</w:t>
+      </w:r>
+      <w:r>
+        <w:rPr>
+          <w:rFonts w:hint="eastAsia"/>
+          <w:b/>
+          <w:bCs/>
+        </w:rPr>
+        <w:t>）</w:t>
+      </w:r>
+      <w:r>
+        <w:rPr>
+          <w:rFonts w:hint="eastAsia"/>
+        </w:rPr>
+        <w:t>：校正後預測誤差落在臨床可接受範圍</w:t>
+      </w:r>
+      <w:r>
+        <w:t xml:space="preserve"> ±1.0 mm </w:t>
+      </w:r>
+      <w:r>
+        <w:rPr>
+          <w:rFonts w:hint="eastAsia"/>
+        </w:rPr>
+        <w:t>內之牙齒比例。</w:t>
+      </w:r>
+    </w:p>
+    <w:p>
+      <w:pPr>
+        <w:spacing w:after="120"/>
+        <w:jc w:val="center"/>
+      </w:pPr>
+      <m:oMathPara>
+        <m:oMathParaPr>
+          <m:jc m:val="center"/>
+        </m:oMathParaPr>
+        <m:oMath>
+          <m:r>
+            <w:rPr>
+              <w:rFonts w:ascii="Cambria Math" w:hAnsi="Cambria Math"/>
+            </w:rPr>
+            <m:t xml:space="preserve">Ideal rate = </m:t>
+          </m:r>
+          <m:f>
+            <m:fPr>
+              <m:ctrlPr>
+                <w:rPr>
+                  <w:rFonts w:ascii="Cambria Math" w:hAnsi="Cambria Math"/>
+                </w:rPr>
+              </m:ctrlPr>
+            </m:fPr>
+            <m:num>
+              <m:r>
+                <w:rPr>
+                  <w:rFonts w:ascii="Cambria Math" w:hAnsi="Cambria Math"/>
+                </w:rPr>
+                <m:t>1</m:t>
+              </m:r>
+            </m:num>
+            <m:den>
+              <m:r>
+                <w:rPr>
+                  <w:rFonts w:ascii="Cambria Math" w:hAnsi="Cambria Math"/>
+                </w:rPr>
+                <m:t>n</m:t>
+              </m:r>
+            </m:den>
+          </m:f>
+          <m:nary>
+            <m:naryPr>
+              <m:chr m:val="∑"/>
+              <m:limLoc m:val="undOvr"/>
+              <m:ctrlPr>
+                <w:rPr>
+                  <w:rFonts w:ascii="Cambria Math" w:hAnsi="Cambria Math"/>
+                </w:rPr>
+              </m:ctrlPr>
+            </m:naryPr>
+            <m:sub>
+              <m:r>
+                <w:rPr>
+                  <w:rFonts w:ascii="Cambria Math" w:hAnsi="Cambria Math"/>
+                </w:rPr>
+                <m:t>i=1</m:t>
+              </m:r>
+            </m:sub>
+            <m:sup>
+              <m:r>
+                <w:rPr>
+                  <w:rFonts w:ascii="Cambria Math" w:hAnsi="Cambria Math"/>
+                </w:rPr>
+                <m:t>n</m:t>
+              </m:r>
+            </m:sup>
+            <m:e>
+              <m:r>
+                <m:rPr>
+                  <m:scr m:val="double-struck"/>
+                </m:rPr>
+                <w:rPr>
+                  <w:rFonts w:ascii="Cambria Math" w:hAnsi="Cambria Math"/>
+                </w:rPr>
+                <m:t>1(|</m:t>
+              </m:r>
+              <m:sSub>
+                <m:sSubPr>
+                  <m:ctrlPr>
+                    <w:rPr>
+                      <w:rFonts w:ascii="Cambria Math" w:hAnsi="Cambria Math"/>
+                    </w:rPr>
+                  </m:ctrlPr>
+                </m:sSubPr>
+                <m:e>
+                  <m:r>
+                    <w:rPr>
+                      <w:rFonts w:ascii="Cambria Math" w:hAnsi="Cambria Math"/>
+                    </w:rPr>
+                    <m:t>ŷ</m:t>
+                  </m:r>
+                </m:e>
+                <m:sub>
+                  <m:r>
+                    <w:rPr>
+                      <w:rFonts w:ascii="Cambria Math" w:hAnsi="Cambria Math"/>
+                    </w:rPr>
+                    <m:t>i</m:t>
+                  </m:r>
+                </m:sub>
+              </m:sSub>
+              <m:r>
+                <w:rPr>
+                  <w:rFonts w:ascii="Cambria Math" w:hAnsi="Cambria Math"/>
+                </w:rPr>
+                <m:t xml:space="preserve"> - 0.5 - </m:t>
+              </m:r>
+              <m:sSub>
+                <m:sSubPr>
+                  <m:ctrlPr>
+                    <w:rPr>
+                      <w:rFonts w:ascii="Cambria Math" w:hAnsi="Cambria Math"/>
+                    </w:rPr>
+                  </m:ctrlPr>
+                </m:sSubPr>
+                <m:e>
+                  <m:r>
+                    <w:rPr>
+                      <w:rFonts w:ascii="Cambria Math" w:hAnsi="Cambria Math"/>
+                    </w:rPr>
+                    <m:t>y</m:t>
+                  </m:r>
+                </m:e>
+                <m:sub>
+                  <m:r>
+                    <w:rPr>
+                      <w:rFonts w:ascii="Cambria Math" w:hAnsi="Cambria Math"/>
+                    </w:rPr>
+                    <m:t>i</m:t>
+                  </m:r>
+                </m:sub>
+              </m:sSub>
+              <m:r>
+                <w:rPr>
+                  <w:rFonts w:ascii="Cambria Math" w:hAnsi="Cambria Math"/>
+                </w:rPr>
+                <m:t>| ≤ 1.0)</m:t>
+              </m:r>
+            </m:e>
+          </m:nary>
+          <m:r>
+            <w:rPr>
+              <w:rFonts w:ascii="Cambria Math" w:hAnsi="Cambria Math"/>
+            </w:rPr>
+            <m:t xml:space="preserve"> × 100</m:t>
+          </m:r>
+          <m:r>
+            <w:rPr>
+              <w:rFonts w:ascii="Cambria Math" w:hAnsi="Cambria Math"/>
+            </w:rPr>
+            <m:t>%</m:t>
+          </m:r>
+        </m:oMath>
+      </m:oMathPara>
+    </w:p>
+    <w:p>
+      <w:pPr>
+        <w:widowControl/>
+        <w:spacing w:before="100" w:beforeAutospacing="1" w:after="100" w:afterAutospacing="1" w:line="240" w:lineRule="auto"/>
+        <w:rPr>
+          <w:rFonts w:ascii="新細明體" w:eastAsia="新細明體" w:hAnsi="新細明體" w:cs="新細明體"/>
+          <w:kern w:val="0"/>
+          <w14:ligatures w14:val="none"/>
+        </w:rPr>
+      </w:pPr>
+      <w:r>
+        <w:rPr>
+          <w:rFonts w:ascii="新細明體" w:eastAsia="新細明體" w:hAnsi="新細明體" w:cs="新細明體"/>
+          <w:kern w:val="0"/>
+          <w14:ligatures w14:val="none"/>
+        </w:rPr>
         <w:t>分割效能另以 mAP50 與 mAP50</w:t>
       </w:r>
       <w:proofErr w:type="gramStart"/>
@@ -1316,7 +2337,6 @@
         <w:t>95 報告。</w:t>
       </w:r>
     </w:p>
-    <w:p/>
     <w:p>
       <w:r>
         <w:rPr>
@@ -1604,8 +2624,250 @@
       </w:rPr>
     </w:lvl>
   </w:abstractNum>
+  <w:abstractNum w:abstractNumId="1" w15:restartNumberingAfterBreak="0">
+    <w:nsid w:val="273C74FA"/>
+    <w:multiLevelType w:val="hybridMultilevel"/>
+    <w:tmpl w:val="E4AAF122"/>
+    <w:lvl w:ilvl="0" w:tplc="5DD2D236">
+      <w:start w:val="1"/>
+      <w:numFmt w:val="bullet"/>
+      <w:lvlText w:val="•"/>
+      <w:lvlJc w:val="left"/>
+      <w:pPr>
+        <w:ind w:left="720" w:hanging="360"/>
+      </w:pPr>
+    </w:lvl>
+    <w:lvl w:ilvl="1" w:tplc="02107E30">
+      <w:numFmt w:val="decimal"/>
+      <w:lvlText w:val=""/>
+      <w:lvlJc w:val="left"/>
+      <w:pPr>
+        <w:ind w:left="0" w:firstLine="0"/>
+      </w:pPr>
+    </w:lvl>
+    <w:lvl w:ilvl="2" w:tplc="80AA7B94">
+      <w:numFmt w:val="decimal"/>
+      <w:lvlText w:val=""/>
+      <w:lvlJc w:val="left"/>
+      <w:pPr>
+        <w:ind w:left="0" w:firstLine="0"/>
+      </w:pPr>
+    </w:lvl>
+    <w:lvl w:ilvl="3" w:tplc="4B927230">
+      <w:numFmt w:val="decimal"/>
+      <w:lvlText w:val=""/>
+      <w:lvlJc w:val="left"/>
+      <w:pPr>
+        <w:ind w:left="0" w:firstLine="0"/>
+      </w:pPr>
+    </w:lvl>
+    <w:lvl w:ilvl="4" w:tplc="2E34D050">
+      <w:numFmt w:val="decimal"/>
+      <w:lvlText w:val=""/>
+      <w:lvlJc w:val="left"/>
+      <w:pPr>
+        <w:ind w:left="0" w:firstLine="0"/>
+      </w:pPr>
+    </w:lvl>
+    <w:lvl w:ilvl="5" w:tplc="240AE52C">
+      <w:numFmt w:val="decimal"/>
+      <w:lvlText w:val=""/>
+      <w:lvlJc w:val="left"/>
+      <w:pPr>
+        <w:ind w:left="0" w:firstLine="0"/>
+      </w:pPr>
+    </w:lvl>
+    <w:lvl w:ilvl="6" w:tplc="7DF217D6">
+      <w:numFmt w:val="decimal"/>
+      <w:lvlText w:val=""/>
+      <w:lvlJc w:val="left"/>
+      <w:pPr>
+        <w:ind w:left="0" w:firstLine="0"/>
+      </w:pPr>
+    </w:lvl>
+    <w:lvl w:ilvl="7" w:tplc="C65A1C48">
+      <w:numFmt w:val="decimal"/>
+      <w:lvlText w:val=""/>
+      <w:lvlJc w:val="left"/>
+      <w:pPr>
+        <w:ind w:left="0" w:firstLine="0"/>
+      </w:pPr>
+    </w:lvl>
+    <w:lvl w:ilvl="8" w:tplc="7DAC9B3C">
+      <w:numFmt w:val="decimal"/>
+      <w:lvlText w:val=""/>
+      <w:lvlJc w:val="left"/>
+      <w:pPr>
+        <w:ind w:left="0" w:firstLine="0"/>
+      </w:pPr>
+    </w:lvl>
+  </w:abstractNum>
+  <w:abstractNum w:abstractNumId="2" w15:restartNumberingAfterBreak="0">
+    <w:nsid w:val="64B77CF5"/>
+    <w:multiLevelType w:val="multilevel"/>
+    <w:tmpl w:val="39B2C38C"/>
+    <w:lvl w:ilvl="0">
+      <w:start w:val="1"/>
+      <w:numFmt w:val="bullet"/>
+      <w:lvlText w:val=""/>
+      <w:lvlJc w:val="left"/>
+      <w:pPr>
+        <w:tabs>
+          <w:tab w:val="num" w:pos="720"/>
+        </w:tabs>
+        <w:ind w:left="720" w:hanging="360"/>
+      </w:pPr>
+      <w:rPr>
+        <w:rFonts w:ascii="Symbol" w:hAnsi="Symbol" w:hint="default"/>
+        <w:sz w:val="20"/>
+      </w:rPr>
+    </w:lvl>
+    <w:lvl w:ilvl="1" w:tentative="1">
+      <w:start w:val="1"/>
+      <w:numFmt w:val="bullet"/>
+      <w:lvlText w:val="o"/>
+      <w:lvlJc w:val="left"/>
+      <w:pPr>
+        <w:tabs>
+          <w:tab w:val="num" w:pos="1440"/>
+        </w:tabs>
+        <w:ind w:left="1440" w:hanging="360"/>
+      </w:pPr>
+      <w:rPr>
+        <w:rFonts w:ascii="Courier New" w:hAnsi="Courier New" w:hint="default"/>
+        <w:sz w:val="20"/>
+      </w:rPr>
+    </w:lvl>
+    <w:lvl w:ilvl="2" w:tentative="1">
+      <w:start w:val="1"/>
+      <w:numFmt w:val="bullet"/>
+      <w:lvlText w:val=""/>
+      <w:lvlJc w:val="left"/>
+      <w:pPr>
+        <w:tabs>
+          <w:tab w:val="num" w:pos="2160"/>
+        </w:tabs>
+        <w:ind w:left="2160" w:hanging="360"/>
+      </w:pPr>
+      <w:rPr>
+        <w:rFonts w:ascii="Wingdings" w:hAnsi="Wingdings" w:hint="default"/>
+        <w:sz w:val="20"/>
+      </w:rPr>
+    </w:lvl>
+    <w:lvl w:ilvl="3" w:tentative="1">
+      <w:start w:val="1"/>
+      <w:numFmt w:val="bullet"/>
+      <w:lvlText w:val=""/>
+      <w:lvlJc w:val="left"/>
+      <w:pPr>
+        <w:tabs>
+          <w:tab w:val="num" w:pos="2880"/>
+        </w:tabs>
+        <w:ind w:left="2880" w:hanging="360"/>
+      </w:pPr>
+      <w:rPr>
+        <w:rFonts w:ascii="Wingdings" w:hAnsi="Wingdings" w:hint="default"/>
+        <w:sz w:val="20"/>
+      </w:rPr>
+    </w:lvl>
+    <w:lvl w:ilvl="4" w:tentative="1">
+      <w:start w:val="1"/>
+      <w:numFmt w:val="bullet"/>
+      <w:lvlText w:val=""/>
+      <w:lvlJc w:val="left"/>
+      <w:pPr>
+        <w:tabs>
+          <w:tab w:val="num" w:pos="3600"/>
+        </w:tabs>
+        <w:ind w:left="3600" w:hanging="360"/>
+      </w:pPr>
+      <w:rPr>
+        <w:rFonts w:ascii="Wingdings" w:hAnsi="Wingdings" w:hint="default"/>
+        <w:sz w:val="20"/>
+      </w:rPr>
+    </w:lvl>
+    <w:lvl w:ilvl="5" w:tentative="1">
+      <w:start w:val="1"/>
+      <w:numFmt w:val="bullet"/>
+      <w:lvlText w:val=""/>
+      <w:lvlJc w:val="left"/>
+      <w:pPr>
+        <w:tabs>
+          <w:tab w:val="num" w:pos="4320"/>
+        </w:tabs>
+        <w:ind w:left="4320" w:hanging="360"/>
+      </w:pPr>
+      <w:rPr>
+        <w:rFonts w:ascii="Wingdings" w:hAnsi="Wingdings" w:hint="default"/>
+        <w:sz w:val="20"/>
+      </w:rPr>
+    </w:lvl>
+    <w:lvl w:ilvl="6" w:tentative="1">
+      <w:start w:val="1"/>
+      <w:numFmt w:val="bullet"/>
+      <w:lvlText w:val=""/>
+      <w:lvlJc w:val="left"/>
+      <w:pPr>
+        <w:tabs>
+          <w:tab w:val="num" w:pos="5040"/>
+        </w:tabs>
+        <w:ind w:left="5040" w:hanging="360"/>
+      </w:pPr>
+      <w:rPr>
+        <w:rFonts w:ascii="Wingdings" w:hAnsi="Wingdings" w:hint="default"/>
+        <w:sz w:val="20"/>
+      </w:rPr>
+    </w:lvl>
+    <w:lvl w:ilvl="7" w:tentative="1">
+      <w:start w:val="1"/>
+      <w:numFmt w:val="bullet"/>
+      <w:lvlText w:val=""/>
+      <w:lvlJc w:val="left"/>
+      <w:pPr>
+        <w:tabs>
+          <w:tab w:val="num" w:pos="5760"/>
+        </w:tabs>
+        <w:ind w:left="5760" w:hanging="360"/>
+      </w:pPr>
+      <w:rPr>
+        <w:rFonts w:ascii="Wingdings" w:hAnsi="Wingdings" w:hint="default"/>
+        <w:sz w:val="20"/>
+      </w:rPr>
+    </w:lvl>
+    <w:lvl w:ilvl="8" w:tentative="1">
+      <w:start w:val="1"/>
+      <w:numFmt w:val="bullet"/>
+      <w:lvlText w:val=""/>
+      <w:lvlJc w:val="left"/>
+      <w:pPr>
+        <w:tabs>
+          <w:tab w:val="num" w:pos="6480"/>
+        </w:tabs>
+        <w:ind w:left="6480" w:hanging="360"/>
+      </w:pPr>
+      <w:rPr>
+        <w:rFonts w:ascii="Wingdings" w:hAnsi="Wingdings" w:hint="default"/>
+        <w:sz w:val="20"/>
+      </w:rPr>
+    </w:lvl>
+  </w:abstractNum>
   <w:num w:numId="1">
     <w:abstractNumId w:val="0"/>
+  </w:num>
+  <w:num w:numId="2">
+    <w:abstractNumId w:val="2"/>
+  </w:num>
+  <w:num w:numId="3">
+    <w:abstractNumId w:val="1"/>
+    <w:lvlOverride w:ilvl="0"/>
+    <w:lvlOverride w:ilvl="1"/>
+    <w:lvlOverride w:ilvl="2"/>
+    <w:lvlOverride w:ilvl="3"/>
+    <w:lvlOverride w:ilvl="4"/>
+    <w:lvlOverride w:ilvl="5"/>
+    <w:lvlOverride w:ilvl="6"/>
+    <w:lvlOverride w:ilvl="7"/>
+    <w:lvlOverride w:ilvl="8"/>
   </w:num>
 </w:numbering>
 </file>
@@ -1809,7 +3071,7 @@
     <w:lsdException w:name="Medium Shading 2 Accent 1" w:uiPriority="64"/>
     <w:lsdException w:name="Medium List 1 Accent 1" w:uiPriority="65"/>
     <w:lsdException w:name="Revision" w:semiHidden="1"/>
-    <w:lsdException w:name="List Paragraph" w:uiPriority="34" w:qFormat="1"/>
+    <w:lsdException w:name="List Paragraph" w:uiPriority="0" w:qFormat="1"/>
     <w:lsdException w:name="Quote" w:uiPriority="29" w:qFormat="1"/>
     <w:lsdException w:name="Intense Quote" w:uiPriority="30" w:qFormat="1"/>
     <w:lsdException w:name="Medium List 2 Accent 1" w:uiPriority="66"/>
@@ -2204,6 +3466,19 @@
       <w:bCs/>
     </w:rPr>
   </w:style>
+  <w:style w:type="paragraph" w:styleId="a8">
+    <w:name w:val="List Paragraph"/>
+    <w:qFormat/>
+    <w:rsid w:val="000639D8"/>
+    <w:pPr>
+      <w:spacing w:after="0" w:line="240" w:lineRule="auto"/>
+    </w:pPr>
+    <w:rPr>
+      <w:rFonts w:ascii="Times New Roman" w:eastAsia="標楷體" w:hAnsi="Times New Roman" w:cs="Times New Roman"/>
+      <w:kern w:val="0"/>
+      <w14:ligatures w14:val="none"/>
+    </w:rPr>
+  </w:style>
 </w:styles>
 </file>
 

--- a/論文/第二篇的中文稿.docx
+++ b/論文/第二篇的中文稿.docx
@@ -3,291 +3,510 @@
 <w:document xmlns:wpc="http://schemas.microsoft.com/office/word/2010/wordprocessingCanvas" xmlns:cx="http://schemas.microsoft.com/office/drawing/2014/chartex" xmlns:cx1="http://schemas.microsoft.com/office/drawing/2015/9/8/chartex" xmlns:cx2="http://schemas.microsoft.com/office/drawing/2015/10/21/chartex" xmlns:cx3="http://schemas.microsoft.com/office/drawing/2016/5/9/chartex" xmlns:cx4="http://schemas.microsoft.com/office/drawing/2016/5/10/chartex" xmlns:cx5="http://schemas.microsoft.com/office/drawing/2016/5/11/chartex" xmlns:cx6="http://schemas.microsoft.com/office/drawing/2016/5/12/chartex" xmlns:cx7="http://schemas.microsoft.com/office/drawing/2016/5/13/chartex" xmlns:cx8="http://schemas.microsoft.com/office/drawing/2016/5/14/chartex" xmlns:mc="http://schemas.openxmlformats.org/markup-compatibility/2006" xmlns:aink="http://schemas.microsoft.com/office/drawing/2016/ink" xmlns:am3d="http://schemas.microsoft.com/office/drawing/2017/model3d" xmlns:o="urn:schemas-microsoft-com:office:office" xmlns:r="http://schemas.openxmlformats.org/officeDocument/2006/relationships" xmlns:m="http://schemas.openxmlformats.org/officeDocument/2006/math" xmlns:v="urn:schemas-microsoft-com:vml" xmlns:wp14="http://schemas.microsoft.com/office/word/2010/wordprocessingDrawing" xmlns:wp="http://schemas.openxmlformats.org/drawingml/2006/wordprocessingDrawing" xmlns:w10="urn:schemas-microsoft-com:office:word" xmlns:w="http://schemas.openxmlformats.org/wordprocessingml/2006/main" xmlns:w14="http://schemas.microsoft.com/office/word/2010/wordml" xmlns:w15="http://schemas.microsoft.com/office/word/2012/wordml" xmlns:w16cid="http://schemas.microsoft.com/office/word/2016/wordml/cid" xmlns:w16se="http://schemas.microsoft.com/office/word/2015/wordml/symex" xmlns:wpg="http://schemas.microsoft.com/office/word/2010/wordprocessingGroup" xmlns:wpi="http://schemas.microsoft.com/office/word/2010/wordprocessingInk" xmlns:wne="http://schemas.microsoft.com/office/word/2006/wordml" xmlns:wps="http://schemas.microsoft.com/office/word/2010/wordprocessingShape" mc:Ignorable="w14 w15 w16se w16cid wp14">
   <w:body>
     <w:p>
-      <w:r>
-        <w:rPr>
-          <w:rFonts w:hint="eastAsia"/>
+      <w:pPr>
+        <w:spacing w:line="276" w:lineRule="auto"/>
+        <w:rPr>
+          <w:rFonts w:ascii="標楷體" w:eastAsia="標楷體" w:hAnsi="標楷體"/>
+        </w:rPr>
+      </w:pPr>
+      <w:r>
+        <w:rPr>
+          <w:rFonts w:ascii="標楷體" w:eastAsia="標楷體" w:hAnsi="標楷體" w:hint="eastAsia"/>
         </w:rPr>
         <w:t>順序：</w:t>
       </w:r>
       <w:r>
         <w:rPr>
-          <w:rFonts w:hint="eastAsia"/>
+          <w:rFonts w:ascii="標楷體" w:eastAsia="標楷體" w:hAnsi="標楷體" w:hint="eastAsia"/>
         </w:rPr>
         <w:t>3</w:t>
       </w:r>
       <w:r>
+        <w:rPr>
+          <w:rFonts w:ascii="標楷體" w:eastAsia="標楷體" w:hAnsi="標楷體"/>
+        </w:rPr>
         <w:t xml:space="preserve"> </w:t>
       </w:r>
       <w:r>
         <w:rPr>
-          <w:rFonts w:hint="eastAsia"/>
+          <w:rFonts w:ascii="標楷體" w:eastAsia="標楷體" w:hAnsi="標楷體" w:hint="eastAsia"/>
         </w:rPr>
         <w:t>&gt;</w:t>
       </w:r>
       <w:r>
+        <w:rPr>
+          <w:rFonts w:ascii="標楷體" w:eastAsia="標楷體" w:hAnsi="標楷體"/>
+        </w:rPr>
         <w:t xml:space="preserve"> </w:t>
       </w:r>
       <w:r>
         <w:rPr>
-          <w:rFonts w:hint="eastAsia"/>
+          <w:rFonts w:ascii="標楷體" w:eastAsia="標楷體" w:hAnsi="標楷體" w:hint="eastAsia"/>
         </w:rPr>
         <w:t>4</w:t>
       </w:r>
       <w:r>
+        <w:rPr>
+          <w:rFonts w:ascii="標楷體" w:eastAsia="標楷體" w:hAnsi="標楷體"/>
+        </w:rPr>
         <w:t xml:space="preserve"> </w:t>
       </w:r>
       <w:r>
         <w:rPr>
-          <w:rFonts w:hint="eastAsia"/>
+          <w:rFonts w:ascii="標楷體" w:eastAsia="標楷體" w:hAnsi="標楷體" w:hint="eastAsia"/>
         </w:rPr>
         <w:t>&gt;</w:t>
       </w:r>
       <w:r>
+        <w:rPr>
+          <w:rFonts w:ascii="標楷體" w:eastAsia="標楷體" w:hAnsi="標楷體"/>
+        </w:rPr>
         <w:t xml:space="preserve"> </w:t>
       </w:r>
       <w:r>
         <w:rPr>
-          <w:rFonts w:hint="eastAsia"/>
+          <w:rFonts w:ascii="標楷體" w:eastAsia="標楷體" w:hAnsi="標楷體" w:hint="eastAsia"/>
         </w:rPr>
         <w:t>5</w:t>
       </w:r>
       <w:r>
+        <w:rPr>
+          <w:rFonts w:ascii="標楷體" w:eastAsia="標楷體" w:hAnsi="標楷體"/>
+        </w:rPr>
         <w:t xml:space="preserve"> </w:t>
       </w:r>
       <w:r>
         <w:rPr>
-          <w:rFonts w:hint="eastAsia"/>
+          <w:rFonts w:ascii="標楷體" w:eastAsia="標楷體" w:hAnsi="標楷體" w:hint="eastAsia"/>
         </w:rPr>
         <w:t>&gt;</w:t>
       </w:r>
       <w:r>
+        <w:rPr>
+          <w:rFonts w:ascii="標楷體" w:eastAsia="標楷體" w:hAnsi="標楷體"/>
+        </w:rPr>
         <w:t xml:space="preserve"> </w:t>
       </w:r>
       <w:r>
         <w:rPr>
-          <w:rFonts w:hint="eastAsia"/>
+          <w:rFonts w:ascii="標楷體" w:eastAsia="標楷體" w:hAnsi="標楷體" w:hint="eastAsia"/>
         </w:rPr>
         <w:t>6</w:t>
       </w:r>
       <w:r>
+        <w:rPr>
+          <w:rFonts w:ascii="標楷體" w:eastAsia="標楷體" w:hAnsi="標楷體"/>
+        </w:rPr>
         <w:t xml:space="preserve"> </w:t>
       </w:r>
       <w:r>
         <w:rPr>
-          <w:rFonts w:hint="eastAsia"/>
+          <w:rFonts w:ascii="標楷體" w:eastAsia="標楷體" w:hAnsi="標楷體" w:hint="eastAsia"/>
         </w:rPr>
         <w:t>&gt;</w:t>
       </w:r>
       <w:r>
+        <w:rPr>
+          <w:rFonts w:ascii="標楷體" w:eastAsia="標楷體" w:hAnsi="標楷體"/>
+        </w:rPr>
         <w:t xml:space="preserve"> </w:t>
       </w:r>
       <w:r>
         <w:rPr>
-          <w:rFonts w:hint="eastAsia"/>
+          <w:rFonts w:ascii="標楷體" w:eastAsia="標楷體" w:hAnsi="標楷體" w:hint="eastAsia"/>
         </w:rPr>
         <w:t>1</w:t>
       </w:r>
       <w:r>
+        <w:rPr>
+          <w:rFonts w:ascii="標楷體" w:eastAsia="標楷體" w:hAnsi="標楷體"/>
+        </w:rPr>
         <w:t xml:space="preserve"> </w:t>
       </w:r>
       <w:r>
         <w:rPr>
-          <w:rFonts w:hint="eastAsia"/>
+          <w:rFonts w:ascii="標楷體" w:eastAsia="標楷體" w:hAnsi="標楷體" w:hint="eastAsia"/>
         </w:rPr>
         <w:t>&gt;</w:t>
       </w:r>
       <w:r>
+        <w:rPr>
+          <w:rFonts w:ascii="標楷體" w:eastAsia="標楷體" w:hAnsi="標楷體"/>
+        </w:rPr>
         <w:t xml:space="preserve"> </w:t>
       </w:r>
       <w:r>
         <w:rPr>
-          <w:rFonts w:hint="eastAsia"/>
+          <w:rFonts w:ascii="標楷體" w:eastAsia="標楷體" w:hAnsi="標楷體" w:hint="eastAsia"/>
         </w:rPr>
         <w:t>2</w:t>
       </w:r>
       <w:r>
+        <w:rPr>
+          <w:rFonts w:ascii="標楷體" w:eastAsia="標楷體" w:hAnsi="標楷體"/>
+        </w:rPr>
         <w:t xml:space="preserve"> </w:t>
       </w:r>
       <w:r>
         <w:rPr>
-          <w:rFonts w:hint="eastAsia"/>
+          <w:rFonts w:ascii="標楷體" w:eastAsia="標楷體" w:hAnsi="標楷體" w:hint="eastAsia"/>
         </w:rPr>
         <w:t>&gt;</w:t>
       </w:r>
       <w:r>
+        <w:rPr>
+          <w:rFonts w:ascii="標楷體" w:eastAsia="標楷體" w:hAnsi="標楷體"/>
+        </w:rPr>
         <w:t xml:space="preserve"> Abstract</w:t>
       </w:r>
       <w:r>
         <w:rPr>
-          <w:rFonts w:hint="eastAsia"/>
+          <w:rFonts w:ascii="標楷體" w:eastAsia="標楷體" w:hAnsi="標楷體" w:hint="eastAsia"/>
         </w:rPr>
         <w:t>、</w:t>
       </w:r>
       <w:r>
+        <w:rPr>
+          <w:rFonts w:ascii="標楷體" w:eastAsia="標楷體" w:hAnsi="標楷體"/>
+        </w:rPr>
         <w:t>Acknowledgments</w:t>
       </w:r>
       <w:r>
         <w:rPr>
-          <w:rFonts w:hint="eastAsia"/>
-        </w:rPr>
-        <w:t>致謝、</w:t>
-      </w:r>
-      <w:r>
-        <w:rPr>
-          <w:rFonts w:hint="eastAsia"/>
-        </w:rPr>
-        <w:t>R</w:t>
-      </w:r>
-      <w:r>
+          <w:rFonts w:ascii="標楷體" w:eastAsia="標楷體" w:hAnsi="標楷體" w:hint="eastAsia"/>
+        </w:rPr>
+        <w:t>致謝、R</w:t>
+      </w:r>
+      <w:r>
+        <w:rPr>
+          <w:rFonts w:ascii="標楷體" w:eastAsia="標楷體" w:hAnsi="標楷體"/>
+        </w:rPr>
         <w:t>eference</w:t>
       </w:r>
     </w:p>
-    <w:p/>
-    <w:p>
-      <w:pPr>
+    <w:p>
+      <w:pPr>
+        <w:spacing w:line="276" w:lineRule="auto"/>
+        <w:rPr>
+          <w:rFonts w:ascii="標楷體" w:eastAsia="標楷體" w:hAnsi="標楷體"/>
+        </w:rPr>
+      </w:pPr>
+    </w:p>
+    <w:p>
+      <w:pPr>
+        <w:spacing w:line="276" w:lineRule="auto"/>
         <w:jc w:val="center"/>
         <w:rPr>
-          <w:rFonts w:hint="eastAsia"/>
+          <w:rFonts w:ascii="標楷體" w:eastAsia="標楷體" w:hAnsi="標楷體"/>
         </w:rPr>
       </w:pPr>
       <w:r>
         <w:rPr>
           <w:rStyle w:val="a7"/>
-        </w:rPr>
-        <w:t>根尖</w:t>
-      </w:r>
+          <w:rFonts w:ascii="標楷體" w:eastAsia="標楷體" w:hAnsi="標楷體"/>
+        </w:rPr>
+        <w:t>根尖X光影像之根尖定位與牙根長度估計：</w:t>
+      </w:r>
+      <w:proofErr w:type="gramStart"/>
       <w:r>
         <w:rPr>
           <w:rStyle w:val="a7"/>
-        </w:rPr>
-        <w:t>X</w:t>
-      </w:r>
+          <w:rFonts w:ascii="標楷體" w:eastAsia="標楷體" w:hAnsi="標楷體"/>
+        </w:rPr>
+        <w:t>應用於根管</w:t>
+      </w:r>
+      <w:proofErr w:type="gramEnd"/>
       <w:r>
         <w:rPr>
           <w:rStyle w:val="a7"/>
-        </w:rPr>
-        <w:t>光影像之根尖定位與牙根長度估計：</w:t>
-      </w:r>
-      <w:proofErr w:type="gramStart"/>
-      <w:r>
-        <w:rPr>
-          <w:rStyle w:val="a7"/>
-        </w:rPr>
-        <w:t>應用於根管</w:t>
-      </w:r>
-      <w:proofErr w:type="gramEnd"/>
-      <w:r>
-        <w:rPr>
-          <w:rStyle w:val="a7"/>
+          <w:rFonts w:ascii="標楷體" w:eastAsia="標楷體" w:hAnsi="標楷體"/>
         </w:rPr>
         <w:t>治療術前評估</w:t>
       </w:r>
       <w:r>
+        <w:rPr>
+          <w:rFonts w:ascii="標楷體" w:eastAsia="標楷體" w:hAnsi="標楷體"/>
+        </w:rPr>
         <w:br/>
         <w:t>Root Apex Localization and Root Length Estimation from Periapical Radiographs for Pre-Endodontic Assessment</w:t>
       </w:r>
     </w:p>
-    <w:p/>
-    <w:p>
-      <w:pPr>
-        <w:rPr>
+    <w:p>
+      <w:pPr>
+        <w:spacing w:line="276" w:lineRule="auto"/>
+        <w:rPr>
+          <w:rFonts w:ascii="標楷體" w:eastAsia="標楷體" w:hAnsi="標楷體"/>
+        </w:rPr>
+      </w:pPr>
+    </w:p>
+    <w:p>
+      <w:pPr>
+        <w:spacing w:line="276" w:lineRule="auto"/>
+        <w:rPr>
+          <w:rFonts w:ascii="標楷體" w:eastAsia="標楷體" w:hAnsi="標楷體"/>
           <w:sz w:val="28"/>
         </w:rPr>
       </w:pPr>
       <w:r>
         <w:rPr>
+          <w:rFonts w:ascii="標楷體" w:eastAsia="標楷體" w:hAnsi="標楷體"/>
           <w:sz w:val="28"/>
         </w:rPr>
         <w:t>Abstract</w:t>
       </w:r>
     </w:p>
-    <w:p/>
-    <w:p>
-      <w:r>
-        <w:rPr>
-          <w:rFonts w:hint="eastAsia"/>
+    <w:p>
+      <w:pPr>
+        <w:spacing w:line="276" w:lineRule="auto"/>
+        <w:rPr>
+          <w:rFonts w:ascii="標楷體" w:eastAsia="標楷體" w:hAnsi="標楷體"/>
+        </w:rPr>
+      </w:pPr>
+    </w:p>
+    <w:p>
+      <w:pPr>
+        <w:spacing w:line="276" w:lineRule="auto"/>
+        <w:rPr>
+          <w:rFonts w:ascii="標楷體" w:eastAsia="標楷體" w:hAnsi="標楷體"/>
+        </w:rPr>
+      </w:pPr>
+      <w:r>
+        <w:rPr>
+          <w:rFonts w:ascii="標楷體" w:eastAsia="標楷體" w:hAnsi="標楷體" w:hint="eastAsia"/>
           <w:sz w:val="28"/>
         </w:rPr>
         <w:t>1</w:t>
       </w:r>
       <w:r>
         <w:rPr>
+          <w:rFonts w:ascii="標楷體" w:eastAsia="標楷體" w:hAnsi="標楷體"/>
           <w:sz w:val="28"/>
         </w:rPr>
         <w:t xml:space="preserve"> introduction</w:t>
       </w:r>
     </w:p>
-    <w:p/>
-    <w:p>
-      <w:pPr>
-        <w:rPr>
+    <w:p>
+      <w:pPr>
+        <w:spacing w:line="276" w:lineRule="auto"/>
+        <w:rPr>
+          <w:rFonts w:ascii="標楷體" w:eastAsia="標楷體" w:hAnsi="標楷體"/>
+        </w:rPr>
+      </w:pPr>
+    </w:p>
+    <w:p>
+      <w:pPr>
+        <w:spacing w:line="276" w:lineRule="auto"/>
+        <w:rPr>
+          <w:rFonts w:ascii="標楷體" w:eastAsia="標楷體" w:hAnsi="標楷體"/>
           <w:sz w:val="28"/>
         </w:rPr>
       </w:pPr>
       <w:r>
         <w:rPr>
-          <w:rFonts w:hint="eastAsia"/>
+          <w:rFonts w:ascii="標楷體" w:eastAsia="標楷體" w:hAnsi="標楷體" w:hint="eastAsia"/>
           <w:sz w:val="28"/>
         </w:rPr>
         <w:t>2</w:t>
       </w:r>
       <w:r>
         <w:rPr>
+          <w:rFonts w:ascii="標楷體" w:eastAsia="標楷體" w:hAnsi="標楷體"/>
           <w:sz w:val="28"/>
         </w:rPr>
         <w:t xml:space="preserve"> Related Works</w:t>
       </w:r>
     </w:p>
-    <w:p/>
-    <w:p>
-      <w:r>
-        <w:rPr>
-          <w:rFonts w:hint="eastAsia"/>
+    <w:p>
+      <w:pPr>
+        <w:spacing w:line="276" w:lineRule="auto"/>
+        <w:rPr>
+          <w:rFonts w:ascii="標楷體" w:eastAsia="標楷體" w:hAnsi="標楷體"/>
+        </w:rPr>
+      </w:pPr>
+    </w:p>
+    <w:p>
+      <w:pPr>
+        <w:spacing w:line="276" w:lineRule="auto"/>
+        <w:rPr>
+          <w:rFonts w:ascii="標楷體" w:eastAsia="標楷體" w:hAnsi="標楷體"/>
           <w:sz w:val="28"/>
         </w:rPr>
+      </w:pPr>
+      <w:r>
+        <w:rPr>
+          <w:rFonts w:ascii="標楷體" w:eastAsia="標楷體" w:hAnsi="標楷體" w:hint="eastAsia"/>
+          <w:sz w:val="28"/>
+        </w:rPr>
         <w:t>3</w:t>
       </w:r>
       <w:r>
         <w:rPr>
+          <w:rFonts w:ascii="標楷體" w:eastAsia="標楷體" w:hAnsi="標楷體"/>
           <w:sz w:val="28"/>
         </w:rPr>
         <w:t xml:space="preserve"> proposed method</w:t>
       </w:r>
       <w:r>
         <w:rPr>
-          <w:rFonts w:hint="eastAsia"/>
+          <w:rFonts w:ascii="標楷體" w:eastAsia="標楷體" w:hAnsi="標楷體" w:hint="eastAsia"/>
           <w:sz w:val="28"/>
         </w:rPr>
-        <w:t>(</w:t>
-      </w:r>
-      <w:r>
-        <w:rPr>
-          <w:rFonts w:hint="eastAsia"/>
-          <w:sz w:val="28"/>
-        </w:rPr>
-        <w:t>提出的方法</w:t>
-      </w:r>
-      <w:r>
-        <w:rPr>
-          <w:rFonts w:hint="eastAsia"/>
-          <w:sz w:val="28"/>
-        </w:rPr>
-        <w:t>)</w:t>
-      </w:r>
-    </w:p>
-    <w:p>
-      <w:pPr>
+        <w:t>(提出的方法)</w:t>
+      </w:r>
+    </w:p>
+    <w:p>
+      <w:pPr>
+        <w:spacing w:line="276" w:lineRule="auto"/>
+        <w:rPr>
+          <w:rFonts w:ascii="標楷體" w:eastAsia="標楷體" w:hAnsi="標楷體"/>
+        </w:rPr>
+      </w:pPr>
+      <w:r>
+        <w:rPr>
+          <w:rFonts w:ascii="標楷體" w:eastAsia="標楷體" w:hAnsi="標楷體" w:hint="eastAsia"/>
+        </w:rPr>
+        <w:t>3.1研究流程概述</w:t>
+      </w:r>
+    </w:p>
+    <w:p>
+      <w:pPr>
+        <w:spacing w:line="276" w:lineRule="auto"/>
+        <w:rPr>
+          <w:rFonts w:ascii="標楷體" w:eastAsia="標楷體" w:hAnsi="標楷體" w:hint="eastAsia"/>
+        </w:rPr>
+      </w:pPr>
+      <w:r>
+        <w:rPr>
+          <w:rFonts w:ascii="標楷體" w:eastAsia="標楷體" w:hAnsi="標楷體"/>
+        </w:rPr>
+        <w:t>本研究提出</w:t>
+      </w:r>
+      <w:proofErr w:type="gramStart"/>
+      <w:r>
+        <w:rPr>
+          <w:rFonts w:ascii="標楷體" w:eastAsia="標楷體" w:hAnsi="標楷體"/>
+        </w:rPr>
+        <w:t>一套由根尖</w:t>
+      </w:r>
+      <w:proofErr w:type="gramEnd"/>
+      <w:r>
+        <w:rPr>
+          <w:rFonts w:ascii="標楷體" w:eastAsia="標楷體" w:hAnsi="標楷體"/>
+        </w:rPr>
+        <w:t>X光影像自動估測根管充填長度的流程</w:t>
+      </w:r>
+      <w:proofErr w:type="gramStart"/>
+      <w:r>
+        <w:rPr>
+          <w:rFonts w:ascii="標楷體" w:eastAsia="標楷體" w:hAnsi="標楷體"/>
+        </w:rPr>
+        <w:t>（</w:t>
+      </w:r>
+      <w:proofErr w:type="gramEnd"/>
+      <w:r>
+        <w:rPr>
+          <w:rFonts w:ascii="標楷體" w:eastAsia="標楷體" w:hAnsi="標楷體"/>
+        </w:rPr>
+        <w:t>圖</w:t>
+      </w:r>
+      <w:r>
+        <w:rPr>
+          <w:rFonts w:ascii="標楷體" w:eastAsia="標楷體" w:hAnsi="標楷體" w:hint="eastAsia"/>
+        </w:rPr>
+        <w:t>？</w:t>
+      </w:r>
+      <w:r>
+        <w:rPr>
+          <w:rFonts w:ascii="標楷體" w:eastAsia="標楷體" w:hAnsi="標楷體"/>
+        </w:rPr>
+        <w:t>）。輸入之X光影像先經 CLAHE 前處理；區塊 A 為牙齒分割：於前處理後影像上標</w:t>
+      </w:r>
+      <w:proofErr w:type="gramStart"/>
+      <w:r>
+        <w:rPr>
+          <w:rFonts w:ascii="標楷體" w:eastAsia="標楷體" w:hAnsi="標楷體"/>
+        </w:rPr>
+        <w:t>註</w:t>
+      </w:r>
+      <w:proofErr w:type="gramEnd"/>
+      <w:r>
+        <w:rPr>
+          <w:rFonts w:ascii="標楷體" w:eastAsia="標楷體" w:hAnsi="標楷體"/>
+        </w:rPr>
+        <w:t>所有牙齒之輪廓（segmentation），訓練 YOLO 分割模型以預測目標牙之遮罩（mask）；區塊 B 為實際長度轉換：由遮罩幾何量測像素長度，經</w:t>
+      </w:r>
+      <w:r>
+        <w:rPr>
+          <w:rFonts w:ascii="標楷體" w:eastAsia="標楷體" w:hAnsi="標楷體"/>
+          <w:color w:val="FF0000"/>
+        </w:rPr>
+        <w:t>尺</w:t>
+      </w:r>
+      <w:r>
+        <w:rPr>
+          <w:rFonts w:ascii="標楷體" w:eastAsia="標楷體" w:hAnsi="標楷體"/>
+        </w:rPr>
+        <w:t>度正規化與</w:t>
+      </w:r>
+      <w:r>
+        <w:rPr>
+          <w:rFonts w:ascii="標楷體" w:eastAsia="標楷體" w:hAnsi="標楷體" w:hint="eastAsia"/>
+        </w:rPr>
+        <w:t>ANN</w:t>
+      </w:r>
+      <w:r>
+        <w:rPr>
+          <w:rFonts w:ascii="標楷體" w:eastAsia="標楷體" w:hAnsi="標楷體"/>
+        </w:rPr>
+        <w:t>模型轉換為</w:t>
+      </w:r>
+      <w:proofErr w:type="gramStart"/>
+      <w:r>
+        <w:rPr>
+          <w:rFonts w:ascii="標楷體" w:eastAsia="標楷體" w:hAnsi="標楷體"/>
+        </w:rPr>
+        <w:t>毫米，</w:t>
+      </w:r>
+      <w:proofErr w:type="gramEnd"/>
+      <w:r>
+        <w:rPr>
+          <w:rFonts w:ascii="標楷體" w:eastAsia="標楷體" w:hAnsi="標楷體"/>
+        </w:rPr>
+        <w:t>再扣除 0.5 mm 之安全偏移作為最終長度估測值；最後以 MAE、RMSE、R、R² 與理想比率進行臨床與安全性評估。各階段之訓練/</w:t>
+      </w:r>
+      <w:proofErr w:type="gramStart"/>
+      <w:r>
+        <w:rPr>
+          <w:rFonts w:ascii="標楷體" w:eastAsia="標楷體" w:hAnsi="標楷體"/>
+        </w:rPr>
+        <w:t>測試切分與</w:t>
+      </w:r>
+      <w:proofErr w:type="gramEnd"/>
+      <w:r>
+        <w:rPr>
+          <w:rFonts w:ascii="標楷體" w:eastAsia="標楷體" w:hAnsi="標楷體"/>
+        </w:rPr>
+        <w:t>隨機種子均固定，並以「一次只改一個變因」的對照實驗設計比較各設定。</w:t>
+      </w:r>
+    </w:p>
+    <w:p>
+      <w:pPr>
+        <w:spacing w:line="276" w:lineRule="auto"/>
         <w:jc w:val="center"/>
-      </w:pPr>
-      <w:r>
-        <w:rPr>
-          <w:rFonts w:hint="eastAsia"/>
+        <w:rPr>
+          <w:rFonts w:ascii="標楷體" w:eastAsia="標楷體" w:hAnsi="標楷體"/>
+        </w:rPr>
+      </w:pPr>
+      <w:r>
+        <w:rPr>
+          <w:rFonts w:ascii="標楷體" w:eastAsia="標楷體" w:hAnsi="標楷體" w:hint="eastAsia"/>
           <w:noProof/>
         </w:rPr>
+        <w:lastRenderedPageBreak/>
         <w:drawing>
-          <wp:inline distT="0" distB="0" distL="0" distR="0" wp14:anchorId="3CF58AD8" wp14:editId="1B035078">
-            <wp:extent cx="4766310" cy="1581001"/>
-            <wp:effectExtent l="0" t="0" r="0" b="635"/>
+          <wp:inline distT="0" distB="0" distL="0" distR="0" wp14:anchorId="3CF58AD8" wp14:editId="7673D44D">
+            <wp:extent cx="5212080" cy="1619146"/>
+            <wp:effectExtent l="0" t="0" r="7620" b="635"/>
             <wp:docPr id="2" name="圖片 2"/>
             <wp:cNvGraphicFramePr>
               <a:graphicFrameLocks xmlns:a="http://schemas.openxmlformats.org/drawingml/2006/main" noChangeAspect="1"/>
@@ -309,13 +528,13 @@
                         </a:ext>
                       </a:extLst>
                     </a:blip>
-                    <a:srcRect t="10754"/>
+                    <a:srcRect t="10054"/>
                     <a:stretch/>
                   </pic:blipFill>
                   <pic:spPr bwMode="auto">
                     <a:xfrm>
                       <a:off x="0" y="0"/>
-                      <a:ext cx="4766710" cy="1581134"/>
+                      <a:ext cx="5222088" cy="1622255"/>
                     </a:xfrm>
                     <a:prstGeom prst="rect">
                       <a:avLst/>
@@ -339,36 +558,1711 @@
     </w:p>
     <w:p>
       <w:pPr>
+        <w:spacing w:before="120" w:after="80" w:line="276" w:lineRule="auto"/>
         <w:jc w:val="center"/>
-      </w:pPr>
-      <w:r>
-        <w:rPr>
-          <w:rFonts w:hint="eastAsia"/>
+        <w:rPr>
+          <w:rFonts w:ascii="標楷體" w:eastAsia="標楷體" w:hAnsi="標楷體"/>
+        </w:rPr>
+      </w:pPr>
+      <w:r>
+        <w:rPr>
+          <w:rFonts w:ascii="標楷體" w:eastAsia="標楷體" w:hAnsi="標楷體"/>
+          <w:bCs/>
+          <w:sz w:val="22"/>
+          <w:szCs w:val="22"/>
         </w:rPr>
         <w:t>圖</w:t>
       </w:r>
       <w:r>
         <w:rPr>
-          <w:rFonts w:hint="eastAsia"/>
-        </w:rPr>
-        <w:t>？</w:t>
-      </w:r>
-      <w:r>
-        <w:rPr>
-          <w:rFonts w:hint="eastAsia"/>
-        </w:rPr>
-        <w:t>、研究流程圖</w:t>
+          <w:rFonts w:ascii="標楷體" w:eastAsia="標楷體" w:hAnsi="標楷體" w:hint="eastAsia"/>
+          <w:bCs/>
+          <w:sz w:val="22"/>
+          <w:szCs w:val="22"/>
+        </w:rPr>
+        <w:t>？、</w:t>
+      </w:r>
+      <w:r>
+        <w:rPr>
+          <w:rFonts w:ascii="標楷體" w:eastAsia="標楷體" w:hAnsi="標楷體"/>
+          <w:bCs/>
+          <w:sz w:val="22"/>
+          <w:szCs w:val="22"/>
+        </w:rPr>
+        <w:t>根管充填長度自動估測流程。A：牙齒分割（標</w:t>
+      </w:r>
+      <w:proofErr w:type="gramStart"/>
+      <w:r>
+        <w:rPr>
+          <w:rFonts w:ascii="標楷體" w:eastAsia="標楷體" w:hAnsi="標楷體"/>
+          <w:bCs/>
+          <w:sz w:val="22"/>
+          <w:szCs w:val="22"/>
+        </w:rPr>
+        <w:t>註</w:t>
+      </w:r>
+      <w:proofErr w:type="gramEnd"/>
+      <w:r>
+        <w:rPr>
+          <w:rFonts w:ascii="標楷體" w:eastAsia="標楷體" w:hAnsi="標楷體"/>
+          <w:bCs/>
+          <w:sz w:val="22"/>
+          <w:szCs w:val="22"/>
+        </w:rPr>
+        <w:t>與 YOLO-seg 遮罩預測）；B：實際長度轉換</w:t>
+      </w:r>
+      <w:proofErr w:type="gramStart"/>
+      <w:r>
+        <w:rPr>
+          <w:rFonts w:ascii="標楷體" w:eastAsia="標楷體" w:hAnsi="標楷體"/>
+          <w:bCs/>
+          <w:sz w:val="22"/>
+          <w:szCs w:val="22"/>
+        </w:rPr>
+        <w:t>（</w:t>
+      </w:r>
+      <w:proofErr w:type="gramEnd"/>
+      <w:r>
+        <w:rPr>
+          <w:rFonts w:ascii="標楷體" w:eastAsia="標楷體" w:hAnsi="標楷體"/>
+          <w:bCs/>
+          <w:sz w:val="22"/>
+          <w:szCs w:val="22"/>
+        </w:rPr>
+        <w:t xml:space="preserve">長度推估 </w:t>
+      </w:r>
+      <w:r>
+        <w:rPr>
+          <w:rFonts w:ascii="MS Mincho" w:eastAsia="MS Mincho" w:hAnsi="MS Mincho" w:cs="MS Mincho" w:hint="eastAsia"/>
+          <w:bCs/>
+          <w:sz w:val="22"/>
+          <w:szCs w:val="22"/>
+        </w:rPr>
+        <w:t>−</w:t>
+      </w:r>
+      <w:r>
+        <w:rPr>
+          <w:rFonts w:ascii="標楷體" w:eastAsia="標楷體" w:hAnsi="標楷體"/>
+          <w:bCs/>
+          <w:sz w:val="22"/>
+          <w:szCs w:val="22"/>
+        </w:rPr>
+        <w:t xml:space="preserve"> 0.5 mm）；最後以 MAE/RMSE/R/R²/理想比率評估。</w:t>
       </w:r>
     </w:p>
     <w:p>
       <w:pPr>
         <w:widowControl/>
-        <w:spacing w:before="100" w:beforeAutospacing="1" w:after="100" w:afterAutospacing="1" w:line="240" w:lineRule="auto"/>
+        <w:spacing w:before="100" w:beforeAutospacing="1" w:after="100" w:afterAutospacing="1" w:line="276" w:lineRule="auto"/>
         <w:outlineLvl w:val="2"/>
         <w:rPr>
-          <w:rFonts w:ascii="新細明體" w:eastAsia="新細明體" w:hAnsi="新細明體" w:cs="新細明體"/>
+          <w:rFonts w:ascii="標楷體" w:eastAsia="標楷體" w:hAnsi="標楷體" w:cs="新細明體"/>
           <w:b/>
           <w:bCs/>
+          <w:color w:val="FF0000"/>
+          <w:kern w:val="0"/>
+          <w14:ligatures w14:val="none"/>
+        </w:rPr>
+      </w:pPr>
+      <w:r>
+        <w:rPr>
+          <w:rFonts w:ascii="標楷體" w:eastAsia="標楷體" w:hAnsi="標楷體" w:cs="新細明體" w:hint="eastAsia"/>
+          <w:b/>
+          <w:bCs/>
+          <w:color w:val="FF0000"/>
+          <w:kern w:val="0"/>
+          <w14:ligatures w14:val="none"/>
+        </w:rPr>
+        <w:t>2.</w:t>
+      </w:r>
+      <w:r>
+        <w:rPr>
+          <w:rFonts w:ascii="標楷體" w:eastAsia="標楷體" w:hAnsi="標楷體" w:cs="新細明體"/>
+          <w:b/>
+          <w:bCs/>
+          <w:color w:val="FF0000"/>
+          <w:kern w:val="0"/>
+          <w14:ligatures w14:val="none"/>
+        </w:rPr>
+        <w:t>2.資料來源與前處理</w:t>
+      </w:r>
+    </w:p>
+    <w:p>
+      <w:pPr>
+        <w:spacing w:after="120" w:line="276" w:lineRule="auto"/>
+        <w:jc w:val="both"/>
+        <w:rPr>
+          <w:rFonts w:ascii="標楷體" w:eastAsia="標楷體" w:hAnsi="標楷體"/>
+        </w:rPr>
+      </w:pPr>
+      <w:r>
+        <w:rPr>
+          <w:rFonts w:ascii="標楷體" w:eastAsia="標楷體" w:hAnsi="標楷體"/>
+        </w:rPr>
+        <w:t>本研究收集已完成根管治療、影像中可清楚辨識充填物之根尖X光影像。影像來源為</w:t>
+      </w:r>
+      <w:r>
+        <w:rPr>
+          <w:rFonts w:ascii="標楷體" w:eastAsia="標楷體" w:hAnsi="標楷體" w:cs="新細明體" w:hint="eastAsia"/>
+          <w:kern w:val="0"/>
+          <w14:ligatures w14:val="none"/>
+        </w:rPr>
+        <w:t>林口長庚一般牙科</w:t>
+      </w:r>
+      <w:r>
+        <w:rPr>
+          <w:rFonts w:ascii="標楷體" w:eastAsia="標楷體" w:hAnsi="標楷體" w:hint="eastAsia"/>
+          <w:shd w:val="clear" w:color="auto" w:fill="FFFF00"/>
+        </w:rPr>
+        <w:t>【</w:t>
+      </w:r>
+      <w:r>
+        <w:rPr>
+          <w:rFonts w:ascii="標楷體" w:eastAsia="標楷體" w:hAnsi="標楷體"/>
+          <w:shd w:val="clear" w:color="auto" w:fill="FFFF00"/>
+        </w:rPr>
+        <w:t>取像設備】</w:t>
+      </w:r>
+      <w:r>
+        <w:rPr>
+          <w:rFonts w:ascii="標楷體" w:eastAsia="標楷體" w:hAnsi="標楷體"/>
+        </w:rPr>
+        <w:t>，經去識別化處理並通過</w:t>
+      </w:r>
+      <w:r>
+        <w:rPr>
+          <w:rFonts w:ascii="標楷體" w:eastAsia="標楷體" w:hAnsi="標楷體"/>
+          <w:shd w:val="clear" w:color="auto" w:fill="FFFF00"/>
+        </w:rPr>
+        <w:t>【IRB 編號】</w:t>
+      </w:r>
+      <w:r>
+        <w:rPr>
+          <w:rFonts w:ascii="標楷體" w:eastAsia="標楷體" w:hAnsi="標楷體"/>
+        </w:rPr>
+        <w:t>。牙醫師於每張影像登錄充填物長度（mm</w:t>
+      </w:r>
+      <w:r>
+        <w:rPr>
+          <w:rFonts w:ascii="標楷體" w:eastAsia="標楷體" w:hAnsi="標楷體" w:hint="eastAsia"/>
+        </w:rPr>
+        <w:t>，</w:t>
+      </w:r>
+      <w:r>
+        <w:rPr>
+          <w:rFonts w:ascii="標楷體" w:eastAsia="標楷體" w:hAnsi="標楷體"/>
+          <w:highlight w:val="yellow"/>
+        </w:rPr>
+        <w:t>精度 0.25 mm</w:t>
+      </w:r>
+      <w:r>
+        <w:rPr>
+          <w:rFonts w:ascii="標楷體" w:eastAsia="標楷體" w:hAnsi="標楷體"/>
+        </w:rPr>
+        <w:t>）作為參考標準（ground truth），另記錄 FDI 牙位、患者年齡、性別及臨床備註（如 shortening、elongation）。參考標準共 67 顆牙（67 張影像，每張一顆目標牙），全部為上</w:t>
+      </w:r>
+      <w:proofErr w:type="gramStart"/>
+      <w:r>
+        <w:rPr>
+          <w:rFonts w:ascii="標楷體" w:eastAsia="標楷體" w:hAnsi="標楷體"/>
+        </w:rPr>
+        <w:t>下顎前牙</w:t>
+      </w:r>
+      <w:proofErr w:type="gramEnd"/>
+      <w:r>
+        <w:rPr>
+          <w:rFonts w:ascii="標楷體" w:eastAsia="標楷體" w:hAnsi="標楷體"/>
+        </w:rPr>
+        <w:t>（正中門牙與側門牙）。</w:t>
+      </w:r>
+    </w:p>
+    <w:p>
+      <w:pPr>
+        <w:spacing w:after="120" w:line="276" w:lineRule="auto"/>
+        <w:jc w:val="both"/>
+        <w:rPr>
+          <w:rFonts w:ascii="標楷體" w:eastAsia="標楷體" w:hAnsi="標楷體" w:hint="eastAsia"/>
+        </w:rPr>
+      </w:pPr>
+      <w:r>
+        <w:rPr>
+          <w:rFonts w:ascii="標楷體" w:eastAsia="標楷體" w:hAnsi="標楷體"/>
+        </w:rPr>
+        <w:t>每張影像為以單顆目標牙為主之根尖X光影像（</w:t>
+      </w:r>
+      <w:r>
+        <w:rPr>
+          <w:rFonts w:ascii="標楷體" w:eastAsia="標楷體" w:hAnsi="標楷體"/>
+          <w:shd w:val="clear" w:color="auto" w:fill="FFFF00"/>
+        </w:rPr>
+        <w:t>【請說明影像是否為整張根尖片或已以目標牙為中心取像/裁切】</w:t>
+      </w:r>
+      <w:r>
+        <w:rPr>
+          <w:rFonts w:ascii="標楷體" w:eastAsia="標楷體" w:hAnsi="標楷體"/>
+        </w:rPr>
+        <w:t>）。實例分割模型之訓練資料為</w:t>
+      </w:r>
+      <w:r>
+        <w:rPr>
+          <w:rFonts w:ascii="標楷體" w:eastAsia="標楷體" w:hAnsi="標楷體" w:hint="eastAsia"/>
+          <w:color w:val="FF0000"/>
+        </w:rPr>
+        <w:t>2</w:t>
+      </w:r>
+      <w:r>
+        <w:rPr>
+          <w:rFonts w:ascii="標楷體" w:eastAsia="標楷體" w:hAnsi="標楷體"/>
+          <w:color w:val="FF0000"/>
+        </w:rPr>
+        <w:t>68</w:t>
+      </w:r>
+      <w:r>
+        <w:rPr>
+          <w:rFonts w:ascii="標楷體" w:eastAsia="標楷體" w:hAnsi="標楷體"/>
+        </w:rPr>
+        <w:t xml:space="preserve">張影像，於 </w:t>
+      </w:r>
+      <w:proofErr w:type="spellStart"/>
+      <w:r>
+        <w:rPr>
+          <w:rFonts w:ascii="標楷體" w:eastAsia="標楷體" w:hAnsi="標楷體"/>
+        </w:rPr>
+        <w:t>Roboflow</w:t>
+      </w:r>
+      <w:proofErr w:type="spellEnd"/>
+      <w:r>
+        <w:rPr>
+          <w:rFonts w:ascii="標楷體" w:eastAsia="標楷體" w:hAnsi="標楷體"/>
+        </w:rPr>
+        <w:t xml:space="preserve"> 以多邊形標</w:t>
+      </w:r>
+      <w:proofErr w:type="gramStart"/>
+      <w:r>
+        <w:rPr>
+          <w:rFonts w:ascii="標楷體" w:eastAsia="標楷體" w:hAnsi="標楷體"/>
+        </w:rPr>
+        <w:t>註</w:t>
+      </w:r>
+      <w:proofErr w:type="gramEnd"/>
+      <w:r>
+        <w:rPr>
+          <w:rFonts w:ascii="標楷體" w:eastAsia="標楷體" w:hAnsi="標楷體"/>
+        </w:rPr>
+        <w:t>牙齒輪廓（單一類別 tooth）。</w:t>
+      </w:r>
+    </w:p>
+    <w:p>
+      <w:pPr>
+        <w:pStyle w:val="2"/>
+        <w:spacing w:before="200" w:after="120" w:line="276" w:lineRule="auto"/>
+        <w:rPr>
+          <w:sz w:val="32"/>
+        </w:rPr>
+      </w:pPr>
+      <w:r>
+        <w:rPr>
+          <w:rFonts w:ascii="Times New Roman" w:eastAsia="標楷體" w:hAnsi="Times New Roman"/>
+          <w:sz w:val="24"/>
+          <w:szCs w:val="28"/>
+        </w:rPr>
+        <w:t xml:space="preserve">2.3 </w:t>
+      </w:r>
+      <w:r>
+        <w:rPr>
+          <w:rFonts w:ascii="Times New Roman" w:eastAsia="標楷體" w:hAnsi="Times New Roman"/>
+          <w:sz w:val="24"/>
+          <w:szCs w:val="28"/>
+        </w:rPr>
+        <w:t>影像前處理：</w:t>
+      </w:r>
+      <w:r>
+        <w:rPr>
+          <w:rFonts w:ascii="Times New Roman" w:eastAsia="標楷體" w:hAnsi="Times New Roman"/>
+          <w:sz w:val="24"/>
+          <w:szCs w:val="28"/>
+        </w:rPr>
+        <w:t xml:space="preserve">CLAHE </w:t>
+      </w:r>
+      <w:r>
+        <w:rPr>
+          <w:rFonts w:ascii="Times New Roman" w:eastAsia="標楷體" w:hAnsi="Times New Roman"/>
+          <w:sz w:val="24"/>
+          <w:szCs w:val="28"/>
+        </w:rPr>
+        <w:t>與尺寸標準化</w:t>
+      </w:r>
+    </w:p>
+    <w:p>
+      <w:pPr>
+        <w:spacing w:after="120" w:line="276" w:lineRule="auto"/>
+        <w:jc w:val="both"/>
+      </w:pPr>
+      <w:r>
+        <w:rPr>
+          <w:rFonts w:ascii="Times New Roman" w:eastAsia="標楷體" w:hAnsi="Times New Roman"/>
+        </w:rPr>
+        <w:t>為提升牙根與齒槽骨交界之對比度，所有影像於標</w:t>
+      </w:r>
+      <w:proofErr w:type="gramStart"/>
+      <w:r>
+        <w:rPr>
+          <w:rFonts w:ascii="Times New Roman" w:eastAsia="標楷體" w:hAnsi="Times New Roman"/>
+        </w:rPr>
+        <w:t>註</w:t>
+      </w:r>
+      <w:proofErr w:type="gramEnd"/>
+      <w:r>
+        <w:rPr>
+          <w:rFonts w:ascii="Times New Roman" w:eastAsia="標楷體" w:hAnsi="Times New Roman"/>
+        </w:rPr>
+        <w:t>前先以限制對比自適應</w:t>
+      </w:r>
+      <w:proofErr w:type="gramStart"/>
+      <w:r>
+        <w:rPr>
+          <w:rFonts w:ascii="Times New Roman" w:eastAsia="標楷體" w:hAnsi="Times New Roman"/>
+        </w:rPr>
+        <w:t>直方圖</w:t>
+      </w:r>
+      <w:proofErr w:type="gramEnd"/>
+      <w:r>
+        <w:rPr>
+          <w:rFonts w:ascii="Times New Roman" w:eastAsia="標楷體" w:hAnsi="Times New Roman"/>
+        </w:rPr>
+        <w:t>均衡化（</w:t>
+      </w:r>
+      <w:r>
+        <w:rPr>
+          <w:rFonts w:ascii="Times New Roman" w:eastAsia="標楷體" w:hAnsi="Times New Roman"/>
+        </w:rPr>
+        <w:t>Contrast Limited Adaptive Histogram Equalization</w:t>
+      </w:r>
+      <w:r>
+        <w:rPr>
+          <w:rFonts w:ascii="Times New Roman" w:eastAsia="標楷體" w:hAnsi="Times New Roman"/>
+        </w:rPr>
+        <w:t xml:space="preserve">, </w:t>
+      </w:r>
+      <w:r>
+        <w:rPr>
+          <w:rFonts w:ascii="Times New Roman" w:eastAsia="標楷體" w:hAnsi="Times New Roman"/>
+        </w:rPr>
+        <w:t>CLAHE</w:t>
+      </w:r>
+      <w:r>
+        <w:rPr>
+          <w:rFonts w:ascii="Times New Roman" w:eastAsia="標楷體" w:hAnsi="Times New Roman"/>
+        </w:rPr>
+        <w:t>）增強，參數為</w:t>
+      </w:r>
+      <w:r>
+        <w:rPr>
+          <w:rFonts w:ascii="Times New Roman" w:eastAsia="標楷體" w:hAnsi="Times New Roman"/>
+        </w:rPr>
+        <w:t xml:space="preserve"> clip limit = 1.5</w:t>
+      </w:r>
+      <w:r>
+        <w:rPr>
+          <w:rFonts w:ascii="Times New Roman" w:eastAsia="標楷體" w:hAnsi="Times New Roman"/>
+        </w:rPr>
+        <w:t>、</w:t>
+      </w:r>
+      <w:r>
+        <w:rPr>
+          <w:rFonts w:ascii="Times New Roman" w:eastAsia="標楷體" w:hAnsi="Times New Roman"/>
+        </w:rPr>
+        <w:t>tile grid size = 8×8</w:t>
+      </w:r>
+      <w:r>
+        <w:rPr>
+          <w:rFonts w:ascii="Times New Roman" w:eastAsia="標楷體" w:hAnsi="Times New Roman"/>
+        </w:rPr>
+        <w:t>（</w:t>
+      </w:r>
+      <w:r>
+        <w:rPr>
+          <w:rFonts w:ascii="Times New Roman" w:eastAsia="標楷體" w:hAnsi="Times New Roman"/>
+        </w:rPr>
+        <w:t xml:space="preserve">OpenCV </w:t>
+      </w:r>
+      <w:r>
+        <w:rPr>
+          <w:rFonts w:ascii="Times New Roman" w:eastAsia="標楷體" w:hAnsi="Times New Roman"/>
+        </w:rPr>
+        <w:t>實作）。為避免</w:t>
+      </w:r>
+      <w:r>
+        <w:rPr>
+          <w:rFonts w:ascii="Times New Roman" w:eastAsia="標楷體" w:hAnsi="Times New Roman"/>
+        </w:rPr>
+        <w:t xml:space="preserve"> letterbox </w:t>
+      </w:r>
+      <w:r>
+        <w:rPr>
+          <w:rFonts w:ascii="Times New Roman" w:eastAsia="標楷體" w:hAnsi="Times New Roman"/>
+        </w:rPr>
+        <w:t>或裁切造成的黑邊被</w:t>
+      </w:r>
+      <w:r>
+        <w:rPr>
+          <w:rFonts w:ascii="Times New Roman" w:eastAsia="標楷體" w:hAnsi="Times New Roman"/>
+        </w:rPr>
+        <w:t xml:space="preserve"> CLAHE </w:t>
+      </w:r>
+      <w:r>
+        <w:rPr>
+          <w:rFonts w:ascii="Times New Roman" w:eastAsia="標楷體" w:hAnsi="Times New Roman"/>
+        </w:rPr>
+        <w:t>放大為雜訊，先以灰階值</w:t>
+      </w:r>
+      <w:r>
+        <w:rPr>
+          <w:rFonts w:ascii="Times New Roman" w:eastAsia="標楷體" w:hAnsi="Times New Roman"/>
+        </w:rPr>
+        <w:t xml:space="preserve"> &gt; 5 </w:t>
+      </w:r>
+      <w:r>
+        <w:rPr>
+          <w:rFonts w:ascii="Times New Roman" w:eastAsia="標楷體" w:hAnsi="Times New Roman"/>
+        </w:rPr>
+        <w:t>的像素求出有效影像區域之外接矩形，僅於該區域內施作</w:t>
+      </w:r>
+      <w:r>
+        <w:rPr>
+          <w:rFonts w:ascii="Times New Roman" w:eastAsia="標楷體" w:hAnsi="Times New Roman"/>
+        </w:rPr>
+        <w:t xml:space="preserve"> CLAHE</w:t>
+      </w:r>
+      <w:r>
+        <w:rPr>
+          <w:rFonts w:ascii="Times New Roman" w:eastAsia="標楷體" w:hAnsi="Times New Roman"/>
+        </w:rPr>
+        <w:t>，黑邊維持原樣。</w:t>
+      </w:r>
+      <w:r>
+        <w:rPr>
+          <w:rFonts w:ascii="Times New Roman" w:eastAsia="標楷體" w:hAnsi="Times New Roman"/>
+          <w:color w:val="FF0000"/>
+        </w:rPr>
+        <w:t xml:space="preserve">clip limit </w:t>
+      </w:r>
+      <w:r>
+        <w:rPr>
+          <w:rFonts w:ascii="Times New Roman" w:eastAsia="標楷體" w:hAnsi="Times New Roman"/>
+          <w:color w:val="FF0000"/>
+        </w:rPr>
+        <w:t>係由</w:t>
+      </w:r>
+      <w:r>
+        <w:rPr>
+          <w:rFonts w:ascii="Times New Roman" w:eastAsia="標楷體" w:hAnsi="Times New Roman"/>
+          <w:color w:val="FF0000"/>
+        </w:rPr>
+        <w:t xml:space="preserve"> 0.5</w:t>
+      </w:r>
+      <w:r>
+        <w:rPr>
+          <w:rFonts w:ascii="Times New Roman" w:eastAsia="標楷體" w:hAnsi="Times New Roman"/>
+          <w:color w:val="FF0000"/>
+        </w:rPr>
+        <w:t>、</w:t>
+      </w:r>
+      <w:r>
+        <w:rPr>
+          <w:rFonts w:ascii="Times New Roman" w:eastAsia="標楷體" w:hAnsi="Times New Roman"/>
+          <w:color w:val="FF0000"/>
+        </w:rPr>
+        <w:t>1.0</w:t>
+      </w:r>
+      <w:r>
+        <w:rPr>
+          <w:rFonts w:ascii="Times New Roman" w:eastAsia="標楷體" w:hAnsi="Times New Roman"/>
+          <w:color w:val="FF0000"/>
+        </w:rPr>
+        <w:t>、</w:t>
+      </w:r>
+      <w:r>
+        <w:rPr>
+          <w:rFonts w:ascii="Times New Roman" w:eastAsia="標楷體" w:hAnsi="Times New Roman"/>
+          <w:color w:val="FF0000"/>
+        </w:rPr>
+        <w:t>1.5</w:t>
+      </w:r>
+      <w:r>
+        <w:rPr>
+          <w:rFonts w:ascii="Times New Roman" w:eastAsia="標楷體" w:hAnsi="Times New Roman"/>
+          <w:color w:val="FF0000"/>
+        </w:rPr>
+        <w:t>、</w:t>
+      </w:r>
+      <w:r>
+        <w:rPr>
+          <w:rFonts w:ascii="Times New Roman" w:eastAsia="標楷體" w:hAnsi="Times New Roman"/>
+          <w:color w:val="FF0000"/>
+        </w:rPr>
+        <w:t xml:space="preserve">2.0 </w:t>
+      </w:r>
+      <w:r>
+        <w:rPr>
+          <w:rFonts w:ascii="Times New Roman" w:eastAsia="標楷體" w:hAnsi="Times New Roman"/>
+          <w:color w:val="FF0000"/>
+        </w:rPr>
+        <w:t>四組參數之預覽影像經肉眼比較後選定。</w:t>
+      </w:r>
+      <w:r>
+        <w:rPr>
+          <w:rFonts w:ascii="Times New Roman" w:eastAsia="標楷體" w:hAnsi="Times New Roman"/>
+        </w:rPr>
+        <w:t>增強後影像即作為後續標</w:t>
+      </w:r>
+      <w:proofErr w:type="gramStart"/>
+      <w:r>
+        <w:rPr>
+          <w:rFonts w:ascii="Times New Roman" w:eastAsia="標楷體" w:hAnsi="Times New Roman"/>
+        </w:rPr>
+        <w:t>註</w:t>
+      </w:r>
+      <w:proofErr w:type="gramEnd"/>
+      <w:r>
+        <w:rPr>
+          <w:rFonts w:ascii="Times New Roman" w:eastAsia="標楷體" w:hAnsi="Times New Roman"/>
+        </w:rPr>
+        <w:t>、訓練與推論之統一輸入，訓練與推論階段不再重複增強，以確保資料分布一致。</w:t>
+      </w:r>
+    </w:p>
+    <w:p>
+      <w:pPr>
+        <w:spacing w:after="120" w:line="276" w:lineRule="auto"/>
+        <w:jc w:val="both"/>
+      </w:pPr>
+      <w:r>
+        <w:rPr>
+          <w:rFonts w:ascii="Times New Roman" w:eastAsia="標楷體" w:hAnsi="Times New Roman"/>
+        </w:rPr>
+        <w:t>增強後影像再做尺寸標準化：上下各補</w:t>
+      </w:r>
+      <w:r>
+        <w:rPr>
+          <w:rFonts w:ascii="Times New Roman" w:eastAsia="標楷體" w:hAnsi="Times New Roman"/>
+        </w:rPr>
+        <w:t xml:space="preserve"> 10% </w:t>
+      </w:r>
+      <w:r>
+        <w:rPr>
+          <w:rFonts w:ascii="Times New Roman" w:eastAsia="標楷體" w:hAnsi="Times New Roman"/>
+        </w:rPr>
+        <w:t>影像高度之黑邊（像素值</w:t>
+      </w:r>
+      <w:r>
+        <w:rPr>
+          <w:rFonts w:ascii="Times New Roman" w:eastAsia="標楷體" w:hAnsi="Times New Roman"/>
+        </w:rPr>
+        <w:t xml:space="preserve"> 0</w:t>
+      </w:r>
+      <w:r>
+        <w:rPr>
+          <w:rFonts w:ascii="Times New Roman" w:eastAsia="標楷體" w:hAnsi="Times New Roman"/>
+        </w:rPr>
+        <w:t>），再以</w:t>
+      </w:r>
+      <w:r>
+        <w:rPr>
+          <w:rFonts w:ascii="Times New Roman" w:eastAsia="標楷體" w:hAnsi="Times New Roman"/>
+        </w:rPr>
+        <w:t xml:space="preserve"> letterbox </w:t>
+      </w:r>
+      <w:r>
+        <w:rPr>
+          <w:rFonts w:ascii="Times New Roman" w:eastAsia="標楷體" w:hAnsi="Times New Roman"/>
+        </w:rPr>
+        <w:t>等比例縮放至</w:t>
+      </w:r>
+      <w:r>
+        <w:rPr>
+          <w:rFonts w:ascii="Times New Roman" w:eastAsia="標楷體" w:hAnsi="Times New Roman"/>
+        </w:rPr>
+        <w:t xml:space="preserve"> 640×640</w:t>
+      </w:r>
+      <w:r>
+        <w:rPr>
+          <w:rFonts w:ascii="Times New Roman" w:eastAsia="標楷體" w:hAnsi="Times New Roman"/>
+        </w:rPr>
+        <w:t>，並同步轉換多邊形標</w:t>
+      </w:r>
+      <w:proofErr w:type="gramStart"/>
+      <w:r>
+        <w:rPr>
+          <w:rFonts w:ascii="Times New Roman" w:eastAsia="標楷體" w:hAnsi="Times New Roman"/>
+        </w:rPr>
+        <w:t>註</w:t>
+      </w:r>
+      <w:proofErr w:type="gramEnd"/>
+      <w:r>
+        <w:rPr>
+          <w:rFonts w:ascii="Times New Roman" w:eastAsia="標楷體" w:hAnsi="Times New Roman"/>
+        </w:rPr>
+        <w:t>座標；每張影像之縮放</w:t>
+      </w:r>
+      <w:r>
+        <w:rPr>
+          <w:rFonts w:ascii="Times New Roman" w:eastAsia="標楷體" w:hAnsi="Times New Roman"/>
+        </w:rPr>
+        <w:lastRenderedPageBreak/>
+        <w:t>比例（</w:t>
+      </w:r>
+      <w:r>
+        <w:rPr>
+          <w:rFonts w:ascii="Times New Roman" w:eastAsia="標楷體" w:hAnsi="Times New Roman"/>
+        </w:rPr>
+        <w:t>scale</w:t>
+      </w:r>
+      <w:r>
+        <w:rPr>
+          <w:rFonts w:ascii="Times New Roman" w:eastAsia="標楷體" w:hAnsi="Times New Roman"/>
+        </w:rPr>
+        <w:t>）</w:t>
+      </w:r>
+      <w:proofErr w:type="gramStart"/>
+      <w:r>
+        <w:rPr>
+          <w:rFonts w:ascii="Times New Roman" w:eastAsia="標楷體" w:hAnsi="Times New Roman"/>
+        </w:rPr>
+        <w:t>與補邊參數</w:t>
+      </w:r>
+      <w:proofErr w:type="gramEnd"/>
+      <w:r>
+        <w:rPr>
+          <w:rFonts w:ascii="Times New Roman" w:eastAsia="標楷體" w:hAnsi="Times New Roman"/>
+        </w:rPr>
+        <w:t>逐一記錄，供後續將像素長度還原至原圖像素空間。訓練與測試影像使用相同</w:t>
+      </w:r>
+      <w:proofErr w:type="gramStart"/>
+      <w:r>
+        <w:rPr>
+          <w:rFonts w:ascii="Times New Roman" w:eastAsia="標楷體" w:hAnsi="Times New Roman"/>
+        </w:rPr>
+        <w:t>的補邊比例</w:t>
+      </w:r>
+      <w:proofErr w:type="gramEnd"/>
+      <w:r>
+        <w:rPr>
+          <w:rFonts w:ascii="Times New Roman" w:eastAsia="標楷體" w:hAnsi="Times New Roman"/>
+        </w:rPr>
+        <w:t>，以維持分布一致。</w:t>
+      </w:r>
+    </w:p>
+    <w:p>
+      <w:pPr>
+        <w:pStyle w:val="2"/>
+        <w:spacing w:before="200" w:after="120" w:line="276" w:lineRule="auto"/>
+        <w:rPr>
+          <w:sz w:val="32"/>
+        </w:rPr>
+      </w:pPr>
+      <w:r>
+        <w:rPr>
+          <w:rFonts w:ascii="Times New Roman" w:eastAsia="標楷體" w:hAnsi="Times New Roman"/>
+          <w:sz w:val="24"/>
+          <w:szCs w:val="28"/>
+        </w:rPr>
+        <w:t xml:space="preserve">2.4 </w:t>
+      </w:r>
+      <w:r>
+        <w:rPr>
+          <w:rFonts w:ascii="Times New Roman" w:eastAsia="標楷體" w:hAnsi="Times New Roman"/>
+          <w:sz w:val="24"/>
+          <w:szCs w:val="28"/>
+        </w:rPr>
+        <w:t>牙齒實例分割</w:t>
+      </w:r>
+      <w:r>
+        <w:rPr>
+          <w:rFonts w:ascii="Times New Roman" w:eastAsia="標楷體" w:hAnsi="Times New Roman" w:hint="eastAsia"/>
+          <w:sz w:val="24"/>
+          <w:szCs w:val="28"/>
+        </w:rPr>
+        <w:t>*</w:t>
+      </w:r>
+      <w:r>
+        <w:rPr>
+          <w:rFonts w:ascii="Times New Roman" w:eastAsia="標楷體" w:hAnsi="Times New Roman"/>
+          <w:sz w:val="24"/>
+          <w:szCs w:val="28"/>
+        </w:rPr>
+        <w:t>******</w:t>
+      </w:r>
+      <w:bookmarkStart w:id="0" w:name="_GoBack"/>
+      <w:bookmarkEnd w:id="0"/>
+    </w:p>
+    <w:p>
+      <w:pPr>
+        <w:spacing w:after="120" w:line="276" w:lineRule="auto"/>
+        <w:jc w:val="both"/>
+      </w:pPr>
+      <w:r>
+        <w:rPr>
+          <w:rFonts w:ascii="Times New Roman" w:eastAsia="標楷體" w:hAnsi="Times New Roman"/>
+        </w:rPr>
+        <w:t>實例分割採用</w:t>
+      </w:r>
+      <w:r>
+        <w:rPr>
+          <w:rFonts w:ascii="Times New Roman" w:eastAsia="標楷體" w:hAnsi="Times New Roman"/>
+        </w:rPr>
+        <w:t xml:space="preserve"> </w:t>
+      </w:r>
+      <w:proofErr w:type="spellStart"/>
+      <w:r>
+        <w:rPr>
+          <w:rFonts w:ascii="Times New Roman" w:eastAsia="標楷體" w:hAnsi="Times New Roman"/>
+        </w:rPr>
+        <w:t>Ultralytics</w:t>
+      </w:r>
+      <w:proofErr w:type="spellEnd"/>
+      <w:r>
+        <w:rPr>
+          <w:rFonts w:ascii="Times New Roman" w:eastAsia="標楷體" w:hAnsi="Times New Roman"/>
+        </w:rPr>
+        <w:t xml:space="preserve"> YOLO </w:t>
+      </w:r>
+      <w:r>
+        <w:rPr>
+          <w:rFonts w:ascii="Times New Roman" w:eastAsia="標楷體" w:hAnsi="Times New Roman"/>
+        </w:rPr>
+        <w:t>之分割版本，基礎權重為</w:t>
+      </w:r>
+      <w:r>
+        <w:rPr>
+          <w:rFonts w:ascii="Times New Roman" w:eastAsia="標楷體" w:hAnsi="Times New Roman"/>
+        </w:rPr>
+        <w:t xml:space="preserve"> </w:t>
+      </w:r>
+      <w:r>
+        <w:rPr>
+          <w:rFonts w:ascii="Times New Roman" w:eastAsia="標楷體" w:hAnsi="Times New Roman"/>
+          <w:b/>
+          <w:bCs/>
+        </w:rPr>
+        <w:t>yolo</w:t>
+      </w:r>
+      <w:r>
+        <w:rPr>
+          <w:rFonts w:ascii="Times New Roman" w:eastAsia="標楷體" w:hAnsi="Times New Roman"/>
+          <w:b/>
+          <w:bCs/>
+        </w:rPr>
+        <w:t>11</w:t>
+      </w:r>
+      <w:r>
+        <w:rPr>
+          <w:rFonts w:ascii="Times New Roman" w:eastAsia="標楷體" w:hAnsi="Times New Roman"/>
+          <w:b/>
+          <w:bCs/>
+        </w:rPr>
+        <w:t>n-seg.pt</w:t>
+      </w:r>
+      <w:r>
+        <w:rPr>
+          <w:rFonts w:ascii="Times New Roman" w:eastAsia="標楷體" w:hAnsi="Times New Roman"/>
+          <w:shd w:val="clear" w:color="auto" w:fill="FFFF00"/>
+        </w:rPr>
+        <w:t>【程式</w:t>
+      </w:r>
+      <w:r>
+        <w:rPr>
+          <w:rFonts w:ascii="Times New Roman" w:eastAsia="標楷體" w:hAnsi="Times New Roman"/>
+          <w:shd w:val="clear" w:color="auto" w:fill="FFFF00"/>
+        </w:rPr>
+        <w:t xml:space="preserve"> B1 </w:t>
+      </w:r>
+      <w:r>
+        <w:rPr>
+          <w:rFonts w:ascii="Times New Roman" w:eastAsia="標楷體" w:hAnsi="Times New Roman"/>
+          <w:shd w:val="clear" w:color="auto" w:fill="FFFF00"/>
+        </w:rPr>
+        <w:t>實際設定為</w:t>
+      </w:r>
+      <w:r>
+        <w:rPr>
+          <w:rFonts w:ascii="Times New Roman" w:eastAsia="標楷體" w:hAnsi="Times New Roman"/>
+          <w:shd w:val="clear" w:color="auto" w:fill="FFFF00"/>
+        </w:rPr>
+        <w:t xml:space="preserve"> YOLO26n-seg</w:t>
+      </w:r>
+      <w:r>
+        <w:rPr>
+          <w:rFonts w:ascii="Times New Roman" w:eastAsia="標楷體" w:hAnsi="Times New Roman"/>
+          <w:shd w:val="clear" w:color="auto" w:fill="FFFF00"/>
+        </w:rPr>
+        <w:t>，流程圖標示為</w:t>
+      </w:r>
+      <w:r>
+        <w:rPr>
+          <w:rFonts w:ascii="Times New Roman" w:eastAsia="標楷體" w:hAnsi="Times New Roman"/>
+          <w:shd w:val="clear" w:color="auto" w:fill="FFFF00"/>
+        </w:rPr>
+        <w:t xml:space="preserve"> YOLOv11</w:t>
+      </w:r>
+      <w:r>
+        <w:rPr>
+          <w:rFonts w:ascii="Times New Roman" w:eastAsia="標楷體" w:hAnsi="Times New Roman"/>
+          <w:shd w:val="clear" w:color="auto" w:fill="FFFF00"/>
+        </w:rPr>
+        <w:t>，請確認最終採用之版本並統一全文】</w:t>
+      </w:r>
+      <w:r>
+        <w:rPr>
+          <w:rFonts w:ascii="Times New Roman" w:eastAsia="標楷體" w:hAnsi="Times New Roman"/>
+        </w:rPr>
+        <w:t>。超參數設定為：輸入</w:t>
+      </w:r>
+      <w:r>
+        <w:rPr>
+          <w:rFonts w:ascii="Times New Roman" w:eastAsia="標楷體" w:hAnsi="Times New Roman"/>
+        </w:rPr>
+        <w:t xml:space="preserve"> 640</w:t>
+      </w:r>
+      <w:r>
+        <w:rPr>
+          <w:rFonts w:ascii="Times New Roman" w:eastAsia="標楷體" w:hAnsi="Times New Roman"/>
+        </w:rPr>
+        <w:t>、</w:t>
+      </w:r>
+      <w:r>
+        <w:rPr>
+          <w:rFonts w:ascii="Times New Roman" w:eastAsia="標楷體" w:hAnsi="Times New Roman"/>
+        </w:rPr>
+        <w:t>150 epochs</w:t>
+      </w:r>
+      <w:r>
+        <w:rPr>
+          <w:rFonts w:ascii="Times New Roman" w:eastAsia="標楷體" w:hAnsi="Times New Roman"/>
+        </w:rPr>
+        <w:t>、</w:t>
+      </w:r>
+      <w:r>
+        <w:rPr>
+          <w:rFonts w:ascii="Times New Roman" w:eastAsia="標楷體" w:hAnsi="Times New Roman"/>
+        </w:rPr>
+        <w:t>batch 4</w:t>
+      </w:r>
+      <w:r>
+        <w:rPr>
+          <w:rFonts w:ascii="Times New Roman" w:eastAsia="標楷體" w:hAnsi="Times New Roman"/>
+        </w:rPr>
+        <w:t>、</w:t>
+      </w:r>
+      <w:proofErr w:type="spellStart"/>
+      <w:r>
+        <w:rPr>
+          <w:rFonts w:ascii="Times New Roman" w:eastAsia="標楷體" w:hAnsi="Times New Roman"/>
+        </w:rPr>
+        <w:t>AdamW</w:t>
+      </w:r>
+      <w:proofErr w:type="spellEnd"/>
+      <w:r>
+        <w:rPr>
+          <w:rFonts w:ascii="Times New Roman" w:eastAsia="標楷體" w:hAnsi="Times New Roman"/>
+        </w:rPr>
+        <w:t>、</w:t>
+      </w:r>
+      <w:r>
+        <w:rPr>
+          <w:rFonts w:ascii="Times New Roman" w:eastAsia="標楷體" w:hAnsi="Times New Roman"/>
+        </w:rPr>
+        <w:t>lr0 = 0.001</w:t>
+      </w:r>
+      <w:r>
+        <w:rPr>
+          <w:rFonts w:ascii="Times New Roman" w:eastAsia="標楷體" w:hAnsi="Times New Roman"/>
+        </w:rPr>
+        <w:t>、</w:t>
+      </w:r>
+      <w:r>
+        <w:rPr>
+          <w:rFonts w:ascii="Times New Roman" w:eastAsia="標楷體" w:hAnsi="Times New Roman"/>
+        </w:rPr>
+        <w:t xml:space="preserve">AMP </w:t>
+      </w:r>
+      <w:r>
+        <w:rPr>
+          <w:rFonts w:ascii="Times New Roman" w:eastAsia="標楷體" w:hAnsi="Times New Roman"/>
+        </w:rPr>
+        <w:t>關閉、</w:t>
+      </w:r>
+      <w:r>
+        <w:rPr>
+          <w:rFonts w:ascii="Times New Roman" w:eastAsia="標楷體" w:hAnsi="Times New Roman"/>
+        </w:rPr>
+        <w:t>patience = 0</w:t>
+      </w:r>
+      <w:r>
+        <w:rPr>
+          <w:rFonts w:ascii="Times New Roman" w:eastAsia="標楷體" w:hAnsi="Times New Roman"/>
+        </w:rPr>
+        <w:t>；資料增強為旋轉</w:t>
+      </w:r>
+      <w:r>
+        <w:rPr>
+          <w:rFonts w:ascii="Times New Roman" w:eastAsia="標楷體" w:hAnsi="Times New Roman"/>
+        </w:rPr>
+        <w:t xml:space="preserve"> ±10°</w:t>
+      </w:r>
+      <w:r>
+        <w:rPr>
+          <w:rFonts w:ascii="Times New Roman" w:eastAsia="標楷體" w:hAnsi="Times New Roman"/>
+        </w:rPr>
+        <w:t>、平移</w:t>
+      </w:r>
+      <w:r>
+        <w:rPr>
+          <w:rFonts w:ascii="Times New Roman" w:eastAsia="標楷體" w:hAnsi="Times New Roman"/>
+        </w:rPr>
+        <w:t xml:space="preserve"> 0.05</w:t>
+      </w:r>
+      <w:r>
+        <w:rPr>
+          <w:rFonts w:ascii="Times New Roman" w:eastAsia="標楷體" w:hAnsi="Times New Roman"/>
+        </w:rPr>
+        <w:t>、縮放</w:t>
+      </w:r>
+      <w:r>
+        <w:rPr>
+          <w:rFonts w:ascii="Times New Roman" w:eastAsia="標楷體" w:hAnsi="Times New Roman"/>
+        </w:rPr>
+        <w:t xml:space="preserve"> 0.1</w:t>
+      </w:r>
+      <w:r>
+        <w:rPr>
+          <w:rFonts w:ascii="Times New Roman" w:eastAsia="標楷體" w:hAnsi="Times New Roman"/>
+        </w:rPr>
+        <w:t>、</w:t>
+      </w:r>
+      <w:r>
+        <w:rPr>
+          <w:rFonts w:ascii="Times New Roman" w:eastAsia="標楷體" w:hAnsi="Times New Roman"/>
+        </w:rPr>
+        <w:t>mosaic 0.3</w:t>
+      </w:r>
+      <w:r>
+        <w:rPr>
+          <w:rFonts w:ascii="Times New Roman" w:eastAsia="標楷體" w:hAnsi="Times New Roman"/>
+        </w:rPr>
+        <w:t>，並關閉水平翻轉（</w:t>
+      </w:r>
+      <w:proofErr w:type="spellStart"/>
+      <w:r>
+        <w:rPr>
+          <w:rFonts w:ascii="Times New Roman" w:eastAsia="標楷體" w:hAnsi="Times New Roman"/>
+        </w:rPr>
+        <w:t>fliplr</w:t>
+      </w:r>
+      <w:proofErr w:type="spellEnd"/>
+      <w:r>
+        <w:rPr>
+          <w:rFonts w:ascii="Times New Roman" w:eastAsia="標楷體" w:hAnsi="Times New Roman"/>
+        </w:rPr>
+        <w:t xml:space="preserve"> = 0</w:t>
+      </w:r>
+      <w:r>
+        <w:rPr>
+          <w:rFonts w:ascii="Times New Roman" w:eastAsia="標楷體" w:hAnsi="Times New Roman"/>
+        </w:rPr>
+        <w:t>），因牙齒具有生理方向性。訓練</w:t>
+      </w:r>
+      <w:r>
+        <w:rPr>
+          <w:rFonts w:ascii="Times New Roman" w:eastAsia="標楷體" w:hAnsi="Times New Roman"/>
+        </w:rPr>
+        <w:t>/</w:t>
+      </w:r>
+      <w:r>
+        <w:rPr>
+          <w:rFonts w:ascii="Times New Roman" w:eastAsia="標楷體" w:hAnsi="Times New Roman"/>
+        </w:rPr>
+        <w:t>驗證集以固定種子</w:t>
+      </w:r>
+      <w:r>
+        <w:rPr>
+          <w:rFonts w:ascii="Times New Roman" w:eastAsia="標楷體" w:hAnsi="Times New Roman"/>
+        </w:rPr>
+        <w:t xml:space="preserve"> 42 </w:t>
+      </w:r>
+      <w:r>
+        <w:rPr>
+          <w:rFonts w:ascii="Times New Roman" w:eastAsia="標楷體" w:hAnsi="Times New Roman"/>
+        </w:rPr>
+        <w:t>按</w:t>
+      </w:r>
+      <w:r>
+        <w:rPr>
+          <w:rFonts w:ascii="Times New Roman" w:eastAsia="標楷體" w:hAnsi="Times New Roman"/>
+        </w:rPr>
+        <w:t xml:space="preserve"> 8:2 </w:t>
+      </w:r>
+      <w:proofErr w:type="gramStart"/>
+      <w:r>
+        <w:rPr>
+          <w:rFonts w:ascii="Times New Roman" w:eastAsia="標楷體" w:hAnsi="Times New Roman"/>
+        </w:rPr>
+        <w:t>切分</w:t>
+      </w:r>
+      <w:proofErr w:type="gramEnd"/>
+      <w:r>
+        <w:rPr>
+          <w:rFonts w:ascii="Times New Roman" w:eastAsia="標楷體" w:hAnsi="Times New Roman"/>
+        </w:rPr>
+        <w:t>，所有訓練種子共用同一組驗證集。</w:t>
+      </w:r>
+    </w:p>
+    <w:p>
+      <w:pPr>
+        <w:spacing w:after="120" w:line="276" w:lineRule="auto"/>
+        <w:jc w:val="both"/>
+      </w:pPr>
+      <w:r>
+        <w:rPr>
+          <w:rFonts w:ascii="Times New Roman" w:eastAsia="標楷體" w:hAnsi="Times New Roman"/>
+        </w:rPr>
+        <w:t>為量化訓練隨機性的影響，固定</w:t>
+      </w:r>
+      <w:proofErr w:type="gramStart"/>
+      <w:r>
+        <w:rPr>
+          <w:rFonts w:ascii="Times New Roman" w:eastAsia="標楷體" w:hAnsi="Times New Roman"/>
+        </w:rPr>
+        <w:t>資料切分</w:t>
+      </w:r>
+      <w:proofErr w:type="gramEnd"/>
+      <w:r>
+        <w:rPr>
+          <w:rFonts w:ascii="Times New Roman" w:eastAsia="標楷體" w:hAnsi="Times New Roman"/>
+        </w:rPr>
+        <w:t>，僅改變訓練種子（</w:t>
+      </w:r>
+      <w:r>
+        <w:rPr>
+          <w:rFonts w:ascii="Times New Roman" w:eastAsia="標楷體" w:hAnsi="Times New Roman"/>
+        </w:rPr>
+        <w:t>seed = 0, 1, 2, 3, 4</w:t>
+      </w:r>
+      <w:r>
+        <w:rPr>
+          <w:rFonts w:ascii="Times New Roman" w:eastAsia="標楷體" w:hAnsi="Times New Roman"/>
+        </w:rPr>
+        <w:t>）各訓練一次（</w:t>
+      </w:r>
+      <w:r>
+        <w:rPr>
+          <w:rFonts w:ascii="Times New Roman" w:eastAsia="標楷體" w:hAnsi="Times New Roman"/>
+        </w:rPr>
+        <w:t>deterministic = True</w:t>
+      </w:r>
+      <w:r>
+        <w:rPr>
+          <w:rFonts w:ascii="Times New Roman" w:eastAsia="標楷體" w:hAnsi="Times New Roman"/>
+        </w:rPr>
+        <w:t>），後續所有</w:t>
+      </w:r>
+      <w:proofErr w:type="gramStart"/>
+      <w:r>
+        <w:rPr>
+          <w:rFonts w:ascii="Times New Roman" w:eastAsia="標楷體" w:hAnsi="Times New Roman"/>
+        </w:rPr>
+        <w:t>指標均以</w:t>
+      </w:r>
+      <w:proofErr w:type="gramEnd"/>
+      <w:r>
+        <w:rPr>
+          <w:rFonts w:ascii="Times New Roman" w:eastAsia="標楷體" w:hAnsi="Times New Roman"/>
+        </w:rPr>
+        <w:t xml:space="preserve"> 5 </w:t>
+      </w:r>
+      <w:proofErr w:type="gramStart"/>
+      <w:r>
+        <w:rPr>
+          <w:rFonts w:ascii="Times New Roman" w:eastAsia="標楷體" w:hAnsi="Times New Roman"/>
+        </w:rPr>
+        <w:t>個</w:t>
+      </w:r>
+      <w:proofErr w:type="gramEnd"/>
+      <w:r>
+        <w:rPr>
+          <w:rFonts w:ascii="Times New Roman" w:eastAsia="標楷體" w:hAnsi="Times New Roman"/>
+        </w:rPr>
+        <w:t>種子之平均</w:t>
+      </w:r>
+      <w:r>
+        <w:rPr>
+          <w:rFonts w:ascii="Times New Roman" w:eastAsia="標楷體" w:hAnsi="Times New Roman"/>
+        </w:rPr>
+        <w:t xml:space="preserve"> ± </w:t>
+      </w:r>
+      <w:r>
+        <w:rPr>
+          <w:rFonts w:ascii="Times New Roman" w:eastAsia="標楷體" w:hAnsi="Times New Roman"/>
+        </w:rPr>
+        <w:t>標準差報告。分割效能以驗證集</w:t>
+      </w:r>
+      <w:r>
+        <w:rPr>
+          <w:rFonts w:ascii="Times New Roman" w:eastAsia="標楷體" w:hAnsi="Times New Roman"/>
+        </w:rPr>
+        <w:t xml:space="preserve"> Box/Mask mAP50 </w:t>
+      </w:r>
+      <w:r>
+        <w:rPr>
+          <w:rFonts w:ascii="Times New Roman" w:eastAsia="標楷體" w:hAnsi="Times New Roman"/>
+        </w:rPr>
+        <w:t>與</w:t>
+      </w:r>
+      <w:r>
+        <w:rPr>
+          <w:rFonts w:ascii="Times New Roman" w:eastAsia="標楷體" w:hAnsi="Times New Roman"/>
+        </w:rPr>
+        <w:t xml:space="preserve"> mAP50</w:t>
+      </w:r>
+      <w:proofErr w:type="gramStart"/>
+      <w:r>
+        <w:rPr>
+          <w:rFonts w:ascii="Times New Roman" w:eastAsia="標楷體" w:hAnsi="Times New Roman"/>
+        </w:rPr>
+        <w:t>–</w:t>
+      </w:r>
+      <w:proofErr w:type="gramEnd"/>
+      <w:r>
+        <w:rPr>
+          <w:rFonts w:ascii="Times New Roman" w:eastAsia="標楷體" w:hAnsi="Times New Roman"/>
+        </w:rPr>
+        <w:t>95</w:t>
+      </w:r>
+      <w:r>
+        <w:rPr>
+          <w:rFonts w:ascii="Times New Roman" w:eastAsia="標楷體" w:hAnsi="Times New Roman"/>
+        </w:rPr>
+        <w:t>（</w:t>
+      </w:r>
+      <w:proofErr w:type="spellStart"/>
+      <w:r>
+        <w:rPr>
+          <w:rFonts w:ascii="Times New Roman" w:eastAsia="標楷體" w:hAnsi="Times New Roman"/>
+        </w:rPr>
+        <w:t>Ultralytics</w:t>
+      </w:r>
+      <w:proofErr w:type="spellEnd"/>
+      <w:r>
+        <w:rPr>
+          <w:rFonts w:ascii="Times New Roman" w:eastAsia="標楷體" w:hAnsi="Times New Roman"/>
+        </w:rPr>
+        <w:t xml:space="preserve"> </w:t>
+      </w:r>
+      <w:r>
+        <w:rPr>
+          <w:rFonts w:ascii="Times New Roman" w:eastAsia="標楷體" w:hAnsi="Times New Roman"/>
+        </w:rPr>
+        <w:t>內建驗證）及獨立</w:t>
+      </w:r>
+      <w:proofErr w:type="gramStart"/>
+      <w:r>
+        <w:rPr>
+          <w:rFonts w:ascii="Times New Roman" w:eastAsia="標楷體" w:hAnsi="Times New Roman"/>
+        </w:rPr>
+        <w:t>測試集逐張</w:t>
+      </w:r>
+      <w:proofErr w:type="gramEnd"/>
+      <w:r>
+        <w:rPr>
+          <w:rFonts w:ascii="Times New Roman" w:eastAsia="標楷體" w:hAnsi="Times New Roman"/>
+        </w:rPr>
+        <w:t xml:space="preserve"> Mask mAP50</w:t>
+      </w:r>
+      <w:proofErr w:type="gramStart"/>
+      <w:r>
+        <w:rPr>
+          <w:rFonts w:ascii="Times New Roman" w:eastAsia="標楷體" w:hAnsi="Times New Roman"/>
+        </w:rPr>
+        <w:t>–</w:t>
+      </w:r>
+      <w:proofErr w:type="gramEnd"/>
+      <w:r>
+        <w:rPr>
+          <w:rFonts w:ascii="Times New Roman" w:eastAsia="標楷體" w:hAnsi="Times New Roman"/>
+        </w:rPr>
+        <w:t xml:space="preserve">95 </w:t>
+      </w:r>
+      <w:r>
+        <w:rPr>
+          <w:rFonts w:ascii="Times New Roman" w:eastAsia="標楷體" w:hAnsi="Times New Roman"/>
+        </w:rPr>
+        <w:t>評估；後者以</w:t>
+      </w:r>
+      <w:r>
+        <w:rPr>
+          <w:rFonts w:ascii="Times New Roman" w:eastAsia="標楷體" w:hAnsi="Times New Roman"/>
+        </w:rPr>
+        <w:t xml:space="preserve"> conf ≥ 0.001 </w:t>
+      </w:r>
+      <w:r>
+        <w:rPr>
+          <w:rFonts w:ascii="Times New Roman" w:eastAsia="標楷體" w:hAnsi="Times New Roman"/>
+        </w:rPr>
+        <w:t>之所有預測遮罩，於原圖解析度計算</w:t>
+      </w:r>
+      <w:r>
+        <w:rPr>
+          <w:rFonts w:ascii="Times New Roman" w:eastAsia="標楷體" w:hAnsi="Times New Roman"/>
+        </w:rPr>
+        <w:t xml:space="preserve"> </w:t>
+      </w:r>
+      <w:proofErr w:type="spellStart"/>
+      <w:r>
+        <w:rPr>
+          <w:rFonts w:ascii="Times New Roman" w:eastAsia="標楷體" w:hAnsi="Times New Roman"/>
+        </w:rPr>
+        <w:t>IoU</w:t>
+      </w:r>
+      <w:proofErr w:type="spellEnd"/>
+      <w:r>
+        <w:rPr>
+          <w:rFonts w:ascii="Times New Roman" w:eastAsia="標楷體" w:hAnsi="Times New Roman"/>
+        </w:rPr>
+        <w:t xml:space="preserve"> </w:t>
+      </w:r>
+      <w:r>
+        <w:rPr>
+          <w:rFonts w:ascii="Times New Roman" w:eastAsia="標楷體" w:hAnsi="Times New Roman"/>
+        </w:rPr>
+        <w:t>閾值</w:t>
+      </w:r>
+      <w:r>
+        <w:rPr>
+          <w:rFonts w:ascii="Times New Roman" w:eastAsia="標楷體" w:hAnsi="Times New Roman"/>
+        </w:rPr>
+        <w:t xml:space="preserve"> 0.50:0.05:0.95 </w:t>
+      </w:r>
+      <w:r>
+        <w:rPr>
+          <w:rFonts w:ascii="Times New Roman" w:eastAsia="標楷體" w:hAnsi="Times New Roman"/>
+        </w:rPr>
+        <w:t>之</w:t>
+      </w:r>
+      <w:r>
+        <w:rPr>
+          <w:rFonts w:ascii="Times New Roman" w:eastAsia="標楷體" w:hAnsi="Times New Roman"/>
+        </w:rPr>
+        <w:t xml:space="preserve"> 101 </w:t>
+      </w:r>
+      <w:r>
+        <w:rPr>
+          <w:rFonts w:ascii="Times New Roman" w:eastAsia="標楷體" w:hAnsi="Times New Roman"/>
+        </w:rPr>
+        <w:t>點內插</w:t>
+      </w:r>
+      <w:r>
+        <w:rPr>
+          <w:rFonts w:ascii="Times New Roman" w:eastAsia="標楷體" w:hAnsi="Times New Roman"/>
+        </w:rPr>
+        <w:t xml:space="preserve"> AP </w:t>
+      </w:r>
+      <w:r>
+        <w:rPr>
+          <w:rFonts w:ascii="Times New Roman" w:eastAsia="標楷體" w:hAnsi="Times New Roman"/>
+        </w:rPr>
+        <w:t>後取平均。</w:t>
+      </w:r>
+    </w:p>
+    <w:p>
+      <w:pPr>
+        <w:widowControl/>
+        <w:spacing w:before="100" w:beforeAutospacing="1" w:after="100" w:afterAutospacing="1" w:line="276" w:lineRule="auto"/>
+        <w:outlineLvl w:val="2"/>
+        <w:rPr>
+          <w:rFonts w:ascii="標楷體" w:eastAsia="標楷體" w:hAnsi="標楷體" w:cs="新細明體"/>
+          <w:b/>
+          <w:bCs/>
+          <w:kern w:val="0"/>
+          <w14:ligatures w14:val="none"/>
+        </w:rPr>
+      </w:pPr>
+    </w:p>
+    <w:p>
+      <w:pPr>
+        <w:widowControl/>
+        <w:spacing w:before="100" w:beforeAutospacing="1" w:after="100" w:afterAutospacing="1" w:line="276" w:lineRule="auto"/>
+        <w:outlineLvl w:val="2"/>
+        <w:rPr>
+          <w:rFonts w:ascii="標楷體" w:eastAsia="標楷體" w:hAnsi="標楷體" w:cs="新細明體"/>
+          <w:b/>
+          <w:bCs/>
+          <w:kern w:val="0"/>
+          <w14:ligatures w14:val="none"/>
+        </w:rPr>
+      </w:pPr>
+      <w:r>
+        <w:rPr>
+          <w:rFonts w:ascii="標楷體" w:eastAsia="標楷體" w:hAnsi="標楷體" w:cs="新細明體"/>
+          <w:b/>
+          <w:bCs/>
+          <w:kern w:val="0"/>
+          <w14:ligatures w14:val="none"/>
+        </w:rPr>
+        <w:t>3. 牙齒分割（區塊A）</w:t>
+      </w:r>
+    </w:p>
+    <w:p>
+      <w:pPr>
+        <w:widowControl/>
+        <w:spacing w:before="100" w:beforeAutospacing="1" w:after="100" w:afterAutospacing="1" w:line="276" w:lineRule="auto"/>
+        <w:rPr>
+          <w:rFonts w:ascii="標楷體" w:eastAsia="標楷體" w:hAnsi="標楷體" w:cs="新細明體"/>
+          <w:kern w:val="0"/>
+          <w14:ligatures w14:val="none"/>
+        </w:rPr>
+      </w:pPr>
+      <w:r>
+        <w:rPr>
+          <w:rFonts w:ascii="標楷體" w:eastAsia="標楷體" w:hAnsi="標楷體" w:cs="新細明體"/>
+          <w:b/>
+          <w:bCs/>
+          <w:kern w:val="0"/>
+          <w14:ligatures w14:val="none"/>
+        </w:rPr>
+        <w:t>3.1 標</w:t>
+      </w:r>
+      <w:proofErr w:type="gramStart"/>
+      <w:r>
+        <w:rPr>
+          <w:rFonts w:ascii="標楷體" w:eastAsia="標楷體" w:hAnsi="標楷體" w:cs="新細明體"/>
+          <w:b/>
+          <w:bCs/>
+          <w:kern w:val="0"/>
+          <w14:ligatures w14:val="none"/>
+        </w:rPr>
+        <w:t>註</w:t>
+      </w:r>
+      <w:proofErr w:type="gramEnd"/>
+      <w:r>
+        <w:rPr>
+          <w:rFonts w:ascii="標楷體" w:eastAsia="標楷體" w:hAnsi="標楷體" w:cs="新細明體"/>
+          <w:kern w:val="0"/>
+          <w14:ligatures w14:val="none"/>
+        </w:rPr>
+        <w:t xml:space="preserve">　由</w:t>
+      </w:r>
+      <w:proofErr w:type="gramStart"/>
+      <w:r>
+        <w:rPr>
+          <w:rFonts w:ascii="標楷體" w:eastAsia="標楷體" w:hAnsi="標楷體" w:cs="新細明體"/>
+          <w:kern w:val="0"/>
+          <w14:ligatures w14:val="none"/>
+        </w:rPr>
+        <w:t>【</w:t>
+      </w:r>
+      <w:proofErr w:type="gramEnd"/>
+      <w:r>
+        <w:rPr>
+          <w:rFonts w:ascii="標楷體" w:eastAsia="標楷體" w:hAnsi="標楷體" w:cs="新細明體"/>
+          <w:kern w:val="0"/>
+          <w14:ligatures w14:val="none"/>
+        </w:rPr>
+        <w:t>標</w:t>
+      </w:r>
+      <w:proofErr w:type="gramStart"/>
+      <w:r>
+        <w:rPr>
+          <w:rFonts w:ascii="標楷體" w:eastAsia="標楷體" w:hAnsi="標楷體" w:cs="新細明體"/>
+          <w:kern w:val="0"/>
+          <w14:ligatures w14:val="none"/>
+        </w:rPr>
+        <w:t>註</w:t>
+      </w:r>
+      <w:proofErr w:type="gramEnd"/>
+      <w:r>
+        <w:rPr>
+          <w:rFonts w:ascii="標楷體" w:eastAsia="標楷體" w:hAnsi="標楷體" w:cs="新細明體"/>
+          <w:kern w:val="0"/>
+          <w14:ligatures w14:val="none"/>
+        </w:rPr>
+        <w:t>者身分與人數，如：一位牙醫師</w:t>
+      </w:r>
+      <w:proofErr w:type="gramStart"/>
+      <w:r>
+        <w:rPr>
+          <w:rFonts w:ascii="標楷體" w:eastAsia="標楷體" w:hAnsi="標楷體" w:cs="新細明體"/>
+          <w:kern w:val="0"/>
+          <w14:ligatures w14:val="none"/>
+        </w:rPr>
+        <w:t>】</w:t>
+      </w:r>
+      <w:proofErr w:type="gramEnd"/>
+      <w:r>
+        <w:rPr>
+          <w:rFonts w:ascii="標楷體" w:eastAsia="標楷體" w:hAnsi="標楷體" w:cs="新細明體"/>
+          <w:kern w:val="0"/>
+          <w14:ligatures w14:val="none"/>
+        </w:rPr>
+        <w:t>使用</w:t>
+      </w:r>
+      <w:proofErr w:type="spellStart"/>
+      <w:r>
+        <w:rPr>
+          <w:rFonts w:ascii="標楷體" w:eastAsia="標楷體" w:hAnsi="標楷體" w:cs="新細明體" w:hint="eastAsia"/>
+          <w:kern w:val="0"/>
+          <w14:ligatures w14:val="none"/>
+        </w:rPr>
+        <w:t>R</w:t>
+      </w:r>
+      <w:r>
+        <w:rPr>
+          <w:rFonts w:ascii="標楷體" w:eastAsia="標楷體" w:hAnsi="標楷體" w:cs="新細明體"/>
+          <w:kern w:val="0"/>
+          <w14:ligatures w14:val="none"/>
+        </w:rPr>
+        <w:t>oboFlow</w:t>
+      </w:r>
+      <w:proofErr w:type="spellEnd"/>
+      <w:r>
+        <w:rPr>
+          <w:rFonts w:ascii="標楷體" w:eastAsia="標楷體" w:hAnsi="標楷體" w:cs="新細明體"/>
+          <w:kern w:val="0"/>
+          <w14:ligatures w14:val="none"/>
+        </w:rPr>
+        <w:t>以多邊形方式標</w:t>
+      </w:r>
+      <w:proofErr w:type="gramStart"/>
+      <w:r>
+        <w:rPr>
+          <w:rFonts w:ascii="標楷體" w:eastAsia="標楷體" w:hAnsi="標楷體" w:cs="新細明體"/>
+          <w:kern w:val="0"/>
+          <w14:ligatures w14:val="none"/>
+        </w:rPr>
+        <w:t>註</w:t>
+      </w:r>
+      <w:proofErr w:type="gramEnd"/>
+      <w:r>
+        <w:rPr>
+          <w:rFonts w:ascii="標楷體" w:eastAsia="標楷體" w:hAnsi="標楷體" w:cs="新細明體"/>
+          <w:kern w:val="0"/>
+          <w14:ligatures w14:val="none"/>
+        </w:rPr>
+        <w:t>影像中所有牙齒的輪廓（segmentation mask），【若有多位標註者請補一致性檢驗方式】。資料依</w:t>
+      </w:r>
+      <w:proofErr w:type="gramStart"/>
+      <w:r>
+        <w:rPr>
+          <w:rFonts w:ascii="標楷體" w:eastAsia="標楷體" w:hAnsi="標楷體" w:cs="新細明體"/>
+          <w:kern w:val="0"/>
+          <w14:ligatures w14:val="none"/>
+        </w:rPr>
+        <w:t>【</w:t>
+      </w:r>
+      <w:proofErr w:type="gramEnd"/>
+      <w:r>
+        <w:rPr>
+          <w:rFonts w:ascii="標楷體" w:eastAsia="標楷體" w:hAnsi="標楷體" w:cs="新細明體"/>
+          <w:kern w:val="0"/>
+          <w14:ligatures w14:val="none"/>
+        </w:rPr>
+        <w:t>比例，如 7:2:1</w:t>
+      </w:r>
+      <w:proofErr w:type="gramStart"/>
+      <w:r>
+        <w:rPr>
+          <w:rFonts w:ascii="標楷體" w:eastAsia="標楷體" w:hAnsi="標楷體" w:cs="新細明體"/>
+          <w:kern w:val="0"/>
+          <w14:ligatures w14:val="none"/>
+        </w:rPr>
+        <w:t>】</w:t>
+      </w:r>
+      <w:proofErr w:type="gramEnd"/>
+      <w:r>
+        <w:rPr>
+          <w:rFonts w:ascii="標楷體" w:eastAsia="標楷體" w:hAnsi="標楷體" w:cs="新細明體"/>
+          <w:kern w:val="0"/>
+          <w14:ligatures w14:val="none"/>
+        </w:rPr>
+        <w:t>隨機劃分為訓練、驗證與測試集。</w:t>
+      </w:r>
+    </w:p>
+    <w:p>
+      <w:pPr>
+        <w:widowControl/>
+        <w:spacing w:before="100" w:beforeAutospacing="1" w:after="100" w:afterAutospacing="1" w:line="276" w:lineRule="auto"/>
+        <w:rPr>
+          <w:rFonts w:ascii="標楷體" w:eastAsia="標楷體" w:hAnsi="標楷體" w:cs="新細明體"/>
+          <w:kern w:val="0"/>
+          <w14:ligatures w14:val="none"/>
+        </w:rPr>
+      </w:pPr>
+      <w:r>
+        <w:rPr>
+          <w:rFonts w:ascii="標楷體" w:eastAsia="標楷體" w:hAnsi="標楷體" w:cs="新細明體"/>
+          <w:b/>
+          <w:bCs/>
+          <w:kern w:val="0"/>
+          <w14:ligatures w14:val="none"/>
+        </w:rPr>
+        <w:t>3.2 模型</w:t>
+      </w:r>
+      <w:r>
+        <w:rPr>
+          <w:rFonts w:ascii="標楷體" w:eastAsia="標楷體" w:hAnsi="標楷體" w:cs="新細明體"/>
+          <w:kern w:val="0"/>
+          <w14:ligatures w14:val="none"/>
+        </w:rPr>
+        <w:t xml:space="preserve">　採用 YOLOv11 的實例分割版本（YOLO-seg）進行牙齒遮罩預測。模型以【預訓練權重，如 COCO】初始化，輸入影像尺寸為</w:t>
+      </w:r>
+      <w:r>
+        <w:rPr>
+          <w:rFonts w:ascii="標楷體" w:eastAsia="標楷體" w:hAnsi="標楷體" w:cs="新細明體" w:hint="eastAsia"/>
+          <w:kern w:val="0"/>
+          <w14:ligatures w14:val="none"/>
+        </w:rPr>
+        <w:t>6</w:t>
+      </w:r>
+      <w:r>
+        <w:rPr>
+          <w:rFonts w:ascii="標楷體" w:eastAsia="標楷體" w:hAnsi="標楷體" w:cs="新細明體"/>
+          <w:kern w:val="0"/>
+          <w14:ligatures w14:val="none"/>
+        </w:rPr>
+        <w:t xml:space="preserve">40 </w:t>
+      </w:r>
+      <w:r>
+        <w:rPr>
+          <w:rFonts w:ascii="標楷體" w:eastAsia="標楷體" w:hAnsi="標楷體" w:cs="新細明體" w:hint="eastAsia"/>
+          <w:kern w:val="0"/>
+          <w14:ligatures w14:val="none"/>
+        </w:rPr>
+        <w:t>× 6</w:t>
+      </w:r>
+      <w:r>
+        <w:rPr>
+          <w:rFonts w:ascii="標楷體" w:eastAsia="標楷體" w:hAnsi="標楷體" w:cs="新細明體"/>
+          <w:kern w:val="0"/>
+          <w14:ligatures w14:val="none"/>
+        </w:rPr>
+        <w:t>40</w:t>
+      </w:r>
+      <w:r>
+        <w:rPr>
+          <w:rFonts w:ascii="標楷體" w:eastAsia="標楷體" w:hAnsi="標楷體" w:cs="新細明體"/>
+          <w:kern w:val="0"/>
+          <w14:ligatures w14:val="none"/>
+        </w:rPr>
+        <w:t>，批次大小</w:t>
+      </w:r>
+      <w:r>
+        <w:rPr>
+          <w:rFonts w:ascii="標楷體" w:eastAsia="標楷體" w:hAnsi="標楷體" w:cs="新細明體" w:hint="eastAsia"/>
+          <w:kern w:val="0"/>
+          <w14:ligatures w14:val="none"/>
+        </w:rPr>
+        <w:t>4</w:t>
+      </w:r>
+      <w:r>
+        <w:rPr>
+          <w:rFonts w:ascii="標楷體" w:eastAsia="標楷體" w:hAnsi="標楷體" w:cs="新細明體"/>
+          <w:kern w:val="0"/>
+          <w14:ligatures w14:val="none"/>
+        </w:rPr>
+        <w:t>，訓練</w:t>
+      </w:r>
+      <w:r>
+        <w:rPr>
+          <w:rFonts w:ascii="標楷體" w:eastAsia="標楷體" w:hAnsi="標楷體" w:cs="新細明體" w:hint="eastAsia"/>
+          <w:kern w:val="0"/>
+          <w14:ligatures w14:val="none"/>
+        </w:rPr>
+        <w:t>1</w:t>
+      </w:r>
+      <w:r>
+        <w:rPr>
+          <w:rFonts w:ascii="標楷體" w:eastAsia="標楷體" w:hAnsi="標楷體" w:cs="新細明體"/>
+          <w:kern w:val="0"/>
+          <w14:ligatures w14:val="none"/>
+        </w:rPr>
+        <w:t>50</w:t>
+      </w:r>
+      <w:r>
+        <w:rPr>
+          <w:rFonts w:ascii="標楷體" w:eastAsia="標楷體" w:hAnsi="標楷體" w:cs="新細明體"/>
+          <w:kern w:val="0"/>
+          <w14:ligatures w14:val="none"/>
+        </w:rPr>
+        <w:t>個 epoch，</w:t>
+      </w:r>
+      <w:proofErr w:type="gramStart"/>
+      <w:r>
+        <w:rPr>
+          <w:rFonts w:ascii="標楷體" w:eastAsia="標楷體" w:hAnsi="標楷體" w:cs="新細明體"/>
+          <w:kern w:val="0"/>
+          <w14:ligatures w14:val="none"/>
+        </w:rPr>
+        <w:t>優化器</w:t>
+      </w:r>
+      <w:proofErr w:type="gramEnd"/>
+      <w:r>
+        <w:rPr>
+          <w:rFonts w:ascii="標楷體" w:eastAsia="標楷體" w:hAnsi="標楷體" w:cs="新細明體"/>
+          <w:kern w:val="0"/>
+          <w14:ligatures w14:val="none"/>
+        </w:rPr>
+        <w:t>為【 】，學習率</w:t>
+      </w:r>
+      <w:r>
+        <w:rPr>
+          <w:rFonts w:ascii="標楷體" w:eastAsia="標楷體" w:hAnsi="標楷體" w:cs="新細明體" w:hint="eastAsia"/>
+          <w:kern w:val="0"/>
+          <w14:ligatures w14:val="none"/>
+        </w:rPr>
+        <w:t>0</w:t>
+      </w:r>
+      <w:r>
+        <w:rPr>
+          <w:rFonts w:ascii="標楷體" w:eastAsia="標楷體" w:hAnsi="標楷體" w:cs="新細明體"/>
+          <w:kern w:val="0"/>
+          <w14:ligatures w14:val="none"/>
+        </w:rPr>
+        <w:t>.001</w:t>
+      </w:r>
+      <w:r>
+        <w:rPr>
+          <w:rFonts w:ascii="標楷體" w:eastAsia="標楷體" w:hAnsi="標楷體" w:cs="新細明體"/>
+          <w:kern w:val="0"/>
+          <w14:ligatures w14:val="none"/>
+        </w:rPr>
+        <w:t>，並使用【資料增強方式，如水平翻轉、亮度調整】。訓練時以驗證集 mAP50</w:t>
+      </w:r>
+      <w:proofErr w:type="gramStart"/>
+      <w:r>
+        <w:rPr>
+          <w:rFonts w:ascii="標楷體" w:eastAsia="標楷體" w:hAnsi="標楷體" w:cs="新細明體"/>
+          <w:kern w:val="0"/>
+          <w14:ligatures w14:val="none"/>
+        </w:rPr>
+        <w:t>–</w:t>
+      </w:r>
+      <w:proofErr w:type="gramEnd"/>
+      <w:r>
+        <w:rPr>
+          <w:rFonts w:ascii="標楷體" w:eastAsia="標楷體" w:hAnsi="標楷體" w:cs="新細明體"/>
+          <w:kern w:val="0"/>
+          <w14:ligatures w14:val="none"/>
+        </w:rPr>
+        <w:t>95 作為模型選擇依據。</w:t>
+      </w:r>
+    </w:p>
+    <w:p>
+      <w:pPr>
+        <w:widowControl/>
+        <w:spacing w:before="100" w:beforeAutospacing="1" w:after="100" w:afterAutospacing="1" w:line="276" w:lineRule="auto"/>
+        <w:outlineLvl w:val="2"/>
+        <w:rPr>
+          <w:rFonts w:ascii="標楷體" w:eastAsia="標楷體" w:hAnsi="標楷體" w:cs="新細明體"/>
+          <w:b/>
+          <w:bCs/>
           <w:kern w:val="0"/>
           <w:sz w:val="27"/>
           <w:szCs w:val="27"/>
@@ -377,7 +2271,7 @@
       </w:pPr>
       <w:r>
         <w:rPr>
-          <w:rFonts w:ascii="新細明體" w:eastAsia="新細明體" w:hAnsi="新細明體" w:cs="新細明體"/>
+          <w:rFonts w:ascii="標楷體" w:eastAsia="標楷體" w:hAnsi="標楷體" w:cs="新細明體"/>
           <w:b/>
           <w:bCs/>
           <w:kern w:val="0"/>
@@ -385,75 +2279,80 @@
           <w:szCs w:val="27"/>
           <w14:ligatures w14:val="none"/>
         </w:rPr>
-        <w:t>1. 研究流程概述</w:t>
+        <w:t>4. 實際長度轉換（區塊B）</w:t>
       </w:r>
     </w:p>
     <w:p>
       <w:pPr>
         <w:widowControl/>
-        <w:spacing w:before="100" w:beforeAutospacing="1" w:after="100" w:afterAutospacing="1" w:line="240" w:lineRule="auto"/>
-        <w:rPr>
-          <w:rFonts w:ascii="新細明體" w:eastAsia="新細明體" w:hAnsi="新細明體" w:cs="新細明體"/>
-          <w:kern w:val="0"/>
-          <w14:ligatures w14:val="none"/>
-        </w:rPr>
-      </w:pPr>
-      <w:r>
-        <w:rPr>
-          <w:rFonts w:ascii="新細明體" w:eastAsia="新細明體" w:hAnsi="新細明體" w:cs="新細明體"/>
-          <w:kern w:val="0"/>
-          <w14:ligatures w14:val="none"/>
-        </w:rPr>
-        <w:t>本研究提出一套根尖X光影像</w:t>
-      </w:r>
-      <w:r>
-        <w:rPr>
-          <w:rFonts w:hint="eastAsia"/>
-        </w:rPr>
-        <w:t>自動估測根管充填長度的流程</w:t>
+        <w:spacing w:before="100" w:beforeAutospacing="1" w:after="100" w:afterAutospacing="1" w:line="276" w:lineRule="auto"/>
+        <w:rPr>
+          <w:rFonts w:ascii="標楷體" w:eastAsia="標楷體" w:hAnsi="標楷體" w:cs="新細明體"/>
+          <w:kern w:val="0"/>
+          <w14:ligatures w14:val="none"/>
+        </w:rPr>
+      </w:pPr>
+      <w:r>
+        <w:rPr>
+          <w:rFonts w:ascii="標楷體" w:eastAsia="標楷體" w:hAnsi="標楷體" w:cs="新細明體"/>
+          <w:kern w:val="0"/>
+          <w14:ligatures w14:val="none"/>
+        </w:rPr>
+        <w:t>由預測遮罩計算牙齒長度：先取遮罩的【主軸／最小外接矩形長邊／最遠兩點距離】作為牙齒的像素長度，再乘以像素間距換算為毫米。考量根尖X光影像</w:t>
+      </w:r>
+      <w:r>
+        <w:rPr>
+          <w:rFonts w:ascii="標楷體" w:eastAsia="標楷體" w:hAnsi="標楷體" w:cs="新細明體"/>
+          <w:kern w:val="0"/>
+          <w14:ligatures w14:val="none"/>
+        </w:rPr>
+        <w:lastRenderedPageBreak/>
+        <w:t>的放大效應與遮罩邊緣的系統性高估，本研究將換算後長度扣除 0.5 mm 作為最終估測值，此</w:t>
       </w:r>
       <w:proofErr w:type="gramStart"/>
       <w:r>
         <w:rPr>
-          <w:rFonts w:hint="eastAsia"/>
-        </w:rPr>
-        <w:t>（</w:t>
+          <w:rFonts w:ascii="標楷體" w:eastAsia="標楷體" w:hAnsi="標楷體" w:cs="新細明體"/>
+          <w:kern w:val="0"/>
+          <w14:ligatures w14:val="none"/>
+        </w:rPr>
+        <w:t>修正值係依</w:t>
       </w:r>
       <w:proofErr w:type="gramEnd"/>
       <w:r>
         <w:rPr>
-          <w:rFonts w:hint="eastAsia"/>
-        </w:rPr>
-        <w:t>圖</w:t>
-      </w:r>
-      <w:r>
-        <w:rPr>
-          <w:rFonts w:hint="eastAsia"/>
-        </w:rPr>
-        <w:t>？</w:t>
-      </w:r>
-      <w:r>
-        <w:rPr>
-          <w:rFonts w:hint="eastAsia"/>
-        </w:rPr>
-        <w:t>）</w:t>
-      </w:r>
-      <w:r>
-        <w:rPr>
-          <w:rFonts w:ascii="新細明體" w:eastAsia="新細明體" w:hAnsi="新細明體" w:cs="新細明體"/>
-          <w:kern w:val="0"/>
-          <w14:ligatures w14:val="none"/>
-        </w:rPr>
-        <w:t>，共分為四個階段：(1) 影像前處理；(2) 牙齒分割模型訓練與推論（區塊A）；(3) 像素長度轉換為實際長度（區塊B）；(4) 臨床與安全性評估。</w:t>
+          <w:rFonts w:ascii="標楷體" w:eastAsia="標楷體" w:hAnsi="標楷體" w:cs="新細明體"/>
+          <w:kern w:val="0"/>
+          <w14:ligatures w14:val="none"/>
+        </w:rPr>
+        <w:t>【來源：先導實驗／文獻</w:t>
+      </w:r>
+      <w:proofErr w:type="gramStart"/>
+      <w:r>
+        <w:rPr>
+          <w:rFonts w:ascii="標楷體" w:eastAsia="標楷體" w:hAnsi="標楷體" w:cs="新細明體"/>
+          <w:kern w:val="0"/>
+          <w14:ligatures w14:val="none"/>
+        </w:rPr>
+        <w:t>】</w:t>
+      </w:r>
+      <w:proofErr w:type="gramEnd"/>
+      <w:r>
+        <w:rPr>
+          <w:rFonts w:ascii="標楷體" w:eastAsia="標楷體" w:hAnsi="標楷體" w:cs="新細明體"/>
+          <w:kern w:val="0"/>
+          <w14:ligatures w14:val="none"/>
+        </w:rPr>
+        <w:t>決定。</w:t>
       </w:r>
     </w:p>
     <w:p>
       <w:pPr>
         <w:widowControl/>
-        <w:spacing w:before="100" w:beforeAutospacing="1" w:after="100" w:afterAutospacing="1" w:line="240" w:lineRule="auto"/>
+        <w:spacing w:before="100" w:beforeAutospacing="1" w:after="100" w:afterAutospacing="1" w:line="276" w:lineRule="auto"/>
         <w:outlineLvl w:val="2"/>
         <w:rPr>
-          <w:rFonts w:ascii="新細明體" w:eastAsia="新細明體" w:hAnsi="新細明體" w:cs="新細明體"/>
+          <w:rFonts w:ascii="標楷體" w:eastAsia="標楷體" w:hAnsi="標楷體" w:cs="新細明體"/>
           <w:b/>
           <w:bCs/>
           <w:kern w:val="0"/>
@@ -464,7 +2363,7 @@
       </w:pPr>
       <w:r>
         <w:rPr>
-          <w:rFonts w:ascii="新細明體" w:eastAsia="新細明體" w:hAnsi="新細明體" w:cs="新細明體"/>
+          <w:rFonts w:ascii="標楷體" w:eastAsia="標楷體" w:hAnsi="標楷體" w:cs="新細明體"/>
           <w:b/>
           <w:bCs/>
           <w:kern w:val="0"/>
@@ -472,665 +2371,22 @@
           <w:szCs w:val="27"/>
           <w14:ligatures w14:val="none"/>
         </w:rPr>
-        <w:t>2. 資料來源與前處理</w:t>
+        <w:t>5. 評估指標</w:t>
       </w:r>
     </w:p>
     <w:p>
       <w:pPr>
         <w:widowControl/>
-        <w:spacing w:before="100" w:beforeAutospacing="1" w:after="100" w:afterAutospacing="1" w:line="240" w:lineRule="auto"/>
-        <w:rPr>
-          <w:rFonts w:ascii="新細明體" w:eastAsia="新細明體" w:hAnsi="新細明體" w:cs="新細明體"/>
-          <w:kern w:val="0"/>
-          <w14:ligatures w14:val="none"/>
-        </w:rPr>
-      </w:pPr>
-      <w:r>
-        <w:rPr>
-          <w:rFonts w:ascii="新細明體" w:eastAsia="新細明體" w:hAnsi="新細明體" w:cs="新細明體"/>
-          <w:kern w:val="0"/>
-          <w14:ligatures w14:val="none"/>
-        </w:rPr>
-        <w:lastRenderedPageBreak/>
-        <w:t>本研究使用</w:t>
-      </w:r>
-      <w:r>
-        <w:rPr>
-          <w:rFonts w:ascii="新細明體" w:eastAsia="新細明體" w:hAnsi="新細明體" w:cs="新細明體" w:hint="eastAsia"/>
-          <w:kern w:val="0"/>
-          <w14:ligatures w14:val="none"/>
-        </w:rPr>
-        <w:t>林口長庚牙科一般牙科</w:t>
-      </w:r>
-      <w:r>
-        <w:rPr>
-          <w:rFonts w:ascii="新細明體" w:eastAsia="新細明體" w:hAnsi="新細明體" w:cs="新細明體"/>
-          <w:kern w:val="0"/>
-          <w14:ligatures w14:val="none"/>
-        </w:rPr>
-        <w:t>提供之根尖X光影像共</w:t>
-      </w:r>
-      <w:r>
-        <w:rPr>
-          <w:rFonts w:ascii="新細明體" w:eastAsia="新細明體" w:hAnsi="新細明體" w:cs="新細明體" w:hint="eastAsia"/>
-          <w:kern w:val="0"/>
-          <w14:ligatures w14:val="none"/>
-        </w:rPr>
-        <w:t>6</w:t>
-      </w:r>
-      <w:r>
-        <w:rPr>
-          <w:rFonts w:ascii="新細明體" w:eastAsia="新細明體" w:hAnsi="新細明體" w:cs="新細明體"/>
-          <w:kern w:val="0"/>
-          <w14:ligatures w14:val="none"/>
-        </w:rPr>
-        <w:t>7</w:t>
-      </w:r>
-      <w:r>
-        <w:rPr>
-          <w:rFonts w:ascii="新細明體" w:eastAsia="新細明體" w:hAnsi="新細明體" w:cs="新細明體"/>
-          <w:kern w:val="0"/>
-          <w14:ligatures w14:val="none"/>
-        </w:rPr>
-        <w:t>張，影像解析度為【W×H】，像素間距為【x mm/pixel】。所有</w:t>
-      </w:r>
-      <w:proofErr w:type="gramStart"/>
-      <w:r>
-        <w:rPr>
-          <w:rFonts w:ascii="新細明體" w:eastAsia="新細明體" w:hAnsi="新細明體" w:cs="新細明體"/>
-          <w:kern w:val="0"/>
-          <w14:ligatures w14:val="none"/>
-        </w:rPr>
-        <w:t>影像均經【倫理審查／去識別化說明】</w:t>
-      </w:r>
-      <w:proofErr w:type="gramEnd"/>
-      <w:r>
-        <w:rPr>
-          <w:rFonts w:ascii="新細明體" w:eastAsia="新細明體" w:hAnsi="新細明體" w:cs="新細明體"/>
-          <w:kern w:val="0"/>
-          <w14:ligatures w14:val="none"/>
-        </w:rPr>
-        <w:t>。為改善根尖區域對比度不足的問題，先以限制對比自適應</w:t>
-      </w:r>
-      <w:proofErr w:type="gramStart"/>
-      <w:r>
-        <w:rPr>
-          <w:rFonts w:ascii="新細明體" w:eastAsia="新細明體" w:hAnsi="新細明體" w:cs="新細明體"/>
-          <w:kern w:val="0"/>
-          <w14:ligatures w14:val="none"/>
-        </w:rPr>
-        <w:t>直方圖</w:t>
-      </w:r>
-      <w:proofErr w:type="gramEnd"/>
-      <w:r>
-        <w:rPr>
-          <w:rFonts w:ascii="新細明體" w:eastAsia="新細明體" w:hAnsi="新細明體" w:cs="新細明體"/>
-          <w:kern w:val="0"/>
-          <w14:ligatures w14:val="none"/>
-        </w:rPr>
-        <w:t>均衡化（Contrast Limited Adaptive Histogram Equalization, CLAHE）進行前處理，參數設定為 clip limit =</w:t>
-      </w:r>
-      <w:r>
-        <w:rPr>
-          <w:rFonts w:ascii="新細明體" w:eastAsia="新細明體" w:hAnsi="新細明體" w:cs="新細明體" w:hint="eastAsia"/>
-          <w:kern w:val="0"/>
-          <w14:ligatures w14:val="none"/>
-        </w:rPr>
-        <w:t xml:space="preserve"> </w:t>
-      </w:r>
-      <w:r>
-        <w:rPr>
-          <w:rFonts w:ascii="新細明體" w:eastAsia="新細明體" w:hAnsi="新細明體" w:cs="新細明體"/>
-          <w:kern w:val="0"/>
-          <w14:ligatures w14:val="none"/>
-        </w:rPr>
-        <w:t>1.5</w:t>
-      </w:r>
-      <w:r>
-        <w:rPr>
-          <w:rFonts w:ascii="新細明體" w:eastAsia="新細明體" w:hAnsi="新細明體" w:cs="新細明體"/>
-          <w:kern w:val="0"/>
-          <w14:ligatures w14:val="none"/>
-        </w:rPr>
-        <w:t>、tile grid size =</w:t>
-      </w:r>
-      <w:r>
-        <w:rPr>
-          <w:rFonts w:ascii="新細明體" w:eastAsia="新細明體" w:hAnsi="新細明體" w:cs="新細明體" w:hint="eastAsia"/>
-          <w:kern w:val="0"/>
-          <w14:ligatures w14:val="none"/>
-        </w:rPr>
-        <w:t>（8</w:t>
-      </w:r>
-      <w:r>
-        <w:rPr>
-          <w:rFonts w:ascii="新細明體" w:eastAsia="新細明體" w:hAnsi="新細明體" w:cs="新細明體"/>
-          <w:kern w:val="0"/>
-          <w14:ligatures w14:val="none"/>
-        </w:rPr>
-        <w:t xml:space="preserve"> , 8</w:t>
-      </w:r>
-      <w:r>
-        <w:rPr>
-          <w:rFonts w:ascii="新細明體" w:eastAsia="新細明體" w:hAnsi="新細明體" w:cs="新細明體" w:hint="eastAsia"/>
-          <w:kern w:val="0"/>
-          <w14:ligatures w14:val="none"/>
-        </w:rPr>
-        <w:t>）</w:t>
-      </w:r>
-      <w:r>
-        <w:rPr>
-          <w:rFonts w:ascii="新細明體" w:eastAsia="新細明體" w:hAnsi="新細明體" w:cs="新細明體"/>
-          <w:kern w:val="0"/>
-          <w14:ligatures w14:val="none"/>
-        </w:rPr>
-        <w:t>，以增強牙根邊緣與周圍齒槽骨的灰階差異，利於後續分割。</w:t>
-      </w:r>
-    </w:p>
-    <w:p>
-      <w:pPr>
-        <w:widowControl/>
-        <w:spacing w:before="100" w:beforeAutospacing="1" w:after="100" w:afterAutospacing="1" w:line="240" w:lineRule="auto"/>
-        <w:outlineLvl w:val="2"/>
-        <w:rPr>
-          <w:rFonts w:ascii="新細明體" w:eastAsia="新細明體" w:hAnsi="新細明體" w:cs="新細明體"/>
-          <w:b/>
-          <w:bCs/>
-          <w:kern w:val="0"/>
-          <w:sz w:val="27"/>
-          <w:szCs w:val="27"/>
-          <w14:ligatures w14:val="none"/>
-        </w:rPr>
-      </w:pPr>
-      <w:r>
-        <w:rPr>
-          <w:rFonts w:ascii="新細明體" w:eastAsia="新細明體" w:hAnsi="新細明體" w:cs="新細明體"/>
-          <w:b/>
-          <w:bCs/>
-          <w:kern w:val="0"/>
-          <w:sz w:val="27"/>
-          <w:szCs w:val="27"/>
-          <w14:ligatures w14:val="none"/>
-        </w:rPr>
-        <w:t>3. 牙齒分割（區塊A）</w:t>
-      </w:r>
-    </w:p>
-    <w:p>
-      <w:pPr>
-        <w:widowControl/>
-        <w:spacing w:before="100" w:beforeAutospacing="1" w:after="100" w:afterAutospacing="1" w:line="240" w:lineRule="auto"/>
-        <w:rPr>
-          <w:rFonts w:ascii="新細明體" w:eastAsia="新細明體" w:hAnsi="新細明體" w:cs="新細明體"/>
-          <w:kern w:val="0"/>
-          <w14:ligatures w14:val="none"/>
-        </w:rPr>
-      </w:pPr>
-      <w:r>
-        <w:rPr>
-          <w:rFonts w:ascii="新細明體" w:eastAsia="新細明體" w:hAnsi="新細明體" w:cs="新細明體"/>
-          <w:b/>
-          <w:bCs/>
-          <w:kern w:val="0"/>
-          <w14:ligatures w14:val="none"/>
-        </w:rPr>
-        <w:t>3.1 標</w:t>
-      </w:r>
-      <w:proofErr w:type="gramStart"/>
-      <w:r>
-        <w:rPr>
-          <w:rFonts w:ascii="新細明體" w:eastAsia="新細明體" w:hAnsi="新細明體" w:cs="新細明體"/>
-          <w:b/>
-          <w:bCs/>
-          <w:kern w:val="0"/>
-          <w14:ligatures w14:val="none"/>
-        </w:rPr>
-        <w:t>註</w:t>
-      </w:r>
-      <w:proofErr w:type="gramEnd"/>
-      <w:r>
-        <w:rPr>
-          <w:rFonts w:ascii="新細明體" w:eastAsia="新細明體" w:hAnsi="新細明體" w:cs="新細明體"/>
-          <w:kern w:val="0"/>
-          <w14:ligatures w14:val="none"/>
-        </w:rPr>
-        <w:t xml:space="preserve">　由</w:t>
-      </w:r>
-      <w:proofErr w:type="gramStart"/>
-      <w:r>
-        <w:rPr>
-          <w:rFonts w:ascii="新細明體" w:eastAsia="新細明體" w:hAnsi="新細明體" w:cs="新細明體"/>
-          <w:kern w:val="0"/>
-          <w14:ligatures w14:val="none"/>
-        </w:rPr>
-        <w:t>【</w:t>
-      </w:r>
-      <w:proofErr w:type="gramEnd"/>
-      <w:r>
-        <w:rPr>
-          <w:rFonts w:ascii="新細明體" w:eastAsia="新細明體" w:hAnsi="新細明體" w:cs="新細明體"/>
-          <w:kern w:val="0"/>
-          <w14:ligatures w14:val="none"/>
-        </w:rPr>
-        <w:t>標</w:t>
-      </w:r>
-      <w:proofErr w:type="gramStart"/>
-      <w:r>
-        <w:rPr>
-          <w:rFonts w:ascii="新細明體" w:eastAsia="新細明體" w:hAnsi="新細明體" w:cs="新細明體"/>
-          <w:kern w:val="0"/>
-          <w14:ligatures w14:val="none"/>
-        </w:rPr>
-        <w:t>註</w:t>
-      </w:r>
-      <w:proofErr w:type="gramEnd"/>
-      <w:r>
-        <w:rPr>
-          <w:rFonts w:ascii="新細明體" w:eastAsia="新細明體" w:hAnsi="新細明體" w:cs="新細明體"/>
-          <w:kern w:val="0"/>
-          <w14:ligatures w14:val="none"/>
-        </w:rPr>
-        <w:t>者身分與人數，如：一位牙醫師</w:t>
-      </w:r>
-      <w:proofErr w:type="gramStart"/>
-      <w:r>
-        <w:rPr>
-          <w:rFonts w:ascii="新細明體" w:eastAsia="新細明體" w:hAnsi="新細明體" w:cs="新細明體"/>
-          <w:kern w:val="0"/>
-          <w14:ligatures w14:val="none"/>
-        </w:rPr>
-        <w:t>】</w:t>
-      </w:r>
-      <w:proofErr w:type="gramEnd"/>
-      <w:r>
-        <w:rPr>
-          <w:rFonts w:ascii="新細明體" w:eastAsia="新細明體" w:hAnsi="新細明體" w:cs="新細明體"/>
-          <w:kern w:val="0"/>
-          <w14:ligatures w14:val="none"/>
-        </w:rPr>
-        <w:t>使用</w:t>
-      </w:r>
-      <w:proofErr w:type="spellStart"/>
-      <w:r>
-        <w:rPr>
-          <w:rFonts w:ascii="新細明體" w:eastAsia="新細明體" w:hAnsi="新細明體" w:cs="新細明體" w:hint="eastAsia"/>
-          <w:kern w:val="0"/>
-          <w14:ligatures w14:val="none"/>
-        </w:rPr>
-        <w:t>R</w:t>
-      </w:r>
-      <w:r>
-        <w:rPr>
-          <w:rFonts w:ascii="新細明體" w:eastAsia="新細明體" w:hAnsi="新細明體" w:cs="新細明體"/>
-          <w:kern w:val="0"/>
-          <w14:ligatures w14:val="none"/>
-        </w:rPr>
-        <w:t>oboFlow</w:t>
-      </w:r>
-      <w:proofErr w:type="spellEnd"/>
-      <w:r>
-        <w:rPr>
-          <w:rFonts w:ascii="新細明體" w:eastAsia="新細明體" w:hAnsi="新細明體" w:cs="新細明體"/>
-          <w:kern w:val="0"/>
-          <w14:ligatures w14:val="none"/>
-        </w:rPr>
-        <w:t>以多邊形方式標</w:t>
-      </w:r>
-      <w:proofErr w:type="gramStart"/>
-      <w:r>
-        <w:rPr>
-          <w:rFonts w:ascii="新細明體" w:eastAsia="新細明體" w:hAnsi="新細明體" w:cs="新細明體"/>
-          <w:kern w:val="0"/>
-          <w14:ligatures w14:val="none"/>
-        </w:rPr>
-        <w:t>註</w:t>
-      </w:r>
-      <w:proofErr w:type="gramEnd"/>
-      <w:r>
-        <w:rPr>
-          <w:rFonts w:ascii="新細明體" w:eastAsia="新細明體" w:hAnsi="新細明體" w:cs="新細明體"/>
-          <w:kern w:val="0"/>
-          <w14:ligatures w14:val="none"/>
-        </w:rPr>
-        <w:t>影像中所有牙齒的輪廓（segmentation mask），【若有多位標註者請補一致性檢驗方式】。資料依</w:t>
-      </w:r>
-      <w:proofErr w:type="gramStart"/>
-      <w:r>
-        <w:rPr>
-          <w:rFonts w:ascii="新細明體" w:eastAsia="新細明體" w:hAnsi="新細明體" w:cs="新細明體"/>
-          <w:kern w:val="0"/>
-          <w14:ligatures w14:val="none"/>
-        </w:rPr>
-        <w:t>【</w:t>
-      </w:r>
-      <w:proofErr w:type="gramEnd"/>
-      <w:r>
-        <w:rPr>
-          <w:rFonts w:ascii="新細明體" w:eastAsia="新細明體" w:hAnsi="新細明體" w:cs="新細明體"/>
-          <w:kern w:val="0"/>
-          <w14:ligatures w14:val="none"/>
-        </w:rPr>
-        <w:t>比例，如 7:2:1</w:t>
-      </w:r>
-      <w:proofErr w:type="gramStart"/>
-      <w:r>
-        <w:rPr>
-          <w:rFonts w:ascii="新細明體" w:eastAsia="新細明體" w:hAnsi="新細明體" w:cs="新細明體"/>
-          <w:kern w:val="0"/>
-          <w14:ligatures w14:val="none"/>
-        </w:rPr>
-        <w:t>】</w:t>
-      </w:r>
-      <w:proofErr w:type="gramEnd"/>
-      <w:r>
-        <w:rPr>
-          <w:rFonts w:ascii="新細明體" w:eastAsia="新細明體" w:hAnsi="新細明體" w:cs="新細明體"/>
-          <w:kern w:val="0"/>
-          <w14:ligatures w14:val="none"/>
-        </w:rPr>
-        <w:t>隨機劃分為訓練、驗證與測試集。</w:t>
-      </w:r>
-    </w:p>
-    <w:p>
-      <w:pPr>
-        <w:widowControl/>
-        <w:spacing w:before="100" w:beforeAutospacing="1" w:after="100" w:afterAutospacing="1" w:line="240" w:lineRule="auto"/>
-        <w:rPr>
-          <w:rFonts w:ascii="新細明體" w:eastAsia="新細明體" w:hAnsi="新細明體" w:cs="新細明體"/>
-          <w:kern w:val="0"/>
-          <w14:ligatures w14:val="none"/>
-        </w:rPr>
-      </w:pPr>
-      <w:r>
-        <w:rPr>
-          <w:rFonts w:ascii="新細明體" w:eastAsia="新細明體" w:hAnsi="新細明體" w:cs="新細明體"/>
-          <w:b/>
-          <w:bCs/>
-          <w:kern w:val="0"/>
-          <w14:ligatures w14:val="none"/>
-        </w:rPr>
-        <w:t>3.2 模型</w:t>
-      </w:r>
-      <w:r>
-        <w:rPr>
-          <w:rFonts w:ascii="新細明體" w:eastAsia="新細明體" w:hAnsi="新細明體" w:cs="新細明體"/>
-          <w:kern w:val="0"/>
-          <w14:ligatures w14:val="none"/>
-        </w:rPr>
-        <w:t xml:space="preserve">　採用 YOLOv11 的實例分割版本（YOLO-seg）進行牙齒遮罩預測。模型以【預訓練權重，如 COCO】初始化，輸入影像尺寸為</w:t>
-      </w:r>
-      <w:r>
-        <w:rPr>
-          <w:rFonts w:ascii="新細明體" w:eastAsia="新細明體" w:hAnsi="新細明體" w:cs="新細明體" w:hint="eastAsia"/>
-          <w:kern w:val="0"/>
-          <w14:ligatures w14:val="none"/>
-        </w:rPr>
-        <w:t>6</w:t>
-      </w:r>
-      <w:r>
-        <w:rPr>
-          <w:rFonts w:ascii="新細明體" w:eastAsia="新細明體" w:hAnsi="新細明體" w:cs="新細明體"/>
-          <w:kern w:val="0"/>
-          <w14:ligatures w14:val="none"/>
-        </w:rPr>
-        <w:t xml:space="preserve">40 </w:t>
-      </w:r>
-      <w:r>
-        <w:rPr>
-          <w:rFonts w:ascii="新細明體" w:eastAsia="新細明體" w:hAnsi="新細明體" w:cs="新細明體" w:hint="eastAsia"/>
-          <w:kern w:val="0"/>
-          <w14:ligatures w14:val="none"/>
-        </w:rPr>
-        <w:t>×</w:t>
-      </w:r>
-      <w:r>
-        <w:rPr>
-          <w:rFonts w:ascii="新細明體" w:eastAsia="新細明體" w:hAnsi="新細明體" w:cs="新細明體" w:hint="eastAsia"/>
-          <w:kern w:val="0"/>
-          <w14:ligatures w14:val="none"/>
-        </w:rPr>
-        <w:t xml:space="preserve"> 6</w:t>
-      </w:r>
-      <w:r>
-        <w:rPr>
-          <w:rFonts w:ascii="新細明體" w:eastAsia="新細明體" w:hAnsi="新細明體" w:cs="新細明體"/>
-          <w:kern w:val="0"/>
-          <w14:ligatures w14:val="none"/>
-        </w:rPr>
-        <w:t>40</w:t>
-      </w:r>
-      <w:r>
-        <w:rPr>
-          <w:rFonts w:ascii="新細明體" w:eastAsia="新細明體" w:hAnsi="新細明體" w:cs="新細明體"/>
-          <w:kern w:val="0"/>
-          <w14:ligatures w14:val="none"/>
-        </w:rPr>
-        <w:t>，批次大小</w:t>
-      </w:r>
-      <w:r>
-        <w:rPr>
-          <w:rFonts w:ascii="新細明體" w:eastAsia="新細明體" w:hAnsi="新細明體" w:cs="新細明體" w:hint="eastAsia"/>
-          <w:kern w:val="0"/>
-          <w14:ligatures w14:val="none"/>
-        </w:rPr>
-        <w:t>4</w:t>
-      </w:r>
-      <w:r>
-        <w:rPr>
-          <w:rFonts w:ascii="新細明體" w:eastAsia="新細明體" w:hAnsi="新細明體" w:cs="新細明體"/>
-          <w:kern w:val="0"/>
-          <w14:ligatures w14:val="none"/>
-        </w:rPr>
-        <w:t>，訓練</w:t>
-      </w:r>
-      <w:r>
-        <w:rPr>
-          <w:rFonts w:ascii="新細明體" w:eastAsia="新細明體" w:hAnsi="新細明體" w:cs="新細明體" w:hint="eastAsia"/>
-          <w:kern w:val="0"/>
-          <w14:ligatures w14:val="none"/>
-        </w:rPr>
-        <w:t>1</w:t>
-      </w:r>
-      <w:r>
-        <w:rPr>
-          <w:rFonts w:ascii="新細明體" w:eastAsia="新細明體" w:hAnsi="新細明體" w:cs="新細明體"/>
-          <w:kern w:val="0"/>
-          <w14:ligatures w14:val="none"/>
-        </w:rPr>
-        <w:t>50</w:t>
-      </w:r>
-      <w:r>
-        <w:rPr>
-          <w:rFonts w:ascii="新細明體" w:eastAsia="新細明體" w:hAnsi="新細明體" w:cs="新細明體"/>
-          <w:kern w:val="0"/>
-          <w14:ligatures w14:val="none"/>
-        </w:rPr>
-        <w:t>個 epoch，</w:t>
-      </w:r>
-      <w:proofErr w:type="gramStart"/>
-      <w:r>
-        <w:rPr>
-          <w:rFonts w:ascii="新細明體" w:eastAsia="新細明體" w:hAnsi="新細明體" w:cs="新細明體"/>
-          <w:kern w:val="0"/>
-          <w14:ligatures w14:val="none"/>
-        </w:rPr>
-        <w:t>優化器</w:t>
-      </w:r>
-      <w:proofErr w:type="gramEnd"/>
-      <w:r>
-        <w:rPr>
-          <w:rFonts w:ascii="新細明體" w:eastAsia="新細明體" w:hAnsi="新細明體" w:cs="新細明體"/>
-          <w:kern w:val="0"/>
-          <w14:ligatures w14:val="none"/>
-        </w:rPr>
-        <w:t>為【 】，學習率</w:t>
-      </w:r>
-      <w:r>
-        <w:rPr>
-          <w:rFonts w:ascii="新細明體" w:eastAsia="新細明體" w:hAnsi="新細明體" w:cs="新細明體" w:hint="eastAsia"/>
-          <w:kern w:val="0"/>
-          <w14:ligatures w14:val="none"/>
-        </w:rPr>
-        <w:t>0</w:t>
-      </w:r>
-      <w:r>
-        <w:rPr>
-          <w:rFonts w:ascii="新細明體" w:eastAsia="新細明體" w:hAnsi="新細明體" w:cs="新細明體"/>
-          <w:kern w:val="0"/>
-          <w14:ligatures w14:val="none"/>
-        </w:rPr>
-        <w:t>.001</w:t>
-      </w:r>
-      <w:r>
-        <w:rPr>
-          <w:rFonts w:ascii="新細明體" w:eastAsia="新細明體" w:hAnsi="新細明體" w:cs="新細明體"/>
-          <w:kern w:val="0"/>
-          <w14:ligatures w14:val="none"/>
-        </w:rPr>
-        <w:t>，並使用【資料增強方式，如水平翻轉、亮度調整】。訓練時以驗證集 mAP50</w:t>
-      </w:r>
-      <w:proofErr w:type="gramStart"/>
-      <w:r>
-        <w:rPr>
-          <w:rFonts w:ascii="新細明體" w:eastAsia="新細明體" w:hAnsi="新細明體" w:cs="新細明體"/>
-          <w:kern w:val="0"/>
-          <w14:ligatures w14:val="none"/>
-        </w:rPr>
-        <w:t>–</w:t>
-      </w:r>
-      <w:proofErr w:type="gramEnd"/>
-      <w:r>
-        <w:rPr>
-          <w:rFonts w:ascii="新細明體" w:eastAsia="新細明體" w:hAnsi="新細明體" w:cs="新細明體"/>
-          <w:kern w:val="0"/>
-          <w14:ligatures w14:val="none"/>
-        </w:rPr>
-        <w:t>95 作為模型選擇依據。</w:t>
-      </w:r>
-    </w:p>
-    <w:p>
-      <w:pPr>
-        <w:widowControl/>
-        <w:spacing w:before="100" w:beforeAutospacing="1" w:after="100" w:afterAutospacing="1" w:line="240" w:lineRule="auto"/>
-        <w:outlineLvl w:val="2"/>
-        <w:rPr>
-          <w:rFonts w:ascii="新細明體" w:eastAsia="新細明體" w:hAnsi="新細明體" w:cs="新細明體"/>
-          <w:b/>
-          <w:bCs/>
-          <w:kern w:val="0"/>
-          <w:sz w:val="27"/>
-          <w:szCs w:val="27"/>
-          <w14:ligatures w14:val="none"/>
-        </w:rPr>
-      </w:pPr>
-      <w:r>
-        <w:rPr>
-          <w:rFonts w:ascii="新細明體" w:eastAsia="新細明體" w:hAnsi="新細明體" w:cs="新細明體"/>
-          <w:b/>
-          <w:bCs/>
-          <w:kern w:val="0"/>
-          <w:sz w:val="27"/>
-          <w:szCs w:val="27"/>
-          <w14:ligatures w14:val="none"/>
-        </w:rPr>
-        <w:t>4. 實際長度轉換（區塊B）</w:t>
-      </w:r>
-    </w:p>
-    <w:p>
-      <w:pPr>
-        <w:widowControl/>
-        <w:spacing w:before="100" w:beforeAutospacing="1" w:after="100" w:afterAutospacing="1" w:line="240" w:lineRule="auto"/>
-        <w:rPr>
-          <w:rFonts w:ascii="新細明體" w:eastAsia="新細明體" w:hAnsi="新細明體" w:cs="新細明體"/>
-          <w:kern w:val="0"/>
-          <w14:ligatures w14:val="none"/>
-        </w:rPr>
-      </w:pPr>
-      <w:r>
-        <w:rPr>
-          <w:rFonts w:ascii="新細明體" w:eastAsia="新細明體" w:hAnsi="新細明體" w:cs="新細明體"/>
-          <w:kern w:val="0"/>
-          <w14:ligatures w14:val="none"/>
-        </w:rPr>
-        <w:t>由預測遮罩計算牙齒長度：先取遮罩的【主軸／最小外接矩形長邊／最遠兩點距離】作為牙齒的像素長度，再乘以像素間距換算為毫米。考量根尖X光影像的放大效應與遮罩邊緣的系統性高估，本研究將換算後長度扣除 0.5 mm 作為最終估測值，此</w:t>
-      </w:r>
-      <w:proofErr w:type="gramStart"/>
-      <w:r>
-        <w:rPr>
-          <w:rFonts w:ascii="新細明體" w:eastAsia="新細明體" w:hAnsi="新細明體" w:cs="新細明體"/>
-          <w:kern w:val="0"/>
-          <w14:ligatures w14:val="none"/>
-        </w:rPr>
-        <w:t>修正值係依</w:t>
-      </w:r>
-      <w:proofErr w:type="gramEnd"/>
-      <w:r>
-        <w:rPr>
-          <w:rFonts w:ascii="新細明體" w:eastAsia="新細明體" w:hAnsi="新細明體" w:cs="新細明體"/>
-          <w:kern w:val="0"/>
-          <w14:ligatures w14:val="none"/>
-        </w:rPr>
-        <w:t>【來源：先導實驗／文獻</w:t>
-      </w:r>
-      <w:proofErr w:type="gramStart"/>
-      <w:r>
-        <w:rPr>
-          <w:rFonts w:ascii="新細明體" w:eastAsia="新細明體" w:hAnsi="新細明體" w:cs="新細明體"/>
-          <w:kern w:val="0"/>
-          <w14:ligatures w14:val="none"/>
-        </w:rPr>
-        <w:t>】</w:t>
-      </w:r>
-      <w:proofErr w:type="gramEnd"/>
-      <w:r>
-        <w:rPr>
-          <w:rFonts w:ascii="新細明體" w:eastAsia="新細明體" w:hAnsi="新細明體" w:cs="新細明體"/>
-          <w:kern w:val="0"/>
-          <w14:ligatures w14:val="none"/>
-        </w:rPr>
-        <w:t>決定。</w:t>
-      </w:r>
-    </w:p>
-    <w:p>
-      <w:pPr>
-        <w:widowControl/>
-        <w:spacing w:before="100" w:beforeAutospacing="1" w:after="100" w:afterAutospacing="1" w:line="240" w:lineRule="auto"/>
-        <w:outlineLvl w:val="2"/>
-        <w:rPr>
-          <w:rFonts w:ascii="新細明體" w:eastAsia="新細明體" w:hAnsi="新細明體" w:cs="新細明體"/>
-          <w:b/>
-          <w:bCs/>
-          <w:kern w:val="0"/>
-          <w:sz w:val="27"/>
-          <w:szCs w:val="27"/>
-          <w14:ligatures w14:val="none"/>
-        </w:rPr>
-      </w:pPr>
-      <w:r>
-        <w:rPr>
-          <w:rFonts w:ascii="新細明體" w:eastAsia="新細明體" w:hAnsi="新細明體" w:cs="新細明體"/>
-          <w:b/>
-          <w:bCs/>
-          <w:kern w:val="0"/>
-          <w:sz w:val="27"/>
-          <w:szCs w:val="27"/>
-          <w14:ligatures w14:val="none"/>
-        </w:rPr>
-        <w:t>5. 評估指標</w:t>
-      </w:r>
-    </w:p>
-    <w:p>
-      <w:pPr>
-        <w:widowControl/>
-        <w:spacing w:before="100" w:beforeAutospacing="1" w:after="100" w:afterAutospacing="1" w:line="240" w:lineRule="auto"/>
-        <w:rPr>
-          <w:rFonts w:ascii="新細明體" w:eastAsia="新細明體" w:hAnsi="新細明體" w:cs="新細明體"/>
-          <w:kern w:val="0"/>
-          <w14:ligatures w14:val="none"/>
-        </w:rPr>
-      </w:pPr>
-      <w:r>
-        <w:rPr>
-          <w:rFonts w:ascii="新細明體" w:eastAsia="新細明體" w:hAnsi="新細明體" w:cs="新細明體"/>
+        <w:spacing w:before="100" w:beforeAutospacing="1" w:after="100" w:afterAutospacing="1" w:line="276" w:lineRule="auto"/>
+        <w:rPr>
+          <w:rFonts w:ascii="標楷體" w:eastAsia="標楷體" w:hAnsi="標楷體" w:cs="新細明體"/>
+          <w:kern w:val="0"/>
+          <w14:ligatures w14:val="none"/>
+        </w:rPr>
+      </w:pPr>
+      <w:r>
+        <w:rPr>
+          <w:rFonts w:ascii="標楷體" w:eastAsia="標楷體" w:hAnsi="標楷體" w:cs="新細明體"/>
           <w:kern w:val="0"/>
           <w14:ligatures w14:val="none"/>
         </w:rPr>
@@ -1139,42 +2395,49 @@
     </w:p>
     <w:p>
       <w:pPr>
-        <w:spacing w:after="120" w:line="360" w:lineRule="auto"/>
+        <w:spacing w:after="120" w:line="276" w:lineRule="auto"/>
         <w:jc w:val="both"/>
-      </w:pPr>
-      <w:r>
-        <w:rPr>
-          <w:rFonts w:hint="eastAsia"/>
+        <w:rPr>
+          <w:rFonts w:ascii="標楷體" w:eastAsia="標楷體" w:hAnsi="標楷體"/>
+        </w:rPr>
+      </w:pPr>
+      <w:r>
+        <w:rPr>
+          <w:rFonts w:ascii="標楷體" w:eastAsia="標楷體" w:hAnsi="標楷體" w:hint="eastAsia"/>
         </w:rPr>
         <w:t>際長度平均值、</w:t>
       </w:r>
       <w:r>
         <w:rPr>
+          <w:rFonts w:ascii="標楷體" w:eastAsia="標楷體" w:hAnsi="標楷體"/>
           <w:i/>
           <w:iCs/>
         </w:rPr>
         <w:t>n</w:t>
       </w:r>
       <w:r>
+        <w:rPr>
+          <w:rFonts w:ascii="標楷體" w:eastAsia="標楷體" w:hAnsi="標楷體"/>
+        </w:rPr>
         <w:t xml:space="preserve"> </w:t>
       </w:r>
       <w:r>
         <w:rPr>
-          <w:rFonts w:hint="eastAsia"/>
+          <w:rFonts w:ascii="標楷體" w:eastAsia="標楷體" w:hAnsi="標楷體" w:hint="eastAsia"/>
         </w:rPr>
         <w:t>為</w:t>
       </w:r>
       <w:proofErr w:type="gramStart"/>
       <w:r>
         <w:rPr>
-          <w:rFonts w:hint="eastAsia"/>
+          <w:rFonts w:ascii="標楷體" w:eastAsia="標楷體" w:hAnsi="標楷體" w:hint="eastAsia"/>
         </w:rPr>
         <w:t>測試牙數</w:t>
       </w:r>
       <w:proofErr w:type="gramEnd"/>
       <w:r>
         <w:rPr>
-          <w:rFonts w:hint="eastAsia"/>
+          <w:rFonts w:ascii="標楷體" w:eastAsia="標楷體" w:hAnsi="標楷體" w:hint="eastAsia"/>
         </w:rPr>
         <w:t>，計算下列指標：</w:t>
       </w:r>
@@ -1186,11 +2449,14 @@
           <w:ilvl w:val="0"/>
           <w:numId w:val="3"/>
         </w:numPr>
-        <w:spacing w:after="80" w:line="360" w:lineRule="auto"/>
-      </w:pPr>
-      <w:r>
-        <w:rPr>
-          <w:rFonts w:hint="eastAsia"/>
+        <w:spacing w:after="80" w:line="276" w:lineRule="auto"/>
+        <w:rPr>
+          <w:rFonts w:ascii="標楷體" w:hAnsi="標楷體"/>
+        </w:rPr>
+      </w:pPr>
+      <w:r>
+        <w:rPr>
+          <w:rFonts w:ascii="標楷體" w:hAnsi="標楷體" w:hint="eastAsia"/>
           <w:b/>
           <w:bCs/>
         </w:rPr>
@@ -1198,6 +2464,7 @@
       </w:r>
       <w:r>
         <w:rPr>
+          <w:rFonts w:ascii="標楷體" w:hAnsi="標楷體"/>
           <w:b/>
           <w:bCs/>
         </w:rPr>
@@ -1205,7 +2472,7 @@
       </w:r>
       <w:r>
         <w:rPr>
-          <w:rFonts w:hint="eastAsia"/>
+          <w:rFonts w:ascii="標楷體" w:hAnsi="標楷體" w:hint="eastAsia"/>
           <w:b/>
           <w:bCs/>
         </w:rPr>
@@ -1213,30 +2480,36 @@
       </w:r>
       <w:r>
         <w:rPr>
-          <w:rFonts w:hint="eastAsia"/>
+          <w:rFonts w:ascii="標楷體" w:hAnsi="標楷體" w:hint="eastAsia"/>
         </w:rPr>
         <w:t>：反映預測長度之平均偏差量（</w:t>
       </w:r>
       <w:r>
+        <w:rPr>
+          <w:rFonts w:ascii="標楷體" w:hAnsi="標楷體"/>
+        </w:rPr>
         <w:t>mm</w:t>
       </w:r>
       <w:r>
         <w:rPr>
-          <w:rFonts w:hint="eastAsia"/>
+          <w:rFonts w:ascii="標楷體" w:hAnsi="標楷體" w:hint="eastAsia"/>
         </w:rPr>
         <w:t>）。</w:t>
       </w:r>
     </w:p>
     <w:p>
       <w:pPr>
-        <w:spacing w:after="120"/>
+        <w:spacing w:after="120" w:line="276" w:lineRule="auto"/>
         <w:jc w:val="center"/>
+        <w:rPr>
+          <w:rFonts w:ascii="標楷體" w:eastAsia="標楷體" w:hAnsi="標楷體"/>
+        </w:rPr>
       </w:pPr>
       <m:oMathPara>
         <m:oMath>
           <m:r>
             <w:rPr>
-              <w:rFonts w:ascii="Cambria Math" w:hAnsi="Cambria Math"/>
+              <w:rFonts w:ascii="Cambria Math" w:eastAsia="標楷體" w:hAnsi="Cambria Math"/>
             </w:rPr>
             <m:t xml:space="preserve">MAE = </m:t>
           </m:r>
@@ -1244,14 +2517,14 @@
             <m:fPr>
               <m:ctrlPr>
                 <w:rPr>
-                  <w:rFonts w:ascii="Cambria Math" w:hAnsi="Cambria Math"/>
+                  <w:rFonts w:ascii="Cambria Math" w:eastAsia="標楷體" w:hAnsi="Cambria Math"/>
                 </w:rPr>
               </m:ctrlPr>
             </m:fPr>
             <m:num>
               <m:r>
                 <w:rPr>
-                  <w:rFonts w:ascii="Cambria Math" w:hAnsi="Cambria Math"/>
+                  <w:rFonts w:ascii="Cambria Math" w:eastAsia="標楷體" w:hAnsi="Cambria Math"/>
                 </w:rPr>
                 <m:t>1</m:t>
               </m:r>
@@ -1259,7 +2532,7 @@
             <m:den>
               <m:r>
                 <w:rPr>
-                  <w:rFonts w:ascii="Cambria Math" w:hAnsi="Cambria Math"/>
+                  <w:rFonts w:ascii="Cambria Math" w:eastAsia="標楷體" w:hAnsi="Cambria Math"/>
                 </w:rPr>
                 <m:t>n</m:t>
               </m:r>
@@ -1271,14 +2544,14 @@
               <m:limLoc m:val="undOvr"/>
               <m:ctrlPr>
                 <w:rPr>
-                  <w:rFonts w:ascii="Cambria Math" w:hAnsi="Cambria Math"/>
+                  <w:rFonts w:ascii="Cambria Math" w:eastAsia="標楷體" w:hAnsi="Cambria Math"/>
                 </w:rPr>
               </m:ctrlPr>
             </m:naryPr>
             <m:sub>
               <m:r>
                 <w:rPr>
-                  <w:rFonts w:ascii="Cambria Math" w:hAnsi="Cambria Math"/>
+                  <w:rFonts w:ascii="Cambria Math" w:eastAsia="標楷體" w:hAnsi="Cambria Math"/>
                 </w:rPr>
                 <m:t>i=1</m:t>
               </m:r>
@@ -1286,7 +2559,7 @@
             <m:sup>
               <m:r>
                 <w:rPr>
-                  <w:rFonts w:ascii="Cambria Math" w:hAnsi="Cambria Math"/>
+                  <w:rFonts w:ascii="Cambria Math" w:eastAsia="標楷體" w:hAnsi="Cambria Math"/>
                 </w:rPr>
                 <m:t>n</m:t>
               </m:r>
@@ -1294,7 +2567,7 @@
             <m:e>
               <m:r>
                 <w:rPr>
-                  <w:rFonts w:ascii="Cambria Math" w:hAnsi="Cambria Math"/>
+                  <w:rFonts w:ascii="Cambria Math" w:eastAsia="標楷體" w:hAnsi="Cambria Math"/>
                 </w:rPr>
                 <m:t>|</m:t>
               </m:r>
@@ -1302,14 +2575,14 @@
                 <m:sSubPr>
                   <m:ctrlPr>
                     <w:rPr>
-                      <w:rFonts w:ascii="Cambria Math" w:hAnsi="Cambria Math"/>
+                      <w:rFonts w:ascii="Cambria Math" w:eastAsia="標楷體" w:hAnsi="Cambria Math"/>
                     </w:rPr>
                   </m:ctrlPr>
                 </m:sSubPr>
                 <m:e>
                   <m:r>
                     <w:rPr>
-                      <w:rFonts w:ascii="Cambria Math" w:hAnsi="Cambria Math"/>
+                      <w:rFonts w:ascii="Cambria Math" w:eastAsia="標楷體" w:hAnsi="Cambria Math"/>
                     </w:rPr>
                     <m:t>ŷ</m:t>
                   </m:r>
@@ -1317,7 +2590,7 @@
                 <m:sub>
                   <m:r>
                     <w:rPr>
-                      <w:rFonts w:ascii="Cambria Math" w:hAnsi="Cambria Math"/>
+                      <w:rFonts w:ascii="Cambria Math" w:eastAsia="標楷體" w:hAnsi="Cambria Math"/>
                     </w:rPr>
                     <m:t>i</m:t>
                   </m:r>
@@ -1325,7 +2598,7 @@
               </m:sSub>
               <m:r>
                 <w:rPr>
-                  <w:rFonts w:ascii="Cambria Math" w:hAnsi="Cambria Math"/>
+                  <w:rFonts w:ascii="Cambria Math" w:eastAsia="標楷體" w:hAnsi="Cambria Math"/>
                 </w:rPr>
                 <m:t xml:space="preserve"> - </m:t>
               </m:r>
@@ -1333,14 +2606,14 @@
                 <m:sSubPr>
                   <m:ctrlPr>
                     <w:rPr>
-                      <w:rFonts w:ascii="Cambria Math" w:hAnsi="Cambria Math"/>
+                      <w:rFonts w:ascii="Cambria Math" w:eastAsia="標楷體" w:hAnsi="Cambria Math"/>
                     </w:rPr>
                   </m:ctrlPr>
                 </m:sSubPr>
                 <m:e>
                   <m:r>
                     <w:rPr>
-                      <w:rFonts w:ascii="Cambria Math" w:hAnsi="Cambria Math"/>
+                      <w:rFonts w:ascii="Cambria Math" w:eastAsia="標楷體" w:hAnsi="Cambria Math"/>
                     </w:rPr>
                     <m:t>y</m:t>
                   </m:r>
@@ -1348,7 +2621,7 @@
                 <m:sub>
                   <m:r>
                     <w:rPr>
-                      <w:rFonts w:ascii="Cambria Math" w:hAnsi="Cambria Math"/>
+                      <w:rFonts w:ascii="Cambria Math" w:eastAsia="標楷體" w:hAnsi="Cambria Math"/>
                     </w:rPr>
                     <m:t>i</m:t>
                   </m:r>
@@ -1356,7 +2629,7 @@
               </m:sSub>
               <m:r>
                 <w:rPr>
-                  <w:rFonts w:ascii="Cambria Math" w:hAnsi="Cambria Math"/>
+                  <w:rFonts w:ascii="Cambria Math" w:eastAsia="標楷體" w:hAnsi="Cambria Math"/>
                 </w:rPr>
                 <m:t>|</m:t>
               </m:r>
@@ -1372,21 +2645,22 @@
           <w:ilvl w:val="0"/>
           <w:numId w:val="3"/>
         </w:numPr>
-        <w:spacing w:after="80" w:line="360" w:lineRule="auto"/>
-      </w:pPr>
-      <w:bookmarkStart w:id="0" w:name="_GoBack"/>
-      <w:bookmarkEnd w:id="0"/>
-      <w:r>
-        <w:rPr>
-          <w:rFonts w:hint="eastAsia"/>
+        <w:spacing w:after="80" w:line="276" w:lineRule="auto"/>
+        <w:rPr>
+          <w:rFonts w:ascii="標楷體" w:hAnsi="標楷體"/>
+        </w:rPr>
+      </w:pPr>
+      <w:r>
+        <w:rPr>
+          <w:rFonts w:ascii="標楷體" w:hAnsi="標楷體" w:hint="eastAsia"/>
           <w:b/>
           <w:bCs/>
         </w:rPr>
-        <w:lastRenderedPageBreak/>
         <w:t>均方根誤差（</w:t>
       </w:r>
       <w:r>
         <w:rPr>
+          <w:rFonts w:ascii="標楷體" w:hAnsi="標楷體"/>
           <w:b/>
           <w:bCs/>
         </w:rPr>
@@ -1394,7 +2668,7 @@
       </w:r>
       <w:r>
         <w:rPr>
-          <w:rFonts w:hint="eastAsia"/>
+          <w:rFonts w:ascii="標楷體" w:hAnsi="標楷體" w:hint="eastAsia"/>
           <w:b/>
           <w:bCs/>
         </w:rPr>
@@ -1402,21 +2676,24 @@
       </w:r>
       <w:r>
         <w:rPr>
-          <w:rFonts w:hint="eastAsia"/>
+          <w:rFonts w:ascii="標楷體" w:hAnsi="標楷體" w:hint="eastAsia"/>
         </w:rPr>
         <w:t>：對大誤差較敏感，用以評估極端高估或低估。</w:t>
       </w:r>
     </w:p>
     <w:p>
       <w:pPr>
-        <w:spacing w:after="120"/>
+        <w:spacing w:after="120" w:line="276" w:lineRule="auto"/>
         <w:jc w:val="center"/>
+        <w:rPr>
+          <w:rFonts w:ascii="標楷體" w:eastAsia="標楷體" w:hAnsi="標楷體"/>
+        </w:rPr>
       </w:pPr>
       <m:oMathPara>
         <m:oMath>
           <m:r>
             <w:rPr>
-              <w:rFonts w:ascii="Cambria Math" w:hAnsi="Cambria Math"/>
+              <w:rFonts w:ascii="Cambria Math" w:eastAsia="標楷體" w:hAnsi="Cambria Math"/>
             </w:rPr>
             <m:t xml:space="preserve">RMSE = </m:t>
           </m:r>
@@ -1425,7 +2702,7 @@
               <m:degHide m:val="1"/>
               <m:ctrlPr>
                 <w:rPr>
-                  <w:rFonts w:ascii="Cambria Math" w:hAnsi="Cambria Math"/>
+                  <w:rFonts w:ascii="Cambria Math" w:eastAsia="標楷體" w:hAnsi="Cambria Math"/>
                 </w:rPr>
               </m:ctrlPr>
             </m:radPr>
@@ -1435,14 +2712,14 @@
                 <m:fPr>
                   <m:ctrlPr>
                     <w:rPr>
-                      <w:rFonts w:ascii="Cambria Math" w:hAnsi="Cambria Math"/>
+                      <w:rFonts w:ascii="Cambria Math" w:eastAsia="標楷體" w:hAnsi="Cambria Math"/>
                     </w:rPr>
                   </m:ctrlPr>
                 </m:fPr>
                 <m:num>
                   <m:r>
                     <w:rPr>
-                      <w:rFonts w:ascii="Cambria Math" w:hAnsi="Cambria Math"/>
+                      <w:rFonts w:ascii="Cambria Math" w:eastAsia="標楷體" w:hAnsi="Cambria Math"/>
                     </w:rPr>
                     <m:t>1</m:t>
                   </m:r>
@@ -1450,7 +2727,7 @@
                 <m:den>
                   <m:r>
                     <w:rPr>
-                      <w:rFonts w:ascii="Cambria Math" w:hAnsi="Cambria Math"/>
+                      <w:rFonts w:ascii="Cambria Math" w:eastAsia="標楷體" w:hAnsi="Cambria Math"/>
                     </w:rPr>
                     <m:t>n</m:t>
                   </m:r>
@@ -1462,14 +2739,14 @@
                   <m:limLoc m:val="undOvr"/>
                   <m:ctrlPr>
                     <w:rPr>
-                      <w:rFonts w:ascii="Cambria Math" w:hAnsi="Cambria Math"/>
+                      <w:rFonts w:ascii="Cambria Math" w:eastAsia="標楷體" w:hAnsi="Cambria Math"/>
                     </w:rPr>
                   </m:ctrlPr>
                 </m:naryPr>
                 <m:sub>
                   <m:r>
                     <w:rPr>
-                      <w:rFonts w:ascii="Cambria Math" w:hAnsi="Cambria Math"/>
+                      <w:rFonts w:ascii="Cambria Math" w:eastAsia="標楷體" w:hAnsi="Cambria Math"/>
                     </w:rPr>
                     <m:t>i=1</m:t>
                   </m:r>
@@ -1477,7 +2754,7 @@
                 <m:sup>
                   <m:r>
                     <w:rPr>
-                      <w:rFonts w:ascii="Cambria Math" w:hAnsi="Cambria Math"/>
+                      <w:rFonts w:ascii="Cambria Math" w:eastAsia="標楷體" w:hAnsi="Cambria Math"/>
                     </w:rPr>
                     <m:t>n</m:t>
                   </m:r>
@@ -1485,7 +2762,7 @@
                 <m:e>
                   <m:r>
                     <w:rPr>
-                      <w:rFonts w:ascii="Cambria Math" w:hAnsi="Cambria Math"/>
+                      <w:rFonts w:ascii="Cambria Math" w:eastAsia="標楷體" w:hAnsi="Cambria Math"/>
                     </w:rPr>
                     <m:t>(</m:t>
                   </m:r>
@@ -1493,14 +2770,14 @@
                     <m:sSubPr>
                       <m:ctrlPr>
                         <w:rPr>
-                          <w:rFonts w:ascii="Cambria Math" w:hAnsi="Cambria Math"/>
+                          <w:rFonts w:ascii="Cambria Math" w:eastAsia="標楷體" w:hAnsi="Cambria Math"/>
                         </w:rPr>
                       </m:ctrlPr>
                     </m:sSubPr>
                     <m:e>
                       <m:r>
                         <w:rPr>
-                          <w:rFonts w:ascii="Cambria Math" w:hAnsi="Cambria Math"/>
+                          <w:rFonts w:ascii="Cambria Math" w:eastAsia="標楷體" w:hAnsi="Cambria Math"/>
                         </w:rPr>
                         <m:t>ŷ</m:t>
                       </m:r>
@@ -1508,7 +2785,7 @@
                     <m:sub>
                       <m:r>
                         <w:rPr>
-                          <w:rFonts w:ascii="Cambria Math" w:hAnsi="Cambria Math"/>
+                          <w:rFonts w:ascii="Cambria Math" w:eastAsia="標楷體" w:hAnsi="Cambria Math"/>
                         </w:rPr>
                         <m:t>i</m:t>
                       </m:r>
@@ -1516,7 +2793,7 @@
                   </m:sSub>
                   <m:r>
                     <w:rPr>
-                      <w:rFonts w:ascii="Cambria Math" w:hAnsi="Cambria Math"/>
+                      <w:rFonts w:ascii="Cambria Math" w:eastAsia="標楷體" w:hAnsi="Cambria Math"/>
                     </w:rPr>
                     <m:t xml:space="preserve"> - </m:t>
                   </m:r>
@@ -1524,14 +2801,14 @@
                     <m:sSubPr>
                       <m:ctrlPr>
                         <w:rPr>
-                          <w:rFonts w:ascii="Cambria Math" w:hAnsi="Cambria Math"/>
+                          <w:rFonts w:ascii="Cambria Math" w:eastAsia="標楷體" w:hAnsi="Cambria Math"/>
                         </w:rPr>
                       </m:ctrlPr>
                     </m:sSubPr>
                     <m:e>
                       <m:r>
                         <w:rPr>
-                          <w:rFonts w:ascii="Cambria Math" w:hAnsi="Cambria Math"/>
+                          <w:rFonts w:ascii="Cambria Math" w:eastAsia="標楷體" w:hAnsi="Cambria Math"/>
                         </w:rPr>
                         <m:t>y</m:t>
                       </m:r>
@@ -1539,7 +2816,7 @@
                     <m:sub>
                       <m:r>
                         <w:rPr>
-                          <w:rFonts w:ascii="Cambria Math" w:hAnsi="Cambria Math"/>
+                          <w:rFonts w:ascii="Cambria Math" w:eastAsia="標楷體" w:hAnsi="Cambria Math"/>
                         </w:rPr>
                         <m:t>i</m:t>
                       </m:r>
@@ -1549,14 +2826,14 @@
                     <m:sSupPr>
                       <m:ctrlPr>
                         <w:rPr>
-                          <w:rFonts w:ascii="Cambria Math" w:hAnsi="Cambria Math"/>
+                          <w:rFonts w:ascii="Cambria Math" w:eastAsia="標楷體" w:hAnsi="Cambria Math"/>
                         </w:rPr>
                       </m:ctrlPr>
                     </m:sSupPr>
                     <m:e>
                       <m:r>
                         <w:rPr>
-                          <w:rFonts w:ascii="Cambria Math" w:hAnsi="Cambria Math"/>
+                          <w:rFonts w:ascii="Cambria Math" w:eastAsia="標楷體" w:hAnsi="Cambria Math"/>
                         </w:rPr>
                         <m:t>)</m:t>
                       </m:r>
@@ -1564,7 +2841,7 @@
                     <m:sup>
                       <m:r>
                         <w:rPr>
-                          <w:rFonts w:ascii="Cambria Math" w:hAnsi="Cambria Math"/>
+                          <w:rFonts w:ascii="Cambria Math" w:eastAsia="標楷體" w:hAnsi="Cambria Math"/>
                         </w:rPr>
                         <m:t>2</m:t>
                       </m:r>
@@ -1584,11 +2861,14 @@
           <w:ilvl w:val="0"/>
           <w:numId w:val="3"/>
         </w:numPr>
-        <w:spacing w:after="80" w:line="360" w:lineRule="auto"/>
-      </w:pPr>
-      <w:r>
-        <w:rPr>
-          <w:rFonts w:hint="eastAsia"/>
+        <w:spacing w:after="80" w:line="276" w:lineRule="auto"/>
+        <w:rPr>
+          <w:rFonts w:ascii="標楷體" w:hAnsi="標楷體"/>
+        </w:rPr>
+      </w:pPr>
+      <w:r>
+        <w:rPr>
+          <w:rFonts w:ascii="標楷體" w:hAnsi="標楷體" w:hint="eastAsia"/>
           <w:b/>
           <w:bCs/>
         </w:rPr>
@@ -1596,6 +2876,7 @@
       </w:r>
       <w:r>
         <w:rPr>
+          <w:rFonts w:ascii="標楷體" w:hAnsi="標楷體"/>
           <w:b/>
           <w:bCs/>
         </w:rPr>
@@ -1603,7 +2884,7 @@
       </w:r>
       <w:r>
         <w:rPr>
-          <w:rFonts w:hint="eastAsia"/>
+          <w:rFonts w:ascii="標楷體" w:hAnsi="標楷體" w:hint="eastAsia"/>
           <w:b/>
           <w:bCs/>
         </w:rPr>
@@ -1611,21 +2892,24 @@
       </w:r>
       <w:r>
         <w:rPr>
-          <w:rFonts w:hint="eastAsia"/>
+          <w:rFonts w:ascii="標楷體" w:hAnsi="標楷體" w:hint="eastAsia"/>
         </w:rPr>
         <w:t>：評估預測與實際長度之線性相關程度。</w:t>
       </w:r>
     </w:p>
     <w:p>
       <w:pPr>
-        <w:spacing w:after="120"/>
+        <w:spacing w:after="120" w:line="276" w:lineRule="auto"/>
         <w:jc w:val="center"/>
+        <w:rPr>
+          <w:rFonts w:ascii="標楷體" w:eastAsia="標楷體" w:hAnsi="標楷體"/>
+        </w:rPr>
       </w:pPr>
       <m:oMathPara>
         <m:oMath>
           <m:r>
             <w:rPr>
-              <w:rFonts w:ascii="Cambria Math" w:hAnsi="Cambria Math"/>
+              <w:rFonts w:ascii="Cambria Math" w:eastAsia="標楷體" w:hAnsi="Cambria Math"/>
             </w:rPr>
             <m:t xml:space="preserve">R = </m:t>
           </m:r>
@@ -1633,7 +2917,7 @@
             <m:fPr>
               <m:ctrlPr>
                 <w:rPr>
-                  <w:rFonts w:ascii="Cambria Math" w:hAnsi="Cambria Math"/>
+                  <w:rFonts w:ascii="Cambria Math" w:eastAsia="標楷體" w:hAnsi="Cambria Math"/>
                 </w:rPr>
               </m:ctrlPr>
             </m:fPr>
@@ -1644,14 +2928,14 @@
                   <m:limLoc m:val="undOvr"/>
                   <m:ctrlPr>
                     <w:rPr>
-                      <w:rFonts w:ascii="Cambria Math" w:hAnsi="Cambria Math"/>
+                      <w:rFonts w:ascii="Cambria Math" w:eastAsia="標楷體" w:hAnsi="Cambria Math"/>
                     </w:rPr>
                   </m:ctrlPr>
                 </m:naryPr>
                 <m:sub>
                   <m:r>
                     <w:rPr>
-                      <w:rFonts w:ascii="Cambria Math" w:hAnsi="Cambria Math"/>
+                      <w:rFonts w:ascii="Cambria Math" w:eastAsia="標楷體" w:hAnsi="Cambria Math"/>
                     </w:rPr>
                     <m:t>i=1</m:t>
                   </m:r>
@@ -1659,7 +2943,7 @@
                 <m:sup>
                   <m:r>
                     <w:rPr>
-                      <w:rFonts w:ascii="Cambria Math" w:hAnsi="Cambria Math"/>
+                      <w:rFonts w:ascii="Cambria Math" w:eastAsia="標楷體" w:hAnsi="Cambria Math"/>
                     </w:rPr>
                     <m:t>n</m:t>
                   </m:r>
@@ -1667,7 +2951,7 @@
                 <m:e>
                   <m:r>
                     <w:rPr>
-                      <w:rFonts w:ascii="Cambria Math" w:hAnsi="Cambria Math"/>
+                      <w:rFonts w:ascii="Cambria Math" w:eastAsia="標楷體" w:hAnsi="Cambria Math"/>
                     </w:rPr>
                     <m:t>(</m:t>
                   </m:r>
@@ -1675,14 +2959,14 @@
                     <m:sSubPr>
                       <m:ctrlPr>
                         <w:rPr>
-                          <w:rFonts w:ascii="Cambria Math" w:hAnsi="Cambria Math"/>
+                          <w:rFonts w:ascii="Cambria Math" w:eastAsia="標楷體" w:hAnsi="Cambria Math"/>
                         </w:rPr>
                       </m:ctrlPr>
                     </m:sSubPr>
                     <m:e>
                       <m:r>
                         <w:rPr>
-                          <w:rFonts w:ascii="Cambria Math" w:hAnsi="Cambria Math"/>
+                          <w:rFonts w:ascii="Cambria Math" w:eastAsia="標楷體" w:hAnsi="Cambria Math"/>
                         </w:rPr>
                         <m:t>ŷ</m:t>
                       </m:r>
@@ -1690,7 +2974,7 @@
                     <m:sub>
                       <m:r>
                         <w:rPr>
-                          <w:rFonts w:ascii="Cambria Math" w:hAnsi="Cambria Math"/>
+                          <w:rFonts w:ascii="Cambria Math" w:eastAsia="標楷體" w:hAnsi="Cambria Math"/>
                         </w:rPr>
                         <m:t>i</m:t>
                       </m:r>
@@ -1698,7 +2982,7 @@
                   </m:sSub>
                   <m:r>
                     <w:rPr>
-                      <w:rFonts w:ascii="Cambria Math" w:hAnsi="Cambria Math"/>
+                      <w:rFonts w:ascii="Cambria Math" w:eastAsia="標楷體" w:hAnsi="Cambria Math"/>
                     </w:rPr>
                     <m:t xml:space="preserve"> - ȳ̂)(</m:t>
                   </m:r>
@@ -1706,14 +2990,14 @@
                     <m:sSubPr>
                       <m:ctrlPr>
                         <w:rPr>
-                          <w:rFonts w:ascii="Cambria Math" w:hAnsi="Cambria Math"/>
+                          <w:rFonts w:ascii="Cambria Math" w:eastAsia="標楷體" w:hAnsi="Cambria Math"/>
                         </w:rPr>
                       </m:ctrlPr>
                     </m:sSubPr>
                     <m:e>
                       <m:r>
                         <w:rPr>
-                          <w:rFonts w:ascii="Cambria Math" w:hAnsi="Cambria Math"/>
+                          <w:rFonts w:ascii="Cambria Math" w:eastAsia="標楷體" w:hAnsi="Cambria Math"/>
                         </w:rPr>
                         <m:t>y</m:t>
                       </m:r>
@@ -1721,7 +3005,7 @@
                     <m:sub>
                       <m:r>
                         <w:rPr>
-                          <w:rFonts w:ascii="Cambria Math" w:hAnsi="Cambria Math"/>
+                          <w:rFonts w:ascii="Cambria Math" w:eastAsia="標楷體" w:hAnsi="Cambria Math"/>
                         </w:rPr>
                         <m:t>i</m:t>
                       </m:r>
@@ -1729,7 +3013,7 @@
                   </m:sSub>
                   <m:r>
                     <w:rPr>
-                      <w:rFonts w:ascii="Cambria Math" w:hAnsi="Cambria Math"/>
+                      <w:rFonts w:ascii="Cambria Math" w:eastAsia="標楷體" w:hAnsi="Cambria Math"/>
                     </w:rPr>
                     <m:t xml:space="preserve"> - ȳ)</m:t>
                   </m:r>
@@ -1742,7 +3026,7 @@
                   <m:degHide m:val="1"/>
                   <m:ctrlPr>
                     <w:rPr>
-                      <w:rFonts w:ascii="Cambria Math" w:hAnsi="Cambria Math"/>
+                      <w:rFonts w:ascii="Cambria Math" w:eastAsia="標楷體" w:hAnsi="Cambria Math"/>
                     </w:rPr>
                   </m:ctrlPr>
                 </m:radPr>
@@ -1754,14 +3038,14 @@
                       <m:limLoc m:val="undOvr"/>
                       <m:ctrlPr>
                         <w:rPr>
-                          <w:rFonts w:ascii="Cambria Math" w:hAnsi="Cambria Math"/>
+                          <w:rFonts w:ascii="Cambria Math" w:eastAsia="標楷體" w:hAnsi="Cambria Math"/>
                         </w:rPr>
                       </m:ctrlPr>
                     </m:naryPr>
                     <m:sub>
                       <m:r>
                         <w:rPr>
-                          <w:rFonts w:ascii="Cambria Math" w:hAnsi="Cambria Math"/>
+                          <w:rFonts w:ascii="Cambria Math" w:eastAsia="標楷體" w:hAnsi="Cambria Math"/>
                         </w:rPr>
                         <m:t>i=1</m:t>
                       </m:r>
@@ -1769,7 +3053,7 @@
                     <m:sup>
                       <m:r>
                         <w:rPr>
-                          <w:rFonts w:ascii="Cambria Math" w:hAnsi="Cambria Math"/>
+                          <w:rFonts w:ascii="Cambria Math" w:eastAsia="標楷體" w:hAnsi="Cambria Math"/>
                         </w:rPr>
                         <m:t>n</m:t>
                       </m:r>
@@ -1777,7 +3061,7 @@
                     <m:e>
                       <m:r>
                         <w:rPr>
-                          <w:rFonts w:ascii="Cambria Math" w:hAnsi="Cambria Math"/>
+                          <w:rFonts w:ascii="Cambria Math" w:eastAsia="標楷體" w:hAnsi="Cambria Math"/>
                         </w:rPr>
                         <m:t>(</m:t>
                       </m:r>
@@ -1785,14 +3069,14 @@
                         <m:sSubPr>
                           <m:ctrlPr>
                             <w:rPr>
-                              <w:rFonts w:ascii="Cambria Math" w:hAnsi="Cambria Math"/>
+                              <w:rFonts w:ascii="Cambria Math" w:eastAsia="標楷體" w:hAnsi="Cambria Math"/>
                             </w:rPr>
                           </m:ctrlPr>
                         </m:sSubPr>
                         <m:e>
                           <m:r>
                             <w:rPr>
-                              <w:rFonts w:ascii="Cambria Math" w:hAnsi="Cambria Math"/>
+                              <w:rFonts w:ascii="Cambria Math" w:eastAsia="標楷體" w:hAnsi="Cambria Math"/>
                             </w:rPr>
                             <m:t>ŷ</m:t>
                           </m:r>
@@ -1800,7 +3084,7 @@
                         <m:sub>
                           <m:r>
                             <w:rPr>
-                              <w:rFonts w:ascii="Cambria Math" w:hAnsi="Cambria Math"/>
+                              <w:rFonts w:ascii="Cambria Math" w:eastAsia="標楷體" w:hAnsi="Cambria Math"/>
                             </w:rPr>
                             <m:t>i</m:t>
                           </m:r>
@@ -1808,7 +3092,7 @@
                       </m:sSub>
                       <m:r>
                         <w:rPr>
-                          <w:rFonts w:ascii="Cambria Math" w:hAnsi="Cambria Math"/>
+                          <w:rFonts w:ascii="Cambria Math" w:eastAsia="標楷體" w:hAnsi="Cambria Math"/>
                         </w:rPr>
                         <m:t xml:space="preserve"> - ȳ̂</m:t>
                       </m:r>
@@ -1816,14 +3100,14 @@
                         <m:sSupPr>
                           <m:ctrlPr>
                             <w:rPr>
-                              <w:rFonts w:ascii="Cambria Math" w:hAnsi="Cambria Math"/>
+                              <w:rFonts w:ascii="Cambria Math" w:eastAsia="標楷體" w:hAnsi="Cambria Math"/>
                             </w:rPr>
                           </m:ctrlPr>
                         </m:sSupPr>
                         <m:e>
                           <m:r>
                             <w:rPr>
-                              <w:rFonts w:ascii="Cambria Math" w:hAnsi="Cambria Math"/>
+                              <w:rFonts w:ascii="Cambria Math" w:eastAsia="標楷體" w:hAnsi="Cambria Math"/>
                             </w:rPr>
                             <m:t>)</m:t>
                           </m:r>
@@ -1831,7 +3115,7 @@
                         <m:sup>
                           <m:r>
                             <w:rPr>
-                              <w:rFonts w:ascii="Cambria Math" w:hAnsi="Cambria Math"/>
+                              <w:rFonts w:ascii="Cambria Math" w:eastAsia="標楷體" w:hAnsi="Cambria Math"/>
                             </w:rPr>
                             <m:t>2</m:t>
                           </m:r>
@@ -1846,7 +3130,7 @@
                   <m:degHide m:val="1"/>
                   <m:ctrlPr>
                     <w:rPr>
-                      <w:rFonts w:ascii="Cambria Math" w:hAnsi="Cambria Math"/>
+                      <w:rFonts w:ascii="Cambria Math" w:eastAsia="標楷體" w:hAnsi="Cambria Math"/>
                     </w:rPr>
                   </m:ctrlPr>
                 </m:radPr>
@@ -1858,14 +3142,14 @@
                       <m:limLoc m:val="undOvr"/>
                       <m:ctrlPr>
                         <w:rPr>
-                          <w:rFonts w:ascii="Cambria Math" w:hAnsi="Cambria Math"/>
+                          <w:rFonts w:ascii="Cambria Math" w:eastAsia="標楷體" w:hAnsi="Cambria Math"/>
                         </w:rPr>
                       </m:ctrlPr>
                     </m:naryPr>
                     <m:sub>
                       <m:r>
                         <w:rPr>
-                          <w:rFonts w:ascii="Cambria Math" w:hAnsi="Cambria Math"/>
+                          <w:rFonts w:ascii="Cambria Math" w:eastAsia="標楷體" w:hAnsi="Cambria Math"/>
                         </w:rPr>
                         <m:t>i=1</m:t>
                       </m:r>
@@ -1873,7 +3157,7 @@
                     <m:sup>
                       <m:r>
                         <w:rPr>
-                          <w:rFonts w:ascii="Cambria Math" w:hAnsi="Cambria Math"/>
+                          <w:rFonts w:ascii="Cambria Math" w:eastAsia="標楷體" w:hAnsi="Cambria Math"/>
                         </w:rPr>
                         <m:t>n</m:t>
                       </m:r>
@@ -1881,7 +3165,7 @@
                     <m:e>
                       <m:r>
                         <w:rPr>
-                          <w:rFonts w:ascii="Cambria Math" w:hAnsi="Cambria Math"/>
+                          <w:rFonts w:ascii="Cambria Math" w:eastAsia="標楷體" w:hAnsi="Cambria Math"/>
                         </w:rPr>
                         <m:t>(</m:t>
                       </m:r>
@@ -1889,14 +3173,14 @@
                         <m:sSubPr>
                           <m:ctrlPr>
                             <w:rPr>
-                              <w:rFonts w:ascii="Cambria Math" w:hAnsi="Cambria Math"/>
+                              <w:rFonts w:ascii="Cambria Math" w:eastAsia="標楷體" w:hAnsi="Cambria Math"/>
                             </w:rPr>
                           </m:ctrlPr>
                         </m:sSubPr>
                         <m:e>
                           <m:r>
                             <w:rPr>
-                              <w:rFonts w:ascii="Cambria Math" w:hAnsi="Cambria Math"/>
+                              <w:rFonts w:ascii="Cambria Math" w:eastAsia="標楷體" w:hAnsi="Cambria Math"/>
                             </w:rPr>
                             <m:t>y</m:t>
                           </m:r>
@@ -1904,7 +3188,7 @@
                         <m:sub>
                           <m:r>
                             <w:rPr>
-                              <w:rFonts w:ascii="Cambria Math" w:hAnsi="Cambria Math"/>
+                              <w:rFonts w:ascii="Cambria Math" w:eastAsia="標楷體" w:hAnsi="Cambria Math"/>
                             </w:rPr>
                             <m:t>i</m:t>
                           </m:r>
@@ -1912,7 +3196,7 @@
                       </m:sSub>
                       <m:r>
                         <w:rPr>
-                          <w:rFonts w:ascii="Cambria Math" w:hAnsi="Cambria Math"/>
+                          <w:rFonts w:ascii="Cambria Math" w:eastAsia="標楷體" w:hAnsi="Cambria Math"/>
                         </w:rPr>
                         <m:t xml:space="preserve"> - ȳ</m:t>
                       </m:r>
@@ -1920,14 +3204,14 @@
                         <m:sSupPr>
                           <m:ctrlPr>
                             <w:rPr>
-                              <w:rFonts w:ascii="Cambria Math" w:hAnsi="Cambria Math"/>
+                              <w:rFonts w:ascii="Cambria Math" w:eastAsia="標楷體" w:hAnsi="Cambria Math"/>
                             </w:rPr>
                           </m:ctrlPr>
                         </m:sSupPr>
                         <m:e>
                           <m:r>
                             <w:rPr>
-                              <w:rFonts w:ascii="Cambria Math" w:hAnsi="Cambria Math"/>
+                              <w:rFonts w:ascii="Cambria Math" w:eastAsia="標楷體" w:hAnsi="Cambria Math"/>
                             </w:rPr>
                             <m:t>)</m:t>
                           </m:r>
@@ -1935,7 +3219,7 @@
                         <m:sup>
                           <m:r>
                             <w:rPr>
-                              <w:rFonts w:ascii="Cambria Math" w:hAnsi="Cambria Math"/>
+                              <w:rFonts w:ascii="Cambria Math" w:eastAsia="標楷體" w:hAnsi="Cambria Math"/>
                             </w:rPr>
                             <m:t>2</m:t>
                           </m:r>
@@ -1957,11 +3241,14 @@
           <w:ilvl w:val="0"/>
           <w:numId w:val="3"/>
         </w:numPr>
-        <w:spacing w:after="80" w:line="360" w:lineRule="auto"/>
-      </w:pPr>
-      <w:r>
-        <w:rPr>
-          <w:rFonts w:hint="eastAsia"/>
+        <w:spacing w:after="80" w:line="276" w:lineRule="auto"/>
+        <w:rPr>
+          <w:rFonts w:ascii="標楷體" w:hAnsi="標楷體"/>
+        </w:rPr>
+      </w:pPr>
+      <w:r>
+        <w:rPr>
+          <w:rFonts w:ascii="標楷體" w:hAnsi="標楷體" w:hint="eastAsia"/>
           <w:b/>
           <w:bCs/>
         </w:rPr>
@@ -1969,6 +3256,7 @@
       </w:r>
       <w:r>
         <w:rPr>
+          <w:rFonts w:ascii="標楷體" w:hAnsi="標楷體"/>
           <w:b/>
           <w:bCs/>
         </w:rPr>
@@ -1976,7 +3264,7 @@
       </w:r>
       <w:r>
         <w:rPr>
-          <w:rFonts w:hint="eastAsia"/>
+          <w:rFonts w:ascii="標楷體" w:hAnsi="標楷體" w:hint="eastAsia"/>
           <w:b/>
           <w:bCs/>
         </w:rPr>
@@ -1984,38 +3272,44 @@
       </w:r>
       <w:r>
         <w:rPr>
-          <w:rFonts w:hint="eastAsia"/>
+          <w:rFonts w:ascii="標楷體" w:hAnsi="標楷體" w:hint="eastAsia"/>
         </w:rPr>
         <w:t>：本研究定義為</w:t>
       </w:r>
       <w:r>
+        <w:rPr>
+          <w:rFonts w:ascii="標楷體" w:hAnsi="標楷體"/>
+        </w:rPr>
         <w:t xml:space="preserve"> R </w:t>
       </w:r>
       <w:r>
         <w:rPr>
-          <w:rFonts w:hint="eastAsia"/>
+          <w:rFonts w:ascii="標楷體" w:hAnsi="標楷體" w:hint="eastAsia"/>
         </w:rPr>
         <w:t>之</w:t>
       </w:r>
       <w:proofErr w:type="gramStart"/>
       <w:r>
         <w:rPr>
-          <w:rFonts w:hint="eastAsia"/>
+          <w:rFonts w:ascii="標楷體" w:hAnsi="標楷體" w:hint="eastAsia"/>
         </w:rPr>
         <w:t>平方，</w:t>
       </w:r>
       <w:proofErr w:type="gramEnd"/>
       <w:r>
         <w:rPr>
-          <w:rFonts w:hint="eastAsia"/>
+          <w:rFonts w:ascii="標楷體" w:hAnsi="標楷體" w:hint="eastAsia"/>
         </w:rPr>
         <w:t>表示預測值可解釋之實際長度變異比例。</w:t>
       </w:r>
     </w:p>
     <w:p>
       <w:pPr>
-        <w:spacing w:after="120"/>
+        <w:spacing w:after="120" w:line="276" w:lineRule="auto"/>
         <w:jc w:val="center"/>
+        <w:rPr>
+          <w:rFonts w:ascii="標楷體" w:eastAsia="標楷體" w:hAnsi="標楷體"/>
+        </w:rPr>
       </w:pPr>
       <m:oMathPara>
         <m:oMath>
@@ -2023,14 +3317,14 @@
             <m:sSupPr>
               <m:ctrlPr>
                 <w:rPr>
-                  <w:rFonts w:ascii="Cambria Math" w:hAnsi="Cambria Math"/>
+                  <w:rFonts w:ascii="Cambria Math" w:eastAsia="標楷體" w:hAnsi="Cambria Math"/>
                 </w:rPr>
               </m:ctrlPr>
             </m:sSupPr>
             <m:e>
               <m:r>
                 <w:rPr>
-                  <w:rFonts w:ascii="Cambria Math" w:hAnsi="Cambria Math"/>
+                  <w:rFonts w:ascii="Cambria Math" w:eastAsia="標楷體" w:hAnsi="Cambria Math"/>
                 </w:rPr>
                 <m:t>R</m:t>
               </m:r>
@@ -2038,7 +3332,7 @@
             <m:sup>
               <m:r>
                 <w:rPr>
-                  <w:rFonts w:ascii="Cambria Math" w:hAnsi="Cambria Math"/>
+                  <w:rFonts w:ascii="Cambria Math" w:eastAsia="標楷體" w:hAnsi="Cambria Math"/>
                 </w:rPr>
                 <m:t>2</m:t>
               </m:r>
@@ -2046,7 +3340,7 @@
           </m:sSup>
           <m:r>
             <w:rPr>
-              <w:rFonts w:ascii="Cambria Math" w:hAnsi="Cambria Math"/>
+              <w:rFonts w:ascii="Cambria Math" w:eastAsia="標楷體" w:hAnsi="Cambria Math"/>
             </w:rPr>
             <m:t xml:space="preserve"> = </m:t>
           </m:r>
@@ -2054,14 +3348,14 @@
             <m:sSupPr>
               <m:ctrlPr>
                 <w:rPr>
-                  <w:rFonts w:ascii="Cambria Math" w:hAnsi="Cambria Math"/>
+                  <w:rFonts w:ascii="Cambria Math" w:eastAsia="標楷體" w:hAnsi="Cambria Math"/>
                 </w:rPr>
               </m:ctrlPr>
             </m:sSupPr>
             <m:e>
               <m:r>
                 <w:rPr>
-                  <w:rFonts w:ascii="Cambria Math" w:hAnsi="Cambria Math"/>
+                  <w:rFonts w:ascii="Cambria Math" w:eastAsia="標楷體" w:hAnsi="Cambria Math"/>
                 </w:rPr>
                 <m:t>R</m:t>
               </m:r>
@@ -2069,7 +3363,7 @@
             <m:sup>
               <m:r>
                 <w:rPr>
-                  <w:rFonts w:ascii="Cambria Math" w:hAnsi="Cambria Math"/>
+                  <w:rFonts w:ascii="Cambria Math" w:eastAsia="標楷體" w:hAnsi="Cambria Math"/>
                 </w:rPr>
                 <m:t>2</m:t>
               </m:r>
@@ -2077,19 +3371,19 @@
           </m:sSup>
           <m:r>
             <w:rPr>
-              <w:rFonts w:ascii="Cambria Math" w:hAnsi="Cambria Math"/>
+              <w:rFonts w:ascii="Cambria Math" w:eastAsia="標楷體" w:hAnsi="Cambria Math"/>
             </w:rPr>
             <m:t xml:space="preserve">  (Pearson </m:t>
           </m:r>
           <m:r>
             <w:rPr>
-              <w:rFonts w:ascii="Cambria Math" w:hAnsi="Cambria Math" w:hint="eastAsia"/>
+              <w:rFonts w:ascii="Cambria Math" w:eastAsia="標楷體" w:hAnsi="Cambria Math" w:hint="eastAsia"/>
             </w:rPr>
             <m:t>相關係數之平方</m:t>
           </m:r>
           <m:r>
             <w:rPr>
-              <w:rFonts w:ascii="Cambria Math" w:hAnsi="Cambria Math"/>
+              <w:rFonts w:ascii="Cambria Math" w:eastAsia="標楷體" w:hAnsi="Cambria Math"/>
             </w:rPr>
             <m:t>)</m:t>
           </m:r>
@@ -2103,11 +3397,14 @@
           <w:ilvl w:val="0"/>
           <w:numId w:val="3"/>
         </w:numPr>
-        <w:spacing w:after="80" w:line="360" w:lineRule="auto"/>
-      </w:pPr>
-      <w:r>
-        <w:rPr>
-          <w:rFonts w:hint="eastAsia"/>
+        <w:spacing w:after="80" w:line="276" w:lineRule="auto"/>
+        <w:rPr>
+          <w:rFonts w:ascii="標楷體" w:hAnsi="標楷體"/>
+        </w:rPr>
+      </w:pPr>
+      <w:r>
+        <w:rPr>
+          <w:rFonts w:ascii="標楷體" w:hAnsi="標楷體" w:hint="eastAsia"/>
           <w:b/>
           <w:bCs/>
         </w:rPr>
@@ -2115,6 +3412,7 @@
       </w:r>
       <w:r>
         <w:rPr>
+          <w:rFonts w:ascii="標楷體" w:hAnsi="標楷體"/>
           <w:b/>
           <w:bCs/>
         </w:rPr>
@@ -2122,7 +3420,7 @@
       </w:r>
       <w:r>
         <w:rPr>
-          <w:rFonts w:hint="eastAsia"/>
+          <w:rFonts w:ascii="標楷體" w:hAnsi="標楷體" w:hint="eastAsia"/>
           <w:b/>
           <w:bCs/>
         </w:rPr>
@@ -2130,24 +3428,30 @@
       </w:r>
       <w:r>
         <w:rPr>
-          <w:rFonts w:hint="eastAsia"/>
+          <w:rFonts w:ascii="標楷體" w:hAnsi="標楷體" w:hint="eastAsia"/>
         </w:rPr>
         <w:t>：校正後預測誤差落在臨床可接受範圍</w:t>
       </w:r>
       <w:r>
+        <w:rPr>
+          <w:rFonts w:ascii="標楷體" w:hAnsi="標楷體"/>
+        </w:rPr>
         <w:t xml:space="preserve"> ±1.0 mm </w:t>
       </w:r>
       <w:r>
         <w:rPr>
-          <w:rFonts w:hint="eastAsia"/>
+          <w:rFonts w:ascii="標楷體" w:hAnsi="標楷體" w:hint="eastAsia"/>
         </w:rPr>
         <w:t>內之牙齒比例。</w:t>
       </w:r>
     </w:p>
     <w:p>
       <w:pPr>
-        <w:spacing w:after="120"/>
+        <w:spacing w:after="120" w:line="276" w:lineRule="auto"/>
         <w:jc w:val="center"/>
+        <w:rPr>
+          <w:rFonts w:ascii="標楷體" w:eastAsia="標楷體" w:hAnsi="標楷體"/>
+        </w:rPr>
       </w:pPr>
       <m:oMathPara>
         <m:oMathParaPr>
@@ -2156,7 +3460,7 @@
         <m:oMath>
           <m:r>
             <w:rPr>
-              <w:rFonts w:ascii="Cambria Math" w:hAnsi="Cambria Math"/>
+              <w:rFonts w:ascii="Cambria Math" w:eastAsia="標楷體" w:hAnsi="Cambria Math"/>
             </w:rPr>
             <m:t xml:space="preserve">Ideal rate = </m:t>
           </m:r>
@@ -2164,14 +3468,14 @@
             <m:fPr>
               <m:ctrlPr>
                 <w:rPr>
-                  <w:rFonts w:ascii="Cambria Math" w:hAnsi="Cambria Math"/>
+                  <w:rFonts w:ascii="Cambria Math" w:eastAsia="標楷體" w:hAnsi="Cambria Math"/>
                 </w:rPr>
               </m:ctrlPr>
             </m:fPr>
             <m:num>
               <m:r>
                 <w:rPr>
-                  <w:rFonts w:ascii="Cambria Math" w:hAnsi="Cambria Math"/>
+                  <w:rFonts w:ascii="Cambria Math" w:eastAsia="標楷體" w:hAnsi="Cambria Math"/>
                 </w:rPr>
                 <m:t>1</m:t>
               </m:r>
@@ -2179,7 +3483,7 @@
             <m:den>
               <m:r>
                 <w:rPr>
-                  <w:rFonts w:ascii="Cambria Math" w:hAnsi="Cambria Math"/>
+                  <w:rFonts w:ascii="Cambria Math" w:eastAsia="標楷體" w:hAnsi="Cambria Math"/>
                 </w:rPr>
                 <m:t>n</m:t>
               </m:r>
@@ -2191,14 +3495,14 @@
               <m:limLoc m:val="undOvr"/>
               <m:ctrlPr>
                 <w:rPr>
-                  <w:rFonts w:ascii="Cambria Math" w:hAnsi="Cambria Math"/>
+                  <w:rFonts w:ascii="Cambria Math" w:eastAsia="標楷體" w:hAnsi="Cambria Math"/>
                 </w:rPr>
               </m:ctrlPr>
             </m:naryPr>
             <m:sub>
               <m:r>
                 <w:rPr>
-                  <w:rFonts w:ascii="Cambria Math" w:hAnsi="Cambria Math"/>
+                  <w:rFonts w:ascii="Cambria Math" w:eastAsia="標楷體" w:hAnsi="Cambria Math"/>
                 </w:rPr>
                 <m:t>i=1</m:t>
               </m:r>
@@ -2206,7 +3510,7 @@
             <m:sup>
               <m:r>
                 <w:rPr>
-                  <w:rFonts w:ascii="Cambria Math" w:hAnsi="Cambria Math"/>
+                  <w:rFonts w:ascii="Cambria Math" w:eastAsia="標楷體" w:hAnsi="Cambria Math"/>
                 </w:rPr>
                 <m:t>n</m:t>
               </m:r>
@@ -2217,7 +3521,7 @@
                   <m:scr m:val="double-struck"/>
                 </m:rPr>
                 <w:rPr>
-                  <w:rFonts w:ascii="Cambria Math" w:hAnsi="Cambria Math"/>
+                  <w:rFonts w:ascii="Cambria Math" w:eastAsia="標楷體" w:hAnsi="Cambria Math"/>
                 </w:rPr>
                 <m:t>1(|</m:t>
               </m:r>
@@ -2225,14 +3529,14 @@
                 <m:sSubPr>
                   <m:ctrlPr>
                     <w:rPr>
-                      <w:rFonts w:ascii="Cambria Math" w:hAnsi="Cambria Math"/>
+                      <w:rFonts w:ascii="Cambria Math" w:eastAsia="標楷體" w:hAnsi="Cambria Math"/>
                     </w:rPr>
                   </m:ctrlPr>
                 </m:sSubPr>
                 <m:e>
                   <m:r>
                     <w:rPr>
-                      <w:rFonts w:ascii="Cambria Math" w:hAnsi="Cambria Math"/>
+                      <w:rFonts w:ascii="Cambria Math" w:eastAsia="標楷體" w:hAnsi="Cambria Math"/>
                     </w:rPr>
                     <m:t>ŷ</m:t>
                   </m:r>
@@ -2240,7 +3544,7 @@
                 <m:sub>
                   <m:r>
                     <w:rPr>
-                      <w:rFonts w:ascii="Cambria Math" w:hAnsi="Cambria Math"/>
+                      <w:rFonts w:ascii="Cambria Math" w:eastAsia="標楷體" w:hAnsi="Cambria Math"/>
                     </w:rPr>
                     <m:t>i</m:t>
                   </m:r>
@@ -2248,7 +3552,7 @@
               </m:sSub>
               <m:r>
                 <w:rPr>
-                  <w:rFonts w:ascii="Cambria Math" w:hAnsi="Cambria Math"/>
+                  <w:rFonts w:ascii="Cambria Math" w:eastAsia="標楷體" w:hAnsi="Cambria Math"/>
                 </w:rPr>
                 <m:t xml:space="preserve"> - 0.5 - </m:t>
               </m:r>
@@ -2256,14 +3560,14 @@
                 <m:sSubPr>
                   <m:ctrlPr>
                     <w:rPr>
-                      <w:rFonts w:ascii="Cambria Math" w:hAnsi="Cambria Math"/>
+                      <w:rFonts w:ascii="Cambria Math" w:eastAsia="標楷體" w:hAnsi="Cambria Math"/>
                     </w:rPr>
                   </m:ctrlPr>
                 </m:sSubPr>
                 <m:e>
                   <m:r>
                     <w:rPr>
-                      <w:rFonts w:ascii="Cambria Math" w:hAnsi="Cambria Math"/>
+                      <w:rFonts w:ascii="Cambria Math" w:eastAsia="標楷體" w:hAnsi="Cambria Math"/>
                     </w:rPr>
                     <m:t>y</m:t>
                   </m:r>
@@ -2271,7 +3575,7 @@
                 <m:sub>
                   <m:r>
                     <w:rPr>
-                      <w:rFonts w:ascii="Cambria Math" w:hAnsi="Cambria Math"/>
+                      <w:rFonts w:ascii="Cambria Math" w:eastAsia="標楷體" w:hAnsi="Cambria Math"/>
                     </w:rPr>
                     <m:t>i</m:t>
                   </m:r>
@@ -2279,7 +3583,7 @@
               </m:sSub>
               <m:r>
                 <w:rPr>
-                  <w:rFonts w:ascii="Cambria Math" w:hAnsi="Cambria Math"/>
+                  <w:rFonts w:ascii="Cambria Math" w:eastAsia="標楷體" w:hAnsi="Cambria Math"/>
                 </w:rPr>
                 <m:t>| ≤ 1.0)</m:t>
               </m:r>
@@ -2287,15 +3591,9 @@
           </m:nary>
           <m:r>
             <w:rPr>
-              <w:rFonts w:ascii="Cambria Math" w:hAnsi="Cambria Math"/>
+              <w:rFonts w:ascii="Cambria Math" w:eastAsia="標楷體" w:hAnsi="Cambria Math"/>
             </w:rPr>
-            <m:t xml:space="preserve"> × 100</m:t>
-          </m:r>
-          <m:r>
-            <w:rPr>
-              <w:rFonts w:ascii="Cambria Math" w:hAnsi="Cambria Math"/>
-            </w:rPr>
-            <m:t>%</m:t>
+            <m:t xml:space="preserve"> × 100%</m:t>
           </m:r>
         </m:oMath>
       </m:oMathPara>
@@ -2303,16 +3601,16 @@
     <w:p>
       <w:pPr>
         <w:widowControl/>
-        <w:spacing w:before="100" w:beforeAutospacing="1" w:after="100" w:afterAutospacing="1" w:line="240" w:lineRule="auto"/>
-        <w:rPr>
-          <w:rFonts w:ascii="新細明體" w:eastAsia="新細明體" w:hAnsi="新細明體" w:cs="新細明體"/>
-          <w:kern w:val="0"/>
-          <w14:ligatures w14:val="none"/>
-        </w:rPr>
-      </w:pPr>
-      <w:r>
-        <w:rPr>
-          <w:rFonts w:ascii="新細明體" w:eastAsia="新細明體" w:hAnsi="新細明體" w:cs="新細明體"/>
+        <w:spacing w:before="100" w:beforeAutospacing="1" w:after="100" w:afterAutospacing="1" w:line="276" w:lineRule="auto"/>
+        <w:rPr>
+          <w:rFonts w:ascii="標楷體" w:eastAsia="標楷體" w:hAnsi="標楷體" w:cs="新細明體"/>
+          <w:kern w:val="0"/>
+          <w14:ligatures w14:val="none"/>
+        </w:rPr>
+      </w:pPr>
+      <w:r>
+        <w:rPr>
+          <w:rFonts w:ascii="標楷體" w:eastAsia="標楷體" w:hAnsi="標楷體" w:cs="新細明體"/>
           <w:kern w:val="0"/>
           <w14:ligatures w14:val="none"/>
         </w:rPr>
@@ -2321,7 +3619,7 @@
       <w:proofErr w:type="gramStart"/>
       <w:r>
         <w:rPr>
-          <w:rFonts w:ascii="新細明體" w:eastAsia="新細明體" w:hAnsi="新細明體" w:cs="新細明體"/>
+          <w:rFonts w:ascii="標楷體" w:eastAsia="標楷體" w:hAnsi="標楷體" w:cs="新細明體"/>
           <w:kern w:val="0"/>
           <w14:ligatures w14:val="none"/>
         </w:rPr>
@@ -2330,7 +3628,7 @@
       <w:proofErr w:type="gramEnd"/>
       <w:r>
         <w:rPr>
-          <w:rFonts w:ascii="新細明體" w:eastAsia="新細明體" w:hAnsi="新細明體" w:cs="新細明體"/>
+          <w:rFonts w:ascii="標楷體" w:eastAsia="標楷體" w:hAnsi="標楷體" w:cs="新細明體"/>
           <w:kern w:val="0"/>
           <w14:ligatures w14:val="none"/>
         </w:rPr>
@@ -2338,77 +3636,104 @@
       </w:r>
     </w:p>
     <w:p>
-      <w:r>
-        <w:rPr>
-          <w:rFonts w:hint="eastAsia"/>
-        </w:rPr>
+      <w:pPr>
+        <w:spacing w:line="276" w:lineRule="auto"/>
+        <w:rPr>
+          <w:rFonts w:ascii="標楷體" w:eastAsia="標楷體" w:hAnsi="標楷體"/>
+        </w:rPr>
+      </w:pPr>
+      <w:r>
+        <w:rPr>
+          <w:rFonts w:ascii="標楷體" w:eastAsia="標楷體" w:hAnsi="標楷體" w:hint="eastAsia"/>
+        </w:rPr>
+        <w:lastRenderedPageBreak/>
         <w:t>4</w:t>
       </w:r>
       <w:r>
+        <w:rPr>
+          <w:rFonts w:ascii="標楷體" w:eastAsia="標楷體" w:hAnsi="標楷體"/>
+        </w:rPr>
+        <w:t xml:space="preserve"> Experimental Setup</w:t>
+      </w:r>
+      <w:r>
+        <w:rPr>
+          <w:rFonts w:ascii="標楷體" w:eastAsia="標楷體" w:hAnsi="標楷體" w:hint="eastAsia"/>
+        </w:rPr>
+        <w:t>實驗設定(資料集)</w:t>
+      </w:r>
+    </w:p>
+    <w:p>
+      <w:pPr>
+        <w:spacing w:line="276" w:lineRule="auto"/>
+        <w:rPr>
+          <w:rFonts w:ascii="標楷體" w:eastAsia="標楷體" w:hAnsi="標楷體"/>
+        </w:rPr>
+      </w:pPr>
+    </w:p>
+    <w:p>
+      <w:pPr>
+        <w:spacing w:line="276" w:lineRule="auto"/>
+        <w:rPr>
+          <w:rFonts w:ascii="標楷體" w:eastAsia="標楷體" w:hAnsi="標楷體"/>
+        </w:rPr>
+      </w:pPr>
+      <w:r>
+        <w:rPr>
+          <w:rFonts w:ascii="標楷體" w:eastAsia="標楷體" w:hAnsi="標楷體" w:hint="eastAsia"/>
+        </w:rPr>
+        <w:t>5</w:t>
+      </w:r>
+      <w:r>
+        <w:rPr>
+          <w:rFonts w:ascii="標楷體" w:eastAsia="標楷體" w:hAnsi="標楷體"/>
+        </w:rPr>
         <w:t xml:space="preserve"> </w:t>
       </w:r>
       <w:r>
-        <w:t>Experimental Setup</w:t>
-      </w:r>
-      <w:r>
-        <w:rPr>
-          <w:rFonts w:hint="eastAsia"/>
-        </w:rPr>
-        <w:t>實驗設定</w:t>
-      </w:r>
-      <w:r>
-        <w:rPr>
-          <w:rFonts w:hint="eastAsia"/>
-        </w:rPr>
-        <w:t>(</w:t>
-      </w:r>
-      <w:r>
-        <w:rPr>
-          <w:rFonts w:hint="eastAsia"/>
-        </w:rPr>
-        <w:t>資料集</w:t>
-      </w:r>
-      <w:r>
-        <w:rPr>
-          <w:rFonts w:hint="eastAsia"/>
-        </w:rPr>
-        <w:t>)</w:t>
-      </w:r>
-    </w:p>
-    <w:p/>
-    <w:p>
-      <w:r>
-        <w:rPr>
-          <w:rFonts w:hint="eastAsia"/>
-        </w:rPr>
-        <w:t>5</w:t>
-      </w:r>
-      <w:r>
+        <w:rPr>
+          <w:rFonts w:ascii="標楷體" w:eastAsia="標楷體" w:hAnsi="標楷體" w:hint="eastAsia"/>
+        </w:rPr>
+        <w:t>r</w:t>
+      </w:r>
+      <w:r>
+        <w:rPr>
+          <w:rFonts w:ascii="標楷體" w:eastAsia="標楷體" w:hAnsi="標楷體"/>
+        </w:rPr>
+        <w:t>esult</w:t>
+      </w:r>
+    </w:p>
+    <w:p>
+      <w:pPr>
+        <w:spacing w:line="276" w:lineRule="auto"/>
+        <w:rPr>
+          <w:rFonts w:ascii="標楷體" w:eastAsia="標楷體" w:hAnsi="標楷體"/>
+        </w:rPr>
+      </w:pPr>
+    </w:p>
+    <w:p>
+      <w:pPr>
+        <w:spacing w:line="276" w:lineRule="auto"/>
+        <w:rPr>
+          <w:rFonts w:ascii="標楷體" w:eastAsia="標楷體" w:hAnsi="標楷體"/>
+        </w:rPr>
+      </w:pPr>
+      <w:r>
+        <w:rPr>
+          <w:rFonts w:ascii="標楷體" w:eastAsia="標楷體" w:hAnsi="標楷體" w:hint="eastAsia"/>
+        </w:rPr>
+        <w:t>6</w:t>
+      </w:r>
+      <w:r>
+        <w:rPr>
+          <w:rFonts w:ascii="標楷體" w:eastAsia="標楷體" w:hAnsi="標楷體"/>
+        </w:rPr>
         <w:t xml:space="preserve"> </w:t>
       </w:r>
-      <w:r>
-        <w:rPr>
-          <w:rFonts w:hint="eastAsia"/>
-        </w:rPr>
-        <w:t>r</w:t>
-      </w:r>
-      <w:r>
-        <w:t>esult</w:t>
-      </w:r>
-    </w:p>
-    <w:p/>
-    <w:p>
-      <w:r>
-        <w:rPr>
-          <w:rFonts w:hint="eastAsia"/>
-        </w:rPr>
-        <w:t>6</w:t>
-      </w:r>
-      <w:r>
-        <w:t xml:space="preserve"> </w:t>
-      </w:r>
       <w:proofErr w:type="gramStart"/>
       <w:r>
+        <w:rPr>
+          <w:rFonts w:ascii="標楷體" w:eastAsia="標楷體" w:hAnsi="標楷體"/>
+        </w:rPr>
         <w:t>conclusion</w:t>
       </w:r>
       <w:proofErr w:type="gramEnd"/>
@@ -2859,15 +4184,6 @@
   </w:num>
   <w:num w:numId="3">
     <w:abstractNumId w:val="1"/>
-    <w:lvlOverride w:ilvl="0"/>
-    <w:lvlOverride w:ilvl="1"/>
-    <w:lvlOverride w:ilvl="2"/>
-    <w:lvlOverride w:ilvl="3"/>
-    <w:lvlOverride w:ilvl="4"/>
-    <w:lvlOverride w:ilvl="5"/>
-    <w:lvlOverride w:ilvl="6"/>
-    <w:lvlOverride w:ilvl="7"/>
-    <w:lvlOverride w:ilvl="8"/>
   </w:num>
 </w:numbering>
 </file>

--- a/論文/第二篇的中文稿.docx
+++ b/論文/第二篇的中文稿.docx
@@ -1,6 +1,6 @@
 
 <file path=word/document.xml><?xml version="1.0" encoding="utf-8"?>
-<w:document xmlns:wpc="http://schemas.microsoft.com/office/word/2010/wordprocessingCanvas" xmlns:cx="http://schemas.microsoft.com/office/drawing/2014/chartex" xmlns:cx1="http://schemas.microsoft.com/office/drawing/2015/9/8/chartex" xmlns:cx2="http://schemas.microsoft.com/office/drawing/2015/10/21/chartex" xmlns:cx3="http://schemas.microsoft.com/office/drawing/2016/5/9/chartex" xmlns:cx4="http://schemas.microsoft.com/office/drawing/2016/5/10/chartex" xmlns:cx5="http://schemas.microsoft.com/office/drawing/2016/5/11/chartex" xmlns:cx6="http://schemas.microsoft.com/office/drawing/2016/5/12/chartex" xmlns:cx7="http://schemas.microsoft.com/office/drawing/2016/5/13/chartex" xmlns:cx8="http://schemas.microsoft.com/office/drawing/2016/5/14/chartex" xmlns:mc="http://schemas.openxmlformats.org/markup-compatibility/2006" xmlns:aink="http://schemas.microsoft.com/office/drawing/2016/ink" xmlns:am3d="http://schemas.microsoft.com/office/drawing/2017/model3d" xmlns:o="urn:schemas-microsoft-com:office:office" xmlns:r="http://schemas.openxmlformats.org/officeDocument/2006/relationships" xmlns:m="http://schemas.openxmlformats.org/officeDocument/2006/math" xmlns:v="urn:schemas-microsoft-com:vml" xmlns:wp14="http://schemas.microsoft.com/office/word/2010/wordprocessingDrawing" xmlns:wp="http://schemas.openxmlformats.org/drawingml/2006/wordprocessingDrawing" xmlns:w10="urn:schemas-microsoft-com:office:word" xmlns:w="http://schemas.openxmlformats.org/wordprocessingml/2006/main" xmlns:w14="http://schemas.microsoft.com/office/word/2010/wordml" xmlns:w15="http://schemas.microsoft.com/office/word/2012/wordml" xmlns:w16cid="http://schemas.microsoft.com/office/word/2016/wordml/cid" xmlns:w16se="http://schemas.microsoft.com/office/word/2015/wordml/symex" xmlns:wpg="http://schemas.microsoft.com/office/word/2010/wordprocessingGroup" xmlns:wpi="http://schemas.microsoft.com/office/word/2010/wordprocessingInk" xmlns:wne="http://schemas.microsoft.com/office/word/2006/wordml" xmlns:wps="http://schemas.microsoft.com/office/word/2010/wordprocessingShape" mc:Ignorable="w14 w15 w16se w16cid wp14">
+<w:document xmlns:wpc="http://schemas.microsoft.com/office/word/2010/wordprocessingCanvas" xmlns:cx="http://schemas.microsoft.com/office/drawing/2014/chartex" xmlns:cx1="http://schemas.microsoft.com/office/drawing/2015/9/8/chartex" xmlns:cx2="http://schemas.microsoft.com/office/drawing/2015/10/21/chartex" xmlns:cx3="http://schemas.microsoft.com/office/drawing/2016/5/9/chartex" xmlns:cx4="http://schemas.microsoft.com/office/drawing/2016/5/10/chartex" xmlns:cx5="http://schemas.microsoft.com/office/drawing/2016/5/11/chartex" xmlns:cx6="http://schemas.microsoft.com/office/drawing/2016/5/12/chartex" xmlns:cx7="http://schemas.microsoft.com/office/drawing/2016/5/13/chartex" xmlns:cx8="http://schemas.microsoft.com/office/drawing/2016/5/14/chartex" xmlns:mc="http://schemas.openxmlformats.org/markup-compatibility/2006" xmlns:aink="http://schemas.microsoft.com/office/drawing/2016/ink" xmlns:am3d="http://schemas.microsoft.com/office/drawing/2017/model3d" xmlns:o="urn:schemas-microsoft-com:office:office" xmlns:oel="http://schemas.microsoft.com/office/2019/extlst" xmlns:r="http://schemas.openxmlformats.org/officeDocument/2006/relationships" xmlns:m="http://schemas.openxmlformats.org/officeDocument/2006/math" xmlns:v="urn:schemas-microsoft-com:vml" xmlns:wp14="http://schemas.microsoft.com/office/word/2010/wordprocessingDrawing" xmlns:wp="http://schemas.openxmlformats.org/drawingml/2006/wordprocessingDrawing" xmlns:w10="urn:schemas-microsoft-com:office:word" xmlns:w="http://schemas.openxmlformats.org/wordprocessingml/2006/main" xmlns:w14="http://schemas.microsoft.com/office/word/2010/wordml" xmlns:w15="http://schemas.microsoft.com/office/word/2012/wordml" xmlns:w16cex="http://schemas.microsoft.com/office/word/2018/wordml/cex" xmlns:w16cid="http://schemas.microsoft.com/office/word/2016/wordml/cid" xmlns:w16="http://schemas.microsoft.com/office/word/2018/wordml" xmlns:w16sdtdh="http://schemas.microsoft.com/office/word/2020/wordml/sdtdatahash" xmlns:w16se="http://schemas.microsoft.com/office/word/2015/wordml/symex" xmlns:wpg="http://schemas.microsoft.com/office/word/2010/wordprocessingGroup" xmlns:wpi="http://schemas.microsoft.com/office/word/2010/wordprocessingInk" xmlns:wne="http://schemas.microsoft.com/office/word/2006/wordml" xmlns:wps="http://schemas.microsoft.com/office/word/2010/wordprocessingShape" mc:Ignorable="w14 w15 w16se w16cid w16 w16cex w16sdtdh wp14">
   <w:body>
     <w:p>
       <w:pPr>
@@ -349,17 +349,16 @@
       <w:pPr>
         <w:pStyle w:val="1"/>
         <w:spacing w:before="240" w:after="160" w:line="276" w:lineRule="auto"/>
+        <w:rPr>
+          <w:rFonts w:hint="eastAsia"/>
+        </w:rPr>
       </w:pPr>
       <w:r>
-        <w:rPr>
-          <w:rFonts w:ascii="標楷體" w:eastAsia="標楷體" w:hAnsi="標楷體" w:hint="eastAsia"/>
-          <w:noProof/>
-        </w:rPr>
         <w:drawing>
-          <wp:inline distT="0" distB="0" distL="0" distR="0" wp14:anchorId="29516601" wp14:editId="32C30FA1">
-            <wp:extent cx="5119504" cy="1476375"/>
-            <wp:effectExtent l="0" t="0" r="5080" b="0"/>
-            <wp:docPr id="2" name="圖片 2"/>
+          <wp:inline distT="0" distB="0" distL="0" distR="0" wp14:anchorId="2EEE4BB0" wp14:editId="6D9B9A09">
+            <wp:extent cx="5318151" cy="1547826"/>
+            <wp:effectExtent l="0" t="0" r="0" b="0"/>
+            <wp:docPr id="3" name="圖片 3"/>
             <wp:cNvGraphicFramePr>
               <a:graphicFrameLocks xmlns:a="http://schemas.openxmlformats.org/drawingml/2006/main" noChangeAspect="1"/>
             </wp:cNvGraphicFramePr>
@@ -367,7 +366,7 @@
               <a:graphicData uri="http://schemas.openxmlformats.org/drawingml/2006/picture">
                 <pic:pic xmlns:pic="http://schemas.openxmlformats.org/drawingml/2006/picture">
                   <pic:nvPicPr>
-                    <pic:cNvPr id="0" name="Picture 7"/>
+                    <pic:cNvPr id="0" name="Picture 6"/>
                     <pic:cNvPicPr>
                       <a:picLocks noChangeAspect="1" noChangeArrowheads="1"/>
                     </pic:cNvPicPr>
@@ -380,13 +379,13 @@
                         </a:ext>
                       </a:extLst>
                     </a:blip>
-                    <a:srcRect t="11747"/>
+                    <a:srcRect t="10187" r="-831"/>
                     <a:stretch/>
                   </pic:blipFill>
                   <pic:spPr bwMode="auto">
                     <a:xfrm>
                       <a:off x="0" y="0"/>
-                      <a:ext cx="5121112" cy="1476839"/>
+                      <a:ext cx="5318151" cy="1547826"/>
                     </a:xfrm>
                     <a:prstGeom prst="rect">
                       <a:avLst/>
@@ -584,25 +583,7 @@
           <w:sz w:val="22"/>
           <w:szCs w:val="22"/>
         </w:rPr>
-        <w:t>0.5</w:t>
-      </w:r>
-      <w:r>
-        <w:rPr>
-          <w:rFonts w:ascii="Times New Roman" w:eastAsia="標楷體" w:hAnsi="Times New Roman"/>
-          <w:bCs/>
-          <w:sz w:val="22"/>
-          <w:szCs w:val="22"/>
-        </w:rPr>
-        <w:t xml:space="preserve"> </w:t>
-      </w:r>
-      <w:r>
-        <w:rPr>
-          <w:rFonts w:ascii="Times New Roman" w:eastAsia="標楷體" w:hAnsi="Times New Roman"/>
-          <w:bCs/>
-          <w:sz w:val="22"/>
-          <w:szCs w:val="22"/>
-        </w:rPr>
-        <w:t>mm</w:t>
+        <w:t>0.5 mm</w:t>
       </w:r>
       <w:r>
         <w:rPr>
@@ -689,9 +670,6 @@
     <w:p>
       <w:pPr>
         <w:spacing w:line="276" w:lineRule="auto"/>
-        <w:rPr>
-          <w:rFonts w:hint="eastAsia"/>
-        </w:rPr>
       </w:pPr>
     </w:p>
     <w:p>
@@ -740,7 +718,7 @@
         <w:spacing w:after="120" w:line="276" w:lineRule="auto"/>
         <w:jc w:val="both"/>
         <w:rPr>
-          <w:rFonts w:ascii="Times New Roman" w:eastAsia="標楷體" w:hAnsi="Times New Roman" w:hint="eastAsia"/>
+          <w:rFonts w:ascii="Times New Roman" w:eastAsia="標楷體" w:hAnsi="Times New Roman"/>
           <w:color w:val="FF0000"/>
         </w:rPr>
       </w:pPr>
@@ -748,36 +726,57 @@
         <w:rPr>
           <w:rFonts w:ascii="Times New Roman" w:eastAsia="標楷體" w:hAnsi="Times New Roman"/>
         </w:rPr>
-        <w:t>本研究收集</w:t>
-      </w:r>
-      <w:r>
-        <w:rPr>
-          <w:rFonts w:ascii="標楷體" w:eastAsia="標楷體" w:hAnsi="標楷體" w:cs="新細明體" w:hint="eastAsia"/>
-          <w:kern w:val="0"/>
-          <w14:ligatures w14:val="none"/>
-        </w:rPr>
-        <w:t>林口長庚一般牙科</w:t>
-      </w:r>
-      <w:r>
-        <w:rPr>
-          <w:rFonts w:ascii="Times New Roman" w:eastAsia="標楷體" w:hAnsi="Times New Roman"/>
-          <w:color w:val="FF0000"/>
-        </w:rPr>
-        <w:t>已完成根管治療且影像中可清楚辨識充填物之根尖</w:t>
-      </w:r>
-      <w:r>
-        <w:rPr>
-          <w:rFonts w:ascii="Times New Roman" w:eastAsia="標楷體" w:hAnsi="Times New Roman"/>
-          <w:color w:val="FF0000"/>
+        <w:t>本研究收集林口長庚紀念醫院一般牙科已完成根管治療之病例，</w:t>
+      </w:r>
+      <w:proofErr w:type="gramStart"/>
+      <w:r>
+        <w:rPr>
+          <w:rFonts w:ascii="Times New Roman" w:eastAsia="標楷體" w:hAnsi="Times New Roman"/>
+        </w:rPr>
+        <w:t>影像為根管</w:t>
+      </w:r>
+      <w:proofErr w:type="gramEnd"/>
+      <w:r>
+        <w:rPr>
+          <w:rFonts w:ascii="Times New Roman" w:eastAsia="標楷體" w:hAnsi="Times New Roman"/>
+        </w:rPr>
+        <w:t>治療前之根尖</w:t>
+      </w:r>
+      <w:r>
+        <w:rPr>
+          <w:rFonts w:ascii="Times New Roman" w:eastAsia="標楷體" w:hAnsi="Times New Roman"/>
         </w:rPr>
         <w:t>X</w:t>
       </w:r>
       <w:r>
         <w:rPr>
           <w:rFonts w:ascii="Times New Roman" w:eastAsia="標楷體" w:hAnsi="Times New Roman"/>
-          <w:color w:val="FF0000"/>
-        </w:rPr>
-        <w:t>光影像</w:t>
+        </w:rPr>
+        <w:t>光片，參考標準（</w:t>
+      </w:r>
+      <w:r>
+        <w:rPr>
+          <w:rFonts w:ascii="Times New Roman" w:eastAsia="標楷體" w:hAnsi="Times New Roman"/>
+        </w:rPr>
+        <w:t>ground truth</w:t>
+      </w:r>
+      <w:r>
+        <w:rPr>
+          <w:rFonts w:ascii="Times New Roman" w:eastAsia="標楷體" w:hAnsi="Times New Roman"/>
+        </w:rPr>
+        <w:t>）為治療完成後由醫師記錄之根管充填長度（</w:t>
+      </w:r>
+      <w:r>
+        <w:rPr>
+          <w:rFonts w:ascii="Times New Roman" w:eastAsia="標楷體" w:hAnsi="Times New Roman"/>
+        </w:rPr>
+        <w:t>mm</w:t>
+      </w:r>
+      <w:r>
+        <w:rPr>
+          <w:rFonts w:ascii="Times New Roman" w:eastAsia="標楷體" w:hAnsi="Times New Roman"/>
+        </w:rPr>
+        <w:t>）。</w:t>
       </w:r>
       <w:r>
         <w:rPr>
@@ -1655,9 +1654,6 @@
       <w:pPr>
         <w:spacing w:after="120" w:line="276" w:lineRule="auto"/>
         <w:jc w:val="both"/>
-        <w:rPr>
-          <w:rFonts w:hint="eastAsia"/>
-        </w:rPr>
       </w:pPr>
       <w:r>
         <w:rPr>
@@ -1709,23 +1705,7 @@
           <w:b/>
           <w:bCs/>
         </w:rPr>
-        <w:t>yolo</w:t>
-      </w:r>
-      <w:r>
-        <w:rPr>
-          <w:rFonts w:ascii="Times New Roman" w:eastAsia="標楷體" w:hAnsi="Times New Roman"/>
-          <w:b/>
-          <w:bCs/>
-        </w:rPr>
-        <w:t>11</w:t>
-      </w:r>
-      <w:r>
-        <w:rPr>
-          <w:rFonts w:ascii="Times New Roman" w:eastAsia="標楷體" w:hAnsi="Times New Roman"/>
-          <w:b/>
-          <w:bCs/>
-        </w:rPr>
-        <w:t>n-seg.pt</w:t>
+        <w:t>yolo11n-seg.pt</w:t>
       </w:r>
       <w:r>
         <w:rPr>
@@ -1746,10 +1726,7 @@
         <w:t xml:space="preserve">640 </w:t>
       </w:r>
       <w:r>
-        <w:t>×</w:t>
-      </w:r>
-      <w:r>
-        <w:t xml:space="preserve"> </w:t>
+        <w:t xml:space="preserve">× </w:t>
       </w:r>
       <w:r>
         <w:rPr>
@@ -1947,7 +1924,6 @@
         <w:spacing w:after="120" w:line="276" w:lineRule="auto"/>
         <w:jc w:val="both"/>
         <w:rPr>
-          <w:rFonts w:hint="eastAsia"/>
           <w:color w:val="FF0000"/>
         </w:rPr>
       </w:pPr>
@@ -2062,13 +2038,21 @@
           <w:rFonts w:ascii="Times New Roman" w:eastAsia="標楷體" w:hAnsi="Times New Roman"/>
           <w:color w:val="FF0000"/>
         </w:rPr>
-        <w:t>）每個預測遮罩先填實並以</w:t>
+        <w:t>）每個預測遮</w:t>
       </w:r>
       <w:r>
         <w:rPr>
           <w:rFonts w:ascii="Times New Roman" w:eastAsia="標楷體" w:hAnsi="Times New Roman"/>
           <w:color w:val="FF0000"/>
         </w:rPr>
+        <w:lastRenderedPageBreak/>
+        <w:t>罩先填實並以</w:t>
+      </w:r>
+      <w:r>
+        <w:rPr>
+          <w:rFonts w:ascii="Times New Roman" w:eastAsia="標楷體" w:hAnsi="Times New Roman"/>
+          <w:color w:val="FF0000"/>
+        </w:rPr>
         <w:t xml:space="preserve"> 3×3 </w:t>
       </w:r>
       <w:r>
@@ -2084,15 +2068,7 @@
           <w:rFonts w:ascii="Times New Roman" w:eastAsia="標楷體" w:hAnsi="Times New Roman"/>
           <w:color w:val="FF0000"/>
         </w:rPr>
-        <w:t>目</w:t>
-      </w:r>
-      <w:r>
-        <w:rPr>
-          <w:rFonts w:ascii="Times New Roman" w:eastAsia="標楷體" w:hAnsi="Times New Roman"/>
-          <w:color w:val="FF0000"/>
-        </w:rPr>
-        <w:lastRenderedPageBreak/>
-        <w:t>標牙以遮罩外接框與</w:t>
+        <w:t>目標牙以遮罩外接框與</w:t>
       </w:r>
       <w:proofErr w:type="gramEnd"/>
       <w:r>
@@ -3532,7 +3508,14 @@
         <w:rPr>
           <w:rFonts w:ascii="Times New Roman" w:eastAsia="標楷體" w:hAnsi="Times New Roman"/>
         </w:rPr>
-        <w:t>）、皮爾森相關係數（</w:t>
+        <w:t>）、皮爾森相關</w:t>
+      </w:r>
+      <w:r>
+        <w:rPr>
+          <w:rFonts w:ascii="Times New Roman" w:eastAsia="標楷體" w:hAnsi="Times New Roman"/>
+        </w:rPr>
+        <w:lastRenderedPageBreak/>
+        <w:t>係數（</w:t>
       </w:r>
       <w:r>
         <w:rPr>
@@ -3568,14 +3551,7 @@
         <w:rPr>
           <w:rFonts w:ascii="Times New Roman" w:eastAsia="標楷體" w:hAnsi="Times New Roman"/>
         </w:rPr>
-        <w:t>之理想比率（校</w:t>
-      </w:r>
-      <w:r>
-        <w:rPr>
-          <w:rFonts w:ascii="Times New Roman" w:eastAsia="標楷體" w:hAnsi="Times New Roman"/>
-        </w:rPr>
-        <w:lastRenderedPageBreak/>
-        <w:t>正後誤差落在</w:t>
+        <w:t>之理想比率（校正後誤差落在</w:t>
       </w:r>
       <w:r>
         <w:rPr>
@@ -4659,9 +4635,6 @@
       <w:pPr>
         <w:spacing w:after="120" w:line="276" w:lineRule="auto"/>
         <w:jc w:val="both"/>
-        <w:rPr>
-          <w:rFonts w:hint="eastAsia"/>
-        </w:rPr>
       </w:pPr>
       <w:r>
         <w:rPr>
@@ -4863,7 +4836,6 @@
         </w:rPr>
         <w:t>）。</w:t>
       </w:r>
-      <w:bookmarkStart w:id="1" w:name="_GoBack"/>
       <w:r>
         <w:rPr>
           <w:rFonts w:ascii="Times New Roman" w:eastAsia="標楷體" w:hAnsi="Times New Roman"/>
@@ -4884,10 +4856,9 @@
       </w:r>
       <w:r>
         <w:rPr>
-          <w:rFonts w:ascii="Times New Roman" w:eastAsia="標楷體" w:hAnsi="Times New Roman"/>
-          <w:shd w:val="clear" w:color="auto" w:fill="FFFF00"/>
-        </w:rPr>
-        <w:t>【】</w:t>
+          <w:rFonts w:ascii="Times New Roman" w:eastAsia="標楷體" w:hAnsi="Times New Roman" w:hint="eastAsia"/>
+        </w:rPr>
+        <w:t>0.995</w:t>
       </w:r>
       <w:r>
         <w:rPr>
@@ -4929,10 +4900,9 @@
       </w:r>
       <w:r>
         <w:rPr>
-          <w:rFonts w:ascii="Times New Roman" w:eastAsia="標楷體" w:hAnsi="Times New Roman"/>
-          <w:shd w:val="clear" w:color="auto" w:fill="FFFF00"/>
-        </w:rPr>
-        <w:t>【】</w:t>
+          <w:rFonts w:ascii="Times New Roman" w:eastAsia="標楷體" w:hAnsi="Times New Roman" w:hint="eastAsia"/>
+        </w:rPr>
+        <w:t>0.759</w:t>
       </w:r>
       <w:r>
         <w:rPr>
@@ -4960,10 +4930,9 @@
       </w:r>
       <w:r>
         <w:rPr>
-          <w:rFonts w:ascii="Times New Roman" w:eastAsia="標楷體" w:hAnsi="Times New Roman"/>
-          <w:shd w:val="clear" w:color="auto" w:fill="FFFF00"/>
-        </w:rPr>
-        <w:t>【】</w:t>
+          <w:rFonts w:ascii="Times New Roman" w:eastAsia="標楷體" w:hAnsi="Times New Roman" w:hint="eastAsia"/>
+        </w:rPr>
+        <w:t>0</w:t>
       </w:r>
       <w:r>
         <w:rPr>
@@ -4979,10 +4948,9 @@
       </w:r>
       <w:r>
         <w:rPr>
-          <w:rFonts w:ascii="Times New Roman" w:eastAsia="標楷體" w:hAnsi="Times New Roman"/>
-          <w:shd w:val="clear" w:color="auto" w:fill="FFFF00"/>
-        </w:rPr>
-        <w:t>【】</w:t>
+          <w:rFonts w:ascii="Times New Roman" w:eastAsia="標楷體" w:hAnsi="Times New Roman" w:hint="eastAsia"/>
+        </w:rPr>
+        <w:t>5</w:t>
       </w:r>
       <w:r>
         <w:rPr>
@@ -5016,17 +4984,24 @@
       </w:r>
       <w:r>
         <w:rPr>
-          <w:rFonts w:ascii="Times New Roman" w:eastAsia="標楷體" w:hAnsi="Times New Roman"/>
-          <w:shd w:val="clear" w:color="auto" w:fill="FFFF00"/>
-        </w:rPr>
-        <w:t>【】</w:t>
-      </w:r>
-      <w:r>
-        <w:rPr>
-          <w:rFonts w:ascii="Times New Roman" w:eastAsia="標楷體" w:hAnsi="Times New Roman"/>
-        </w:rPr>
-        <w:t xml:space="preserve"> px</w:t>
-      </w:r>
+          <w:rFonts w:hint="eastAsia"/>
+        </w:rPr>
+        <w:t>7.774</w:t>
+      </w:r>
+      <w:r>
+        <w:rPr>
+          <w:rFonts w:ascii="Times New Roman" w:eastAsia="標楷體" w:hAnsi="Times New Roman"/>
+        </w:rPr>
+        <w:t xml:space="preserve"> </w:t>
+      </w:r>
+      <w:proofErr w:type="spellStart"/>
+      <w:r>
+        <w:rPr>
+          <w:rFonts w:ascii="Times New Roman" w:eastAsia="標楷體" w:hAnsi="Times New Roman"/>
+        </w:rPr>
+        <w:t>px</w:t>
+      </w:r>
+      <w:proofErr w:type="spellEnd"/>
       <w:r>
         <w:rPr>
           <w:rFonts w:ascii="Times New Roman" w:eastAsia="標楷體" w:hAnsi="Times New Roman"/>
@@ -5041,10 +5016,9 @@
       </w:r>
       <w:r>
         <w:rPr>
-          <w:rFonts w:ascii="Times New Roman" w:eastAsia="標楷體" w:hAnsi="Times New Roman"/>
-          <w:shd w:val="clear" w:color="auto" w:fill="FFFF00"/>
-        </w:rPr>
-        <w:t>【】</w:t>
+          <w:rFonts w:hint="eastAsia"/>
+        </w:rPr>
+        <w:t>1.28</w:t>
       </w:r>
       <w:r>
         <w:rPr>
@@ -5066,17 +5040,24 @@
       </w:r>
       <w:r>
         <w:rPr>
-          <w:rFonts w:ascii="Times New Roman" w:eastAsia="標楷體" w:hAnsi="Times New Roman"/>
-          <w:shd w:val="clear" w:color="auto" w:fill="FFFF00"/>
-        </w:rPr>
-        <w:t>【】</w:t>
-      </w:r>
-      <w:r>
-        <w:rPr>
-          <w:rFonts w:ascii="Times New Roman" w:eastAsia="標楷體" w:hAnsi="Times New Roman"/>
-        </w:rPr>
-        <w:t xml:space="preserve"> px</w:t>
-      </w:r>
+          <w:rFonts w:ascii="Times New Roman" w:eastAsia="標楷體" w:hAnsi="Times New Roman" w:hint="eastAsia"/>
+        </w:rPr>
+        <w:t>2.971</w:t>
+      </w:r>
+      <w:r>
+        <w:rPr>
+          <w:rFonts w:ascii="Times New Roman" w:eastAsia="標楷體" w:hAnsi="Times New Roman"/>
+        </w:rPr>
+        <w:t xml:space="preserve"> </w:t>
+      </w:r>
+      <w:proofErr w:type="spellStart"/>
+      <w:r>
+        <w:rPr>
+          <w:rFonts w:ascii="Times New Roman" w:eastAsia="標楷體" w:hAnsi="Times New Roman"/>
+        </w:rPr>
+        <w:t>px</w:t>
+      </w:r>
+      <w:proofErr w:type="spellEnd"/>
       <w:r>
         <w:rPr>
           <w:rFonts w:ascii="Times New Roman" w:eastAsia="標楷體" w:hAnsi="Times New Roman"/>
@@ -5091,17 +5072,24 @@
       </w:r>
       <w:r>
         <w:rPr>
-          <w:rFonts w:ascii="Times New Roman" w:eastAsia="標楷體" w:hAnsi="Times New Roman"/>
-          <w:shd w:val="clear" w:color="auto" w:fill="FFFF00"/>
-        </w:rPr>
-        <w:t>【】</w:t>
-      </w:r>
-      <w:r>
-        <w:rPr>
-          <w:rFonts w:ascii="Times New Roman" w:eastAsia="標楷體" w:hAnsi="Times New Roman"/>
-        </w:rPr>
-        <w:t xml:space="preserve"> px</w:t>
-      </w:r>
+          <w:rFonts w:ascii="Times New Roman" w:eastAsia="標楷體" w:hAnsi="Times New Roman" w:hint="eastAsia"/>
+        </w:rPr>
+        <w:t>7.399</w:t>
+      </w:r>
+      <w:r>
+        <w:rPr>
+          <w:rFonts w:ascii="Times New Roman" w:eastAsia="標楷體" w:hAnsi="Times New Roman"/>
+        </w:rPr>
+        <w:t xml:space="preserve"> </w:t>
+      </w:r>
+      <w:proofErr w:type="spellStart"/>
+      <w:r>
+        <w:rPr>
+          <w:rFonts w:ascii="Times New Roman" w:eastAsia="標楷體" w:hAnsi="Times New Roman"/>
+        </w:rPr>
+        <w:t>px</w:t>
+      </w:r>
+      <w:proofErr w:type="spellEnd"/>
       <w:r>
         <w:rPr>
           <w:rFonts w:ascii="Times New Roman" w:eastAsia="標楷體" w:hAnsi="Times New Roman"/>
@@ -5120,7 +5108,6 @@
         </w:rPr>
         <w:t>下半）。</w:t>
       </w:r>
-      <w:bookmarkEnd w:id="1"/>
     </w:p>
     <w:p>
       <w:pPr>
@@ -5249,12 +5236,6 @@
         <w:gridCol w:w="2700"/>
       </w:tblGrid>
       <w:tr>
-        <w:tblPrEx>
-          <w:tblCellMar>
-            <w:top w:w="0" w:type="dxa"/>
-            <w:bottom w:w="0" w:type="dxa"/>
-          </w:tblCellMar>
-        </w:tblPrEx>
         <w:trPr>
           <w:tblHeader/>
         </w:trPr>
@@ -5382,12 +5363,6 @@
         </w:tc>
       </w:tr>
       <w:tr>
-        <w:tblPrEx>
-          <w:tblCellMar>
-            <w:top w:w="0" w:type="dxa"/>
-            <w:bottom w:w="0" w:type="dxa"/>
-          </w:tblCellMar>
-        </w:tblPrEx>
         <w:tc>
           <w:tcPr>
             <w:tcW w:w="3400" w:type="dxa"/>
@@ -5480,12 +5455,6 @@
         </w:tc>
       </w:tr>
       <w:tr>
-        <w:tblPrEx>
-          <w:tblCellMar>
-            <w:top w:w="0" w:type="dxa"/>
-            <w:bottom w:w="0" w:type="dxa"/>
-          </w:tblCellMar>
-        </w:tblPrEx>
         <w:tc>
           <w:tcPr>
             <w:tcW w:w="3400" w:type="dxa"/>
@@ -5542,7 +5511,13 @@
               <w:rPr>
                 <w:rFonts w:hint="eastAsia"/>
               </w:rPr>
-              <w:t>0.825</w:t>
+              <w:t>0.8</w:t>
+            </w:r>
+            <w:r>
+              <w:rPr>
+                <w:rFonts w:hint="eastAsia"/>
+              </w:rPr>
+              <w:t>19</w:t>
             </w:r>
           </w:p>
         </w:tc>
@@ -5579,12 +5554,6 @@
         </w:tc>
       </w:tr>
       <w:tr>
-        <w:tblPrEx>
-          <w:tblCellMar>
-            <w:top w:w="0" w:type="dxa"/>
-            <w:bottom w:w="0" w:type="dxa"/>
-          </w:tblCellMar>
-        </w:tblPrEx>
         <w:tc>
           <w:tcPr>
             <w:tcW w:w="3400" w:type="dxa"/>
@@ -5635,9 +5604,6 @@
             <w:pPr>
               <w:spacing w:line="276" w:lineRule="auto"/>
               <w:jc w:val="center"/>
-              <w:rPr>
-                <w:rFonts w:hint="eastAsia"/>
-              </w:rPr>
             </w:pPr>
             <w:r>
               <w:rPr>
@@ -5680,12 +5646,6 @@
         </w:tc>
       </w:tr>
       <w:tr>
-        <w:tblPrEx>
-          <w:tblCellMar>
-            <w:top w:w="0" w:type="dxa"/>
-            <w:bottom w:w="0" w:type="dxa"/>
-          </w:tblCellMar>
-        </w:tblPrEx>
         <w:tc>
           <w:tcPr>
             <w:tcW w:w="3400" w:type="dxa"/>
@@ -5741,7 +5701,13 @@
               <w:rPr>
                 <w:rFonts w:hint="eastAsia"/>
               </w:rPr>
-              <w:t>0.763</w:t>
+              <w:t>0.7</w:t>
+            </w:r>
+            <w:r>
+              <w:rPr>
+                <w:rFonts w:hint="eastAsia"/>
+              </w:rPr>
+              <w:t>59</w:t>
             </w:r>
           </w:p>
         </w:tc>
@@ -5794,12 +5760,6 @@
         </w:tc>
       </w:tr>
       <w:tr>
-        <w:tblPrEx>
-          <w:tblCellMar>
-            <w:top w:w="0" w:type="dxa"/>
-            <w:bottom w:w="0" w:type="dxa"/>
-          </w:tblCellMar>
-        </w:tblPrEx>
         <w:tc>
           <w:tcPr>
             <w:tcW w:w="3400" w:type="dxa"/>
@@ -5924,12 +5884,6 @@
         </w:tc>
       </w:tr>
       <w:tr>
-        <w:tblPrEx>
-          <w:tblCellMar>
-            <w:top w:w="0" w:type="dxa"/>
-            <w:bottom w:w="0" w:type="dxa"/>
-          </w:tblCellMar>
-        </w:tblPrEx>
         <w:tc>
           <w:tcPr>
             <w:tcW w:w="3400" w:type="dxa"/>
@@ -6088,12 +6042,6 @@
         </w:tc>
       </w:tr>
       <w:tr>
-        <w:tblPrEx>
-          <w:tblCellMar>
-            <w:top w:w="0" w:type="dxa"/>
-            <w:bottom w:w="0" w:type="dxa"/>
-          </w:tblCellMar>
-        </w:tblPrEx>
         <w:tc>
           <w:tcPr>
             <w:tcW w:w="3400" w:type="dxa"/>
@@ -6202,12 +6150,6 @@
         </w:tc>
       </w:tr>
       <w:tr>
-        <w:tblPrEx>
-          <w:tblCellMar>
-            <w:top w:w="0" w:type="dxa"/>
-            <w:bottom w:w="0" w:type="dxa"/>
-          </w:tblCellMar>
-        </w:tblPrEx>
         <w:tc>
           <w:tcPr>
             <w:tcW w:w="3400" w:type="dxa"/>
@@ -6350,6 +6292,9 @@
       <w:pPr>
         <w:spacing w:after="120" w:line="276" w:lineRule="auto"/>
         <w:jc w:val="both"/>
+        <w:rPr>
+          <w:rFonts w:ascii="Times New Roman" w:eastAsia="標楷體" w:hAnsi="Times New Roman" w:hint="eastAsia"/>
+        </w:rPr>
       </w:pPr>
       <w:proofErr w:type="gramStart"/>
       <w:r>
@@ -6369,7 +6314,21 @@
         <w:rPr>
           <w:rFonts w:ascii="Times New Roman" w:eastAsia="標楷體" w:hAnsi="Times New Roman"/>
         </w:rPr>
-        <w:t xml:space="preserve"> px/mm </w:t>
+        <w:t xml:space="preserve"> </w:t>
+      </w:r>
+      <w:proofErr w:type="spellStart"/>
+      <w:r>
+        <w:rPr>
+          <w:rFonts w:ascii="Times New Roman" w:eastAsia="標楷體" w:hAnsi="Times New Roman"/>
+        </w:rPr>
+        <w:t>px</w:t>
+      </w:r>
+      <w:proofErr w:type="spellEnd"/>
+      <w:r>
+        <w:rPr>
+          <w:rFonts w:ascii="Times New Roman" w:eastAsia="標楷體" w:hAnsi="Times New Roman"/>
+        </w:rPr>
+        <w:t xml:space="preserve">/mm </w:t>
       </w:r>
       <w:r>
         <w:rPr>
@@ -6385,24 +6344,9 @@
       </w:r>
       <w:r>
         <w:rPr>
-          <w:rFonts w:ascii="Times New Roman" w:eastAsia="標楷體" w:hAnsi="Times New Roman"/>
-          <w:shd w:val="clear" w:color="auto" w:fill="FFFF00"/>
-        </w:rPr>
-        <w:t>【約</w:t>
-      </w:r>
-      <w:r>
-        <w:rPr>
-          <w:rFonts w:ascii="Times New Roman" w:eastAsia="標楷體" w:hAnsi="Times New Roman"/>
-          <w:shd w:val="clear" w:color="auto" w:fill="FFFF00"/>
-        </w:rPr>
-        <w:t xml:space="preserve"> 0.41</w:t>
-      </w:r>
-      <w:r>
-        <w:rPr>
-          <w:rFonts w:ascii="Times New Roman" w:eastAsia="標楷體" w:hAnsi="Times New Roman"/>
-          <w:shd w:val="clear" w:color="auto" w:fill="FFFF00"/>
-        </w:rPr>
-        <w:t>】</w:t>
+          <w:rFonts w:ascii="Times New Roman" w:eastAsia="標楷體" w:hAnsi="Times New Roman" w:hint="eastAsia"/>
+        </w:rPr>
+        <w:t>0.407</w:t>
       </w:r>
       <w:r>
         <w:rPr>
@@ -6424,10 +6368,9 @@
       </w:r>
       <w:r>
         <w:rPr>
-          <w:rFonts w:ascii="Times New Roman" w:eastAsia="標楷體" w:hAnsi="Times New Roman"/>
-          <w:shd w:val="clear" w:color="auto" w:fill="FFFF00"/>
-        </w:rPr>
-        <w:t>【】</w:t>
+          <w:rFonts w:ascii="Times New Roman" w:eastAsia="標楷體" w:hAnsi="Times New Roman" w:hint="eastAsia"/>
+        </w:rPr>
+        <w:t>0.076</w:t>
       </w:r>
       <w:r>
         <w:rPr>
@@ -6443,10 +6386,9 @@
       </w:r>
       <w:r>
         <w:rPr>
-          <w:rFonts w:ascii="Times New Roman" w:eastAsia="標楷體" w:hAnsi="Times New Roman"/>
-          <w:shd w:val="clear" w:color="auto" w:fill="FFFF00"/>
-        </w:rPr>
-        <w:t>【】</w:t>
+          <w:rFonts w:ascii="Times New Roman" w:eastAsia="標楷體" w:hAnsi="Times New Roman" w:hint="eastAsia"/>
+        </w:rPr>
+        <w:t>0.052</w:t>
       </w:r>
       <w:r>
         <w:rPr>
@@ -6468,10 +6410,9 @@
       </w:r>
       <w:r>
         <w:rPr>
-          <w:rFonts w:ascii="Times New Roman" w:eastAsia="標楷體" w:hAnsi="Times New Roman"/>
-          <w:shd w:val="clear" w:color="auto" w:fill="FFFF00"/>
-        </w:rPr>
-        <w:t>【】</w:t>
+          <w:rFonts w:ascii="Times New Roman" w:eastAsia="標楷體" w:hAnsi="Times New Roman" w:hint="eastAsia"/>
+        </w:rPr>
+        <w:t>0.678</w:t>
       </w:r>
       <w:r>
         <w:rPr>
@@ -6489,7 +6430,59 @@
         <w:rPr>
           <w:rFonts w:ascii="Times New Roman" w:eastAsia="標楷體" w:hAnsi="Times New Roman"/>
         </w:rPr>
-        <w:t>比較未正規化與正規化後、</w:t>
+        <w:t>比較未正規化</w:t>
+      </w:r>
+      <w:proofErr w:type="gramStart"/>
+      <w:r>
+        <w:rPr>
+          <w:rFonts w:ascii="Times New Roman" w:eastAsia="標楷體" w:hAnsi="Times New Roman"/>
+        </w:rPr>
+        <w:t>與長邊正規</w:t>
+      </w:r>
+      <w:proofErr w:type="gramEnd"/>
+      <w:r>
+        <w:rPr>
+          <w:rFonts w:ascii="Times New Roman" w:eastAsia="標楷體" w:hAnsi="Times New Roman"/>
+        </w:rPr>
+        <w:t>化、以及是否加入年齡之</w:t>
+      </w:r>
+      <w:r>
+        <w:rPr>
+          <w:rFonts w:ascii="Times New Roman" w:eastAsia="標楷體" w:hAnsi="Times New Roman"/>
+        </w:rPr>
+        <w:t xml:space="preserve"> out-of-fold </w:t>
+      </w:r>
+      <w:r>
+        <w:rPr>
+          <w:rFonts w:ascii="Times New Roman" w:eastAsia="標楷體" w:hAnsi="Times New Roman"/>
+        </w:rPr>
+        <w:t>效能。本研究採用之「</w:t>
+      </w:r>
+      <w:proofErr w:type="gramStart"/>
+      <w:r>
+        <w:rPr>
+          <w:rFonts w:ascii="Times New Roman" w:eastAsia="標楷體" w:hAnsi="Times New Roman"/>
+        </w:rPr>
+        <w:t>長邊正規</w:t>
+      </w:r>
+      <w:proofErr w:type="gramEnd"/>
+      <w:r>
+        <w:rPr>
+          <w:rFonts w:ascii="Times New Roman" w:eastAsia="標楷體" w:hAnsi="Times New Roman"/>
+        </w:rPr>
+        <w:t>化</w:t>
+      </w:r>
+      <w:r>
+        <w:rPr>
+          <w:rFonts w:ascii="Times New Roman" w:eastAsia="標楷體" w:hAnsi="Times New Roman"/>
+        </w:rPr>
+        <w:t xml:space="preserve"> + </w:t>
+      </w:r>
+      <w:r>
+        <w:rPr>
+          <w:rFonts w:ascii="Times New Roman" w:eastAsia="標楷體" w:hAnsi="Times New Roman"/>
+        </w:rPr>
+        <w:t>年齡」</w:t>
       </w:r>
       <w:r>
         <w:rPr>
@@ -6501,58 +6494,6 @@
         <w:rPr>
           <w:rFonts w:ascii="Times New Roman" w:eastAsia="標楷體" w:hAnsi="Times New Roman"/>
         </w:rPr>
-        <w:t>與線性</w:t>
-      </w:r>
-      <w:proofErr w:type="gramStart"/>
-      <w:r>
-        <w:rPr>
-          <w:rFonts w:ascii="Times New Roman" w:eastAsia="標楷體" w:hAnsi="Times New Roman"/>
-        </w:rPr>
-        <w:t>迴</w:t>
-      </w:r>
-      <w:proofErr w:type="gramEnd"/>
-      <w:r>
-        <w:rPr>
-          <w:rFonts w:ascii="Times New Roman" w:eastAsia="標楷體" w:hAnsi="Times New Roman"/>
-        </w:rPr>
-        <w:t>歸之</w:t>
-      </w:r>
-      <w:r>
-        <w:rPr>
-          <w:rFonts w:ascii="Times New Roman" w:eastAsia="標楷體" w:hAnsi="Times New Roman"/>
-        </w:rPr>
-        <w:t xml:space="preserve"> out-of-fold </w:t>
-      </w:r>
-      <w:r>
-        <w:rPr>
-          <w:rFonts w:ascii="Times New Roman" w:eastAsia="標楷體" w:hAnsi="Times New Roman"/>
-        </w:rPr>
-        <w:t>效能。</w:t>
-      </w:r>
-      <w:proofErr w:type="gramStart"/>
-      <w:r>
-        <w:rPr>
-          <w:rFonts w:ascii="Times New Roman" w:eastAsia="標楷體" w:hAnsi="Times New Roman"/>
-        </w:rPr>
-        <w:t>採用長邊正規</w:t>
-      </w:r>
-      <w:proofErr w:type="gramEnd"/>
-      <w:r>
-        <w:rPr>
-          <w:rFonts w:ascii="Times New Roman" w:eastAsia="標楷體" w:hAnsi="Times New Roman"/>
-        </w:rPr>
-        <w:t>化之</w:t>
-      </w:r>
-      <w:r>
-        <w:rPr>
-          <w:rFonts w:ascii="Times New Roman" w:eastAsia="標楷體" w:hAnsi="Times New Roman"/>
-        </w:rPr>
-        <w:t xml:space="preserve"> ANN </w:t>
-      </w:r>
-      <w:r>
-        <w:rPr>
-          <w:rFonts w:ascii="Times New Roman" w:eastAsia="標楷體" w:hAnsi="Times New Roman"/>
-        </w:rPr>
         <w:t>於校正後達</w:t>
       </w:r>
       <w:r>
@@ -6563,10 +6504,9 @@
       </w:r>
       <w:r>
         <w:rPr>
-          <w:rFonts w:ascii="Times New Roman" w:eastAsia="標楷體" w:hAnsi="Times New Roman"/>
-          <w:shd w:val="clear" w:color="auto" w:fill="FFFF00"/>
-        </w:rPr>
-        <w:t>【】</w:t>
+          <w:rFonts w:ascii="Times New Roman" w:eastAsia="標楷體" w:hAnsi="Times New Roman" w:hint="eastAsia"/>
+        </w:rPr>
+        <w:t>1.054</w:t>
       </w:r>
       <w:r>
         <w:rPr>
@@ -6576,10 +6516,9 @@
       </w:r>
       <w:r>
         <w:rPr>
-          <w:rFonts w:ascii="Times New Roman" w:eastAsia="標楷體" w:hAnsi="Times New Roman"/>
-          <w:shd w:val="clear" w:color="auto" w:fill="FFFF00"/>
-        </w:rPr>
-        <w:t>【】</w:t>
+          <w:rFonts w:ascii="Times New Roman" w:eastAsia="標楷體" w:hAnsi="Times New Roman" w:hint="eastAsia"/>
+        </w:rPr>
+        <w:t>0</w:t>
       </w:r>
       <w:r>
         <w:rPr>
@@ -6601,10 +6540,9 @@
       </w:r>
       <w:r>
         <w:rPr>
-          <w:rFonts w:ascii="Times New Roman" w:eastAsia="標楷體" w:hAnsi="Times New Roman"/>
-          <w:shd w:val="clear" w:color="auto" w:fill="FFFF00"/>
-        </w:rPr>
-        <w:t>【】</w:t>
+          <w:rFonts w:ascii="Times New Roman" w:eastAsia="標楷體" w:hAnsi="Times New Roman" w:hint="eastAsia"/>
+        </w:rPr>
+        <w:t>1.376</w:t>
       </w:r>
       <w:r>
         <w:rPr>
@@ -6626,10 +6564,9 @@
       </w:r>
       <w:r>
         <w:rPr>
-          <w:rFonts w:ascii="Times New Roman" w:eastAsia="標楷體" w:hAnsi="Times New Roman"/>
-          <w:shd w:val="clear" w:color="auto" w:fill="FFFF00"/>
-        </w:rPr>
-        <w:t>【】</w:t>
+          <w:rFonts w:ascii="Times New Roman" w:eastAsia="標楷體" w:hAnsi="Times New Roman" w:hint="eastAsia"/>
+        </w:rPr>
+        <w:t>0.689</w:t>
       </w:r>
       <w:r>
         <w:rPr>
@@ -6645,10 +6582,9 @@
       </w:r>
       <w:r>
         <w:rPr>
-          <w:rFonts w:ascii="Times New Roman" w:eastAsia="標楷體" w:hAnsi="Times New Roman"/>
-          <w:shd w:val="clear" w:color="auto" w:fill="FFFF00"/>
-        </w:rPr>
-        <w:t>【】</w:t>
+          <w:rFonts w:ascii="Times New Roman" w:eastAsia="標楷體" w:hAnsi="Times New Roman" w:hint="eastAsia"/>
+        </w:rPr>
+        <w:t>0.475</w:t>
       </w:r>
       <w:r>
         <w:rPr>
@@ -6664,10 +6600,9 @@
       </w:r>
       <w:r>
         <w:rPr>
-          <w:rFonts w:ascii="Times New Roman" w:eastAsia="標楷體" w:hAnsi="Times New Roman"/>
-          <w:shd w:val="clear" w:color="auto" w:fill="FFFF00"/>
-        </w:rPr>
-        <w:t>【】</w:t>
+          <w:rFonts w:ascii="Times New Roman" w:eastAsia="標楷體" w:hAnsi="Times New Roman" w:hint="eastAsia"/>
+        </w:rPr>
+        <w:t xml:space="preserve">56.7 </w:t>
       </w:r>
       <w:r>
         <w:rPr>
@@ -6689,10 +6624,9 @@
       </w:r>
       <w:r>
         <w:rPr>
-          <w:rFonts w:ascii="Times New Roman" w:eastAsia="標楷體" w:hAnsi="Times New Roman"/>
-          <w:shd w:val="clear" w:color="auto" w:fill="FFFF00"/>
-        </w:rPr>
-        <w:t>【】</w:t>
+          <w:rFonts w:ascii="Times New Roman" w:eastAsia="標楷體" w:hAnsi="Times New Roman" w:hint="eastAsia"/>
+        </w:rPr>
+        <w:t>-0.466</w:t>
       </w:r>
       <w:r>
         <w:rPr>
@@ -6726,10 +6660,9 @@
       </w:r>
       <w:r>
         <w:rPr>
-          <w:rFonts w:ascii="Times New Roman" w:eastAsia="標楷體" w:hAnsi="Times New Roman"/>
-          <w:shd w:val="clear" w:color="auto" w:fill="FFFF00"/>
-        </w:rPr>
-        <w:t>【】</w:t>
+          <w:rFonts w:ascii="Times New Roman" w:eastAsia="標楷體" w:hAnsi="Times New Roman" w:hint="eastAsia"/>
+        </w:rPr>
+        <w:t>1.127</w:t>
       </w:r>
       <w:r>
         <w:rPr>
@@ -6784,7 +6717,7 @@
     </w:p>
     <w:p>
       <w:pPr>
-        <w:spacing w:before="120" w:after="80" w:line="276" w:lineRule="auto"/>
+        <w:spacing w:before="120" w:after="80"/>
         <w:jc w:val="center"/>
       </w:pPr>
       <w:r>
@@ -6837,7 +6770,7 @@
           <w:sz w:val="22"/>
           <w:szCs w:val="22"/>
         </w:rPr>
-        <w:t>out-of-fold</w:t>
+        <w:t>ANN</w:t>
       </w:r>
       <w:r>
         <w:rPr>
@@ -6857,7 +6790,7 @@
           <w:sz w:val="22"/>
           <w:szCs w:val="22"/>
         </w:rPr>
-        <w:t>n = 26</w:t>
+        <w:t>out-of-fold</w:t>
       </w:r>
       <w:r>
         <w:rPr>
@@ -6867,7 +6800,7 @@
           <w:sz w:val="22"/>
           <w:szCs w:val="22"/>
         </w:rPr>
-        <w:t>；</w:t>
+        <w:t>，</w:t>
       </w:r>
       <w:r>
         <w:rPr>
@@ -6877,7 +6810,7 @@
           <w:sz w:val="22"/>
           <w:szCs w:val="22"/>
         </w:rPr>
-        <w:t xml:space="preserve">10 </w:t>
+        <w:t>n = 26</w:t>
       </w:r>
       <w:r>
         <w:rPr>
@@ -6887,7 +6820,7 @@
           <w:sz w:val="22"/>
           <w:szCs w:val="22"/>
         </w:rPr>
-        <w:t>次重複</w:t>
+        <w:t>；</w:t>
       </w:r>
       <w:r>
         <w:rPr>
@@ -6897,9 +6830,8 @@
           <w:sz w:val="22"/>
           <w:szCs w:val="22"/>
         </w:rPr>
-        <w:t xml:space="preserve"> × 5 </w:t>
-      </w:r>
-      <w:proofErr w:type="gramStart"/>
+        <w:t xml:space="preserve">10 </w:t>
+      </w:r>
       <w:r>
         <w:rPr>
           <w:rFonts w:ascii="Times New Roman" w:eastAsia="標楷體" w:hAnsi="Times New Roman"/>
@@ -6908,9 +6840,8 @@
           <w:sz w:val="22"/>
           <w:szCs w:val="22"/>
         </w:rPr>
-        <w:t>個</w:t>
-      </w:r>
-      <w:proofErr w:type="gramEnd"/>
+        <w:t>次重複</w:t>
+      </w:r>
       <w:r>
         <w:rPr>
           <w:rFonts w:ascii="Times New Roman" w:eastAsia="標楷體" w:hAnsi="Times New Roman"/>
@@ -6919,8 +6850,9 @@
           <w:sz w:val="22"/>
           <w:szCs w:val="22"/>
         </w:rPr>
-        <w:t>訓練種子之</w:t>
-      </w:r>
+        <w:t xml:space="preserve"> × 5 </w:t>
+      </w:r>
+      <w:proofErr w:type="gramStart"/>
       <w:r>
         <w:rPr>
           <w:rFonts w:ascii="Times New Roman" w:eastAsia="標楷體" w:hAnsi="Times New Roman"/>
@@ -6929,9 +6861,9 @@
           <w:sz w:val="22"/>
           <w:szCs w:val="22"/>
         </w:rPr>
-        <w:t xml:space="preserve"> mean ± SD</w:t>
-      </w:r>
-      <w:proofErr w:type="gramStart"/>
+        <w:t>個</w:t>
+      </w:r>
+      <w:proofErr w:type="gramEnd"/>
       <w:r>
         <w:rPr>
           <w:rFonts w:ascii="Times New Roman" w:eastAsia="標楷體" w:hAnsi="Times New Roman"/>
@@ -6940,13 +6872,34 @@
           <w:sz w:val="22"/>
           <w:szCs w:val="22"/>
         </w:rPr>
+        <w:t>訓練種子之</w:t>
+      </w:r>
+      <w:r>
+        <w:rPr>
+          <w:rFonts w:ascii="Times New Roman" w:eastAsia="標楷體" w:hAnsi="Times New Roman"/>
+          <w:b/>
+          <w:bCs/>
+          <w:sz w:val="22"/>
+          <w:szCs w:val="22"/>
+        </w:rPr>
+        <w:t xml:space="preserve"> mean ± SD</w:t>
+      </w:r>
+      <w:proofErr w:type="gramStart"/>
+      <w:r>
+        <w:rPr>
+          <w:rFonts w:ascii="Times New Roman" w:eastAsia="標楷體" w:hAnsi="Times New Roman"/>
+          <w:b/>
+          <w:bCs/>
+          <w:sz w:val="22"/>
+          <w:szCs w:val="22"/>
+        </w:rPr>
         <w:t>）</w:t>
       </w:r>
       <w:proofErr w:type="gramEnd"/>
     </w:p>
     <w:tbl>
       <w:tblPr>
-        <w:tblW w:w="9100" w:type="dxa"/>
+        <w:tblW w:w="9280" w:type="dxa"/>
         <w:tblBorders>
           <w:top w:val="single" w:sz="4" w:space="0" w:color="auto"/>
           <w:left w:val="single" w:sz="4" w:space="0" w:color="auto"/>
@@ -6962,27 +6915,22 @@
         <w:tblLook w:val="0000" w:firstRow="0" w:lastRow="0" w:firstColumn="0" w:lastColumn="0" w:noHBand="0" w:noVBand="0"/>
       </w:tblPr>
       <w:tblGrid>
-        <w:gridCol w:w="2600"/>
-        <w:gridCol w:w="1100"/>
-        <w:gridCol w:w="1100"/>
-        <w:gridCol w:w="900"/>
-        <w:gridCol w:w="900"/>
-        <w:gridCol w:w="1200"/>
-        <w:gridCol w:w="1300"/>
+        <w:gridCol w:w="3376"/>
+        <w:gridCol w:w="872"/>
+        <w:gridCol w:w="992"/>
+        <w:gridCol w:w="786"/>
+        <w:gridCol w:w="880"/>
+        <w:gridCol w:w="1149"/>
+        <w:gridCol w:w="1225"/>
       </w:tblGrid>
       <w:tr>
-        <w:tblPrEx>
-          <w:tblCellMar>
-            <w:top w:w="0" w:type="dxa"/>
-            <w:bottom w:w="0" w:type="dxa"/>
-          </w:tblCellMar>
-        </w:tblPrEx>
         <w:trPr>
+          <w:trHeight w:val="911"/>
           <w:tblHeader/>
         </w:trPr>
         <w:tc>
           <w:tcPr>
-            <w:tcW w:w="2600" w:type="dxa"/>
+            <w:tcW w:w="3376" w:type="dxa"/>
             <w:tcBorders>
               <w:top w:val="single" w:sz="4" w:space="0" w:color="000000"/>
               <w:left w:val="single" w:sz="4" w:space="0" w:color="000000"/>
@@ -7036,7 +6984,7 @@
         </w:tc>
         <w:tc>
           <w:tcPr>
-            <w:tcW w:w="1100" w:type="dxa"/>
+            <w:tcW w:w="872" w:type="dxa"/>
             <w:tcBorders>
               <w:top w:val="single" w:sz="4" w:space="0" w:color="000000"/>
               <w:left w:val="single" w:sz="4" w:space="0" w:color="000000"/>
@@ -7070,7 +7018,7 @@
         </w:tc>
         <w:tc>
           <w:tcPr>
-            <w:tcW w:w="1100" w:type="dxa"/>
+            <w:tcW w:w="992" w:type="dxa"/>
             <w:tcBorders>
               <w:top w:val="single" w:sz="4" w:space="0" w:color="000000"/>
               <w:left w:val="single" w:sz="4" w:space="0" w:color="000000"/>
@@ -7104,7 +7052,7 @@
         </w:tc>
         <w:tc>
           <w:tcPr>
-            <w:tcW w:w="900" w:type="dxa"/>
+            <w:tcW w:w="786" w:type="dxa"/>
             <w:tcBorders>
               <w:top w:val="single" w:sz="4" w:space="0" w:color="000000"/>
               <w:left w:val="single" w:sz="4" w:space="0" w:color="000000"/>
@@ -7138,7 +7086,7 @@
         </w:tc>
         <w:tc>
           <w:tcPr>
-            <w:tcW w:w="900" w:type="dxa"/>
+            <w:tcW w:w="880" w:type="dxa"/>
             <w:tcBorders>
               <w:top w:val="single" w:sz="4" w:space="0" w:color="000000"/>
               <w:left w:val="single" w:sz="4" w:space="0" w:color="000000"/>
@@ -7172,7 +7120,7 @@
         </w:tc>
         <w:tc>
           <w:tcPr>
-            <w:tcW w:w="1200" w:type="dxa"/>
+            <w:tcW w:w="1149" w:type="dxa"/>
             <w:tcBorders>
               <w:top w:val="single" w:sz="4" w:space="0" w:color="000000"/>
               <w:left w:val="single" w:sz="4" w:space="0" w:color="000000"/>
@@ -7206,7 +7154,7 @@
         </w:tc>
         <w:tc>
           <w:tcPr>
-            <w:tcW w:w="1300" w:type="dxa"/>
+            <w:tcW w:w="1225" w:type="dxa"/>
             <w:tcBorders>
               <w:top w:val="single" w:sz="4" w:space="0" w:color="000000"/>
               <w:left w:val="single" w:sz="4" w:space="0" w:color="000000"/>
@@ -7250,15 +7198,12 @@
         </w:tc>
       </w:tr>
       <w:tr>
-        <w:tblPrEx>
-          <w:tblCellMar>
-            <w:top w:w="0" w:type="dxa"/>
-            <w:bottom w:w="0" w:type="dxa"/>
-          </w:tblCellMar>
-        </w:tblPrEx>
+        <w:trPr>
+          <w:trHeight w:val="544"/>
+        </w:trPr>
         <w:tc>
           <w:tcPr>
-            <w:tcW w:w="2600" w:type="dxa"/>
+            <w:tcW w:w="3376" w:type="dxa"/>
             <w:tcBorders>
               <w:top w:val="single" w:sz="4" w:space="0" w:color="000000"/>
               <w:left w:val="single" w:sz="4" w:space="0" w:color="000000"/>
@@ -7296,7 +7241,7 @@
         </w:tc>
         <w:tc>
           <w:tcPr>
-            <w:tcW w:w="1100" w:type="dxa"/>
+            <w:tcW w:w="872" w:type="dxa"/>
             <w:tcBorders>
               <w:top w:val="single" w:sz="4" w:space="0" w:color="000000"/>
               <w:left w:val="single" w:sz="4" w:space="0" w:color="000000"/>
@@ -7314,36 +7259,21 @@
             <w:pPr>
               <w:spacing w:line="276" w:lineRule="auto"/>
               <w:jc w:val="center"/>
+              <w:rPr>
+                <w:rFonts w:hint="eastAsia"/>
+              </w:rPr>
             </w:pPr>
             <w:r>
               <w:rPr>
-                <w:rFonts w:ascii="Times New Roman" w:eastAsia="標楷體" w:hAnsi="Times New Roman"/>
-                <w:sz w:val="20"/>
-                <w:szCs w:val="20"/>
-              </w:rPr>
-              <w:t>【</w:t>
-            </w:r>
-            <w:r>
-              <w:rPr>
-                <w:rFonts w:ascii="Times New Roman" w:eastAsia="標楷體" w:hAnsi="Times New Roman"/>
-                <w:sz w:val="20"/>
-                <w:szCs w:val="20"/>
-              </w:rPr>
-              <w:t xml:space="preserve"> </w:t>
-            </w:r>
-            <w:r>
-              <w:rPr>
-                <w:rFonts w:ascii="Times New Roman" w:eastAsia="標楷體" w:hAnsi="Times New Roman"/>
-                <w:sz w:val="20"/>
-                <w:szCs w:val="20"/>
-              </w:rPr>
-              <w:t>】</w:t>
+                <w:rFonts w:hint="eastAsia"/>
+              </w:rPr>
+              <w:t>1.366</w:t>
             </w:r>
           </w:p>
         </w:tc>
         <w:tc>
           <w:tcPr>
-            <w:tcW w:w="1100" w:type="dxa"/>
+            <w:tcW w:w="992" w:type="dxa"/>
             <w:tcBorders>
               <w:top w:val="single" w:sz="4" w:space="0" w:color="000000"/>
               <w:left w:val="single" w:sz="4" w:space="0" w:color="000000"/>
@@ -7361,36 +7291,21 @@
             <w:pPr>
               <w:spacing w:line="276" w:lineRule="auto"/>
               <w:jc w:val="center"/>
+              <w:rPr>
+                <w:rFonts w:hint="eastAsia"/>
+              </w:rPr>
             </w:pPr>
             <w:r>
               <w:rPr>
-                <w:rFonts w:ascii="Times New Roman" w:eastAsia="標楷體" w:hAnsi="Times New Roman"/>
-                <w:sz w:val="20"/>
-                <w:szCs w:val="20"/>
-              </w:rPr>
-              <w:t>【</w:t>
-            </w:r>
-            <w:r>
-              <w:rPr>
-                <w:rFonts w:ascii="Times New Roman" w:eastAsia="標楷體" w:hAnsi="Times New Roman"/>
-                <w:sz w:val="20"/>
-                <w:szCs w:val="20"/>
-              </w:rPr>
-              <w:t xml:space="preserve"> </w:t>
-            </w:r>
-            <w:r>
-              <w:rPr>
-                <w:rFonts w:ascii="Times New Roman" w:eastAsia="標楷體" w:hAnsi="Times New Roman"/>
-                <w:sz w:val="20"/>
-                <w:szCs w:val="20"/>
-              </w:rPr>
-              <w:t>】</w:t>
+                <w:rFonts w:hint="eastAsia"/>
+              </w:rPr>
+              <w:t>2.048</w:t>
             </w:r>
           </w:p>
         </w:tc>
         <w:tc>
           <w:tcPr>
-            <w:tcW w:w="900" w:type="dxa"/>
+            <w:tcW w:w="786" w:type="dxa"/>
             <w:tcBorders>
               <w:top w:val="single" w:sz="4" w:space="0" w:color="000000"/>
               <w:left w:val="single" w:sz="4" w:space="0" w:color="000000"/>
@@ -7408,36 +7323,21 @@
             <w:pPr>
               <w:spacing w:line="276" w:lineRule="auto"/>
               <w:jc w:val="center"/>
+              <w:rPr>
+                <w:rFonts w:hint="eastAsia"/>
+              </w:rPr>
             </w:pPr>
             <w:r>
               <w:rPr>
-                <w:rFonts w:ascii="Times New Roman" w:eastAsia="標楷體" w:hAnsi="Times New Roman"/>
-                <w:sz w:val="20"/>
-                <w:szCs w:val="20"/>
-              </w:rPr>
-              <w:t>【</w:t>
-            </w:r>
-            <w:r>
-              <w:rPr>
-                <w:rFonts w:ascii="Times New Roman" w:eastAsia="標楷體" w:hAnsi="Times New Roman"/>
-                <w:sz w:val="20"/>
-                <w:szCs w:val="20"/>
-              </w:rPr>
-              <w:t xml:space="preserve"> </w:t>
-            </w:r>
-            <w:r>
-              <w:rPr>
-                <w:rFonts w:ascii="Times New Roman" w:eastAsia="標楷體" w:hAnsi="Times New Roman"/>
-                <w:sz w:val="20"/>
-                <w:szCs w:val="20"/>
-              </w:rPr>
-              <w:t>】</w:t>
+                <w:rFonts w:hint="eastAsia"/>
+              </w:rPr>
+              <w:t>0.287</w:t>
             </w:r>
           </w:p>
         </w:tc>
         <w:tc>
           <w:tcPr>
-            <w:tcW w:w="900" w:type="dxa"/>
+            <w:tcW w:w="880" w:type="dxa"/>
             <w:tcBorders>
               <w:top w:val="single" w:sz="4" w:space="0" w:color="000000"/>
               <w:left w:val="single" w:sz="4" w:space="0" w:color="000000"/>
@@ -7455,36 +7355,21 @@
             <w:pPr>
               <w:spacing w:line="276" w:lineRule="auto"/>
               <w:jc w:val="center"/>
+              <w:rPr>
+                <w:rFonts w:hint="eastAsia"/>
+              </w:rPr>
             </w:pPr>
             <w:r>
               <w:rPr>
-                <w:rFonts w:ascii="Times New Roman" w:eastAsia="標楷體" w:hAnsi="Times New Roman"/>
-                <w:sz w:val="20"/>
-                <w:szCs w:val="20"/>
-              </w:rPr>
-              <w:t>【</w:t>
-            </w:r>
-            <w:r>
-              <w:rPr>
-                <w:rFonts w:ascii="Times New Roman" w:eastAsia="標楷體" w:hAnsi="Times New Roman"/>
-                <w:sz w:val="20"/>
-                <w:szCs w:val="20"/>
-              </w:rPr>
-              <w:t xml:space="preserve"> </w:t>
-            </w:r>
-            <w:r>
-              <w:rPr>
-                <w:rFonts w:ascii="Times New Roman" w:eastAsia="標楷體" w:hAnsi="Times New Roman"/>
-                <w:sz w:val="20"/>
-                <w:szCs w:val="20"/>
-              </w:rPr>
-              <w:t>】</w:t>
+                <w:rFonts w:hint="eastAsia"/>
+              </w:rPr>
+              <w:t>0.087</w:t>
             </w:r>
           </w:p>
         </w:tc>
         <w:tc>
           <w:tcPr>
-            <w:tcW w:w="1200" w:type="dxa"/>
+            <w:tcW w:w="1149" w:type="dxa"/>
             <w:tcBorders>
               <w:top w:val="single" w:sz="4" w:space="0" w:color="000000"/>
               <w:left w:val="single" w:sz="4" w:space="0" w:color="000000"/>
@@ -7502,36 +7387,21 @@
             <w:pPr>
               <w:spacing w:line="276" w:lineRule="auto"/>
               <w:jc w:val="center"/>
+              <w:rPr>
+                <w:rFonts w:hint="eastAsia"/>
+              </w:rPr>
             </w:pPr>
             <w:r>
               <w:rPr>
-                <w:rFonts w:ascii="Times New Roman" w:eastAsia="標楷體" w:hAnsi="Times New Roman"/>
-                <w:sz w:val="20"/>
-                <w:szCs w:val="20"/>
-              </w:rPr>
-              <w:t>【</w:t>
-            </w:r>
-            <w:r>
-              <w:rPr>
-                <w:rFonts w:ascii="Times New Roman" w:eastAsia="標楷體" w:hAnsi="Times New Roman"/>
-                <w:sz w:val="20"/>
-                <w:szCs w:val="20"/>
-              </w:rPr>
-              <w:t xml:space="preserve"> </w:t>
-            </w:r>
-            <w:r>
-              <w:rPr>
-                <w:rFonts w:ascii="Times New Roman" w:eastAsia="標楷體" w:hAnsi="Times New Roman"/>
-                <w:sz w:val="20"/>
-                <w:szCs w:val="20"/>
-              </w:rPr>
-              <w:t>】</w:t>
+                <w:rFonts w:hint="eastAsia"/>
+              </w:rPr>
+              <w:t>-0.453</w:t>
             </w:r>
           </w:p>
         </w:tc>
         <w:tc>
           <w:tcPr>
-            <w:tcW w:w="1300" w:type="dxa"/>
+            <w:tcW w:w="1225" w:type="dxa"/>
             <w:tcBorders>
               <w:top w:val="single" w:sz="4" w:space="0" w:color="000000"/>
               <w:left w:val="single" w:sz="4" w:space="0" w:color="000000"/>
@@ -7549,382 +7419,26 @@
             <w:pPr>
               <w:spacing w:line="276" w:lineRule="auto"/>
               <w:jc w:val="center"/>
+              <w:rPr>
+                <w:rFonts w:hint="eastAsia"/>
+              </w:rPr>
             </w:pPr>
             <w:r>
               <w:rPr>
-                <w:rFonts w:ascii="Times New Roman" w:eastAsia="標楷體" w:hAnsi="Times New Roman"/>
-                <w:sz w:val="20"/>
-                <w:szCs w:val="20"/>
-              </w:rPr>
-              <w:t>【</w:t>
-            </w:r>
-            <w:r>
-              <w:rPr>
-                <w:rFonts w:ascii="Times New Roman" w:eastAsia="標楷體" w:hAnsi="Times New Roman"/>
-                <w:sz w:val="20"/>
-                <w:szCs w:val="20"/>
-              </w:rPr>
-              <w:t xml:space="preserve"> </w:t>
-            </w:r>
-            <w:r>
-              <w:rPr>
-                <w:rFonts w:ascii="Times New Roman" w:eastAsia="標楷體" w:hAnsi="Times New Roman"/>
-                <w:sz w:val="20"/>
-                <w:szCs w:val="20"/>
-              </w:rPr>
-              <w:t>】</w:t>
+                <w:rFonts w:hint="eastAsia"/>
+              </w:rPr>
+              <w:t>50.1</w:t>
             </w:r>
           </w:p>
         </w:tc>
       </w:tr>
       <w:tr>
-        <w:tblPrEx>
-          <w:tblCellMar>
-            <w:top w:w="0" w:type="dxa"/>
-            <w:bottom w:w="0" w:type="dxa"/>
-          </w:tblCellMar>
-        </w:tblPrEx>
+        <w:trPr>
+          <w:trHeight w:val="454"/>
+        </w:trPr>
         <w:tc>
           <w:tcPr>
-            <w:tcW w:w="2600" w:type="dxa"/>
-            <w:tcBorders>
-              <w:top w:val="single" w:sz="4" w:space="0" w:color="000000"/>
-              <w:left w:val="single" w:sz="4" w:space="0" w:color="000000"/>
-              <w:bottom w:val="single" w:sz="4" w:space="0" w:color="000000"/>
-              <w:right w:val="single" w:sz="4" w:space="0" w:color="000000"/>
-            </w:tcBorders>
-            <w:tcMar>
-              <w:top w:w="40" w:type="dxa"/>
-              <w:left w:w="80" w:type="dxa"/>
-              <w:bottom w:w="40" w:type="dxa"/>
-              <w:right w:w="80" w:type="dxa"/>
-            </w:tcMar>
-          </w:tcPr>
-          <w:p>
-            <w:pPr>
-              <w:spacing w:line="276" w:lineRule="auto"/>
-            </w:pPr>
-            <w:r>
-              <w:rPr>
-                <w:rFonts w:ascii="Times New Roman" w:eastAsia="標楷體" w:hAnsi="Times New Roman"/>
-                <w:sz w:val="20"/>
-                <w:szCs w:val="20"/>
-              </w:rPr>
-              <w:t>未正規化，線性</w:t>
-            </w:r>
-            <w:proofErr w:type="gramStart"/>
-            <w:r>
-              <w:rPr>
-                <w:rFonts w:ascii="Times New Roman" w:eastAsia="標楷體" w:hAnsi="Times New Roman"/>
-                <w:sz w:val="20"/>
-                <w:szCs w:val="20"/>
-              </w:rPr>
-              <w:t>迴</w:t>
-            </w:r>
-            <w:proofErr w:type="gramEnd"/>
-            <w:r>
-              <w:rPr>
-                <w:rFonts w:ascii="Times New Roman" w:eastAsia="標楷體" w:hAnsi="Times New Roman"/>
-                <w:sz w:val="20"/>
-                <w:szCs w:val="20"/>
-              </w:rPr>
-              <w:t>歸</w:t>
-            </w:r>
-          </w:p>
-        </w:tc>
-        <w:tc>
-          <w:tcPr>
-            <w:tcW w:w="1100" w:type="dxa"/>
-            <w:tcBorders>
-              <w:top w:val="single" w:sz="4" w:space="0" w:color="000000"/>
-              <w:left w:val="single" w:sz="4" w:space="0" w:color="000000"/>
-              <w:bottom w:val="single" w:sz="4" w:space="0" w:color="000000"/>
-              <w:right w:val="single" w:sz="4" w:space="0" w:color="000000"/>
-            </w:tcBorders>
-            <w:tcMar>
-              <w:top w:w="40" w:type="dxa"/>
-              <w:left w:w="80" w:type="dxa"/>
-              <w:bottom w:w="40" w:type="dxa"/>
-              <w:right w:w="80" w:type="dxa"/>
-            </w:tcMar>
-          </w:tcPr>
-          <w:p>
-            <w:pPr>
-              <w:spacing w:line="276" w:lineRule="auto"/>
-              <w:jc w:val="center"/>
-            </w:pPr>
-            <w:r>
-              <w:rPr>
-                <w:rFonts w:ascii="Times New Roman" w:eastAsia="標楷體" w:hAnsi="Times New Roman"/>
-                <w:sz w:val="20"/>
-                <w:szCs w:val="20"/>
-              </w:rPr>
-              <w:t>【</w:t>
-            </w:r>
-            <w:r>
-              <w:rPr>
-                <w:rFonts w:ascii="Times New Roman" w:eastAsia="標楷體" w:hAnsi="Times New Roman"/>
-                <w:sz w:val="20"/>
-                <w:szCs w:val="20"/>
-              </w:rPr>
-              <w:t xml:space="preserve"> </w:t>
-            </w:r>
-            <w:r>
-              <w:rPr>
-                <w:rFonts w:ascii="Times New Roman" w:eastAsia="標楷體" w:hAnsi="Times New Roman"/>
-                <w:sz w:val="20"/>
-                <w:szCs w:val="20"/>
-              </w:rPr>
-              <w:t>】</w:t>
-            </w:r>
-          </w:p>
-        </w:tc>
-        <w:tc>
-          <w:tcPr>
-            <w:tcW w:w="1100" w:type="dxa"/>
-            <w:tcBorders>
-              <w:top w:val="single" w:sz="4" w:space="0" w:color="000000"/>
-              <w:left w:val="single" w:sz="4" w:space="0" w:color="000000"/>
-              <w:bottom w:val="single" w:sz="4" w:space="0" w:color="000000"/>
-              <w:right w:val="single" w:sz="4" w:space="0" w:color="000000"/>
-            </w:tcBorders>
-            <w:tcMar>
-              <w:top w:w="40" w:type="dxa"/>
-              <w:left w:w="80" w:type="dxa"/>
-              <w:bottom w:w="40" w:type="dxa"/>
-              <w:right w:w="80" w:type="dxa"/>
-            </w:tcMar>
-          </w:tcPr>
-          <w:p>
-            <w:pPr>
-              <w:spacing w:line="276" w:lineRule="auto"/>
-              <w:jc w:val="center"/>
-            </w:pPr>
-            <w:r>
-              <w:rPr>
-                <w:rFonts w:ascii="Times New Roman" w:eastAsia="標楷體" w:hAnsi="Times New Roman"/>
-                <w:sz w:val="20"/>
-                <w:szCs w:val="20"/>
-              </w:rPr>
-              <w:t>【</w:t>
-            </w:r>
-            <w:r>
-              <w:rPr>
-                <w:rFonts w:ascii="Times New Roman" w:eastAsia="標楷體" w:hAnsi="Times New Roman"/>
-                <w:sz w:val="20"/>
-                <w:szCs w:val="20"/>
-              </w:rPr>
-              <w:t xml:space="preserve"> </w:t>
-            </w:r>
-            <w:r>
-              <w:rPr>
-                <w:rFonts w:ascii="Times New Roman" w:eastAsia="標楷體" w:hAnsi="Times New Roman"/>
-                <w:sz w:val="20"/>
-                <w:szCs w:val="20"/>
-              </w:rPr>
-              <w:t>】</w:t>
-            </w:r>
-          </w:p>
-        </w:tc>
-        <w:tc>
-          <w:tcPr>
-            <w:tcW w:w="900" w:type="dxa"/>
-            <w:tcBorders>
-              <w:top w:val="single" w:sz="4" w:space="0" w:color="000000"/>
-              <w:left w:val="single" w:sz="4" w:space="0" w:color="000000"/>
-              <w:bottom w:val="single" w:sz="4" w:space="0" w:color="000000"/>
-              <w:right w:val="single" w:sz="4" w:space="0" w:color="000000"/>
-            </w:tcBorders>
-            <w:tcMar>
-              <w:top w:w="40" w:type="dxa"/>
-              <w:left w:w="80" w:type="dxa"/>
-              <w:bottom w:w="40" w:type="dxa"/>
-              <w:right w:w="80" w:type="dxa"/>
-            </w:tcMar>
-          </w:tcPr>
-          <w:p>
-            <w:pPr>
-              <w:spacing w:line="276" w:lineRule="auto"/>
-              <w:jc w:val="center"/>
-            </w:pPr>
-            <w:r>
-              <w:rPr>
-                <w:rFonts w:ascii="Times New Roman" w:eastAsia="標楷體" w:hAnsi="Times New Roman"/>
-                <w:sz w:val="20"/>
-                <w:szCs w:val="20"/>
-              </w:rPr>
-              <w:t>【</w:t>
-            </w:r>
-            <w:r>
-              <w:rPr>
-                <w:rFonts w:ascii="Times New Roman" w:eastAsia="標楷體" w:hAnsi="Times New Roman"/>
-                <w:sz w:val="20"/>
-                <w:szCs w:val="20"/>
-              </w:rPr>
-              <w:t xml:space="preserve"> </w:t>
-            </w:r>
-            <w:r>
-              <w:rPr>
-                <w:rFonts w:ascii="Times New Roman" w:eastAsia="標楷體" w:hAnsi="Times New Roman"/>
-                <w:sz w:val="20"/>
-                <w:szCs w:val="20"/>
-              </w:rPr>
-              <w:t>】</w:t>
-            </w:r>
-          </w:p>
-        </w:tc>
-        <w:tc>
-          <w:tcPr>
-            <w:tcW w:w="900" w:type="dxa"/>
-            <w:tcBorders>
-              <w:top w:val="single" w:sz="4" w:space="0" w:color="000000"/>
-              <w:left w:val="single" w:sz="4" w:space="0" w:color="000000"/>
-              <w:bottom w:val="single" w:sz="4" w:space="0" w:color="000000"/>
-              <w:right w:val="single" w:sz="4" w:space="0" w:color="000000"/>
-            </w:tcBorders>
-            <w:tcMar>
-              <w:top w:w="40" w:type="dxa"/>
-              <w:left w:w="80" w:type="dxa"/>
-              <w:bottom w:w="40" w:type="dxa"/>
-              <w:right w:w="80" w:type="dxa"/>
-            </w:tcMar>
-          </w:tcPr>
-          <w:p>
-            <w:pPr>
-              <w:spacing w:line="276" w:lineRule="auto"/>
-              <w:jc w:val="center"/>
-            </w:pPr>
-            <w:r>
-              <w:rPr>
-                <w:rFonts w:ascii="Times New Roman" w:eastAsia="標楷體" w:hAnsi="Times New Roman"/>
-                <w:sz w:val="20"/>
-                <w:szCs w:val="20"/>
-              </w:rPr>
-              <w:t>【</w:t>
-            </w:r>
-            <w:r>
-              <w:rPr>
-                <w:rFonts w:ascii="Times New Roman" w:eastAsia="標楷體" w:hAnsi="Times New Roman"/>
-                <w:sz w:val="20"/>
-                <w:szCs w:val="20"/>
-              </w:rPr>
-              <w:t xml:space="preserve"> </w:t>
-            </w:r>
-            <w:r>
-              <w:rPr>
-                <w:rFonts w:ascii="Times New Roman" w:eastAsia="標楷體" w:hAnsi="Times New Roman"/>
-                <w:sz w:val="20"/>
-                <w:szCs w:val="20"/>
-              </w:rPr>
-              <w:t>】</w:t>
-            </w:r>
-          </w:p>
-        </w:tc>
-        <w:tc>
-          <w:tcPr>
-            <w:tcW w:w="1200" w:type="dxa"/>
-            <w:tcBorders>
-              <w:top w:val="single" w:sz="4" w:space="0" w:color="000000"/>
-              <w:left w:val="single" w:sz="4" w:space="0" w:color="000000"/>
-              <w:bottom w:val="single" w:sz="4" w:space="0" w:color="000000"/>
-              <w:right w:val="single" w:sz="4" w:space="0" w:color="000000"/>
-            </w:tcBorders>
-            <w:tcMar>
-              <w:top w:w="40" w:type="dxa"/>
-              <w:left w:w="80" w:type="dxa"/>
-              <w:bottom w:w="40" w:type="dxa"/>
-              <w:right w:w="80" w:type="dxa"/>
-            </w:tcMar>
-          </w:tcPr>
-          <w:p>
-            <w:pPr>
-              <w:spacing w:line="276" w:lineRule="auto"/>
-              <w:jc w:val="center"/>
-            </w:pPr>
-            <w:r>
-              <w:rPr>
-                <w:rFonts w:ascii="Times New Roman" w:eastAsia="標楷體" w:hAnsi="Times New Roman"/>
-                <w:sz w:val="20"/>
-                <w:szCs w:val="20"/>
-              </w:rPr>
-              <w:t>【</w:t>
-            </w:r>
-            <w:r>
-              <w:rPr>
-                <w:rFonts w:ascii="Times New Roman" w:eastAsia="標楷體" w:hAnsi="Times New Roman"/>
-                <w:sz w:val="20"/>
-                <w:szCs w:val="20"/>
-              </w:rPr>
-              <w:t xml:space="preserve"> </w:t>
-            </w:r>
-            <w:r>
-              <w:rPr>
-                <w:rFonts w:ascii="Times New Roman" w:eastAsia="標楷體" w:hAnsi="Times New Roman"/>
-                <w:sz w:val="20"/>
-                <w:szCs w:val="20"/>
-              </w:rPr>
-              <w:t>】</w:t>
-            </w:r>
-          </w:p>
-        </w:tc>
-        <w:tc>
-          <w:tcPr>
-            <w:tcW w:w="1300" w:type="dxa"/>
-            <w:tcBorders>
-              <w:top w:val="single" w:sz="4" w:space="0" w:color="000000"/>
-              <w:left w:val="single" w:sz="4" w:space="0" w:color="000000"/>
-              <w:bottom w:val="single" w:sz="4" w:space="0" w:color="000000"/>
-              <w:right w:val="single" w:sz="4" w:space="0" w:color="000000"/>
-            </w:tcBorders>
-            <w:tcMar>
-              <w:top w:w="40" w:type="dxa"/>
-              <w:left w:w="80" w:type="dxa"/>
-              <w:bottom w:w="40" w:type="dxa"/>
-              <w:right w:w="80" w:type="dxa"/>
-            </w:tcMar>
-          </w:tcPr>
-          <w:p>
-            <w:pPr>
-              <w:spacing w:line="276" w:lineRule="auto"/>
-              <w:jc w:val="center"/>
-            </w:pPr>
-            <w:r>
-              <w:rPr>
-                <w:rFonts w:ascii="Times New Roman" w:eastAsia="標楷體" w:hAnsi="Times New Roman"/>
-                <w:sz w:val="20"/>
-                <w:szCs w:val="20"/>
-              </w:rPr>
-              <w:t>【</w:t>
-            </w:r>
-            <w:r>
-              <w:rPr>
-                <w:rFonts w:ascii="Times New Roman" w:eastAsia="標楷體" w:hAnsi="Times New Roman"/>
-                <w:sz w:val="20"/>
-                <w:szCs w:val="20"/>
-              </w:rPr>
-              <w:t xml:space="preserve"> </w:t>
-            </w:r>
-            <w:r>
-              <w:rPr>
-                <w:rFonts w:ascii="Times New Roman" w:eastAsia="標楷體" w:hAnsi="Times New Roman"/>
-                <w:sz w:val="20"/>
-                <w:szCs w:val="20"/>
-              </w:rPr>
-              <w:t>】</w:t>
-            </w:r>
-          </w:p>
-        </w:tc>
-      </w:tr>
-      <w:tr>
-        <w:tblPrEx>
-          <w:tblCellMar>
-            <w:top w:w="0" w:type="dxa"/>
-            <w:bottom w:w="0" w:type="dxa"/>
-          </w:tblCellMar>
-        </w:tblPrEx>
-        <w:tc>
-          <w:tcPr>
-            <w:tcW w:w="2600" w:type="dxa"/>
+            <w:tcW w:w="3376" w:type="dxa"/>
             <w:tcBorders>
               <w:top w:val="single" w:sz="4" w:space="0" w:color="000000"/>
               <w:left w:val="single" w:sz="4" w:space="0" w:color="000000"/>
@@ -7958,21 +7472,13 @@
                 <w:sz w:val="20"/>
                 <w:szCs w:val="20"/>
               </w:rPr>
-              <w:t>化，</w:t>
-            </w:r>
-            <w:r>
-              <w:rPr>
-                <w:rFonts w:ascii="Times New Roman" w:eastAsia="標楷體" w:hAnsi="Times New Roman"/>
-                <w:sz w:val="20"/>
-                <w:szCs w:val="20"/>
-              </w:rPr>
-              <w:t>ANN</w:t>
+              <w:t>化</w:t>
             </w:r>
           </w:p>
         </w:tc>
         <w:tc>
           <w:tcPr>
-            <w:tcW w:w="1100" w:type="dxa"/>
+            <w:tcW w:w="872" w:type="dxa"/>
             <w:tcBorders>
               <w:top w:val="single" w:sz="4" w:space="0" w:color="000000"/>
               <w:left w:val="single" w:sz="4" w:space="0" w:color="000000"/>
@@ -7990,36 +7496,21 @@
             <w:pPr>
               <w:spacing w:line="276" w:lineRule="auto"/>
               <w:jc w:val="center"/>
+              <w:rPr>
+                <w:rFonts w:hint="eastAsia"/>
+              </w:rPr>
             </w:pPr>
             <w:r>
               <w:rPr>
-                <w:rFonts w:ascii="Times New Roman" w:eastAsia="標楷體" w:hAnsi="Times New Roman"/>
-                <w:sz w:val="20"/>
-                <w:szCs w:val="20"/>
-              </w:rPr>
-              <w:t>【</w:t>
-            </w:r>
-            <w:r>
-              <w:rPr>
-                <w:rFonts w:ascii="Times New Roman" w:eastAsia="標楷體" w:hAnsi="Times New Roman"/>
-                <w:sz w:val="20"/>
-                <w:szCs w:val="20"/>
-              </w:rPr>
-              <w:t xml:space="preserve"> </w:t>
-            </w:r>
-            <w:r>
-              <w:rPr>
-                <w:rFonts w:ascii="Times New Roman" w:eastAsia="標楷體" w:hAnsi="Times New Roman"/>
-                <w:sz w:val="20"/>
-                <w:szCs w:val="20"/>
-              </w:rPr>
-              <w:t>】</w:t>
+                <w:rFonts w:hint="eastAsia"/>
+              </w:rPr>
+              <w:t>1.127</w:t>
             </w:r>
           </w:p>
         </w:tc>
         <w:tc>
           <w:tcPr>
-            <w:tcW w:w="1100" w:type="dxa"/>
+            <w:tcW w:w="992" w:type="dxa"/>
             <w:tcBorders>
               <w:top w:val="single" w:sz="4" w:space="0" w:color="000000"/>
               <w:left w:val="single" w:sz="4" w:space="0" w:color="000000"/>
@@ -8037,36 +7528,21 @@
             <w:pPr>
               <w:spacing w:line="276" w:lineRule="auto"/>
               <w:jc w:val="center"/>
+              <w:rPr>
+                <w:rFonts w:hint="eastAsia"/>
+              </w:rPr>
             </w:pPr>
             <w:r>
               <w:rPr>
-                <w:rFonts w:ascii="Times New Roman" w:eastAsia="標楷體" w:hAnsi="Times New Roman"/>
-                <w:sz w:val="20"/>
-                <w:szCs w:val="20"/>
-              </w:rPr>
-              <w:t>【</w:t>
-            </w:r>
-            <w:r>
-              <w:rPr>
-                <w:rFonts w:ascii="Times New Roman" w:eastAsia="標楷體" w:hAnsi="Times New Roman"/>
-                <w:sz w:val="20"/>
-                <w:szCs w:val="20"/>
-              </w:rPr>
-              <w:t xml:space="preserve"> </w:t>
-            </w:r>
-            <w:r>
-              <w:rPr>
-                <w:rFonts w:ascii="Times New Roman" w:eastAsia="標楷體" w:hAnsi="Times New Roman"/>
-                <w:sz w:val="20"/>
-                <w:szCs w:val="20"/>
-              </w:rPr>
-              <w:t>】</w:t>
+                <w:rFonts w:hint="eastAsia"/>
+              </w:rPr>
+              <w:t>1.448</w:t>
             </w:r>
           </w:p>
         </w:tc>
         <w:tc>
           <w:tcPr>
-            <w:tcW w:w="900" w:type="dxa"/>
+            <w:tcW w:w="786" w:type="dxa"/>
             <w:tcBorders>
               <w:top w:val="single" w:sz="4" w:space="0" w:color="000000"/>
               <w:left w:val="single" w:sz="4" w:space="0" w:color="000000"/>
@@ -8084,36 +7560,21 @@
             <w:pPr>
               <w:spacing w:line="276" w:lineRule="auto"/>
               <w:jc w:val="center"/>
+              <w:rPr>
+                <w:rFonts w:hint="eastAsia"/>
+              </w:rPr>
             </w:pPr>
             <w:r>
               <w:rPr>
-                <w:rFonts w:ascii="Times New Roman" w:eastAsia="標楷體" w:hAnsi="Times New Roman"/>
-                <w:sz w:val="20"/>
-                <w:szCs w:val="20"/>
-              </w:rPr>
-              <w:t>【</w:t>
-            </w:r>
-            <w:r>
-              <w:rPr>
-                <w:rFonts w:ascii="Times New Roman" w:eastAsia="標楷體" w:hAnsi="Times New Roman"/>
-                <w:sz w:val="20"/>
-                <w:szCs w:val="20"/>
-              </w:rPr>
-              <w:t xml:space="preserve"> </w:t>
-            </w:r>
-            <w:r>
-              <w:rPr>
-                <w:rFonts w:ascii="Times New Roman" w:eastAsia="標楷體" w:hAnsi="Times New Roman"/>
-                <w:sz w:val="20"/>
-                <w:szCs w:val="20"/>
-              </w:rPr>
-              <w:t>】</w:t>
+                <w:rFonts w:hint="eastAsia"/>
+              </w:rPr>
+              <w:t>0.65</w:t>
             </w:r>
           </w:p>
         </w:tc>
         <w:tc>
           <w:tcPr>
-            <w:tcW w:w="900" w:type="dxa"/>
+            <w:tcW w:w="880" w:type="dxa"/>
             <w:tcBorders>
               <w:top w:val="single" w:sz="4" w:space="0" w:color="000000"/>
               <w:left w:val="single" w:sz="4" w:space="0" w:color="000000"/>
@@ -8131,36 +7592,21 @@
             <w:pPr>
               <w:spacing w:line="276" w:lineRule="auto"/>
               <w:jc w:val="center"/>
+              <w:rPr>
+                <w:rFonts w:hint="eastAsia"/>
+              </w:rPr>
             </w:pPr>
             <w:r>
               <w:rPr>
-                <w:rFonts w:ascii="Times New Roman" w:eastAsia="標楷體" w:hAnsi="Times New Roman"/>
-                <w:sz w:val="20"/>
-                <w:szCs w:val="20"/>
-              </w:rPr>
-              <w:t>【</w:t>
-            </w:r>
-            <w:r>
-              <w:rPr>
-                <w:rFonts w:ascii="Times New Roman" w:eastAsia="標楷體" w:hAnsi="Times New Roman"/>
-                <w:sz w:val="20"/>
-                <w:szCs w:val="20"/>
-              </w:rPr>
-              <w:t xml:space="preserve"> </w:t>
-            </w:r>
-            <w:r>
-              <w:rPr>
-                <w:rFonts w:ascii="Times New Roman" w:eastAsia="標楷體" w:hAnsi="Times New Roman"/>
-                <w:sz w:val="20"/>
-                <w:szCs w:val="20"/>
-              </w:rPr>
-              <w:t>】</w:t>
+                <w:rFonts w:hint="eastAsia"/>
+              </w:rPr>
+              <w:t>0.423</w:t>
             </w:r>
           </w:p>
         </w:tc>
         <w:tc>
           <w:tcPr>
-            <w:tcW w:w="1200" w:type="dxa"/>
+            <w:tcW w:w="1149" w:type="dxa"/>
             <w:tcBorders>
               <w:top w:val="single" w:sz="4" w:space="0" w:color="000000"/>
               <w:left w:val="single" w:sz="4" w:space="0" w:color="000000"/>
@@ -8178,36 +7624,21 @@
             <w:pPr>
               <w:spacing w:line="276" w:lineRule="auto"/>
               <w:jc w:val="center"/>
+              <w:rPr>
+                <w:rFonts w:hint="eastAsia"/>
+              </w:rPr>
             </w:pPr>
             <w:r>
               <w:rPr>
-                <w:rFonts w:ascii="Times New Roman" w:eastAsia="標楷體" w:hAnsi="Times New Roman"/>
-                <w:sz w:val="20"/>
-                <w:szCs w:val="20"/>
-              </w:rPr>
-              <w:t>【</w:t>
-            </w:r>
-            <w:r>
-              <w:rPr>
-                <w:rFonts w:ascii="Times New Roman" w:eastAsia="標楷體" w:hAnsi="Times New Roman"/>
-                <w:sz w:val="20"/>
-                <w:szCs w:val="20"/>
-              </w:rPr>
-              <w:t xml:space="preserve"> </w:t>
-            </w:r>
-            <w:r>
-              <w:rPr>
-                <w:rFonts w:ascii="Times New Roman" w:eastAsia="標楷體" w:hAnsi="Times New Roman"/>
-                <w:sz w:val="20"/>
-                <w:szCs w:val="20"/>
-              </w:rPr>
-              <w:t>】</w:t>
+                <w:rFonts w:hint="eastAsia"/>
+              </w:rPr>
+              <w:t>-0.506</w:t>
             </w:r>
           </w:p>
         </w:tc>
         <w:tc>
           <w:tcPr>
-            <w:tcW w:w="1300" w:type="dxa"/>
+            <w:tcW w:w="1225" w:type="dxa"/>
             <w:tcBorders>
               <w:top w:val="single" w:sz="4" w:space="0" w:color="000000"/>
               <w:left w:val="single" w:sz="4" w:space="0" w:color="000000"/>
@@ -8225,44 +7656,23 @@
             <w:pPr>
               <w:spacing w:line="276" w:lineRule="auto"/>
               <w:jc w:val="center"/>
+              <w:rPr>
+                <w:rFonts w:hint="eastAsia"/>
+              </w:rPr>
             </w:pPr>
             <w:r>
               <w:rPr>
-                <w:rFonts w:ascii="Times New Roman" w:eastAsia="標楷體" w:hAnsi="Times New Roman"/>
-                <w:sz w:val="20"/>
-                <w:szCs w:val="20"/>
-              </w:rPr>
-              <w:t>【</w:t>
-            </w:r>
-            <w:r>
-              <w:rPr>
-                <w:rFonts w:ascii="Times New Roman" w:eastAsia="標楷體" w:hAnsi="Times New Roman"/>
-                <w:sz w:val="20"/>
-                <w:szCs w:val="20"/>
-              </w:rPr>
-              <w:t xml:space="preserve"> </w:t>
-            </w:r>
-            <w:r>
-              <w:rPr>
-                <w:rFonts w:ascii="Times New Roman" w:eastAsia="標楷體" w:hAnsi="Times New Roman"/>
-                <w:sz w:val="20"/>
-                <w:szCs w:val="20"/>
-              </w:rPr>
-              <w:t>】</w:t>
+                <w:rFonts w:hint="eastAsia"/>
+              </w:rPr>
+              <w:t>53</w:t>
             </w:r>
           </w:p>
         </w:tc>
       </w:tr>
       <w:tr>
-        <w:tblPrEx>
-          <w:tblCellMar>
-            <w:top w:w="0" w:type="dxa"/>
-            <w:bottom w:w="0" w:type="dxa"/>
-          </w:tblCellMar>
-        </w:tblPrEx>
         <w:tc>
           <w:tcPr>
-            <w:tcW w:w="2600" w:type="dxa"/>
+            <w:tcW w:w="3376" w:type="dxa"/>
             <w:tcBorders>
               <w:top w:val="single" w:sz="4" w:space="0" w:color="000000"/>
               <w:left w:val="single" w:sz="4" w:space="0" w:color="000000"/>
@@ -8296,31 +7706,29 @@
                 <w:sz w:val="20"/>
                 <w:szCs w:val="20"/>
               </w:rPr>
-              <w:t>化，線性</w:t>
-            </w:r>
-            <w:proofErr w:type="gramStart"/>
+              <w:t>化</w:t>
+            </w:r>
             <w:r>
               <w:rPr>
                 <w:rFonts w:ascii="Times New Roman" w:eastAsia="標楷體" w:hAnsi="Times New Roman"/>
                 <w:sz w:val="20"/>
                 <w:szCs w:val="20"/>
               </w:rPr>
-              <w:t>迴</w:t>
-            </w:r>
-            <w:proofErr w:type="gramEnd"/>
+              <w:t xml:space="preserve"> + </w:t>
+            </w:r>
             <w:r>
               <w:rPr>
                 <w:rFonts w:ascii="Times New Roman" w:eastAsia="標楷體" w:hAnsi="Times New Roman"/>
                 <w:sz w:val="20"/>
                 <w:szCs w:val="20"/>
               </w:rPr>
-              <w:t>歸</w:t>
+              <w:t>年齡（本法）</w:t>
             </w:r>
           </w:p>
         </w:tc>
         <w:tc>
           <w:tcPr>
-            <w:tcW w:w="1100" w:type="dxa"/>
+            <w:tcW w:w="872" w:type="dxa"/>
             <w:tcBorders>
               <w:top w:val="single" w:sz="4" w:space="0" w:color="000000"/>
               <w:left w:val="single" w:sz="4" w:space="0" w:color="000000"/>
@@ -8338,36 +7746,33 @@
             <w:pPr>
               <w:spacing w:line="276" w:lineRule="auto"/>
               <w:jc w:val="center"/>
+              <w:rPr>
+                <w:rFonts w:hint="eastAsia"/>
+              </w:rPr>
             </w:pPr>
             <w:r>
               <w:rPr>
-                <w:rFonts w:ascii="Times New Roman" w:eastAsia="標楷體" w:hAnsi="Times New Roman"/>
-                <w:sz w:val="20"/>
-                <w:szCs w:val="20"/>
-              </w:rPr>
-              <w:t>【</w:t>
-            </w:r>
-            <w:r>
-              <w:rPr>
-                <w:rFonts w:ascii="Times New Roman" w:eastAsia="標楷體" w:hAnsi="Times New Roman"/>
-                <w:sz w:val="20"/>
-                <w:szCs w:val="20"/>
-              </w:rPr>
-              <w:t xml:space="preserve"> </w:t>
-            </w:r>
-            <w:r>
-              <w:rPr>
-                <w:rFonts w:ascii="Times New Roman" w:eastAsia="標楷體" w:hAnsi="Times New Roman"/>
-                <w:sz w:val="20"/>
-                <w:szCs w:val="20"/>
-              </w:rPr>
-              <w:t>】</w:t>
+                <w:rFonts w:hint="eastAsia"/>
+              </w:rPr>
+              <w:t>1.</w:t>
+            </w:r>
+            <w:r>
+              <w:rPr>
+                <w:rFonts w:hint="eastAsia"/>
+              </w:rPr>
+              <w:t>05</w:t>
+            </w:r>
+            <w:r>
+              <w:rPr>
+                <w:rFonts w:hint="eastAsia"/>
+              </w:rPr>
+              <w:t>4</w:t>
             </w:r>
           </w:p>
         </w:tc>
         <w:tc>
           <w:tcPr>
-            <w:tcW w:w="1100" w:type="dxa"/>
+            <w:tcW w:w="992" w:type="dxa"/>
             <w:tcBorders>
               <w:top w:val="single" w:sz="4" w:space="0" w:color="000000"/>
               <w:left w:val="single" w:sz="4" w:space="0" w:color="000000"/>
@@ -8385,36 +7790,27 @@
             <w:pPr>
               <w:spacing w:line="276" w:lineRule="auto"/>
               <w:jc w:val="center"/>
+              <w:rPr>
+                <w:rFonts w:hint="eastAsia"/>
+              </w:rPr>
             </w:pPr>
             <w:r>
               <w:rPr>
-                <w:rFonts w:ascii="Times New Roman" w:eastAsia="標楷體" w:hAnsi="Times New Roman"/>
-                <w:sz w:val="20"/>
-                <w:szCs w:val="20"/>
-              </w:rPr>
-              <w:t>【</w:t>
-            </w:r>
-            <w:r>
-              <w:rPr>
-                <w:rFonts w:ascii="Times New Roman" w:eastAsia="標楷體" w:hAnsi="Times New Roman"/>
-                <w:sz w:val="20"/>
-                <w:szCs w:val="20"/>
-              </w:rPr>
-              <w:t xml:space="preserve"> </w:t>
-            </w:r>
-            <w:r>
-              <w:rPr>
-                <w:rFonts w:ascii="Times New Roman" w:eastAsia="標楷體" w:hAnsi="Times New Roman"/>
-                <w:sz w:val="20"/>
-                <w:szCs w:val="20"/>
-              </w:rPr>
-              <w:t>】</w:t>
+                <w:rFonts w:hint="eastAsia"/>
+              </w:rPr>
+              <w:t>1.</w:t>
+            </w:r>
+            <w:r>
+              <w:rPr>
+                <w:rFonts w:hint="eastAsia"/>
+              </w:rPr>
+              <w:t>376</w:t>
             </w:r>
           </w:p>
         </w:tc>
         <w:tc>
           <w:tcPr>
-            <w:tcW w:w="900" w:type="dxa"/>
+            <w:tcW w:w="786" w:type="dxa"/>
             <w:tcBorders>
               <w:top w:val="single" w:sz="4" w:space="0" w:color="000000"/>
               <w:left w:val="single" w:sz="4" w:space="0" w:color="000000"/>
@@ -8432,36 +7828,33 @@
             <w:pPr>
               <w:spacing w:line="276" w:lineRule="auto"/>
               <w:jc w:val="center"/>
+              <w:rPr>
+                <w:rFonts w:hint="eastAsia"/>
+              </w:rPr>
             </w:pPr>
             <w:r>
               <w:rPr>
-                <w:rFonts w:ascii="Times New Roman" w:eastAsia="標楷體" w:hAnsi="Times New Roman"/>
-                <w:sz w:val="20"/>
-                <w:szCs w:val="20"/>
-              </w:rPr>
-              <w:t>【</w:t>
-            </w:r>
-            <w:r>
-              <w:rPr>
-                <w:rFonts w:ascii="Times New Roman" w:eastAsia="標楷體" w:hAnsi="Times New Roman"/>
-                <w:sz w:val="20"/>
-                <w:szCs w:val="20"/>
-              </w:rPr>
-              <w:t xml:space="preserve"> </w:t>
-            </w:r>
-            <w:r>
-              <w:rPr>
-                <w:rFonts w:ascii="Times New Roman" w:eastAsia="標楷體" w:hAnsi="Times New Roman"/>
-                <w:sz w:val="20"/>
-                <w:szCs w:val="20"/>
-              </w:rPr>
-              <w:t>】</w:t>
+                <w:rFonts w:hint="eastAsia"/>
+              </w:rPr>
+              <w:t>0.6</w:t>
+            </w:r>
+            <w:r>
+              <w:rPr>
+                <w:rFonts w:hint="eastAsia"/>
+              </w:rPr>
+              <w:t>8</w:t>
+            </w:r>
+            <w:r>
+              <w:rPr>
+                <w:rFonts w:hint="eastAsia"/>
+              </w:rPr>
+              <w:t>9</w:t>
             </w:r>
           </w:p>
         </w:tc>
         <w:tc>
           <w:tcPr>
-            <w:tcW w:w="900" w:type="dxa"/>
+            <w:tcW w:w="880" w:type="dxa"/>
             <w:tcBorders>
               <w:top w:val="single" w:sz="4" w:space="0" w:color="000000"/>
               <w:left w:val="single" w:sz="4" w:space="0" w:color="000000"/>
@@ -8479,36 +7872,27 @@
             <w:pPr>
               <w:spacing w:line="276" w:lineRule="auto"/>
               <w:jc w:val="center"/>
+              <w:rPr>
+                <w:rFonts w:hint="eastAsia"/>
+              </w:rPr>
             </w:pPr>
             <w:r>
               <w:rPr>
-                <w:rFonts w:ascii="Times New Roman" w:eastAsia="標楷體" w:hAnsi="Times New Roman"/>
-                <w:sz w:val="20"/>
-                <w:szCs w:val="20"/>
-              </w:rPr>
-              <w:t>【</w:t>
-            </w:r>
-            <w:r>
-              <w:rPr>
-                <w:rFonts w:ascii="Times New Roman" w:eastAsia="標楷體" w:hAnsi="Times New Roman"/>
-                <w:sz w:val="20"/>
-                <w:szCs w:val="20"/>
-              </w:rPr>
-              <w:t xml:space="preserve"> </w:t>
-            </w:r>
-            <w:r>
-              <w:rPr>
-                <w:rFonts w:ascii="Times New Roman" w:eastAsia="標楷體" w:hAnsi="Times New Roman"/>
-                <w:sz w:val="20"/>
-                <w:szCs w:val="20"/>
-              </w:rPr>
-              <w:t>】</w:t>
+                <w:rFonts w:hint="eastAsia"/>
+              </w:rPr>
+              <w:t>0.4</w:t>
+            </w:r>
+            <w:r>
+              <w:rPr>
+                <w:rFonts w:hint="eastAsia"/>
+              </w:rPr>
+              <w:t>75</w:t>
             </w:r>
           </w:p>
         </w:tc>
         <w:tc>
           <w:tcPr>
-            <w:tcW w:w="1200" w:type="dxa"/>
+            <w:tcW w:w="1149" w:type="dxa"/>
             <w:tcBorders>
               <w:top w:val="single" w:sz="4" w:space="0" w:color="000000"/>
               <w:left w:val="single" w:sz="4" w:space="0" w:color="000000"/>
@@ -8526,36 +7910,33 @@
             <w:pPr>
               <w:spacing w:line="276" w:lineRule="auto"/>
               <w:jc w:val="center"/>
+              <w:rPr>
+                <w:rFonts w:hint="eastAsia"/>
+              </w:rPr>
             </w:pPr>
             <w:r>
               <w:rPr>
-                <w:rFonts w:ascii="Times New Roman" w:eastAsia="標楷體" w:hAnsi="Times New Roman"/>
-                <w:sz w:val="20"/>
-                <w:szCs w:val="20"/>
-              </w:rPr>
-              <w:t>【</w:t>
-            </w:r>
-            <w:r>
-              <w:rPr>
-                <w:rFonts w:ascii="Times New Roman" w:eastAsia="標楷體" w:hAnsi="Times New Roman"/>
-                <w:sz w:val="20"/>
-                <w:szCs w:val="20"/>
-              </w:rPr>
-              <w:t xml:space="preserve"> </w:t>
-            </w:r>
-            <w:r>
-              <w:rPr>
-                <w:rFonts w:ascii="Times New Roman" w:eastAsia="標楷體" w:hAnsi="Times New Roman"/>
-                <w:sz w:val="20"/>
-                <w:szCs w:val="20"/>
-              </w:rPr>
-              <w:t>】</w:t>
+                <w:rFonts w:hint="eastAsia"/>
+              </w:rPr>
+              <w:t>-0.4</w:t>
+            </w:r>
+            <w:r>
+              <w:rPr>
+                <w:rFonts w:hint="eastAsia"/>
+              </w:rPr>
+              <w:t>6</w:t>
+            </w:r>
+            <w:r>
+              <w:rPr>
+                <w:rFonts w:hint="eastAsia"/>
+              </w:rPr>
+              <w:t>6</w:t>
             </w:r>
           </w:p>
         </w:tc>
         <w:tc>
           <w:tcPr>
-            <w:tcW w:w="1300" w:type="dxa"/>
+            <w:tcW w:w="1225" w:type="dxa"/>
             <w:tcBorders>
               <w:top w:val="single" w:sz="4" w:space="0" w:color="000000"/>
               <w:left w:val="single" w:sz="4" w:space="0" w:color="000000"/>
@@ -8573,30 +7954,300 @@
             <w:pPr>
               <w:spacing w:line="276" w:lineRule="auto"/>
               <w:jc w:val="center"/>
+              <w:rPr>
+                <w:rFonts w:hint="eastAsia"/>
+              </w:rPr>
             </w:pPr>
             <w:r>
+              <w:rPr>
+                <w:rFonts w:hint="eastAsia"/>
+              </w:rPr>
+              <w:t>5</w:t>
+            </w:r>
+            <w:r>
+              <w:rPr>
+                <w:rFonts w:hint="eastAsia"/>
+              </w:rPr>
+              <w:t>6</w:t>
+            </w:r>
+            <w:r>
+              <w:rPr>
+                <w:rFonts w:hint="eastAsia"/>
+              </w:rPr>
+              <w:t>.7</w:t>
+            </w:r>
+          </w:p>
+        </w:tc>
+      </w:tr>
+      <w:tr>
+        <w:tc>
+          <w:tcPr>
+            <w:tcW w:w="3376" w:type="dxa"/>
+            <w:tcBorders>
+              <w:top w:val="single" w:sz="4" w:space="0" w:color="000000"/>
+              <w:left w:val="single" w:sz="4" w:space="0" w:color="000000"/>
+              <w:bottom w:val="single" w:sz="4" w:space="0" w:color="000000"/>
+              <w:right w:val="single" w:sz="4" w:space="0" w:color="000000"/>
+            </w:tcBorders>
+            <w:tcMar>
+              <w:top w:w="40" w:type="dxa"/>
+              <w:left w:w="80" w:type="dxa"/>
+              <w:bottom w:w="40" w:type="dxa"/>
+              <w:right w:w="80" w:type="dxa"/>
+            </w:tcMar>
+          </w:tcPr>
+          <w:p>
+            <w:pPr>
+              <w:spacing w:line="276" w:lineRule="auto"/>
               <w:rPr>
                 <w:rFonts w:ascii="Times New Roman" w:eastAsia="標楷體" w:hAnsi="Times New Roman"/>
                 <w:sz w:val="20"/>
                 <w:szCs w:val="20"/>
               </w:rPr>
-              <w:t>【</w:t>
-            </w:r>
+            </w:pPr>
+            <w:proofErr w:type="gramStart"/>
             <w:r>
               <w:rPr>
                 <w:rFonts w:ascii="Times New Roman" w:eastAsia="標楷體" w:hAnsi="Times New Roman"/>
                 <w:sz w:val="20"/>
                 <w:szCs w:val="20"/>
               </w:rPr>
-              <w:t xml:space="preserve"> </w:t>
-            </w:r>
+              <w:t>長邊正規</w:t>
+            </w:r>
+            <w:proofErr w:type="gramEnd"/>
             <w:r>
               <w:rPr>
                 <w:rFonts w:ascii="Times New Roman" w:eastAsia="標楷體" w:hAnsi="Times New Roman"/>
                 <w:sz w:val="20"/>
                 <w:szCs w:val="20"/>
               </w:rPr>
-              <w:t>】</w:t>
+              <w:t>化</w:t>
+            </w:r>
+            <w:r>
+              <w:rPr>
+                <w:rFonts w:ascii="Times New Roman" w:eastAsia="標楷體" w:hAnsi="Times New Roman"/>
+                <w:sz w:val="20"/>
+                <w:szCs w:val="20"/>
+              </w:rPr>
+              <w:t xml:space="preserve"> + </w:t>
+            </w:r>
+            <w:r>
+              <w:rPr>
+                <w:rFonts w:ascii="Times New Roman" w:eastAsia="標楷體" w:hAnsi="Times New Roman"/>
+                <w:sz w:val="20"/>
+                <w:szCs w:val="20"/>
+              </w:rPr>
+              <w:t>年齡，線性</w:t>
+            </w:r>
+            <w:proofErr w:type="gramStart"/>
+            <w:r>
+              <w:rPr>
+                <w:rFonts w:ascii="Times New Roman" w:eastAsia="標楷體" w:hAnsi="Times New Roman"/>
+                <w:sz w:val="20"/>
+                <w:szCs w:val="20"/>
+              </w:rPr>
+              <w:t>迴</w:t>
+            </w:r>
+            <w:proofErr w:type="gramEnd"/>
+            <w:r>
+              <w:rPr>
+                <w:rFonts w:ascii="Times New Roman" w:eastAsia="標楷體" w:hAnsi="Times New Roman"/>
+                <w:sz w:val="20"/>
+                <w:szCs w:val="20"/>
+              </w:rPr>
+              <w:t>歸對照</w:t>
+            </w:r>
+          </w:p>
+        </w:tc>
+        <w:tc>
+          <w:tcPr>
+            <w:tcW w:w="872" w:type="dxa"/>
+            <w:tcBorders>
+              <w:top w:val="single" w:sz="4" w:space="0" w:color="000000"/>
+              <w:left w:val="single" w:sz="4" w:space="0" w:color="000000"/>
+              <w:bottom w:val="single" w:sz="4" w:space="0" w:color="000000"/>
+              <w:right w:val="single" w:sz="4" w:space="0" w:color="000000"/>
+            </w:tcBorders>
+            <w:tcMar>
+              <w:top w:w="40" w:type="dxa"/>
+              <w:left w:w="80" w:type="dxa"/>
+              <w:bottom w:w="40" w:type="dxa"/>
+              <w:right w:w="80" w:type="dxa"/>
+            </w:tcMar>
+          </w:tcPr>
+          <w:p>
+            <w:pPr>
+              <w:spacing w:line="276" w:lineRule="auto"/>
+              <w:jc w:val="center"/>
+              <w:rPr>
+                <w:rFonts w:hint="eastAsia"/>
+              </w:rPr>
+            </w:pPr>
+            <w:r>
+              <w:rPr>
+                <w:rFonts w:hint="eastAsia"/>
+              </w:rPr>
+              <w:t>1.127</w:t>
+            </w:r>
+          </w:p>
+        </w:tc>
+        <w:tc>
+          <w:tcPr>
+            <w:tcW w:w="992" w:type="dxa"/>
+            <w:tcBorders>
+              <w:top w:val="single" w:sz="4" w:space="0" w:color="000000"/>
+              <w:left w:val="single" w:sz="4" w:space="0" w:color="000000"/>
+              <w:bottom w:val="single" w:sz="4" w:space="0" w:color="000000"/>
+              <w:right w:val="single" w:sz="4" w:space="0" w:color="000000"/>
+            </w:tcBorders>
+            <w:tcMar>
+              <w:top w:w="40" w:type="dxa"/>
+              <w:left w:w="80" w:type="dxa"/>
+              <w:bottom w:w="40" w:type="dxa"/>
+              <w:right w:w="80" w:type="dxa"/>
+            </w:tcMar>
+          </w:tcPr>
+          <w:p>
+            <w:pPr>
+              <w:spacing w:line="276" w:lineRule="auto"/>
+              <w:jc w:val="center"/>
+              <w:rPr>
+                <w:rFonts w:hint="eastAsia"/>
+              </w:rPr>
+            </w:pPr>
+            <w:r>
+              <w:rPr>
+                <w:rFonts w:hint="eastAsia"/>
+              </w:rPr>
+              <w:t>1.444</w:t>
+            </w:r>
+          </w:p>
+        </w:tc>
+        <w:tc>
+          <w:tcPr>
+            <w:tcW w:w="786" w:type="dxa"/>
+            <w:tcBorders>
+              <w:top w:val="single" w:sz="4" w:space="0" w:color="000000"/>
+              <w:left w:val="single" w:sz="4" w:space="0" w:color="000000"/>
+              <w:bottom w:val="single" w:sz="4" w:space="0" w:color="000000"/>
+              <w:right w:val="single" w:sz="4" w:space="0" w:color="000000"/>
+            </w:tcBorders>
+            <w:tcMar>
+              <w:top w:w="40" w:type="dxa"/>
+              <w:left w:w="80" w:type="dxa"/>
+              <w:bottom w:w="40" w:type="dxa"/>
+              <w:right w:w="80" w:type="dxa"/>
+            </w:tcMar>
+          </w:tcPr>
+          <w:p>
+            <w:pPr>
+              <w:spacing w:line="276" w:lineRule="auto"/>
+              <w:jc w:val="center"/>
+              <w:rPr>
+                <w:rFonts w:hint="eastAsia"/>
+              </w:rPr>
+            </w:pPr>
+            <w:r>
+              <w:rPr>
+                <w:rFonts w:hint="eastAsia"/>
+              </w:rPr>
+              <w:t>0.648</w:t>
+            </w:r>
+          </w:p>
+        </w:tc>
+        <w:tc>
+          <w:tcPr>
+            <w:tcW w:w="880" w:type="dxa"/>
+            <w:tcBorders>
+              <w:top w:val="single" w:sz="4" w:space="0" w:color="000000"/>
+              <w:left w:val="single" w:sz="4" w:space="0" w:color="000000"/>
+              <w:bottom w:val="single" w:sz="4" w:space="0" w:color="000000"/>
+              <w:right w:val="single" w:sz="4" w:space="0" w:color="000000"/>
+            </w:tcBorders>
+            <w:tcMar>
+              <w:top w:w="40" w:type="dxa"/>
+              <w:left w:w="80" w:type="dxa"/>
+              <w:bottom w:w="40" w:type="dxa"/>
+              <w:right w:w="80" w:type="dxa"/>
+            </w:tcMar>
+          </w:tcPr>
+          <w:p>
+            <w:pPr>
+              <w:spacing w:line="276" w:lineRule="auto"/>
+              <w:jc w:val="center"/>
+              <w:rPr>
+                <w:rFonts w:hint="eastAsia"/>
+              </w:rPr>
+            </w:pPr>
+            <w:r>
+              <w:rPr>
+                <w:rFonts w:hint="eastAsia"/>
+              </w:rPr>
+              <w:t>0.42</w:t>
+            </w:r>
+          </w:p>
+        </w:tc>
+        <w:tc>
+          <w:tcPr>
+            <w:tcW w:w="1149" w:type="dxa"/>
+            <w:tcBorders>
+              <w:top w:val="single" w:sz="4" w:space="0" w:color="000000"/>
+              <w:left w:val="single" w:sz="4" w:space="0" w:color="000000"/>
+              <w:bottom w:val="single" w:sz="4" w:space="0" w:color="000000"/>
+              <w:right w:val="single" w:sz="4" w:space="0" w:color="000000"/>
+            </w:tcBorders>
+            <w:tcMar>
+              <w:top w:w="40" w:type="dxa"/>
+              <w:left w:w="80" w:type="dxa"/>
+              <w:bottom w:w="40" w:type="dxa"/>
+              <w:right w:w="80" w:type="dxa"/>
+            </w:tcMar>
+          </w:tcPr>
+          <w:p>
+            <w:pPr>
+              <w:spacing w:line="276" w:lineRule="auto"/>
+              <w:jc w:val="center"/>
+              <w:rPr>
+                <w:rFonts w:hint="eastAsia"/>
+              </w:rPr>
+            </w:pPr>
+            <w:r>
+              <w:rPr>
+                <w:rFonts w:hint="eastAsia"/>
+              </w:rPr>
+              <w:t>-0.489</w:t>
+            </w:r>
+          </w:p>
+        </w:tc>
+        <w:tc>
+          <w:tcPr>
+            <w:tcW w:w="1225" w:type="dxa"/>
+            <w:tcBorders>
+              <w:top w:val="single" w:sz="4" w:space="0" w:color="000000"/>
+              <w:left w:val="single" w:sz="4" w:space="0" w:color="000000"/>
+              <w:bottom w:val="single" w:sz="4" w:space="0" w:color="000000"/>
+              <w:right w:val="single" w:sz="4" w:space="0" w:color="000000"/>
+            </w:tcBorders>
+            <w:tcMar>
+              <w:top w:w="40" w:type="dxa"/>
+              <w:left w:w="80" w:type="dxa"/>
+              <w:bottom w:w="40" w:type="dxa"/>
+              <w:right w:w="80" w:type="dxa"/>
+            </w:tcMar>
+          </w:tcPr>
+          <w:p>
+            <w:pPr>
+              <w:spacing w:line="276" w:lineRule="auto"/>
+              <w:jc w:val="center"/>
+              <w:rPr>
+                <w:rFonts w:hint="eastAsia"/>
+              </w:rPr>
+            </w:pPr>
+            <w:r>
+              <w:rPr>
+                <w:rFonts w:hint="eastAsia"/>
+              </w:rPr>
+              <w:t>50.7</w:t>
             </w:r>
           </w:p>
         </w:tc>
@@ -8604,7 +8255,7 @@
     </w:tbl>
     <w:p>
       <w:pPr>
-        <w:spacing w:after="120" w:line="276" w:lineRule="auto"/>
+        <w:spacing w:after="120" w:line="360" w:lineRule="auto"/>
         <w:jc w:val="both"/>
       </w:pPr>
       <w:r>
@@ -8616,6 +8267,7 @@
           <w:sz w:val="20"/>
           <w:szCs w:val="20"/>
         </w:rPr>
+        <w:lastRenderedPageBreak/>
         <w:t>所有</w:t>
       </w:r>
       <w:proofErr w:type="gramStart"/>
@@ -8706,9 +8358,9 @@
           <w:sz w:val="20"/>
           <w:szCs w:val="20"/>
         </w:rPr>
-        <w:lastRenderedPageBreak/>
-        <w:t>_kfold_26n_*.xlsx</w:t>
-      </w:r>
+        <w:t>所有</w:t>
+      </w:r>
+      <w:proofErr w:type="gramStart"/>
       <w:r>
         <w:rPr>
           <w:rFonts w:ascii="Times New Roman" w:eastAsia="標楷體" w:hAnsi="Times New Roman"/>
@@ -8718,8 +8370,9 @@
           <w:sz w:val="20"/>
           <w:szCs w:val="20"/>
         </w:rPr>
-        <w:t>「模型評估指標」</w:t>
-      </w:r>
+        <w:t>列均為扣除</w:t>
+      </w:r>
+      <w:proofErr w:type="gramEnd"/>
       <w:r>
         <w:rPr>
           <w:rFonts w:ascii="Times New Roman" w:eastAsia="標楷體" w:hAnsi="Times New Roman"/>
@@ -8729,7 +8382,7 @@
           <w:sz w:val="20"/>
           <w:szCs w:val="20"/>
         </w:rPr>
-        <w:t xml:space="preserve">C/E </w:t>
+        <w:t xml:space="preserve"> 0.5 mm </w:t>
       </w:r>
       <w:r>
         <w:rPr>
@@ -8740,120 +8393,523 @@
           <w:sz w:val="20"/>
           <w:szCs w:val="20"/>
         </w:rPr>
-        <w:t>列。</w:t>
-      </w:r>
+        <w:t>後之校正值；偏移不影響</w:t>
+      </w:r>
+      <w:r>
+        <w:rPr>
+          <w:rFonts w:ascii="Times New Roman" w:eastAsia="標楷體" w:hAnsi="Times New Roman"/>
+          <w:i/>
+          <w:iCs/>
+          <w:color w:val="7F7F7F"/>
+          <w:sz w:val="20"/>
+          <w:szCs w:val="20"/>
+        </w:rPr>
+        <w:t xml:space="preserve"> R </w:t>
+      </w:r>
+      <w:r>
+        <w:rPr>
+          <w:rFonts w:ascii="Times New Roman" w:eastAsia="標楷體" w:hAnsi="Times New Roman"/>
+          <w:i/>
+          <w:iCs/>
+          <w:color w:val="7F7F7F"/>
+          <w:sz w:val="20"/>
+          <w:szCs w:val="20"/>
+        </w:rPr>
+        <w:t>與</w:t>
+      </w:r>
+      <w:r>
+        <w:rPr>
+          <w:rFonts w:ascii="Times New Roman" w:eastAsia="標楷體" w:hAnsi="Times New Roman"/>
+          <w:i/>
+          <w:iCs/>
+          <w:color w:val="7F7F7F"/>
+          <w:sz w:val="20"/>
+          <w:szCs w:val="20"/>
+        </w:rPr>
+        <w:t xml:space="preserve"> R²</w:t>
+      </w:r>
+      <w:r>
+        <w:rPr>
+          <w:rFonts w:ascii="Times New Roman" w:eastAsia="標楷體" w:hAnsi="Times New Roman"/>
+          <w:i/>
+          <w:iCs/>
+          <w:color w:val="7F7F7F"/>
+          <w:sz w:val="20"/>
+          <w:szCs w:val="20"/>
+        </w:rPr>
+        <w:t>。來源：預測結果與評估指標</w:t>
+      </w:r>
+      <w:r>
+        <w:rPr>
+          <w:rFonts w:ascii="Times New Roman" w:eastAsia="標楷體" w:hAnsi="Times New Roman"/>
+          <w:i/>
+          <w:iCs/>
+          <w:color w:val="7F7F7F"/>
+          <w:sz w:val="20"/>
+          <w:szCs w:val="20"/>
+        </w:rPr>
+        <w:t>_kfold_26n_mask</w:t>
+      </w:r>
+      <w:r>
+        <w:rPr>
+          <w:rFonts w:ascii="Times New Roman" w:eastAsia="標楷體" w:hAnsi="Times New Roman"/>
+          <w:i/>
+          <w:iCs/>
+          <w:color w:val="7F7F7F"/>
+          <w:sz w:val="20"/>
+          <w:szCs w:val="20"/>
+        </w:rPr>
+        <w:t>幾何</w:t>
+      </w:r>
+      <w:r>
+        <w:rPr>
+          <w:rFonts w:ascii="Times New Roman" w:eastAsia="標楷體" w:hAnsi="Times New Roman"/>
+          <w:i/>
+          <w:iCs/>
+          <w:color w:val="7F7F7F"/>
+          <w:sz w:val="20"/>
+          <w:szCs w:val="20"/>
+        </w:rPr>
+        <w:t>_seed{s}.xlsx</w:t>
+      </w:r>
+      <w:r>
+        <w:rPr>
+          <w:rFonts w:ascii="Times New Roman" w:eastAsia="標楷體" w:hAnsi="Times New Roman"/>
+          <w:i/>
+          <w:iCs/>
+          <w:color w:val="7F7F7F"/>
+          <w:sz w:val="20"/>
+          <w:szCs w:val="20"/>
+        </w:rPr>
+        <w:t>（列</w:t>
+      </w:r>
+      <w:r>
+        <w:rPr>
+          <w:rFonts w:ascii="Times New Roman" w:eastAsia="標楷體" w:hAnsi="Times New Roman"/>
+          <w:i/>
+          <w:iCs/>
+          <w:color w:val="7F7F7F"/>
+          <w:sz w:val="20"/>
+          <w:szCs w:val="20"/>
+        </w:rPr>
+        <w:t>1</w:t>
+      </w:r>
+      <w:r>
+        <w:rPr>
+          <w:rFonts w:ascii="Times New Roman" w:eastAsia="標楷體" w:hAnsi="Times New Roman"/>
+          <w:i/>
+          <w:iCs/>
+          <w:color w:val="7F7F7F"/>
+          <w:sz w:val="20"/>
+          <w:szCs w:val="20"/>
+        </w:rPr>
+        <w:t>）、</w:t>
+      </w:r>
+      <w:r>
+        <w:rPr>
+          <w:rFonts w:ascii="Times New Roman" w:eastAsia="標楷體" w:hAnsi="Times New Roman"/>
+          <w:i/>
+          <w:iCs/>
+          <w:color w:val="7F7F7F"/>
+          <w:sz w:val="20"/>
+          <w:szCs w:val="20"/>
+        </w:rPr>
+        <w:t>…_mask</w:t>
+      </w:r>
+      <w:r>
+        <w:rPr>
+          <w:rFonts w:ascii="Times New Roman" w:eastAsia="標楷體" w:hAnsi="Times New Roman"/>
+          <w:i/>
+          <w:iCs/>
+          <w:color w:val="7F7F7F"/>
+          <w:sz w:val="20"/>
+          <w:szCs w:val="20"/>
+        </w:rPr>
+        <w:t>幾何</w:t>
+      </w:r>
+      <w:r>
+        <w:rPr>
+          <w:rFonts w:ascii="Times New Roman" w:eastAsia="標楷體" w:hAnsi="Times New Roman"/>
+          <w:i/>
+          <w:iCs/>
+          <w:color w:val="7F7F7F"/>
+          <w:sz w:val="20"/>
+          <w:szCs w:val="20"/>
+        </w:rPr>
+        <w:t>_</w:t>
+      </w:r>
+      <w:proofErr w:type="gramStart"/>
+      <w:r>
+        <w:rPr>
+          <w:rFonts w:ascii="Times New Roman" w:eastAsia="標楷體" w:hAnsi="Times New Roman"/>
+          <w:i/>
+          <w:iCs/>
+          <w:color w:val="7F7F7F"/>
+          <w:sz w:val="20"/>
+          <w:szCs w:val="20"/>
+        </w:rPr>
+        <w:t>長邊正規</w:t>
+      </w:r>
+      <w:proofErr w:type="gramEnd"/>
+      <w:r>
+        <w:rPr>
+          <w:rFonts w:ascii="Times New Roman" w:eastAsia="標楷體" w:hAnsi="Times New Roman"/>
+          <w:i/>
+          <w:iCs/>
+          <w:color w:val="7F7F7F"/>
+          <w:sz w:val="20"/>
+          <w:szCs w:val="20"/>
+        </w:rPr>
+        <w:t>化</w:t>
+      </w:r>
+      <w:r>
+        <w:rPr>
+          <w:rFonts w:ascii="Times New Roman" w:eastAsia="標楷體" w:hAnsi="Times New Roman"/>
+          <w:i/>
+          <w:iCs/>
+          <w:color w:val="7F7F7F"/>
+          <w:sz w:val="20"/>
+          <w:szCs w:val="20"/>
+        </w:rPr>
+        <w:t>_seed{s}.xlsx</w:t>
+      </w:r>
+      <w:r>
+        <w:rPr>
+          <w:rFonts w:ascii="Times New Roman" w:eastAsia="標楷體" w:hAnsi="Times New Roman"/>
+          <w:i/>
+          <w:iCs/>
+          <w:color w:val="7F7F7F"/>
+          <w:sz w:val="20"/>
+          <w:szCs w:val="20"/>
+        </w:rPr>
+        <w:t>（列</w:t>
+      </w:r>
+      <w:r>
+        <w:rPr>
+          <w:rFonts w:ascii="Times New Roman" w:eastAsia="標楷體" w:hAnsi="Times New Roman"/>
+          <w:i/>
+          <w:iCs/>
+          <w:color w:val="7F7F7F"/>
+          <w:sz w:val="20"/>
+          <w:szCs w:val="20"/>
+        </w:rPr>
+        <w:t>2</w:t>
+      </w:r>
+      <w:r>
+        <w:rPr>
+          <w:rFonts w:ascii="Times New Roman" w:eastAsia="標楷體" w:hAnsi="Times New Roman"/>
+          <w:i/>
+          <w:iCs/>
+          <w:color w:val="7F7F7F"/>
+          <w:sz w:val="20"/>
+          <w:szCs w:val="20"/>
+        </w:rPr>
+        <w:t>）、</w:t>
+      </w:r>
+      <w:r>
+        <w:rPr>
+          <w:rFonts w:ascii="Times New Roman" w:eastAsia="標楷體" w:hAnsi="Times New Roman"/>
+          <w:i/>
+          <w:iCs/>
+          <w:color w:val="7F7F7F"/>
+          <w:sz w:val="20"/>
+          <w:szCs w:val="20"/>
+        </w:rPr>
+        <w:t>…_mask</w:t>
+      </w:r>
+      <w:r>
+        <w:rPr>
+          <w:rFonts w:ascii="Times New Roman" w:eastAsia="標楷體" w:hAnsi="Times New Roman"/>
+          <w:i/>
+          <w:iCs/>
+          <w:color w:val="7F7F7F"/>
+          <w:sz w:val="20"/>
+          <w:szCs w:val="20"/>
+        </w:rPr>
+        <w:t>幾何</w:t>
+      </w:r>
+      <w:r>
+        <w:rPr>
+          <w:rFonts w:ascii="Times New Roman" w:eastAsia="標楷體" w:hAnsi="Times New Roman"/>
+          <w:i/>
+          <w:iCs/>
+          <w:color w:val="7F7F7F"/>
+          <w:sz w:val="20"/>
+          <w:szCs w:val="20"/>
+        </w:rPr>
+        <w:t>_</w:t>
+      </w:r>
+      <w:proofErr w:type="gramStart"/>
+      <w:r>
+        <w:rPr>
+          <w:rFonts w:ascii="Times New Roman" w:eastAsia="標楷體" w:hAnsi="Times New Roman"/>
+          <w:i/>
+          <w:iCs/>
+          <w:color w:val="7F7F7F"/>
+          <w:sz w:val="20"/>
+          <w:szCs w:val="20"/>
+        </w:rPr>
+        <w:t>長邊正規</w:t>
+      </w:r>
+      <w:proofErr w:type="gramEnd"/>
+      <w:r>
+        <w:rPr>
+          <w:rFonts w:ascii="Times New Roman" w:eastAsia="標楷體" w:hAnsi="Times New Roman"/>
+          <w:i/>
+          <w:iCs/>
+          <w:color w:val="7F7F7F"/>
+          <w:sz w:val="20"/>
+          <w:szCs w:val="20"/>
+        </w:rPr>
+        <w:t>化</w:t>
+      </w:r>
+      <w:r>
+        <w:rPr>
+          <w:rFonts w:ascii="Times New Roman" w:eastAsia="標楷體" w:hAnsi="Times New Roman"/>
+          <w:i/>
+          <w:iCs/>
+          <w:color w:val="7F7F7F"/>
+          <w:sz w:val="20"/>
+          <w:szCs w:val="20"/>
+        </w:rPr>
+        <w:t>_</w:t>
+      </w:r>
+      <w:r>
+        <w:rPr>
+          <w:rFonts w:ascii="Times New Roman" w:eastAsia="標楷體" w:hAnsi="Times New Roman"/>
+          <w:i/>
+          <w:iCs/>
+          <w:color w:val="7F7F7F"/>
+          <w:sz w:val="20"/>
+          <w:szCs w:val="20"/>
+        </w:rPr>
+        <w:t>年齡</w:t>
+      </w:r>
+      <w:r>
+        <w:rPr>
+          <w:rFonts w:ascii="Times New Roman" w:eastAsia="標楷體" w:hAnsi="Times New Roman"/>
+          <w:i/>
+          <w:iCs/>
+          <w:color w:val="7F7F7F"/>
+          <w:sz w:val="20"/>
+          <w:szCs w:val="20"/>
+        </w:rPr>
+        <w:t>_seed{s}.xlsx</w:t>
+      </w:r>
+      <w:r>
+        <w:rPr>
+          <w:rFonts w:ascii="Times New Roman" w:eastAsia="標楷體" w:hAnsi="Times New Roman"/>
+          <w:i/>
+          <w:iCs/>
+          <w:color w:val="7F7F7F"/>
+          <w:sz w:val="20"/>
+          <w:szCs w:val="20"/>
+        </w:rPr>
+        <w:t>（列</w:t>
+      </w:r>
+      <w:r>
+        <w:rPr>
+          <w:rFonts w:ascii="Times New Roman" w:eastAsia="標楷體" w:hAnsi="Times New Roman"/>
+          <w:i/>
+          <w:iCs/>
+          <w:color w:val="7F7F7F"/>
+          <w:sz w:val="20"/>
+          <w:szCs w:val="20"/>
+        </w:rPr>
+        <w:t xml:space="preserve">3 </w:t>
+      </w:r>
+      <w:r>
+        <w:rPr>
+          <w:rFonts w:ascii="Times New Roman" w:eastAsia="標楷體" w:hAnsi="Times New Roman"/>
+          <w:i/>
+          <w:iCs/>
+          <w:color w:val="7F7F7F"/>
+          <w:sz w:val="20"/>
+          <w:szCs w:val="20"/>
+        </w:rPr>
+        <w:t>取</w:t>
+      </w:r>
+      <w:r>
+        <w:rPr>
+          <w:rFonts w:ascii="Times New Roman" w:eastAsia="標楷體" w:hAnsi="Times New Roman"/>
+          <w:i/>
+          <w:iCs/>
+          <w:color w:val="7F7F7F"/>
+          <w:sz w:val="20"/>
+          <w:szCs w:val="20"/>
+        </w:rPr>
+        <w:t xml:space="preserve"> C </w:t>
+      </w:r>
+      <w:r>
+        <w:rPr>
+          <w:rFonts w:ascii="Times New Roman" w:eastAsia="標楷體" w:hAnsi="Times New Roman"/>
+          <w:i/>
+          <w:iCs/>
+          <w:color w:val="7F7F7F"/>
+          <w:sz w:val="20"/>
+          <w:szCs w:val="20"/>
+        </w:rPr>
+        <w:t>列、列</w:t>
+      </w:r>
+      <w:r>
+        <w:rPr>
+          <w:rFonts w:ascii="Times New Roman" w:eastAsia="標楷體" w:hAnsi="Times New Roman"/>
+          <w:i/>
+          <w:iCs/>
+          <w:color w:val="7F7F7F"/>
+          <w:sz w:val="20"/>
+          <w:szCs w:val="20"/>
+        </w:rPr>
+        <w:t xml:space="preserve">4 </w:t>
+      </w:r>
+      <w:r>
+        <w:rPr>
+          <w:rFonts w:ascii="Times New Roman" w:eastAsia="標楷體" w:hAnsi="Times New Roman"/>
+          <w:i/>
+          <w:iCs/>
+          <w:color w:val="7F7F7F"/>
+          <w:sz w:val="20"/>
+          <w:szCs w:val="20"/>
+        </w:rPr>
+        <w:t>取</w:t>
+      </w:r>
+      <w:r>
+        <w:rPr>
+          <w:rFonts w:ascii="Times New Roman" w:eastAsia="標楷體" w:hAnsi="Times New Roman"/>
+          <w:i/>
+          <w:iCs/>
+          <w:color w:val="7F7F7F"/>
+          <w:sz w:val="20"/>
+          <w:szCs w:val="20"/>
+        </w:rPr>
+        <w:t xml:space="preserve"> E </w:t>
+      </w:r>
+      <w:r>
+        <w:rPr>
+          <w:rFonts w:ascii="Times New Roman" w:eastAsia="標楷體" w:hAnsi="Times New Roman"/>
+          <w:i/>
+          <w:iCs/>
+          <w:color w:val="7F7F7F"/>
+          <w:sz w:val="20"/>
+          <w:szCs w:val="20"/>
+        </w:rPr>
+        <w:t>列）。</w:t>
+      </w:r>
+    </w:p>
+    <w:p>
+      <w:pPr>
+        <w:spacing w:after="120" w:line="360" w:lineRule="auto"/>
+        <w:jc w:val="both"/>
+      </w:pPr>
+      <w:proofErr w:type="gramStart"/>
+      <w:r>
+        <w:rPr>
+          <w:rFonts w:ascii="Times New Roman" w:eastAsia="標楷體" w:hAnsi="Times New Roman"/>
+          <w:shd w:val="clear" w:color="auto" w:fill="FFFF00"/>
+        </w:rPr>
+        <w:t>【</w:t>
+      </w:r>
+      <w:proofErr w:type="gramEnd"/>
+      <w:r>
+        <w:rPr>
+          <w:rFonts w:ascii="Times New Roman" w:eastAsia="標楷體" w:hAnsi="Times New Roman"/>
+          <w:shd w:val="clear" w:color="auto" w:fill="FFFF00"/>
+        </w:rPr>
+        <w:t>插入圖</w:t>
+      </w:r>
+      <w:r>
+        <w:rPr>
+          <w:rFonts w:ascii="Times New Roman" w:eastAsia="標楷體" w:hAnsi="Times New Roman"/>
+          <w:shd w:val="clear" w:color="auto" w:fill="FFFF00"/>
+        </w:rPr>
+        <w:t>2</w:t>
+      </w:r>
+      <w:r>
+        <w:rPr>
+          <w:rFonts w:ascii="Times New Roman" w:eastAsia="標楷體" w:hAnsi="Times New Roman"/>
+          <w:shd w:val="clear" w:color="auto" w:fill="FFFF00"/>
+        </w:rPr>
+        <w:t>：</w:t>
+      </w:r>
+      <w:r>
+        <w:rPr>
+          <w:rFonts w:ascii="Times New Roman" w:eastAsia="標楷體" w:hAnsi="Times New Roman"/>
+          <w:shd w:val="clear" w:color="auto" w:fill="FFFF00"/>
+        </w:rPr>
+        <w:t xml:space="preserve">C2 </w:t>
+      </w:r>
+      <w:r>
+        <w:rPr>
+          <w:rFonts w:ascii="Times New Roman" w:eastAsia="標楷體" w:hAnsi="Times New Roman"/>
+          <w:shd w:val="clear" w:color="auto" w:fill="FFFF00"/>
+        </w:rPr>
+        <w:t>圖</w:t>
+      </w:r>
+      <w:r>
+        <w:rPr>
+          <w:rFonts w:ascii="Times New Roman" w:eastAsia="標楷體" w:hAnsi="Times New Roman"/>
+          <w:shd w:val="clear" w:color="auto" w:fill="FFFF00"/>
+        </w:rPr>
+        <w:t xml:space="preserve"> 3</w:t>
+      </w:r>
+      <w:r>
+        <w:rPr>
+          <w:rFonts w:ascii="Times New Roman" w:eastAsia="標楷體" w:hAnsi="Times New Roman"/>
+          <w:shd w:val="clear" w:color="auto" w:fill="FFFF00"/>
+        </w:rPr>
+        <w:t>（校正後散布圖）；可併排未校正</w:t>
+      </w:r>
+      <w:proofErr w:type="gramStart"/>
+      <w:r>
+        <w:rPr>
+          <w:rFonts w:ascii="Times New Roman" w:eastAsia="標楷體" w:hAnsi="Times New Roman"/>
+          <w:shd w:val="clear" w:color="auto" w:fill="FFFF00"/>
+        </w:rPr>
+        <w:t>散布圖與排序點圖為</w:t>
+      </w:r>
+      <w:proofErr w:type="gramEnd"/>
+      <w:r>
+        <w:rPr>
+          <w:rFonts w:ascii="Times New Roman" w:eastAsia="標楷體" w:hAnsi="Times New Roman"/>
+          <w:shd w:val="clear" w:color="auto" w:fill="FFFF00"/>
+        </w:rPr>
+        <w:t xml:space="preserve"> (A)(B)(C)</w:t>
+      </w:r>
+      <w:proofErr w:type="gramStart"/>
+      <w:r>
+        <w:rPr>
+          <w:rFonts w:ascii="Times New Roman" w:eastAsia="標楷體" w:hAnsi="Times New Roman"/>
+          <w:shd w:val="clear" w:color="auto" w:fill="FFFF00"/>
+        </w:rPr>
+        <w:t>】</w:t>
+      </w:r>
+      <w:proofErr w:type="gramEnd"/>
     </w:p>
     <w:p>
       <w:pPr>
         <w:spacing w:after="120" w:line="276" w:lineRule="auto"/>
         <w:jc w:val="both"/>
       </w:pPr>
-      <w:proofErr w:type="gramStart"/>
-      <w:r>
-        <w:rPr>
-          <w:rFonts w:ascii="Times New Roman" w:eastAsia="標楷體" w:hAnsi="Times New Roman"/>
-          <w:shd w:val="clear" w:color="auto" w:fill="FFFF00"/>
-        </w:rPr>
-        <w:t>【</w:t>
-      </w:r>
-      <w:proofErr w:type="gramEnd"/>
-      <w:r>
-        <w:rPr>
-          <w:rFonts w:ascii="Times New Roman" w:eastAsia="標楷體" w:hAnsi="Times New Roman"/>
-          <w:shd w:val="clear" w:color="auto" w:fill="FFFF00"/>
-        </w:rPr>
-        <w:t>插入圖</w:t>
-      </w:r>
-      <w:r>
-        <w:rPr>
-          <w:rFonts w:ascii="Times New Roman" w:eastAsia="標楷體" w:hAnsi="Times New Roman"/>
-          <w:shd w:val="clear" w:color="auto" w:fill="FFFF00"/>
-        </w:rPr>
-        <w:t>2</w:t>
-      </w:r>
-      <w:r>
-        <w:rPr>
-          <w:rFonts w:ascii="Times New Roman" w:eastAsia="標楷體" w:hAnsi="Times New Roman"/>
-          <w:shd w:val="clear" w:color="auto" w:fill="FFFF00"/>
-        </w:rPr>
-        <w:t>：</w:t>
-      </w:r>
-      <w:r>
-        <w:rPr>
-          <w:rFonts w:ascii="Times New Roman" w:eastAsia="標楷體" w:hAnsi="Times New Roman"/>
-          <w:shd w:val="clear" w:color="auto" w:fill="FFFF00"/>
-        </w:rPr>
-        <w:t xml:space="preserve">C2 </w:t>
-      </w:r>
-      <w:r>
-        <w:rPr>
-          <w:rFonts w:ascii="Times New Roman" w:eastAsia="標楷體" w:hAnsi="Times New Roman"/>
-          <w:shd w:val="clear" w:color="auto" w:fill="FFFF00"/>
-        </w:rPr>
-        <w:t>圖</w:t>
-      </w:r>
-      <w:r>
-        <w:rPr>
-          <w:rFonts w:ascii="Times New Roman" w:eastAsia="標楷體" w:hAnsi="Times New Roman"/>
-          <w:shd w:val="clear" w:color="auto" w:fill="FFFF00"/>
-        </w:rPr>
-        <w:t xml:space="preserve"> 3</w:t>
-      </w:r>
-      <w:r>
-        <w:rPr>
-          <w:rFonts w:ascii="Times New Roman" w:eastAsia="標楷體" w:hAnsi="Times New Roman"/>
-          <w:shd w:val="clear" w:color="auto" w:fill="FFFF00"/>
-        </w:rPr>
-        <w:t>（校正後散布圖）；可併排未校正</w:t>
-      </w:r>
-      <w:proofErr w:type="gramStart"/>
-      <w:r>
-        <w:rPr>
-          <w:rFonts w:ascii="Times New Roman" w:eastAsia="標楷體" w:hAnsi="Times New Roman"/>
-          <w:shd w:val="clear" w:color="auto" w:fill="FFFF00"/>
-        </w:rPr>
-        <w:t>散布圖與排序點圖為</w:t>
-      </w:r>
-      <w:proofErr w:type="gramEnd"/>
-      <w:r>
-        <w:rPr>
-          <w:rFonts w:ascii="Times New Roman" w:eastAsia="標楷體" w:hAnsi="Times New Roman"/>
-          <w:shd w:val="clear" w:color="auto" w:fill="FFFF00"/>
-        </w:rPr>
-        <w:t xml:space="preserve"> (A)(B)(C)</w:t>
-      </w:r>
-      <w:proofErr w:type="gramStart"/>
-      <w:r>
-        <w:rPr>
-          <w:rFonts w:ascii="Times New Roman" w:eastAsia="標楷體" w:hAnsi="Times New Roman"/>
-          <w:shd w:val="clear" w:color="auto" w:fill="FFFF00"/>
-        </w:rPr>
-        <w:t>】</w:t>
-      </w:r>
-      <w:proofErr w:type="gramEnd"/>
+      <w:r>
+        <w:rPr>
+          <w:rFonts w:ascii="Times New Roman" w:eastAsia="標楷體" w:hAnsi="Times New Roman"/>
+          <w:sz w:val="26"/>
+          <w:szCs w:val="26"/>
+        </w:rPr>
+        <w:t>影像資訊之貢獻與誤差分析</w:t>
+      </w:r>
     </w:p>
     <w:p>
       <w:pPr>
-        <w:pStyle w:val="2"/>
-        <w:spacing w:before="200" w:line="276" w:lineRule="auto"/>
+        <w:spacing w:after="120" w:line="360" w:lineRule="auto"/>
+        <w:jc w:val="both"/>
+        <w:rPr>
+          <w:rFonts w:hint="eastAsia"/>
+        </w:rPr>
       </w:pPr>
       <w:r>
         <w:rPr>
           <w:rFonts w:ascii="Times New Roman" w:eastAsia="標楷體" w:hAnsi="Times New Roman"/>
-          <w:sz w:val="26"/>
-          <w:szCs w:val="26"/>
-        </w:rPr>
-        <w:t>影像資訊之貢獻與誤差分析</w:t>
-      </w:r>
-    </w:p>
-    <w:p>
-      <w:pPr>
-        <w:spacing w:after="120" w:line="276" w:lineRule="auto"/>
-        <w:jc w:val="both"/>
-      </w:pPr>
-      <w:r>
-        <w:rPr>
-          <w:rFonts w:ascii="Times New Roman" w:eastAsia="標楷體" w:hAnsi="Times New Roman"/>
         </w:rPr>
         <w:t>表</w:t>
       </w:r>
@@ -8903,10 +8959,9 @@
       </w:r>
       <w:r>
         <w:rPr>
-          <w:rFonts w:ascii="Times New Roman" w:eastAsia="標楷體" w:hAnsi="Times New Roman"/>
-          <w:shd w:val="clear" w:color="auto" w:fill="FFFF00"/>
-        </w:rPr>
-        <w:t>【】</w:t>
+          <w:rFonts w:ascii="Times New Roman" w:eastAsia="標楷體" w:hAnsi="Times New Roman" w:hint="eastAsia"/>
+        </w:rPr>
+        <w:t>1.384</w:t>
       </w:r>
       <w:r>
         <w:rPr>
@@ -8925,6 +8980,44 @@
         <w:rPr>
           <w:rFonts w:ascii="Times New Roman" w:eastAsia="標楷體" w:hAnsi="Times New Roman"/>
         </w:rPr>
+        <w:t>冠寬比例尺</w:t>
+      </w:r>
+      <w:proofErr w:type="gramEnd"/>
+      <w:r>
+        <w:rPr>
+          <w:rFonts w:ascii="Times New Roman" w:eastAsia="標楷體" w:hAnsi="Times New Roman"/>
+        </w:rPr>
+        <w:t>為</w:t>
+      </w:r>
+      <w:r>
+        <w:rPr>
+          <w:rFonts w:ascii="Times New Roman" w:eastAsia="標楷體" w:hAnsi="Times New Roman"/>
+        </w:rPr>
+        <w:t xml:space="preserve"> </w:t>
+      </w:r>
+      <w:r>
+        <w:rPr>
+          <w:rFonts w:ascii="Times New Roman" w:eastAsia="標楷體" w:hAnsi="Times New Roman" w:hint="eastAsia"/>
+        </w:rPr>
+        <w:t>1.333</w:t>
+      </w:r>
+      <w:r>
+        <w:rPr>
+          <w:rFonts w:ascii="Times New Roman" w:eastAsia="標楷體" w:hAnsi="Times New Roman"/>
+        </w:rPr>
+        <w:t xml:space="preserve"> mm</w:t>
+      </w:r>
+      <w:r>
+        <w:rPr>
+          <w:rFonts w:ascii="Times New Roman" w:eastAsia="標楷體" w:hAnsi="Times New Roman"/>
+        </w:rPr>
+        <w:t>，</w:t>
+      </w:r>
+      <w:proofErr w:type="gramStart"/>
+      <w:r>
+        <w:rPr>
+          <w:rFonts w:ascii="Times New Roman" w:eastAsia="標楷體" w:hAnsi="Times New Roman"/>
+        </w:rPr>
         <w:t>長邊正規</w:t>
       </w:r>
       <w:proofErr w:type="gramEnd"/>
@@ -8932,7 +9025,19 @@
         <w:rPr>
           <w:rFonts w:ascii="Times New Roman" w:eastAsia="標楷體" w:hAnsi="Times New Roman"/>
         </w:rPr>
-        <w:t>化影像方法為</w:t>
+        <w:t>化</w:t>
+      </w:r>
+      <w:r>
+        <w:rPr>
+          <w:rFonts w:ascii="Times New Roman" w:eastAsia="標楷體" w:hAnsi="Times New Roman"/>
+        </w:rPr>
+        <w:t xml:space="preserve"> + </w:t>
+      </w:r>
+      <w:r>
+        <w:rPr>
+          <w:rFonts w:ascii="Times New Roman" w:eastAsia="標楷體" w:hAnsi="Times New Roman"/>
+        </w:rPr>
+        <w:t>年齡為</w:t>
       </w:r>
       <w:r>
         <w:rPr>
@@ -8942,10 +9047,9 @@
       </w:r>
       <w:r>
         <w:rPr>
-          <w:rFonts w:ascii="Times New Roman" w:eastAsia="標楷體" w:hAnsi="Times New Roman"/>
-          <w:shd w:val="clear" w:color="auto" w:fill="FFFF00"/>
-        </w:rPr>
-        <w:t>【】</w:t>
+          <w:rFonts w:ascii="Times New Roman" w:eastAsia="標楷體" w:hAnsi="Times New Roman" w:hint="eastAsia"/>
+        </w:rPr>
+        <w:t>1.054</w:t>
       </w:r>
       <w:r>
         <w:rPr>
@@ -8957,21 +9061,251 @@
         <w:rPr>
           <w:rFonts w:ascii="Times New Roman" w:eastAsia="標楷體" w:hAnsi="Times New Roman"/>
         </w:rPr>
+        <w:t>；另加性別後</w:t>
+      </w:r>
+      <w:r>
+        <w:rPr>
+          <w:rFonts w:ascii="Times New Roman" w:eastAsia="標楷體" w:hAnsi="Times New Roman"/>
+        </w:rPr>
+        <w:t xml:space="preserve"> MAE </w:t>
+      </w:r>
+      <w:r>
+        <w:rPr>
+          <w:rFonts w:ascii="Times New Roman" w:eastAsia="標楷體" w:hAnsi="Times New Roman"/>
+        </w:rPr>
+        <w:t>為</w:t>
+      </w:r>
+      <w:r>
+        <w:rPr>
+          <w:rFonts w:ascii="Times New Roman" w:eastAsia="標楷體" w:hAnsi="Times New Roman"/>
+        </w:rPr>
+        <w:t xml:space="preserve"> </w:t>
+      </w:r>
+      <w:r>
+        <w:rPr>
+          <w:rFonts w:ascii="Times New Roman" w:eastAsia="標楷體" w:hAnsi="Times New Roman" w:hint="eastAsia"/>
+        </w:rPr>
+        <w:t>1.</w:t>
+      </w:r>
+      <w:r>
+        <w:rPr>
+          <w:rFonts w:ascii="Times New Roman" w:eastAsia="標楷體" w:hAnsi="Times New Roman" w:hint="eastAsia"/>
+        </w:rPr>
+        <w:t>135</w:t>
+      </w:r>
+      <w:r>
+        <w:rPr>
+          <w:rFonts w:ascii="Times New Roman" w:eastAsia="標楷體" w:hAnsi="Times New Roman"/>
+        </w:rPr>
+        <w:t>，顯示</w:t>
+      </w:r>
+      <w:r>
+        <w:rPr>
+          <w:rFonts w:ascii="Times New Roman" w:eastAsia="標楷體" w:hAnsi="Times New Roman"/>
+        </w:rPr>
+        <w:t xml:space="preserve"> </w:t>
+      </w:r>
+      <w:r>
+        <w:rPr>
+          <w:rFonts w:ascii="Times New Roman" w:eastAsia="標楷體" w:hAnsi="Times New Roman"/>
+        </w:rPr>
+        <w:t>影像資訊相對牙位基線具額外貢獻</w:t>
+      </w:r>
+      <w:proofErr w:type="gramStart"/>
+      <w:r>
+        <w:rPr>
+          <w:rFonts w:ascii="Times New Roman" w:eastAsia="標楷體" w:hAnsi="Times New Roman"/>
+        </w:rPr>
+        <w:t>（</w:t>
+      </w:r>
+      <w:proofErr w:type="gramEnd"/>
+      <w:r>
+        <w:rPr>
+          <w:rFonts w:ascii="Times New Roman" w:eastAsia="標楷體" w:hAnsi="Times New Roman"/>
+        </w:rPr>
+        <w:t>長邊正規化</w:t>
+      </w:r>
+      <w:r>
+        <w:rPr>
+          <w:rFonts w:ascii="Times New Roman" w:eastAsia="標楷體" w:hAnsi="Times New Roman"/>
+        </w:rPr>
+        <w:t xml:space="preserve"> MAE 1.127 mm</w:t>
+      </w:r>
+      <w:r>
+        <w:rPr>
+          <w:rFonts w:ascii="Times New Roman" w:eastAsia="標楷體" w:hAnsi="Times New Roman"/>
+        </w:rPr>
+        <w:t>，較基線降低</w:t>
+      </w:r>
+      <w:r>
+        <w:rPr>
+          <w:rFonts w:ascii="Times New Roman" w:eastAsia="標楷體" w:hAnsi="Times New Roman"/>
+        </w:rPr>
+        <w:t xml:space="preserve"> 0.257 mm</w:t>
+      </w:r>
+      <w:r>
+        <w:rPr>
+          <w:rFonts w:ascii="Times New Roman" w:eastAsia="標楷體" w:hAnsi="Times New Roman"/>
+        </w:rPr>
+        <w:t>；</w:t>
+      </w:r>
+      <w:r>
+        <w:rPr>
+          <w:rFonts w:ascii="Times New Roman" w:eastAsia="標楷體" w:hAnsi="Times New Roman"/>
+        </w:rPr>
+        <w:t xml:space="preserve">R </w:t>
+      </w:r>
+      <w:r>
+        <w:rPr>
+          <w:rFonts w:ascii="Times New Roman" w:eastAsia="標楷體" w:hAnsi="Times New Roman"/>
+        </w:rPr>
+        <w:t>由</w:t>
+      </w:r>
+      <w:r>
+        <w:rPr>
+          <w:rFonts w:ascii="Times New Roman" w:eastAsia="標楷體" w:hAnsi="Times New Roman"/>
+        </w:rPr>
+        <w:t xml:space="preserve"> 0.367 </w:t>
+      </w:r>
+      <w:r>
+        <w:rPr>
+          <w:rFonts w:ascii="Times New Roman" w:eastAsia="標楷體" w:hAnsi="Times New Roman"/>
+        </w:rPr>
+        <w:t>升至</w:t>
+      </w:r>
+      <w:r>
+        <w:rPr>
+          <w:rFonts w:ascii="Times New Roman" w:eastAsia="標楷體" w:hAnsi="Times New Roman"/>
+        </w:rPr>
+        <w:t xml:space="preserve"> 0.650</w:t>
+      </w:r>
+      <w:proofErr w:type="gramStart"/>
+      <w:r>
+        <w:rPr>
+          <w:rFonts w:ascii="Times New Roman" w:eastAsia="標楷體" w:hAnsi="Times New Roman"/>
+        </w:rPr>
+        <w:t>）</w:t>
+      </w:r>
+      <w:proofErr w:type="gramEnd"/>
+      <w:r>
+        <w:rPr>
+          <w:rFonts w:ascii="Times New Roman" w:eastAsia="標楷體" w:hAnsi="Times New Roman"/>
+        </w:rPr>
+        <w:t>；加入年齡後</w:t>
+      </w:r>
+      <w:r>
+        <w:rPr>
+          <w:rFonts w:ascii="Times New Roman" w:eastAsia="標楷體" w:hAnsi="Times New Roman"/>
+        </w:rPr>
+        <w:t xml:space="preserve"> MAE </w:t>
+      </w:r>
+      <w:r>
+        <w:rPr>
+          <w:rFonts w:ascii="Times New Roman" w:eastAsia="標楷體" w:hAnsi="Times New Roman"/>
+        </w:rPr>
+        <w:t>再降至</w:t>
+      </w:r>
+      <w:r>
+        <w:rPr>
+          <w:rFonts w:ascii="Times New Roman" w:eastAsia="標楷體" w:hAnsi="Times New Roman"/>
+        </w:rPr>
+        <w:t xml:space="preserve"> 1.054 mm</w:t>
+      </w:r>
+      <w:r>
+        <w:rPr>
+          <w:rFonts w:ascii="Times New Roman" w:eastAsia="標楷體" w:hAnsi="Times New Roman"/>
+        </w:rPr>
+        <w:t>（</w:t>
+      </w:r>
+      <w:r>
+        <w:rPr>
+          <w:rFonts w:ascii="Times New Roman" w:eastAsia="標楷體" w:hAnsi="Times New Roman"/>
+        </w:rPr>
+        <w:t>R 0.689</w:t>
+      </w:r>
+      <w:r>
+        <w:rPr>
+          <w:rFonts w:ascii="Times New Roman" w:eastAsia="標楷體" w:hAnsi="Times New Roman"/>
+        </w:rPr>
+        <w:t>）；再加入性別則未進一步改善（</w:t>
+      </w:r>
+      <w:r>
+        <w:rPr>
+          <w:rFonts w:ascii="Times New Roman" w:eastAsia="標楷體" w:hAnsi="Times New Roman"/>
+        </w:rPr>
+        <w:t>1.135 mm</w:t>
+      </w:r>
+      <w:r>
+        <w:rPr>
+          <w:rFonts w:ascii="Times New Roman" w:eastAsia="標楷體" w:hAnsi="Times New Roman"/>
+        </w:rPr>
+        <w:t>），單獨加入性別亦較未加入時為差（</w:t>
+      </w:r>
+      <w:r>
+        <w:rPr>
+          <w:rFonts w:ascii="Times New Roman" w:eastAsia="標楷體" w:hAnsi="Times New Roman"/>
+        </w:rPr>
+        <w:t>1.201 mm</w:t>
+      </w:r>
+      <w:r>
+        <w:rPr>
+          <w:rFonts w:ascii="Times New Roman" w:eastAsia="標楷體" w:hAnsi="Times New Roman"/>
+        </w:rPr>
+        <w:t>）。</w:t>
+      </w:r>
+      <w:r>
+        <w:rPr>
+          <w:rFonts w:ascii="Times New Roman" w:eastAsia="標楷體" w:hAnsi="Times New Roman"/>
+        </w:rPr>
+        <w:t>誤差與年齡無顯著相關（</w:t>
+      </w:r>
+      <w:r>
+        <w:rPr>
+          <w:rFonts w:ascii="Times New Roman" w:eastAsia="標楷體" w:hAnsi="Times New Roman"/>
+        </w:rPr>
+        <w:t xml:space="preserve">Spearman ρ = </w:t>
+      </w:r>
+      <w:r>
+        <w:rPr>
+          <w:rFonts w:ascii="Times New Roman" w:eastAsia="標楷體" w:hAnsi="Times New Roman" w:hint="eastAsia"/>
+        </w:rPr>
+        <w:t>-0.030</w:t>
+      </w:r>
+      <w:r>
+        <w:rPr>
+          <w:rFonts w:ascii="Times New Roman" w:eastAsia="標楷體" w:hAnsi="Times New Roman"/>
+        </w:rPr>
         <w:t>，</w:t>
       </w:r>
-      <w:proofErr w:type="gramStart"/>
-      <w:r>
-        <w:rPr>
-          <w:rFonts w:ascii="Times New Roman" w:eastAsia="標楷體" w:hAnsi="Times New Roman"/>
-        </w:rPr>
-        <w:t>冠寬比例尺</w:t>
-      </w:r>
-      <w:proofErr w:type="gramEnd"/>
-      <w:r>
-        <w:rPr>
-          <w:rFonts w:ascii="Times New Roman" w:eastAsia="標楷體" w:hAnsi="Times New Roman"/>
-        </w:rPr>
-        <w:t>為</w:t>
+      <w:r>
+        <w:rPr>
+          <w:rFonts w:ascii="Times New Roman" w:eastAsia="標楷體" w:hAnsi="Times New Roman"/>
+        </w:rPr>
+        <w:t xml:space="preserve">p = </w:t>
+      </w:r>
+      <w:r>
+        <w:rPr>
+          <w:rFonts w:ascii="Times New Roman" w:eastAsia="標楷體" w:hAnsi="Times New Roman" w:hint="eastAsia"/>
+        </w:rPr>
+        <w:t>0.807</w:t>
+      </w:r>
+      <w:r>
+        <w:rPr>
+          <w:rFonts w:ascii="Times New Roman" w:eastAsia="標楷體" w:hAnsi="Times New Roman"/>
+        </w:rPr>
+        <w:t>）；女性與男性</w:t>
+      </w:r>
+      <w:r>
+        <w:rPr>
+          <w:rFonts w:ascii="Times New Roman" w:eastAsia="標楷體" w:hAnsi="Times New Roman"/>
+        </w:rPr>
+        <w:t xml:space="preserve"> MAE </w:t>
+      </w:r>
+      <w:r>
+        <w:rPr>
+          <w:rFonts w:ascii="Times New Roman" w:eastAsia="標楷體" w:hAnsi="Times New Roman"/>
+        </w:rPr>
+        <w:t>分別為</w:t>
       </w:r>
       <w:r>
         <w:rPr>
@@ -8981,10 +9315,33 @@
       </w:r>
       <w:r>
         <w:rPr>
-          <w:rFonts w:ascii="Times New Roman" w:eastAsia="標楷體" w:hAnsi="Times New Roman"/>
-          <w:shd w:val="clear" w:color="auto" w:fill="FFFF00"/>
-        </w:rPr>
-        <w:t>【】</w:t>
+          <w:rFonts w:ascii="Times New Roman" w:eastAsia="標楷體" w:hAnsi="Times New Roman" w:hint="eastAsia"/>
+        </w:rPr>
+        <w:t>1.089</w:t>
+      </w:r>
+      <w:r>
+        <w:rPr>
+          <w:rFonts w:ascii="Times New Roman" w:eastAsia="標楷體" w:hAnsi="Times New Roman"/>
+        </w:rPr>
+        <w:t xml:space="preserve"> </w:t>
+      </w:r>
+      <w:r>
+        <w:rPr>
+          <w:rFonts w:ascii="Times New Roman" w:eastAsia="標楷體" w:hAnsi="Times New Roman"/>
+        </w:rPr>
+        <w:t>與</w:t>
+      </w:r>
+      <w:r>
+        <w:rPr>
+          <w:rFonts w:ascii="Times New Roman" w:eastAsia="標楷體" w:hAnsi="Times New Roman"/>
+        </w:rPr>
+        <w:t xml:space="preserve"> </w:t>
+      </w:r>
+      <w:r>
+        <w:rPr>
+          <w:rFonts w:ascii="Times New Roman" w:eastAsia="標楷體" w:hAnsi="Times New Roman" w:hint="eastAsia"/>
+        </w:rPr>
+        <w:t>1.018</w:t>
       </w:r>
       <w:r>
         <w:rPr>
@@ -8996,120 +9353,7 @@
         <w:rPr>
           <w:rFonts w:ascii="Times New Roman" w:eastAsia="標楷體" w:hAnsi="Times New Roman"/>
         </w:rPr>
-        <w:t>；加入年齡、性別後</w:t>
-      </w:r>
-      <w:r>
-        <w:rPr>
-          <w:rFonts w:ascii="Times New Roman" w:eastAsia="標楷體" w:hAnsi="Times New Roman"/>
-        </w:rPr>
-        <w:t xml:space="preserve"> MAE </w:t>
-      </w:r>
-      <w:r>
-        <w:rPr>
-          <w:rFonts w:ascii="Times New Roman" w:eastAsia="標楷體" w:hAnsi="Times New Roman"/>
-        </w:rPr>
-        <w:t>為</w:t>
-      </w:r>
-      <w:r>
-        <w:rPr>
-          <w:rFonts w:ascii="Times New Roman" w:eastAsia="標楷體" w:hAnsi="Times New Roman"/>
-        </w:rPr>
-        <w:t xml:space="preserve"> </w:t>
-      </w:r>
-      <w:r>
-        <w:rPr>
-          <w:rFonts w:ascii="Times New Roman" w:eastAsia="標楷體" w:hAnsi="Times New Roman"/>
-          <w:shd w:val="clear" w:color="auto" w:fill="FFFF00"/>
-        </w:rPr>
-        <w:t>【】</w:t>
-      </w:r>
-      <w:r>
-        <w:rPr>
-          <w:rFonts w:ascii="Times New Roman" w:eastAsia="標楷體" w:hAnsi="Times New Roman"/>
-        </w:rPr>
-        <w:t>，顯示</w:t>
-      </w:r>
-      <w:r>
-        <w:rPr>
-          <w:rFonts w:ascii="Times New Roman" w:eastAsia="標楷體" w:hAnsi="Times New Roman"/>
-        </w:rPr>
-        <w:t xml:space="preserve"> </w:t>
-      </w:r>
-      <w:proofErr w:type="gramStart"/>
-      <w:r>
-        <w:rPr>
-          <w:rFonts w:ascii="Times New Roman" w:eastAsia="標楷體" w:hAnsi="Times New Roman"/>
-          <w:shd w:val="clear" w:color="auto" w:fill="FFFF00"/>
-        </w:rPr>
-        <w:t>【</w:t>
-      </w:r>
-      <w:proofErr w:type="gramEnd"/>
-      <w:r>
-        <w:rPr>
-          <w:rFonts w:ascii="Times New Roman" w:eastAsia="標楷體" w:hAnsi="Times New Roman"/>
-          <w:shd w:val="clear" w:color="auto" w:fill="FFFF00"/>
-        </w:rPr>
-        <w:t>影像資訊具</w:t>
-      </w:r>
-      <w:r>
-        <w:rPr>
-          <w:rFonts w:ascii="Times New Roman" w:eastAsia="標楷體" w:hAnsi="Times New Roman"/>
-          <w:shd w:val="clear" w:color="auto" w:fill="FFFF00"/>
-        </w:rPr>
-        <w:t>/</w:t>
-      </w:r>
-      <w:r>
-        <w:rPr>
-          <w:rFonts w:ascii="Times New Roman" w:eastAsia="標楷體" w:hAnsi="Times New Roman"/>
-          <w:shd w:val="clear" w:color="auto" w:fill="FFFF00"/>
-        </w:rPr>
-        <w:t>不具額外貢獻；人口學變項是否改善</w:t>
-      </w:r>
-      <w:proofErr w:type="gramStart"/>
-      <w:r>
-        <w:rPr>
-          <w:rFonts w:ascii="Times New Roman" w:eastAsia="標楷體" w:hAnsi="Times New Roman"/>
-          <w:shd w:val="clear" w:color="auto" w:fill="FFFF00"/>
-        </w:rPr>
-        <w:t>】</w:t>
-      </w:r>
-      <w:proofErr w:type="gramEnd"/>
-      <w:r>
-        <w:rPr>
-          <w:rFonts w:ascii="Times New Roman" w:eastAsia="標楷體" w:hAnsi="Times New Roman"/>
-        </w:rPr>
-        <w:t>。誤差與年齡無</w:t>
-      </w:r>
-      <w:r>
-        <w:rPr>
-          <w:rFonts w:ascii="Times New Roman" w:eastAsia="標楷體" w:hAnsi="Times New Roman"/>
-        </w:rPr>
-        <w:t>/</w:t>
-      </w:r>
-      <w:r>
-        <w:rPr>
-          <w:rFonts w:ascii="Times New Roman" w:eastAsia="標楷體" w:hAnsi="Times New Roman"/>
-        </w:rPr>
-        <w:t>有顯著相關（</w:t>
-      </w:r>
-      <w:r>
-        <w:rPr>
-          <w:rFonts w:ascii="Times New Roman" w:eastAsia="標楷體" w:hAnsi="Times New Roman"/>
-        </w:rPr>
-        <w:t xml:space="preserve">Spearman ρ = </w:t>
-      </w:r>
-      <w:r>
-        <w:rPr>
-          <w:rFonts w:ascii="Times New Roman" w:eastAsia="標楷體" w:hAnsi="Times New Roman"/>
-          <w:shd w:val="clear" w:color="auto" w:fill="FFFF00"/>
-        </w:rPr>
-        <w:t>【】</w:t>
-      </w:r>
-      <w:r>
-        <w:rPr>
-          <w:rFonts w:ascii="Times New Roman" w:eastAsia="標楷體" w:hAnsi="Times New Roman"/>
-        </w:rPr>
-        <w:t>，</w:t>
+        <w:t>（</w:t>
       </w:r>
       <w:r>
         <w:rPr>
@@ -9119,91 +9363,9 @@
       </w:r>
       <w:r>
         <w:rPr>
-          <w:rFonts w:ascii="Times New Roman" w:eastAsia="標楷體" w:hAnsi="Times New Roman"/>
-          <w:shd w:val="clear" w:color="auto" w:fill="FFFF00"/>
-        </w:rPr>
-        <w:t>【】</w:t>
-      </w:r>
-      <w:r>
-        <w:rPr>
-          <w:rFonts w:ascii="Times New Roman" w:eastAsia="標楷體" w:hAnsi="Times New Roman"/>
-        </w:rPr>
-        <w:t>）；女性與男性</w:t>
-      </w:r>
-      <w:r>
-        <w:rPr>
-          <w:rFonts w:ascii="Times New Roman" w:eastAsia="標楷體" w:hAnsi="Times New Roman"/>
-        </w:rPr>
-        <w:t xml:space="preserve"> MAE </w:t>
-      </w:r>
-      <w:r>
-        <w:rPr>
-          <w:rFonts w:ascii="Times New Roman" w:eastAsia="標楷體" w:hAnsi="Times New Roman"/>
-        </w:rPr>
-        <w:t>分別為</w:t>
-      </w:r>
-      <w:r>
-        <w:rPr>
-          <w:rFonts w:ascii="Times New Roman" w:eastAsia="標楷體" w:hAnsi="Times New Roman"/>
-        </w:rPr>
-        <w:t xml:space="preserve"> </w:t>
-      </w:r>
-      <w:r>
-        <w:rPr>
-          <w:rFonts w:ascii="Times New Roman" w:eastAsia="標楷體" w:hAnsi="Times New Roman"/>
-          <w:shd w:val="clear" w:color="auto" w:fill="FFFF00"/>
-        </w:rPr>
-        <w:t>【】</w:t>
-      </w:r>
-      <w:r>
-        <w:rPr>
-          <w:rFonts w:ascii="Times New Roman" w:eastAsia="標楷體" w:hAnsi="Times New Roman"/>
-        </w:rPr>
-        <w:t xml:space="preserve"> </w:t>
-      </w:r>
-      <w:r>
-        <w:rPr>
-          <w:rFonts w:ascii="Times New Roman" w:eastAsia="標楷體" w:hAnsi="Times New Roman"/>
-        </w:rPr>
-        <w:t>與</w:t>
-      </w:r>
-      <w:r>
-        <w:rPr>
-          <w:rFonts w:ascii="Times New Roman" w:eastAsia="標楷體" w:hAnsi="Times New Roman"/>
-        </w:rPr>
-        <w:t xml:space="preserve"> </w:t>
-      </w:r>
-      <w:r>
-        <w:rPr>
-          <w:rFonts w:ascii="Times New Roman" w:eastAsia="標楷體" w:hAnsi="Times New Roman"/>
-          <w:shd w:val="clear" w:color="auto" w:fill="FFFF00"/>
-        </w:rPr>
-        <w:t>【】</w:t>
-      </w:r>
-      <w:r>
-        <w:rPr>
-          <w:rFonts w:ascii="Times New Roman" w:eastAsia="標楷體" w:hAnsi="Times New Roman"/>
-        </w:rPr>
-        <w:t xml:space="preserve"> mm</w:t>
-      </w:r>
-      <w:r>
-        <w:rPr>
-          <w:rFonts w:ascii="Times New Roman" w:eastAsia="標楷體" w:hAnsi="Times New Roman"/>
-        </w:rPr>
-        <w:t>（</w:t>
-      </w:r>
-      <w:r>
-        <w:rPr>
-          <w:rFonts w:ascii="Times New Roman" w:eastAsia="標楷體" w:hAnsi="Times New Roman"/>
-        </w:rPr>
-        <w:t xml:space="preserve">p = </w:t>
-      </w:r>
-      <w:r>
-        <w:rPr>
-          <w:rFonts w:ascii="Times New Roman" w:eastAsia="標楷體" w:hAnsi="Times New Roman"/>
-          <w:shd w:val="clear" w:color="auto" w:fill="FFFF00"/>
-        </w:rPr>
-        <w:t>【】</w:t>
+          <w:rFonts w:ascii="Times New Roman" w:eastAsia="標楷體" w:hAnsi="Times New Roman" w:hint="eastAsia"/>
+        </w:rPr>
+        <w:t>0.199</w:t>
       </w:r>
       <w:r>
         <w:rPr>
@@ -9346,12 +9508,6 @@
         <w:gridCol w:w="1800"/>
       </w:tblGrid>
       <w:tr>
-        <w:tblPrEx>
-          <w:tblCellMar>
-            <w:top w:w="0" w:type="dxa"/>
-            <w:bottom w:w="0" w:type="dxa"/>
-          </w:tblCellMar>
-        </w:tblPrEx>
         <w:trPr>
           <w:tblHeader/>
         </w:trPr>
@@ -9537,12 +9693,6 @@
         </w:tc>
       </w:tr>
       <w:tr>
-        <w:tblPrEx>
-          <w:tblCellMar>
-            <w:top w:w="0" w:type="dxa"/>
-            <w:bottom w:w="0" w:type="dxa"/>
-          </w:tblCellMar>
-        </w:tblPrEx>
         <w:tc>
           <w:tcPr>
             <w:tcW w:w="3400" w:type="dxa"/>
@@ -9593,30 +9743,15 @@
             <w:pPr>
               <w:spacing w:line="276" w:lineRule="auto"/>
               <w:jc w:val="center"/>
+              <w:rPr>
+                <w:rFonts w:hint="eastAsia"/>
+              </w:rPr>
             </w:pPr>
             <w:r>
               <w:rPr>
-                <w:rFonts w:ascii="Times New Roman" w:eastAsia="標楷體" w:hAnsi="Times New Roman"/>
-                <w:sz w:val="20"/>
-                <w:szCs w:val="20"/>
-              </w:rPr>
-              <w:t>【</w:t>
-            </w:r>
-            <w:r>
-              <w:rPr>
-                <w:rFonts w:ascii="Times New Roman" w:eastAsia="標楷體" w:hAnsi="Times New Roman"/>
-                <w:sz w:val="20"/>
-                <w:szCs w:val="20"/>
-              </w:rPr>
-              <w:t xml:space="preserve"> </w:t>
-            </w:r>
-            <w:r>
-              <w:rPr>
-                <w:rFonts w:ascii="Times New Roman" w:eastAsia="標楷體" w:hAnsi="Times New Roman"/>
-                <w:sz w:val="20"/>
-                <w:szCs w:val="20"/>
-              </w:rPr>
-              <w:t>】</w:t>
+                <w:rFonts w:hint="eastAsia"/>
+              </w:rPr>
+              <w:t>1.384</w:t>
             </w:r>
           </w:p>
         </w:tc>
@@ -9640,30 +9775,15 @@
             <w:pPr>
               <w:spacing w:line="276" w:lineRule="auto"/>
               <w:jc w:val="center"/>
+              <w:rPr>
+                <w:rFonts w:hint="eastAsia"/>
+              </w:rPr>
             </w:pPr>
             <w:r>
               <w:rPr>
-                <w:rFonts w:ascii="Times New Roman" w:eastAsia="標楷體" w:hAnsi="Times New Roman"/>
-                <w:sz w:val="20"/>
-                <w:szCs w:val="20"/>
-              </w:rPr>
-              <w:t>【</w:t>
-            </w:r>
-            <w:r>
-              <w:rPr>
-                <w:rFonts w:ascii="Times New Roman" w:eastAsia="標楷體" w:hAnsi="Times New Roman"/>
-                <w:sz w:val="20"/>
-                <w:szCs w:val="20"/>
-              </w:rPr>
-              <w:t xml:space="preserve"> </w:t>
-            </w:r>
-            <w:r>
-              <w:rPr>
-                <w:rFonts w:ascii="Times New Roman" w:eastAsia="標楷體" w:hAnsi="Times New Roman"/>
-                <w:sz w:val="20"/>
-                <w:szCs w:val="20"/>
-              </w:rPr>
-              <w:t>】</w:t>
+                <w:rFonts w:hint="eastAsia"/>
+              </w:rPr>
+              <w:t>1.738</w:t>
             </w:r>
           </w:p>
         </w:tc>
@@ -9687,30 +9807,15 @@
             <w:pPr>
               <w:spacing w:line="276" w:lineRule="auto"/>
               <w:jc w:val="center"/>
+              <w:rPr>
+                <w:rFonts w:hint="eastAsia"/>
+              </w:rPr>
             </w:pPr>
             <w:r>
               <w:rPr>
-                <w:rFonts w:ascii="Times New Roman" w:eastAsia="標楷體" w:hAnsi="Times New Roman"/>
-                <w:sz w:val="20"/>
-                <w:szCs w:val="20"/>
-              </w:rPr>
-              <w:t>【</w:t>
-            </w:r>
-            <w:r>
-              <w:rPr>
-                <w:rFonts w:ascii="Times New Roman" w:eastAsia="標楷體" w:hAnsi="Times New Roman"/>
-                <w:sz w:val="20"/>
-                <w:szCs w:val="20"/>
-              </w:rPr>
-              <w:t xml:space="preserve"> </w:t>
-            </w:r>
-            <w:r>
-              <w:rPr>
-                <w:rFonts w:ascii="Times New Roman" w:eastAsia="標楷體" w:hAnsi="Times New Roman"/>
-                <w:sz w:val="20"/>
-                <w:szCs w:val="20"/>
-              </w:rPr>
-              <w:t>】</w:t>
+                <w:rFonts w:hint="eastAsia"/>
+              </w:rPr>
+              <w:t>0.367</w:t>
             </w:r>
           </w:p>
         </w:tc>
@@ -9734,41 +9839,20 @@
             <w:pPr>
               <w:spacing w:line="276" w:lineRule="auto"/>
               <w:jc w:val="center"/>
+              <w:rPr>
+                <w:rFonts w:hint="eastAsia"/>
+              </w:rPr>
             </w:pPr>
             <w:r>
               <w:rPr>
-                <w:rFonts w:ascii="Times New Roman" w:eastAsia="標楷體" w:hAnsi="Times New Roman"/>
-                <w:sz w:val="20"/>
-                <w:szCs w:val="20"/>
-              </w:rPr>
-              <w:t>【</w:t>
-            </w:r>
-            <w:r>
-              <w:rPr>
-                <w:rFonts w:ascii="Times New Roman" w:eastAsia="標楷體" w:hAnsi="Times New Roman"/>
-                <w:sz w:val="20"/>
-                <w:szCs w:val="20"/>
-              </w:rPr>
-              <w:t xml:space="preserve"> </w:t>
-            </w:r>
-            <w:r>
-              <w:rPr>
-                <w:rFonts w:ascii="Times New Roman" w:eastAsia="標楷體" w:hAnsi="Times New Roman"/>
-                <w:sz w:val="20"/>
-                <w:szCs w:val="20"/>
-              </w:rPr>
-              <w:t>】</w:t>
+                <w:rFonts w:hint="eastAsia"/>
+              </w:rPr>
+              <w:t>43</w:t>
             </w:r>
           </w:p>
         </w:tc>
       </w:tr>
       <w:tr>
-        <w:tblPrEx>
-          <w:tblCellMar>
-            <w:top w:w="0" w:type="dxa"/>
-            <w:bottom w:w="0" w:type="dxa"/>
-          </w:tblCellMar>
-        </w:tblPrEx>
         <w:tc>
           <w:tcPr>
             <w:tcW w:w="3400" w:type="dxa"/>
@@ -9821,30 +9905,15 @@
             <w:pPr>
               <w:spacing w:line="276" w:lineRule="auto"/>
               <w:jc w:val="center"/>
+              <w:rPr>
+                <w:rFonts w:hint="eastAsia"/>
+              </w:rPr>
             </w:pPr>
             <w:r>
               <w:rPr>
-                <w:rFonts w:ascii="Times New Roman" w:eastAsia="標楷體" w:hAnsi="Times New Roman"/>
-                <w:sz w:val="20"/>
-                <w:szCs w:val="20"/>
-              </w:rPr>
-              <w:t>【</w:t>
-            </w:r>
-            <w:r>
-              <w:rPr>
-                <w:rFonts w:ascii="Times New Roman" w:eastAsia="標楷體" w:hAnsi="Times New Roman"/>
-                <w:sz w:val="20"/>
-                <w:szCs w:val="20"/>
-              </w:rPr>
-              <w:t xml:space="preserve"> </w:t>
-            </w:r>
-            <w:r>
-              <w:rPr>
-                <w:rFonts w:ascii="Times New Roman" w:eastAsia="標楷體" w:hAnsi="Times New Roman"/>
-                <w:sz w:val="20"/>
-                <w:szCs w:val="20"/>
-              </w:rPr>
-              <w:t>】</w:t>
+                <w:rFonts w:hint="eastAsia"/>
+              </w:rPr>
+              <w:t>1.333</w:t>
             </w:r>
           </w:p>
         </w:tc>
@@ -9868,30 +9937,15 @@
             <w:pPr>
               <w:spacing w:line="276" w:lineRule="auto"/>
               <w:jc w:val="center"/>
+              <w:rPr>
+                <w:rFonts w:hint="eastAsia"/>
+              </w:rPr>
             </w:pPr>
             <w:r>
               <w:rPr>
-                <w:rFonts w:ascii="Times New Roman" w:eastAsia="標楷體" w:hAnsi="Times New Roman"/>
-                <w:sz w:val="20"/>
-                <w:szCs w:val="20"/>
-              </w:rPr>
-              <w:t>【</w:t>
-            </w:r>
-            <w:r>
-              <w:rPr>
-                <w:rFonts w:ascii="Times New Roman" w:eastAsia="標楷體" w:hAnsi="Times New Roman"/>
-                <w:sz w:val="20"/>
-                <w:szCs w:val="20"/>
-              </w:rPr>
-              <w:t xml:space="preserve"> </w:t>
-            </w:r>
-            <w:r>
-              <w:rPr>
-                <w:rFonts w:ascii="Times New Roman" w:eastAsia="標楷體" w:hAnsi="Times New Roman"/>
-                <w:sz w:val="20"/>
-                <w:szCs w:val="20"/>
-              </w:rPr>
-              <w:t>】</w:t>
+                <w:rFonts w:hint="eastAsia"/>
+              </w:rPr>
+              <w:t>1.612</w:t>
             </w:r>
           </w:p>
         </w:tc>
@@ -9915,30 +9969,15 @@
             <w:pPr>
               <w:spacing w:line="276" w:lineRule="auto"/>
               <w:jc w:val="center"/>
+              <w:rPr>
+                <w:rFonts w:hint="eastAsia"/>
+              </w:rPr>
             </w:pPr>
             <w:r>
               <w:rPr>
-                <w:rFonts w:ascii="Times New Roman" w:eastAsia="標楷體" w:hAnsi="Times New Roman"/>
-                <w:sz w:val="20"/>
-                <w:szCs w:val="20"/>
-              </w:rPr>
-              <w:t>【</w:t>
-            </w:r>
-            <w:r>
-              <w:rPr>
-                <w:rFonts w:ascii="Times New Roman" w:eastAsia="標楷體" w:hAnsi="Times New Roman"/>
-                <w:sz w:val="20"/>
-                <w:szCs w:val="20"/>
-              </w:rPr>
-              <w:t xml:space="preserve"> </w:t>
-            </w:r>
-            <w:r>
-              <w:rPr>
-                <w:rFonts w:ascii="Times New Roman" w:eastAsia="標楷體" w:hAnsi="Times New Roman"/>
-                <w:sz w:val="20"/>
-                <w:szCs w:val="20"/>
-              </w:rPr>
-              <w:t>】</w:t>
+                <w:rFonts w:hint="eastAsia"/>
+              </w:rPr>
+              <w:t>0.521</w:t>
             </w:r>
           </w:p>
         </w:tc>
@@ -9962,41 +10001,20 @@
             <w:pPr>
               <w:spacing w:line="276" w:lineRule="auto"/>
               <w:jc w:val="center"/>
+              <w:rPr>
+                <w:rFonts w:hint="eastAsia"/>
+              </w:rPr>
             </w:pPr>
             <w:r>
               <w:rPr>
-                <w:rFonts w:ascii="Times New Roman" w:eastAsia="標楷體" w:hAnsi="Times New Roman"/>
-                <w:sz w:val="20"/>
-                <w:szCs w:val="20"/>
-              </w:rPr>
-              <w:t>【</w:t>
-            </w:r>
-            <w:r>
-              <w:rPr>
-                <w:rFonts w:ascii="Times New Roman" w:eastAsia="標楷體" w:hAnsi="Times New Roman"/>
-                <w:sz w:val="20"/>
-                <w:szCs w:val="20"/>
-              </w:rPr>
-              <w:t xml:space="preserve"> </w:t>
-            </w:r>
-            <w:r>
-              <w:rPr>
-                <w:rFonts w:ascii="Times New Roman" w:eastAsia="標楷體" w:hAnsi="Times New Roman"/>
-                <w:sz w:val="20"/>
-                <w:szCs w:val="20"/>
-              </w:rPr>
-              <w:t>】</w:t>
+                <w:rFonts w:hint="eastAsia"/>
+              </w:rPr>
+              <w:t>41.9</w:t>
             </w:r>
           </w:p>
         </w:tc>
       </w:tr>
       <w:tr>
-        <w:tblPrEx>
-          <w:tblCellMar>
-            <w:top w:w="0" w:type="dxa"/>
-            <w:bottom w:w="0" w:type="dxa"/>
-          </w:tblCellMar>
-        </w:tblPrEx>
         <w:tc>
           <w:tcPr>
             <w:tcW w:w="3400" w:type="dxa"/>
@@ -10033,7 +10051,7 @@
                 <w:sz w:val="20"/>
                 <w:szCs w:val="20"/>
               </w:rPr>
-              <w:t>化（本法）</w:t>
+              <w:t>化</w:t>
             </w:r>
           </w:p>
         </w:tc>
@@ -10057,30 +10075,15 @@
             <w:pPr>
               <w:spacing w:line="276" w:lineRule="auto"/>
               <w:jc w:val="center"/>
+              <w:rPr>
+                <w:rFonts w:hint="eastAsia"/>
+              </w:rPr>
             </w:pPr>
             <w:r>
               <w:rPr>
-                <w:rFonts w:ascii="Times New Roman" w:eastAsia="標楷體" w:hAnsi="Times New Roman"/>
-                <w:sz w:val="20"/>
-                <w:szCs w:val="20"/>
-              </w:rPr>
-              <w:t>【</w:t>
-            </w:r>
-            <w:r>
-              <w:rPr>
-                <w:rFonts w:ascii="Times New Roman" w:eastAsia="標楷體" w:hAnsi="Times New Roman"/>
-                <w:sz w:val="20"/>
-                <w:szCs w:val="20"/>
-              </w:rPr>
-              <w:t xml:space="preserve"> </w:t>
-            </w:r>
-            <w:r>
-              <w:rPr>
-                <w:rFonts w:ascii="Times New Roman" w:eastAsia="標楷體" w:hAnsi="Times New Roman"/>
-                <w:sz w:val="20"/>
-                <w:szCs w:val="20"/>
-              </w:rPr>
-              <w:t>】</w:t>
+                <w:rFonts w:hint="eastAsia"/>
+              </w:rPr>
+              <w:t>1.127</w:t>
             </w:r>
           </w:p>
         </w:tc>
@@ -10104,30 +10107,15 @@
             <w:pPr>
               <w:spacing w:line="276" w:lineRule="auto"/>
               <w:jc w:val="center"/>
+              <w:rPr>
+                <w:rFonts w:hint="eastAsia"/>
+              </w:rPr>
             </w:pPr>
             <w:r>
               <w:rPr>
-                <w:rFonts w:ascii="Times New Roman" w:eastAsia="標楷體" w:hAnsi="Times New Roman"/>
-                <w:sz w:val="20"/>
-                <w:szCs w:val="20"/>
-              </w:rPr>
-              <w:t>【</w:t>
-            </w:r>
-            <w:r>
-              <w:rPr>
-                <w:rFonts w:ascii="Times New Roman" w:eastAsia="標楷體" w:hAnsi="Times New Roman"/>
-                <w:sz w:val="20"/>
-                <w:szCs w:val="20"/>
-              </w:rPr>
-              <w:t xml:space="preserve"> </w:t>
-            </w:r>
-            <w:r>
-              <w:rPr>
-                <w:rFonts w:ascii="Times New Roman" w:eastAsia="標楷體" w:hAnsi="Times New Roman"/>
-                <w:sz w:val="20"/>
-                <w:szCs w:val="20"/>
-              </w:rPr>
-              <w:t>】</w:t>
+                <w:rFonts w:hint="eastAsia"/>
+              </w:rPr>
+              <w:t>1.448</w:t>
             </w:r>
           </w:p>
         </w:tc>
@@ -10151,30 +10139,15 @@
             <w:pPr>
               <w:spacing w:line="276" w:lineRule="auto"/>
               <w:jc w:val="center"/>
+              <w:rPr>
+                <w:rFonts w:hint="eastAsia"/>
+              </w:rPr>
             </w:pPr>
             <w:r>
               <w:rPr>
-                <w:rFonts w:ascii="Times New Roman" w:eastAsia="標楷體" w:hAnsi="Times New Roman"/>
-                <w:sz w:val="20"/>
-                <w:szCs w:val="20"/>
-              </w:rPr>
-              <w:t>【</w:t>
-            </w:r>
-            <w:r>
-              <w:rPr>
-                <w:rFonts w:ascii="Times New Roman" w:eastAsia="標楷體" w:hAnsi="Times New Roman"/>
-                <w:sz w:val="20"/>
-                <w:szCs w:val="20"/>
-              </w:rPr>
-              <w:t xml:space="preserve"> </w:t>
-            </w:r>
-            <w:r>
-              <w:rPr>
-                <w:rFonts w:ascii="Times New Roman" w:eastAsia="標楷體" w:hAnsi="Times New Roman"/>
-                <w:sz w:val="20"/>
-                <w:szCs w:val="20"/>
-              </w:rPr>
-              <w:t>】</w:t>
+                <w:rFonts w:hint="eastAsia"/>
+              </w:rPr>
+              <w:t>0.650</w:t>
             </w:r>
           </w:p>
         </w:tc>
@@ -10198,41 +10171,20 @@
             <w:pPr>
               <w:spacing w:line="276" w:lineRule="auto"/>
               <w:jc w:val="center"/>
+              <w:rPr>
+                <w:rFonts w:hint="eastAsia"/>
+              </w:rPr>
             </w:pPr>
             <w:r>
               <w:rPr>
-                <w:rFonts w:ascii="Times New Roman" w:eastAsia="標楷體" w:hAnsi="Times New Roman"/>
-                <w:sz w:val="20"/>
-                <w:szCs w:val="20"/>
-              </w:rPr>
-              <w:t>【</w:t>
-            </w:r>
-            <w:r>
-              <w:rPr>
-                <w:rFonts w:ascii="Times New Roman" w:eastAsia="標楷體" w:hAnsi="Times New Roman"/>
-                <w:sz w:val="20"/>
-                <w:szCs w:val="20"/>
-              </w:rPr>
-              <w:t xml:space="preserve"> </w:t>
-            </w:r>
-            <w:r>
-              <w:rPr>
-                <w:rFonts w:ascii="Times New Roman" w:eastAsia="標楷體" w:hAnsi="Times New Roman"/>
-                <w:sz w:val="20"/>
-                <w:szCs w:val="20"/>
-              </w:rPr>
-              <w:t>】</w:t>
+                <w:rFonts w:hint="eastAsia"/>
+              </w:rPr>
+              <w:t>53</w:t>
             </w:r>
           </w:p>
         </w:tc>
       </w:tr>
       <w:tr>
-        <w:tblPrEx>
-          <w:tblCellMar>
-            <w:top w:w="0" w:type="dxa"/>
-            <w:bottom w:w="0" w:type="dxa"/>
-          </w:tblCellMar>
-        </w:tblPrEx>
         <w:tc>
           <w:tcPr>
             <w:tcW w:w="3400" w:type="dxa"/>
@@ -10286,6 +10238,14 @@
                 <w:szCs w:val="20"/>
               </w:rPr>
               <w:t>年齡</w:t>
+            </w:r>
+            <w:r>
+              <w:rPr>
+                <w:rFonts w:ascii="Times New Roman" w:eastAsia="標楷體" w:hAnsi="Times New Roman"/>
+                <w:sz w:val="20"/>
+                <w:szCs w:val="20"/>
+              </w:rPr>
+              <w:t>（本法）</w:t>
             </w:r>
           </w:p>
         </w:tc>
@@ -10309,30 +10269,15 @@
             <w:pPr>
               <w:spacing w:line="276" w:lineRule="auto"/>
               <w:jc w:val="center"/>
+              <w:rPr>
+                <w:rFonts w:hint="eastAsia"/>
+              </w:rPr>
             </w:pPr>
             <w:r>
               <w:rPr>
-                <w:rFonts w:ascii="Times New Roman" w:eastAsia="標楷體" w:hAnsi="Times New Roman"/>
-                <w:sz w:val="20"/>
-                <w:szCs w:val="20"/>
-              </w:rPr>
-              <w:t>【</w:t>
-            </w:r>
-            <w:r>
-              <w:rPr>
-                <w:rFonts w:ascii="Times New Roman" w:eastAsia="標楷體" w:hAnsi="Times New Roman"/>
-                <w:sz w:val="20"/>
-                <w:szCs w:val="20"/>
-              </w:rPr>
-              <w:t xml:space="preserve"> </w:t>
-            </w:r>
-            <w:r>
-              <w:rPr>
-                <w:rFonts w:ascii="Times New Roman" w:eastAsia="標楷體" w:hAnsi="Times New Roman"/>
-                <w:sz w:val="20"/>
-                <w:szCs w:val="20"/>
-              </w:rPr>
-              <w:t>】</w:t>
+                <w:rFonts w:hint="eastAsia"/>
+              </w:rPr>
+              <w:t>1.054</w:t>
             </w:r>
           </w:p>
         </w:tc>
@@ -10356,30 +10301,15 @@
             <w:pPr>
               <w:spacing w:line="276" w:lineRule="auto"/>
               <w:jc w:val="center"/>
+              <w:rPr>
+                <w:rFonts w:hint="eastAsia"/>
+              </w:rPr>
             </w:pPr>
             <w:r>
               <w:rPr>
-                <w:rFonts w:ascii="Times New Roman" w:eastAsia="標楷體" w:hAnsi="Times New Roman"/>
-                <w:sz w:val="20"/>
-                <w:szCs w:val="20"/>
-              </w:rPr>
-              <w:t>【</w:t>
-            </w:r>
-            <w:r>
-              <w:rPr>
-                <w:rFonts w:ascii="Times New Roman" w:eastAsia="標楷體" w:hAnsi="Times New Roman"/>
-                <w:sz w:val="20"/>
-                <w:szCs w:val="20"/>
-              </w:rPr>
-              <w:t xml:space="preserve"> </w:t>
-            </w:r>
-            <w:r>
-              <w:rPr>
-                <w:rFonts w:ascii="Times New Roman" w:eastAsia="標楷體" w:hAnsi="Times New Roman"/>
-                <w:sz w:val="20"/>
-                <w:szCs w:val="20"/>
-              </w:rPr>
-              <w:t>】</w:t>
+                <w:rFonts w:hint="eastAsia"/>
+              </w:rPr>
+              <w:t>1.376</w:t>
             </w:r>
           </w:p>
         </w:tc>
@@ -10403,30 +10333,15 @@
             <w:pPr>
               <w:spacing w:line="276" w:lineRule="auto"/>
               <w:jc w:val="center"/>
+              <w:rPr>
+                <w:rFonts w:hint="eastAsia"/>
+              </w:rPr>
             </w:pPr>
             <w:r>
               <w:rPr>
-                <w:rFonts w:ascii="Times New Roman" w:eastAsia="標楷體" w:hAnsi="Times New Roman"/>
-                <w:sz w:val="20"/>
-                <w:szCs w:val="20"/>
-              </w:rPr>
-              <w:t>【</w:t>
-            </w:r>
-            <w:r>
-              <w:rPr>
-                <w:rFonts w:ascii="Times New Roman" w:eastAsia="標楷體" w:hAnsi="Times New Roman"/>
-                <w:sz w:val="20"/>
-                <w:szCs w:val="20"/>
-              </w:rPr>
-              <w:t xml:space="preserve"> </w:t>
-            </w:r>
-            <w:r>
-              <w:rPr>
-                <w:rFonts w:ascii="Times New Roman" w:eastAsia="標楷體" w:hAnsi="Times New Roman"/>
-                <w:sz w:val="20"/>
-                <w:szCs w:val="20"/>
-              </w:rPr>
-              <w:t>】</w:t>
+                <w:rFonts w:hint="eastAsia"/>
+              </w:rPr>
+              <w:t>0.689</w:t>
             </w:r>
           </w:p>
         </w:tc>
@@ -10450,41 +10365,20 @@
             <w:pPr>
               <w:spacing w:line="276" w:lineRule="auto"/>
               <w:jc w:val="center"/>
+              <w:rPr>
+                <w:rFonts w:hint="eastAsia"/>
+              </w:rPr>
             </w:pPr>
             <w:r>
               <w:rPr>
-                <w:rFonts w:ascii="Times New Roman" w:eastAsia="標楷體" w:hAnsi="Times New Roman"/>
-                <w:sz w:val="20"/>
-                <w:szCs w:val="20"/>
-              </w:rPr>
-              <w:t>【</w:t>
-            </w:r>
-            <w:r>
-              <w:rPr>
-                <w:rFonts w:ascii="Times New Roman" w:eastAsia="標楷體" w:hAnsi="Times New Roman"/>
-                <w:sz w:val="20"/>
-                <w:szCs w:val="20"/>
-              </w:rPr>
-              <w:t xml:space="preserve"> </w:t>
-            </w:r>
-            <w:r>
-              <w:rPr>
-                <w:rFonts w:ascii="Times New Roman" w:eastAsia="標楷體" w:hAnsi="Times New Roman"/>
-                <w:sz w:val="20"/>
-                <w:szCs w:val="20"/>
-              </w:rPr>
-              <w:t>】</w:t>
+                <w:rFonts w:hint="eastAsia"/>
+              </w:rPr>
+              <w:t>56.7</w:t>
             </w:r>
           </w:p>
         </w:tc>
       </w:tr>
       <w:tr>
-        <w:tblPrEx>
-          <w:tblCellMar>
-            <w:top w:w="0" w:type="dxa"/>
-            <w:bottom w:w="0" w:type="dxa"/>
-          </w:tblCellMar>
-        </w:tblPrEx>
         <w:tc>
           <w:tcPr>
             <w:tcW w:w="3400" w:type="dxa"/>
@@ -10561,30 +10455,15 @@
             <w:pPr>
               <w:spacing w:line="276" w:lineRule="auto"/>
               <w:jc w:val="center"/>
+              <w:rPr>
+                <w:rFonts w:hint="eastAsia"/>
+              </w:rPr>
             </w:pPr>
             <w:r>
               <w:rPr>
-                <w:rFonts w:ascii="Times New Roman" w:eastAsia="標楷體" w:hAnsi="Times New Roman"/>
-                <w:sz w:val="20"/>
-                <w:szCs w:val="20"/>
-              </w:rPr>
-              <w:t>【</w:t>
-            </w:r>
-            <w:r>
-              <w:rPr>
-                <w:rFonts w:ascii="Times New Roman" w:eastAsia="標楷體" w:hAnsi="Times New Roman"/>
-                <w:sz w:val="20"/>
-                <w:szCs w:val="20"/>
-              </w:rPr>
-              <w:t xml:space="preserve"> </w:t>
-            </w:r>
-            <w:r>
-              <w:rPr>
-                <w:rFonts w:ascii="Times New Roman" w:eastAsia="標楷體" w:hAnsi="Times New Roman"/>
-                <w:sz w:val="20"/>
-                <w:szCs w:val="20"/>
-              </w:rPr>
-              <w:t>】</w:t>
+                <w:rFonts w:hint="eastAsia"/>
+              </w:rPr>
+              <w:t>1.201</w:t>
             </w:r>
           </w:p>
         </w:tc>
@@ -10608,30 +10487,15 @@
             <w:pPr>
               <w:spacing w:line="276" w:lineRule="auto"/>
               <w:jc w:val="center"/>
+              <w:rPr>
+                <w:rFonts w:hint="eastAsia"/>
+              </w:rPr>
             </w:pPr>
             <w:r>
               <w:rPr>
-                <w:rFonts w:ascii="Times New Roman" w:eastAsia="標楷體" w:hAnsi="Times New Roman"/>
-                <w:sz w:val="20"/>
-                <w:szCs w:val="20"/>
-              </w:rPr>
-              <w:t>【</w:t>
-            </w:r>
-            <w:r>
-              <w:rPr>
-                <w:rFonts w:ascii="Times New Roman" w:eastAsia="標楷體" w:hAnsi="Times New Roman"/>
-                <w:sz w:val="20"/>
-                <w:szCs w:val="20"/>
-              </w:rPr>
-              <w:t xml:space="preserve"> </w:t>
-            </w:r>
-            <w:r>
-              <w:rPr>
-                <w:rFonts w:ascii="Times New Roman" w:eastAsia="標楷體" w:hAnsi="Times New Roman"/>
-                <w:sz w:val="20"/>
-                <w:szCs w:val="20"/>
-              </w:rPr>
-              <w:t>】</w:t>
+                <w:rFonts w:hint="eastAsia"/>
+              </w:rPr>
+              <w:t>1.550</w:t>
             </w:r>
           </w:p>
         </w:tc>
@@ -10655,30 +10519,15 @@
             <w:pPr>
               <w:spacing w:line="276" w:lineRule="auto"/>
               <w:jc w:val="center"/>
+              <w:rPr>
+                <w:rFonts w:hint="eastAsia"/>
+              </w:rPr>
             </w:pPr>
             <w:r>
               <w:rPr>
-                <w:rFonts w:ascii="Times New Roman" w:eastAsia="標楷體" w:hAnsi="Times New Roman"/>
-                <w:sz w:val="20"/>
-                <w:szCs w:val="20"/>
-              </w:rPr>
-              <w:t>【</w:t>
-            </w:r>
-            <w:r>
-              <w:rPr>
-                <w:rFonts w:ascii="Times New Roman" w:eastAsia="標楷體" w:hAnsi="Times New Roman"/>
-                <w:sz w:val="20"/>
-                <w:szCs w:val="20"/>
-              </w:rPr>
-              <w:t xml:space="preserve"> </w:t>
-            </w:r>
-            <w:r>
-              <w:rPr>
-                <w:rFonts w:ascii="Times New Roman" w:eastAsia="標楷體" w:hAnsi="Times New Roman"/>
-                <w:sz w:val="20"/>
-                <w:szCs w:val="20"/>
-              </w:rPr>
-              <w:t>】</w:t>
+                <w:rFonts w:hint="eastAsia"/>
+              </w:rPr>
+              <w:t>0.588</w:t>
             </w:r>
           </w:p>
         </w:tc>
@@ -10702,41 +10551,20 @@
             <w:pPr>
               <w:spacing w:line="276" w:lineRule="auto"/>
               <w:jc w:val="center"/>
+              <w:rPr>
+                <w:rFonts w:hint="eastAsia"/>
+              </w:rPr>
             </w:pPr>
             <w:r>
               <w:rPr>
-                <w:rFonts w:ascii="Times New Roman" w:eastAsia="標楷體" w:hAnsi="Times New Roman"/>
-                <w:sz w:val="20"/>
-                <w:szCs w:val="20"/>
-              </w:rPr>
-              <w:t>【</w:t>
-            </w:r>
-            <w:r>
-              <w:rPr>
-                <w:rFonts w:ascii="Times New Roman" w:eastAsia="標楷體" w:hAnsi="Times New Roman"/>
-                <w:sz w:val="20"/>
-                <w:szCs w:val="20"/>
-              </w:rPr>
-              <w:t xml:space="preserve"> </w:t>
-            </w:r>
-            <w:r>
-              <w:rPr>
-                <w:rFonts w:ascii="Times New Roman" w:eastAsia="標楷體" w:hAnsi="Times New Roman"/>
-                <w:sz w:val="20"/>
-                <w:szCs w:val="20"/>
-              </w:rPr>
-              <w:t>】</w:t>
+                <w:rFonts w:hint="eastAsia"/>
+              </w:rPr>
+              <w:t>55.2</w:t>
             </w:r>
           </w:p>
         </w:tc>
       </w:tr>
       <w:tr>
-        <w:tblPrEx>
-          <w:tblCellMar>
-            <w:top w:w="0" w:type="dxa"/>
-            <w:bottom w:w="0" w:type="dxa"/>
-          </w:tblCellMar>
-        </w:tblPrEx>
         <w:tc>
           <w:tcPr>
             <w:tcW w:w="3400" w:type="dxa"/>
@@ -10829,30 +10657,15 @@
             <w:pPr>
               <w:spacing w:line="276" w:lineRule="auto"/>
               <w:jc w:val="center"/>
+              <w:rPr>
+                <w:rFonts w:hint="eastAsia"/>
+              </w:rPr>
             </w:pPr>
             <w:r>
               <w:rPr>
-                <w:rFonts w:ascii="Times New Roman" w:eastAsia="標楷體" w:hAnsi="Times New Roman"/>
-                <w:sz w:val="20"/>
-                <w:szCs w:val="20"/>
-              </w:rPr>
-              <w:t>【</w:t>
-            </w:r>
-            <w:r>
-              <w:rPr>
-                <w:rFonts w:ascii="Times New Roman" w:eastAsia="標楷體" w:hAnsi="Times New Roman"/>
-                <w:sz w:val="20"/>
-                <w:szCs w:val="20"/>
-              </w:rPr>
-              <w:t xml:space="preserve"> </w:t>
-            </w:r>
-            <w:r>
-              <w:rPr>
-                <w:rFonts w:ascii="Times New Roman" w:eastAsia="標楷體" w:hAnsi="Times New Roman"/>
-                <w:sz w:val="20"/>
-                <w:szCs w:val="20"/>
-              </w:rPr>
-              <w:t>】</w:t>
+                <w:rFonts w:hint="eastAsia"/>
+              </w:rPr>
+              <w:t>1.135</w:t>
             </w:r>
           </w:p>
         </w:tc>
@@ -10876,30 +10689,15 @@
             <w:pPr>
               <w:spacing w:line="276" w:lineRule="auto"/>
               <w:jc w:val="center"/>
+              <w:rPr>
+                <w:rFonts w:hint="eastAsia"/>
+              </w:rPr>
             </w:pPr>
             <w:r>
               <w:rPr>
-                <w:rFonts w:ascii="Times New Roman" w:eastAsia="標楷體" w:hAnsi="Times New Roman"/>
-                <w:sz w:val="20"/>
-                <w:szCs w:val="20"/>
-              </w:rPr>
-              <w:t>【</w:t>
-            </w:r>
-            <w:r>
-              <w:rPr>
-                <w:rFonts w:ascii="Times New Roman" w:eastAsia="標楷體" w:hAnsi="Times New Roman"/>
-                <w:sz w:val="20"/>
-                <w:szCs w:val="20"/>
-              </w:rPr>
-              <w:t xml:space="preserve"> </w:t>
-            </w:r>
-            <w:r>
-              <w:rPr>
-                <w:rFonts w:ascii="Times New Roman" w:eastAsia="標楷體" w:hAnsi="Times New Roman"/>
-                <w:sz w:val="20"/>
-                <w:szCs w:val="20"/>
-              </w:rPr>
-              <w:t>】</w:t>
+                <w:rFonts w:hint="eastAsia"/>
+              </w:rPr>
+              <w:t>1.484</w:t>
             </w:r>
           </w:p>
         </w:tc>
@@ -10923,30 +10721,15 @@
             <w:pPr>
               <w:spacing w:line="276" w:lineRule="auto"/>
               <w:jc w:val="center"/>
+              <w:rPr>
+                <w:rFonts w:hint="eastAsia"/>
+              </w:rPr>
             </w:pPr>
             <w:r>
               <w:rPr>
-                <w:rFonts w:ascii="Times New Roman" w:eastAsia="標楷體" w:hAnsi="Times New Roman"/>
-                <w:sz w:val="20"/>
-                <w:szCs w:val="20"/>
-              </w:rPr>
-              <w:t>【</w:t>
-            </w:r>
-            <w:r>
-              <w:rPr>
-                <w:rFonts w:ascii="Times New Roman" w:eastAsia="標楷體" w:hAnsi="Times New Roman"/>
-                <w:sz w:val="20"/>
-                <w:szCs w:val="20"/>
-              </w:rPr>
-              <w:t xml:space="preserve"> </w:t>
-            </w:r>
-            <w:r>
-              <w:rPr>
-                <w:rFonts w:ascii="Times New Roman" w:eastAsia="標楷體" w:hAnsi="Times New Roman"/>
-                <w:sz w:val="20"/>
-                <w:szCs w:val="20"/>
-              </w:rPr>
-              <w:t>】</w:t>
+                <w:rFonts w:hint="eastAsia"/>
+              </w:rPr>
+              <w:t>0.623</w:t>
             </w:r>
           </w:p>
         </w:tc>
@@ -10970,30 +10753,15 @@
             <w:pPr>
               <w:spacing w:line="276" w:lineRule="auto"/>
               <w:jc w:val="center"/>
+              <w:rPr>
+                <w:rFonts w:hint="eastAsia"/>
+              </w:rPr>
             </w:pPr>
             <w:r>
               <w:rPr>
-                <w:rFonts w:ascii="Times New Roman" w:eastAsia="標楷體" w:hAnsi="Times New Roman"/>
-                <w:sz w:val="20"/>
-                <w:szCs w:val="20"/>
-              </w:rPr>
-              <w:t>【</w:t>
-            </w:r>
-            <w:r>
-              <w:rPr>
-                <w:rFonts w:ascii="Times New Roman" w:eastAsia="標楷體" w:hAnsi="Times New Roman"/>
-                <w:sz w:val="20"/>
-                <w:szCs w:val="20"/>
-              </w:rPr>
-              <w:t xml:space="preserve"> </w:t>
-            </w:r>
-            <w:r>
-              <w:rPr>
-                <w:rFonts w:ascii="Times New Roman" w:eastAsia="標楷體" w:hAnsi="Times New Roman"/>
-                <w:sz w:val="20"/>
-                <w:szCs w:val="20"/>
-              </w:rPr>
-              <w:t>】</w:t>
+                <w:rFonts w:hint="eastAsia"/>
+              </w:rPr>
+              <w:t>52.2</w:t>
             </w:r>
           </w:p>
         </w:tc>
@@ -11010,6 +10778,7 @@
           <w:rFonts w:ascii="Times New Roman" w:eastAsia="標楷體" w:hAnsi="Times New Roman"/>
           <w:shd w:val="clear" w:color="auto" w:fill="FFFF00"/>
         </w:rPr>
+        <w:lastRenderedPageBreak/>
         <w:t>【</w:t>
       </w:r>
       <w:proofErr w:type="gramEnd"/>
@@ -11138,7 +10907,7 @@
 </file>
 
 <file path=word/endnotes.xml><?xml version="1.0" encoding="utf-8"?>
-<w:endnotes xmlns:wpc="http://schemas.microsoft.com/office/word/2010/wordprocessingCanvas" xmlns:cx="http://schemas.microsoft.com/office/drawing/2014/chartex" xmlns:cx1="http://schemas.microsoft.com/office/drawing/2015/9/8/chartex" xmlns:cx2="http://schemas.microsoft.com/office/drawing/2015/10/21/chartex" xmlns:cx3="http://schemas.microsoft.com/office/drawing/2016/5/9/chartex" xmlns:cx4="http://schemas.microsoft.com/office/drawing/2016/5/10/chartex" xmlns:cx5="http://schemas.microsoft.com/office/drawing/2016/5/11/chartex" xmlns:cx6="http://schemas.microsoft.com/office/drawing/2016/5/12/chartex" xmlns:cx7="http://schemas.microsoft.com/office/drawing/2016/5/13/chartex" xmlns:cx8="http://schemas.microsoft.com/office/drawing/2016/5/14/chartex" xmlns:mc="http://schemas.openxmlformats.org/markup-compatibility/2006" xmlns:aink="http://schemas.microsoft.com/office/drawing/2016/ink" xmlns:am3d="http://schemas.microsoft.com/office/drawing/2017/model3d" xmlns:o="urn:schemas-microsoft-com:office:office" xmlns:r="http://schemas.openxmlformats.org/officeDocument/2006/relationships" xmlns:m="http://schemas.openxmlformats.org/officeDocument/2006/math" xmlns:v="urn:schemas-microsoft-com:vml" xmlns:wp14="http://schemas.microsoft.com/office/word/2010/wordprocessingDrawing" xmlns:wp="http://schemas.openxmlformats.org/drawingml/2006/wordprocessingDrawing" xmlns:w10="urn:schemas-microsoft-com:office:word" xmlns:w="http://schemas.openxmlformats.org/wordprocessingml/2006/main" xmlns:w14="http://schemas.microsoft.com/office/word/2010/wordml" xmlns:w15="http://schemas.microsoft.com/office/word/2012/wordml" xmlns:w16cid="http://schemas.microsoft.com/office/word/2016/wordml/cid" xmlns:w16se="http://schemas.microsoft.com/office/word/2015/wordml/symex" xmlns:wpg="http://schemas.microsoft.com/office/word/2010/wordprocessingGroup" xmlns:wpi="http://schemas.microsoft.com/office/word/2010/wordprocessingInk" xmlns:wne="http://schemas.microsoft.com/office/word/2006/wordml" xmlns:wps="http://schemas.microsoft.com/office/word/2010/wordprocessingShape" mc:Ignorable="w14 w15 w16se w16cid wp14">
+<w:endnotes xmlns:wpc="http://schemas.microsoft.com/office/word/2010/wordprocessingCanvas" xmlns:cx="http://schemas.microsoft.com/office/drawing/2014/chartex" xmlns:cx1="http://schemas.microsoft.com/office/drawing/2015/9/8/chartex" xmlns:cx2="http://schemas.microsoft.com/office/drawing/2015/10/21/chartex" xmlns:cx3="http://schemas.microsoft.com/office/drawing/2016/5/9/chartex" xmlns:cx4="http://schemas.microsoft.com/office/drawing/2016/5/10/chartex" xmlns:cx5="http://schemas.microsoft.com/office/drawing/2016/5/11/chartex" xmlns:cx6="http://schemas.microsoft.com/office/drawing/2016/5/12/chartex" xmlns:cx7="http://schemas.microsoft.com/office/drawing/2016/5/13/chartex" xmlns:cx8="http://schemas.microsoft.com/office/drawing/2016/5/14/chartex" xmlns:mc="http://schemas.openxmlformats.org/markup-compatibility/2006" xmlns:aink="http://schemas.microsoft.com/office/drawing/2016/ink" xmlns:am3d="http://schemas.microsoft.com/office/drawing/2017/model3d" xmlns:o="urn:schemas-microsoft-com:office:office" xmlns:oel="http://schemas.microsoft.com/office/2019/extlst" xmlns:r="http://schemas.openxmlformats.org/officeDocument/2006/relationships" xmlns:m="http://schemas.openxmlformats.org/officeDocument/2006/math" xmlns:v="urn:schemas-microsoft-com:vml" xmlns:wp14="http://schemas.microsoft.com/office/word/2010/wordprocessingDrawing" xmlns:wp="http://schemas.openxmlformats.org/drawingml/2006/wordprocessingDrawing" xmlns:w10="urn:schemas-microsoft-com:office:word" xmlns:w="http://schemas.openxmlformats.org/wordprocessingml/2006/main" xmlns:w14="http://schemas.microsoft.com/office/word/2010/wordml" xmlns:w15="http://schemas.microsoft.com/office/word/2012/wordml" xmlns:w16cex="http://schemas.microsoft.com/office/word/2018/wordml/cex" xmlns:w16cid="http://schemas.microsoft.com/office/word/2016/wordml/cid" xmlns:w16="http://schemas.microsoft.com/office/word/2018/wordml" xmlns:w16sdtdh="http://schemas.microsoft.com/office/word/2020/wordml/sdtdatahash" xmlns:w16se="http://schemas.microsoft.com/office/word/2015/wordml/symex" xmlns:wpg="http://schemas.microsoft.com/office/word/2010/wordprocessingGroup" xmlns:wpi="http://schemas.microsoft.com/office/word/2010/wordprocessingInk" xmlns:wne="http://schemas.microsoft.com/office/word/2006/wordml" xmlns:wps="http://schemas.microsoft.com/office/word/2010/wordprocessingShape" mc:Ignorable="w14 w15 w16se w16cid w16 w16cex w16sdtdh wp14">
   <w:endnote w:type="separator" w:id="-1">
     <w:p>
       <w:pPr>
@@ -11163,7 +10932,7 @@
 </file>
 
 <file path=word/footnotes.xml><?xml version="1.0" encoding="utf-8"?>
-<w:footnotes xmlns:wpc="http://schemas.microsoft.com/office/word/2010/wordprocessingCanvas" xmlns:cx="http://schemas.microsoft.com/office/drawing/2014/chartex" xmlns:cx1="http://schemas.microsoft.com/office/drawing/2015/9/8/chartex" xmlns:cx2="http://schemas.microsoft.com/office/drawing/2015/10/21/chartex" xmlns:cx3="http://schemas.microsoft.com/office/drawing/2016/5/9/chartex" xmlns:cx4="http://schemas.microsoft.com/office/drawing/2016/5/10/chartex" xmlns:cx5="http://schemas.microsoft.com/office/drawing/2016/5/11/chartex" xmlns:cx6="http://schemas.microsoft.com/office/drawing/2016/5/12/chartex" xmlns:cx7="http://schemas.microsoft.com/office/drawing/2016/5/13/chartex" xmlns:cx8="http://schemas.microsoft.com/office/drawing/2016/5/14/chartex" xmlns:mc="http://schemas.openxmlformats.org/markup-compatibility/2006" xmlns:aink="http://schemas.microsoft.com/office/drawing/2016/ink" xmlns:am3d="http://schemas.microsoft.com/office/drawing/2017/model3d" xmlns:o="urn:schemas-microsoft-com:office:office" xmlns:r="http://schemas.openxmlformats.org/officeDocument/2006/relationships" xmlns:m="http://schemas.openxmlformats.org/officeDocument/2006/math" xmlns:v="urn:schemas-microsoft-com:vml" xmlns:wp14="http://schemas.microsoft.com/office/word/2010/wordprocessingDrawing" xmlns:wp="http://schemas.openxmlformats.org/drawingml/2006/wordprocessingDrawing" xmlns:w10="urn:schemas-microsoft-com:office:word" xmlns:w="http://schemas.openxmlformats.org/wordprocessingml/2006/main" xmlns:w14="http://schemas.microsoft.com/office/word/2010/wordml" xmlns:w15="http://schemas.microsoft.com/office/word/2012/wordml" xmlns:w16cid="http://schemas.microsoft.com/office/word/2016/wordml/cid" xmlns:w16se="http://schemas.microsoft.com/office/word/2015/wordml/symex" xmlns:wpg="http://schemas.microsoft.com/office/word/2010/wordprocessingGroup" xmlns:wpi="http://schemas.microsoft.com/office/word/2010/wordprocessingInk" xmlns:wne="http://schemas.microsoft.com/office/word/2006/wordml" xmlns:wps="http://schemas.microsoft.com/office/word/2010/wordprocessingShape" mc:Ignorable="w14 w15 w16se w16cid wp14">
+<w:footnotes xmlns:wpc="http://schemas.microsoft.com/office/word/2010/wordprocessingCanvas" xmlns:cx="http://schemas.microsoft.com/office/drawing/2014/chartex" xmlns:cx1="http://schemas.microsoft.com/office/drawing/2015/9/8/chartex" xmlns:cx2="http://schemas.microsoft.com/office/drawing/2015/10/21/chartex" xmlns:cx3="http://schemas.microsoft.com/office/drawing/2016/5/9/chartex" xmlns:cx4="http://schemas.microsoft.com/office/drawing/2016/5/10/chartex" xmlns:cx5="http://schemas.microsoft.com/office/drawing/2016/5/11/chartex" xmlns:cx6="http://schemas.microsoft.com/office/drawing/2016/5/12/chartex" xmlns:cx7="http://schemas.microsoft.com/office/drawing/2016/5/13/chartex" xmlns:cx8="http://schemas.microsoft.com/office/drawing/2016/5/14/chartex" xmlns:mc="http://schemas.openxmlformats.org/markup-compatibility/2006" xmlns:aink="http://schemas.microsoft.com/office/drawing/2016/ink" xmlns:am3d="http://schemas.microsoft.com/office/drawing/2017/model3d" xmlns:o="urn:schemas-microsoft-com:office:office" xmlns:oel="http://schemas.microsoft.com/office/2019/extlst" xmlns:r="http://schemas.openxmlformats.org/officeDocument/2006/relationships" xmlns:m="http://schemas.openxmlformats.org/officeDocument/2006/math" xmlns:v="urn:schemas-microsoft-com:vml" xmlns:wp14="http://schemas.microsoft.com/office/word/2010/wordprocessingDrawing" xmlns:wp="http://schemas.openxmlformats.org/drawingml/2006/wordprocessingDrawing" xmlns:w10="urn:schemas-microsoft-com:office:word" xmlns:w="http://schemas.openxmlformats.org/wordprocessingml/2006/main" xmlns:w14="http://schemas.microsoft.com/office/word/2010/wordml" xmlns:w15="http://schemas.microsoft.com/office/word/2012/wordml" xmlns:w16cex="http://schemas.microsoft.com/office/word/2018/wordml/cex" xmlns:w16cid="http://schemas.microsoft.com/office/word/2016/wordml/cid" xmlns:w16="http://schemas.microsoft.com/office/word/2018/wordml" xmlns:w16sdtdh="http://schemas.microsoft.com/office/word/2020/wordml/sdtdatahash" xmlns:w16se="http://schemas.microsoft.com/office/word/2015/wordml/symex" xmlns:wpg="http://schemas.microsoft.com/office/word/2010/wordprocessingGroup" xmlns:wpi="http://schemas.microsoft.com/office/word/2010/wordprocessingInk" xmlns:wne="http://schemas.microsoft.com/office/word/2006/wordml" xmlns:wps="http://schemas.microsoft.com/office/word/2010/wordprocessingShape" mc:Ignorable="w14 w15 w16se w16cid w16 w16cex w16sdtdh wp14">
   <w:footnote w:type="separator" w:id="-1">
     <w:p>
       <w:pPr>
@@ -11188,7 +10957,7 @@
 </file>
 
 <file path=word/numbering.xml><?xml version="1.0" encoding="utf-8"?>
-<w:numbering xmlns:wpc="http://schemas.microsoft.com/office/word/2010/wordprocessingCanvas" xmlns:cx="http://schemas.microsoft.com/office/drawing/2014/chartex" xmlns:cx1="http://schemas.microsoft.com/office/drawing/2015/9/8/chartex" xmlns:cx2="http://schemas.microsoft.com/office/drawing/2015/10/21/chartex" xmlns:cx3="http://schemas.microsoft.com/office/drawing/2016/5/9/chartex" xmlns:cx4="http://schemas.microsoft.com/office/drawing/2016/5/10/chartex" xmlns:cx5="http://schemas.microsoft.com/office/drawing/2016/5/11/chartex" xmlns:cx6="http://schemas.microsoft.com/office/drawing/2016/5/12/chartex" xmlns:cx7="http://schemas.microsoft.com/office/drawing/2016/5/13/chartex" xmlns:cx8="http://schemas.microsoft.com/office/drawing/2016/5/14/chartex" xmlns:mc="http://schemas.openxmlformats.org/markup-compatibility/2006" xmlns:aink="http://schemas.microsoft.com/office/drawing/2016/ink" xmlns:am3d="http://schemas.microsoft.com/office/drawing/2017/model3d" xmlns:o="urn:schemas-microsoft-com:office:office" xmlns:r="http://schemas.openxmlformats.org/officeDocument/2006/relationships" xmlns:m="http://schemas.openxmlformats.org/officeDocument/2006/math" xmlns:v="urn:schemas-microsoft-com:vml" xmlns:wp14="http://schemas.microsoft.com/office/word/2010/wordprocessingDrawing" xmlns:wp="http://schemas.openxmlformats.org/drawingml/2006/wordprocessingDrawing" xmlns:w10="urn:schemas-microsoft-com:office:word" xmlns:w="http://schemas.openxmlformats.org/wordprocessingml/2006/main" xmlns:w14="http://schemas.microsoft.com/office/word/2010/wordml" xmlns:w15="http://schemas.microsoft.com/office/word/2012/wordml" xmlns:w16cid="http://schemas.microsoft.com/office/word/2016/wordml/cid" xmlns:w16se="http://schemas.microsoft.com/office/word/2015/wordml/symex" xmlns:wpg="http://schemas.microsoft.com/office/word/2010/wordprocessingGroup" xmlns:wpi="http://schemas.microsoft.com/office/word/2010/wordprocessingInk" xmlns:wne="http://schemas.microsoft.com/office/word/2006/wordml" xmlns:wps="http://schemas.microsoft.com/office/word/2010/wordprocessingShape" mc:Ignorable="w14 w15 w16se w16cid wp14">
+<w:numbering xmlns:wpc="http://schemas.microsoft.com/office/word/2010/wordprocessingCanvas" xmlns:cx="http://schemas.microsoft.com/office/drawing/2014/chartex" xmlns:cx1="http://schemas.microsoft.com/office/drawing/2015/9/8/chartex" xmlns:cx2="http://schemas.microsoft.com/office/drawing/2015/10/21/chartex" xmlns:cx3="http://schemas.microsoft.com/office/drawing/2016/5/9/chartex" xmlns:cx4="http://schemas.microsoft.com/office/drawing/2016/5/10/chartex" xmlns:cx5="http://schemas.microsoft.com/office/drawing/2016/5/11/chartex" xmlns:cx6="http://schemas.microsoft.com/office/drawing/2016/5/12/chartex" xmlns:cx7="http://schemas.microsoft.com/office/drawing/2016/5/13/chartex" xmlns:cx8="http://schemas.microsoft.com/office/drawing/2016/5/14/chartex" xmlns:mc="http://schemas.openxmlformats.org/markup-compatibility/2006" xmlns:aink="http://schemas.microsoft.com/office/drawing/2016/ink" xmlns:am3d="http://schemas.microsoft.com/office/drawing/2017/model3d" xmlns:o="urn:schemas-microsoft-com:office:office" xmlns:oel="http://schemas.microsoft.com/office/2019/extlst" xmlns:r="http://schemas.openxmlformats.org/officeDocument/2006/relationships" xmlns:m="http://schemas.openxmlformats.org/officeDocument/2006/math" xmlns:v="urn:schemas-microsoft-com:vml" xmlns:wp14="http://schemas.microsoft.com/office/word/2010/wordprocessingDrawing" xmlns:wp="http://schemas.openxmlformats.org/drawingml/2006/wordprocessingDrawing" xmlns:w10="urn:schemas-microsoft-com:office:word" xmlns:w="http://schemas.openxmlformats.org/wordprocessingml/2006/main" xmlns:w14="http://schemas.microsoft.com/office/word/2010/wordml" xmlns:w15="http://schemas.microsoft.com/office/word/2012/wordml" xmlns:w16cex="http://schemas.microsoft.com/office/word/2018/wordml/cex" xmlns:w16cid="http://schemas.microsoft.com/office/word/2016/wordml/cid" xmlns:w16="http://schemas.microsoft.com/office/word/2018/wordml" xmlns:w16sdtdh="http://schemas.microsoft.com/office/word/2020/wordml/sdtdatahash" xmlns:w16se="http://schemas.microsoft.com/office/word/2015/wordml/symex" xmlns:wpg="http://schemas.microsoft.com/office/word/2010/wordprocessingGroup" xmlns:wpi="http://schemas.microsoft.com/office/word/2010/wordprocessingInk" xmlns:wne="http://schemas.microsoft.com/office/word/2006/wordml" xmlns:wps="http://schemas.microsoft.com/office/word/2010/wordprocessingShape" mc:Ignorable="w14 w15 w16se w16cid w16 w16cex w16sdtdh wp14">
   <w:abstractNum w:abstractNumId="0" w15:restartNumberingAfterBreak="0">
     <w:nsid w:val="116508B4"/>
     <w:multiLevelType w:val="multilevel"/>
@@ -11565,20 +11334,20 @@
       </w:rPr>
     </w:lvl>
   </w:abstractNum>
-  <w:num w:numId="1">
+  <w:num w:numId="1" w16cid:durableId="1899658319">
     <w:abstractNumId w:val="0"/>
   </w:num>
-  <w:num w:numId="2">
+  <w:num w:numId="2" w16cid:durableId="1772701907">
     <w:abstractNumId w:val="2"/>
   </w:num>
-  <w:num w:numId="3">
+  <w:num w:numId="3" w16cid:durableId="953287370">
     <w:abstractNumId w:val="1"/>
   </w:num>
 </w:numbering>
 </file>
 
 <file path=word/styles.xml><?xml version="1.0" encoding="utf-8"?>
-<w:styles xmlns:mc="http://schemas.openxmlformats.org/markup-compatibility/2006" xmlns:r="http://schemas.openxmlformats.org/officeDocument/2006/relationships" xmlns:w="http://schemas.openxmlformats.org/wordprocessingml/2006/main" xmlns:w14="http://schemas.microsoft.com/office/word/2010/wordml" xmlns:w15="http://schemas.microsoft.com/office/word/2012/wordml" xmlns:w16cid="http://schemas.microsoft.com/office/word/2016/wordml/cid" xmlns:w16se="http://schemas.microsoft.com/office/word/2015/wordml/symex" mc:Ignorable="w14 w15 w16se w16cid">
+<w:styles xmlns:mc="http://schemas.openxmlformats.org/markup-compatibility/2006" xmlns:r="http://schemas.openxmlformats.org/officeDocument/2006/relationships" xmlns:w="http://schemas.openxmlformats.org/wordprocessingml/2006/main" xmlns:w14="http://schemas.microsoft.com/office/word/2010/wordml" xmlns:w15="http://schemas.microsoft.com/office/word/2012/wordml" xmlns:w16cex="http://schemas.microsoft.com/office/word/2018/wordml/cex" xmlns:w16cid="http://schemas.microsoft.com/office/word/2016/wordml/cid" xmlns:w16="http://schemas.microsoft.com/office/word/2018/wordml" xmlns:w16sdtdh="http://schemas.microsoft.com/office/word/2020/wordml/sdtdatahash" xmlns:w16se="http://schemas.microsoft.com/office/word/2015/wordml/symex" mc:Ignorable="w14 w15 w16se w16cid w16 w16cex w16sdtdh">
   <w:docDefaults>
     <w:rPrDefault>
       <w:rPr>
@@ -11596,7 +11365,7 @@
       </w:pPr>
     </w:pPrDefault>
   </w:docDefaults>
-  <w:latentStyles w:defLockedState="0" w:defUIPriority="99" w:defSemiHidden="0" w:defUnhideWhenUsed="0" w:defQFormat="0" w:count="375">
+  <w:latentStyles w:defLockedState="0" w:defUIPriority="99" w:defSemiHidden="0" w:defUnhideWhenUsed="0" w:defQFormat="0" w:count="376">
     <w:lsdException w:name="Normal" w:uiPriority="0" w:qFormat="1"/>
     <w:lsdException w:name="heading 1" w:uiPriority="9" w:qFormat="1"/>
     <w:lsdException w:name="heading 2" w:semiHidden="1" w:uiPriority="9" w:unhideWhenUsed="1" w:qFormat="1"/>
@@ -11972,6 +11741,7 @@
     <w:lsdException w:name="Smart Hyperlink" w:semiHidden="1" w:unhideWhenUsed="1"/>
     <w:lsdException w:name="Hashtag" w:semiHidden="1" w:unhideWhenUsed="1"/>
     <w:lsdException w:name="Unresolved Mention" w:semiHidden="1" w:unhideWhenUsed="1"/>
+    <w:lsdException w:name="Smart Link" w:semiHidden="1" w:unhideWhenUsed="1"/>
   </w:latentStyles>
   <w:style w:type="paragraph" w:default="1" w:styleId="a">
     <w:name w:val="Normal"/>
@@ -12049,7 +11819,6 @@
   <w:style w:type="character" w:default="1" w:styleId="a0">
     <w:name w:val="Default Paragraph Font"/>
     <w:uiPriority w:val="1"/>
-    <w:semiHidden/>
     <w:unhideWhenUsed/>
   </w:style>
   <w:style w:type="table" w:default="1" w:styleId="a1">

--- a/論文/第二篇的中文稿.docx
+++ b/論文/第二篇的中文稿.docx
@@ -1,6 +1,6 @@
 
 <file path=word/document.xml><?xml version="1.0" encoding="utf-8"?>
-<w:document xmlns:wpc="http://schemas.microsoft.com/office/word/2010/wordprocessingCanvas" xmlns:cx="http://schemas.microsoft.com/office/drawing/2014/chartex" xmlns:cx1="http://schemas.microsoft.com/office/drawing/2015/9/8/chartex" xmlns:cx2="http://schemas.microsoft.com/office/drawing/2015/10/21/chartex" xmlns:cx3="http://schemas.microsoft.com/office/drawing/2016/5/9/chartex" xmlns:cx4="http://schemas.microsoft.com/office/drawing/2016/5/10/chartex" xmlns:cx5="http://schemas.microsoft.com/office/drawing/2016/5/11/chartex" xmlns:cx6="http://schemas.microsoft.com/office/drawing/2016/5/12/chartex" xmlns:cx7="http://schemas.microsoft.com/office/drawing/2016/5/13/chartex" xmlns:cx8="http://schemas.microsoft.com/office/drawing/2016/5/14/chartex" xmlns:mc="http://schemas.openxmlformats.org/markup-compatibility/2006" xmlns:aink="http://schemas.microsoft.com/office/drawing/2016/ink" xmlns:am3d="http://schemas.microsoft.com/office/drawing/2017/model3d" xmlns:o="urn:schemas-microsoft-com:office:office" xmlns:oel="http://schemas.microsoft.com/office/2019/extlst" xmlns:r="http://schemas.openxmlformats.org/officeDocument/2006/relationships" xmlns:m="http://schemas.openxmlformats.org/officeDocument/2006/math" xmlns:v="urn:schemas-microsoft-com:vml" xmlns:wp14="http://schemas.microsoft.com/office/word/2010/wordprocessingDrawing" xmlns:wp="http://schemas.openxmlformats.org/drawingml/2006/wordprocessingDrawing" xmlns:w10="urn:schemas-microsoft-com:office:word" xmlns:w="http://schemas.openxmlformats.org/wordprocessingml/2006/main" xmlns:w14="http://schemas.microsoft.com/office/word/2010/wordml" xmlns:w15="http://schemas.microsoft.com/office/word/2012/wordml" xmlns:w16cex="http://schemas.microsoft.com/office/word/2018/wordml/cex" xmlns:w16cid="http://schemas.microsoft.com/office/word/2016/wordml/cid" xmlns:w16="http://schemas.microsoft.com/office/word/2018/wordml" xmlns:w16sdtdh="http://schemas.microsoft.com/office/word/2020/wordml/sdtdatahash" xmlns:w16se="http://schemas.microsoft.com/office/word/2015/wordml/symex" xmlns:wpg="http://schemas.microsoft.com/office/word/2010/wordprocessingGroup" xmlns:wpi="http://schemas.microsoft.com/office/word/2010/wordprocessingInk" xmlns:wne="http://schemas.microsoft.com/office/word/2006/wordml" xmlns:wps="http://schemas.microsoft.com/office/word/2010/wordprocessingShape" mc:Ignorable="w14 w15 w16se w16cid w16 w16cex w16sdtdh wp14">
+<w:document xmlns:wpc="http://schemas.microsoft.com/office/word/2010/wordprocessingCanvas" xmlns:cx="http://schemas.microsoft.com/office/drawing/2014/chartex" xmlns:cx1="http://schemas.microsoft.com/office/drawing/2015/9/8/chartex" xmlns:cx2="http://schemas.microsoft.com/office/drawing/2015/10/21/chartex" xmlns:cx3="http://schemas.microsoft.com/office/drawing/2016/5/9/chartex" xmlns:cx4="http://schemas.microsoft.com/office/drawing/2016/5/10/chartex" xmlns:cx5="http://schemas.microsoft.com/office/drawing/2016/5/11/chartex" xmlns:cx6="http://schemas.microsoft.com/office/drawing/2016/5/12/chartex" xmlns:cx7="http://schemas.microsoft.com/office/drawing/2016/5/13/chartex" xmlns:cx8="http://schemas.microsoft.com/office/drawing/2016/5/14/chartex" xmlns:mc="http://schemas.openxmlformats.org/markup-compatibility/2006" xmlns:aink="http://schemas.microsoft.com/office/drawing/2016/ink" xmlns:am3d="http://schemas.microsoft.com/office/drawing/2017/model3d" xmlns:o="urn:schemas-microsoft-com:office:office" xmlns:oel="http://schemas.microsoft.com/office/2019/extlst" xmlns:r="http://schemas.openxmlformats.org/officeDocument/2006/relationships" xmlns:m="http://schemas.openxmlformats.org/officeDocument/2006/math" xmlns:v="urn:schemas-microsoft-com:vml" xmlns:wp14="http://schemas.microsoft.com/office/word/2010/wordprocessingDrawing" xmlns:wp="http://schemas.openxmlformats.org/drawingml/2006/wordprocessingDrawing" xmlns:w10="urn:schemas-microsoft-com:office:word" xmlns:w="http://schemas.openxmlformats.org/wordprocessingml/2006/main" xmlns:w14="http://schemas.microsoft.com/office/word/2010/wordml" xmlns:w15="http://schemas.microsoft.com/office/word/2012/wordml" xmlns:w16cex="http://schemas.microsoft.com/office/word/2018/wordml/cex" xmlns:w16cid="http://schemas.microsoft.com/office/word/2016/wordml/cid" xmlns:w16="http://schemas.microsoft.com/office/word/2018/wordml" xmlns:w16du="http://schemas.microsoft.com/office/word/2023/wordml/word16du" xmlns:w16sdtdh="http://schemas.microsoft.com/office/word/2020/wordml/sdtdatahash" xmlns:w16sdtfl="http://schemas.microsoft.com/office/word/2024/wordml/sdtformatlock" xmlns:w16se="http://schemas.microsoft.com/office/word/2015/wordml/symex" xmlns:wpg="http://schemas.microsoft.com/office/word/2010/wordprocessingGroup" xmlns:wpi="http://schemas.microsoft.com/office/word/2010/wordprocessingInk" xmlns:wne="http://schemas.microsoft.com/office/word/2006/wordml" xmlns:wps="http://schemas.microsoft.com/office/word/2010/wordprocessingShape" mc:Ignorable="w14 w15 w16se w16cid w16 w16cex w16sdtdh w16sdtfl w16du wp14">
   <w:body>
     <w:p>
       <w:pPr>
@@ -207,23 +207,7 @@
           <w:rStyle w:val="a7"/>
           <w:rFonts w:ascii="標楷體" w:eastAsia="標楷體" w:hAnsi="標楷體"/>
         </w:rPr>
-        <w:t>根尖X光影像之根尖定位與牙根長度估計：</w:t>
-      </w:r>
-      <w:proofErr w:type="gramStart"/>
-      <w:r>
-        <w:rPr>
-          <w:rStyle w:val="a7"/>
-          <w:rFonts w:ascii="標楷體" w:eastAsia="標楷體" w:hAnsi="標楷體"/>
-        </w:rPr>
-        <w:t>應用於根管</w:t>
-      </w:r>
-      <w:proofErr w:type="gramEnd"/>
-      <w:r>
-        <w:rPr>
-          <w:rStyle w:val="a7"/>
-          <w:rFonts w:ascii="標楷體" w:eastAsia="標楷體" w:hAnsi="標楷體"/>
-        </w:rPr>
-        <w:t>治療術前評估</w:t>
+        <w:t>根尖X光影像之根尖定位與牙根長度估計：應用於根管治療術前評估</w:t>
       </w:r>
       <w:r>
         <w:rPr>
@@ -349,11 +333,11 @@
       <w:pPr>
         <w:pStyle w:val="1"/>
         <w:spacing w:before="240" w:after="160" w:line="276" w:lineRule="auto"/>
-        <w:rPr>
-          <w:rFonts w:hint="eastAsia"/>
-        </w:rPr>
       </w:pPr>
       <w:r>
+        <w:rPr>
+          <w:noProof/>
+        </w:rPr>
         <w:drawing>
           <wp:inline distT="0" distB="0" distL="0" distR="0" wp14:anchorId="2EEE4BB0" wp14:editId="6D9B9A09">
             <wp:extent cx="5318151" cy="1547826"/>
@@ -473,27 +457,7 @@
           <w:sz w:val="22"/>
           <w:szCs w:val="22"/>
         </w:rPr>
-        <w:t>前處理影像上標</w:t>
-      </w:r>
-      <w:proofErr w:type="gramStart"/>
-      <w:r>
-        <w:rPr>
-          <w:rFonts w:ascii="Times New Roman" w:eastAsia="標楷體" w:hAnsi="Times New Roman"/>
-          <w:bCs/>
-          <w:sz w:val="22"/>
-          <w:szCs w:val="22"/>
-        </w:rPr>
-        <w:t>註</w:t>
-      </w:r>
-      <w:proofErr w:type="gramEnd"/>
-      <w:r>
-        <w:rPr>
-          <w:rFonts w:ascii="Times New Roman" w:eastAsia="標楷體" w:hAnsi="Times New Roman"/>
-          <w:bCs/>
-          <w:sz w:val="22"/>
-          <w:szCs w:val="22"/>
-        </w:rPr>
-        <w:t>牙齒輪廓並以</w:t>
+        <w:t>前處理影像上標註牙齒輪廓並以</w:t>
       </w:r>
       <w:r>
         <w:rPr>
@@ -700,18 +664,8 @@
           <w:sz w:val="26"/>
           <w:szCs w:val="26"/>
         </w:rPr>
-        <w:t>光影像資料集收集與標</w:t>
-      </w:r>
-      <w:proofErr w:type="gramStart"/>
-      <w:r>
-        <w:rPr>
-          <w:rFonts w:ascii="Times New Roman" w:eastAsia="標楷體" w:hAnsi="Times New Roman"/>
-          <w:sz w:val="26"/>
-          <w:szCs w:val="26"/>
-        </w:rPr>
-        <w:t>註</w:t>
-      </w:r>
-      <w:proofErr w:type="gramEnd"/>
+        <w:t>光影像資料集收集與標註</w:t>
+      </w:r>
     </w:p>
     <w:p>
       <w:pPr>
@@ -726,21 +680,7 @@
         <w:rPr>
           <w:rFonts w:ascii="Times New Roman" w:eastAsia="標楷體" w:hAnsi="Times New Roman"/>
         </w:rPr>
-        <w:t>本研究收集林口長庚紀念醫院一般牙科已完成根管治療之病例，</w:t>
-      </w:r>
-      <w:proofErr w:type="gramStart"/>
-      <w:r>
-        <w:rPr>
-          <w:rFonts w:ascii="Times New Roman" w:eastAsia="標楷體" w:hAnsi="Times New Roman"/>
-        </w:rPr>
-        <w:t>影像為根管</w:t>
-      </w:r>
-      <w:proofErr w:type="gramEnd"/>
-      <w:r>
-        <w:rPr>
-          <w:rFonts w:ascii="Times New Roman" w:eastAsia="標楷體" w:hAnsi="Times New Roman"/>
-        </w:rPr>
-        <w:t>治療前之根尖</w:t>
+        <w:t>本研究收集林口長庚紀念醫院牙科已完成根管治療之病例，影像為根管治療前之根尖</w:t>
       </w:r>
       <w:r>
         <w:rPr>
@@ -821,16 +761,8 @@
         <w:rPr>
           <w:rFonts w:ascii="Times New Roman" w:eastAsia="標楷體" w:hAnsi="Times New Roman"/>
         </w:rPr>
-        <w:t>審查通過</w:t>
-      </w:r>
-      <w:proofErr w:type="gramStart"/>
-      <w:r>
-        <w:rPr>
-          <w:rFonts w:ascii="Times New Roman" w:eastAsia="標楷體" w:hAnsi="Times New Roman"/>
-        </w:rPr>
-        <w:t>（</w:t>
-      </w:r>
-      <w:proofErr w:type="gramEnd"/>
+        <w:t>審查通過（</w:t>
+      </w:r>
       <w:r>
         <w:rPr>
           <w:rFonts w:ascii="Times New Roman" w:eastAsia="標楷體" w:hAnsi="Times New Roman"/>
@@ -854,17 +786,26 @@
         <w:rPr>
           <w:rFonts w:ascii="Times New Roman" w:eastAsia="標楷體" w:hAnsi="Times New Roman"/>
         </w:rPr>
-        <w:t>）。影像以</w:t>
-      </w:r>
-      <w:r>
-        <w:rPr>
-          <w:rFonts w:ascii="Times New Roman" w:eastAsia="標楷體" w:hAnsi="Times New Roman"/>
+        <w:t>）。</w:t>
+      </w:r>
+      <w:r>
+        <w:rPr>
+          <w:rFonts w:ascii="Times New Roman" w:eastAsia="標楷體" w:hAnsi="Times New Roman"/>
+          <w:strike/>
+        </w:rPr>
+        <w:t>影像以</w:t>
+      </w:r>
+      <w:r>
+        <w:rPr>
+          <w:rFonts w:ascii="Times New Roman" w:eastAsia="標楷體" w:hAnsi="Times New Roman"/>
+          <w:strike/>
         </w:rPr>
         <w:t xml:space="preserve"> </w:t>
       </w:r>
       <w:r>
         <w:rPr>
           <w:rFonts w:ascii="Times New Roman" w:eastAsia="標楷體" w:hAnsi="Times New Roman"/>
+          <w:strike/>
           <w:shd w:val="clear" w:color="auto" w:fill="FFFF00"/>
         </w:rPr>
         <w:t>【</w:t>
@@ -872,6 +813,7 @@
       <w:r>
         <w:rPr>
           <w:rFonts w:ascii="Times New Roman" w:eastAsia="標楷體" w:hAnsi="Times New Roman"/>
+          <w:strike/>
           <w:shd w:val="clear" w:color="auto" w:fill="FFFF00"/>
         </w:rPr>
         <w:t>X</w:t>
@@ -879,6 +821,7 @@
       <w:r>
         <w:rPr>
           <w:rFonts w:ascii="Times New Roman" w:eastAsia="標楷體" w:hAnsi="Times New Roman"/>
+          <w:strike/>
           <w:shd w:val="clear" w:color="auto" w:fill="FFFF00"/>
         </w:rPr>
         <w:t>光機型號、感測器尺寸】</w:t>
@@ -886,24 +829,28 @@
       <w:r>
         <w:rPr>
           <w:rFonts w:ascii="Times New Roman" w:eastAsia="標楷體" w:hAnsi="Times New Roman"/>
+          <w:strike/>
         </w:rPr>
         <w:t xml:space="preserve"> </w:t>
       </w:r>
       <w:r>
         <w:rPr>
           <w:rFonts w:ascii="Times New Roman" w:eastAsia="標楷體" w:hAnsi="Times New Roman"/>
+          <w:strike/>
         </w:rPr>
         <w:t>取得，解析度為</w:t>
       </w:r>
       <w:r>
         <w:rPr>
           <w:rFonts w:ascii="Times New Roman" w:eastAsia="標楷體" w:hAnsi="Times New Roman"/>
+          <w:strike/>
         </w:rPr>
         <w:t xml:space="preserve"> </w:t>
       </w:r>
       <w:r>
         <w:rPr>
           <w:rFonts w:ascii="Times New Roman" w:eastAsia="標楷體" w:hAnsi="Times New Roman"/>
+          <w:strike/>
           <w:shd w:val="clear" w:color="auto" w:fill="FFFF00"/>
         </w:rPr>
         <w:t>【</w:t>
@@ -911,6 +858,7 @@
       <w:r>
         <w:rPr>
           <w:rFonts w:ascii="Times New Roman" w:eastAsia="標楷體" w:hAnsi="Times New Roman"/>
+          <w:strike/>
           <w:shd w:val="clear" w:color="auto" w:fill="FFFF00"/>
         </w:rPr>
         <w:t xml:space="preserve">W×H </w:t>
@@ -918,6 +866,7 @@
       <w:r>
         <w:rPr>
           <w:rFonts w:ascii="Times New Roman" w:eastAsia="標楷體" w:hAnsi="Times New Roman"/>
+          <w:strike/>
           <w:shd w:val="clear" w:color="auto" w:fill="FFFF00"/>
         </w:rPr>
         <w:t>像素（如有多種請列出）】</w:t>
@@ -925,22 +874,15 @@
       <w:r>
         <w:rPr>
           <w:rFonts w:ascii="Times New Roman" w:eastAsia="標楷體" w:hAnsi="Times New Roman"/>
-        </w:rPr>
-        <w:t>，皆經去識別化。每張影像以一顆</w:t>
-      </w:r>
-      <w:proofErr w:type="gramStart"/>
-      <w:r>
-        <w:rPr>
-          <w:rFonts w:ascii="Times New Roman" w:eastAsia="標楷體" w:hAnsi="Times New Roman"/>
-        </w:rPr>
-        <w:t>目標牙為對象</w:t>
-      </w:r>
-      <w:proofErr w:type="gramEnd"/>
-      <w:r>
-        <w:rPr>
-          <w:rFonts w:ascii="Times New Roman" w:eastAsia="標楷體" w:hAnsi="Times New Roman"/>
-        </w:rPr>
-        <w:t>，共</w:t>
+          <w:strike/>
+        </w:rPr>
+        <w:t>，皆經去識別化。</w:t>
+      </w:r>
+      <w:r>
+        <w:rPr>
+          <w:rFonts w:ascii="Times New Roman" w:eastAsia="標楷體" w:hAnsi="Times New Roman"/>
+        </w:rPr>
+        <w:t>每張影像以一顆目標牙為對象，共</w:t>
       </w:r>
       <w:r>
         <w:rPr>
@@ -948,19 +890,11 @@
         </w:rPr>
         <w:t xml:space="preserve"> 67 </w:t>
       </w:r>
-      <w:proofErr w:type="gramStart"/>
-      <w:r>
-        <w:rPr>
-          <w:rFonts w:ascii="Times New Roman" w:eastAsia="標楷體" w:hAnsi="Times New Roman"/>
-        </w:rPr>
-        <w:t>顆前牙（</w:t>
-      </w:r>
-      <w:proofErr w:type="gramEnd"/>
-      <w:r>
-        <w:rPr>
-          <w:rFonts w:ascii="Times New Roman" w:eastAsia="標楷體" w:hAnsi="Times New Roman"/>
-        </w:rPr>
-        <w:t>上顎</w:t>
+      <w:r>
+        <w:rPr>
+          <w:rFonts w:ascii="Times New Roman" w:eastAsia="標楷體" w:hAnsi="Times New Roman"/>
+        </w:rPr>
+        <w:t>顆前牙（上顎</w:t>
       </w:r>
       <w:r>
         <w:rPr>
@@ -1014,41 +948,13 @@
         <w:rPr>
           <w:rFonts w:ascii="Times New Roman" w:eastAsia="標楷體" w:hAnsi="Times New Roman"/>
         </w:rPr>
-        <w:t xml:space="preserve"> 11</w:t>
-      </w:r>
-      <w:proofErr w:type="gramStart"/>
-      <w:r>
-        <w:rPr>
-          <w:rFonts w:ascii="Times New Roman" w:eastAsia="標楷體" w:hAnsi="Times New Roman"/>
-        </w:rPr>
-        <w:t>–</w:t>
-      </w:r>
-      <w:proofErr w:type="gramEnd"/>
-      <w:r>
-        <w:rPr>
-          <w:rFonts w:ascii="Times New Roman" w:eastAsia="標楷體" w:hAnsi="Times New Roman"/>
-        </w:rPr>
-        <w:t xml:space="preserve">78 </w:t>
-      </w:r>
-      <w:r>
-        <w:rPr>
-          <w:rFonts w:ascii="Times New Roman" w:eastAsia="標楷體" w:hAnsi="Times New Roman"/>
-        </w:rPr>
-        <w:t>歲</w:t>
-      </w:r>
-      <w:proofErr w:type="gramStart"/>
-      <w:r>
-        <w:rPr>
-          <w:rFonts w:ascii="Times New Roman" w:eastAsia="標楷體" w:hAnsi="Times New Roman"/>
-        </w:rPr>
-        <w:t>）</w:t>
-      </w:r>
-      <w:proofErr w:type="gramEnd"/>
-      <w:r>
-        <w:rPr>
-          <w:rFonts w:ascii="Times New Roman" w:eastAsia="標楷體" w:hAnsi="Times New Roman"/>
-        </w:rPr>
-        <w:t>。參考標準由</w:t>
+        <w:t xml:space="preserve"> 11–78 </w:t>
+      </w:r>
+      <w:r>
+        <w:rPr>
+          <w:rFonts w:ascii="Times New Roman" w:eastAsia="標楷體" w:hAnsi="Times New Roman"/>
+        </w:rPr>
+        <w:t>歲）。參考標準由</w:t>
       </w:r>
       <w:r>
         <w:rPr>
@@ -1133,21 +1039,7 @@
         <w:rPr>
           <w:rFonts w:ascii="Times New Roman" w:eastAsia="標楷體" w:hAnsi="Times New Roman"/>
         </w:rPr>
-        <w:t>）；牙位僅用於方向判定，人口學資料僅用於誤差分析，</w:t>
-      </w:r>
-      <w:proofErr w:type="gramStart"/>
-      <w:r>
-        <w:rPr>
-          <w:rFonts w:ascii="Times New Roman" w:eastAsia="標楷體" w:hAnsi="Times New Roman"/>
-        </w:rPr>
-        <w:t>均不作為</w:t>
-      </w:r>
-      <w:proofErr w:type="gramEnd"/>
-      <w:r>
-        <w:rPr>
-          <w:rFonts w:ascii="Times New Roman" w:eastAsia="標楷體" w:hAnsi="Times New Roman"/>
-        </w:rPr>
-        <w:t>模型輸入。牙齒輪廓以</w:t>
+        <w:t>）；牙位僅用於方向判定，人口學資料僅用於誤差分析，均不作為模型輸入。牙齒輪廓以</w:t>
       </w:r>
       <w:r>
         <w:rPr>
@@ -1173,21 +1065,7 @@
         <w:rPr>
           <w:rFonts w:ascii="Times New Roman" w:eastAsia="標楷體" w:hAnsi="Times New Roman"/>
         </w:rPr>
-        <w:t>進行多邊形標</w:t>
-      </w:r>
-      <w:proofErr w:type="gramStart"/>
-      <w:r>
-        <w:rPr>
-          <w:rFonts w:ascii="Times New Roman" w:eastAsia="標楷體" w:hAnsi="Times New Roman"/>
-        </w:rPr>
-        <w:t>註</w:t>
-      </w:r>
-      <w:proofErr w:type="gramEnd"/>
-      <w:r>
-        <w:rPr>
-          <w:rFonts w:ascii="Times New Roman" w:eastAsia="標楷體" w:hAnsi="Times New Roman"/>
-        </w:rPr>
-        <w:t>（單一類別</w:t>
+        <w:t>進行多邊形標註（單一類別</w:t>
       </w:r>
       <w:r>
         <w:rPr>
@@ -1199,21 +1077,7 @@
         <w:rPr>
           <w:rFonts w:ascii="Times New Roman" w:eastAsia="標楷體" w:hAnsi="Times New Roman"/>
         </w:rPr>
-        <w:t>），標</w:t>
-      </w:r>
-      <w:proofErr w:type="gramStart"/>
-      <w:r>
-        <w:rPr>
-          <w:rFonts w:ascii="Times New Roman" w:eastAsia="標楷體" w:hAnsi="Times New Roman"/>
-        </w:rPr>
-        <w:t>註</w:t>
-      </w:r>
-      <w:proofErr w:type="gramEnd"/>
-      <w:r>
-        <w:rPr>
-          <w:rFonts w:ascii="Times New Roman" w:eastAsia="標楷體" w:hAnsi="Times New Roman"/>
-        </w:rPr>
-        <w:t>者為</w:t>
+        <w:t>），標註者為</w:t>
       </w:r>
       <w:r>
         <w:rPr>
@@ -1305,28 +1169,13 @@
         <w:rPr>
           <w:rFonts w:ascii="Times New Roman" w:eastAsia="標楷體" w:hAnsi="Times New Roman"/>
         </w:rPr>
-        <w:t>分為訓練集與驗證集；</w:t>
-      </w:r>
-      <w:r>
-        <w:rPr>
-          <w:rFonts w:ascii="Times New Roman" w:eastAsia="標楷體" w:hAnsi="Times New Roman"/>
-          <w:color w:val="FF0000"/>
-        </w:rPr>
-        <w:t>另</w:t>
-      </w:r>
-      <w:r>
-        <w:rPr>
-          <w:rFonts w:ascii="Times New Roman" w:eastAsia="標楷體" w:hAnsi="Times New Roman"/>
-          <w:color w:val="FF0000"/>
-        </w:rPr>
-        <w:t xml:space="preserve"> 26 </w:t>
-      </w:r>
-      <w:r>
-        <w:rPr>
-          <w:rFonts w:ascii="Times New Roman" w:eastAsia="標楷體" w:hAnsi="Times New Roman"/>
-          <w:color w:val="FF0000"/>
-        </w:rPr>
-        <w:t>顆牙保留為獨立測試集，用於長度估測之評估。</w:t>
+        <w:t>分為訓練集與驗證集</w:t>
+      </w:r>
+      <w:r>
+        <w:rPr>
+          <w:rFonts w:ascii="Times New Roman" w:eastAsia="標楷體" w:hAnsi="Times New Roman"/>
+        </w:rPr>
+        <w:t>。</w:t>
       </w:r>
     </w:p>
     <w:p>
@@ -1367,30 +1216,8 @@
         <w:rPr>
           <w:rFonts w:ascii="Times New Roman" w:eastAsia="標楷體" w:hAnsi="Times New Roman"/>
         </w:rPr>
-        <w:t>左側。首先對原始影像施作限制對比自適應</w:t>
-      </w:r>
-      <w:proofErr w:type="gramStart"/>
-      <w:r>
-        <w:rPr>
-          <w:rFonts w:ascii="Times New Roman" w:eastAsia="標楷體" w:hAnsi="Times New Roman"/>
-        </w:rPr>
-        <w:t>直方圖</w:t>
-      </w:r>
-      <w:proofErr w:type="gramEnd"/>
-      <w:r>
-        <w:rPr>
-          <w:rFonts w:ascii="Times New Roman" w:eastAsia="標楷體" w:hAnsi="Times New Roman"/>
-        </w:rPr>
-        <w:t>均衡化</w:t>
-      </w:r>
-      <w:proofErr w:type="gramStart"/>
-      <w:r>
-        <w:rPr>
-          <w:rFonts w:ascii="Times New Roman" w:eastAsia="標楷體" w:hAnsi="Times New Roman"/>
-        </w:rPr>
-        <w:t>（</w:t>
-      </w:r>
-      <w:proofErr w:type="gramEnd"/>
+        <w:t>左側。首先對原始影像施作限制對比自適應直方圖均衡化（</w:t>
+      </w:r>
       <w:r>
         <w:rPr>
           <w:rFonts w:ascii="Times New Roman" w:eastAsia="標楷體" w:hAnsi="Times New Roman"/>
@@ -1421,19 +1248,11 @@
         </w:rPr>
         <w:t>tile grid 8×8</w:t>
       </w:r>
-      <w:proofErr w:type="gramStart"/>
-      <w:r>
-        <w:rPr>
-          <w:rFonts w:ascii="Times New Roman" w:eastAsia="標楷體" w:hAnsi="Times New Roman"/>
-        </w:rPr>
-        <w:t>）</w:t>
-      </w:r>
-      <w:proofErr w:type="gramEnd"/>
-      <w:r>
-        <w:rPr>
-          <w:rFonts w:ascii="Times New Roman" w:eastAsia="標楷體" w:hAnsi="Times New Roman"/>
-        </w:rPr>
-        <w:t>，以增強牙根與齒槽骨交界之對比；為避免黑邊被放大為雜訊，僅於灰階值</w:t>
+      <w:r>
+        <w:rPr>
+          <w:rFonts w:ascii="Times New Roman" w:eastAsia="標楷體" w:hAnsi="Times New Roman"/>
+        </w:rPr>
+        <w:t>），以增強牙根與齒槽骨交界之對比；為避免黑邊被放大為雜訊，僅於灰階值</w:t>
       </w:r>
       <w:r>
         <w:rPr>
@@ -1445,83 +1264,7 @@
         <w:rPr>
           <w:rFonts w:ascii="Times New Roman" w:eastAsia="標楷體" w:hAnsi="Times New Roman"/>
         </w:rPr>
-        <w:t>之有效影像區域內施作，黑邊維持原樣。</w:t>
-      </w:r>
-      <w:r>
-        <w:rPr>
-          <w:rFonts w:ascii="Times New Roman" w:eastAsia="標楷體" w:hAnsi="Times New Roman"/>
-          <w:color w:val="FF0000"/>
-        </w:rPr>
-        <w:t xml:space="preserve">clip limit </w:t>
-      </w:r>
-      <w:r>
-        <w:rPr>
-          <w:rFonts w:ascii="Times New Roman" w:eastAsia="標楷體" w:hAnsi="Times New Roman"/>
-          <w:color w:val="FF0000"/>
-        </w:rPr>
-        <w:t>係由</w:t>
-      </w:r>
-      <w:r>
-        <w:rPr>
-          <w:rFonts w:ascii="Times New Roman" w:eastAsia="標楷體" w:hAnsi="Times New Roman"/>
-          <w:color w:val="FF0000"/>
-        </w:rPr>
-        <w:t xml:space="preserve"> 0.5</w:t>
-      </w:r>
-      <w:r>
-        <w:rPr>
-          <w:rFonts w:ascii="Times New Roman" w:eastAsia="標楷體" w:hAnsi="Times New Roman"/>
-          <w:color w:val="FF0000"/>
-        </w:rPr>
-        <w:t>、</w:t>
-      </w:r>
-      <w:r>
-        <w:rPr>
-          <w:rFonts w:ascii="Times New Roman" w:eastAsia="標楷體" w:hAnsi="Times New Roman"/>
-          <w:color w:val="FF0000"/>
-        </w:rPr>
-        <w:t>1.0</w:t>
-      </w:r>
-      <w:r>
-        <w:rPr>
-          <w:rFonts w:ascii="Times New Roman" w:eastAsia="標楷體" w:hAnsi="Times New Roman"/>
-          <w:color w:val="FF0000"/>
-        </w:rPr>
-        <w:t>、</w:t>
-      </w:r>
-      <w:r>
-        <w:rPr>
-          <w:rFonts w:ascii="Times New Roman" w:eastAsia="標楷體" w:hAnsi="Times New Roman"/>
-          <w:color w:val="FF0000"/>
-        </w:rPr>
-        <w:t>1.5</w:t>
-      </w:r>
-      <w:r>
-        <w:rPr>
-          <w:rFonts w:ascii="Times New Roman" w:eastAsia="標楷體" w:hAnsi="Times New Roman"/>
-          <w:color w:val="FF0000"/>
-        </w:rPr>
-        <w:t>、</w:t>
-      </w:r>
-      <w:r>
-        <w:rPr>
-          <w:rFonts w:ascii="Times New Roman" w:eastAsia="標楷體" w:hAnsi="Times New Roman"/>
-          <w:color w:val="FF0000"/>
-        </w:rPr>
-        <w:t xml:space="preserve">2.0 </w:t>
-      </w:r>
-      <w:r>
-        <w:rPr>
-          <w:rFonts w:ascii="Times New Roman" w:eastAsia="標楷體" w:hAnsi="Times New Roman"/>
-          <w:color w:val="FF0000"/>
-        </w:rPr>
-        <w:t>之預覽影像比較後選定。</w:t>
-      </w:r>
-      <w:r>
-        <w:rPr>
-          <w:rFonts w:ascii="Times New Roman" w:eastAsia="標楷體" w:hAnsi="Times New Roman"/>
-        </w:rPr>
-        <w:t>其次進行尺寸標準化：上下各補</w:t>
+        <w:t>之有效影像區域內施作，黑邊維持原樣。其次進行尺寸標準化：上下各補</w:t>
       </w:r>
       <w:r>
         <w:rPr>
@@ -1569,21 +1312,7 @@
         <w:rPr>
           <w:rFonts w:ascii="Times New Roman" w:eastAsia="標楷體" w:hAnsi="Times New Roman"/>
         </w:rPr>
-        <w:t>，並同步轉換多邊形標</w:t>
-      </w:r>
-      <w:proofErr w:type="gramStart"/>
-      <w:r>
-        <w:rPr>
-          <w:rFonts w:ascii="Times New Roman" w:eastAsia="標楷體" w:hAnsi="Times New Roman"/>
-        </w:rPr>
-        <w:t>註</w:t>
-      </w:r>
-      <w:proofErr w:type="gramEnd"/>
-      <w:r>
-        <w:rPr>
-          <w:rFonts w:ascii="Times New Roman" w:eastAsia="標楷體" w:hAnsi="Times New Roman"/>
-        </w:rPr>
-        <w:t>座標；每張影像之縮放比例（</w:t>
+        <w:t>，並同步轉換多邊形標註座標；每張影像之縮放比例（</w:t>
       </w:r>
       <w:r>
         <w:rPr>
@@ -1600,7 +1329,6 @@
       <w:r>
         <w:rPr>
           <w:rFonts w:ascii="Times New Roman" w:eastAsia="標楷體" w:hAnsi="Times New Roman"/>
-          <w:color w:val="FF0000"/>
         </w:rPr>
         <w:t>供後續將像素長度還原至原圖像素空間。</w:t>
       </w:r>
@@ -1608,21 +1336,7 @@
         <w:rPr>
           <w:rFonts w:ascii="Times New Roman" w:eastAsia="標楷體" w:hAnsi="Times New Roman"/>
         </w:rPr>
-        <w:t>增強後影像即為標</w:t>
-      </w:r>
-      <w:proofErr w:type="gramStart"/>
-      <w:r>
-        <w:rPr>
-          <w:rFonts w:ascii="Times New Roman" w:eastAsia="標楷體" w:hAnsi="Times New Roman"/>
-        </w:rPr>
-        <w:t>註</w:t>
-      </w:r>
-      <w:proofErr w:type="gramEnd"/>
-      <w:r>
-        <w:rPr>
-          <w:rFonts w:ascii="Times New Roman" w:eastAsia="標楷體" w:hAnsi="Times New Roman"/>
-        </w:rPr>
-        <w:t>、訓練與推論之統一輸入，訓練與推論階段不再重複增強。</w:t>
+        <w:t>增強後影像即為標註、訓練與推論之統一輸入，訓練與推論階段不再重複增強。</w:t>
       </w:r>
     </w:p>
     <w:p>
@@ -1904,19 +1618,11 @@
         </w:rPr>
         <w:t xml:space="preserve"> 8:2 </w:t>
       </w:r>
-      <w:proofErr w:type="gramStart"/>
-      <w:r>
-        <w:rPr>
-          <w:rFonts w:ascii="Times New Roman" w:eastAsia="標楷體" w:hAnsi="Times New Roman"/>
-        </w:rPr>
-        <w:t>切分</w:t>
-      </w:r>
-      <w:proofErr w:type="gramEnd"/>
-      <w:r>
-        <w:rPr>
-          <w:rFonts w:ascii="Times New Roman" w:eastAsia="標楷體" w:hAnsi="Times New Roman"/>
-        </w:rPr>
-        <w:t>，所有訓練種子共用同一組驗證集。</w:t>
+      <w:r>
+        <w:rPr>
+          <w:rFonts w:ascii="Times New Roman" w:eastAsia="標楷體" w:hAnsi="Times New Roman"/>
+        </w:rPr>
+        <w:t>切分，所有訓練種子共用同一組驗證集。</w:t>
       </w:r>
     </w:p>
     <w:p>
@@ -1932,151 +1638,77 @@
           <w:rFonts w:ascii="Times New Roman" w:eastAsia="標楷體" w:hAnsi="Times New Roman"/>
           <w:color w:val="FF0000"/>
         </w:rPr>
-        <w:t>為量化訓練隨機性之影響，固定</w:t>
-      </w:r>
-      <w:proofErr w:type="gramStart"/>
+        <w:t>為量化訓練隨機性之影響，固定資料切分，僅改變訓練種子（</w:t>
+      </w:r>
       <w:r>
         <w:rPr>
           <w:rFonts w:ascii="Times New Roman" w:eastAsia="標楷體" w:hAnsi="Times New Roman"/>
           <w:color w:val="FF0000"/>
         </w:rPr>
-        <w:t>資料切分</w:t>
-      </w:r>
-      <w:proofErr w:type="gramEnd"/>
+        <w:t>0–4</w:t>
+      </w:r>
       <w:r>
         <w:rPr>
           <w:rFonts w:ascii="Times New Roman" w:eastAsia="標楷體" w:hAnsi="Times New Roman"/>
           <w:color w:val="FF0000"/>
         </w:rPr>
-        <w:t>，僅改變訓練種子（</w:t>
+        <w:t>）各訓練一次，所有結果以</w:t>
       </w:r>
       <w:r>
         <w:rPr>
           <w:rFonts w:ascii="Times New Roman" w:eastAsia="標楷體" w:hAnsi="Times New Roman"/>
           <w:color w:val="FF0000"/>
         </w:rPr>
-        <w:t>0</w:t>
-      </w:r>
-      <w:proofErr w:type="gramStart"/>
+        <w:t xml:space="preserve"> 5 </w:t>
+      </w:r>
       <w:r>
         <w:rPr>
           <w:rFonts w:ascii="Times New Roman" w:eastAsia="標楷體" w:hAnsi="Times New Roman"/>
           <w:color w:val="FF0000"/>
         </w:rPr>
-        <w:t>–</w:t>
-      </w:r>
-      <w:proofErr w:type="gramEnd"/>
+        <w:t>個種子之平均</w:t>
+      </w:r>
       <w:r>
         <w:rPr>
           <w:rFonts w:ascii="Times New Roman" w:eastAsia="標楷體" w:hAnsi="Times New Roman"/>
           <w:color w:val="FF0000"/>
         </w:rPr>
-        <w:t>4</w:t>
+        <w:t xml:space="preserve"> ± </w:t>
       </w:r>
       <w:r>
         <w:rPr>
           <w:rFonts w:ascii="Times New Roman" w:eastAsia="標楷體" w:hAnsi="Times New Roman"/>
           <w:color w:val="FF0000"/>
         </w:rPr>
-        <w:t>）各訓練一次，所有結果以</w:t>
+        <w:t>標準差報告。推論時（</w:t>
       </w:r>
       <w:r>
         <w:rPr>
           <w:rFonts w:ascii="Times New Roman" w:eastAsia="標楷體" w:hAnsi="Times New Roman"/>
           <w:color w:val="FF0000"/>
         </w:rPr>
-        <w:t xml:space="preserve"> 5 </w:t>
-      </w:r>
-      <w:proofErr w:type="gramStart"/>
+        <w:t>conf ≥ 0.15</w:t>
+      </w:r>
       <w:r>
         <w:rPr>
           <w:rFonts w:ascii="Times New Roman" w:eastAsia="標楷體" w:hAnsi="Times New Roman"/>
           <w:color w:val="FF0000"/>
         </w:rPr>
-        <w:t>個</w:t>
-      </w:r>
-      <w:proofErr w:type="gramEnd"/>
+        <w:t>）每個預測遮罩先填實並以</w:t>
+      </w:r>
       <w:r>
         <w:rPr>
           <w:rFonts w:ascii="Times New Roman" w:eastAsia="標楷體" w:hAnsi="Times New Roman"/>
           <w:color w:val="FF0000"/>
         </w:rPr>
-        <w:t>種子之平均</w:t>
+        <w:t xml:space="preserve"> 3×3 </w:t>
       </w:r>
       <w:r>
         <w:rPr>
           <w:rFonts w:ascii="Times New Roman" w:eastAsia="標楷體" w:hAnsi="Times New Roman"/>
           <w:color w:val="FF0000"/>
         </w:rPr>
-        <w:t xml:space="preserve"> ± </w:t>
-      </w:r>
-      <w:r>
-        <w:rPr>
-          <w:rFonts w:ascii="Times New Roman" w:eastAsia="標楷體" w:hAnsi="Times New Roman"/>
-          <w:color w:val="FF0000"/>
-        </w:rPr>
-        <w:t>標準差報告。推論時</w:t>
-      </w:r>
-      <w:proofErr w:type="gramStart"/>
-      <w:r>
-        <w:rPr>
-          <w:rFonts w:ascii="Times New Roman" w:eastAsia="標楷體" w:hAnsi="Times New Roman"/>
-          <w:color w:val="FF0000"/>
-        </w:rPr>
-        <w:t>（</w:t>
-      </w:r>
-      <w:proofErr w:type="gramEnd"/>
-      <w:r>
-        <w:rPr>
-          <w:rFonts w:ascii="Times New Roman" w:eastAsia="標楷體" w:hAnsi="Times New Roman"/>
-          <w:color w:val="FF0000"/>
-        </w:rPr>
-        <w:t>conf ≥ 0.15</w:t>
-      </w:r>
-      <w:r>
-        <w:rPr>
-          <w:rFonts w:ascii="Times New Roman" w:eastAsia="標楷體" w:hAnsi="Times New Roman"/>
-          <w:color w:val="FF0000"/>
-        </w:rPr>
-        <w:t>）每個預測遮</w:t>
-      </w:r>
-      <w:r>
-        <w:rPr>
-          <w:rFonts w:ascii="Times New Roman" w:eastAsia="標楷體" w:hAnsi="Times New Roman"/>
-          <w:color w:val="FF0000"/>
-        </w:rPr>
-        <w:lastRenderedPageBreak/>
-        <w:t>罩先填實並以</w:t>
-      </w:r>
-      <w:r>
-        <w:rPr>
-          <w:rFonts w:ascii="Times New Roman" w:eastAsia="標楷體" w:hAnsi="Times New Roman"/>
-          <w:color w:val="FF0000"/>
-        </w:rPr>
-        <w:t xml:space="preserve"> 3×3 </w:t>
-      </w:r>
-      <w:r>
-        <w:rPr>
-          <w:rFonts w:ascii="Times New Roman" w:eastAsia="標楷體" w:hAnsi="Times New Roman"/>
-          <w:color w:val="FF0000"/>
-        </w:rPr>
-        <w:t>開運算去除細連線，僅保留最大連通區以排除分割碎塊；</w:t>
-      </w:r>
-      <w:proofErr w:type="gramStart"/>
-      <w:r>
-        <w:rPr>
-          <w:rFonts w:ascii="Times New Roman" w:eastAsia="標楷體" w:hAnsi="Times New Roman"/>
-          <w:color w:val="FF0000"/>
-        </w:rPr>
-        <w:t>目標牙以遮罩外接框與</w:t>
-      </w:r>
-      <w:proofErr w:type="gramEnd"/>
-      <w:r>
-        <w:rPr>
-          <w:rFonts w:ascii="Times New Roman" w:eastAsia="標楷體" w:hAnsi="Times New Roman"/>
-          <w:color w:val="FF0000"/>
-        </w:rPr>
-        <w:t>參考框</w:t>
+        <w:t>開運算去除細連線，僅保留最大連通區以排除分割碎塊；目標牙以遮罩外接框與參考框</w:t>
       </w:r>
       <w:r>
         <w:rPr>
@@ -2120,6 +1752,7 @@
           <w:sz w:val="26"/>
           <w:szCs w:val="26"/>
         </w:rPr>
+        <w:lastRenderedPageBreak/>
         <w:t>根管充填長度評估方法</w:t>
       </w:r>
     </w:p>
@@ -2132,16 +1765,8 @@
         <w:rPr>
           <w:rFonts w:ascii="Times New Roman" w:eastAsia="標楷體" w:hAnsi="Times New Roman"/>
         </w:rPr>
-        <w:t>長</w:t>
-      </w:r>
-      <w:proofErr w:type="gramStart"/>
-      <w:r>
-        <w:rPr>
-          <w:rFonts w:ascii="Times New Roman" w:eastAsia="標楷體" w:hAnsi="Times New Roman"/>
-        </w:rPr>
-        <w:t>度量測如圖</w:t>
-      </w:r>
-      <w:proofErr w:type="gramEnd"/>
+        <w:t>長度量測如圖</w:t>
+      </w:r>
       <w:r>
         <w:rPr>
           <w:rFonts w:ascii="Times New Roman" w:eastAsia="標楷體" w:hAnsi="Times New Roman"/>
@@ -2152,16 +1777,8 @@
         <w:rPr>
           <w:rFonts w:ascii="Times New Roman" w:eastAsia="標楷體" w:hAnsi="Times New Roman"/>
         </w:rPr>
-        <w:t>。對所選遮罩之多邊形頂點進行主成分分析</w:t>
-      </w:r>
-      <w:proofErr w:type="gramStart"/>
-      <w:r>
-        <w:rPr>
-          <w:rFonts w:ascii="Times New Roman" w:eastAsia="標楷體" w:hAnsi="Times New Roman"/>
-        </w:rPr>
-        <w:t>求得質心</w:t>
-      </w:r>
-      <w:proofErr w:type="gramEnd"/>
+        <w:t>。對所選遮罩之多邊形頂點進行主成分分析求得質心</w:t>
+      </w:r>
       <w:r>
         <w:rPr>
           <w:rFonts w:ascii="Times New Roman" w:eastAsia="標楷體" w:hAnsi="Times New Roman"/>
@@ -2316,21 +1933,7 @@
         <w:rPr>
           <w:rFonts w:ascii="Times New Roman" w:eastAsia="標楷體" w:hAnsi="Times New Roman"/>
         </w:rPr>
-        <w:t>長度內之平均寬度較大</w:t>
-      </w:r>
-      <w:proofErr w:type="gramStart"/>
-      <w:r>
-        <w:rPr>
-          <w:rFonts w:ascii="Times New Roman" w:eastAsia="標楷體" w:hAnsi="Times New Roman"/>
-        </w:rPr>
-        <w:t>者為牙冠</w:t>
-      </w:r>
-      <w:proofErr w:type="gramEnd"/>
-      <w:r>
-        <w:rPr>
-          <w:rFonts w:ascii="Times New Roman" w:eastAsia="標楷體" w:hAnsi="Times New Roman"/>
-        </w:rPr>
-        <w:t>。</w:t>
+        <w:t>長度內之平均寬度較大者為牙冠。</w:t>
       </w:r>
     </w:p>
     <w:p>
@@ -2575,21 +2178,7 @@
         <w:rPr>
           <w:rFonts w:ascii="Times New Roman" w:eastAsia="標楷體" w:hAnsi="Times New Roman"/>
         </w:rPr>
-        <w:t xml:space="preserve"> 0.05</w:t>
-      </w:r>
-      <w:proofErr w:type="gramStart"/>
-      <w:r>
-        <w:rPr>
-          <w:rFonts w:ascii="Times New Roman" w:eastAsia="標楷體" w:hAnsi="Times New Roman"/>
-        </w:rPr>
-        <w:t>–</w:t>
-      </w:r>
-      <w:proofErr w:type="gramEnd"/>
-      <w:r>
-        <w:rPr>
-          <w:rFonts w:ascii="Times New Roman" w:eastAsia="標楷體" w:hAnsi="Times New Roman"/>
-        </w:rPr>
-        <w:t>0.10</w:t>
+        <w:t xml:space="preserve"> 0.05–0.10</w:t>
       </w:r>
       <w:r>
         <w:rPr>
@@ -2607,35 +2196,19 @@
         <w:rPr>
           <w:rFonts w:ascii="Times New Roman" w:eastAsia="標楷體" w:hAnsi="Times New Roman"/>
         </w:rPr>
-        <w:t>將像素長度正規化為「</w:t>
-      </w:r>
-      <w:proofErr w:type="gramStart"/>
-      <w:r>
-        <w:rPr>
-          <w:rFonts w:ascii="Times New Roman" w:eastAsia="標楷體" w:hAnsi="Times New Roman"/>
-        </w:rPr>
-        <w:t>長邊</w:t>
-      </w:r>
-      <w:proofErr w:type="gramEnd"/>
+        <w:t>將像素長度正規化為「長邊</w:t>
+      </w:r>
       <w:r>
         <w:rPr>
           <w:rFonts w:ascii="Times New Roman" w:eastAsia="標楷體" w:hAnsi="Times New Roman"/>
         </w:rPr>
         <w:t xml:space="preserve"> 1200 px </w:t>
       </w:r>
-      <w:proofErr w:type="gramStart"/>
-      <w:r>
-        <w:rPr>
-          <w:rFonts w:ascii="Times New Roman" w:eastAsia="標楷體" w:hAnsi="Times New Roman"/>
-        </w:rPr>
-        <w:t>等效像素</w:t>
-      </w:r>
-      <w:proofErr w:type="gramEnd"/>
-      <w:r>
-        <w:rPr>
-          <w:rFonts w:ascii="Times New Roman" w:eastAsia="標楷體" w:hAnsi="Times New Roman"/>
-        </w:rPr>
-        <w:t>」，其中</w:t>
+      <w:r>
+        <w:rPr>
+          <w:rFonts w:ascii="Times New Roman" w:eastAsia="標楷體" w:hAnsi="Times New Roman"/>
+        </w:rPr>
+        <w:t>等效像素」，其中</w:t>
       </w:r>
       <w:r>
         <w:rPr>
@@ -2647,35 +2220,7 @@
         <w:rPr>
           <w:rFonts w:ascii="Times New Roman" w:eastAsia="標楷體" w:hAnsi="Times New Roman"/>
         </w:rPr>
-        <w:t>為整張影像</w:t>
-      </w:r>
-      <w:proofErr w:type="gramStart"/>
-      <w:r>
-        <w:rPr>
-          <w:rFonts w:ascii="Times New Roman" w:eastAsia="標楷體" w:hAnsi="Times New Roman"/>
-        </w:rPr>
-        <w:t>之長邊像素</w:t>
-      </w:r>
-      <w:proofErr w:type="gramEnd"/>
-      <w:r>
-        <w:rPr>
-          <w:rFonts w:ascii="Times New Roman" w:eastAsia="標楷體" w:hAnsi="Times New Roman"/>
-        </w:rPr>
-        <w:t>數；此</w:t>
-      </w:r>
-      <w:proofErr w:type="gramStart"/>
-      <w:r>
-        <w:rPr>
-          <w:rFonts w:ascii="Times New Roman" w:eastAsia="標楷體" w:hAnsi="Times New Roman"/>
-        </w:rPr>
-        <w:t>正規化僅使用</w:t>
-      </w:r>
-      <w:proofErr w:type="gramEnd"/>
-      <w:r>
-        <w:rPr>
-          <w:rFonts w:ascii="Times New Roman" w:eastAsia="標楷體" w:hAnsi="Times New Roman"/>
-        </w:rPr>
-        <w:t>影像尺寸，未使用任何</w:t>
+        <w:t>為整張影像之長邊像素數；此正規化僅使用影像尺寸，未使用任何</w:t>
       </w:r>
       <w:r>
         <w:rPr>
@@ -2855,16 +2400,8 @@
         <w:rPr>
           <w:rFonts w:ascii="Times New Roman" w:eastAsia="標楷體" w:hAnsi="Times New Roman"/>
         </w:rPr>
-        <w:t>神經元，貝氏</w:t>
-      </w:r>
-      <w:proofErr w:type="gramStart"/>
-      <w:r>
-        <w:rPr>
-          <w:rFonts w:ascii="Times New Roman" w:eastAsia="標楷體" w:hAnsi="Times New Roman"/>
-        </w:rPr>
-        <w:t>正則化</w:t>
-      </w:r>
-      <w:proofErr w:type="gramEnd"/>
+        <w:t>神經元，貝氏正則化</w:t>
+      </w:r>
       <w:r>
         <w:rPr>
           <w:rFonts w:ascii="Times New Roman" w:eastAsia="標楷體" w:hAnsi="Times New Roman"/>
@@ -2895,16 +2432,8 @@
         <w:rPr>
           <w:rFonts w:ascii="Times New Roman" w:eastAsia="標楷體" w:hAnsi="Times New Roman"/>
         </w:rPr>
-        <w:t>，輸入以訓練折</w:t>
-      </w:r>
-      <w:proofErr w:type="gramStart"/>
-      <w:r>
-        <w:rPr>
-          <w:rFonts w:ascii="Times New Roman" w:eastAsia="標楷體" w:hAnsi="Times New Roman"/>
-        </w:rPr>
-        <w:t>之均值</w:t>
-      </w:r>
-      <w:proofErr w:type="gramEnd"/>
+        <w:t>，輸入以訓練折之均值</w:t>
+      </w:r>
       <w:r>
         <w:rPr>
           <w:rFonts w:ascii="Times New Roman" w:eastAsia="標楷體" w:hAnsi="Times New Roman"/>
@@ -2915,30 +2444,8 @@
         <w:rPr>
           <w:rFonts w:ascii="Times New Roman" w:eastAsia="標楷體" w:hAnsi="Times New Roman"/>
         </w:rPr>
-        <w:t>標準差標準化</w:t>
-      </w:r>
-      <w:proofErr w:type="gramStart"/>
-      <w:r>
-        <w:rPr>
-          <w:rFonts w:ascii="Times New Roman" w:eastAsia="標楷體" w:hAnsi="Times New Roman"/>
-        </w:rPr>
-        <w:t>）</w:t>
-      </w:r>
-      <w:proofErr w:type="gramEnd"/>
-      <w:r>
-        <w:rPr>
-          <w:rFonts w:ascii="Times New Roman" w:eastAsia="標楷體" w:hAnsi="Times New Roman"/>
-        </w:rPr>
-        <w:t>。</w:t>
-      </w:r>
-      <w:proofErr w:type="gramStart"/>
-      <w:r>
-        <w:rPr>
-          <w:rFonts w:ascii="Times New Roman" w:eastAsia="標楷體" w:hAnsi="Times New Roman"/>
-        </w:rPr>
-        <w:t>採</w:t>
-      </w:r>
-      <w:proofErr w:type="gramEnd"/>
+        <w:t>標準差標準化）。採</w:t>
+      </w:r>
       <w:r>
         <w:rPr>
           <w:rFonts w:ascii="Times New Roman" w:eastAsia="標楷體" w:hAnsi="Times New Roman"/>
@@ -2991,21 +2498,7 @@
         <w:rPr>
           <w:rFonts w:ascii="Times New Roman" w:eastAsia="標楷體" w:hAnsi="Times New Roman"/>
         </w:rPr>
-        <w:t xml:space="preserve"> 43</w:t>
-      </w:r>
-      <w:proofErr w:type="gramStart"/>
-      <w:r>
-        <w:rPr>
-          <w:rFonts w:ascii="Times New Roman" w:eastAsia="標楷體" w:hAnsi="Times New Roman"/>
-        </w:rPr>
-        <w:t>–</w:t>
-      </w:r>
-      <w:proofErr w:type="gramEnd"/>
-      <w:r>
-        <w:rPr>
-          <w:rFonts w:ascii="Times New Roman" w:eastAsia="標楷體" w:hAnsi="Times New Roman"/>
-        </w:rPr>
-        <w:t>52</w:t>
+        <w:t xml:space="preserve"> 43–52</w:t>
       </w:r>
       <w:r>
         <w:rPr>
@@ -3047,63 +2540,7 @@
         <w:rPr>
           <w:rFonts w:ascii="Times New Roman" w:eastAsia="標楷體" w:hAnsi="Times New Roman"/>
         </w:rPr>
-        <w:t>標準差；對照組為以</w:t>
-      </w:r>
-      <w:proofErr w:type="gramStart"/>
-      <w:r>
-        <w:rPr>
-          <w:rFonts w:ascii="Times New Roman" w:eastAsia="標楷體" w:hAnsi="Times New Roman"/>
-        </w:rPr>
-        <w:t>相同折別訓練</w:t>
-      </w:r>
-      <w:proofErr w:type="gramEnd"/>
-      <w:r>
-        <w:rPr>
-          <w:rFonts w:ascii="Times New Roman" w:eastAsia="標楷體" w:hAnsi="Times New Roman"/>
-        </w:rPr>
-        <w:t>之最小平方線性</w:t>
-      </w:r>
-      <w:proofErr w:type="gramStart"/>
-      <w:r>
-        <w:rPr>
-          <w:rFonts w:ascii="Times New Roman" w:eastAsia="標楷體" w:hAnsi="Times New Roman"/>
-        </w:rPr>
-        <w:t>迴</w:t>
-      </w:r>
-      <w:proofErr w:type="gramEnd"/>
-      <w:r>
-        <w:rPr>
-          <w:rFonts w:ascii="Times New Roman" w:eastAsia="標楷體" w:hAnsi="Times New Roman"/>
-        </w:rPr>
-        <w:t>歸。基於臨床</w:t>
-      </w:r>
-      <w:proofErr w:type="gramStart"/>
-      <w:r>
-        <w:rPr>
-          <w:rFonts w:ascii="Times New Roman" w:eastAsia="標楷體" w:hAnsi="Times New Roman"/>
-        </w:rPr>
-        <w:t>上寧短勿長</w:t>
-      </w:r>
-      <w:proofErr w:type="gramEnd"/>
-      <w:r>
-        <w:rPr>
-          <w:rFonts w:ascii="Times New Roman" w:eastAsia="標楷體" w:hAnsi="Times New Roman"/>
-        </w:rPr>
-        <w:t>之安全考量，最終估測值為</w:t>
-      </w:r>
-      <w:proofErr w:type="gramStart"/>
-      <w:r>
-        <w:rPr>
-          <w:rFonts w:ascii="Times New Roman" w:eastAsia="標楷體" w:hAnsi="Times New Roman"/>
-        </w:rPr>
-        <w:t>迴</w:t>
-      </w:r>
-      <w:proofErr w:type="gramEnd"/>
-      <w:r>
-        <w:rPr>
-          <w:rFonts w:ascii="Times New Roman" w:eastAsia="標楷體" w:hAnsi="Times New Roman"/>
-        </w:rPr>
-        <w:t>歸輸出扣除</w:t>
+        <w:t>標準差；對照組為以相同折別訓練之最小平方線性迴歸。基於臨床上寧短勿長之安全考量，最終估測值為迴歸輸出扣除</w:t>
       </w:r>
       <w:r>
         <w:rPr>
@@ -3149,7 +2586,6 @@
         </w:rPr>
         <w:t xml:space="preserve">) </w:t>
       </w:r>
-      <w:proofErr w:type="gramStart"/>
       <w:r>
         <w:rPr>
           <w:rFonts w:ascii="Times New Roman" w:eastAsia="標楷體" w:hAnsi="Times New Roman"/>
@@ -3162,54 +2598,11 @@
         </w:rPr>
         <w:t>——</w:t>
       </w:r>
-      <w:proofErr w:type="gramEnd"/>
-      <w:r>
-        <w:rPr>
-          <w:rFonts w:ascii="Times New Roman" w:eastAsia="標楷體" w:hAnsi="Times New Roman"/>
-        </w:rPr>
-        <w:t>以遮罩長度</w:t>
-      </w:r>
-      <w:proofErr w:type="gramStart"/>
-      <w:r>
-        <w:rPr>
-          <w:rFonts w:ascii="Times New Roman" w:eastAsia="標楷體" w:hAnsi="Times New Roman"/>
-        </w:rPr>
-        <w:t>與冠寬</w:t>
-      </w:r>
-      <w:proofErr w:type="gramEnd"/>
-      <w:r>
-        <w:rPr>
-          <w:rFonts w:ascii="Times New Roman" w:eastAsia="標楷體" w:hAnsi="Times New Roman"/>
-        </w:rPr>
-        <w:t>之比值乘</w:t>
-      </w:r>
-      <w:proofErr w:type="gramStart"/>
-      <w:r>
-        <w:rPr>
-          <w:rFonts w:ascii="Times New Roman" w:eastAsia="標楷體" w:hAnsi="Times New Roman"/>
-        </w:rPr>
-        <w:t>以各牙位</w:t>
-      </w:r>
-      <w:proofErr w:type="gramEnd"/>
-      <w:r>
-        <w:rPr>
-          <w:rFonts w:ascii="Times New Roman" w:eastAsia="標楷體" w:hAnsi="Times New Roman"/>
-        </w:rPr>
-        <w:t>教科書</w:t>
-      </w:r>
-      <w:proofErr w:type="gramStart"/>
-      <w:r>
-        <w:rPr>
-          <w:rFonts w:ascii="Times New Roman" w:eastAsia="標楷體" w:hAnsi="Times New Roman"/>
-        </w:rPr>
-        <w:t>平均冠寬</w:t>
-      </w:r>
-      <w:proofErr w:type="gramEnd"/>
-      <w:r>
-        <w:rPr>
-          <w:rFonts w:ascii="Times New Roman" w:eastAsia="標楷體" w:hAnsi="Times New Roman"/>
-        </w:rPr>
-        <w:t>（上顎正中</w:t>
+      <w:r>
+        <w:rPr>
+          <w:rFonts w:ascii="Times New Roman" w:eastAsia="標楷體" w:hAnsi="Times New Roman"/>
+        </w:rPr>
+        <w:t>以遮罩長度與冠寬之比值乘以各牙位教科書平均冠寬（上顎正中</w:t>
       </w:r>
       <w:r>
         <w:rPr>
@@ -3259,33 +2652,17 @@
         </w:rPr>
         <w:t>牙位基準</w:t>
       </w:r>
-      <w:proofErr w:type="gramStart"/>
       <w:r>
         <w:rPr>
           <w:rFonts w:ascii="Times New Roman" w:eastAsia="標楷體" w:hAnsi="Times New Roman"/>
         </w:rPr>
         <w:t>——</w:t>
       </w:r>
-      <w:proofErr w:type="gramEnd"/>
-      <w:r>
-        <w:rPr>
-          <w:rFonts w:ascii="Times New Roman" w:eastAsia="標楷體" w:hAnsi="Times New Roman"/>
-        </w:rPr>
-        <w:t>僅</w:t>
-      </w:r>
-      <w:proofErr w:type="gramStart"/>
-      <w:r>
-        <w:rPr>
-          <w:rFonts w:ascii="Times New Roman" w:eastAsia="標楷體" w:hAnsi="Times New Roman"/>
-        </w:rPr>
-        <w:t>以各牙位</w:t>
-      </w:r>
-      <w:proofErr w:type="gramEnd"/>
-      <w:r>
-        <w:rPr>
-          <w:rFonts w:ascii="Times New Roman" w:eastAsia="標楷體" w:hAnsi="Times New Roman"/>
-        </w:rPr>
-        <w:t>教科書平均全長（</w:t>
+      <w:r>
+        <w:rPr>
+          <w:rFonts w:ascii="Times New Roman" w:eastAsia="標楷體" w:hAnsi="Times New Roman"/>
+        </w:rPr>
+        <w:t>僅以各牙位教科書平均全長（</w:t>
       </w:r>
       <w:r>
         <w:rPr>
@@ -3464,21 +2841,7 @@
         <w:rPr>
           <w:rFonts w:ascii="Times New Roman" w:eastAsia="標楷體" w:hAnsi="Times New Roman"/>
         </w:rPr>
-        <w:t xml:space="preserve"> (4)</w:t>
-      </w:r>
-      <w:proofErr w:type="gramStart"/>
-      <w:r>
-        <w:rPr>
-          <w:rFonts w:ascii="Times New Roman" w:eastAsia="標楷體" w:hAnsi="Times New Roman"/>
-        </w:rPr>
-        <w:t>–</w:t>
-      </w:r>
-      <w:proofErr w:type="gramEnd"/>
-      <w:r>
-        <w:rPr>
-          <w:rFonts w:ascii="Times New Roman" w:eastAsia="標楷體" w:hAnsi="Times New Roman"/>
-        </w:rPr>
-        <w:t xml:space="preserve">(7) </w:t>
+        <w:t xml:space="preserve"> (4)–(7) </w:t>
       </w:r>
       <w:r>
         <w:rPr>
@@ -3508,152 +2871,116 @@
         <w:rPr>
           <w:rFonts w:ascii="Times New Roman" w:eastAsia="標楷體" w:hAnsi="Times New Roman"/>
         </w:rPr>
-        <w:t>）、皮爾森相關</w:t>
+        <w:t>）、皮爾森相關係數（</w:t>
+      </w:r>
+      <w:r>
+        <w:rPr>
+          <w:rFonts w:ascii="Times New Roman" w:eastAsia="標楷體" w:hAnsi="Times New Roman"/>
+        </w:rPr>
+        <w:t>R</w:t>
+      </w:r>
+      <w:r>
+        <w:rPr>
+          <w:rFonts w:ascii="Times New Roman" w:eastAsia="標楷體" w:hAnsi="Times New Roman"/>
+        </w:rPr>
+        <w:t>）與決定係數（</w:t>
+      </w:r>
+      <w:r>
+        <w:rPr>
+          <w:rFonts w:ascii="Times New Roman" w:eastAsia="標楷體" w:hAnsi="Times New Roman"/>
+        </w:rPr>
+        <w:t>R² = R</w:t>
+      </w:r>
+      <w:r>
+        <w:rPr>
+          <w:rFonts w:ascii="Times New Roman" w:eastAsia="標楷體" w:hAnsi="Times New Roman"/>
+        </w:rPr>
+        <w:t>之平方）評估；臨床安全性以</w:t>
+      </w:r>
+      <w:r>
+        <w:rPr>
+          <w:rFonts w:ascii="Times New Roman" w:eastAsia="標楷體" w:hAnsi="Times New Roman"/>
+        </w:rPr>
+        <w:t xml:space="preserve"> (8) </w:t>
+      </w:r>
+      <w:r>
+        <w:rPr>
+          <w:rFonts w:ascii="Times New Roman" w:eastAsia="標楷體" w:hAnsi="Times New Roman"/>
+        </w:rPr>
+        <w:t>之理想比率（校正後誤差落在</w:t>
+      </w:r>
+      <w:r>
+        <w:rPr>
+          <w:rFonts w:ascii="Times New Roman" w:eastAsia="標楷體" w:hAnsi="Times New Roman"/>
+        </w:rPr>
+        <w:t xml:space="preserve"> ±1.0 mm </w:t>
+      </w:r>
+      <w:r>
+        <w:rPr>
+          <w:rFonts w:ascii="Times New Roman" w:eastAsia="標楷體" w:hAnsi="Times New Roman"/>
+        </w:rPr>
+        <w:t>內之比例）與平均偏差（</w:t>
+      </w:r>
+      <w:r>
+        <w:rPr>
+          <w:rFonts w:ascii="Times New Roman" w:eastAsia="標楷體" w:hAnsi="Times New Roman"/>
+        </w:rPr>
+        <w:t>mean bias</w:t>
+      </w:r>
+      <w:r>
+        <w:rPr>
+          <w:rFonts w:ascii="Times New Roman" w:eastAsia="標楷體" w:hAnsi="Times New Roman"/>
+        </w:rPr>
+        <w:t>，正值表整體偏長）評估。分割效能以</w:t>
+      </w:r>
+      <w:r>
+        <w:rPr>
+          <w:rFonts w:ascii="Times New Roman" w:eastAsia="標楷體" w:hAnsi="Times New Roman"/>
+        </w:rPr>
+        <w:t>Box/Mask mAP50</w:t>
+      </w:r>
+      <w:r>
+        <w:rPr>
+          <w:rFonts w:ascii="Times New Roman" w:eastAsia="標楷體" w:hAnsi="Times New Roman"/>
+        </w:rPr>
+        <w:t>與</w:t>
+      </w:r>
+      <w:r>
+        <w:rPr>
+          <w:rFonts w:ascii="Times New Roman" w:eastAsia="標楷體" w:hAnsi="Times New Roman"/>
+        </w:rPr>
+        <w:t>mAP50–95</w:t>
+      </w:r>
+      <w:r>
+        <w:rPr>
+          <w:rFonts w:ascii="Times New Roman" w:eastAsia="標楷體" w:hAnsi="Times New Roman"/>
+        </w:rPr>
+        <w:t>報告</w:t>
+      </w:r>
+      <w:r>
+        <w:rPr>
+          <w:rFonts w:ascii="Times New Roman" w:eastAsia="標楷體" w:hAnsi="Times New Roman" w:hint="eastAsia"/>
+        </w:rPr>
+        <w:t>；</w:t>
+      </w:r>
+      <w:r>
+        <w:rPr>
+          <w:rFonts w:ascii="Times New Roman" w:eastAsia="標楷體" w:hAnsi="Times New Roman"/>
+        </w:rPr>
+        <w:t>獨立測試集之逐張</w:t>
+      </w:r>
+      <w:r>
+        <w:rPr>
+          <w:rFonts w:ascii="Times New Roman" w:eastAsia="標楷體" w:hAnsi="Times New Roman"/>
+        </w:rPr>
+        <w:t xml:space="preserve">Mask </w:t>
       </w:r>
       <w:r>
         <w:rPr>
           <w:rFonts w:ascii="Times New Roman" w:eastAsia="標楷體" w:hAnsi="Times New Roman"/>
         </w:rPr>
         <w:lastRenderedPageBreak/>
-        <w:t>係數（</w:t>
-      </w:r>
-      <w:r>
-        <w:rPr>
-          <w:rFonts w:ascii="Times New Roman" w:eastAsia="標楷體" w:hAnsi="Times New Roman"/>
-        </w:rPr>
-        <w:t>R</w:t>
-      </w:r>
-      <w:r>
-        <w:rPr>
-          <w:rFonts w:ascii="Times New Roman" w:eastAsia="標楷體" w:hAnsi="Times New Roman"/>
-        </w:rPr>
-        <w:t>）與決定係數（</w:t>
-      </w:r>
-      <w:r>
-        <w:rPr>
-          <w:rFonts w:ascii="Times New Roman" w:eastAsia="標楷體" w:hAnsi="Times New Roman"/>
-        </w:rPr>
-        <w:t>R² = R</w:t>
-      </w:r>
-      <w:r>
-        <w:rPr>
-          <w:rFonts w:ascii="Times New Roman" w:eastAsia="標楷體" w:hAnsi="Times New Roman"/>
-        </w:rPr>
-        <w:t>之平方）評估；臨床安全性以</w:t>
-      </w:r>
-      <w:r>
-        <w:rPr>
-          <w:rFonts w:ascii="Times New Roman" w:eastAsia="標楷體" w:hAnsi="Times New Roman"/>
-        </w:rPr>
-        <w:t xml:space="preserve"> (8) </w:t>
-      </w:r>
-      <w:r>
-        <w:rPr>
-          <w:rFonts w:ascii="Times New Roman" w:eastAsia="標楷體" w:hAnsi="Times New Roman"/>
-        </w:rPr>
-        <w:t>之理想比率（校正後誤差落在</w:t>
-      </w:r>
-      <w:r>
-        <w:rPr>
-          <w:rFonts w:ascii="Times New Roman" w:eastAsia="標楷體" w:hAnsi="Times New Roman"/>
-        </w:rPr>
-        <w:t xml:space="preserve"> ±1.0 mm </w:t>
-      </w:r>
-      <w:r>
-        <w:rPr>
-          <w:rFonts w:ascii="Times New Roman" w:eastAsia="標楷體" w:hAnsi="Times New Roman"/>
-        </w:rPr>
-        <w:t>內之比例）與平均偏差（</w:t>
-      </w:r>
-      <w:r>
-        <w:rPr>
-          <w:rFonts w:ascii="Times New Roman" w:eastAsia="標楷體" w:hAnsi="Times New Roman"/>
-        </w:rPr>
-        <w:t>mean bias</w:t>
-      </w:r>
-      <w:r>
-        <w:rPr>
-          <w:rFonts w:ascii="Times New Roman" w:eastAsia="標楷體" w:hAnsi="Times New Roman"/>
-        </w:rPr>
-        <w:t>，正值表整體偏長）評估。分割效能以</w:t>
-      </w:r>
-      <w:r>
-        <w:rPr>
-          <w:rFonts w:ascii="Times New Roman" w:eastAsia="標楷體" w:hAnsi="Times New Roman"/>
-        </w:rPr>
-        <w:t>Box/Mask mAP50</w:t>
-      </w:r>
-      <w:r>
-        <w:rPr>
-          <w:rFonts w:ascii="Times New Roman" w:eastAsia="標楷體" w:hAnsi="Times New Roman"/>
-        </w:rPr>
-        <w:t>與</w:t>
-      </w:r>
-      <w:r>
-        <w:rPr>
-          <w:rFonts w:ascii="Times New Roman" w:eastAsia="標楷體" w:hAnsi="Times New Roman"/>
-        </w:rPr>
-        <w:t>mAP50</w:t>
-      </w:r>
-      <w:proofErr w:type="gramStart"/>
-      <w:r>
-        <w:rPr>
-          <w:rFonts w:ascii="Times New Roman" w:eastAsia="標楷體" w:hAnsi="Times New Roman"/>
-        </w:rPr>
-        <w:t>–</w:t>
-      </w:r>
-      <w:proofErr w:type="gramEnd"/>
-      <w:r>
-        <w:rPr>
-          <w:rFonts w:ascii="Times New Roman" w:eastAsia="標楷體" w:hAnsi="Times New Roman"/>
-        </w:rPr>
-        <w:t>95</w:t>
-      </w:r>
-      <w:r>
-        <w:rPr>
-          <w:rFonts w:ascii="Times New Roman" w:eastAsia="標楷體" w:hAnsi="Times New Roman"/>
-        </w:rPr>
-        <w:t>報告</w:t>
-      </w:r>
-      <w:r>
-        <w:rPr>
-          <w:rFonts w:ascii="Times New Roman" w:eastAsia="標楷體" w:hAnsi="Times New Roman" w:hint="eastAsia"/>
-        </w:rPr>
-        <w:t>；</w:t>
-      </w:r>
-      <w:r>
-        <w:rPr>
-          <w:rFonts w:ascii="Times New Roman" w:eastAsia="標楷體" w:hAnsi="Times New Roman"/>
-        </w:rPr>
-        <w:t>獨立測試</w:t>
-      </w:r>
-      <w:proofErr w:type="gramStart"/>
-      <w:r>
-        <w:rPr>
-          <w:rFonts w:ascii="Times New Roman" w:eastAsia="標楷體" w:hAnsi="Times New Roman"/>
-        </w:rPr>
-        <w:t>集之逐張</w:t>
-      </w:r>
-      <w:proofErr w:type="gramEnd"/>
-      <w:r>
-        <w:rPr>
-          <w:rFonts w:ascii="Times New Roman" w:eastAsia="標楷體" w:hAnsi="Times New Roman"/>
-        </w:rPr>
-        <w:t>Mask mAP50</w:t>
-      </w:r>
-      <w:proofErr w:type="gramStart"/>
-      <w:r>
-        <w:rPr>
-          <w:rFonts w:ascii="Times New Roman" w:eastAsia="標楷體" w:hAnsi="Times New Roman"/>
-        </w:rPr>
-        <w:t>–</w:t>
-      </w:r>
-      <w:proofErr w:type="gramEnd"/>
-      <w:r>
-        <w:rPr>
-          <w:rFonts w:ascii="Times New Roman" w:eastAsia="標楷體" w:hAnsi="Times New Roman"/>
-        </w:rPr>
-        <w:t>95</w:t>
+        <w:t>mAP50–95</w:t>
       </w:r>
       <w:r>
         <w:rPr>
@@ -4660,19 +3987,11 @@
         </w:rPr>
         <w:t xml:space="preserve"> Wilcoxon </w:t>
       </w:r>
-      <w:proofErr w:type="gramStart"/>
-      <w:r>
-        <w:rPr>
-          <w:rFonts w:ascii="Times New Roman" w:eastAsia="標楷體" w:hAnsi="Times New Roman"/>
-        </w:rPr>
-        <w:t>秩</w:t>
-      </w:r>
-      <w:proofErr w:type="gramEnd"/>
-      <w:r>
-        <w:rPr>
-          <w:rFonts w:ascii="Times New Roman" w:eastAsia="標楷體" w:hAnsi="Times New Roman"/>
-        </w:rPr>
-        <w:t>和檢定評估。所有隨機過程均固定種子；分析以</w:t>
+      <w:r>
+        <w:rPr>
+          <w:rFonts w:ascii="Times New Roman" w:eastAsia="標楷體" w:hAnsi="Times New Roman"/>
+        </w:rPr>
+        <w:t>秩和檢定評估。所有隨機過程均固定種子；分析以</w:t>
       </w:r>
       <w:r>
         <w:rPr>
@@ -4810,19 +4129,11 @@
         </w:rPr>
         <w:t xml:space="preserve">5 </w:t>
       </w:r>
-      <w:proofErr w:type="gramStart"/>
-      <w:r>
-        <w:rPr>
-          <w:rFonts w:ascii="Times New Roman" w:eastAsia="標楷體" w:hAnsi="Times New Roman"/>
-        </w:rPr>
-        <w:t>個</w:t>
-      </w:r>
-      <w:proofErr w:type="gramEnd"/>
-      <w:r>
-        <w:rPr>
-          <w:rFonts w:ascii="Times New Roman" w:eastAsia="標楷體" w:hAnsi="Times New Roman"/>
-        </w:rPr>
-        <w:t>訓練種子之</w:t>
+      <w:r>
+        <w:rPr>
+          <w:rFonts w:ascii="Times New Roman" w:eastAsia="標楷體" w:hAnsi="Times New Roman"/>
+        </w:rPr>
+        <w:t>個訓練種子之</w:t>
       </w:r>
       <w:r>
         <w:rPr>
@@ -4870,21 +4181,7 @@
         <w:rPr>
           <w:rFonts w:ascii="Times New Roman" w:eastAsia="標楷體" w:hAnsi="Times New Roman"/>
         </w:rPr>
-        <w:t>mAP50</w:t>
-      </w:r>
-      <w:proofErr w:type="gramStart"/>
-      <w:r>
-        <w:rPr>
-          <w:rFonts w:ascii="Times New Roman" w:eastAsia="標楷體" w:hAnsi="Times New Roman"/>
-        </w:rPr>
-        <w:t>–</w:t>
-      </w:r>
-      <w:proofErr w:type="gramEnd"/>
-      <w:r>
-        <w:rPr>
-          <w:rFonts w:ascii="Times New Roman" w:eastAsia="標楷體" w:hAnsi="Times New Roman"/>
-        </w:rPr>
-        <w:t xml:space="preserve">95 </w:t>
+        <w:t xml:space="preserve">mAP50–95 </w:t>
       </w:r>
       <w:r>
         <w:rPr>
@@ -4914,7 +4211,19 @@
         <w:rPr>
           <w:rFonts w:ascii="Times New Roman" w:eastAsia="標楷體" w:hAnsi="Times New Roman"/>
         </w:rPr>
-        <w:t xml:space="preserve"> 26 </w:t>
+        <w:t xml:space="preserve"> </w:t>
+      </w:r>
+      <w:r>
+        <w:rPr>
+          <w:rFonts w:ascii="Times New Roman" w:eastAsia="標楷體" w:hAnsi="Times New Roman" w:hint="eastAsia"/>
+        </w:rPr>
+        <w:t>67</w:t>
+      </w:r>
+      <w:r>
+        <w:rPr>
+          <w:rFonts w:ascii="Times New Roman" w:eastAsia="標楷體" w:hAnsi="Times New Roman"/>
+        </w:rPr>
+        <w:t xml:space="preserve"> </w:t>
       </w:r>
       <w:r>
         <w:rPr>
@@ -4986,7 +4295,13 @@
         <w:rPr>
           <w:rFonts w:hint="eastAsia"/>
         </w:rPr>
-        <w:t>7.774</w:t>
+        <w:t>6.47</w:t>
+      </w:r>
+      <w:r>
+        <w:rPr>
+          <w:rFonts w:hint="eastAsia"/>
+        </w:rPr>
+        <w:t>4</w:t>
       </w:r>
       <w:r>
         <w:rPr>
@@ -5042,39 +4357,39 @@
         <w:rPr>
           <w:rFonts w:ascii="Times New Roman" w:eastAsia="標楷體" w:hAnsi="Times New Roman" w:hint="eastAsia"/>
         </w:rPr>
+        <w:t>7.399</w:t>
+      </w:r>
+      <w:r>
+        <w:rPr>
+          <w:rFonts w:ascii="Times New Roman" w:eastAsia="標楷體" w:hAnsi="Times New Roman"/>
+        </w:rPr>
+        <w:t xml:space="preserve"> </w:t>
+      </w:r>
+      <w:proofErr w:type="spellStart"/>
+      <w:r>
+        <w:rPr>
+          <w:rFonts w:ascii="Times New Roman" w:eastAsia="標楷體" w:hAnsi="Times New Roman"/>
+        </w:rPr>
+        <w:t>px</w:t>
+      </w:r>
+      <w:proofErr w:type="spellEnd"/>
+      <w:r>
+        <w:rPr>
+          <w:rFonts w:ascii="Times New Roman" w:eastAsia="標楷體" w:hAnsi="Times New Roman"/>
+        </w:rPr>
+        <w:t>、下顎</w:t>
+      </w:r>
+      <w:r>
+        <w:rPr>
+          <w:rFonts w:ascii="Times New Roman" w:eastAsia="標楷體" w:hAnsi="Times New Roman"/>
+        </w:rPr>
+        <w:t xml:space="preserve"> </w:t>
+      </w:r>
+      <w:r>
+        <w:rPr>
+          <w:rFonts w:ascii="Times New Roman" w:eastAsia="標楷體" w:hAnsi="Times New Roman" w:hint="eastAsia"/>
+        </w:rPr>
         <w:t>2.971</w:t>
-      </w:r>
-      <w:r>
-        <w:rPr>
-          <w:rFonts w:ascii="Times New Roman" w:eastAsia="標楷體" w:hAnsi="Times New Roman"/>
-        </w:rPr>
-        <w:t xml:space="preserve"> </w:t>
-      </w:r>
-      <w:proofErr w:type="spellStart"/>
-      <w:r>
-        <w:rPr>
-          <w:rFonts w:ascii="Times New Roman" w:eastAsia="標楷體" w:hAnsi="Times New Roman"/>
-        </w:rPr>
-        <w:t>px</w:t>
-      </w:r>
-      <w:proofErr w:type="spellEnd"/>
-      <w:r>
-        <w:rPr>
-          <w:rFonts w:ascii="Times New Roman" w:eastAsia="標楷體" w:hAnsi="Times New Roman"/>
-        </w:rPr>
-        <w:t>、下顎</w:t>
-      </w:r>
-      <w:r>
-        <w:rPr>
-          <w:rFonts w:ascii="Times New Roman" w:eastAsia="標楷體" w:hAnsi="Times New Roman"/>
-        </w:rPr>
-        <w:t xml:space="preserve"> </w:t>
-      </w:r>
-      <w:r>
-        <w:rPr>
-          <w:rFonts w:ascii="Times New Roman" w:eastAsia="標楷體" w:hAnsi="Times New Roman" w:hint="eastAsia"/>
-        </w:rPr>
-        <w:t>7.399</w:t>
       </w:r>
       <w:r>
         <w:rPr>
@@ -5166,7 +4481,6 @@
         </w:rPr>
         <w:t xml:space="preserve">5 </w:t>
       </w:r>
-      <w:proofErr w:type="gramStart"/>
       <w:r>
         <w:rPr>
           <w:rFonts w:ascii="Times New Roman" w:eastAsia="標楷體" w:hAnsi="Times New Roman"/>
@@ -5176,19 +4490,7 @@
           <w:sz w:val="22"/>
           <w:szCs w:val="22"/>
         </w:rPr>
-        <w:t>個</w:t>
-      </w:r>
-      <w:proofErr w:type="gramEnd"/>
-      <w:r>
-        <w:rPr>
-          <w:rFonts w:ascii="Times New Roman" w:eastAsia="標楷體" w:hAnsi="Times New Roman"/>
-          <w:b/>
-          <w:bCs/>
-          <w:color w:val="FF0000"/>
-          <w:sz w:val="22"/>
-          <w:szCs w:val="22"/>
-        </w:rPr>
-        <w:t>訓練種子</w:t>
+        <w:t>個訓練種子</w:t>
       </w:r>
       <w:r>
         <w:rPr>
@@ -5481,7 +4783,6 @@
                 <w:sz w:val="20"/>
                 <w:szCs w:val="20"/>
               </w:rPr>
-              <w:lastRenderedPageBreak/>
               <w:t>Box mAP50–95</w:t>
             </w:r>
           </w:p>
@@ -5672,6 +4973,7 @@
                 <w:sz w:val="20"/>
                 <w:szCs w:val="20"/>
               </w:rPr>
+              <w:lastRenderedPageBreak/>
               <w:t>Mask mAP50–95</w:t>
             </w:r>
           </w:p>
@@ -5878,7 +5180,13 @@
               <w:rPr>
                 <w:rFonts w:hint="eastAsia"/>
               </w:rPr>
-              <w:t>7.774</w:t>
+              <w:t>6.47</w:t>
+            </w:r>
+            <w:r>
+              <w:rPr>
+                <w:rFonts w:hint="eastAsia"/>
+              </w:rPr>
+              <w:t>4</w:t>
             </w:r>
           </w:p>
         </w:tc>
@@ -6013,6 +5321,9 @@
             <w:pPr>
               <w:spacing w:line="276" w:lineRule="auto"/>
               <w:jc w:val="center"/>
+              <w:rPr>
+                <w:rFonts w:hint="eastAsia"/>
+              </w:rPr>
             </w:pPr>
             <w:r>
               <w:rPr>
@@ -6020,7 +5331,7 @@
                 <w:sz w:val="20"/>
                 <w:szCs w:val="20"/>
               </w:rPr>
-              <w:t>2.971</w:t>
+              <w:t>7.399</w:t>
             </w:r>
             <w:r>
               <w:rPr>
@@ -6036,7 +5347,7 @@
                 <w:sz w:val="20"/>
                 <w:szCs w:val="20"/>
               </w:rPr>
-              <w:t>7.399</w:t>
+              <w:t>2.971</w:t>
             </w:r>
           </w:p>
         </w:tc>
@@ -6263,12 +5574,21 @@
             <w:pPr>
               <w:spacing w:line="276" w:lineRule="auto"/>
               <w:jc w:val="center"/>
+              <w:rPr>
+                <w:rFonts w:hint="eastAsia"/>
+              </w:rPr>
             </w:pPr>
             <w:r>
               <w:rPr>
                 <w:rFonts w:hint="eastAsia"/>
               </w:rPr>
-              <w:t>-4.427</w:t>
+              <w:t>-</w:t>
+            </w:r>
+            <w:r>
+              <w:rPr>
+                <w:rFonts w:hint="eastAsia"/>
+              </w:rPr>
+              <w:t>2.63</w:t>
             </w:r>
           </w:p>
         </w:tc>
@@ -6293,22 +5613,52 @@
         <w:spacing w:after="120" w:line="276" w:lineRule="auto"/>
         <w:jc w:val="both"/>
         <w:rPr>
+          <w:rFonts w:ascii="Times New Roman" w:eastAsia="標楷體" w:hAnsi="Times New Roman"/>
+        </w:rPr>
+      </w:pPr>
+      <w:r>
+        <w:rPr>
+          <w:rFonts w:ascii="Times New Roman" w:eastAsia="標楷體" w:hAnsi="Times New Roman"/>
+        </w:rPr>
+        <w:t>長邊正規化將</w:t>
+      </w:r>
+      <w:r>
+        <w:rPr>
+          <w:rFonts w:ascii="Times New Roman" w:eastAsia="標楷體" w:hAnsi="Times New Roman"/>
+        </w:rPr>
+        <w:t xml:space="preserve"> </w:t>
+      </w:r>
+      <w:proofErr w:type="spellStart"/>
+      <w:r>
+        <w:rPr>
+          <w:rFonts w:ascii="Times New Roman" w:eastAsia="標楷體" w:hAnsi="Times New Roman"/>
+        </w:rPr>
+        <w:t>px</w:t>
+      </w:r>
+      <w:proofErr w:type="spellEnd"/>
+      <w:r>
+        <w:rPr>
+          <w:rFonts w:ascii="Times New Roman" w:eastAsia="標楷體" w:hAnsi="Times New Roman"/>
+        </w:rPr>
+        <w:t xml:space="preserve">/mm </w:t>
+      </w:r>
+      <w:r>
+        <w:rPr>
+          <w:rFonts w:ascii="Times New Roman" w:eastAsia="標楷體" w:hAnsi="Times New Roman"/>
+        </w:rPr>
+        <w:t>之變異係數由</w:t>
+      </w:r>
+      <w:r>
+        <w:rPr>
+          <w:rFonts w:ascii="Times New Roman" w:eastAsia="標楷體" w:hAnsi="Times New Roman"/>
+        </w:rPr>
+        <w:t xml:space="preserve"> </w:t>
+      </w:r>
+      <w:r>
+        <w:rPr>
           <w:rFonts w:ascii="Times New Roman" w:eastAsia="標楷體" w:hAnsi="Times New Roman" w:hint="eastAsia"/>
         </w:rPr>
-      </w:pPr>
-      <w:proofErr w:type="gramStart"/>
-      <w:r>
-        <w:rPr>
-          <w:rFonts w:ascii="Times New Roman" w:eastAsia="標楷體" w:hAnsi="Times New Roman"/>
-        </w:rPr>
-        <w:t>長邊正規</w:t>
-      </w:r>
-      <w:proofErr w:type="gramEnd"/>
-      <w:r>
-        <w:rPr>
-          <w:rFonts w:ascii="Times New Roman" w:eastAsia="標楷體" w:hAnsi="Times New Roman"/>
-        </w:rPr>
-        <w:t>化將</w:t>
+        <w:t>0.407</w:t>
       </w:r>
       <w:r>
         <w:rPr>
@@ -6316,25 +5666,11 @@
         </w:rPr>
         <w:t xml:space="preserve"> </w:t>
       </w:r>
-      <w:proofErr w:type="spellStart"/>
-      <w:r>
-        <w:rPr>
-          <w:rFonts w:ascii="Times New Roman" w:eastAsia="標楷體" w:hAnsi="Times New Roman"/>
-        </w:rPr>
-        <w:t>px</w:t>
-      </w:r>
-      <w:proofErr w:type="spellEnd"/>
-      <w:r>
-        <w:rPr>
-          <w:rFonts w:ascii="Times New Roman" w:eastAsia="標楷體" w:hAnsi="Times New Roman"/>
-        </w:rPr>
-        <w:t xml:space="preserve">/mm </w:t>
-      </w:r>
-      <w:r>
-        <w:rPr>
-          <w:rFonts w:ascii="Times New Roman" w:eastAsia="標楷體" w:hAnsi="Times New Roman"/>
-        </w:rPr>
-        <w:t>之變異係數由</w:t>
+      <w:r>
+        <w:rPr>
+          <w:rFonts w:ascii="Times New Roman" w:eastAsia="標楷體" w:hAnsi="Times New Roman"/>
+        </w:rPr>
+        <w:t>降至</w:t>
       </w:r>
       <w:r>
         <w:rPr>
@@ -6346,7 +5682,25 @@
         <w:rPr>
           <w:rFonts w:ascii="Times New Roman" w:eastAsia="標楷體" w:hAnsi="Times New Roman" w:hint="eastAsia"/>
         </w:rPr>
-        <w:t>0.407</w:t>
+        <w:t>0.076</w:t>
+      </w:r>
+      <w:r>
+        <w:rPr>
+          <w:rFonts w:ascii="Times New Roman" w:eastAsia="標楷體" w:hAnsi="Times New Roman"/>
+        </w:rPr>
+        <w:t>，像素長度與實際長度之相關由</w:t>
+      </w:r>
+      <w:r>
+        <w:rPr>
+          <w:rFonts w:ascii="Times New Roman" w:eastAsia="標楷體" w:hAnsi="Times New Roman"/>
+        </w:rPr>
+        <w:t xml:space="preserve"> r = </w:t>
+      </w:r>
+      <w:r>
+        <w:rPr>
+          <w:rFonts w:ascii="Times New Roman" w:eastAsia="標楷體" w:hAnsi="Times New Roman" w:hint="eastAsia"/>
+        </w:rPr>
+        <w:t>0.052</w:t>
       </w:r>
       <w:r>
         <w:rPr>
@@ -6358,7 +5712,7 @@
         <w:rPr>
           <w:rFonts w:ascii="Times New Roman" w:eastAsia="標楷體" w:hAnsi="Times New Roman"/>
         </w:rPr>
-        <w:t>降至</w:t>
+        <w:t>提升至</w:t>
       </w:r>
       <w:r>
         <w:rPr>
@@ -6370,25 +5724,157 @@
         <w:rPr>
           <w:rFonts w:ascii="Times New Roman" w:eastAsia="標楷體" w:hAnsi="Times New Roman" w:hint="eastAsia"/>
         </w:rPr>
-        <w:t>0.076</w:t>
-      </w:r>
-      <w:r>
-        <w:rPr>
-          <w:rFonts w:ascii="Times New Roman" w:eastAsia="標楷體" w:hAnsi="Times New Roman"/>
-        </w:rPr>
-        <w:t>，像素長度與實際長度之相關由</w:t>
-      </w:r>
-      <w:r>
-        <w:rPr>
-          <w:rFonts w:ascii="Times New Roman" w:eastAsia="標楷體" w:hAnsi="Times New Roman"/>
-        </w:rPr>
-        <w:t xml:space="preserve"> r = </w:t>
+        <w:t>0.678</w:t>
+      </w:r>
+      <w:r>
+        <w:rPr>
+          <w:rFonts w:ascii="Times New Roman" w:eastAsia="標楷體" w:hAnsi="Times New Roman"/>
+        </w:rPr>
+        <w:t>。表</w:t>
+      </w:r>
+      <w:r>
+        <w:rPr>
+          <w:rFonts w:ascii="Times New Roman" w:eastAsia="標楷體" w:hAnsi="Times New Roman"/>
+        </w:rPr>
+        <w:t xml:space="preserve">2 </w:t>
+      </w:r>
+      <w:r>
+        <w:rPr>
+          <w:rFonts w:ascii="Times New Roman" w:eastAsia="標楷體" w:hAnsi="Times New Roman"/>
+        </w:rPr>
+        <w:t>比較未正規化與長邊正規化、以及是否加入年齡之</w:t>
+      </w:r>
+      <w:r>
+        <w:rPr>
+          <w:rFonts w:ascii="Times New Roman" w:eastAsia="標楷體" w:hAnsi="Times New Roman"/>
+        </w:rPr>
+        <w:t xml:space="preserve"> out-of-fold </w:t>
+      </w:r>
+      <w:r>
+        <w:rPr>
+          <w:rFonts w:ascii="Times New Roman" w:eastAsia="標楷體" w:hAnsi="Times New Roman"/>
+        </w:rPr>
+        <w:t>效能。本研究採用之「長邊正規化</w:t>
+      </w:r>
+      <w:r>
+        <w:rPr>
+          <w:rFonts w:ascii="Times New Roman" w:eastAsia="標楷體" w:hAnsi="Times New Roman"/>
+        </w:rPr>
+        <w:t xml:space="preserve"> + </w:t>
+      </w:r>
+      <w:r>
+        <w:rPr>
+          <w:rFonts w:ascii="Times New Roman" w:eastAsia="標楷體" w:hAnsi="Times New Roman"/>
+        </w:rPr>
+        <w:t>年齡」</w:t>
+      </w:r>
+      <w:r>
+        <w:rPr>
+          <w:rFonts w:ascii="Times New Roman" w:eastAsia="標楷體" w:hAnsi="Times New Roman"/>
+        </w:rPr>
+        <w:t xml:space="preserve">ANN </w:t>
+      </w:r>
+      <w:r>
+        <w:rPr>
+          <w:rFonts w:ascii="Times New Roman" w:eastAsia="標楷體" w:hAnsi="Times New Roman"/>
+        </w:rPr>
+        <w:t>於校正後達</w:t>
+      </w:r>
+      <w:r>
+        <w:rPr>
+          <w:rFonts w:ascii="Times New Roman" w:eastAsia="標楷體" w:hAnsi="Times New Roman"/>
+        </w:rPr>
+        <w:t xml:space="preserve"> MAE </w:t>
       </w:r>
       <w:r>
         <w:rPr>
           <w:rFonts w:ascii="Times New Roman" w:eastAsia="標楷體" w:hAnsi="Times New Roman" w:hint="eastAsia"/>
         </w:rPr>
-        <w:t>0.052</w:t>
+        <w:t>1.054</w:t>
+      </w:r>
+      <w:r>
+        <w:rPr>
+          <w:rFonts w:ascii="Times New Roman" w:eastAsia="標楷體" w:hAnsi="Times New Roman"/>
+        </w:rPr>
+        <w:t xml:space="preserve"> ± </w:t>
+      </w:r>
+      <w:r>
+        <w:rPr>
+          <w:rFonts w:ascii="Times New Roman" w:eastAsia="標楷體" w:hAnsi="Times New Roman" w:hint="eastAsia"/>
+        </w:rPr>
+        <w:t>0</w:t>
+      </w:r>
+      <w:r>
+        <w:rPr>
+          <w:rFonts w:ascii="Times New Roman" w:eastAsia="標楷體" w:hAnsi="Times New Roman"/>
+        </w:rPr>
+        <w:t xml:space="preserve"> mm</w:t>
+      </w:r>
+      <w:r>
+        <w:rPr>
+          <w:rFonts w:ascii="Times New Roman" w:eastAsia="標楷體" w:hAnsi="Times New Roman"/>
+        </w:rPr>
+        <w:t>、</w:t>
+      </w:r>
+      <w:r>
+        <w:rPr>
+          <w:rFonts w:ascii="Times New Roman" w:eastAsia="標楷體" w:hAnsi="Times New Roman"/>
+        </w:rPr>
+        <w:t xml:space="preserve">RMSE </w:t>
+      </w:r>
+      <w:r>
+        <w:rPr>
+          <w:rFonts w:ascii="Times New Roman" w:eastAsia="標楷體" w:hAnsi="Times New Roman" w:hint="eastAsia"/>
+        </w:rPr>
+        <w:t>1.376</w:t>
+      </w:r>
+      <w:r>
+        <w:rPr>
+          <w:rFonts w:ascii="Times New Roman" w:eastAsia="標楷體" w:hAnsi="Times New Roman"/>
+        </w:rPr>
+        <w:t xml:space="preserve"> mm</w:t>
+      </w:r>
+      <w:r>
+        <w:rPr>
+          <w:rFonts w:ascii="Times New Roman" w:eastAsia="標楷體" w:hAnsi="Times New Roman"/>
+        </w:rPr>
+        <w:t>、</w:t>
+      </w:r>
+      <w:r>
+        <w:rPr>
+          <w:rFonts w:ascii="Times New Roman" w:eastAsia="標楷體" w:hAnsi="Times New Roman"/>
+        </w:rPr>
+        <w:t xml:space="preserve">R = </w:t>
+      </w:r>
+      <w:r>
+        <w:rPr>
+          <w:rFonts w:ascii="Times New Roman" w:eastAsia="標楷體" w:hAnsi="Times New Roman" w:hint="eastAsia"/>
+        </w:rPr>
+        <w:t>0.689</w:t>
+      </w:r>
+      <w:r>
+        <w:rPr>
+          <w:rFonts w:ascii="Times New Roman" w:eastAsia="標楷體" w:hAnsi="Times New Roman"/>
+        </w:rPr>
+        <w:t>、</w:t>
+      </w:r>
+      <w:r>
+        <w:rPr>
+          <w:rFonts w:ascii="Times New Roman" w:eastAsia="標楷體" w:hAnsi="Times New Roman"/>
+        </w:rPr>
+        <w:t xml:space="preserve">R² = </w:t>
+      </w:r>
+      <w:r>
+        <w:rPr>
+          <w:rFonts w:ascii="Times New Roman" w:eastAsia="標楷體" w:hAnsi="Times New Roman" w:hint="eastAsia"/>
+        </w:rPr>
+        <w:t>0.475</w:t>
+      </w:r>
+      <w:r>
+        <w:rPr>
+          <w:rFonts w:ascii="Times New Roman" w:eastAsia="標楷體" w:hAnsi="Times New Roman"/>
+        </w:rPr>
+        <w:t>，理想比率</w:t>
       </w:r>
       <w:r>
         <w:rPr>
@@ -6398,9 +5884,21 @@
       </w:r>
       <w:r>
         <w:rPr>
-          <w:rFonts w:ascii="Times New Roman" w:eastAsia="標楷體" w:hAnsi="Times New Roman"/>
-        </w:rPr>
-        <w:t>提升至</w:t>
+          <w:rFonts w:ascii="Times New Roman" w:eastAsia="標楷體" w:hAnsi="Times New Roman" w:hint="eastAsia"/>
+        </w:rPr>
+        <w:t xml:space="preserve">56.7 </w:t>
+      </w:r>
+      <w:r>
+        <w:rPr>
+          <w:rFonts w:ascii="Times New Roman" w:eastAsia="標楷體" w:hAnsi="Times New Roman"/>
+        </w:rPr>
+        <w:t>%</w:t>
+      </w:r>
+      <w:r>
+        <w:rPr>
+          <w:rFonts w:ascii="Times New Roman" w:eastAsia="標楷體" w:hAnsi="Times New Roman"/>
+        </w:rPr>
+        <w:t>，平均偏差</w:t>
       </w:r>
       <w:r>
         <w:rPr>
@@ -6412,13 +5910,55 @@
         <w:rPr>
           <w:rFonts w:ascii="Times New Roman" w:eastAsia="標楷體" w:hAnsi="Times New Roman" w:hint="eastAsia"/>
         </w:rPr>
-        <w:t>0.678</w:t>
-      </w:r>
-      <w:r>
-        <w:rPr>
-          <w:rFonts w:ascii="Times New Roman" w:eastAsia="標楷體" w:hAnsi="Times New Roman"/>
-        </w:rPr>
-        <w:t>。表</w:t>
+        <w:t>-0.466</w:t>
+      </w:r>
+      <w:r>
+        <w:rPr>
+          <w:rFonts w:ascii="Times New Roman" w:eastAsia="標楷體" w:hAnsi="Times New Roman"/>
+        </w:rPr>
+        <w:t xml:space="preserve"> mm</w:t>
+      </w:r>
+      <w:r>
+        <w:rPr>
+          <w:rFonts w:ascii="Times New Roman" w:eastAsia="標楷體" w:hAnsi="Times New Roman"/>
+        </w:rPr>
+        <w:t>；線性對照組</w:t>
+      </w:r>
+      <w:r>
+        <w:rPr>
+          <w:rFonts w:ascii="Times New Roman" w:eastAsia="標楷體" w:hAnsi="Times New Roman"/>
+        </w:rPr>
+        <w:t xml:space="preserve"> MAE </w:t>
+      </w:r>
+      <w:r>
+        <w:rPr>
+          <w:rFonts w:ascii="Times New Roman" w:eastAsia="標楷體" w:hAnsi="Times New Roman"/>
+        </w:rPr>
+        <w:t>為</w:t>
+      </w:r>
+      <w:r>
+        <w:rPr>
+          <w:rFonts w:ascii="Times New Roman" w:eastAsia="標楷體" w:hAnsi="Times New Roman"/>
+        </w:rPr>
+        <w:t xml:space="preserve"> </w:t>
+      </w:r>
+      <w:r>
+        <w:rPr>
+          <w:rFonts w:ascii="Times New Roman" w:eastAsia="標楷體" w:hAnsi="Times New Roman" w:hint="eastAsia"/>
+        </w:rPr>
+        <w:t>1.127</w:t>
+      </w:r>
+      <w:r>
+        <w:rPr>
+          <w:rFonts w:ascii="Times New Roman" w:eastAsia="標楷體" w:hAnsi="Times New Roman"/>
+        </w:rPr>
+        <w:t xml:space="preserve"> mm</w:t>
+      </w:r>
+      <w:r>
+        <w:rPr>
+          <w:rFonts w:ascii="Times New Roman" w:eastAsia="標楷體" w:hAnsi="Times New Roman"/>
+        </w:rPr>
+        <w:t>。圖</w:t>
       </w:r>
       <w:r>
         <w:rPr>
@@ -6430,277 +5970,7 @@
         <w:rPr>
           <w:rFonts w:ascii="Times New Roman" w:eastAsia="標楷體" w:hAnsi="Times New Roman"/>
         </w:rPr>
-        <w:t>比較未正規化</w:t>
-      </w:r>
-      <w:proofErr w:type="gramStart"/>
-      <w:r>
-        <w:rPr>
-          <w:rFonts w:ascii="Times New Roman" w:eastAsia="標楷體" w:hAnsi="Times New Roman"/>
-        </w:rPr>
-        <w:t>與長邊正規</w:t>
-      </w:r>
-      <w:proofErr w:type="gramEnd"/>
-      <w:r>
-        <w:rPr>
-          <w:rFonts w:ascii="Times New Roman" w:eastAsia="標楷體" w:hAnsi="Times New Roman"/>
-        </w:rPr>
-        <w:t>化、以及是否加入年齡之</w:t>
-      </w:r>
-      <w:r>
-        <w:rPr>
-          <w:rFonts w:ascii="Times New Roman" w:eastAsia="標楷體" w:hAnsi="Times New Roman"/>
-        </w:rPr>
-        <w:t xml:space="preserve"> out-of-fold </w:t>
-      </w:r>
-      <w:r>
-        <w:rPr>
-          <w:rFonts w:ascii="Times New Roman" w:eastAsia="標楷體" w:hAnsi="Times New Roman"/>
-        </w:rPr>
-        <w:t>效能。本研究採用之「</w:t>
-      </w:r>
-      <w:proofErr w:type="gramStart"/>
-      <w:r>
-        <w:rPr>
-          <w:rFonts w:ascii="Times New Roman" w:eastAsia="標楷體" w:hAnsi="Times New Roman"/>
-        </w:rPr>
-        <w:t>長邊正規</w:t>
-      </w:r>
-      <w:proofErr w:type="gramEnd"/>
-      <w:r>
-        <w:rPr>
-          <w:rFonts w:ascii="Times New Roman" w:eastAsia="標楷體" w:hAnsi="Times New Roman"/>
-        </w:rPr>
-        <w:t>化</w:t>
-      </w:r>
-      <w:r>
-        <w:rPr>
-          <w:rFonts w:ascii="Times New Roman" w:eastAsia="標楷體" w:hAnsi="Times New Roman"/>
-        </w:rPr>
-        <w:t xml:space="preserve"> + </w:t>
-      </w:r>
-      <w:r>
-        <w:rPr>
-          <w:rFonts w:ascii="Times New Roman" w:eastAsia="標楷體" w:hAnsi="Times New Roman"/>
-        </w:rPr>
-        <w:t>年齡」</w:t>
-      </w:r>
-      <w:r>
-        <w:rPr>
-          <w:rFonts w:ascii="Times New Roman" w:eastAsia="標楷體" w:hAnsi="Times New Roman"/>
-        </w:rPr>
-        <w:t xml:space="preserve">ANN </w:t>
-      </w:r>
-      <w:r>
-        <w:rPr>
-          <w:rFonts w:ascii="Times New Roman" w:eastAsia="標楷體" w:hAnsi="Times New Roman"/>
-        </w:rPr>
-        <w:t>於校正後達</w:t>
-      </w:r>
-      <w:r>
-        <w:rPr>
-          <w:rFonts w:ascii="Times New Roman" w:eastAsia="標楷體" w:hAnsi="Times New Roman"/>
-        </w:rPr>
-        <w:t xml:space="preserve"> MAE </w:t>
-      </w:r>
-      <w:r>
-        <w:rPr>
-          <w:rFonts w:ascii="Times New Roman" w:eastAsia="標楷體" w:hAnsi="Times New Roman" w:hint="eastAsia"/>
-        </w:rPr>
-        <w:t>1.054</w:t>
-      </w:r>
-      <w:r>
-        <w:rPr>
-          <w:rFonts w:ascii="Times New Roman" w:eastAsia="標楷體" w:hAnsi="Times New Roman"/>
-        </w:rPr>
-        <w:t xml:space="preserve"> ± </w:t>
-      </w:r>
-      <w:r>
-        <w:rPr>
-          <w:rFonts w:ascii="Times New Roman" w:eastAsia="標楷體" w:hAnsi="Times New Roman" w:hint="eastAsia"/>
-        </w:rPr>
-        <w:t>0</w:t>
-      </w:r>
-      <w:r>
-        <w:rPr>
-          <w:rFonts w:ascii="Times New Roman" w:eastAsia="標楷體" w:hAnsi="Times New Roman"/>
-        </w:rPr>
-        <w:t xml:space="preserve"> mm</w:t>
-      </w:r>
-      <w:r>
-        <w:rPr>
-          <w:rFonts w:ascii="Times New Roman" w:eastAsia="標楷體" w:hAnsi="Times New Roman"/>
-        </w:rPr>
-        <w:t>、</w:t>
-      </w:r>
-      <w:r>
-        <w:rPr>
-          <w:rFonts w:ascii="Times New Roman" w:eastAsia="標楷體" w:hAnsi="Times New Roman"/>
-        </w:rPr>
-        <w:t xml:space="preserve">RMSE </w:t>
-      </w:r>
-      <w:r>
-        <w:rPr>
-          <w:rFonts w:ascii="Times New Roman" w:eastAsia="標楷體" w:hAnsi="Times New Roman" w:hint="eastAsia"/>
-        </w:rPr>
-        <w:t>1.376</w:t>
-      </w:r>
-      <w:r>
-        <w:rPr>
-          <w:rFonts w:ascii="Times New Roman" w:eastAsia="標楷體" w:hAnsi="Times New Roman"/>
-        </w:rPr>
-        <w:t xml:space="preserve"> mm</w:t>
-      </w:r>
-      <w:r>
-        <w:rPr>
-          <w:rFonts w:ascii="Times New Roman" w:eastAsia="標楷體" w:hAnsi="Times New Roman"/>
-        </w:rPr>
-        <w:t>、</w:t>
-      </w:r>
-      <w:r>
-        <w:rPr>
-          <w:rFonts w:ascii="Times New Roman" w:eastAsia="標楷體" w:hAnsi="Times New Roman"/>
-        </w:rPr>
-        <w:t xml:space="preserve">R = </w:t>
-      </w:r>
-      <w:r>
-        <w:rPr>
-          <w:rFonts w:ascii="Times New Roman" w:eastAsia="標楷體" w:hAnsi="Times New Roman" w:hint="eastAsia"/>
-        </w:rPr>
-        <w:t>0.689</w:t>
-      </w:r>
-      <w:r>
-        <w:rPr>
-          <w:rFonts w:ascii="Times New Roman" w:eastAsia="標楷體" w:hAnsi="Times New Roman"/>
-        </w:rPr>
-        <w:t>、</w:t>
-      </w:r>
-      <w:r>
-        <w:rPr>
-          <w:rFonts w:ascii="Times New Roman" w:eastAsia="標楷體" w:hAnsi="Times New Roman"/>
-        </w:rPr>
-        <w:t xml:space="preserve">R² = </w:t>
-      </w:r>
-      <w:r>
-        <w:rPr>
-          <w:rFonts w:ascii="Times New Roman" w:eastAsia="標楷體" w:hAnsi="Times New Roman" w:hint="eastAsia"/>
-        </w:rPr>
-        <w:t>0.475</w:t>
-      </w:r>
-      <w:r>
-        <w:rPr>
-          <w:rFonts w:ascii="Times New Roman" w:eastAsia="標楷體" w:hAnsi="Times New Roman"/>
-        </w:rPr>
-        <w:t>，理想比率</w:t>
-      </w:r>
-      <w:r>
-        <w:rPr>
-          <w:rFonts w:ascii="Times New Roman" w:eastAsia="標楷體" w:hAnsi="Times New Roman"/>
-        </w:rPr>
-        <w:t xml:space="preserve"> </w:t>
-      </w:r>
-      <w:r>
-        <w:rPr>
-          <w:rFonts w:ascii="Times New Roman" w:eastAsia="標楷體" w:hAnsi="Times New Roman" w:hint="eastAsia"/>
-        </w:rPr>
-        <w:t xml:space="preserve">56.7 </w:t>
-      </w:r>
-      <w:r>
-        <w:rPr>
-          <w:rFonts w:ascii="Times New Roman" w:eastAsia="標楷體" w:hAnsi="Times New Roman"/>
-        </w:rPr>
-        <w:t>%</w:t>
-      </w:r>
-      <w:r>
-        <w:rPr>
-          <w:rFonts w:ascii="Times New Roman" w:eastAsia="標楷體" w:hAnsi="Times New Roman"/>
-        </w:rPr>
-        <w:t>，平均偏差</w:t>
-      </w:r>
-      <w:r>
-        <w:rPr>
-          <w:rFonts w:ascii="Times New Roman" w:eastAsia="標楷體" w:hAnsi="Times New Roman"/>
-        </w:rPr>
-        <w:t xml:space="preserve"> </w:t>
-      </w:r>
-      <w:r>
-        <w:rPr>
-          <w:rFonts w:ascii="Times New Roman" w:eastAsia="標楷體" w:hAnsi="Times New Roman" w:hint="eastAsia"/>
-        </w:rPr>
-        <w:t>-0.466</w:t>
-      </w:r>
-      <w:r>
-        <w:rPr>
-          <w:rFonts w:ascii="Times New Roman" w:eastAsia="標楷體" w:hAnsi="Times New Roman"/>
-        </w:rPr>
-        <w:t xml:space="preserve"> mm</w:t>
-      </w:r>
-      <w:r>
-        <w:rPr>
-          <w:rFonts w:ascii="Times New Roman" w:eastAsia="標楷體" w:hAnsi="Times New Roman"/>
-        </w:rPr>
-        <w:t>；線性對照組</w:t>
-      </w:r>
-      <w:r>
-        <w:rPr>
-          <w:rFonts w:ascii="Times New Roman" w:eastAsia="標楷體" w:hAnsi="Times New Roman"/>
-        </w:rPr>
-        <w:t xml:space="preserve"> MAE </w:t>
-      </w:r>
-      <w:r>
-        <w:rPr>
-          <w:rFonts w:ascii="Times New Roman" w:eastAsia="標楷體" w:hAnsi="Times New Roman"/>
-        </w:rPr>
-        <w:t>為</w:t>
-      </w:r>
-      <w:r>
-        <w:rPr>
-          <w:rFonts w:ascii="Times New Roman" w:eastAsia="標楷體" w:hAnsi="Times New Roman"/>
-        </w:rPr>
-        <w:t xml:space="preserve"> </w:t>
-      </w:r>
-      <w:r>
-        <w:rPr>
-          <w:rFonts w:ascii="Times New Roman" w:eastAsia="標楷體" w:hAnsi="Times New Roman" w:hint="eastAsia"/>
-        </w:rPr>
-        <w:t>1.127</w:t>
-      </w:r>
-      <w:r>
-        <w:rPr>
-          <w:rFonts w:ascii="Times New Roman" w:eastAsia="標楷體" w:hAnsi="Times New Roman"/>
-        </w:rPr>
-        <w:t xml:space="preserve"> mm</w:t>
-      </w:r>
-      <w:r>
-        <w:rPr>
-          <w:rFonts w:ascii="Times New Roman" w:eastAsia="標楷體" w:hAnsi="Times New Roman"/>
-        </w:rPr>
-        <w:t>。圖</w:t>
-      </w:r>
-      <w:r>
-        <w:rPr>
-          <w:rFonts w:ascii="Times New Roman" w:eastAsia="標楷體" w:hAnsi="Times New Roman"/>
-        </w:rPr>
-        <w:t xml:space="preserve">2 </w:t>
-      </w:r>
-      <w:r>
-        <w:rPr>
-          <w:rFonts w:ascii="Times New Roman" w:eastAsia="標楷體" w:hAnsi="Times New Roman"/>
-        </w:rPr>
-        <w:t>為校正後預測與實際長度之</w:t>
-      </w:r>
-      <w:proofErr w:type="gramStart"/>
-      <w:r>
-        <w:rPr>
-          <w:rFonts w:ascii="Times New Roman" w:eastAsia="標楷體" w:hAnsi="Times New Roman"/>
-        </w:rPr>
-        <w:t>散布圖</w:t>
-      </w:r>
-      <w:proofErr w:type="gramEnd"/>
-      <w:r>
-        <w:rPr>
-          <w:rFonts w:ascii="Times New Roman" w:eastAsia="標楷體" w:hAnsi="Times New Roman"/>
-        </w:rPr>
-        <w:t>（附</w:t>
+        <w:t>為校正後預測與實際長度之散布圖（附</w:t>
       </w:r>
       <w:r>
         <w:rPr>
@@ -6748,9 +6018,8 @@
           <w:sz w:val="22"/>
           <w:szCs w:val="22"/>
         </w:rPr>
-        <w:t>根管充填長度估測效能</w:t>
-      </w:r>
-      <w:proofErr w:type="gramStart"/>
+        <w:t>根管充填長度估測效能（</w:t>
+      </w:r>
       <w:r>
         <w:rPr>
           <w:rFonts w:ascii="Times New Roman" w:eastAsia="標楷體" w:hAnsi="Times New Roman"/>
@@ -6759,9 +6028,8 @@
           <w:sz w:val="22"/>
           <w:szCs w:val="22"/>
         </w:rPr>
-        <w:t>（</w:t>
-      </w:r>
-      <w:proofErr w:type="gramEnd"/>
+        <w:t>ANN</w:t>
+      </w:r>
       <w:r>
         <w:rPr>
           <w:rFonts w:ascii="Times New Roman" w:eastAsia="標楷體" w:hAnsi="Times New Roman"/>
@@ -6770,7 +6038,7 @@
           <w:sz w:val="22"/>
           <w:szCs w:val="22"/>
         </w:rPr>
-        <w:t>ANN</w:t>
+        <w:t>，</w:t>
       </w:r>
       <w:r>
         <w:rPr>
@@ -6780,7 +6048,7 @@
           <w:sz w:val="22"/>
           <w:szCs w:val="22"/>
         </w:rPr>
-        <w:t>，</w:t>
+        <w:t>out-of-fold</w:t>
       </w:r>
       <w:r>
         <w:rPr>
@@ -6790,7 +6058,7 @@
           <w:sz w:val="22"/>
           <w:szCs w:val="22"/>
         </w:rPr>
-        <w:t>out-of-fold</w:t>
+        <w:t>，</w:t>
       </w:r>
       <w:r>
         <w:rPr>
@@ -6800,7 +6068,7 @@
           <w:sz w:val="22"/>
           <w:szCs w:val="22"/>
         </w:rPr>
-        <w:t>，</w:t>
+        <w:t>n = 26</w:t>
       </w:r>
       <w:r>
         <w:rPr>
@@ -6810,7 +6078,7 @@
           <w:sz w:val="22"/>
           <w:szCs w:val="22"/>
         </w:rPr>
-        <w:t>n = 26</w:t>
+        <w:t>；</w:t>
       </w:r>
       <w:r>
         <w:rPr>
@@ -6820,7 +6088,7 @@
           <w:sz w:val="22"/>
           <w:szCs w:val="22"/>
         </w:rPr>
-        <w:t>；</w:t>
+        <w:t xml:space="preserve">10 </w:t>
       </w:r>
       <w:r>
         <w:rPr>
@@ -6830,7 +6098,7 @@
           <w:sz w:val="22"/>
           <w:szCs w:val="22"/>
         </w:rPr>
-        <w:t xml:space="preserve">10 </w:t>
+        <w:t>次重複</w:t>
       </w:r>
       <w:r>
         <w:rPr>
@@ -6840,7 +6108,7 @@
           <w:sz w:val="22"/>
           <w:szCs w:val="22"/>
         </w:rPr>
-        <w:t>次重複</w:t>
+        <w:t xml:space="preserve"> × 5 </w:t>
       </w:r>
       <w:r>
         <w:rPr>
@@ -6850,9 +6118,8 @@
           <w:sz w:val="22"/>
           <w:szCs w:val="22"/>
         </w:rPr>
-        <w:t xml:space="preserve"> × 5 </w:t>
-      </w:r>
-      <w:proofErr w:type="gramStart"/>
+        <w:t>個訓練種子之</w:t>
+      </w:r>
       <w:r>
         <w:rPr>
           <w:rFonts w:ascii="Times New Roman" w:eastAsia="標楷體" w:hAnsi="Times New Roman"/>
@@ -6861,9 +6128,8 @@
           <w:sz w:val="22"/>
           <w:szCs w:val="22"/>
         </w:rPr>
-        <w:t>個</w:t>
-      </w:r>
-      <w:proofErr w:type="gramEnd"/>
+        <w:t xml:space="preserve"> mean ± SD</w:t>
+      </w:r>
       <w:r>
         <w:rPr>
           <w:rFonts w:ascii="Times New Roman" w:eastAsia="標楷體" w:hAnsi="Times New Roman"/>
@@ -6872,30 +6138,8 @@
           <w:sz w:val="22"/>
           <w:szCs w:val="22"/>
         </w:rPr>
-        <w:t>訓練種子之</w:t>
-      </w:r>
-      <w:r>
-        <w:rPr>
-          <w:rFonts w:ascii="Times New Roman" w:eastAsia="標楷體" w:hAnsi="Times New Roman"/>
-          <w:b/>
-          <w:bCs/>
-          <w:sz w:val="22"/>
-          <w:szCs w:val="22"/>
-        </w:rPr>
-        <w:t xml:space="preserve"> mean ± SD</w:t>
-      </w:r>
-      <w:proofErr w:type="gramStart"/>
-      <w:r>
-        <w:rPr>
-          <w:rFonts w:ascii="Times New Roman" w:eastAsia="標楷體" w:hAnsi="Times New Roman"/>
-          <w:b/>
-          <w:bCs/>
-          <w:sz w:val="22"/>
-          <w:szCs w:val="22"/>
-        </w:rPr>
         <w:t>）</w:t>
       </w:r>
-      <w:proofErr w:type="gramEnd"/>
     </w:p>
     <w:tbl>
       <w:tblPr>
@@ -7259,9 +6503,6 @@
             <w:pPr>
               <w:spacing w:line="276" w:lineRule="auto"/>
               <w:jc w:val="center"/>
-              <w:rPr>
-                <w:rFonts w:hint="eastAsia"/>
-              </w:rPr>
             </w:pPr>
             <w:r>
               <w:rPr>
@@ -7291,9 +6532,6 @@
             <w:pPr>
               <w:spacing w:line="276" w:lineRule="auto"/>
               <w:jc w:val="center"/>
-              <w:rPr>
-                <w:rFonts w:hint="eastAsia"/>
-              </w:rPr>
             </w:pPr>
             <w:r>
               <w:rPr>
@@ -7323,9 +6561,6 @@
             <w:pPr>
               <w:spacing w:line="276" w:lineRule="auto"/>
               <w:jc w:val="center"/>
-              <w:rPr>
-                <w:rFonts w:hint="eastAsia"/>
-              </w:rPr>
             </w:pPr>
             <w:r>
               <w:rPr>
@@ -7355,9 +6590,6 @@
             <w:pPr>
               <w:spacing w:line="276" w:lineRule="auto"/>
               <w:jc w:val="center"/>
-              <w:rPr>
-                <w:rFonts w:hint="eastAsia"/>
-              </w:rPr>
             </w:pPr>
             <w:r>
               <w:rPr>
@@ -7387,9 +6619,6 @@
             <w:pPr>
               <w:spacing w:line="276" w:lineRule="auto"/>
               <w:jc w:val="center"/>
-              <w:rPr>
-                <w:rFonts w:hint="eastAsia"/>
-              </w:rPr>
             </w:pPr>
             <w:r>
               <w:rPr>
@@ -7419,9 +6648,6 @@
             <w:pPr>
               <w:spacing w:line="276" w:lineRule="auto"/>
               <w:jc w:val="center"/>
-              <w:rPr>
-                <w:rFonts w:hint="eastAsia"/>
-              </w:rPr>
             </w:pPr>
             <w:r>
               <w:rPr>
@@ -7456,23 +6682,13 @@
             <w:pPr>
               <w:spacing w:line="276" w:lineRule="auto"/>
             </w:pPr>
-            <w:proofErr w:type="gramStart"/>
             <w:r>
               <w:rPr>
                 <w:rFonts w:ascii="Times New Roman" w:eastAsia="標楷體" w:hAnsi="Times New Roman"/>
                 <w:sz w:val="20"/>
                 <w:szCs w:val="20"/>
               </w:rPr>
-              <w:t>長邊正規</w:t>
-            </w:r>
-            <w:proofErr w:type="gramEnd"/>
-            <w:r>
-              <w:rPr>
-                <w:rFonts w:ascii="Times New Roman" w:eastAsia="標楷體" w:hAnsi="Times New Roman"/>
-                <w:sz w:val="20"/>
-                <w:szCs w:val="20"/>
-              </w:rPr>
-              <w:t>化</w:t>
+              <w:t>長邊正規化</w:t>
             </w:r>
           </w:p>
         </w:tc>
@@ -7496,9 +6712,6 @@
             <w:pPr>
               <w:spacing w:line="276" w:lineRule="auto"/>
               <w:jc w:val="center"/>
-              <w:rPr>
-                <w:rFonts w:hint="eastAsia"/>
-              </w:rPr>
             </w:pPr>
             <w:r>
               <w:rPr>
@@ -7528,9 +6741,6 @@
             <w:pPr>
               <w:spacing w:line="276" w:lineRule="auto"/>
               <w:jc w:val="center"/>
-              <w:rPr>
-                <w:rFonts w:hint="eastAsia"/>
-              </w:rPr>
             </w:pPr>
             <w:r>
               <w:rPr>
@@ -7560,9 +6770,6 @@
             <w:pPr>
               <w:spacing w:line="276" w:lineRule="auto"/>
               <w:jc w:val="center"/>
-              <w:rPr>
-                <w:rFonts w:hint="eastAsia"/>
-              </w:rPr>
             </w:pPr>
             <w:r>
               <w:rPr>
@@ -7592,9 +6799,6 @@
             <w:pPr>
               <w:spacing w:line="276" w:lineRule="auto"/>
               <w:jc w:val="center"/>
-              <w:rPr>
-                <w:rFonts w:hint="eastAsia"/>
-              </w:rPr>
             </w:pPr>
             <w:r>
               <w:rPr>
@@ -7624,9 +6828,6 @@
             <w:pPr>
               <w:spacing w:line="276" w:lineRule="auto"/>
               <w:jc w:val="center"/>
-              <w:rPr>
-                <w:rFonts w:hint="eastAsia"/>
-              </w:rPr>
             </w:pPr>
             <w:r>
               <w:rPr>
@@ -7656,9 +6857,6 @@
             <w:pPr>
               <w:spacing w:line="276" w:lineRule="auto"/>
               <w:jc w:val="center"/>
-              <w:rPr>
-                <w:rFonts w:hint="eastAsia"/>
-              </w:rPr>
             </w:pPr>
             <w:r>
               <w:rPr>
@@ -7690,23 +6888,13 @@
             <w:pPr>
               <w:spacing w:line="276" w:lineRule="auto"/>
             </w:pPr>
-            <w:proofErr w:type="gramStart"/>
             <w:r>
               <w:rPr>
                 <w:rFonts w:ascii="Times New Roman" w:eastAsia="標楷體" w:hAnsi="Times New Roman"/>
                 <w:sz w:val="20"/>
                 <w:szCs w:val="20"/>
               </w:rPr>
-              <w:t>長邊正規</w:t>
-            </w:r>
-            <w:proofErr w:type="gramEnd"/>
-            <w:r>
-              <w:rPr>
-                <w:rFonts w:ascii="Times New Roman" w:eastAsia="標楷體" w:hAnsi="Times New Roman"/>
-                <w:sz w:val="20"/>
-                <w:szCs w:val="20"/>
-              </w:rPr>
-              <w:t>化</w:t>
+              <w:t>長邊正規化</w:t>
             </w:r>
             <w:r>
               <w:rPr>
@@ -7746,9 +6934,6 @@
             <w:pPr>
               <w:spacing w:line="276" w:lineRule="auto"/>
               <w:jc w:val="center"/>
-              <w:rPr>
-                <w:rFonts w:hint="eastAsia"/>
-              </w:rPr>
             </w:pPr>
             <w:r>
               <w:rPr>
@@ -7790,9 +6975,6 @@
             <w:pPr>
               <w:spacing w:line="276" w:lineRule="auto"/>
               <w:jc w:val="center"/>
-              <w:rPr>
-                <w:rFonts w:hint="eastAsia"/>
-              </w:rPr>
             </w:pPr>
             <w:r>
               <w:rPr>
@@ -7828,9 +7010,6 @@
             <w:pPr>
               <w:spacing w:line="276" w:lineRule="auto"/>
               <w:jc w:val="center"/>
-              <w:rPr>
-                <w:rFonts w:hint="eastAsia"/>
-              </w:rPr>
             </w:pPr>
             <w:r>
               <w:rPr>
@@ -7872,9 +7051,6 @@
             <w:pPr>
               <w:spacing w:line="276" w:lineRule="auto"/>
               <w:jc w:val="center"/>
-              <w:rPr>
-                <w:rFonts w:hint="eastAsia"/>
-              </w:rPr>
             </w:pPr>
             <w:r>
               <w:rPr>
@@ -7910,9 +7086,6 @@
             <w:pPr>
               <w:spacing w:line="276" w:lineRule="auto"/>
               <w:jc w:val="center"/>
-              <w:rPr>
-                <w:rFonts w:hint="eastAsia"/>
-              </w:rPr>
             </w:pPr>
             <w:r>
               <w:rPr>
@@ -7954,9 +7127,6 @@
             <w:pPr>
               <w:spacing w:line="276" w:lineRule="auto"/>
               <w:jc w:val="center"/>
-              <w:rPr>
-                <w:rFonts w:hint="eastAsia"/>
-              </w:rPr>
             </w:pPr>
             <w:r>
               <w:rPr>
@@ -8005,23 +7175,21 @@
                 <w:szCs w:val="20"/>
               </w:rPr>
             </w:pPr>
-            <w:proofErr w:type="gramStart"/>
             <w:r>
               <w:rPr>
                 <w:rFonts w:ascii="Times New Roman" w:eastAsia="標楷體" w:hAnsi="Times New Roman"/>
                 <w:sz w:val="20"/>
                 <w:szCs w:val="20"/>
               </w:rPr>
-              <w:t>長邊正規</w:t>
-            </w:r>
-            <w:proofErr w:type="gramEnd"/>
+              <w:t>長邊正規化</w:t>
+            </w:r>
             <w:r>
               <w:rPr>
                 <w:rFonts w:ascii="Times New Roman" w:eastAsia="標楷體" w:hAnsi="Times New Roman"/>
                 <w:sz w:val="20"/>
                 <w:szCs w:val="20"/>
               </w:rPr>
-              <w:t>化</w:t>
+              <w:t xml:space="preserve"> + </w:t>
             </w:r>
             <w:r>
               <w:rPr>
@@ -8029,33 +7197,7 @@
                 <w:sz w:val="20"/>
                 <w:szCs w:val="20"/>
               </w:rPr>
-              <w:t xml:space="preserve"> + </w:t>
-            </w:r>
-            <w:r>
-              <w:rPr>
-                <w:rFonts w:ascii="Times New Roman" w:eastAsia="標楷體" w:hAnsi="Times New Roman"/>
-                <w:sz w:val="20"/>
-                <w:szCs w:val="20"/>
-              </w:rPr>
-              <w:t>年齡，線性</w:t>
-            </w:r>
-            <w:proofErr w:type="gramStart"/>
-            <w:r>
-              <w:rPr>
-                <w:rFonts w:ascii="Times New Roman" w:eastAsia="標楷體" w:hAnsi="Times New Roman"/>
-                <w:sz w:val="20"/>
-                <w:szCs w:val="20"/>
-              </w:rPr>
-              <w:t>迴</w:t>
-            </w:r>
-            <w:proofErr w:type="gramEnd"/>
-            <w:r>
-              <w:rPr>
-                <w:rFonts w:ascii="Times New Roman" w:eastAsia="標楷體" w:hAnsi="Times New Roman"/>
-                <w:sz w:val="20"/>
-                <w:szCs w:val="20"/>
-              </w:rPr>
-              <w:t>歸對照</w:t>
+              <w:t>年齡，線性迴歸對照</w:t>
             </w:r>
           </w:p>
         </w:tc>
@@ -8079,9 +7221,6 @@
             <w:pPr>
               <w:spacing w:line="276" w:lineRule="auto"/>
               <w:jc w:val="center"/>
-              <w:rPr>
-                <w:rFonts w:hint="eastAsia"/>
-              </w:rPr>
             </w:pPr>
             <w:r>
               <w:rPr>
@@ -8111,9 +7250,6 @@
             <w:pPr>
               <w:spacing w:line="276" w:lineRule="auto"/>
               <w:jc w:val="center"/>
-              <w:rPr>
-                <w:rFonts w:hint="eastAsia"/>
-              </w:rPr>
             </w:pPr>
             <w:r>
               <w:rPr>
@@ -8143,9 +7279,6 @@
             <w:pPr>
               <w:spacing w:line="276" w:lineRule="auto"/>
               <w:jc w:val="center"/>
-              <w:rPr>
-                <w:rFonts w:hint="eastAsia"/>
-              </w:rPr>
             </w:pPr>
             <w:r>
               <w:rPr>
@@ -8175,9 +7308,6 @@
             <w:pPr>
               <w:spacing w:line="276" w:lineRule="auto"/>
               <w:jc w:val="center"/>
-              <w:rPr>
-                <w:rFonts w:hint="eastAsia"/>
-              </w:rPr>
             </w:pPr>
             <w:r>
               <w:rPr>
@@ -8207,9 +7337,6 @@
             <w:pPr>
               <w:spacing w:line="276" w:lineRule="auto"/>
               <w:jc w:val="center"/>
-              <w:rPr>
-                <w:rFonts w:hint="eastAsia"/>
-              </w:rPr>
             </w:pPr>
             <w:r>
               <w:rPr>
@@ -8239,9 +7366,6 @@
             <w:pPr>
               <w:spacing w:line="276" w:lineRule="auto"/>
               <w:jc w:val="center"/>
-              <w:rPr>
-                <w:rFonts w:hint="eastAsia"/>
-              </w:rPr>
             </w:pPr>
             <w:r>
               <w:rPr>
@@ -8257,8 +7381,6 @@
       <w:pPr>
         <w:spacing w:after="120" w:line="360" w:lineRule="auto"/>
         <w:jc w:val="both"/>
-      </w:pPr>
-      <w:r>
         <w:rPr>
           <w:rFonts w:ascii="Times New Roman" w:eastAsia="標楷體" w:hAnsi="Times New Roman"/>
           <w:i/>
@@ -8267,10 +7389,7 @@
           <w:sz w:val="20"/>
           <w:szCs w:val="20"/>
         </w:rPr>
-        <w:lastRenderedPageBreak/>
-        <w:t>所有</w:t>
-      </w:r>
-      <w:proofErr w:type="gramStart"/>
+      </w:pPr>
       <w:r>
         <w:rPr>
           <w:rFonts w:ascii="Times New Roman" w:eastAsia="標楷體" w:hAnsi="Times New Roman"/>
@@ -8280,9 +7399,8 @@
           <w:sz w:val="20"/>
           <w:szCs w:val="20"/>
         </w:rPr>
-        <w:t>列均為扣除</w:t>
-      </w:r>
-      <w:proofErr w:type="gramEnd"/>
+        <w:t>註：所有數值均為扣除</w:t>
+      </w:r>
       <w:r>
         <w:rPr>
           <w:rFonts w:ascii="Times New Roman" w:eastAsia="標楷體" w:hAnsi="Times New Roman"/>
@@ -8292,7 +7410,7 @@
           <w:sz w:val="20"/>
           <w:szCs w:val="20"/>
         </w:rPr>
-        <w:t xml:space="preserve"> 0.5 mm </w:t>
+        <w:t xml:space="preserve"> 0.5 mm offset </w:t>
       </w:r>
       <w:r>
         <w:rPr>
@@ -8303,7 +7421,7 @@
           <w:sz w:val="20"/>
           <w:szCs w:val="20"/>
         </w:rPr>
-        <w:t>後之校正值；偏移不影響</w:t>
+        <w:t>後之校正值，</w:t>
       </w:r>
       <w:r>
         <w:rPr>
@@ -8314,7 +7432,7 @@
           <w:sz w:val="20"/>
           <w:szCs w:val="20"/>
         </w:rPr>
-        <w:t xml:space="preserve"> R </w:t>
+        <w:t xml:space="preserve">offset </w:t>
       </w:r>
       <w:r>
         <w:rPr>
@@ -8325,7 +7443,7 @@
           <w:sz w:val="20"/>
           <w:szCs w:val="20"/>
         </w:rPr>
-        <w:t>與</w:t>
+        <w:t>不影響</w:t>
       </w:r>
       <w:r>
         <w:rPr>
@@ -8336,7 +7454,7 @@
           <w:sz w:val="20"/>
           <w:szCs w:val="20"/>
         </w:rPr>
-        <w:t xml:space="preserve"> R²</w:t>
+        <w:t xml:space="preserve"> R </w:t>
       </w:r>
       <w:r>
         <w:rPr>
@@ -8347,7 +7465,7 @@
           <w:sz w:val="20"/>
           <w:szCs w:val="20"/>
         </w:rPr>
-        <w:t>。來源：預測結果與評估指標</w:t>
+        <w:t>與</w:t>
       </w:r>
       <w:r>
         <w:rPr>
@@ -8358,9 +7476,8 @@
           <w:sz w:val="20"/>
           <w:szCs w:val="20"/>
         </w:rPr>
-        <w:t>所有</w:t>
-      </w:r>
-      <w:proofErr w:type="gramStart"/>
+        <w:t xml:space="preserve"> R²</w:t>
+      </w:r>
       <w:r>
         <w:rPr>
           <w:rFonts w:ascii="Times New Roman" w:eastAsia="標楷體" w:hAnsi="Times New Roman"/>
@@ -8370,9 +7487,8 @@
           <w:sz w:val="20"/>
           <w:szCs w:val="20"/>
         </w:rPr>
-        <w:t>列均為扣除</w:t>
-      </w:r>
-      <w:proofErr w:type="gramEnd"/>
+        <w:t>。列</w:t>
+      </w:r>
       <w:r>
         <w:rPr>
           <w:rFonts w:ascii="Times New Roman" w:eastAsia="標楷體" w:hAnsi="Times New Roman"/>
@@ -8382,7 +7498,7 @@
           <w:sz w:val="20"/>
           <w:szCs w:val="20"/>
         </w:rPr>
-        <w:t xml:space="preserve"> 0.5 mm </w:t>
+        <w:t xml:space="preserve"> 1–3 </w:t>
       </w:r>
       <w:r>
         <w:rPr>
@@ -8393,7 +7509,7 @@
           <w:sz w:val="20"/>
           <w:szCs w:val="20"/>
         </w:rPr>
-        <w:t>後之校正值；偏移不影響</w:t>
+        <w:t>為</w:t>
       </w:r>
       <w:r>
         <w:rPr>
@@ -8404,7 +7520,7 @@
           <w:sz w:val="20"/>
           <w:szCs w:val="20"/>
         </w:rPr>
-        <w:t xml:space="preserve"> R </w:t>
+        <w:t xml:space="preserve"> ANN </w:t>
       </w:r>
       <w:r>
         <w:rPr>
@@ -8415,7 +7531,7 @@
           <w:sz w:val="20"/>
           <w:szCs w:val="20"/>
         </w:rPr>
-        <w:t>與</w:t>
+        <w:t>模型，列</w:t>
       </w:r>
       <w:r>
         <w:rPr>
@@ -8426,7 +7542,7 @@
           <w:sz w:val="20"/>
           <w:szCs w:val="20"/>
         </w:rPr>
-        <w:t xml:space="preserve"> R²</w:t>
+        <w:t xml:space="preserve"> 4 </w:t>
       </w:r>
       <w:r>
         <w:rPr>
@@ -8437,7 +7553,7 @@
           <w:sz w:val="20"/>
           <w:szCs w:val="20"/>
         </w:rPr>
-        <w:t>。來源：預測結果與評估指標</w:t>
+        <w:t>為相同輸入（長邊正規化＋年齡）之線性迴歸對照組；皆為相同</w:t>
       </w:r>
       <w:r>
         <w:rPr>
@@ -8448,7 +7564,7 @@
           <w:sz w:val="20"/>
           <w:szCs w:val="20"/>
         </w:rPr>
-        <w:t>_kfold_26n_mask</w:t>
+        <w:t xml:space="preserve"> 5 </w:t>
       </w:r>
       <w:r>
         <w:rPr>
@@ -8459,7 +7575,7 @@
           <w:sz w:val="20"/>
           <w:szCs w:val="20"/>
         </w:rPr>
-        <w:t>幾何</w:t>
+        <w:t>摺切分之</w:t>
       </w:r>
       <w:r>
         <w:rPr>
@@ -8470,7 +7586,7 @@
           <w:sz w:val="20"/>
           <w:szCs w:val="20"/>
         </w:rPr>
-        <w:t>_seed{s}.xlsx</w:t>
+        <w:t xml:space="preserve"> out-of-fold </w:t>
       </w:r>
       <w:r>
         <w:rPr>
@@ -8481,7 +7597,7 @@
           <w:sz w:val="20"/>
           <w:szCs w:val="20"/>
         </w:rPr>
-        <w:t>（列</w:t>
+        <w:t>結果（</w:t>
       </w:r>
       <w:r>
         <w:rPr>
@@ -8492,7 +7608,7 @@
           <w:sz w:val="20"/>
           <w:szCs w:val="20"/>
         </w:rPr>
-        <w:t>1</w:t>
+        <w:t>n = 67</w:t>
       </w:r>
       <w:r>
         <w:rPr>
@@ -8503,297 +7619,453 @@
           <w:sz w:val="20"/>
           <w:szCs w:val="20"/>
         </w:rPr>
-        <w:t>）、</w:t>
-      </w:r>
-      <w:r>
-        <w:rPr>
-          <w:rFonts w:ascii="Times New Roman" w:eastAsia="標楷體" w:hAnsi="Times New Roman"/>
-          <w:i/>
-          <w:iCs/>
-          <w:color w:val="7F7F7F"/>
-          <w:sz w:val="20"/>
-          <w:szCs w:val="20"/>
-        </w:rPr>
-        <w:t>…_mask</w:t>
-      </w:r>
-      <w:r>
-        <w:rPr>
-          <w:rFonts w:ascii="Times New Roman" w:eastAsia="標楷體" w:hAnsi="Times New Roman"/>
-          <w:i/>
-          <w:iCs/>
-          <w:color w:val="7F7F7F"/>
-          <w:sz w:val="20"/>
-          <w:szCs w:val="20"/>
-        </w:rPr>
-        <w:t>幾何</w:t>
-      </w:r>
-      <w:r>
-        <w:rPr>
-          <w:rFonts w:ascii="Times New Roman" w:eastAsia="標楷體" w:hAnsi="Times New Roman"/>
-          <w:i/>
-          <w:iCs/>
-          <w:color w:val="7F7F7F"/>
-          <w:sz w:val="20"/>
-          <w:szCs w:val="20"/>
-        </w:rPr>
-        <w:t>_</w:t>
-      </w:r>
-      <w:proofErr w:type="gramStart"/>
-      <w:r>
-        <w:rPr>
-          <w:rFonts w:ascii="Times New Roman" w:eastAsia="標楷體" w:hAnsi="Times New Roman"/>
-          <w:i/>
-          <w:iCs/>
-          <w:color w:val="7F7F7F"/>
-          <w:sz w:val="20"/>
-          <w:szCs w:val="20"/>
-        </w:rPr>
-        <w:t>長邊正規</w:t>
-      </w:r>
-      <w:proofErr w:type="gramEnd"/>
-      <w:r>
-        <w:rPr>
-          <w:rFonts w:ascii="Times New Roman" w:eastAsia="標楷體" w:hAnsi="Times New Roman"/>
-          <w:i/>
-          <w:iCs/>
-          <w:color w:val="7F7F7F"/>
-          <w:sz w:val="20"/>
-          <w:szCs w:val="20"/>
-        </w:rPr>
-        <w:t>化</w:t>
-      </w:r>
-      <w:r>
-        <w:rPr>
-          <w:rFonts w:ascii="Times New Roman" w:eastAsia="標楷體" w:hAnsi="Times New Roman"/>
-          <w:i/>
-          <w:iCs/>
-          <w:color w:val="7F7F7F"/>
-          <w:sz w:val="20"/>
-          <w:szCs w:val="20"/>
-        </w:rPr>
-        <w:t>_seed{s}.xlsx</w:t>
-      </w:r>
-      <w:r>
-        <w:rPr>
-          <w:rFonts w:ascii="Times New Roman" w:eastAsia="標楷體" w:hAnsi="Times New Roman"/>
-          <w:i/>
-          <w:iCs/>
-          <w:color w:val="7F7F7F"/>
-          <w:sz w:val="20"/>
-          <w:szCs w:val="20"/>
-        </w:rPr>
-        <w:t>（列</w:t>
-      </w:r>
-      <w:r>
-        <w:rPr>
-          <w:rFonts w:ascii="Times New Roman" w:eastAsia="標楷體" w:hAnsi="Times New Roman"/>
-          <w:i/>
-          <w:iCs/>
-          <w:color w:val="7F7F7F"/>
-          <w:sz w:val="20"/>
-          <w:szCs w:val="20"/>
+        <w:t>）。</w:t>
+      </w:r>
+    </w:p>
+    <w:p>
+      <w:pPr>
+        <w:spacing w:before="120" w:after="80"/>
+        <w:jc w:val="center"/>
+        <w:rPr>
+          <w:rFonts w:ascii="Times New Roman" w:eastAsia="標楷體" w:hAnsi="Times New Roman" w:hint="eastAsia"/>
+          <w:b/>
+          <w:bCs/>
+          <w:sz w:val="22"/>
+          <w:szCs w:val="22"/>
+        </w:rPr>
+      </w:pPr>
+      <w:r>
+        <w:rPr>
+          <w:rFonts w:ascii="Times New Roman" w:eastAsia="標楷體" w:hAnsi="Times New Roman"/>
+          <w:b/>
+          <w:bCs/>
+          <w:sz w:val="22"/>
+          <w:szCs w:val="22"/>
+        </w:rPr>
+        <w:lastRenderedPageBreak/>
+        <w:t>圖</w:t>
+      </w:r>
+      <w:r>
+        <w:rPr>
+          <w:rFonts w:ascii="Times New Roman" w:eastAsia="標楷體" w:hAnsi="Times New Roman"/>
+          <w:b/>
+          <w:bCs/>
+          <w:sz w:val="22"/>
+          <w:szCs w:val="22"/>
         </w:rPr>
         <w:t>2</w:t>
       </w:r>
       <w:r>
         <w:rPr>
-          <w:rFonts w:ascii="Times New Roman" w:eastAsia="標楷體" w:hAnsi="Times New Roman"/>
-          <w:i/>
-          <w:iCs/>
-          <w:color w:val="7F7F7F"/>
-          <w:sz w:val="20"/>
-          <w:szCs w:val="20"/>
-        </w:rPr>
-        <w:t>）、</w:t>
-      </w:r>
-      <w:r>
-        <w:rPr>
-          <w:rFonts w:ascii="Times New Roman" w:eastAsia="標楷體" w:hAnsi="Times New Roman"/>
-          <w:i/>
-          <w:iCs/>
-          <w:color w:val="7F7F7F"/>
-          <w:sz w:val="20"/>
-          <w:szCs w:val="20"/>
-        </w:rPr>
-        <w:t>…_mask</w:t>
-      </w:r>
-      <w:r>
-        <w:rPr>
-          <w:rFonts w:ascii="Times New Roman" w:eastAsia="標楷體" w:hAnsi="Times New Roman"/>
-          <w:i/>
-          <w:iCs/>
-          <w:color w:val="7F7F7F"/>
-          <w:sz w:val="20"/>
-          <w:szCs w:val="20"/>
-        </w:rPr>
-        <w:t>幾何</w:t>
-      </w:r>
-      <w:r>
-        <w:rPr>
-          <w:rFonts w:ascii="Times New Roman" w:eastAsia="標楷體" w:hAnsi="Times New Roman"/>
-          <w:i/>
-          <w:iCs/>
-          <w:color w:val="7F7F7F"/>
-          <w:sz w:val="20"/>
-          <w:szCs w:val="20"/>
-        </w:rPr>
-        <w:t>_</w:t>
-      </w:r>
-      <w:proofErr w:type="gramStart"/>
-      <w:r>
-        <w:rPr>
-          <w:rFonts w:ascii="Times New Roman" w:eastAsia="標楷體" w:hAnsi="Times New Roman"/>
-          <w:i/>
-          <w:iCs/>
-          <w:color w:val="7F7F7F"/>
-          <w:sz w:val="20"/>
-          <w:szCs w:val="20"/>
-        </w:rPr>
-        <w:t>長邊正規</w:t>
-      </w:r>
-      <w:proofErr w:type="gramEnd"/>
-      <w:r>
-        <w:rPr>
-          <w:rFonts w:ascii="Times New Roman" w:eastAsia="標楷體" w:hAnsi="Times New Roman"/>
-          <w:i/>
-          <w:iCs/>
-          <w:color w:val="7F7F7F"/>
-          <w:sz w:val="20"/>
-          <w:szCs w:val="20"/>
-        </w:rPr>
-        <w:t>化</w:t>
-      </w:r>
-      <w:r>
-        <w:rPr>
-          <w:rFonts w:ascii="Times New Roman" w:eastAsia="標楷體" w:hAnsi="Times New Roman"/>
-          <w:i/>
-          <w:iCs/>
-          <w:color w:val="7F7F7F"/>
-          <w:sz w:val="20"/>
-          <w:szCs w:val="20"/>
-        </w:rPr>
-        <w:t>_</w:t>
-      </w:r>
-      <w:r>
-        <w:rPr>
-          <w:rFonts w:ascii="Times New Roman" w:eastAsia="標楷體" w:hAnsi="Times New Roman"/>
-          <w:i/>
-          <w:iCs/>
-          <w:color w:val="7F7F7F"/>
-          <w:sz w:val="20"/>
-          <w:szCs w:val="20"/>
-        </w:rPr>
-        <w:t>年齡</w:t>
-      </w:r>
-      <w:r>
-        <w:rPr>
-          <w:rFonts w:ascii="Times New Roman" w:eastAsia="標楷體" w:hAnsi="Times New Roman"/>
-          <w:i/>
-          <w:iCs/>
-          <w:color w:val="7F7F7F"/>
-          <w:sz w:val="20"/>
-          <w:szCs w:val="20"/>
-        </w:rPr>
-        <w:t>_seed{s}.xlsx</w:t>
-      </w:r>
-      <w:r>
-        <w:rPr>
-          <w:rFonts w:ascii="Times New Roman" w:eastAsia="標楷體" w:hAnsi="Times New Roman"/>
-          <w:i/>
-          <w:iCs/>
-          <w:color w:val="7F7F7F"/>
-          <w:sz w:val="20"/>
-          <w:szCs w:val="20"/>
-        </w:rPr>
-        <w:t>（列</w:t>
-      </w:r>
-      <w:r>
-        <w:rPr>
-          <w:rFonts w:ascii="Times New Roman" w:eastAsia="標楷體" w:hAnsi="Times New Roman"/>
-          <w:i/>
-          <w:iCs/>
-          <w:color w:val="7F7F7F"/>
-          <w:sz w:val="20"/>
-          <w:szCs w:val="20"/>
-        </w:rPr>
-        <w:t xml:space="preserve">3 </w:t>
-      </w:r>
-      <w:r>
-        <w:rPr>
-          <w:rFonts w:ascii="Times New Roman" w:eastAsia="標楷體" w:hAnsi="Times New Roman"/>
-          <w:i/>
-          <w:iCs/>
-          <w:color w:val="7F7F7F"/>
-          <w:sz w:val="20"/>
-          <w:szCs w:val="20"/>
-        </w:rPr>
-        <w:t>取</w:t>
-      </w:r>
-      <w:r>
-        <w:rPr>
-          <w:rFonts w:ascii="Times New Roman" w:eastAsia="標楷體" w:hAnsi="Times New Roman"/>
-          <w:i/>
-          <w:iCs/>
-          <w:color w:val="7F7F7F"/>
-          <w:sz w:val="20"/>
-          <w:szCs w:val="20"/>
-        </w:rPr>
-        <w:t xml:space="preserve"> C </w:t>
-      </w:r>
-      <w:r>
-        <w:rPr>
-          <w:rFonts w:ascii="Times New Roman" w:eastAsia="標楷體" w:hAnsi="Times New Roman"/>
-          <w:i/>
-          <w:iCs/>
-          <w:color w:val="7F7F7F"/>
-          <w:sz w:val="20"/>
-          <w:szCs w:val="20"/>
-        </w:rPr>
-        <w:t>列、列</w:t>
-      </w:r>
-      <w:r>
-        <w:rPr>
-          <w:rFonts w:ascii="Times New Roman" w:eastAsia="標楷體" w:hAnsi="Times New Roman"/>
-          <w:i/>
-          <w:iCs/>
-          <w:color w:val="7F7F7F"/>
-          <w:sz w:val="20"/>
-          <w:szCs w:val="20"/>
-        </w:rPr>
-        <w:t xml:space="preserve">4 </w:t>
-      </w:r>
-      <w:r>
-        <w:rPr>
-          <w:rFonts w:ascii="Times New Roman" w:eastAsia="標楷體" w:hAnsi="Times New Roman"/>
-          <w:i/>
-          <w:iCs/>
-          <w:color w:val="7F7F7F"/>
-          <w:sz w:val="20"/>
-          <w:szCs w:val="20"/>
-        </w:rPr>
-        <w:t>取</w:t>
-      </w:r>
-      <w:r>
-        <w:rPr>
-          <w:rFonts w:ascii="Times New Roman" w:eastAsia="標楷體" w:hAnsi="Times New Roman"/>
-          <w:i/>
-          <w:iCs/>
-          <w:color w:val="7F7F7F"/>
-          <w:sz w:val="20"/>
-          <w:szCs w:val="20"/>
-        </w:rPr>
-        <w:t xml:space="preserve"> E </w:t>
-      </w:r>
-      <w:r>
-        <w:rPr>
-          <w:rFonts w:ascii="Times New Roman" w:eastAsia="標楷體" w:hAnsi="Times New Roman"/>
-          <w:i/>
-          <w:iCs/>
-          <w:color w:val="7F7F7F"/>
-          <w:sz w:val="20"/>
-          <w:szCs w:val="20"/>
-        </w:rPr>
-        <w:t>列）。</w:t>
+          <w:rFonts w:ascii="Times New Roman" w:eastAsia="標楷體" w:hAnsi="Times New Roman" w:hint="eastAsia"/>
+          <w:b/>
+          <w:bCs/>
+          <w:sz w:val="22"/>
+          <w:szCs w:val="22"/>
+        </w:rPr>
+        <w:t>(A)</w:t>
+      </w:r>
+      <w:r>
+        <w:rPr>
+          <w:rFonts w:ascii="Times New Roman" w:eastAsia="標楷體" w:hAnsi="Times New Roman"/>
+          <w:b/>
+          <w:bCs/>
+          <w:sz w:val="22"/>
+          <w:szCs w:val="22"/>
+        </w:rPr>
+        <w:t xml:space="preserve"> </w:t>
+      </w:r>
+      <w:r>
+        <w:rPr>
+          <w:rFonts w:ascii="Times New Roman" w:eastAsia="標楷體" w:hAnsi="Times New Roman"/>
+          <w:b/>
+          <w:bCs/>
+          <w:sz w:val="22"/>
+          <w:szCs w:val="22"/>
+        </w:rPr>
+        <w:t>未校正散布圖</w:t>
+      </w:r>
+    </w:p>
+    <w:p>
+      <w:pPr>
+        <w:spacing w:after="120" w:line="360" w:lineRule="auto"/>
+        <w:jc w:val="center"/>
+        <w:rPr>
+          <w:rFonts w:ascii="Times New Roman" w:eastAsia="標楷體" w:hAnsi="Times New Roman" w:hint="eastAsia"/>
+        </w:rPr>
+      </w:pPr>
+      <w:r>
+        <w:rPr>
+          <w:rFonts w:ascii="Times New Roman" w:eastAsia="標楷體" w:hAnsi="Times New Roman"/>
+        </w:rPr>
+        <w:drawing>
+          <wp:inline distT="0" distB="0" distL="0" distR="0" wp14:anchorId="14592803" wp14:editId="63069B48">
+            <wp:extent cx="3886200" cy="2340795"/>
+            <wp:effectExtent l="0" t="0" r="0" b="2540"/>
+            <wp:docPr id="175422294" name="圖片 4"/>
+            <wp:cNvGraphicFramePr>
+              <a:graphicFrameLocks xmlns:a="http://schemas.openxmlformats.org/drawingml/2006/main" noChangeAspect="1"/>
+            </wp:cNvGraphicFramePr>
+            <a:graphic xmlns:a="http://schemas.openxmlformats.org/drawingml/2006/main">
+              <a:graphicData uri="http://schemas.openxmlformats.org/drawingml/2006/picture">
+                <pic:pic xmlns:pic="http://schemas.openxmlformats.org/drawingml/2006/picture">
+                  <pic:nvPicPr>
+                    <pic:cNvPr id="0" name="Picture 13"/>
+                    <pic:cNvPicPr>
+                      <a:picLocks noChangeAspect="1" noChangeArrowheads="1"/>
+                    </pic:cNvPicPr>
+                  </pic:nvPicPr>
+                  <pic:blipFill rotWithShape="1">
+                    <a:blip r:embed="rId8" cstate="print">
+                      <a:extLst>
+                        <a:ext uri="{28A0092B-C50C-407E-A947-70E740481C1C}">
+                          <a14:useLocalDpi xmlns:a14="http://schemas.microsoft.com/office/drawing/2010/main" val="0"/>
+                        </a:ext>
+                      </a:extLst>
+                    </a:blip>
+                    <a:srcRect l="2667" t="5347" r="1759" b="2345"/>
+                    <a:stretch>
+                      <a:fillRect/>
+                    </a:stretch>
+                  </pic:blipFill>
+                  <pic:spPr bwMode="auto">
+                    <a:xfrm>
+                      <a:off x="0" y="0"/>
+                      <a:ext cx="3886200" cy="2340795"/>
+                    </a:xfrm>
+                    <a:prstGeom prst="rect">
+                      <a:avLst/>
+                    </a:prstGeom>
+                    <a:noFill/>
+                    <a:ln>
+                      <a:noFill/>
+                    </a:ln>
+                    <a:extLst>
+                      <a:ext uri="{53640926-AAD7-44D8-BBD7-CCE9431645EC}">
+                        <a14:shadowObscured xmlns:a14="http://schemas.microsoft.com/office/drawing/2010/main"/>
+                      </a:ext>
+                    </a:extLst>
+                  </pic:spPr>
+                </pic:pic>
+              </a:graphicData>
+            </a:graphic>
+          </wp:inline>
+        </w:drawing>
+      </w:r>
+    </w:p>
+    <w:p>
+      <w:pPr>
+        <w:spacing w:before="120" w:after="80"/>
+        <w:jc w:val="center"/>
+        <w:rPr>
+          <w:rFonts w:ascii="Times New Roman" w:eastAsia="標楷體" w:hAnsi="Times New Roman" w:hint="eastAsia"/>
+          <w:b/>
+          <w:bCs/>
+          <w:sz w:val="22"/>
+          <w:szCs w:val="22"/>
+        </w:rPr>
+      </w:pPr>
+      <w:r>
+        <w:rPr>
+          <w:rFonts w:ascii="Times New Roman" w:eastAsia="標楷體" w:hAnsi="Times New Roman"/>
+          <w:b/>
+          <w:bCs/>
+          <w:sz w:val="22"/>
+          <w:szCs w:val="22"/>
+        </w:rPr>
+        <w:t>圖</w:t>
+      </w:r>
+      <w:r>
+        <w:rPr>
+          <w:rFonts w:ascii="Times New Roman" w:eastAsia="標楷體" w:hAnsi="Times New Roman"/>
+          <w:b/>
+          <w:bCs/>
+          <w:sz w:val="22"/>
+          <w:szCs w:val="22"/>
+        </w:rPr>
+        <w:t>2</w:t>
+      </w:r>
+      <w:r>
+        <w:rPr>
+          <w:rFonts w:ascii="Times New Roman" w:eastAsia="標楷體" w:hAnsi="Times New Roman" w:hint="eastAsia"/>
+          <w:b/>
+          <w:bCs/>
+          <w:sz w:val="22"/>
+          <w:szCs w:val="22"/>
+        </w:rPr>
+        <w:t>(</w:t>
+      </w:r>
+      <w:r>
+        <w:rPr>
+          <w:rFonts w:ascii="Times New Roman" w:eastAsia="標楷體" w:hAnsi="Times New Roman" w:hint="eastAsia"/>
+          <w:b/>
+          <w:bCs/>
+          <w:sz w:val="22"/>
+          <w:szCs w:val="22"/>
+        </w:rPr>
+        <w:t>B</w:t>
+      </w:r>
+      <w:r>
+        <w:rPr>
+          <w:rFonts w:ascii="Times New Roman" w:eastAsia="標楷體" w:hAnsi="Times New Roman" w:hint="eastAsia"/>
+          <w:b/>
+          <w:bCs/>
+          <w:sz w:val="22"/>
+          <w:szCs w:val="22"/>
+        </w:rPr>
+        <w:t>)</w:t>
+      </w:r>
+      <w:r>
+        <w:rPr>
+          <w:rFonts w:ascii="Times New Roman" w:eastAsia="標楷體" w:hAnsi="Times New Roman"/>
+          <w:b/>
+          <w:bCs/>
+          <w:sz w:val="22"/>
+          <w:szCs w:val="22"/>
+        </w:rPr>
+        <w:t xml:space="preserve"> </w:t>
+      </w:r>
+      <w:r>
+        <w:rPr>
+          <w:rFonts w:ascii="Times New Roman" w:eastAsia="標楷體" w:hAnsi="Times New Roman"/>
+          <w:b/>
+          <w:bCs/>
+          <w:sz w:val="22"/>
+          <w:szCs w:val="22"/>
+        </w:rPr>
+        <w:t>校正後散布圖</w:t>
+      </w:r>
+    </w:p>
+    <w:p>
+      <w:pPr>
+        <w:spacing w:after="120" w:line="360" w:lineRule="auto"/>
+        <w:jc w:val="center"/>
+        <w:rPr>
+          <w:rFonts w:ascii="Times New Roman" w:eastAsia="標楷體" w:hAnsi="Times New Roman"/>
+        </w:rPr>
+      </w:pPr>
+      <w:r>
+        <w:rPr>
+          <w:rFonts w:ascii="Times New Roman" w:eastAsia="標楷體" w:hAnsi="Times New Roman"/>
+        </w:rPr>
+        <w:drawing>
+          <wp:inline distT="0" distB="0" distL="0" distR="0" wp14:anchorId="7B5DC22C" wp14:editId="6CED3491">
+            <wp:extent cx="3833446" cy="2364640"/>
+            <wp:effectExtent l="0" t="0" r="0" b="0"/>
+            <wp:docPr id="353695679" name="圖片 6"/>
+            <wp:cNvGraphicFramePr>
+              <a:graphicFrameLocks xmlns:a="http://schemas.openxmlformats.org/drawingml/2006/main" noChangeAspect="1"/>
+            </wp:cNvGraphicFramePr>
+            <a:graphic xmlns:a="http://schemas.openxmlformats.org/drawingml/2006/main">
+              <a:graphicData uri="http://schemas.openxmlformats.org/drawingml/2006/picture">
+                <pic:pic xmlns:pic="http://schemas.openxmlformats.org/drawingml/2006/picture">
+                  <pic:nvPicPr>
+                    <pic:cNvPr id="0" name="Picture 20"/>
+                    <pic:cNvPicPr>
+                      <a:picLocks noChangeAspect="1" noChangeArrowheads="1"/>
+                    </pic:cNvPicPr>
+                  </pic:nvPicPr>
+                  <pic:blipFill rotWithShape="1">
+                    <a:blip r:embed="rId9" cstate="print">
+                      <a:extLst>
+                        <a:ext uri="{28A0092B-C50C-407E-A947-70E740481C1C}">
+                          <a14:useLocalDpi xmlns:a14="http://schemas.microsoft.com/office/drawing/2010/main" val="0"/>
+                        </a:ext>
+                      </a:extLst>
+                    </a:blip>
+                    <a:srcRect l="3335" t="5288" r="2960" b="3018"/>
+                    <a:stretch>
+                      <a:fillRect/>
+                    </a:stretch>
+                  </pic:blipFill>
+                  <pic:spPr bwMode="auto">
+                    <a:xfrm>
+                      <a:off x="0" y="0"/>
+                      <a:ext cx="3843170" cy="2370638"/>
+                    </a:xfrm>
+                    <a:prstGeom prst="rect">
+                      <a:avLst/>
+                    </a:prstGeom>
+                    <a:noFill/>
+                    <a:ln>
+                      <a:noFill/>
+                    </a:ln>
+                    <a:extLst>
+                      <a:ext uri="{53640926-AAD7-44D8-BBD7-CCE9431645EC}">
+                        <a14:shadowObscured xmlns:a14="http://schemas.microsoft.com/office/drawing/2010/main"/>
+                      </a:ext>
+                    </a:extLst>
+                  </pic:spPr>
+                </pic:pic>
+              </a:graphicData>
+            </a:graphic>
+          </wp:inline>
+        </w:drawing>
+      </w:r>
+    </w:p>
+    <w:p>
+      <w:pPr>
+        <w:spacing w:before="120" w:after="80"/>
+        <w:jc w:val="center"/>
+        <w:rPr>
+          <w:rFonts w:ascii="Times New Roman" w:eastAsia="標楷體" w:hAnsi="Times New Roman"/>
+          <w:b/>
+          <w:bCs/>
+          <w:sz w:val="22"/>
+          <w:szCs w:val="22"/>
+        </w:rPr>
+      </w:pPr>
+      <w:r>
+        <w:rPr>
+          <w:rFonts w:ascii="Times New Roman" w:eastAsia="標楷體" w:hAnsi="Times New Roman"/>
+          <w:b/>
+          <w:bCs/>
+          <w:sz w:val="22"/>
+          <w:szCs w:val="22"/>
+        </w:rPr>
+        <w:t>圖</w:t>
+      </w:r>
+      <w:r>
+        <w:rPr>
+          <w:rFonts w:ascii="Times New Roman" w:eastAsia="標楷體" w:hAnsi="Times New Roman"/>
+          <w:b/>
+          <w:bCs/>
+          <w:sz w:val="22"/>
+          <w:szCs w:val="22"/>
+        </w:rPr>
+        <w:t>2</w:t>
+      </w:r>
+      <w:r>
+        <w:rPr>
+          <w:rFonts w:ascii="Times New Roman" w:eastAsia="標楷體" w:hAnsi="Times New Roman" w:hint="eastAsia"/>
+          <w:b/>
+          <w:bCs/>
+          <w:sz w:val="22"/>
+          <w:szCs w:val="22"/>
+        </w:rPr>
+        <w:t>(</w:t>
+      </w:r>
+      <w:r>
+        <w:rPr>
+          <w:rFonts w:ascii="Times New Roman" w:eastAsia="標楷體" w:hAnsi="Times New Roman" w:hint="eastAsia"/>
+          <w:b/>
+          <w:bCs/>
+          <w:sz w:val="22"/>
+          <w:szCs w:val="22"/>
+        </w:rPr>
+        <w:t>C</w:t>
+      </w:r>
+      <w:r>
+        <w:rPr>
+          <w:rFonts w:ascii="Times New Roman" w:eastAsia="標楷體" w:hAnsi="Times New Roman" w:hint="eastAsia"/>
+          <w:b/>
+          <w:bCs/>
+          <w:sz w:val="22"/>
+          <w:szCs w:val="22"/>
+        </w:rPr>
+        <w:t>)</w:t>
+      </w:r>
+      <w:r>
+        <w:rPr>
+          <w:rFonts w:ascii="Times New Roman" w:eastAsia="標楷體" w:hAnsi="Times New Roman"/>
+          <w:b/>
+          <w:bCs/>
+          <w:sz w:val="22"/>
+          <w:szCs w:val="22"/>
+        </w:rPr>
+        <w:t xml:space="preserve"> </w:t>
+      </w:r>
+      <w:r>
+        <w:rPr>
+          <w:rFonts w:ascii="Times New Roman" w:eastAsia="標楷體" w:hAnsi="Times New Roman"/>
+          <w:b/>
+          <w:bCs/>
+          <w:sz w:val="22"/>
+          <w:szCs w:val="22"/>
+        </w:rPr>
+        <w:t>排序點圖</w:t>
+      </w:r>
+    </w:p>
+    <w:p>
+      <w:pPr>
+        <w:spacing w:after="120" w:line="360" w:lineRule="auto"/>
+        <w:jc w:val="center"/>
+        <w:rPr>
+          <w:rFonts w:ascii="Times New Roman" w:eastAsia="標楷體" w:hAnsi="Times New Roman"/>
+        </w:rPr>
+      </w:pPr>
+      <w:r>
+        <w:rPr>
+          <w:rFonts w:ascii="Times New Roman" w:eastAsia="標楷體" w:hAnsi="Times New Roman"/>
+        </w:rPr>
+        <w:drawing>
+          <wp:inline distT="0" distB="0" distL="0" distR="0" wp14:anchorId="75A4F2AE" wp14:editId="4A63ACE9">
+            <wp:extent cx="3938953" cy="2537282"/>
+            <wp:effectExtent l="0" t="0" r="4445" b="0"/>
+            <wp:docPr id="201813706" name="圖片 8"/>
+            <wp:cNvGraphicFramePr>
+              <a:graphicFrameLocks xmlns:a="http://schemas.openxmlformats.org/drawingml/2006/main" noChangeAspect="1"/>
+            </wp:cNvGraphicFramePr>
+            <a:graphic xmlns:a="http://schemas.openxmlformats.org/drawingml/2006/main">
+              <a:graphicData uri="http://schemas.openxmlformats.org/drawingml/2006/picture">
+                <pic:pic xmlns:pic="http://schemas.openxmlformats.org/drawingml/2006/picture">
+                  <pic:nvPicPr>
+                    <pic:cNvPr id="0" name="Picture 27"/>
+                    <pic:cNvPicPr>
+                      <a:picLocks noChangeAspect="1" noChangeArrowheads="1"/>
+                    </pic:cNvPicPr>
+                  </pic:nvPicPr>
+                  <pic:blipFill rotWithShape="1">
+                    <a:blip r:embed="rId10" cstate="print">
+                      <a:extLst>
+                        <a:ext uri="{28A0092B-C50C-407E-A947-70E740481C1C}">
+                          <a14:useLocalDpi xmlns:a14="http://schemas.microsoft.com/office/drawing/2010/main" val="0"/>
+                        </a:ext>
+                      </a:extLst>
+                    </a:blip>
+                    <a:srcRect l="6001" t="3362" r="3398" b="3724"/>
+                    <a:stretch>
+                      <a:fillRect/>
+                    </a:stretch>
+                  </pic:blipFill>
+                  <pic:spPr bwMode="auto">
+                    <a:xfrm>
+                      <a:off x="0" y="0"/>
+                      <a:ext cx="3945446" cy="2541465"/>
+                    </a:xfrm>
+                    <a:prstGeom prst="rect">
+                      <a:avLst/>
+                    </a:prstGeom>
+                    <a:noFill/>
+                    <a:ln>
+                      <a:noFill/>
+                    </a:ln>
+                    <a:extLst>
+                      <a:ext uri="{53640926-AAD7-44D8-BBD7-CCE9431645EC}">
+                        <a14:shadowObscured xmlns:a14="http://schemas.microsoft.com/office/drawing/2010/main"/>
+                      </a:ext>
+                    </a:extLst>
+                  </pic:spPr>
+                </pic:pic>
+              </a:graphicData>
+            </a:graphic>
+          </wp:inline>
+        </w:drawing>
+      </w:r>
+    </w:p>
+    <w:p>
+      <w:pPr>
+        <w:spacing w:after="120" w:line="276" w:lineRule="auto"/>
+        <w:jc w:val="both"/>
+      </w:pPr>
+      <w:r>
+        <w:rPr>
+          <w:rFonts w:ascii="Times New Roman" w:eastAsia="標楷體" w:hAnsi="Times New Roman"/>
+          <w:sz w:val="26"/>
+          <w:szCs w:val="26"/>
+        </w:rPr>
+        <w:lastRenderedPageBreak/>
+        <w:t>影像資訊之貢獻與誤差分析</w:t>
       </w:r>
     </w:p>
     <w:p>
@@ -8801,608 +8073,434 @@
         <w:spacing w:after="120" w:line="360" w:lineRule="auto"/>
         <w:jc w:val="both"/>
       </w:pPr>
-      <w:proofErr w:type="gramStart"/>
-      <w:r>
-        <w:rPr>
-          <w:rFonts w:ascii="Times New Roman" w:eastAsia="標楷體" w:hAnsi="Times New Roman"/>
+      <w:r>
+        <w:rPr>
+          <w:rFonts w:ascii="Times New Roman" w:eastAsia="標楷體" w:hAnsi="Times New Roman"/>
+        </w:rPr>
+        <w:t>表</w:t>
+      </w:r>
+      <w:r>
+        <w:rPr>
+          <w:rFonts w:ascii="Times New Roman" w:eastAsia="標楷體" w:hAnsi="Times New Roman"/>
+        </w:rPr>
+        <w:t xml:space="preserve">3 </w:t>
+      </w:r>
+      <w:r>
+        <w:rPr>
+          <w:rFonts w:ascii="Times New Roman" w:eastAsia="標楷體" w:hAnsi="Times New Roman"/>
+        </w:rPr>
+        <w:t>比較不同輸入之校正後效能。僅依牙位平均值之基線</w:t>
+      </w:r>
+      <w:r>
+        <w:rPr>
+          <w:rFonts w:ascii="Times New Roman" w:eastAsia="標楷體" w:hAnsi="Times New Roman"/>
+        </w:rPr>
+        <w:t xml:space="preserve"> MAE </w:t>
+      </w:r>
+      <w:r>
+        <w:rPr>
+          <w:rFonts w:ascii="Times New Roman" w:eastAsia="標楷體" w:hAnsi="Times New Roman"/>
+        </w:rPr>
+        <w:t>為</w:t>
+      </w:r>
+      <w:r>
+        <w:rPr>
+          <w:rFonts w:ascii="Times New Roman" w:eastAsia="標楷體" w:hAnsi="Times New Roman"/>
+        </w:rPr>
+        <w:t xml:space="preserve"> </w:t>
+      </w:r>
+      <w:r>
+        <w:rPr>
+          <w:rFonts w:ascii="Times New Roman" w:eastAsia="標楷體" w:hAnsi="Times New Roman" w:hint="eastAsia"/>
+        </w:rPr>
+        <w:t>1.384</w:t>
+      </w:r>
+      <w:r>
+        <w:rPr>
+          <w:rFonts w:ascii="Times New Roman" w:eastAsia="標楷體" w:hAnsi="Times New Roman"/>
+        </w:rPr>
+        <w:t xml:space="preserve"> mm</w:t>
+      </w:r>
+      <w:r>
+        <w:rPr>
+          <w:rFonts w:ascii="Times New Roman" w:eastAsia="標楷體" w:hAnsi="Times New Roman"/>
+        </w:rPr>
+        <w:t>，冠寬比例尺為</w:t>
+      </w:r>
+      <w:r>
+        <w:rPr>
+          <w:rFonts w:ascii="Times New Roman" w:eastAsia="標楷體" w:hAnsi="Times New Roman"/>
+        </w:rPr>
+        <w:t xml:space="preserve"> </w:t>
+      </w:r>
+      <w:r>
+        <w:rPr>
+          <w:rFonts w:ascii="Times New Roman" w:eastAsia="標楷體" w:hAnsi="Times New Roman" w:hint="eastAsia"/>
+        </w:rPr>
+        <w:t>1.333</w:t>
+      </w:r>
+      <w:r>
+        <w:rPr>
+          <w:rFonts w:ascii="Times New Roman" w:eastAsia="標楷體" w:hAnsi="Times New Roman"/>
+        </w:rPr>
+        <w:t xml:space="preserve"> mm</w:t>
+      </w:r>
+      <w:r>
+        <w:rPr>
+          <w:rFonts w:ascii="Times New Roman" w:eastAsia="標楷體" w:hAnsi="Times New Roman"/>
+        </w:rPr>
+        <w:t>，長邊正規化</w:t>
+      </w:r>
+      <w:r>
+        <w:rPr>
+          <w:rFonts w:ascii="Times New Roman" w:eastAsia="標楷體" w:hAnsi="Times New Roman"/>
+        </w:rPr>
+        <w:t xml:space="preserve"> + </w:t>
+      </w:r>
+      <w:r>
+        <w:rPr>
+          <w:rFonts w:ascii="Times New Roman" w:eastAsia="標楷體" w:hAnsi="Times New Roman"/>
+        </w:rPr>
+        <w:t>年齡為</w:t>
+      </w:r>
+      <w:r>
+        <w:rPr>
+          <w:rFonts w:ascii="Times New Roman" w:eastAsia="標楷體" w:hAnsi="Times New Roman"/>
+        </w:rPr>
+        <w:t xml:space="preserve"> </w:t>
+      </w:r>
+      <w:r>
+        <w:rPr>
+          <w:rFonts w:ascii="Times New Roman" w:eastAsia="標楷體" w:hAnsi="Times New Roman" w:hint="eastAsia"/>
+        </w:rPr>
+        <w:t>1.054</w:t>
+      </w:r>
+      <w:r>
+        <w:rPr>
+          <w:rFonts w:ascii="Times New Roman" w:eastAsia="標楷體" w:hAnsi="Times New Roman"/>
+        </w:rPr>
+        <w:t xml:space="preserve"> mm</w:t>
+      </w:r>
+      <w:r>
+        <w:rPr>
+          <w:rFonts w:ascii="Times New Roman" w:eastAsia="標楷體" w:hAnsi="Times New Roman"/>
+        </w:rPr>
+        <w:t>；另加性別後</w:t>
+      </w:r>
+      <w:r>
+        <w:rPr>
+          <w:rFonts w:ascii="Times New Roman" w:eastAsia="標楷體" w:hAnsi="Times New Roman"/>
+        </w:rPr>
+        <w:t xml:space="preserve"> MAE </w:t>
+      </w:r>
+      <w:r>
+        <w:rPr>
+          <w:rFonts w:ascii="Times New Roman" w:eastAsia="標楷體" w:hAnsi="Times New Roman"/>
+        </w:rPr>
+        <w:t>為</w:t>
+      </w:r>
+      <w:r>
+        <w:rPr>
+          <w:rFonts w:ascii="Times New Roman" w:eastAsia="標楷體" w:hAnsi="Times New Roman"/>
+        </w:rPr>
+        <w:t xml:space="preserve"> </w:t>
+      </w:r>
+      <w:r>
+        <w:rPr>
+          <w:rFonts w:ascii="Times New Roman" w:eastAsia="標楷體" w:hAnsi="Times New Roman" w:hint="eastAsia"/>
+        </w:rPr>
+        <w:t>1.</w:t>
+      </w:r>
+      <w:r>
+        <w:rPr>
+          <w:rFonts w:ascii="Times New Roman" w:eastAsia="標楷體" w:hAnsi="Times New Roman" w:hint="eastAsia"/>
+        </w:rPr>
+        <w:t>135</w:t>
+      </w:r>
+      <w:r>
+        <w:rPr>
+          <w:rFonts w:ascii="Times New Roman" w:eastAsia="標楷體" w:hAnsi="Times New Roman"/>
+        </w:rPr>
+        <w:t>，顯示</w:t>
+      </w:r>
+      <w:r>
+        <w:rPr>
+          <w:rFonts w:ascii="Times New Roman" w:eastAsia="標楷體" w:hAnsi="Times New Roman"/>
+        </w:rPr>
+        <w:t xml:space="preserve"> </w:t>
+      </w:r>
+      <w:r>
+        <w:rPr>
+          <w:rFonts w:ascii="Times New Roman" w:eastAsia="標楷體" w:hAnsi="Times New Roman"/>
+        </w:rPr>
+        <w:t>影像資訊相對牙位基線具額外貢獻（長邊正規化</w:t>
+      </w:r>
+      <w:r>
+        <w:rPr>
+          <w:rFonts w:ascii="Times New Roman" w:eastAsia="標楷體" w:hAnsi="Times New Roman"/>
+        </w:rPr>
+        <w:t xml:space="preserve"> MAE 1.127 mm</w:t>
+      </w:r>
+      <w:r>
+        <w:rPr>
+          <w:rFonts w:ascii="Times New Roman" w:eastAsia="標楷體" w:hAnsi="Times New Roman"/>
+        </w:rPr>
+        <w:t>，較基線降低</w:t>
+      </w:r>
+      <w:r>
+        <w:rPr>
+          <w:rFonts w:ascii="Times New Roman" w:eastAsia="標楷體" w:hAnsi="Times New Roman"/>
+        </w:rPr>
+        <w:t xml:space="preserve"> 0.257 mm</w:t>
+      </w:r>
+      <w:r>
+        <w:rPr>
+          <w:rFonts w:ascii="Times New Roman" w:eastAsia="標楷體" w:hAnsi="Times New Roman"/>
+        </w:rPr>
+        <w:t>；</w:t>
+      </w:r>
+      <w:r>
+        <w:rPr>
+          <w:rFonts w:ascii="Times New Roman" w:eastAsia="標楷體" w:hAnsi="Times New Roman"/>
+        </w:rPr>
+        <w:t xml:space="preserve">R </w:t>
+      </w:r>
+      <w:r>
+        <w:rPr>
+          <w:rFonts w:ascii="Times New Roman" w:eastAsia="標楷體" w:hAnsi="Times New Roman"/>
+        </w:rPr>
+        <w:t>由</w:t>
+      </w:r>
+      <w:r>
+        <w:rPr>
+          <w:rFonts w:ascii="Times New Roman" w:eastAsia="標楷體" w:hAnsi="Times New Roman"/>
+        </w:rPr>
+        <w:t xml:space="preserve"> 0.367 </w:t>
+      </w:r>
+      <w:r>
+        <w:rPr>
+          <w:rFonts w:ascii="Times New Roman" w:eastAsia="標楷體" w:hAnsi="Times New Roman"/>
+        </w:rPr>
+        <w:t>升至</w:t>
+      </w:r>
+      <w:r>
+        <w:rPr>
+          <w:rFonts w:ascii="Times New Roman" w:eastAsia="標楷體" w:hAnsi="Times New Roman"/>
+        </w:rPr>
+        <w:t xml:space="preserve"> 0.650</w:t>
+      </w:r>
+      <w:r>
+        <w:rPr>
+          <w:rFonts w:ascii="Times New Roman" w:eastAsia="標楷體" w:hAnsi="Times New Roman"/>
+        </w:rPr>
+        <w:t>）；加入年齡後</w:t>
+      </w:r>
+      <w:r>
+        <w:rPr>
+          <w:rFonts w:ascii="Times New Roman" w:eastAsia="標楷體" w:hAnsi="Times New Roman"/>
+        </w:rPr>
+        <w:t xml:space="preserve"> MAE </w:t>
+      </w:r>
+      <w:r>
+        <w:rPr>
+          <w:rFonts w:ascii="Times New Roman" w:eastAsia="標楷體" w:hAnsi="Times New Roman"/>
+        </w:rPr>
+        <w:t>再降至</w:t>
+      </w:r>
+      <w:r>
+        <w:rPr>
+          <w:rFonts w:ascii="Times New Roman" w:eastAsia="標楷體" w:hAnsi="Times New Roman"/>
+        </w:rPr>
+        <w:t xml:space="preserve"> 1.054 mm</w:t>
+      </w:r>
+      <w:r>
+        <w:rPr>
+          <w:rFonts w:ascii="Times New Roman" w:eastAsia="標楷體" w:hAnsi="Times New Roman"/>
+        </w:rPr>
+        <w:t>（</w:t>
+      </w:r>
+      <w:r>
+        <w:rPr>
+          <w:rFonts w:ascii="Times New Roman" w:eastAsia="標楷體" w:hAnsi="Times New Roman"/>
+        </w:rPr>
+        <w:t>R 0.689</w:t>
+      </w:r>
+      <w:r>
+        <w:rPr>
+          <w:rFonts w:ascii="Times New Roman" w:eastAsia="標楷體" w:hAnsi="Times New Roman"/>
+        </w:rPr>
+        <w:t>）；再加入性別則未進一步改善（</w:t>
+      </w:r>
+      <w:r>
+        <w:rPr>
+          <w:rFonts w:ascii="Times New Roman" w:eastAsia="標楷體" w:hAnsi="Times New Roman"/>
+        </w:rPr>
+        <w:t>1.135 mm</w:t>
+      </w:r>
+      <w:r>
+        <w:rPr>
+          <w:rFonts w:ascii="Times New Roman" w:eastAsia="標楷體" w:hAnsi="Times New Roman"/>
+        </w:rPr>
+        <w:t>），單獨加入性別亦較未加入時為差（</w:t>
+      </w:r>
+      <w:r>
+        <w:rPr>
+          <w:rFonts w:ascii="Times New Roman" w:eastAsia="標楷體" w:hAnsi="Times New Roman"/>
+        </w:rPr>
+        <w:t>1.201 mm</w:t>
+      </w:r>
+      <w:r>
+        <w:rPr>
+          <w:rFonts w:ascii="Times New Roman" w:eastAsia="標楷體" w:hAnsi="Times New Roman"/>
+        </w:rPr>
+        <w:t>）。</w:t>
+      </w:r>
+      <w:r>
+        <w:rPr>
+          <w:rFonts w:ascii="Times New Roman" w:eastAsia="標楷體" w:hAnsi="Times New Roman"/>
+        </w:rPr>
+        <w:t>誤差與年齡無顯著相關（</w:t>
+      </w:r>
+      <w:r>
+        <w:rPr>
+          <w:rFonts w:ascii="Times New Roman" w:eastAsia="標楷體" w:hAnsi="Times New Roman"/>
+        </w:rPr>
+        <w:t xml:space="preserve">Spearman ρ = </w:t>
+      </w:r>
+      <w:r>
+        <w:rPr>
+          <w:rFonts w:ascii="Times New Roman" w:eastAsia="標楷體" w:hAnsi="Times New Roman" w:hint="eastAsia"/>
+        </w:rPr>
+        <w:t>-0.030</w:t>
+      </w:r>
+      <w:r>
+        <w:rPr>
+          <w:rFonts w:ascii="Times New Roman" w:eastAsia="標楷體" w:hAnsi="Times New Roman"/>
+        </w:rPr>
+        <w:t>，</w:t>
+      </w:r>
+      <w:r>
+        <w:rPr>
+          <w:rFonts w:ascii="Times New Roman" w:eastAsia="標楷體" w:hAnsi="Times New Roman"/>
+        </w:rPr>
+        <w:t xml:space="preserve">p = </w:t>
+      </w:r>
+      <w:r>
+        <w:rPr>
+          <w:rFonts w:ascii="Times New Roman" w:eastAsia="標楷體" w:hAnsi="Times New Roman" w:hint="eastAsia"/>
+        </w:rPr>
+        <w:t>0.807</w:t>
+      </w:r>
+      <w:r>
+        <w:rPr>
+          <w:rFonts w:ascii="Times New Roman" w:eastAsia="標楷體" w:hAnsi="Times New Roman"/>
+        </w:rPr>
+        <w:t>）；女性與男性</w:t>
+      </w:r>
+      <w:r>
+        <w:rPr>
+          <w:rFonts w:ascii="Times New Roman" w:eastAsia="標楷體" w:hAnsi="Times New Roman"/>
+        </w:rPr>
+        <w:t xml:space="preserve"> MAE </w:t>
+      </w:r>
+      <w:r>
+        <w:rPr>
+          <w:rFonts w:ascii="Times New Roman" w:eastAsia="標楷體" w:hAnsi="Times New Roman"/>
+        </w:rPr>
+        <w:t>分別為</w:t>
+      </w:r>
+      <w:r>
+        <w:rPr>
+          <w:rFonts w:ascii="Times New Roman" w:eastAsia="標楷體" w:hAnsi="Times New Roman"/>
+        </w:rPr>
+        <w:t xml:space="preserve"> </w:t>
+      </w:r>
+      <w:r>
+        <w:rPr>
+          <w:rFonts w:ascii="Times New Roman" w:eastAsia="標楷體" w:hAnsi="Times New Roman" w:hint="eastAsia"/>
+        </w:rPr>
+        <w:t>1.089</w:t>
+      </w:r>
+      <w:r>
+        <w:rPr>
+          <w:rFonts w:ascii="Times New Roman" w:eastAsia="標楷體" w:hAnsi="Times New Roman"/>
+        </w:rPr>
+        <w:t xml:space="preserve"> </w:t>
+      </w:r>
+      <w:r>
+        <w:rPr>
+          <w:rFonts w:ascii="Times New Roman" w:eastAsia="標楷體" w:hAnsi="Times New Roman"/>
+        </w:rPr>
+        <w:t>與</w:t>
+      </w:r>
+      <w:r>
+        <w:rPr>
+          <w:rFonts w:ascii="Times New Roman" w:eastAsia="標楷體" w:hAnsi="Times New Roman"/>
+        </w:rPr>
+        <w:t xml:space="preserve"> </w:t>
+      </w:r>
+      <w:r>
+        <w:rPr>
+          <w:rFonts w:ascii="Times New Roman" w:eastAsia="標楷體" w:hAnsi="Times New Roman" w:hint="eastAsia"/>
+        </w:rPr>
+        <w:t>1.018</w:t>
+      </w:r>
+      <w:r>
+        <w:rPr>
+          <w:rFonts w:ascii="Times New Roman" w:eastAsia="標楷體" w:hAnsi="Times New Roman"/>
+        </w:rPr>
+        <w:t xml:space="preserve"> mm</w:t>
+      </w:r>
+      <w:r>
+        <w:rPr>
+          <w:rFonts w:ascii="Times New Roman" w:eastAsia="標楷體" w:hAnsi="Times New Roman"/>
+        </w:rPr>
+        <w:t>（</w:t>
+      </w:r>
+      <w:r>
+        <w:rPr>
+          <w:rFonts w:ascii="Times New Roman" w:eastAsia="標楷體" w:hAnsi="Times New Roman"/>
+        </w:rPr>
+        <w:t xml:space="preserve">p = </w:t>
+      </w:r>
+      <w:r>
+        <w:rPr>
+          <w:rFonts w:ascii="Times New Roman" w:eastAsia="標楷體" w:hAnsi="Times New Roman" w:hint="eastAsia"/>
+        </w:rPr>
+        <w:t>0.199</w:t>
+      </w:r>
+      <w:r>
+        <w:rPr>
+          <w:rFonts w:ascii="Times New Roman" w:eastAsia="標楷體" w:hAnsi="Times New Roman"/>
+        </w:rPr>
+        <w:t>）。</w:t>
+      </w:r>
+      <w:r>
+        <w:rPr>
+          <w:rFonts w:ascii="Times New Roman" w:eastAsia="標楷體" w:hAnsi="Times New Roman"/>
+          <w:strike/>
+        </w:rPr>
+        <w:t>誤差最大之病例為</w:t>
+      </w:r>
+      <w:r>
+        <w:rPr>
+          <w:rFonts w:ascii="Times New Roman" w:eastAsia="標楷體" w:hAnsi="Times New Roman"/>
+          <w:strike/>
+        </w:rPr>
+        <w:t xml:space="preserve"> </w:t>
+      </w:r>
+      <w:r>
+        <w:rPr>
+          <w:rFonts w:ascii="Times New Roman" w:eastAsia="標楷體" w:hAnsi="Times New Roman"/>
+          <w:strike/>
           <w:shd w:val="clear" w:color="auto" w:fill="FFFF00"/>
         </w:rPr>
-        <w:t>【</w:t>
-      </w:r>
-      <w:proofErr w:type="gramEnd"/>
-      <w:r>
-        <w:rPr>
-          <w:rFonts w:ascii="Times New Roman" w:eastAsia="標楷體" w:hAnsi="Times New Roman"/>
-          <w:shd w:val="clear" w:color="auto" w:fill="FFFF00"/>
-        </w:rPr>
-        <w:t>插入圖</w:t>
-      </w:r>
-      <w:r>
-        <w:rPr>
-          <w:rFonts w:ascii="Times New Roman" w:eastAsia="標楷體" w:hAnsi="Times New Roman"/>
-          <w:shd w:val="clear" w:color="auto" w:fill="FFFF00"/>
-        </w:rPr>
-        <w:t>2</w:t>
-      </w:r>
-      <w:r>
-        <w:rPr>
-          <w:rFonts w:ascii="Times New Roman" w:eastAsia="標楷體" w:hAnsi="Times New Roman"/>
-          <w:shd w:val="clear" w:color="auto" w:fill="FFFF00"/>
-        </w:rPr>
-        <w:t>：</w:t>
-      </w:r>
-      <w:r>
-        <w:rPr>
-          <w:rFonts w:ascii="Times New Roman" w:eastAsia="標楷體" w:hAnsi="Times New Roman"/>
-          <w:shd w:val="clear" w:color="auto" w:fill="FFFF00"/>
-        </w:rPr>
-        <w:t xml:space="preserve">C2 </w:t>
-      </w:r>
-      <w:r>
-        <w:rPr>
-          <w:rFonts w:ascii="Times New Roman" w:eastAsia="標楷體" w:hAnsi="Times New Roman"/>
-          <w:shd w:val="clear" w:color="auto" w:fill="FFFF00"/>
-        </w:rPr>
-        <w:t>圖</w:t>
-      </w:r>
-      <w:r>
-        <w:rPr>
-          <w:rFonts w:ascii="Times New Roman" w:eastAsia="標楷體" w:hAnsi="Times New Roman"/>
-          <w:shd w:val="clear" w:color="auto" w:fill="FFFF00"/>
-        </w:rPr>
-        <w:t xml:space="preserve"> 3</w:t>
-      </w:r>
-      <w:r>
-        <w:rPr>
-          <w:rFonts w:ascii="Times New Roman" w:eastAsia="標楷體" w:hAnsi="Times New Roman"/>
-          <w:shd w:val="clear" w:color="auto" w:fill="FFFF00"/>
-        </w:rPr>
-        <w:t>（校正後散布圖）；可併排未校正</w:t>
-      </w:r>
-      <w:proofErr w:type="gramStart"/>
-      <w:r>
-        <w:rPr>
-          <w:rFonts w:ascii="Times New Roman" w:eastAsia="標楷體" w:hAnsi="Times New Roman"/>
-          <w:shd w:val="clear" w:color="auto" w:fill="FFFF00"/>
-        </w:rPr>
-        <w:t>散布圖與排序點圖為</w:t>
-      </w:r>
-      <w:proofErr w:type="gramEnd"/>
-      <w:r>
-        <w:rPr>
-          <w:rFonts w:ascii="Times New Roman" w:eastAsia="標楷體" w:hAnsi="Times New Roman"/>
-          <w:shd w:val="clear" w:color="auto" w:fill="FFFF00"/>
-        </w:rPr>
-        <w:t xml:space="preserve"> (A)(B)(C)</w:t>
-      </w:r>
-      <w:proofErr w:type="gramStart"/>
-      <w:r>
-        <w:rPr>
-          <w:rFonts w:ascii="Times New Roman" w:eastAsia="標楷體" w:hAnsi="Times New Roman"/>
-          <w:shd w:val="clear" w:color="auto" w:fill="FFFF00"/>
-        </w:rPr>
-        <w:t>】</w:t>
-      </w:r>
-      <w:proofErr w:type="gramEnd"/>
-    </w:p>
-    <w:p>
-      <w:pPr>
-        <w:spacing w:after="120" w:line="276" w:lineRule="auto"/>
-        <w:jc w:val="both"/>
-      </w:pPr>
-      <w:r>
-        <w:rPr>
-          <w:rFonts w:ascii="Times New Roman" w:eastAsia="標楷體" w:hAnsi="Times New Roman"/>
-          <w:sz w:val="26"/>
-          <w:szCs w:val="26"/>
-        </w:rPr>
-        <w:t>影像資訊之貢獻與誤差分析</w:t>
-      </w:r>
-    </w:p>
-    <w:p>
-      <w:pPr>
-        <w:spacing w:after="120" w:line="360" w:lineRule="auto"/>
-        <w:jc w:val="both"/>
-        <w:rPr>
-          <w:rFonts w:hint="eastAsia"/>
-        </w:rPr>
-      </w:pPr>
-      <w:r>
-        <w:rPr>
-          <w:rFonts w:ascii="Times New Roman" w:eastAsia="標楷體" w:hAnsi="Times New Roman"/>
-        </w:rPr>
-        <w:t>表</w:t>
-      </w:r>
-      <w:r>
-        <w:rPr>
-          <w:rFonts w:ascii="Times New Roman" w:eastAsia="標楷體" w:hAnsi="Times New Roman"/>
-        </w:rPr>
-        <w:t xml:space="preserve">3 </w:t>
-      </w:r>
-      <w:r>
-        <w:rPr>
-          <w:rFonts w:ascii="Times New Roman" w:eastAsia="標楷體" w:hAnsi="Times New Roman"/>
-        </w:rPr>
-        <w:t>比較不同輸入之校正後效能。</w:t>
-      </w:r>
-      <w:proofErr w:type="gramStart"/>
-      <w:r>
-        <w:rPr>
-          <w:rFonts w:ascii="Times New Roman" w:eastAsia="標楷體" w:hAnsi="Times New Roman"/>
-        </w:rPr>
-        <w:t>僅依牙位</w:t>
-      </w:r>
-      <w:proofErr w:type="gramEnd"/>
-      <w:r>
-        <w:rPr>
-          <w:rFonts w:ascii="Times New Roman" w:eastAsia="標楷體" w:hAnsi="Times New Roman"/>
-        </w:rPr>
-        <w:t>平均值之基線</w:t>
-      </w:r>
-      <w:r>
-        <w:rPr>
-          <w:rFonts w:ascii="Times New Roman" w:eastAsia="標楷體" w:hAnsi="Times New Roman"/>
-        </w:rPr>
-        <w:t xml:space="preserve"> MAE </w:t>
-      </w:r>
-      <w:r>
-        <w:rPr>
-          <w:rFonts w:ascii="Times New Roman" w:eastAsia="標楷體" w:hAnsi="Times New Roman"/>
-        </w:rPr>
-        <w:t>為</w:t>
-      </w:r>
-      <w:r>
-        <w:rPr>
-          <w:rFonts w:ascii="Times New Roman" w:eastAsia="標楷體" w:hAnsi="Times New Roman"/>
-        </w:rPr>
-        <w:t xml:space="preserve"> </w:t>
-      </w:r>
-      <w:r>
-        <w:rPr>
-          <w:rFonts w:ascii="Times New Roman" w:eastAsia="標楷體" w:hAnsi="Times New Roman" w:hint="eastAsia"/>
-        </w:rPr>
-        <w:t>1.384</w:t>
-      </w:r>
-      <w:r>
-        <w:rPr>
-          <w:rFonts w:ascii="Times New Roman" w:eastAsia="標楷體" w:hAnsi="Times New Roman"/>
-        </w:rPr>
-        <w:t xml:space="preserve"> mm</w:t>
-      </w:r>
-      <w:r>
-        <w:rPr>
-          <w:rFonts w:ascii="Times New Roman" w:eastAsia="標楷體" w:hAnsi="Times New Roman"/>
-        </w:rPr>
-        <w:t>，</w:t>
-      </w:r>
-      <w:proofErr w:type="gramStart"/>
-      <w:r>
-        <w:rPr>
-          <w:rFonts w:ascii="Times New Roman" w:eastAsia="標楷體" w:hAnsi="Times New Roman"/>
-        </w:rPr>
-        <w:t>冠寬比例尺</w:t>
-      </w:r>
-      <w:proofErr w:type="gramEnd"/>
-      <w:r>
-        <w:rPr>
-          <w:rFonts w:ascii="Times New Roman" w:eastAsia="標楷體" w:hAnsi="Times New Roman"/>
-        </w:rPr>
-        <w:t>為</w:t>
-      </w:r>
-      <w:r>
-        <w:rPr>
-          <w:rFonts w:ascii="Times New Roman" w:eastAsia="標楷體" w:hAnsi="Times New Roman"/>
-        </w:rPr>
-        <w:t xml:space="preserve"> </w:t>
-      </w:r>
-      <w:r>
-        <w:rPr>
-          <w:rFonts w:ascii="Times New Roman" w:eastAsia="標楷體" w:hAnsi="Times New Roman" w:hint="eastAsia"/>
-        </w:rPr>
-        <w:t>1.333</w:t>
-      </w:r>
-      <w:r>
-        <w:rPr>
-          <w:rFonts w:ascii="Times New Roman" w:eastAsia="標楷體" w:hAnsi="Times New Roman"/>
-        </w:rPr>
-        <w:t xml:space="preserve"> mm</w:t>
-      </w:r>
-      <w:r>
-        <w:rPr>
-          <w:rFonts w:ascii="Times New Roman" w:eastAsia="標楷體" w:hAnsi="Times New Roman"/>
-        </w:rPr>
-        <w:t>，</w:t>
-      </w:r>
-      <w:proofErr w:type="gramStart"/>
-      <w:r>
-        <w:rPr>
-          <w:rFonts w:ascii="Times New Roman" w:eastAsia="標楷體" w:hAnsi="Times New Roman"/>
-        </w:rPr>
-        <w:t>長邊正規</w:t>
-      </w:r>
-      <w:proofErr w:type="gramEnd"/>
-      <w:r>
-        <w:rPr>
-          <w:rFonts w:ascii="Times New Roman" w:eastAsia="標楷體" w:hAnsi="Times New Roman"/>
-        </w:rPr>
-        <w:t>化</w:t>
-      </w:r>
-      <w:r>
-        <w:rPr>
-          <w:rFonts w:ascii="Times New Roman" w:eastAsia="標楷體" w:hAnsi="Times New Roman"/>
-        </w:rPr>
-        <w:t xml:space="preserve"> + </w:t>
-      </w:r>
-      <w:r>
-        <w:rPr>
-          <w:rFonts w:ascii="Times New Roman" w:eastAsia="標楷體" w:hAnsi="Times New Roman"/>
-        </w:rPr>
-        <w:t>年齡為</w:t>
-      </w:r>
-      <w:r>
-        <w:rPr>
-          <w:rFonts w:ascii="Times New Roman" w:eastAsia="標楷體" w:hAnsi="Times New Roman"/>
-        </w:rPr>
-        <w:t xml:space="preserve"> </w:t>
-      </w:r>
-      <w:r>
-        <w:rPr>
-          <w:rFonts w:ascii="Times New Roman" w:eastAsia="標楷體" w:hAnsi="Times New Roman" w:hint="eastAsia"/>
-        </w:rPr>
-        <w:t>1.054</w:t>
-      </w:r>
-      <w:r>
-        <w:rPr>
-          <w:rFonts w:ascii="Times New Roman" w:eastAsia="標楷體" w:hAnsi="Times New Roman"/>
-        </w:rPr>
-        <w:t xml:space="preserve"> mm</w:t>
-      </w:r>
-      <w:r>
-        <w:rPr>
-          <w:rFonts w:ascii="Times New Roman" w:eastAsia="標楷體" w:hAnsi="Times New Roman"/>
-        </w:rPr>
-        <w:t>；另加性別後</w:t>
-      </w:r>
-      <w:r>
-        <w:rPr>
-          <w:rFonts w:ascii="Times New Roman" w:eastAsia="標楷體" w:hAnsi="Times New Roman"/>
-        </w:rPr>
-        <w:t xml:space="preserve"> MAE </w:t>
-      </w:r>
-      <w:r>
-        <w:rPr>
-          <w:rFonts w:ascii="Times New Roman" w:eastAsia="標楷體" w:hAnsi="Times New Roman"/>
-        </w:rPr>
-        <w:t>為</w:t>
-      </w:r>
-      <w:r>
-        <w:rPr>
-          <w:rFonts w:ascii="Times New Roman" w:eastAsia="標楷體" w:hAnsi="Times New Roman"/>
-        </w:rPr>
-        <w:t xml:space="preserve"> </w:t>
-      </w:r>
-      <w:r>
-        <w:rPr>
-          <w:rFonts w:ascii="Times New Roman" w:eastAsia="標楷體" w:hAnsi="Times New Roman" w:hint="eastAsia"/>
-        </w:rPr>
-        <w:t>1.</w:t>
-      </w:r>
-      <w:r>
-        <w:rPr>
-          <w:rFonts w:ascii="Times New Roman" w:eastAsia="標楷體" w:hAnsi="Times New Roman" w:hint="eastAsia"/>
-        </w:rPr>
-        <w:t>135</w:t>
-      </w:r>
-      <w:r>
-        <w:rPr>
-          <w:rFonts w:ascii="Times New Roman" w:eastAsia="標楷體" w:hAnsi="Times New Roman"/>
-        </w:rPr>
-        <w:t>，顯示</w:t>
-      </w:r>
-      <w:r>
-        <w:rPr>
-          <w:rFonts w:ascii="Times New Roman" w:eastAsia="標楷體" w:hAnsi="Times New Roman"/>
-        </w:rPr>
-        <w:t xml:space="preserve"> </w:t>
-      </w:r>
-      <w:r>
-        <w:rPr>
-          <w:rFonts w:ascii="Times New Roman" w:eastAsia="標楷體" w:hAnsi="Times New Roman"/>
-        </w:rPr>
-        <w:t>影像資訊相對牙位基線具額外貢獻</w:t>
-      </w:r>
-      <w:proofErr w:type="gramStart"/>
-      <w:r>
-        <w:rPr>
-          <w:rFonts w:ascii="Times New Roman" w:eastAsia="標楷體" w:hAnsi="Times New Roman"/>
-        </w:rPr>
-        <w:t>（</w:t>
-      </w:r>
-      <w:proofErr w:type="gramEnd"/>
-      <w:r>
-        <w:rPr>
-          <w:rFonts w:ascii="Times New Roman" w:eastAsia="標楷體" w:hAnsi="Times New Roman"/>
-        </w:rPr>
-        <w:t>長邊正規化</w:t>
-      </w:r>
-      <w:r>
-        <w:rPr>
-          <w:rFonts w:ascii="Times New Roman" w:eastAsia="標楷體" w:hAnsi="Times New Roman"/>
-        </w:rPr>
-        <w:t xml:space="preserve"> MAE 1.127 mm</w:t>
-      </w:r>
-      <w:r>
-        <w:rPr>
-          <w:rFonts w:ascii="Times New Roman" w:eastAsia="標楷體" w:hAnsi="Times New Roman"/>
-        </w:rPr>
-        <w:t>，較基線降低</w:t>
-      </w:r>
-      <w:r>
-        <w:rPr>
-          <w:rFonts w:ascii="Times New Roman" w:eastAsia="標楷體" w:hAnsi="Times New Roman"/>
-        </w:rPr>
-        <w:t xml:space="preserve"> 0.257 mm</w:t>
-      </w:r>
-      <w:r>
-        <w:rPr>
-          <w:rFonts w:ascii="Times New Roman" w:eastAsia="標楷體" w:hAnsi="Times New Roman"/>
-        </w:rPr>
-        <w:t>；</w:t>
-      </w:r>
-      <w:r>
-        <w:rPr>
-          <w:rFonts w:ascii="Times New Roman" w:eastAsia="標楷體" w:hAnsi="Times New Roman"/>
-        </w:rPr>
-        <w:t xml:space="preserve">R </w:t>
-      </w:r>
-      <w:r>
-        <w:rPr>
-          <w:rFonts w:ascii="Times New Roman" w:eastAsia="標楷體" w:hAnsi="Times New Roman"/>
-        </w:rPr>
-        <w:t>由</w:t>
-      </w:r>
-      <w:r>
-        <w:rPr>
-          <w:rFonts w:ascii="Times New Roman" w:eastAsia="標楷體" w:hAnsi="Times New Roman"/>
-        </w:rPr>
-        <w:t xml:space="preserve"> 0.367 </w:t>
-      </w:r>
-      <w:r>
-        <w:rPr>
-          <w:rFonts w:ascii="Times New Roman" w:eastAsia="標楷體" w:hAnsi="Times New Roman"/>
-        </w:rPr>
-        <w:t>升至</w:t>
-      </w:r>
-      <w:r>
-        <w:rPr>
-          <w:rFonts w:ascii="Times New Roman" w:eastAsia="標楷體" w:hAnsi="Times New Roman"/>
-        </w:rPr>
-        <w:t xml:space="preserve"> 0.650</w:t>
-      </w:r>
-      <w:proofErr w:type="gramStart"/>
-      <w:r>
-        <w:rPr>
-          <w:rFonts w:ascii="Times New Roman" w:eastAsia="標楷體" w:hAnsi="Times New Roman"/>
-        </w:rPr>
-        <w:t>）</w:t>
-      </w:r>
-      <w:proofErr w:type="gramEnd"/>
-      <w:r>
-        <w:rPr>
-          <w:rFonts w:ascii="Times New Roman" w:eastAsia="標楷體" w:hAnsi="Times New Roman"/>
-        </w:rPr>
-        <w:t>；加入年齡後</w:t>
-      </w:r>
-      <w:r>
-        <w:rPr>
-          <w:rFonts w:ascii="Times New Roman" w:eastAsia="標楷體" w:hAnsi="Times New Roman"/>
-        </w:rPr>
-        <w:t xml:space="preserve"> MAE </w:t>
-      </w:r>
-      <w:r>
-        <w:rPr>
-          <w:rFonts w:ascii="Times New Roman" w:eastAsia="標楷體" w:hAnsi="Times New Roman"/>
-        </w:rPr>
-        <w:t>再降至</w:t>
-      </w:r>
-      <w:r>
-        <w:rPr>
-          <w:rFonts w:ascii="Times New Roman" w:eastAsia="標楷體" w:hAnsi="Times New Roman"/>
-        </w:rPr>
-        <w:t xml:space="preserve"> 1.054 mm</w:t>
-      </w:r>
-      <w:r>
-        <w:rPr>
-          <w:rFonts w:ascii="Times New Roman" w:eastAsia="標楷體" w:hAnsi="Times New Roman"/>
-        </w:rPr>
-        <w:t>（</w:t>
-      </w:r>
-      <w:r>
-        <w:rPr>
-          <w:rFonts w:ascii="Times New Roman" w:eastAsia="標楷體" w:hAnsi="Times New Roman"/>
-        </w:rPr>
-        <w:t>R 0.689</w:t>
-      </w:r>
-      <w:r>
-        <w:rPr>
-          <w:rFonts w:ascii="Times New Roman" w:eastAsia="標楷體" w:hAnsi="Times New Roman"/>
-        </w:rPr>
-        <w:t>）；再加入性別則未進一步改善（</w:t>
-      </w:r>
-      <w:r>
-        <w:rPr>
-          <w:rFonts w:ascii="Times New Roman" w:eastAsia="標楷體" w:hAnsi="Times New Roman"/>
-        </w:rPr>
-        <w:t>1.135 mm</w:t>
-      </w:r>
-      <w:r>
-        <w:rPr>
-          <w:rFonts w:ascii="Times New Roman" w:eastAsia="標楷體" w:hAnsi="Times New Roman"/>
-        </w:rPr>
-        <w:t>），單獨加入性別亦較未加入時為差（</w:t>
-      </w:r>
-      <w:r>
-        <w:rPr>
-          <w:rFonts w:ascii="Times New Roman" w:eastAsia="標楷體" w:hAnsi="Times New Roman"/>
-        </w:rPr>
-        <w:t>1.201 mm</w:t>
-      </w:r>
-      <w:r>
-        <w:rPr>
-          <w:rFonts w:ascii="Times New Roman" w:eastAsia="標楷體" w:hAnsi="Times New Roman"/>
-        </w:rPr>
-        <w:t>）。</w:t>
-      </w:r>
-      <w:r>
-        <w:rPr>
-          <w:rFonts w:ascii="Times New Roman" w:eastAsia="標楷體" w:hAnsi="Times New Roman"/>
-        </w:rPr>
-        <w:t>誤差與年齡無顯著相關（</w:t>
-      </w:r>
-      <w:r>
-        <w:rPr>
-          <w:rFonts w:ascii="Times New Roman" w:eastAsia="標楷體" w:hAnsi="Times New Roman"/>
-        </w:rPr>
-        <w:t xml:space="preserve">Spearman ρ = </w:t>
-      </w:r>
-      <w:r>
-        <w:rPr>
-          <w:rFonts w:ascii="Times New Roman" w:eastAsia="標楷體" w:hAnsi="Times New Roman" w:hint="eastAsia"/>
-        </w:rPr>
-        <w:t>-0.030</w:t>
-      </w:r>
-      <w:r>
-        <w:rPr>
-          <w:rFonts w:ascii="Times New Roman" w:eastAsia="標楷體" w:hAnsi="Times New Roman"/>
-        </w:rPr>
-        <w:t>，</w:t>
-      </w:r>
-      <w:r>
-        <w:rPr>
-          <w:rFonts w:ascii="Times New Roman" w:eastAsia="標楷體" w:hAnsi="Times New Roman"/>
-        </w:rPr>
-        <w:t xml:space="preserve">p = </w:t>
-      </w:r>
-      <w:r>
-        <w:rPr>
-          <w:rFonts w:ascii="Times New Roman" w:eastAsia="標楷體" w:hAnsi="Times New Roman" w:hint="eastAsia"/>
-        </w:rPr>
-        <w:t>0.807</w:t>
-      </w:r>
-      <w:r>
-        <w:rPr>
-          <w:rFonts w:ascii="Times New Roman" w:eastAsia="標楷體" w:hAnsi="Times New Roman"/>
-        </w:rPr>
-        <w:t>）；女性與男性</w:t>
-      </w:r>
-      <w:r>
-        <w:rPr>
-          <w:rFonts w:ascii="Times New Roman" w:eastAsia="標楷體" w:hAnsi="Times New Roman"/>
-        </w:rPr>
-        <w:t xml:space="preserve"> MAE </w:t>
-      </w:r>
-      <w:r>
-        <w:rPr>
-          <w:rFonts w:ascii="Times New Roman" w:eastAsia="標楷體" w:hAnsi="Times New Roman"/>
-        </w:rPr>
-        <w:t>分別為</w:t>
-      </w:r>
-      <w:r>
-        <w:rPr>
-          <w:rFonts w:ascii="Times New Roman" w:eastAsia="標楷體" w:hAnsi="Times New Roman"/>
-        </w:rPr>
-        <w:t xml:space="preserve"> </w:t>
-      </w:r>
-      <w:r>
-        <w:rPr>
-          <w:rFonts w:ascii="Times New Roman" w:eastAsia="標楷體" w:hAnsi="Times New Roman" w:hint="eastAsia"/>
-        </w:rPr>
-        <w:t>1.089</w:t>
-      </w:r>
-      <w:r>
-        <w:rPr>
-          <w:rFonts w:ascii="Times New Roman" w:eastAsia="標楷體" w:hAnsi="Times New Roman"/>
-        </w:rPr>
-        <w:t xml:space="preserve"> </w:t>
-      </w:r>
-      <w:r>
-        <w:rPr>
-          <w:rFonts w:ascii="Times New Roman" w:eastAsia="標楷體" w:hAnsi="Times New Roman"/>
-        </w:rPr>
-        <w:t>與</w:t>
-      </w:r>
-      <w:r>
-        <w:rPr>
-          <w:rFonts w:ascii="Times New Roman" w:eastAsia="標楷體" w:hAnsi="Times New Roman"/>
-        </w:rPr>
-        <w:t xml:space="preserve"> </w:t>
-      </w:r>
-      <w:r>
-        <w:rPr>
-          <w:rFonts w:ascii="Times New Roman" w:eastAsia="標楷體" w:hAnsi="Times New Roman" w:hint="eastAsia"/>
-        </w:rPr>
-        <w:t>1.018</w:t>
-      </w:r>
-      <w:r>
-        <w:rPr>
-          <w:rFonts w:ascii="Times New Roman" w:eastAsia="標楷體" w:hAnsi="Times New Roman"/>
-        </w:rPr>
-        <w:t xml:space="preserve"> mm</w:t>
-      </w:r>
-      <w:r>
-        <w:rPr>
-          <w:rFonts w:ascii="Times New Roman" w:eastAsia="標楷體" w:hAnsi="Times New Roman"/>
-        </w:rPr>
-        <w:t>（</w:t>
-      </w:r>
-      <w:r>
-        <w:rPr>
-          <w:rFonts w:ascii="Times New Roman" w:eastAsia="標楷體" w:hAnsi="Times New Roman"/>
-        </w:rPr>
-        <w:t xml:space="preserve">p = </w:t>
-      </w:r>
-      <w:r>
-        <w:rPr>
-          <w:rFonts w:ascii="Times New Roman" w:eastAsia="標楷體" w:hAnsi="Times New Roman" w:hint="eastAsia"/>
-        </w:rPr>
-        <w:t>0.199</w:t>
-      </w:r>
-      <w:r>
-        <w:rPr>
-          <w:rFonts w:ascii="Times New Roman" w:eastAsia="標楷體" w:hAnsi="Times New Roman"/>
-        </w:rPr>
-        <w:t>）。誤差最大之病例為</w:t>
-      </w:r>
-      <w:r>
-        <w:rPr>
-          <w:rFonts w:ascii="Times New Roman" w:eastAsia="標楷體" w:hAnsi="Times New Roman"/>
-        </w:rPr>
-        <w:t xml:space="preserve"> </w:t>
-      </w:r>
-      <w:r>
-        <w:rPr>
-          <w:rFonts w:ascii="Times New Roman" w:eastAsia="標楷體" w:hAnsi="Times New Roman"/>
-          <w:shd w:val="clear" w:color="auto" w:fill="FFFF00"/>
-        </w:rPr>
-        <w:t>【檔名與原因，如備註</w:t>
-      </w:r>
-      <w:r>
-        <w:rPr>
-          <w:rFonts w:ascii="Times New Roman" w:eastAsia="標楷體" w:hAnsi="Times New Roman"/>
-          <w:shd w:val="clear" w:color="auto" w:fill="FFFF00"/>
-        </w:rPr>
-        <w:t xml:space="preserve"> shortening/elongation</w:t>
-      </w:r>
-      <w:r>
-        <w:rPr>
-          <w:rFonts w:ascii="Times New Roman" w:eastAsia="標楷體" w:hAnsi="Times New Roman"/>
-          <w:shd w:val="clear" w:color="auto" w:fill="FFFF00"/>
-        </w:rPr>
-        <w:t>、遮罩黏鄰牙】</w:t>
-      </w:r>
-      <w:r>
-        <w:rPr>
-          <w:rFonts w:ascii="Times New Roman" w:eastAsia="標楷體" w:hAnsi="Times New Roman"/>
+        <w:t>【檔名與原因】</w:t>
+      </w:r>
+      <w:r>
+        <w:rPr>
+          <w:rFonts w:ascii="Times New Roman" w:eastAsia="標楷體" w:hAnsi="Times New Roman"/>
+          <w:strike/>
         </w:rPr>
         <w:t>。</w:t>
       </w:r>
@@ -9743,9 +8841,6 @@
             <w:pPr>
               <w:spacing w:line="276" w:lineRule="auto"/>
               <w:jc w:val="center"/>
-              <w:rPr>
-                <w:rFonts w:hint="eastAsia"/>
-              </w:rPr>
             </w:pPr>
             <w:r>
               <w:rPr>
@@ -9775,9 +8870,6 @@
             <w:pPr>
               <w:spacing w:line="276" w:lineRule="auto"/>
               <w:jc w:val="center"/>
-              <w:rPr>
-                <w:rFonts w:hint="eastAsia"/>
-              </w:rPr>
             </w:pPr>
             <w:r>
               <w:rPr>
@@ -9807,9 +8899,6 @@
             <w:pPr>
               <w:spacing w:line="276" w:lineRule="auto"/>
               <w:jc w:val="center"/>
-              <w:rPr>
-                <w:rFonts w:hint="eastAsia"/>
-              </w:rPr>
             </w:pPr>
             <w:r>
               <w:rPr>
@@ -9839,9 +8928,6 @@
             <w:pPr>
               <w:spacing w:line="276" w:lineRule="auto"/>
               <w:jc w:val="center"/>
-              <w:rPr>
-                <w:rFonts w:hint="eastAsia"/>
-              </w:rPr>
             </w:pPr>
             <w:r>
               <w:rPr>
@@ -9873,7 +8959,6 @@
             <w:pPr>
               <w:spacing w:line="276" w:lineRule="auto"/>
             </w:pPr>
-            <w:proofErr w:type="gramStart"/>
             <w:r>
               <w:rPr>
                 <w:rFonts w:ascii="Times New Roman" w:eastAsia="標楷體" w:hAnsi="Times New Roman"/>
@@ -9882,7 +8967,6 @@
               </w:rPr>
               <w:t>冠寬比例尺</w:t>
             </w:r>
-            <w:proofErr w:type="gramEnd"/>
           </w:p>
         </w:tc>
         <w:tc>
@@ -9905,9 +8989,6 @@
             <w:pPr>
               <w:spacing w:line="276" w:lineRule="auto"/>
               <w:jc w:val="center"/>
-              <w:rPr>
-                <w:rFonts w:hint="eastAsia"/>
-              </w:rPr>
             </w:pPr>
             <w:r>
               <w:rPr>
@@ -9937,9 +9018,6 @@
             <w:pPr>
               <w:spacing w:line="276" w:lineRule="auto"/>
               <w:jc w:val="center"/>
-              <w:rPr>
-                <w:rFonts w:hint="eastAsia"/>
-              </w:rPr>
             </w:pPr>
             <w:r>
               <w:rPr>
@@ -9969,9 +9047,6 @@
             <w:pPr>
               <w:spacing w:line="276" w:lineRule="auto"/>
               <w:jc w:val="center"/>
-              <w:rPr>
-                <w:rFonts w:hint="eastAsia"/>
-              </w:rPr>
             </w:pPr>
             <w:r>
               <w:rPr>
@@ -10001,9 +9076,6 @@
             <w:pPr>
               <w:spacing w:line="276" w:lineRule="auto"/>
               <w:jc w:val="center"/>
-              <w:rPr>
-                <w:rFonts w:hint="eastAsia"/>
-              </w:rPr>
             </w:pPr>
             <w:r>
               <w:rPr>
@@ -10035,23 +9107,13 @@
             <w:pPr>
               <w:spacing w:line="276" w:lineRule="auto"/>
             </w:pPr>
-            <w:proofErr w:type="gramStart"/>
             <w:r>
               <w:rPr>
                 <w:rFonts w:ascii="Times New Roman" w:eastAsia="標楷體" w:hAnsi="Times New Roman"/>
                 <w:sz w:val="20"/>
                 <w:szCs w:val="20"/>
               </w:rPr>
-              <w:t>長邊正規</w:t>
-            </w:r>
-            <w:proofErr w:type="gramEnd"/>
-            <w:r>
-              <w:rPr>
-                <w:rFonts w:ascii="Times New Roman" w:eastAsia="標楷體" w:hAnsi="Times New Roman"/>
-                <w:sz w:val="20"/>
-                <w:szCs w:val="20"/>
-              </w:rPr>
-              <w:t>化</w:t>
+              <w:t>長邊正規化</w:t>
             </w:r>
           </w:p>
         </w:tc>
@@ -10075,9 +9137,6 @@
             <w:pPr>
               <w:spacing w:line="276" w:lineRule="auto"/>
               <w:jc w:val="center"/>
-              <w:rPr>
-                <w:rFonts w:hint="eastAsia"/>
-              </w:rPr>
             </w:pPr>
             <w:r>
               <w:rPr>
@@ -10107,9 +9166,6 @@
             <w:pPr>
               <w:spacing w:line="276" w:lineRule="auto"/>
               <w:jc w:val="center"/>
-              <w:rPr>
-                <w:rFonts w:hint="eastAsia"/>
-              </w:rPr>
             </w:pPr>
             <w:r>
               <w:rPr>
@@ -10139,9 +9195,6 @@
             <w:pPr>
               <w:spacing w:line="276" w:lineRule="auto"/>
               <w:jc w:val="center"/>
-              <w:rPr>
-                <w:rFonts w:hint="eastAsia"/>
-              </w:rPr>
             </w:pPr>
             <w:r>
               <w:rPr>
@@ -10171,9 +9224,6 @@
             <w:pPr>
               <w:spacing w:line="276" w:lineRule="auto"/>
               <w:jc w:val="center"/>
-              <w:rPr>
-                <w:rFonts w:hint="eastAsia"/>
-              </w:rPr>
             </w:pPr>
             <w:r>
               <w:rPr>
@@ -10205,23 +9255,13 @@
             <w:pPr>
               <w:spacing w:line="276" w:lineRule="auto"/>
             </w:pPr>
-            <w:proofErr w:type="gramStart"/>
             <w:r>
               <w:rPr>
                 <w:rFonts w:ascii="Times New Roman" w:eastAsia="標楷體" w:hAnsi="Times New Roman"/>
                 <w:sz w:val="20"/>
                 <w:szCs w:val="20"/>
               </w:rPr>
-              <w:t>長邊正規</w:t>
-            </w:r>
-            <w:proofErr w:type="gramEnd"/>
-            <w:r>
-              <w:rPr>
-                <w:rFonts w:ascii="Times New Roman" w:eastAsia="標楷體" w:hAnsi="Times New Roman"/>
-                <w:sz w:val="20"/>
-                <w:szCs w:val="20"/>
-              </w:rPr>
-              <w:t>化</w:t>
+              <w:t>長邊正規化</w:t>
             </w:r>
             <w:r>
               <w:rPr>
@@ -10269,9 +9309,6 @@
             <w:pPr>
               <w:spacing w:line="276" w:lineRule="auto"/>
               <w:jc w:val="center"/>
-              <w:rPr>
-                <w:rFonts w:hint="eastAsia"/>
-              </w:rPr>
             </w:pPr>
             <w:r>
               <w:rPr>
@@ -10301,9 +9338,6 @@
             <w:pPr>
               <w:spacing w:line="276" w:lineRule="auto"/>
               <w:jc w:val="center"/>
-              <w:rPr>
-                <w:rFonts w:hint="eastAsia"/>
-              </w:rPr>
             </w:pPr>
             <w:r>
               <w:rPr>
@@ -10333,9 +9367,6 @@
             <w:pPr>
               <w:spacing w:line="276" w:lineRule="auto"/>
               <w:jc w:val="center"/>
-              <w:rPr>
-                <w:rFonts w:hint="eastAsia"/>
-              </w:rPr>
             </w:pPr>
             <w:r>
               <w:rPr>
@@ -10365,9 +9396,6 @@
             <w:pPr>
               <w:spacing w:line="276" w:lineRule="auto"/>
               <w:jc w:val="center"/>
-              <w:rPr>
-                <w:rFonts w:hint="eastAsia"/>
-              </w:rPr>
             </w:pPr>
             <w:r>
               <w:rPr>
@@ -10399,23 +9427,13 @@
             <w:pPr>
               <w:spacing w:line="276" w:lineRule="auto"/>
             </w:pPr>
-            <w:proofErr w:type="gramStart"/>
             <w:r>
               <w:rPr>
                 <w:rFonts w:ascii="Times New Roman" w:eastAsia="標楷體" w:hAnsi="Times New Roman"/>
                 <w:sz w:val="20"/>
                 <w:szCs w:val="20"/>
               </w:rPr>
-              <w:t>長邊正規</w:t>
-            </w:r>
-            <w:proofErr w:type="gramEnd"/>
-            <w:r>
-              <w:rPr>
-                <w:rFonts w:ascii="Times New Roman" w:eastAsia="標楷體" w:hAnsi="Times New Roman"/>
-                <w:sz w:val="20"/>
-                <w:szCs w:val="20"/>
-              </w:rPr>
-              <w:t>化</w:t>
+              <w:t>長邊正規化</w:t>
             </w:r>
             <w:r>
               <w:rPr>
@@ -10455,9 +9473,6 @@
             <w:pPr>
               <w:spacing w:line="276" w:lineRule="auto"/>
               <w:jc w:val="center"/>
-              <w:rPr>
-                <w:rFonts w:hint="eastAsia"/>
-              </w:rPr>
             </w:pPr>
             <w:r>
               <w:rPr>
@@ -10487,9 +9502,6 @@
             <w:pPr>
               <w:spacing w:line="276" w:lineRule="auto"/>
               <w:jc w:val="center"/>
-              <w:rPr>
-                <w:rFonts w:hint="eastAsia"/>
-              </w:rPr>
             </w:pPr>
             <w:r>
               <w:rPr>
@@ -10519,9 +9531,6 @@
             <w:pPr>
               <w:spacing w:line="276" w:lineRule="auto"/>
               <w:jc w:val="center"/>
-              <w:rPr>
-                <w:rFonts w:hint="eastAsia"/>
-              </w:rPr>
             </w:pPr>
             <w:r>
               <w:rPr>
@@ -10551,9 +9560,6 @@
             <w:pPr>
               <w:spacing w:line="276" w:lineRule="auto"/>
               <w:jc w:val="center"/>
-              <w:rPr>
-                <w:rFonts w:hint="eastAsia"/>
-              </w:rPr>
             </w:pPr>
             <w:r>
               <w:rPr>
@@ -10585,23 +9591,13 @@
             <w:pPr>
               <w:spacing w:line="276" w:lineRule="auto"/>
             </w:pPr>
-            <w:proofErr w:type="gramStart"/>
             <w:r>
               <w:rPr>
                 <w:rFonts w:ascii="Times New Roman" w:eastAsia="標楷體" w:hAnsi="Times New Roman"/>
                 <w:sz w:val="20"/>
                 <w:szCs w:val="20"/>
               </w:rPr>
-              <w:t>長邊正規</w:t>
-            </w:r>
-            <w:proofErr w:type="gramEnd"/>
-            <w:r>
-              <w:rPr>
-                <w:rFonts w:ascii="Times New Roman" w:eastAsia="標楷體" w:hAnsi="Times New Roman"/>
-                <w:sz w:val="20"/>
-                <w:szCs w:val="20"/>
-              </w:rPr>
-              <w:t>化</w:t>
+              <w:t>長邊正規化</w:t>
             </w:r>
             <w:r>
               <w:rPr>
@@ -10657,9 +9653,6 @@
             <w:pPr>
               <w:spacing w:line="276" w:lineRule="auto"/>
               <w:jc w:val="center"/>
-              <w:rPr>
-                <w:rFonts w:hint="eastAsia"/>
-              </w:rPr>
             </w:pPr>
             <w:r>
               <w:rPr>
@@ -10689,9 +9682,6 @@
             <w:pPr>
               <w:spacing w:line="276" w:lineRule="auto"/>
               <w:jc w:val="center"/>
-              <w:rPr>
-                <w:rFonts w:hint="eastAsia"/>
-              </w:rPr>
             </w:pPr>
             <w:r>
               <w:rPr>
@@ -10721,9 +9711,6 @@
             <w:pPr>
               <w:spacing w:line="276" w:lineRule="auto"/>
               <w:jc w:val="center"/>
-              <w:rPr>
-                <w:rFonts w:hint="eastAsia"/>
-              </w:rPr>
             </w:pPr>
             <w:r>
               <w:rPr>
@@ -10753,9 +9740,6 @@
             <w:pPr>
               <w:spacing w:line="276" w:lineRule="auto"/>
               <w:jc w:val="center"/>
-              <w:rPr>
-                <w:rFonts w:hint="eastAsia"/>
-              </w:rPr>
             </w:pPr>
             <w:r>
               <w:rPr>
@@ -10769,95 +9753,178 @@
     </w:tbl>
     <w:p>
       <w:pPr>
-        <w:spacing w:after="120" w:line="276" w:lineRule="auto"/>
-        <w:jc w:val="both"/>
+        <w:spacing w:before="120" w:after="80"/>
+        <w:jc w:val="center"/>
+        <w:rPr>
+          <w:rFonts w:ascii="Times New Roman" w:eastAsia="標楷體" w:hAnsi="Times New Roman" w:hint="eastAsia"/>
+          <w:b/>
+          <w:bCs/>
+          <w:sz w:val="22"/>
+          <w:szCs w:val="22"/>
+        </w:rPr>
       </w:pPr>
-      <w:proofErr w:type="gramStart"/>
-      <w:r>
-        <w:rPr>
-          <w:rFonts w:ascii="Times New Roman" w:eastAsia="標楷體" w:hAnsi="Times New Roman"/>
-          <w:shd w:val="clear" w:color="auto" w:fill="FFFF00"/>
-        </w:rPr>
-        <w:lastRenderedPageBreak/>
-        <w:t>【</w:t>
-      </w:r>
-      <w:proofErr w:type="gramEnd"/>
-      <w:r>
-        <w:rPr>
-          <w:rFonts w:ascii="Times New Roman" w:eastAsia="標楷體" w:hAnsi="Times New Roman"/>
-          <w:shd w:val="clear" w:color="auto" w:fill="FFFF00"/>
-        </w:rPr>
-        <w:t>插入圖</w:t>
-      </w:r>
-      <w:r>
-        <w:rPr>
-          <w:rFonts w:ascii="Times New Roman" w:eastAsia="標楷體" w:hAnsi="Times New Roman"/>
-          <w:shd w:val="clear" w:color="auto" w:fill="FFFF00"/>
-        </w:rPr>
-        <w:t>3</w:t>
-      </w:r>
-      <w:r>
-        <w:rPr>
-          <w:rFonts w:ascii="Times New Roman" w:eastAsia="標楷體" w:hAnsi="Times New Roman"/>
-          <w:shd w:val="clear" w:color="auto" w:fill="FFFF00"/>
-        </w:rPr>
-        <w:t>：</w:t>
-      </w:r>
-      <w:r>
-        <w:rPr>
-          <w:rFonts w:ascii="Times New Roman" w:eastAsia="標楷體" w:hAnsi="Times New Roman"/>
-          <w:shd w:val="clear" w:color="auto" w:fill="FFFF00"/>
-        </w:rPr>
-        <w:t xml:space="preserve">C2 </w:t>
-      </w:r>
-      <w:r>
-        <w:rPr>
-          <w:rFonts w:ascii="Times New Roman" w:eastAsia="標楷體" w:hAnsi="Times New Roman"/>
-          <w:shd w:val="clear" w:color="auto" w:fill="FFFF00"/>
+      <w:r>
+        <w:rPr>
+          <w:rFonts w:ascii="Times New Roman" w:eastAsia="標楷體" w:hAnsi="Times New Roman"/>
+          <w:b/>
+          <w:bCs/>
+          <w:sz w:val="22"/>
+          <w:szCs w:val="22"/>
         </w:rPr>
         <w:t>圖</w:t>
       </w:r>
       <w:r>
         <w:rPr>
           <w:rFonts w:ascii="Times New Roman" w:eastAsia="標楷體" w:hAnsi="Times New Roman"/>
-          <w:shd w:val="clear" w:color="auto" w:fill="FFFF00"/>
-        </w:rPr>
-        <w:t xml:space="preserve"> 4</w:t>
-      </w:r>
-      <w:r>
-        <w:rPr>
-          <w:rFonts w:ascii="Times New Roman" w:eastAsia="標楷體" w:hAnsi="Times New Roman"/>
-          <w:shd w:val="clear" w:color="auto" w:fill="FFFF00"/>
-        </w:rPr>
-        <w:t>（誤差</w:t>
-      </w:r>
-      <w:r>
-        <w:rPr>
-          <w:rFonts w:ascii="Times New Roman" w:eastAsia="標楷體" w:hAnsi="Times New Roman"/>
-          <w:shd w:val="clear" w:color="auto" w:fill="FFFF00"/>
+          <w:b/>
+          <w:bCs/>
+          <w:sz w:val="22"/>
+          <w:szCs w:val="22"/>
+        </w:rPr>
+        <w:t>2</w:t>
+      </w:r>
+      <w:r>
+        <w:rPr>
+          <w:rFonts w:ascii="Times New Roman" w:eastAsia="標楷體" w:hAnsi="Times New Roman" w:hint="eastAsia"/>
+          <w:b/>
+          <w:bCs/>
+          <w:sz w:val="22"/>
+          <w:szCs w:val="22"/>
+        </w:rPr>
+        <w:t>(</w:t>
+      </w:r>
+      <w:r>
+        <w:rPr>
+          <w:rFonts w:ascii="Times New Roman" w:eastAsia="標楷體" w:hAnsi="Times New Roman" w:hint="eastAsia"/>
+          <w:b/>
+          <w:bCs/>
+          <w:sz w:val="22"/>
+          <w:szCs w:val="22"/>
+        </w:rPr>
+        <w:t>D</w:t>
+      </w:r>
+      <w:r>
+        <w:rPr>
+          <w:rFonts w:ascii="Times New Roman" w:eastAsia="標楷體" w:hAnsi="Times New Roman" w:hint="eastAsia"/>
+          <w:b/>
+          <w:bCs/>
+          <w:sz w:val="22"/>
+          <w:szCs w:val="22"/>
+        </w:rPr>
+        <w:t>)</w:t>
+      </w:r>
+      <w:r>
+        <w:rPr>
+          <w:rFonts w:ascii="Times New Roman" w:eastAsia="標楷體" w:hAnsi="Times New Roman"/>
+          <w:b/>
+          <w:bCs/>
+          <w:sz w:val="22"/>
+          <w:szCs w:val="22"/>
+        </w:rPr>
+        <w:t xml:space="preserve"> </w:t>
+      </w:r>
+      <w:r>
+        <w:rPr>
+          <w:rFonts w:ascii="Times New Roman" w:eastAsia="標楷體" w:hAnsi="Times New Roman"/>
+          <w:b/>
+          <w:bCs/>
+          <w:sz w:val="22"/>
+          <w:szCs w:val="22"/>
+        </w:rPr>
+        <w:t>誤差</w:t>
+      </w:r>
+      <w:r>
+        <w:rPr>
+          <w:rFonts w:ascii="Times New Roman" w:eastAsia="標楷體" w:hAnsi="Times New Roman"/>
+          <w:b/>
+          <w:bCs/>
+          <w:sz w:val="22"/>
+          <w:szCs w:val="22"/>
         </w:rPr>
         <w:t xml:space="preserve"> vs </w:t>
       </w:r>
       <w:r>
         <w:rPr>
           <w:rFonts w:ascii="Times New Roman" w:eastAsia="標楷體" w:hAnsi="Times New Roman"/>
-          <w:shd w:val="clear" w:color="auto" w:fill="FFFF00"/>
-        </w:rPr>
-        <w:t>年齡／性別）</w:t>
-      </w:r>
-      <w:proofErr w:type="gramStart"/>
-      <w:r>
-        <w:rPr>
-          <w:rFonts w:ascii="Times New Roman" w:eastAsia="標楷體" w:hAnsi="Times New Roman"/>
-          <w:shd w:val="clear" w:color="auto" w:fill="FFFF00"/>
-        </w:rPr>
-        <w:t>】</w:t>
-      </w:r>
-      <w:proofErr w:type="gramEnd"/>
+          <w:b/>
+          <w:bCs/>
+          <w:sz w:val="22"/>
+          <w:szCs w:val="22"/>
+        </w:rPr>
+        <w:t>年齡／性別</w:t>
+      </w:r>
     </w:p>
     <w:p>
       <w:pPr>
         <w:spacing w:line="276" w:lineRule="auto"/>
+        <w:jc w:val="center"/>
+        <w:rPr>
+          <w:rFonts w:hint="eastAsia"/>
+        </w:rPr>
+      </w:pPr>
+      <w:r>
+        <w:lastRenderedPageBreak/>
+        <w:drawing>
+          <wp:inline distT="0" distB="0" distL="0" distR="0" wp14:anchorId="18EEFD6C" wp14:editId="237CCABD">
+            <wp:extent cx="4191000" cy="2661438"/>
+            <wp:effectExtent l="0" t="0" r="0" b="5715"/>
+            <wp:docPr id="1179739875" name="圖片 10"/>
+            <wp:cNvGraphicFramePr>
+              <a:graphicFrameLocks xmlns:a="http://schemas.openxmlformats.org/drawingml/2006/main" noChangeAspect="1"/>
+            </wp:cNvGraphicFramePr>
+            <a:graphic xmlns:a="http://schemas.openxmlformats.org/drawingml/2006/main">
+              <a:graphicData uri="http://schemas.openxmlformats.org/drawingml/2006/picture">
+                <pic:pic xmlns:pic="http://schemas.openxmlformats.org/drawingml/2006/picture">
+                  <pic:nvPicPr>
+                    <pic:cNvPr id="0" name="Picture 34"/>
+                    <pic:cNvPicPr>
+                      <a:picLocks noChangeAspect="1" noChangeArrowheads="1"/>
+                    </pic:cNvPicPr>
+                  </pic:nvPicPr>
+                  <pic:blipFill rotWithShape="1">
+                    <a:blip r:embed="rId11">
+                      <a:extLst>
+                        <a:ext uri="{28A0092B-C50C-407E-A947-70E740481C1C}">
+                          <a14:useLocalDpi xmlns:a14="http://schemas.microsoft.com/office/drawing/2010/main" val="0"/>
+                        </a:ext>
+                      </a:extLst>
+                    </a:blip>
+                    <a:srcRect l="4224" t="4621" r="4411" b="2596"/>
+                    <a:stretch>
+                      <a:fillRect/>
+                    </a:stretch>
+                  </pic:blipFill>
+                  <pic:spPr bwMode="auto">
+                    <a:xfrm>
+                      <a:off x="0" y="0"/>
+                      <a:ext cx="4198488" cy="2666193"/>
+                    </a:xfrm>
+                    <a:prstGeom prst="rect">
+                      <a:avLst/>
+                    </a:prstGeom>
+                    <a:noFill/>
+                    <a:ln>
+                      <a:noFill/>
+                    </a:ln>
+                    <a:extLst>
+                      <a:ext uri="{53640926-AAD7-44D8-BBD7-CCE9431645EC}">
+                        <a14:shadowObscured xmlns:a14="http://schemas.microsoft.com/office/drawing/2010/main"/>
+                      </a:ext>
+                    </a:extLst>
+                  </pic:spPr>
+                </pic:pic>
+              </a:graphicData>
+            </a:graphic>
+          </wp:inline>
+        </w:drawing>
+      </w:r>
+    </w:p>
+    <w:p>
+      <w:pPr>
+        <w:spacing w:line="276" w:lineRule="auto"/>
+        <w:rPr>
+          <w:rFonts w:hint="eastAsia"/>
+        </w:rPr>
       </w:pPr>
     </w:p>
     <w:p>
@@ -10907,7 +9974,7 @@
 </file>
 
 <file path=word/endnotes.xml><?xml version="1.0" encoding="utf-8"?>
-<w:endnotes xmlns:wpc="http://schemas.microsoft.com/office/word/2010/wordprocessingCanvas" xmlns:cx="http://schemas.microsoft.com/office/drawing/2014/chartex" xmlns:cx1="http://schemas.microsoft.com/office/drawing/2015/9/8/chartex" xmlns:cx2="http://schemas.microsoft.com/office/drawing/2015/10/21/chartex" xmlns:cx3="http://schemas.microsoft.com/office/drawing/2016/5/9/chartex" xmlns:cx4="http://schemas.microsoft.com/office/drawing/2016/5/10/chartex" xmlns:cx5="http://schemas.microsoft.com/office/drawing/2016/5/11/chartex" xmlns:cx6="http://schemas.microsoft.com/office/drawing/2016/5/12/chartex" xmlns:cx7="http://schemas.microsoft.com/office/drawing/2016/5/13/chartex" xmlns:cx8="http://schemas.microsoft.com/office/drawing/2016/5/14/chartex" xmlns:mc="http://schemas.openxmlformats.org/markup-compatibility/2006" xmlns:aink="http://schemas.microsoft.com/office/drawing/2016/ink" xmlns:am3d="http://schemas.microsoft.com/office/drawing/2017/model3d" xmlns:o="urn:schemas-microsoft-com:office:office" xmlns:oel="http://schemas.microsoft.com/office/2019/extlst" xmlns:r="http://schemas.openxmlformats.org/officeDocument/2006/relationships" xmlns:m="http://schemas.openxmlformats.org/officeDocument/2006/math" xmlns:v="urn:schemas-microsoft-com:vml" xmlns:wp14="http://schemas.microsoft.com/office/word/2010/wordprocessingDrawing" xmlns:wp="http://schemas.openxmlformats.org/drawingml/2006/wordprocessingDrawing" xmlns:w10="urn:schemas-microsoft-com:office:word" xmlns:w="http://schemas.openxmlformats.org/wordprocessingml/2006/main" xmlns:w14="http://schemas.microsoft.com/office/word/2010/wordml" xmlns:w15="http://schemas.microsoft.com/office/word/2012/wordml" xmlns:w16cex="http://schemas.microsoft.com/office/word/2018/wordml/cex" xmlns:w16cid="http://schemas.microsoft.com/office/word/2016/wordml/cid" xmlns:w16="http://schemas.microsoft.com/office/word/2018/wordml" xmlns:w16sdtdh="http://schemas.microsoft.com/office/word/2020/wordml/sdtdatahash" xmlns:w16se="http://schemas.microsoft.com/office/word/2015/wordml/symex" xmlns:wpg="http://schemas.microsoft.com/office/word/2010/wordprocessingGroup" xmlns:wpi="http://schemas.microsoft.com/office/word/2010/wordprocessingInk" xmlns:wne="http://schemas.microsoft.com/office/word/2006/wordml" xmlns:wps="http://schemas.microsoft.com/office/word/2010/wordprocessingShape" mc:Ignorable="w14 w15 w16se w16cid w16 w16cex w16sdtdh wp14">
+<w:endnotes xmlns:wpc="http://schemas.microsoft.com/office/word/2010/wordprocessingCanvas" xmlns:cx="http://schemas.microsoft.com/office/drawing/2014/chartex" xmlns:cx1="http://schemas.microsoft.com/office/drawing/2015/9/8/chartex" xmlns:cx2="http://schemas.microsoft.com/office/drawing/2015/10/21/chartex" xmlns:cx3="http://schemas.microsoft.com/office/drawing/2016/5/9/chartex" xmlns:cx4="http://schemas.microsoft.com/office/drawing/2016/5/10/chartex" xmlns:cx5="http://schemas.microsoft.com/office/drawing/2016/5/11/chartex" xmlns:cx6="http://schemas.microsoft.com/office/drawing/2016/5/12/chartex" xmlns:cx7="http://schemas.microsoft.com/office/drawing/2016/5/13/chartex" xmlns:cx8="http://schemas.microsoft.com/office/drawing/2016/5/14/chartex" xmlns:mc="http://schemas.openxmlformats.org/markup-compatibility/2006" xmlns:aink="http://schemas.microsoft.com/office/drawing/2016/ink" xmlns:am3d="http://schemas.microsoft.com/office/drawing/2017/model3d" xmlns:o="urn:schemas-microsoft-com:office:office" xmlns:oel="http://schemas.microsoft.com/office/2019/extlst" xmlns:r="http://schemas.openxmlformats.org/officeDocument/2006/relationships" xmlns:m="http://schemas.openxmlformats.org/officeDocument/2006/math" xmlns:v="urn:schemas-microsoft-com:vml" xmlns:wp14="http://schemas.microsoft.com/office/word/2010/wordprocessingDrawing" xmlns:wp="http://schemas.openxmlformats.org/drawingml/2006/wordprocessingDrawing" xmlns:w10="urn:schemas-microsoft-com:office:word" xmlns:w="http://schemas.openxmlformats.org/wordprocessingml/2006/main" xmlns:w14="http://schemas.microsoft.com/office/word/2010/wordml" xmlns:w15="http://schemas.microsoft.com/office/word/2012/wordml" xmlns:w16cex="http://schemas.microsoft.com/office/word/2018/wordml/cex" xmlns:w16cid="http://schemas.microsoft.com/office/word/2016/wordml/cid" xmlns:w16="http://schemas.microsoft.com/office/word/2018/wordml" xmlns:w16du="http://schemas.microsoft.com/office/word/2023/wordml/word16du" xmlns:w16sdtdh="http://schemas.microsoft.com/office/word/2020/wordml/sdtdatahash" xmlns:w16sdtfl="http://schemas.microsoft.com/office/word/2024/wordml/sdtformatlock" xmlns:w16se="http://schemas.microsoft.com/office/word/2015/wordml/symex" xmlns:wpg="http://schemas.microsoft.com/office/word/2010/wordprocessingGroup" xmlns:wpi="http://schemas.microsoft.com/office/word/2010/wordprocessingInk" xmlns:wne="http://schemas.microsoft.com/office/word/2006/wordml" xmlns:wps="http://schemas.microsoft.com/office/word/2010/wordprocessingShape" mc:Ignorable="w14 w15 w16se w16cid w16 w16cex w16sdtdh w16sdtfl w16du wp14">
   <w:endnote w:type="separator" w:id="-1">
     <w:p>
       <w:pPr>
@@ -10932,7 +9999,7 @@
 </file>
 
 <file path=word/footnotes.xml><?xml version="1.0" encoding="utf-8"?>
-<w:footnotes xmlns:wpc="http://schemas.microsoft.com/office/word/2010/wordprocessingCanvas" xmlns:cx="http://schemas.microsoft.com/office/drawing/2014/chartex" xmlns:cx1="http://schemas.microsoft.com/office/drawing/2015/9/8/chartex" xmlns:cx2="http://schemas.microsoft.com/office/drawing/2015/10/21/chartex" xmlns:cx3="http://schemas.microsoft.com/office/drawing/2016/5/9/chartex" xmlns:cx4="http://schemas.microsoft.com/office/drawing/2016/5/10/chartex" xmlns:cx5="http://schemas.microsoft.com/office/drawing/2016/5/11/chartex" xmlns:cx6="http://schemas.microsoft.com/office/drawing/2016/5/12/chartex" xmlns:cx7="http://schemas.microsoft.com/office/drawing/2016/5/13/chartex" xmlns:cx8="http://schemas.microsoft.com/office/drawing/2016/5/14/chartex" xmlns:mc="http://schemas.openxmlformats.org/markup-compatibility/2006" xmlns:aink="http://schemas.microsoft.com/office/drawing/2016/ink" xmlns:am3d="http://schemas.microsoft.com/office/drawing/2017/model3d" xmlns:o="urn:schemas-microsoft-com:office:office" xmlns:oel="http://schemas.microsoft.com/office/2019/extlst" xmlns:r="http://schemas.openxmlformats.org/officeDocument/2006/relationships" xmlns:m="http://schemas.openxmlformats.org/officeDocument/2006/math" xmlns:v="urn:schemas-microsoft-com:vml" xmlns:wp14="http://schemas.microsoft.com/office/word/2010/wordprocessingDrawing" xmlns:wp="http://schemas.openxmlformats.org/drawingml/2006/wordprocessingDrawing" xmlns:w10="urn:schemas-microsoft-com:office:word" xmlns:w="http://schemas.openxmlformats.org/wordprocessingml/2006/main" xmlns:w14="http://schemas.microsoft.com/office/word/2010/wordml" xmlns:w15="http://schemas.microsoft.com/office/word/2012/wordml" xmlns:w16cex="http://schemas.microsoft.com/office/word/2018/wordml/cex" xmlns:w16cid="http://schemas.microsoft.com/office/word/2016/wordml/cid" xmlns:w16="http://schemas.microsoft.com/office/word/2018/wordml" xmlns:w16sdtdh="http://schemas.microsoft.com/office/word/2020/wordml/sdtdatahash" xmlns:w16se="http://schemas.microsoft.com/office/word/2015/wordml/symex" xmlns:wpg="http://schemas.microsoft.com/office/word/2010/wordprocessingGroup" xmlns:wpi="http://schemas.microsoft.com/office/word/2010/wordprocessingInk" xmlns:wne="http://schemas.microsoft.com/office/word/2006/wordml" xmlns:wps="http://schemas.microsoft.com/office/word/2010/wordprocessingShape" mc:Ignorable="w14 w15 w16se w16cid w16 w16cex w16sdtdh wp14">
+<w:footnotes xmlns:wpc="http://schemas.microsoft.com/office/word/2010/wordprocessingCanvas" xmlns:cx="http://schemas.microsoft.com/office/drawing/2014/chartex" xmlns:cx1="http://schemas.microsoft.com/office/drawing/2015/9/8/chartex" xmlns:cx2="http://schemas.microsoft.com/office/drawing/2015/10/21/chartex" xmlns:cx3="http://schemas.microsoft.com/office/drawing/2016/5/9/chartex" xmlns:cx4="http://schemas.microsoft.com/office/drawing/2016/5/10/chartex" xmlns:cx5="http://schemas.microsoft.com/office/drawing/2016/5/11/chartex" xmlns:cx6="http://schemas.microsoft.com/office/drawing/2016/5/12/chartex" xmlns:cx7="http://schemas.microsoft.com/office/drawing/2016/5/13/chartex" xmlns:cx8="http://schemas.microsoft.com/office/drawing/2016/5/14/chartex" xmlns:mc="http://schemas.openxmlformats.org/markup-compatibility/2006" xmlns:aink="http://schemas.microsoft.com/office/drawing/2016/ink" xmlns:am3d="http://schemas.microsoft.com/office/drawing/2017/model3d" xmlns:o="urn:schemas-microsoft-com:office:office" xmlns:oel="http://schemas.microsoft.com/office/2019/extlst" xmlns:r="http://schemas.openxmlformats.org/officeDocument/2006/relationships" xmlns:m="http://schemas.openxmlformats.org/officeDocument/2006/math" xmlns:v="urn:schemas-microsoft-com:vml" xmlns:wp14="http://schemas.microsoft.com/office/word/2010/wordprocessingDrawing" xmlns:wp="http://schemas.openxmlformats.org/drawingml/2006/wordprocessingDrawing" xmlns:w10="urn:schemas-microsoft-com:office:word" xmlns:w="http://schemas.openxmlformats.org/wordprocessingml/2006/main" xmlns:w14="http://schemas.microsoft.com/office/word/2010/wordml" xmlns:w15="http://schemas.microsoft.com/office/word/2012/wordml" xmlns:w16cex="http://schemas.microsoft.com/office/word/2018/wordml/cex" xmlns:w16cid="http://schemas.microsoft.com/office/word/2016/wordml/cid" xmlns:w16="http://schemas.microsoft.com/office/word/2018/wordml" xmlns:w16du="http://schemas.microsoft.com/office/word/2023/wordml/word16du" xmlns:w16sdtdh="http://schemas.microsoft.com/office/word/2020/wordml/sdtdatahash" xmlns:w16sdtfl="http://schemas.microsoft.com/office/word/2024/wordml/sdtformatlock" xmlns:w16se="http://schemas.microsoft.com/office/word/2015/wordml/symex" xmlns:wpg="http://schemas.microsoft.com/office/word/2010/wordprocessingGroup" xmlns:wpi="http://schemas.microsoft.com/office/word/2010/wordprocessingInk" xmlns:wne="http://schemas.microsoft.com/office/word/2006/wordml" xmlns:wps="http://schemas.microsoft.com/office/word/2010/wordprocessingShape" mc:Ignorable="w14 w15 w16se w16cid w16 w16cex w16sdtdh w16sdtfl w16du wp14">
   <w:footnote w:type="separator" w:id="-1">
     <w:p>
       <w:pPr>
@@ -10957,7 +10024,7 @@
 </file>
 
 <file path=word/numbering.xml><?xml version="1.0" encoding="utf-8"?>
-<w:numbering xmlns:wpc="http://schemas.microsoft.com/office/word/2010/wordprocessingCanvas" xmlns:cx="http://schemas.microsoft.com/office/drawing/2014/chartex" xmlns:cx1="http://schemas.microsoft.com/office/drawing/2015/9/8/chartex" xmlns:cx2="http://schemas.microsoft.com/office/drawing/2015/10/21/chartex" xmlns:cx3="http://schemas.microsoft.com/office/drawing/2016/5/9/chartex" xmlns:cx4="http://schemas.microsoft.com/office/drawing/2016/5/10/chartex" xmlns:cx5="http://schemas.microsoft.com/office/drawing/2016/5/11/chartex" xmlns:cx6="http://schemas.microsoft.com/office/drawing/2016/5/12/chartex" xmlns:cx7="http://schemas.microsoft.com/office/drawing/2016/5/13/chartex" xmlns:cx8="http://schemas.microsoft.com/office/drawing/2016/5/14/chartex" xmlns:mc="http://schemas.openxmlformats.org/markup-compatibility/2006" xmlns:aink="http://schemas.microsoft.com/office/drawing/2016/ink" xmlns:am3d="http://schemas.microsoft.com/office/drawing/2017/model3d" xmlns:o="urn:schemas-microsoft-com:office:office" xmlns:oel="http://schemas.microsoft.com/office/2019/extlst" xmlns:r="http://schemas.openxmlformats.org/officeDocument/2006/relationships" xmlns:m="http://schemas.openxmlformats.org/officeDocument/2006/math" xmlns:v="urn:schemas-microsoft-com:vml" xmlns:wp14="http://schemas.microsoft.com/office/word/2010/wordprocessingDrawing" xmlns:wp="http://schemas.openxmlformats.org/drawingml/2006/wordprocessingDrawing" xmlns:w10="urn:schemas-microsoft-com:office:word" xmlns:w="http://schemas.openxmlformats.org/wordprocessingml/2006/main" xmlns:w14="http://schemas.microsoft.com/office/word/2010/wordml" xmlns:w15="http://schemas.microsoft.com/office/word/2012/wordml" xmlns:w16cex="http://schemas.microsoft.com/office/word/2018/wordml/cex" xmlns:w16cid="http://schemas.microsoft.com/office/word/2016/wordml/cid" xmlns:w16="http://schemas.microsoft.com/office/word/2018/wordml" xmlns:w16sdtdh="http://schemas.microsoft.com/office/word/2020/wordml/sdtdatahash" xmlns:w16se="http://schemas.microsoft.com/office/word/2015/wordml/symex" xmlns:wpg="http://schemas.microsoft.com/office/word/2010/wordprocessingGroup" xmlns:wpi="http://schemas.microsoft.com/office/word/2010/wordprocessingInk" xmlns:wne="http://schemas.microsoft.com/office/word/2006/wordml" xmlns:wps="http://schemas.microsoft.com/office/word/2010/wordprocessingShape" mc:Ignorable="w14 w15 w16se w16cid w16 w16cex w16sdtdh wp14">
+<w:numbering xmlns:wpc="http://schemas.microsoft.com/office/word/2010/wordprocessingCanvas" xmlns:cx="http://schemas.microsoft.com/office/drawing/2014/chartex" xmlns:cx1="http://schemas.microsoft.com/office/drawing/2015/9/8/chartex" xmlns:cx2="http://schemas.microsoft.com/office/drawing/2015/10/21/chartex" xmlns:cx3="http://schemas.microsoft.com/office/drawing/2016/5/9/chartex" xmlns:cx4="http://schemas.microsoft.com/office/drawing/2016/5/10/chartex" xmlns:cx5="http://schemas.microsoft.com/office/drawing/2016/5/11/chartex" xmlns:cx6="http://schemas.microsoft.com/office/drawing/2016/5/12/chartex" xmlns:cx7="http://schemas.microsoft.com/office/drawing/2016/5/13/chartex" xmlns:cx8="http://schemas.microsoft.com/office/drawing/2016/5/14/chartex" xmlns:mc="http://schemas.openxmlformats.org/markup-compatibility/2006" xmlns:aink="http://schemas.microsoft.com/office/drawing/2016/ink" xmlns:am3d="http://schemas.microsoft.com/office/drawing/2017/model3d" xmlns:o="urn:schemas-microsoft-com:office:office" xmlns:oel="http://schemas.microsoft.com/office/2019/extlst" xmlns:r="http://schemas.openxmlformats.org/officeDocument/2006/relationships" xmlns:m="http://schemas.openxmlformats.org/officeDocument/2006/math" xmlns:v="urn:schemas-microsoft-com:vml" xmlns:wp14="http://schemas.microsoft.com/office/word/2010/wordprocessingDrawing" xmlns:wp="http://schemas.openxmlformats.org/drawingml/2006/wordprocessingDrawing" xmlns:w10="urn:schemas-microsoft-com:office:word" xmlns:w="http://schemas.openxmlformats.org/wordprocessingml/2006/main" xmlns:w14="http://schemas.microsoft.com/office/word/2010/wordml" xmlns:w15="http://schemas.microsoft.com/office/word/2012/wordml" xmlns:w16cex="http://schemas.microsoft.com/office/word/2018/wordml/cex" xmlns:w16cid="http://schemas.microsoft.com/office/word/2016/wordml/cid" xmlns:w16="http://schemas.microsoft.com/office/word/2018/wordml" xmlns:w16du="http://schemas.microsoft.com/office/word/2023/wordml/word16du" xmlns:w16sdtdh="http://schemas.microsoft.com/office/word/2020/wordml/sdtdatahash" xmlns:w16sdtfl="http://schemas.microsoft.com/office/word/2024/wordml/sdtformatlock" xmlns:w16se="http://schemas.microsoft.com/office/word/2015/wordml/symex" xmlns:wpg="http://schemas.microsoft.com/office/word/2010/wordprocessingGroup" xmlns:wpi="http://schemas.microsoft.com/office/word/2010/wordprocessingInk" xmlns:wne="http://schemas.microsoft.com/office/word/2006/wordml" xmlns:wps="http://schemas.microsoft.com/office/word/2010/wordprocessingShape" mc:Ignorable="w14 w15 w16se w16cid w16 w16cex w16sdtdh w16sdtfl w16du wp14">
   <w:abstractNum w:abstractNumId="0" w15:restartNumberingAfterBreak="0">
     <w:nsid w:val="116508B4"/>
     <w:multiLevelType w:val="multilevel"/>
@@ -11347,7 +10414,7 @@
 </file>
 
 <file path=word/styles.xml><?xml version="1.0" encoding="utf-8"?>
-<w:styles xmlns:mc="http://schemas.openxmlformats.org/markup-compatibility/2006" xmlns:r="http://schemas.openxmlformats.org/officeDocument/2006/relationships" xmlns:w="http://schemas.openxmlformats.org/wordprocessingml/2006/main" xmlns:w14="http://schemas.microsoft.com/office/word/2010/wordml" xmlns:w15="http://schemas.microsoft.com/office/word/2012/wordml" xmlns:w16cex="http://schemas.microsoft.com/office/word/2018/wordml/cex" xmlns:w16cid="http://schemas.microsoft.com/office/word/2016/wordml/cid" xmlns:w16="http://schemas.microsoft.com/office/word/2018/wordml" xmlns:w16sdtdh="http://schemas.microsoft.com/office/word/2020/wordml/sdtdatahash" xmlns:w16se="http://schemas.microsoft.com/office/word/2015/wordml/symex" mc:Ignorable="w14 w15 w16se w16cid w16 w16cex w16sdtdh">
+<w:styles xmlns:mc="http://schemas.openxmlformats.org/markup-compatibility/2006" xmlns:r="http://schemas.openxmlformats.org/officeDocument/2006/relationships" xmlns:w="http://schemas.openxmlformats.org/wordprocessingml/2006/main" xmlns:w14="http://schemas.microsoft.com/office/word/2010/wordml" xmlns:w15="http://schemas.microsoft.com/office/word/2012/wordml" xmlns:w16cex="http://schemas.microsoft.com/office/word/2018/wordml/cex" xmlns:w16cid="http://schemas.microsoft.com/office/word/2016/wordml/cid" xmlns:w16="http://schemas.microsoft.com/office/word/2018/wordml" xmlns:w16du="http://schemas.microsoft.com/office/word/2023/wordml/word16du" xmlns:w16sdtdh="http://schemas.microsoft.com/office/word/2020/wordml/sdtdatahash" xmlns:w16sdtfl="http://schemas.microsoft.com/office/word/2024/wordml/sdtformatlock" xmlns:w16se="http://schemas.microsoft.com/office/word/2015/wordml/symex" mc:Ignorable="w14 w15 w16se w16cid w16 w16cex w16sdtdh w16sdtfl w16du">
   <w:docDefaults>
     <w:rPrDefault>
       <w:rPr>
@@ -11746,6 +10813,7 @@
   <w:style w:type="paragraph" w:default="1" w:styleId="a">
     <w:name w:val="Normal"/>
     <w:qFormat/>
+    <w:rsid w:val="00C6564C"/>
     <w:pPr>
       <w:widowControl w:val="0"/>
     </w:pPr>

--- a/論文/第二篇的中文稿.docx
+++ b/論文/第二篇的中文稿.docx
@@ -105,6 +105,54 @@
         <w:rPr>
           <w:rFonts w:ascii="標楷體" w:eastAsia="標楷體" w:hAnsi="標楷體" w:hint="eastAsia"/>
         </w:rPr>
+        <w:t>=</w:t>
+      </w:r>
+      <w:r>
+        <w:rPr>
+          <w:rFonts w:ascii="標楷體" w:eastAsia="標楷體" w:hAnsi="標楷體"/>
+        </w:rPr>
+        <w:t xml:space="preserve"> </w:t>
+      </w:r>
+      <w:r>
+        <w:rPr>
+          <w:rFonts w:ascii="標楷體" w:eastAsia="標楷體" w:hAnsi="標楷體" w:hint="eastAsia"/>
+        </w:rPr>
+        <w:t>1</w:t>
+      </w:r>
+      <w:r>
+        <w:rPr>
+          <w:rFonts w:ascii="標楷體" w:eastAsia="標楷體" w:hAnsi="標楷體"/>
+        </w:rPr>
+        <w:t xml:space="preserve"> </w:t>
+      </w:r>
+      <w:r>
+        <w:rPr>
+          <w:rFonts w:ascii="標楷體" w:eastAsia="標楷體" w:hAnsi="標楷體" w:hint="eastAsia"/>
+        </w:rPr>
+        <w:t>=</w:t>
+      </w:r>
+      <w:r>
+        <w:rPr>
+          <w:rFonts w:ascii="標楷體" w:eastAsia="標楷體" w:hAnsi="標楷體"/>
+        </w:rPr>
+        <w:t xml:space="preserve"> </w:t>
+      </w:r>
+      <w:r>
+        <w:rPr>
+          <w:rFonts w:ascii="標楷體" w:eastAsia="標楷體" w:hAnsi="標楷體"/>
+        </w:rPr>
+        <w:t>Abstract</w:t>
+      </w:r>
+      <w:r>
+        <w:rPr>
+          <w:rFonts w:ascii="標楷體" w:eastAsia="標楷體" w:hAnsi="標楷體"/>
+        </w:rPr>
+        <w:t xml:space="preserve"> </w:t>
+      </w:r>
+      <w:r>
+        <w:rPr>
+          <w:rFonts w:ascii="標楷體" w:eastAsia="標楷體" w:hAnsi="標楷體" w:hint="eastAsia"/>
+        </w:rPr>
         <w:t>&gt;</w:t>
       </w:r>
       <w:r>
@@ -117,49 +165,7 @@
         <w:rPr>
           <w:rFonts w:ascii="標楷體" w:eastAsia="標楷體" w:hAnsi="標楷體" w:hint="eastAsia"/>
         </w:rPr>
-        <w:t>1</w:t>
-      </w:r>
-      <w:r>
-        <w:rPr>
-          <w:rFonts w:ascii="標楷體" w:eastAsia="標楷體" w:hAnsi="標楷體"/>
-        </w:rPr>
-        <w:t xml:space="preserve"> </w:t>
-      </w:r>
-      <w:r>
-        <w:rPr>
-          <w:rFonts w:ascii="標楷體" w:eastAsia="標楷體" w:hAnsi="標楷體" w:hint="eastAsia"/>
-        </w:rPr>
-        <w:t>&gt;</w:t>
-      </w:r>
-      <w:r>
-        <w:rPr>
-          <w:rFonts w:ascii="標楷體" w:eastAsia="標楷體" w:hAnsi="標楷體"/>
-        </w:rPr>
-        <w:t xml:space="preserve"> </w:t>
-      </w:r>
-      <w:r>
-        <w:rPr>
-          <w:rFonts w:ascii="標楷體" w:eastAsia="標楷體" w:hAnsi="標楷體" w:hint="eastAsia"/>
-        </w:rPr>
         <w:t>2</w:t>
-      </w:r>
-      <w:r>
-        <w:rPr>
-          <w:rFonts w:ascii="標楷體" w:eastAsia="標楷體" w:hAnsi="標楷體"/>
-        </w:rPr>
-        <w:t xml:space="preserve"> </w:t>
-      </w:r>
-      <w:r>
-        <w:rPr>
-          <w:rFonts w:ascii="標楷體" w:eastAsia="標楷體" w:hAnsi="標楷體" w:hint="eastAsia"/>
-        </w:rPr>
-        <w:t>&gt;</w:t>
-      </w:r>
-      <w:r>
-        <w:rPr>
-          <w:rFonts w:ascii="標楷體" w:eastAsia="標楷體" w:hAnsi="標楷體"/>
-        </w:rPr>
-        <w:t xml:space="preserve"> Abstract</w:t>
       </w:r>
       <w:r>
         <w:rPr>
@@ -333,16 +339,16 @@
       <w:pPr>
         <w:pStyle w:val="1"/>
         <w:spacing w:before="240" w:after="160" w:line="276" w:lineRule="auto"/>
+        <w:rPr>
+          <w:rFonts w:hint="eastAsia"/>
+        </w:rPr>
       </w:pPr>
       <w:r>
-        <w:rPr>
-          <w:noProof/>
-        </w:rPr>
         <w:drawing>
-          <wp:inline distT="0" distB="0" distL="0" distR="0" wp14:anchorId="2EEE4BB0" wp14:editId="6D9B9A09">
-            <wp:extent cx="5318151" cy="1547826"/>
-            <wp:effectExtent l="0" t="0" r="0" b="0"/>
-            <wp:docPr id="3" name="圖片 3"/>
+          <wp:inline distT="0" distB="0" distL="0" distR="0" wp14:anchorId="7D3A5FEA" wp14:editId="772FB498">
+            <wp:extent cx="5274310" cy="1943100"/>
+            <wp:effectExtent l="0" t="0" r="2540" b="0"/>
+            <wp:docPr id="121392749" name="圖片 2"/>
             <wp:cNvGraphicFramePr>
               <a:graphicFrameLocks xmlns:a="http://schemas.openxmlformats.org/drawingml/2006/main" noChangeAspect="1"/>
             </wp:cNvGraphicFramePr>
@@ -355,21 +361,23 @@
                       <a:picLocks noChangeAspect="1" noChangeArrowheads="1"/>
                     </pic:cNvPicPr>
                   </pic:nvPicPr>
-                  <pic:blipFill rotWithShape="1">
-                    <a:blip r:embed="rId7" cstate="print">
+                  <pic:blipFill>
+                    <a:blip r:embed="rId7">
                       <a:extLst>
                         <a:ext uri="{28A0092B-C50C-407E-A947-70E740481C1C}">
                           <a14:useLocalDpi xmlns:a14="http://schemas.microsoft.com/office/drawing/2010/main" val="0"/>
                         </a:ext>
                       </a:extLst>
                     </a:blip>
-                    <a:srcRect t="10187" r="-831"/>
-                    <a:stretch/>
+                    <a:srcRect/>
+                    <a:stretch>
+                      <a:fillRect/>
+                    </a:stretch>
                   </pic:blipFill>
                   <pic:spPr bwMode="auto">
                     <a:xfrm>
                       <a:off x="0" y="0"/>
-                      <a:ext cx="5318151" cy="1547826"/>
+                      <a:ext cx="5274310" cy="1943100"/>
                     </a:xfrm>
                     <a:prstGeom prst="rect">
                       <a:avLst/>
@@ -378,11 +386,6 @@
                     <a:ln>
                       <a:noFill/>
                     </a:ln>
-                    <a:extLst>
-                      <a:ext uri="{53640926-AAD7-44D8-BBD7-CCE9431645EC}">
-                        <a14:shadowObscured xmlns:a14="http://schemas.microsoft.com/office/drawing/2010/main"/>
-                      </a:ext>
-                    </a:extLst>
                   </pic:spPr>
                 </pic:pic>
               </a:graphicData>
@@ -395,6 +398,9 @@
       <w:pPr>
         <w:spacing w:before="120" w:after="80" w:line="276" w:lineRule="auto"/>
         <w:jc w:val="center"/>
+        <w:rPr>
+          <w:rFonts w:hint="eastAsia"/>
+        </w:rPr>
       </w:pPr>
       <w:r>
         <w:rPr>
@@ -630,11 +636,6 @@
         </w:rPr>
         <w:t>與理想比率評估。</w:t>
       </w:r>
-    </w:p>
-    <w:p>
-      <w:pPr>
-        <w:spacing w:line="276" w:lineRule="auto"/>
-      </w:pPr>
     </w:p>
     <w:p>
       <w:pPr>
@@ -5321,9 +5322,6 @@
             <w:pPr>
               <w:spacing w:line="276" w:lineRule="auto"/>
               <w:jc w:val="center"/>
-              <w:rPr>
-                <w:rFonts w:hint="eastAsia"/>
-              </w:rPr>
             </w:pPr>
             <w:r>
               <w:rPr>
@@ -5574,9 +5572,6 @@
             <w:pPr>
               <w:spacing w:line="276" w:lineRule="auto"/>
               <w:jc w:val="center"/>
-              <w:rPr>
-                <w:rFonts w:hint="eastAsia"/>
-              </w:rPr>
             </w:pPr>
             <w:r>
               <w:rPr>
@@ -7627,42 +7622,42 @@
         <w:spacing w:before="120" w:after="80"/>
         <w:jc w:val="center"/>
         <w:rPr>
+          <w:rFonts w:ascii="Times New Roman" w:eastAsia="標楷體" w:hAnsi="Times New Roman"/>
+          <w:b/>
+          <w:bCs/>
+          <w:sz w:val="22"/>
+          <w:szCs w:val="22"/>
+        </w:rPr>
+      </w:pPr>
+      <w:r>
+        <w:rPr>
+          <w:rFonts w:ascii="Times New Roman" w:eastAsia="標楷體" w:hAnsi="Times New Roman"/>
+          <w:b/>
+          <w:bCs/>
+          <w:sz w:val="22"/>
+          <w:szCs w:val="22"/>
+        </w:rPr>
+        <w:lastRenderedPageBreak/>
+        <w:t>圖</w:t>
+      </w:r>
+      <w:r>
+        <w:rPr>
+          <w:rFonts w:ascii="Times New Roman" w:eastAsia="標楷體" w:hAnsi="Times New Roman"/>
+          <w:b/>
+          <w:bCs/>
+          <w:sz w:val="22"/>
+          <w:szCs w:val="22"/>
+        </w:rPr>
+        <w:t>2</w:t>
+      </w:r>
+      <w:r>
+        <w:rPr>
           <w:rFonts w:ascii="Times New Roman" w:eastAsia="標楷體" w:hAnsi="Times New Roman" w:hint="eastAsia"/>
           <w:b/>
           <w:bCs/>
           <w:sz w:val="22"/>
           <w:szCs w:val="22"/>
         </w:rPr>
-      </w:pPr>
-      <w:r>
-        <w:rPr>
-          <w:rFonts w:ascii="Times New Roman" w:eastAsia="標楷體" w:hAnsi="Times New Roman"/>
-          <w:b/>
-          <w:bCs/>
-          <w:sz w:val="22"/>
-          <w:szCs w:val="22"/>
-        </w:rPr>
-        <w:lastRenderedPageBreak/>
-        <w:t>圖</w:t>
-      </w:r>
-      <w:r>
-        <w:rPr>
-          <w:rFonts w:ascii="Times New Roman" w:eastAsia="標楷體" w:hAnsi="Times New Roman"/>
-          <w:b/>
-          <w:bCs/>
-          <w:sz w:val="22"/>
-          <w:szCs w:val="22"/>
-        </w:rPr>
-        <w:t>2</w:t>
-      </w:r>
-      <w:r>
-        <w:rPr>
-          <w:rFonts w:ascii="Times New Roman" w:eastAsia="標楷體" w:hAnsi="Times New Roman" w:hint="eastAsia"/>
-          <w:b/>
-          <w:bCs/>
-          <w:sz w:val="22"/>
-          <w:szCs w:val="22"/>
-        </w:rPr>
         <w:t>(A)</w:t>
       </w:r>
       <w:r>
@@ -7691,18 +7686,19 @@
         <w:spacing w:after="120" w:line="360" w:lineRule="auto"/>
         <w:jc w:val="center"/>
         <w:rPr>
-          <w:rFonts w:ascii="Times New Roman" w:eastAsia="標楷體" w:hAnsi="Times New Roman" w:hint="eastAsia"/>
+          <w:rFonts w:ascii="Times New Roman" w:eastAsia="標楷體" w:hAnsi="Times New Roman"/>
         </w:rPr>
       </w:pPr>
       <w:r>
         <w:rPr>
           <w:rFonts w:ascii="Times New Roman" w:eastAsia="標楷體" w:hAnsi="Times New Roman"/>
+          <w:noProof/>
         </w:rPr>
         <w:drawing>
-          <wp:inline distT="0" distB="0" distL="0" distR="0" wp14:anchorId="14592803" wp14:editId="63069B48">
-            <wp:extent cx="3886200" cy="2340795"/>
-            <wp:effectExtent l="0" t="0" r="0" b="2540"/>
-            <wp:docPr id="175422294" name="圖片 4"/>
+          <wp:inline distT="0" distB="0" distL="0" distR="0" wp14:anchorId="391AEDAE" wp14:editId="40CFC9EA">
+            <wp:extent cx="4244340" cy="2703746"/>
+            <wp:effectExtent l="0" t="0" r="3810" b="1905"/>
+            <wp:docPr id="182219728" name="圖片 4"/>
             <wp:cNvGraphicFramePr>
               <a:graphicFrameLocks xmlns:a="http://schemas.openxmlformats.org/drawingml/2006/main" noChangeAspect="1"/>
             </wp:cNvGraphicFramePr>
@@ -7710,20 +7706,20 @@
               <a:graphicData uri="http://schemas.openxmlformats.org/drawingml/2006/picture">
                 <pic:pic xmlns:pic="http://schemas.openxmlformats.org/drawingml/2006/picture">
                   <pic:nvPicPr>
-                    <pic:cNvPr id="0" name="Picture 13"/>
+                    <pic:cNvPr id="0" name="Picture 10"/>
                     <pic:cNvPicPr>
                       <a:picLocks noChangeAspect="1" noChangeArrowheads="1"/>
                     </pic:cNvPicPr>
                   </pic:nvPicPr>
                   <pic:blipFill rotWithShape="1">
-                    <a:blip r:embed="rId8" cstate="print">
+                    <a:blip r:embed="rId8">
                       <a:extLst>
                         <a:ext uri="{28A0092B-C50C-407E-A947-70E740481C1C}">
                           <a14:useLocalDpi xmlns:a14="http://schemas.microsoft.com/office/drawing/2010/main" val="0"/>
                         </a:ext>
                       </a:extLst>
                     </a:blip>
-                    <a:srcRect l="2667" t="5347" r="1759" b="2345"/>
+                    <a:srcRect l="5473" r="3137" b="2804"/>
                     <a:stretch>
                       <a:fillRect/>
                     </a:stretch>
@@ -7731,7 +7727,7 @@
                   <pic:spPr bwMode="auto">
                     <a:xfrm>
                       <a:off x="0" y="0"/>
-                      <a:ext cx="3886200" cy="2340795"/>
+                      <a:ext cx="4322216" cy="2753355"/>
                     </a:xfrm>
                     <a:prstGeom prst="rect">
                       <a:avLst/>
@@ -7758,62 +7754,42 @@
         <w:spacing w:before="120" w:after="80"/>
         <w:jc w:val="center"/>
         <w:rPr>
+          <w:rFonts w:ascii="Times New Roman" w:eastAsia="標楷體" w:hAnsi="Times New Roman"/>
+          <w:b/>
+          <w:bCs/>
+          <w:sz w:val="22"/>
+          <w:szCs w:val="22"/>
+        </w:rPr>
+      </w:pPr>
+      <w:r>
+        <w:rPr>
+          <w:rFonts w:ascii="Times New Roman" w:eastAsia="標楷體" w:hAnsi="Times New Roman"/>
+          <w:b/>
+          <w:bCs/>
+          <w:sz w:val="22"/>
+          <w:szCs w:val="22"/>
+        </w:rPr>
+        <w:t>圖</w:t>
+      </w:r>
+      <w:r>
+        <w:rPr>
+          <w:rFonts w:ascii="Times New Roman" w:eastAsia="標楷體" w:hAnsi="Times New Roman"/>
+          <w:b/>
+          <w:bCs/>
+          <w:sz w:val="22"/>
+          <w:szCs w:val="22"/>
+        </w:rPr>
+        <w:t>2</w:t>
+      </w:r>
+      <w:r>
+        <w:rPr>
           <w:rFonts w:ascii="Times New Roman" w:eastAsia="標楷體" w:hAnsi="Times New Roman" w:hint="eastAsia"/>
           <w:b/>
           <w:bCs/>
           <w:sz w:val="22"/>
           <w:szCs w:val="22"/>
         </w:rPr>
-      </w:pPr>
-      <w:r>
-        <w:rPr>
-          <w:rFonts w:ascii="Times New Roman" w:eastAsia="標楷體" w:hAnsi="Times New Roman"/>
-          <w:b/>
-          <w:bCs/>
-          <w:sz w:val="22"/>
-          <w:szCs w:val="22"/>
-        </w:rPr>
-        <w:t>圖</w:t>
-      </w:r>
-      <w:r>
-        <w:rPr>
-          <w:rFonts w:ascii="Times New Roman" w:eastAsia="標楷體" w:hAnsi="Times New Roman"/>
-          <w:b/>
-          <w:bCs/>
-          <w:sz w:val="22"/>
-          <w:szCs w:val="22"/>
-        </w:rPr>
-        <w:t>2</w:t>
-      </w:r>
-      <w:r>
-        <w:rPr>
-          <w:rFonts w:ascii="Times New Roman" w:eastAsia="標楷體" w:hAnsi="Times New Roman" w:hint="eastAsia"/>
-          <w:b/>
-          <w:bCs/>
-          <w:sz w:val="22"/>
-          <w:szCs w:val="22"/>
-        </w:rPr>
-        <w:t>(</w:t>
-      </w:r>
-      <w:r>
-        <w:rPr>
-          <w:rFonts w:ascii="Times New Roman" w:eastAsia="標楷體" w:hAnsi="Times New Roman" w:hint="eastAsia"/>
-          <w:b/>
-          <w:bCs/>
-          <w:sz w:val="22"/>
-          <w:szCs w:val="22"/>
-        </w:rPr>
-        <w:t>B</w:t>
-      </w:r>
-      <w:r>
-        <w:rPr>
-          <w:rFonts w:ascii="Times New Roman" w:eastAsia="標楷體" w:hAnsi="Times New Roman" w:hint="eastAsia"/>
-          <w:b/>
-          <w:bCs/>
-          <w:sz w:val="22"/>
-          <w:szCs w:val="22"/>
-        </w:rPr>
-        <w:t>)</w:t>
+        <w:t>(B)</w:t>
       </w:r>
       <w:r>
         <w:rPr>
@@ -7847,12 +7823,13 @@
       <w:r>
         <w:rPr>
           <w:rFonts w:ascii="Times New Roman" w:eastAsia="標楷體" w:hAnsi="Times New Roman"/>
+          <w:noProof/>
         </w:rPr>
         <w:drawing>
-          <wp:inline distT="0" distB="0" distL="0" distR="0" wp14:anchorId="7B5DC22C" wp14:editId="6CED3491">
-            <wp:extent cx="3833446" cy="2364640"/>
-            <wp:effectExtent l="0" t="0" r="0" b="0"/>
-            <wp:docPr id="353695679" name="圖片 6"/>
+          <wp:inline distT="0" distB="0" distL="0" distR="0" wp14:anchorId="56EC700A" wp14:editId="22E7BA79">
+            <wp:extent cx="4137660" cy="2623563"/>
+            <wp:effectExtent l="0" t="0" r="0" b="5715"/>
+            <wp:docPr id="355249984" name="圖片 6"/>
             <wp:cNvGraphicFramePr>
               <a:graphicFrameLocks xmlns:a="http://schemas.openxmlformats.org/drawingml/2006/main" noChangeAspect="1"/>
             </wp:cNvGraphicFramePr>
@@ -7860,20 +7837,20 @@
               <a:graphicData uri="http://schemas.openxmlformats.org/drawingml/2006/picture">
                 <pic:pic xmlns:pic="http://schemas.openxmlformats.org/drawingml/2006/picture">
                   <pic:nvPicPr>
-                    <pic:cNvPr id="0" name="Picture 20"/>
+                    <pic:cNvPr id="0" name="Picture 17"/>
                     <pic:cNvPicPr>
                       <a:picLocks noChangeAspect="1" noChangeArrowheads="1"/>
                     </pic:cNvPicPr>
                   </pic:nvPicPr>
                   <pic:blipFill rotWithShape="1">
-                    <a:blip r:embed="rId9" cstate="print">
+                    <a:blip r:embed="rId9">
                       <a:extLst>
                         <a:ext uri="{28A0092B-C50C-407E-A947-70E740481C1C}">
                           <a14:useLocalDpi xmlns:a14="http://schemas.microsoft.com/office/drawing/2010/main" val="0"/>
                         </a:ext>
                       </a:extLst>
                     </a:blip>
-                    <a:srcRect l="3335" t="5288" r="2960" b="3018"/>
+                    <a:srcRect l="4767" r="3636" b="4001"/>
                     <a:stretch>
                       <a:fillRect/>
                     </a:stretch>
@@ -7881,7 +7858,7 @@
                   <pic:spPr bwMode="auto">
                     <a:xfrm>
                       <a:off x="0" y="0"/>
-                      <a:ext cx="3843170" cy="2370638"/>
+                      <a:ext cx="4166768" cy="2642020"/>
                     </a:xfrm>
                     <a:prstGeom prst="rect">
                       <a:avLst/>
@@ -7943,27 +7920,7 @@
           <w:sz w:val="22"/>
           <w:szCs w:val="22"/>
         </w:rPr>
-        <w:t>(</w:t>
-      </w:r>
-      <w:r>
-        <w:rPr>
-          <w:rFonts w:ascii="Times New Roman" w:eastAsia="標楷體" w:hAnsi="Times New Roman" w:hint="eastAsia"/>
-          <w:b/>
-          <w:bCs/>
-          <w:sz w:val="22"/>
-          <w:szCs w:val="22"/>
-        </w:rPr>
-        <w:t>C</w:t>
-      </w:r>
-      <w:r>
-        <w:rPr>
-          <w:rFonts w:ascii="Times New Roman" w:eastAsia="標楷體" w:hAnsi="Times New Roman" w:hint="eastAsia"/>
-          <w:b/>
-          <w:bCs/>
-          <w:sz w:val="22"/>
-          <w:szCs w:val="22"/>
-        </w:rPr>
-        <w:t>)</w:t>
+        <w:t>(C)</w:t>
       </w:r>
       <w:r>
         <w:rPr>
@@ -7997,12 +7954,14 @@
       <w:r>
         <w:rPr>
           <w:rFonts w:ascii="Times New Roman" w:eastAsia="標楷體" w:hAnsi="Times New Roman"/>
-        </w:rPr>
+          <w:noProof/>
+        </w:rPr>
+        <w:lastRenderedPageBreak/>
         <w:drawing>
-          <wp:inline distT="0" distB="0" distL="0" distR="0" wp14:anchorId="75A4F2AE" wp14:editId="4A63ACE9">
-            <wp:extent cx="3938953" cy="2537282"/>
-            <wp:effectExtent l="0" t="0" r="4445" b="0"/>
-            <wp:docPr id="201813706" name="圖片 8"/>
+          <wp:inline distT="0" distB="0" distL="0" distR="0" wp14:anchorId="12C7A265" wp14:editId="35C1940D">
+            <wp:extent cx="4236720" cy="2637209"/>
+            <wp:effectExtent l="0" t="0" r="0" b="0"/>
+            <wp:docPr id="1367728206" name="圖片 8"/>
             <wp:cNvGraphicFramePr>
               <a:graphicFrameLocks xmlns:a="http://schemas.openxmlformats.org/drawingml/2006/main" noChangeAspect="1"/>
             </wp:cNvGraphicFramePr>
@@ -8010,20 +7969,20 @@
               <a:graphicData uri="http://schemas.openxmlformats.org/drawingml/2006/picture">
                 <pic:pic xmlns:pic="http://schemas.openxmlformats.org/drawingml/2006/picture">
                   <pic:nvPicPr>
-                    <pic:cNvPr id="0" name="Picture 27"/>
+                    <pic:cNvPr id="0" name="Picture 24"/>
                     <pic:cNvPicPr>
                       <a:picLocks noChangeAspect="1" noChangeArrowheads="1"/>
                     </pic:cNvPicPr>
                   </pic:nvPicPr>
                   <pic:blipFill rotWithShape="1">
-                    <a:blip r:embed="rId10" cstate="print">
+                    <a:blip r:embed="rId10">
                       <a:extLst>
                         <a:ext uri="{28A0092B-C50C-407E-A947-70E740481C1C}">
                           <a14:useLocalDpi xmlns:a14="http://schemas.microsoft.com/office/drawing/2010/main" val="0"/>
                         </a:ext>
                       </a:extLst>
                     </a:blip>
-                    <a:srcRect l="6001" t="3362" r="3398" b="3724"/>
+                    <a:srcRect l="4334" r="3058" b="4240"/>
                     <a:stretch>
                       <a:fillRect/>
                     </a:stretch>
@@ -8031,7 +7990,7 @@
                   <pic:spPr bwMode="auto">
                     <a:xfrm>
                       <a:off x="0" y="0"/>
-                      <a:ext cx="3945446" cy="2541465"/>
+                      <a:ext cx="4251966" cy="2646699"/>
                     </a:xfrm>
                     <a:prstGeom prst="rect">
                       <a:avLst/>
@@ -8055,6 +8014,15 @@
     </w:p>
     <w:p>
       <w:pPr>
+        <w:spacing w:after="120" w:line="360" w:lineRule="auto"/>
+        <w:jc w:val="center"/>
+        <w:rPr>
+          <w:rFonts w:ascii="Times New Roman" w:eastAsia="標楷體" w:hAnsi="Times New Roman"/>
+        </w:rPr>
+      </w:pPr>
+    </w:p>
+    <w:p>
+      <w:pPr>
         <w:spacing w:after="120" w:line="276" w:lineRule="auto"/>
         <w:jc w:val="both"/>
       </w:pPr>
@@ -8064,7 +8032,6 @@
           <w:sz w:val="26"/>
           <w:szCs w:val="26"/>
         </w:rPr>
-        <w:lastRenderedPageBreak/>
         <w:t>影像資訊之貢獻與誤差分析</w:t>
       </w:r>
     </w:p>
@@ -9433,6 +9400,7 @@
                 <w:sz w:val="20"/>
                 <w:szCs w:val="20"/>
               </w:rPr>
+              <w:lastRenderedPageBreak/>
               <w:t>長邊正規化</w:t>
             </w:r>
             <w:r>
@@ -9756,32 +9724,42 @@
         <w:spacing w:before="120" w:after="80"/>
         <w:jc w:val="center"/>
         <w:rPr>
+          <w:rFonts w:ascii="Times New Roman" w:eastAsia="標楷體" w:hAnsi="Times New Roman"/>
+          <w:b/>
+          <w:bCs/>
+          <w:sz w:val="22"/>
+          <w:szCs w:val="22"/>
+        </w:rPr>
+      </w:pPr>
+      <w:r>
+        <w:rPr>
+          <w:rFonts w:ascii="Times New Roman" w:eastAsia="標楷體" w:hAnsi="Times New Roman"/>
+          <w:b/>
+          <w:bCs/>
+          <w:sz w:val="22"/>
+          <w:szCs w:val="22"/>
+        </w:rPr>
+        <w:t>圖</w:t>
+      </w:r>
+      <w:r>
+        <w:rPr>
+          <w:rFonts w:ascii="Times New Roman" w:eastAsia="標楷體" w:hAnsi="Times New Roman"/>
+          <w:b/>
+          <w:bCs/>
+          <w:sz w:val="22"/>
+          <w:szCs w:val="22"/>
+        </w:rPr>
+        <w:t>2</w:t>
+      </w:r>
+      <w:r>
+        <w:rPr>
           <w:rFonts w:ascii="Times New Roman" w:eastAsia="標楷體" w:hAnsi="Times New Roman" w:hint="eastAsia"/>
           <w:b/>
           <w:bCs/>
           <w:sz w:val="22"/>
           <w:szCs w:val="22"/>
         </w:rPr>
-      </w:pPr>
-      <w:r>
-        <w:rPr>
-          <w:rFonts w:ascii="Times New Roman" w:eastAsia="標楷體" w:hAnsi="Times New Roman"/>
-          <w:b/>
-          <w:bCs/>
-          <w:sz w:val="22"/>
-          <w:szCs w:val="22"/>
-        </w:rPr>
-        <w:t>圖</w:t>
-      </w:r>
-      <w:r>
-        <w:rPr>
-          <w:rFonts w:ascii="Times New Roman" w:eastAsia="標楷體" w:hAnsi="Times New Roman"/>
-          <w:b/>
-          <w:bCs/>
-          <w:sz w:val="22"/>
-          <w:szCs w:val="22"/>
-        </w:rPr>
-        <w:t>2</w:t>
+        <w:t>(</w:t>
       </w:r>
       <w:r>
         <w:rPr>
@@ -9791,7 +9769,7 @@
           <w:sz w:val="22"/>
           <w:szCs w:val="22"/>
         </w:rPr>
-        <w:t>(</w:t>
+        <w:t>D</w:t>
       </w:r>
       <w:r>
         <w:rPr>
@@ -9801,16 +9779,6 @@
           <w:sz w:val="22"/>
           <w:szCs w:val="22"/>
         </w:rPr>
-        <w:t>D</w:t>
-      </w:r>
-      <w:r>
-        <w:rPr>
-          <w:rFonts w:ascii="Times New Roman" w:eastAsia="標楷體" w:hAnsi="Times New Roman" w:hint="eastAsia"/>
-          <w:b/>
-          <w:bCs/>
-          <w:sz w:val="22"/>
-          <w:szCs w:val="22"/>
-        </w:rPr>
         <w:t>)</w:t>
       </w:r>
       <w:r>
@@ -9858,17 +9826,16 @@
       <w:pPr>
         <w:spacing w:line="276" w:lineRule="auto"/>
         <w:jc w:val="center"/>
-        <w:rPr>
-          <w:rFonts w:hint="eastAsia"/>
-        </w:rPr>
       </w:pPr>
       <w:r>
-        <w:lastRenderedPageBreak/>
+        <w:rPr>
+          <w:noProof/>
+        </w:rPr>
         <w:drawing>
-          <wp:inline distT="0" distB="0" distL="0" distR="0" wp14:anchorId="18EEFD6C" wp14:editId="237CCABD">
-            <wp:extent cx="4191000" cy="2661438"/>
-            <wp:effectExtent l="0" t="0" r="0" b="5715"/>
-            <wp:docPr id="1179739875" name="圖片 10"/>
+          <wp:inline distT="0" distB="0" distL="0" distR="0" wp14:anchorId="476EF93C" wp14:editId="37549A67">
+            <wp:extent cx="4152900" cy="2663629"/>
+            <wp:effectExtent l="0" t="0" r="0" b="3810"/>
+            <wp:docPr id="1814276781" name="圖片 10"/>
             <wp:cNvGraphicFramePr>
               <a:graphicFrameLocks xmlns:a="http://schemas.openxmlformats.org/drawingml/2006/main" noChangeAspect="1"/>
             </wp:cNvGraphicFramePr>
@@ -9876,7 +9843,7 @@
               <a:graphicData uri="http://schemas.openxmlformats.org/drawingml/2006/picture">
                 <pic:pic xmlns:pic="http://schemas.openxmlformats.org/drawingml/2006/picture">
                   <pic:nvPicPr>
-                    <pic:cNvPr id="0" name="Picture 34"/>
+                    <pic:cNvPr id="0" name="Picture 31"/>
                     <pic:cNvPicPr>
                       <a:picLocks noChangeAspect="1" noChangeArrowheads="1"/>
                     </pic:cNvPicPr>
@@ -9889,7 +9856,7 @@
                         </a:ext>
                       </a:extLst>
                     </a:blip>
-                    <a:srcRect l="4224" t="4621" r="4411" b="2596"/>
+                    <a:srcRect l="5057" t="723" r="3491" b="1485"/>
                     <a:stretch>
                       <a:fillRect/>
                     </a:stretch>
@@ -9897,7 +9864,7 @@
                   <pic:spPr bwMode="auto">
                     <a:xfrm>
                       <a:off x="0" y="0"/>
-                      <a:ext cx="4198488" cy="2666193"/>
+                      <a:ext cx="4162225" cy="2669610"/>
                     </a:xfrm>
                     <a:prstGeom prst="rect">
                       <a:avLst/>
@@ -9922,9 +9889,12 @@
     <w:p>
       <w:pPr>
         <w:spacing w:line="276" w:lineRule="auto"/>
-        <w:rPr>
-          <w:rFonts w:hint="eastAsia"/>
-        </w:rPr>
+        <w:jc w:val="center"/>
+      </w:pPr>
+    </w:p>
+    <w:p>
+      <w:pPr>
+        <w:spacing w:line="276" w:lineRule="auto"/>
       </w:pPr>
     </w:p>
     <w:p>

--- a/論文/第二篇的中文稿.docx
+++ b/論文/第二篇的中文稿.docx
@@ -1,6 +1,6 @@
 
 <file path=word/document.xml><?xml version="1.0" encoding="utf-8"?>
-<w:document xmlns:wpc="http://schemas.microsoft.com/office/word/2010/wordprocessingCanvas" xmlns:cx="http://schemas.microsoft.com/office/drawing/2014/chartex" xmlns:cx1="http://schemas.microsoft.com/office/drawing/2015/9/8/chartex" xmlns:cx2="http://schemas.microsoft.com/office/drawing/2015/10/21/chartex" xmlns:cx3="http://schemas.microsoft.com/office/drawing/2016/5/9/chartex" xmlns:cx4="http://schemas.microsoft.com/office/drawing/2016/5/10/chartex" xmlns:cx5="http://schemas.microsoft.com/office/drawing/2016/5/11/chartex" xmlns:cx6="http://schemas.microsoft.com/office/drawing/2016/5/12/chartex" xmlns:cx7="http://schemas.microsoft.com/office/drawing/2016/5/13/chartex" xmlns:cx8="http://schemas.microsoft.com/office/drawing/2016/5/14/chartex" xmlns:mc="http://schemas.openxmlformats.org/markup-compatibility/2006" xmlns:aink="http://schemas.microsoft.com/office/drawing/2016/ink" xmlns:am3d="http://schemas.microsoft.com/office/drawing/2017/model3d" xmlns:o="urn:schemas-microsoft-com:office:office" xmlns:oel="http://schemas.microsoft.com/office/2019/extlst" xmlns:r="http://schemas.openxmlformats.org/officeDocument/2006/relationships" xmlns:m="http://schemas.openxmlformats.org/officeDocument/2006/math" xmlns:v="urn:schemas-microsoft-com:vml" xmlns:wp14="http://schemas.microsoft.com/office/word/2010/wordprocessingDrawing" xmlns:wp="http://schemas.openxmlformats.org/drawingml/2006/wordprocessingDrawing" xmlns:w10="urn:schemas-microsoft-com:office:word" xmlns:w="http://schemas.openxmlformats.org/wordprocessingml/2006/main" xmlns:w14="http://schemas.microsoft.com/office/word/2010/wordml" xmlns:w15="http://schemas.microsoft.com/office/word/2012/wordml" xmlns:w16cex="http://schemas.microsoft.com/office/word/2018/wordml/cex" xmlns:w16cid="http://schemas.microsoft.com/office/word/2016/wordml/cid" xmlns:w16="http://schemas.microsoft.com/office/word/2018/wordml" xmlns:w16du="http://schemas.microsoft.com/office/word/2023/wordml/word16du" xmlns:w16sdtdh="http://schemas.microsoft.com/office/word/2020/wordml/sdtdatahash" xmlns:w16sdtfl="http://schemas.microsoft.com/office/word/2024/wordml/sdtformatlock" xmlns:w16se="http://schemas.microsoft.com/office/word/2015/wordml/symex" xmlns:wpg="http://schemas.microsoft.com/office/word/2010/wordprocessingGroup" xmlns:wpi="http://schemas.microsoft.com/office/word/2010/wordprocessingInk" xmlns:wne="http://schemas.microsoft.com/office/word/2006/wordml" xmlns:wps="http://schemas.microsoft.com/office/word/2010/wordprocessingShape" mc:Ignorable="w14 w15 w16se w16cid w16 w16cex w16sdtdh w16sdtfl w16du wp14">
+<w:document xmlns:wpc="http://schemas.microsoft.com/office/word/2010/wordprocessingCanvas" xmlns:cx="http://schemas.microsoft.com/office/drawing/2014/chartex" xmlns:cx1="http://schemas.microsoft.com/office/drawing/2015/9/8/chartex" xmlns:cx2="http://schemas.microsoft.com/office/drawing/2015/10/21/chartex" xmlns:cx3="http://schemas.microsoft.com/office/drawing/2016/5/9/chartex" xmlns:cx4="http://schemas.microsoft.com/office/drawing/2016/5/10/chartex" xmlns:cx5="http://schemas.microsoft.com/office/drawing/2016/5/11/chartex" xmlns:cx6="http://schemas.microsoft.com/office/drawing/2016/5/12/chartex" xmlns:cx7="http://schemas.microsoft.com/office/drawing/2016/5/13/chartex" xmlns:cx8="http://schemas.microsoft.com/office/drawing/2016/5/14/chartex" xmlns:mc="http://schemas.openxmlformats.org/markup-compatibility/2006" xmlns:aink="http://schemas.microsoft.com/office/drawing/2016/ink" xmlns:am3d="http://schemas.microsoft.com/office/drawing/2017/model3d" xmlns:o="urn:schemas-microsoft-com:office:office" xmlns:r="http://schemas.openxmlformats.org/officeDocument/2006/relationships" xmlns:m="http://schemas.openxmlformats.org/officeDocument/2006/math" xmlns:v="urn:schemas-microsoft-com:vml" xmlns:wp14="http://schemas.microsoft.com/office/word/2010/wordprocessingDrawing" xmlns:wp="http://schemas.openxmlformats.org/drawingml/2006/wordprocessingDrawing" xmlns:w10="urn:schemas-microsoft-com:office:word" xmlns:w="http://schemas.openxmlformats.org/wordprocessingml/2006/main" xmlns:w14="http://schemas.microsoft.com/office/word/2010/wordml" xmlns:w15="http://schemas.microsoft.com/office/word/2012/wordml" xmlns:w16cex="http://schemas.microsoft.com/office/word/2018/wordml/cex" xmlns:w16cid="http://schemas.microsoft.com/office/word/2016/wordml/cid" xmlns:w16="http://schemas.microsoft.com/office/word/2018/wordml" xmlns:w16se="http://schemas.microsoft.com/office/word/2015/wordml/symex" xmlns:wpg="http://schemas.microsoft.com/office/word/2010/wordprocessingGroup" xmlns:wpi="http://schemas.microsoft.com/office/word/2010/wordprocessingInk" xmlns:wne="http://schemas.microsoft.com/office/word/2006/wordml" xmlns:wps="http://schemas.microsoft.com/office/word/2010/wordprocessingShape" mc:Ignorable="w14 w15 w16se w16cid w16 w16cex wp14">
   <w:body>
     <w:p>
       <w:pPr>
@@ -339,15 +339,16 @@
       <w:pPr>
         <w:pStyle w:val="1"/>
         <w:spacing w:before="240" w:after="160" w:line="276" w:lineRule="auto"/>
-        <w:rPr>
-          <w:rFonts w:hint="eastAsia"/>
-        </w:rPr>
       </w:pPr>
-      <w:r>
+      <w:bookmarkStart w:id="1" w:name="_GoBack"/>
+      <w:r>
+        <w:rPr>
+          <w:noProof/>
+        </w:rPr>
         <w:drawing>
-          <wp:inline distT="0" distB="0" distL="0" distR="0" wp14:anchorId="7D3A5FEA" wp14:editId="772FB498">
-            <wp:extent cx="5274310" cy="1943100"/>
-            <wp:effectExtent l="0" t="0" r="2540" b="0"/>
+          <wp:inline distT="0" distB="0" distL="0" distR="0" wp14:anchorId="7D3A5FEA" wp14:editId="2282ADB8">
+            <wp:extent cx="5274310" cy="1942512"/>
+            <wp:effectExtent l="0" t="0" r="2540" b="635"/>
             <wp:docPr id="121392749" name="圖片 2"/>
             <wp:cNvGraphicFramePr>
               <a:graphicFrameLocks xmlns:a="http://schemas.openxmlformats.org/drawingml/2006/main" noChangeAspect="1"/>
@@ -362,14 +363,13 @@
                     </pic:cNvPicPr>
                   </pic:nvPicPr>
                   <pic:blipFill>
-                    <a:blip r:embed="rId7">
+                    <a:blip r:embed="rId7" cstate="print">
                       <a:extLst>
                         <a:ext uri="{28A0092B-C50C-407E-A947-70E740481C1C}">
                           <a14:useLocalDpi xmlns:a14="http://schemas.microsoft.com/office/drawing/2010/main" val="0"/>
                         </a:ext>
                       </a:extLst>
                     </a:blip>
-                    <a:srcRect/>
                     <a:stretch>
                       <a:fillRect/>
                     </a:stretch>
@@ -377,7 +377,7 @@
                   <pic:spPr bwMode="auto">
                     <a:xfrm>
                       <a:off x="0" y="0"/>
-                      <a:ext cx="5274310" cy="1943100"/>
+                      <a:ext cx="5274310" cy="1942512"/>
                     </a:xfrm>
                     <a:prstGeom prst="rect">
                       <a:avLst/>
@@ -393,14 +393,12 @@
           </wp:inline>
         </w:drawing>
       </w:r>
+      <w:bookmarkEnd w:id="1"/>
     </w:p>
     <w:p>
       <w:pPr>
         <w:spacing w:before="120" w:after="80" w:line="276" w:lineRule="auto"/>
         <w:jc w:val="center"/>
-        <w:rPr>
-          <w:rFonts w:hint="eastAsia"/>
-        </w:rPr>
       </w:pPr>
       <w:r>
         <w:rPr>
@@ -4308,21 +4306,37 @@
         <w:rPr>
           <w:rFonts w:ascii="Times New Roman" w:eastAsia="標楷體" w:hAnsi="Times New Roman"/>
         </w:rPr>
+        <w:t xml:space="preserve"> px</w:t>
+      </w:r>
+      <w:r>
+        <w:rPr>
+          <w:rFonts w:ascii="Times New Roman" w:eastAsia="標楷體" w:hAnsi="Times New Roman"/>
+        </w:rPr>
+        <w:t>（相對誤差</w:t>
+      </w:r>
+      <w:r>
+        <w:rPr>
+          <w:rFonts w:ascii="Times New Roman" w:eastAsia="標楷體" w:hAnsi="Times New Roman"/>
+        </w:rPr>
         <w:t xml:space="preserve"> </w:t>
       </w:r>
-      <w:proofErr w:type="spellStart"/>
-      <w:r>
-        <w:rPr>
-          <w:rFonts w:ascii="Times New Roman" w:eastAsia="標楷體" w:hAnsi="Times New Roman"/>
-        </w:rPr>
-        <w:t>px</w:t>
-      </w:r>
-      <w:proofErr w:type="spellEnd"/>
-      <w:r>
-        <w:rPr>
-          <w:rFonts w:ascii="Times New Roman" w:eastAsia="標楷體" w:hAnsi="Times New Roman"/>
-        </w:rPr>
-        <w:t>（相對誤差</w:t>
+      <w:r>
+        <w:rPr>
+          <w:rFonts w:hint="eastAsia"/>
+        </w:rPr>
+        <w:t>1.28</w:t>
+      </w:r>
+      <w:r>
+        <w:rPr>
+          <w:rFonts w:ascii="Times New Roman" w:eastAsia="標楷體" w:hAnsi="Times New Roman"/>
+        </w:rPr>
+        <w:t>%</w:t>
+      </w:r>
+      <w:r>
+        <w:rPr>
+          <w:rFonts w:ascii="Times New Roman" w:eastAsia="標楷體" w:hAnsi="Times New Roman"/>
+        </w:rPr>
+        <w:t>），上顎</w:t>
       </w:r>
       <w:r>
         <w:rPr>
@@ -4332,21 +4346,21 @@
       </w:r>
       <w:r>
         <w:rPr>
-          <w:rFonts w:hint="eastAsia"/>
-        </w:rPr>
-        <w:t>1.28</w:t>
-      </w:r>
-      <w:r>
-        <w:rPr>
-          <w:rFonts w:ascii="Times New Roman" w:eastAsia="標楷體" w:hAnsi="Times New Roman"/>
-        </w:rPr>
-        <w:t>%</w:t>
-      </w:r>
-      <w:r>
-        <w:rPr>
-          <w:rFonts w:ascii="Times New Roman" w:eastAsia="標楷體" w:hAnsi="Times New Roman"/>
-        </w:rPr>
-        <w:t>），上顎</w:t>
+          <w:rFonts w:ascii="Times New Roman" w:eastAsia="標楷體" w:hAnsi="Times New Roman" w:hint="eastAsia"/>
+        </w:rPr>
+        <w:t>7.399</w:t>
+      </w:r>
+      <w:r>
+        <w:rPr>
+          <w:rFonts w:ascii="Times New Roman" w:eastAsia="標楷體" w:hAnsi="Times New Roman"/>
+        </w:rPr>
+        <w:t xml:space="preserve"> px</w:t>
+      </w:r>
+      <w:r>
+        <w:rPr>
+          <w:rFonts w:ascii="Times New Roman" w:eastAsia="標楷體" w:hAnsi="Times New Roman"/>
+        </w:rPr>
+        <w:t>、下顎</w:t>
       </w:r>
       <w:r>
         <w:rPr>
@@ -4358,54 +4372,14 @@
         <w:rPr>
           <w:rFonts w:ascii="Times New Roman" w:eastAsia="標楷體" w:hAnsi="Times New Roman" w:hint="eastAsia"/>
         </w:rPr>
-        <w:t>7.399</w:t>
-      </w:r>
-      <w:r>
-        <w:rPr>
-          <w:rFonts w:ascii="Times New Roman" w:eastAsia="標楷體" w:hAnsi="Times New Roman"/>
-        </w:rPr>
-        <w:t xml:space="preserve"> </w:t>
-      </w:r>
-      <w:proofErr w:type="spellStart"/>
-      <w:r>
-        <w:rPr>
-          <w:rFonts w:ascii="Times New Roman" w:eastAsia="標楷體" w:hAnsi="Times New Roman"/>
-        </w:rPr>
-        <w:t>px</w:t>
-      </w:r>
-      <w:proofErr w:type="spellEnd"/>
-      <w:r>
-        <w:rPr>
-          <w:rFonts w:ascii="Times New Roman" w:eastAsia="標楷體" w:hAnsi="Times New Roman"/>
-        </w:rPr>
-        <w:t>、下顎</w:t>
-      </w:r>
-      <w:r>
-        <w:rPr>
-          <w:rFonts w:ascii="Times New Roman" w:eastAsia="標楷體" w:hAnsi="Times New Roman"/>
-        </w:rPr>
-        <w:t xml:space="preserve"> </w:t>
-      </w:r>
-      <w:r>
-        <w:rPr>
-          <w:rFonts w:ascii="Times New Roman" w:eastAsia="標楷體" w:hAnsi="Times New Roman" w:hint="eastAsia"/>
-        </w:rPr>
         <w:t>2.971</w:t>
       </w:r>
       <w:r>
         <w:rPr>
           <w:rFonts w:ascii="Times New Roman" w:eastAsia="標楷體" w:hAnsi="Times New Roman"/>
         </w:rPr>
-        <w:t xml:space="preserve"> </w:t>
-      </w:r>
-      <w:proofErr w:type="spellStart"/>
-      <w:r>
-        <w:rPr>
-          <w:rFonts w:ascii="Times New Roman" w:eastAsia="標楷體" w:hAnsi="Times New Roman"/>
-        </w:rPr>
-        <w:t>px</w:t>
-      </w:r>
-      <w:proofErr w:type="spellEnd"/>
+        <w:t xml:space="preserve"> px</w:t>
+      </w:r>
       <w:r>
         <w:rPr>
           <w:rFonts w:ascii="Times New Roman" w:eastAsia="標楷體" w:hAnsi="Times New Roman"/>
@@ -4650,7 +4624,17 @@
                 <w:sz w:val="20"/>
                 <w:szCs w:val="20"/>
               </w:rPr>
-              <w:t>n = 26</w:t>
+              <w:t>n = 6</w:t>
+            </w:r>
+            <w:r>
+              <w:rPr>
+                <w:rFonts w:ascii="Times New Roman" w:eastAsia="標楷體" w:hAnsi="Times New Roman"/>
+                <w:b/>
+                <w:bCs/>
+                <w:sz w:val="20"/>
+                <w:szCs w:val="20"/>
+              </w:rPr>
+              <w:t>7</w:t>
             </w:r>
             <w:r>
               <w:rPr>
@@ -5621,21 +5605,7 @@
         <w:rPr>
           <w:rFonts w:ascii="Times New Roman" w:eastAsia="標楷體" w:hAnsi="Times New Roman"/>
         </w:rPr>
-        <w:t xml:space="preserve"> </w:t>
-      </w:r>
-      <w:proofErr w:type="spellStart"/>
-      <w:r>
-        <w:rPr>
-          <w:rFonts w:ascii="Times New Roman" w:eastAsia="標楷體" w:hAnsi="Times New Roman"/>
-        </w:rPr>
-        <w:t>px</w:t>
-      </w:r>
-      <w:proofErr w:type="spellEnd"/>
-      <w:r>
-        <w:rPr>
-          <w:rFonts w:ascii="Times New Roman" w:eastAsia="標楷體" w:hAnsi="Times New Roman"/>
-        </w:rPr>
-        <w:t xml:space="preserve">/mm </w:t>
+        <w:t xml:space="preserve"> px/mm </w:t>
       </w:r>
       <w:r>
         <w:rPr>
@@ -7374,7 +7344,7 @@
     </w:tbl>
     <w:p>
       <w:pPr>
-        <w:spacing w:after="120" w:line="360" w:lineRule="auto"/>
+        <w:spacing w:after="120" w:line="240" w:lineRule="auto"/>
         <w:jc w:val="both"/>
         <w:rPr>
           <w:rFonts w:ascii="Times New Roman" w:eastAsia="標楷體" w:hAnsi="Times New Roman"/>
@@ -7637,7 +7607,6 @@
           <w:sz w:val="22"/>
           <w:szCs w:val="22"/>
         </w:rPr>
-        <w:lastRenderedPageBreak/>
         <w:t>圖</w:t>
       </w:r>
       <w:r>
@@ -7694,10 +7663,11 @@
           <w:rFonts w:ascii="Times New Roman" w:eastAsia="標楷體" w:hAnsi="Times New Roman"/>
           <w:noProof/>
         </w:rPr>
+        <w:lastRenderedPageBreak/>
         <w:drawing>
-          <wp:inline distT="0" distB="0" distL="0" distR="0" wp14:anchorId="391AEDAE" wp14:editId="40CFC9EA">
-            <wp:extent cx="4244340" cy="2703746"/>
-            <wp:effectExtent l="0" t="0" r="3810" b="1905"/>
+          <wp:inline distT="0" distB="0" distL="0" distR="0" wp14:anchorId="391AEDAE" wp14:editId="647BF718">
+            <wp:extent cx="4381037" cy="2790825"/>
+            <wp:effectExtent l="0" t="0" r="635" b="0"/>
             <wp:docPr id="182219728" name="圖片 4"/>
             <wp:cNvGraphicFramePr>
               <a:graphicFrameLocks xmlns:a="http://schemas.openxmlformats.org/drawingml/2006/main" noChangeAspect="1"/>
@@ -7727,7 +7697,7 @@
                   <pic:spPr bwMode="auto">
                     <a:xfrm>
                       <a:off x="0" y="0"/>
-                      <a:ext cx="4322216" cy="2753355"/>
+                      <a:ext cx="4385917" cy="2793934"/>
                     </a:xfrm>
                     <a:prstGeom prst="rect">
                       <a:avLst/>
@@ -7826,9 +7796,9 @@
           <w:noProof/>
         </w:rPr>
         <w:drawing>
-          <wp:inline distT="0" distB="0" distL="0" distR="0" wp14:anchorId="56EC700A" wp14:editId="22E7BA79">
-            <wp:extent cx="4137660" cy="2623563"/>
-            <wp:effectExtent l="0" t="0" r="0" b="5715"/>
+          <wp:inline distT="0" distB="0" distL="0" distR="0" wp14:anchorId="56EC700A" wp14:editId="140FA769">
+            <wp:extent cx="4392438" cy="2785110"/>
+            <wp:effectExtent l="0" t="0" r="8255" b="0"/>
             <wp:docPr id="355249984" name="圖片 6"/>
             <wp:cNvGraphicFramePr>
               <a:graphicFrameLocks xmlns:a="http://schemas.openxmlformats.org/drawingml/2006/main" noChangeAspect="1"/>
@@ -7858,7 +7828,7 @@
                   <pic:spPr bwMode="auto">
                     <a:xfrm>
                       <a:off x="0" y="0"/>
-                      <a:ext cx="4166768" cy="2642020"/>
+                      <a:ext cx="4434518" cy="2811792"/>
                     </a:xfrm>
                     <a:prstGeom prst="rect">
                       <a:avLst/>
@@ -8442,35 +8412,6 @@
         </w:rPr>
         <w:t>）。</w:t>
       </w:r>
-      <w:r>
-        <w:rPr>
-          <w:rFonts w:ascii="Times New Roman" w:eastAsia="標楷體" w:hAnsi="Times New Roman"/>
-          <w:strike/>
-        </w:rPr>
-        <w:t>誤差最大之病例為</w:t>
-      </w:r>
-      <w:r>
-        <w:rPr>
-          <w:rFonts w:ascii="Times New Roman" w:eastAsia="標楷體" w:hAnsi="Times New Roman"/>
-          <w:strike/>
-        </w:rPr>
-        <w:t xml:space="preserve"> </w:t>
-      </w:r>
-      <w:r>
-        <w:rPr>
-          <w:rFonts w:ascii="Times New Roman" w:eastAsia="標楷體" w:hAnsi="Times New Roman"/>
-          <w:strike/>
-          <w:shd w:val="clear" w:color="auto" w:fill="FFFF00"/>
-        </w:rPr>
-        <w:t>【檔名與原因】</w:t>
-      </w:r>
-      <w:r>
-        <w:rPr>
-          <w:rFonts w:ascii="Times New Roman" w:eastAsia="標楷體" w:hAnsi="Times New Roman"/>
-          <w:strike/>
-        </w:rPr>
-        <w:t>。</w:t>
-      </w:r>
     </w:p>
     <w:p>
       <w:pPr>
@@ -9944,7 +9885,7 @@
 </file>
 
 <file path=word/endnotes.xml><?xml version="1.0" encoding="utf-8"?>
-<w:endnotes xmlns:wpc="http://schemas.microsoft.com/office/word/2010/wordprocessingCanvas" xmlns:cx="http://schemas.microsoft.com/office/drawing/2014/chartex" xmlns:cx1="http://schemas.microsoft.com/office/drawing/2015/9/8/chartex" xmlns:cx2="http://schemas.microsoft.com/office/drawing/2015/10/21/chartex" xmlns:cx3="http://schemas.microsoft.com/office/drawing/2016/5/9/chartex" xmlns:cx4="http://schemas.microsoft.com/office/drawing/2016/5/10/chartex" xmlns:cx5="http://schemas.microsoft.com/office/drawing/2016/5/11/chartex" xmlns:cx6="http://schemas.microsoft.com/office/drawing/2016/5/12/chartex" xmlns:cx7="http://schemas.microsoft.com/office/drawing/2016/5/13/chartex" xmlns:cx8="http://schemas.microsoft.com/office/drawing/2016/5/14/chartex" xmlns:mc="http://schemas.openxmlformats.org/markup-compatibility/2006" xmlns:aink="http://schemas.microsoft.com/office/drawing/2016/ink" xmlns:am3d="http://schemas.microsoft.com/office/drawing/2017/model3d" xmlns:o="urn:schemas-microsoft-com:office:office" xmlns:oel="http://schemas.microsoft.com/office/2019/extlst" xmlns:r="http://schemas.openxmlformats.org/officeDocument/2006/relationships" xmlns:m="http://schemas.openxmlformats.org/officeDocument/2006/math" xmlns:v="urn:schemas-microsoft-com:vml" xmlns:wp14="http://schemas.microsoft.com/office/word/2010/wordprocessingDrawing" xmlns:wp="http://schemas.openxmlformats.org/drawingml/2006/wordprocessingDrawing" xmlns:w10="urn:schemas-microsoft-com:office:word" xmlns:w="http://schemas.openxmlformats.org/wordprocessingml/2006/main" xmlns:w14="http://schemas.microsoft.com/office/word/2010/wordml" xmlns:w15="http://schemas.microsoft.com/office/word/2012/wordml" xmlns:w16cex="http://schemas.microsoft.com/office/word/2018/wordml/cex" xmlns:w16cid="http://schemas.microsoft.com/office/word/2016/wordml/cid" xmlns:w16="http://schemas.microsoft.com/office/word/2018/wordml" xmlns:w16du="http://schemas.microsoft.com/office/word/2023/wordml/word16du" xmlns:w16sdtdh="http://schemas.microsoft.com/office/word/2020/wordml/sdtdatahash" xmlns:w16sdtfl="http://schemas.microsoft.com/office/word/2024/wordml/sdtformatlock" xmlns:w16se="http://schemas.microsoft.com/office/word/2015/wordml/symex" xmlns:wpg="http://schemas.microsoft.com/office/word/2010/wordprocessingGroup" xmlns:wpi="http://schemas.microsoft.com/office/word/2010/wordprocessingInk" xmlns:wne="http://schemas.microsoft.com/office/word/2006/wordml" xmlns:wps="http://schemas.microsoft.com/office/word/2010/wordprocessingShape" mc:Ignorable="w14 w15 w16se w16cid w16 w16cex w16sdtdh w16sdtfl w16du wp14">
+<w:endnotes xmlns:wpc="http://schemas.microsoft.com/office/word/2010/wordprocessingCanvas" xmlns:cx="http://schemas.microsoft.com/office/drawing/2014/chartex" xmlns:cx1="http://schemas.microsoft.com/office/drawing/2015/9/8/chartex" xmlns:cx2="http://schemas.microsoft.com/office/drawing/2015/10/21/chartex" xmlns:cx3="http://schemas.microsoft.com/office/drawing/2016/5/9/chartex" xmlns:cx4="http://schemas.microsoft.com/office/drawing/2016/5/10/chartex" xmlns:cx5="http://schemas.microsoft.com/office/drawing/2016/5/11/chartex" xmlns:cx6="http://schemas.microsoft.com/office/drawing/2016/5/12/chartex" xmlns:cx7="http://schemas.microsoft.com/office/drawing/2016/5/13/chartex" xmlns:cx8="http://schemas.microsoft.com/office/drawing/2016/5/14/chartex" xmlns:mc="http://schemas.openxmlformats.org/markup-compatibility/2006" xmlns:aink="http://schemas.microsoft.com/office/drawing/2016/ink" xmlns:am3d="http://schemas.microsoft.com/office/drawing/2017/model3d" xmlns:o="urn:schemas-microsoft-com:office:office" xmlns:r="http://schemas.openxmlformats.org/officeDocument/2006/relationships" xmlns:m="http://schemas.openxmlformats.org/officeDocument/2006/math" xmlns:v="urn:schemas-microsoft-com:vml" xmlns:wp14="http://schemas.microsoft.com/office/word/2010/wordprocessingDrawing" xmlns:wp="http://schemas.openxmlformats.org/drawingml/2006/wordprocessingDrawing" xmlns:w10="urn:schemas-microsoft-com:office:word" xmlns:w="http://schemas.openxmlformats.org/wordprocessingml/2006/main" xmlns:w14="http://schemas.microsoft.com/office/word/2010/wordml" xmlns:w15="http://schemas.microsoft.com/office/word/2012/wordml" xmlns:w16cex="http://schemas.microsoft.com/office/word/2018/wordml/cex" xmlns:w16cid="http://schemas.microsoft.com/office/word/2016/wordml/cid" xmlns:w16="http://schemas.microsoft.com/office/word/2018/wordml" xmlns:w16se="http://schemas.microsoft.com/office/word/2015/wordml/symex" xmlns:wpg="http://schemas.microsoft.com/office/word/2010/wordprocessingGroup" xmlns:wpi="http://schemas.microsoft.com/office/word/2010/wordprocessingInk" xmlns:wne="http://schemas.microsoft.com/office/word/2006/wordml" xmlns:wps="http://schemas.microsoft.com/office/word/2010/wordprocessingShape" mc:Ignorable="w14 w15 w16se w16cid w16 w16cex wp14">
   <w:endnote w:type="separator" w:id="-1">
     <w:p>
       <w:pPr>
@@ -9969,7 +9910,7 @@
 </file>
 
 <file path=word/footnotes.xml><?xml version="1.0" encoding="utf-8"?>
-<w:footnotes xmlns:wpc="http://schemas.microsoft.com/office/word/2010/wordprocessingCanvas" xmlns:cx="http://schemas.microsoft.com/office/drawing/2014/chartex" xmlns:cx1="http://schemas.microsoft.com/office/drawing/2015/9/8/chartex" xmlns:cx2="http://schemas.microsoft.com/office/drawing/2015/10/21/chartex" xmlns:cx3="http://schemas.microsoft.com/office/drawing/2016/5/9/chartex" xmlns:cx4="http://schemas.microsoft.com/office/drawing/2016/5/10/chartex" xmlns:cx5="http://schemas.microsoft.com/office/drawing/2016/5/11/chartex" xmlns:cx6="http://schemas.microsoft.com/office/drawing/2016/5/12/chartex" xmlns:cx7="http://schemas.microsoft.com/office/drawing/2016/5/13/chartex" xmlns:cx8="http://schemas.microsoft.com/office/drawing/2016/5/14/chartex" xmlns:mc="http://schemas.openxmlformats.org/markup-compatibility/2006" xmlns:aink="http://schemas.microsoft.com/office/drawing/2016/ink" xmlns:am3d="http://schemas.microsoft.com/office/drawing/2017/model3d" xmlns:o="urn:schemas-microsoft-com:office:office" xmlns:oel="http://schemas.microsoft.com/office/2019/extlst" xmlns:r="http://schemas.openxmlformats.org/officeDocument/2006/relationships" xmlns:m="http://schemas.openxmlformats.org/officeDocument/2006/math" xmlns:v="urn:schemas-microsoft-com:vml" xmlns:wp14="http://schemas.microsoft.com/office/word/2010/wordprocessingDrawing" xmlns:wp="http://schemas.openxmlformats.org/drawingml/2006/wordprocessingDrawing" xmlns:w10="urn:schemas-microsoft-com:office:word" xmlns:w="http://schemas.openxmlformats.org/wordprocessingml/2006/main" xmlns:w14="http://schemas.microsoft.com/office/word/2010/wordml" xmlns:w15="http://schemas.microsoft.com/office/word/2012/wordml" xmlns:w16cex="http://schemas.microsoft.com/office/word/2018/wordml/cex" xmlns:w16cid="http://schemas.microsoft.com/office/word/2016/wordml/cid" xmlns:w16="http://schemas.microsoft.com/office/word/2018/wordml" xmlns:w16du="http://schemas.microsoft.com/office/word/2023/wordml/word16du" xmlns:w16sdtdh="http://schemas.microsoft.com/office/word/2020/wordml/sdtdatahash" xmlns:w16sdtfl="http://schemas.microsoft.com/office/word/2024/wordml/sdtformatlock" xmlns:w16se="http://schemas.microsoft.com/office/word/2015/wordml/symex" xmlns:wpg="http://schemas.microsoft.com/office/word/2010/wordprocessingGroup" xmlns:wpi="http://schemas.microsoft.com/office/word/2010/wordprocessingInk" xmlns:wne="http://schemas.microsoft.com/office/word/2006/wordml" xmlns:wps="http://schemas.microsoft.com/office/word/2010/wordprocessingShape" mc:Ignorable="w14 w15 w16se w16cid w16 w16cex w16sdtdh w16sdtfl w16du wp14">
+<w:footnotes xmlns:wpc="http://schemas.microsoft.com/office/word/2010/wordprocessingCanvas" xmlns:cx="http://schemas.microsoft.com/office/drawing/2014/chartex" xmlns:cx1="http://schemas.microsoft.com/office/drawing/2015/9/8/chartex" xmlns:cx2="http://schemas.microsoft.com/office/drawing/2015/10/21/chartex" xmlns:cx3="http://schemas.microsoft.com/office/drawing/2016/5/9/chartex" xmlns:cx4="http://schemas.microsoft.com/office/drawing/2016/5/10/chartex" xmlns:cx5="http://schemas.microsoft.com/office/drawing/2016/5/11/chartex" xmlns:cx6="http://schemas.microsoft.com/office/drawing/2016/5/12/chartex" xmlns:cx7="http://schemas.microsoft.com/office/drawing/2016/5/13/chartex" xmlns:cx8="http://schemas.microsoft.com/office/drawing/2016/5/14/chartex" xmlns:mc="http://schemas.openxmlformats.org/markup-compatibility/2006" xmlns:aink="http://schemas.microsoft.com/office/drawing/2016/ink" xmlns:am3d="http://schemas.microsoft.com/office/drawing/2017/model3d" xmlns:o="urn:schemas-microsoft-com:office:office" xmlns:r="http://schemas.openxmlformats.org/officeDocument/2006/relationships" xmlns:m="http://schemas.openxmlformats.org/officeDocument/2006/math" xmlns:v="urn:schemas-microsoft-com:vml" xmlns:wp14="http://schemas.microsoft.com/office/word/2010/wordprocessingDrawing" xmlns:wp="http://schemas.openxmlformats.org/drawingml/2006/wordprocessingDrawing" xmlns:w10="urn:schemas-microsoft-com:office:word" xmlns:w="http://schemas.openxmlformats.org/wordprocessingml/2006/main" xmlns:w14="http://schemas.microsoft.com/office/word/2010/wordml" xmlns:w15="http://schemas.microsoft.com/office/word/2012/wordml" xmlns:w16cex="http://schemas.microsoft.com/office/word/2018/wordml/cex" xmlns:w16cid="http://schemas.microsoft.com/office/word/2016/wordml/cid" xmlns:w16="http://schemas.microsoft.com/office/word/2018/wordml" xmlns:w16se="http://schemas.microsoft.com/office/word/2015/wordml/symex" xmlns:wpg="http://schemas.microsoft.com/office/word/2010/wordprocessingGroup" xmlns:wpi="http://schemas.microsoft.com/office/word/2010/wordprocessingInk" xmlns:wne="http://schemas.microsoft.com/office/word/2006/wordml" xmlns:wps="http://schemas.microsoft.com/office/word/2010/wordprocessingShape" mc:Ignorable="w14 w15 w16se w16cid w16 w16cex wp14">
   <w:footnote w:type="separator" w:id="-1">
     <w:p>
       <w:pPr>
@@ -9994,7 +9935,7 @@
 </file>
 
 <file path=word/numbering.xml><?xml version="1.0" encoding="utf-8"?>
-<w:numbering xmlns:wpc="http://schemas.microsoft.com/office/word/2010/wordprocessingCanvas" xmlns:cx="http://schemas.microsoft.com/office/drawing/2014/chartex" xmlns:cx1="http://schemas.microsoft.com/office/drawing/2015/9/8/chartex" xmlns:cx2="http://schemas.microsoft.com/office/drawing/2015/10/21/chartex" xmlns:cx3="http://schemas.microsoft.com/office/drawing/2016/5/9/chartex" xmlns:cx4="http://schemas.microsoft.com/office/drawing/2016/5/10/chartex" xmlns:cx5="http://schemas.microsoft.com/office/drawing/2016/5/11/chartex" xmlns:cx6="http://schemas.microsoft.com/office/drawing/2016/5/12/chartex" xmlns:cx7="http://schemas.microsoft.com/office/drawing/2016/5/13/chartex" xmlns:cx8="http://schemas.microsoft.com/office/drawing/2016/5/14/chartex" xmlns:mc="http://schemas.openxmlformats.org/markup-compatibility/2006" xmlns:aink="http://schemas.microsoft.com/office/drawing/2016/ink" xmlns:am3d="http://schemas.microsoft.com/office/drawing/2017/model3d" xmlns:o="urn:schemas-microsoft-com:office:office" xmlns:oel="http://schemas.microsoft.com/office/2019/extlst" xmlns:r="http://schemas.openxmlformats.org/officeDocument/2006/relationships" xmlns:m="http://schemas.openxmlformats.org/officeDocument/2006/math" xmlns:v="urn:schemas-microsoft-com:vml" xmlns:wp14="http://schemas.microsoft.com/office/word/2010/wordprocessingDrawing" xmlns:wp="http://schemas.openxmlformats.org/drawingml/2006/wordprocessingDrawing" xmlns:w10="urn:schemas-microsoft-com:office:word" xmlns:w="http://schemas.openxmlformats.org/wordprocessingml/2006/main" xmlns:w14="http://schemas.microsoft.com/office/word/2010/wordml" xmlns:w15="http://schemas.microsoft.com/office/word/2012/wordml" xmlns:w16cex="http://schemas.microsoft.com/office/word/2018/wordml/cex" xmlns:w16cid="http://schemas.microsoft.com/office/word/2016/wordml/cid" xmlns:w16="http://schemas.microsoft.com/office/word/2018/wordml" xmlns:w16du="http://schemas.microsoft.com/office/word/2023/wordml/word16du" xmlns:w16sdtdh="http://schemas.microsoft.com/office/word/2020/wordml/sdtdatahash" xmlns:w16sdtfl="http://schemas.microsoft.com/office/word/2024/wordml/sdtformatlock" xmlns:w16se="http://schemas.microsoft.com/office/word/2015/wordml/symex" xmlns:wpg="http://schemas.microsoft.com/office/word/2010/wordprocessingGroup" xmlns:wpi="http://schemas.microsoft.com/office/word/2010/wordprocessingInk" xmlns:wne="http://schemas.microsoft.com/office/word/2006/wordml" xmlns:wps="http://schemas.microsoft.com/office/word/2010/wordprocessingShape" mc:Ignorable="w14 w15 w16se w16cid w16 w16cex w16sdtdh w16sdtfl w16du wp14">
+<w:numbering xmlns:wpc="http://schemas.microsoft.com/office/word/2010/wordprocessingCanvas" xmlns:cx="http://schemas.microsoft.com/office/drawing/2014/chartex" xmlns:cx1="http://schemas.microsoft.com/office/drawing/2015/9/8/chartex" xmlns:cx2="http://schemas.microsoft.com/office/drawing/2015/10/21/chartex" xmlns:cx3="http://schemas.microsoft.com/office/drawing/2016/5/9/chartex" xmlns:cx4="http://schemas.microsoft.com/office/drawing/2016/5/10/chartex" xmlns:cx5="http://schemas.microsoft.com/office/drawing/2016/5/11/chartex" xmlns:cx6="http://schemas.microsoft.com/office/drawing/2016/5/12/chartex" xmlns:cx7="http://schemas.microsoft.com/office/drawing/2016/5/13/chartex" xmlns:cx8="http://schemas.microsoft.com/office/drawing/2016/5/14/chartex" xmlns:mc="http://schemas.openxmlformats.org/markup-compatibility/2006" xmlns:aink="http://schemas.microsoft.com/office/drawing/2016/ink" xmlns:am3d="http://schemas.microsoft.com/office/drawing/2017/model3d" xmlns:o="urn:schemas-microsoft-com:office:office" xmlns:r="http://schemas.openxmlformats.org/officeDocument/2006/relationships" xmlns:m="http://schemas.openxmlformats.org/officeDocument/2006/math" xmlns:v="urn:schemas-microsoft-com:vml" xmlns:wp14="http://schemas.microsoft.com/office/word/2010/wordprocessingDrawing" xmlns:wp="http://schemas.openxmlformats.org/drawingml/2006/wordprocessingDrawing" xmlns:w10="urn:schemas-microsoft-com:office:word" xmlns:w="http://schemas.openxmlformats.org/wordprocessingml/2006/main" xmlns:w14="http://schemas.microsoft.com/office/word/2010/wordml" xmlns:w15="http://schemas.microsoft.com/office/word/2012/wordml" xmlns:w16cex="http://schemas.microsoft.com/office/word/2018/wordml/cex" xmlns:w16cid="http://schemas.microsoft.com/office/word/2016/wordml/cid" xmlns:w16="http://schemas.microsoft.com/office/word/2018/wordml" xmlns:w16se="http://schemas.microsoft.com/office/word/2015/wordml/symex" xmlns:wpg="http://schemas.microsoft.com/office/word/2010/wordprocessingGroup" xmlns:wpi="http://schemas.microsoft.com/office/word/2010/wordprocessingInk" xmlns:wne="http://schemas.microsoft.com/office/word/2006/wordml" xmlns:wps="http://schemas.microsoft.com/office/word/2010/wordprocessingShape" mc:Ignorable="w14 w15 w16se w16cid w16 w16cex wp14">
   <w:abstractNum w:abstractNumId="0" w15:restartNumberingAfterBreak="0">
     <w:nsid w:val="116508B4"/>
     <w:multiLevelType w:val="multilevel"/>
@@ -10371,20 +10312,20 @@
       </w:rPr>
     </w:lvl>
   </w:abstractNum>
-  <w:num w:numId="1" w16cid:durableId="1899658319">
+  <w:num w:numId="1">
     <w:abstractNumId w:val="0"/>
   </w:num>
-  <w:num w:numId="2" w16cid:durableId="1772701907">
+  <w:num w:numId="2">
     <w:abstractNumId w:val="2"/>
   </w:num>
-  <w:num w:numId="3" w16cid:durableId="953287370">
+  <w:num w:numId="3">
     <w:abstractNumId w:val="1"/>
   </w:num>
 </w:numbering>
 </file>
 
 <file path=word/styles.xml><?xml version="1.0" encoding="utf-8"?>
-<w:styles xmlns:mc="http://schemas.openxmlformats.org/markup-compatibility/2006" xmlns:r="http://schemas.openxmlformats.org/officeDocument/2006/relationships" xmlns:w="http://schemas.openxmlformats.org/wordprocessingml/2006/main" xmlns:w14="http://schemas.microsoft.com/office/word/2010/wordml" xmlns:w15="http://schemas.microsoft.com/office/word/2012/wordml" xmlns:w16cex="http://schemas.microsoft.com/office/word/2018/wordml/cex" xmlns:w16cid="http://schemas.microsoft.com/office/word/2016/wordml/cid" xmlns:w16="http://schemas.microsoft.com/office/word/2018/wordml" xmlns:w16du="http://schemas.microsoft.com/office/word/2023/wordml/word16du" xmlns:w16sdtdh="http://schemas.microsoft.com/office/word/2020/wordml/sdtdatahash" xmlns:w16sdtfl="http://schemas.microsoft.com/office/word/2024/wordml/sdtformatlock" xmlns:w16se="http://schemas.microsoft.com/office/word/2015/wordml/symex" mc:Ignorable="w14 w15 w16se w16cid w16 w16cex w16sdtdh w16sdtfl w16du">
+<w:styles xmlns:mc="http://schemas.openxmlformats.org/markup-compatibility/2006" xmlns:r="http://schemas.openxmlformats.org/officeDocument/2006/relationships" xmlns:w="http://schemas.openxmlformats.org/wordprocessingml/2006/main" xmlns:w14="http://schemas.microsoft.com/office/word/2010/wordml" xmlns:w15="http://schemas.microsoft.com/office/word/2012/wordml" xmlns:w16cex="http://schemas.microsoft.com/office/word/2018/wordml/cex" xmlns:w16cid="http://schemas.microsoft.com/office/word/2016/wordml/cid" xmlns:w16="http://schemas.microsoft.com/office/word/2018/wordml" xmlns:w16se="http://schemas.microsoft.com/office/word/2015/wordml/symex" mc:Ignorable="w14 w15 w16se w16cid w16 w16cex">
   <w:docDefaults>
     <w:rPrDefault>
       <w:rPr>
@@ -10857,6 +10798,7 @@
   <w:style w:type="character" w:default="1" w:styleId="a0">
     <w:name w:val="Default Paragraph Font"/>
     <w:uiPriority w:val="1"/>
+    <w:semiHidden/>
     <w:unhideWhenUsed/>
   </w:style>
   <w:style w:type="table" w:default="1" w:styleId="a1">

--- a/論文/第二篇的中文稿.docx
+++ b/論文/第二篇的中文稿.docx
@@ -1,6 +1,6 @@
 
 <file path=word/document.xml><?xml version="1.0" encoding="utf-8"?>
-<w:document xmlns:wpc="http://schemas.microsoft.com/office/word/2010/wordprocessingCanvas" xmlns:cx="http://schemas.microsoft.com/office/drawing/2014/chartex" xmlns:cx1="http://schemas.microsoft.com/office/drawing/2015/9/8/chartex" xmlns:cx2="http://schemas.microsoft.com/office/drawing/2015/10/21/chartex" xmlns:cx3="http://schemas.microsoft.com/office/drawing/2016/5/9/chartex" xmlns:cx4="http://schemas.microsoft.com/office/drawing/2016/5/10/chartex" xmlns:cx5="http://schemas.microsoft.com/office/drawing/2016/5/11/chartex" xmlns:cx6="http://schemas.microsoft.com/office/drawing/2016/5/12/chartex" xmlns:cx7="http://schemas.microsoft.com/office/drawing/2016/5/13/chartex" xmlns:cx8="http://schemas.microsoft.com/office/drawing/2016/5/14/chartex" xmlns:mc="http://schemas.openxmlformats.org/markup-compatibility/2006" xmlns:aink="http://schemas.microsoft.com/office/drawing/2016/ink" xmlns:am3d="http://schemas.microsoft.com/office/drawing/2017/model3d" xmlns:o="urn:schemas-microsoft-com:office:office" xmlns:r="http://schemas.openxmlformats.org/officeDocument/2006/relationships" xmlns:m="http://schemas.openxmlformats.org/officeDocument/2006/math" xmlns:v="urn:schemas-microsoft-com:vml" xmlns:wp14="http://schemas.microsoft.com/office/word/2010/wordprocessingDrawing" xmlns:wp="http://schemas.openxmlformats.org/drawingml/2006/wordprocessingDrawing" xmlns:w10="urn:schemas-microsoft-com:office:word" xmlns:w="http://schemas.openxmlformats.org/wordprocessingml/2006/main" xmlns:w14="http://schemas.microsoft.com/office/word/2010/wordml" xmlns:w15="http://schemas.microsoft.com/office/word/2012/wordml" xmlns:w16cex="http://schemas.microsoft.com/office/word/2018/wordml/cex" xmlns:w16cid="http://schemas.microsoft.com/office/word/2016/wordml/cid" xmlns:w16="http://schemas.microsoft.com/office/word/2018/wordml" xmlns:w16se="http://schemas.microsoft.com/office/word/2015/wordml/symex" xmlns:wpg="http://schemas.microsoft.com/office/word/2010/wordprocessingGroup" xmlns:wpi="http://schemas.microsoft.com/office/word/2010/wordprocessingInk" xmlns:wne="http://schemas.microsoft.com/office/word/2006/wordml" xmlns:wps="http://schemas.microsoft.com/office/word/2010/wordprocessingShape" mc:Ignorable="w14 w15 w16se w16cid w16 w16cex wp14">
+<w:document xmlns:wpc="http://schemas.microsoft.com/office/word/2010/wordprocessingCanvas" xmlns:cx="http://schemas.microsoft.com/office/drawing/2014/chartex" xmlns:cx1="http://schemas.microsoft.com/office/drawing/2015/9/8/chartex" xmlns:cx2="http://schemas.microsoft.com/office/drawing/2015/10/21/chartex" xmlns:cx3="http://schemas.microsoft.com/office/drawing/2016/5/9/chartex" xmlns:cx4="http://schemas.microsoft.com/office/drawing/2016/5/10/chartex" xmlns:cx5="http://schemas.microsoft.com/office/drawing/2016/5/11/chartex" xmlns:cx6="http://schemas.microsoft.com/office/drawing/2016/5/12/chartex" xmlns:cx7="http://schemas.microsoft.com/office/drawing/2016/5/13/chartex" xmlns:cx8="http://schemas.microsoft.com/office/drawing/2016/5/14/chartex" xmlns:mc="http://schemas.openxmlformats.org/markup-compatibility/2006" xmlns:aink="http://schemas.microsoft.com/office/drawing/2016/ink" xmlns:am3d="http://schemas.microsoft.com/office/drawing/2017/model3d" xmlns:o="urn:schemas-microsoft-com:office:office" xmlns:r="http://schemas.openxmlformats.org/officeDocument/2006/relationships" xmlns:m="http://schemas.openxmlformats.org/officeDocument/2006/math" xmlns:v="urn:schemas-microsoft-com:vml" xmlns:wp14="http://schemas.microsoft.com/office/word/2010/wordprocessingDrawing" xmlns:wp="http://schemas.openxmlformats.org/drawingml/2006/wordprocessingDrawing" xmlns:w10="urn:schemas-microsoft-com:office:word" xmlns:w="http://schemas.openxmlformats.org/wordprocessingml/2006/main" xmlns:w14="http://schemas.microsoft.com/office/word/2010/wordml" xmlns:w15="http://schemas.microsoft.com/office/word/2012/wordml" xmlns:w16cid="http://schemas.microsoft.com/office/word/2016/wordml/cid" xmlns:w16se="http://schemas.microsoft.com/office/word/2015/wordml/symex" xmlns:wpg="http://schemas.microsoft.com/office/word/2010/wordprocessingGroup" xmlns:wpi="http://schemas.microsoft.com/office/word/2010/wordprocessingInk" xmlns:wne="http://schemas.microsoft.com/office/word/2006/wordml" xmlns:wps="http://schemas.microsoft.com/office/word/2010/wordprocessingShape" mc:Ignorable="w14 w15 w16se w16cid wp14">
   <w:body>
     <w:p>
       <w:pPr>
@@ -169,30 +169,37 @@
       <w:r>
         <w:rPr>
           <w:rStyle w:val="a7"/>
-          <w:rFonts w:ascii="Times New Roman" w:eastAsia="標楷體" w:hAnsi="Times New Roman" w:cs="Times New Roman"/>
-        </w:rPr>
-        <w:t>根尖</w:t>
-      </w:r>
+          <w:rFonts w:ascii="Times New Roman" w:eastAsia="標楷體" w:hAnsi="Times New Roman" w:cs="Times New Roman" w:hint="eastAsia"/>
+        </w:rPr>
+        <w:t>根尖定位與牙根長度預測：</w:t>
+      </w:r>
+      <w:proofErr w:type="gramStart"/>
       <w:r>
         <w:rPr>
           <w:rStyle w:val="a7"/>
-          <w:rFonts w:ascii="Times New Roman" w:eastAsia="標楷體" w:hAnsi="Times New Roman" w:cs="Times New Roman"/>
-        </w:rPr>
-        <w:t>X</w:t>
-      </w:r>
+          <w:rFonts w:ascii="Times New Roman" w:eastAsia="標楷體" w:hAnsi="Times New Roman" w:cs="Times New Roman" w:hint="eastAsia"/>
+        </w:rPr>
+        <w:t>應用於根管</w:t>
+      </w:r>
+      <w:proofErr w:type="gramEnd"/>
       <w:r>
         <w:rPr>
           <w:rStyle w:val="a7"/>
-          <w:rFonts w:ascii="Times New Roman" w:eastAsia="標楷體" w:hAnsi="Times New Roman" w:cs="Times New Roman"/>
-        </w:rPr>
-        <w:t>光影像之根尖定位與牙根長度估計：應用於根管治療術前評估</w:t>
+          <w:rFonts w:ascii="Times New Roman" w:eastAsia="標楷體" w:hAnsi="Times New Roman" w:cs="Times New Roman" w:hint="eastAsia"/>
+        </w:rPr>
+        <w:t>治療術前評估</w:t>
       </w:r>
       <w:r>
         <w:rPr>
           <w:rFonts w:ascii="Times New Roman" w:eastAsia="標楷體" w:hAnsi="Times New Roman" w:cs="Times New Roman"/>
         </w:rPr>
         <w:br/>
-        <w:t>Root Apex Localization and Root Length Estimation from Periapical Radiographs for Pre-Endodontic Assessment</w:t>
+      </w:r>
+      <w:r>
+        <w:rPr>
+          <w:rFonts w:ascii="Times New Roman" w:eastAsia="標楷體" w:hAnsi="Times New Roman" w:cs="Times New Roman"/>
+        </w:rPr>
+        <w:t>Root Apex Localization and Root Length Prediction: Application to Preoperative Assessment of Root Canal Treatment</w:t>
       </w:r>
     </w:p>
     <w:p>
@@ -236,8 +243,30 @@
         <w:rPr>
           <w:rFonts w:ascii="Times New Roman" w:eastAsia="標楷體" w:hAnsi="Times New Roman" w:cs="Times New Roman"/>
         </w:rPr>
-        <w:t>背景與目的：根管治療之工作長度判定攸關治療成效，術前根尖</w:t>
-      </w:r>
+        <w:t>背景與目的：根管治療之工作長度判定</w:t>
+      </w:r>
+      <w:proofErr w:type="gramStart"/>
+      <w:r>
+        <w:rPr>
+          <w:rFonts w:ascii="Times New Roman" w:eastAsia="標楷體" w:hAnsi="Times New Roman" w:cs="Times New Roman"/>
+        </w:rPr>
+        <w:t>攸</w:t>
+      </w:r>
+      <w:proofErr w:type="gramEnd"/>
+      <w:r>
+        <w:rPr>
+          <w:rFonts w:ascii="Times New Roman" w:eastAsia="標楷體" w:hAnsi="Times New Roman" w:cs="Times New Roman"/>
+        </w:rPr>
+        <w:t>關治療成效，</w:t>
+      </w:r>
+      <w:proofErr w:type="gramStart"/>
+      <w:r>
+        <w:rPr>
+          <w:rFonts w:ascii="Times New Roman" w:eastAsia="標楷體" w:hAnsi="Times New Roman" w:cs="Times New Roman"/>
+        </w:rPr>
+        <w:t>術前根尖</w:t>
+      </w:r>
+      <w:proofErr w:type="gramEnd"/>
       <w:r>
         <w:rPr>
           <w:rFonts w:ascii="Times New Roman" w:eastAsia="標楷體" w:hAnsi="Times New Roman" w:cs="Times New Roman"/>
@@ -250,17 +279,33 @@
         </w:rPr>
         <w:t>光片雖為常規影像，卻常缺乏像素</w:t>
       </w:r>
+      <w:proofErr w:type="gramStart"/>
       <w:r>
         <w:rPr>
           <w:rFonts w:ascii="Times New Roman" w:eastAsia="標楷體" w:hAnsi="Times New Roman" w:cs="Times New Roman"/>
         </w:rPr>
         <w:t>–</w:t>
       </w:r>
-      <w:r>
-        <w:rPr>
-          <w:rFonts w:ascii="Times New Roman" w:eastAsia="標楷體" w:hAnsi="Times New Roman" w:cs="Times New Roman"/>
-        </w:rPr>
-        <w:t>毫米刻度且各影像尺度不一，難以直接量測牙根長度。本研究提出一套免實體校正之自動化流程，由術前根尖</w:t>
+      <w:proofErr w:type="gramEnd"/>
+      <w:r>
+        <w:rPr>
+          <w:rFonts w:ascii="Times New Roman" w:eastAsia="標楷體" w:hAnsi="Times New Roman" w:cs="Times New Roman"/>
+        </w:rPr>
+        <w:t>毫米刻度且各影像尺度不一，難以直接量測牙根長度。本研究提出一套免實體校正之自動化流程，</w:t>
+      </w:r>
+      <w:proofErr w:type="gramStart"/>
+      <w:r>
+        <w:rPr>
+          <w:rFonts w:ascii="Times New Roman" w:eastAsia="標楷體" w:hAnsi="Times New Roman" w:cs="Times New Roman"/>
+        </w:rPr>
+        <w:t>由術前根</w:t>
+      </w:r>
+      <w:proofErr w:type="gramEnd"/>
+      <w:r>
+        <w:rPr>
+          <w:rFonts w:ascii="Times New Roman" w:eastAsia="標楷體" w:hAnsi="Times New Roman" w:cs="Times New Roman"/>
+        </w:rPr>
+        <w:t>尖</w:t>
       </w:r>
       <w:r>
         <w:rPr>
@@ -294,11 +339,19 @@
         </w:rPr>
         <w:t xml:space="preserve"> 67 </w:t>
       </w:r>
-      <w:r>
-        <w:rPr>
-          <w:rFonts w:ascii="Times New Roman" w:eastAsia="標楷體" w:hAnsi="Times New Roman" w:cs="Times New Roman"/>
-        </w:rPr>
-        <w:t>顆前牙術前根尖</w:t>
+      <w:proofErr w:type="gramStart"/>
+      <w:r>
+        <w:rPr>
+          <w:rFonts w:ascii="Times New Roman" w:eastAsia="標楷體" w:hAnsi="Times New Roman" w:cs="Times New Roman"/>
+        </w:rPr>
+        <w:t>顆前牙術前根</w:t>
+      </w:r>
+      <w:proofErr w:type="gramEnd"/>
+      <w:r>
+        <w:rPr>
+          <w:rFonts w:ascii="Times New Roman" w:eastAsia="標楷體" w:hAnsi="Times New Roman" w:cs="Times New Roman"/>
+        </w:rPr>
+        <w:t>尖</w:t>
       </w:r>
       <w:r>
         <w:rPr>
@@ -334,7 +387,49 @@
         <w:rPr>
           <w:rFonts w:ascii="Times New Roman" w:eastAsia="標楷體" w:hAnsi="Times New Roman" w:cs="Times New Roman"/>
         </w:rPr>
-        <w:t>實例分割模型取得牙齒遮罩，沿主成分分析所得之長軸量測像素長度，再以影像長邊正規化消弭匯出尺度差異；最後以結合年齡之類神經網路將正規化長度轉換為</w:t>
+        <w:t>實例分割模型取得牙齒遮罩，</w:t>
+      </w:r>
+      <w:proofErr w:type="gramStart"/>
+      <w:r>
+        <w:rPr>
+          <w:rFonts w:ascii="Times New Roman" w:eastAsia="標楷體" w:hAnsi="Times New Roman" w:cs="Times New Roman"/>
+        </w:rPr>
+        <w:t>沿主成分</w:t>
+      </w:r>
+      <w:proofErr w:type="gramEnd"/>
+      <w:r>
+        <w:rPr>
+          <w:rFonts w:ascii="Times New Roman" w:eastAsia="標楷體" w:hAnsi="Times New Roman" w:cs="Times New Roman"/>
+        </w:rPr>
+        <w:t>分析所得之</w:t>
+      </w:r>
+      <w:proofErr w:type="gramStart"/>
+      <w:r>
+        <w:rPr>
+          <w:rFonts w:ascii="Times New Roman" w:eastAsia="標楷體" w:hAnsi="Times New Roman" w:cs="Times New Roman"/>
+        </w:rPr>
+        <w:t>長軸</w:t>
+      </w:r>
+      <w:proofErr w:type="gramEnd"/>
+      <w:r>
+        <w:rPr>
+          <w:rFonts w:ascii="Times New Roman" w:eastAsia="標楷體" w:hAnsi="Times New Roman" w:cs="Times New Roman"/>
+        </w:rPr>
+        <w:t>量測像素長度，再以</w:t>
+      </w:r>
+      <w:proofErr w:type="gramStart"/>
+      <w:r>
+        <w:rPr>
+          <w:rFonts w:ascii="Times New Roman" w:eastAsia="標楷體" w:hAnsi="Times New Roman" w:cs="Times New Roman"/>
+        </w:rPr>
+        <w:t>影像長邊正</w:t>
+      </w:r>
+      <w:proofErr w:type="gramEnd"/>
+      <w:r>
+        <w:rPr>
+          <w:rFonts w:ascii="Times New Roman" w:eastAsia="標楷體" w:hAnsi="Times New Roman" w:cs="Times New Roman"/>
+        </w:rPr>
+        <w:t>規化消弭匯出尺度差異；最後以結合年齡之類神經網路將正規化長度轉換為</w:t>
       </w:r>
       <w:r>
         <w:rPr>
@@ -346,7 +441,21 @@
         <w:rPr>
           <w:rFonts w:ascii="Times New Roman" w:eastAsia="標楷體" w:hAnsi="Times New Roman" w:cs="Times New Roman"/>
         </w:rPr>
-        <w:t>，並基於寧短勿長之臨床考量扣除</w:t>
+        <w:t>，並</w:t>
+      </w:r>
+      <w:proofErr w:type="gramStart"/>
+      <w:r>
+        <w:rPr>
+          <w:rFonts w:ascii="Times New Roman" w:eastAsia="標楷體" w:hAnsi="Times New Roman" w:cs="Times New Roman"/>
+        </w:rPr>
+        <w:t>基於寧短勿長</w:t>
+      </w:r>
+      <w:proofErr w:type="gramEnd"/>
+      <w:r>
+        <w:rPr>
+          <w:rFonts w:ascii="Times New Roman" w:eastAsia="標楷體" w:hAnsi="Times New Roman" w:cs="Times New Roman"/>
+        </w:rPr>
+        <w:t>之臨床考量扣除</w:t>
       </w:r>
       <w:r>
         <w:rPr>
@@ -566,7 +675,21 @@
         <w:rPr>
           <w:rFonts w:ascii="Times New Roman" w:eastAsia="標楷體" w:hAnsi="Times New Roman" w:cs="Times New Roman"/>
         </w:rPr>
-        <w:t>結論：在無任何實體校正物之條件下，本流程可由術前根尖</w:t>
+        <w:t>結論：在無任何實體校正物之條件下，本流程可</w:t>
+      </w:r>
+      <w:proofErr w:type="gramStart"/>
+      <w:r>
+        <w:rPr>
+          <w:rFonts w:ascii="Times New Roman" w:eastAsia="標楷體" w:hAnsi="Times New Roman" w:cs="Times New Roman"/>
+        </w:rPr>
+        <w:t>由術前根</w:t>
+      </w:r>
+      <w:proofErr w:type="gramEnd"/>
+      <w:r>
+        <w:rPr>
+          <w:rFonts w:ascii="Times New Roman" w:eastAsia="標楷體" w:hAnsi="Times New Roman" w:cs="Times New Roman"/>
+        </w:rPr>
+        <w:t>尖</w:t>
       </w:r>
       <w:r>
         <w:rPr>
@@ -590,7 +713,21 @@
         <w:rPr>
           <w:rFonts w:ascii="Times New Roman" w:eastAsia="標楷體" w:hAnsi="Times New Roman" w:cs="Times New Roman"/>
         </w:rPr>
-        <w:t>之誤差水準，並以偏短之系統性偏差兼顧臨床安全，具作為根管治療術前評估輔助工具之潛力。</w:t>
+        <w:t>之誤差水準，並</w:t>
+      </w:r>
+      <w:proofErr w:type="gramStart"/>
+      <w:r>
+        <w:rPr>
+          <w:rFonts w:ascii="Times New Roman" w:eastAsia="標楷體" w:hAnsi="Times New Roman" w:cs="Times New Roman"/>
+        </w:rPr>
+        <w:t>以偏短</w:t>
+      </w:r>
+      <w:proofErr w:type="gramEnd"/>
+      <w:r>
+        <w:rPr>
+          <w:rFonts w:ascii="Times New Roman" w:eastAsia="標楷體" w:hAnsi="Times New Roman" w:cs="Times New Roman"/>
+        </w:rPr>
+        <w:t>之系統性偏差兼顧臨床安全，具作為根管治療術前評估輔助工具之潛力。</w:t>
       </w:r>
     </w:p>
     <w:p>
@@ -647,7 +784,21 @@
         <w:rPr>
           <w:rFonts w:ascii="Times New Roman" w:eastAsia="標楷體" w:hAnsi="Times New Roman" w:cs="Times New Roman"/>
         </w:rPr>
-        <w:t>）之正確判定是治療成敗之關鍵：充填材料擠出根尖孔會顯著增加日後牙齒喪失之風險【</w:t>
+        <w:t>）之正確判定是治療成敗之關鍵：充填材料擠出根</w:t>
+      </w:r>
+      <w:proofErr w:type="gramStart"/>
+      <w:r>
+        <w:rPr>
+          <w:rFonts w:ascii="Times New Roman" w:eastAsia="標楷體" w:hAnsi="Times New Roman" w:cs="Times New Roman"/>
+        </w:rPr>
+        <w:t>尖孔會</w:t>
+      </w:r>
+      <w:proofErr w:type="gramEnd"/>
+      <w:r>
+        <w:rPr>
+          <w:rFonts w:ascii="Times New Roman" w:eastAsia="標楷體" w:hAnsi="Times New Roman" w:cs="Times New Roman"/>
+        </w:rPr>
+        <w:t>顯著增加日後牙齒喪失之風險【</w:t>
       </w:r>
       <w:r>
         <w:rPr>
@@ -691,7 +842,21 @@
         <w:rPr>
           <w:rFonts w:ascii="Times New Roman" w:eastAsia="標楷體" w:hAnsi="Times New Roman" w:cs="Times New Roman"/>
         </w:rPr>
-        <w:t>）輔以術中根尖</w:t>
+        <w:t>）輔</w:t>
+      </w:r>
+      <w:proofErr w:type="gramStart"/>
+      <w:r>
+        <w:rPr>
+          <w:rFonts w:ascii="Times New Roman" w:eastAsia="標楷體" w:hAnsi="Times New Roman" w:cs="Times New Roman"/>
+        </w:rPr>
+        <w:t>以術中根</w:t>
+      </w:r>
+      <w:proofErr w:type="gramEnd"/>
+      <w:r>
+        <w:rPr>
+          <w:rFonts w:ascii="Times New Roman" w:eastAsia="標楷體" w:hAnsi="Times New Roman" w:cs="Times New Roman"/>
+        </w:rPr>
+        <w:t>尖</w:t>
       </w:r>
       <w:r>
         <w:rPr>
@@ -725,12 +890,14 @@
           <w:rFonts w:ascii="Times New Roman" w:eastAsia="標楷體" w:hAnsi="Times New Roman" w:cs="Times New Roman"/>
         </w:rPr>
       </w:pPr>
+      <w:proofErr w:type="gramStart"/>
       <w:r>
         <w:rPr>
           <w:rFonts w:ascii="Times New Roman" w:eastAsia="標楷體" w:hAnsi="Times New Roman" w:cs="Times New Roman"/>
         </w:rPr>
         <w:t>術前根尖</w:t>
       </w:r>
+      <w:proofErr w:type="gramEnd"/>
       <w:r>
         <w:rPr>
           <w:rFonts w:ascii="Times New Roman" w:eastAsia="標楷體" w:hAnsi="Times New Roman" w:cs="Times New Roman"/>
@@ -741,8 +908,44 @@
         <w:rPr>
           <w:rFonts w:ascii="Times New Roman" w:eastAsia="標楷體" w:hAnsi="Times New Roman" w:cs="Times New Roman"/>
         </w:rPr>
-        <w:t>光片為根管治療前之常規檢查。若能於術前即由影像估得牙根長度，可協助醫師預估工作長度範圍、預先選擇器械長度並及早辨識解剖變異。然而，於根尖</w:t>
-      </w:r>
+        <w:t>光</w:t>
+      </w:r>
+      <w:proofErr w:type="gramStart"/>
+      <w:r>
+        <w:rPr>
+          <w:rFonts w:ascii="Times New Roman" w:eastAsia="標楷體" w:hAnsi="Times New Roman" w:cs="Times New Roman"/>
+        </w:rPr>
+        <w:t>片為根</w:t>
+      </w:r>
+      <w:proofErr w:type="gramEnd"/>
+      <w:r>
+        <w:rPr>
+          <w:rFonts w:ascii="Times New Roman" w:eastAsia="標楷體" w:hAnsi="Times New Roman" w:cs="Times New Roman"/>
+        </w:rPr>
+        <w:t>管治療前之常規檢查。若</w:t>
+      </w:r>
+      <w:proofErr w:type="gramStart"/>
+      <w:r>
+        <w:rPr>
+          <w:rFonts w:ascii="Times New Roman" w:eastAsia="標楷體" w:hAnsi="Times New Roman" w:cs="Times New Roman"/>
+        </w:rPr>
+        <w:t>能於術前</w:t>
+      </w:r>
+      <w:proofErr w:type="gramEnd"/>
+      <w:r>
+        <w:rPr>
+          <w:rFonts w:ascii="Times New Roman" w:eastAsia="標楷體" w:hAnsi="Times New Roman" w:cs="Times New Roman"/>
+        </w:rPr>
+        <w:t>即由影像估得牙根長度，可協助醫師預估工作長度範圍、預先選擇器械長度並及早辨識解剖變異。然而，</w:t>
+      </w:r>
+      <w:proofErr w:type="gramStart"/>
+      <w:r>
+        <w:rPr>
+          <w:rFonts w:ascii="Times New Roman" w:eastAsia="標楷體" w:hAnsi="Times New Roman" w:cs="Times New Roman"/>
+        </w:rPr>
+        <w:t>於根尖</w:t>
+      </w:r>
+      <w:proofErr w:type="gramEnd"/>
       <w:r>
         <w:rPr>
           <w:rFonts w:ascii="Times New Roman" w:eastAsia="標楷體" w:hAnsi="Times New Roman" w:cs="Times New Roman"/>
@@ -753,7 +956,21 @@
         <w:rPr>
           <w:rFonts w:ascii="Times New Roman" w:eastAsia="標楷體" w:hAnsi="Times New Roman" w:cs="Times New Roman"/>
         </w:rPr>
-        <w:t>光片上量測長度存在兩項根本困難：其一，臨床匯出之影像常不附帶像素</w:t>
+        <w:t>光片上量測長度存在兩項根本困難：</w:t>
+      </w:r>
+      <w:proofErr w:type="gramStart"/>
+      <w:r>
+        <w:rPr>
+          <w:rFonts w:ascii="Times New Roman" w:eastAsia="標楷體" w:hAnsi="Times New Roman" w:cs="Times New Roman"/>
+        </w:rPr>
+        <w:t>其一，</w:t>
+      </w:r>
+      <w:proofErr w:type="gramEnd"/>
+      <w:r>
+        <w:rPr>
+          <w:rFonts w:ascii="Times New Roman" w:eastAsia="標楷體" w:hAnsi="Times New Roman" w:cs="Times New Roman"/>
+        </w:rPr>
+        <w:t>臨床匯出之影像常不附帶像素</w:t>
       </w:r>
       <w:r>
         <w:rPr>
@@ -765,7 +982,21 @@
         <w:rPr>
           <w:rFonts w:ascii="Times New Roman" w:eastAsia="標楷體" w:hAnsi="Times New Roman" w:cs="Times New Roman"/>
         </w:rPr>
-        <w:t>毫米刻度，且不同匯出設定使各影像之像素尺度差異甚大；其二，根尖</w:t>
+        <w:t>毫米刻度，且不同匯出設定使各影像之像素尺度差異甚大；</w:t>
+      </w:r>
+      <w:proofErr w:type="gramStart"/>
+      <w:r>
+        <w:rPr>
+          <w:rFonts w:ascii="Times New Roman" w:eastAsia="標楷體" w:hAnsi="Times New Roman" w:cs="Times New Roman"/>
+        </w:rPr>
+        <w:t>其二，</w:t>
+      </w:r>
+      <w:proofErr w:type="gramEnd"/>
+      <w:r>
+        <w:rPr>
+          <w:rFonts w:ascii="Times New Roman" w:eastAsia="標楷體" w:hAnsi="Times New Roman" w:cs="Times New Roman"/>
+        </w:rPr>
+        <w:t>根尖</w:t>
       </w:r>
       <w:r>
         <w:rPr>
@@ -777,7 +1008,21 @@
         <w:rPr>
           <w:rFonts w:ascii="Times New Roman" w:eastAsia="標楷體" w:hAnsi="Times New Roman" w:cs="Times New Roman"/>
         </w:rPr>
-        <w:t>光為三維牙齒結構之二維投影，投照角度與牙齒傾斜造成之影像拉長或縮短，使影像長度與實際長度之比例逐張不一。</w:t>
+        <w:t>光為三維牙齒結構之二維投影，</w:t>
+      </w:r>
+      <w:proofErr w:type="gramStart"/>
+      <w:r>
+        <w:rPr>
+          <w:rFonts w:ascii="Times New Roman" w:eastAsia="標楷體" w:hAnsi="Times New Roman" w:cs="Times New Roman"/>
+        </w:rPr>
+        <w:t>投照角</w:t>
+      </w:r>
+      <w:proofErr w:type="gramEnd"/>
+      <w:r>
+        <w:rPr>
+          <w:rFonts w:ascii="Times New Roman" w:eastAsia="標楷體" w:hAnsi="Times New Roman" w:cs="Times New Roman"/>
+        </w:rPr>
+        <w:t>度與牙齒傾斜造成之影像拉長或縮短，使影像長度與實際長度之比例逐張不一。</w:t>
       </w:r>
     </w:p>
     <w:p>
@@ -803,7 +1048,21 @@
         <w:rPr>
           <w:rFonts w:ascii="Times New Roman" w:eastAsia="標楷體" w:hAnsi="Times New Roman" w:cs="Times New Roman"/>
         </w:rPr>
-        <w:t>節回顧。惟多數涉及長度量測之研究假設已知像素刻度，或仰賴實體校正物，於僅能取得去識別化匯出影像之回溯資料中難以適用。</w:t>
+        <w:t>節回顧。</w:t>
+      </w:r>
+      <w:proofErr w:type="gramStart"/>
+      <w:r>
+        <w:rPr>
+          <w:rFonts w:ascii="Times New Roman" w:eastAsia="標楷體" w:hAnsi="Times New Roman" w:cs="Times New Roman"/>
+        </w:rPr>
+        <w:t>惟</w:t>
+      </w:r>
+      <w:proofErr w:type="gramEnd"/>
+      <w:r>
+        <w:rPr>
+          <w:rFonts w:ascii="Times New Roman" w:eastAsia="標楷體" w:hAnsi="Times New Roman" w:cs="Times New Roman"/>
+        </w:rPr>
+        <w:t>多數涉及長度量測之研究假設已知像素刻度，或仰賴實體校正物，於僅能取得去識別化匯出影像之回溯資料中難以適用。</w:t>
       </w:r>
     </w:p>
     <w:p>
@@ -841,7 +1100,21 @@
         <w:rPr>
           <w:rFonts w:ascii="Times New Roman" w:eastAsia="標楷體" w:hAnsi="Times New Roman" w:cs="Times New Roman"/>
         </w:rPr>
-        <w:t>分割模型取得目標牙遮罩並沿主軸量測像素長度，再以影像長邊正規化消弭匯出尺度差異，最後以結合年齡之類神經網路將長度轉換為</w:t>
+        <w:t>分割模型取得目標牙遮罩並沿主軸量測像素長度，再以</w:t>
+      </w:r>
+      <w:proofErr w:type="gramStart"/>
+      <w:r>
+        <w:rPr>
+          <w:rFonts w:ascii="Times New Roman" w:eastAsia="標楷體" w:hAnsi="Times New Roman" w:cs="Times New Roman"/>
+        </w:rPr>
+        <w:t>影像長邊正規</w:t>
+      </w:r>
+      <w:proofErr w:type="gramEnd"/>
+      <w:r>
+        <w:rPr>
+          <w:rFonts w:ascii="Times New Roman" w:eastAsia="標楷體" w:hAnsi="Times New Roman" w:cs="Times New Roman"/>
+        </w:rPr>
+        <w:t>化消弭匯出尺度差異，最後以結合年齡之類神經網路將長度轉換為</w:t>
       </w:r>
       <w:r>
         <w:rPr>
@@ -853,7 +1126,21 @@
         <w:rPr>
           <w:rFonts w:ascii="Times New Roman" w:eastAsia="標楷體" w:hAnsi="Times New Roman" w:cs="Times New Roman"/>
         </w:rPr>
-        <w:t>，並扣除固定安全偏移以符合寧短勿長之臨床原則。本研究以</w:t>
+        <w:t>，並扣除固定安全偏移以符合</w:t>
+      </w:r>
+      <w:proofErr w:type="gramStart"/>
+      <w:r>
+        <w:rPr>
+          <w:rFonts w:ascii="Times New Roman" w:eastAsia="標楷體" w:hAnsi="Times New Roman" w:cs="Times New Roman"/>
+        </w:rPr>
+        <w:t>寧短勿</w:t>
+      </w:r>
+      <w:proofErr w:type="gramEnd"/>
+      <w:r>
+        <w:rPr>
+          <w:rFonts w:ascii="Times New Roman" w:eastAsia="標楷體" w:hAnsi="Times New Roman" w:cs="Times New Roman"/>
+        </w:rPr>
+        <w:t>長之臨床原則。本研究以</w:t>
       </w:r>
       <w:r>
         <w:rPr>
@@ -861,11 +1148,47 @@
         </w:rPr>
         <w:t xml:space="preserve"> 67 </w:t>
       </w:r>
-      <w:r>
-        <w:rPr>
-          <w:rFonts w:ascii="Times New Roman" w:eastAsia="標楷體" w:hAnsi="Times New Roman" w:cs="Times New Roman"/>
-        </w:rPr>
-        <w:t>顆已完成根管治療前牙之充填長度為參考標準，評估此流程之準確度與臨床安全性，並分析影像資訊相對於牙位先驗之貢獻。</w:t>
+      <w:proofErr w:type="gramStart"/>
+      <w:r>
+        <w:rPr>
+          <w:rFonts w:ascii="Times New Roman" w:eastAsia="標楷體" w:hAnsi="Times New Roman" w:cs="Times New Roman"/>
+        </w:rPr>
+        <w:t>顆已完成</w:t>
+      </w:r>
+      <w:proofErr w:type="gramEnd"/>
+      <w:r>
+        <w:rPr>
+          <w:rFonts w:ascii="Times New Roman" w:eastAsia="標楷體" w:hAnsi="Times New Roman" w:cs="Times New Roman"/>
+        </w:rPr>
+        <w:t>根管</w:t>
+      </w:r>
+      <w:proofErr w:type="gramStart"/>
+      <w:r>
+        <w:rPr>
+          <w:rFonts w:ascii="Times New Roman" w:eastAsia="標楷體" w:hAnsi="Times New Roman" w:cs="Times New Roman"/>
+        </w:rPr>
+        <w:t>治療前牙</w:t>
+      </w:r>
+      <w:proofErr w:type="gramEnd"/>
+      <w:r>
+        <w:rPr>
+          <w:rFonts w:ascii="Times New Roman" w:eastAsia="標楷體" w:hAnsi="Times New Roman" w:cs="Times New Roman"/>
+        </w:rPr>
+        <w:t>之充填長度為參考標準，評估此流程之準確度與臨床安全性，並分析影像資訊</w:t>
+      </w:r>
+      <w:proofErr w:type="gramStart"/>
+      <w:r>
+        <w:rPr>
+          <w:rFonts w:ascii="Times New Roman" w:eastAsia="標楷體" w:hAnsi="Times New Roman" w:cs="Times New Roman"/>
+        </w:rPr>
+        <w:t>相對於牙</w:t>
+      </w:r>
+      <w:proofErr w:type="gramEnd"/>
+      <w:r>
+        <w:rPr>
+          <w:rFonts w:ascii="Times New Roman" w:eastAsia="標楷體" w:hAnsi="Times New Roman" w:cs="Times New Roman"/>
+        </w:rPr>
+        <w:t>位先驗之貢獻。</w:t>
       </w:r>
     </w:p>
     <w:p>
@@ -909,7 +1232,21 @@
         <w:rPr>
           <w:rFonts w:ascii="Times New Roman" w:eastAsia="標楷體" w:hAnsi="Times New Roman" w:cs="Times New Roman"/>
         </w:rPr>
-        <w:t>深度學習已廣泛應用於牙科放射影像之自動判讀，涵蓋牙齒偵測與編號、病灶偵測與分割等任務；回顧文獻指出，卷積神經網路於根尖</w:t>
+        <w:t>深度學習已廣泛應用於牙科放射影像之自動判讀，涵蓋牙齒偵測與編號、病灶偵測與分割等任務；回顧文獻指出，</w:t>
+      </w:r>
+      <w:proofErr w:type="gramStart"/>
+      <w:r>
+        <w:rPr>
+          <w:rFonts w:ascii="Times New Roman" w:eastAsia="標楷體" w:hAnsi="Times New Roman" w:cs="Times New Roman"/>
+        </w:rPr>
+        <w:t>卷積神經網路於根</w:t>
+      </w:r>
+      <w:proofErr w:type="gramEnd"/>
+      <w:r>
+        <w:rPr>
+          <w:rFonts w:ascii="Times New Roman" w:eastAsia="標楷體" w:hAnsi="Times New Roman" w:cs="Times New Roman"/>
+        </w:rPr>
+        <w:t>尖</w:t>
       </w:r>
       <w:r>
         <w:rPr>
@@ -1065,11 +1402,33 @@
         </w:rPr>
         <w:t xml:space="preserve"> YOLO </w:t>
       </w:r>
-      <w:r>
-        <w:rPr>
-          <w:rFonts w:ascii="Times New Roman" w:eastAsia="標楷體" w:hAnsi="Times New Roman" w:cs="Times New Roman"/>
-        </w:rPr>
-        <w:t>定位植體並結合影像處理，自動分級植體周圍骨喪失嚴重度【</w:t>
+      <w:proofErr w:type="gramStart"/>
+      <w:r>
+        <w:rPr>
+          <w:rFonts w:ascii="Times New Roman" w:eastAsia="標楷體" w:hAnsi="Times New Roman" w:cs="Times New Roman"/>
+        </w:rPr>
+        <w:t>定位植體並</w:t>
+      </w:r>
+      <w:proofErr w:type="gramEnd"/>
+      <w:r>
+        <w:rPr>
+          <w:rFonts w:ascii="Times New Roman" w:eastAsia="標楷體" w:hAnsi="Times New Roman" w:cs="Times New Roman"/>
+        </w:rPr>
+        <w:t>結合影像處理，自動分級</w:t>
+      </w:r>
+      <w:proofErr w:type="gramStart"/>
+      <w:r>
+        <w:rPr>
+          <w:rFonts w:ascii="Times New Roman" w:eastAsia="標楷體" w:hAnsi="Times New Roman" w:cs="Times New Roman"/>
+        </w:rPr>
+        <w:t>植體周圍</w:t>
+      </w:r>
+      <w:proofErr w:type="gramEnd"/>
+      <w:r>
+        <w:rPr>
+          <w:rFonts w:ascii="Times New Roman" w:eastAsia="標楷體" w:hAnsi="Times New Roman" w:cs="Times New Roman"/>
+        </w:rPr>
+        <w:t>骨喪失嚴重度【</w:t>
       </w:r>
       <w:r>
         <w:rPr>
@@ -1093,7 +1452,21 @@
         <w:rPr>
           <w:rFonts w:ascii="Times New Roman" w:eastAsia="標楷體" w:hAnsi="Times New Roman" w:cs="Times New Roman"/>
         </w:rPr>
-        <w:t>等以分割模型搭配幾何演算法評估缺牙區之植牙路徑，平均角度誤差僅</w:t>
+        <w:t>等以分割模型搭配幾何演算法評估</w:t>
+      </w:r>
+      <w:proofErr w:type="gramStart"/>
+      <w:r>
+        <w:rPr>
+          <w:rFonts w:ascii="Times New Roman" w:eastAsia="標楷體" w:hAnsi="Times New Roman" w:cs="Times New Roman"/>
+        </w:rPr>
+        <w:t>缺牙區</w:t>
+      </w:r>
+      <w:proofErr w:type="gramEnd"/>
+      <w:r>
+        <w:rPr>
+          <w:rFonts w:ascii="Times New Roman" w:eastAsia="標楷體" w:hAnsi="Times New Roman" w:cs="Times New Roman"/>
+        </w:rPr>
+        <w:t>之植牙路徑，平均角度誤差僅</w:t>
       </w:r>
       <w:r>
         <w:rPr>
@@ -1117,8 +1490,16 @@
         <w:rPr>
           <w:rFonts w:ascii="Times New Roman" w:eastAsia="標楷體" w:hAnsi="Times New Roman" w:cs="Times New Roman"/>
         </w:rPr>
-        <w:t>】。此類研究顯示，以單階段偵測／分割模型於根尖</w:t>
-      </w:r>
+        <w:t>】。此類研究顯示，以單階段偵測／分割</w:t>
+      </w:r>
+      <w:proofErr w:type="gramStart"/>
+      <w:r>
+        <w:rPr>
+          <w:rFonts w:ascii="Times New Roman" w:eastAsia="標楷體" w:hAnsi="Times New Roman" w:cs="Times New Roman"/>
+        </w:rPr>
+        <w:t>模型於根尖</w:t>
+      </w:r>
+      <w:proofErr w:type="gramEnd"/>
       <w:r>
         <w:rPr>
           <w:rFonts w:ascii="Times New Roman" w:eastAsia="標楷體" w:hAnsi="Times New Roman" w:cs="Times New Roman"/>
@@ -1176,7 +1557,49 @@
         <w:rPr>
           <w:rFonts w:ascii="Times New Roman" w:eastAsia="標楷體" w:hAnsi="Times New Roman" w:cs="Times New Roman"/>
         </w:rPr>
-        <w:t>光影像特徵判定銼針尖端相對根尖孔之位置，於乾顱骨與大體模型分別達</w:t>
+        <w:t>光影像特徵判定</w:t>
+      </w:r>
+      <w:proofErr w:type="gramStart"/>
+      <w:r>
+        <w:rPr>
+          <w:rFonts w:ascii="Times New Roman" w:eastAsia="標楷體" w:hAnsi="Times New Roman" w:cs="Times New Roman"/>
+        </w:rPr>
+        <w:t>銼</w:t>
+      </w:r>
+      <w:proofErr w:type="gramEnd"/>
+      <w:r>
+        <w:rPr>
+          <w:rFonts w:ascii="Times New Roman" w:eastAsia="標楷體" w:hAnsi="Times New Roman" w:cs="Times New Roman"/>
+        </w:rPr>
+        <w:t>針尖端相對</w:t>
+      </w:r>
+      <w:proofErr w:type="gramStart"/>
+      <w:r>
+        <w:rPr>
+          <w:rFonts w:ascii="Times New Roman" w:eastAsia="標楷體" w:hAnsi="Times New Roman" w:cs="Times New Roman"/>
+        </w:rPr>
+        <w:t>根尖孔</w:t>
+      </w:r>
+      <w:proofErr w:type="gramEnd"/>
+      <w:r>
+        <w:rPr>
+          <w:rFonts w:ascii="Times New Roman" w:eastAsia="標楷體" w:hAnsi="Times New Roman" w:cs="Times New Roman"/>
+        </w:rPr>
+        <w:t>之位置，</w:t>
+      </w:r>
+      <w:proofErr w:type="gramStart"/>
+      <w:r>
+        <w:rPr>
+          <w:rFonts w:ascii="Times New Roman" w:eastAsia="標楷體" w:hAnsi="Times New Roman" w:cs="Times New Roman"/>
+        </w:rPr>
+        <w:t>於乾顱</w:t>
+      </w:r>
+      <w:proofErr w:type="gramEnd"/>
+      <w:r>
+        <w:rPr>
+          <w:rFonts w:ascii="Times New Roman" w:eastAsia="標楷體" w:hAnsi="Times New Roman" w:cs="Times New Roman"/>
+        </w:rPr>
+        <w:t>骨與大體模型分別達</w:t>
       </w:r>
       <w:r>
         <w:rPr>
@@ -1304,17 +1727,61 @@
         </w:rPr>
         <w:t>然而，上述長度相關研究或以分類方式判定器械相對位置而非直接輸出毫米長度，或需仰賴已知之像素</w:t>
       </w:r>
+      <w:proofErr w:type="gramStart"/>
       <w:r>
         <w:rPr>
           <w:rFonts w:ascii="Times New Roman" w:eastAsia="標楷體" w:hAnsi="Times New Roman" w:cs="Times New Roman"/>
         </w:rPr>
         <w:t>–</w:t>
       </w:r>
-      <w:r>
-        <w:rPr>
-          <w:rFonts w:ascii="Times New Roman" w:eastAsia="標楷體" w:hAnsi="Times New Roman" w:cs="Times New Roman"/>
-        </w:rPr>
-        <w:t>毫米刻度與實體參考物。對臨床回溯收集、僅存去識別化匯出影像之資料而言，像素刻度往往缺漏且逐張不一，使毫米級之長度回歸無法直接進行。本研究據此提出免實體校正之作法：以影像長邊正規化消弭匯出尺度差異，再以類神經網路學習正規化像素長度與實際充填長度之對應，並以固定安全偏移落實寧短勿長之臨床原則。</w:t>
+      <w:proofErr w:type="gramEnd"/>
+      <w:r>
+        <w:rPr>
+          <w:rFonts w:ascii="Times New Roman" w:eastAsia="標楷體" w:hAnsi="Times New Roman" w:cs="Times New Roman"/>
+        </w:rPr>
+        <w:t>毫米刻度與實體參考物。對臨床回溯收集、僅存去識別化匯出影像之資料而言，像素刻度往往缺</w:t>
+      </w:r>
+      <w:proofErr w:type="gramStart"/>
+      <w:r>
+        <w:rPr>
+          <w:rFonts w:ascii="Times New Roman" w:eastAsia="標楷體" w:hAnsi="Times New Roman" w:cs="Times New Roman"/>
+        </w:rPr>
+        <w:t>漏且逐張</w:t>
+      </w:r>
+      <w:proofErr w:type="gramEnd"/>
+      <w:r>
+        <w:rPr>
+          <w:rFonts w:ascii="Times New Roman" w:eastAsia="標楷體" w:hAnsi="Times New Roman" w:cs="Times New Roman"/>
+        </w:rPr>
+        <w:t>不一，使毫米級之長度回歸無法直接進行。本研究據此提出免實體校正之作法：以</w:t>
+      </w:r>
+      <w:proofErr w:type="gramStart"/>
+      <w:r>
+        <w:rPr>
+          <w:rFonts w:ascii="Times New Roman" w:eastAsia="標楷體" w:hAnsi="Times New Roman" w:cs="Times New Roman"/>
+        </w:rPr>
+        <w:t>影像長邊正規</w:t>
+      </w:r>
+      <w:proofErr w:type="gramEnd"/>
+      <w:r>
+        <w:rPr>
+          <w:rFonts w:ascii="Times New Roman" w:eastAsia="標楷體" w:hAnsi="Times New Roman" w:cs="Times New Roman"/>
+        </w:rPr>
+        <w:t>化消弭匯出尺度差異，再以類神經網路學習正規化像素長度與實際充填長度之對應，並以固定安全偏移落實</w:t>
+      </w:r>
+      <w:proofErr w:type="gramStart"/>
+      <w:r>
+        <w:rPr>
+          <w:rFonts w:ascii="Times New Roman" w:eastAsia="標楷體" w:hAnsi="Times New Roman" w:cs="Times New Roman"/>
+        </w:rPr>
+        <w:t>寧短勿</w:t>
+      </w:r>
+      <w:proofErr w:type="gramEnd"/>
+      <w:r>
+        <w:rPr>
+          <w:rFonts w:ascii="Times New Roman" w:eastAsia="標楷體" w:hAnsi="Times New Roman" w:cs="Times New Roman"/>
+        </w:rPr>
+        <w:t>長之臨床原則。</w:t>
       </w:r>
     </w:p>
     <w:p>
@@ -1343,6 +1810,8 @@
         </w:rPr>
         <w:t>材料與方法</w:t>
       </w:r>
+      <w:bookmarkStart w:id="1" w:name="_GoBack"/>
+      <w:bookmarkEnd w:id="1"/>
     </w:p>
     <w:p>
       <w:pPr>
@@ -1475,7 +1944,27 @@
           <w:sz w:val="22"/>
           <w:szCs w:val="22"/>
         </w:rPr>
-        <w:t>前處理影像上標註牙齒輪廓並以</w:t>
+        <w:t>前處理影像上標</w:t>
+      </w:r>
+      <w:proofErr w:type="gramStart"/>
+      <w:r>
+        <w:rPr>
+          <w:rFonts w:ascii="Times New Roman" w:eastAsia="標楷體" w:hAnsi="Times New Roman" w:cs="Times New Roman"/>
+          <w:bCs/>
+          <w:sz w:val="22"/>
+          <w:szCs w:val="22"/>
+        </w:rPr>
+        <w:t>註</w:t>
+      </w:r>
+      <w:proofErr w:type="gramEnd"/>
+      <w:r>
+        <w:rPr>
+          <w:rFonts w:ascii="Times New Roman" w:eastAsia="標楷體" w:hAnsi="Times New Roman" w:cs="Times New Roman"/>
+          <w:bCs/>
+          <w:sz w:val="22"/>
+          <w:szCs w:val="22"/>
+        </w:rPr>
+        <w:t>牙齒輪廓並以</w:t>
       </w:r>
       <w:r>
         <w:rPr>
@@ -1670,8 +2159,18 @@
           <w:sz w:val="26"/>
           <w:szCs w:val="26"/>
         </w:rPr>
-        <w:t>光影像資料集收集與標註</w:t>
-      </w:r>
+        <w:t>光影像資料集收集與標</w:t>
+      </w:r>
+      <w:proofErr w:type="gramStart"/>
+      <w:r>
+        <w:rPr>
+          <w:rFonts w:ascii="Times New Roman" w:eastAsia="標楷體" w:hAnsi="Times New Roman" w:cs="Times New Roman"/>
+          <w:sz w:val="26"/>
+          <w:szCs w:val="26"/>
+        </w:rPr>
+        <w:t>註</w:t>
+      </w:r>
+      <w:proofErr w:type="gramEnd"/>
     </w:p>
     <w:p>
       <w:pPr>
@@ -1685,7 +2184,21 @@
         <w:rPr>
           <w:rFonts w:ascii="Times New Roman" w:eastAsia="標楷體" w:hAnsi="Times New Roman" w:cs="Times New Roman"/>
         </w:rPr>
-        <w:t>本研究收集林口長庚紀念醫院牙科已完成根管治療之病例，影像為根管治療前之根尖</w:t>
+        <w:t>本研究收集林口長庚紀念醫院牙科已完成根管治療之病例，</w:t>
+      </w:r>
+      <w:proofErr w:type="gramStart"/>
+      <w:r>
+        <w:rPr>
+          <w:rFonts w:ascii="Times New Roman" w:eastAsia="標楷體" w:hAnsi="Times New Roman" w:cs="Times New Roman"/>
+        </w:rPr>
+        <w:t>影像為根管</w:t>
+      </w:r>
+      <w:proofErr w:type="gramEnd"/>
+      <w:r>
+        <w:rPr>
+          <w:rFonts w:ascii="Times New Roman" w:eastAsia="標楷體" w:hAnsi="Times New Roman" w:cs="Times New Roman"/>
+        </w:rPr>
+        <w:t>治療前之根尖</w:t>
       </w:r>
       <w:r>
         <w:rPr>
@@ -1766,8 +2279,16 @@
         <w:rPr>
           <w:rFonts w:ascii="Times New Roman" w:eastAsia="標楷體" w:hAnsi="Times New Roman" w:cs="Times New Roman"/>
         </w:rPr>
-        <w:t>審查通過（</w:t>
-      </w:r>
+        <w:t>審查通過</w:t>
+      </w:r>
+      <w:proofErr w:type="gramStart"/>
+      <w:r>
+        <w:rPr>
+          <w:rFonts w:ascii="Times New Roman" w:eastAsia="標楷體" w:hAnsi="Times New Roman" w:cs="Times New Roman"/>
+        </w:rPr>
+        <w:t>（</w:t>
+      </w:r>
+      <w:proofErr w:type="gramEnd"/>
       <w:r>
         <w:rPr>
           <w:rFonts w:ascii="Times New Roman" w:eastAsia="標楷體" w:hAnsi="Times New Roman" w:cs="Times New Roman"/>
@@ -1803,7 +2324,21 @@
         <w:rPr>
           <w:rFonts w:ascii="Times New Roman" w:eastAsia="標楷體" w:hAnsi="Times New Roman" w:cs="Times New Roman"/>
         </w:rPr>
-        <w:t>每張影像以一顆目標牙為對象，共</w:t>
+        <w:t>每張影像以一顆</w:t>
+      </w:r>
+      <w:proofErr w:type="gramStart"/>
+      <w:r>
+        <w:rPr>
+          <w:rFonts w:ascii="Times New Roman" w:eastAsia="標楷體" w:hAnsi="Times New Roman" w:cs="Times New Roman"/>
+        </w:rPr>
+        <w:t>目標牙為對象</w:t>
+      </w:r>
+      <w:proofErr w:type="gramEnd"/>
+      <w:r>
+        <w:rPr>
+          <w:rFonts w:ascii="Times New Roman" w:eastAsia="標楷體" w:hAnsi="Times New Roman" w:cs="Times New Roman"/>
+        </w:rPr>
+        <w:t>，共</w:t>
       </w:r>
       <w:r>
         <w:rPr>
@@ -1811,11 +2346,19 @@
         </w:rPr>
         <w:t xml:space="preserve"> 67 </w:t>
       </w:r>
-      <w:r>
-        <w:rPr>
-          <w:rFonts w:ascii="Times New Roman" w:eastAsia="標楷體" w:hAnsi="Times New Roman" w:cs="Times New Roman"/>
-        </w:rPr>
-        <w:t>顆前牙（上顎</w:t>
+      <w:proofErr w:type="gramStart"/>
+      <w:r>
+        <w:rPr>
+          <w:rFonts w:ascii="Times New Roman" w:eastAsia="標楷體" w:hAnsi="Times New Roman" w:cs="Times New Roman"/>
+        </w:rPr>
+        <w:t>顆前</w:t>
+      </w:r>
+      <w:proofErr w:type="gramEnd"/>
+      <w:r>
+        <w:rPr>
+          <w:rFonts w:ascii="Times New Roman" w:eastAsia="標楷體" w:hAnsi="Times New Roman" w:cs="Times New Roman"/>
+        </w:rPr>
+        <w:t>牙（上顎</w:t>
       </w:r>
       <w:r>
         <w:rPr>
@@ -1869,7 +2412,21 @@
         <w:rPr>
           <w:rFonts w:ascii="Times New Roman" w:eastAsia="標楷體" w:hAnsi="Times New Roman" w:cs="Times New Roman"/>
         </w:rPr>
-        <w:t xml:space="preserve"> 11–78 </w:t>
+        <w:t xml:space="preserve"> 11</w:t>
+      </w:r>
+      <w:proofErr w:type="gramStart"/>
+      <w:r>
+        <w:rPr>
+          <w:rFonts w:ascii="Times New Roman" w:eastAsia="標楷體" w:hAnsi="Times New Roman" w:cs="Times New Roman"/>
+        </w:rPr>
+        <w:t>–</w:t>
+      </w:r>
+      <w:proofErr w:type="gramEnd"/>
+      <w:r>
+        <w:rPr>
+          <w:rFonts w:ascii="Times New Roman" w:eastAsia="標楷體" w:hAnsi="Times New Roman" w:cs="Times New Roman"/>
+        </w:rPr>
+        <w:t xml:space="preserve">78 </w:t>
       </w:r>
       <w:r>
         <w:rPr>
@@ -1967,7 +2524,21 @@
         <w:rPr>
           <w:rFonts w:ascii="Times New Roman" w:eastAsia="標楷體" w:hAnsi="Times New Roman" w:cs="Times New Roman"/>
         </w:rPr>
-        <w:t>）；牙位僅用於方向判定，人口學資料僅用於誤差分析，均不作為模型輸入。牙齒輪廓以</w:t>
+        <w:t>）；牙位僅用於方向判定，人口學資料僅用於誤差分析，</w:t>
+      </w:r>
+      <w:proofErr w:type="gramStart"/>
+      <w:r>
+        <w:rPr>
+          <w:rFonts w:ascii="Times New Roman" w:eastAsia="標楷體" w:hAnsi="Times New Roman" w:cs="Times New Roman"/>
+        </w:rPr>
+        <w:t>均不作為</w:t>
+      </w:r>
+      <w:proofErr w:type="gramEnd"/>
+      <w:r>
+        <w:rPr>
+          <w:rFonts w:ascii="Times New Roman" w:eastAsia="標楷體" w:hAnsi="Times New Roman" w:cs="Times New Roman"/>
+        </w:rPr>
+        <w:t>模型輸入。牙齒輪廓以</w:t>
       </w:r>
       <w:r>
         <w:rPr>
@@ -1993,7 +2564,21 @@
         <w:rPr>
           <w:rFonts w:ascii="Times New Roman" w:eastAsia="標楷體" w:hAnsi="Times New Roman" w:cs="Times New Roman"/>
         </w:rPr>
-        <w:t>進行多邊形標註（單一類別</w:t>
+        <w:t>進行多邊形標</w:t>
+      </w:r>
+      <w:proofErr w:type="gramStart"/>
+      <w:r>
+        <w:rPr>
+          <w:rFonts w:ascii="Times New Roman" w:eastAsia="標楷體" w:hAnsi="Times New Roman" w:cs="Times New Roman"/>
+        </w:rPr>
+        <w:t>註</w:t>
+      </w:r>
+      <w:proofErr w:type="gramEnd"/>
+      <w:r>
+        <w:rPr>
+          <w:rFonts w:ascii="Times New Roman" w:eastAsia="標楷體" w:hAnsi="Times New Roman" w:cs="Times New Roman"/>
+        </w:rPr>
+        <w:t>（單一類別</w:t>
       </w:r>
       <w:r>
         <w:rPr>
@@ -2136,7 +2721,7 @@
         <w:spacing w:before="120" w:after="80" w:line="276" w:lineRule="auto"/>
         <w:jc w:val="center"/>
         <w:rPr>
-          <w:rFonts w:ascii="Times New Roman" w:eastAsia="標楷體" w:hAnsi="Times New Roman" w:cs="Times New Roman" w:hint="eastAsia"/>
+          <w:rFonts w:ascii="Times New Roman" w:eastAsia="標楷體" w:hAnsi="Times New Roman" w:cs="Times New Roman"/>
           <w:b/>
           <w:bCs/>
           <w:sz w:val="22"/>
@@ -2258,7 +2843,7 @@
         <w:spacing w:after="120" w:line="276" w:lineRule="auto"/>
         <w:jc w:val="both"/>
         <w:rPr>
-          <w:rFonts w:ascii="Times New Roman" w:eastAsia="標楷體" w:hAnsi="Times New Roman" w:cs="Times New Roman" w:hint="eastAsia"/>
+          <w:rFonts w:ascii="Times New Roman" w:eastAsia="標楷體" w:hAnsi="Times New Roman" w:cs="Times New Roman"/>
           <w:color w:val="FF0000"/>
         </w:rPr>
       </w:pPr>
@@ -2305,7 +2890,21 @@
         <w:rPr>
           <w:rFonts w:ascii="Times New Roman" w:eastAsia="標楷體" w:hAnsi="Times New Roman" w:cs="Times New Roman"/>
         </w:rPr>
-        <w:t>左側。首先對原始影像施作限制對比自適應直方圖均衡化（</w:t>
+        <w:t>左側。首先對原始影像施作限制對比自適應</w:t>
+      </w:r>
+      <w:proofErr w:type="gramStart"/>
+      <w:r>
+        <w:rPr>
+          <w:rFonts w:ascii="Times New Roman" w:eastAsia="標楷體" w:hAnsi="Times New Roman" w:cs="Times New Roman"/>
+        </w:rPr>
+        <w:t>直方圖</w:t>
+      </w:r>
+      <w:proofErr w:type="gramEnd"/>
+      <w:r>
+        <w:rPr>
+          <w:rFonts w:ascii="Times New Roman" w:eastAsia="標楷體" w:hAnsi="Times New Roman" w:cs="Times New Roman"/>
+        </w:rPr>
+        <w:t>均衡化（</w:t>
       </w:r>
       <w:r>
         <w:rPr>
@@ -2337,11 +2936,19 @@
         </w:rPr>
         <w:t>tile grid 8×8</w:t>
       </w:r>
-      <w:r>
-        <w:rPr>
-          <w:rFonts w:ascii="Times New Roman" w:eastAsia="標楷體" w:hAnsi="Times New Roman" w:cs="Times New Roman"/>
-        </w:rPr>
-        <w:t>），以增強牙根與齒槽骨交界之對比；為避免黑邊被放大為雜訊，僅於灰階值</w:t>
+      <w:proofErr w:type="gramStart"/>
+      <w:r>
+        <w:rPr>
+          <w:rFonts w:ascii="Times New Roman" w:eastAsia="標楷體" w:hAnsi="Times New Roman" w:cs="Times New Roman"/>
+        </w:rPr>
+        <w:t>）</w:t>
+      </w:r>
+      <w:proofErr w:type="gramEnd"/>
+      <w:r>
+        <w:rPr>
+          <w:rFonts w:ascii="Times New Roman" w:eastAsia="標楷體" w:hAnsi="Times New Roman" w:cs="Times New Roman"/>
+        </w:rPr>
+        <w:t>，以增強牙根與齒槽骨交界之對比；為避免黑邊被放大為雜訊，僅於灰階值</w:t>
       </w:r>
       <w:r>
         <w:rPr>
@@ -2401,7 +3008,21 @@
         <w:rPr>
           <w:rFonts w:ascii="Times New Roman" w:eastAsia="標楷體" w:hAnsi="Times New Roman" w:cs="Times New Roman"/>
         </w:rPr>
-        <w:t>，並同步轉換多邊形標註座標；每張影像之縮放比例（</w:t>
+        <w:t>，並同步轉換多邊形標</w:t>
+      </w:r>
+      <w:proofErr w:type="gramStart"/>
+      <w:r>
+        <w:rPr>
+          <w:rFonts w:ascii="Times New Roman" w:eastAsia="標楷體" w:hAnsi="Times New Roman" w:cs="Times New Roman"/>
+        </w:rPr>
+        <w:t>註</w:t>
+      </w:r>
+      <w:proofErr w:type="gramEnd"/>
+      <w:r>
+        <w:rPr>
+          <w:rFonts w:ascii="Times New Roman" w:eastAsia="標楷體" w:hAnsi="Times New Roman" w:cs="Times New Roman"/>
+        </w:rPr>
+        <w:t>座標；每張影像之縮放比例（</w:t>
       </w:r>
       <w:r>
         <w:rPr>
@@ -2413,7 +3034,21 @@
         <w:rPr>
           <w:rFonts w:ascii="Times New Roman" w:eastAsia="標楷體" w:hAnsi="Times New Roman" w:cs="Times New Roman"/>
         </w:rPr>
-        <w:t>）逐一記錄，供後續將像素長度還原至原圖像素空間。增強後影像即為標註、訓練與推論之統一輸入，訓練與推論階段不再重複增強。</w:t>
+        <w:t>）逐一記錄，供後續將像素長度還原至原圖像素空間。增強後影像即為標</w:t>
+      </w:r>
+      <w:proofErr w:type="gramStart"/>
+      <w:r>
+        <w:rPr>
+          <w:rFonts w:ascii="Times New Roman" w:eastAsia="標楷體" w:hAnsi="Times New Roman" w:cs="Times New Roman"/>
+        </w:rPr>
+        <w:t>註</w:t>
+      </w:r>
+      <w:proofErr w:type="gramEnd"/>
+      <w:r>
+        <w:rPr>
+          <w:rFonts w:ascii="Times New Roman" w:eastAsia="標楷體" w:hAnsi="Times New Roman" w:cs="Times New Roman"/>
+        </w:rPr>
+        <w:t>、訓練與推論之統一輸入，訓練與推論階段不再重複增強。</w:t>
       </w:r>
     </w:p>
     <w:p>
@@ -2697,11 +3332,19 @@
         </w:rPr>
         <w:t xml:space="preserve"> 8:2 </w:t>
       </w:r>
-      <w:r>
-        <w:rPr>
-          <w:rFonts w:ascii="Times New Roman" w:eastAsia="標楷體" w:hAnsi="Times New Roman" w:cs="Times New Roman"/>
-        </w:rPr>
-        <w:t>切分，所有訓練種子共用同一組驗證集。</w:t>
+      <w:proofErr w:type="gramStart"/>
+      <w:r>
+        <w:rPr>
+          <w:rFonts w:ascii="Times New Roman" w:eastAsia="標楷體" w:hAnsi="Times New Roman" w:cs="Times New Roman"/>
+        </w:rPr>
+        <w:t>切分</w:t>
+      </w:r>
+      <w:proofErr w:type="gramEnd"/>
+      <w:r>
+        <w:rPr>
+          <w:rFonts w:ascii="Times New Roman" w:eastAsia="標楷體" w:hAnsi="Times New Roman" w:cs="Times New Roman"/>
+        </w:rPr>
+        <w:t>，所有訓練種子共用同一組驗證集。</w:t>
       </w:r>
     </w:p>
     <w:p>
@@ -2716,7 +3359,21 @@
         <w:rPr>
           <w:rFonts w:ascii="Times New Roman" w:eastAsia="標楷體" w:hAnsi="Times New Roman" w:cs="Times New Roman"/>
         </w:rPr>
-        <w:t>為量化訓練隨機性之影響，固定資料切分，僅改變訓練種子（</w:t>
+        <w:t>為量化訓練隨機性之影響，固定</w:t>
+      </w:r>
+      <w:proofErr w:type="gramStart"/>
+      <w:r>
+        <w:rPr>
+          <w:rFonts w:ascii="Times New Roman" w:eastAsia="標楷體" w:hAnsi="Times New Roman" w:cs="Times New Roman"/>
+        </w:rPr>
+        <w:t>資料切分</w:t>
+      </w:r>
+      <w:proofErr w:type="gramEnd"/>
+      <w:r>
+        <w:rPr>
+          <w:rFonts w:ascii="Times New Roman" w:eastAsia="標楷體" w:hAnsi="Times New Roman" w:cs="Times New Roman"/>
+        </w:rPr>
+        <w:t>，僅改變訓練種子（</w:t>
       </w:r>
       <w:r>
         <w:rPr>
@@ -2770,8 +3427,16 @@
         <w:rPr>
           <w:rFonts w:ascii="Times New Roman" w:eastAsia="標楷體" w:hAnsi="Times New Roman" w:cs="Times New Roman"/>
         </w:rPr>
-        <w:t>推論時（</w:t>
-      </w:r>
+        <w:t>推論時</w:t>
+      </w:r>
+      <w:proofErr w:type="gramStart"/>
+      <w:r>
+        <w:rPr>
+          <w:rFonts w:ascii="Times New Roman" w:eastAsia="標楷體" w:hAnsi="Times New Roman" w:cs="Times New Roman"/>
+        </w:rPr>
+        <w:t>（</w:t>
+      </w:r>
+      <w:proofErr w:type="gramEnd"/>
       <w:r>
         <w:rPr>
           <w:rFonts w:ascii="Times New Roman" w:eastAsia="標楷體" w:hAnsi="Times New Roman" w:cs="Times New Roman"/>
@@ -2814,7 +3479,25 @@
           <w:kern w:val="0"/>
           <w14:ligatures w14:val="none"/>
         </w:rPr>
-        <w:t>開運算去除細連線，僅保留最大連通區以排除分割碎塊；目標牙以遮罩外接框與參考框</w:t>
+        <w:t>開運算去除細連線，僅保留最大連通區以排除分割碎塊；</w:t>
+      </w:r>
+      <w:proofErr w:type="gramStart"/>
+      <w:r>
+        <w:rPr>
+          <w:rFonts w:ascii="Times New Roman" w:eastAsia="標楷體" w:hAnsi="Times New Roman" w:cs="Times New Roman"/>
+          <w:kern w:val="0"/>
+          <w14:ligatures w14:val="none"/>
+        </w:rPr>
+        <w:t>目標牙以遮罩外接框</w:t>
+      </w:r>
+      <w:proofErr w:type="gramEnd"/>
+      <w:r>
+        <w:rPr>
+          <w:rFonts w:ascii="Times New Roman" w:eastAsia="標楷體" w:hAnsi="Times New Roman" w:cs="Times New Roman"/>
+          <w:kern w:val="0"/>
+          <w14:ligatures w14:val="none"/>
+        </w:rPr>
+        <w:t>與參考框</w:t>
       </w:r>
       <w:r>
         <w:rPr>
@@ -2880,8 +3563,16 @@
         <w:rPr>
           <w:rFonts w:ascii="Times New Roman" w:eastAsia="標楷體" w:hAnsi="Times New Roman" w:cs="Times New Roman"/>
         </w:rPr>
-        <w:t>長度量測如圖</w:t>
-      </w:r>
+        <w:t>長</w:t>
+      </w:r>
+      <w:proofErr w:type="gramStart"/>
+      <w:r>
+        <w:rPr>
+          <w:rFonts w:ascii="Times New Roman" w:eastAsia="標楷體" w:hAnsi="Times New Roman" w:cs="Times New Roman"/>
+        </w:rPr>
+        <w:t>度量測如圖</w:t>
+      </w:r>
+      <w:proofErr w:type="gramEnd"/>
       <w:r>
         <w:rPr>
           <w:rFonts w:ascii="Times New Roman" w:eastAsia="標楷體" w:hAnsi="Times New Roman" w:cs="Times New Roman"/>
@@ -2892,8 +3583,16 @@
         <w:rPr>
           <w:rFonts w:ascii="Times New Roman" w:eastAsia="標楷體" w:hAnsi="Times New Roman" w:cs="Times New Roman"/>
         </w:rPr>
-        <w:t>。對所選遮罩之多邊形頂點進行主成分分析求得質心</w:t>
-      </w:r>
+        <w:t>。對所選遮罩之多邊形頂點進行主成分分析</w:t>
+      </w:r>
+      <w:proofErr w:type="gramStart"/>
+      <w:r>
+        <w:rPr>
+          <w:rFonts w:ascii="Times New Roman" w:eastAsia="標楷體" w:hAnsi="Times New Roman" w:cs="Times New Roman"/>
+        </w:rPr>
+        <w:t>求得質心</w:t>
+      </w:r>
+      <w:proofErr w:type="gramEnd"/>
       <w:r>
         <w:rPr>
           <w:rFonts w:ascii="Times New Roman" w:eastAsia="標楷體" w:hAnsi="Times New Roman" w:cs="Times New Roman"/>
@@ -3048,7 +3747,21 @@
         <w:rPr>
           <w:rFonts w:ascii="Times New Roman" w:eastAsia="標楷體" w:hAnsi="Times New Roman" w:cs="Times New Roman"/>
         </w:rPr>
-        <w:t>長度內之平均寬度較大者為牙冠。</w:t>
+        <w:t>長度內之平均寬度較大</w:t>
+      </w:r>
+      <w:proofErr w:type="gramStart"/>
+      <w:r>
+        <w:rPr>
+          <w:rFonts w:ascii="Times New Roman" w:eastAsia="標楷體" w:hAnsi="Times New Roman" w:cs="Times New Roman"/>
+        </w:rPr>
+        <w:t>者為牙冠</w:t>
+      </w:r>
+      <w:proofErr w:type="gramEnd"/>
+      <w:r>
+        <w:rPr>
+          <w:rFonts w:ascii="Times New Roman" w:eastAsia="標楷體" w:hAnsi="Times New Roman" w:cs="Times New Roman"/>
+        </w:rPr>
+        <w:t>。</w:t>
       </w:r>
     </w:p>
     <w:p>
@@ -3299,7 +4012,21 @@
         <w:rPr>
           <w:rFonts w:ascii="Times New Roman" w:eastAsia="標楷體" w:hAnsi="Times New Roman" w:cs="Times New Roman"/>
         </w:rPr>
-        <w:t xml:space="preserve"> 0.05–0.10</w:t>
+        <w:t xml:space="preserve"> 0.05</w:t>
+      </w:r>
+      <w:proofErr w:type="gramStart"/>
+      <w:r>
+        <w:rPr>
+          <w:rFonts w:ascii="Times New Roman" w:eastAsia="標楷體" w:hAnsi="Times New Roman" w:cs="Times New Roman"/>
+        </w:rPr>
+        <w:t>–</w:t>
+      </w:r>
+      <w:proofErr w:type="gramEnd"/>
+      <w:r>
+        <w:rPr>
+          <w:rFonts w:ascii="Times New Roman" w:eastAsia="標楷體" w:hAnsi="Times New Roman" w:cs="Times New Roman"/>
+        </w:rPr>
+        <w:t>0.10</w:t>
       </w:r>
       <w:r>
         <w:rPr>
@@ -3317,19 +4044,35 @@
         <w:rPr>
           <w:rFonts w:ascii="Times New Roman" w:eastAsia="標楷體" w:hAnsi="Times New Roman" w:cs="Times New Roman"/>
         </w:rPr>
-        <w:t>將像素長度正規化為「長邊</w:t>
-      </w:r>
+        <w:t>將像素長度正規化為「</w:t>
+      </w:r>
+      <w:proofErr w:type="gramStart"/>
+      <w:r>
+        <w:rPr>
+          <w:rFonts w:ascii="Times New Roman" w:eastAsia="標楷體" w:hAnsi="Times New Roman" w:cs="Times New Roman"/>
+        </w:rPr>
+        <w:t>長邊</w:t>
+      </w:r>
+      <w:proofErr w:type="gramEnd"/>
       <w:r>
         <w:rPr>
           <w:rFonts w:ascii="Times New Roman" w:eastAsia="標楷體" w:hAnsi="Times New Roman" w:cs="Times New Roman"/>
         </w:rPr>
         <w:t xml:space="preserve"> 1200 px </w:t>
       </w:r>
-      <w:r>
-        <w:rPr>
-          <w:rFonts w:ascii="Times New Roman" w:eastAsia="標楷體" w:hAnsi="Times New Roman" w:cs="Times New Roman"/>
-        </w:rPr>
-        <w:t>等效像素」，其中</w:t>
+      <w:proofErr w:type="gramStart"/>
+      <w:r>
+        <w:rPr>
+          <w:rFonts w:ascii="Times New Roman" w:eastAsia="標楷體" w:hAnsi="Times New Roman" w:cs="Times New Roman"/>
+        </w:rPr>
+        <w:t>等效像</w:t>
+      </w:r>
+      <w:proofErr w:type="gramEnd"/>
+      <w:r>
+        <w:rPr>
+          <w:rFonts w:ascii="Times New Roman" w:eastAsia="標楷體" w:hAnsi="Times New Roman" w:cs="Times New Roman"/>
+        </w:rPr>
+        <w:t>素」，其中</w:t>
       </w:r>
       <w:r>
         <w:rPr>
@@ -3341,7 +4084,35 @@
         <w:rPr>
           <w:rFonts w:ascii="Times New Roman" w:eastAsia="標楷體" w:hAnsi="Times New Roman" w:cs="Times New Roman"/>
         </w:rPr>
-        <w:t>為整張影像之長邊像素數；此正規化僅使用影像尺寸，未使用任何</w:t>
+        <w:t>為整張影像</w:t>
+      </w:r>
+      <w:proofErr w:type="gramStart"/>
+      <w:r>
+        <w:rPr>
+          <w:rFonts w:ascii="Times New Roman" w:eastAsia="標楷體" w:hAnsi="Times New Roman" w:cs="Times New Roman"/>
+        </w:rPr>
+        <w:t>之長邊像</w:t>
+      </w:r>
+      <w:proofErr w:type="gramEnd"/>
+      <w:r>
+        <w:rPr>
+          <w:rFonts w:ascii="Times New Roman" w:eastAsia="標楷體" w:hAnsi="Times New Roman" w:cs="Times New Roman"/>
+        </w:rPr>
+        <w:t>素數；此</w:t>
+      </w:r>
+      <w:proofErr w:type="gramStart"/>
+      <w:r>
+        <w:rPr>
+          <w:rFonts w:ascii="Times New Roman" w:eastAsia="標楷體" w:hAnsi="Times New Roman" w:cs="Times New Roman"/>
+        </w:rPr>
+        <w:t>正規化僅使用</w:t>
+      </w:r>
+      <w:proofErr w:type="gramEnd"/>
+      <w:r>
+        <w:rPr>
+          <w:rFonts w:ascii="Times New Roman" w:eastAsia="標楷體" w:hAnsi="Times New Roman" w:cs="Times New Roman"/>
+        </w:rPr>
+        <w:t>影像尺寸，未使用任何</w:t>
       </w:r>
       <w:r>
         <w:rPr>
@@ -3527,8 +4298,16 @@
         <w:rPr>
           <w:rFonts w:ascii="Times New Roman" w:eastAsia="標楷體" w:hAnsi="Times New Roman" w:cs="Times New Roman"/>
         </w:rPr>
-        <w:t>神經元，貝氏正則化</w:t>
-      </w:r>
+        <w:t>神經元，貝氏</w:t>
+      </w:r>
+      <w:proofErr w:type="gramStart"/>
+      <w:r>
+        <w:rPr>
+          <w:rFonts w:ascii="Times New Roman" w:eastAsia="標楷體" w:hAnsi="Times New Roman" w:cs="Times New Roman"/>
+        </w:rPr>
+        <w:t>正則化</w:t>
+      </w:r>
+      <w:proofErr w:type="gramEnd"/>
       <w:r>
         <w:rPr>
           <w:rFonts w:ascii="Times New Roman" w:eastAsia="標楷體" w:hAnsi="Times New Roman" w:cs="Times New Roman"/>
@@ -3565,7 +4344,21 @@
         <w:rPr>
           <w:rFonts w:ascii="Times New Roman" w:eastAsia="標楷體" w:hAnsi="Times New Roman" w:cs="Times New Roman"/>
         </w:rPr>
-        <w:t>，輸入以訓練折之均值</w:t>
+        <w:t>，輸入以訓練折</w:t>
+      </w:r>
+      <w:proofErr w:type="gramStart"/>
+      <w:r>
+        <w:rPr>
+          <w:rFonts w:ascii="Times New Roman" w:eastAsia="標楷體" w:hAnsi="Times New Roman" w:cs="Times New Roman"/>
+        </w:rPr>
+        <w:t>之均</w:t>
+      </w:r>
+      <w:proofErr w:type="gramEnd"/>
+      <w:r>
+        <w:rPr>
+          <w:rFonts w:ascii="Times New Roman" w:eastAsia="標楷體" w:hAnsi="Times New Roman" w:cs="Times New Roman"/>
+        </w:rPr>
+        <w:t>值</w:t>
       </w:r>
       <w:r>
         <w:rPr>
@@ -3577,8 +4370,16 @@
         <w:rPr>
           <w:rFonts w:ascii="Times New Roman" w:eastAsia="標楷體" w:hAnsi="Times New Roman" w:cs="Times New Roman"/>
         </w:rPr>
-        <w:t>標準差標準化）。採</w:t>
-      </w:r>
+        <w:t>標準差標準化）。</w:t>
+      </w:r>
+      <w:proofErr w:type="gramStart"/>
+      <w:r>
+        <w:rPr>
+          <w:rFonts w:ascii="Times New Roman" w:eastAsia="標楷體" w:hAnsi="Times New Roman" w:cs="Times New Roman"/>
+        </w:rPr>
+        <w:t>採</w:t>
+      </w:r>
+      <w:proofErr w:type="gramEnd"/>
       <w:r>
         <w:rPr>
           <w:rFonts w:ascii="Times New Roman" w:eastAsia="標楷體" w:hAnsi="Times New Roman" w:cs="Times New Roman"/>
@@ -3631,7 +4432,35 @@
         <w:rPr>
           <w:rFonts w:ascii="Times New Roman" w:eastAsia="標楷體" w:hAnsi="Times New Roman" w:cs="Times New Roman"/>
         </w:rPr>
-        <w:t>預測計算指標；對照組為以相同折別訓練之最小平方線性迴歸。基於臨床上寧短勿長之安全考量，最終估測值為迴歸輸出扣除</w:t>
+        <w:t>預測計算指標；對照組為以</w:t>
+      </w:r>
+      <w:proofErr w:type="gramStart"/>
+      <w:r>
+        <w:rPr>
+          <w:rFonts w:ascii="Times New Roman" w:eastAsia="標楷體" w:hAnsi="Times New Roman" w:cs="Times New Roman"/>
+        </w:rPr>
+        <w:t>相同折別訓練</w:t>
+      </w:r>
+      <w:proofErr w:type="gramEnd"/>
+      <w:r>
+        <w:rPr>
+          <w:rFonts w:ascii="Times New Roman" w:eastAsia="標楷體" w:hAnsi="Times New Roman" w:cs="Times New Roman"/>
+        </w:rPr>
+        <w:t>之最小平方線性迴歸。基於臨床</w:t>
+      </w:r>
+      <w:proofErr w:type="gramStart"/>
+      <w:r>
+        <w:rPr>
+          <w:rFonts w:ascii="Times New Roman" w:eastAsia="標楷體" w:hAnsi="Times New Roman" w:cs="Times New Roman"/>
+        </w:rPr>
+        <w:t>上寧短勿長</w:t>
+      </w:r>
+      <w:proofErr w:type="gramEnd"/>
+      <w:r>
+        <w:rPr>
+          <w:rFonts w:ascii="Times New Roman" w:eastAsia="標楷體" w:hAnsi="Times New Roman" w:cs="Times New Roman"/>
+        </w:rPr>
+        <w:t>之安全考量，最終估測值為迴歸輸出扣除</w:t>
       </w:r>
       <w:r>
         <w:rPr>
@@ -3687,6 +4516,7 @@
         </w:rPr>
         <w:t xml:space="preserve">) </w:t>
       </w:r>
+      <w:proofErr w:type="gramStart"/>
       <w:r>
         <w:rPr>
           <w:rFonts w:ascii="Times New Roman" w:eastAsia="標楷體" w:hAnsi="Times New Roman" w:cs="Times New Roman"/>
@@ -3701,12 +4531,61 @@
         </w:rPr>
         <w:t>——</w:t>
       </w:r>
+      <w:proofErr w:type="gramEnd"/>
       <w:r>
         <w:rPr>
           <w:rFonts w:ascii="Times New Roman" w:eastAsia="標楷體" w:hAnsi="Times New Roman" w:cs="Times New Roman"/>
           <w:color w:val="FF0000"/>
         </w:rPr>
-        <w:t>以遮罩長度與冠寬之比值乘以各牙位教科書平均冠寬（上顎正中</w:t>
+        <w:t>以遮罩長度</w:t>
+      </w:r>
+      <w:proofErr w:type="gramStart"/>
+      <w:r>
+        <w:rPr>
+          <w:rFonts w:ascii="Times New Roman" w:eastAsia="標楷體" w:hAnsi="Times New Roman" w:cs="Times New Roman"/>
+          <w:color w:val="FF0000"/>
+        </w:rPr>
+        <w:t>與冠</w:t>
+      </w:r>
+      <w:proofErr w:type="gramEnd"/>
+      <w:r>
+        <w:rPr>
+          <w:rFonts w:ascii="Times New Roman" w:eastAsia="標楷體" w:hAnsi="Times New Roman" w:cs="Times New Roman"/>
+          <w:color w:val="FF0000"/>
+        </w:rPr>
+        <w:t>寬之比值乘</w:t>
+      </w:r>
+      <w:proofErr w:type="gramStart"/>
+      <w:r>
+        <w:rPr>
+          <w:rFonts w:ascii="Times New Roman" w:eastAsia="標楷體" w:hAnsi="Times New Roman" w:cs="Times New Roman"/>
+          <w:color w:val="FF0000"/>
+        </w:rPr>
+        <w:t>以各牙</w:t>
+      </w:r>
+      <w:proofErr w:type="gramEnd"/>
+      <w:r>
+        <w:rPr>
+          <w:rFonts w:ascii="Times New Roman" w:eastAsia="標楷體" w:hAnsi="Times New Roman" w:cs="Times New Roman"/>
+          <w:color w:val="FF0000"/>
+        </w:rPr>
+        <w:t>位教科書</w:t>
+      </w:r>
+      <w:proofErr w:type="gramStart"/>
+      <w:r>
+        <w:rPr>
+          <w:rFonts w:ascii="Times New Roman" w:eastAsia="標楷體" w:hAnsi="Times New Roman" w:cs="Times New Roman"/>
+          <w:color w:val="FF0000"/>
+        </w:rPr>
+        <w:t>平均冠</w:t>
+      </w:r>
+      <w:proofErr w:type="gramEnd"/>
+      <w:r>
+        <w:rPr>
+          <w:rFonts w:ascii="Times New Roman" w:eastAsia="標楷體" w:hAnsi="Times New Roman" w:cs="Times New Roman"/>
+          <w:color w:val="FF0000"/>
+        </w:rPr>
+        <w:t>寬（上顎正中</w:t>
       </w:r>
       <w:r>
         <w:rPr>
@@ -3772,19 +4651,44 @@
         </w:rPr>
         <w:t>牙位基準</w:t>
       </w:r>
+      <w:proofErr w:type="gramStart"/>
       <w:r>
         <w:rPr>
           <w:rFonts w:ascii="Times New Roman" w:eastAsia="標楷體" w:hAnsi="Times New Roman" w:cs="Times New Roman"/>
           <w:color w:val="FF0000"/>
         </w:rPr>
-        <w:t>——</w:t>
-      </w:r>
+        <w:t>—</w:t>
+      </w:r>
+      <w:proofErr w:type="gramEnd"/>
       <w:r>
         <w:rPr>
           <w:rFonts w:ascii="Times New Roman" w:eastAsia="標楷體" w:hAnsi="Times New Roman" w:cs="Times New Roman"/>
           <w:color w:val="FF0000"/>
         </w:rPr>
-        <w:t>僅以各牙位教科書平均全長（</w:t>
+        <w:t>—</w:t>
+      </w:r>
+      <w:r>
+        <w:rPr>
+          <w:rFonts w:ascii="Times New Roman" w:eastAsia="標楷體" w:hAnsi="Times New Roman" w:cs="Times New Roman"/>
+          <w:color w:val="FF0000"/>
+        </w:rPr>
+        <w:t>僅</w:t>
+      </w:r>
+      <w:proofErr w:type="gramStart"/>
+      <w:r>
+        <w:rPr>
+          <w:rFonts w:ascii="Times New Roman" w:eastAsia="標楷體" w:hAnsi="Times New Roman" w:cs="Times New Roman"/>
+          <w:color w:val="FF0000"/>
+        </w:rPr>
+        <w:t>以各牙</w:t>
+      </w:r>
+      <w:proofErr w:type="gramEnd"/>
+      <w:r>
+        <w:rPr>
+          <w:rFonts w:ascii="Times New Roman" w:eastAsia="標楷體" w:hAnsi="Times New Roman" w:cs="Times New Roman"/>
+          <w:color w:val="FF0000"/>
+        </w:rPr>
+        <w:t>位教科書平均全長（</w:t>
       </w:r>
       <w:r>
         <w:rPr>
@@ -3971,7 +4875,21 @@
         <w:rPr>
           <w:rFonts w:ascii="Times New Roman" w:eastAsia="標楷體" w:hAnsi="Times New Roman" w:cs="Times New Roman"/>
         </w:rPr>
-        <w:t xml:space="preserve"> (4)–(7) </w:t>
+        <w:t xml:space="preserve"> (4)</w:t>
+      </w:r>
+      <w:proofErr w:type="gramStart"/>
+      <w:r>
+        <w:rPr>
+          <w:rFonts w:ascii="Times New Roman" w:eastAsia="標楷體" w:hAnsi="Times New Roman" w:cs="Times New Roman"/>
+        </w:rPr>
+        <w:t>–</w:t>
+      </w:r>
+      <w:proofErr w:type="gramEnd"/>
+      <w:r>
+        <w:rPr>
+          <w:rFonts w:ascii="Times New Roman" w:eastAsia="標楷體" w:hAnsi="Times New Roman" w:cs="Times New Roman"/>
+        </w:rPr>
+        <w:t xml:space="preserve">(7) </w:t>
       </w:r>
       <w:r>
         <w:rPr>
@@ -4079,14 +4997,36 @@
         <w:rPr>
           <w:rFonts w:ascii="Times New Roman" w:eastAsia="標楷體" w:hAnsi="Times New Roman" w:cs="Times New Roman"/>
         </w:rPr>
-        <w:t>mAP50–95</w:t>
-      </w:r>
-      <w:r>
-        <w:rPr>
-          <w:rFonts w:ascii="Times New Roman" w:eastAsia="標楷體" w:hAnsi="Times New Roman" w:cs="Times New Roman"/>
-        </w:rPr>
-        <w:t>報告；獨立測試集之逐張</w:t>
-      </w:r>
+        <w:t>mAP50</w:t>
+      </w:r>
+      <w:proofErr w:type="gramStart"/>
+      <w:r>
+        <w:rPr>
+          <w:rFonts w:ascii="Times New Roman" w:eastAsia="標楷體" w:hAnsi="Times New Roman" w:cs="Times New Roman"/>
+        </w:rPr>
+        <w:t>–</w:t>
+      </w:r>
+      <w:proofErr w:type="gramEnd"/>
+      <w:r>
+        <w:rPr>
+          <w:rFonts w:ascii="Times New Roman" w:eastAsia="標楷體" w:hAnsi="Times New Roman" w:cs="Times New Roman"/>
+        </w:rPr>
+        <w:t>95</w:t>
+      </w:r>
+      <w:r>
+        <w:rPr>
+          <w:rFonts w:ascii="Times New Roman" w:eastAsia="標楷體" w:hAnsi="Times New Roman" w:cs="Times New Roman"/>
+        </w:rPr>
+        <w:t>報告；獨立測試</w:t>
+      </w:r>
+      <w:proofErr w:type="gramStart"/>
+      <w:r>
+        <w:rPr>
+          <w:rFonts w:ascii="Times New Roman" w:eastAsia="標楷體" w:hAnsi="Times New Roman" w:cs="Times New Roman"/>
+        </w:rPr>
+        <w:t>集之逐張</w:t>
+      </w:r>
+      <w:proofErr w:type="gramEnd"/>
       <w:r>
         <w:rPr>
           <w:rFonts w:ascii="Times New Roman" w:eastAsia="標楷體" w:hAnsi="Times New Roman" w:cs="Times New Roman"/>
@@ -5116,11 +6056,19 @@
         </w:rPr>
         <w:t xml:space="preserve"> Wilcoxon </w:t>
       </w:r>
-      <w:r>
-        <w:rPr>
-          <w:rFonts w:ascii="Times New Roman" w:eastAsia="標楷體" w:hAnsi="Times New Roman" w:cs="Times New Roman"/>
-        </w:rPr>
-        <w:t>秩和檢定評估。所有隨機過程均固定種子；分析以</w:t>
+      <w:proofErr w:type="gramStart"/>
+      <w:r>
+        <w:rPr>
+          <w:rFonts w:ascii="Times New Roman" w:eastAsia="標楷體" w:hAnsi="Times New Roman" w:cs="Times New Roman"/>
+        </w:rPr>
+        <w:t>秩</w:t>
+      </w:r>
+      <w:proofErr w:type="gramEnd"/>
+      <w:r>
+        <w:rPr>
+          <w:rFonts w:ascii="Times New Roman" w:eastAsia="標楷體" w:hAnsi="Times New Roman" w:cs="Times New Roman"/>
+        </w:rPr>
+        <w:t>和檢定評估。所有隨機過程均固定種子；分析以</w:t>
       </w:r>
       <w:r>
         <w:rPr>
@@ -5326,7 +6274,21 @@
         <w:rPr>
           <w:rFonts w:ascii="Times New Roman" w:eastAsia="標楷體" w:hAnsi="Times New Roman" w:cs="Times New Roman"/>
         </w:rPr>
-        <w:t xml:space="preserve">mAP50–95 </w:t>
+        <w:t>mAP50</w:t>
+      </w:r>
+      <w:proofErr w:type="gramStart"/>
+      <w:r>
+        <w:rPr>
+          <w:rFonts w:ascii="Times New Roman" w:eastAsia="標楷體" w:hAnsi="Times New Roman" w:cs="Times New Roman"/>
+        </w:rPr>
+        <w:t>–</w:t>
+      </w:r>
+      <w:proofErr w:type="gramEnd"/>
+      <w:r>
+        <w:rPr>
+          <w:rFonts w:ascii="Times New Roman" w:eastAsia="標楷體" w:hAnsi="Times New Roman" w:cs="Times New Roman"/>
+        </w:rPr>
+        <w:t xml:space="preserve">95 </w:t>
       </w:r>
       <w:r>
         <w:rPr>
@@ -5620,7 +6582,27 @@
           <w:b w:val="0"/>
           <w:bCs w:val="0"/>
         </w:rPr>
-        <w:t>1.054–1.104</w:t>
+        <w:t>1.054</w:t>
+      </w:r>
+      <w:proofErr w:type="gramStart"/>
+      <w:r>
+        <w:rPr>
+          <w:rStyle w:val="a7"/>
+          <w:rFonts w:ascii="Times New Roman" w:eastAsia="標楷體" w:hAnsi="Times New Roman" w:cs="Times New Roman"/>
+          <w:b w:val="0"/>
+          <w:bCs w:val="0"/>
+        </w:rPr>
+        <w:t>–</w:t>
+      </w:r>
+      <w:proofErr w:type="gramEnd"/>
+      <w:r>
+        <w:rPr>
+          <w:rStyle w:val="a7"/>
+          <w:rFonts w:ascii="Times New Roman" w:eastAsia="標楷體" w:hAnsi="Times New Roman" w:cs="Times New Roman"/>
+          <w:b w:val="0"/>
+          <w:bCs w:val="0"/>
+        </w:rPr>
+        <w:t>1.104</w:t>
       </w:r>
       <w:r>
         <w:rPr>
@@ -6904,11 +7886,19 @@
           <w:rFonts w:ascii="Times New Roman" w:eastAsia="標楷體" w:hAnsi="Times New Roman" w:cs="Times New Roman"/>
         </w:rPr>
       </w:pPr>
-      <w:r>
-        <w:rPr>
-          <w:rFonts w:ascii="Times New Roman" w:eastAsia="標楷體" w:hAnsi="Times New Roman" w:cs="Times New Roman"/>
-        </w:rPr>
-        <w:t>長邊正規化將</w:t>
+      <w:proofErr w:type="gramStart"/>
+      <w:r>
+        <w:rPr>
+          <w:rFonts w:ascii="Times New Roman" w:eastAsia="標楷體" w:hAnsi="Times New Roman" w:cs="Times New Roman"/>
+        </w:rPr>
+        <w:t>長邊正規</w:t>
+      </w:r>
+      <w:proofErr w:type="gramEnd"/>
+      <w:r>
+        <w:rPr>
+          <w:rFonts w:ascii="Times New Roman" w:eastAsia="標楷體" w:hAnsi="Times New Roman" w:cs="Times New Roman"/>
+        </w:rPr>
+        <w:t>化將</w:t>
       </w:r>
       <w:r>
         <w:rPr>
@@ -6980,7 +7970,21 @@
         <w:rPr>
           <w:rFonts w:ascii="Times New Roman" w:eastAsia="標楷體" w:hAnsi="Times New Roman" w:cs="Times New Roman"/>
         </w:rPr>
-        <w:t>比較未正規化與長邊正規化、以及是否加入年齡之</w:t>
+        <w:t>比較未正規化</w:t>
+      </w:r>
+      <w:proofErr w:type="gramStart"/>
+      <w:r>
+        <w:rPr>
+          <w:rFonts w:ascii="Times New Roman" w:eastAsia="標楷體" w:hAnsi="Times New Roman" w:cs="Times New Roman"/>
+        </w:rPr>
+        <w:t>與長邊正規</w:t>
+      </w:r>
+      <w:proofErr w:type="gramEnd"/>
+      <w:r>
+        <w:rPr>
+          <w:rFonts w:ascii="Times New Roman" w:eastAsia="標楷體" w:hAnsi="Times New Roman" w:cs="Times New Roman"/>
+        </w:rPr>
+        <w:t>化、以及是否加入年齡之</w:t>
       </w:r>
       <w:r>
         <w:rPr>
@@ -6992,7 +7996,21 @@
         <w:rPr>
           <w:rFonts w:ascii="Times New Roman" w:eastAsia="標楷體" w:hAnsi="Times New Roman" w:cs="Times New Roman"/>
         </w:rPr>
-        <w:t>效能。本研究採用之「長邊正規化</w:t>
+        <w:t>效能。本研究採用之「</w:t>
+      </w:r>
+      <w:proofErr w:type="gramStart"/>
+      <w:r>
+        <w:rPr>
+          <w:rFonts w:ascii="Times New Roman" w:eastAsia="標楷體" w:hAnsi="Times New Roman" w:cs="Times New Roman"/>
+        </w:rPr>
+        <w:t>長邊正規</w:t>
+      </w:r>
+      <w:proofErr w:type="gramEnd"/>
+      <w:r>
+        <w:rPr>
+          <w:rFonts w:ascii="Times New Roman" w:eastAsia="標楷體" w:hAnsi="Times New Roman" w:cs="Times New Roman"/>
+        </w:rPr>
+        <w:t>化</w:t>
       </w:r>
       <w:r>
         <w:rPr>
@@ -7172,7 +8190,21 @@
         <w:rPr>
           <w:rFonts w:ascii="Times New Roman" w:eastAsia="標楷體" w:hAnsi="Times New Roman" w:cs="Times New Roman"/>
         </w:rPr>
-        <w:t>為校正後預測與實際長度之散布圖（附</w:t>
+        <w:t>為校正後預測與實際長度之</w:t>
+      </w:r>
+      <w:proofErr w:type="gramStart"/>
+      <w:r>
+        <w:rPr>
+          <w:rFonts w:ascii="Times New Roman" w:eastAsia="標楷體" w:hAnsi="Times New Roman" w:cs="Times New Roman"/>
+        </w:rPr>
+        <w:t>散布圖</w:t>
+      </w:r>
+      <w:proofErr w:type="gramEnd"/>
+      <w:r>
+        <w:rPr>
+          <w:rFonts w:ascii="Times New Roman" w:eastAsia="標楷體" w:hAnsi="Times New Roman" w:cs="Times New Roman"/>
+        </w:rPr>
+        <w:t>（附</w:t>
       </w:r>
       <w:r>
         <w:rPr>
@@ -7916,13 +8948,23 @@
                 <w:rFonts w:ascii="Times New Roman" w:eastAsia="標楷體" w:hAnsi="Times New Roman" w:cs="Times New Roman"/>
               </w:rPr>
             </w:pPr>
+            <w:proofErr w:type="gramStart"/>
             <w:r>
               <w:rPr>
                 <w:rFonts w:ascii="Times New Roman" w:eastAsia="標楷體" w:hAnsi="Times New Roman" w:cs="Times New Roman"/>
                 <w:sz w:val="20"/>
                 <w:szCs w:val="20"/>
               </w:rPr>
-              <w:t>長邊正規化</w:t>
+              <w:t>長邊正規</w:t>
+            </w:r>
+            <w:proofErr w:type="gramEnd"/>
+            <w:r>
+              <w:rPr>
+                <w:rFonts w:ascii="Times New Roman" w:eastAsia="標楷體" w:hAnsi="Times New Roman" w:cs="Times New Roman"/>
+                <w:sz w:val="20"/>
+                <w:szCs w:val="20"/>
+              </w:rPr>
+              <w:t>化</w:t>
             </w:r>
           </w:p>
         </w:tc>
@@ -8143,13 +9185,23 @@
                 <w:rFonts w:ascii="Times New Roman" w:eastAsia="標楷體" w:hAnsi="Times New Roman" w:cs="Times New Roman"/>
               </w:rPr>
             </w:pPr>
+            <w:proofErr w:type="gramStart"/>
             <w:r>
               <w:rPr>
                 <w:rFonts w:ascii="Times New Roman" w:eastAsia="標楷體" w:hAnsi="Times New Roman" w:cs="Times New Roman"/>
                 <w:sz w:val="20"/>
                 <w:szCs w:val="20"/>
               </w:rPr>
-              <w:t>長邊正規化</w:t>
+              <w:t>長邊正規</w:t>
+            </w:r>
+            <w:proofErr w:type="gramEnd"/>
+            <w:r>
+              <w:rPr>
+                <w:rFonts w:ascii="Times New Roman" w:eastAsia="標楷體" w:hAnsi="Times New Roman" w:cs="Times New Roman"/>
+                <w:sz w:val="20"/>
+                <w:szCs w:val="20"/>
+              </w:rPr>
+              <w:t>化</w:t>
             </w:r>
             <w:r>
               <w:rPr>
@@ -8448,13 +9500,23 @@
                 <w:szCs w:val="20"/>
               </w:rPr>
             </w:pPr>
+            <w:proofErr w:type="gramStart"/>
             <w:r>
               <w:rPr>
                 <w:rFonts w:ascii="Times New Roman" w:eastAsia="標楷體" w:hAnsi="Times New Roman" w:cs="Times New Roman"/>
                 <w:sz w:val="20"/>
                 <w:szCs w:val="20"/>
               </w:rPr>
-              <w:t>長邊正規化</w:t>
+              <w:t>長邊正規</w:t>
+            </w:r>
+            <w:proofErr w:type="gramEnd"/>
+            <w:r>
+              <w:rPr>
+                <w:rFonts w:ascii="Times New Roman" w:eastAsia="標楷體" w:hAnsi="Times New Roman" w:cs="Times New Roman"/>
+                <w:sz w:val="20"/>
+                <w:szCs w:val="20"/>
+              </w:rPr>
+              <w:t>化</w:t>
             </w:r>
             <w:r>
               <w:rPr>
@@ -8681,6 +9743,7 @@
           <w:szCs w:val="20"/>
         </w:rPr>
       </w:pPr>
+      <w:proofErr w:type="gramStart"/>
       <w:r>
         <w:rPr>
           <w:rFonts w:ascii="Times New Roman" w:eastAsia="標楷體" w:hAnsi="Times New Roman" w:cs="Times New Roman"/>
@@ -8690,8 +9753,9 @@
           <w:sz w:val="20"/>
           <w:szCs w:val="20"/>
         </w:rPr>
-        <w:t>註：所有數值均為扣除</w:t>
-      </w:r>
+        <w:t>註</w:t>
+      </w:r>
+      <w:proofErr w:type="gramEnd"/>
       <w:r>
         <w:rPr>
           <w:rFonts w:ascii="Times New Roman" w:eastAsia="標楷體" w:hAnsi="Times New Roman" w:cs="Times New Roman"/>
@@ -8701,8 +9765,9 @@
           <w:sz w:val="20"/>
           <w:szCs w:val="20"/>
         </w:rPr>
-        <w:t xml:space="preserve"> 0.5 mm offset </w:t>
-      </w:r>
+        <w:t>：所有</w:t>
+      </w:r>
+      <w:proofErr w:type="gramStart"/>
       <w:r>
         <w:rPr>
           <w:rFonts w:ascii="Times New Roman" w:eastAsia="標楷體" w:hAnsi="Times New Roman" w:cs="Times New Roman"/>
@@ -8712,8 +9777,9 @@
           <w:sz w:val="20"/>
           <w:szCs w:val="20"/>
         </w:rPr>
-        <w:t>後之校正值，</w:t>
-      </w:r>
+        <w:t>數值均為扣除</w:t>
+      </w:r>
+      <w:proofErr w:type="gramEnd"/>
       <w:r>
         <w:rPr>
           <w:rFonts w:ascii="Times New Roman" w:eastAsia="標楷體" w:hAnsi="Times New Roman" w:cs="Times New Roman"/>
@@ -8723,7 +9789,7 @@
           <w:sz w:val="20"/>
           <w:szCs w:val="20"/>
         </w:rPr>
-        <w:t xml:space="preserve">offset </w:t>
+        <w:t xml:space="preserve"> 0.5 mm offset </w:t>
       </w:r>
       <w:r>
         <w:rPr>
@@ -8734,7 +9800,7 @@
           <w:sz w:val="20"/>
           <w:szCs w:val="20"/>
         </w:rPr>
-        <w:t>不影響</w:t>
+        <w:t>後之校正值，</w:t>
       </w:r>
       <w:r>
         <w:rPr>
@@ -8745,7 +9811,7 @@
           <w:sz w:val="20"/>
           <w:szCs w:val="20"/>
         </w:rPr>
-        <w:t xml:space="preserve"> R </w:t>
+        <w:t xml:space="preserve">offset </w:t>
       </w:r>
       <w:r>
         <w:rPr>
@@ -8756,7 +9822,7 @@
           <w:sz w:val="20"/>
           <w:szCs w:val="20"/>
         </w:rPr>
-        <w:t>與</w:t>
+        <w:t>不影響</w:t>
       </w:r>
       <w:r>
         <w:rPr>
@@ -8767,7 +9833,7 @@
           <w:sz w:val="20"/>
           <w:szCs w:val="20"/>
         </w:rPr>
-        <w:t xml:space="preserve"> R²</w:t>
+        <w:t xml:space="preserve"> R </w:t>
       </w:r>
       <w:r>
         <w:rPr>
@@ -8778,7 +9844,7 @@
           <w:sz w:val="20"/>
           <w:szCs w:val="20"/>
         </w:rPr>
-        <w:t>。列</w:t>
+        <w:t>與</w:t>
       </w:r>
       <w:r>
         <w:rPr>
@@ -8789,7 +9855,7 @@
           <w:sz w:val="20"/>
           <w:szCs w:val="20"/>
         </w:rPr>
-        <w:t xml:space="preserve"> 1–3 </w:t>
+        <w:t xml:space="preserve"> R²</w:t>
       </w:r>
       <w:r>
         <w:rPr>
@@ -8800,7 +9866,7 @@
           <w:sz w:val="20"/>
           <w:szCs w:val="20"/>
         </w:rPr>
-        <w:t>為</w:t>
+        <w:t>。列</w:t>
       </w:r>
       <w:r>
         <w:rPr>
@@ -8811,8 +9877,9 @@
           <w:sz w:val="20"/>
           <w:szCs w:val="20"/>
         </w:rPr>
-        <w:t xml:space="preserve"> ANN </w:t>
-      </w:r>
+        <w:t xml:space="preserve"> 1</w:t>
+      </w:r>
+      <w:proofErr w:type="gramStart"/>
       <w:r>
         <w:rPr>
           <w:rFonts w:ascii="Times New Roman" w:eastAsia="標楷體" w:hAnsi="Times New Roman" w:cs="Times New Roman"/>
@@ -8822,8 +9889,9 @@
           <w:sz w:val="20"/>
           <w:szCs w:val="20"/>
         </w:rPr>
-        <w:t>模型，列</w:t>
-      </w:r>
+        <w:t>–</w:t>
+      </w:r>
+      <w:proofErr w:type="gramEnd"/>
       <w:r>
         <w:rPr>
           <w:rFonts w:ascii="Times New Roman" w:eastAsia="標楷體" w:hAnsi="Times New Roman" w:cs="Times New Roman"/>
@@ -8833,7 +9901,7 @@
           <w:sz w:val="20"/>
           <w:szCs w:val="20"/>
         </w:rPr>
-        <w:t xml:space="preserve"> 4 </w:t>
+        <w:t xml:space="preserve">3 </w:t>
       </w:r>
       <w:r>
         <w:rPr>
@@ -8844,7 +9912,7 @@
           <w:sz w:val="20"/>
           <w:szCs w:val="20"/>
         </w:rPr>
-        <w:t>為相同輸入（長邊正規化＋年齡）之線性迴歸對照組；皆為相同</w:t>
+        <w:t>為</w:t>
       </w:r>
       <w:r>
         <w:rPr>
@@ -8855,7 +9923,7 @@
           <w:sz w:val="20"/>
           <w:szCs w:val="20"/>
         </w:rPr>
-        <w:t xml:space="preserve"> 5 </w:t>
+        <w:t xml:space="preserve"> ANN </w:t>
       </w:r>
       <w:r>
         <w:rPr>
@@ -8866,7 +9934,7 @@
           <w:sz w:val="20"/>
           <w:szCs w:val="20"/>
         </w:rPr>
-        <w:t>摺切分之</w:t>
+        <w:t>模型，列</w:t>
       </w:r>
       <w:r>
         <w:rPr>
@@ -8877,7 +9945,7 @@
           <w:sz w:val="20"/>
           <w:szCs w:val="20"/>
         </w:rPr>
-        <w:t xml:space="preserve"> out-of-fold </w:t>
+        <w:t xml:space="preserve"> 4 </w:t>
       </w:r>
       <w:r>
         <w:rPr>
@@ -8888,7 +9956,7 @@
           <w:sz w:val="20"/>
           <w:szCs w:val="20"/>
         </w:rPr>
-        <w:t>結果（</w:t>
+        <w:t>為相同輸入（長邊正規化＋年齡）之線性迴歸對照組；皆為相同</w:t>
       </w:r>
       <w:r>
         <w:rPr>
@@ -8899,8 +9967,9 @@
           <w:sz w:val="20"/>
           <w:szCs w:val="20"/>
         </w:rPr>
-        <w:t>n = 67</w:t>
-      </w:r>
+        <w:t xml:space="preserve"> 5 </w:t>
+      </w:r>
+      <w:proofErr w:type="gramStart"/>
       <w:r>
         <w:rPr>
           <w:rFonts w:ascii="Times New Roman" w:eastAsia="標楷體" w:hAnsi="Times New Roman" w:cs="Times New Roman"/>
@@ -8910,6 +9979,62 @@
           <w:sz w:val="20"/>
           <w:szCs w:val="20"/>
         </w:rPr>
+        <w:t>摺</w:t>
+      </w:r>
+      <w:proofErr w:type="gramEnd"/>
+      <w:r>
+        <w:rPr>
+          <w:rFonts w:ascii="Times New Roman" w:eastAsia="標楷體" w:hAnsi="Times New Roman" w:cs="Times New Roman"/>
+          <w:i/>
+          <w:iCs/>
+          <w:color w:val="7F7F7F"/>
+          <w:sz w:val="20"/>
+          <w:szCs w:val="20"/>
+        </w:rPr>
+        <w:t>切分之</w:t>
+      </w:r>
+      <w:r>
+        <w:rPr>
+          <w:rFonts w:ascii="Times New Roman" w:eastAsia="標楷體" w:hAnsi="Times New Roman" w:cs="Times New Roman"/>
+          <w:i/>
+          <w:iCs/>
+          <w:color w:val="7F7F7F"/>
+          <w:sz w:val="20"/>
+          <w:szCs w:val="20"/>
+        </w:rPr>
+        <w:t xml:space="preserve"> out-of-fold </w:t>
+      </w:r>
+      <w:r>
+        <w:rPr>
+          <w:rFonts w:ascii="Times New Roman" w:eastAsia="標楷體" w:hAnsi="Times New Roman" w:cs="Times New Roman"/>
+          <w:i/>
+          <w:iCs/>
+          <w:color w:val="7F7F7F"/>
+          <w:sz w:val="20"/>
+          <w:szCs w:val="20"/>
+        </w:rPr>
+        <w:t>結果（</w:t>
+      </w:r>
+      <w:r>
+        <w:rPr>
+          <w:rFonts w:ascii="Times New Roman" w:eastAsia="標楷體" w:hAnsi="Times New Roman" w:cs="Times New Roman"/>
+          <w:i/>
+          <w:iCs/>
+          <w:color w:val="7F7F7F"/>
+          <w:sz w:val="20"/>
+          <w:szCs w:val="20"/>
+        </w:rPr>
+        <w:t>n = 67</w:t>
+      </w:r>
+      <w:r>
+        <w:rPr>
+          <w:rFonts w:ascii="Times New Roman" w:eastAsia="標楷體" w:hAnsi="Times New Roman" w:cs="Times New Roman"/>
+          <w:i/>
+          <w:iCs/>
+          <w:color w:val="7F7F7F"/>
+          <w:sz w:val="20"/>
+          <w:szCs w:val="20"/>
+        </w:rPr>
         <w:t>）。</w:t>
       </w:r>
     </w:p>
@@ -8965,6 +10090,7 @@
         </w:rPr>
         <w:t xml:space="preserve"> </w:t>
       </w:r>
+      <w:proofErr w:type="gramStart"/>
       <w:r>
         <w:rPr>
           <w:rFonts w:ascii="Times New Roman" w:eastAsia="標楷體" w:hAnsi="Times New Roman" w:cs="Times New Roman"/>
@@ -8983,7 +10109,18 @@
           <w:sz w:val="22"/>
           <w:szCs w:val="22"/>
         </w:rPr>
-        <w:t>散布圖</w:t>
+        <w:t>散布</w:t>
+      </w:r>
+      <w:proofErr w:type="gramEnd"/>
+      <w:r>
+        <w:rPr>
+          <w:rFonts w:ascii="Times New Roman" w:eastAsia="標楷體" w:hAnsi="Times New Roman" w:cs="Times New Roman"/>
+          <w:b/>
+          <w:bCs/>
+          <w:sz w:val="22"/>
+          <w:szCs w:val="22"/>
+        </w:rPr>
+        <w:t>圖</w:t>
       </w:r>
     </w:p>
     <w:p>
@@ -9066,8 +10203,6 @@
           <w:szCs w:val="22"/>
         </w:rPr>
       </w:pPr>
-      <w:bookmarkStart w:id="1" w:name="_GoBack"/>
-      <w:bookmarkEnd w:id="1"/>
       <w:r>
         <w:rPr>
           <w:rFonts w:ascii="Times New Roman" w:eastAsia="標楷體" w:hAnsi="Times New Roman" w:cs="Times New Roman"/>
@@ -9252,7 +10387,21 @@
         <w:rPr>
           <w:rFonts w:ascii="Times New Roman" w:eastAsia="標楷體" w:hAnsi="Times New Roman" w:cs="Times New Roman"/>
         </w:rPr>
-        <w:t>比較不同輸入之校正後效能。僅依牙位平均值之基線</w:t>
+        <w:t>比較不同輸入之校正後效能。</w:t>
+      </w:r>
+      <w:proofErr w:type="gramStart"/>
+      <w:r>
+        <w:rPr>
+          <w:rFonts w:ascii="Times New Roman" w:eastAsia="標楷體" w:hAnsi="Times New Roman" w:cs="Times New Roman"/>
+        </w:rPr>
+        <w:t>僅依牙位</w:t>
+      </w:r>
+      <w:proofErr w:type="gramEnd"/>
+      <w:r>
+        <w:rPr>
+          <w:rFonts w:ascii="Times New Roman" w:eastAsia="標楷體" w:hAnsi="Times New Roman" w:cs="Times New Roman"/>
+        </w:rPr>
+        <w:t>平均值之基線</w:t>
       </w:r>
       <w:r>
         <w:rPr>
@@ -9276,7 +10425,21 @@
         <w:rPr>
           <w:rFonts w:ascii="Times New Roman" w:eastAsia="標楷體" w:hAnsi="Times New Roman" w:cs="Times New Roman"/>
         </w:rPr>
-        <w:t>，冠寬比例尺為</w:t>
+        <w:t>，</w:t>
+      </w:r>
+      <w:proofErr w:type="gramStart"/>
+      <w:r>
+        <w:rPr>
+          <w:rFonts w:ascii="Times New Roman" w:eastAsia="標楷體" w:hAnsi="Times New Roman" w:cs="Times New Roman"/>
+        </w:rPr>
+        <w:t>冠寬比例</w:t>
+      </w:r>
+      <w:proofErr w:type="gramEnd"/>
+      <w:r>
+        <w:rPr>
+          <w:rFonts w:ascii="Times New Roman" w:eastAsia="標楷體" w:hAnsi="Times New Roman" w:cs="Times New Roman"/>
+        </w:rPr>
+        <w:t>尺為</w:t>
       </w:r>
       <w:r>
         <w:rPr>
@@ -9288,7 +10451,21 @@
         <w:rPr>
           <w:rFonts w:ascii="Times New Roman" w:eastAsia="標楷體" w:hAnsi="Times New Roman" w:cs="Times New Roman"/>
         </w:rPr>
-        <w:t>，長邊正規化</w:t>
+        <w:t>，</w:t>
+      </w:r>
+      <w:proofErr w:type="gramStart"/>
+      <w:r>
+        <w:rPr>
+          <w:rFonts w:ascii="Times New Roman" w:eastAsia="標楷體" w:hAnsi="Times New Roman" w:cs="Times New Roman"/>
+        </w:rPr>
+        <w:t>長邊正</w:t>
+      </w:r>
+      <w:proofErr w:type="gramEnd"/>
+      <w:r>
+        <w:rPr>
+          <w:rFonts w:ascii="Times New Roman" w:eastAsia="標楷體" w:hAnsi="Times New Roman" w:cs="Times New Roman"/>
+        </w:rPr>
+        <w:t>規化</w:t>
       </w:r>
       <w:r>
         <w:rPr>
@@ -9354,7 +10531,21 @@
         <w:rPr>
           <w:rFonts w:ascii="Times New Roman" w:eastAsia="標楷體" w:hAnsi="Times New Roman" w:cs="Times New Roman"/>
         </w:rPr>
-        <w:t>影像資訊相對牙位基線具額外貢獻（長邊正規化</w:t>
+        <w:t>影像資訊相對牙位基線具額外貢獻</w:t>
+      </w:r>
+      <w:proofErr w:type="gramStart"/>
+      <w:r>
+        <w:rPr>
+          <w:rFonts w:ascii="Times New Roman" w:eastAsia="標楷體" w:hAnsi="Times New Roman" w:cs="Times New Roman"/>
+        </w:rPr>
+        <w:t>（</w:t>
+      </w:r>
+      <w:proofErr w:type="gramEnd"/>
+      <w:r>
+        <w:rPr>
+          <w:rFonts w:ascii="Times New Roman" w:eastAsia="標楷體" w:hAnsi="Times New Roman" w:cs="Times New Roman"/>
+        </w:rPr>
+        <w:t>長邊正規化</w:t>
       </w:r>
       <w:r>
         <w:rPr>
@@ -9410,11 +10601,19 @@
         </w:rPr>
         <w:t xml:space="preserve"> 0.650</w:t>
       </w:r>
-      <w:r>
-        <w:rPr>
-          <w:rFonts w:ascii="Times New Roman" w:eastAsia="標楷體" w:hAnsi="Times New Roman" w:cs="Times New Roman"/>
-        </w:rPr>
-        <w:t>）；加入年齡後</w:t>
+      <w:proofErr w:type="gramStart"/>
+      <w:r>
+        <w:rPr>
+          <w:rFonts w:ascii="Times New Roman" w:eastAsia="標楷體" w:hAnsi="Times New Roman" w:cs="Times New Roman"/>
+        </w:rPr>
+        <w:t>）</w:t>
+      </w:r>
+      <w:proofErr w:type="gramEnd"/>
+      <w:r>
+        <w:rPr>
+          <w:rFonts w:ascii="Times New Roman" w:eastAsia="標楷體" w:hAnsi="Times New Roman" w:cs="Times New Roman"/>
+        </w:rPr>
+        <w:t>；加入年齡後</w:t>
       </w:r>
       <w:r>
         <w:rPr>
@@ -10097,6 +11296,7 @@
                 <w:rFonts w:ascii="Times New Roman" w:eastAsia="標楷體" w:hAnsi="Times New Roman" w:cs="Times New Roman"/>
               </w:rPr>
             </w:pPr>
+            <w:proofErr w:type="gramStart"/>
             <w:r>
               <w:rPr>
                 <w:rFonts w:ascii="Times New Roman" w:eastAsia="標楷體" w:hAnsi="Times New Roman" w:cs="Times New Roman"/>
@@ -10105,6 +11305,7 @@
               </w:rPr>
               <w:t>冠寬比例尺</w:t>
             </w:r>
+            <w:proofErr w:type="gramEnd"/>
           </w:p>
         </w:tc>
         <w:tc>
@@ -10260,13 +11461,23 @@
                 <w:rFonts w:ascii="Times New Roman" w:eastAsia="標楷體" w:hAnsi="Times New Roman" w:cs="Times New Roman"/>
               </w:rPr>
             </w:pPr>
+            <w:proofErr w:type="gramStart"/>
             <w:r>
               <w:rPr>
                 <w:rFonts w:ascii="Times New Roman" w:eastAsia="標楷體" w:hAnsi="Times New Roman" w:cs="Times New Roman"/>
                 <w:sz w:val="20"/>
                 <w:szCs w:val="20"/>
               </w:rPr>
-              <w:t>長邊正規化</w:t>
+              <w:t>長邊正規</w:t>
+            </w:r>
+            <w:proofErr w:type="gramEnd"/>
+            <w:r>
+              <w:rPr>
+                <w:rFonts w:ascii="Times New Roman" w:eastAsia="標楷體" w:hAnsi="Times New Roman" w:cs="Times New Roman"/>
+                <w:sz w:val="20"/>
+                <w:szCs w:val="20"/>
+              </w:rPr>
+              <w:t>化</w:t>
             </w:r>
           </w:p>
         </w:tc>
@@ -10423,13 +11634,23 @@
                 <w:rFonts w:ascii="Times New Roman" w:eastAsia="標楷體" w:hAnsi="Times New Roman" w:cs="Times New Roman"/>
               </w:rPr>
             </w:pPr>
+            <w:proofErr w:type="gramStart"/>
             <w:r>
               <w:rPr>
                 <w:rFonts w:ascii="Times New Roman" w:eastAsia="標楷體" w:hAnsi="Times New Roman" w:cs="Times New Roman"/>
                 <w:sz w:val="20"/>
                 <w:szCs w:val="20"/>
               </w:rPr>
-              <w:t>長邊正規化</w:t>
+              <w:t>長邊正規</w:t>
+            </w:r>
+            <w:proofErr w:type="gramEnd"/>
+            <w:r>
+              <w:rPr>
+                <w:rFonts w:ascii="Times New Roman" w:eastAsia="標楷體" w:hAnsi="Times New Roman" w:cs="Times New Roman"/>
+                <w:sz w:val="20"/>
+                <w:szCs w:val="20"/>
+              </w:rPr>
+              <w:t>化</w:t>
             </w:r>
             <w:r>
               <w:rPr>
@@ -10610,13 +11831,23 @@
                 <w:rFonts w:ascii="Times New Roman" w:eastAsia="標楷體" w:hAnsi="Times New Roman" w:cs="Times New Roman"/>
               </w:rPr>
             </w:pPr>
+            <w:proofErr w:type="gramStart"/>
             <w:r>
               <w:rPr>
                 <w:rFonts w:ascii="Times New Roman" w:eastAsia="標楷體" w:hAnsi="Times New Roman" w:cs="Times New Roman"/>
                 <w:sz w:val="20"/>
                 <w:szCs w:val="20"/>
               </w:rPr>
-              <w:t>長邊正規化</w:t>
+              <w:t>長邊正規</w:t>
+            </w:r>
+            <w:proofErr w:type="gramEnd"/>
+            <w:r>
+              <w:rPr>
+                <w:rFonts w:ascii="Times New Roman" w:eastAsia="標楷體" w:hAnsi="Times New Roman" w:cs="Times New Roman"/>
+                <w:sz w:val="20"/>
+                <w:szCs w:val="20"/>
+              </w:rPr>
+              <w:t>化</w:t>
             </w:r>
             <w:r>
               <w:rPr>
@@ -10789,13 +12020,23 @@
                 <w:rFonts w:ascii="Times New Roman" w:eastAsia="標楷體" w:hAnsi="Times New Roman" w:cs="Times New Roman"/>
               </w:rPr>
             </w:pPr>
+            <w:proofErr w:type="gramStart"/>
             <w:r>
               <w:rPr>
                 <w:rFonts w:ascii="Times New Roman" w:eastAsia="標楷體" w:hAnsi="Times New Roman" w:cs="Times New Roman"/>
                 <w:sz w:val="20"/>
                 <w:szCs w:val="20"/>
               </w:rPr>
-              <w:t>長邊正規化</w:t>
+              <w:t>長邊正規</w:t>
+            </w:r>
+            <w:proofErr w:type="gramEnd"/>
+            <w:r>
+              <w:rPr>
+                <w:rFonts w:ascii="Times New Roman" w:eastAsia="標楷體" w:hAnsi="Times New Roman" w:cs="Times New Roman"/>
+                <w:sz w:val="20"/>
+                <w:szCs w:val="20"/>
+              </w:rPr>
+              <w:t>化</w:t>
             </w:r>
             <w:r>
               <w:rPr>
@@ -11161,12 +12402,14 @@
         </w:rPr>
         <w:t xml:space="preserve">6 </w:t>
       </w:r>
+      <w:proofErr w:type="gramStart"/>
       <w:r>
         <w:rPr>
           <w:rFonts w:ascii="Times New Roman" w:eastAsia="標楷體" w:hAnsi="Times New Roman" w:cs="Times New Roman"/>
         </w:rPr>
         <w:t>conclusion</w:t>
       </w:r>
+      <w:proofErr w:type="gramEnd"/>
     </w:p>
     <w:p>
       <w:pPr>
@@ -11179,7 +12422,21 @@
         <w:rPr>
           <w:rFonts w:ascii="Times New Roman" w:eastAsia="標楷體" w:hAnsi="Times New Roman" w:cs="Times New Roman"/>
         </w:rPr>
-        <w:t>本研究提出一套免實體校正之自動化流程，由術前根尖</w:t>
+        <w:t>本研究提出一套免實體校正之自動化流程，</w:t>
+      </w:r>
+      <w:proofErr w:type="gramStart"/>
+      <w:r>
+        <w:rPr>
+          <w:rFonts w:ascii="Times New Roman" w:eastAsia="標楷體" w:hAnsi="Times New Roman" w:cs="Times New Roman"/>
+        </w:rPr>
+        <w:t>由術前根</w:t>
+      </w:r>
+      <w:proofErr w:type="gramEnd"/>
+      <w:r>
+        <w:rPr>
+          <w:rFonts w:ascii="Times New Roman" w:eastAsia="標楷體" w:hAnsi="Times New Roman" w:cs="Times New Roman"/>
+        </w:rPr>
+        <w:t>尖</w:t>
       </w:r>
       <w:r>
         <w:rPr>
@@ -11271,6 +12528,7 @@
         </w:rPr>
         <w:t>於</w:t>
       </w:r>
+      <w:proofErr w:type="gramStart"/>
       <w:r>
         <w:rPr>
           <w:rFonts w:ascii="Times New Roman" w:eastAsia="標楷體" w:hAnsi="Times New Roman" w:cs="Times New Roman"/>
@@ -11281,7 +12539,14 @@
         <w:rPr>
           <w:rFonts w:ascii="Times New Roman" w:eastAsia="標楷體" w:hAnsi="Times New Roman" w:cs="Times New Roman"/>
         </w:rPr>
-        <w:t>顆前牙之評估中，校正後</w:t>
+        <w:t>顆前牙之</w:t>
+      </w:r>
+      <w:proofErr w:type="gramEnd"/>
+      <w:r>
+        <w:rPr>
+          <w:rFonts w:ascii="Times New Roman" w:eastAsia="標楷體" w:hAnsi="Times New Roman" w:cs="Times New Roman"/>
+        </w:rPr>
+        <w:t>評估中，校正後</w:t>
       </w:r>
       <w:r>
         <w:rPr>
@@ -11333,12 +12598,14 @@
           <w:rFonts w:ascii="Times New Roman" w:eastAsia="標楷體" w:hAnsi="Times New Roman" w:cs="Times New Roman"/>
         </w:rPr>
       </w:pPr>
+      <w:proofErr w:type="gramStart"/>
       <w:r>
         <w:rPr>
           <w:rFonts w:ascii="Times New Roman" w:eastAsia="標楷體" w:hAnsi="Times New Roman" w:cs="Times New Roman"/>
         </w:rPr>
         <w:t>為偏短之</w:t>
       </w:r>
+      <w:proofErr w:type="gramEnd"/>
       <w:r>
         <w:rPr>
           <w:rFonts w:ascii="Times New Roman" w:eastAsia="標楷體" w:hAnsi="Times New Roman" w:cs="Times New Roman"/>
@@ -11355,7 +12622,35 @@
         <w:rPr>
           <w:rFonts w:ascii="Times New Roman" w:eastAsia="標楷體" w:hAnsi="Times New Roman" w:cs="Times New Roman"/>
         </w:rPr>
-        <w:t>，且優於僅依牙位平均值與冠寬比例尺之對照法，顯示在</w:t>
+        <w:t>，且優於</w:t>
+      </w:r>
+      <w:proofErr w:type="gramStart"/>
+      <w:r>
+        <w:rPr>
+          <w:rFonts w:ascii="Times New Roman" w:eastAsia="標楷體" w:hAnsi="Times New Roman" w:cs="Times New Roman"/>
+        </w:rPr>
+        <w:t>僅依牙</w:t>
+      </w:r>
+      <w:proofErr w:type="gramEnd"/>
+      <w:r>
+        <w:rPr>
+          <w:rFonts w:ascii="Times New Roman" w:eastAsia="標楷體" w:hAnsi="Times New Roman" w:cs="Times New Roman"/>
+        </w:rPr>
+        <w:t>位平均值</w:t>
+      </w:r>
+      <w:proofErr w:type="gramStart"/>
+      <w:r>
+        <w:rPr>
+          <w:rFonts w:ascii="Times New Roman" w:eastAsia="標楷體" w:hAnsi="Times New Roman" w:cs="Times New Roman"/>
+        </w:rPr>
+        <w:t>與冠</w:t>
+      </w:r>
+      <w:proofErr w:type="gramEnd"/>
+      <w:r>
+        <w:rPr>
+          <w:rFonts w:ascii="Times New Roman" w:eastAsia="標楷體" w:hAnsi="Times New Roman" w:cs="Times New Roman"/>
+        </w:rPr>
+        <w:t>寬比例尺之對照法，顯示在</w:t>
       </w:r>
     </w:p>
     <w:p>
@@ -11383,7 +12678,21 @@
         <w:rPr>
           <w:rFonts w:ascii="Times New Roman" w:eastAsia="標楷體" w:hAnsi="Times New Roman" w:cs="Times New Roman"/>
         </w:rPr>
-        <w:t>僅納入單一醫學中心之前牙、以充填長度作為工作長度之替代參考，以及二維</w:t>
+        <w:t>僅納入單一醫學中心</w:t>
+      </w:r>
+      <w:proofErr w:type="gramStart"/>
+      <w:r>
+        <w:rPr>
+          <w:rFonts w:ascii="Times New Roman" w:eastAsia="標楷體" w:hAnsi="Times New Roman" w:cs="Times New Roman"/>
+        </w:rPr>
+        <w:t>之前牙</w:t>
+      </w:r>
+      <w:proofErr w:type="gramEnd"/>
+      <w:r>
+        <w:rPr>
+          <w:rFonts w:ascii="Times New Roman" w:eastAsia="標楷體" w:hAnsi="Times New Roman" w:cs="Times New Roman"/>
+        </w:rPr>
+        <w:t>、以充填長度作為工作長度之替代參考，以及二維</w:t>
       </w:r>
     </w:p>
     <w:p>
@@ -11411,7 +12720,21 @@
         <w:rPr>
           <w:rFonts w:ascii="Times New Roman" w:eastAsia="標楷體" w:hAnsi="Times New Roman" w:cs="Times New Roman"/>
         </w:rPr>
-        <w:t>心資料，並探討結合拍攝參數或輕量校正資訊以進一步提升精度，朝臨床術前</w:t>
+        <w:t>心資料，並探討結合拍攝參數或輕量校正資訊以進一步提升精度，朝</w:t>
+      </w:r>
+      <w:proofErr w:type="gramStart"/>
+      <w:r>
+        <w:rPr>
+          <w:rFonts w:ascii="Times New Roman" w:eastAsia="標楷體" w:hAnsi="Times New Roman" w:cs="Times New Roman"/>
+        </w:rPr>
+        <w:t>臨床術</w:t>
+      </w:r>
+      <w:proofErr w:type="gramEnd"/>
+      <w:r>
+        <w:rPr>
+          <w:rFonts w:ascii="Times New Roman" w:eastAsia="標楷體" w:hAnsi="Times New Roman" w:cs="Times New Roman"/>
+        </w:rPr>
+        <w:t>前</w:t>
       </w:r>
     </w:p>
     <w:p>
@@ -11439,7 +12762,7 @@
 </file>
 
 <file path=word/endnotes.xml><?xml version="1.0" encoding="utf-8"?>
-<w:endnotes xmlns:wpc="http://schemas.microsoft.com/office/word/2010/wordprocessingCanvas" xmlns:cx="http://schemas.microsoft.com/office/drawing/2014/chartex" xmlns:cx1="http://schemas.microsoft.com/office/drawing/2015/9/8/chartex" xmlns:cx2="http://schemas.microsoft.com/office/drawing/2015/10/21/chartex" xmlns:cx3="http://schemas.microsoft.com/office/drawing/2016/5/9/chartex" xmlns:cx4="http://schemas.microsoft.com/office/drawing/2016/5/10/chartex" xmlns:cx5="http://schemas.microsoft.com/office/drawing/2016/5/11/chartex" xmlns:cx6="http://schemas.microsoft.com/office/drawing/2016/5/12/chartex" xmlns:cx7="http://schemas.microsoft.com/office/drawing/2016/5/13/chartex" xmlns:cx8="http://schemas.microsoft.com/office/drawing/2016/5/14/chartex" xmlns:mc="http://schemas.openxmlformats.org/markup-compatibility/2006" xmlns:aink="http://schemas.microsoft.com/office/drawing/2016/ink" xmlns:am3d="http://schemas.microsoft.com/office/drawing/2017/model3d" xmlns:o="urn:schemas-microsoft-com:office:office" xmlns:r="http://schemas.openxmlformats.org/officeDocument/2006/relationships" xmlns:m="http://schemas.openxmlformats.org/officeDocument/2006/math" xmlns:v="urn:schemas-microsoft-com:vml" xmlns:wp14="http://schemas.microsoft.com/office/word/2010/wordprocessingDrawing" xmlns:wp="http://schemas.openxmlformats.org/drawingml/2006/wordprocessingDrawing" xmlns:w10="urn:schemas-microsoft-com:office:word" xmlns:w="http://schemas.openxmlformats.org/wordprocessingml/2006/main" xmlns:w14="http://schemas.microsoft.com/office/word/2010/wordml" xmlns:w15="http://schemas.microsoft.com/office/word/2012/wordml" xmlns:w16cex="http://schemas.microsoft.com/office/word/2018/wordml/cex" xmlns:w16cid="http://schemas.microsoft.com/office/word/2016/wordml/cid" xmlns:w16="http://schemas.microsoft.com/office/word/2018/wordml" xmlns:w16se="http://schemas.microsoft.com/office/word/2015/wordml/symex" xmlns:wpg="http://schemas.microsoft.com/office/word/2010/wordprocessingGroup" xmlns:wpi="http://schemas.microsoft.com/office/word/2010/wordprocessingInk" xmlns:wne="http://schemas.microsoft.com/office/word/2006/wordml" xmlns:wps="http://schemas.microsoft.com/office/word/2010/wordprocessingShape" mc:Ignorable="w14 w15 w16se w16cid w16 w16cex wp14">
+<w:endnotes xmlns:wpc="http://schemas.microsoft.com/office/word/2010/wordprocessingCanvas" xmlns:cx="http://schemas.microsoft.com/office/drawing/2014/chartex" xmlns:cx1="http://schemas.microsoft.com/office/drawing/2015/9/8/chartex" xmlns:cx2="http://schemas.microsoft.com/office/drawing/2015/10/21/chartex" xmlns:cx3="http://schemas.microsoft.com/office/drawing/2016/5/9/chartex" xmlns:cx4="http://schemas.microsoft.com/office/drawing/2016/5/10/chartex" xmlns:cx5="http://schemas.microsoft.com/office/drawing/2016/5/11/chartex" xmlns:cx6="http://schemas.microsoft.com/office/drawing/2016/5/12/chartex" xmlns:cx7="http://schemas.microsoft.com/office/drawing/2016/5/13/chartex" xmlns:cx8="http://schemas.microsoft.com/office/drawing/2016/5/14/chartex" xmlns:mc="http://schemas.openxmlformats.org/markup-compatibility/2006" xmlns:aink="http://schemas.microsoft.com/office/drawing/2016/ink" xmlns:am3d="http://schemas.microsoft.com/office/drawing/2017/model3d" xmlns:o="urn:schemas-microsoft-com:office:office" xmlns:r="http://schemas.openxmlformats.org/officeDocument/2006/relationships" xmlns:m="http://schemas.openxmlformats.org/officeDocument/2006/math" xmlns:v="urn:schemas-microsoft-com:vml" xmlns:wp14="http://schemas.microsoft.com/office/word/2010/wordprocessingDrawing" xmlns:wp="http://schemas.openxmlformats.org/drawingml/2006/wordprocessingDrawing" xmlns:w10="urn:schemas-microsoft-com:office:word" xmlns:w="http://schemas.openxmlformats.org/wordprocessingml/2006/main" xmlns:w14="http://schemas.microsoft.com/office/word/2010/wordml" xmlns:w15="http://schemas.microsoft.com/office/word/2012/wordml" xmlns:w16cid="http://schemas.microsoft.com/office/word/2016/wordml/cid" xmlns:w16se="http://schemas.microsoft.com/office/word/2015/wordml/symex" xmlns:wpg="http://schemas.microsoft.com/office/word/2010/wordprocessingGroup" xmlns:wpi="http://schemas.microsoft.com/office/word/2010/wordprocessingInk" xmlns:wne="http://schemas.microsoft.com/office/word/2006/wordml" xmlns:wps="http://schemas.microsoft.com/office/word/2010/wordprocessingShape" mc:Ignorable="w14 w15 w16se w16cid wp14">
   <w:endnote w:type="separator" w:id="-1">
     <w:p>
       <w:pPr>
@@ -11464,7 +12787,7 @@
 </file>
 
 <file path=word/footnotes.xml><?xml version="1.0" encoding="utf-8"?>
-<w:footnotes xmlns:wpc="http://schemas.microsoft.com/office/word/2010/wordprocessingCanvas" xmlns:cx="http://schemas.microsoft.com/office/drawing/2014/chartex" xmlns:cx1="http://schemas.microsoft.com/office/drawing/2015/9/8/chartex" xmlns:cx2="http://schemas.microsoft.com/office/drawing/2015/10/21/chartex" xmlns:cx3="http://schemas.microsoft.com/office/drawing/2016/5/9/chartex" xmlns:cx4="http://schemas.microsoft.com/office/drawing/2016/5/10/chartex" xmlns:cx5="http://schemas.microsoft.com/office/drawing/2016/5/11/chartex" xmlns:cx6="http://schemas.microsoft.com/office/drawing/2016/5/12/chartex" xmlns:cx7="http://schemas.microsoft.com/office/drawing/2016/5/13/chartex" xmlns:cx8="http://schemas.microsoft.com/office/drawing/2016/5/14/chartex" xmlns:mc="http://schemas.openxmlformats.org/markup-compatibility/2006" xmlns:aink="http://schemas.microsoft.com/office/drawing/2016/ink" xmlns:am3d="http://schemas.microsoft.com/office/drawing/2017/model3d" xmlns:o="urn:schemas-microsoft-com:office:office" xmlns:r="http://schemas.openxmlformats.org/officeDocument/2006/relationships" xmlns:m="http://schemas.openxmlformats.org/officeDocument/2006/math" xmlns:v="urn:schemas-microsoft-com:vml" xmlns:wp14="http://schemas.microsoft.com/office/word/2010/wordprocessingDrawing" xmlns:wp="http://schemas.openxmlformats.org/drawingml/2006/wordprocessingDrawing" xmlns:w10="urn:schemas-microsoft-com:office:word" xmlns:w="http://schemas.openxmlformats.org/wordprocessingml/2006/main" xmlns:w14="http://schemas.microsoft.com/office/word/2010/wordml" xmlns:w15="http://schemas.microsoft.com/office/word/2012/wordml" xmlns:w16cex="http://schemas.microsoft.com/office/word/2018/wordml/cex" xmlns:w16cid="http://schemas.microsoft.com/office/word/2016/wordml/cid" xmlns:w16="http://schemas.microsoft.com/office/word/2018/wordml" xmlns:w16se="http://schemas.microsoft.com/office/word/2015/wordml/symex" xmlns:wpg="http://schemas.microsoft.com/office/word/2010/wordprocessingGroup" xmlns:wpi="http://schemas.microsoft.com/office/word/2010/wordprocessingInk" xmlns:wne="http://schemas.microsoft.com/office/word/2006/wordml" xmlns:wps="http://schemas.microsoft.com/office/word/2010/wordprocessingShape" mc:Ignorable="w14 w15 w16se w16cid w16 w16cex wp14">
+<w:footnotes xmlns:wpc="http://schemas.microsoft.com/office/word/2010/wordprocessingCanvas" xmlns:cx="http://schemas.microsoft.com/office/drawing/2014/chartex" xmlns:cx1="http://schemas.microsoft.com/office/drawing/2015/9/8/chartex" xmlns:cx2="http://schemas.microsoft.com/office/drawing/2015/10/21/chartex" xmlns:cx3="http://schemas.microsoft.com/office/drawing/2016/5/9/chartex" xmlns:cx4="http://schemas.microsoft.com/office/drawing/2016/5/10/chartex" xmlns:cx5="http://schemas.microsoft.com/office/drawing/2016/5/11/chartex" xmlns:cx6="http://schemas.microsoft.com/office/drawing/2016/5/12/chartex" xmlns:cx7="http://schemas.microsoft.com/office/drawing/2016/5/13/chartex" xmlns:cx8="http://schemas.microsoft.com/office/drawing/2016/5/14/chartex" xmlns:mc="http://schemas.openxmlformats.org/markup-compatibility/2006" xmlns:aink="http://schemas.microsoft.com/office/drawing/2016/ink" xmlns:am3d="http://schemas.microsoft.com/office/drawing/2017/model3d" xmlns:o="urn:schemas-microsoft-com:office:office" xmlns:r="http://schemas.openxmlformats.org/officeDocument/2006/relationships" xmlns:m="http://schemas.openxmlformats.org/officeDocument/2006/math" xmlns:v="urn:schemas-microsoft-com:vml" xmlns:wp14="http://schemas.microsoft.com/office/word/2010/wordprocessingDrawing" xmlns:wp="http://schemas.openxmlformats.org/drawingml/2006/wordprocessingDrawing" xmlns:w10="urn:schemas-microsoft-com:office:word" xmlns:w="http://schemas.openxmlformats.org/wordprocessingml/2006/main" xmlns:w14="http://schemas.microsoft.com/office/word/2010/wordml" xmlns:w15="http://schemas.microsoft.com/office/word/2012/wordml" xmlns:w16cid="http://schemas.microsoft.com/office/word/2016/wordml/cid" xmlns:w16se="http://schemas.microsoft.com/office/word/2015/wordml/symex" xmlns:wpg="http://schemas.microsoft.com/office/word/2010/wordprocessingGroup" xmlns:wpi="http://schemas.microsoft.com/office/word/2010/wordprocessingInk" xmlns:wne="http://schemas.microsoft.com/office/word/2006/wordml" xmlns:wps="http://schemas.microsoft.com/office/word/2010/wordprocessingShape" mc:Ignorable="w14 w15 w16se w16cid wp14">
   <w:footnote w:type="separator" w:id="-1">
     <w:p>
       <w:pPr>
@@ -11489,7 +12812,7 @@
 </file>
 
 <file path=word/numbering.xml><?xml version="1.0" encoding="utf-8"?>
-<w:numbering xmlns:wpc="http://schemas.microsoft.com/office/word/2010/wordprocessingCanvas" xmlns:cx="http://schemas.microsoft.com/office/drawing/2014/chartex" xmlns:cx1="http://schemas.microsoft.com/office/drawing/2015/9/8/chartex" xmlns:cx2="http://schemas.microsoft.com/office/drawing/2015/10/21/chartex" xmlns:cx3="http://schemas.microsoft.com/office/drawing/2016/5/9/chartex" xmlns:cx4="http://schemas.microsoft.com/office/drawing/2016/5/10/chartex" xmlns:cx5="http://schemas.microsoft.com/office/drawing/2016/5/11/chartex" xmlns:cx6="http://schemas.microsoft.com/office/drawing/2016/5/12/chartex" xmlns:cx7="http://schemas.microsoft.com/office/drawing/2016/5/13/chartex" xmlns:cx8="http://schemas.microsoft.com/office/drawing/2016/5/14/chartex" xmlns:mc="http://schemas.openxmlformats.org/markup-compatibility/2006" xmlns:aink="http://schemas.microsoft.com/office/drawing/2016/ink" xmlns:am3d="http://schemas.microsoft.com/office/drawing/2017/model3d" xmlns:o="urn:schemas-microsoft-com:office:office" xmlns:r="http://schemas.openxmlformats.org/officeDocument/2006/relationships" xmlns:m="http://schemas.openxmlformats.org/officeDocument/2006/math" xmlns:v="urn:schemas-microsoft-com:vml" xmlns:wp14="http://schemas.microsoft.com/office/word/2010/wordprocessingDrawing" xmlns:wp="http://schemas.openxmlformats.org/drawingml/2006/wordprocessingDrawing" xmlns:w10="urn:schemas-microsoft-com:office:word" xmlns:w="http://schemas.openxmlformats.org/wordprocessingml/2006/main" xmlns:w14="http://schemas.microsoft.com/office/word/2010/wordml" xmlns:w15="http://schemas.microsoft.com/office/word/2012/wordml" xmlns:w16cex="http://schemas.microsoft.com/office/word/2018/wordml/cex" xmlns:w16cid="http://schemas.microsoft.com/office/word/2016/wordml/cid" xmlns:w16="http://schemas.microsoft.com/office/word/2018/wordml" xmlns:w16se="http://schemas.microsoft.com/office/word/2015/wordml/symex" xmlns:wpg="http://schemas.microsoft.com/office/word/2010/wordprocessingGroup" xmlns:wpi="http://schemas.microsoft.com/office/word/2010/wordprocessingInk" xmlns:wne="http://schemas.microsoft.com/office/word/2006/wordml" xmlns:wps="http://schemas.microsoft.com/office/word/2010/wordprocessingShape" mc:Ignorable="w14 w15 w16se w16cid w16 w16cex wp14">
+<w:numbering xmlns:wpc="http://schemas.microsoft.com/office/word/2010/wordprocessingCanvas" xmlns:cx="http://schemas.microsoft.com/office/drawing/2014/chartex" xmlns:cx1="http://schemas.microsoft.com/office/drawing/2015/9/8/chartex" xmlns:cx2="http://schemas.microsoft.com/office/drawing/2015/10/21/chartex" xmlns:cx3="http://schemas.microsoft.com/office/drawing/2016/5/9/chartex" xmlns:cx4="http://schemas.microsoft.com/office/drawing/2016/5/10/chartex" xmlns:cx5="http://schemas.microsoft.com/office/drawing/2016/5/11/chartex" xmlns:cx6="http://schemas.microsoft.com/office/drawing/2016/5/12/chartex" xmlns:cx7="http://schemas.microsoft.com/office/drawing/2016/5/13/chartex" xmlns:cx8="http://schemas.microsoft.com/office/drawing/2016/5/14/chartex" xmlns:mc="http://schemas.openxmlformats.org/markup-compatibility/2006" xmlns:aink="http://schemas.microsoft.com/office/drawing/2016/ink" xmlns:am3d="http://schemas.microsoft.com/office/drawing/2017/model3d" xmlns:o="urn:schemas-microsoft-com:office:office" xmlns:r="http://schemas.openxmlformats.org/officeDocument/2006/relationships" xmlns:m="http://schemas.openxmlformats.org/officeDocument/2006/math" xmlns:v="urn:schemas-microsoft-com:vml" xmlns:wp14="http://schemas.microsoft.com/office/word/2010/wordprocessingDrawing" xmlns:wp="http://schemas.openxmlformats.org/drawingml/2006/wordprocessingDrawing" xmlns:w10="urn:schemas-microsoft-com:office:word" xmlns:w="http://schemas.openxmlformats.org/wordprocessingml/2006/main" xmlns:w14="http://schemas.microsoft.com/office/word/2010/wordml" xmlns:w15="http://schemas.microsoft.com/office/word/2012/wordml" xmlns:w16cid="http://schemas.microsoft.com/office/word/2016/wordml/cid" xmlns:w16se="http://schemas.microsoft.com/office/word/2015/wordml/symex" xmlns:wpg="http://schemas.microsoft.com/office/word/2010/wordprocessingGroup" xmlns:wpi="http://schemas.microsoft.com/office/word/2010/wordprocessingInk" xmlns:wne="http://schemas.microsoft.com/office/word/2006/wordml" xmlns:wps="http://schemas.microsoft.com/office/word/2010/wordprocessingShape" mc:Ignorable="w14 w15 w16se w16cid wp14">
   <w:abstractNum w:abstractNumId="0" w15:restartNumberingAfterBreak="0">
     <w:nsid w:val="116508B4"/>
     <w:multiLevelType w:val="multilevel"/>
@@ -11879,7 +13202,7 @@
 </file>
 
 <file path=word/styles.xml><?xml version="1.0" encoding="utf-8"?>
-<w:styles xmlns:mc="http://schemas.openxmlformats.org/markup-compatibility/2006" xmlns:r="http://schemas.openxmlformats.org/officeDocument/2006/relationships" xmlns:w="http://schemas.openxmlformats.org/wordprocessingml/2006/main" xmlns:w14="http://schemas.microsoft.com/office/word/2010/wordml" xmlns:w15="http://schemas.microsoft.com/office/word/2012/wordml" xmlns:w16cex="http://schemas.microsoft.com/office/word/2018/wordml/cex" xmlns:w16cid="http://schemas.microsoft.com/office/word/2016/wordml/cid" xmlns:w16="http://schemas.microsoft.com/office/word/2018/wordml" xmlns:w16se="http://schemas.microsoft.com/office/word/2015/wordml/symex" mc:Ignorable="w14 w15 w16se w16cid w16 w16cex">
+<w:styles xmlns:mc="http://schemas.openxmlformats.org/markup-compatibility/2006" xmlns:r="http://schemas.openxmlformats.org/officeDocument/2006/relationships" xmlns:w="http://schemas.openxmlformats.org/wordprocessingml/2006/main" xmlns:w14="http://schemas.microsoft.com/office/word/2010/wordml" xmlns:w15="http://schemas.microsoft.com/office/word/2012/wordml" xmlns:w16cid="http://schemas.microsoft.com/office/word/2016/wordml/cid" xmlns:w16se="http://schemas.microsoft.com/office/word/2015/wordml/symex" mc:Ignorable="w14 w15 w16se w16cid">
   <w:docDefaults>
     <w:rPrDefault>
       <w:rPr>
@@ -11897,7 +13220,7 @@
       </w:pPr>
     </w:pPrDefault>
   </w:docDefaults>
-  <w:latentStyles w:defLockedState="0" w:defUIPriority="99" w:defSemiHidden="0" w:defUnhideWhenUsed="0" w:defQFormat="0" w:count="376">
+  <w:latentStyles w:defLockedState="0" w:defUIPriority="99" w:defSemiHidden="0" w:defUnhideWhenUsed="0" w:defQFormat="0" w:count="375">
     <w:lsdException w:name="Normal" w:uiPriority="0" w:qFormat="1"/>
     <w:lsdException w:name="heading 1" w:uiPriority="9" w:qFormat="1"/>
     <w:lsdException w:name="heading 2" w:semiHidden="1" w:uiPriority="9" w:unhideWhenUsed="1" w:qFormat="1"/>
@@ -12273,7 +13596,6 @@
     <w:lsdException w:name="Smart Hyperlink" w:semiHidden="1" w:unhideWhenUsed="1"/>
     <w:lsdException w:name="Hashtag" w:semiHidden="1" w:unhideWhenUsed="1"/>
     <w:lsdException w:name="Unresolved Mention" w:semiHidden="1" w:unhideWhenUsed="1"/>
-    <w:lsdException w:name="Smart Link" w:semiHidden="1" w:unhideWhenUsed="1"/>
   </w:latentStyles>
   <w:style w:type="paragraph" w:default="1" w:styleId="a">
     <w:name w:val="Normal"/>

--- a/論文/第二篇的中文稿.docx
+++ b/論文/第二篇的中文稿.docx
@@ -1,6 +1,6 @@
 
 <file path=word/document.xml><?xml version="1.0" encoding="utf-8"?>
-<w:document xmlns:wpc="http://schemas.microsoft.com/office/word/2010/wordprocessingCanvas" xmlns:cx="http://schemas.microsoft.com/office/drawing/2014/chartex" xmlns:cx1="http://schemas.microsoft.com/office/drawing/2015/9/8/chartex" xmlns:cx2="http://schemas.microsoft.com/office/drawing/2015/10/21/chartex" xmlns:cx3="http://schemas.microsoft.com/office/drawing/2016/5/9/chartex" xmlns:cx4="http://schemas.microsoft.com/office/drawing/2016/5/10/chartex" xmlns:cx5="http://schemas.microsoft.com/office/drawing/2016/5/11/chartex" xmlns:cx6="http://schemas.microsoft.com/office/drawing/2016/5/12/chartex" xmlns:cx7="http://schemas.microsoft.com/office/drawing/2016/5/13/chartex" xmlns:cx8="http://schemas.microsoft.com/office/drawing/2016/5/14/chartex" xmlns:mc="http://schemas.openxmlformats.org/markup-compatibility/2006" xmlns:aink="http://schemas.microsoft.com/office/drawing/2016/ink" xmlns:am3d="http://schemas.microsoft.com/office/drawing/2017/model3d" xmlns:o="urn:schemas-microsoft-com:office:office" xmlns:r="http://schemas.openxmlformats.org/officeDocument/2006/relationships" xmlns:m="http://schemas.openxmlformats.org/officeDocument/2006/math" xmlns:v="urn:schemas-microsoft-com:vml" xmlns:wp14="http://schemas.microsoft.com/office/word/2010/wordprocessingDrawing" xmlns:wp="http://schemas.openxmlformats.org/drawingml/2006/wordprocessingDrawing" xmlns:w10="urn:schemas-microsoft-com:office:word" xmlns:w="http://schemas.openxmlformats.org/wordprocessingml/2006/main" xmlns:w14="http://schemas.microsoft.com/office/word/2010/wordml" xmlns:w15="http://schemas.microsoft.com/office/word/2012/wordml" xmlns:w16cid="http://schemas.microsoft.com/office/word/2016/wordml/cid" xmlns:w16se="http://schemas.microsoft.com/office/word/2015/wordml/symex" xmlns:wpg="http://schemas.microsoft.com/office/word/2010/wordprocessingGroup" xmlns:wpi="http://schemas.microsoft.com/office/word/2010/wordprocessingInk" xmlns:wne="http://schemas.microsoft.com/office/word/2006/wordml" xmlns:wps="http://schemas.microsoft.com/office/word/2010/wordprocessingShape" mc:Ignorable="w14 w15 w16se w16cid wp14">
+<w:document xmlns:wpc="http://schemas.microsoft.com/office/word/2010/wordprocessingCanvas" xmlns:cx="http://schemas.microsoft.com/office/drawing/2014/chartex" xmlns:cx1="http://schemas.microsoft.com/office/drawing/2015/9/8/chartex" xmlns:cx2="http://schemas.microsoft.com/office/drawing/2015/10/21/chartex" xmlns:cx3="http://schemas.microsoft.com/office/drawing/2016/5/9/chartex" xmlns:cx4="http://schemas.microsoft.com/office/drawing/2016/5/10/chartex" xmlns:cx5="http://schemas.microsoft.com/office/drawing/2016/5/11/chartex" xmlns:cx6="http://schemas.microsoft.com/office/drawing/2016/5/12/chartex" xmlns:cx7="http://schemas.microsoft.com/office/drawing/2016/5/13/chartex" xmlns:cx8="http://schemas.microsoft.com/office/drawing/2016/5/14/chartex" xmlns:mc="http://schemas.openxmlformats.org/markup-compatibility/2006" xmlns:aink="http://schemas.microsoft.com/office/drawing/2016/ink" xmlns:am3d="http://schemas.microsoft.com/office/drawing/2017/model3d" xmlns:o="urn:schemas-microsoft-com:office:office" xmlns:oel="http://schemas.microsoft.com/office/2019/extlst" xmlns:r="http://schemas.openxmlformats.org/officeDocument/2006/relationships" xmlns:m="http://schemas.openxmlformats.org/officeDocument/2006/math" xmlns:v="urn:schemas-microsoft-com:vml" xmlns:wp14="http://schemas.microsoft.com/office/word/2010/wordprocessingDrawing" xmlns:wp="http://schemas.openxmlformats.org/drawingml/2006/wordprocessingDrawing" xmlns:w10="urn:schemas-microsoft-com:office:word" xmlns:w="http://schemas.openxmlformats.org/wordprocessingml/2006/main" xmlns:w14="http://schemas.microsoft.com/office/word/2010/wordml" xmlns:w15="http://schemas.microsoft.com/office/word/2012/wordml" xmlns:w16cex="http://schemas.microsoft.com/office/word/2018/wordml/cex" xmlns:w16cid="http://schemas.microsoft.com/office/word/2016/wordml/cid" xmlns:w16="http://schemas.microsoft.com/office/word/2018/wordml" xmlns:w16du="http://schemas.microsoft.com/office/word/2023/wordml/word16du" xmlns:w16sdtdh="http://schemas.microsoft.com/office/word/2020/wordml/sdtdatahash" xmlns:w16sdtfl="http://schemas.microsoft.com/office/word/2024/wordml/sdtformatlock" xmlns:w16se="http://schemas.microsoft.com/office/word/2015/wordml/symex" xmlns:wpg="http://schemas.microsoft.com/office/word/2010/wordprocessingGroup" xmlns:wpi="http://schemas.microsoft.com/office/word/2010/wordprocessingInk" xmlns:wne="http://schemas.microsoft.com/office/word/2006/wordml" xmlns:wps="http://schemas.microsoft.com/office/word/2010/wordprocessingShape" mc:Ignorable="w14 w15 w16se w16cid w16 w16cex w16sdtdh w16sdtfl w16du wp14">
   <w:body>
     <w:p>
       <w:pPr>
@@ -171,23 +171,7 @@
           <w:rStyle w:val="a7"/>
           <w:rFonts w:ascii="Times New Roman" w:eastAsia="標楷體" w:hAnsi="Times New Roman" w:cs="Times New Roman" w:hint="eastAsia"/>
         </w:rPr>
-        <w:t>根尖定位與牙根長度預測：</w:t>
-      </w:r>
-      <w:proofErr w:type="gramStart"/>
-      <w:r>
-        <w:rPr>
-          <w:rStyle w:val="a7"/>
-          <w:rFonts w:ascii="Times New Roman" w:eastAsia="標楷體" w:hAnsi="Times New Roman" w:cs="Times New Roman" w:hint="eastAsia"/>
-        </w:rPr>
-        <w:t>應用於根管</w:t>
-      </w:r>
-      <w:proofErr w:type="gramEnd"/>
-      <w:r>
-        <w:rPr>
-          <w:rStyle w:val="a7"/>
-          <w:rFonts w:ascii="Times New Roman" w:eastAsia="標楷體" w:hAnsi="Times New Roman" w:cs="Times New Roman" w:hint="eastAsia"/>
-        </w:rPr>
-        <w:t>治療術前評估</w:t>
+        <w:t>根尖定位與牙根長度預測：應用於根管治療術前評估</w:t>
       </w:r>
       <w:r>
         <w:rPr>
@@ -243,30 +227,8 @@
         <w:rPr>
           <w:rFonts w:ascii="Times New Roman" w:eastAsia="標楷體" w:hAnsi="Times New Roman" w:cs="Times New Roman"/>
         </w:rPr>
-        <w:t>背景與目的：根管治療之工作長度判定</w:t>
-      </w:r>
-      <w:proofErr w:type="gramStart"/>
-      <w:r>
-        <w:rPr>
-          <w:rFonts w:ascii="Times New Roman" w:eastAsia="標楷體" w:hAnsi="Times New Roman" w:cs="Times New Roman"/>
-        </w:rPr>
-        <w:t>攸</w:t>
-      </w:r>
-      <w:proofErr w:type="gramEnd"/>
-      <w:r>
-        <w:rPr>
-          <w:rFonts w:ascii="Times New Roman" w:eastAsia="標楷體" w:hAnsi="Times New Roman" w:cs="Times New Roman"/>
-        </w:rPr>
-        <w:t>關治療成效，</w:t>
-      </w:r>
-      <w:proofErr w:type="gramStart"/>
-      <w:r>
-        <w:rPr>
-          <w:rFonts w:ascii="Times New Roman" w:eastAsia="標楷體" w:hAnsi="Times New Roman" w:cs="Times New Roman"/>
-        </w:rPr>
-        <w:t>術前根尖</w:t>
-      </w:r>
-      <w:proofErr w:type="gramEnd"/>
+        <w:t>背景與目的：根管治療之工作長度判定攸關治療成效，術前根尖</w:t>
+      </w:r>
       <w:r>
         <w:rPr>
           <w:rFonts w:ascii="Times New Roman" w:eastAsia="標楷體" w:hAnsi="Times New Roman" w:cs="Times New Roman"/>
@@ -279,33 +241,17 @@
         </w:rPr>
         <w:t>光片雖為常規影像，卻常缺乏像素</w:t>
       </w:r>
-      <w:proofErr w:type="gramStart"/>
       <w:r>
         <w:rPr>
           <w:rFonts w:ascii="Times New Roman" w:eastAsia="標楷體" w:hAnsi="Times New Roman" w:cs="Times New Roman"/>
         </w:rPr>
         <w:t>–</w:t>
       </w:r>
-      <w:proofErr w:type="gramEnd"/>
-      <w:r>
-        <w:rPr>
-          <w:rFonts w:ascii="Times New Roman" w:eastAsia="標楷體" w:hAnsi="Times New Roman" w:cs="Times New Roman"/>
-        </w:rPr>
-        <w:t>毫米刻度且各影像尺度不一，難以直接量測牙根長度。本研究提出一套免實體校正之自動化流程，</w:t>
-      </w:r>
-      <w:proofErr w:type="gramStart"/>
-      <w:r>
-        <w:rPr>
-          <w:rFonts w:ascii="Times New Roman" w:eastAsia="標楷體" w:hAnsi="Times New Roman" w:cs="Times New Roman"/>
-        </w:rPr>
-        <w:t>由術前根</w:t>
-      </w:r>
-      <w:proofErr w:type="gramEnd"/>
-      <w:r>
-        <w:rPr>
-          <w:rFonts w:ascii="Times New Roman" w:eastAsia="標楷體" w:hAnsi="Times New Roman" w:cs="Times New Roman"/>
-        </w:rPr>
-        <w:t>尖</w:t>
+      <w:r>
+        <w:rPr>
+          <w:rFonts w:ascii="Times New Roman" w:eastAsia="標楷體" w:hAnsi="Times New Roman" w:cs="Times New Roman"/>
+        </w:rPr>
+        <w:t>毫米刻度且各影像尺度不一，難以直接量測牙根長度。本研究提出一套免實體校正之自動化流程，由術前根尖</w:t>
       </w:r>
       <w:r>
         <w:rPr>
@@ -339,19 +285,11 @@
         </w:rPr>
         <w:t xml:space="preserve"> 67 </w:t>
       </w:r>
-      <w:proofErr w:type="gramStart"/>
-      <w:r>
-        <w:rPr>
-          <w:rFonts w:ascii="Times New Roman" w:eastAsia="標楷體" w:hAnsi="Times New Roman" w:cs="Times New Roman"/>
-        </w:rPr>
-        <w:t>顆前牙術前根</w:t>
-      </w:r>
-      <w:proofErr w:type="gramEnd"/>
-      <w:r>
-        <w:rPr>
-          <w:rFonts w:ascii="Times New Roman" w:eastAsia="標楷體" w:hAnsi="Times New Roman" w:cs="Times New Roman"/>
-        </w:rPr>
-        <w:t>尖</w:t>
+      <w:r>
+        <w:rPr>
+          <w:rFonts w:ascii="Times New Roman" w:eastAsia="標楷體" w:hAnsi="Times New Roman" w:cs="Times New Roman"/>
+        </w:rPr>
+        <w:t>顆前牙術前根尖</w:t>
       </w:r>
       <w:r>
         <w:rPr>
@@ -387,49 +325,7 @@
         <w:rPr>
           <w:rFonts w:ascii="Times New Roman" w:eastAsia="標楷體" w:hAnsi="Times New Roman" w:cs="Times New Roman"/>
         </w:rPr>
-        <w:t>實例分割模型取得牙齒遮罩，</w:t>
-      </w:r>
-      <w:proofErr w:type="gramStart"/>
-      <w:r>
-        <w:rPr>
-          <w:rFonts w:ascii="Times New Roman" w:eastAsia="標楷體" w:hAnsi="Times New Roman" w:cs="Times New Roman"/>
-        </w:rPr>
-        <w:t>沿主成分</w:t>
-      </w:r>
-      <w:proofErr w:type="gramEnd"/>
-      <w:r>
-        <w:rPr>
-          <w:rFonts w:ascii="Times New Roman" w:eastAsia="標楷體" w:hAnsi="Times New Roman" w:cs="Times New Roman"/>
-        </w:rPr>
-        <w:t>分析所得之</w:t>
-      </w:r>
-      <w:proofErr w:type="gramStart"/>
-      <w:r>
-        <w:rPr>
-          <w:rFonts w:ascii="Times New Roman" w:eastAsia="標楷體" w:hAnsi="Times New Roman" w:cs="Times New Roman"/>
-        </w:rPr>
-        <w:t>長軸</w:t>
-      </w:r>
-      <w:proofErr w:type="gramEnd"/>
-      <w:r>
-        <w:rPr>
-          <w:rFonts w:ascii="Times New Roman" w:eastAsia="標楷體" w:hAnsi="Times New Roman" w:cs="Times New Roman"/>
-        </w:rPr>
-        <w:t>量測像素長度，再以</w:t>
-      </w:r>
-      <w:proofErr w:type="gramStart"/>
-      <w:r>
-        <w:rPr>
-          <w:rFonts w:ascii="Times New Roman" w:eastAsia="標楷體" w:hAnsi="Times New Roman" w:cs="Times New Roman"/>
-        </w:rPr>
-        <w:t>影像長邊正</w:t>
-      </w:r>
-      <w:proofErr w:type="gramEnd"/>
-      <w:r>
-        <w:rPr>
-          <w:rFonts w:ascii="Times New Roman" w:eastAsia="標楷體" w:hAnsi="Times New Roman" w:cs="Times New Roman"/>
-        </w:rPr>
-        <w:t>規化消弭匯出尺度差異；最後以結合年齡之類神經網路將正規化長度轉換為</w:t>
+        <w:t>實例分割模型取得牙齒遮罩，沿主成分分析所得之長軸量測像素長度，再以影像長邊正規化消弭匯出尺度差異；最後以結合年齡之類神經網路將正規化長度轉換為</w:t>
       </w:r>
       <w:r>
         <w:rPr>
@@ -441,21 +337,7 @@
         <w:rPr>
           <w:rFonts w:ascii="Times New Roman" w:eastAsia="標楷體" w:hAnsi="Times New Roman" w:cs="Times New Roman"/>
         </w:rPr>
-        <w:t>，並</w:t>
-      </w:r>
-      <w:proofErr w:type="gramStart"/>
-      <w:r>
-        <w:rPr>
-          <w:rFonts w:ascii="Times New Roman" w:eastAsia="標楷體" w:hAnsi="Times New Roman" w:cs="Times New Roman"/>
-        </w:rPr>
-        <w:t>基於寧短勿長</w:t>
-      </w:r>
-      <w:proofErr w:type="gramEnd"/>
-      <w:r>
-        <w:rPr>
-          <w:rFonts w:ascii="Times New Roman" w:eastAsia="標楷體" w:hAnsi="Times New Roman" w:cs="Times New Roman"/>
-        </w:rPr>
-        <w:t>之臨床考量扣除</w:t>
+        <w:t>，並基於寧短勿長之臨床考量扣除</w:t>
       </w:r>
       <w:r>
         <w:rPr>
@@ -675,21 +557,7 @@
         <w:rPr>
           <w:rFonts w:ascii="Times New Roman" w:eastAsia="標楷體" w:hAnsi="Times New Roman" w:cs="Times New Roman"/>
         </w:rPr>
-        <w:t>結論：在無任何實體校正物之條件下，本流程可</w:t>
-      </w:r>
-      <w:proofErr w:type="gramStart"/>
-      <w:r>
-        <w:rPr>
-          <w:rFonts w:ascii="Times New Roman" w:eastAsia="標楷體" w:hAnsi="Times New Roman" w:cs="Times New Roman"/>
-        </w:rPr>
-        <w:t>由術前根</w:t>
-      </w:r>
-      <w:proofErr w:type="gramEnd"/>
-      <w:r>
-        <w:rPr>
-          <w:rFonts w:ascii="Times New Roman" w:eastAsia="標楷體" w:hAnsi="Times New Roman" w:cs="Times New Roman"/>
-        </w:rPr>
-        <w:t>尖</w:t>
+        <w:t>結論：在無任何實體校正物之條件下，本流程可由術前根尖</w:t>
       </w:r>
       <w:r>
         <w:rPr>
@@ -713,21 +581,7 @@
         <w:rPr>
           <w:rFonts w:ascii="Times New Roman" w:eastAsia="標楷體" w:hAnsi="Times New Roman" w:cs="Times New Roman"/>
         </w:rPr>
-        <w:t>之誤差水準，並</w:t>
-      </w:r>
-      <w:proofErr w:type="gramStart"/>
-      <w:r>
-        <w:rPr>
-          <w:rFonts w:ascii="Times New Roman" w:eastAsia="標楷體" w:hAnsi="Times New Roman" w:cs="Times New Roman"/>
-        </w:rPr>
-        <w:t>以偏短</w:t>
-      </w:r>
-      <w:proofErr w:type="gramEnd"/>
-      <w:r>
-        <w:rPr>
-          <w:rFonts w:ascii="Times New Roman" w:eastAsia="標楷體" w:hAnsi="Times New Roman" w:cs="Times New Roman"/>
-        </w:rPr>
-        <w:t>之系統性偏差兼顧臨床安全，具作為根管治療術前評估輔助工具之潛力。</w:t>
+        <w:t>之誤差水準，並以偏短之系統性偏差兼顧臨床安全，具作為根管治療術前評估輔助工具之潛力。</w:t>
       </w:r>
     </w:p>
     <w:p>
@@ -784,21 +638,7 @@
         <w:rPr>
           <w:rFonts w:ascii="Times New Roman" w:eastAsia="標楷體" w:hAnsi="Times New Roman" w:cs="Times New Roman"/>
         </w:rPr>
-        <w:t>）之正確判定是治療成敗之關鍵：充填材料擠出根</w:t>
-      </w:r>
-      <w:proofErr w:type="gramStart"/>
-      <w:r>
-        <w:rPr>
-          <w:rFonts w:ascii="Times New Roman" w:eastAsia="標楷體" w:hAnsi="Times New Roman" w:cs="Times New Roman"/>
-        </w:rPr>
-        <w:t>尖孔會</w:t>
-      </w:r>
-      <w:proofErr w:type="gramEnd"/>
-      <w:r>
-        <w:rPr>
-          <w:rFonts w:ascii="Times New Roman" w:eastAsia="標楷體" w:hAnsi="Times New Roman" w:cs="Times New Roman"/>
-        </w:rPr>
-        <w:t>顯著增加日後牙齒喪失之風險【</w:t>
+        <w:t>）之正確判定是治療成敗之關鍵：充填材料擠出根尖孔會顯著增加日後牙齒喪失之風險【</w:t>
       </w:r>
       <w:r>
         <w:rPr>
@@ -812,19 +652,11 @@
         </w:rPr>
         <w:t>】，而充填長度不足亦為再治療預後不佳之因子【</w:t>
       </w:r>
-      <w:proofErr w:type="spellStart"/>
-      <w:r>
-        <w:rPr>
-          <w:rFonts w:ascii="Times New Roman" w:eastAsia="標楷體" w:hAnsi="Times New Roman" w:cs="Times New Roman"/>
-        </w:rPr>
-        <w:t>Sabeti</w:t>
-      </w:r>
-      <w:proofErr w:type="spellEnd"/>
-      <w:r>
-        <w:rPr>
-          <w:rFonts w:ascii="Times New Roman" w:eastAsia="標楷體" w:hAnsi="Times New Roman" w:cs="Times New Roman"/>
-        </w:rPr>
-        <w:t xml:space="preserve"> 2024</w:t>
+      <w:r>
+        <w:rPr>
+          <w:rFonts w:ascii="Times New Roman" w:eastAsia="標楷體" w:hAnsi="Times New Roman" w:cs="Times New Roman"/>
+        </w:rPr>
+        <w:t>Sabeti 2024</w:t>
       </w:r>
       <w:r>
         <w:rPr>
@@ -842,21 +674,7 @@
         <w:rPr>
           <w:rFonts w:ascii="Times New Roman" w:eastAsia="標楷體" w:hAnsi="Times New Roman" w:cs="Times New Roman"/>
         </w:rPr>
-        <w:t>）輔</w:t>
-      </w:r>
-      <w:proofErr w:type="gramStart"/>
-      <w:r>
-        <w:rPr>
-          <w:rFonts w:ascii="Times New Roman" w:eastAsia="標楷體" w:hAnsi="Times New Roman" w:cs="Times New Roman"/>
-        </w:rPr>
-        <w:t>以術中根</w:t>
-      </w:r>
-      <w:proofErr w:type="gramEnd"/>
-      <w:r>
-        <w:rPr>
-          <w:rFonts w:ascii="Times New Roman" w:eastAsia="標楷體" w:hAnsi="Times New Roman" w:cs="Times New Roman"/>
-        </w:rPr>
-        <w:t>尖</w:t>
+        <w:t>）輔以術中根尖</w:t>
       </w:r>
       <w:r>
         <w:rPr>
@@ -890,14 +708,12 @@
           <w:rFonts w:ascii="Times New Roman" w:eastAsia="標楷體" w:hAnsi="Times New Roman" w:cs="Times New Roman"/>
         </w:rPr>
       </w:pPr>
-      <w:proofErr w:type="gramStart"/>
       <w:r>
         <w:rPr>
           <w:rFonts w:ascii="Times New Roman" w:eastAsia="標楷體" w:hAnsi="Times New Roman" w:cs="Times New Roman"/>
         </w:rPr>
         <w:t>術前根尖</w:t>
       </w:r>
-      <w:proofErr w:type="gramEnd"/>
       <w:r>
         <w:rPr>
           <w:rFonts w:ascii="Times New Roman" w:eastAsia="標楷體" w:hAnsi="Times New Roman" w:cs="Times New Roman"/>
@@ -908,44 +724,8 @@
         <w:rPr>
           <w:rFonts w:ascii="Times New Roman" w:eastAsia="標楷體" w:hAnsi="Times New Roman" w:cs="Times New Roman"/>
         </w:rPr>
-        <w:t>光</w:t>
-      </w:r>
-      <w:proofErr w:type="gramStart"/>
-      <w:r>
-        <w:rPr>
-          <w:rFonts w:ascii="Times New Roman" w:eastAsia="標楷體" w:hAnsi="Times New Roman" w:cs="Times New Roman"/>
-        </w:rPr>
-        <w:t>片為根</w:t>
-      </w:r>
-      <w:proofErr w:type="gramEnd"/>
-      <w:r>
-        <w:rPr>
-          <w:rFonts w:ascii="Times New Roman" w:eastAsia="標楷體" w:hAnsi="Times New Roman" w:cs="Times New Roman"/>
-        </w:rPr>
-        <w:t>管治療前之常規檢查。若</w:t>
-      </w:r>
-      <w:proofErr w:type="gramStart"/>
-      <w:r>
-        <w:rPr>
-          <w:rFonts w:ascii="Times New Roman" w:eastAsia="標楷體" w:hAnsi="Times New Roman" w:cs="Times New Roman"/>
-        </w:rPr>
-        <w:t>能於術前</w:t>
-      </w:r>
-      <w:proofErr w:type="gramEnd"/>
-      <w:r>
-        <w:rPr>
-          <w:rFonts w:ascii="Times New Roman" w:eastAsia="標楷體" w:hAnsi="Times New Roman" w:cs="Times New Roman"/>
-        </w:rPr>
-        <w:t>即由影像估得牙根長度，可協助醫師預估工作長度範圍、預先選擇器械長度並及早辨識解剖變異。然而，</w:t>
-      </w:r>
-      <w:proofErr w:type="gramStart"/>
-      <w:r>
-        <w:rPr>
-          <w:rFonts w:ascii="Times New Roman" w:eastAsia="標楷體" w:hAnsi="Times New Roman" w:cs="Times New Roman"/>
-        </w:rPr>
-        <w:t>於根尖</w:t>
-      </w:r>
-      <w:proofErr w:type="gramEnd"/>
+        <w:t>光片為根管治療前之常規檢查。若能於術前即由影像估得牙根長度，可協助醫師預估工作長度範圍、預先選擇器械長度並及早辨識解剖變異。然而，於根尖</w:t>
+      </w:r>
       <w:r>
         <w:rPr>
           <w:rFonts w:ascii="Times New Roman" w:eastAsia="標楷體" w:hAnsi="Times New Roman" w:cs="Times New Roman"/>
@@ -956,21 +736,7 @@
         <w:rPr>
           <w:rFonts w:ascii="Times New Roman" w:eastAsia="標楷體" w:hAnsi="Times New Roman" w:cs="Times New Roman"/>
         </w:rPr>
-        <w:t>光片上量測長度存在兩項根本困難：</w:t>
-      </w:r>
-      <w:proofErr w:type="gramStart"/>
-      <w:r>
-        <w:rPr>
-          <w:rFonts w:ascii="Times New Roman" w:eastAsia="標楷體" w:hAnsi="Times New Roman" w:cs="Times New Roman"/>
-        </w:rPr>
-        <w:t>其一，</w:t>
-      </w:r>
-      <w:proofErr w:type="gramEnd"/>
-      <w:r>
-        <w:rPr>
-          <w:rFonts w:ascii="Times New Roman" w:eastAsia="標楷體" w:hAnsi="Times New Roman" w:cs="Times New Roman"/>
-        </w:rPr>
-        <w:t>臨床匯出之影像常不附帶像素</w:t>
+        <w:t>光片上量測長度存在兩項根本困難：其一，臨床匯出之影像常不附帶像素</w:t>
       </w:r>
       <w:r>
         <w:rPr>
@@ -982,21 +748,7 @@
         <w:rPr>
           <w:rFonts w:ascii="Times New Roman" w:eastAsia="標楷體" w:hAnsi="Times New Roman" w:cs="Times New Roman"/>
         </w:rPr>
-        <w:t>毫米刻度，且不同匯出設定使各影像之像素尺度差異甚大；</w:t>
-      </w:r>
-      <w:proofErr w:type="gramStart"/>
-      <w:r>
-        <w:rPr>
-          <w:rFonts w:ascii="Times New Roman" w:eastAsia="標楷體" w:hAnsi="Times New Roman" w:cs="Times New Roman"/>
-        </w:rPr>
-        <w:t>其二，</w:t>
-      </w:r>
-      <w:proofErr w:type="gramEnd"/>
-      <w:r>
-        <w:rPr>
-          <w:rFonts w:ascii="Times New Roman" w:eastAsia="標楷體" w:hAnsi="Times New Roman" w:cs="Times New Roman"/>
-        </w:rPr>
-        <w:t>根尖</w:t>
+        <w:t>毫米刻度，且不同匯出設定使各影像之像素尺度差異甚大；其二，根尖</w:t>
       </w:r>
       <w:r>
         <w:rPr>
@@ -1008,21 +760,7 @@
         <w:rPr>
           <w:rFonts w:ascii="Times New Roman" w:eastAsia="標楷體" w:hAnsi="Times New Roman" w:cs="Times New Roman"/>
         </w:rPr>
-        <w:t>光為三維牙齒結構之二維投影，</w:t>
-      </w:r>
-      <w:proofErr w:type="gramStart"/>
-      <w:r>
-        <w:rPr>
-          <w:rFonts w:ascii="Times New Roman" w:eastAsia="標楷體" w:hAnsi="Times New Roman" w:cs="Times New Roman"/>
-        </w:rPr>
-        <w:t>投照角</w:t>
-      </w:r>
-      <w:proofErr w:type="gramEnd"/>
-      <w:r>
-        <w:rPr>
-          <w:rFonts w:ascii="Times New Roman" w:eastAsia="標楷體" w:hAnsi="Times New Roman" w:cs="Times New Roman"/>
-        </w:rPr>
-        <w:t>度與牙齒傾斜造成之影像拉長或縮短，使影像長度與實際長度之比例逐張不一。</w:t>
+        <w:t>光為三維牙齒結構之二維投影，投照角度與牙齒傾斜造成之影像拉長或縮短，使影像長度與實際長度之比例逐張不一。</w:t>
       </w:r>
     </w:p>
     <w:p>
@@ -1048,21 +786,7 @@
         <w:rPr>
           <w:rFonts w:ascii="Times New Roman" w:eastAsia="標楷體" w:hAnsi="Times New Roman" w:cs="Times New Roman"/>
         </w:rPr>
-        <w:t>節回顧。</w:t>
-      </w:r>
-      <w:proofErr w:type="gramStart"/>
-      <w:r>
-        <w:rPr>
-          <w:rFonts w:ascii="Times New Roman" w:eastAsia="標楷體" w:hAnsi="Times New Roman" w:cs="Times New Roman"/>
-        </w:rPr>
-        <w:t>惟</w:t>
-      </w:r>
-      <w:proofErr w:type="gramEnd"/>
-      <w:r>
-        <w:rPr>
-          <w:rFonts w:ascii="Times New Roman" w:eastAsia="標楷體" w:hAnsi="Times New Roman" w:cs="Times New Roman"/>
-        </w:rPr>
-        <w:t>多數涉及長度量測之研究假設已知像素刻度，或仰賴實體校正物，於僅能取得去識別化匯出影像之回溯資料中難以適用。</w:t>
+        <w:t>節回顧。惟多數涉及長度量測之研究假設已知像素刻度，或仰賴實體校正物，於僅能取得去識別化匯出影像之回溯資料中難以適用。</w:t>
       </w:r>
     </w:p>
     <w:p>
@@ -1100,21 +824,7 @@
         <w:rPr>
           <w:rFonts w:ascii="Times New Roman" w:eastAsia="標楷體" w:hAnsi="Times New Roman" w:cs="Times New Roman"/>
         </w:rPr>
-        <w:t>分割模型取得目標牙遮罩並沿主軸量測像素長度，再以</w:t>
-      </w:r>
-      <w:proofErr w:type="gramStart"/>
-      <w:r>
-        <w:rPr>
-          <w:rFonts w:ascii="Times New Roman" w:eastAsia="標楷體" w:hAnsi="Times New Roman" w:cs="Times New Roman"/>
-        </w:rPr>
-        <w:t>影像長邊正規</w:t>
-      </w:r>
-      <w:proofErr w:type="gramEnd"/>
-      <w:r>
-        <w:rPr>
-          <w:rFonts w:ascii="Times New Roman" w:eastAsia="標楷體" w:hAnsi="Times New Roman" w:cs="Times New Roman"/>
-        </w:rPr>
-        <w:t>化消弭匯出尺度差異，最後以結合年齡之類神經網路將長度轉換為</w:t>
+        <w:t>分割模型取得目標牙遮罩並沿主軸量測像素長度，再以影像長邊正規化消弭匯出尺度差異，最後以結合年齡之類神經網路將長度轉換為</w:t>
       </w:r>
       <w:r>
         <w:rPr>
@@ -1126,21 +836,7 @@
         <w:rPr>
           <w:rFonts w:ascii="Times New Roman" w:eastAsia="標楷體" w:hAnsi="Times New Roman" w:cs="Times New Roman"/>
         </w:rPr>
-        <w:t>，並扣除固定安全偏移以符合</w:t>
-      </w:r>
-      <w:proofErr w:type="gramStart"/>
-      <w:r>
-        <w:rPr>
-          <w:rFonts w:ascii="Times New Roman" w:eastAsia="標楷體" w:hAnsi="Times New Roman" w:cs="Times New Roman"/>
-        </w:rPr>
-        <w:t>寧短勿</w:t>
-      </w:r>
-      <w:proofErr w:type="gramEnd"/>
-      <w:r>
-        <w:rPr>
-          <w:rFonts w:ascii="Times New Roman" w:eastAsia="標楷體" w:hAnsi="Times New Roman" w:cs="Times New Roman"/>
-        </w:rPr>
-        <w:t>長之臨床原則。本研究以</w:t>
+        <w:t>，並扣除固定安全偏移以符合寧短勿長之臨床原則。本研究以</w:t>
       </w:r>
       <w:r>
         <w:rPr>
@@ -1148,47 +844,11 @@
         </w:rPr>
         <w:t xml:space="preserve"> 67 </w:t>
       </w:r>
-      <w:proofErr w:type="gramStart"/>
-      <w:r>
-        <w:rPr>
-          <w:rFonts w:ascii="Times New Roman" w:eastAsia="標楷體" w:hAnsi="Times New Roman" w:cs="Times New Roman"/>
-        </w:rPr>
-        <w:t>顆已完成</w:t>
-      </w:r>
-      <w:proofErr w:type="gramEnd"/>
-      <w:r>
-        <w:rPr>
-          <w:rFonts w:ascii="Times New Roman" w:eastAsia="標楷體" w:hAnsi="Times New Roman" w:cs="Times New Roman"/>
-        </w:rPr>
-        <w:t>根管</w:t>
-      </w:r>
-      <w:proofErr w:type="gramStart"/>
-      <w:r>
-        <w:rPr>
-          <w:rFonts w:ascii="Times New Roman" w:eastAsia="標楷體" w:hAnsi="Times New Roman" w:cs="Times New Roman"/>
-        </w:rPr>
-        <w:t>治療前牙</w:t>
-      </w:r>
-      <w:proofErr w:type="gramEnd"/>
-      <w:r>
-        <w:rPr>
-          <w:rFonts w:ascii="Times New Roman" w:eastAsia="標楷體" w:hAnsi="Times New Roman" w:cs="Times New Roman"/>
-        </w:rPr>
-        <w:t>之充填長度為參考標準，評估此流程之準確度與臨床安全性，並分析影像資訊</w:t>
-      </w:r>
-      <w:proofErr w:type="gramStart"/>
-      <w:r>
-        <w:rPr>
-          <w:rFonts w:ascii="Times New Roman" w:eastAsia="標楷體" w:hAnsi="Times New Roman" w:cs="Times New Roman"/>
-        </w:rPr>
-        <w:t>相對於牙</w:t>
-      </w:r>
-      <w:proofErr w:type="gramEnd"/>
-      <w:r>
-        <w:rPr>
-          <w:rFonts w:ascii="Times New Roman" w:eastAsia="標楷體" w:hAnsi="Times New Roman" w:cs="Times New Roman"/>
-        </w:rPr>
-        <w:t>位先驗之貢獻。</w:t>
+      <w:r>
+        <w:rPr>
+          <w:rFonts w:ascii="Times New Roman" w:eastAsia="標楷體" w:hAnsi="Times New Roman" w:cs="Times New Roman"/>
+        </w:rPr>
+        <w:t>顆已完成根管治療前牙之充填長度為參考標準，評估此流程之準確度與臨床安全性，並分析影像資訊相對於牙位先驗之貢獻。</w:t>
       </w:r>
     </w:p>
     <w:p>
@@ -1232,21 +892,7 @@
         <w:rPr>
           <w:rFonts w:ascii="Times New Roman" w:eastAsia="標楷體" w:hAnsi="Times New Roman" w:cs="Times New Roman"/>
         </w:rPr>
-        <w:t>深度學習已廣泛應用於牙科放射影像之自動判讀，涵蓋牙齒偵測與編號、病灶偵測與分割等任務；回顧文獻指出，</w:t>
-      </w:r>
-      <w:proofErr w:type="gramStart"/>
-      <w:r>
-        <w:rPr>
-          <w:rFonts w:ascii="Times New Roman" w:eastAsia="標楷體" w:hAnsi="Times New Roman" w:cs="Times New Roman"/>
-        </w:rPr>
-        <w:t>卷積神經網路於根</w:t>
-      </w:r>
-      <w:proofErr w:type="gramEnd"/>
-      <w:r>
-        <w:rPr>
-          <w:rFonts w:ascii="Times New Roman" w:eastAsia="標楷體" w:hAnsi="Times New Roman" w:cs="Times New Roman"/>
-        </w:rPr>
-        <w:t>尖</w:t>
+        <w:t>深度學習已廣泛應用於牙科放射影像之自動判讀，涵蓋牙齒偵測與編號、病灶偵測與分割等任務；回顧文獻指出，卷積神經網路於根尖</w:t>
       </w:r>
       <w:r>
         <w:rPr>
@@ -1402,33 +1048,11 @@
         </w:rPr>
         <w:t xml:space="preserve"> YOLO </w:t>
       </w:r>
-      <w:proofErr w:type="gramStart"/>
-      <w:r>
-        <w:rPr>
-          <w:rFonts w:ascii="Times New Roman" w:eastAsia="標楷體" w:hAnsi="Times New Roman" w:cs="Times New Roman"/>
-        </w:rPr>
-        <w:t>定位植體並</w:t>
-      </w:r>
-      <w:proofErr w:type="gramEnd"/>
-      <w:r>
-        <w:rPr>
-          <w:rFonts w:ascii="Times New Roman" w:eastAsia="標楷體" w:hAnsi="Times New Roman" w:cs="Times New Roman"/>
-        </w:rPr>
-        <w:t>結合影像處理，自動分級</w:t>
-      </w:r>
-      <w:proofErr w:type="gramStart"/>
-      <w:r>
-        <w:rPr>
-          <w:rFonts w:ascii="Times New Roman" w:eastAsia="標楷體" w:hAnsi="Times New Roman" w:cs="Times New Roman"/>
-        </w:rPr>
-        <w:t>植體周圍</w:t>
-      </w:r>
-      <w:proofErr w:type="gramEnd"/>
-      <w:r>
-        <w:rPr>
-          <w:rFonts w:ascii="Times New Roman" w:eastAsia="標楷體" w:hAnsi="Times New Roman" w:cs="Times New Roman"/>
-        </w:rPr>
-        <w:t>骨喪失嚴重度【</w:t>
+      <w:r>
+        <w:rPr>
+          <w:rFonts w:ascii="Times New Roman" w:eastAsia="標楷體" w:hAnsi="Times New Roman" w:cs="Times New Roman"/>
+        </w:rPr>
+        <w:t>定位植體並結合影像處理，自動分級植體周圍骨喪失嚴重度【</w:t>
       </w:r>
       <w:r>
         <w:rPr>
@@ -1452,21 +1076,7 @@
         <w:rPr>
           <w:rFonts w:ascii="Times New Roman" w:eastAsia="標楷體" w:hAnsi="Times New Roman" w:cs="Times New Roman"/>
         </w:rPr>
-        <w:t>等以分割模型搭配幾何演算法評估</w:t>
-      </w:r>
-      <w:proofErr w:type="gramStart"/>
-      <w:r>
-        <w:rPr>
-          <w:rFonts w:ascii="Times New Roman" w:eastAsia="標楷體" w:hAnsi="Times New Roman" w:cs="Times New Roman"/>
-        </w:rPr>
-        <w:t>缺牙區</w:t>
-      </w:r>
-      <w:proofErr w:type="gramEnd"/>
-      <w:r>
-        <w:rPr>
-          <w:rFonts w:ascii="Times New Roman" w:eastAsia="標楷體" w:hAnsi="Times New Roman" w:cs="Times New Roman"/>
-        </w:rPr>
-        <w:t>之植牙路徑，平均角度誤差僅</w:t>
+        <w:t>等以分割模型搭配幾何演算法評估缺牙區之植牙路徑，平均角度誤差僅</w:t>
       </w:r>
       <w:r>
         <w:rPr>
@@ -1490,16 +1100,8 @@
         <w:rPr>
           <w:rFonts w:ascii="Times New Roman" w:eastAsia="標楷體" w:hAnsi="Times New Roman" w:cs="Times New Roman"/>
         </w:rPr>
-        <w:t>】。此類研究顯示，以單階段偵測／分割</w:t>
-      </w:r>
-      <w:proofErr w:type="gramStart"/>
-      <w:r>
-        <w:rPr>
-          <w:rFonts w:ascii="Times New Roman" w:eastAsia="標楷體" w:hAnsi="Times New Roman" w:cs="Times New Roman"/>
-        </w:rPr>
-        <w:t>模型於根尖</w:t>
-      </w:r>
-      <w:proofErr w:type="gramEnd"/>
+        <w:t>】。此類研究顯示，以單階段偵測／分割模型於根尖</w:t>
+      </w:r>
       <w:r>
         <w:rPr>
           <w:rFonts w:ascii="Times New Roman" w:eastAsia="標楷體" w:hAnsi="Times New Roman" w:cs="Times New Roman"/>
@@ -1557,49 +1159,7 @@
         <w:rPr>
           <w:rFonts w:ascii="Times New Roman" w:eastAsia="標楷體" w:hAnsi="Times New Roman" w:cs="Times New Roman"/>
         </w:rPr>
-        <w:t>光影像特徵判定</w:t>
-      </w:r>
-      <w:proofErr w:type="gramStart"/>
-      <w:r>
-        <w:rPr>
-          <w:rFonts w:ascii="Times New Roman" w:eastAsia="標楷體" w:hAnsi="Times New Roman" w:cs="Times New Roman"/>
-        </w:rPr>
-        <w:t>銼</w:t>
-      </w:r>
-      <w:proofErr w:type="gramEnd"/>
-      <w:r>
-        <w:rPr>
-          <w:rFonts w:ascii="Times New Roman" w:eastAsia="標楷體" w:hAnsi="Times New Roman" w:cs="Times New Roman"/>
-        </w:rPr>
-        <w:t>針尖端相對</w:t>
-      </w:r>
-      <w:proofErr w:type="gramStart"/>
-      <w:r>
-        <w:rPr>
-          <w:rFonts w:ascii="Times New Roman" w:eastAsia="標楷體" w:hAnsi="Times New Roman" w:cs="Times New Roman"/>
-        </w:rPr>
-        <w:t>根尖孔</w:t>
-      </w:r>
-      <w:proofErr w:type="gramEnd"/>
-      <w:r>
-        <w:rPr>
-          <w:rFonts w:ascii="Times New Roman" w:eastAsia="標楷體" w:hAnsi="Times New Roman" w:cs="Times New Roman"/>
-        </w:rPr>
-        <w:t>之位置，</w:t>
-      </w:r>
-      <w:proofErr w:type="gramStart"/>
-      <w:r>
-        <w:rPr>
-          <w:rFonts w:ascii="Times New Roman" w:eastAsia="標楷體" w:hAnsi="Times New Roman" w:cs="Times New Roman"/>
-        </w:rPr>
-        <w:t>於乾顱</w:t>
-      </w:r>
-      <w:proofErr w:type="gramEnd"/>
-      <w:r>
-        <w:rPr>
-          <w:rFonts w:ascii="Times New Roman" w:eastAsia="標楷體" w:hAnsi="Times New Roman" w:cs="Times New Roman"/>
-        </w:rPr>
-        <w:t>骨與大體模型分別達</w:t>
+        <w:t>光影像特徵判定銼針尖端相對根尖孔之位置，於乾顱骨與大體模型分別達</w:t>
       </w:r>
       <w:r>
         <w:rPr>
@@ -1727,61 +1287,17 @@
         </w:rPr>
         <w:t>然而，上述長度相關研究或以分類方式判定器械相對位置而非直接輸出毫米長度，或需仰賴已知之像素</w:t>
       </w:r>
-      <w:proofErr w:type="gramStart"/>
       <w:r>
         <w:rPr>
           <w:rFonts w:ascii="Times New Roman" w:eastAsia="標楷體" w:hAnsi="Times New Roman" w:cs="Times New Roman"/>
         </w:rPr>
         <w:t>–</w:t>
       </w:r>
-      <w:proofErr w:type="gramEnd"/>
-      <w:r>
-        <w:rPr>
-          <w:rFonts w:ascii="Times New Roman" w:eastAsia="標楷體" w:hAnsi="Times New Roman" w:cs="Times New Roman"/>
-        </w:rPr>
-        <w:t>毫米刻度與實體參考物。對臨床回溯收集、僅存去識別化匯出影像之資料而言，像素刻度往往缺</w:t>
-      </w:r>
-      <w:proofErr w:type="gramStart"/>
-      <w:r>
-        <w:rPr>
-          <w:rFonts w:ascii="Times New Roman" w:eastAsia="標楷體" w:hAnsi="Times New Roman" w:cs="Times New Roman"/>
-        </w:rPr>
-        <w:t>漏且逐張</w:t>
-      </w:r>
-      <w:proofErr w:type="gramEnd"/>
-      <w:r>
-        <w:rPr>
-          <w:rFonts w:ascii="Times New Roman" w:eastAsia="標楷體" w:hAnsi="Times New Roman" w:cs="Times New Roman"/>
-        </w:rPr>
-        <w:t>不一，使毫米級之長度回歸無法直接進行。本研究據此提出免實體校正之作法：以</w:t>
-      </w:r>
-      <w:proofErr w:type="gramStart"/>
-      <w:r>
-        <w:rPr>
-          <w:rFonts w:ascii="Times New Roman" w:eastAsia="標楷體" w:hAnsi="Times New Roman" w:cs="Times New Roman"/>
-        </w:rPr>
-        <w:t>影像長邊正規</w:t>
-      </w:r>
-      <w:proofErr w:type="gramEnd"/>
-      <w:r>
-        <w:rPr>
-          <w:rFonts w:ascii="Times New Roman" w:eastAsia="標楷體" w:hAnsi="Times New Roman" w:cs="Times New Roman"/>
-        </w:rPr>
-        <w:t>化消弭匯出尺度差異，再以類神經網路學習正規化像素長度與實際充填長度之對應，並以固定安全偏移落實</w:t>
-      </w:r>
-      <w:proofErr w:type="gramStart"/>
-      <w:r>
-        <w:rPr>
-          <w:rFonts w:ascii="Times New Roman" w:eastAsia="標楷體" w:hAnsi="Times New Roman" w:cs="Times New Roman"/>
-        </w:rPr>
-        <w:t>寧短勿</w:t>
-      </w:r>
-      <w:proofErr w:type="gramEnd"/>
-      <w:r>
-        <w:rPr>
-          <w:rFonts w:ascii="Times New Roman" w:eastAsia="標楷體" w:hAnsi="Times New Roman" w:cs="Times New Roman"/>
-        </w:rPr>
-        <w:t>長之臨床原則。</w:t>
+      <w:r>
+        <w:rPr>
+          <w:rFonts w:ascii="Times New Roman" w:eastAsia="標楷體" w:hAnsi="Times New Roman" w:cs="Times New Roman"/>
+        </w:rPr>
+        <w:t>毫米刻度與實體參考物。對臨床回溯收集、僅存去識別化匯出影像之資料而言，像素刻度往往缺漏且逐張不一，使毫米級之長度回歸無法直接進行。本研究據此提出免實體校正之作法：以影像長邊正規化消弭匯出尺度差異，再以類神經網路學習正規化像素長度與實際充填長度之對應，並以固定安全偏移落實寧短勿長之臨床原則。</w:t>
       </w:r>
     </w:p>
     <w:p>
@@ -1810,8 +1326,6 @@
         </w:rPr>
         <w:t>材料與方法</w:t>
       </w:r>
-      <w:bookmarkStart w:id="1" w:name="_GoBack"/>
-      <w:bookmarkEnd w:id="1"/>
     </w:p>
     <w:p>
       <w:pPr>
@@ -1944,27 +1458,7 @@
           <w:sz w:val="22"/>
           <w:szCs w:val="22"/>
         </w:rPr>
-        <w:t>前處理影像上標</w:t>
-      </w:r>
-      <w:proofErr w:type="gramStart"/>
-      <w:r>
-        <w:rPr>
-          <w:rFonts w:ascii="Times New Roman" w:eastAsia="標楷體" w:hAnsi="Times New Roman" w:cs="Times New Roman"/>
-          <w:bCs/>
-          <w:sz w:val="22"/>
-          <w:szCs w:val="22"/>
-        </w:rPr>
-        <w:t>註</w:t>
-      </w:r>
-      <w:proofErr w:type="gramEnd"/>
-      <w:r>
-        <w:rPr>
-          <w:rFonts w:ascii="Times New Roman" w:eastAsia="標楷體" w:hAnsi="Times New Roman" w:cs="Times New Roman"/>
-          <w:bCs/>
-          <w:sz w:val="22"/>
-          <w:szCs w:val="22"/>
-        </w:rPr>
-        <w:t>牙齒輪廓並以</w:t>
+        <w:t>前處理影像上標註牙齒輪廓並以</w:t>
       </w:r>
       <w:r>
         <w:rPr>
@@ -2159,18 +1653,8 @@
           <w:sz w:val="26"/>
           <w:szCs w:val="26"/>
         </w:rPr>
-        <w:t>光影像資料集收集與標</w:t>
-      </w:r>
-      <w:proofErr w:type="gramStart"/>
-      <w:r>
-        <w:rPr>
-          <w:rFonts w:ascii="Times New Roman" w:eastAsia="標楷體" w:hAnsi="Times New Roman" w:cs="Times New Roman"/>
-          <w:sz w:val="26"/>
-          <w:szCs w:val="26"/>
-        </w:rPr>
-        <w:t>註</w:t>
-      </w:r>
-      <w:proofErr w:type="gramEnd"/>
+        <w:t>光影像資料集收集與標註</w:t>
+      </w:r>
     </w:p>
     <w:p>
       <w:pPr>
@@ -2184,21 +1668,7 @@
         <w:rPr>
           <w:rFonts w:ascii="Times New Roman" w:eastAsia="標楷體" w:hAnsi="Times New Roman" w:cs="Times New Roman"/>
         </w:rPr>
-        <w:t>本研究收集林口長庚紀念醫院牙科已完成根管治療之病例，</w:t>
-      </w:r>
-      <w:proofErr w:type="gramStart"/>
-      <w:r>
-        <w:rPr>
-          <w:rFonts w:ascii="Times New Roman" w:eastAsia="標楷體" w:hAnsi="Times New Roman" w:cs="Times New Roman"/>
-        </w:rPr>
-        <w:t>影像為根管</w:t>
-      </w:r>
-      <w:proofErr w:type="gramEnd"/>
-      <w:r>
-        <w:rPr>
-          <w:rFonts w:ascii="Times New Roman" w:eastAsia="標楷體" w:hAnsi="Times New Roman" w:cs="Times New Roman"/>
-        </w:rPr>
-        <w:t>治療前之根尖</w:t>
+        <w:t>本研究收集林口長庚紀念醫院牙科已完成根管治療之病例，影像為根管治療前之根尖</w:t>
       </w:r>
       <w:r>
         <w:rPr>
@@ -2279,16 +1749,8 @@
         <w:rPr>
           <w:rFonts w:ascii="Times New Roman" w:eastAsia="標楷體" w:hAnsi="Times New Roman" w:cs="Times New Roman"/>
         </w:rPr>
-        <w:t>審查通過</w:t>
-      </w:r>
-      <w:proofErr w:type="gramStart"/>
-      <w:r>
-        <w:rPr>
-          <w:rFonts w:ascii="Times New Roman" w:eastAsia="標楷體" w:hAnsi="Times New Roman" w:cs="Times New Roman"/>
-        </w:rPr>
-        <w:t>（</w:t>
-      </w:r>
-      <w:proofErr w:type="gramEnd"/>
+        <w:t>審查通過（</w:t>
+      </w:r>
       <w:r>
         <w:rPr>
           <w:rFonts w:ascii="Times New Roman" w:eastAsia="標楷體" w:hAnsi="Times New Roman" w:cs="Times New Roman"/>
@@ -2324,41 +1786,150 @@
         <w:rPr>
           <w:rFonts w:ascii="Times New Roman" w:eastAsia="標楷體" w:hAnsi="Times New Roman" w:cs="Times New Roman"/>
         </w:rPr>
-        <w:t>每張影像以一顆</w:t>
-      </w:r>
-      <w:proofErr w:type="gramStart"/>
-      <w:r>
-        <w:rPr>
-          <w:rFonts w:ascii="Times New Roman" w:eastAsia="標楷體" w:hAnsi="Times New Roman" w:cs="Times New Roman"/>
-        </w:rPr>
-        <w:t>目標牙為對象</w:t>
-      </w:r>
-      <w:proofErr w:type="gramEnd"/>
-      <w:r>
-        <w:rPr>
-          <w:rFonts w:ascii="Times New Roman" w:eastAsia="標楷體" w:hAnsi="Times New Roman" w:cs="Times New Roman"/>
-        </w:rPr>
-        <w:t>，共</w:t>
-      </w:r>
-      <w:r>
-        <w:rPr>
-          <w:rFonts w:ascii="Times New Roman" w:eastAsia="標楷體" w:hAnsi="Times New Roman" w:cs="Times New Roman"/>
-        </w:rPr>
-        <w:t xml:space="preserve"> 67 </w:t>
-      </w:r>
-      <w:proofErr w:type="gramStart"/>
-      <w:r>
-        <w:rPr>
-          <w:rFonts w:ascii="Times New Roman" w:eastAsia="標楷體" w:hAnsi="Times New Roman" w:cs="Times New Roman"/>
-        </w:rPr>
-        <w:t>顆前</w:t>
-      </w:r>
-      <w:proofErr w:type="gramEnd"/>
-      <w:r>
-        <w:rPr>
-          <w:rFonts w:ascii="Times New Roman" w:eastAsia="標楷體" w:hAnsi="Times New Roman" w:cs="Times New Roman"/>
-        </w:rPr>
-        <w:t>牙（上顎</w:t>
+        <w:t>每張影像以一顆目標牙為對象</w:t>
+      </w:r>
+      <w:ins w:id="1" w:author="Claude" w:date="2026-10-26T00:00:00Z">
+        <w:r>
+          <w:rPr>
+            <w:rFonts w:ascii="Times New Roman" w:eastAsia="標楷體" w:hAnsi="Times New Roman" w:cs="Times New Roman"/>
+          </w:rPr>
+          <w:t>。全體資料集共</w:t>
+        </w:r>
+        <w:r>
+          <w:rPr>
+            <w:rFonts w:ascii="Times New Roman" w:eastAsia="標楷體" w:hAnsi="Times New Roman" w:cs="Times New Roman"/>
+          </w:rPr>
+          <w:t xml:space="preserve"> 335 </w:t>
+        </w:r>
+        <w:r>
+          <w:rPr>
+            <w:rFonts w:ascii="Times New Roman" w:eastAsia="標楷體" w:hAnsi="Times New Roman" w:cs="Times New Roman"/>
+          </w:rPr>
+          <w:t>張根尖</w:t>
+        </w:r>
+        <w:r>
+          <w:rPr>
+            <w:rFonts w:ascii="Times New Roman" w:eastAsia="標楷體" w:hAnsi="Times New Roman" w:cs="Times New Roman"/>
+          </w:rPr>
+          <w:t>X</w:t>
+        </w:r>
+        <w:r>
+          <w:rPr>
+            <w:rFonts w:ascii="Times New Roman" w:eastAsia="標楷體" w:hAnsi="Times New Roman" w:cs="Times New Roman"/>
+          </w:rPr>
+          <w:t>光片，依用途分為兩部分：</w:t>
+        </w:r>
+        <w:r>
+          <w:rPr>
+            <w:rFonts w:ascii="Times New Roman" w:eastAsia="標楷體" w:hAnsi="Times New Roman" w:cs="Times New Roman"/>
+          </w:rPr>
+          <w:t>(</w:t>
+        </w:r>
+        <w:proofErr w:type="spellStart"/>
+        <w:r>
+          <w:rPr>
+            <w:rFonts w:ascii="Times New Roman" w:eastAsia="標楷體" w:hAnsi="Times New Roman" w:cs="Times New Roman"/>
+          </w:rPr>
+          <w:t>i</w:t>
+        </w:r>
+        <w:proofErr w:type="spellEnd"/>
+        <w:r>
+          <w:rPr>
+            <w:rFonts w:ascii="Times New Roman" w:eastAsia="標楷體" w:hAnsi="Times New Roman" w:cs="Times New Roman"/>
+          </w:rPr>
+          <w:t xml:space="preserve">) </w:t>
+        </w:r>
+        <w:r>
+          <w:rPr>
+            <w:rFonts w:ascii="Times New Roman" w:eastAsia="標楷體" w:hAnsi="Times New Roman" w:cs="Times New Roman"/>
+          </w:rPr>
+          <w:t>分割資料集</w:t>
+        </w:r>
+        <w:r>
+          <w:rPr>
+            <w:rFonts w:ascii="Times New Roman" w:eastAsia="標楷體" w:hAnsi="Times New Roman" w:cs="Times New Roman"/>
+          </w:rPr>
+          <w:t xml:space="preserve"> 268 </w:t>
+        </w:r>
+        <w:r>
+          <w:rPr>
+            <w:rFonts w:ascii="Times New Roman" w:eastAsia="標楷體" w:hAnsi="Times New Roman" w:cs="Times New Roman"/>
+          </w:rPr>
+          <w:t>張，僅具牙齒輪廓標註，用於</w:t>
+        </w:r>
+        <w:r>
+          <w:rPr>
+            <w:rFonts w:ascii="Times New Roman" w:eastAsia="標楷體" w:hAnsi="Times New Roman" w:cs="Times New Roman"/>
+          </w:rPr>
+          <w:t xml:space="preserve"> YOLO </w:t>
+        </w:r>
+        <w:r>
+          <w:rPr>
+            <w:rFonts w:ascii="Times New Roman" w:eastAsia="標楷體" w:hAnsi="Times New Roman" w:cs="Times New Roman"/>
+          </w:rPr>
+          <w:t>分割模型之</w:t>
+        </w:r>
+        <w:r>
+          <w:rPr>
+            <w:rFonts w:ascii="Times New Roman" w:eastAsia="標楷體" w:hAnsi="Times New Roman" w:cs="Times New Roman"/>
+          </w:rPr>
+          <w:lastRenderedPageBreak/>
+          <w:t>訓練與驗證；</w:t>
+        </w:r>
+        <w:r>
+          <w:rPr>
+            <w:rFonts w:ascii="Times New Roman" w:eastAsia="標楷體" w:hAnsi="Times New Roman" w:cs="Times New Roman"/>
+          </w:rPr>
+          <w:t xml:space="preserve">(ii) </w:t>
+        </w:r>
+        <w:r>
+          <w:rPr>
+            <w:rFonts w:ascii="Times New Roman" w:eastAsia="標楷體" w:hAnsi="Times New Roman" w:cs="Times New Roman"/>
+          </w:rPr>
+          <w:t>長度評估資料集</w:t>
+        </w:r>
+        <w:r>
+          <w:rPr>
+            <w:rFonts w:ascii="Times New Roman" w:eastAsia="標楷體" w:hAnsi="Times New Roman" w:cs="Times New Roman"/>
+          </w:rPr>
+          <w:t xml:space="preserve"> 67 </w:t>
+        </w:r>
+        <w:r>
+          <w:rPr>
+            <w:rFonts w:ascii="Times New Roman" w:eastAsia="標楷體" w:hAnsi="Times New Roman" w:cs="Times New Roman"/>
+          </w:rPr>
+          <w:t>張，同時具牙齒輪廓標註與醫師記錄之根管充填長度，全程未參與分割模型之訓練與超參數選擇，既作為分割之獨立測試集，亦為像素</w:t>
+        </w:r>
+        <w:r>
+          <w:rPr>
+            <w:rFonts w:ascii="Times New Roman" w:eastAsia="標楷體" w:hAnsi="Times New Roman" w:cs="Times New Roman"/>
+          </w:rPr>
+          <w:t>–</w:t>
+        </w:r>
+        <w:r>
+          <w:rPr>
+            <w:rFonts w:ascii="Times New Roman" w:eastAsia="標楷體" w:hAnsi="Times New Roman" w:cs="Times New Roman"/>
+          </w:rPr>
+          <w:t>毫米換算與臨床安全性評估之唯一資料來源。該</w:t>
+        </w:r>
+        <w:r>
+          <w:rPr>
+            <w:rFonts w:ascii="Times New Roman" w:eastAsia="標楷體" w:hAnsi="Times New Roman" w:cs="Times New Roman"/>
+          </w:rPr>
+          <w:t xml:space="preserve"> 67 </w:t>
+        </w:r>
+        <w:r>
+          <w:rPr>
+            <w:rFonts w:ascii="Times New Roman" w:eastAsia="標楷體" w:hAnsi="Times New Roman" w:cs="Times New Roman"/>
+          </w:rPr>
+          <w:t>顆均為前牙（</w:t>
+        </w:r>
+      </w:ins>
+      <w:r>
+        <w:rPr>
+          <w:rFonts w:ascii="Times New Roman" w:eastAsia="標楷體" w:hAnsi="Times New Roman" w:cs="Times New Roman"/>
+        </w:rPr>
+        <w:t>上顎</w:t>
       </w:r>
       <w:r>
         <w:rPr>
@@ -2412,27 +1983,19 @@
         <w:rPr>
           <w:rFonts w:ascii="Times New Roman" w:eastAsia="標楷體" w:hAnsi="Times New Roman" w:cs="Times New Roman"/>
         </w:rPr>
-        <w:t xml:space="preserve"> 11</w:t>
-      </w:r>
-      <w:proofErr w:type="gramStart"/>
-      <w:r>
-        <w:rPr>
-          <w:rFonts w:ascii="Times New Roman" w:eastAsia="標楷體" w:hAnsi="Times New Roman" w:cs="Times New Roman"/>
-        </w:rPr>
-        <w:t>–</w:t>
-      </w:r>
-      <w:proofErr w:type="gramEnd"/>
-      <w:r>
-        <w:rPr>
-          <w:rFonts w:ascii="Times New Roman" w:eastAsia="標楷體" w:hAnsi="Times New Roman" w:cs="Times New Roman"/>
-        </w:rPr>
-        <w:t xml:space="preserve">78 </w:t>
-      </w:r>
-      <w:r>
-        <w:rPr>
-          <w:rFonts w:ascii="Times New Roman" w:eastAsia="標楷體" w:hAnsi="Times New Roman" w:cs="Times New Roman"/>
-        </w:rPr>
-        <w:t>歲）。參考標準由</w:t>
+        <w:t xml:space="preserve"> 11–78 </w:t>
+      </w:r>
+      <w:r>
+        <w:rPr>
+          <w:rFonts w:ascii="Times New Roman" w:eastAsia="標楷體" w:hAnsi="Times New Roman" w:cs="Times New Roman"/>
+        </w:rPr>
+        <w:t>歲）。</w:t>
+      </w:r>
+      <w:r>
+        <w:rPr>
+          <w:rFonts w:ascii="Times New Roman" w:eastAsia="標楷體" w:hAnsi="Times New Roman" w:cs="Times New Roman"/>
+        </w:rPr>
+        <w:t>參考標準由</w:t>
       </w:r>
       <w:r>
         <w:rPr>
@@ -2457,14 +2020,7 @@
         <w:rPr>
           <w:rFonts w:ascii="Times New Roman" w:eastAsia="標楷體" w:hAnsi="Times New Roman" w:cs="Times New Roman"/>
         </w:rPr>
-        <w:t>於臨床記錄</w:t>
-      </w:r>
-      <w:r>
-        <w:rPr>
-          <w:rFonts w:ascii="Times New Roman" w:eastAsia="標楷體" w:hAnsi="Times New Roman" w:cs="Times New Roman"/>
-        </w:rPr>
-        <w:lastRenderedPageBreak/>
-        <w:t>充填物長度（</w:t>
+        <w:t>於臨床記錄充填物長度（</w:t>
       </w:r>
       <w:r>
         <w:rPr>
@@ -2524,21 +2080,7 @@
         <w:rPr>
           <w:rFonts w:ascii="Times New Roman" w:eastAsia="標楷體" w:hAnsi="Times New Roman" w:cs="Times New Roman"/>
         </w:rPr>
-        <w:t>）；牙位僅用於方向判定，人口學資料僅用於誤差分析，</w:t>
-      </w:r>
-      <w:proofErr w:type="gramStart"/>
-      <w:r>
-        <w:rPr>
-          <w:rFonts w:ascii="Times New Roman" w:eastAsia="標楷體" w:hAnsi="Times New Roman" w:cs="Times New Roman"/>
-        </w:rPr>
-        <w:t>均不作為</w:t>
-      </w:r>
-      <w:proofErr w:type="gramEnd"/>
-      <w:r>
-        <w:rPr>
-          <w:rFonts w:ascii="Times New Roman" w:eastAsia="標楷體" w:hAnsi="Times New Roman" w:cs="Times New Roman"/>
-        </w:rPr>
-        <w:t>模型輸入。牙齒輪廓以</w:t>
+        <w:t>）；牙位僅用於方向判定，人口學資料僅用於誤差分析，均不作為模型輸入。牙齒輪廓以</w:t>
       </w:r>
       <w:r>
         <w:rPr>
@@ -2564,21 +2106,7 @@
         <w:rPr>
           <w:rFonts w:ascii="Times New Roman" w:eastAsia="標楷體" w:hAnsi="Times New Roman" w:cs="Times New Roman"/>
         </w:rPr>
-        <w:t>進行多邊形標</w:t>
-      </w:r>
-      <w:proofErr w:type="gramStart"/>
-      <w:r>
-        <w:rPr>
-          <w:rFonts w:ascii="Times New Roman" w:eastAsia="標楷體" w:hAnsi="Times New Roman" w:cs="Times New Roman"/>
-        </w:rPr>
-        <w:t>註</w:t>
-      </w:r>
-      <w:proofErr w:type="gramEnd"/>
-      <w:r>
-        <w:rPr>
-          <w:rFonts w:ascii="Times New Roman" w:eastAsia="標楷體" w:hAnsi="Times New Roman" w:cs="Times New Roman"/>
-        </w:rPr>
-        <w:t>（單一類別</w:t>
+        <w:t>進行多邊形標註（單一類別</w:t>
       </w:r>
       <w:r>
         <w:rPr>
@@ -2634,49 +2162,111 @@
         <w:rPr>
           <w:rFonts w:ascii="Times New Roman" w:eastAsia="標楷體" w:hAnsi="Times New Roman" w:cs="Times New Roman"/>
         </w:rPr>
-        <w:t>複核。分割模型之訓練資料共</w:t>
-      </w:r>
-      <w:r>
-        <w:rPr>
-          <w:rFonts w:ascii="Times New Roman" w:eastAsia="標楷體" w:hAnsi="Times New Roman" w:cs="Times New Roman"/>
-        </w:rPr>
-        <w:t>268</w:t>
-      </w:r>
-      <w:r>
-        <w:rPr>
-          <w:rFonts w:ascii="Times New Roman" w:eastAsia="標楷體" w:hAnsi="Times New Roman" w:cs="Times New Roman"/>
-        </w:rPr>
-        <w:t>張，以固定種子（</w:t>
-      </w:r>
-      <w:r>
-        <w:rPr>
-          <w:rFonts w:ascii="Times New Roman" w:eastAsia="標楷體" w:hAnsi="Times New Roman" w:cs="Times New Roman"/>
-        </w:rPr>
-        <w:t>42</w:t>
-      </w:r>
-      <w:r>
-        <w:rPr>
-          <w:rFonts w:ascii="Times New Roman" w:eastAsia="標楷體" w:hAnsi="Times New Roman" w:cs="Times New Roman"/>
-        </w:rPr>
-        <w:t>）按</w:t>
-      </w:r>
-      <w:r>
-        <w:rPr>
-          <w:rFonts w:ascii="Times New Roman" w:eastAsia="標楷體" w:hAnsi="Times New Roman" w:cs="Times New Roman"/>
-        </w:rPr>
-        <w:t xml:space="preserve"> 8:2 </w:t>
-      </w:r>
-      <w:r>
-        <w:rPr>
-          <w:rFonts w:ascii="Times New Roman" w:eastAsia="標楷體" w:hAnsi="Times New Roman" w:cs="Times New Roman"/>
-        </w:rPr>
-        <w:t>分為訓練集與驗證集。</w:t>
-      </w:r>
+        <w:t>複核。</w:t>
+      </w:r>
+      <w:ins w:id="2" w:author="Claude" w:date="2026-10-26T00:00:00Z">
+        <w:r>
+          <w:rPr>
+            <w:rFonts w:ascii="Times New Roman" w:eastAsia="標楷體" w:hAnsi="Times New Roman" w:cs="Times New Roman"/>
+          </w:rPr>
+          <w:t>分割資料集之</w:t>
+        </w:r>
+        <w:r>
+          <w:rPr>
+            <w:rFonts w:ascii="Times New Roman" w:eastAsia="標楷體" w:hAnsi="Times New Roman" w:cs="Times New Roman"/>
+          </w:rPr>
+          <w:t xml:space="preserve"> 268 </w:t>
+        </w:r>
+        <w:r>
+          <w:rPr>
+            <w:rFonts w:ascii="Times New Roman" w:eastAsia="標楷體" w:hAnsi="Times New Roman" w:cs="Times New Roman"/>
+          </w:rPr>
+          <w:t>張以固定種子（</w:t>
+        </w:r>
+        <w:r>
+          <w:rPr>
+            <w:rFonts w:ascii="Times New Roman" w:eastAsia="標楷體" w:hAnsi="Times New Roman" w:cs="Times New Roman"/>
+          </w:rPr>
+          <w:t>42</w:t>
+        </w:r>
+        <w:r>
+          <w:rPr>
+            <w:rFonts w:ascii="Times New Roman" w:eastAsia="標楷體" w:hAnsi="Times New Roman" w:cs="Times New Roman"/>
+          </w:rPr>
+          <w:t>）按</w:t>
+        </w:r>
+        <w:r>
+          <w:rPr>
+            <w:rFonts w:ascii="Times New Roman" w:eastAsia="標楷體" w:hAnsi="Times New Roman" w:cs="Times New Roman"/>
+          </w:rPr>
+          <w:t xml:space="preserve"> 8:2 </w:t>
+        </w:r>
+        <w:r>
+          <w:rPr>
+            <w:rFonts w:ascii="Times New Roman" w:eastAsia="標楷體" w:hAnsi="Times New Roman" w:cs="Times New Roman"/>
+          </w:rPr>
+          <w:t>分為訓練集</w:t>
+        </w:r>
+        <w:r>
+          <w:rPr>
+            <w:rFonts w:ascii="Times New Roman" w:eastAsia="標楷體" w:hAnsi="Times New Roman" w:cs="Times New Roman"/>
+          </w:rPr>
+          <w:t xml:space="preserve"> 215 </w:t>
+        </w:r>
+        <w:r>
+          <w:rPr>
+            <w:rFonts w:ascii="Times New Roman" w:eastAsia="標楷體" w:hAnsi="Times New Roman" w:cs="Times New Roman"/>
+          </w:rPr>
+          <w:t>張與驗證集</w:t>
+        </w:r>
+        <w:r>
+          <w:rPr>
+            <w:rFonts w:ascii="Times New Roman" w:eastAsia="標楷體" w:hAnsi="Times New Roman" w:cs="Times New Roman"/>
+          </w:rPr>
+          <w:t xml:space="preserve"> 53 </w:t>
+        </w:r>
+        <w:r>
+          <w:rPr>
+            <w:rFonts w:ascii="Times New Roman" w:eastAsia="標楷體" w:hAnsi="Times New Roman" w:cs="Times New Roman"/>
+          </w:rPr>
+          <w:t>張；訓練集、驗證集與測試集三者互不重疊，合計</w:t>
+        </w:r>
+        <w:r>
+          <w:rPr>
+            <w:rFonts w:ascii="Times New Roman" w:eastAsia="標楷體" w:hAnsi="Times New Roman" w:cs="Times New Roman"/>
+          </w:rPr>
+          <w:t xml:space="preserve"> 335 </w:t>
+        </w:r>
+        <w:r>
+          <w:rPr>
+            <w:rFonts w:ascii="Times New Roman" w:eastAsia="標楷體" w:hAnsi="Times New Roman" w:cs="Times New Roman"/>
+          </w:rPr>
+          <w:t>張。</w:t>
+        </w:r>
+        <w:r>
+          <w:rPr>
+            <w:rFonts w:ascii="Times New Roman" w:eastAsia="標楷體" w:hAnsi="Times New Roman" w:cs="Times New Roman"/>
+          </w:rPr>
+          <w:t>該</w:t>
+        </w:r>
+        <w:r>
+          <w:rPr>
+            <w:rFonts w:ascii="Times New Roman" w:eastAsia="標楷體" w:hAnsi="Times New Roman" w:cs="Times New Roman"/>
+          </w:rPr>
+          <w:t xml:space="preserve"> 268 </w:t>
+        </w:r>
+        <w:r>
+          <w:rPr>
+            <w:rFonts w:ascii="Times New Roman" w:eastAsia="標楷體" w:hAnsi="Times New Roman" w:cs="Times New Roman"/>
+          </w:rPr>
+          <w:t>張因無治療後之根管充填長度記錄，僅用於分割模型之訓練與驗證，未納入長度回歸。</w:t>
+        </w:r>
+      </w:ins>
     </w:p>
     <w:p>
       <w:pPr>
-        <w:spacing w:before="120" w:after="80" w:line="276" w:lineRule="auto"/>
-        <w:jc w:val="center"/>
+        <w:spacing w:after="120" w:line="276" w:lineRule="auto"/>
+        <w:jc w:val="both"/>
         <w:rPr>
           <w:rFonts w:ascii="Times New Roman" w:eastAsia="標楷體" w:hAnsi="Times New Roman" w:cs="Times New Roman"/>
           <w:b/>
@@ -2874,37 +2464,67 @@
           <w:rFonts w:ascii="Times New Roman" w:eastAsia="標楷體" w:hAnsi="Times New Roman" w:cs="Times New Roman"/>
         </w:rPr>
       </w:pPr>
-      <w:r>
-        <w:rPr>
-          <w:rFonts w:ascii="Times New Roman" w:eastAsia="標楷體" w:hAnsi="Times New Roman" w:cs="Times New Roman"/>
-        </w:rPr>
-        <w:t>前處理流程如圖</w:t>
-      </w:r>
-      <w:r>
-        <w:rPr>
-          <w:rFonts w:ascii="Times New Roman" w:eastAsia="標楷體" w:hAnsi="Times New Roman" w:cs="Times New Roman"/>
-        </w:rPr>
-        <w:t>1</w:t>
-      </w:r>
-      <w:r>
-        <w:rPr>
-          <w:rFonts w:ascii="Times New Roman" w:eastAsia="標楷體" w:hAnsi="Times New Roman" w:cs="Times New Roman"/>
-        </w:rPr>
-        <w:t>左側。首先對原始影像施作限制對比自適應</w:t>
-      </w:r>
-      <w:proofErr w:type="gramStart"/>
-      <w:r>
-        <w:rPr>
-          <w:rFonts w:ascii="Times New Roman" w:eastAsia="標楷體" w:hAnsi="Times New Roman" w:cs="Times New Roman"/>
-        </w:rPr>
-        <w:t>直方圖</w:t>
-      </w:r>
-      <w:proofErr w:type="gramEnd"/>
-      <w:r>
-        <w:rPr>
-          <w:rFonts w:ascii="Times New Roman" w:eastAsia="標楷體" w:hAnsi="Times New Roman" w:cs="Times New Roman"/>
-        </w:rPr>
-        <w:t>均衡化（</w:t>
+      <w:ins w:id="3" w:author="Claude" w:date="2026-10-26T00:00:00Z">
+        <w:r>
+          <w:rPr>
+            <w:rFonts w:ascii="Times New Roman" w:eastAsia="標楷體" w:hAnsi="Times New Roman" w:cs="Times New Roman"/>
+          </w:rPr>
+          <w:t>前處理流程如圖</w:t>
+        </w:r>
+        <w:r>
+          <w:rPr>
+            <w:rFonts w:ascii="Times New Roman" w:eastAsia="標楷體" w:hAnsi="Times New Roman" w:cs="Times New Roman"/>
+          </w:rPr>
+          <w:t>1</w:t>
+        </w:r>
+        <w:r>
+          <w:rPr>
+            <w:rFonts w:ascii="Times New Roman" w:eastAsia="標楷體" w:hAnsi="Times New Roman" w:cs="Times New Roman"/>
+          </w:rPr>
+          <w:t>左側，對全體</w:t>
+        </w:r>
+        <w:r>
+          <w:rPr>
+            <w:rFonts w:ascii="Times New Roman" w:eastAsia="標楷體" w:hAnsi="Times New Roman" w:cs="Times New Roman"/>
+          </w:rPr>
+          <w:t xml:space="preserve"> 335 </w:t>
+        </w:r>
+        <w:r>
+          <w:rPr>
+            <w:rFonts w:ascii="Times New Roman" w:eastAsia="標楷體" w:hAnsi="Times New Roman" w:cs="Times New Roman"/>
+          </w:rPr>
+          <w:t>張影像（分割資料集</w:t>
+        </w:r>
+        <w:r>
+          <w:rPr>
+            <w:rFonts w:ascii="Times New Roman" w:eastAsia="標楷體" w:hAnsi="Times New Roman" w:cs="Times New Roman"/>
+          </w:rPr>
+          <w:t xml:space="preserve"> 268 </w:t>
+        </w:r>
+        <w:r>
+          <w:rPr>
+            <w:rFonts w:ascii="Times New Roman" w:eastAsia="標楷體" w:hAnsi="Times New Roman" w:cs="Times New Roman"/>
+          </w:rPr>
+          <w:t>張與長度評估資料集</w:t>
+        </w:r>
+        <w:r>
+          <w:rPr>
+            <w:rFonts w:ascii="Times New Roman" w:eastAsia="標楷體" w:hAnsi="Times New Roman" w:cs="Times New Roman"/>
+          </w:rPr>
+          <w:t xml:space="preserve"> 67 </w:t>
+        </w:r>
+        <w:r>
+          <w:rPr>
+            <w:rFonts w:ascii="Times New Roman" w:eastAsia="標楷體" w:hAnsi="Times New Roman" w:cs="Times New Roman"/>
+          </w:rPr>
+          <w:t>張）以相同參數一體施作，訓練、驗證與測試階段不另作差異化處理。</w:t>
+        </w:r>
+      </w:ins>
+      <w:r>
+        <w:rPr>
+          <w:rFonts w:ascii="Times New Roman" w:eastAsia="標楷體" w:hAnsi="Times New Roman" w:cs="Times New Roman"/>
+        </w:rPr>
+        <w:t>首先對原始影像施作限制對比自適應直方圖均衡化（</w:t>
       </w:r>
       <w:r>
         <w:rPr>
@@ -2936,19 +2556,11 @@
         </w:rPr>
         <w:t>tile grid 8×8</w:t>
       </w:r>
-      <w:proofErr w:type="gramStart"/>
-      <w:r>
-        <w:rPr>
-          <w:rFonts w:ascii="Times New Roman" w:eastAsia="標楷體" w:hAnsi="Times New Roman" w:cs="Times New Roman"/>
-        </w:rPr>
-        <w:t>）</w:t>
-      </w:r>
-      <w:proofErr w:type="gramEnd"/>
-      <w:r>
-        <w:rPr>
-          <w:rFonts w:ascii="Times New Roman" w:eastAsia="標楷體" w:hAnsi="Times New Roman" w:cs="Times New Roman"/>
-        </w:rPr>
-        <w:t>，以增強牙根與齒槽骨交界之對比；為避免黑邊被放大為雜訊，僅於灰階值</w:t>
+      <w:r>
+        <w:rPr>
+          <w:rFonts w:ascii="Times New Roman" w:eastAsia="標楷體" w:hAnsi="Times New Roman" w:cs="Times New Roman"/>
+        </w:rPr>
+        <w:t>），以增強牙根與齒槽骨交界之對比；為避免黑邊被放大為雜訊，僅於灰階值</w:t>
       </w:r>
       <w:r>
         <w:rPr>
@@ -3008,21 +2620,7 @@
         <w:rPr>
           <w:rFonts w:ascii="Times New Roman" w:eastAsia="標楷體" w:hAnsi="Times New Roman" w:cs="Times New Roman"/>
         </w:rPr>
-        <w:t>，並同步轉換多邊形標</w:t>
-      </w:r>
-      <w:proofErr w:type="gramStart"/>
-      <w:r>
-        <w:rPr>
-          <w:rFonts w:ascii="Times New Roman" w:eastAsia="標楷體" w:hAnsi="Times New Roman" w:cs="Times New Roman"/>
-        </w:rPr>
-        <w:t>註</w:t>
-      </w:r>
-      <w:proofErr w:type="gramEnd"/>
-      <w:r>
-        <w:rPr>
-          <w:rFonts w:ascii="Times New Roman" w:eastAsia="標楷體" w:hAnsi="Times New Roman" w:cs="Times New Roman"/>
-        </w:rPr>
-        <w:t>座標；每張影像之縮放比例（</w:t>
+        <w:t>，並同步轉換多邊形標註座標；每張影像之縮放比例（</w:t>
       </w:r>
       <w:r>
         <w:rPr>
@@ -3034,21 +2632,14 @@
         <w:rPr>
           <w:rFonts w:ascii="Times New Roman" w:eastAsia="標楷體" w:hAnsi="Times New Roman" w:cs="Times New Roman"/>
         </w:rPr>
-        <w:t>）逐一記錄，供後續將像素長度還原至原圖像素空間。增強後影像即為標</w:t>
-      </w:r>
-      <w:proofErr w:type="gramStart"/>
-      <w:r>
-        <w:rPr>
-          <w:rFonts w:ascii="Times New Roman" w:eastAsia="標楷體" w:hAnsi="Times New Roman" w:cs="Times New Roman"/>
-        </w:rPr>
-        <w:t>註</w:t>
-      </w:r>
-      <w:proofErr w:type="gramEnd"/>
-      <w:r>
-        <w:rPr>
-          <w:rFonts w:ascii="Times New Roman" w:eastAsia="標楷體" w:hAnsi="Times New Roman" w:cs="Times New Roman"/>
-        </w:rPr>
-        <w:t>、訓練與推論之統一輸入，訓練與推論階段不再重複增強。</w:t>
+        <w:t>）逐一記錄，供後續將像素長度還原至原圖像素空間。增強後影像即為標註、訓練與推論之統</w:t>
+      </w:r>
+      <w:r>
+        <w:rPr>
+          <w:rFonts w:ascii="Times New Roman" w:eastAsia="標楷體" w:hAnsi="Times New Roman" w:cs="Times New Roman"/>
+        </w:rPr>
+        <w:lastRenderedPageBreak/>
+        <w:t>一輸入，訓練與推論階段不再重複增強。</w:t>
       </w:r>
     </w:p>
     <w:p>
@@ -3066,7 +2657,6 @@
           <w:sz w:val="24"/>
           <w:szCs w:val="28"/>
         </w:rPr>
-        <w:lastRenderedPageBreak/>
         <w:t>YOLO</w:t>
       </w:r>
       <w:r>
@@ -3300,52 +2890,88 @@
         <w:rPr>
           <w:rFonts w:ascii="Times New Roman" w:eastAsia="標楷體" w:hAnsi="Times New Roman" w:cs="Times New Roman"/>
         </w:rPr>
-        <w:t>，因牙齒具有生理方向性。訓練</w:t>
-      </w:r>
-      <w:r>
-        <w:rPr>
-          <w:rFonts w:ascii="Times New Roman" w:eastAsia="標楷體" w:hAnsi="Times New Roman" w:cs="Times New Roman"/>
-        </w:rPr>
-        <w:t>/</w:t>
-      </w:r>
-      <w:r>
-        <w:rPr>
-          <w:rFonts w:ascii="Times New Roman" w:eastAsia="標楷體" w:hAnsi="Times New Roman" w:cs="Times New Roman"/>
-        </w:rPr>
-        <w:t>驗證集以固定種子</w:t>
-      </w:r>
-      <w:r>
-        <w:rPr>
-          <w:rFonts w:ascii="Times New Roman" w:eastAsia="標楷體" w:hAnsi="Times New Roman" w:cs="Times New Roman"/>
-        </w:rPr>
-        <w:t xml:space="preserve"> 42 </w:t>
-      </w:r>
-      <w:r>
-        <w:rPr>
-          <w:rFonts w:ascii="Times New Roman" w:eastAsia="標楷體" w:hAnsi="Times New Roman" w:cs="Times New Roman"/>
-        </w:rPr>
-        <w:t>按</w:t>
-      </w:r>
-      <w:r>
-        <w:rPr>
-          <w:rFonts w:ascii="Times New Roman" w:eastAsia="標楷體" w:hAnsi="Times New Roman" w:cs="Times New Roman"/>
-        </w:rPr>
-        <w:t xml:space="preserve"> 8:2 </w:t>
-      </w:r>
-      <w:proofErr w:type="gramStart"/>
-      <w:r>
-        <w:rPr>
-          <w:rFonts w:ascii="Times New Roman" w:eastAsia="標楷體" w:hAnsi="Times New Roman" w:cs="Times New Roman"/>
-        </w:rPr>
-        <w:t>切分</w:t>
-      </w:r>
-      <w:proofErr w:type="gramEnd"/>
-      <w:r>
-        <w:rPr>
-          <w:rFonts w:ascii="Times New Roman" w:eastAsia="標楷體" w:hAnsi="Times New Roman" w:cs="Times New Roman"/>
-        </w:rPr>
-        <w:t>，所有訓練種子共用同一組驗證集。</w:t>
-      </w:r>
+        <w:t>，因牙齒具有生理方向性。</w:t>
+      </w:r>
+      <w:ins w:id="4" w:author="Claude" w:date="2026-10-26T00:00:00Z">
+        <w:r>
+          <w:rPr>
+            <w:rFonts w:ascii="Times New Roman" w:eastAsia="標楷體" w:hAnsi="Times New Roman" w:cs="Times New Roman"/>
+          </w:rPr>
+          <w:t>本階段使用分割資料集之</w:t>
+        </w:r>
+        <w:r>
+          <w:rPr>
+            <w:rFonts w:ascii="Times New Roman" w:eastAsia="標楷體" w:hAnsi="Times New Roman" w:cs="Times New Roman"/>
+          </w:rPr>
+          <w:t xml:space="preserve"> 268 </w:t>
+        </w:r>
+        <w:r>
+          <w:rPr>
+            <w:rFonts w:ascii="Times New Roman" w:eastAsia="標楷體" w:hAnsi="Times New Roman" w:cs="Times New Roman"/>
+          </w:rPr>
+          <w:t>張影像，以固定種子</w:t>
+        </w:r>
+        <w:r>
+          <w:rPr>
+            <w:rFonts w:ascii="Times New Roman" w:eastAsia="標楷體" w:hAnsi="Times New Roman" w:cs="Times New Roman"/>
+          </w:rPr>
+          <w:t xml:space="preserve"> 42 </w:t>
+        </w:r>
+        <w:r>
+          <w:rPr>
+            <w:rFonts w:ascii="Times New Roman" w:eastAsia="標楷體" w:hAnsi="Times New Roman" w:cs="Times New Roman"/>
+          </w:rPr>
+          <w:t>按</w:t>
+        </w:r>
+        <w:r>
+          <w:rPr>
+            <w:rFonts w:ascii="Times New Roman" w:eastAsia="標楷體" w:hAnsi="Times New Roman" w:cs="Times New Roman"/>
+          </w:rPr>
+          <w:t xml:space="preserve"> 8:2 </w:t>
+        </w:r>
+        <w:r>
+          <w:rPr>
+            <w:rFonts w:ascii="Times New Roman" w:eastAsia="標楷體" w:hAnsi="Times New Roman" w:cs="Times New Roman"/>
+          </w:rPr>
+          <w:t>切分為訓練集</w:t>
+        </w:r>
+        <w:r>
+          <w:rPr>
+            <w:rFonts w:ascii="Times New Roman" w:eastAsia="標楷體" w:hAnsi="Times New Roman" w:cs="Times New Roman"/>
+          </w:rPr>
+          <w:t xml:space="preserve"> 215 </w:t>
+        </w:r>
+        <w:r>
+          <w:rPr>
+            <w:rFonts w:ascii="Times New Roman" w:eastAsia="標楷體" w:hAnsi="Times New Roman" w:cs="Times New Roman"/>
+          </w:rPr>
+          <w:t>張與驗證集</w:t>
+        </w:r>
+        <w:r>
+          <w:rPr>
+            <w:rFonts w:ascii="Times New Roman" w:eastAsia="標楷體" w:hAnsi="Times New Roman" w:cs="Times New Roman"/>
+          </w:rPr>
+          <w:t xml:space="preserve"> 53 </w:t>
+        </w:r>
+        <w:r>
+          <w:rPr>
+            <w:rFonts w:ascii="Times New Roman" w:eastAsia="標楷體" w:hAnsi="Times New Roman" w:cs="Times New Roman"/>
+          </w:rPr>
+          <w:t>張，所有訓練種子共用同一組切分；長度評估資料集之</w:t>
+        </w:r>
+        <w:r>
+          <w:rPr>
+            <w:rFonts w:ascii="Times New Roman" w:eastAsia="標楷體" w:hAnsi="Times New Roman" w:cs="Times New Roman"/>
+          </w:rPr>
+          <w:t xml:space="preserve"> 67 </w:t>
+        </w:r>
+        <w:r>
+          <w:rPr>
+            <w:rFonts w:ascii="Times New Roman" w:eastAsia="標楷體" w:hAnsi="Times New Roman" w:cs="Times New Roman"/>
+          </w:rPr>
+          <w:t>張影像全程未參與訓練、驗證與超參數選擇。</w:t>
+        </w:r>
+      </w:ins>
     </w:p>
     <w:p>
       <w:pPr>
@@ -3359,21 +2985,7 @@
         <w:rPr>
           <w:rFonts w:ascii="Times New Roman" w:eastAsia="標楷體" w:hAnsi="Times New Roman" w:cs="Times New Roman"/>
         </w:rPr>
-        <w:t>為量化訓練隨機性之影響，固定</w:t>
-      </w:r>
-      <w:proofErr w:type="gramStart"/>
-      <w:r>
-        <w:rPr>
-          <w:rFonts w:ascii="Times New Roman" w:eastAsia="標楷體" w:hAnsi="Times New Roman" w:cs="Times New Roman"/>
-        </w:rPr>
-        <w:t>資料切分</w:t>
-      </w:r>
-      <w:proofErr w:type="gramEnd"/>
-      <w:r>
-        <w:rPr>
-          <w:rFonts w:ascii="Times New Roman" w:eastAsia="標楷體" w:hAnsi="Times New Roman" w:cs="Times New Roman"/>
-        </w:rPr>
-        <w:t>，僅改變訓練種子（</w:t>
+        <w:t>為量化訓練隨機性之影響，固定資料切分，僅改變訓練種子（</w:t>
       </w:r>
       <w:r>
         <w:rPr>
@@ -3427,16 +3039,62 @@
         <w:rPr>
           <w:rFonts w:ascii="Times New Roman" w:eastAsia="標楷體" w:hAnsi="Times New Roman" w:cs="Times New Roman"/>
         </w:rPr>
-        <w:t>推論時</w:t>
-      </w:r>
-      <w:proofErr w:type="gramStart"/>
-      <w:r>
-        <w:rPr>
-          <w:rFonts w:ascii="Times New Roman" w:eastAsia="標楷體" w:hAnsi="Times New Roman" w:cs="Times New Roman"/>
-        </w:rPr>
-        <w:t>（</w:t>
-      </w:r>
-      <w:proofErr w:type="gramEnd"/>
+        <w:t>。</w:t>
+      </w:r>
+      <w:del w:id="5" w:author="Claude" w:date="2026-10-26T00:00:00Z">
+        <w:r>
+          <w:rPr>
+            <w:rFonts w:ascii="Times New Roman" w:eastAsia="標楷體" w:hAnsi="Times New Roman" w:cs="Times New Roman"/>
+          </w:rPr>
+          <w:delText>推論時（</w:delText>
+        </w:r>
+        <w:r>
+          <w:rPr>
+            <w:rFonts w:ascii="Times New Roman" w:eastAsia="標楷體" w:hAnsi="Times New Roman" w:cs="Times New Roman"/>
+          </w:rPr>
+          <w:delText>conf</w:delText>
+        </w:r>
+        <w:r>
+          <w:rPr>
+            <w:rFonts w:ascii="Times New Roman" w:eastAsia="標楷體" w:hAnsi="Times New Roman" w:cs="Times New Roman"/>
+            <w:kern w:val="0"/>
+            <w14:ligatures w14:val="none"/>
+          </w:rPr>
+          <w:delText xml:space="preserve"> ≥ 0.15</w:delText>
+        </w:r>
+        <w:r>
+          <w:rPr>
+            <w:rFonts w:ascii="Times New Roman" w:eastAsia="標楷體" w:hAnsi="Times New Roman" w:cs="Times New Roman"/>
+          </w:rPr>
+          <w:delText>）</w:delText>
+        </w:r>
+      </w:del>
+      <w:ins w:id="6" w:author="Claude" w:date="2026-10-26T00:00:00Z">
+        <w:r>
+          <w:rPr>
+            <w:rFonts w:ascii="Times New Roman" w:eastAsia="標楷體" w:hAnsi="Times New Roman" w:cs="Times New Roman"/>
+          </w:rPr>
+          <w:t>推論於未參與訓練之長度評估資料集</w:t>
+        </w:r>
+        <w:r>
+          <w:rPr>
+            <w:rFonts w:ascii="Times New Roman" w:eastAsia="標楷體" w:hAnsi="Times New Roman" w:cs="Times New Roman"/>
+          </w:rPr>
+          <w:t xml:space="preserve"> 67 </w:t>
+        </w:r>
+        <w:r>
+          <w:rPr>
+            <w:rFonts w:ascii="Times New Roman" w:eastAsia="標楷體" w:hAnsi="Times New Roman" w:cs="Times New Roman"/>
+          </w:rPr>
+          <w:t>張影像上進行；</w:t>
+        </w:r>
+      </w:ins>
+      <w:r>
+        <w:rPr>
+          <w:rFonts w:ascii="Times New Roman" w:eastAsia="標楷體" w:hAnsi="Times New Roman" w:cs="Times New Roman"/>
+        </w:rPr>
+        <w:t>推論時（</w:t>
+      </w:r>
       <w:r>
         <w:rPr>
           <w:rFonts w:ascii="Times New Roman" w:eastAsia="標楷體" w:hAnsi="Times New Roman" w:cs="Times New Roman"/>
@@ -3479,25 +3137,7 @@
           <w:kern w:val="0"/>
           <w14:ligatures w14:val="none"/>
         </w:rPr>
-        <w:t>開運算去除細連線，僅保留最大連通區以排除分割碎塊；</w:t>
-      </w:r>
-      <w:proofErr w:type="gramStart"/>
-      <w:r>
-        <w:rPr>
-          <w:rFonts w:ascii="Times New Roman" w:eastAsia="標楷體" w:hAnsi="Times New Roman" w:cs="Times New Roman"/>
-          <w:kern w:val="0"/>
-          <w14:ligatures w14:val="none"/>
-        </w:rPr>
-        <w:t>目標牙以遮罩外接框</w:t>
-      </w:r>
-      <w:proofErr w:type="gramEnd"/>
-      <w:r>
-        <w:rPr>
-          <w:rFonts w:ascii="Times New Roman" w:eastAsia="標楷體" w:hAnsi="Times New Roman" w:cs="Times New Roman"/>
-          <w:kern w:val="0"/>
-          <w14:ligatures w14:val="none"/>
-        </w:rPr>
-        <w:t>與參考框</w:t>
+        <w:t>開運算去除細連線，僅保留最大連通區以排除分割碎塊；目標牙以遮罩外接框與參考框</w:t>
       </w:r>
       <w:r>
         <w:rPr>
@@ -3559,40 +3199,44 @@
           <w:rFonts w:ascii="Times New Roman" w:eastAsia="標楷體" w:hAnsi="Times New Roman" w:cs="Times New Roman"/>
         </w:rPr>
       </w:pPr>
-      <w:r>
-        <w:rPr>
-          <w:rFonts w:ascii="Times New Roman" w:eastAsia="標楷體" w:hAnsi="Times New Roman" w:cs="Times New Roman"/>
-        </w:rPr>
-        <w:t>長</w:t>
-      </w:r>
-      <w:proofErr w:type="gramStart"/>
-      <w:r>
-        <w:rPr>
-          <w:rFonts w:ascii="Times New Roman" w:eastAsia="標楷體" w:hAnsi="Times New Roman" w:cs="Times New Roman"/>
-        </w:rPr>
-        <w:t>度量測如圖</w:t>
-      </w:r>
-      <w:proofErr w:type="gramEnd"/>
-      <w:r>
-        <w:rPr>
-          <w:rFonts w:ascii="Times New Roman" w:eastAsia="標楷體" w:hAnsi="Times New Roman" w:cs="Times New Roman"/>
-        </w:rPr>
-        <w:t>1(B)</w:t>
-      </w:r>
-      <w:r>
-        <w:rPr>
-          <w:rFonts w:ascii="Times New Roman" w:eastAsia="標楷體" w:hAnsi="Times New Roman" w:cs="Times New Roman"/>
-        </w:rPr>
-        <w:t>。對所選遮罩之多邊形頂點進行主成分分析</w:t>
-      </w:r>
-      <w:proofErr w:type="gramStart"/>
-      <w:r>
-        <w:rPr>
-          <w:rFonts w:ascii="Times New Roman" w:eastAsia="標楷體" w:hAnsi="Times New Roman" w:cs="Times New Roman"/>
-        </w:rPr>
-        <w:t>求得質心</w:t>
-      </w:r>
-      <w:proofErr w:type="gramEnd"/>
+      <w:ins w:id="7" w:author="Claude" w:date="2026-10-26T00:00:00Z">
+        <w:r>
+          <w:rPr>
+            <w:rFonts w:ascii="Times New Roman" w:eastAsia="標楷體" w:hAnsi="Times New Roman" w:cs="Times New Roman"/>
+          </w:rPr>
+          <w:t>長度量測如圖</w:t>
+        </w:r>
+        <w:r>
+          <w:rPr>
+            <w:rFonts w:ascii="Times New Roman" w:eastAsia="標楷體" w:hAnsi="Times New Roman" w:cs="Times New Roman"/>
+          </w:rPr>
+          <w:t>1(B)</w:t>
+        </w:r>
+        <w:r>
+          <w:rPr>
+            <w:rFonts w:ascii="Times New Roman" w:eastAsia="標楷體" w:hAnsi="Times New Roman" w:cs="Times New Roman"/>
+          </w:rPr>
+          <w:t>，於測試集</w:t>
+        </w:r>
+        <w:r>
+          <w:rPr>
+            <w:rFonts w:ascii="Times New Roman" w:eastAsia="標楷體" w:hAnsi="Times New Roman" w:cs="Times New Roman"/>
+          </w:rPr>
+          <w:t xml:space="preserve"> 67 </w:t>
+        </w:r>
+        <w:r>
+          <w:rPr>
+            <w:rFonts w:ascii="Times New Roman" w:eastAsia="標楷體" w:hAnsi="Times New Roman" w:cs="Times New Roman"/>
+          </w:rPr>
+          <w:t>張影像之預測遮罩上進行。</w:t>
+        </w:r>
+      </w:ins>
+      <w:r>
+        <w:rPr>
+          <w:rFonts w:ascii="Times New Roman" w:eastAsia="標楷體" w:hAnsi="Times New Roman" w:cs="Times New Roman"/>
+        </w:rPr>
+        <w:t>對所選遮罩之多邊形頂點進行主成分分析求得質心</w:t>
+      </w:r>
       <w:r>
         <w:rPr>
           <w:rFonts w:ascii="Times New Roman" w:eastAsia="標楷體" w:hAnsi="Times New Roman" w:cs="Times New Roman"/>
@@ -3747,21 +3391,7 @@
         <w:rPr>
           <w:rFonts w:ascii="Times New Roman" w:eastAsia="標楷體" w:hAnsi="Times New Roman" w:cs="Times New Roman"/>
         </w:rPr>
-        <w:t>長度內之平均寬度較大</w:t>
-      </w:r>
-      <w:proofErr w:type="gramStart"/>
-      <w:r>
-        <w:rPr>
-          <w:rFonts w:ascii="Times New Roman" w:eastAsia="標楷體" w:hAnsi="Times New Roman" w:cs="Times New Roman"/>
-        </w:rPr>
-        <w:t>者為牙冠</w:t>
-      </w:r>
-      <w:proofErr w:type="gramEnd"/>
-      <w:r>
-        <w:rPr>
-          <w:rFonts w:ascii="Times New Roman" w:eastAsia="標楷體" w:hAnsi="Times New Roman" w:cs="Times New Roman"/>
-        </w:rPr>
-        <w:t>。</w:t>
+        <w:t>長度內之平均寬度較大者為牙冠。</w:t>
       </w:r>
     </w:p>
     <w:p>
@@ -3982,19 +3612,85 @@
         <w:rPr>
           <w:rFonts w:ascii="Times New Roman" w:eastAsia="標楷體" w:hAnsi="Times New Roman" w:cs="Times New Roman"/>
         </w:rPr>
-        <w:t>由於影像來自不同解析度之匯出設定，各影像之</w:t>
-      </w:r>
-      <w:r>
-        <w:rPr>
-          <w:rFonts w:ascii="Times New Roman" w:eastAsia="標楷體" w:hAnsi="Times New Roman" w:cs="Times New Roman"/>
-        </w:rPr>
-        <w:t xml:space="preserve"> px/mm </w:t>
-      </w:r>
-      <w:r>
-        <w:rPr>
-          <w:rFonts w:ascii="Times New Roman" w:eastAsia="標楷體" w:hAnsi="Times New Roman" w:cs="Times New Roman"/>
-        </w:rPr>
-        <w:t>刻度不一致（整體變異係數約</w:t>
+        <w:t>由於影像來自不同解析度之匯出設定，</w:t>
+      </w:r>
+      <w:del w:id="8" w:author="Claude" w:date="2026-10-26T00:00:00Z">
+        <w:r>
+          <w:rPr>
+            <w:rFonts w:ascii="Times New Roman" w:eastAsia="標楷體" w:hAnsi="Times New Roman" w:cs="Times New Roman"/>
+          </w:rPr>
+          <w:delText>各影像之</w:delText>
+        </w:r>
+        <w:r>
+          <w:rPr>
+            <w:rFonts w:ascii="Times New Roman" w:eastAsia="標楷體" w:hAnsi="Times New Roman" w:cs="Times New Roman"/>
+          </w:rPr>
+          <w:delText xml:space="preserve"> px/mm </w:delText>
+        </w:r>
+        <w:r>
+          <w:rPr>
+            <w:rFonts w:ascii="Times New Roman" w:eastAsia="標楷體" w:hAnsi="Times New Roman" w:cs="Times New Roman"/>
+          </w:rPr>
+          <w:delText>刻度不一致（整體變異係數約</w:delText>
+        </w:r>
+        <w:r>
+          <w:rPr>
+            <w:rFonts w:ascii="Times New Roman" w:eastAsia="標楷體" w:hAnsi="Times New Roman" w:cs="Times New Roman"/>
+          </w:rPr>
+          <w:delText xml:space="preserve"> 0.41</w:delText>
+        </w:r>
+      </w:del>
+      <w:ins w:id="9" w:author="Claude" w:date="2026-10-26T00:00:00Z">
+        <w:r>
+          <w:rPr>
+            <w:rFonts w:ascii="Times New Roman" w:eastAsia="標楷體" w:hAnsi="Times New Roman" w:cs="Times New Roman"/>
+          </w:rPr>
+          <w:t>各影像之</w:t>
+        </w:r>
+        <w:r>
+          <w:rPr>
+            <w:rFonts w:ascii="Times New Roman" w:eastAsia="標楷體" w:hAnsi="Times New Roman" w:cs="Times New Roman"/>
+          </w:rPr>
+          <w:t xml:space="preserve"> </w:t>
+        </w:r>
+        <w:proofErr w:type="spellStart"/>
+        <w:r>
+          <w:rPr>
+            <w:rFonts w:ascii="Times New Roman" w:eastAsia="標楷體" w:hAnsi="Times New Roman" w:cs="Times New Roman"/>
+          </w:rPr>
+          <w:t>px</w:t>
+        </w:r>
+        <w:proofErr w:type="spellEnd"/>
+        <w:r>
+          <w:rPr>
+            <w:rFonts w:ascii="Times New Roman" w:eastAsia="標楷體" w:hAnsi="Times New Roman" w:cs="Times New Roman"/>
+          </w:rPr>
+          <w:t xml:space="preserve">/mm </w:t>
+        </w:r>
+        <w:r>
+          <w:rPr>
+            <w:rFonts w:ascii="Times New Roman" w:eastAsia="標楷體" w:hAnsi="Times New Roman" w:cs="Times New Roman"/>
+          </w:rPr>
+          <w:t>刻度不一致（以具參考長度之</w:t>
+        </w:r>
+        <w:r>
+          <w:rPr>
+            <w:rFonts w:ascii="Times New Roman" w:eastAsia="標楷體" w:hAnsi="Times New Roman" w:cs="Times New Roman"/>
+          </w:rPr>
+          <w:t xml:space="preserve"> 67 </w:t>
+        </w:r>
+        <w:r>
+          <w:rPr>
+            <w:rFonts w:ascii="Times New Roman" w:eastAsia="標楷體" w:hAnsi="Times New Roman" w:cs="Times New Roman"/>
+          </w:rPr>
+          <w:t>張影像估計，</w:t>
+        </w:r>
+      </w:ins>
+      <w:r>
+        <w:rPr>
+          <w:rFonts w:ascii="Times New Roman" w:eastAsia="標楷體" w:hAnsi="Times New Roman" w:cs="Times New Roman"/>
+        </w:rPr>
+        <w:t>整體變異係數約</w:t>
       </w:r>
       <w:r>
         <w:rPr>
@@ -4012,21 +3708,7 @@
         <w:rPr>
           <w:rFonts w:ascii="Times New Roman" w:eastAsia="標楷體" w:hAnsi="Times New Roman" w:cs="Times New Roman"/>
         </w:rPr>
-        <w:t xml:space="preserve"> 0.05</w:t>
-      </w:r>
-      <w:proofErr w:type="gramStart"/>
-      <w:r>
-        <w:rPr>
-          <w:rFonts w:ascii="Times New Roman" w:eastAsia="標楷體" w:hAnsi="Times New Roman" w:cs="Times New Roman"/>
-        </w:rPr>
-        <w:t>–</w:t>
-      </w:r>
-      <w:proofErr w:type="gramEnd"/>
-      <w:r>
-        <w:rPr>
-          <w:rFonts w:ascii="Times New Roman" w:eastAsia="標楷體" w:hAnsi="Times New Roman" w:cs="Times New Roman"/>
-        </w:rPr>
-        <w:t>0.10</w:t>
+        <w:t xml:space="preserve"> 0.05–0.10</w:t>
       </w:r>
       <w:r>
         <w:rPr>
@@ -4044,35 +3726,19 @@
         <w:rPr>
           <w:rFonts w:ascii="Times New Roman" w:eastAsia="標楷體" w:hAnsi="Times New Roman" w:cs="Times New Roman"/>
         </w:rPr>
-        <w:t>將像素長度正規化為「</w:t>
-      </w:r>
-      <w:proofErr w:type="gramStart"/>
-      <w:r>
-        <w:rPr>
-          <w:rFonts w:ascii="Times New Roman" w:eastAsia="標楷體" w:hAnsi="Times New Roman" w:cs="Times New Roman"/>
-        </w:rPr>
-        <w:t>長邊</w:t>
-      </w:r>
-      <w:proofErr w:type="gramEnd"/>
+        <w:t>將像素長度正規化為「長邊</w:t>
+      </w:r>
       <w:r>
         <w:rPr>
           <w:rFonts w:ascii="Times New Roman" w:eastAsia="標楷體" w:hAnsi="Times New Roman" w:cs="Times New Roman"/>
         </w:rPr>
         <w:t xml:space="preserve"> 1200 px </w:t>
       </w:r>
-      <w:proofErr w:type="gramStart"/>
-      <w:r>
-        <w:rPr>
-          <w:rFonts w:ascii="Times New Roman" w:eastAsia="標楷體" w:hAnsi="Times New Roman" w:cs="Times New Roman"/>
-        </w:rPr>
-        <w:t>等效像</w:t>
-      </w:r>
-      <w:proofErr w:type="gramEnd"/>
-      <w:r>
-        <w:rPr>
-          <w:rFonts w:ascii="Times New Roman" w:eastAsia="標楷體" w:hAnsi="Times New Roman" w:cs="Times New Roman"/>
-        </w:rPr>
-        <w:t>素」，其中</w:t>
+      <w:r>
+        <w:rPr>
+          <w:rFonts w:ascii="Times New Roman" w:eastAsia="標楷體" w:hAnsi="Times New Roman" w:cs="Times New Roman"/>
+        </w:rPr>
+        <w:t>等效像素」，其中</w:t>
       </w:r>
       <w:r>
         <w:rPr>
@@ -4084,35 +3750,7 @@
         <w:rPr>
           <w:rFonts w:ascii="Times New Roman" w:eastAsia="標楷體" w:hAnsi="Times New Roman" w:cs="Times New Roman"/>
         </w:rPr>
-        <w:t>為整張影像</w:t>
-      </w:r>
-      <w:proofErr w:type="gramStart"/>
-      <w:r>
-        <w:rPr>
-          <w:rFonts w:ascii="Times New Roman" w:eastAsia="標楷體" w:hAnsi="Times New Roman" w:cs="Times New Roman"/>
-        </w:rPr>
-        <w:t>之長邊像</w:t>
-      </w:r>
-      <w:proofErr w:type="gramEnd"/>
-      <w:r>
-        <w:rPr>
-          <w:rFonts w:ascii="Times New Roman" w:eastAsia="標楷體" w:hAnsi="Times New Roman" w:cs="Times New Roman"/>
-        </w:rPr>
-        <w:t>素數；此</w:t>
-      </w:r>
-      <w:proofErr w:type="gramStart"/>
-      <w:r>
-        <w:rPr>
-          <w:rFonts w:ascii="Times New Roman" w:eastAsia="標楷體" w:hAnsi="Times New Roman" w:cs="Times New Roman"/>
-        </w:rPr>
-        <w:t>正規化僅使用</w:t>
-      </w:r>
-      <w:proofErr w:type="gramEnd"/>
-      <w:r>
-        <w:rPr>
-          <w:rFonts w:ascii="Times New Roman" w:eastAsia="標楷體" w:hAnsi="Times New Roman" w:cs="Times New Roman"/>
-        </w:rPr>
-        <w:t>影像尺寸，未使用任何</w:t>
+        <w:t>為整張影像之長邊像素數；此正規化僅使用影像尺寸，未使用任何</w:t>
       </w:r>
       <w:r>
         <w:rPr>
@@ -4224,6 +3862,69 @@
           <w:rFonts w:ascii="Times New Roman" w:eastAsia="標楷體" w:hAnsi="Times New Roman" w:cs="Times New Roman"/>
         </w:rPr>
       </w:pPr>
+      <w:ins w:id="10" w:author="Claude" w:date="2026-10-26T00:00:00Z">
+        <w:r>
+          <w:rPr>
+            <w:rFonts w:ascii="Times New Roman" w:eastAsia="標楷體" w:hAnsi="Times New Roman" w:cs="Times New Roman"/>
+          </w:rPr>
+          <w:t>像素</w:t>
+        </w:r>
+        <w:r>
+          <w:rPr>
+            <w:rFonts w:ascii="Times New Roman" w:eastAsia="標楷體" w:hAnsi="Times New Roman" w:cs="Times New Roman"/>
+          </w:rPr>
+          <w:t>–</w:t>
+        </w:r>
+        <w:r>
+          <w:rPr>
+            <w:rFonts w:ascii="Times New Roman" w:eastAsia="標楷體" w:hAnsi="Times New Roman" w:cs="Times New Roman"/>
+          </w:rPr>
+          <w:t>毫米換算階段僅使用具充填長度參考標準之長度評估資料集（</w:t>
+        </w:r>
+        <w:r>
+          <w:rPr>
+            <w:rFonts w:ascii="Times New Roman" w:eastAsia="標楷體" w:hAnsi="Times New Roman" w:cs="Times New Roman"/>
+          </w:rPr>
+          <w:t>n = 67</w:t>
+        </w:r>
+        <w:r>
+          <w:rPr>
+            <w:rFonts w:ascii="Times New Roman" w:eastAsia="標楷體" w:hAnsi="Times New Roman" w:cs="Times New Roman"/>
+          </w:rPr>
+          <w:t>），不</w:t>
+        </w:r>
+        <w:r>
+          <w:rPr>
+            <w:rFonts w:ascii="Times New Roman" w:eastAsia="標楷體" w:hAnsi="Times New Roman" w:cs="Times New Roman"/>
+          </w:rPr>
+          <w:lastRenderedPageBreak/>
+          <w:t>使用分割訓練</w:t>
+        </w:r>
+        <w:r>
+          <w:rPr>
+            <w:rFonts w:ascii="Times New Roman" w:eastAsia="標楷體" w:hAnsi="Times New Roman" w:cs="Times New Roman"/>
+          </w:rPr>
+          <w:t>/</w:t>
+        </w:r>
+        <w:r>
+          <w:rPr>
+            <w:rFonts w:ascii="Times New Roman" w:eastAsia="標楷體" w:hAnsi="Times New Roman" w:cs="Times New Roman"/>
+          </w:rPr>
+          <w:t>驗證之</w:t>
+        </w:r>
+        <w:r>
+          <w:rPr>
+            <w:rFonts w:ascii="Times New Roman" w:eastAsia="標楷體" w:hAnsi="Times New Roman" w:cs="Times New Roman"/>
+          </w:rPr>
+          <w:t xml:space="preserve"> 268 </w:t>
+        </w:r>
+        <w:r>
+          <w:rPr>
+            <w:rFonts w:ascii="Times New Roman" w:eastAsia="標楷體" w:hAnsi="Times New Roman" w:cs="Times New Roman"/>
+          </w:rPr>
+          <w:t>張影像。</w:t>
+        </w:r>
+      </w:ins>
       <w:r>
         <w:rPr>
           <w:rFonts w:ascii="Times New Roman" w:eastAsia="標楷體" w:hAnsi="Times New Roman" w:cs="Times New Roman"/>
@@ -4298,16 +3999,8 @@
         <w:rPr>
           <w:rFonts w:ascii="Times New Roman" w:eastAsia="標楷體" w:hAnsi="Times New Roman" w:cs="Times New Roman"/>
         </w:rPr>
-        <w:t>神經元，貝氏</w:t>
-      </w:r>
-      <w:proofErr w:type="gramStart"/>
-      <w:r>
-        <w:rPr>
-          <w:rFonts w:ascii="Times New Roman" w:eastAsia="標楷體" w:hAnsi="Times New Roman" w:cs="Times New Roman"/>
-        </w:rPr>
-        <w:t>正則化</w:t>
-      </w:r>
-      <w:proofErr w:type="gramEnd"/>
+        <w:t>神經元，貝氏正則化</w:t>
+      </w:r>
       <w:r>
         <w:rPr>
           <w:rFonts w:ascii="Times New Roman" w:eastAsia="標楷體" w:hAnsi="Times New Roman" w:cs="Times New Roman"/>
@@ -4344,21 +4037,7 @@
         <w:rPr>
           <w:rFonts w:ascii="Times New Roman" w:eastAsia="標楷體" w:hAnsi="Times New Roman" w:cs="Times New Roman"/>
         </w:rPr>
-        <w:t>，輸入以訓練折</w:t>
-      </w:r>
-      <w:proofErr w:type="gramStart"/>
-      <w:r>
-        <w:rPr>
-          <w:rFonts w:ascii="Times New Roman" w:eastAsia="標楷體" w:hAnsi="Times New Roman" w:cs="Times New Roman"/>
-        </w:rPr>
-        <w:t>之均</w:t>
-      </w:r>
-      <w:proofErr w:type="gramEnd"/>
-      <w:r>
-        <w:rPr>
-          <w:rFonts w:ascii="Times New Roman" w:eastAsia="標楷體" w:hAnsi="Times New Roman" w:cs="Times New Roman"/>
-        </w:rPr>
-        <w:t>值</w:t>
+        <w:t>，輸入以訓練折之均值</w:t>
       </w:r>
       <w:r>
         <w:rPr>
@@ -4370,16 +4049,8 @@
         <w:rPr>
           <w:rFonts w:ascii="Times New Roman" w:eastAsia="標楷體" w:hAnsi="Times New Roman" w:cs="Times New Roman"/>
         </w:rPr>
-        <w:t>標準差標準化）。</w:t>
-      </w:r>
-      <w:proofErr w:type="gramStart"/>
-      <w:r>
-        <w:rPr>
-          <w:rFonts w:ascii="Times New Roman" w:eastAsia="標楷體" w:hAnsi="Times New Roman" w:cs="Times New Roman"/>
-        </w:rPr>
-        <w:t>採</w:t>
-      </w:r>
-      <w:proofErr w:type="gramEnd"/>
+        <w:t>標準差標準化）。採</w:t>
+      </w:r>
       <w:r>
         <w:rPr>
           <w:rFonts w:ascii="Times New Roman" w:eastAsia="標楷體" w:hAnsi="Times New Roman" w:cs="Times New Roman"/>
@@ -4432,35 +4103,7 @@
         <w:rPr>
           <w:rFonts w:ascii="Times New Roman" w:eastAsia="標楷體" w:hAnsi="Times New Roman" w:cs="Times New Roman"/>
         </w:rPr>
-        <w:t>預測計算指標；對照組為以</w:t>
-      </w:r>
-      <w:proofErr w:type="gramStart"/>
-      <w:r>
-        <w:rPr>
-          <w:rFonts w:ascii="Times New Roman" w:eastAsia="標楷體" w:hAnsi="Times New Roman" w:cs="Times New Roman"/>
-        </w:rPr>
-        <w:t>相同折別訓練</w:t>
-      </w:r>
-      <w:proofErr w:type="gramEnd"/>
-      <w:r>
-        <w:rPr>
-          <w:rFonts w:ascii="Times New Roman" w:eastAsia="標楷體" w:hAnsi="Times New Roman" w:cs="Times New Roman"/>
-        </w:rPr>
-        <w:t>之最小平方線性迴歸。基於臨床</w:t>
-      </w:r>
-      <w:proofErr w:type="gramStart"/>
-      <w:r>
-        <w:rPr>
-          <w:rFonts w:ascii="Times New Roman" w:eastAsia="標楷體" w:hAnsi="Times New Roman" w:cs="Times New Roman"/>
-        </w:rPr>
-        <w:t>上寧短勿長</w:t>
-      </w:r>
-      <w:proofErr w:type="gramEnd"/>
-      <w:r>
-        <w:rPr>
-          <w:rFonts w:ascii="Times New Roman" w:eastAsia="標楷體" w:hAnsi="Times New Roman" w:cs="Times New Roman"/>
-        </w:rPr>
-        <w:t>之安全考量，最終估測值為迴歸輸出扣除</w:t>
+        <w:t>預測計算指標；對照組為以相同折別訓練之最小平方線性迴歸。基於臨床上寧短勿長之安全考量，最終估測值為迴歸輸出扣除</w:t>
       </w:r>
       <w:r>
         <w:rPr>
@@ -4516,7 +4159,6 @@
         </w:rPr>
         <w:t xml:space="preserve">) </w:t>
       </w:r>
-      <w:proofErr w:type="gramStart"/>
       <w:r>
         <w:rPr>
           <w:rFonts w:ascii="Times New Roman" w:eastAsia="標楷體" w:hAnsi="Times New Roman" w:cs="Times New Roman"/>
@@ -4531,164 +4173,82 @@
         </w:rPr>
         <w:t>——</w:t>
       </w:r>
-      <w:proofErr w:type="gramEnd"/>
       <w:r>
         <w:rPr>
           <w:rFonts w:ascii="Times New Roman" w:eastAsia="標楷體" w:hAnsi="Times New Roman" w:cs="Times New Roman"/>
           <w:color w:val="FF0000"/>
         </w:rPr>
-        <w:t>以遮罩長度</w:t>
-      </w:r>
-      <w:proofErr w:type="gramStart"/>
+        <w:t>以遮罩長度與冠寬之比值乘以各牙位教科書平均冠寬（上顎正中</w:t>
+      </w:r>
       <w:r>
         <w:rPr>
           <w:rFonts w:ascii="Times New Roman" w:eastAsia="標楷體" w:hAnsi="Times New Roman" w:cs="Times New Roman"/>
           <w:color w:val="FF0000"/>
         </w:rPr>
-        <w:t>與冠</w:t>
-      </w:r>
-      <w:proofErr w:type="gramEnd"/>
+        <w:t>/</w:t>
+      </w:r>
       <w:r>
         <w:rPr>
           <w:rFonts w:ascii="Times New Roman" w:eastAsia="標楷體" w:hAnsi="Times New Roman" w:cs="Times New Roman"/>
           <w:color w:val="FF0000"/>
         </w:rPr>
-        <w:t>寬之比值乘</w:t>
-      </w:r>
-      <w:proofErr w:type="gramStart"/>
+        <w:t>側門牙</w:t>
+      </w:r>
       <w:r>
         <w:rPr>
           <w:rFonts w:ascii="Times New Roman" w:eastAsia="標楷體" w:hAnsi="Times New Roman" w:cs="Times New Roman"/>
           <w:color w:val="FF0000"/>
         </w:rPr>
-        <w:t>以各牙</w:t>
-      </w:r>
-      <w:proofErr w:type="gramEnd"/>
+        <w:t xml:space="preserve"> 8.5/6.5 mm</w:t>
+      </w:r>
       <w:r>
         <w:rPr>
           <w:rFonts w:ascii="Times New Roman" w:eastAsia="標楷體" w:hAnsi="Times New Roman" w:cs="Times New Roman"/>
           <w:color w:val="FF0000"/>
         </w:rPr>
-        <w:t>位教科書</w:t>
-      </w:r>
-      <w:proofErr w:type="gramStart"/>
+        <w:t>，下顎</w:t>
+      </w:r>
       <w:r>
         <w:rPr>
           <w:rFonts w:ascii="Times New Roman" w:eastAsia="標楷體" w:hAnsi="Times New Roman" w:cs="Times New Roman"/>
           <w:color w:val="FF0000"/>
         </w:rPr>
-        <w:t>平均冠</w:t>
-      </w:r>
-      <w:proofErr w:type="gramEnd"/>
+        <w:t xml:space="preserve"> 5.0/5.5 mm</w:t>
+      </w:r>
       <w:r>
         <w:rPr>
           <w:rFonts w:ascii="Times New Roman" w:eastAsia="標楷體" w:hAnsi="Times New Roman" w:cs="Times New Roman"/>
           <w:color w:val="FF0000"/>
         </w:rPr>
-        <w:t>寬（上顎正中</w:t>
+        <w:t>）；</w:t>
       </w:r>
       <w:r>
         <w:rPr>
           <w:rFonts w:ascii="Times New Roman" w:eastAsia="標楷體" w:hAnsi="Times New Roman" w:cs="Times New Roman"/>
           <w:color w:val="FF0000"/>
         </w:rPr>
-        <w:t>/</w:t>
+        <w:t xml:space="preserve">(ii) </w:t>
       </w:r>
       <w:r>
         <w:rPr>
           <w:rFonts w:ascii="Times New Roman" w:eastAsia="標楷體" w:hAnsi="Times New Roman" w:cs="Times New Roman"/>
           <w:color w:val="FF0000"/>
         </w:rPr>
-        <w:t>側門牙</w:t>
+        <w:t>牙位基準</w:t>
       </w:r>
       <w:r>
         <w:rPr>
           <w:rFonts w:ascii="Times New Roman" w:eastAsia="標楷體" w:hAnsi="Times New Roman" w:cs="Times New Roman"/>
           <w:color w:val="FF0000"/>
         </w:rPr>
-        <w:t xml:space="preserve"> 8.5/6.5 mm</w:t>
+        <w:t>——</w:t>
       </w:r>
       <w:r>
         <w:rPr>
           <w:rFonts w:ascii="Times New Roman" w:eastAsia="標楷體" w:hAnsi="Times New Roman" w:cs="Times New Roman"/>
           <w:color w:val="FF0000"/>
         </w:rPr>
-        <w:t>，下顎</w:t>
-      </w:r>
-      <w:r>
-        <w:rPr>
-          <w:rFonts w:ascii="Times New Roman" w:eastAsia="標楷體" w:hAnsi="Times New Roman" w:cs="Times New Roman"/>
-          <w:color w:val="FF0000"/>
-        </w:rPr>
-        <w:t xml:space="preserve"> </w:t>
-      </w:r>
-      <w:r>
-        <w:rPr>
-          <w:rFonts w:ascii="Times New Roman" w:eastAsia="標楷體" w:hAnsi="Times New Roman" w:cs="Times New Roman"/>
-          <w:color w:val="FF0000"/>
-        </w:rPr>
-        <w:lastRenderedPageBreak/>
-        <w:t>5.0/5.5 mm</w:t>
-      </w:r>
-      <w:r>
-        <w:rPr>
-          <w:rFonts w:ascii="Times New Roman" w:eastAsia="標楷體" w:hAnsi="Times New Roman" w:cs="Times New Roman"/>
-          <w:color w:val="FF0000"/>
-        </w:rPr>
-        <w:t>）；</w:t>
-      </w:r>
-      <w:r>
-        <w:rPr>
-          <w:rFonts w:ascii="Times New Roman" w:eastAsia="標楷體" w:hAnsi="Times New Roman" w:cs="Times New Roman"/>
-          <w:color w:val="FF0000"/>
-        </w:rPr>
-        <w:t xml:space="preserve">(ii) </w:t>
-      </w:r>
-      <w:r>
-        <w:rPr>
-          <w:rFonts w:ascii="Times New Roman" w:eastAsia="標楷體" w:hAnsi="Times New Roman" w:cs="Times New Roman"/>
-          <w:color w:val="FF0000"/>
-        </w:rPr>
-        <w:t>牙位基準</w:t>
-      </w:r>
-      <w:proofErr w:type="gramStart"/>
-      <w:r>
-        <w:rPr>
-          <w:rFonts w:ascii="Times New Roman" w:eastAsia="標楷體" w:hAnsi="Times New Roman" w:cs="Times New Roman"/>
-          <w:color w:val="FF0000"/>
-        </w:rPr>
-        <w:t>—</w:t>
-      </w:r>
-      <w:proofErr w:type="gramEnd"/>
-      <w:r>
-        <w:rPr>
-          <w:rFonts w:ascii="Times New Roman" w:eastAsia="標楷體" w:hAnsi="Times New Roman" w:cs="Times New Roman"/>
-          <w:color w:val="FF0000"/>
-        </w:rPr>
-        <w:t>—</w:t>
-      </w:r>
-      <w:r>
-        <w:rPr>
-          <w:rFonts w:ascii="Times New Roman" w:eastAsia="標楷體" w:hAnsi="Times New Roman" w:cs="Times New Roman"/>
-          <w:color w:val="FF0000"/>
-        </w:rPr>
-        <w:t>僅</w:t>
-      </w:r>
-      <w:proofErr w:type="gramStart"/>
-      <w:r>
-        <w:rPr>
-          <w:rFonts w:ascii="Times New Roman" w:eastAsia="標楷體" w:hAnsi="Times New Roman" w:cs="Times New Roman"/>
-          <w:color w:val="FF0000"/>
-        </w:rPr>
-        <w:t>以各牙</w:t>
-      </w:r>
-      <w:proofErr w:type="gramEnd"/>
-      <w:r>
-        <w:rPr>
-          <w:rFonts w:ascii="Times New Roman" w:eastAsia="標楷體" w:hAnsi="Times New Roman" w:cs="Times New Roman"/>
-          <w:color w:val="FF0000"/>
-        </w:rPr>
-        <w:t>位教科書平均全長（</w:t>
+        <w:t>僅以各牙位教科書平均全長（</w:t>
       </w:r>
       <w:r>
         <w:rPr>
@@ -4875,21 +4435,7 @@
         <w:rPr>
           <w:rFonts w:ascii="Times New Roman" w:eastAsia="標楷體" w:hAnsi="Times New Roman" w:cs="Times New Roman"/>
         </w:rPr>
-        <w:t xml:space="preserve"> (4)</w:t>
-      </w:r>
-      <w:proofErr w:type="gramStart"/>
-      <w:r>
-        <w:rPr>
-          <w:rFonts w:ascii="Times New Roman" w:eastAsia="標楷體" w:hAnsi="Times New Roman" w:cs="Times New Roman"/>
-        </w:rPr>
-        <w:t>–</w:t>
-      </w:r>
-      <w:proofErr w:type="gramEnd"/>
-      <w:r>
-        <w:rPr>
-          <w:rFonts w:ascii="Times New Roman" w:eastAsia="標楷體" w:hAnsi="Times New Roman" w:cs="Times New Roman"/>
-        </w:rPr>
-        <w:t xml:space="preserve">(7) </w:t>
+        <w:t xml:space="preserve"> (4)–(7) </w:t>
       </w:r>
       <w:r>
         <w:rPr>
@@ -4997,36 +4543,14 @@
         <w:rPr>
           <w:rFonts w:ascii="Times New Roman" w:eastAsia="標楷體" w:hAnsi="Times New Roman" w:cs="Times New Roman"/>
         </w:rPr>
-        <w:t>mAP50</w:t>
-      </w:r>
-      <w:proofErr w:type="gramStart"/>
-      <w:r>
-        <w:rPr>
-          <w:rFonts w:ascii="Times New Roman" w:eastAsia="標楷體" w:hAnsi="Times New Roman" w:cs="Times New Roman"/>
-        </w:rPr>
-        <w:t>–</w:t>
-      </w:r>
-      <w:proofErr w:type="gramEnd"/>
-      <w:r>
-        <w:rPr>
-          <w:rFonts w:ascii="Times New Roman" w:eastAsia="標楷體" w:hAnsi="Times New Roman" w:cs="Times New Roman"/>
-        </w:rPr>
-        <w:t>95</w:t>
-      </w:r>
-      <w:r>
-        <w:rPr>
-          <w:rFonts w:ascii="Times New Roman" w:eastAsia="標楷體" w:hAnsi="Times New Roman" w:cs="Times New Roman"/>
-        </w:rPr>
-        <w:t>報告；獨立測試</w:t>
-      </w:r>
-      <w:proofErr w:type="gramStart"/>
-      <w:r>
-        <w:rPr>
-          <w:rFonts w:ascii="Times New Roman" w:eastAsia="標楷體" w:hAnsi="Times New Roman" w:cs="Times New Roman"/>
-        </w:rPr>
-        <w:t>集之逐張</w:t>
-      </w:r>
-      <w:proofErr w:type="gramEnd"/>
+        <w:t>mAP50–95</w:t>
+      </w:r>
+      <w:r>
+        <w:rPr>
+          <w:rFonts w:ascii="Times New Roman" w:eastAsia="標楷體" w:hAnsi="Times New Roman" w:cs="Times New Roman"/>
+        </w:rPr>
+        <w:t>報告；獨立測試集之逐張</w:t>
+      </w:r>
       <w:r>
         <w:rPr>
           <w:rFonts w:ascii="Times New Roman" w:eastAsia="標楷體" w:hAnsi="Times New Roman" w:cs="Times New Roman"/>
@@ -6056,19 +5580,11 @@
         </w:rPr>
         <w:t xml:space="preserve"> Wilcoxon </w:t>
       </w:r>
-      <w:proofErr w:type="gramStart"/>
-      <w:r>
-        <w:rPr>
-          <w:rFonts w:ascii="Times New Roman" w:eastAsia="標楷體" w:hAnsi="Times New Roman" w:cs="Times New Roman"/>
-        </w:rPr>
-        <w:t>秩</w:t>
-      </w:r>
-      <w:proofErr w:type="gramEnd"/>
-      <w:r>
-        <w:rPr>
-          <w:rFonts w:ascii="Times New Roman" w:eastAsia="標楷體" w:hAnsi="Times New Roman" w:cs="Times New Roman"/>
-        </w:rPr>
-        <w:t>和檢定評估。所有隨機過程均固定種子；分析以</w:t>
+      <w:r>
+        <w:rPr>
+          <w:rFonts w:ascii="Times New Roman" w:eastAsia="標楷體" w:hAnsi="Times New Roman" w:cs="Times New Roman"/>
+        </w:rPr>
+        <w:t>秩和檢定評估。所有隨機過程均固定種子；分析以</w:t>
       </w:r>
       <w:r>
         <w:rPr>
@@ -6261,7 +5777,6 @@
         <w:rPr>
           <w:rFonts w:ascii="Times New Roman" w:eastAsia="標楷體" w:hAnsi="Times New Roman" w:cs="Times New Roman"/>
         </w:rPr>
-        <w:lastRenderedPageBreak/>
         <w:t>0.995</w:t>
       </w:r>
       <w:r>
@@ -6274,21 +5789,7 @@
         <w:rPr>
           <w:rFonts w:ascii="Times New Roman" w:eastAsia="標楷體" w:hAnsi="Times New Roman" w:cs="Times New Roman"/>
         </w:rPr>
-        <w:t>mAP50</w:t>
-      </w:r>
-      <w:proofErr w:type="gramStart"/>
-      <w:r>
-        <w:rPr>
-          <w:rFonts w:ascii="Times New Roman" w:eastAsia="標楷體" w:hAnsi="Times New Roman" w:cs="Times New Roman"/>
-        </w:rPr>
-        <w:t>–</w:t>
-      </w:r>
-      <w:proofErr w:type="gramEnd"/>
-      <w:r>
-        <w:rPr>
-          <w:rFonts w:ascii="Times New Roman" w:eastAsia="標楷體" w:hAnsi="Times New Roman" w:cs="Times New Roman"/>
-        </w:rPr>
-        <w:t xml:space="preserve">95 </w:t>
+        <w:t xml:space="preserve">mAP50–95 </w:t>
       </w:r>
       <w:r>
         <w:rPr>
@@ -6582,27 +6083,7 @@
           <w:b w:val="0"/>
           <w:bCs w:val="0"/>
         </w:rPr>
-        <w:t>1.054</w:t>
-      </w:r>
-      <w:proofErr w:type="gramStart"/>
-      <w:r>
-        <w:rPr>
-          <w:rStyle w:val="a7"/>
-          <w:rFonts w:ascii="Times New Roman" w:eastAsia="標楷體" w:hAnsi="Times New Roman" w:cs="Times New Roman"/>
-          <w:b w:val="0"/>
-          <w:bCs w:val="0"/>
-        </w:rPr>
-        <w:t>–</w:t>
-      </w:r>
-      <w:proofErr w:type="gramEnd"/>
-      <w:r>
-        <w:rPr>
-          <w:rStyle w:val="a7"/>
-          <w:rFonts w:ascii="Times New Roman" w:eastAsia="標楷體" w:hAnsi="Times New Roman" w:cs="Times New Roman"/>
-          <w:b w:val="0"/>
-          <w:bCs w:val="0"/>
-        </w:rPr>
-        <w:t>1.104</w:t>
+        <w:t>1.054–1.104</w:t>
       </w:r>
       <w:r>
         <w:rPr>
@@ -7886,19 +7367,11 @@
           <w:rFonts w:ascii="Times New Roman" w:eastAsia="標楷體" w:hAnsi="Times New Roman" w:cs="Times New Roman"/>
         </w:rPr>
       </w:pPr>
-      <w:proofErr w:type="gramStart"/>
-      <w:r>
-        <w:rPr>
-          <w:rFonts w:ascii="Times New Roman" w:eastAsia="標楷體" w:hAnsi="Times New Roman" w:cs="Times New Roman"/>
-        </w:rPr>
-        <w:t>長邊正規</w:t>
-      </w:r>
-      <w:proofErr w:type="gramEnd"/>
-      <w:r>
-        <w:rPr>
-          <w:rFonts w:ascii="Times New Roman" w:eastAsia="標楷體" w:hAnsi="Times New Roman" w:cs="Times New Roman"/>
-        </w:rPr>
-        <w:t>化將</w:t>
+      <w:r>
+        <w:rPr>
+          <w:rFonts w:ascii="Times New Roman" w:eastAsia="標楷體" w:hAnsi="Times New Roman" w:cs="Times New Roman"/>
+        </w:rPr>
+        <w:t>長邊正規化將</w:t>
       </w:r>
       <w:r>
         <w:rPr>
@@ -7970,21 +7443,14 @@
         <w:rPr>
           <w:rFonts w:ascii="Times New Roman" w:eastAsia="標楷體" w:hAnsi="Times New Roman" w:cs="Times New Roman"/>
         </w:rPr>
-        <w:t>比較未正規化</w:t>
-      </w:r>
-      <w:proofErr w:type="gramStart"/>
-      <w:r>
-        <w:rPr>
-          <w:rFonts w:ascii="Times New Roman" w:eastAsia="標楷體" w:hAnsi="Times New Roman" w:cs="Times New Roman"/>
-        </w:rPr>
-        <w:t>與長邊正規</w:t>
-      </w:r>
-      <w:proofErr w:type="gramEnd"/>
-      <w:r>
-        <w:rPr>
-          <w:rFonts w:ascii="Times New Roman" w:eastAsia="標楷體" w:hAnsi="Times New Roman" w:cs="Times New Roman"/>
-        </w:rPr>
-        <w:t>化、以及是否加入年齡之</w:t>
+        <w:t>比較未正規化與長邊正規化、以及是否加</w:t>
+      </w:r>
+      <w:r>
+        <w:rPr>
+          <w:rFonts w:ascii="Times New Roman" w:eastAsia="標楷體" w:hAnsi="Times New Roman" w:cs="Times New Roman"/>
+        </w:rPr>
+        <w:lastRenderedPageBreak/>
+        <w:t>入年齡之</w:t>
       </w:r>
       <w:r>
         <w:rPr>
@@ -7996,21 +7462,7 @@
         <w:rPr>
           <w:rFonts w:ascii="Times New Roman" w:eastAsia="標楷體" w:hAnsi="Times New Roman" w:cs="Times New Roman"/>
         </w:rPr>
-        <w:t>效能。本研究採用之「</w:t>
-      </w:r>
-      <w:proofErr w:type="gramStart"/>
-      <w:r>
-        <w:rPr>
-          <w:rFonts w:ascii="Times New Roman" w:eastAsia="標楷體" w:hAnsi="Times New Roman" w:cs="Times New Roman"/>
-        </w:rPr>
-        <w:t>長邊正規</w:t>
-      </w:r>
-      <w:proofErr w:type="gramEnd"/>
-      <w:r>
-        <w:rPr>
-          <w:rFonts w:ascii="Times New Roman" w:eastAsia="標楷體" w:hAnsi="Times New Roman" w:cs="Times New Roman"/>
-        </w:rPr>
-        <w:t>化</w:t>
+        <w:t>效能。本研究採用之「長邊正規化</w:t>
       </w:r>
       <w:r>
         <w:rPr>
@@ -8190,21 +7642,7 @@
         <w:rPr>
           <w:rFonts w:ascii="Times New Roman" w:eastAsia="標楷體" w:hAnsi="Times New Roman" w:cs="Times New Roman"/>
         </w:rPr>
-        <w:t>為校正後預測與實際長度之</w:t>
-      </w:r>
-      <w:proofErr w:type="gramStart"/>
-      <w:r>
-        <w:rPr>
-          <w:rFonts w:ascii="Times New Roman" w:eastAsia="標楷體" w:hAnsi="Times New Roman" w:cs="Times New Roman"/>
-        </w:rPr>
-        <w:t>散布圖</w:t>
-      </w:r>
-      <w:proofErr w:type="gramEnd"/>
-      <w:r>
-        <w:rPr>
-          <w:rFonts w:ascii="Times New Roman" w:eastAsia="標楷體" w:hAnsi="Times New Roman" w:cs="Times New Roman"/>
-        </w:rPr>
-        <w:t>（附</w:t>
+        <w:t>為校正後預測與實際長度之散布圖（附</w:t>
       </w:r>
       <w:r>
         <w:rPr>
@@ -8392,7 +7830,6 @@
                 <w:sz w:val="20"/>
                 <w:szCs w:val="20"/>
               </w:rPr>
-              <w:lastRenderedPageBreak/>
               <w:t>輸入</w:t>
             </w:r>
             <w:r>
@@ -8948,23 +8385,13 @@
                 <w:rFonts w:ascii="Times New Roman" w:eastAsia="標楷體" w:hAnsi="Times New Roman" w:cs="Times New Roman"/>
               </w:rPr>
             </w:pPr>
-            <w:proofErr w:type="gramStart"/>
             <w:r>
               <w:rPr>
                 <w:rFonts w:ascii="Times New Roman" w:eastAsia="標楷體" w:hAnsi="Times New Roman" w:cs="Times New Roman"/>
                 <w:sz w:val="20"/>
                 <w:szCs w:val="20"/>
               </w:rPr>
-              <w:t>長邊正規</w:t>
-            </w:r>
-            <w:proofErr w:type="gramEnd"/>
-            <w:r>
-              <w:rPr>
-                <w:rFonts w:ascii="Times New Roman" w:eastAsia="標楷體" w:hAnsi="Times New Roman" w:cs="Times New Roman"/>
-                <w:sz w:val="20"/>
-                <w:szCs w:val="20"/>
-              </w:rPr>
-              <w:t>化</w:t>
+              <w:t>長邊正規化</w:t>
             </w:r>
           </w:p>
         </w:tc>
@@ -9185,23 +8612,13 @@
                 <w:rFonts w:ascii="Times New Roman" w:eastAsia="標楷體" w:hAnsi="Times New Roman" w:cs="Times New Roman"/>
               </w:rPr>
             </w:pPr>
-            <w:proofErr w:type="gramStart"/>
             <w:r>
               <w:rPr>
                 <w:rFonts w:ascii="Times New Roman" w:eastAsia="標楷體" w:hAnsi="Times New Roman" w:cs="Times New Roman"/>
                 <w:sz w:val="20"/>
                 <w:szCs w:val="20"/>
               </w:rPr>
-              <w:t>長邊正規</w:t>
-            </w:r>
-            <w:proofErr w:type="gramEnd"/>
-            <w:r>
-              <w:rPr>
-                <w:rFonts w:ascii="Times New Roman" w:eastAsia="標楷體" w:hAnsi="Times New Roman" w:cs="Times New Roman"/>
-                <w:sz w:val="20"/>
-                <w:szCs w:val="20"/>
-              </w:rPr>
-              <w:t>化</w:t>
+              <w:t>長邊正規化</w:t>
             </w:r>
             <w:r>
               <w:rPr>
@@ -9500,23 +8917,13 @@
                 <w:szCs w:val="20"/>
               </w:rPr>
             </w:pPr>
-            <w:proofErr w:type="gramStart"/>
             <w:r>
               <w:rPr>
                 <w:rFonts w:ascii="Times New Roman" w:eastAsia="標楷體" w:hAnsi="Times New Roman" w:cs="Times New Roman"/>
                 <w:sz w:val="20"/>
                 <w:szCs w:val="20"/>
               </w:rPr>
-              <w:t>長邊正規</w:t>
-            </w:r>
-            <w:proofErr w:type="gramEnd"/>
-            <w:r>
-              <w:rPr>
-                <w:rFonts w:ascii="Times New Roman" w:eastAsia="標楷體" w:hAnsi="Times New Roman" w:cs="Times New Roman"/>
-                <w:sz w:val="20"/>
-                <w:szCs w:val="20"/>
-              </w:rPr>
-              <w:t>化</w:t>
+              <w:t>長邊正規化</w:t>
             </w:r>
             <w:r>
               <w:rPr>
@@ -9743,7 +9150,6 @@
           <w:szCs w:val="20"/>
         </w:rPr>
       </w:pPr>
-      <w:proofErr w:type="gramStart"/>
       <w:r>
         <w:rPr>
           <w:rFonts w:ascii="Times New Roman" w:eastAsia="標楷體" w:hAnsi="Times New Roman" w:cs="Times New Roman"/>
@@ -9753,9 +9159,8 @@
           <w:sz w:val="20"/>
           <w:szCs w:val="20"/>
         </w:rPr>
-        <w:t>註</w:t>
-      </w:r>
-      <w:proofErr w:type="gramEnd"/>
+        <w:t>註：所有數值均為扣除</w:t>
+      </w:r>
       <w:r>
         <w:rPr>
           <w:rFonts w:ascii="Times New Roman" w:eastAsia="標楷體" w:hAnsi="Times New Roman" w:cs="Times New Roman"/>
@@ -9765,9 +9170,8 @@
           <w:sz w:val="20"/>
           <w:szCs w:val="20"/>
         </w:rPr>
-        <w:t>：所有</w:t>
-      </w:r>
-      <w:proofErr w:type="gramStart"/>
+        <w:t xml:space="preserve"> 0.5 mm offset </w:t>
+      </w:r>
       <w:r>
         <w:rPr>
           <w:rFonts w:ascii="Times New Roman" w:eastAsia="標楷體" w:hAnsi="Times New Roman" w:cs="Times New Roman"/>
@@ -9777,9 +9181,8 @@
           <w:sz w:val="20"/>
           <w:szCs w:val="20"/>
         </w:rPr>
-        <w:t>數值均為扣除</w:t>
-      </w:r>
-      <w:proofErr w:type="gramEnd"/>
+        <w:t>後之校正值，</w:t>
+      </w:r>
       <w:r>
         <w:rPr>
           <w:rFonts w:ascii="Times New Roman" w:eastAsia="標楷體" w:hAnsi="Times New Roman" w:cs="Times New Roman"/>
@@ -9789,7 +9192,7 @@
           <w:sz w:val="20"/>
           <w:szCs w:val="20"/>
         </w:rPr>
-        <w:t xml:space="preserve"> 0.5 mm offset </w:t>
+        <w:t xml:space="preserve">offset </w:t>
       </w:r>
       <w:r>
         <w:rPr>
@@ -9800,7 +9203,7 @@
           <w:sz w:val="20"/>
           <w:szCs w:val="20"/>
         </w:rPr>
-        <w:t>後之校正值，</w:t>
+        <w:t>不影響</w:t>
       </w:r>
       <w:r>
         <w:rPr>
@@ -9811,7 +9214,7 @@
           <w:sz w:val="20"/>
           <w:szCs w:val="20"/>
         </w:rPr>
-        <w:t xml:space="preserve">offset </w:t>
+        <w:t xml:space="preserve"> R </w:t>
       </w:r>
       <w:r>
         <w:rPr>
@@ -9822,7 +9225,7 @@
           <w:sz w:val="20"/>
           <w:szCs w:val="20"/>
         </w:rPr>
-        <w:t>不影響</w:t>
+        <w:t>與</w:t>
       </w:r>
       <w:r>
         <w:rPr>
@@ -9833,7 +9236,7 @@
           <w:sz w:val="20"/>
           <w:szCs w:val="20"/>
         </w:rPr>
-        <w:t xml:space="preserve"> R </w:t>
+        <w:t xml:space="preserve"> R²</w:t>
       </w:r>
       <w:r>
         <w:rPr>
@@ -9844,7 +9247,7 @@
           <w:sz w:val="20"/>
           <w:szCs w:val="20"/>
         </w:rPr>
-        <w:t>與</w:t>
+        <w:t>。列</w:t>
       </w:r>
       <w:r>
         <w:rPr>
@@ -9855,7 +9258,7 @@
           <w:sz w:val="20"/>
           <w:szCs w:val="20"/>
         </w:rPr>
-        <w:t xml:space="preserve"> R²</w:t>
+        <w:t xml:space="preserve"> 1–3 </w:t>
       </w:r>
       <w:r>
         <w:rPr>
@@ -9866,7 +9269,7 @@
           <w:sz w:val="20"/>
           <w:szCs w:val="20"/>
         </w:rPr>
-        <w:t>。列</w:t>
+        <w:t>為</w:t>
       </w:r>
       <w:r>
         <w:rPr>
@@ -9877,9 +9280,8 @@
           <w:sz w:val="20"/>
           <w:szCs w:val="20"/>
         </w:rPr>
-        <w:t xml:space="preserve"> 1</w:t>
-      </w:r>
-      <w:proofErr w:type="gramStart"/>
+        <w:t xml:space="preserve"> ANN </w:t>
+      </w:r>
       <w:r>
         <w:rPr>
           <w:rFonts w:ascii="Times New Roman" w:eastAsia="標楷體" w:hAnsi="Times New Roman" w:cs="Times New Roman"/>
@@ -9889,9 +9291,8 @@
           <w:sz w:val="20"/>
           <w:szCs w:val="20"/>
         </w:rPr>
-        <w:t>–</w:t>
-      </w:r>
-      <w:proofErr w:type="gramEnd"/>
+        <w:t>模型，列</w:t>
+      </w:r>
       <w:r>
         <w:rPr>
           <w:rFonts w:ascii="Times New Roman" w:eastAsia="標楷體" w:hAnsi="Times New Roman" w:cs="Times New Roman"/>
@@ -9901,7 +9302,7 @@
           <w:sz w:val="20"/>
           <w:szCs w:val="20"/>
         </w:rPr>
-        <w:t xml:space="preserve">3 </w:t>
+        <w:t xml:space="preserve"> 4 </w:t>
       </w:r>
       <w:r>
         <w:rPr>
@@ -9912,7 +9313,7 @@
           <w:sz w:val="20"/>
           <w:szCs w:val="20"/>
         </w:rPr>
-        <w:t>為</w:t>
+        <w:t>為相同輸入（長邊正規化＋年齡）之線性迴歸對照組；皆為相同</w:t>
       </w:r>
       <w:r>
         <w:rPr>
@@ -9923,7 +9324,7 @@
           <w:sz w:val="20"/>
           <w:szCs w:val="20"/>
         </w:rPr>
-        <w:t xml:space="preserve"> ANN </w:t>
+        <w:t xml:space="preserve"> 5 </w:t>
       </w:r>
       <w:r>
         <w:rPr>
@@ -9934,7 +9335,7 @@
           <w:sz w:val="20"/>
           <w:szCs w:val="20"/>
         </w:rPr>
-        <w:t>模型，列</w:t>
+        <w:t>摺切分之</w:t>
       </w:r>
       <w:r>
         <w:rPr>
@@ -9945,7 +9346,7 @@
           <w:sz w:val="20"/>
           <w:szCs w:val="20"/>
         </w:rPr>
-        <w:t xml:space="preserve"> 4 </w:t>
+        <w:t xml:space="preserve"> out-of-fold </w:t>
       </w:r>
       <w:r>
         <w:rPr>
@@ -9956,7 +9357,7 @@
           <w:sz w:val="20"/>
           <w:szCs w:val="20"/>
         </w:rPr>
-        <w:t>為相同輸入（長邊正規化＋年齡）之線性迴歸對照組；皆為相同</w:t>
+        <w:t>結果（</w:t>
       </w:r>
       <w:r>
         <w:rPr>
@@ -9967,9 +9368,8 @@
           <w:sz w:val="20"/>
           <w:szCs w:val="20"/>
         </w:rPr>
-        <w:t xml:space="preserve"> 5 </w:t>
-      </w:r>
-      <w:proofErr w:type="gramStart"/>
+        <w:t>n = 67</w:t>
+      </w:r>
       <w:r>
         <w:rPr>
           <w:rFonts w:ascii="Times New Roman" w:eastAsia="標楷體" w:hAnsi="Times New Roman" w:cs="Times New Roman"/>
@@ -9979,62 +9379,6 @@
           <w:sz w:val="20"/>
           <w:szCs w:val="20"/>
         </w:rPr>
-        <w:t>摺</w:t>
-      </w:r>
-      <w:proofErr w:type="gramEnd"/>
-      <w:r>
-        <w:rPr>
-          <w:rFonts w:ascii="Times New Roman" w:eastAsia="標楷體" w:hAnsi="Times New Roman" w:cs="Times New Roman"/>
-          <w:i/>
-          <w:iCs/>
-          <w:color w:val="7F7F7F"/>
-          <w:sz w:val="20"/>
-          <w:szCs w:val="20"/>
-        </w:rPr>
-        <w:t>切分之</w:t>
-      </w:r>
-      <w:r>
-        <w:rPr>
-          <w:rFonts w:ascii="Times New Roman" w:eastAsia="標楷體" w:hAnsi="Times New Roman" w:cs="Times New Roman"/>
-          <w:i/>
-          <w:iCs/>
-          <w:color w:val="7F7F7F"/>
-          <w:sz w:val="20"/>
-          <w:szCs w:val="20"/>
-        </w:rPr>
-        <w:t xml:space="preserve"> out-of-fold </w:t>
-      </w:r>
-      <w:r>
-        <w:rPr>
-          <w:rFonts w:ascii="Times New Roman" w:eastAsia="標楷體" w:hAnsi="Times New Roman" w:cs="Times New Roman"/>
-          <w:i/>
-          <w:iCs/>
-          <w:color w:val="7F7F7F"/>
-          <w:sz w:val="20"/>
-          <w:szCs w:val="20"/>
-        </w:rPr>
-        <w:t>結果（</w:t>
-      </w:r>
-      <w:r>
-        <w:rPr>
-          <w:rFonts w:ascii="Times New Roman" w:eastAsia="標楷體" w:hAnsi="Times New Roman" w:cs="Times New Roman"/>
-          <w:i/>
-          <w:iCs/>
-          <w:color w:val="7F7F7F"/>
-          <w:sz w:val="20"/>
-          <w:szCs w:val="20"/>
-        </w:rPr>
-        <w:t>n = 67</w:t>
-      </w:r>
-      <w:r>
-        <w:rPr>
-          <w:rFonts w:ascii="Times New Roman" w:eastAsia="標楷體" w:hAnsi="Times New Roman" w:cs="Times New Roman"/>
-          <w:i/>
-          <w:iCs/>
-          <w:color w:val="7F7F7F"/>
-          <w:sz w:val="20"/>
-          <w:szCs w:val="20"/>
-        </w:rPr>
         <w:t>）。</w:t>
       </w:r>
     </w:p>
@@ -10090,7 +9434,6 @@
         </w:rPr>
         <w:t xml:space="preserve"> </w:t>
       </w:r>
-      <w:proofErr w:type="gramStart"/>
       <w:r>
         <w:rPr>
           <w:rFonts w:ascii="Times New Roman" w:eastAsia="標楷體" w:hAnsi="Times New Roman" w:cs="Times New Roman"/>
@@ -10109,18 +9452,7 @@
           <w:sz w:val="22"/>
           <w:szCs w:val="22"/>
         </w:rPr>
-        <w:t>散布</w:t>
-      </w:r>
-      <w:proofErr w:type="gramEnd"/>
-      <w:r>
-        <w:rPr>
-          <w:rFonts w:ascii="Times New Roman" w:eastAsia="標楷體" w:hAnsi="Times New Roman" w:cs="Times New Roman"/>
-          <w:b/>
-          <w:bCs/>
-          <w:sz w:val="22"/>
-          <w:szCs w:val="22"/>
-        </w:rPr>
-        <w:t>圖</w:t>
+        <w:t>散布圖</w:t>
       </w:r>
     </w:p>
     <w:p>
@@ -10387,21 +9719,7 @@
         <w:rPr>
           <w:rFonts w:ascii="Times New Roman" w:eastAsia="標楷體" w:hAnsi="Times New Roman" w:cs="Times New Roman"/>
         </w:rPr>
-        <w:t>比較不同輸入之校正後效能。</w:t>
-      </w:r>
-      <w:proofErr w:type="gramStart"/>
-      <w:r>
-        <w:rPr>
-          <w:rFonts w:ascii="Times New Roman" w:eastAsia="標楷體" w:hAnsi="Times New Roman" w:cs="Times New Roman"/>
-        </w:rPr>
-        <w:t>僅依牙位</w:t>
-      </w:r>
-      <w:proofErr w:type="gramEnd"/>
-      <w:r>
-        <w:rPr>
-          <w:rFonts w:ascii="Times New Roman" w:eastAsia="標楷體" w:hAnsi="Times New Roman" w:cs="Times New Roman"/>
-        </w:rPr>
-        <w:t>平均值之基線</w:t>
+        <w:t>比較不同輸入之校正後效能。僅依牙位平均值之基線</w:t>
       </w:r>
       <w:r>
         <w:rPr>
@@ -10425,21 +9743,7 @@
         <w:rPr>
           <w:rFonts w:ascii="Times New Roman" w:eastAsia="標楷體" w:hAnsi="Times New Roman" w:cs="Times New Roman"/>
         </w:rPr>
-        <w:t>，</w:t>
-      </w:r>
-      <w:proofErr w:type="gramStart"/>
-      <w:r>
-        <w:rPr>
-          <w:rFonts w:ascii="Times New Roman" w:eastAsia="標楷體" w:hAnsi="Times New Roman" w:cs="Times New Roman"/>
-        </w:rPr>
-        <w:t>冠寬比例</w:t>
-      </w:r>
-      <w:proofErr w:type="gramEnd"/>
-      <w:r>
-        <w:rPr>
-          <w:rFonts w:ascii="Times New Roman" w:eastAsia="標楷體" w:hAnsi="Times New Roman" w:cs="Times New Roman"/>
-        </w:rPr>
-        <w:t>尺為</w:t>
+        <w:t>，冠寬比例尺為</w:t>
       </w:r>
       <w:r>
         <w:rPr>
@@ -10451,21 +9755,7 @@
         <w:rPr>
           <w:rFonts w:ascii="Times New Roman" w:eastAsia="標楷體" w:hAnsi="Times New Roman" w:cs="Times New Roman"/>
         </w:rPr>
-        <w:t>，</w:t>
-      </w:r>
-      <w:proofErr w:type="gramStart"/>
-      <w:r>
-        <w:rPr>
-          <w:rFonts w:ascii="Times New Roman" w:eastAsia="標楷體" w:hAnsi="Times New Roman" w:cs="Times New Roman"/>
-        </w:rPr>
-        <w:t>長邊正</w:t>
-      </w:r>
-      <w:proofErr w:type="gramEnd"/>
-      <w:r>
-        <w:rPr>
-          <w:rFonts w:ascii="Times New Roman" w:eastAsia="標楷體" w:hAnsi="Times New Roman" w:cs="Times New Roman"/>
-        </w:rPr>
-        <w:t>規化</w:t>
+        <w:t>，長邊正規化</w:t>
       </w:r>
       <w:r>
         <w:rPr>
@@ -10531,21 +9821,7 @@
         <w:rPr>
           <w:rFonts w:ascii="Times New Roman" w:eastAsia="標楷體" w:hAnsi="Times New Roman" w:cs="Times New Roman"/>
         </w:rPr>
-        <w:t>影像資訊相對牙位基線具額外貢獻</w:t>
-      </w:r>
-      <w:proofErr w:type="gramStart"/>
-      <w:r>
-        <w:rPr>
-          <w:rFonts w:ascii="Times New Roman" w:eastAsia="標楷體" w:hAnsi="Times New Roman" w:cs="Times New Roman"/>
-        </w:rPr>
-        <w:t>（</w:t>
-      </w:r>
-      <w:proofErr w:type="gramEnd"/>
-      <w:r>
-        <w:rPr>
-          <w:rFonts w:ascii="Times New Roman" w:eastAsia="標楷體" w:hAnsi="Times New Roman" w:cs="Times New Roman"/>
-        </w:rPr>
-        <w:t>長邊正規化</w:t>
+        <w:t>影像資訊相對牙位基線具額外貢獻（長邊正規化</w:t>
       </w:r>
       <w:r>
         <w:rPr>
@@ -10601,19 +9877,11 @@
         </w:rPr>
         <w:t xml:space="preserve"> 0.650</w:t>
       </w:r>
-      <w:proofErr w:type="gramStart"/>
-      <w:r>
-        <w:rPr>
-          <w:rFonts w:ascii="Times New Roman" w:eastAsia="標楷體" w:hAnsi="Times New Roman" w:cs="Times New Roman"/>
-        </w:rPr>
-        <w:t>）</w:t>
-      </w:r>
-      <w:proofErr w:type="gramEnd"/>
-      <w:r>
-        <w:rPr>
-          <w:rFonts w:ascii="Times New Roman" w:eastAsia="標楷體" w:hAnsi="Times New Roman" w:cs="Times New Roman"/>
-        </w:rPr>
-        <w:t>；加入年齡後</w:t>
+      <w:r>
+        <w:rPr>
+          <w:rFonts w:ascii="Times New Roman" w:eastAsia="標楷體" w:hAnsi="Times New Roman" w:cs="Times New Roman"/>
+        </w:rPr>
+        <w:t>）；加入年齡後</w:t>
       </w:r>
       <w:r>
         <w:rPr>
@@ -11296,7 +10564,6 @@
                 <w:rFonts w:ascii="Times New Roman" w:eastAsia="標楷體" w:hAnsi="Times New Roman" w:cs="Times New Roman"/>
               </w:rPr>
             </w:pPr>
-            <w:proofErr w:type="gramStart"/>
             <w:r>
               <w:rPr>
                 <w:rFonts w:ascii="Times New Roman" w:eastAsia="標楷體" w:hAnsi="Times New Roman" w:cs="Times New Roman"/>
@@ -11305,7 +10572,6 @@
               </w:rPr>
               <w:t>冠寬比例尺</w:t>
             </w:r>
-            <w:proofErr w:type="gramEnd"/>
           </w:p>
         </w:tc>
         <w:tc>
@@ -11461,23 +10727,13 @@
                 <w:rFonts w:ascii="Times New Roman" w:eastAsia="標楷體" w:hAnsi="Times New Roman" w:cs="Times New Roman"/>
               </w:rPr>
             </w:pPr>
-            <w:proofErr w:type="gramStart"/>
             <w:r>
               <w:rPr>
                 <w:rFonts w:ascii="Times New Roman" w:eastAsia="標楷體" w:hAnsi="Times New Roman" w:cs="Times New Roman"/>
                 <w:sz w:val="20"/>
                 <w:szCs w:val="20"/>
               </w:rPr>
-              <w:t>長邊正規</w:t>
-            </w:r>
-            <w:proofErr w:type="gramEnd"/>
-            <w:r>
-              <w:rPr>
-                <w:rFonts w:ascii="Times New Roman" w:eastAsia="標楷體" w:hAnsi="Times New Roman" w:cs="Times New Roman"/>
-                <w:sz w:val="20"/>
-                <w:szCs w:val="20"/>
-              </w:rPr>
-              <w:t>化</w:t>
+              <w:t>長邊正規化</w:t>
             </w:r>
           </w:p>
         </w:tc>
@@ -11634,23 +10890,13 @@
                 <w:rFonts w:ascii="Times New Roman" w:eastAsia="標楷體" w:hAnsi="Times New Roman" w:cs="Times New Roman"/>
               </w:rPr>
             </w:pPr>
-            <w:proofErr w:type="gramStart"/>
             <w:r>
               <w:rPr>
                 <w:rFonts w:ascii="Times New Roman" w:eastAsia="標楷體" w:hAnsi="Times New Roman" w:cs="Times New Roman"/>
                 <w:sz w:val="20"/>
                 <w:szCs w:val="20"/>
               </w:rPr>
-              <w:t>長邊正規</w:t>
-            </w:r>
-            <w:proofErr w:type="gramEnd"/>
-            <w:r>
-              <w:rPr>
-                <w:rFonts w:ascii="Times New Roman" w:eastAsia="標楷體" w:hAnsi="Times New Roman" w:cs="Times New Roman"/>
-                <w:sz w:val="20"/>
-                <w:szCs w:val="20"/>
-              </w:rPr>
-              <w:t>化</w:t>
+              <w:t>長邊正規化</w:t>
             </w:r>
             <w:r>
               <w:rPr>
@@ -11831,23 +11077,13 @@
                 <w:rFonts w:ascii="Times New Roman" w:eastAsia="標楷體" w:hAnsi="Times New Roman" w:cs="Times New Roman"/>
               </w:rPr>
             </w:pPr>
-            <w:proofErr w:type="gramStart"/>
             <w:r>
               <w:rPr>
                 <w:rFonts w:ascii="Times New Roman" w:eastAsia="標楷體" w:hAnsi="Times New Roman" w:cs="Times New Roman"/>
                 <w:sz w:val="20"/>
                 <w:szCs w:val="20"/>
               </w:rPr>
-              <w:t>長邊正規</w:t>
-            </w:r>
-            <w:proofErr w:type="gramEnd"/>
-            <w:r>
-              <w:rPr>
-                <w:rFonts w:ascii="Times New Roman" w:eastAsia="標楷體" w:hAnsi="Times New Roman" w:cs="Times New Roman"/>
-                <w:sz w:val="20"/>
-                <w:szCs w:val="20"/>
-              </w:rPr>
-              <w:t>化</w:t>
+              <w:t>長邊正規化</w:t>
             </w:r>
             <w:r>
               <w:rPr>
@@ -12020,23 +11256,13 @@
                 <w:rFonts w:ascii="Times New Roman" w:eastAsia="標楷體" w:hAnsi="Times New Roman" w:cs="Times New Roman"/>
               </w:rPr>
             </w:pPr>
-            <w:proofErr w:type="gramStart"/>
             <w:r>
               <w:rPr>
                 <w:rFonts w:ascii="Times New Roman" w:eastAsia="標楷體" w:hAnsi="Times New Roman" w:cs="Times New Roman"/>
                 <w:sz w:val="20"/>
                 <w:szCs w:val="20"/>
               </w:rPr>
-              <w:t>長邊正規</w:t>
-            </w:r>
-            <w:proofErr w:type="gramEnd"/>
-            <w:r>
-              <w:rPr>
-                <w:rFonts w:ascii="Times New Roman" w:eastAsia="標楷體" w:hAnsi="Times New Roman" w:cs="Times New Roman"/>
-                <w:sz w:val="20"/>
-                <w:szCs w:val="20"/>
-              </w:rPr>
-              <w:t>化</w:t>
+              <w:t>長邊正規化</w:t>
             </w:r>
             <w:r>
               <w:rPr>
@@ -12422,21 +11648,7 @@
         <w:rPr>
           <w:rFonts w:ascii="Times New Roman" w:eastAsia="標楷體" w:hAnsi="Times New Roman" w:cs="Times New Roman"/>
         </w:rPr>
-        <w:t>本研究提出一套免實體校正之自動化流程，</w:t>
-      </w:r>
-      <w:proofErr w:type="gramStart"/>
-      <w:r>
-        <w:rPr>
-          <w:rFonts w:ascii="Times New Roman" w:eastAsia="標楷體" w:hAnsi="Times New Roman" w:cs="Times New Roman"/>
-        </w:rPr>
-        <w:t>由術前根</w:t>
-      </w:r>
-      <w:proofErr w:type="gramEnd"/>
-      <w:r>
-        <w:rPr>
-          <w:rFonts w:ascii="Times New Roman" w:eastAsia="標楷體" w:hAnsi="Times New Roman" w:cs="Times New Roman"/>
-        </w:rPr>
-        <w:t>尖</w:t>
+        <w:t>本研究提出一套免實體校正之自動化流程，由術前根尖</w:t>
       </w:r>
       <w:r>
         <w:rPr>
@@ -12528,7 +11740,6 @@
         </w:rPr>
         <w:t>於</w:t>
       </w:r>
-      <w:proofErr w:type="gramStart"/>
       <w:r>
         <w:rPr>
           <w:rFonts w:ascii="Times New Roman" w:eastAsia="標楷體" w:hAnsi="Times New Roman" w:cs="Times New Roman"/>
@@ -12539,14 +11750,7 @@
         <w:rPr>
           <w:rFonts w:ascii="Times New Roman" w:eastAsia="標楷體" w:hAnsi="Times New Roman" w:cs="Times New Roman"/>
         </w:rPr>
-        <w:t>顆前牙之</w:t>
-      </w:r>
-      <w:proofErr w:type="gramEnd"/>
-      <w:r>
-        <w:rPr>
-          <w:rFonts w:ascii="Times New Roman" w:eastAsia="標楷體" w:hAnsi="Times New Roman" w:cs="Times New Roman"/>
-        </w:rPr>
-        <w:t>評估中，校正後</w:t>
+        <w:t>顆前牙之評估中，校正後</w:t>
       </w:r>
       <w:r>
         <w:rPr>
@@ -12598,14 +11802,12 @@
           <w:rFonts w:ascii="Times New Roman" w:eastAsia="標楷體" w:hAnsi="Times New Roman" w:cs="Times New Roman"/>
         </w:rPr>
       </w:pPr>
-      <w:proofErr w:type="gramStart"/>
       <w:r>
         <w:rPr>
           <w:rFonts w:ascii="Times New Roman" w:eastAsia="標楷體" w:hAnsi="Times New Roman" w:cs="Times New Roman"/>
         </w:rPr>
         <w:t>為偏短之</w:t>
       </w:r>
-      <w:proofErr w:type="gramEnd"/>
       <w:r>
         <w:rPr>
           <w:rFonts w:ascii="Times New Roman" w:eastAsia="標楷體" w:hAnsi="Times New Roman" w:cs="Times New Roman"/>
@@ -12622,35 +11824,7 @@
         <w:rPr>
           <w:rFonts w:ascii="Times New Roman" w:eastAsia="標楷體" w:hAnsi="Times New Roman" w:cs="Times New Roman"/>
         </w:rPr>
-        <w:t>，且優於</w:t>
-      </w:r>
-      <w:proofErr w:type="gramStart"/>
-      <w:r>
-        <w:rPr>
-          <w:rFonts w:ascii="Times New Roman" w:eastAsia="標楷體" w:hAnsi="Times New Roman" w:cs="Times New Roman"/>
-        </w:rPr>
-        <w:t>僅依牙</w:t>
-      </w:r>
-      <w:proofErr w:type="gramEnd"/>
-      <w:r>
-        <w:rPr>
-          <w:rFonts w:ascii="Times New Roman" w:eastAsia="標楷體" w:hAnsi="Times New Roman" w:cs="Times New Roman"/>
-        </w:rPr>
-        <w:t>位平均值</w:t>
-      </w:r>
-      <w:proofErr w:type="gramStart"/>
-      <w:r>
-        <w:rPr>
-          <w:rFonts w:ascii="Times New Roman" w:eastAsia="標楷體" w:hAnsi="Times New Roman" w:cs="Times New Roman"/>
-        </w:rPr>
-        <w:t>與冠</w:t>
-      </w:r>
-      <w:proofErr w:type="gramEnd"/>
-      <w:r>
-        <w:rPr>
-          <w:rFonts w:ascii="Times New Roman" w:eastAsia="標楷體" w:hAnsi="Times New Roman" w:cs="Times New Roman"/>
-        </w:rPr>
-        <w:t>寬比例尺之對照法，顯示在</w:t>
+        <w:t>，且優於僅依牙位平均值與冠寬比例尺之對照法，顯示在</w:t>
       </w:r>
     </w:p>
     <w:p>
@@ -12678,21 +11852,7 @@
         <w:rPr>
           <w:rFonts w:ascii="Times New Roman" w:eastAsia="標楷體" w:hAnsi="Times New Roman" w:cs="Times New Roman"/>
         </w:rPr>
-        <w:t>僅納入單一醫學中心</w:t>
-      </w:r>
-      <w:proofErr w:type="gramStart"/>
-      <w:r>
-        <w:rPr>
-          <w:rFonts w:ascii="Times New Roman" w:eastAsia="標楷體" w:hAnsi="Times New Roman" w:cs="Times New Roman"/>
-        </w:rPr>
-        <w:t>之前牙</w:t>
-      </w:r>
-      <w:proofErr w:type="gramEnd"/>
-      <w:r>
-        <w:rPr>
-          <w:rFonts w:ascii="Times New Roman" w:eastAsia="標楷體" w:hAnsi="Times New Roman" w:cs="Times New Roman"/>
-        </w:rPr>
-        <w:t>、以充填長度作為工作長度之替代參考，以及二維</w:t>
+        <w:t>僅納入單一醫學中心之前牙、以充填長度作為工作長度之替代參考，以及二維</w:t>
       </w:r>
     </w:p>
     <w:p>
@@ -12720,21 +11880,7 @@
         <w:rPr>
           <w:rFonts w:ascii="Times New Roman" w:eastAsia="標楷體" w:hAnsi="Times New Roman" w:cs="Times New Roman"/>
         </w:rPr>
-        <w:t>心資料，並探討結合拍攝參數或輕量校正資訊以進一步提升精度，朝</w:t>
-      </w:r>
-      <w:proofErr w:type="gramStart"/>
-      <w:r>
-        <w:rPr>
-          <w:rFonts w:ascii="Times New Roman" w:eastAsia="標楷體" w:hAnsi="Times New Roman" w:cs="Times New Roman"/>
-        </w:rPr>
-        <w:t>臨床術</w:t>
-      </w:r>
-      <w:proofErr w:type="gramEnd"/>
-      <w:r>
-        <w:rPr>
-          <w:rFonts w:ascii="Times New Roman" w:eastAsia="標楷體" w:hAnsi="Times New Roman" w:cs="Times New Roman"/>
-        </w:rPr>
-        <w:t>前</w:t>
+        <w:t>心資料，並探討結合拍攝參數或輕量校正資訊以進一步提升精度，朝臨床術前</w:t>
       </w:r>
     </w:p>
     <w:p>
@@ -12762,7 +11908,7 @@
 </file>
 
 <file path=word/endnotes.xml><?xml version="1.0" encoding="utf-8"?>
-<w:endnotes xmlns:wpc="http://schemas.microsoft.com/office/word/2010/wordprocessingCanvas" xmlns:cx="http://schemas.microsoft.com/office/drawing/2014/chartex" xmlns:cx1="http://schemas.microsoft.com/office/drawing/2015/9/8/chartex" xmlns:cx2="http://schemas.microsoft.com/office/drawing/2015/10/21/chartex" xmlns:cx3="http://schemas.microsoft.com/office/drawing/2016/5/9/chartex" xmlns:cx4="http://schemas.microsoft.com/office/drawing/2016/5/10/chartex" xmlns:cx5="http://schemas.microsoft.com/office/drawing/2016/5/11/chartex" xmlns:cx6="http://schemas.microsoft.com/office/drawing/2016/5/12/chartex" xmlns:cx7="http://schemas.microsoft.com/office/drawing/2016/5/13/chartex" xmlns:cx8="http://schemas.microsoft.com/office/drawing/2016/5/14/chartex" xmlns:mc="http://schemas.openxmlformats.org/markup-compatibility/2006" xmlns:aink="http://schemas.microsoft.com/office/drawing/2016/ink" xmlns:am3d="http://schemas.microsoft.com/office/drawing/2017/model3d" xmlns:o="urn:schemas-microsoft-com:office:office" xmlns:r="http://schemas.openxmlformats.org/officeDocument/2006/relationships" xmlns:m="http://schemas.openxmlformats.org/officeDocument/2006/math" xmlns:v="urn:schemas-microsoft-com:vml" xmlns:wp14="http://schemas.microsoft.com/office/word/2010/wordprocessingDrawing" xmlns:wp="http://schemas.openxmlformats.org/drawingml/2006/wordprocessingDrawing" xmlns:w10="urn:schemas-microsoft-com:office:word" xmlns:w="http://schemas.openxmlformats.org/wordprocessingml/2006/main" xmlns:w14="http://schemas.microsoft.com/office/word/2010/wordml" xmlns:w15="http://schemas.microsoft.com/office/word/2012/wordml" xmlns:w16cid="http://schemas.microsoft.com/office/word/2016/wordml/cid" xmlns:w16se="http://schemas.microsoft.com/office/word/2015/wordml/symex" xmlns:wpg="http://schemas.microsoft.com/office/word/2010/wordprocessingGroup" xmlns:wpi="http://schemas.microsoft.com/office/word/2010/wordprocessingInk" xmlns:wne="http://schemas.microsoft.com/office/word/2006/wordml" xmlns:wps="http://schemas.microsoft.com/office/word/2010/wordprocessingShape" mc:Ignorable="w14 w15 w16se w16cid wp14">
+<w:endnotes xmlns:wpc="http://schemas.microsoft.com/office/word/2010/wordprocessingCanvas" xmlns:cx="http://schemas.microsoft.com/office/drawing/2014/chartex" xmlns:cx1="http://schemas.microsoft.com/office/drawing/2015/9/8/chartex" xmlns:cx2="http://schemas.microsoft.com/office/drawing/2015/10/21/chartex" xmlns:cx3="http://schemas.microsoft.com/office/drawing/2016/5/9/chartex" xmlns:cx4="http://schemas.microsoft.com/office/drawing/2016/5/10/chartex" xmlns:cx5="http://schemas.microsoft.com/office/drawing/2016/5/11/chartex" xmlns:cx6="http://schemas.microsoft.com/office/drawing/2016/5/12/chartex" xmlns:cx7="http://schemas.microsoft.com/office/drawing/2016/5/13/chartex" xmlns:cx8="http://schemas.microsoft.com/office/drawing/2016/5/14/chartex" xmlns:mc="http://schemas.openxmlformats.org/markup-compatibility/2006" xmlns:aink="http://schemas.microsoft.com/office/drawing/2016/ink" xmlns:am3d="http://schemas.microsoft.com/office/drawing/2017/model3d" xmlns:o="urn:schemas-microsoft-com:office:office" xmlns:oel="http://schemas.microsoft.com/office/2019/extlst" xmlns:r="http://schemas.openxmlformats.org/officeDocument/2006/relationships" xmlns:m="http://schemas.openxmlformats.org/officeDocument/2006/math" xmlns:v="urn:schemas-microsoft-com:vml" xmlns:wp14="http://schemas.microsoft.com/office/word/2010/wordprocessingDrawing" xmlns:wp="http://schemas.openxmlformats.org/drawingml/2006/wordprocessingDrawing" xmlns:w10="urn:schemas-microsoft-com:office:word" xmlns:w="http://schemas.openxmlformats.org/wordprocessingml/2006/main" xmlns:w14="http://schemas.microsoft.com/office/word/2010/wordml" xmlns:w15="http://schemas.microsoft.com/office/word/2012/wordml" xmlns:w16cex="http://schemas.microsoft.com/office/word/2018/wordml/cex" xmlns:w16cid="http://schemas.microsoft.com/office/word/2016/wordml/cid" xmlns:w16="http://schemas.microsoft.com/office/word/2018/wordml" xmlns:w16du="http://schemas.microsoft.com/office/word/2023/wordml/word16du" xmlns:w16sdtdh="http://schemas.microsoft.com/office/word/2020/wordml/sdtdatahash" xmlns:w16sdtfl="http://schemas.microsoft.com/office/word/2024/wordml/sdtformatlock" xmlns:w16se="http://schemas.microsoft.com/office/word/2015/wordml/symex" xmlns:wpg="http://schemas.microsoft.com/office/word/2010/wordprocessingGroup" xmlns:wpi="http://schemas.microsoft.com/office/word/2010/wordprocessingInk" xmlns:wne="http://schemas.microsoft.com/office/word/2006/wordml" xmlns:wps="http://schemas.microsoft.com/office/word/2010/wordprocessingShape" mc:Ignorable="w14 w15 w16se w16cid w16 w16cex w16sdtdh w16sdtfl w16du wp14">
   <w:endnote w:type="separator" w:id="-1">
     <w:p>
       <w:pPr>
@@ -12787,7 +11933,7 @@
 </file>
 
 <file path=word/footnotes.xml><?xml version="1.0" encoding="utf-8"?>
-<w:footnotes xmlns:wpc="http://schemas.microsoft.com/office/word/2010/wordprocessingCanvas" xmlns:cx="http://schemas.microsoft.com/office/drawing/2014/chartex" xmlns:cx1="http://schemas.microsoft.com/office/drawing/2015/9/8/chartex" xmlns:cx2="http://schemas.microsoft.com/office/drawing/2015/10/21/chartex" xmlns:cx3="http://schemas.microsoft.com/office/drawing/2016/5/9/chartex" xmlns:cx4="http://schemas.microsoft.com/office/drawing/2016/5/10/chartex" xmlns:cx5="http://schemas.microsoft.com/office/drawing/2016/5/11/chartex" xmlns:cx6="http://schemas.microsoft.com/office/drawing/2016/5/12/chartex" xmlns:cx7="http://schemas.microsoft.com/office/drawing/2016/5/13/chartex" xmlns:cx8="http://schemas.microsoft.com/office/drawing/2016/5/14/chartex" xmlns:mc="http://schemas.openxmlformats.org/markup-compatibility/2006" xmlns:aink="http://schemas.microsoft.com/office/drawing/2016/ink" xmlns:am3d="http://schemas.microsoft.com/office/drawing/2017/model3d" xmlns:o="urn:schemas-microsoft-com:office:office" xmlns:r="http://schemas.openxmlformats.org/officeDocument/2006/relationships" xmlns:m="http://schemas.openxmlformats.org/officeDocument/2006/math" xmlns:v="urn:schemas-microsoft-com:vml" xmlns:wp14="http://schemas.microsoft.com/office/word/2010/wordprocessingDrawing" xmlns:wp="http://schemas.openxmlformats.org/drawingml/2006/wordprocessingDrawing" xmlns:w10="urn:schemas-microsoft-com:office:word" xmlns:w="http://schemas.openxmlformats.org/wordprocessingml/2006/main" xmlns:w14="http://schemas.microsoft.com/office/word/2010/wordml" xmlns:w15="http://schemas.microsoft.com/office/word/2012/wordml" xmlns:w16cid="http://schemas.microsoft.com/office/word/2016/wordml/cid" xmlns:w16se="http://schemas.microsoft.com/office/word/2015/wordml/symex" xmlns:wpg="http://schemas.microsoft.com/office/word/2010/wordprocessingGroup" xmlns:wpi="http://schemas.microsoft.com/office/word/2010/wordprocessingInk" xmlns:wne="http://schemas.microsoft.com/office/word/2006/wordml" xmlns:wps="http://schemas.microsoft.com/office/word/2010/wordprocessingShape" mc:Ignorable="w14 w15 w16se w16cid wp14">
+<w:footnotes xmlns:wpc="http://schemas.microsoft.com/office/word/2010/wordprocessingCanvas" xmlns:cx="http://schemas.microsoft.com/office/drawing/2014/chartex" xmlns:cx1="http://schemas.microsoft.com/office/drawing/2015/9/8/chartex" xmlns:cx2="http://schemas.microsoft.com/office/drawing/2015/10/21/chartex" xmlns:cx3="http://schemas.microsoft.com/office/drawing/2016/5/9/chartex" xmlns:cx4="http://schemas.microsoft.com/office/drawing/2016/5/10/chartex" xmlns:cx5="http://schemas.microsoft.com/office/drawing/2016/5/11/chartex" xmlns:cx6="http://schemas.microsoft.com/office/drawing/2016/5/12/chartex" xmlns:cx7="http://schemas.microsoft.com/office/drawing/2016/5/13/chartex" xmlns:cx8="http://schemas.microsoft.com/office/drawing/2016/5/14/chartex" xmlns:mc="http://schemas.openxmlformats.org/markup-compatibility/2006" xmlns:aink="http://schemas.microsoft.com/office/drawing/2016/ink" xmlns:am3d="http://schemas.microsoft.com/office/drawing/2017/model3d" xmlns:o="urn:schemas-microsoft-com:office:office" xmlns:oel="http://schemas.microsoft.com/office/2019/extlst" xmlns:r="http://schemas.openxmlformats.org/officeDocument/2006/relationships" xmlns:m="http://schemas.openxmlformats.org/officeDocument/2006/math" xmlns:v="urn:schemas-microsoft-com:vml" xmlns:wp14="http://schemas.microsoft.com/office/word/2010/wordprocessingDrawing" xmlns:wp="http://schemas.openxmlformats.org/drawingml/2006/wordprocessingDrawing" xmlns:w10="urn:schemas-microsoft-com:office:word" xmlns:w="http://schemas.openxmlformats.org/wordprocessingml/2006/main" xmlns:w14="http://schemas.microsoft.com/office/word/2010/wordml" xmlns:w15="http://schemas.microsoft.com/office/word/2012/wordml" xmlns:w16cex="http://schemas.microsoft.com/office/word/2018/wordml/cex" xmlns:w16cid="http://schemas.microsoft.com/office/word/2016/wordml/cid" xmlns:w16="http://schemas.microsoft.com/office/word/2018/wordml" xmlns:w16du="http://schemas.microsoft.com/office/word/2023/wordml/word16du" xmlns:w16sdtdh="http://schemas.microsoft.com/office/word/2020/wordml/sdtdatahash" xmlns:w16sdtfl="http://schemas.microsoft.com/office/word/2024/wordml/sdtformatlock" xmlns:w16se="http://schemas.microsoft.com/office/word/2015/wordml/symex" xmlns:wpg="http://schemas.microsoft.com/office/word/2010/wordprocessingGroup" xmlns:wpi="http://schemas.microsoft.com/office/word/2010/wordprocessingInk" xmlns:wne="http://schemas.microsoft.com/office/word/2006/wordml" xmlns:wps="http://schemas.microsoft.com/office/word/2010/wordprocessingShape" mc:Ignorable="w14 w15 w16se w16cid w16 w16cex w16sdtdh w16sdtfl w16du wp14">
   <w:footnote w:type="separator" w:id="-1">
     <w:p>
       <w:pPr>
@@ -12812,7 +11958,7 @@
 </file>
 
 <file path=word/numbering.xml><?xml version="1.0" encoding="utf-8"?>
-<w:numbering xmlns:wpc="http://schemas.microsoft.com/office/word/2010/wordprocessingCanvas" xmlns:cx="http://schemas.microsoft.com/office/drawing/2014/chartex" xmlns:cx1="http://schemas.microsoft.com/office/drawing/2015/9/8/chartex" xmlns:cx2="http://schemas.microsoft.com/office/drawing/2015/10/21/chartex" xmlns:cx3="http://schemas.microsoft.com/office/drawing/2016/5/9/chartex" xmlns:cx4="http://schemas.microsoft.com/office/drawing/2016/5/10/chartex" xmlns:cx5="http://schemas.microsoft.com/office/drawing/2016/5/11/chartex" xmlns:cx6="http://schemas.microsoft.com/office/drawing/2016/5/12/chartex" xmlns:cx7="http://schemas.microsoft.com/office/drawing/2016/5/13/chartex" xmlns:cx8="http://schemas.microsoft.com/office/drawing/2016/5/14/chartex" xmlns:mc="http://schemas.openxmlformats.org/markup-compatibility/2006" xmlns:aink="http://schemas.microsoft.com/office/drawing/2016/ink" xmlns:am3d="http://schemas.microsoft.com/office/drawing/2017/model3d" xmlns:o="urn:schemas-microsoft-com:office:office" xmlns:r="http://schemas.openxmlformats.org/officeDocument/2006/relationships" xmlns:m="http://schemas.openxmlformats.org/officeDocument/2006/math" xmlns:v="urn:schemas-microsoft-com:vml" xmlns:wp14="http://schemas.microsoft.com/office/word/2010/wordprocessingDrawing" xmlns:wp="http://schemas.openxmlformats.org/drawingml/2006/wordprocessingDrawing" xmlns:w10="urn:schemas-microsoft-com:office:word" xmlns:w="http://schemas.openxmlformats.org/wordprocessingml/2006/main" xmlns:w14="http://schemas.microsoft.com/office/word/2010/wordml" xmlns:w15="http://schemas.microsoft.com/office/word/2012/wordml" xmlns:w16cid="http://schemas.microsoft.com/office/word/2016/wordml/cid" xmlns:w16se="http://schemas.microsoft.com/office/word/2015/wordml/symex" xmlns:wpg="http://schemas.microsoft.com/office/word/2010/wordprocessingGroup" xmlns:wpi="http://schemas.microsoft.com/office/word/2010/wordprocessingInk" xmlns:wne="http://schemas.microsoft.com/office/word/2006/wordml" xmlns:wps="http://schemas.microsoft.com/office/word/2010/wordprocessingShape" mc:Ignorable="w14 w15 w16se w16cid wp14">
+<w:numbering xmlns:wpc="http://schemas.microsoft.com/office/word/2010/wordprocessingCanvas" xmlns:cx="http://schemas.microsoft.com/office/drawing/2014/chartex" xmlns:cx1="http://schemas.microsoft.com/office/drawing/2015/9/8/chartex" xmlns:cx2="http://schemas.microsoft.com/office/drawing/2015/10/21/chartex" xmlns:cx3="http://schemas.microsoft.com/office/drawing/2016/5/9/chartex" xmlns:cx4="http://schemas.microsoft.com/office/drawing/2016/5/10/chartex" xmlns:cx5="http://schemas.microsoft.com/office/drawing/2016/5/11/chartex" xmlns:cx6="http://schemas.microsoft.com/office/drawing/2016/5/12/chartex" xmlns:cx7="http://schemas.microsoft.com/office/drawing/2016/5/13/chartex" xmlns:cx8="http://schemas.microsoft.com/office/drawing/2016/5/14/chartex" xmlns:mc="http://schemas.openxmlformats.org/markup-compatibility/2006" xmlns:aink="http://schemas.microsoft.com/office/drawing/2016/ink" xmlns:am3d="http://schemas.microsoft.com/office/drawing/2017/model3d" xmlns:o="urn:schemas-microsoft-com:office:office" xmlns:oel="http://schemas.microsoft.com/office/2019/extlst" xmlns:r="http://schemas.openxmlformats.org/officeDocument/2006/relationships" xmlns:m="http://schemas.openxmlformats.org/officeDocument/2006/math" xmlns:v="urn:schemas-microsoft-com:vml" xmlns:wp14="http://schemas.microsoft.com/office/word/2010/wordprocessingDrawing" xmlns:wp="http://schemas.openxmlformats.org/drawingml/2006/wordprocessingDrawing" xmlns:w10="urn:schemas-microsoft-com:office:word" xmlns:w="http://schemas.openxmlformats.org/wordprocessingml/2006/main" xmlns:w14="http://schemas.microsoft.com/office/word/2010/wordml" xmlns:w15="http://schemas.microsoft.com/office/word/2012/wordml" xmlns:w16cex="http://schemas.microsoft.com/office/word/2018/wordml/cex" xmlns:w16cid="http://schemas.microsoft.com/office/word/2016/wordml/cid" xmlns:w16="http://schemas.microsoft.com/office/word/2018/wordml" xmlns:w16du="http://schemas.microsoft.com/office/word/2023/wordml/word16du" xmlns:w16sdtdh="http://schemas.microsoft.com/office/word/2020/wordml/sdtdatahash" xmlns:w16sdtfl="http://schemas.microsoft.com/office/word/2024/wordml/sdtformatlock" xmlns:w16se="http://schemas.microsoft.com/office/word/2015/wordml/symex" xmlns:wpg="http://schemas.microsoft.com/office/word/2010/wordprocessingGroup" xmlns:wpi="http://schemas.microsoft.com/office/word/2010/wordprocessingInk" xmlns:wne="http://schemas.microsoft.com/office/word/2006/wordml" xmlns:wps="http://schemas.microsoft.com/office/word/2010/wordprocessingShape" mc:Ignorable="w14 w15 w16se w16cid w16 w16cex w16sdtdh w16sdtfl w16du wp14">
   <w:abstractNum w:abstractNumId="0" w15:restartNumberingAfterBreak="0">
     <w:nsid w:val="116508B4"/>
     <w:multiLevelType w:val="multilevel"/>
@@ -13189,20 +12335,20 @@
       </w:rPr>
     </w:lvl>
   </w:abstractNum>
-  <w:num w:numId="1">
+  <w:num w:numId="1" w16cid:durableId="1739397005">
     <w:abstractNumId w:val="0"/>
   </w:num>
-  <w:num w:numId="2">
+  <w:num w:numId="2" w16cid:durableId="1401714981">
     <w:abstractNumId w:val="2"/>
   </w:num>
-  <w:num w:numId="3">
+  <w:num w:numId="3" w16cid:durableId="2025010952">
     <w:abstractNumId w:val="1"/>
   </w:num>
 </w:numbering>
 </file>
 
 <file path=word/styles.xml><?xml version="1.0" encoding="utf-8"?>
-<w:styles xmlns:mc="http://schemas.openxmlformats.org/markup-compatibility/2006" xmlns:r="http://schemas.openxmlformats.org/officeDocument/2006/relationships" xmlns:w="http://schemas.openxmlformats.org/wordprocessingml/2006/main" xmlns:w14="http://schemas.microsoft.com/office/word/2010/wordml" xmlns:w15="http://schemas.microsoft.com/office/word/2012/wordml" xmlns:w16cid="http://schemas.microsoft.com/office/word/2016/wordml/cid" xmlns:w16se="http://schemas.microsoft.com/office/word/2015/wordml/symex" mc:Ignorable="w14 w15 w16se w16cid">
+<w:styles xmlns:mc="http://schemas.openxmlformats.org/markup-compatibility/2006" xmlns:r="http://schemas.openxmlformats.org/officeDocument/2006/relationships" xmlns:w="http://schemas.openxmlformats.org/wordprocessingml/2006/main" xmlns:w14="http://schemas.microsoft.com/office/word/2010/wordml" xmlns:w15="http://schemas.microsoft.com/office/word/2012/wordml" xmlns:w16cex="http://schemas.microsoft.com/office/word/2018/wordml/cex" xmlns:w16cid="http://schemas.microsoft.com/office/word/2016/wordml/cid" xmlns:w16="http://schemas.microsoft.com/office/word/2018/wordml" xmlns:w16du="http://schemas.microsoft.com/office/word/2023/wordml/word16du" xmlns:w16sdtdh="http://schemas.microsoft.com/office/word/2020/wordml/sdtdatahash" xmlns:w16sdtfl="http://schemas.microsoft.com/office/word/2024/wordml/sdtformatlock" xmlns:w16se="http://schemas.microsoft.com/office/word/2015/wordml/symex" mc:Ignorable="w14 w15 w16se w16cid w16 w16cex w16sdtdh w16sdtfl w16du">
   <w:docDefaults>
     <w:rPrDefault>
       <w:rPr>
@@ -13220,7 +12366,7 @@
       </w:pPr>
     </w:pPrDefault>
   </w:docDefaults>
-  <w:latentStyles w:defLockedState="0" w:defUIPriority="99" w:defSemiHidden="0" w:defUnhideWhenUsed="0" w:defQFormat="0" w:count="375">
+  <w:latentStyles w:defLockedState="0" w:defUIPriority="99" w:defSemiHidden="0" w:defUnhideWhenUsed="0" w:defQFormat="0" w:count="376">
     <w:lsdException w:name="Normal" w:uiPriority="0" w:qFormat="1"/>
     <w:lsdException w:name="heading 1" w:uiPriority="9" w:qFormat="1"/>
     <w:lsdException w:name="heading 2" w:semiHidden="1" w:uiPriority="9" w:unhideWhenUsed="1" w:qFormat="1"/>
@@ -13596,6 +12742,7 @@
     <w:lsdException w:name="Smart Hyperlink" w:semiHidden="1" w:unhideWhenUsed="1"/>
     <w:lsdException w:name="Hashtag" w:semiHidden="1" w:unhideWhenUsed="1"/>
     <w:lsdException w:name="Unresolved Mention" w:semiHidden="1" w:unhideWhenUsed="1"/>
+    <w:lsdException w:name="Smart Link" w:semiHidden="1" w:unhideWhenUsed="1"/>
   </w:latentStyles>
   <w:style w:type="paragraph" w:default="1" w:styleId="a">
     <w:name w:val="Normal"/>
@@ -13674,7 +12821,6 @@
   <w:style w:type="character" w:default="1" w:styleId="a0">
     <w:name w:val="Default Paragraph Font"/>
     <w:uiPriority w:val="1"/>
-    <w:semiHidden/>
     <w:unhideWhenUsed/>
   </w:style>
   <w:style w:type="table" w:default="1" w:styleId="a1">
@@ -14285,6 +13431,7 @@
     </c:legend>
     <c:plotVisOnly val="1"/>
     <c:dispBlanksAs val="gap"/>
+    <c:showDLblsOverMax val="0"/>
     <c:extLst>
       <c:ext xmlns:c16r3="http://schemas.microsoft.com/office/drawing/2017/03/chart" uri="{56B9EC1D-385E-4148-901F-78D8002777C0}">
         <c16r3:dataDisplayOptions16>
@@ -14292,7 +13439,6 @@
         </c16r3:dataDisplayOptions16>
       </c:ext>
     </c:extLst>
-    <c:showDLblsOverMax val="0"/>
   </c:chart>
   <c:spPr>
     <a:solidFill>
@@ -14740,6 +13886,7 @@
     </c:legend>
     <c:plotVisOnly val="1"/>
     <c:dispBlanksAs val="gap"/>
+    <c:showDLblsOverMax val="0"/>
     <c:extLst>
       <c:ext xmlns:c16r3="http://schemas.microsoft.com/office/drawing/2017/03/chart" uri="{56B9EC1D-385E-4148-901F-78D8002777C0}">
         <c16r3:dataDisplayOptions16>
@@ -14747,7 +13894,6 @@
         </c16r3:dataDisplayOptions16>
       </c:ext>
     </c:extLst>
-    <c:showDLblsOverMax val="0"/>
   </c:chart>
   <c:spPr>
     <a:solidFill>
@@ -15233,6 +14379,7 @@
     </c:legend>
     <c:plotVisOnly val="1"/>
     <c:dispBlanksAs val="gap"/>
+    <c:showDLblsOverMax val="0"/>
     <c:extLst>
       <c:ext xmlns:c16r3="http://schemas.microsoft.com/office/drawing/2017/03/chart" uri="{56B9EC1D-385E-4148-901F-78D8002777C0}">
         <c16r3:dataDisplayOptions16>
@@ -15240,7 +14387,6 @@
         </c16r3:dataDisplayOptions16>
       </c:ext>
     </c:extLst>
-    <c:showDLblsOverMax val="0"/>
   </c:chart>
   <c:spPr>
     <a:solidFill>
@@ -15482,6 +14628,7 @@
     </c:legend>
     <c:plotVisOnly val="1"/>
     <c:dispBlanksAs val="gap"/>
+    <c:showDLblsOverMax val="0"/>
     <c:extLst>
       <c:ext xmlns:c16r3="http://schemas.microsoft.com/office/drawing/2017/03/chart" uri="{56B9EC1D-385E-4148-901F-78D8002777C0}">
         <c16r3:dataDisplayOptions16>
@@ -15489,7 +14636,6 @@
         </c16r3:dataDisplayOptions16>
       </c:ext>
     </c:extLst>
-    <c:showDLblsOverMax val="0"/>
   </c:chart>
   <c:spPr>
     <a:solidFill>

--- a/論文/第二篇的中文稿.docx
+++ b/論文/第二篇的中文稿.docx
@@ -1,6 +1,6 @@
 
 <file path=word/document.xml><?xml version="1.0" encoding="utf-8"?>
-<w:document xmlns:wpc="http://schemas.microsoft.com/office/word/2010/wordprocessingCanvas" xmlns:cx="http://schemas.microsoft.com/office/drawing/2014/chartex" xmlns:cx1="http://schemas.microsoft.com/office/drawing/2015/9/8/chartex" xmlns:cx2="http://schemas.microsoft.com/office/drawing/2015/10/21/chartex" xmlns:cx3="http://schemas.microsoft.com/office/drawing/2016/5/9/chartex" xmlns:cx4="http://schemas.microsoft.com/office/drawing/2016/5/10/chartex" xmlns:cx5="http://schemas.microsoft.com/office/drawing/2016/5/11/chartex" xmlns:cx6="http://schemas.microsoft.com/office/drawing/2016/5/12/chartex" xmlns:cx7="http://schemas.microsoft.com/office/drawing/2016/5/13/chartex" xmlns:cx8="http://schemas.microsoft.com/office/drawing/2016/5/14/chartex" xmlns:mc="http://schemas.openxmlformats.org/markup-compatibility/2006" xmlns:aink="http://schemas.microsoft.com/office/drawing/2016/ink" xmlns:am3d="http://schemas.microsoft.com/office/drawing/2017/model3d" xmlns:o="urn:schemas-microsoft-com:office:office" xmlns:oel="http://schemas.microsoft.com/office/2019/extlst" xmlns:r="http://schemas.openxmlformats.org/officeDocument/2006/relationships" xmlns:m="http://schemas.openxmlformats.org/officeDocument/2006/math" xmlns:v="urn:schemas-microsoft-com:vml" xmlns:wp14="http://schemas.microsoft.com/office/word/2010/wordprocessingDrawing" xmlns:wp="http://schemas.openxmlformats.org/drawingml/2006/wordprocessingDrawing" xmlns:w10="urn:schemas-microsoft-com:office:word" xmlns:w="http://schemas.openxmlformats.org/wordprocessingml/2006/main" xmlns:w14="http://schemas.microsoft.com/office/word/2010/wordml" xmlns:w15="http://schemas.microsoft.com/office/word/2012/wordml" xmlns:w16cex="http://schemas.microsoft.com/office/word/2018/wordml/cex" xmlns:w16cid="http://schemas.microsoft.com/office/word/2016/wordml/cid" xmlns:w16="http://schemas.microsoft.com/office/word/2018/wordml" xmlns:w16du="http://schemas.microsoft.com/office/word/2023/wordml/word16du" xmlns:w16sdtdh="http://schemas.microsoft.com/office/word/2020/wordml/sdtdatahash" xmlns:w16sdtfl="http://schemas.microsoft.com/office/word/2024/wordml/sdtformatlock" xmlns:w16se="http://schemas.microsoft.com/office/word/2015/wordml/symex" xmlns:wpg="http://schemas.microsoft.com/office/word/2010/wordprocessingGroup" xmlns:wpi="http://schemas.microsoft.com/office/word/2010/wordprocessingInk" xmlns:wne="http://schemas.microsoft.com/office/word/2006/wordml" xmlns:wps="http://schemas.microsoft.com/office/word/2010/wordprocessingShape" mc:Ignorable="w14 w15 w16se w16cid w16 w16cex w16sdtdh w16sdtfl w16du wp14">
+<w:document xmlns:wpc="http://schemas.microsoft.com/office/word/2010/wordprocessingCanvas" xmlns:cx="http://schemas.microsoft.com/office/drawing/2014/chartex" xmlns:cx1="http://schemas.microsoft.com/office/drawing/2015/9/8/chartex" xmlns:cx2="http://schemas.microsoft.com/office/drawing/2015/10/21/chartex" xmlns:cx3="http://schemas.microsoft.com/office/drawing/2016/5/9/chartex" xmlns:cx4="http://schemas.microsoft.com/office/drawing/2016/5/10/chartex" xmlns:cx5="http://schemas.microsoft.com/office/drawing/2016/5/11/chartex" xmlns:cx6="http://schemas.microsoft.com/office/drawing/2016/5/12/chartex" xmlns:cx7="http://schemas.microsoft.com/office/drawing/2016/5/13/chartex" xmlns:cx8="http://schemas.microsoft.com/office/drawing/2016/5/14/chartex" xmlns:mc="http://schemas.openxmlformats.org/markup-compatibility/2006" xmlns:aink="http://schemas.microsoft.com/office/drawing/2016/ink" xmlns:am3d="http://schemas.microsoft.com/office/drawing/2017/model3d" xmlns:o="urn:schemas-microsoft-com:office:office" xmlns:r="http://schemas.openxmlformats.org/officeDocument/2006/relationships" xmlns:m="http://schemas.openxmlformats.org/officeDocument/2006/math" xmlns:v="urn:schemas-microsoft-com:vml" xmlns:wp14="http://schemas.microsoft.com/office/word/2010/wordprocessingDrawing" xmlns:wp="http://schemas.openxmlformats.org/drawingml/2006/wordprocessingDrawing" xmlns:w10="urn:schemas-microsoft-com:office:word" xmlns:w="http://schemas.openxmlformats.org/wordprocessingml/2006/main" xmlns:w14="http://schemas.microsoft.com/office/word/2010/wordml" xmlns:w15="http://schemas.microsoft.com/office/word/2012/wordml" xmlns:w16cid="http://schemas.microsoft.com/office/word/2016/wordml/cid" xmlns:w16se="http://schemas.microsoft.com/office/word/2015/wordml/symex" xmlns:wpg="http://schemas.microsoft.com/office/word/2010/wordprocessingGroup" xmlns:wpi="http://schemas.microsoft.com/office/word/2010/wordprocessingInk" xmlns:wne="http://schemas.microsoft.com/office/word/2006/wordml" xmlns:wps="http://schemas.microsoft.com/office/word/2010/wordprocessingShape" mc:Ignorable="w14 w15 w16se w16cid wp14">
   <w:body>
     <w:p>
       <w:pPr>
@@ -9,109 +9,17 @@
           <w:rFonts w:ascii="Times New Roman" w:eastAsia="標楷體" w:hAnsi="Times New Roman" w:cs="Times New Roman"/>
         </w:rPr>
       </w:pPr>
-      <w:bookmarkStart w:id="0" w:name="_Hlk243338677"/>
-      <w:bookmarkEnd w:id="0"/>
-      <w:r>
-        <w:rPr>
-          <w:rFonts w:ascii="Times New Roman" w:eastAsia="標楷體" w:hAnsi="Times New Roman" w:cs="Times New Roman"/>
+      <w:r>
+        <w:rPr>
+          <w:rFonts w:ascii="Times New Roman" w:eastAsia="標楷體" w:hAnsi="Times New Roman" w:cs="Times New Roman" w:hint="eastAsia"/>
         </w:rPr>
         <w:t>順序：</w:t>
       </w:r>
       <w:r>
         <w:rPr>
-          <w:rFonts w:ascii="Times New Roman" w:eastAsia="標楷體" w:hAnsi="Times New Roman" w:cs="Times New Roman"/>
-        </w:rPr>
-        <w:t>3</w:t>
-      </w:r>
-      <w:r>
-        <w:rPr>
-          <w:rFonts w:ascii="Times New Roman" w:eastAsia="標楷體" w:hAnsi="Times New Roman" w:cs="Times New Roman"/>
-        </w:rPr>
-        <w:t xml:space="preserve"> </w:t>
-      </w:r>
-      <w:r>
-        <w:rPr>
-          <w:rFonts w:ascii="Times New Roman" w:eastAsia="標楷體" w:hAnsi="Times New Roman" w:cs="Times New Roman"/>
-        </w:rPr>
-        <w:t xml:space="preserve">&gt; </w:t>
-      </w:r>
-      <w:r>
-        <w:rPr>
-          <w:rFonts w:ascii="Times New Roman" w:eastAsia="標楷體" w:hAnsi="Times New Roman" w:cs="Times New Roman"/>
-        </w:rPr>
-        <w:t>4</w:t>
-      </w:r>
-      <w:r>
-        <w:rPr>
-          <w:rFonts w:ascii="Times New Roman" w:eastAsia="標楷體" w:hAnsi="Times New Roman" w:cs="Times New Roman"/>
-        </w:rPr>
-        <w:t xml:space="preserve"> &gt; </w:t>
-      </w:r>
-      <w:r>
-        <w:rPr>
-          <w:rFonts w:ascii="Times New Roman" w:eastAsia="標楷體" w:hAnsi="Times New Roman" w:cs="Times New Roman"/>
-        </w:rPr>
-        <w:t>5</w:t>
-      </w:r>
-      <w:r>
-        <w:rPr>
-          <w:rFonts w:ascii="Times New Roman" w:eastAsia="標楷體" w:hAnsi="Times New Roman" w:cs="Times New Roman"/>
-        </w:rPr>
-        <w:t xml:space="preserve"> &gt; </w:t>
-      </w:r>
-      <w:r>
-        <w:rPr>
-          <w:rFonts w:ascii="Times New Roman" w:eastAsia="標楷體" w:hAnsi="Times New Roman" w:cs="Times New Roman"/>
-        </w:rPr>
-        <w:t>6</w:t>
-      </w:r>
-      <w:r>
-        <w:rPr>
-          <w:rFonts w:ascii="Times New Roman" w:eastAsia="標楷體" w:hAnsi="Times New Roman" w:cs="Times New Roman"/>
-        </w:rPr>
-        <w:t xml:space="preserve"> </w:t>
-      </w:r>
-      <w:r>
-        <w:rPr>
-          <w:rFonts w:ascii="Times New Roman" w:eastAsia="標楷體" w:hAnsi="Times New Roman" w:cs="Times New Roman"/>
-        </w:rPr>
-        <w:t>=</w:t>
-      </w:r>
-      <w:r>
-        <w:rPr>
-          <w:rFonts w:ascii="Times New Roman" w:eastAsia="標楷體" w:hAnsi="Times New Roman" w:cs="Times New Roman"/>
-        </w:rPr>
-        <w:t xml:space="preserve"> </w:t>
-      </w:r>
-      <w:r>
-        <w:rPr>
-          <w:rFonts w:ascii="Times New Roman" w:eastAsia="標楷體" w:hAnsi="Times New Roman" w:cs="Times New Roman"/>
-        </w:rPr>
-        <w:t>1</w:t>
-      </w:r>
-      <w:r>
-        <w:rPr>
-          <w:rFonts w:ascii="Times New Roman" w:eastAsia="標楷體" w:hAnsi="Times New Roman" w:cs="Times New Roman"/>
-        </w:rPr>
-        <w:t xml:space="preserve"> </w:t>
-      </w:r>
-      <w:r>
-        <w:rPr>
-          <w:rFonts w:ascii="Times New Roman" w:eastAsia="標楷體" w:hAnsi="Times New Roman" w:cs="Times New Roman"/>
-        </w:rPr>
-        <w:t>=</w:t>
-      </w:r>
-      <w:r>
-        <w:rPr>
-          <w:rFonts w:ascii="Times New Roman" w:eastAsia="標楷體" w:hAnsi="Times New Roman" w:cs="Times New Roman"/>
-        </w:rPr>
-        <w:t xml:space="preserve"> </w:t>
-      </w:r>
-      <w:r>
-        <w:rPr>
-          <w:rFonts w:ascii="Times New Roman" w:eastAsia="標楷體" w:hAnsi="Times New Roman" w:cs="Times New Roman"/>
-        </w:rPr>
-        <w:t>Abstract</w:t>
+          <w:rFonts w:ascii="Times New Roman" w:eastAsia="標楷體" w:hAnsi="Times New Roman" w:cs="Times New Roman" w:hint="eastAsia"/>
+        </w:rPr>
+        <w:t>3 &gt; 4 &gt; 5 &gt; 6 = 1 = Abstract</w:t>
       </w:r>
       <w:r>
         <w:rPr>
@@ -319,7 +227,15 @@
         <w:rPr>
           <w:rFonts w:ascii="Times New Roman" w:eastAsia="標楷體" w:hAnsi="Times New Roman" w:cs="Times New Roman"/>
         </w:rPr>
-        <w:t xml:space="preserve"> YOLOv11 </w:t>
+        <w:t xml:space="preserve"> YOLOv1</w:t>
+      </w:r>
+      <w:bookmarkStart w:id="0" w:name="_GoBack"/>
+      <w:bookmarkEnd w:id="0"/>
+      <w:r>
+        <w:rPr>
+          <w:rFonts w:ascii="Times New Roman" w:eastAsia="標楷體" w:hAnsi="Times New Roman" w:cs="Times New Roman"/>
+        </w:rPr>
+        <w:t xml:space="preserve">1 </w:t>
       </w:r>
       <w:r>
         <w:rPr>
@@ -1788,148 +1704,140 @@
         </w:rPr>
         <w:t>每張影像以一顆目標牙為對象</w:t>
       </w:r>
-      <w:ins w:id="1" w:author="Claude" w:date="2026-10-26T00:00:00Z">
-        <w:r>
-          <w:rPr>
-            <w:rFonts w:ascii="Times New Roman" w:eastAsia="標楷體" w:hAnsi="Times New Roman" w:cs="Times New Roman"/>
-          </w:rPr>
-          <w:t>。全體資料集共</w:t>
-        </w:r>
-        <w:r>
-          <w:rPr>
-            <w:rFonts w:ascii="Times New Roman" w:eastAsia="標楷體" w:hAnsi="Times New Roman" w:cs="Times New Roman"/>
-          </w:rPr>
-          <w:t xml:space="preserve"> 335 </w:t>
-        </w:r>
-        <w:r>
-          <w:rPr>
-            <w:rFonts w:ascii="Times New Roman" w:eastAsia="標楷體" w:hAnsi="Times New Roman" w:cs="Times New Roman"/>
-          </w:rPr>
-          <w:t>張根尖</w:t>
-        </w:r>
-        <w:r>
-          <w:rPr>
-            <w:rFonts w:ascii="Times New Roman" w:eastAsia="標楷體" w:hAnsi="Times New Roman" w:cs="Times New Roman"/>
-          </w:rPr>
-          <w:t>X</w:t>
-        </w:r>
-        <w:r>
-          <w:rPr>
-            <w:rFonts w:ascii="Times New Roman" w:eastAsia="標楷體" w:hAnsi="Times New Roman" w:cs="Times New Roman"/>
-          </w:rPr>
-          <w:t>光片，依用途分為兩部分：</w:t>
-        </w:r>
-        <w:r>
-          <w:rPr>
-            <w:rFonts w:ascii="Times New Roman" w:eastAsia="標楷體" w:hAnsi="Times New Roman" w:cs="Times New Roman"/>
-          </w:rPr>
-          <w:t>(</w:t>
-        </w:r>
-        <w:proofErr w:type="spellStart"/>
-        <w:r>
-          <w:rPr>
-            <w:rFonts w:ascii="Times New Roman" w:eastAsia="標楷體" w:hAnsi="Times New Roman" w:cs="Times New Roman"/>
-          </w:rPr>
-          <w:t>i</w:t>
-        </w:r>
-        <w:proofErr w:type="spellEnd"/>
-        <w:r>
-          <w:rPr>
-            <w:rFonts w:ascii="Times New Roman" w:eastAsia="標楷體" w:hAnsi="Times New Roman" w:cs="Times New Roman"/>
-          </w:rPr>
-          <w:t xml:space="preserve">) </w:t>
-        </w:r>
-        <w:r>
-          <w:rPr>
-            <w:rFonts w:ascii="Times New Roman" w:eastAsia="標楷體" w:hAnsi="Times New Roman" w:cs="Times New Roman"/>
-          </w:rPr>
-          <w:t>分割資料集</w:t>
-        </w:r>
-        <w:r>
-          <w:rPr>
-            <w:rFonts w:ascii="Times New Roman" w:eastAsia="標楷體" w:hAnsi="Times New Roman" w:cs="Times New Roman"/>
-          </w:rPr>
-          <w:t xml:space="preserve"> 268 </w:t>
-        </w:r>
-        <w:r>
-          <w:rPr>
-            <w:rFonts w:ascii="Times New Roman" w:eastAsia="標楷體" w:hAnsi="Times New Roman" w:cs="Times New Roman"/>
-          </w:rPr>
-          <w:t>張，僅具牙齒輪廓標註，用於</w:t>
-        </w:r>
-        <w:r>
-          <w:rPr>
-            <w:rFonts w:ascii="Times New Roman" w:eastAsia="標楷體" w:hAnsi="Times New Roman" w:cs="Times New Roman"/>
-          </w:rPr>
-          <w:t xml:space="preserve"> YOLO </w:t>
-        </w:r>
-        <w:r>
-          <w:rPr>
-            <w:rFonts w:ascii="Times New Roman" w:eastAsia="標楷體" w:hAnsi="Times New Roman" w:cs="Times New Roman"/>
-          </w:rPr>
-          <w:t>分割模型之</w:t>
-        </w:r>
-        <w:r>
-          <w:rPr>
-            <w:rFonts w:ascii="Times New Roman" w:eastAsia="標楷體" w:hAnsi="Times New Roman" w:cs="Times New Roman"/>
-          </w:rPr>
-          <w:lastRenderedPageBreak/>
-          <w:t>訓練與驗證；</w:t>
-        </w:r>
-        <w:r>
-          <w:rPr>
-            <w:rFonts w:ascii="Times New Roman" w:eastAsia="標楷體" w:hAnsi="Times New Roman" w:cs="Times New Roman"/>
-          </w:rPr>
-          <w:t xml:space="preserve">(ii) </w:t>
-        </w:r>
-        <w:r>
-          <w:rPr>
-            <w:rFonts w:ascii="Times New Roman" w:eastAsia="標楷體" w:hAnsi="Times New Roman" w:cs="Times New Roman"/>
-          </w:rPr>
-          <w:t>長度評估資料集</w:t>
-        </w:r>
-        <w:r>
-          <w:rPr>
-            <w:rFonts w:ascii="Times New Roman" w:eastAsia="標楷體" w:hAnsi="Times New Roman" w:cs="Times New Roman"/>
-          </w:rPr>
-          <w:t xml:space="preserve"> 67 </w:t>
-        </w:r>
-        <w:r>
-          <w:rPr>
-            <w:rFonts w:ascii="Times New Roman" w:eastAsia="標楷體" w:hAnsi="Times New Roman" w:cs="Times New Roman"/>
-          </w:rPr>
-          <w:t>張，同時具牙齒輪廓標註與醫師記錄之根管充填長度，全程未參與分割模型之訓練與超參數選擇，既作為分割之獨立測試集，亦為像素</w:t>
-        </w:r>
-        <w:r>
-          <w:rPr>
-            <w:rFonts w:ascii="Times New Roman" w:eastAsia="標楷體" w:hAnsi="Times New Roman" w:cs="Times New Roman"/>
-          </w:rPr>
-          <w:t>–</w:t>
-        </w:r>
-        <w:r>
-          <w:rPr>
-            <w:rFonts w:ascii="Times New Roman" w:eastAsia="標楷體" w:hAnsi="Times New Roman" w:cs="Times New Roman"/>
-          </w:rPr>
-          <w:t>毫米換算與臨床安全性評估之唯一資料來源。該</w:t>
-        </w:r>
-        <w:r>
-          <w:rPr>
-            <w:rFonts w:ascii="Times New Roman" w:eastAsia="標楷體" w:hAnsi="Times New Roman" w:cs="Times New Roman"/>
-          </w:rPr>
-          <w:t xml:space="preserve"> 67 </w:t>
-        </w:r>
-        <w:r>
-          <w:rPr>
-            <w:rFonts w:ascii="Times New Roman" w:eastAsia="標楷體" w:hAnsi="Times New Roman" w:cs="Times New Roman"/>
-          </w:rPr>
-          <w:t>顆均為前牙（</w:t>
-        </w:r>
-      </w:ins>
-      <w:r>
-        <w:rPr>
-          <w:rFonts w:ascii="Times New Roman" w:eastAsia="標楷體" w:hAnsi="Times New Roman" w:cs="Times New Roman"/>
-        </w:rPr>
-        <w:t>上顎</w:t>
+      <w:r>
+        <w:rPr>
+          <w:rFonts w:ascii="Times New Roman" w:eastAsia="標楷體" w:hAnsi="Times New Roman" w:cs="Times New Roman"/>
+        </w:rPr>
+        <w:t>。全體資料集共</w:t>
+      </w:r>
+      <w:r>
+        <w:rPr>
+          <w:rFonts w:ascii="Times New Roman" w:eastAsia="標楷體" w:hAnsi="Times New Roman" w:cs="Times New Roman"/>
+        </w:rPr>
+        <w:t xml:space="preserve"> 335 </w:t>
+      </w:r>
+      <w:r>
+        <w:rPr>
+          <w:rFonts w:ascii="Times New Roman" w:eastAsia="標楷體" w:hAnsi="Times New Roman" w:cs="Times New Roman"/>
+        </w:rPr>
+        <w:t>張根尖</w:t>
+      </w:r>
+      <w:r>
+        <w:rPr>
+          <w:rFonts w:ascii="Times New Roman" w:eastAsia="標楷體" w:hAnsi="Times New Roman" w:cs="Times New Roman"/>
+        </w:rPr>
+        <w:t>X</w:t>
+      </w:r>
+      <w:r>
+        <w:rPr>
+          <w:rFonts w:ascii="Times New Roman" w:eastAsia="標楷體" w:hAnsi="Times New Roman" w:cs="Times New Roman"/>
+        </w:rPr>
+        <w:t>光片，依用途分為兩部分：</w:t>
+      </w:r>
+      <w:r>
+        <w:rPr>
+          <w:rFonts w:ascii="Times New Roman" w:eastAsia="標楷體" w:hAnsi="Times New Roman" w:cs="Times New Roman"/>
+        </w:rPr>
+        <w:t>(</w:t>
+      </w:r>
+      <w:proofErr w:type="spellStart"/>
+      <w:r>
+        <w:rPr>
+          <w:rFonts w:ascii="Times New Roman" w:eastAsia="標楷體" w:hAnsi="Times New Roman" w:cs="Times New Roman"/>
+        </w:rPr>
+        <w:t>i</w:t>
+      </w:r>
+      <w:proofErr w:type="spellEnd"/>
+      <w:r>
+        <w:rPr>
+          <w:rFonts w:ascii="Times New Roman" w:eastAsia="標楷體" w:hAnsi="Times New Roman" w:cs="Times New Roman"/>
+        </w:rPr>
+        <w:t xml:space="preserve">) </w:t>
+      </w:r>
+      <w:r>
+        <w:rPr>
+          <w:rFonts w:ascii="Times New Roman" w:eastAsia="標楷體" w:hAnsi="Times New Roman" w:cs="Times New Roman"/>
+        </w:rPr>
+        <w:t>分割資料集</w:t>
+      </w:r>
+      <w:r>
+        <w:rPr>
+          <w:rFonts w:ascii="Times New Roman" w:eastAsia="標楷體" w:hAnsi="Times New Roman" w:cs="Times New Roman"/>
+        </w:rPr>
+        <w:t xml:space="preserve"> 268 </w:t>
+      </w:r>
+      <w:r>
+        <w:rPr>
+          <w:rFonts w:ascii="Times New Roman" w:eastAsia="標楷體" w:hAnsi="Times New Roman" w:cs="Times New Roman"/>
+        </w:rPr>
+        <w:t>張，僅具牙齒輪廓標註，用於</w:t>
+      </w:r>
+      <w:r>
+        <w:rPr>
+          <w:rFonts w:ascii="Times New Roman" w:eastAsia="標楷體" w:hAnsi="Times New Roman" w:cs="Times New Roman"/>
+        </w:rPr>
+        <w:t xml:space="preserve"> YOLO </w:t>
+      </w:r>
+      <w:r>
+        <w:rPr>
+          <w:rFonts w:ascii="Times New Roman" w:eastAsia="標楷體" w:hAnsi="Times New Roman" w:cs="Times New Roman"/>
+        </w:rPr>
+        <w:t>分割模型之</w:t>
+      </w:r>
+      <w:r>
+        <w:rPr>
+          <w:rFonts w:ascii="Times New Roman" w:eastAsia="標楷體" w:hAnsi="Times New Roman" w:cs="Times New Roman"/>
+        </w:rPr>
+        <w:lastRenderedPageBreak/>
+        <w:t>訓練與驗證；</w:t>
+      </w:r>
+      <w:r>
+        <w:rPr>
+          <w:rFonts w:ascii="Times New Roman" w:eastAsia="標楷體" w:hAnsi="Times New Roman" w:cs="Times New Roman"/>
+        </w:rPr>
+        <w:t xml:space="preserve">(ii) </w:t>
+      </w:r>
+      <w:r>
+        <w:rPr>
+          <w:rFonts w:ascii="Times New Roman" w:eastAsia="標楷體" w:hAnsi="Times New Roman" w:cs="Times New Roman"/>
+        </w:rPr>
+        <w:t>長度評估資料集</w:t>
+      </w:r>
+      <w:r>
+        <w:rPr>
+          <w:rFonts w:ascii="Times New Roman" w:eastAsia="標楷體" w:hAnsi="Times New Roman" w:cs="Times New Roman"/>
+        </w:rPr>
+        <w:t xml:space="preserve"> 67 </w:t>
+      </w:r>
+      <w:r>
+        <w:rPr>
+          <w:rFonts w:ascii="Times New Roman" w:eastAsia="標楷體" w:hAnsi="Times New Roman" w:cs="Times New Roman"/>
+        </w:rPr>
+        <w:t>張，同時具牙齒輪廓標註與醫師記錄之根管充填長度，全程未參與分割模型之訓練與超參數選擇，既作為分割之獨立測試集，亦為像素</w:t>
+      </w:r>
+      <w:r>
+        <w:rPr>
+          <w:rFonts w:ascii="Times New Roman" w:eastAsia="標楷體" w:hAnsi="Times New Roman" w:cs="Times New Roman"/>
+        </w:rPr>
+        <w:t>–</w:t>
+      </w:r>
+      <w:r>
+        <w:rPr>
+          <w:rFonts w:ascii="Times New Roman" w:eastAsia="標楷體" w:hAnsi="Times New Roman" w:cs="Times New Roman"/>
+        </w:rPr>
+        <w:t>毫米換算與臨床安全性評估之唯一資料來源。該</w:t>
+      </w:r>
+      <w:r>
+        <w:rPr>
+          <w:rFonts w:ascii="Times New Roman" w:eastAsia="標楷體" w:hAnsi="Times New Roman" w:cs="Times New Roman"/>
+        </w:rPr>
+        <w:t xml:space="preserve"> 67 </w:t>
+      </w:r>
+      <w:r>
+        <w:rPr>
+          <w:rFonts w:ascii="Times New Roman" w:eastAsia="標楷體" w:hAnsi="Times New Roman" w:cs="Times New Roman"/>
+        </w:rPr>
+        <w:t>顆均為前牙（上顎</w:t>
       </w:r>
       <w:r>
         <w:rPr>
@@ -2164,104 +2072,102 @@
         </w:rPr>
         <w:t>複核。</w:t>
       </w:r>
-      <w:ins w:id="2" w:author="Claude" w:date="2026-10-26T00:00:00Z">
-        <w:r>
-          <w:rPr>
-            <w:rFonts w:ascii="Times New Roman" w:eastAsia="標楷體" w:hAnsi="Times New Roman" w:cs="Times New Roman"/>
-          </w:rPr>
-          <w:t>分割資料集之</w:t>
-        </w:r>
-        <w:r>
-          <w:rPr>
-            <w:rFonts w:ascii="Times New Roman" w:eastAsia="標楷體" w:hAnsi="Times New Roman" w:cs="Times New Roman"/>
-          </w:rPr>
-          <w:t xml:space="preserve"> 268 </w:t>
-        </w:r>
-        <w:r>
-          <w:rPr>
-            <w:rFonts w:ascii="Times New Roman" w:eastAsia="標楷體" w:hAnsi="Times New Roman" w:cs="Times New Roman"/>
-          </w:rPr>
-          <w:t>張以固定種子（</w:t>
-        </w:r>
-        <w:r>
-          <w:rPr>
-            <w:rFonts w:ascii="Times New Roman" w:eastAsia="標楷體" w:hAnsi="Times New Roman" w:cs="Times New Roman"/>
-          </w:rPr>
-          <w:t>42</w:t>
-        </w:r>
-        <w:r>
-          <w:rPr>
-            <w:rFonts w:ascii="Times New Roman" w:eastAsia="標楷體" w:hAnsi="Times New Roman" w:cs="Times New Roman"/>
-          </w:rPr>
-          <w:t>）按</w:t>
-        </w:r>
-        <w:r>
-          <w:rPr>
-            <w:rFonts w:ascii="Times New Roman" w:eastAsia="標楷體" w:hAnsi="Times New Roman" w:cs="Times New Roman"/>
-          </w:rPr>
-          <w:t xml:space="preserve"> 8:2 </w:t>
-        </w:r>
-        <w:r>
-          <w:rPr>
-            <w:rFonts w:ascii="Times New Roman" w:eastAsia="標楷體" w:hAnsi="Times New Roman" w:cs="Times New Roman"/>
-          </w:rPr>
-          <w:t>分為訓練集</w:t>
-        </w:r>
-        <w:r>
-          <w:rPr>
-            <w:rFonts w:ascii="Times New Roman" w:eastAsia="標楷體" w:hAnsi="Times New Roman" w:cs="Times New Roman"/>
-          </w:rPr>
-          <w:t xml:space="preserve"> 215 </w:t>
-        </w:r>
-        <w:r>
-          <w:rPr>
-            <w:rFonts w:ascii="Times New Roman" w:eastAsia="標楷體" w:hAnsi="Times New Roman" w:cs="Times New Roman"/>
-          </w:rPr>
-          <w:t>張與驗證集</w:t>
-        </w:r>
-        <w:r>
-          <w:rPr>
-            <w:rFonts w:ascii="Times New Roman" w:eastAsia="標楷體" w:hAnsi="Times New Roman" w:cs="Times New Roman"/>
-          </w:rPr>
-          <w:t xml:space="preserve"> 53 </w:t>
-        </w:r>
-        <w:r>
-          <w:rPr>
-            <w:rFonts w:ascii="Times New Roman" w:eastAsia="標楷體" w:hAnsi="Times New Roman" w:cs="Times New Roman"/>
-          </w:rPr>
-          <w:t>張；訓練集、驗證集與測試集三者互不重疊，合計</w:t>
-        </w:r>
-        <w:r>
-          <w:rPr>
-            <w:rFonts w:ascii="Times New Roman" w:eastAsia="標楷體" w:hAnsi="Times New Roman" w:cs="Times New Roman"/>
-          </w:rPr>
-          <w:t xml:space="preserve"> 335 </w:t>
-        </w:r>
-        <w:r>
-          <w:rPr>
-            <w:rFonts w:ascii="Times New Roman" w:eastAsia="標楷體" w:hAnsi="Times New Roman" w:cs="Times New Roman"/>
-          </w:rPr>
-          <w:t>張。</w:t>
-        </w:r>
-        <w:r>
-          <w:rPr>
-            <w:rFonts w:ascii="Times New Roman" w:eastAsia="標楷體" w:hAnsi="Times New Roman" w:cs="Times New Roman"/>
-          </w:rPr>
-          <w:t>該</w:t>
-        </w:r>
-        <w:r>
-          <w:rPr>
-            <w:rFonts w:ascii="Times New Roman" w:eastAsia="標楷體" w:hAnsi="Times New Roman" w:cs="Times New Roman"/>
-          </w:rPr>
-          <w:t xml:space="preserve"> 268 </w:t>
-        </w:r>
-        <w:r>
-          <w:rPr>
-            <w:rFonts w:ascii="Times New Roman" w:eastAsia="標楷體" w:hAnsi="Times New Roman" w:cs="Times New Roman"/>
-          </w:rPr>
-          <w:t>張因無治療後之根管充填長度記錄，僅用於分割模型之訓練與驗證，未納入長度回歸。</w:t>
-        </w:r>
-      </w:ins>
+      <w:r>
+        <w:rPr>
+          <w:rFonts w:ascii="Times New Roman" w:eastAsia="標楷體" w:hAnsi="Times New Roman" w:cs="Times New Roman"/>
+        </w:rPr>
+        <w:t>分割資料集之</w:t>
+      </w:r>
+      <w:r>
+        <w:rPr>
+          <w:rFonts w:ascii="Times New Roman" w:eastAsia="標楷體" w:hAnsi="Times New Roman" w:cs="Times New Roman"/>
+        </w:rPr>
+        <w:t xml:space="preserve"> 268 </w:t>
+      </w:r>
+      <w:r>
+        <w:rPr>
+          <w:rFonts w:ascii="Times New Roman" w:eastAsia="標楷體" w:hAnsi="Times New Roman" w:cs="Times New Roman"/>
+        </w:rPr>
+        <w:t>張以固定種子（</w:t>
+      </w:r>
+      <w:r>
+        <w:rPr>
+          <w:rFonts w:ascii="Times New Roman" w:eastAsia="標楷體" w:hAnsi="Times New Roman" w:cs="Times New Roman"/>
+        </w:rPr>
+        <w:t>42</w:t>
+      </w:r>
+      <w:r>
+        <w:rPr>
+          <w:rFonts w:ascii="Times New Roman" w:eastAsia="標楷體" w:hAnsi="Times New Roman" w:cs="Times New Roman"/>
+        </w:rPr>
+        <w:t>）按</w:t>
+      </w:r>
+      <w:r>
+        <w:rPr>
+          <w:rFonts w:ascii="Times New Roman" w:eastAsia="標楷體" w:hAnsi="Times New Roman" w:cs="Times New Roman"/>
+        </w:rPr>
+        <w:t xml:space="preserve"> 8:2 </w:t>
+      </w:r>
+      <w:r>
+        <w:rPr>
+          <w:rFonts w:ascii="Times New Roman" w:eastAsia="標楷體" w:hAnsi="Times New Roman" w:cs="Times New Roman"/>
+        </w:rPr>
+        <w:t>分為訓練集</w:t>
+      </w:r>
+      <w:r>
+        <w:rPr>
+          <w:rFonts w:ascii="Times New Roman" w:eastAsia="標楷體" w:hAnsi="Times New Roman" w:cs="Times New Roman"/>
+        </w:rPr>
+        <w:t xml:space="preserve"> 215 </w:t>
+      </w:r>
+      <w:r>
+        <w:rPr>
+          <w:rFonts w:ascii="Times New Roman" w:eastAsia="標楷體" w:hAnsi="Times New Roman" w:cs="Times New Roman"/>
+        </w:rPr>
+        <w:t>張與驗證集</w:t>
+      </w:r>
+      <w:r>
+        <w:rPr>
+          <w:rFonts w:ascii="Times New Roman" w:eastAsia="標楷體" w:hAnsi="Times New Roman" w:cs="Times New Roman"/>
+        </w:rPr>
+        <w:t xml:space="preserve"> 53 </w:t>
+      </w:r>
+      <w:r>
+        <w:rPr>
+          <w:rFonts w:ascii="Times New Roman" w:eastAsia="標楷體" w:hAnsi="Times New Roman" w:cs="Times New Roman"/>
+        </w:rPr>
+        <w:t>張；訓練集、驗證集與測試集三者互不重疊，合計</w:t>
+      </w:r>
+      <w:r>
+        <w:rPr>
+          <w:rFonts w:ascii="Times New Roman" w:eastAsia="標楷體" w:hAnsi="Times New Roman" w:cs="Times New Roman"/>
+        </w:rPr>
+        <w:t xml:space="preserve"> 335 </w:t>
+      </w:r>
+      <w:r>
+        <w:rPr>
+          <w:rFonts w:ascii="Times New Roman" w:eastAsia="標楷體" w:hAnsi="Times New Roman" w:cs="Times New Roman"/>
+        </w:rPr>
+        <w:t>張。</w:t>
+      </w:r>
+      <w:r>
+        <w:rPr>
+          <w:rFonts w:ascii="Times New Roman" w:eastAsia="標楷體" w:hAnsi="Times New Roman" w:cs="Times New Roman"/>
+        </w:rPr>
+        <w:t>該</w:t>
+      </w:r>
+      <w:r>
+        <w:rPr>
+          <w:rFonts w:ascii="Times New Roman" w:eastAsia="標楷體" w:hAnsi="Times New Roman" w:cs="Times New Roman"/>
+        </w:rPr>
+        <w:t xml:space="preserve"> 268 </w:t>
+      </w:r>
+      <w:r>
+        <w:rPr>
+          <w:rFonts w:ascii="Times New Roman" w:eastAsia="標楷體" w:hAnsi="Times New Roman" w:cs="Times New Roman"/>
+        </w:rPr>
+        <w:t>張因無治療後之根管充填長度記錄，僅用於分割模型之訓練與驗證，未納入長度回歸。</w:t>
+      </w:r>
     </w:p>
     <w:p>
       <w:pPr>
@@ -2464,62 +2370,60 @@
           <w:rFonts w:ascii="Times New Roman" w:eastAsia="標楷體" w:hAnsi="Times New Roman" w:cs="Times New Roman"/>
         </w:rPr>
       </w:pPr>
-      <w:ins w:id="3" w:author="Claude" w:date="2026-10-26T00:00:00Z">
-        <w:r>
-          <w:rPr>
-            <w:rFonts w:ascii="Times New Roman" w:eastAsia="標楷體" w:hAnsi="Times New Roman" w:cs="Times New Roman"/>
-          </w:rPr>
-          <w:t>前處理流程如圖</w:t>
-        </w:r>
-        <w:r>
-          <w:rPr>
-            <w:rFonts w:ascii="Times New Roman" w:eastAsia="標楷體" w:hAnsi="Times New Roman" w:cs="Times New Roman"/>
-          </w:rPr>
-          <w:t>1</w:t>
-        </w:r>
-        <w:r>
-          <w:rPr>
-            <w:rFonts w:ascii="Times New Roman" w:eastAsia="標楷體" w:hAnsi="Times New Roman" w:cs="Times New Roman"/>
-          </w:rPr>
-          <w:t>左側，對全體</w:t>
-        </w:r>
-        <w:r>
-          <w:rPr>
-            <w:rFonts w:ascii="Times New Roman" w:eastAsia="標楷體" w:hAnsi="Times New Roman" w:cs="Times New Roman"/>
-          </w:rPr>
-          <w:t xml:space="preserve"> 335 </w:t>
-        </w:r>
-        <w:r>
-          <w:rPr>
-            <w:rFonts w:ascii="Times New Roman" w:eastAsia="標楷體" w:hAnsi="Times New Roman" w:cs="Times New Roman"/>
-          </w:rPr>
-          <w:t>張影像（分割資料集</w:t>
-        </w:r>
-        <w:r>
-          <w:rPr>
-            <w:rFonts w:ascii="Times New Roman" w:eastAsia="標楷體" w:hAnsi="Times New Roman" w:cs="Times New Roman"/>
-          </w:rPr>
-          <w:t xml:space="preserve"> 268 </w:t>
-        </w:r>
-        <w:r>
-          <w:rPr>
-            <w:rFonts w:ascii="Times New Roman" w:eastAsia="標楷體" w:hAnsi="Times New Roman" w:cs="Times New Roman"/>
-          </w:rPr>
-          <w:t>張與長度評估資料集</w:t>
-        </w:r>
-        <w:r>
-          <w:rPr>
-            <w:rFonts w:ascii="Times New Roman" w:eastAsia="標楷體" w:hAnsi="Times New Roman" w:cs="Times New Roman"/>
-          </w:rPr>
-          <w:t xml:space="preserve"> 67 </w:t>
-        </w:r>
-        <w:r>
-          <w:rPr>
-            <w:rFonts w:ascii="Times New Roman" w:eastAsia="標楷體" w:hAnsi="Times New Roman" w:cs="Times New Roman"/>
-          </w:rPr>
-          <w:t>張）以相同參數一體施作，訓練、驗證與測試階段不另作差異化處理。</w:t>
-        </w:r>
-      </w:ins>
+      <w:r>
+        <w:rPr>
+          <w:rFonts w:ascii="Times New Roman" w:eastAsia="標楷體" w:hAnsi="Times New Roman" w:cs="Times New Roman"/>
+        </w:rPr>
+        <w:t>前處理流程如圖</w:t>
+      </w:r>
+      <w:r>
+        <w:rPr>
+          <w:rFonts w:ascii="Times New Roman" w:eastAsia="標楷體" w:hAnsi="Times New Roman" w:cs="Times New Roman"/>
+        </w:rPr>
+        <w:t>1</w:t>
+      </w:r>
+      <w:r>
+        <w:rPr>
+          <w:rFonts w:ascii="Times New Roman" w:eastAsia="標楷體" w:hAnsi="Times New Roman" w:cs="Times New Roman"/>
+        </w:rPr>
+        <w:t>左側，對全體</w:t>
+      </w:r>
+      <w:r>
+        <w:rPr>
+          <w:rFonts w:ascii="Times New Roman" w:eastAsia="標楷體" w:hAnsi="Times New Roman" w:cs="Times New Roman"/>
+        </w:rPr>
+        <w:t xml:space="preserve"> 335 </w:t>
+      </w:r>
+      <w:r>
+        <w:rPr>
+          <w:rFonts w:ascii="Times New Roman" w:eastAsia="標楷體" w:hAnsi="Times New Roman" w:cs="Times New Roman"/>
+        </w:rPr>
+        <w:t>張影像（分割資料集</w:t>
+      </w:r>
+      <w:r>
+        <w:rPr>
+          <w:rFonts w:ascii="Times New Roman" w:eastAsia="標楷體" w:hAnsi="Times New Roman" w:cs="Times New Roman"/>
+        </w:rPr>
+        <w:t xml:space="preserve"> 268 </w:t>
+      </w:r>
+      <w:r>
+        <w:rPr>
+          <w:rFonts w:ascii="Times New Roman" w:eastAsia="標楷體" w:hAnsi="Times New Roman" w:cs="Times New Roman"/>
+        </w:rPr>
+        <w:t>張與長度評估資料集</w:t>
+      </w:r>
+      <w:r>
+        <w:rPr>
+          <w:rFonts w:ascii="Times New Roman" w:eastAsia="標楷體" w:hAnsi="Times New Roman" w:cs="Times New Roman"/>
+        </w:rPr>
+        <w:t xml:space="preserve"> 67 </w:t>
+      </w:r>
+      <w:r>
+        <w:rPr>
+          <w:rFonts w:ascii="Times New Roman" w:eastAsia="標楷體" w:hAnsi="Times New Roman" w:cs="Times New Roman"/>
+        </w:rPr>
+        <w:t>張）以相同參數一體施作，訓練、驗證與測試階段不另作差異化處理。</w:t>
+      </w:r>
       <w:r>
         <w:rPr>
           <w:rFonts w:ascii="Times New Roman" w:eastAsia="標楷體" w:hAnsi="Times New Roman" w:cs="Times New Roman"/>
@@ -2892,86 +2796,84 @@
         </w:rPr>
         <w:t>，因牙齒具有生理方向性。</w:t>
       </w:r>
-      <w:ins w:id="4" w:author="Claude" w:date="2026-10-26T00:00:00Z">
-        <w:r>
-          <w:rPr>
-            <w:rFonts w:ascii="Times New Roman" w:eastAsia="標楷體" w:hAnsi="Times New Roman" w:cs="Times New Roman"/>
-          </w:rPr>
-          <w:t>本階段使用分割資料集之</w:t>
-        </w:r>
-        <w:r>
-          <w:rPr>
-            <w:rFonts w:ascii="Times New Roman" w:eastAsia="標楷體" w:hAnsi="Times New Roman" w:cs="Times New Roman"/>
-          </w:rPr>
-          <w:t xml:space="preserve"> 268 </w:t>
-        </w:r>
-        <w:r>
-          <w:rPr>
-            <w:rFonts w:ascii="Times New Roman" w:eastAsia="標楷體" w:hAnsi="Times New Roman" w:cs="Times New Roman"/>
-          </w:rPr>
-          <w:t>張影像，以固定種子</w:t>
-        </w:r>
-        <w:r>
-          <w:rPr>
-            <w:rFonts w:ascii="Times New Roman" w:eastAsia="標楷體" w:hAnsi="Times New Roman" w:cs="Times New Roman"/>
-          </w:rPr>
-          <w:t xml:space="preserve"> 42 </w:t>
-        </w:r>
-        <w:r>
-          <w:rPr>
-            <w:rFonts w:ascii="Times New Roman" w:eastAsia="標楷體" w:hAnsi="Times New Roman" w:cs="Times New Roman"/>
-          </w:rPr>
-          <w:t>按</w:t>
-        </w:r>
-        <w:r>
-          <w:rPr>
-            <w:rFonts w:ascii="Times New Roman" w:eastAsia="標楷體" w:hAnsi="Times New Roman" w:cs="Times New Roman"/>
-          </w:rPr>
-          <w:t xml:space="preserve"> 8:2 </w:t>
-        </w:r>
-        <w:r>
-          <w:rPr>
-            <w:rFonts w:ascii="Times New Roman" w:eastAsia="標楷體" w:hAnsi="Times New Roman" w:cs="Times New Roman"/>
-          </w:rPr>
-          <w:t>切分為訓練集</w:t>
-        </w:r>
-        <w:r>
-          <w:rPr>
-            <w:rFonts w:ascii="Times New Roman" w:eastAsia="標楷體" w:hAnsi="Times New Roman" w:cs="Times New Roman"/>
-          </w:rPr>
-          <w:t xml:space="preserve"> 215 </w:t>
-        </w:r>
-        <w:r>
-          <w:rPr>
-            <w:rFonts w:ascii="Times New Roman" w:eastAsia="標楷體" w:hAnsi="Times New Roman" w:cs="Times New Roman"/>
-          </w:rPr>
-          <w:t>張與驗證集</w:t>
-        </w:r>
-        <w:r>
-          <w:rPr>
-            <w:rFonts w:ascii="Times New Roman" w:eastAsia="標楷體" w:hAnsi="Times New Roman" w:cs="Times New Roman"/>
-          </w:rPr>
-          <w:t xml:space="preserve"> 53 </w:t>
-        </w:r>
-        <w:r>
-          <w:rPr>
-            <w:rFonts w:ascii="Times New Roman" w:eastAsia="標楷體" w:hAnsi="Times New Roman" w:cs="Times New Roman"/>
-          </w:rPr>
-          <w:t>張，所有訓練種子共用同一組切分；長度評估資料集之</w:t>
-        </w:r>
-        <w:r>
-          <w:rPr>
-            <w:rFonts w:ascii="Times New Roman" w:eastAsia="標楷體" w:hAnsi="Times New Roman" w:cs="Times New Roman"/>
-          </w:rPr>
-          <w:t xml:space="preserve"> 67 </w:t>
-        </w:r>
-        <w:r>
-          <w:rPr>
-            <w:rFonts w:ascii="Times New Roman" w:eastAsia="標楷體" w:hAnsi="Times New Roman" w:cs="Times New Roman"/>
-          </w:rPr>
-          <w:t>張影像全程未參與訓練、驗證與超參數選擇。</w:t>
-        </w:r>
-      </w:ins>
+      <w:r>
+        <w:rPr>
+          <w:rFonts w:ascii="Times New Roman" w:eastAsia="標楷體" w:hAnsi="Times New Roman" w:cs="Times New Roman"/>
+        </w:rPr>
+        <w:t>本階段使用分割資料集之</w:t>
+      </w:r>
+      <w:r>
+        <w:rPr>
+          <w:rFonts w:ascii="Times New Roman" w:eastAsia="標楷體" w:hAnsi="Times New Roman" w:cs="Times New Roman"/>
+        </w:rPr>
+        <w:t xml:space="preserve"> 268 </w:t>
+      </w:r>
+      <w:r>
+        <w:rPr>
+          <w:rFonts w:ascii="Times New Roman" w:eastAsia="標楷體" w:hAnsi="Times New Roman" w:cs="Times New Roman"/>
+        </w:rPr>
+        <w:t>張影像，以固定種子</w:t>
+      </w:r>
+      <w:r>
+        <w:rPr>
+          <w:rFonts w:ascii="Times New Roman" w:eastAsia="標楷體" w:hAnsi="Times New Roman" w:cs="Times New Roman"/>
+        </w:rPr>
+        <w:t xml:space="preserve"> 42 </w:t>
+      </w:r>
+      <w:r>
+        <w:rPr>
+          <w:rFonts w:ascii="Times New Roman" w:eastAsia="標楷體" w:hAnsi="Times New Roman" w:cs="Times New Roman"/>
+        </w:rPr>
+        <w:t>按</w:t>
+      </w:r>
+      <w:r>
+        <w:rPr>
+          <w:rFonts w:ascii="Times New Roman" w:eastAsia="標楷體" w:hAnsi="Times New Roman" w:cs="Times New Roman"/>
+        </w:rPr>
+        <w:t xml:space="preserve"> 8:2 </w:t>
+      </w:r>
+      <w:r>
+        <w:rPr>
+          <w:rFonts w:ascii="Times New Roman" w:eastAsia="標楷體" w:hAnsi="Times New Roman" w:cs="Times New Roman"/>
+        </w:rPr>
+        <w:t>切分為訓練集</w:t>
+      </w:r>
+      <w:r>
+        <w:rPr>
+          <w:rFonts w:ascii="Times New Roman" w:eastAsia="標楷體" w:hAnsi="Times New Roman" w:cs="Times New Roman"/>
+        </w:rPr>
+        <w:t xml:space="preserve"> 215 </w:t>
+      </w:r>
+      <w:r>
+        <w:rPr>
+          <w:rFonts w:ascii="Times New Roman" w:eastAsia="標楷體" w:hAnsi="Times New Roman" w:cs="Times New Roman"/>
+        </w:rPr>
+        <w:t>張與驗證集</w:t>
+      </w:r>
+      <w:r>
+        <w:rPr>
+          <w:rFonts w:ascii="Times New Roman" w:eastAsia="標楷體" w:hAnsi="Times New Roman" w:cs="Times New Roman"/>
+        </w:rPr>
+        <w:t xml:space="preserve"> 53 </w:t>
+      </w:r>
+      <w:r>
+        <w:rPr>
+          <w:rFonts w:ascii="Times New Roman" w:eastAsia="標楷體" w:hAnsi="Times New Roman" w:cs="Times New Roman"/>
+        </w:rPr>
+        <w:t>張，所有訓練種子共用同一組切分；長度評估資料集之</w:t>
+      </w:r>
+      <w:r>
+        <w:rPr>
+          <w:rFonts w:ascii="Times New Roman" w:eastAsia="標楷體" w:hAnsi="Times New Roman" w:cs="Times New Roman"/>
+        </w:rPr>
+        <w:t xml:space="preserve"> 67 </w:t>
+      </w:r>
+      <w:r>
+        <w:rPr>
+          <w:rFonts w:ascii="Times New Roman" w:eastAsia="標楷體" w:hAnsi="Times New Roman" w:cs="Times New Roman"/>
+        </w:rPr>
+        <w:t>張影像全程未參與訓練、驗證與超參數選擇。</w:t>
+      </w:r>
     </w:p>
     <w:p>
       <w:pPr>
@@ -3041,60 +2943,38 @@
         </w:rPr>
         <w:t>。</w:t>
       </w:r>
-      <w:del w:id="5" w:author="Claude" w:date="2026-10-26T00:00:00Z">
-        <w:r>
-          <w:rPr>
-            <w:rFonts w:ascii="Times New Roman" w:eastAsia="標楷體" w:hAnsi="Times New Roman" w:cs="Times New Roman"/>
-          </w:rPr>
-          <w:delText>推論時（</w:delText>
-        </w:r>
-        <w:r>
-          <w:rPr>
-            <w:rFonts w:ascii="Times New Roman" w:eastAsia="標楷體" w:hAnsi="Times New Roman" w:cs="Times New Roman"/>
-          </w:rPr>
-          <w:delText>conf</w:delText>
-        </w:r>
-        <w:r>
-          <w:rPr>
-            <w:rFonts w:ascii="Times New Roman" w:eastAsia="標楷體" w:hAnsi="Times New Roman" w:cs="Times New Roman"/>
-            <w:kern w:val="0"/>
-            <w14:ligatures w14:val="none"/>
-          </w:rPr>
-          <w:delText xml:space="preserve"> ≥ 0.15</w:delText>
-        </w:r>
-        <w:r>
-          <w:rPr>
-            <w:rFonts w:ascii="Times New Roman" w:eastAsia="標楷體" w:hAnsi="Times New Roman" w:cs="Times New Roman"/>
-          </w:rPr>
-          <w:delText>）</w:delText>
-        </w:r>
-      </w:del>
-      <w:ins w:id="6" w:author="Claude" w:date="2026-10-26T00:00:00Z">
-        <w:r>
-          <w:rPr>
-            <w:rFonts w:ascii="Times New Roman" w:eastAsia="標楷體" w:hAnsi="Times New Roman" w:cs="Times New Roman"/>
-          </w:rPr>
-          <w:t>推論於未參與訓練之長度評估資料集</w:t>
-        </w:r>
-        <w:r>
-          <w:rPr>
-            <w:rFonts w:ascii="Times New Roman" w:eastAsia="標楷體" w:hAnsi="Times New Roman" w:cs="Times New Roman"/>
-          </w:rPr>
-          <w:t xml:space="preserve"> 67 </w:t>
-        </w:r>
-        <w:r>
-          <w:rPr>
-            <w:rFonts w:ascii="Times New Roman" w:eastAsia="標楷體" w:hAnsi="Times New Roman" w:cs="Times New Roman"/>
-          </w:rPr>
-          <w:t>張影像上進行；</w:t>
-        </w:r>
-      </w:ins>
-      <w:r>
-        <w:rPr>
-          <w:rFonts w:ascii="Times New Roman" w:eastAsia="標楷體" w:hAnsi="Times New Roman" w:cs="Times New Roman"/>
-        </w:rPr>
-        <w:t>推論時（</w:t>
-      </w:r>
+      <w:r>
+        <w:rPr>
+          <w:rFonts w:ascii="Times New Roman" w:eastAsia="標楷體" w:hAnsi="Times New Roman" w:cs="Times New Roman"/>
+        </w:rPr>
+        <w:t>推論於未參與訓練之長度評估資料集</w:t>
+      </w:r>
+      <w:r>
+        <w:rPr>
+          <w:rFonts w:ascii="Times New Roman" w:eastAsia="標楷體" w:hAnsi="Times New Roman" w:cs="Times New Roman"/>
+        </w:rPr>
+        <w:t xml:space="preserve"> 67 </w:t>
+      </w:r>
+      <w:r>
+        <w:rPr>
+          <w:rFonts w:ascii="Times New Roman" w:eastAsia="標楷體" w:hAnsi="Times New Roman" w:cs="Times New Roman"/>
+        </w:rPr>
+        <w:t>張影像上進行；</w:t>
+      </w:r>
+      <w:r>
+        <w:rPr>
+          <w:rFonts w:ascii="Times New Roman" w:eastAsia="標楷體" w:hAnsi="Times New Roman" w:cs="Times New Roman"/>
+        </w:rPr>
+        <w:t>推論時</w:t>
+      </w:r>
+      <w:proofErr w:type="gramStart"/>
+      <w:r>
+        <w:rPr>
+          <w:rFonts w:ascii="Times New Roman" w:eastAsia="標楷體" w:hAnsi="Times New Roman" w:cs="Times New Roman"/>
+        </w:rPr>
+        <w:t>（</w:t>
+      </w:r>
+      <w:proofErr w:type="gramEnd"/>
       <w:r>
         <w:rPr>
           <w:rFonts w:ascii="Times New Roman" w:eastAsia="標楷體" w:hAnsi="Times New Roman" w:cs="Times New Roman"/>
@@ -3137,7 +3017,25 @@
           <w:kern w:val="0"/>
           <w14:ligatures w14:val="none"/>
         </w:rPr>
-        <w:t>開運算去除細連線，僅保留最大連通區以排除分割碎塊；目標牙以遮罩外接框與參考框</w:t>
+        <w:t>開運算去除細連線，僅保留最大連通區以排除分割碎塊；</w:t>
+      </w:r>
+      <w:proofErr w:type="gramStart"/>
+      <w:r>
+        <w:rPr>
+          <w:rFonts w:ascii="Times New Roman" w:eastAsia="標楷體" w:hAnsi="Times New Roman" w:cs="Times New Roman"/>
+          <w:kern w:val="0"/>
+          <w14:ligatures w14:val="none"/>
+        </w:rPr>
+        <w:t>目標牙以遮罩外接框與</w:t>
+      </w:r>
+      <w:proofErr w:type="gramEnd"/>
+      <w:r>
+        <w:rPr>
+          <w:rFonts w:ascii="Times New Roman" w:eastAsia="標楷體" w:hAnsi="Times New Roman" w:cs="Times New Roman"/>
+          <w:kern w:val="0"/>
+          <w14:ligatures w14:val="none"/>
+        </w:rPr>
+        <w:t>參考框</w:t>
       </w:r>
       <w:r>
         <w:rPr>
@@ -3199,38 +3097,36 @@
           <w:rFonts w:ascii="Times New Roman" w:eastAsia="標楷體" w:hAnsi="Times New Roman" w:cs="Times New Roman"/>
         </w:rPr>
       </w:pPr>
-      <w:ins w:id="7" w:author="Claude" w:date="2026-10-26T00:00:00Z">
-        <w:r>
-          <w:rPr>
-            <w:rFonts w:ascii="Times New Roman" w:eastAsia="標楷體" w:hAnsi="Times New Roman" w:cs="Times New Roman"/>
-          </w:rPr>
-          <w:t>長度量測如圖</w:t>
-        </w:r>
-        <w:r>
-          <w:rPr>
-            <w:rFonts w:ascii="Times New Roman" w:eastAsia="標楷體" w:hAnsi="Times New Roman" w:cs="Times New Roman"/>
-          </w:rPr>
-          <w:t>1(B)</w:t>
-        </w:r>
-        <w:r>
-          <w:rPr>
-            <w:rFonts w:ascii="Times New Roman" w:eastAsia="標楷體" w:hAnsi="Times New Roman" w:cs="Times New Roman"/>
-          </w:rPr>
-          <w:t>，於測試集</w:t>
-        </w:r>
-        <w:r>
-          <w:rPr>
-            <w:rFonts w:ascii="Times New Roman" w:eastAsia="標楷體" w:hAnsi="Times New Roman" w:cs="Times New Roman"/>
-          </w:rPr>
-          <w:t xml:space="preserve"> 67 </w:t>
-        </w:r>
-        <w:r>
-          <w:rPr>
-            <w:rFonts w:ascii="Times New Roman" w:eastAsia="標楷體" w:hAnsi="Times New Roman" w:cs="Times New Roman"/>
-          </w:rPr>
-          <w:t>張影像之預測遮罩上進行。</w:t>
-        </w:r>
-      </w:ins>
+      <w:r>
+        <w:rPr>
+          <w:rFonts w:ascii="Times New Roman" w:eastAsia="標楷體" w:hAnsi="Times New Roman" w:cs="Times New Roman"/>
+        </w:rPr>
+        <w:t>長度量測如圖</w:t>
+      </w:r>
+      <w:r>
+        <w:rPr>
+          <w:rFonts w:ascii="Times New Roman" w:eastAsia="標楷體" w:hAnsi="Times New Roman" w:cs="Times New Roman"/>
+        </w:rPr>
+        <w:t>1(B)</w:t>
+      </w:r>
+      <w:r>
+        <w:rPr>
+          <w:rFonts w:ascii="Times New Roman" w:eastAsia="標楷體" w:hAnsi="Times New Roman" w:cs="Times New Roman"/>
+        </w:rPr>
+        <w:t>，於測試集</w:t>
+      </w:r>
+      <w:r>
+        <w:rPr>
+          <w:rFonts w:ascii="Times New Roman" w:eastAsia="標楷體" w:hAnsi="Times New Roman" w:cs="Times New Roman"/>
+        </w:rPr>
+        <w:t xml:space="preserve"> 67 </w:t>
+      </w:r>
+      <w:r>
+        <w:rPr>
+          <w:rFonts w:ascii="Times New Roman" w:eastAsia="標楷體" w:hAnsi="Times New Roman" w:cs="Times New Roman"/>
+        </w:rPr>
+        <w:t>張影像之預測遮罩上進行。</w:t>
+      </w:r>
       <w:r>
         <w:rPr>
           <w:rFonts w:ascii="Times New Roman" w:eastAsia="標楷體" w:hAnsi="Times New Roman" w:cs="Times New Roman"/>
@@ -3614,78 +3510,36 @@
         </w:rPr>
         <w:t>由於影像來自不同解析度之匯出設定，</w:t>
       </w:r>
-      <w:del w:id="8" w:author="Claude" w:date="2026-10-26T00:00:00Z">
-        <w:r>
-          <w:rPr>
-            <w:rFonts w:ascii="Times New Roman" w:eastAsia="標楷體" w:hAnsi="Times New Roman" w:cs="Times New Roman"/>
-          </w:rPr>
-          <w:delText>各影像之</w:delText>
-        </w:r>
-        <w:r>
-          <w:rPr>
-            <w:rFonts w:ascii="Times New Roman" w:eastAsia="標楷體" w:hAnsi="Times New Roman" w:cs="Times New Roman"/>
-          </w:rPr>
-          <w:delText xml:space="preserve"> px/mm </w:delText>
-        </w:r>
-        <w:r>
-          <w:rPr>
-            <w:rFonts w:ascii="Times New Roman" w:eastAsia="標楷體" w:hAnsi="Times New Roman" w:cs="Times New Roman"/>
-          </w:rPr>
-          <w:delText>刻度不一致（整體變異係數約</w:delText>
-        </w:r>
-        <w:r>
-          <w:rPr>
-            <w:rFonts w:ascii="Times New Roman" w:eastAsia="標楷體" w:hAnsi="Times New Roman" w:cs="Times New Roman"/>
-          </w:rPr>
-          <w:delText xml:space="preserve"> 0.41</w:delText>
-        </w:r>
-      </w:del>
-      <w:ins w:id="9" w:author="Claude" w:date="2026-10-26T00:00:00Z">
-        <w:r>
-          <w:rPr>
-            <w:rFonts w:ascii="Times New Roman" w:eastAsia="標楷體" w:hAnsi="Times New Roman" w:cs="Times New Roman"/>
-          </w:rPr>
-          <w:t>各影像之</w:t>
-        </w:r>
-        <w:r>
-          <w:rPr>
-            <w:rFonts w:ascii="Times New Roman" w:eastAsia="標楷體" w:hAnsi="Times New Roman" w:cs="Times New Roman"/>
-          </w:rPr>
-          <w:t xml:space="preserve"> </w:t>
-        </w:r>
-        <w:proofErr w:type="spellStart"/>
-        <w:r>
-          <w:rPr>
-            <w:rFonts w:ascii="Times New Roman" w:eastAsia="標楷體" w:hAnsi="Times New Roman" w:cs="Times New Roman"/>
-          </w:rPr>
-          <w:t>px</w:t>
-        </w:r>
-        <w:proofErr w:type="spellEnd"/>
-        <w:r>
-          <w:rPr>
-            <w:rFonts w:ascii="Times New Roman" w:eastAsia="標楷體" w:hAnsi="Times New Roman" w:cs="Times New Roman"/>
-          </w:rPr>
-          <w:t xml:space="preserve">/mm </w:t>
-        </w:r>
-        <w:r>
-          <w:rPr>
-            <w:rFonts w:ascii="Times New Roman" w:eastAsia="標楷體" w:hAnsi="Times New Roman" w:cs="Times New Roman"/>
-          </w:rPr>
-          <w:t>刻度不一致（以具參考長度之</w:t>
-        </w:r>
-        <w:r>
-          <w:rPr>
-            <w:rFonts w:ascii="Times New Roman" w:eastAsia="標楷體" w:hAnsi="Times New Roman" w:cs="Times New Roman"/>
-          </w:rPr>
-          <w:t xml:space="preserve"> 67 </w:t>
-        </w:r>
-        <w:r>
-          <w:rPr>
-            <w:rFonts w:ascii="Times New Roman" w:eastAsia="標楷體" w:hAnsi="Times New Roman" w:cs="Times New Roman"/>
-          </w:rPr>
-          <w:t>張影像估計，</w:t>
-        </w:r>
-      </w:ins>
+      <w:r>
+        <w:rPr>
+          <w:rFonts w:ascii="Times New Roman" w:eastAsia="標楷體" w:hAnsi="Times New Roman" w:cs="Times New Roman"/>
+        </w:rPr>
+        <w:t>各影像之</w:t>
+      </w:r>
+      <w:r>
+        <w:rPr>
+          <w:rFonts w:ascii="Times New Roman" w:eastAsia="標楷體" w:hAnsi="Times New Roman" w:cs="Times New Roman"/>
+        </w:rPr>
+        <w:t xml:space="preserve"> px/mm </w:t>
+      </w:r>
+      <w:r>
+        <w:rPr>
+          <w:rFonts w:ascii="Times New Roman" w:eastAsia="標楷體" w:hAnsi="Times New Roman" w:cs="Times New Roman"/>
+        </w:rPr>
+        <w:t>刻度不一致（以具參考長度之</w:t>
+      </w:r>
+      <w:r>
+        <w:rPr>
+          <w:rFonts w:ascii="Times New Roman" w:eastAsia="標楷體" w:hAnsi="Times New Roman" w:cs="Times New Roman"/>
+        </w:rPr>
+        <w:t xml:space="preserve"> 67 </w:t>
+      </w:r>
+      <w:r>
+        <w:rPr>
+          <w:rFonts w:ascii="Times New Roman" w:eastAsia="標楷體" w:hAnsi="Times New Roman" w:cs="Times New Roman"/>
+        </w:rPr>
+        <w:t>張影像估計，</w:t>
+      </w:r>
       <w:r>
         <w:rPr>
           <w:rFonts w:ascii="Times New Roman" w:eastAsia="標楷體" w:hAnsi="Times New Roman" w:cs="Times New Roman"/>
@@ -3708,7 +3562,21 @@
         <w:rPr>
           <w:rFonts w:ascii="Times New Roman" w:eastAsia="標楷體" w:hAnsi="Times New Roman" w:cs="Times New Roman"/>
         </w:rPr>
-        <w:t xml:space="preserve"> 0.05–0.10</w:t>
+        <w:t xml:space="preserve"> 0.05</w:t>
+      </w:r>
+      <w:proofErr w:type="gramStart"/>
+      <w:r>
+        <w:rPr>
+          <w:rFonts w:ascii="Times New Roman" w:eastAsia="標楷體" w:hAnsi="Times New Roman" w:cs="Times New Roman"/>
+        </w:rPr>
+        <w:t>–</w:t>
+      </w:r>
+      <w:proofErr w:type="gramEnd"/>
+      <w:r>
+        <w:rPr>
+          <w:rFonts w:ascii="Times New Roman" w:eastAsia="標楷體" w:hAnsi="Times New Roman" w:cs="Times New Roman"/>
+        </w:rPr>
+        <w:t>0.10</w:t>
       </w:r>
       <w:r>
         <w:rPr>
@@ -3862,69 +3730,67 @@
           <w:rFonts w:ascii="Times New Roman" w:eastAsia="標楷體" w:hAnsi="Times New Roman" w:cs="Times New Roman"/>
         </w:rPr>
       </w:pPr>
-      <w:ins w:id="10" w:author="Claude" w:date="2026-10-26T00:00:00Z">
-        <w:r>
-          <w:rPr>
-            <w:rFonts w:ascii="Times New Roman" w:eastAsia="標楷體" w:hAnsi="Times New Roman" w:cs="Times New Roman"/>
-          </w:rPr>
-          <w:t>像素</w:t>
-        </w:r>
-        <w:r>
-          <w:rPr>
-            <w:rFonts w:ascii="Times New Roman" w:eastAsia="標楷體" w:hAnsi="Times New Roman" w:cs="Times New Roman"/>
-          </w:rPr>
-          <w:t>–</w:t>
-        </w:r>
-        <w:r>
-          <w:rPr>
-            <w:rFonts w:ascii="Times New Roman" w:eastAsia="標楷體" w:hAnsi="Times New Roman" w:cs="Times New Roman"/>
-          </w:rPr>
-          <w:t>毫米換算階段僅使用具充填長度參考標準之長度評估資料集（</w:t>
-        </w:r>
-        <w:r>
-          <w:rPr>
-            <w:rFonts w:ascii="Times New Roman" w:eastAsia="標楷體" w:hAnsi="Times New Roman" w:cs="Times New Roman"/>
-          </w:rPr>
-          <w:t>n = 67</w:t>
-        </w:r>
-        <w:r>
-          <w:rPr>
-            <w:rFonts w:ascii="Times New Roman" w:eastAsia="標楷體" w:hAnsi="Times New Roman" w:cs="Times New Roman"/>
-          </w:rPr>
-          <w:t>），不</w:t>
-        </w:r>
-        <w:r>
-          <w:rPr>
-            <w:rFonts w:ascii="Times New Roman" w:eastAsia="標楷體" w:hAnsi="Times New Roman" w:cs="Times New Roman"/>
-          </w:rPr>
-          <w:lastRenderedPageBreak/>
-          <w:t>使用分割訓練</w:t>
-        </w:r>
-        <w:r>
-          <w:rPr>
-            <w:rFonts w:ascii="Times New Roman" w:eastAsia="標楷體" w:hAnsi="Times New Roman" w:cs="Times New Roman"/>
-          </w:rPr>
-          <w:t>/</w:t>
-        </w:r>
-        <w:r>
-          <w:rPr>
-            <w:rFonts w:ascii="Times New Roman" w:eastAsia="標楷體" w:hAnsi="Times New Roman" w:cs="Times New Roman"/>
-          </w:rPr>
-          <w:t>驗證之</w:t>
-        </w:r>
-        <w:r>
-          <w:rPr>
-            <w:rFonts w:ascii="Times New Roman" w:eastAsia="標楷體" w:hAnsi="Times New Roman" w:cs="Times New Roman"/>
-          </w:rPr>
-          <w:t xml:space="preserve"> 268 </w:t>
-        </w:r>
-        <w:r>
-          <w:rPr>
-            <w:rFonts w:ascii="Times New Roman" w:eastAsia="標楷體" w:hAnsi="Times New Roman" w:cs="Times New Roman"/>
-          </w:rPr>
-          <w:t>張影像。</w:t>
-        </w:r>
-      </w:ins>
+      <w:r>
+        <w:rPr>
+          <w:rFonts w:ascii="Times New Roman" w:eastAsia="標楷體" w:hAnsi="Times New Roman" w:cs="Times New Roman"/>
+        </w:rPr>
+        <w:t>像素</w:t>
+      </w:r>
+      <w:r>
+        <w:rPr>
+          <w:rFonts w:ascii="Times New Roman" w:eastAsia="標楷體" w:hAnsi="Times New Roman" w:cs="Times New Roman"/>
+        </w:rPr>
+        <w:t>–</w:t>
+      </w:r>
+      <w:r>
+        <w:rPr>
+          <w:rFonts w:ascii="Times New Roman" w:eastAsia="標楷體" w:hAnsi="Times New Roman" w:cs="Times New Roman"/>
+        </w:rPr>
+        <w:t>毫米換算階段僅使用具充填長度參考標準之長度評估資料集（</w:t>
+      </w:r>
+      <w:r>
+        <w:rPr>
+          <w:rFonts w:ascii="Times New Roman" w:eastAsia="標楷體" w:hAnsi="Times New Roman" w:cs="Times New Roman"/>
+        </w:rPr>
+        <w:t>n = 67</w:t>
+      </w:r>
+      <w:r>
+        <w:rPr>
+          <w:rFonts w:ascii="Times New Roman" w:eastAsia="標楷體" w:hAnsi="Times New Roman" w:cs="Times New Roman"/>
+        </w:rPr>
+        <w:t>），不</w:t>
+      </w:r>
+      <w:r>
+        <w:rPr>
+          <w:rFonts w:ascii="Times New Roman" w:eastAsia="標楷體" w:hAnsi="Times New Roman" w:cs="Times New Roman"/>
+        </w:rPr>
+        <w:lastRenderedPageBreak/>
+        <w:t>使用分割訓練</w:t>
+      </w:r>
+      <w:r>
+        <w:rPr>
+          <w:rFonts w:ascii="Times New Roman" w:eastAsia="標楷體" w:hAnsi="Times New Roman" w:cs="Times New Roman"/>
+        </w:rPr>
+        <w:t>/</w:t>
+      </w:r>
+      <w:r>
+        <w:rPr>
+          <w:rFonts w:ascii="Times New Roman" w:eastAsia="標楷體" w:hAnsi="Times New Roman" w:cs="Times New Roman"/>
+        </w:rPr>
+        <w:t>驗證之</w:t>
+      </w:r>
+      <w:r>
+        <w:rPr>
+          <w:rFonts w:ascii="Times New Roman" w:eastAsia="標楷體" w:hAnsi="Times New Roman" w:cs="Times New Roman"/>
+        </w:rPr>
+        <w:t xml:space="preserve"> 268 </w:t>
+      </w:r>
+      <w:r>
+        <w:rPr>
+          <w:rFonts w:ascii="Times New Roman" w:eastAsia="標楷體" w:hAnsi="Times New Roman" w:cs="Times New Roman"/>
+        </w:rPr>
+        <w:t>張影像。</w:t>
+      </w:r>
       <w:r>
         <w:rPr>
           <w:rFonts w:ascii="Times New Roman" w:eastAsia="標楷體" w:hAnsi="Times New Roman" w:cs="Times New Roman"/>
@@ -11908,7 +11774,7 @@
 </file>
 
 <file path=word/endnotes.xml><?xml version="1.0" encoding="utf-8"?>
-<w:endnotes xmlns:wpc="http://schemas.microsoft.com/office/word/2010/wordprocessingCanvas" xmlns:cx="http://schemas.microsoft.com/office/drawing/2014/chartex" xmlns:cx1="http://schemas.microsoft.com/office/drawing/2015/9/8/chartex" xmlns:cx2="http://schemas.microsoft.com/office/drawing/2015/10/21/chartex" xmlns:cx3="http://schemas.microsoft.com/office/drawing/2016/5/9/chartex" xmlns:cx4="http://schemas.microsoft.com/office/drawing/2016/5/10/chartex" xmlns:cx5="http://schemas.microsoft.com/office/drawing/2016/5/11/chartex" xmlns:cx6="http://schemas.microsoft.com/office/drawing/2016/5/12/chartex" xmlns:cx7="http://schemas.microsoft.com/office/drawing/2016/5/13/chartex" xmlns:cx8="http://schemas.microsoft.com/office/drawing/2016/5/14/chartex" xmlns:mc="http://schemas.openxmlformats.org/markup-compatibility/2006" xmlns:aink="http://schemas.microsoft.com/office/drawing/2016/ink" xmlns:am3d="http://schemas.microsoft.com/office/drawing/2017/model3d" xmlns:o="urn:schemas-microsoft-com:office:office" xmlns:oel="http://schemas.microsoft.com/office/2019/extlst" xmlns:r="http://schemas.openxmlformats.org/officeDocument/2006/relationships" xmlns:m="http://schemas.openxmlformats.org/officeDocument/2006/math" xmlns:v="urn:schemas-microsoft-com:vml" xmlns:wp14="http://schemas.microsoft.com/office/word/2010/wordprocessingDrawing" xmlns:wp="http://schemas.openxmlformats.org/drawingml/2006/wordprocessingDrawing" xmlns:w10="urn:schemas-microsoft-com:office:word" xmlns:w="http://schemas.openxmlformats.org/wordprocessingml/2006/main" xmlns:w14="http://schemas.microsoft.com/office/word/2010/wordml" xmlns:w15="http://schemas.microsoft.com/office/word/2012/wordml" xmlns:w16cex="http://schemas.microsoft.com/office/word/2018/wordml/cex" xmlns:w16cid="http://schemas.microsoft.com/office/word/2016/wordml/cid" xmlns:w16="http://schemas.microsoft.com/office/word/2018/wordml" xmlns:w16du="http://schemas.microsoft.com/office/word/2023/wordml/word16du" xmlns:w16sdtdh="http://schemas.microsoft.com/office/word/2020/wordml/sdtdatahash" xmlns:w16sdtfl="http://schemas.microsoft.com/office/word/2024/wordml/sdtformatlock" xmlns:w16se="http://schemas.microsoft.com/office/word/2015/wordml/symex" xmlns:wpg="http://schemas.microsoft.com/office/word/2010/wordprocessingGroup" xmlns:wpi="http://schemas.microsoft.com/office/word/2010/wordprocessingInk" xmlns:wne="http://schemas.microsoft.com/office/word/2006/wordml" xmlns:wps="http://schemas.microsoft.com/office/word/2010/wordprocessingShape" mc:Ignorable="w14 w15 w16se w16cid w16 w16cex w16sdtdh w16sdtfl w16du wp14">
+<w:endnotes xmlns:wpc="http://schemas.microsoft.com/office/word/2010/wordprocessingCanvas" xmlns:cx="http://schemas.microsoft.com/office/drawing/2014/chartex" xmlns:cx1="http://schemas.microsoft.com/office/drawing/2015/9/8/chartex" xmlns:cx2="http://schemas.microsoft.com/office/drawing/2015/10/21/chartex" xmlns:cx3="http://schemas.microsoft.com/office/drawing/2016/5/9/chartex" xmlns:cx4="http://schemas.microsoft.com/office/drawing/2016/5/10/chartex" xmlns:cx5="http://schemas.microsoft.com/office/drawing/2016/5/11/chartex" xmlns:cx6="http://schemas.microsoft.com/office/drawing/2016/5/12/chartex" xmlns:cx7="http://schemas.microsoft.com/office/drawing/2016/5/13/chartex" xmlns:cx8="http://schemas.microsoft.com/office/drawing/2016/5/14/chartex" xmlns:mc="http://schemas.openxmlformats.org/markup-compatibility/2006" xmlns:aink="http://schemas.microsoft.com/office/drawing/2016/ink" xmlns:am3d="http://schemas.microsoft.com/office/drawing/2017/model3d" xmlns:o="urn:schemas-microsoft-com:office:office" xmlns:r="http://schemas.openxmlformats.org/officeDocument/2006/relationships" xmlns:m="http://schemas.openxmlformats.org/officeDocument/2006/math" xmlns:v="urn:schemas-microsoft-com:vml" xmlns:wp14="http://schemas.microsoft.com/office/word/2010/wordprocessingDrawing" xmlns:wp="http://schemas.openxmlformats.org/drawingml/2006/wordprocessingDrawing" xmlns:w10="urn:schemas-microsoft-com:office:word" xmlns:w="http://schemas.openxmlformats.org/wordprocessingml/2006/main" xmlns:w14="http://schemas.microsoft.com/office/word/2010/wordml" xmlns:w15="http://schemas.microsoft.com/office/word/2012/wordml" xmlns:w16cid="http://schemas.microsoft.com/office/word/2016/wordml/cid" xmlns:w16se="http://schemas.microsoft.com/office/word/2015/wordml/symex" xmlns:wpg="http://schemas.microsoft.com/office/word/2010/wordprocessingGroup" xmlns:wpi="http://schemas.microsoft.com/office/word/2010/wordprocessingInk" xmlns:wne="http://schemas.microsoft.com/office/word/2006/wordml" xmlns:wps="http://schemas.microsoft.com/office/word/2010/wordprocessingShape" mc:Ignorable="w14 w15 w16se w16cid wp14">
   <w:endnote w:type="separator" w:id="-1">
     <w:p>
       <w:pPr>
@@ -11933,7 +11799,7 @@
 </file>
 
 <file path=word/footnotes.xml><?xml version="1.0" encoding="utf-8"?>
-<w:footnotes xmlns:wpc="http://schemas.microsoft.com/office/word/2010/wordprocessingCanvas" xmlns:cx="http://schemas.microsoft.com/office/drawing/2014/chartex" xmlns:cx1="http://schemas.microsoft.com/office/drawing/2015/9/8/chartex" xmlns:cx2="http://schemas.microsoft.com/office/drawing/2015/10/21/chartex" xmlns:cx3="http://schemas.microsoft.com/office/drawing/2016/5/9/chartex" xmlns:cx4="http://schemas.microsoft.com/office/drawing/2016/5/10/chartex" xmlns:cx5="http://schemas.microsoft.com/office/drawing/2016/5/11/chartex" xmlns:cx6="http://schemas.microsoft.com/office/drawing/2016/5/12/chartex" xmlns:cx7="http://schemas.microsoft.com/office/drawing/2016/5/13/chartex" xmlns:cx8="http://schemas.microsoft.com/office/drawing/2016/5/14/chartex" xmlns:mc="http://schemas.openxmlformats.org/markup-compatibility/2006" xmlns:aink="http://schemas.microsoft.com/office/drawing/2016/ink" xmlns:am3d="http://schemas.microsoft.com/office/drawing/2017/model3d" xmlns:o="urn:schemas-microsoft-com:office:office" xmlns:oel="http://schemas.microsoft.com/office/2019/extlst" xmlns:r="http://schemas.openxmlformats.org/officeDocument/2006/relationships" xmlns:m="http://schemas.openxmlformats.org/officeDocument/2006/math" xmlns:v="urn:schemas-microsoft-com:vml" xmlns:wp14="http://schemas.microsoft.com/office/word/2010/wordprocessingDrawing" xmlns:wp="http://schemas.openxmlformats.org/drawingml/2006/wordprocessingDrawing" xmlns:w10="urn:schemas-microsoft-com:office:word" xmlns:w="http://schemas.openxmlformats.org/wordprocessingml/2006/main" xmlns:w14="http://schemas.microsoft.com/office/word/2010/wordml" xmlns:w15="http://schemas.microsoft.com/office/word/2012/wordml" xmlns:w16cex="http://schemas.microsoft.com/office/word/2018/wordml/cex" xmlns:w16cid="http://schemas.microsoft.com/office/word/2016/wordml/cid" xmlns:w16="http://schemas.microsoft.com/office/word/2018/wordml" xmlns:w16du="http://schemas.microsoft.com/office/word/2023/wordml/word16du" xmlns:w16sdtdh="http://schemas.microsoft.com/office/word/2020/wordml/sdtdatahash" xmlns:w16sdtfl="http://schemas.microsoft.com/office/word/2024/wordml/sdtformatlock" xmlns:w16se="http://schemas.microsoft.com/office/word/2015/wordml/symex" xmlns:wpg="http://schemas.microsoft.com/office/word/2010/wordprocessingGroup" xmlns:wpi="http://schemas.microsoft.com/office/word/2010/wordprocessingInk" xmlns:wne="http://schemas.microsoft.com/office/word/2006/wordml" xmlns:wps="http://schemas.microsoft.com/office/word/2010/wordprocessingShape" mc:Ignorable="w14 w15 w16se w16cid w16 w16cex w16sdtdh w16sdtfl w16du wp14">
+<w:footnotes xmlns:wpc="http://schemas.microsoft.com/office/word/2010/wordprocessingCanvas" xmlns:cx="http://schemas.microsoft.com/office/drawing/2014/chartex" xmlns:cx1="http://schemas.microsoft.com/office/drawing/2015/9/8/chartex" xmlns:cx2="http://schemas.microsoft.com/office/drawing/2015/10/21/chartex" xmlns:cx3="http://schemas.microsoft.com/office/drawing/2016/5/9/chartex" xmlns:cx4="http://schemas.microsoft.com/office/drawing/2016/5/10/chartex" xmlns:cx5="http://schemas.microsoft.com/office/drawing/2016/5/11/chartex" xmlns:cx6="http://schemas.microsoft.com/office/drawing/2016/5/12/chartex" xmlns:cx7="http://schemas.microsoft.com/office/drawing/2016/5/13/chartex" xmlns:cx8="http://schemas.microsoft.com/office/drawing/2016/5/14/chartex" xmlns:mc="http://schemas.openxmlformats.org/markup-compatibility/2006" xmlns:aink="http://schemas.microsoft.com/office/drawing/2016/ink" xmlns:am3d="http://schemas.microsoft.com/office/drawing/2017/model3d" xmlns:o="urn:schemas-microsoft-com:office:office" xmlns:r="http://schemas.openxmlformats.org/officeDocument/2006/relationships" xmlns:m="http://schemas.openxmlformats.org/officeDocument/2006/math" xmlns:v="urn:schemas-microsoft-com:vml" xmlns:wp14="http://schemas.microsoft.com/office/word/2010/wordprocessingDrawing" xmlns:wp="http://schemas.openxmlformats.org/drawingml/2006/wordprocessingDrawing" xmlns:w10="urn:schemas-microsoft-com:office:word" xmlns:w="http://schemas.openxmlformats.org/wordprocessingml/2006/main" xmlns:w14="http://schemas.microsoft.com/office/word/2010/wordml" xmlns:w15="http://schemas.microsoft.com/office/word/2012/wordml" xmlns:w16cid="http://schemas.microsoft.com/office/word/2016/wordml/cid" xmlns:w16se="http://schemas.microsoft.com/office/word/2015/wordml/symex" xmlns:wpg="http://schemas.microsoft.com/office/word/2010/wordprocessingGroup" xmlns:wpi="http://schemas.microsoft.com/office/word/2010/wordprocessingInk" xmlns:wne="http://schemas.microsoft.com/office/word/2006/wordml" xmlns:wps="http://schemas.microsoft.com/office/word/2010/wordprocessingShape" mc:Ignorable="w14 w15 w16se w16cid wp14">
   <w:footnote w:type="separator" w:id="-1">
     <w:p>
       <w:pPr>
@@ -11958,7 +11824,7 @@
 </file>
 
 <file path=word/numbering.xml><?xml version="1.0" encoding="utf-8"?>
-<w:numbering xmlns:wpc="http://schemas.microsoft.com/office/word/2010/wordprocessingCanvas" xmlns:cx="http://schemas.microsoft.com/office/drawing/2014/chartex" xmlns:cx1="http://schemas.microsoft.com/office/drawing/2015/9/8/chartex" xmlns:cx2="http://schemas.microsoft.com/office/drawing/2015/10/21/chartex" xmlns:cx3="http://schemas.microsoft.com/office/drawing/2016/5/9/chartex" xmlns:cx4="http://schemas.microsoft.com/office/drawing/2016/5/10/chartex" xmlns:cx5="http://schemas.microsoft.com/office/drawing/2016/5/11/chartex" xmlns:cx6="http://schemas.microsoft.com/office/drawing/2016/5/12/chartex" xmlns:cx7="http://schemas.microsoft.com/office/drawing/2016/5/13/chartex" xmlns:cx8="http://schemas.microsoft.com/office/drawing/2016/5/14/chartex" xmlns:mc="http://schemas.openxmlformats.org/markup-compatibility/2006" xmlns:aink="http://schemas.microsoft.com/office/drawing/2016/ink" xmlns:am3d="http://schemas.microsoft.com/office/drawing/2017/model3d" xmlns:o="urn:schemas-microsoft-com:office:office" xmlns:oel="http://schemas.microsoft.com/office/2019/extlst" xmlns:r="http://schemas.openxmlformats.org/officeDocument/2006/relationships" xmlns:m="http://schemas.openxmlformats.org/officeDocument/2006/math" xmlns:v="urn:schemas-microsoft-com:vml" xmlns:wp14="http://schemas.microsoft.com/office/word/2010/wordprocessingDrawing" xmlns:wp="http://schemas.openxmlformats.org/drawingml/2006/wordprocessingDrawing" xmlns:w10="urn:schemas-microsoft-com:office:word" xmlns:w="http://schemas.openxmlformats.org/wordprocessingml/2006/main" xmlns:w14="http://schemas.microsoft.com/office/word/2010/wordml" xmlns:w15="http://schemas.microsoft.com/office/word/2012/wordml" xmlns:w16cex="http://schemas.microsoft.com/office/word/2018/wordml/cex" xmlns:w16cid="http://schemas.microsoft.com/office/word/2016/wordml/cid" xmlns:w16="http://schemas.microsoft.com/office/word/2018/wordml" xmlns:w16du="http://schemas.microsoft.com/office/word/2023/wordml/word16du" xmlns:w16sdtdh="http://schemas.microsoft.com/office/word/2020/wordml/sdtdatahash" xmlns:w16sdtfl="http://schemas.microsoft.com/office/word/2024/wordml/sdtformatlock" xmlns:w16se="http://schemas.microsoft.com/office/word/2015/wordml/symex" xmlns:wpg="http://schemas.microsoft.com/office/word/2010/wordprocessingGroup" xmlns:wpi="http://schemas.microsoft.com/office/word/2010/wordprocessingInk" xmlns:wne="http://schemas.microsoft.com/office/word/2006/wordml" xmlns:wps="http://schemas.microsoft.com/office/word/2010/wordprocessingShape" mc:Ignorable="w14 w15 w16se w16cid w16 w16cex w16sdtdh w16sdtfl w16du wp14">
+<w:numbering xmlns:wpc="http://schemas.microsoft.com/office/word/2010/wordprocessingCanvas" xmlns:cx="http://schemas.microsoft.com/office/drawing/2014/chartex" xmlns:cx1="http://schemas.microsoft.com/office/drawing/2015/9/8/chartex" xmlns:cx2="http://schemas.microsoft.com/office/drawing/2015/10/21/chartex" xmlns:cx3="http://schemas.microsoft.com/office/drawing/2016/5/9/chartex" xmlns:cx4="http://schemas.microsoft.com/office/drawing/2016/5/10/chartex" xmlns:cx5="http://schemas.microsoft.com/office/drawing/2016/5/11/chartex" xmlns:cx6="http://schemas.microsoft.com/office/drawing/2016/5/12/chartex" xmlns:cx7="http://schemas.microsoft.com/office/drawing/2016/5/13/chartex" xmlns:cx8="http://schemas.microsoft.com/office/drawing/2016/5/14/chartex" xmlns:mc="http://schemas.openxmlformats.org/markup-compatibility/2006" xmlns:aink="http://schemas.microsoft.com/office/drawing/2016/ink" xmlns:am3d="http://schemas.microsoft.com/office/drawing/2017/model3d" xmlns:o="urn:schemas-microsoft-com:office:office" xmlns:r="http://schemas.openxmlformats.org/officeDocument/2006/relationships" xmlns:m="http://schemas.openxmlformats.org/officeDocument/2006/math" xmlns:v="urn:schemas-microsoft-com:vml" xmlns:wp14="http://schemas.microsoft.com/office/word/2010/wordprocessingDrawing" xmlns:wp="http://schemas.openxmlformats.org/drawingml/2006/wordprocessingDrawing" xmlns:w10="urn:schemas-microsoft-com:office:word" xmlns:w="http://schemas.openxmlformats.org/wordprocessingml/2006/main" xmlns:w14="http://schemas.microsoft.com/office/word/2010/wordml" xmlns:w15="http://schemas.microsoft.com/office/word/2012/wordml" xmlns:w16cid="http://schemas.microsoft.com/office/word/2016/wordml/cid" xmlns:w16se="http://schemas.microsoft.com/office/word/2015/wordml/symex" xmlns:wpg="http://schemas.microsoft.com/office/word/2010/wordprocessingGroup" xmlns:wpi="http://schemas.microsoft.com/office/word/2010/wordprocessingInk" xmlns:wne="http://schemas.microsoft.com/office/word/2006/wordml" xmlns:wps="http://schemas.microsoft.com/office/word/2010/wordprocessingShape" mc:Ignorable="w14 w15 w16se w16cid wp14">
   <w:abstractNum w:abstractNumId="0" w15:restartNumberingAfterBreak="0">
     <w:nsid w:val="116508B4"/>
     <w:multiLevelType w:val="multilevel"/>
@@ -12335,20 +12201,20 @@
       </w:rPr>
     </w:lvl>
   </w:abstractNum>
-  <w:num w:numId="1" w16cid:durableId="1739397005">
+  <w:num w:numId="1">
     <w:abstractNumId w:val="0"/>
   </w:num>
-  <w:num w:numId="2" w16cid:durableId="1401714981">
+  <w:num w:numId="2">
     <w:abstractNumId w:val="2"/>
   </w:num>
-  <w:num w:numId="3" w16cid:durableId="2025010952">
+  <w:num w:numId="3">
     <w:abstractNumId w:val="1"/>
   </w:num>
 </w:numbering>
 </file>
 
 <file path=word/styles.xml><?xml version="1.0" encoding="utf-8"?>
-<w:styles xmlns:mc="http://schemas.openxmlformats.org/markup-compatibility/2006" xmlns:r="http://schemas.openxmlformats.org/officeDocument/2006/relationships" xmlns:w="http://schemas.openxmlformats.org/wordprocessingml/2006/main" xmlns:w14="http://schemas.microsoft.com/office/word/2010/wordml" xmlns:w15="http://schemas.microsoft.com/office/word/2012/wordml" xmlns:w16cex="http://schemas.microsoft.com/office/word/2018/wordml/cex" xmlns:w16cid="http://schemas.microsoft.com/office/word/2016/wordml/cid" xmlns:w16="http://schemas.microsoft.com/office/word/2018/wordml" xmlns:w16du="http://schemas.microsoft.com/office/word/2023/wordml/word16du" xmlns:w16sdtdh="http://schemas.microsoft.com/office/word/2020/wordml/sdtdatahash" xmlns:w16sdtfl="http://schemas.microsoft.com/office/word/2024/wordml/sdtformatlock" xmlns:w16se="http://schemas.microsoft.com/office/word/2015/wordml/symex" mc:Ignorable="w14 w15 w16se w16cid w16 w16cex w16sdtdh w16sdtfl w16du">
+<w:styles xmlns:mc="http://schemas.openxmlformats.org/markup-compatibility/2006" xmlns:r="http://schemas.openxmlformats.org/officeDocument/2006/relationships" xmlns:w="http://schemas.openxmlformats.org/wordprocessingml/2006/main" xmlns:w14="http://schemas.microsoft.com/office/word/2010/wordml" xmlns:w15="http://schemas.microsoft.com/office/word/2012/wordml" xmlns:w16cid="http://schemas.microsoft.com/office/word/2016/wordml/cid" xmlns:w16se="http://schemas.microsoft.com/office/word/2015/wordml/symex" mc:Ignorable="w14 w15 w16se w16cid">
   <w:docDefaults>
     <w:rPrDefault>
       <w:rPr>
@@ -12366,7 +12232,7 @@
       </w:pPr>
     </w:pPrDefault>
   </w:docDefaults>
-  <w:latentStyles w:defLockedState="0" w:defUIPriority="99" w:defSemiHidden="0" w:defUnhideWhenUsed="0" w:defQFormat="0" w:count="376">
+  <w:latentStyles w:defLockedState="0" w:defUIPriority="99" w:defSemiHidden="0" w:defUnhideWhenUsed="0" w:defQFormat="0" w:count="375">
     <w:lsdException w:name="Normal" w:uiPriority="0" w:qFormat="1"/>
     <w:lsdException w:name="heading 1" w:uiPriority="9" w:qFormat="1"/>
     <w:lsdException w:name="heading 2" w:semiHidden="1" w:uiPriority="9" w:unhideWhenUsed="1" w:qFormat="1"/>
@@ -12742,7 +12608,6 @@
     <w:lsdException w:name="Smart Hyperlink" w:semiHidden="1" w:unhideWhenUsed="1"/>
     <w:lsdException w:name="Hashtag" w:semiHidden="1" w:unhideWhenUsed="1"/>
     <w:lsdException w:name="Unresolved Mention" w:semiHidden="1" w:unhideWhenUsed="1"/>
-    <w:lsdException w:name="Smart Link" w:semiHidden="1" w:unhideWhenUsed="1"/>
   </w:latentStyles>
   <w:style w:type="paragraph" w:default="1" w:styleId="a">
     <w:name w:val="Normal"/>
@@ -12821,6 +12686,7 @@
   <w:style w:type="character" w:default="1" w:styleId="a0">
     <w:name w:val="Default Paragraph Font"/>
     <w:uiPriority w:val="1"/>
+    <w:semiHidden/>
     <w:unhideWhenUsed/>
   </w:style>
   <w:style w:type="table" w:default="1" w:styleId="a1">
@@ -13431,7 +13297,6 @@
     </c:legend>
     <c:plotVisOnly val="1"/>
     <c:dispBlanksAs val="gap"/>
-    <c:showDLblsOverMax val="0"/>
     <c:extLst>
       <c:ext xmlns:c16r3="http://schemas.microsoft.com/office/drawing/2017/03/chart" uri="{56B9EC1D-385E-4148-901F-78D8002777C0}">
         <c16r3:dataDisplayOptions16>
@@ -13439,6 +13304,7 @@
         </c16r3:dataDisplayOptions16>
       </c:ext>
     </c:extLst>
+    <c:showDLblsOverMax val="0"/>
   </c:chart>
   <c:spPr>
     <a:solidFill>
@@ -13886,7 +13752,6 @@
     </c:legend>
     <c:plotVisOnly val="1"/>
     <c:dispBlanksAs val="gap"/>
-    <c:showDLblsOverMax val="0"/>
     <c:extLst>
       <c:ext xmlns:c16r3="http://schemas.microsoft.com/office/drawing/2017/03/chart" uri="{56B9EC1D-385E-4148-901F-78D8002777C0}">
         <c16r3:dataDisplayOptions16>
@@ -13894,6 +13759,7 @@
         </c16r3:dataDisplayOptions16>
       </c:ext>
     </c:extLst>
+    <c:showDLblsOverMax val="0"/>
   </c:chart>
   <c:spPr>
     <a:solidFill>
@@ -14379,7 +14245,6 @@
     </c:legend>
     <c:plotVisOnly val="1"/>
     <c:dispBlanksAs val="gap"/>
-    <c:showDLblsOverMax val="0"/>
     <c:extLst>
       <c:ext xmlns:c16r3="http://schemas.microsoft.com/office/drawing/2017/03/chart" uri="{56B9EC1D-385E-4148-901F-78D8002777C0}">
         <c16r3:dataDisplayOptions16>
@@ -14387,6 +14252,7 @@
         </c16r3:dataDisplayOptions16>
       </c:ext>
     </c:extLst>
+    <c:showDLblsOverMax val="0"/>
   </c:chart>
   <c:spPr>
     <a:solidFill>
@@ -14628,7 +14494,6 @@
     </c:legend>
     <c:plotVisOnly val="1"/>
     <c:dispBlanksAs val="gap"/>
-    <c:showDLblsOverMax val="0"/>
     <c:extLst>
       <c:ext xmlns:c16r3="http://schemas.microsoft.com/office/drawing/2017/03/chart" uri="{56B9EC1D-385E-4148-901F-78D8002777C0}">
         <c16r3:dataDisplayOptions16>
@@ -14636,6 +14501,7 @@
         </c16r3:dataDisplayOptions16>
       </c:ext>
     </c:extLst>
+    <c:showDLblsOverMax val="0"/>
   </c:chart>
   <c:spPr>
     <a:solidFill>

--- a/論文/第二篇的中文稿.docx
+++ b/論文/第二篇的中文稿.docx
@@ -1,6 +1,6 @@
 
 <file path=word/document.xml><?xml version="1.0" encoding="utf-8"?>
-<w:document xmlns:wpc="http://schemas.microsoft.com/office/word/2010/wordprocessingCanvas" xmlns:cx="http://schemas.microsoft.com/office/drawing/2014/chartex" xmlns:cx1="http://schemas.microsoft.com/office/drawing/2015/9/8/chartex" xmlns:cx2="http://schemas.microsoft.com/office/drawing/2015/10/21/chartex" xmlns:cx3="http://schemas.microsoft.com/office/drawing/2016/5/9/chartex" xmlns:cx4="http://schemas.microsoft.com/office/drawing/2016/5/10/chartex" xmlns:cx5="http://schemas.microsoft.com/office/drawing/2016/5/11/chartex" xmlns:cx6="http://schemas.microsoft.com/office/drawing/2016/5/12/chartex" xmlns:cx7="http://schemas.microsoft.com/office/drawing/2016/5/13/chartex" xmlns:cx8="http://schemas.microsoft.com/office/drawing/2016/5/14/chartex" xmlns:mc="http://schemas.openxmlformats.org/markup-compatibility/2006" xmlns:aink="http://schemas.microsoft.com/office/drawing/2016/ink" xmlns:am3d="http://schemas.microsoft.com/office/drawing/2017/model3d" xmlns:o="urn:schemas-microsoft-com:office:office" xmlns:r="http://schemas.openxmlformats.org/officeDocument/2006/relationships" xmlns:m="http://schemas.openxmlformats.org/officeDocument/2006/math" xmlns:v="urn:schemas-microsoft-com:vml" xmlns:wp14="http://schemas.microsoft.com/office/word/2010/wordprocessingDrawing" xmlns:wp="http://schemas.openxmlformats.org/drawingml/2006/wordprocessingDrawing" xmlns:w10="urn:schemas-microsoft-com:office:word" xmlns:w="http://schemas.openxmlformats.org/wordprocessingml/2006/main" xmlns:w14="http://schemas.microsoft.com/office/word/2010/wordml" xmlns:w15="http://schemas.microsoft.com/office/word/2012/wordml" xmlns:w16cid="http://schemas.microsoft.com/office/word/2016/wordml/cid" xmlns:w16se="http://schemas.microsoft.com/office/word/2015/wordml/symex" xmlns:wpg="http://schemas.microsoft.com/office/word/2010/wordprocessingGroup" xmlns:wpi="http://schemas.microsoft.com/office/word/2010/wordprocessingInk" xmlns:wne="http://schemas.microsoft.com/office/word/2006/wordml" xmlns:wps="http://schemas.microsoft.com/office/word/2010/wordprocessingShape" mc:Ignorable="w14 w15 w16se w16cid wp14">
+<w:document xmlns:wpc="http://schemas.microsoft.com/office/word/2010/wordprocessingCanvas" xmlns:cx="http://schemas.microsoft.com/office/drawing/2014/chartex" xmlns:cx1="http://schemas.microsoft.com/office/drawing/2015/9/8/chartex" xmlns:cx2="http://schemas.microsoft.com/office/drawing/2015/10/21/chartex" xmlns:cx3="http://schemas.microsoft.com/office/drawing/2016/5/9/chartex" xmlns:cx4="http://schemas.microsoft.com/office/drawing/2016/5/10/chartex" xmlns:cx5="http://schemas.microsoft.com/office/drawing/2016/5/11/chartex" xmlns:cx6="http://schemas.microsoft.com/office/drawing/2016/5/12/chartex" xmlns:cx7="http://schemas.microsoft.com/office/drawing/2016/5/13/chartex" xmlns:cx8="http://schemas.microsoft.com/office/drawing/2016/5/14/chartex" xmlns:mc="http://schemas.openxmlformats.org/markup-compatibility/2006" xmlns:aink="http://schemas.microsoft.com/office/drawing/2016/ink" xmlns:am3d="http://schemas.microsoft.com/office/drawing/2017/model3d" xmlns:o="urn:schemas-microsoft-com:office:office" xmlns:oel="http://schemas.microsoft.com/office/2019/extlst" xmlns:r="http://schemas.openxmlformats.org/officeDocument/2006/relationships" xmlns:m="http://schemas.openxmlformats.org/officeDocument/2006/math" xmlns:v="urn:schemas-microsoft-com:vml" xmlns:wp14="http://schemas.microsoft.com/office/word/2010/wordprocessingDrawing" xmlns:wp="http://schemas.openxmlformats.org/drawingml/2006/wordprocessingDrawing" xmlns:w10="urn:schemas-microsoft-com:office:word" xmlns:w="http://schemas.openxmlformats.org/wordprocessingml/2006/main" xmlns:w14="http://schemas.microsoft.com/office/word/2010/wordml" xmlns:w15="http://schemas.microsoft.com/office/word/2012/wordml" xmlns:w16cex="http://schemas.microsoft.com/office/word/2018/wordml/cex" xmlns:w16cid="http://schemas.microsoft.com/office/word/2016/wordml/cid" xmlns:w16="http://schemas.microsoft.com/office/word/2018/wordml" xmlns:w16du="http://schemas.microsoft.com/office/word/2023/wordml/word16du" xmlns:w16sdtdh="http://schemas.microsoft.com/office/word/2020/wordml/sdtdatahash" xmlns:w16sdtfl="http://schemas.microsoft.com/office/word/2024/wordml/sdtformatlock" xmlns:w16se="http://schemas.microsoft.com/office/word/2015/wordml/symex" xmlns:wpg="http://schemas.microsoft.com/office/word/2010/wordprocessingGroup" xmlns:wpi="http://schemas.microsoft.com/office/word/2010/wordprocessingInk" xmlns:wne="http://schemas.microsoft.com/office/word/2006/wordml" xmlns:wps="http://schemas.microsoft.com/office/word/2010/wordprocessingShape" mc:Ignorable="w14 w15 w16se w16cid w16 w16cex w16sdtdh w16sdtfl w16du wp14">
   <w:body>
     <w:p>
       <w:pPr>
@@ -227,15 +227,7 @@
         <w:rPr>
           <w:rFonts w:ascii="Times New Roman" w:eastAsia="標楷體" w:hAnsi="Times New Roman" w:cs="Times New Roman"/>
         </w:rPr>
-        <w:t xml:space="preserve"> YOLOv1</w:t>
-      </w:r>
-      <w:bookmarkStart w:id="0" w:name="_GoBack"/>
-      <w:bookmarkEnd w:id="0"/>
-      <w:r>
-        <w:rPr>
-          <w:rFonts w:ascii="Times New Roman" w:eastAsia="標楷體" w:hAnsi="Times New Roman" w:cs="Times New Roman"/>
-        </w:rPr>
-        <w:t xml:space="preserve">1 </w:t>
+        <w:t xml:space="preserve"> YOLOv11 </w:t>
       </w:r>
       <w:r>
         <w:rPr>
@@ -822,19 +814,11 @@
         </w:rPr>
         <w:t>光片與全景片上之偵測表現已可達到接近甚至超越專家判讀之水準【</w:t>
       </w:r>
-      <w:proofErr w:type="spellStart"/>
-      <w:r>
-        <w:rPr>
-          <w:rFonts w:ascii="Times New Roman" w:eastAsia="標楷體" w:hAnsi="Times New Roman" w:cs="Times New Roman"/>
-        </w:rPr>
-        <w:t>Aminoshariae</w:t>
-      </w:r>
-      <w:proofErr w:type="spellEnd"/>
-      <w:r>
-        <w:rPr>
-          <w:rFonts w:ascii="Times New Roman" w:eastAsia="標楷體" w:hAnsi="Times New Roman" w:cs="Times New Roman"/>
-        </w:rPr>
-        <w:t xml:space="preserve"> 2021</w:t>
+      <w:r>
+        <w:rPr>
+          <w:rFonts w:ascii="Times New Roman" w:eastAsia="標楷體" w:hAnsi="Times New Roman" w:cs="Times New Roman"/>
+        </w:rPr>
+        <w:t>Aminoshariae 2021</w:t>
       </w:r>
       <w:r>
         <w:rPr>
@@ -842,19 +826,11 @@
         </w:rPr>
         <w:t>】【</w:t>
       </w:r>
-      <w:proofErr w:type="spellStart"/>
-      <w:r>
-        <w:rPr>
-          <w:rFonts w:ascii="Times New Roman" w:eastAsia="標楷體" w:hAnsi="Times New Roman" w:cs="Times New Roman"/>
-        </w:rPr>
-        <w:t>Fontenele</w:t>
-      </w:r>
-      <w:proofErr w:type="spellEnd"/>
-      <w:r>
-        <w:rPr>
-          <w:rFonts w:ascii="Times New Roman" w:eastAsia="標楷體" w:hAnsi="Times New Roman" w:cs="Times New Roman"/>
-        </w:rPr>
-        <w:t xml:space="preserve"> 2025</w:t>
+      <w:r>
+        <w:rPr>
+          <w:rFonts w:ascii="Times New Roman" w:eastAsia="標楷體" w:hAnsi="Times New Roman" w:cs="Times New Roman"/>
+        </w:rPr>
+        <w:t>Fontenele 2025</w:t>
       </w:r>
       <w:r>
         <w:rPr>
@@ -1045,19 +1021,11 @@
         <w:lastRenderedPageBreak/>
         <w:t>在工作長度與牙齒長度之估測方面，</w:t>
       </w:r>
-      <w:proofErr w:type="spellStart"/>
-      <w:r>
-        <w:rPr>
-          <w:rFonts w:ascii="Times New Roman" w:eastAsia="標楷體" w:hAnsi="Times New Roman" w:cs="Times New Roman"/>
-        </w:rPr>
-        <w:t>Saghiri</w:t>
-      </w:r>
-      <w:proofErr w:type="spellEnd"/>
-      <w:r>
-        <w:rPr>
-          <w:rFonts w:ascii="Times New Roman" w:eastAsia="標楷體" w:hAnsi="Times New Roman" w:cs="Times New Roman"/>
-        </w:rPr>
-        <w:t xml:space="preserve"> </w:t>
+      <w:r>
+        <w:rPr>
+          <w:rFonts w:ascii="Times New Roman" w:eastAsia="標楷體" w:hAnsi="Times New Roman" w:cs="Times New Roman"/>
+        </w:rPr>
+        <w:t xml:space="preserve">Saghiri </w:t>
       </w:r>
       <w:r>
         <w:rPr>
@@ -1113,19 +1081,11 @@
         </w:rPr>
         <w:t>【</w:t>
       </w:r>
-      <w:proofErr w:type="spellStart"/>
-      <w:r>
-        <w:rPr>
-          <w:rFonts w:ascii="Times New Roman" w:eastAsia="標楷體" w:hAnsi="Times New Roman" w:cs="Times New Roman"/>
-        </w:rPr>
-        <w:t>Saghiri</w:t>
-      </w:r>
-      <w:proofErr w:type="spellEnd"/>
-      <w:r>
-        <w:rPr>
-          <w:rFonts w:ascii="Times New Roman" w:eastAsia="標楷體" w:hAnsi="Times New Roman" w:cs="Times New Roman"/>
-        </w:rPr>
-        <w:t xml:space="preserve"> 2012a</w:t>
+      <w:r>
+        <w:rPr>
+          <w:rFonts w:ascii="Times New Roman" w:eastAsia="標楷體" w:hAnsi="Times New Roman" w:cs="Times New Roman"/>
+        </w:rPr>
+        <w:t>Saghiri 2012a</w:t>
       </w:r>
       <w:r>
         <w:rPr>
@@ -1133,19 +1093,11 @@
         </w:rPr>
         <w:t>】【</w:t>
       </w:r>
-      <w:proofErr w:type="spellStart"/>
-      <w:r>
-        <w:rPr>
-          <w:rFonts w:ascii="Times New Roman" w:eastAsia="標楷體" w:hAnsi="Times New Roman" w:cs="Times New Roman"/>
-        </w:rPr>
-        <w:t>Saghiri</w:t>
-      </w:r>
-      <w:proofErr w:type="spellEnd"/>
-      <w:r>
-        <w:rPr>
-          <w:rFonts w:ascii="Times New Roman" w:eastAsia="標楷體" w:hAnsi="Times New Roman" w:cs="Times New Roman"/>
-        </w:rPr>
-        <w:t xml:space="preserve"> 2012b</w:t>
+      <w:r>
+        <w:rPr>
+          <w:rFonts w:ascii="Times New Roman" w:eastAsia="標楷體" w:hAnsi="Times New Roman" w:cs="Times New Roman"/>
+        </w:rPr>
+        <w:t>Saghiri 2012b</w:t>
       </w:r>
       <w:r>
         <w:rPr>
@@ -1584,7 +1536,7 @@
         <w:rPr>
           <w:rFonts w:ascii="Times New Roman" w:eastAsia="標楷體" w:hAnsi="Times New Roman" w:cs="Times New Roman"/>
         </w:rPr>
-        <w:t>本研究收集林口長庚紀念醫院牙科已完成根管治療之病例，影像為根管治療前之根尖</w:t>
+        <w:t>本研究回溯收集林口長庚紀念醫院牙科已完成根管治療之病例，影像為根管治療前之根尖</w:t>
       </w:r>
       <w:r>
         <w:rPr>
@@ -1596,19 +1548,200 @@
         <w:rPr>
           <w:rFonts w:ascii="Times New Roman" w:eastAsia="標楷體" w:hAnsi="Times New Roman" w:cs="Times New Roman"/>
         </w:rPr>
-        <w:t>光片，參考標準（</w:t>
-      </w:r>
-      <w:r>
-        <w:rPr>
-          <w:rFonts w:ascii="Times New Roman" w:eastAsia="標楷體" w:hAnsi="Times New Roman" w:cs="Times New Roman"/>
-        </w:rPr>
-        <w:t>ground truth</w:t>
-      </w:r>
-      <w:r>
-        <w:rPr>
-          <w:rFonts w:ascii="Times New Roman" w:eastAsia="標楷體" w:hAnsi="Times New Roman" w:cs="Times New Roman"/>
-        </w:rPr>
-        <w:t>）為治療完成後由醫師記錄之根管充填長度（</w:t>
+        <w:t>光片，皆已去識別化，且每張影像以一顆目標牙為對象。本研究計畫經</w:t>
+      </w:r>
+      <w:r>
+        <w:rPr>
+          <w:rFonts w:ascii="Times New Roman" w:eastAsia="標楷體" w:hAnsi="Times New Roman" w:cs="Times New Roman"/>
+        </w:rPr>
+        <w:t xml:space="preserve"> </w:t>
+      </w:r>
+      <w:r>
+        <w:rPr>
+          <w:rFonts w:ascii="Times New Roman" w:eastAsia="標楷體" w:hAnsi="Times New Roman" w:cs="Times New Roman"/>
+        </w:rPr>
+        <w:t>【</w:t>
+      </w:r>
+      <w:r>
+        <w:rPr>
+          <w:rFonts w:ascii="Times New Roman" w:eastAsia="標楷體" w:hAnsi="Times New Roman" w:cs="Times New Roman"/>
+        </w:rPr>
+        <w:t xml:space="preserve">IRB </w:t>
+      </w:r>
+      <w:r>
+        <w:rPr>
+          <w:rFonts w:ascii="Times New Roman" w:eastAsia="標楷體" w:hAnsi="Times New Roman" w:cs="Times New Roman"/>
+        </w:rPr>
+        <w:t>單位】</w:t>
+      </w:r>
+      <w:r>
+        <w:rPr>
+          <w:rFonts w:ascii="Times New Roman" w:eastAsia="標楷體" w:hAnsi="Times New Roman" w:cs="Times New Roman"/>
+        </w:rPr>
+        <w:t xml:space="preserve"> </w:t>
+      </w:r>
+      <w:r>
+        <w:rPr>
+          <w:rFonts w:ascii="Times New Roman" w:eastAsia="標楷體" w:hAnsi="Times New Roman" w:cs="Times New Roman"/>
+        </w:rPr>
+        <w:t>審查通過（</w:t>
+      </w:r>
+      <w:r>
+        <w:rPr>
+          <w:rFonts w:ascii="Times New Roman" w:eastAsia="標楷體" w:hAnsi="Times New Roman" w:cs="Times New Roman"/>
+        </w:rPr>
+        <w:t xml:space="preserve">IRB </w:t>
+      </w:r>
+      <w:r>
+        <w:rPr>
+          <w:rFonts w:ascii="Times New Roman" w:eastAsia="標楷體" w:hAnsi="Times New Roman" w:cs="Times New Roman"/>
+        </w:rPr>
+        <w:t>編號：【　】）。全體資料集共</w:t>
+      </w:r>
+      <w:r>
+        <w:rPr>
+          <w:rFonts w:ascii="Times New Roman" w:eastAsia="標楷體" w:hAnsi="Times New Roman" w:cs="Times New Roman"/>
+        </w:rPr>
+        <w:t xml:space="preserve"> 335 </w:t>
+      </w:r>
+      <w:r>
+        <w:rPr>
+          <w:rFonts w:ascii="Times New Roman" w:eastAsia="標楷體" w:hAnsi="Times New Roman" w:cs="Times New Roman"/>
+        </w:rPr>
+        <w:t>張根尖</w:t>
+      </w:r>
+      <w:r>
+        <w:rPr>
+          <w:rFonts w:ascii="Times New Roman" w:eastAsia="標楷體" w:hAnsi="Times New Roman" w:cs="Times New Roman"/>
+        </w:rPr>
+        <w:t>X</w:t>
+      </w:r>
+      <w:r>
+        <w:rPr>
+          <w:rFonts w:ascii="Times New Roman" w:eastAsia="標楷體" w:hAnsi="Times New Roman" w:cs="Times New Roman"/>
+        </w:rPr>
+        <w:t>光片，其中</w:t>
+      </w:r>
+      <w:r>
+        <w:rPr>
+          <w:rFonts w:ascii="Times New Roman" w:eastAsia="標楷體" w:hAnsi="Times New Roman" w:cs="Times New Roman"/>
+        </w:rPr>
+        <w:t xml:space="preserve"> 268 </w:t>
+      </w:r>
+      <w:r>
+        <w:rPr>
+          <w:rFonts w:ascii="Times New Roman" w:eastAsia="標楷體" w:hAnsi="Times New Roman" w:cs="Times New Roman"/>
+        </w:rPr>
+        <w:t>張具牙齒輪廓標註；另</w:t>
+      </w:r>
+      <w:r>
+        <w:rPr>
+          <w:rFonts w:ascii="Times New Roman" w:eastAsia="標楷體" w:hAnsi="Times New Roman" w:cs="Times New Roman"/>
+        </w:rPr>
+        <w:t xml:space="preserve"> 67 </w:t>
+      </w:r>
+      <w:r>
+        <w:rPr>
+          <w:rFonts w:ascii="Times New Roman" w:eastAsia="標楷體" w:hAnsi="Times New Roman" w:cs="Times New Roman"/>
+        </w:rPr>
+        <w:t>張同時具牙齒輪廓標註與根管充填長度記錄，均為前牙（上顎</w:t>
+      </w:r>
+      <w:r>
+        <w:rPr>
+          <w:rFonts w:ascii="Times New Roman" w:eastAsia="標楷體" w:hAnsi="Times New Roman" w:cs="Times New Roman"/>
+        </w:rPr>
+        <w:t xml:space="preserve"> 53</w:t>
+      </w:r>
+      <w:r>
+        <w:rPr>
+          <w:rFonts w:ascii="Times New Roman" w:eastAsia="標楷體" w:hAnsi="Times New Roman" w:cs="Times New Roman"/>
+        </w:rPr>
+        <w:t>、下顎</w:t>
+      </w:r>
+      <w:r>
+        <w:rPr>
+          <w:rFonts w:ascii="Times New Roman" w:eastAsia="標楷體" w:hAnsi="Times New Roman" w:cs="Times New Roman"/>
+        </w:rPr>
+        <w:t xml:space="preserve"> 14</w:t>
+      </w:r>
+      <w:r>
+        <w:rPr>
+          <w:rFonts w:ascii="Times New Roman" w:eastAsia="標楷體" w:hAnsi="Times New Roman" w:cs="Times New Roman"/>
+        </w:rPr>
+        <w:t>；女性</w:t>
+      </w:r>
+      <w:r>
+        <w:rPr>
+          <w:rFonts w:ascii="Times New Roman" w:eastAsia="標楷體" w:hAnsi="Times New Roman" w:cs="Times New Roman"/>
+        </w:rPr>
+        <w:t xml:space="preserve"> 40 </w:t>
+      </w:r>
+      <w:r>
+        <w:rPr>
+          <w:rFonts w:ascii="Times New Roman" w:eastAsia="標楷體" w:hAnsi="Times New Roman" w:cs="Times New Roman"/>
+        </w:rPr>
+        <w:t>名、男性</w:t>
+      </w:r>
+      <w:r>
+        <w:rPr>
+          <w:rFonts w:ascii="Times New Roman" w:eastAsia="標楷體" w:hAnsi="Times New Roman" w:cs="Times New Roman"/>
+        </w:rPr>
+        <w:t xml:space="preserve"> 27 </w:t>
+      </w:r>
+      <w:r>
+        <w:rPr>
+          <w:rFonts w:ascii="Times New Roman" w:eastAsia="標楷體" w:hAnsi="Times New Roman" w:cs="Times New Roman"/>
+        </w:rPr>
+        <w:t>名，年齡</w:t>
+      </w:r>
+      <w:r>
+        <w:rPr>
+          <w:rFonts w:ascii="Times New Roman" w:eastAsia="標楷體" w:hAnsi="Times New Roman" w:cs="Times New Roman"/>
+        </w:rPr>
+        <w:t xml:space="preserve"> 11–78 </w:t>
+      </w:r>
+      <w:r>
+        <w:rPr>
+          <w:rFonts w:ascii="Times New Roman" w:eastAsia="標楷體" w:hAnsi="Times New Roman" w:cs="Times New Roman"/>
+        </w:rPr>
+        <w:lastRenderedPageBreak/>
+        <w:t>歲）。本研究之黃金標準（</w:t>
+      </w:r>
+      <w:r>
+        <w:rPr>
+          <w:rFonts w:ascii="Times New Roman" w:eastAsia="標楷體" w:hAnsi="Times New Roman" w:cs="Times New Roman"/>
+        </w:rPr>
+        <w:t>golden data</w:t>
+      </w:r>
+      <w:r>
+        <w:rPr>
+          <w:rFonts w:ascii="Times New Roman" w:eastAsia="標楷體" w:hAnsi="Times New Roman" w:cs="Times New Roman"/>
+        </w:rPr>
+        <w:t>）由三位臨床牙醫師標註及收集：牙齒輪廓以</w:t>
+      </w:r>
+      <w:r>
+        <w:rPr>
+          <w:rFonts w:ascii="Times New Roman" w:eastAsia="標楷體" w:hAnsi="Times New Roman" w:cs="Times New Roman"/>
+        </w:rPr>
+        <w:t xml:space="preserve"> Roboflow </w:t>
+      </w:r>
+      <w:r>
+        <w:rPr>
+          <w:rFonts w:ascii="Times New Roman" w:eastAsia="標楷體" w:hAnsi="Times New Roman" w:cs="Times New Roman"/>
+        </w:rPr>
+        <w:t>進行多邊形標註（單一類別</w:t>
+      </w:r>
+      <w:r>
+        <w:rPr>
+          <w:rFonts w:ascii="Times New Roman" w:eastAsia="標楷體" w:hAnsi="Times New Roman" w:cs="Times New Roman"/>
+        </w:rPr>
+        <w:t xml:space="preserve"> tooth</w:t>
+      </w:r>
+      <w:r>
+        <w:rPr>
+          <w:rFonts w:ascii="Times New Roman" w:eastAsia="標楷體" w:hAnsi="Times New Roman" w:cs="Times New Roman"/>
+        </w:rPr>
+        <w:t>），根管充填長度則為治療完成後由醫師記錄之充填物長度（</w:t>
       </w:r>
       <w:r>
         <w:rPr>
@@ -1620,326 +1753,6 @@
         <w:rPr>
           <w:rFonts w:ascii="Times New Roman" w:eastAsia="標楷體" w:hAnsi="Times New Roman" w:cs="Times New Roman"/>
         </w:rPr>
-        <w:t>）</w:t>
-      </w:r>
-      <w:r>
-        <w:rPr>
-          <w:rFonts w:ascii="Times New Roman" w:eastAsia="標楷體" w:hAnsi="Times New Roman" w:cs="Times New Roman"/>
-        </w:rPr>
-        <w:t>。研究計畫經</w:t>
-      </w:r>
-      <w:r>
-        <w:rPr>
-          <w:rFonts w:ascii="Times New Roman" w:eastAsia="標楷體" w:hAnsi="Times New Roman" w:cs="Times New Roman"/>
-        </w:rPr>
-        <w:t xml:space="preserve"> </w:t>
-      </w:r>
-      <w:r>
-        <w:rPr>
-          <w:rFonts w:ascii="Times New Roman" w:eastAsia="標楷體" w:hAnsi="Times New Roman" w:cs="Times New Roman"/>
-          <w:shd w:val="clear" w:color="auto" w:fill="FFFF00"/>
-        </w:rPr>
-        <w:t>【</w:t>
-      </w:r>
-      <w:r>
-        <w:rPr>
-          <w:rFonts w:ascii="Times New Roman" w:eastAsia="標楷體" w:hAnsi="Times New Roman" w:cs="Times New Roman"/>
-          <w:shd w:val="clear" w:color="auto" w:fill="FFFF00"/>
-        </w:rPr>
-        <w:t xml:space="preserve">IRB </w:t>
-      </w:r>
-      <w:r>
-        <w:rPr>
-          <w:rFonts w:ascii="Times New Roman" w:eastAsia="標楷體" w:hAnsi="Times New Roman" w:cs="Times New Roman"/>
-          <w:shd w:val="clear" w:color="auto" w:fill="FFFF00"/>
-        </w:rPr>
-        <w:t>單位】</w:t>
-      </w:r>
-      <w:r>
-        <w:rPr>
-          <w:rFonts w:ascii="Times New Roman" w:eastAsia="標楷體" w:hAnsi="Times New Roman" w:cs="Times New Roman"/>
-        </w:rPr>
-        <w:t xml:space="preserve"> </w:t>
-      </w:r>
-      <w:r>
-        <w:rPr>
-          <w:rFonts w:ascii="Times New Roman" w:eastAsia="標楷體" w:hAnsi="Times New Roman" w:cs="Times New Roman"/>
-        </w:rPr>
-        <w:t>審查通過（</w:t>
-      </w:r>
-      <w:r>
-        <w:rPr>
-          <w:rFonts w:ascii="Times New Roman" w:eastAsia="標楷體" w:hAnsi="Times New Roman" w:cs="Times New Roman"/>
-        </w:rPr>
-        <w:t xml:space="preserve">IRB </w:t>
-      </w:r>
-      <w:r>
-        <w:rPr>
-          <w:rFonts w:ascii="Times New Roman" w:eastAsia="標楷體" w:hAnsi="Times New Roman" w:cs="Times New Roman"/>
-        </w:rPr>
-        <w:t>編號：</w:t>
-      </w:r>
-      <w:r>
-        <w:rPr>
-          <w:rFonts w:ascii="Times New Roman" w:eastAsia="標楷體" w:hAnsi="Times New Roman" w:cs="Times New Roman"/>
-          <w:shd w:val="clear" w:color="auto" w:fill="FFFF00"/>
-        </w:rPr>
-        <w:t>【】</w:t>
-      </w:r>
-      <w:r>
-        <w:rPr>
-          <w:rFonts w:ascii="Times New Roman" w:eastAsia="標楷體" w:hAnsi="Times New Roman" w:cs="Times New Roman"/>
-        </w:rPr>
-        <w:t>）。</w:t>
-      </w:r>
-      <w:r>
-        <w:rPr>
-          <w:rFonts w:ascii="Times New Roman" w:eastAsia="標楷體" w:hAnsi="Times New Roman" w:cs="Times New Roman"/>
-        </w:rPr>
-        <w:t>皆經去識別化。</w:t>
-      </w:r>
-      <w:r>
-        <w:rPr>
-          <w:rFonts w:ascii="Times New Roman" w:eastAsia="標楷體" w:hAnsi="Times New Roman" w:cs="Times New Roman"/>
-        </w:rPr>
-        <w:t>每張影像以一顆目標牙為對象</w:t>
-      </w:r>
-      <w:r>
-        <w:rPr>
-          <w:rFonts w:ascii="Times New Roman" w:eastAsia="標楷體" w:hAnsi="Times New Roman" w:cs="Times New Roman"/>
-        </w:rPr>
-        <w:t>。全體資料集共</w:t>
-      </w:r>
-      <w:r>
-        <w:rPr>
-          <w:rFonts w:ascii="Times New Roman" w:eastAsia="標楷體" w:hAnsi="Times New Roman" w:cs="Times New Roman"/>
-        </w:rPr>
-        <w:t xml:space="preserve"> 335 </w:t>
-      </w:r>
-      <w:r>
-        <w:rPr>
-          <w:rFonts w:ascii="Times New Roman" w:eastAsia="標楷體" w:hAnsi="Times New Roman" w:cs="Times New Roman"/>
-        </w:rPr>
-        <w:t>張根尖</w:t>
-      </w:r>
-      <w:r>
-        <w:rPr>
-          <w:rFonts w:ascii="Times New Roman" w:eastAsia="標楷體" w:hAnsi="Times New Roman" w:cs="Times New Roman"/>
-        </w:rPr>
-        <w:t>X</w:t>
-      </w:r>
-      <w:r>
-        <w:rPr>
-          <w:rFonts w:ascii="Times New Roman" w:eastAsia="標楷體" w:hAnsi="Times New Roman" w:cs="Times New Roman"/>
-        </w:rPr>
-        <w:t>光片，依用途分為兩部分：</w:t>
-      </w:r>
-      <w:r>
-        <w:rPr>
-          <w:rFonts w:ascii="Times New Roman" w:eastAsia="標楷體" w:hAnsi="Times New Roman" w:cs="Times New Roman"/>
-        </w:rPr>
-        <w:t>(</w:t>
-      </w:r>
-      <w:proofErr w:type="spellStart"/>
-      <w:r>
-        <w:rPr>
-          <w:rFonts w:ascii="Times New Roman" w:eastAsia="標楷體" w:hAnsi="Times New Roman" w:cs="Times New Roman"/>
-        </w:rPr>
-        <w:t>i</w:t>
-      </w:r>
-      <w:proofErr w:type="spellEnd"/>
-      <w:r>
-        <w:rPr>
-          <w:rFonts w:ascii="Times New Roman" w:eastAsia="標楷體" w:hAnsi="Times New Roman" w:cs="Times New Roman"/>
-        </w:rPr>
-        <w:t xml:space="preserve">) </w:t>
-      </w:r>
-      <w:r>
-        <w:rPr>
-          <w:rFonts w:ascii="Times New Roman" w:eastAsia="標楷體" w:hAnsi="Times New Roman" w:cs="Times New Roman"/>
-        </w:rPr>
-        <w:t>分割資料集</w:t>
-      </w:r>
-      <w:r>
-        <w:rPr>
-          <w:rFonts w:ascii="Times New Roman" w:eastAsia="標楷體" w:hAnsi="Times New Roman" w:cs="Times New Roman"/>
-        </w:rPr>
-        <w:t xml:space="preserve"> 268 </w:t>
-      </w:r>
-      <w:r>
-        <w:rPr>
-          <w:rFonts w:ascii="Times New Roman" w:eastAsia="標楷體" w:hAnsi="Times New Roman" w:cs="Times New Roman"/>
-        </w:rPr>
-        <w:t>張，僅具牙齒輪廓標註，用於</w:t>
-      </w:r>
-      <w:r>
-        <w:rPr>
-          <w:rFonts w:ascii="Times New Roman" w:eastAsia="標楷體" w:hAnsi="Times New Roman" w:cs="Times New Roman"/>
-        </w:rPr>
-        <w:t xml:space="preserve"> YOLO </w:t>
-      </w:r>
-      <w:r>
-        <w:rPr>
-          <w:rFonts w:ascii="Times New Roman" w:eastAsia="標楷體" w:hAnsi="Times New Roman" w:cs="Times New Roman"/>
-        </w:rPr>
-        <w:t>分割模型之</w:t>
-      </w:r>
-      <w:r>
-        <w:rPr>
-          <w:rFonts w:ascii="Times New Roman" w:eastAsia="標楷體" w:hAnsi="Times New Roman" w:cs="Times New Roman"/>
-        </w:rPr>
-        <w:lastRenderedPageBreak/>
-        <w:t>訓練與驗證；</w:t>
-      </w:r>
-      <w:r>
-        <w:rPr>
-          <w:rFonts w:ascii="Times New Roman" w:eastAsia="標楷體" w:hAnsi="Times New Roman" w:cs="Times New Roman"/>
-        </w:rPr>
-        <w:t xml:space="preserve">(ii) </w:t>
-      </w:r>
-      <w:r>
-        <w:rPr>
-          <w:rFonts w:ascii="Times New Roman" w:eastAsia="標楷體" w:hAnsi="Times New Roman" w:cs="Times New Roman"/>
-        </w:rPr>
-        <w:t>長度評估資料集</w:t>
-      </w:r>
-      <w:r>
-        <w:rPr>
-          <w:rFonts w:ascii="Times New Roman" w:eastAsia="標楷體" w:hAnsi="Times New Roman" w:cs="Times New Roman"/>
-        </w:rPr>
-        <w:t xml:space="preserve"> 67 </w:t>
-      </w:r>
-      <w:r>
-        <w:rPr>
-          <w:rFonts w:ascii="Times New Roman" w:eastAsia="標楷體" w:hAnsi="Times New Roman" w:cs="Times New Roman"/>
-        </w:rPr>
-        <w:t>張，同時具牙齒輪廓標註與醫師記錄之根管充填長度，全程未參與分割模型之訓練與超參數選擇，既作為分割之獨立測試集，亦為像素</w:t>
-      </w:r>
-      <w:r>
-        <w:rPr>
-          <w:rFonts w:ascii="Times New Roman" w:eastAsia="標楷體" w:hAnsi="Times New Roman" w:cs="Times New Roman"/>
-        </w:rPr>
-        <w:t>–</w:t>
-      </w:r>
-      <w:r>
-        <w:rPr>
-          <w:rFonts w:ascii="Times New Roman" w:eastAsia="標楷體" w:hAnsi="Times New Roman" w:cs="Times New Roman"/>
-        </w:rPr>
-        <w:t>毫米換算與臨床安全性評估之唯一資料來源。該</w:t>
-      </w:r>
-      <w:r>
-        <w:rPr>
-          <w:rFonts w:ascii="Times New Roman" w:eastAsia="標楷體" w:hAnsi="Times New Roman" w:cs="Times New Roman"/>
-        </w:rPr>
-        <w:t xml:space="preserve"> 67 </w:t>
-      </w:r>
-      <w:r>
-        <w:rPr>
-          <w:rFonts w:ascii="Times New Roman" w:eastAsia="標楷體" w:hAnsi="Times New Roman" w:cs="Times New Roman"/>
-        </w:rPr>
-        <w:t>顆均為前牙（上顎</w:t>
-      </w:r>
-      <w:r>
-        <w:rPr>
-          <w:rFonts w:ascii="Times New Roman" w:eastAsia="標楷體" w:hAnsi="Times New Roman" w:cs="Times New Roman"/>
-        </w:rPr>
-        <w:t xml:space="preserve"> 53</w:t>
-      </w:r>
-      <w:r>
-        <w:rPr>
-          <w:rFonts w:ascii="Times New Roman" w:eastAsia="標楷體" w:hAnsi="Times New Roman" w:cs="Times New Roman"/>
-        </w:rPr>
-        <w:t>、下顎</w:t>
-      </w:r>
-      <w:r>
-        <w:rPr>
-          <w:rFonts w:ascii="Times New Roman" w:eastAsia="標楷體" w:hAnsi="Times New Roman" w:cs="Times New Roman"/>
-        </w:rPr>
-        <w:t xml:space="preserve"> 14</w:t>
-      </w:r>
-      <w:r>
-        <w:rPr>
-          <w:rFonts w:ascii="Times New Roman" w:eastAsia="標楷體" w:hAnsi="Times New Roman" w:cs="Times New Roman"/>
-        </w:rPr>
-        <w:t>；女性</w:t>
-      </w:r>
-      <w:r>
-        <w:rPr>
-          <w:rFonts w:ascii="Times New Roman" w:eastAsia="標楷體" w:hAnsi="Times New Roman" w:cs="Times New Roman"/>
-        </w:rPr>
-        <w:t xml:space="preserve"> 40 </w:t>
-      </w:r>
-      <w:r>
-        <w:rPr>
-          <w:rFonts w:ascii="Times New Roman" w:eastAsia="標楷體" w:hAnsi="Times New Roman" w:cs="Times New Roman"/>
-        </w:rPr>
-        <w:t>名、男性</w:t>
-      </w:r>
-      <w:r>
-        <w:rPr>
-          <w:rFonts w:ascii="Times New Roman" w:eastAsia="標楷體" w:hAnsi="Times New Roman" w:cs="Times New Roman"/>
-        </w:rPr>
-        <w:t xml:space="preserve"> 27 </w:t>
-      </w:r>
-      <w:r>
-        <w:rPr>
-          <w:rFonts w:ascii="Times New Roman" w:eastAsia="標楷體" w:hAnsi="Times New Roman" w:cs="Times New Roman"/>
-        </w:rPr>
-        <w:t>名，年齡</w:t>
-      </w:r>
-      <w:r>
-        <w:rPr>
-          <w:rFonts w:ascii="Times New Roman" w:eastAsia="標楷體" w:hAnsi="Times New Roman" w:cs="Times New Roman"/>
-        </w:rPr>
-        <w:t xml:space="preserve"> 11–78 </w:t>
-      </w:r>
-      <w:r>
-        <w:rPr>
-          <w:rFonts w:ascii="Times New Roman" w:eastAsia="標楷體" w:hAnsi="Times New Roman" w:cs="Times New Roman"/>
-        </w:rPr>
-        <w:t>歲）。</w:t>
-      </w:r>
-      <w:r>
-        <w:rPr>
-          <w:rFonts w:ascii="Times New Roman" w:eastAsia="標楷體" w:hAnsi="Times New Roman" w:cs="Times New Roman"/>
-        </w:rPr>
-        <w:t>參考標準由</w:t>
-      </w:r>
-      <w:r>
-        <w:rPr>
-          <w:rFonts w:ascii="Times New Roman" w:eastAsia="標楷體" w:hAnsi="Times New Roman" w:cs="Times New Roman"/>
-        </w:rPr>
-        <w:t xml:space="preserve"> </w:t>
-      </w:r>
-      <w:r>
-        <w:rPr>
-          <w:rFonts w:ascii="Times New Roman" w:eastAsia="標楷體" w:hAnsi="Times New Roman" w:cs="Times New Roman"/>
-          <w:shd w:val="clear" w:color="auto" w:fill="FFFF00"/>
-        </w:rPr>
-        <w:t>【牙醫師人數與年資】</w:t>
-      </w:r>
-      <w:r>
-        <w:rPr>
-          <w:rFonts w:ascii="Times New Roman" w:eastAsia="標楷體" w:hAnsi="Times New Roman" w:cs="Times New Roman"/>
-        </w:rPr>
-        <w:t xml:space="preserve"> </w:t>
-      </w:r>
-      <w:r>
-        <w:rPr>
-          <w:rFonts w:ascii="Times New Roman" w:eastAsia="標楷體" w:hAnsi="Times New Roman" w:cs="Times New Roman"/>
-        </w:rPr>
-        <w:t>於臨床記錄充填物長度（</w:t>
-      </w:r>
-      <w:r>
-        <w:rPr>
-          <w:rFonts w:ascii="Times New Roman" w:eastAsia="標楷體" w:hAnsi="Times New Roman" w:cs="Times New Roman"/>
-        </w:rPr>
-        <w:t>mm</w:t>
-      </w:r>
-      <w:r>
-        <w:rPr>
-          <w:rFonts w:ascii="Times New Roman" w:eastAsia="標楷體" w:hAnsi="Times New Roman" w:cs="Times New Roman"/>
-        </w:rPr>
         <w:t>，精度</w:t>
       </w:r>
       <w:r>
@@ -1952,7 +1765,7 @@
         <w:rPr>
           <w:rFonts w:ascii="Times New Roman" w:eastAsia="標楷體" w:hAnsi="Times New Roman" w:cs="Times New Roman"/>
         </w:rPr>
-        <w:t>），另登錄</w:t>
+        <w:t>），並登錄</w:t>
       </w:r>
       <w:r>
         <w:rPr>
@@ -1964,215 +1777,13 @@
         <w:rPr>
           <w:rFonts w:ascii="Times New Roman" w:eastAsia="標楷體" w:hAnsi="Times New Roman" w:cs="Times New Roman"/>
         </w:rPr>
-        <w:t>牙位、年齡、性別與臨床備註（</w:t>
-      </w:r>
-      <w:r>
-        <w:rPr>
-          <w:rFonts w:ascii="Times New Roman" w:eastAsia="標楷體" w:hAnsi="Times New Roman" w:cs="Times New Roman"/>
-        </w:rPr>
-        <w:t>shortening</w:t>
-      </w:r>
-      <w:r>
-        <w:rPr>
-          <w:rFonts w:ascii="Times New Roman" w:eastAsia="標楷體" w:hAnsi="Times New Roman" w:cs="Times New Roman"/>
-        </w:rPr>
-        <w:t>、</w:t>
-      </w:r>
-      <w:r>
-        <w:rPr>
-          <w:rFonts w:ascii="Times New Roman" w:eastAsia="標楷體" w:hAnsi="Times New Roman" w:cs="Times New Roman"/>
-        </w:rPr>
-        <w:t>elongation</w:t>
-      </w:r>
-      <w:r>
-        <w:rPr>
-          <w:rFonts w:ascii="Times New Roman" w:eastAsia="標楷體" w:hAnsi="Times New Roman" w:cs="Times New Roman"/>
-        </w:rPr>
-        <w:t>）；牙位僅用於方向判定，人口學資料僅用於誤差分析，均不作為模型輸入。牙齒輪廓以</w:t>
-      </w:r>
-      <w:r>
-        <w:rPr>
-          <w:rFonts w:ascii="Times New Roman" w:eastAsia="標楷體" w:hAnsi="Times New Roman" w:cs="Times New Roman"/>
-        </w:rPr>
-        <w:t xml:space="preserve"> </w:t>
-      </w:r>
-      <w:proofErr w:type="spellStart"/>
-      <w:r>
-        <w:rPr>
-          <w:rFonts w:ascii="Times New Roman" w:eastAsia="標楷體" w:hAnsi="Times New Roman" w:cs="Times New Roman"/>
-        </w:rPr>
-        <w:t>Roboflow</w:t>
-      </w:r>
-      <w:proofErr w:type="spellEnd"/>
-      <w:r>
-        <w:rPr>
-          <w:rFonts w:ascii="Times New Roman" w:eastAsia="標楷體" w:hAnsi="Times New Roman" w:cs="Times New Roman"/>
-        </w:rPr>
-        <w:t xml:space="preserve"> </w:t>
-      </w:r>
-      <w:r>
-        <w:rPr>
-          <w:rFonts w:ascii="Times New Roman" w:eastAsia="標楷體" w:hAnsi="Times New Roman" w:cs="Times New Roman"/>
-        </w:rPr>
-        <w:t>進行多邊形標註（單一類別</w:t>
-      </w:r>
-      <w:r>
-        <w:rPr>
-          <w:rFonts w:ascii="Times New Roman" w:eastAsia="標楷體" w:hAnsi="Times New Roman" w:cs="Times New Roman"/>
-        </w:rPr>
-        <w:t xml:space="preserve"> tooth</w:t>
-      </w:r>
-      <w:r>
-        <w:rPr>
-          <w:rFonts w:ascii="Times New Roman" w:eastAsia="標楷體" w:hAnsi="Times New Roman" w:cs="Times New Roman"/>
-        </w:rPr>
-        <w:t>），標註者為</w:t>
-      </w:r>
-      <w:r>
-        <w:rPr>
-          <w:rFonts w:ascii="Times New Roman" w:eastAsia="標楷體" w:hAnsi="Times New Roman" w:cs="Times New Roman"/>
-        </w:rPr>
-        <w:t xml:space="preserve"> </w:t>
-      </w:r>
-      <w:r>
-        <w:rPr>
-          <w:rFonts w:ascii="Times New Roman" w:eastAsia="標楷體" w:hAnsi="Times New Roman" w:cs="Times New Roman"/>
-          <w:shd w:val="clear" w:color="auto" w:fill="FFFF00"/>
-        </w:rPr>
-        <w:t>【】</w:t>
-      </w:r>
-      <w:r>
-        <w:rPr>
-          <w:rFonts w:ascii="Times New Roman" w:eastAsia="標楷體" w:hAnsi="Times New Roman" w:cs="Times New Roman"/>
-        </w:rPr>
-        <w:t>，並經</w:t>
-      </w:r>
-      <w:r>
-        <w:rPr>
-          <w:rFonts w:ascii="Times New Roman" w:eastAsia="標楷體" w:hAnsi="Times New Roman" w:cs="Times New Roman"/>
-        </w:rPr>
-        <w:t xml:space="preserve"> </w:t>
-      </w:r>
-      <w:r>
-        <w:rPr>
-          <w:rFonts w:ascii="Times New Roman" w:eastAsia="標楷體" w:hAnsi="Times New Roman" w:cs="Times New Roman"/>
-          <w:shd w:val="clear" w:color="auto" w:fill="FFFF00"/>
-        </w:rPr>
-        <w:t>【資深牙醫師】</w:t>
-      </w:r>
-      <w:r>
-        <w:rPr>
-          <w:rFonts w:ascii="Times New Roman" w:eastAsia="標楷體" w:hAnsi="Times New Roman" w:cs="Times New Roman"/>
-        </w:rPr>
-        <w:t xml:space="preserve"> </w:t>
-      </w:r>
-      <w:r>
-        <w:rPr>
-          <w:rFonts w:ascii="Times New Roman" w:eastAsia="標楷體" w:hAnsi="Times New Roman" w:cs="Times New Roman"/>
-        </w:rPr>
-        <w:t>複核。</w:t>
-      </w:r>
-      <w:r>
-        <w:rPr>
-          <w:rFonts w:ascii="Times New Roman" w:eastAsia="標楷體" w:hAnsi="Times New Roman" w:cs="Times New Roman"/>
-        </w:rPr>
-        <w:t>分割資料集之</w:t>
-      </w:r>
-      <w:r>
-        <w:rPr>
-          <w:rFonts w:ascii="Times New Roman" w:eastAsia="標楷體" w:hAnsi="Times New Roman" w:cs="Times New Roman"/>
-        </w:rPr>
-        <w:t xml:space="preserve"> 268 </w:t>
-      </w:r>
-      <w:r>
-        <w:rPr>
-          <w:rFonts w:ascii="Times New Roman" w:eastAsia="標楷體" w:hAnsi="Times New Roman" w:cs="Times New Roman"/>
-        </w:rPr>
-        <w:t>張以固定種子（</w:t>
-      </w:r>
-      <w:r>
-        <w:rPr>
-          <w:rFonts w:ascii="Times New Roman" w:eastAsia="標楷體" w:hAnsi="Times New Roman" w:cs="Times New Roman"/>
-        </w:rPr>
-        <w:t>42</w:t>
-      </w:r>
-      <w:r>
-        <w:rPr>
-          <w:rFonts w:ascii="Times New Roman" w:eastAsia="標楷體" w:hAnsi="Times New Roman" w:cs="Times New Roman"/>
-        </w:rPr>
-        <w:t>）按</w:t>
-      </w:r>
-      <w:r>
-        <w:rPr>
-          <w:rFonts w:ascii="Times New Roman" w:eastAsia="標楷體" w:hAnsi="Times New Roman" w:cs="Times New Roman"/>
-        </w:rPr>
-        <w:t xml:space="preserve"> 8:2 </w:t>
-      </w:r>
-      <w:r>
-        <w:rPr>
-          <w:rFonts w:ascii="Times New Roman" w:eastAsia="標楷體" w:hAnsi="Times New Roman" w:cs="Times New Roman"/>
-        </w:rPr>
-        <w:t>分為訓練集</w:t>
-      </w:r>
-      <w:r>
-        <w:rPr>
-          <w:rFonts w:ascii="Times New Roman" w:eastAsia="標楷體" w:hAnsi="Times New Roman" w:cs="Times New Roman"/>
-        </w:rPr>
-        <w:t xml:space="preserve"> 215 </w:t>
-      </w:r>
-      <w:r>
-        <w:rPr>
-          <w:rFonts w:ascii="Times New Roman" w:eastAsia="標楷體" w:hAnsi="Times New Roman" w:cs="Times New Roman"/>
-        </w:rPr>
-        <w:t>張與驗證集</w:t>
-      </w:r>
-      <w:r>
-        <w:rPr>
-          <w:rFonts w:ascii="Times New Roman" w:eastAsia="標楷體" w:hAnsi="Times New Roman" w:cs="Times New Roman"/>
-        </w:rPr>
-        <w:t xml:space="preserve"> 53 </w:t>
-      </w:r>
-      <w:r>
-        <w:rPr>
-          <w:rFonts w:ascii="Times New Roman" w:eastAsia="標楷體" w:hAnsi="Times New Roman" w:cs="Times New Roman"/>
-        </w:rPr>
-        <w:t>張；訓練集、驗證集與測試集三者互不重疊，合計</w:t>
-      </w:r>
-      <w:r>
-        <w:rPr>
-          <w:rFonts w:ascii="Times New Roman" w:eastAsia="標楷體" w:hAnsi="Times New Roman" w:cs="Times New Roman"/>
-        </w:rPr>
-        <w:t xml:space="preserve"> 335 </w:t>
-      </w:r>
-      <w:r>
-        <w:rPr>
-          <w:rFonts w:ascii="Times New Roman" w:eastAsia="標楷體" w:hAnsi="Times New Roman" w:cs="Times New Roman"/>
-        </w:rPr>
-        <w:t>張。</w:t>
-      </w:r>
-      <w:r>
-        <w:rPr>
-          <w:rFonts w:ascii="Times New Roman" w:eastAsia="標楷體" w:hAnsi="Times New Roman" w:cs="Times New Roman"/>
-        </w:rPr>
-        <w:t>該</w:t>
-      </w:r>
-      <w:r>
-        <w:rPr>
-          <w:rFonts w:ascii="Times New Roman" w:eastAsia="標楷體" w:hAnsi="Times New Roman" w:cs="Times New Roman"/>
-        </w:rPr>
-        <w:t xml:space="preserve"> 268 </w:t>
-      </w:r>
-      <w:r>
-        <w:rPr>
-          <w:rFonts w:ascii="Times New Roman" w:eastAsia="標楷體" w:hAnsi="Times New Roman" w:cs="Times New Roman"/>
-        </w:rPr>
-        <w:t>張因無治療後之根管充填長度記錄，僅用於分割模型之訓練與驗證，未納入長度回歸。</w:t>
+        <w:t>牙位、年齡與性別。</w:t>
       </w:r>
     </w:p>
     <w:p>
       <w:pPr>
         <w:spacing w:after="120" w:line="276" w:lineRule="auto"/>
-        <w:jc w:val="both"/>
+        <w:jc w:val="center"/>
         <w:rPr>
           <w:rFonts w:ascii="Times New Roman" w:eastAsia="標楷體" w:hAnsi="Times New Roman" w:cs="Times New Roman"/>
           <w:b/>
@@ -2596,21 +2207,7 @@
         <w:rPr>
           <w:rFonts w:ascii="Times New Roman" w:eastAsia="標楷體" w:hAnsi="Times New Roman" w:cs="Times New Roman"/>
         </w:rPr>
-        <w:t xml:space="preserve"> </w:t>
-      </w:r>
-      <w:proofErr w:type="spellStart"/>
-      <w:r>
-        <w:rPr>
-          <w:rFonts w:ascii="Times New Roman" w:eastAsia="標楷體" w:hAnsi="Times New Roman" w:cs="Times New Roman"/>
-        </w:rPr>
-        <w:t>Ultralytics</w:t>
-      </w:r>
-      <w:proofErr w:type="spellEnd"/>
-      <w:r>
-        <w:rPr>
-          <w:rFonts w:ascii="Times New Roman" w:eastAsia="標楷體" w:hAnsi="Times New Roman" w:cs="Times New Roman"/>
-        </w:rPr>
-        <w:t xml:space="preserve"> YOLO </w:t>
+        <w:t xml:space="preserve"> Ultralytics YOLO </w:t>
       </w:r>
       <w:r>
         <w:rPr>
@@ -2636,7 +2233,99 @@
         <w:rPr>
           <w:rFonts w:ascii="Times New Roman" w:eastAsia="標楷體" w:hAnsi="Times New Roman" w:cs="Times New Roman"/>
         </w:rPr>
-        <w:t>。超參數設定為：</w:t>
+        <w:t>。</w:t>
+      </w:r>
+      <w:ins w:id="0" w:author="Claude" w:date="2026-10-27T00:00:00Z">
+        <w:r>
+          <w:rPr>
+            <w:rFonts w:ascii="Times New Roman" w:eastAsia="標楷體" w:hAnsi="Times New Roman" w:cs="Times New Roman"/>
+          </w:rPr>
+          <w:t>YOLO11</w:t>
+        </w:r>
+        <w:r>
+          <w:rPr>
+            <w:rFonts w:ascii="Times New Roman" w:eastAsia="標楷體" w:hAnsi="Times New Roman" w:cs="Times New Roman"/>
+          </w:rPr>
+          <w:t>（</w:t>
+        </w:r>
+        <w:r>
+          <w:rPr>
+            <w:rFonts w:ascii="Times New Roman" w:eastAsia="標楷體" w:hAnsi="Times New Roman" w:cs="Times New Roman"/>
+          </w:rPr>
+          <w:t>Ultralytics</w:t>
+        </w:r>
+        <w:r>
+          <w:rPr>
+            <w:rFonts w:ascii="Times New Roman" w:eastAsia="標楷體" w:hAnsi="Times New Roman" w:cs="Times New Roman"/>
+          </w:rPr>
+          <w:t>，美國，</w:t>
+        </w:r>
+        <w:r>
+          <w:rPr>
+            <w:rFonts w:ascii="Times New Roman" w:eastAsia="標楷體" w:hAnsi="Times New Roman" w:cs="Times New Roman"/>
+          </w:rPr>
+          <w:t>2024</w:t>
+        </w:r>
+        <w:r>
+          <w:rPr>
+            <w:rFonts w:ascii="Times New Roman" w:eastAsia="標楷體" w:hAnsi="Times New Roman" w:cs="Times New Roman"/>
+          </w:rPr>
+          <w:t>）以</w:t>
+        </w:r>
+        <w:r>
+          <w:rPr>
+            <w:rFonts w:ascii="Times New Roman" w:eastAsia="標楷體" w:hAnsi="Times New Roman" w:cs="Times New Roman"/>
+          </w:rPr>
+          <w:t xml:space="preserve"> C3k2 </w:t>
+        </w:r>
+        <w:r>
+          <w:rPr>
+            <w:rFonts w:ascii="Times New Roman" w:eastAsia="標楷體" w:hAnsi="Times New Roman" w:cs="Times New Roman"/>
+          </w:rPr>
+          <w:t>骨幹網路萃取多尺度特徵，經</w:t>
+        </w:r>
+        <w:r>
+          <w:rPr>
+            <w:rFonts w:ascii="Times New Roman" w:eastAsia="標楷體" w:hAnsi="Times New Roman" w:cs="Times New Roman"/>
+          </w:rPr>
+          <w:t xml:space="preserve"> PAN-FPN </w:t>
+        </w:r>
+        <w:r>
+          <w:rPr>
+            <w:rFonts w:ascii="Times New Roman" w:eastAsia="標楷體" w:hAnsi="Times New Roman" w:cs="Times New Roman"/>
+          </w:rPr>
+          <w:t>頸部結構整合後，由解耦式（</w:t>
+        </w:r>
+        <w:r>
+          <w:rPr>
+            <w:rFonts w:ascii="Times New Roman" w:eastAsia="標楷體" w:hAnsi="Times New Roman" w:cs="Times New Roman"/>
+          </w:rPr>
+          <w:t>decoupled</w:t>
+        </w:r>
+        <w:r>
+          <w:rPr>
+            <w:rFonts w:ascii="Times New Roman" w:eastAsia="標楷體" w:hAnsi="Times New Roman" w:cs="Times New Roman"/>
+          </w:rPr>
+          <w:t>）偵測頭同時輸出類別與邊界框，其分割版本另設遮罩係數分支與遮罩原型，可於單次前向傳遞中完成牙齒之偵測與像素級分割；本研究僅設單一類別（</w:t>
+        </w:r>
+        <w:r>
+          <w:rPr>
+            <w:rFonts w:ascii="Times New Roman" w:eastAsia="標楷體" w:hAnsi="Times New Roman" w:cs="Times New Roman"/>
+          </w:rPr>
+          <w:t>tooth</w:t>
+        </w:r>
+        <w:r>
+          <w:rPr>
+            <w:rFonts w:ascii="Times New Roman" w:eastAsia="標楷體" w:hAnsi="Times New Roman" w:cs="Times New Roman"/>
+          </w:rPr>
+          <w:t>）。</w:t>
+        </w:r>
+      </w:ins>
+      <w:r>
+        <w:rPr>
+          <w:rFonts w:ascii="Times New Roman" w:eastAsia="標楷體" w:hAnsi="Times New Roman" w:cs="Times New Roman"/>
+        </w:rPr>
+        <w:t>超參數設定為：</w:t>
       </w:r>
       <w:r>
         <w:rPr>
@@ -2686,14 +2375,12 @@
         </w:rPr>
         <w:t>、</w:t>
       </w:r>
-      <w:proofErr w:type="spellStart"/>
       <w:r>
         <w:rPr>
           <w:rFonts w:ascii="Times New Roman" w:eastAsia="標楷體" w:hAnsi="Times New Roman" w:cs="Times New Roman"/>
         </w:rPr>
         <w:t>AdamW</w:t>
       </w:r>
-      <w:proofErr w:type="spellEnd"/>
       <w:r>
         <w:rPr>
           <w:rFonts w:ascii="Times New Roman" w:eastAsia="標楷體" w:hAnsi="Times New Roman" w:cs="Times New Roman"/>
@@ -2941,12 +2628,6 @@
         <w:rPr>
           <w:rFonts w:ascii="Times New Roman" w:eastAsia="標楷體" w:hAnsi="Times New Roman" w:cs="Times New Roman"/>
         </w:rPr>
-        <w:t>。</w:t>
-      </w:r>
-      <w:r>
-        <w:rPr>
-          <w:rFonts w:ascii="Times New Roman" w:eastAsia="標楷體" w:hAnsi="Times New Roman" w:cs="Times New Roman"/>
-        </w:rPr>
         <w:t>推論於未參與訓練之長度評估資料集</w:t>
       </w:r>
       <w:r>
@@ -2965,16 +2646,8 @@
         <w:rPr>
           <w:rFonts w:ascii="Times New Roman" w:eastAsia="標楷體" w:hAnsi="Times New Roman" w:cs="Times New Roman"/>
         </w:rPr>
-        <w:t>推論時</w:t>
-      </w:r>
-      <w:proofErr w:type="gramStart"/>
-      <w:r>
-        <w:rPr>
-          <w:rFonts w:ascii="Times New Roman" w:eastAsia="標楷體" w:hAnsi="Times New Roman" w:cs="Times New Roman"/>
-        </w:rPr>
-        <w:t>（</w:t>
-      </w:r>
-      <w:proofErr w:type="gramEnd"/>
+        <w:t>推論時（</w:t>
+      </w:r>
       <w:r>
         <w:rPr>
           <w:rFonts w:ascii="Times New Roman" w:eastAsia="標楷體" w:hAnsi="Times New Roman" w:cs="Times New Roman"/>
@@ -3017,51 +2690,15 @@
           <w:kern w:val="0"/>
           <w14:ligatures w14:val="none"/>
         </w:rPr>
-        <w:t>開運算去除細連線，僅保留最大連通區以排除分割碎塊；</w:t>
-      </w:r>
-      <w:proofErr w:type="gramStart"/>
+        <w:t>開運算去除細連線，僅保留最大連通區以排除分割碎塊；目標牙以遮罩外接框與參考框</w:t>
+      </w:r>
       <w:r>
         <w:rPr>
           <w:rFonts w:ascii="Times New Roman" w:eastAsia="標楷體" w:hAnsi="Times New Roman" w:cs="Times New Roman"/>
           <w:kern w:val="0"/>
           <w14:ligatures w14:val="none"/>
         </w:rPr>
-        <w:t>目標牙以遮罩外接框與</w:t>
-      </w:r>
-      <w:proofErr w:type="gramEnd"/>
-      <w:r>
-        <w:rPr>
-          <w:rFonts w:ascii="Times New Roman" w:eastAsia="標楷體" w:hAnsi="Times New Roman" w:cs="Times New Roman"/>
-          <w:kern w:val="0"/>
-          <w14:ligatures w14:val="none"/>
-        </w:rPr>
-        <w:t>參考框</w:t>
-      </w:r>
-      <w:r>
-        <w:rPr>
-          <w:rFonts w:ascii="Times New Roman" w:eastAsia="標楷體" w:hAnsi="Times New Roman" w:cs="Times New Roman"/>
-          <w:kern w:val="0"/>
-          <w14:ligatures w14:val="none"/>
-        </w:rPr>
-        <w:t xml:space="preserve"> </w:t>
-      </w:r>
-      <w:proofErr w:type="spellStart"/>
-      <w:r>
-        <w:rPr>
-          <w:rFonts w:ascii="Times New Roman" w:eastAsia="標楷體" w:hAnsi="Times New Roman" w:cs="Times New Roman"/>
-          <w:kern w:val="0"/>
-          <w14:ligatures w14:val="none"/>
-        </w:rPr>
-        <w:t>IoU</w:t>
-      </w:r>
-      <w:proofErr w:type="spellEnd"/>
-      <w:r>
-        <w:rPr>
-          <w:rFonts w:ascii="Times New Roman" w:eastAsia="標楷體" w:hAnsi="Times New Roman" w:cs="Times New Roman"/>
-          <w:kern w:val="0"/>
-          <w14:ligatures w14:val="none"/>
-        </w:rPr>
-        <w:t xml:space="preserve"> </w:t>
+        <w:t xml:space="preserve"> IoU </w:t>
       </w:r>
       <w:r>
         <w:rPr>
@@ -3562,21 +3199,7 @@
         <w:rPr>
           <w:rFonts w:ascii="Times New Roman" w:eastAsia="標楷體" w:hAnsi="Times New Roman" w:cs="Times New Roman"/>
         </w:rPr>
-        <w:t xml:space="preserve"> 0.05</w:t>
-      </w:r>
-      <w:proofErr w:type="gramStart"/>
-      <w:r>
-        <w:rPr>
-          <w:rFonts w:ascii="Times New Roman" w:eastAsia="標楷體" w:hAnsi="Times New Roman" w:cs="Times New Roman"/>
-        </w:rPr>
-        <w:t>–</w:t>
-      </w:r>
-      <w:proofErr w:type="gramEnd"/>
-      <w:r>
-        <w:rPr>
-          <w:rFonts w:ascii="Times New Roman" w:eastAsia="標楷體" w:hAnsi="Times New Roman" w:cs="Times New Roman"/>
-        </w:rPr>
-        <w:t>0.10</w:t>
+        <w:t xml:space="preserve"> 0.05–0.10</w:t>
       </w:r>
       <w:r>
         <w:rPr>
@@ -3618,7 +3241,14 @@
         <w:rPr>
           <w:rFonts w:ascii="Times New Roman" w:eastAsia="標楷體" w:hAnsi="Times New Roman" w:cs="Times New Roman"/>
         </w:rPr>
-        <w:t>為整張影像之長邊像素數；此正規化僅使用影像尺寸，未使用任何</w:t>
+        <w:t>為</w:t>
+      </w:r>
+      <w:r>
+        <w:rPr>
+          <w:rFonts w:ascii="Times New Roman" w:eastAsia="標楷體" w:hAnsi="Times New Roman" w:cs="Times New Roman"/>
+        </w:rPr>
+        <w:lastRenderedPageBreak/>
+        <w:t>整張影像之長邊像素數；此正規化僅使用影像尺寸，未使用任何</w:t>
       </w:r>
       <w:r>
         <w:rPr>
@@ -3758,14 +3388,7 @@
         <w:rPr>
           <w:rFonts w:ascii="Times New Roman" w:eastAsia="標楷體" w:hAnsi="Times New Roman" w:cs="Times New Roman"/>
         </w:rPr>
-        <w:t>），不</w:t>
-      </w:r>
-      <w:r>
-        <w:rPr>
-          <w:rFonts w:ascii="Times New Roman" w:eastAsia="標楷體" w:hAnsi="Times New Roman" w:cs="Times New Roman"/>
-        </w:rPr>
-        <w:lastRenderedPageBreak/>
-        <w:t>使用分割訓練</w:t>
+        <w:t>），不使用分割訓練</w:t>
       </w:r>
       <w:r>
         <w:rPr>
@@ -3827,16 +3450,8 @@
         <w:rPr>
           <w:rFonts w:ascii="Times New Roman" w:eastAsia="標楷體" w:hAnsi="Times New Roman" w:cs="Times New Roman"/>
         </w:rPr>
-        <w:t xml:space="preserve">MATLAB </w:t>
-      </w:r>
-      <w:proofErr w:type="spellStart"/>
-      <w:r>
-        <w:rPr>
-          <w:rFonts w:ascii="Times New Roman" w:eastAsia="標楷體" w:hAnsi="Times New Roman" w:cs="Times New Roman"/>
-        </w:rPr>
-        <w:t>fitnet</w:t>
-      </w:r>
-      <w:proofErr w:type="spellEnd"/>
+        <w:t>MATLAB fitnet</w:t>
+      </w:r>
       <w:r>
         <w:rPr>
           <w:rFonts w:ascii="Times New Roman" w:eastAsia="標楷體" w:hAnsi="Times New Roman" w:cs="Times New Roman"/>
@@ -3871,16 +3486,8 @@
         <w:rPr>
           <w:rFonts w:ascii="Times New Roman" w:eastAsia="標楷體" w:hAnsi="Times New Roman" w:cs="Times New Roman"/>
         </w:rPr>
-        <w:t xml:space="preserve"> </w:t>
-      </w:r>
-      <w:proofErr w:type="spellStart"/>
-      <w:r>
-        <w:rPr>
-          <w:rFonts w:ascii="Times New Roman" w:eastAsia="標楷體" w:hAnsi="Times New Roman" w:cs="Times New Roman"/>
-        </w:rPr>
-        <w:t>trainbr</w:t>
-      </w:r>
-      <w:proofErr w:type="spellEnd"/>
+        <w:t xml:space="preserve"> trainbr</w:t>
+      </w:r>
       <w:r>
         <w:rPr>
           <w:rFonts w:ascii="Times New Roman" w:eastAsia="標楷體" w:hAnsi="Times New Roman" w:cs="Times New Roman"/>
@@ -4007,23 +3614,7 @@
           <w:rFonts w:ascii="Times New Roman" w:eastAsia="標楷體" w:hAnsi="Times New Roman" w:cs="Times New Roman"/>
           <w:color w:val="FF0000"/>
         </w:rPr>
-        <w:t>(</w:t>
-      </w:r>
-      <w:proofErr w:type="spellStart"/>
-      <w:r>
-        <w:rPr>
-          <w:rFonts w:ascii="Times New Roman" w:eastAsia="標楷體" w:hAnsi="Times New Roman" w:cs="Times New Roman"/>
-          <w:color w:val="FF0000"/>
-        </w:rPr>
-        <w:t>i</w:t>
-      </w:r>
-      <w:proofErr w:type="spellEnd"/>
-      <w:r>
-        <w:rPr>
-          <w:rFonts w:ascii="Times New Roman" w:eastAsia="標楷體" w:hAnsi="Times New Roman" w:cs="Times New Roman"/>
-          <w:color w:val="FF0000"/>
-        </w:rPr>
-        <w:t xml:space="preserve">) </w:t>
+        <w:t xml:space="preserve">(i) </w:t>
       </w:r>
       <w:r>
         <w:rPr>
@@ -4255,7 +3846,6 @@
         </w:rPr>
         <w:t>為第</w:t>
       </w:r>
-      <w:proofErr w:type="spellStart"/>
       <w:r>
         <w:rPr>
           <w:rFonts w:ascii="Times New Roman" w:eastAsia="標楷體" w:hAnsi="Times New Roman" w:cs="Times New Roman"/>
@@ -4264,7 +3854,6 @@
         </w:rPr>
         <w:t>i</w:t>
       </w:r>
-      <w:proofErr w:type="spellEnd"/>
       <w:r>
         <w:rPr>
           <w:rFonts w:ascii="Times New Roman" w:eastAsia="標楷體" w:hAnsi="Times New Roman" w:cs="Times New Roman"/>
@@ -4441,19 +4030,11 @@
         </w:rPr>
         <w:t>之所有預測遮罩於原圖解析度、</w:t>
       </w:r>
-      <w:proofErr w:type="spellStart"/>
-      <w:r>
-        <w:rPr>
-          <w:rFonts w:ascii="Times New Roman" w:eastAsia="標楷體" w:hAnsi="Times New Roman" w:cs="Times New Roman"/>
-        </w:rPr>
-        <w:t>IoU</w:t>
-      </w:r>
-      <w:proofErr w:type="spellEnd"/>
-      <w:r>
-        <w:rPr>
-          <w:rFonts w:ascii="Times New Roman" w:eastAsia="標楷體" w:hAnsi="Times New Roman" w:cs="Times New Roman"/>
-        </w:rPr>
-        <w:t xml:space="preserve"> </w:t>
+      <w:r>
+        <w:rPr>
+          <w:rFonts w:ascii="Times New Roman" w:eastAsia="標楷體" w:hAnsi="Times New Roman" w:cs="Times New Roman"/>
+        </w:rPr>
+        <w:t xml:space="preserve">IoU </w:t>
       </w:r>
       <w:r>
         <w:rPr>
@@ -5426,6 +5007,7 @@
         <w:rPr>
           <w:rFonts w:ascii="Times New Roman" w:eastAsia="標楷體" w:hAnsi="Times New Roman" w:cs="Times New Roman"/>
         </w:rPr>
+        <w:lastRenderedPageBreak/>
         <w:t>誤差與年齡之關係以</w:t>
       </w:r>
       <w:r>
@@ -5464,14 +5046,12 @@
         </w:rPr>
         <w:t>（</w:t>
       </w:r>
-      <w:proofErr w:type="spellStart"/>
       <w:r>
         <w:rPr>
           <w:rFonts w:ascii="Times New Roman" w:eastAsia="標楷體" w:hAnsi="Times New Roman" w:cs="Times New Roman"/>
         </w:rPr>
         <w:t>Ultralytics</w:t>
       </w:r>
-      <w:proofErr w:type="spellEnd"/>
       <w:r>
         <w:rPr>
           <w:rFonts w:ascii="Times New Roman" w:eastAsia="標楷體" w:hAnsi="Times New Roman" w:cs="Times New Roman"/>
@@ -7237,6 +6817,7 @@
         <w:rPr>
           <w:rFonts w:ascii="Times New Roman" w:eastAsia="標楷體" w:hAnsi="Times New Roman" w:cs="Times New Roman"/>
         </w:rPr>
+        <w:lastRenderedPageBreak/>
         <w:t>長邊正規化將</w:t>
       </w:r>
       <w:r>
@@ -7309,14 +6890,7 @@
         <w:rPr>
           <w:rFonts w:ascii="Times New Roman" w:eastAsia="標楷體" w:hAnsi="Times New Roman" w:cs="Times New Roman"/>
         </w:rPr>
-        <w:t>比較未正規化與長邊正規化、以及是否加</w:t>
-      </w:r>
-      <w:r>
-        <w:rPr>
-          <w:rFonts w:ascii="Times New Roman" w:eastAsia="標楷體" w:hAnsi="Times New Roman" w:cs="Times New Roman"/>
-        </w:rPr>
-        <w:lastRenderedPageBreak/>
-        <w:t>入年齡之</w:t>
+        <w:t>比較未正規化與長邊正規化、以及是否加入年齡之</w:t>
       </w:r>
       <w:r>
         <w:rPr>
@@ -11494,14 +11068,12 @@
         </w:rPr>
         <w:t xml:space="preserve">6 </w:t>
       </w:r>
-      <w:proofErr w:type="gramStart"/>
       <w:r>
         <w:rPr>
           <w:rFonts w:ascii="Times New Roman" w:eastAsia="標楷體" w:hAnsi="Times New Roman" w:cs="Times New Roman"/>
         </w:rPr>
         <w:t>conclusion</w:t>
       </w:r>
-      <w:proofErr w:type="gramEnd"/>
     </w:p>
     <w:p>
       <w:pPr>
@@ -11774,7 +11346,7 @@
 </file>
 
 <file path=word/endnotes.xml><?xml version="1.0" encoding="utf-8"?>
-<w:endnotes xmlns:wpc="http://schemas.microsoft.com/office/word/2010/wordprocessingCanvas" xmlns:cx="http://schemas.microsoft.com/office/drawing/2014/chartex" xmlns:cx1="http://schemas.microsoft.com/office/drawing/2015/9/8/chartex" xmlns:cx2="http://schemas.microsoft.com/office/drawing/2015/10/21/chartex" xmlns:cx3="http://schemas.microsoft.com/office/drawing/2016/5/9/chartex" xmlns:cx4="http://schemas.microsoft.com/office/drawing/2016/5/10/chartex" xmlns:cx5="http://schemas.microsoft.com/office/drawing/2016/5/11/chartex" xmlns:cx6="http://schemas.microsoft.com/office/drawing/2016/5/12/chartex" xmlns:cx7="http://schemas.microsoft.com/office/drawing/2016/5/13/chartex" xmlns:cx8="http://schemas.microsoft.com/office/drawing/2016/5/14/chartex" xmlns:mc="http://schemas.openxmlformats.org/markup-compatibility/2006" xmlns:aink="http://schemas.microsoft.com/office/drawing/2016/ink" xmlns:am3d="http://schemas.microsoft.com/office/drawing/2017/model3d" xmlns:o="urn:schemas-microsoft-com:office:office" xmlns:r="http://schemas.openxmlformats.org/officeDocument/2006/relationships" xmlns:m="http://schemas.openxmlformats.org/officeDocument/2006/math" xmlns:v="urn:schemas-microsoft-com:vml" xmlns:wp14="http://schemas.microsoft.com/office/word/2010/wordprocessingDrawing" xmlns:wp="http://schemas.openxmlformats.org/drawingml/2006/wordprocessingDrawing" xmlns:w10="urn:schemas-microsoft-com:office:word" xmlns:w="http://schemas.openxmlformats.org/wordprocessingml/2006/main" xmlns:w14="http://schemas.microsoft.com/office/word/2010/wordml" xmlns:w15="http://schemas.microsoft.com/office/word/2012/wordml" xmlns:w16cid="http://schemas.microsoft.com/office/word/2016/wordml/cid" xmlns:w16se="http://schemas.microsoft.com/office/word/2015/wordml/symex" xmlns:wpg="http://schemas.microsoft.com/office/word/2010/wordprocessingGroup" xmlns:wpi="http://schemas.microsoft.com/office/word/2010/wordprocessingInk" xmlns:wne="http://schemas.microsoft.com/office/word/2006/wordml" xmlns:wps="http://schemas.microsoft.com/office/word/2010/wordprocessingShape" mc:Ignorable="w14 w15 w16se w16cid wp14">
+<w:endnotes xmlns:wpc="http://schemas.microsoft.com/office/word/2010/wordprocessingCanvas" xmlns:cx="http://schemas.microsoft.com/office/drawing/2014/chartex" xmlns:cx1="http://schemas.microsoft.com/office/drawing/2015/9/8/chartex" xmlns:cx2="http://schemas.microsoft.com/office/drawing/2015/10/21/chartex" xmlns:cx3="http://schemas.microsoft.com/office/drawing/2016/5/9/chartex" xmlns:cx4="http://schemas.microsoft.com/office/drawing/2016/5/10/chartex" xmlns:cx5="http://schemas.microsoft.com/office/drawing/2016/5/11/chartex" xmlns:cx6="http://schemas.microsoft.com/office/drawing/2016/5/12/chartex" xmlns:cx7="http://schemas.microsoft.com/office/drawing/2016/5/13/chartex" xmlns:cx8="http://schemas.microsoft.com/office/drawing/2016/5/14/chartex" xmlns:mc="http://schemas.openxmlformats.org/markup-compatibility/2006" xmlns:aink="http://schemas.microsoft.com/office/drawing/2016/ink" xmlns:am3d="http://schemas.microsoft.com/office/drawing/2017/model3d" xmlns:o="urn:schemas-microsoft-com:office:office" xmlns:oel="http://schemas.microsoft.com/office/2019/extlst" xmlns:r="http://schemas.openxmlformats.org/officeDocument/2006/relationships" xmlns:m="http://schemas.openxmlformats.org/officeDocument/2006/math" xmlns:v="urn:schemas-microsoft-com:vml" xmlns:wp14="http://schemas.microsoft.com/office/word/2010/wordprocessingDrawing" xmlns:wp="http://schemas.openxmlformats.org/drawingml/2006/wordprocessingDrawing" xmlns:w10="urn:schemas-microsoft-com:office:word" xmlns:w="http://schemas.openxmlformats.org/wordprocessingml/2006/main" xmlns:w14="http://schemas.microsoft.com/office/word/2010/wordml" xmlns:w15="http://schemas.microsoft.com/office/word/2012/wordml" xmlns:w16cex="http://schemas.microsoft.com/office/word/2018/wordml/cex" xmlns:w16cid="http://schemas.microsoft.com/office/word/2016/wordml/cid" xmlns:w16="http://schemas.microsoft.com/office/word/2018/wordml" xmlns:w16du="http://schemas.microsoft.com/office/word/2023/wordml/word16du" xmlns:w16sdtdh="http://schemas.microsoft.com/office/word/2020/wordml/sdtdatahash" xmlns:w16sdtfl="http://schemas.microsoft.com/office/word/2024/wordml/sdtformatlock" xmlns:w16se="http://schemas.microsoft.com/office/word/2015/wordml/symex" xmlns:wpg="http://schemas.microsoft.com/office/word/2010/wordprocessingGroup" xmlns:wpi="http://schemas.microsoft.com/office/word/2010/wordprocessingInk" xmlns:wne="http://schemas.microsoft.com/office/word/2006/wordml" xmlns:wps="http://schemas.microsoft.com/office/word/2010/wordprocessingShape" mc:Ignorable="w14 w15 w16se w16cid w16 w16cex w16sdtdh w16sdtfl w16du wp14">
   <w:endnote w:type="separator" w:id="-1">
     <w:p>
       <w:pPr>
@@ -11799,7 +11371,7 @@
 </file>
 
 <file path=word/footnotes.xml><?xml version="1.0" encoding="utf-8"?>
-<w:footnotes xmlns:wpc="http://schemas.microsoft.com/office/word/2010/wordprocessingCanvas" xmlns:cx="http://schemas.microsoft.com/office/drawing/2014/chartex" xmlns:cx1="http://schemas.microsoft.com/office/drawing/2015/9/8/chartex" xmlns:cx2="http://schemas.microsoft.com/office/drawing/2015/10/21/chartex" xmlns:cx3="http://schemas.microsoft.com/office/drawing/2016/5/9/chartex" xmlns:cx4="http://schemas.microsoft.com/office/drawing/2016/5/10/chartex" xmlns:cx5="http://schemas.microsoft.com/office/drawing/2016/5/11/chartex" xmlns:cx6="http://schemas.microsoft.com/office/drawing/2016/5/12/chartex" xmlns:cx7="http://schemas.microsoft.com/office/drawing/2016/5/13/chartex" xmlns:cx8="http://schemas.microsoft.com/office/drawing/2016/5/14/chartex" xmlns:mc="http://schemas.openxmlformats.org/markup-compatibility/2006" xmlns:aink="http://schemas.microsoft.com/office/drawing/2016/ink" xmlns:am3d="http://schemas.microsoft.com/office/drawing/2017/model3d" xmlns:o="urn:schemas-microsoft-com:office:office" xmlns:r="http://schemas.openxmlformats.org/officeDocument/2006/relationships" xmlns:m="http://schemas.openxmlformats.org/officeDocument/2006/math" xmlns:v="urn:schemas-microsoft-com:vml" xmlns:wp14="http://schemas.microsoft.com/office/word/2010/wordprocessingDrawing" xmlns:wp="http://schemas.openxmlformats.org/drawingml/2006/wordprocessingDrawing" xmlns:w10="urn:schemas-microsoft-com:office:word" xmlns:w="http://schemas.openxmlformats.org/wordprocessingml/2006/main" xmlns:w14="http://schemas.microsoft.com/office/word/2010/wordml" xmlns:w15="http://schemas.microsoft.com/office/word/2012/wordml" xmlns:w16cid="http://schemas.microsoft.com/office/word/2016/wordml/cid" xmlns:w16se="http://schemas.microsoft.com/office/word/2015/wordml/symex" xmlns:wpg="http://schemas.microsoft.com/office/word/2010/wordprocessingGroup" xmlns:wpi="http://schemas.microsoft.com/office/word/2010/wordprocessingInk" xmlns:wne="http://schemas.microsoft.com/office/word/2006/wordml" xmlns:wps="http://schemas.microsoft.com/office/word/2010/wordprocessingShape" mc:Ignorable="w14 w15 w16se w16cid wp14">
+<w:footnotes xmlns:wpc="http://schemas.microsoft.com/office/word/2010/wordprocessingCanvas" xmlns:cx="http://schemas.microsoft.com/office/drawing/2014/chartex" xmlns:cx1="http://schemas.microsoft.com/office/drawing/2015/9/8/chartex" xmlns:cx2="http://schemas.microsoft.com/office/drawing/2015/10/21/chartex" xmlns:cx3="http://schemas.microsoft.com/office/drawing/2016/5/9/chartex" xmlns:cx4="http://schemas.microsoft.com/office/drawing/2016/5/10/chartex" xmlns:cx5="http://schemas.microsoft.com/office/drawing/2016/5/11/chartex" xmlns:cx6="http://schemas.microsoft.com/office/drawing/2016/5/12/chartex" xmlns:cx7="http://schemas.microsoft.com/office/drawing/2016/5/13/chartex" xmlns:cx8="http://schemas.microsoft.com/office/drawing/2016/5/14/chartex" xmlns:mc="http://schemas.openxmlformats.org/markup-compatibility/2006" xmlns:aink="http://schemas.microsoft.com/office/drawing/2016/ink" xmlns:am3d="http://schemas.microsoft.com/office/drawing/2017/model3d" xmlns:o="urn:schemas-microsoft-com:office:office" xmlns:oel="http://schemas.microsoft.com/office/2019/extlst" xmlns:r="http://schemas.openxmlformats.org/officeDocument/2006/relationships" xmlns:m="http://schemas.openxmlformats.org/officeDocument/2006/math" xmlns:v="urn:schemas-microsoft-com:vml" xmlns:wp14="http://schemas.microsoft.com/office/word/2010/wordprocessingDrawing" xmlns:wp="http://schemas.openxmlformats.org/drawingml/2006/wordprocessingDrawing" xmlns:w10="urn:schemas-microsoft-com:office:word" xmlns:w="http://schemas.openxmlformats.org/wordprocessingml/2006/main" xmlns:w14="http://schemas.microsoft.com/office/word/2010/wordml" xmlns:w15="http://schemas.microsoft.com/office/word/2012/wordml" xmlns:w16cex="http://schemas.microsoft.com/office/word/2018/wordml/cex" xmlns:w16cid="http://schemas.microsoft.com/office/word/2016/wordml/cid" xmlns:w16="http://schemas.microsoft.com/office/word/2018/wordml" xmlns:w16du="http://schemas.microsoft.com/office/word/2023/wordml/word16du" xmlns:w16sdtdh="http://schemas.microsoft.com/office/word/2020/wordml/sdtdatahash" xmlns:w16sdtfl="http://schemas.microsoft.com/office/word/2024/wordml/sdtformatlock" xmlns:w16se="http://schemas.microsoft.com/office/word/2015/wordml/symex" xmlns:wpg="http://schemas.microsoft.com/office/word/2010/wordprocessingGroup" xmlns:wpi="http://schemas.microsoft.com/office/word/2010/wordprocessingInk" xmlns:wne="http://schemas.microsoft.com/office/word/2006/wordml" xmlns:wps="http://schemas.microsoft.com/office/word/2010/wordprocessingShape" mc:Ignorable="w14 w15 w16se w16cid w16 w16cex w16sdtdh w16sdtfl w16du wp14">
   <w:footnote w:type="separator" w:id="-1">
     <w:p>
       <w:pPr>
@@ -11824,7 +11396,7 @@
 </file>
 
 <file path=word/numbering.xml><?xml version="1.0" encoding="utf-8"?>
-<w:numbering xmlns:wpc="http://schemas.microsoft.com/office/word/2010/wordprocessingCanvas" xmlns:cx="http://schemas.microsoft.com/office/drawing/2014/chartex" xmlns:cx1="http://schemas.microsoft.com/office/drawing/2015/9/8/chartex" xmlns:cx2="http://schemas.microsoft.com/office/drawing/2015/10/21/chartex" xmlns:cx3="http://schemas.microsoft.com/office/drawing/2016/5/9/chartex" xmlns:cx4="http://schemas.microsoft.com/office/drawing/2016/5/10/chartex" xmlns:cx5="http://schemas.microsoft.com/office/drawing/2016/5/11/chartex" xmlns:cx6="http://schemas.microsoft.com/office/drawing/2016/5/12/chartex" xmlns:cx7="http://schemas.microsoft.com/office/drawing/2016/5/13/chartex" xmlns:cx8="http://schemas.microsoft.com/office/drawing/2016/5/14/chartex" xmlns:mc="http://schemas.openxmlformats.org/markup-compatibility/2006" xmlns:aink="http://schemas.microsoft.com/office/drawing/2016/ink" xmlns:am3d="http://schemas.microsoft.com/office/drawing/2017/model3d" xmlns:o="urn:schemas-microsoft-com:office:office" xmlns:r="http://schemas.openxmlformats.org/officeDocument/2006/relationships" xmlns:m="http://schemas.openxmlformats.org/officeDocument/2006/math" xmlns:v="urn:schemas-microsoft-com:vml" xmlns:wp14="http://schemas.microsoft.com/office/word/2010/wordprocessingDrawing" xmlns:wp="http://schemas.openxmlformats.org/drawingml/2006/wordprocessingDrawing" xmlns:w10="urn:schemas-microsoft-com:office:word" xmlns:w="http://schemas.openxmlformats.org/wordprocessingml/2006/main" xmlns:w14="http://schemas.microsoft.com/office/word/2010/wordml" xmlns:w15="http://schemas.microsoft.com/office/word/2012/wordml" xmlns:w16cid="http://schemas.microsoft.com/office/word/2016/wordml/cid" xmlns:w16se="http://schemas.microsoft.com/office/word/2015/wordml/symex" xmlns:wpg="http://schemas.microsoft.com/office/word/2010/wordprocessingGroup" xmlns:wpi="http://schemas.microsoft.com/office/word/2010/wordprocessingInk" xmlns:wne="http://schemas.microsoft.com/office/word/2006/wordml" xmlns:wps="http://schemas.microsoft.com/office/word/2010/wordprocessingShape" mc:Ignorable="w14 w15 w16se w16cid wp14">
+<w:numbering xmlns:wpc="http://schemas.microsoft.com/office/word/2010/wordprocessingCanvas" xmlns:cx="http://schemas.microsoft.com/office/drawing/2014/chartex" xmlns:cx1="http://schemas.microsoft.com/office/drawing/2015/9/8/chartex" xmlns:cx2="http://schemas.microsoft.com/office/drawing/2015/10/21/chartex" xmlns:cx3="http://schemas.microsoft.com/office/drawing/2016/5/9/chartex" xmlns:cx4="http://schemas.microsoft.com/office/drawing/2016/5/10/chartex" xmlns:cx5="http://schemas.microsoft.com/office/drawing/2016/5/11/chartex" xmlns:cx6="http://schemas.microsoft.com/office/drawing/2016/5/12/chartex" xmlns:cx7="http://schemas.microsoft.com/office/drawing/2016/5/13/chartex" xmlns:cx8="http://schemas.microsoft.com/office/drawing/2016/5/14/chartex" xmlns:mc="http://schemas.openxmlformats.org/markup-compatibility/2006" xmlns:aink="http://schemas.microsoft.com/office/drawing/2016/ink" xmlns:am3d="http://schemas.microsoft.com/office/drawing/2017/model3d" xmlns:o="urn:schemas-microsoft-com:office:office" xmlns:oel="http://schemas.microsoft.com/office/2019/extlst" xmlns:r="http://schemas.openxmlformats.org/officeDocument/2006/relationships" xmlns:m="http://schemas.openxmlformats.org/officeDocument/2006/math" xmlns:v="urn:schemas-microsoft-com:vml" xmlns:wp14="http://schemas.microsoft.com/office/word/2010/wordprocessingDrawing" xmlns:wp="http://schemas.openxmlformats.org/drawingml/2006/wordprocessingDrawing" xmlns:w10="urn:schemas-microsoft-com:office:word" xmlns:w="http://schemas.openxmlformats.org/wordprocessingml/2006/main" xmlns:w14="http://schemas.microsoft.com/office/word/2010/wordml" xmlns:w15="http://schemas.microsoft.com/office/word/2012/wordml" xmlns:w16cex="http://schemas.microsoft.com/office/word/2018/wordml/cex" xmlns:w16cid="http://schemas.microsoft.com/office/word/2016/wordml/cid" xmlns:w16="http://schemas.microsoft.com/office/word/2018/wordml" xmlns:w16du="http://schemas.microsoft.com/office/word/2023/wordml/word16du" xmlns:w16sdtdh="http://schemas.microsoft.com/office/word/2020/wordml/sdtdatahash" xmlns:w16sdtfl="http://schemas.microsoft.com/office/word/2024/wordml/sdtformatlock" xmlns:w16se="http://schemas.microsoft.com/office/word/2015/wordml/symex" xmlns:wpg="http://schemas.microsoft.com/office/word/2010/wordprocessingGroup" xmlns:wpi="http://schemas.microsoft.com/office/word/2010/wordprocessingInk" xmlns:wne="http://schemas.microsoft.com/office/word/2006/wordml" xmlns:wps="http://schemas.microsoft.com/office/word/2010/wordprocessingShape" mc:Ignorable="w14 w15 w16se w16cid w16 w16cex w16sdtdh w16sdtfl w16du wp14">
   <w:abstractNum w:abstractNumId="0" w15:restartNumberingAfterBreak="0">
     <w:nsid w:val="116508B4"/>
     <w:multiLevelType w:val="multilevel"/>
@@ -12201,20 +11773,20 @@
       </w:rPr>
     </w:lvl>
   </w:abstractNum>
-  <w:num w:numId="1">
+  <w:num w:numId="1" w16cid:durableId="776632992">
     <w:abstractNumId w:val="0"/>
   </w:num>
-  <w:num w:numId="2">
+  <w:num w:numId="2" w16cid:durableId="389620825">
     <w:abstractNumId w:val="2"/>
   </w:num>
-  <w:num w:numId="3">
+  <w:num w:numId="3" w16cid:durableId="768231486">
     <w:abstractNumId w:val="1"/>
   </w:num>
 </w:numbering>
 </file>
 
 <file path=word/styles.xml><?xml version="1.0" encoding="utf-8"?>
-<w:styles xmlns:mc="http://schemas.openxmlformats.org/markup-compatibility/2006" xmlns:r="http://schemas.openxmlformats.org/officeDocument/2006/relationships" xmlns:w="http://schemas.openxmlformats.org/wordprocessingml/2006/main" xmlns:w14="http://schemas.microsoft.com/office/word/2010/wordml" xmlns:w15="http://schemas.microsoft.com/office/word/2012/wordml" xmlns:w16cid="http://schemas.microsoft.com/office/word/2016/wordml/cid" xmlns:w16se="http://schemas.microsoft.com/office/word/2015/wordml/symex" mc:Ignorable="w14 w15 w16se w16cid">
+<w:styles xmlns:mc="http://schemas.openxmlformats.org/markup-compatibility/2006" xmlns:r="http://schemas.openxmlformats.org/officeDocument/2006/relationships" xmlns:w="http://schemas.openxmlformats.org/wordprocessingml/2006/main" xmlns:w14="http://schemas.microsoft.com/office/word/2010/wordml" xmlns:w15="http://schemas.microsoft.com/office/word/2012/wordml" xmlns:w16cex="http://schemas.microsoft.com/office/word/2018/wordml/cex" xmlns:w16cid="http://schemas.microsoft.com/office/word/2016/wordml/cid" xmlns:w16="http://schemas.microsoft.com/office/word/2018/wordml" xmlns:w16du="http://schemas.microsoft.com/office/word/2023/wordml/word16du" xmlns:w16sdtdh="http://schemas.microsoft.com/office/word/2020/wordml/sdtdatahash" xmlns:w16sdtfl="http://schemas.microsoft.com/office/word/2024/wordml/sdtformatlock" xmlns:w16se="http://schemas.microsoft.com/office/word/2015/wordml/symex" mc:Ignorable="w14 w15 w16se w16cid w16 w16cex w16sdtdh w16sdtfl w16du">
   <w:docDefaults>
     <w:rPrDefault>
       <w:rPr>
@@ -12232,7 +11804,7 @@
       </w:pPr>
     </w:pPrDefault>
   </w:docDefaults>
-  <w:latentStyles w:defLockedState="0" w:defUIPriority="99" w:defSemiHidden="0" w:defUnhideWhenUsed="0" w:defQFormat="0" w:count="375">
+  <w:latentStyles w:defLockedState="0" w:defUIPriority="99" w:defSemiHidden="0" w:defUnhideWhenUsed="0" w:defQFormat="0" w:count="376">
     <w:lsdException w:name="Normal" w:uiPriority="0" w:qFormat="1"/>
     <w:lsdException w:name="heading 1" w:uiPriority="9" w:qFormat="1"/>
     <w:lsdException w:name="heading 2" w:semiHidden="1" w:uiPriority="9" w:unhideWhenUsed="1" w:qFormat="1"/>
@@ -12608,6 +12180,7 @@
     <w:lsdException w:name="Smart Hyperlink" w:semiHidden="1" w:unhideWhenUsed="1"/>
     <w:lsdException w:name="Hashtag" w:semiHidden="1" w:unhideWhenUsed="1"/>
     <w:lsdException w:name="Unresolved Mention" w:semiHidden="1" w:unhideWhenUsed="1"/>
+    <w:lsdException w:name="Smart Link" w:semiHidden="1" w:unhideWhenUsed="1"/>
   </w:latentStyles>
   <w:style w:type="paragraph" w:default="1" w:styleId="a">
     <w:name w:val="Normal"/>
@@ -13297,6 +12870,7 @@
     </c:legend>
     <c:plotVisOnly val="1"/>
     <c:dispBlanksAs val="gap"/>
+    <c:showDLblsOverMax val="0"/>
     <c:extLst>
       <c:ext xmlns:c16r3="http://schemas.microsoft.com/office/drawing/2017/03/chart" uri="{56B9EC1D-385E-4148-901F-78D8002777C0}">
         <c16r3:dataDisplayOptions16>
@@ -13304,7 +12878,6 @@
         </c16r3:dataDisplayOptions16>
       </c:ext>
     </c:extLst>
-    <c:showDLblsOverMax val="0"/>
   </c:chart>
   <c:spPr>
     <a:solidFill>
@@ -13752,6 +13325,7 @@
     </c:legend>
     <c:plotVisOnly val="1"/>
     <c:dispBlanksAs val="gap"/>
+    <c:showDLblsOverMax val="0"/>
     <c:extLst>
       <c:ext xmlns:c16r3="http://schemas.microsoft.com/office/drawing/2017/03/chart" uri="{56B9EC1D-385E-4148-901F-78D8002777C0}">
         <c16r3:dataDisplayOptions16>
@@ -13759,7 +13333,6 @@
         </c16r3:dataDisplayOptions16>
       </c:ext>
     </c:extLst>
-    <c:showDLblsOverMax val="0"/>
   </c:chart>
   <c:spPr>
     <a:solidFill>
@@ -14245,6 +13818,7 @@
     </c:legend>
     <c:plotVisOnly val="1"/>
     <c:dispBlanksAs val="gap"/>
+    <c:showDLblsOverMax val="0"/>
     <c:extLst>
       <c:ext xmlns:c16r3="http://schemas.microsoft.com/office/drawing/2017/03/chart" uri="{56B9EC1D-385E-4148-901F-78D8002777C0}">
         <c16r3:dataDisplayOptions16>
@@ -14252,7 +13826,6 @@
         </c16r3:dataDisplayOptions16>
       </c:ext>
     </c:extLst>
-    <c:showDLblsOverMax val="0"/>
   </c:chart>
   <c:spPr>
     <a:solidFill>
@@ -14494,6 +14067,7 @@
     </c:legend>
     <c:plotVisOnly val="1"/>
     <c:dispBlanksAs val="gap"/>
+    <c:showDLblsOverMax val="0"/>
     <c:extLst>
       <c:ext xmlns:c16r3="http://schemas.microsoft.com/office/drawing/2017/03/chart" uri="{56B9EC1D-385E-4148-901F-78D8002777C0}">
         <c16r3:dataDisplayOptions16>
@@ -14501,7 +14075,6 @@
         </c16r3:dataDisplayOptions16>
       </c:ext>
     </c:extLst>
-    <c:showDLblsOverMax val="0"/>
   </c:chart>
   <c:spPr>
     <a:solidFill>

--- a/論文/第二篇的中文稿.docx
+++ b/論文/第二篇的中文稿.docx
@@ -1,6 +1,6 @@
 
 <file path=word/document.xml><?xml version="1.0" encoding="utf-8"?>
-<w:document xmlns:wpc="http://schemas.microsoft.com/office/word/2010/wordprocessingCanvas" xmlns:cx="http://schemas.microsoft.com/office/drawing/2014/chartex" xmlns:cx1="http://schemas.microsoft.com/office/drawing/2015/9/8/chartex" xmlns:cx2="http://schemas.microsoft.com/office/drawing/2015/10/21/chartex" xmlns:cx3="http://schemas.microsoft.com/office/drawing/2016/5/9/chartex" xmlns:cx4="http://schemas.microsoft.com/office/drawing/2016/5/10/chartex" xmlns:cx5="http://schemas.microsoft.com/office/drawing/2016/5/11/chartex" xmlns:cx6="http://schemas.microsoft.com/office/drawing/2016/5/12/chartex" xmlns:cx7="http://schemas.microsoft.com/office/drawing/2016/5/13/chartex" xmlns:cx8="http://schemas.microsoft.com/office/drawing/2016/5/14/chartex" xmlns:mc="http://schemas.openxmlformats.org/markup-compatibility/2006" xmlns:aink="http://schemas.microsoft.com/office/drawing/2016/ink" xmlns:am3d="http://schemas.microsoft.com/office/drawing/2017/model3d" xmlns:o="urn:schemas-microsoft-com:office:office" xmlns:oel="http://schemas.microsoft.com/office/2019/extlst" xmlns:r="http://schemas.openxmlformats.org/officeDocument/2006/relationships" xmlns:m="http://schemas.openxmlformats.org/officeDocument/2006/math" xmlns:v="urn:schemas-microsoft-com:vml" xmlns:wp14="http://schemas.microsoft.com/office/word/2010/wordprocessingDrawing" xmlns:wp="http://schemas.openxmlformats.org/drawingml/2006/wordprocessingDrawing" xmlns:w10="urn:schemas-microsoft-com:office:word" xmlns:w="http://schemas.openxmlformats.org/wordprocessingml/2006/main" xmlns:w14="http://schemas.microsoft.com/office/word/2010/wordml" xmlns:w15="http://schemas.microsoft.com/office/word/2012/wordml" xmlns:w16cex="http://schemas.microsoft.com/office/word/2018/wordml/cex" xmlns:w16cid="http://schemas.microsoft.com/office/word/2016/wordml/cid" xmlns:w16="http://schemas.microsoft.com/office/word/2018/wordml" xmlns:w16du="http://schemas.microsoft.com/office/word/2023/wordml/word16du" xmlns:w16sdtdh="http://schemas.microsoft.com/office/word/2020/wordml/sdtdatahash" xmlns:w16sdtfl="http://schemas.microsoft.com/office/word/2024/wordml/sdtformatlock" xmlns:w16se="http://schemas.microsoft.com/office/word/2015/wordml/symex" xmlns:wpg="http://schemas.microsoft.com/office/word/2010/wordprocessingGroup" xmlns:wpi="http://schemas.microsoft.com/office/word/2010/wordprocessingInk" xmlns:wne="http://schemas.microsoft.com/office/word/2006/wordml" xmlns:wps="http://schemas.microsoft.com/office/word/2010/wordprocessingShape" mc:Ignorable="w14 w15 w16se w16cid w16 w16cex w16sdtdh w16sdtfl w16du wp14">
+<w:document xmlns:wpc="http://schemas.microsoft.com/office/word/2010/wordprocessingCanvas" xmlns:cx="http://schemas.microsoft.com/office/drawing/2014/chartex" xmlns:cx1="http://schemas.microsoft.com/office/drawing/2015/9/8/chartex" xmlns:cx2="http://schemas.microsoft.com/office/drawing/2015/10/21/chartex" xmlns:cx3="http://schemas.microsoft.com/office/drawing/2016/5/9/chartex" xmlns:cx4="http://schemas.microsoft.com/office/drawing/2016/5/10/chartex" xmlns:cx5="http://schemas.microsoft.com/office/drawing/2016/5/11/chartex" xmlns:cx6="http://schemas.microsoft.com/office/drawing/2016/5/12/chartex" xmlns:cx7="http://schemas.microsoft.com/office/drawing/2016/5/13/chartex" xmlns:cx8="http://schemas.microsoft.com/office/drawing/2016/5/14/chartex" xmlns:mc="http://schemas.openxmlformats.org/markup-compatibility/2006" xmlns:aink="http://schemas.microsoft.com/office/drawing/2016/ink" xmlns:am3d="http://schemas.microsoft.com/office/drawing/2017/model3d" xmlns:o="urn:schemas-microsoft-com:office:office" xmlns:r="http://schemas.openxmlformats.org/officeDocument/2006/relationships" xmlns:m="http://schemas.openxmlformats.org/officeDocument/2006/math" xmlns:v="urn:schemas-microsoft-com:vml" xmlns:wp14="http://schemas.microsoft.com/office/word/2010/wordprocessingDrawing" xmlns:wp="http://schemas.openxmlformats.org/drawingml/2006/wordprocessingDrawing" xmlns:w10="urn:schemas-microsoft-com:office:word" xmlns:w="http://schemas.openxmlformats.org/wordprocessingml/2006/main" xmlns:w14="http://schemas.microsoft.com/office/word/2010/wordml" xmlns:w15="http://schemas.microsoft.com/office/word/2012/wordml" xmlns:w16cid="http://schemas.microsoft.com/office/word/2016/wordml/cid" xmlns:w16se="http://schemas.microsoft.com/office/word/2015/wordml/symex" xmlns:wpg="http://schemas.microsoft.com/office/word/2010/wordprocessingGroup" xmlns:wpi="http://schemas.microsoft.com/office/word/2010/wordprocessingInk" xmlns:wne="http://schemas.microsoft.com/office/word/2006/wordml" xmlns:wps="http://schemas.microsoft.com/office/word/2010/wordprocessingShape" mc:Ignorable="w14 w15 w16se w16cid wp14">
   <w:body>
     <w:p>
       <w:pPr>
@@ -79,7 +79,23 @@
           <w:rStyle w:val="a7"/>
           <w:rFonts w:ascii="Times New Roman" w:eastAsia="標楷體" w:hAnsi="Times New Roman" w:cs="Times New Roman" w:hint="eastAsia"/>
         </w:rPr>
-        <w:t>根尖定位與牙根長度預測：應用於根管治療術前評估</w:t>
+        <w:t>根尖定位與牙根長度預測：</w:t>
+      </w:r>
+      <w:proofErr w:type="gramStart"/>
+      <w:r>
+        <w:rPr>
+          <w:rStyle w:val="a7"/>
+          <w:rFonts w:ascii="Times New Roman" w:eastAsia="標楷體" w:hAnsi="Times New Roman" w:cs="Times New Roman" w:hint="eastAsia"/>
+        </w:rPr>
+        <w:t>應用於根管</w:t>
+      </w:r>
+      <w:proofErr w:type="gramEnd"/>
+      <w:r>
+        <w:rPr>
+          <w:rStyle w:val="a7"/>
+          <w:rFonts w:ascii="Times New Roman" w:eastAsia="標楷體" w:hAnsi="Times New Roman" w:cs="Times New Roman" w:hint="eastAsia"/>
+        </w:rPr>
+        <w:t>治療術前評估</w:t>
       </w:r>
       <w:r>
         <w:rPr>
@@ -135,7 +151,35 @@
         <w:rPr>
           <w:rFonts w:ascii="Times New Roman" w:eastAsia="標楷體" w:hAnsi="Times New Roman" w:cs="Times New Roman"/>
         </w:rPr>
-        <w:t>背景與目的：根管治療之工作長度判定攸關治療成效，術前根尖</w:t>
+        <w:t>背景與目的：根管治療之工作長度判定</w:t>
+      </w:r>
+      <w:proofErr w:type="gramStart"/>
+      <w:r>
+        <w:rPr>
+          <w:rFonts w:ascii="Times New Roman" w:eastAsia="標楷體" w:hAnsi="Times New Roman" w:cs="Times New Roman"/>
+        </w:rPr>
+        <w:t>攸</w:t>
+      </w:r>
+      <w:proofErr w:type="gramEnd"/>
+      <w:r>
+        <w:rPr>
+          <w:rFonts w:ascii="Times New Roman" w:eastAsia="標楷體" w:hAnsi="Times New Roman" w:cs="Times New Roman"/>
+        </w:rPr>
+        <w:t>關治療成效，</w:t>
+      </w:r>
+      <w:proofErr w:type="gramStart"/>
+      <w:r>
+        <w:rPr>
+          <w:rFonts w:ascii="Times New Roman" w:eastAsia="標楷體" w:hAnsi="Times New Roman" w:cs="Times New Roman"/>
+        </w:rPr>
+        <w:t>術前根</w:t>
+      </w:r>
+      <w:proofErr w:type="gramEnd"/>
+      <w:r>
+        <w:rPr>
+          <w:rFonts w:ascii="Times New Roman" w:eastAsia="標楷體" w:hAnsi="Times New Roman" w:cs="Times New Roman"/>
+        </w:rPr>
+        <w:t>尖</w:t>
       </w:r>
       <w:r>
         <w:rPr>
@@ -159,7 +203,21 @@
         <w:rPr>
           <w:rFonts w:ascii="Times New Roman" w:eastAsia="標楷體" w:hAnsi="Times New Roman" w:cs="Times New Roman"/>
         </w:rPr>
-        <w:t>毫米刻度且各影像尺度不一，難以直接量測牙根長度。本研究提出一套免實體校正之自動化流程，由術前根尖</w:t>
+        <w:t>毫米刻度且各影像尺度不一，難以直接量測牙根長度。本研究提出一套免實體校正之自動化流程，</w:t>
+      </w:r>
+      <w:proofErr w:type="gramStart"/>
+      <w:r>
+        <w:rPr>
+          <w:rFonts w:ascii="Times New Roman" w:eastAsia="標楷體" w:hAnsi="Times New Roman" w:cs="Times New Roman"/>
+        </w:rPr>
+        <w:t>由術前根</w:t>
+      </w:r>
+      <w:proofErr w:type="gramEnd"/>
+      <w:r>
+        <w:rPr>
+          <w:rFonts w:ascii="Times New Roman" w:eastAsia="標楷體" w:hAnsi="Times New Roman" w:cs="Times New Roman"/>
+        </w:rPr>
+        <w:t>尖</w:t>
       </w:r>
       <w:r>
         <w:rPr>
@@ -193,11 +251,19 @@
         </w:rPr>
         <w:t xml:space="preserve"> 67 </w:t>
       </w:r>
-      <w:r>
-        <w:rPr>
-          <w:rFonts w:ascii="Times New Roman" w:eastAsia="標楷體" w:hAnsi="Times New Roman" w:cs="Times New Roman"/>
-        </w:rPr>
-        <w:t>顆前牙術前根尖</w:t>
+      <w:proofErr w:type="gramStart"/>
+      <w:r>
+        <w:rPr>
+          <w:rFonts w:ascii="Times New Roman" w:eastAsia="標楷體" w:hAnsi="Times New Roman" w:cs="Times New Roman"/>
+        </w:rPr>
+        <w:t>顆前牙術前根</w:t>
+      </w:r>
+      <w:proofErr w:type="gramEnd"/>
+      <w:r>
+        <w:rPr>
+          <w:rFonts w:ascii="Times New Roman" w:eastAsia="標楷體" w:hAnsi="Times New Roman" w:cs="Times New Roman"/>
+        </w:rPr>
+        <w:t>尖</w:t>
       </w:r>
       <w:r>
         <w:rPr>
@@ -233,7 +299,49 @@
         <w:rPr>
           <w:rFonts w:ascii="Times New Roman" w:eastAsia="標楷體" w:hAnsi="Times New Roman" w:cs="Times New Roman"/>
         </w:rPr>
-        <w:t>實例分割模型取得牙齒遮罩，沿主成分分析所得之長軸量測像素長度，再以影像長邊正規化消弭匯出尺度差異；最後以結合年齡之類神經網路將正規化長度轉換為</w:t>
+        <w:t>實例分割模型取得牙齒遮罩，</w:t>
+      </w:r>
+      <w:proofErr w:type="gramStart"/>
+      <w:r>
+        <w:rPr>
+          <w:rFonts w:ascii="Times New Roman" w:eastAsia="標楷體" w:hAnsi="Times New Roman" w:cs="Times New Roman"/>
+        </w:rPr>
+        <w:t>沿主成分</w:t>
+      </w:r>
+      <w:proofErr w:type="gramEnd"/>
+      <w:r>
+        <w:rPr>
+          <w:rFonts w:ascii="Times New Roman" w:eastAsia="標楷體" w:hAnsi="Times New Roman" w:cs="Times New Roman"/>
+        </w:rPr>
+        <w:t>分析所得之</w:t>
+      </w:r>
+      <w:proofErr w:type="gramStart"/>
+      <w:r>
+        <w:rPr>
+          <w:rFonts w:ascii="Times New Roman" w:eastAsia="標楷體" w:hAnsi="Times New Roman" w:cs="Times New Roman"/>
+        </w:rPr>
+        <w:t>長軸</w:t>
+      </w:r>
+      <w:proofErr w:type="gramEnd"/>
+      <w:r>
+        <w:rPr>
+          <w:rFonts w:ascii="Times New Roman" w:eastAsia="標楷體" w:hAnsi="Times New Roman" w:cs="Times New Roman"/>
+        </w:rPr>
+        <w:t>量測像素長度，再以</w:t>
+      </w:r>
+      <w:proofErr w:type="gramStart"/>
+      <w:r>
+        <w:rPr>
+          <w:rFonts w:ascii="Times New Roman" w:eastAsia="標楷體" w:hAnsi="Times New Roman" w:cs="Times New Roman"/>
+        </w:rPr>
+        <w:t>影像長邊正</w:t>
+      </w:r>
+      <w:proofErr w:type="gramEnd"/>
+      <w:r>
+        <w:rPr>
+          <w:rFonts w:ascii="Times New Roman" w:eastAsia="標楷體" w:hAnsi="Times New Roman" w:cs="Times New Roman"/>
+        </w:rPr>
+        <w:t>規化消弭匯出尺度差異；最後以結合年齡之類神經網路將正規化長度轉換為</w:t>
       </w:r>
       <w:r>
         <w:rPr>
@@ -245,7 +353,21 @@
         <w:rPr>
           <w:rFonts w:ascii="Times New Roman" w:eastAsia="標楷體" w:hAnsi="Times New Roman" w:cs="Times New Roman"/>
         </w:rPr>
-        <w:t>，並基於寧短勿長之臨床考量扣除</w:t>
+        <w:t>，並</w:t>
+      </w:r>
+      <w:proofErr w:type="gramStart"/>
+      <w:r>
+        <w:rPr>
+          <w:rFonts w:ascii="Times New Roman" w:eastAsia="標楷體" w:hAnsi="Times New Roman" w:cs="Times New Roman"/>
+        </w:rPr>
+        <w:t>基於寧短勿長</w:t>
+      </w:r>
+      <w:proofErr w:type="gramEnd"/>
+      <w:r>
+        <w:rPr>
+          <w:rFonts w:ascii="Times New Roman" w:eastAsia="標楷體" w:hAnsi="Times New Roman" w:cs="Times New Roman"/>
+        </w:rPr>
+        <w:t>之臨床考量扣除</w:t>
       </w:r>
       <w:r>
         <w:rPr>
@@ -465,7 +587,21 @@
         <w:rPr>
           <w:rFonts w:ascii="Times New Roman" w:eastAsia="標楷體" w:hAnsi="Times New Roman" w:cs="Times New Roman"/>
         </w:rPr>
-        <w:t>結論：在無任何實體校正物之條件下，本流程可由術前根尖</w:t>
+        <w:t>結論：在無任何實體校正物之條件下，本流程可</w:t>
+      </w:r>
+      <w:proofErr w:type="gramStart"/>
+      <w:r>
+        <w:rPr>
+          <w:rFonts w:ascii="Times New Roman" w:eastAsia="標楷體" w:hAnsi="Times New Roman" w:cs="Times New Roman"/>
+        </w:rPr>
+        <w:t>由術前根</w:t>
+      </w:r>
+      <w:proofErr w:type="gramEnd"/>
+      <w:r>
+        <w:rPr>
+          <w:rFonts w:ascii="Times New Roman" w:eastAsia="標楷體" w:hAnsi="Times New Roman" w:cs="Times New Roman"/>
+        </w:rPr>
+        <w:t>尖</w:t>
       </w:r>
       <w:r>
         <w:rPr>
@@ -489,7 +625,21 @@
         <w:rPr>
           <w:rFonts w:ascii="Times New Roman" w:eastAsia="標楷體" w:hAnsi="Times New Roman" w:cs="Times New Roman"/>
         </w:rPr>
-        <w:t>之誤差水準，並以偏短之系統性偏差兼顧臨床安全，具作為根管治療術前評估輔助工具之潛力。</w:t>
+        <w:t>之誤差水準，並</w:t>
+      </w:r>
+      <w:proofErr w:type="gramStart"/>
+      <w:r>
+        <w:rPr>
+          <w:rFonts w:ascii="Times New Roman" w:eastAsia="標楷體" w:hAnsi="Times New Roman" w:cs="Times New Roman"/>
+        </w:rPr>
+        <w:t>以偏短</w:t>
+      </w:r>
+      <w:proofErr w:type="gramEnd"/>
+      <w:r>
+        <w:rPr>
+          <w:rFonts w:ascii="Times New Roman" w:eastAsia="標楷體" w:hAnsi="Times New Roman" w:cs="Times New Roman"/>
+        </w:rPr>
+        <w:t>之系統性偏差兼顧臨床安全，具作為根管治療術前評估輔助工具之潛力。</w:t>
       </w:r>
     </w:p>
     <w:p>
@@ -546,7 +696,21 @@
         <w:rPr>
           <w:rFonts w:ascii="Times New Roman" w:eastAsia="標楷體" w:hAnsi="Times New Roman" w:cs="Times New Roman"/>
         </w:rPr>
-        <w:t>）之正確判定是治療成敗之關鍵：充填材料擠出根尖孔會顯著增加日後牙齒喪失之風險【</w:t>
+        <w:t>）之正確判定是治療成敗之關鍵：充填材料擠出根</w:t>
+      </w:r>
+      <w:proofErr w:type="gramStart"/>
+      <w:r>
+        <w:rPr>
+          <w:rFonts w:ascii="Times New Roman" w:eastAsia="標楷體" w:hAnsi="Times New Roman" w:cs="Times New Roman"/>
+        </w:rPr>
+        <w:t>尖孔會</w:t>
+      </w:r>
+      <w:proofErr w:type="gramEnd"/>
+      <w:r>
+        <w:rPr>
+          <w:rFonts w:ascii="Times New Roman" w:eastAsia="標楷體" w:hAnsi="Times New Roman" w:cs="Times New Roman"/>
+        </w:rPr>
+        <w:t>顯著增加日後牙齒喪失之風險【</w:t>
       </w:r>
       <w:r>
         <w:rPr>
@@ -560,11 +724,19 @@
         </w:rPr>
         <w:t>】，而充填長度不足亦為再治療預後不佳之因子【</w:t>
       </w:r>
-      <w:r>
-        <w:rPr>
-          <w:rFonts w:ascii="Times New Roman" w:eastAsia="標楷體" w:hAnsi="Times New Roman" w:cs="Times New Roman"/>
-        </w:rPr>
-        <w:t>Sabeti 2024</w:t>
+      <w:proofErr w:type="spellStart"/>
+      <w:r>
+        <w:rPr>
+          <w:rFonts w:ascii="Times New Roman" w:eastAsia="標楷體" w:hAnsi="Times New Roman" w:cs="Times New Roman"/>
+        </w:rPr>
+        <w:t>Sabeti</w:t>
+      </w:r>
+      <w:proofErr w:type="spellEnd"/>
+      <w:r>
+        <w:rPr>
+          <w:rFonts w:ascii="Times New Roman" w:eastAsia="標楷體" w:hAnsi="Times New Roman" w:cs="Times New Roman"/>
+        </w:rPr>
+        <w:t xml:space="preserve"> 2024</w:t>
       </w:r>
       <w:r>
         <w:rPr>
@@ -582,7 +754,21 @@
         <w:rPr>
           <w:rFonts w:ascii="Times New Roman" w:eastAsia="標楷體" w:hAnsi="Times New Roman" w:cs="Times New Roman"/>
         </w:rPr>
-        <w:t>）輔以術中根尖</w:t>
+        <w:t>）輔</w:t>
+      </w:r>
+      <w:proofErr w:type="gramStart"/>
+      <w:r>
+        <w:rPr>
+          <w:rFonts w:ascii="Times New Roman" w:eastAsia="標楷體" w:hAnsi="Times New Roman" w:cs="Times New Roman"/>
+        </w:rPr>
+        <w:t>以術中根</w:t>
+      </w:r>
+      <w:proofErr w:type="gramEnd"/>
+      <w:r>
+        <w:rPr>
+          <w:rFonts w:ascii="Times New Roman" w:eastAsia="標楷體" w:hAnsi="Times New Roman" w:cs="Times New Roman"/>
+        </w:rPr>
+        <w:t>尖</w:t>
       </w:r>
       <w:r>
         <w:rPr>
@@ -616,12 +802,14 @@
           <w:rFonts w:ascii="Times New Roman" w:eastAsia="標楷體" w:hAnsi="Times New Roman" w:cs="Times New Roman"/>
         </w:rPr>
       </w:pPr>
+      <w:proofErr w:type="gramStart"/>
       <w:r>
         <w:rPr>
           <w:rFonts w:ascii="Times New Roman" w:eastAsia="標楷體" w:hAnsi="Times New Roman" w:cs="Times New Roman"/>
         </w:rPr>
         <w:t>術前根尖</w:t>
       </w:r>
+      <w:proofErr w:type="gramEnd"/>
       <w:r>
         <w:rPr>
           <w:rFonts w:ascii="Times New Roman" w:eastAsia="標楷體" w:hAnsi="Times New Roman" w:cs="Times New Roman"/>
@@ -632,8 +820,44 @@
         <w:rPr>
           <w:rFonts w:ascii="Times New Roman" w:eastAsia="標楷體" w:hAnsi="Times New Roman" w:cs="Times New Roman"/>
         </w:rPr>
-        <w:t>光片為根管治療前之常規檢查。若能於術前即由影像估得牙根長度，可協助醫師預估工作長度範圍、預先選擇器械長度並及早辨識解剖變異。然而，於根尖</w:t>
-      </w:r>
+        <w:t>光</w:t>
+      </w:r>
+      <w:proofErr w:type="gramStart"/>
+      <w:r>
+        <w:rPr>
+          <w:rFonts w:ascii="Times New Roman" w:eastAsia="標楷體" w:hAnsi="Times New Roman" w:cs="Times New Roman"/>
+        </w:rPr>
+        <w:t>片為根</w:t>
+      </w:r>
+      <w:proofErr w:type="gramEnd"/>
+      <w:r>
+        <w:rPr>
+          <w:rFonts w:ascii="Times New Roman" w:eastAsia="標楷體" w:hAnsi="Times New Roman" w:cs="Times New Roman"/>
+        </w:rPr>
+        <w:t>管治療前之常規檢查。若</w:t>
+      </w:r>
+      <w:proofErr w:type="gramStart"/>
+      <w:r>
+        <w:rPr>
+          <w:rFonts w:ascii="Times New Roman" w:eastAsia="標楷體" w:hAnsi="Times New Roman" w:cs="Times New Roman"/>
+        </w:rPr>
+        <w:t>能於術前</w:t>
+      </w:r>
+      <w:proofErr w:type="gramEnd"/>
+      <w:r>
+        <w:rPr>
+          <w:rFonts w:ascii="Times New Roman" w:eastAsia="標楷體" w:hAnsi="Times New Roman" w:cs="Times New Roman"/>
+        </w:rPr>
+        <w:t>即由影像估得牙根長度，可協助醫師預估工作長度範圍、預先選擇器械長度並及早辨識解剖變異。然而，</w:t>
+      </w:r>
+      <w:proofErr w:type="gramStart"/>
+      <w:r>
+        <w:rPr>
+          <w:rFonts w:ascii="Times New Roman" w:eastAsia="標楷體" w:hAnsi="Times New Roman" w:cs="Times New Roman"/>
+        </w:rPr>
+        <w:t>於根尖</w:t>
+      </w:r>
+      <w:proofErr w:type="gramEnd"/>
       <w:r>
         <w:rPr>
           <w:rFonts w:ascii="Times New Roman" w:eastAsia="標楷體" w:hAnsi="Times New Roman" w:cs="Times New Roman"/>
@@ -644,7 +868,21 @@
         <w:rPr>
           <w:rFonts w:ascii="Times New Roman" w:eastAsia="標楷體" w:hAnsi="Times New Roman" w:cs="Times New Roman"/>
         </w:rPr>
-        <w:t>光片上量測長度存在兩項根本困難：其一，臨床匯出之影像常不附帶像素</w:t>
+        <w:t>光片上量測長度存在兩項根本困難：</w:t>
+      </w:r>
+      <w:proofErr w:type="gramStart"/>
+      <w:r>
+        <w:rPr>
+          <w:rFonts w:ascii="Times New Roman" w:eastAsia="標楷體" w:hAnsi="Times New Roman" w:cs="Times New Roman"/>
+        </w:rPr>
+        <w:t>其一，</w:t>
+      </w:r>
+      <w:proofErr w:type="gramEnd"/>
+      <w:r>
+        <w:rPr>
+          <w:rFonts w:ascii="Times New Roman" w:eastAsia="標楷體" w:hAnsi="Times New Roman" w:cs="Times New Roman"/>
+        </w:rPr>
+        <w:t>臨床匯出之影像常不附帶像素</w:t>
       </w:r>
       <w:r>
         <w:rPr>
@@ -656,7 +894,21 @@
         <w:rPr>
           <w:rFonts w:ascii="Times New Roman" w:eastAsia="標楷體" w:hAnsi="Times New Roman" w:cs="Times New Roman"/>
         </w:rPr>
-        <w:t>毫米刻度，且不同匯出設定使各影像之像素尺度差異甚大；其二，根尖</w:t>
+        <w:t>毫米刻度，且不同匯出設定使各影像之像素尺度差異甚大；</w:t>
+      </w:r>
+      <w:proofErr w:type="gramStart"/>
+      <w:r>
+        <w:rPr>
+          <w:rFonts w:ascii="Times New Roman" w:eastAsia="標楷體" w:hAnsi="Times New Roman" w:cs="Times New Roman"/>
+        </w:rPr>
+        <w:t>其二，</w:t>
+      </w:r>
+      <w:proofErr w:type="gramEnd"/>
+      <w:r>
+        <w:rPr>
+          <w:rFonts w:ascii="Times New Roman" w:eastAsia="標楷體" w:hAnsi="Times New Roman" w:cs="Times New Roman"/>
+        </w:rPr>
+        <w:t>根尖</w:t>
       </w:r>
       <w:r>
         <w:rPr>
@@ -668,7 +920,21 @@
         <w:rPr>
           <w:rFonts w:ascii="Times New Roman" w:eastAsia="標楷體" w:hAnsi="Times New Roman" w:cs="Times New Roman"/>
         </w:rPr>
-        <w:t>光為三維牙齒結構之二維投影，投照角度與牙齒傾斜造成之影像拉長或縮短，使影像長度與實際長度之比例逐張不一。</w:t>
+        <w:t>光為三維牙齒結構之二維投影，</w:t>
+      </w:r>
+      <w:proofErr w:type="gramStart"/>
+      <w:r>
+        <w:rPr>
+          <w:rFonts w:ascii="Times New Roman" w:eastAsia="標楷體" w:hAnsi="Times New Roman" w:cs="Times New Roman"/>
+        </w:rPr>
+        <w:t>投照角</w:t>
+      </w:r>
+      <w:proofErr w:type="gramEnd"/>
+      <w:r>
+        <w:rPr>
+          <w:rFonts w:ascii="Times New Roman" w:eastAsia="標楷體" w:hAnsi="Times New Roman" w:cs="Times New Roman"/>
+        </w:rPr>
+        <w:t>度與牙齒傾斜造成之影像拉長或縮短，使影像長度與實際長度之比例逐張不一。</w:t>
       </w:r>
     </w:p>
     <w:p>
@@ -694,7 +960,21 @@
         <w:rPr>
           <w:rFonts w:ascii="Times New Roman" w:eastAsia="標楷體" w:hAnsi="Times New Roman" w:cs="Times New Roman"/>
         </w:rPr>
-        <w:t>節回顧。惟多數涉及長度量測之研究假設已知像素刻度，或仰賴實體校正物，於僅能取得去識別化匯出影像之回溯資料中難以適用。</w:t>
+        <w:t>節回顧。</w:t>
+      </w:r>
+      <w:proofErr w:type="gramStart"/>
+      <w:r>
+        <w:rPr>
+          <w:rFonts w:ascii="Times New Roman" w:eastAsia="標楷體" w:hAnsi="Times New Roman" w:cs="Times New Roman"/>
+        </w:rPr>
+        <w:t>惟</w:t>
+      </w:r>
+      <w:proofErr w:type="gramEnd"/>
+      <w:r>
+        <w:rPr>
+          <w:rFonts w:ascii="Times New Roman" w:eastAsia="標楷體" w:hAnsi="Times New Roman" w:cs="Times New Roman"/>
+        </w:rPr>
+        <w:t>多數涉及長度量測之研究假設已知像素刻度，或仰賴實體校正物，於僅能取得去識別化匯出影像之回溯資料中難以適用。</w:t>
       </w:r>
     </w:p>
     <w:p>
@@ -732,7 +1012,21 @@
         <w:rPr>
           <w:rFonts w:ascii="Times New Roman" w:eastAsia="標楷體" w:hAnsi="Times New Roman" w:cs="Times New Roman"/>
         </w:rPr>
-        <w:t>分割模型取得目標牙遮罩並沿主軸量測像素長度，再以影像長邊正規化消弭匯出尺度差異，最後以結合年齡之類神經網路將長度轉換為</w:t>
+        <w:t>分割模型取得目標牙遮罩並沿主軸量測像素長度，再以</w:t>
+      </w:r>
+      <w:proofErr w:type="gramStart"/>
+      <w:r>
+        <w:rPr>
+          <w:rFonts w:ascii="Times New Roman" w:eastAsia="標楷體" w:hAnsi="Times New Roman" w:cs="Times New Roman"/>
+        </w:rPr>
+        <w:t>影像長邊正規</w:t>
+      </w:r>
+      <w:proofErr w:type="gramEnd"/>
+      <w:r>
+        <w:rPr>
+          <w:rFonts w:ascii="Times New Roman" w:eastAsia="標楷體" w:hAnsi="Times New Roman" w:cs="Times New Roman"/>
+        </w:rPr>
+        <w:t>化消弭匯出尺度差異，最後以結合年齡之類神經網路將長度轉換為</w:t>
       </w:r>
       <w:r>
         <w:rPr>
@@ -744,7 +1038,21 @@
         <w:rPr>
           <w:rFonts w:ascii="Times New Roman" w:eastAsia="標楷體" w:hAnsi="Times New Roman" w:cs="Times New Roman"/>
         </w:rPr>
-        <w:t>，並扣除固定安全偏移以符合寧短勿長之臨床原則。本研究以</w:t>
+        <w:t>，並扣除固定安全偏移以符合</w:t>
+      </w:r>
+      <w:proofErr w:type="gramStart"/>
+      <w:r>
+        <w:rPr>
+          <w:rFonts w:ascii="Times New Roman" w:eastAsia="標楷體" w:hAnsi="Times New Roman" w:cs="Times New Roman"/>
+        </w:rPr>
+        <w:t>寧短勿</w:t>
+      </w:r>
+      <w:proofErr w:type="gramEnd"/>
+      <w:r>
+        <w:rPr>
+          <w:rFonts w:ascii="Times New Roman" w:eastAsia="標楷體" w:hAnsi="Times New Roman" w:cs="Times New Roman"/>
+        </w:rPr>
+        <w:t>長之臨床原則。本研究以</w:t>
       </w:r>
       <w:r>
         <w:rPr>
@@ -752,11 +1060,47 @@
         </w:rPr>
         <w:t xml:space="preserve"> 67 </w:t>
       </w:r>
-      <w:r>
-        <w:rPr>
-          <w:rFonts w:ascii="Times New Roman" w:eastAsia="標楷體" w:hAnsi="Times New Roman" w:cs="Times New Roman"/>
-        </w:rPr>
-        <w:t>顆已完成根管治療前牙之充填長度為參考標準，評估此流程之準確度與臨床安全性，並分析影像資訊相對於牙位先驗之貢獻。</w:t>
+      <w:proofErr w:type="gramStart"/>
+      <w:r>
+        <w:rPr>
+          <w:rFonts w:ascii="Times New Roman" w:eastAsia="標楷體" w:hAnsi="Times New Roman" w:cs="Times New Roman"/>
+        </w:rPr>
+        <w:t>顆已完成</w:t>
+      </w:r>
+      <w:proofErr w:type="gramEnd"/>
+      <w:r>
+        <w:rPr>
+          <w:rFonts w:ascii="Times New Roman" w:eastAsia="標楷體" w:hAnsi="Times New Roman" w:cs="Times New Roman"/>
+        </w:rPr>
+        <w:t>根管</w:t>
+      </w:r>
+      <w:proofErr w:type="gramStart"/>
+      <w:r>
+        <w:rPr>
+          <w:rFonts w:ascii="Times New Roman" w:eastAsia="標楷體" w:hAnsi="Times New Roman" w:cs="Times New Roman"/>
+        </w:rPr>
+        <w:t>治療前牙</w:t>
+      </w:r>
+      <w:proofErr w:type="gramEnd"/>
+      <w:r>
+        <w:rPr>
+          <w:rFonts w:ascii="Times New Roman" w:eastAsia="標楷體" w:hAnsi="Times New Roman" w:cs="Times New Roman"/>
+        </w:rPr>
+        <w:t>之充填長度為參考標準，評估此流程之準確度與臨床安全性，並分析影像資訊</w:t>
+      </w:r>
+      <w:proofErr w:type="gramStart"/>
+      <w:r>
+        <w:rPr>
+          <w:rFonts w:ascii="Times New Roman" w:eastAsia="標楷體" w:hAnsi="Times New Roman" w:cs="Times New Roman"/>
+        </w:rPr>
+        <w:t>相對於牙</w:t>
+      </w:r>
+      <w:proofErr w:type="gramEnd"/>
+      <w:r>
+        <w:rPr>
+          <w:rFonts w:ascii="Times New Roman" w:eastAsia="標楷體" w:hAnsi="Times New Roman" w:cs="Times New Roman"/>
+        </w:rPr>
+        <w:t>位先驗之貢獻。</w:t>
       </w:r>
     </w:p>
     <w:p>
@@ -800,7 +1144,21 @@
         <w:rPr>
           <w:rFonts w:ascii="Times New Roman" w:eastAsia="標楷體" w:hAnsi="Times New Roman" w:cs="Times New Roman"/>
         </w:rPr>
-        <w:t>深度學習已廣泛應用於牙科放射影像之自動判讀，涵蓋牙齒偵測與編號、病灶偵測與分割等任務；回顧文獻指出，卷積神經網路於根尖</w:t>
+        <w:t>深度學習已廣泛應用於牙科放射影像之自動判讀，涵蓋牙齒偵測與編號、病灶偵測與分割等任務；回顧文獻指出，</w:t>
+      </w:r>
+      <w:proofErr w:type="gramStart"/>
+      <w:r>
+        <w:rPr>
+          <w:rFonts w:ascii="Times New Roman" w:eastAsia="標楷體" w:hAnsi="Times New Roman" w:cs="Times New Roman"/>
+        </w:rPr>
+        <w:t>卷積神經網路於根</w:t>
+      </w:r>
+      <w:proofErr w:type="gramEnd"/>
+      <w:r>
+        <w:rPr>
+          <w:rFonts w:ascii="Times New Roman" w:eastAsia="標楷體" w:hAnsi="Times New Roman" w:cs="Times New Roman"/>
+        </w:rPr>
+        <w:t>尖</w:t>
       </w:r>
       <w:r>
         <w:rPr>
@@ -814,11 +1172,19 @@
         </w:rPr>
         <w:t>光片與全景片上之偵測表現已可達到接近甚至超越專家判讀之水準【</w:t>
       </w:r>
-      <w:r>
-        <w:rPr>
-          <w:rFonts w:ascii="Times New Roman" w:eastAsia="標楷體" w:hAnsi="Times New Roman" w:cs="Times New Roman"/>
-        </w:rPr>
-        <w:t>Aminoshariae 2021</w:t>
+      <w:proofErr w:type="spellStart"/>
+      <w:r>
+        <w:rPr>
+          <w:rFonts w:ascii="Times New Roman" w:eastAsia="標楷體" w:hAnsi="Times New Roman" w:cs="Times New Roman"/>
+        </w:rPr>
+        <w:t>Aminoshariae</w:t>
+      </w:r>
+      <w:proofErr w:type="spellEnd"/>
+      <w:r>
+        <w:rPr>
+          <w:rFonts w:ascii="Times New Roman" w:eastAsia="標楷體" w:hAnsi="Times New Roman" w:cs="Times New Roman"/>
+        </w:rPr>
+        <w:t xml:space="preserve"> 2021</w:t>
       </w:r>
       <w:r>
         <w:rPr>
@@ -826,11 +1192,19 @@
         </w:rPr>
         <w:t>】【</w:t>
       </w:r>
-      <w:r>
-        <w:rPr>
-          <w:rFonts w:ascii="Times New Roman" w:eastAsia="標楷體" w:hAnsi="Times New Roman" w:cs="Times New Roman"/>
-        </w:rPr>
-        <w:t>Fontenele 2025</w:t>
+      <w:proofErr w:type="spellStart"/>
+      <w:r>
+        <w:rPr>
+          <w:rFonts w:ascii="Times New Roman" w:eastAsia="標楷體" w:hAnsi="Times New Roman" w:cs="Times New Roman"/>
+        </w:rPr>
+        <w:t>Fontenele</w:t>
+      </w:r>
+      <w:proofErr w:type="spellEnd"/>
+      <w:r>
+        <w:rPr>
+          <w:rFonts w:ascii="Times New Roman" w:eastAsia="標楷體" w:hAnsi="Times New Roman" w:cs="Times New Roman"/>
+        </w:rPr>
+        <w:t xml:space="preserve"> 2025</w:t>
       </w:r>
       <w:r>
         <w:rPr>
@@ -940,11 +1314,33 @@
         </w:rPr>
         <w:t xml:space="preserve"> YOLO </w:t>
       </w:r>
-      <w:r>
-        <w:rPr>
-          <w:rFonts w:ascii="Times New Roman" w:eastAsia="標楷體" w:hAnsi="Times New Roman" w:cs="Times New Roman"/>
-        </w:rPr>
-        <w:t>定位植體並結合影像處理，自動分級植體周圍骨喪失嚴重度【</w:t>
+      <w:proofErr w:type="gramStart"/>
+      <w:r>
+        <w:rPr>
+          <w:rFonts w:ascii="Times New Roman" w:eastAsia="標楷體" w:hAnsi="Times New Roman" w:cs="Times New Roman"/>
+        </w:rPr>
+        <w:t>定位植體並</w:t>
+      </w:r>
+      <w:proofErr w:type="gramEnd"/>
+      <w:r>
+        <w:rPr>
+          <w:rFonts w:ascii="Times New Roman" w:eastAsia="標楷體" w:hAnsi="Times New Roman" w:cs="Times New Roman"/>
+        </w:rPr>
+        <w:t>結合影像處理，自動分級</w:t>
+      </w:r>
+      <w:proofErr w:type="gramStart"/>
+      <w:r>
+        <w:rPr>
+          <w:rFonts w:ascii="Times New Roman" w:eastAsia="標楷體" w:hAnsi="Times New Roman" w:cs="Times New Roman"/>
+        </w:rPr>
+        <w:t>植體周圍</w:t>
+      </w:r>
+      <w:proofErr w:type="gramEnd"/>
+      <w:r>
+        <w:rPr>
+          <w:rFonts w:ascii="Times New Roman" w:eastAsia="標楷體" w:hAnsi="Times New Roman" w:cs="Times New Roman"/>
+        </w:rPr>
+        <w:t>骨喪失嚴重度【</w:t>
       </w:r>
       <w:r>
         <w:rPr>
@@ -968,7 +1364,21 @@
         <w:rPr>
           <w:rFonts w:ascii="Times New Roman" w:eastAsia="標楷體" w:hAnsi="Times New Roman" w:cs="Times New Roman"/>
         </w:rPr>
-        <w:t>等以分割模型搭配幾何演算法評估缺牙區之植牙路徑，平均角度誤差僅</w:t>
+        <w:t>等以分割模型搭配幾何演算法評估</w:t>
+      </w:r>
+      <w:proofErr w:type="gramStart"/>
+      <w:r>
+        <w:rPr>
+          <w:rFonts w:ascii="Times New Roman" w:eastAsia="標楷體" w:hAnsi="Times New Roman" w:cs="Times New Roman"/>
+        </w:rPr>
+        <w:t>缺牙區</w:t>
+      </w:r>
+      <w:proofErr w:type="gramEnd"/>
+      <w:r>
+        <w:rPr>
+          <w:rFonts w:ascii="Times New Roman" w:eastAsia="標楷體" w:hAnsi="Times New Roman" w:cs="Times New Roman"/>
+        </w:rPr>
+        <w:t>之植牙路徑，平均角度誤差僅</w:t>
       </w:r>
       <w:r>
         <w:rPr>
@@ -992,8 +1402,16 @@
         <w:rPr>
           <w:rFonts w:ascii="Times New Roman" w:eastAsia="標楷體" w:hAnsi="Times New Roman" w:cs="Times New Roman"/>
         </w:rPr>
-        <w:t>】。此類研究顯示，以單階段偵測／分割模型於根尖</w:t>
-      </w:r>
+        <w:t>】。此類研究顯示，以單階段偵測／分割</w:t>
+      </w:r>
+      <w:proofErr w:type="gramStart"/>
+      <w:r>
+        <w:rPr>
+          <w:rFonts w:ascii="Times New Roman" w:eastAsia="標楷體" w:hAnsi="Times New Roman" w:cs="Times New Roman"/>
+        </w:rPr>
+        <w:t>模型於根尖</w:t>
+      </w:r>
+      <w:proofErr w:type="gramEnd"/>
       <w:r>
         <w:rPr>
           <w:rFonts w:ascii="Times New Roman" w:eastAsia="標楷體" w:hAnsi="Times New Roman" w:cs="Times New Roman"/>
@@ -1021,11 +1439,19 @@
         <w:lastRenderedPageBreak/>
         <w:t>在工作長度與牙齒長度之估測方面，</w:t>
       </w:r>
-      <w:r>
-        <w:rPr>
-          <w:rFonts w:ascii="Times New Roman" w:eastAsia="標楷體" w:hAnsi="Times New Roman" w:cs="Times New Roman"/>
-        </w:rPr>
-        <w:t xml:space="preserve">Saghiri </w:t>
+      <w:proofErr w:type="spellStart"/>
+      <w:r>
+        <w:rPr>
+          <w:rFonts w:ascii="Times New Roman" w:eastAsia="標楷體" w:hAnsi="Times New Roman" w:cs="Times New Roman"/>
+        </w:rPr>
+        <w:t>Saghiri</w:t>
+      </w:r>
+      <w:proofErr w:type="spellEnd"/>
+      <w:r>
+        <w:rPr>
+          <w:rFonts w:ascii="Times New Roman" w:eastAsia="標楷體" w:hAnsi="Times New Roman" w:cs="Times New Roman"/>
+        </w:rPr>
+        <w:t xml:space="preserve"> </w:t>
       </w:r>
       <w:r>
         <w:rPr>
@@ -1043,7 +1469,49 @@
         <w:rPr>
           <w:rFonts w:ascii="Times New Roman" w:eastAsia="標楷體" w:hAnsi="Times New Roman" w:cs="Times New Roman"/>
         </w:rPr>
-        <w:t>光影像特徵判定銼針尖端相對根尖孔之位置，於乾顱骨與大體模型分別達</w:t>
+        <w:t>光影像特徵判定</w:t>
+      </w:r>
+      <w:proofErr w:type="gramStart"/>
+      <w:r>
+        <w:rPr>
+          <w:rFonts w:ascii="Times New Roman" w:eastAsia="標楷體" w:hAnsi="Times New Roman" w:cs="Times New Roman"/>
+        </w:rPr>
+        <w:t>銼</w:t>
+      </w:r>
+      <w:proofErr w:type="gramEnd"/>
+      <w:r>
+        <w:rPr>
+          <w:rFonts w:ascii="Times New Roman" w:eastAsia="標楷體" w:hAnsi="Times New Roman" w:cs="Times New Roman"/>
+        </w:rPr>
+        <w:t>針尖端相對</w:t>
+      </w:r>
+      <w:proofErr w:type="gramStart"/>
+      <w:r>
+        <w:rPr>
+          <w:rFonts w:ascii="Times New Roman" w:eastAsia="標楷體" w:hAnsi="Times New Roman" w:cs="Times New Roman"/>
+        </w:rPr>
+        <w:t>根尖孔</w:t>
+      </w:r>
+      <w:proofErr w:type="gramEnd"/>
+      <w:r>
+        <w:rPr>
+          <w:rFonts w:ascii="Times New Roman" w:eastAsia="標楷體" w:hAnsi="Times New Roman" w:cs="Times New Roman"/>
+        </w:rPr>
+        <w:t>之位置，</w:t>
+      </w:r>
+      <w:proofErr w:type="gramStart"/>
+      <w:r>
+        <w:rPr>
+          <w:rFonts w:ascii="Times New Roman" w:eastAsia="標楷體" w:hAnsi="Times New Roman" w:cs="Times New Roman"/>
+        </w:rPr>
+        <w:t>於乾顱</w:t>
+      </w:r>
+      <w:proofErr w:type="gramEnd"/>
+      <w:r>
+        <w:rPr>
+          <w:rFonts w:ascii="Times New Roman" w:eastAsia="標楷體" w:hAnsi="Times New Roman" w:cs="Times New Roman"/>
+        </w:rPr>
+        <w:t>骨與大體模型分別達</w:t>
       </w:r>
       <w:r>
         <w:rPr>
@@ -1081,11 +1549,19 @@
         </w:rPr>
         <w:t>【</w:t>
       </w:r>
-      <w:r>
-        <w:rPr>
-          <w:rFonts w:ascii="Times New Roman" w:eastAsia="標楷體" w:hAnsi="Times New Roman" w:cs="Times New Roman"/>
-        </w:rPr>
-        <w:t>Saghiri 2012a</w:t>
+      <w:proofErr w:type="spellStart"/>
+      <w:r>
+        <w:rPr>
+          <w:rFonts w:ascii="Times New Roman" w:eastAsia="標楷體" w:hAnsi="Times New Roman" w:cs="Times New Roman"/>
+        </w:rPr>
+        <w:t>Saghiri</w:t>
+      </w:r>
+      <w:proofErr w:type="spellEnd"/>
+      <w:r>
+        <w:rPr>
+          <w:rFonts w:ascii="Times New Roman" w:eastAsia="標楷體" w:hAnsi="Times New Roman" w:cs="Times New Roman"/>
+        </w:rPr>
+        <w:t xml:space="preserve"> 2012a</w:t>
       </w:r>
       <w:r>
         <w:rPr>
@@ -1093,11 +1569,19 @@
         </w:rPr>
         <w:t>】【</w:t>
       </w:r>
-      <w:r>
-        <w:rPr>
-          <w:rFonts w:ascii="Times New Roman" w:eastAsia="標楷體" w:hAnsi="Times New Roman" w:cs="Times New Roman"/>
-        </w:rPr>
-        <w:t>Saghiri 2012b</w:t>
+      <w:proofErr w:type="spellStart"/>
+      <w:r>
+        <w:rPr>
+          <w:rFonts w:ascii="Times New Roman" w:eastAsia="標楷體" w:hAnsi="Times New Roman" w:cs="Times New Roman"/>
+        </w:rPr>
+        <w:t>Saghiri</w:t>
+      </w:r>
+      <w:proofErr w:type="spellEnd"/>
+      <w:r>
+        <w:rPr>
+          <w:rFonts w:ascii="Times New Roman" w:eastAsia="標楷體" w:hAnsi="Times New Roman" w:cs="Times New Roman"/>
+        </w:rPr>
+        <w:t xml:space="preserve"> 2012b</w:t>
       </w:r>
       <w:r>
         <w:rPr>
@@ -1155,17 +1639,61 @@
         </w:rPr>
         <w:t>然而，上述長度相關研究或以分類方式判定器械相對位置而非直接輸出毫米長度，或需仰賴已知之像素</w:t>
       </w:r>
+      <w:proofErr w:type="gramStart"/>
       <w:r>
         <w:rPr>
           <w:rFonts w:ascii="Times New Roman" w:eastAsia="標楷體" w:hAnsi="Times New Roman" w:cs="Times New Roman"/>
         </w:rPr>
         <w:t>–</w:t>
       </w:r>
-      <w:r>
-        <w:rPr>
-          <w:rFonts w:ascii="Times New Roman" w:eastAsia="標楷體" w:hAnsi="Times New Roman" w:cs="Times New Roman"/>
-        </w:rPr>
-        <w:t>毫米刻度與實體參考物。對臨床回溯收集、僅存去識別化匯出影像之資料而言，像素刻度往往缺漏且逐張不一，使毫米級之長度回歸無法直接進行。本研究據此提出免實體校正之作法：以影像長邊正規化消弭匯出尺度差異，再以類神經網路學習正規化像素長度與實際充填長度之對應，並以固定安全偏移落實寧短勿長之臨床原則。</w:t>
+      <w:proofErr w:type="gramEnd"/>
+      <w:r>
+        <w:rPr>
+          <w:rFonts w:ascii="Times New Roman" w:eastAsia="標楷體" w:hAnsi="Times New Roman" w:cs="Times New Roman"/>
+        </w:rPr>
+        <w:t>毫米刻度與實體參考物。對臨床回溯收集、僅存去識別化匯出影像之資料而言，像素刻度往往缺</w:t>
+      </w:r>
+      <w:proofErr w:type="gramStart"/>
+      <w:r>
+        <w:rPr>
+          <w:rFonts w:ascii="Times New Roman" w:eastAsia="標楷體" w:hAnsi="Times New Roman" w:cs="Times New Roman"/>
+        </w:rPr>
+        <w:t>漏且逐張</w:t>
+      </w:r>
+      <w:proofErr w:type="gramEnd"/>
+      <w:r>
+        <w:rPr>
+          <w:rFonts w:ascii="Times New Roman" w:eastAsia="標楷體" w:hAnsi="Times New Roman" w:cs="Times New Roman"/>
+        </w:rPr>
+        <w:t>不一，使毫米級之長度回歸無法直接進行。本研究據此提出免實體校正之作法：以</w:t>
+      </w:r>
+      <w:proofErr w:type="gramStart"/>
+      <w:r>
+        <w:rPr>
+          <w:rFonts w:ascii="Times New Roman" w:eastAsia="標楷體" w:hAnsi="Times New Roman" w:cs="Times New Roman"/>
+        </w:rPr>
+        <w:t>影像長邊正規</w:t>
+      </w:r>
+      <w:proofErr w:type="gramEnd"/>
+      <w:r>
+        <w:rPr>
+          <w:rFonts w:ascii="Times New Roman" w:eastAsia="標楷體" w:hAnsi="Times New Roman" w:cs="Times New Roman"/>
+        </w:rPr>
+        <w:t>化消弭匯出尺度差異，再以類神經網路學習正規化像素長度與實際充填長度之對應，並以固定安全偏移落實</w:t>
+      </w:r>
+      <w:proofErr w:type="gramStart"/>
+      <w:r>
+        <w:rPr>
+          <w:rFonts w:ascii="Times New Roman" w:eastAsia="標楷體" w:hAnsi="Times New Roman" w:cs="Times New Roman"/>
+        </w:rPr>
+        <w:t>寧短勿</w:t>
+      </w:r>
+      <w:proofErr w:type="gramEnd"/>
+      <w:r>
+        <w:rPr>
+          <w:rFonts w:ascii="Times New Roman" w:eastAsia="標楷體" w:hAnsi="Times New Roman" w:cs="Times New Roman"/>
+        </w:rPr>
+        <w:t>長之臨床原則。</w:t>
       </w:r>
     </w:p>
     <w:p>
@@ -1209,9 +1737,9 @@
           <w:noProof/>
         </w:rPr>
         <w:drawing>
-          <wp:inline distT="0" distB="0" distL="0" distR="0" wp14:anchorId="7D3A5FEA" wp14:editId="2282ADB8">
-            <wp:extent cx="5274310" cy="1942512"/>
-            <wp:effectExtent l="0" t="0" r="2540" b="635"/>
+          <wp:inline distT="0" distB="0" distL="0" distR="0" wp14:anchorId="7D3A5FEA" wp14:editId="0F29F1ED">
+            <wp:extent cx="5267960" cy="1743561"/>
+            <wp:effectExtent l="0" t="0" r="0" b="9525"/>
             <wp:docPr id="121392749" name="圖片 2"/>
             <wp:cNvGraphicFramePr>
               <a:graphicFrameLocks xmlns:a="http://schemas.openxmlformats.org/drawingml/2006/main" noChangeAspect="1"/>
@@ -1225,7 +1753,7 @@
                       <a:picLocks noChangeAspect="1" noChangeArrowheads="1"/>
                     </pic:cNvPicPr>
                   </pic:nvPicPr>
-                  <pic:blipFill>
+                  <pic:blipFill rotWithShape="1">
                     <a:blip r:embed="rId7" cstate="print">
                       <a:extLst>
                         <a:ext uri="{28A0092B-C50C-407E-A947-70E740481C1C}">
@@ -1233,14 +1761,13 @@
                         </a:ext>
                       </a:extLst>
                     </a:blip>
-                    <a:stretch>
-                      <a:fillRect/>
-                    </a:stretch>
+                    <a:srcRect t="10234"/>
+                    <a:stretch/>
                   </pic:blipFill>
                   <pic:spPr bwMode="auto">
                     <a:xfrm>
                       <a:off x="0" y="0"/>
-                      <a:ext cx="5274310" cy="1942512"/>
+                      <a:ext cx="5268415" cy="1743712"/>
                     </a:xfrm>
                     <a:prstGeom prst="rect">
                       <a:avLst/>
@@ -1249,6 +1776,11 @@
                     <a:ln>
                       <a:noFill/>
                     </a:ln>
+                    <a:extLst>
+                      <a:ext uri="{53640926-AAD7-44D8-BBD7-CCE9431645EC}">
+                        <a14:shadowObscured xmlns:a14="http://schemas.microsoft.com/office/drawing/2010/main"/>
+                      </a:ext>
+                    </a:extLst>
                   </pic:spPr>
                 </pic:pic>
               </a:graphicData>
@@ -1326,7 +1858,27 @@
           <w:sz w:val="22"/>
           <w:szCs w:val="22"/>
         </w:rPr>
-        <w:t>前處理影像上標註牙齒輪廓並以</w:t>
+        <w:t>前處理影像上標</w:t>
+      </w:r>
+      <w:proofErr w:type="gramStart"/>
+      <w:r>
+        <w:rPr>
+          <w:rFonts w:ascii="Times New Roman" w:eastAsia="標楷體" w:hAnsi="Times New Roman" w:cs="Times New Roman"/>
+          <w:bCs/>
+          <w:sz w:val="22"/>
+          <w:szCs w:val="22"/>
+        </w:rPr>
+        <w:t>註</w:t>
+      </w:r>
+      <w:proofErr w:type="gramEnd"/>
+      <w:r>
+        <w:rPr>
+          <w:rFonts w:ascii="Times New Roman" w:eastAsia="標楷體" w:hAnsi="Times New Roman" w:cs="Times New Roman"/>
+          <w:bCs/>
+          <w:sz w:val="22"/>
+          <w:szCs w:val="22"/>
+        </w:rPr>
+        <w:t>牙齒輪廓並以</w:t>
       </w:r>
       <w:r>
         <w:rPr>
@@ -1499,6 +2051,7 @@
           <w:rFonts w:ascii="Times New Roman" w:eastAsia="標楷體" w:hAnsi="Times New Roman" w:cs="Times New Roman"/>
         </w:rPr>
       </w:pPr>
+      <w:bookmarkStart w:id="0" w:name="_GoBack"/>
       <w:r>
         <w:rPr>
           <w:rFonts w:ascii="Times New Roman" w:eastAsia="標楷體" w:hAnsi="Times New Roman" w:cs="Times New Roman"/>
@@ -1521,9 +2074,20 @@
           <w:sz w:val="26"/>
           <w:szCs w:val="26"/>
         </w:rPr>
-        <w:t>光影像資料集收集與標註</w:t>
-      </w:r>
+        <w:t>光影像資料集收集與標</w:t>
+      </w:r>
+      <w:proofErr w:type="gramStart"/>
+      <w:r>
+        <w:rPr>
+          <w:rFonts w:ascii="Times New Roman" w:eastAsia="標楷體" w:hAnsi="Times New Roman" w:cs="Times New Roman"/>
+          <w:sz w:val="26"/>
+          <w:szCs w:val="26"/>
+        </w:rPr>
+        <w:t>註</w:t>
+      </w:r>
+      <w:proofErr w:type="gramEnd"/>
     </w:p>
+    <w:bookmarkEnd w:id="0"/>
     <w:p>
       <w:pPr>
         <w:spacing w:after="120" w:line="276" w:lineRule="auto"/>
@@ -1536,7 +2100,21 @@
         <w:rPr>
           <w:rFonts w:ascii="Times New Roman" w:eastAsia="標楷體" w:hAnsi="Times New Roman" w:cs="Times New Roman"/>
         </w:rPr>
-        <w:t>本研究回溯收集林口長庚紀念醫院牙科已完成根管治療之病例，影像為根管治療前之根尖</w:t>
+        <w:t>本研究回溯收集林口長庚紀念醫院牙科已完成根管治療之病例，</w:t>
+      </w:r>
+      <w:proofErr w:type="gramStart"/>
+      <w:r>
+        <w:rPr>
+          <w:rFonts w:ascii="Times New Roman" w:eastAsia="標楷體" w:hAnsi="Times New Roman" w:cs="Times New Roman"/>
+        </w:rPr>
+        <w:t>影像為根管</w:t>
+      </w:r>
+      <w:proofErr w:type="gramEnd"/>
+      <w:r>
+        <w:rPr>
+          <w:rFonts w:ascii="Times New Roman" w:eastAsia="標楷體" w:hAnsi="Times New Roman" w:cs="Times New Roman"/>
+        </w:rPr>
+        <w:t>治療前之根尖</w:t>
       </w:r>
       <w:r>
         <w:rPr>
@@ -1548,7 +2126,21 @@
         <w:rPr>
           <w:rFonts w:ascii="Times New Roman" w:eastAsia="標楷體" w:hAnsi="Times New Roman" w:cs="Times New Roman"/>
         </w:rPr>
-        <w:t>光片，皆已去識別化，且每張影像以一顆目標牙為對象。本研究計畫經</w:t>
+        <w:t>光片，皆已去識別化，且每張影像以一顆</w:t>
+      </w:r>
+      <w:proofErr w:type="gramStart"/>
+      <w:r>
+        <w:rPr>
+          <w:rFonts w:ascii="Times New Roman" w:eastAsia="標楷體" w:hAnsi="Times New Roman" w:cs="Times New Roman"/>
+        </w:rPr>
+        <w:t>目標牙為對</w:t>
+      </w:r>
+      <w:proofErr w:type="gramEnd"/>
+      <w:r>
+        <w:rPr>
+          <w:rFonts w:ascii="Times New Roman" w:eastAsia="標楷體" w:hAnsi="Times New Roman" w:cs="Times New Roman"/>
+        </w:rPr>
+        <w:t>象。本研究計畫經</w:t>
       </w:r>
       <w:r>
         <w:rPr>
@@ -1584,8 +2176,16 @@
         <w:rPr>
           <w:rFonts w:ascii="Times New Roman" w:eastAsia="標楷體" w:hAnsi="Times New Roman" w:cs="Times New Roman"/>
         </w:rPr>
-        <w:t>審查通過（</w:t>
-      </w:r>
+        <w:t>審查通過</w:t>
+      </w:r>
+      <w:proofErr w:type="gramStart"/>
+      <w:r>
+        <w:rPr>
+          <w:rFonts w:ascii="Times New Roman" w:eastAsia="標楷體" w:hAnsi="Times New Roman" w:cs="Times New Roman"/>
+        </w:rPr>
+        <w:t>（</w:t>
+      </w:r>
+      <w:proofErr w:type="gramEnd"/>
       <w:r>
         <w:rPr>
           <w:rFonts w:ascii="Times New Roman" w:eastAsia="標楷體" w:hAnsi="Times New Roman" w:cs="Times New Roman"/>
@@ -1596,8 +2196,16 @@
         <w:rPr>
           <w:rFonts w:ascii="Times New Roman" w:eastAsia="標楷體" w:hAnsi="Times New Roman" w:cs="Times New Roman"/>
         </w:rPr>
-        <w:t>編號：【　】）。全體資料集共</w:t>
-      </w:r>
+        <w:t>編號：【　】）。全體</w:t>
+      </w:r>
+      <w:proofErr w:type="gramStart"/>
+      <w:r>
+        <w:rPr>
+          <w:rFonts w:ascii="Times New Roman" w:eastAsia="標楷體" w:hAnsi="Times New Roman" w:cs="Times New Roman"/>
+        </w:rPr>
+        <w:t>資料集共</w:t>
+      </w:r>
+      <w:proofErr w:type="gramEnd"/>
       <w:r>
         <w:rPr>
           <w:rFonts w:ascii="Times New Roman" w:eastAsia="標楷體" w:hAnsi="Times New Roman" w:cs="Times New Roman"/>
@@ -1644,7 +2252,35 @@
         <w:rPr>
           <w:rFonts w:ascii="Times New Roman" w:eastAsia="標楷體" w:hAnsi="Times New Roman" w:cs="Times New Roman"/>
         </w:rPr>
-        <w:t>張同時具牙齒輪廓標註與根管充填長度記錄，均為前牙（上顎</w:t>
+        <w:t>張同時具牙齒輪廓標</w:t>
+      </w:r>
+      <w:proofErr w:type="gramStart"/>
+      <w:r>
+        <w:rPr>
+          <w:rFonts w:ascii="Times New Roman" w:eastAsia="標楷體" w:hAnsi="Times New Roman" w:cs="Times New Roman"/>
+        </w:rPr>
+        <w:t>註</w:t>
+      </w:r>
+      <w:proofErr w:type="gramEnd"/>
+      <w:r>
+        <w:rPr>
+          <w:rFonts w:ascii="Times New Roman" w:eastAsia="標楷體" w:hAnsi="Times New Roman" w:cs="Times New Roman"/>
+        </w:rPr>
+        <w:t>與根管充填長度記錄，</w:t>
+      </w:r>
+      <w:proofErr w:type="gramStart"/>
+      <w:r>
+        <w:rPr>
+          <w:rFonts w:ascii="Times New Roman" w:eastAsia="標楷體" w:hAnsi="Times New Roman" w:cs="Times New Roman"/>
+        </w:rPr>
+        <w:t>均為</w:t>
+      </w:r>
+      <w:proofErr w:type="gramEnd"/>
+      <w:r>
+        <w:rPr>
+          <w:rFonts w:ascii="Times New Roman" w:eastAsia="標楷體" w:hAnsi="Times New Roman" w:cs="Times New Roman"/>
+        </w:rPr>
+        <w:t>前牙（上顎</w:t>
       </w:r>
       <w:r>
         <w:rPr>
@@ -1698,38 +2334,100 @@
         <w:rPr>
           <w:rFonts w:ascii="Times New Roman" w:eastAsia="標楷體" w:hAnsi="Times New Roman" w:cs="Times New Roman"/>
         </w:rPr>
-        <w:t xml:space="preserve"> 11–78 </w:t>
+        <w:t xml:space="preserve"> 11</w:t>
+      </w:r>
+      <w:proofErr w:type="gramStart"/>
+      <w:r>
+        <w:rPr>
+          <w:rFonts w:ascii="Times New Roman" w:eastAsia="標楷體" w:hAnsi="Times New Roman" w:cs="Times New Roman"/>
+        </w:rPr>
+        <w:t>–</w:t>
+      </w:r>
+      <w:proofErr w:type="gramEnd"/>
+      <w:r>
+        <w:rPr>
+          <w:rFonts w:ascii="Times New Roman" w:eastAsia="標楷體" w:hAnsi="Times New Roman" w:cs="Times New Roman"/>
+        </w:rPr>
+        <w:t xml:space="preserve">78 </w:t>
+      </w:r>
+      <w:r>
+        <w:rPr>
+          <w:rFonts w:ascii="Times New Roman" w:eastAsia="標楷體" w:hAnsi="Times New Roman" w:cs="Times New Roman"/>
+        </w:rPr>
+        <w:t>歲）。本研究之黃金標準（</w:t>
+      </w:r>
+      <w:r>
+        <w:rPr>
+          <w:rFonts w:ascii="Times New Roman" w:eastAsia="標楷體" w:hAnsi="Times New Roman" w:cs="Times New Roman"/>
+        </w:rPr>
+        <w:t>golden data</w:t>
+      </w:r>
+      <w:r>
+        <w:rPr>
+          <w:rFonts w:ascii="Times New Roman" w:eastAsia="標楷體" w:hAnsi="Times New Roman" w:cs="Times New Roman"/>
+        </w:rPr>
+        <w:t>）由三位臨床牙醫師標</w:t>
+      </w:r>
+      <w:proofErr w:type="gramStart"/>
+      <w:r>
+        <w:rPr>
+          <w:rFonts w:ascii="Times New Roman" w:eastAsia="標楷體" w:hAnsi="Times New Roman" w:cs="Times New Roman"/>
+        </w:rPr>
+        <w:t>註</w:t>
+      </w:r>
+      <w:proofErr w:type="gramEnd"/>
+      <w:r>
+        <w:rPr>
+          <w:rFonts w:ascii="Times New Roman" w:eastAsia="標楷體" w:hAnsi="Times New Roman" w:cs="Times New Roman"/>
+        </w:rPr>
+        <w:t>及收集：牙齒輪廓</w:t>
       </w:r>
       <w:r>
         <w:rPr>
           <w:rFonts w:ascii="Times New Roman" w:eastAsia="標楷體" w:hAnsi="Times New Roman" w:cs="Times New Roman"/>
         </w:rPr>
         <w:lastRenderedPageBreak/>
-        <w:t>歲）。本研究之黃金標準（</w:t>
-      </w:r>
-      <w:r>
-        <w:rPr>
-          <w:rFonts w:ascii="Times New Roman" w:eastAsia="標楷體" w:hAnsi="Times New Roman" w:cs="Times New Roman"/>
-        </w:rPr>
-        <w:t>golden data</w:t>
-      </w:r>
-      <w:r>
-        <w:rPr>
-          <w:rFonts w:ascii="Times New Roman" w:eastAsia="標楷體" w:hAnsi="Times New Roman" w:cs="Times New Roman"/>
-        </w:rPr>
-        <w:t>）由三位臨床牙醫師標註及收集：牙齒輪廓以</w:t>
-      </w:r>
-      <w:r>
-        <w:rPr>
-          <w:rFonts w:ascii="Times New Roman" w:eastAsia="標楷體" w:hAnsi="Times New Roman" w:cs="Times New Roman"/>
-        </w:rPr>
-        <w:t xml:space="preserve"> Roboflow </w:t>
-      </w:r>
-      <w:r>
-        <w:rPr>
-          <w:rFonts w:ascii="Times New Roman" w:eastAsia="標楷體" w:hAnsi="Times New Roman" w:cs="Times New Roman"/>
-        </w:rPr>
-        <w:t>進行多邊形標註（單一類別</w:t>
+        <w:t>以</w:t>
+      </w:r>
+      <w:r>
+        <w:rPr>
+          <w:rFonts w:ascii="Times New Roman" w:eastAsia="標楷體" w:hAnsi="Times New Roman" w:cs="Times New Roman"/>
+        </w:rPr>
+        <w:t xml:space="preserve"> </w:t>
+      </w:r>
+      <w:proofErr w:type="spellStart"/>
+      <w:r>
+        <w:rPr>
+          <w:rFonts w:ascii="Times New Roman" w:eastAsia="標楷體" w:hAnsi="Times New Roman" w:cs="Times New Roman"/>
+        </w:rPr>
+        <w:t>Roboflow</w:t>
+      </w:r>
+      <w:proofErr w:type="spellEnd"/>
+      <w:r>
+        <w:rPr>
+          <w:rFonts w:ascii="Times New Roman" w:eastAsia="標楷體" w:hAnsi="Times New Roman" w:cs="Times New Roman"/>
+        </w:rPr>
+        <w:t xml:space="preserve"> </w:t>
+      </w:r>
+      <w:r>
+        <w:rPr>
+          <w:rFonts w:ascii="Times New Roman" w:eastAsia="標楷體" w:hAnsi="Times New Roman" w:cs="Times New Roman"/>
+        </w:rPr>
+        <w:t>進行多邊形標</w:t>
+      </w:r>
+      <w:proofErr w:type="gramStart"/>
+      <w:r>
+        <w:rPr>
+          <w:rFonts w:ascii="Times New Roman" w:eastAsia="標楷體" w:hAnsi="Times New Roman" w:cs="Times New Roman"/>
+        </w:rPr>
+        <w:t>註</w:t>
+      </w:r>
+      <w:proofErr w:type="gramEnd"/>
+      <w:r>
+        <w:rPr>
+          <w:rFonts w:ascii="Times New Roman" w:eastAsia="標楷體" w:hAnsi="Times New Roman" w:cs="Times New Roman"/>
+        </w:rPr>
+        <w:t>（單一類別</w:t>
       </w:r>
       <w:r>
         <w:rPr>
@@ -1993,11 +2691,19 @@
         </w:rPr>
         <w:t>1</w:t>
       </w:r>
-      <w:r>
-        <w:rPr>
-          <w:rFonts w:ascii="Times New Roman" w:eastAsia="標楷體" w:hAnsi="Times New Roman" w:cs="Times New Roman"/>
-        </w:rPr>
-        <w:t>左側，對全體</w:t>
+      <w:proofErr w:type="gramStart"/>
+      <w:r>
+        <w:rPr>
+          <w:rFonts w:ascii="Times New Roman" w:eastAsia="標楷體" w:hAnsi="Times New Roman" w:cs="Times New Roman"/>
+        </w:rPr>
+        <w:t>左側，</w:t>
+      </w:r>
+      <w:proofErr w:type="gramEnd"/>
+      <w:r>
+        <w:rPr>
+          <w:rFonts w:ascii="Times New Roman" w:eastAsia="標楷體" w:hAnsi="Times New Roman" w:cs="Times New Roman"/>
+        </w:rPr>
+        <w:t>對全體</w:t>
       </w:r>
       <w:r>
         <w:rPr>
@@ -2039,7 +2745,21 @@
         <w:rPr>
           <w:rFonts w:ascii="Times New Roman" w:eastAsia="標楷體" w:hAnsi="Times New Roman" w:cs="Times New Roman"/>
         </w:rPr>
-        <w:t>首先對原始影像施作限制對比自適應直方圖均衡化（</w:t>
+        <w:t>首先對原始影像施作限制對比自適應</w:t>
+      </w:r>
+      <w:proofErr w:type="gramStart"/>
+      <w:r>
+        <w:rPr>
+          <w:rFonts w:ascii="Times New Roman" w:eastAsia="標楷體" w:hAnsi="Times New Roman" w:cs="Times New Roman"/>
+        </w:rPr>
+        <w:t>直方圖</w:t>
+      </w:r>
+      <w:proofErr w:type="gramEnd"/>
+      <w:r>
+        <w:rPr>
+          <w:rFonts w:ascii="Times New Roman" w:eastAsia="標楷體" w:hAnsi="Times New Roman" w:cs="Times New Roman"/>
+        </w:rPr>
+        <w:t>均衡化（</w:t>
       </w:r>
       <w:r>
         <w:rPr>
@@ -2071,11 +2791,19 @@
         </w:rPr>
         <w:t>tile grid 8×8</w:t>
       </w:r>
-      <w:r>
-        <w:rPr>
-          <w:rFonts w:ascii="Times New Roman" w:eastAsia="標楷體" w:hAnsi="Times New Roman" w:cs="Times New Roman"/>
-        </w:rPr>
-        <w:t>），以增強牙根與齒槽骨交界之對比；為避免黑邊被放大為雜訊，僅於灰階值</w:t>
+      <w:proofErr w:type="gramStart"/>
+      <w:r>
+        <w:rPr>
+          <w:rFonts w:ascii="Times New Roman" w:eastAsia="標楷體" w:hAnsi="Times New Roman" w:cs="Times New Roman"/>
+        </w:rPr>
+        <w:t>）</w:t>
+      </w:r>
+      <w:proofErr w:type="gramEnd"/>
+      <w:r>
+        <w:rPr>
+          <w:rFonts w:ascii="Times New Roman" w:eastAsia="標楷體" w:hAnsi="Times New Roman" w:cs="Times New Roman"/>
+        </w:rPr>
+        <w:t>，以增強牙根與齒槽骨交界之對比；為避免黑邊被放大為雜訊，僅於灰階值</w:t>
       </w:r>
       <w:r>
         <w:rPr>
@@ -2135,7 +2863,21 @@
         <w:rPr>
           <w:rFonts w:ascii="Times New Roman" w:eastAsia="標楷體" w:hAnsi="Times New Roman" w:cs="Times New Roman"/>
         </w:rPr>
-        <w:t>，並同步轉換多邊形標註座標；每張影像之縮放比例（</w:t>
+        <w:t>，並同步轉換多邊形標</w:t>
+      </w:r>
+      <w:proofErr w:type="gramStart"/>
+      <w:r>
+        <w:rPr>
+          <w:rFonts w:ascii="Times New Roman" w:eastAsia="標楷體" w:hAnsi="Times New Roman" w:cs="Times New Roman"/>
+        </w:rPr>
+        <w:t>註</w:t>
+      </w:r>
+      <w:proofErr w:type="gramEnd"/>
+      <w:r>
+        <w:rPr>
+          <w:rFonts w:ascii="Times New Roman" w:eastAsia="標楷體" w:hAnsi="Times New Roman" w:cs="Times New Roman"/>
+        </w:rPr>
+        <w:t>座標；每張影像之縮放比例（</w:t>
       </w:r>
       <w:r>
         <w:rPr>
@@ -2147,7 +2889,21 @@
         <w:rPr>
           <w:rFonts w:ascii="Times New Roman" w:eastAsia="標楷體" w:hAnsi="Times New Roman" w:cs="Times New Roman"/>
         </w:rPr>
-        <w:t>）逐一記錄，供後續將像素長度還原至原圖像素空間。增強後影像即為標註、訓練與推論之統</w:t>
+        <w:t>）逐一記錄，供後續將像素長度還原至原圖像素空間。增強後影像即為標</w:t>
+      </w:r>
+      <w:proofErr w:type="gramStart"/>
+      <w:r>
+        <w:rPr>
+          <w:rFonts w:ascii="Times New Roman" w:eastAsia="標楷體" w:hAnsi="Times New Roman" w:cs="Times New Roman"/>
+        </w:rPr>
+        <w:t>註</w:t>
+      </w:r>
+      <w:proofErr w:type="gramEnd"/>
+      <w:r>
+        <w:rPr>
+          <w:rFonts w:ascii="Times New Roman" w:eastAsia="標楷體" w:hAnsi="Times New Roman" w:cs="Times New Roman"/>
+        </w:rPr>
+        <w:t>、訓練與推論之統</w:t>
       </w:r>
       <w:r>
         <w:rPr>
@@ -2207,7 +2963,21 @@
         <w:rPr>
           <w:rFonts w:ascii="Times New Roman" w:eastAsia="標楷體" w:hAnsi="Times New Roman" w:cs="Times New Roman"/>
         </w:rPr>
-        <w:t xml:space="preserve"> Ultralytics YOLO </w:t>
+        <w:t xml:space="preserve"> </w:t>
+      </w:r>
+      <w:proofErr w:type="spellStart"/>
+      <w:r>
+        <w:rPr>
+          <w:rFonts w:ascii="Times New Roman" w:eastAsia="標楷體" w:hAnsi="Times New Roman" w:cs="Times New Roman"/>
+        </w:rPr>
+        <w:t>Ultralytics</w:t>
+      </w:r>
+      <w:proofErr w:type="spellEnd"/>
+      <w:r>
+        <w:rPr>
+          <w:rFonts w:ascii="Times New Roman" w:eastAsia="標楷體" w:hAnsi="Times New Roman" w:cs="Times New Roman"/>
+        </w:rPr>
+        <w:t xml:space="preserve"> YOLO </w:t>
       </w:r>
       <w:r>
         <w:rPr>
@@ -2235,7 +3005,7 @@
         </w:rPr>
         <w:t>。</w:t>
       </w:r>
-      <w:ins w:id="0" w:author="Claude" w:date="2026-10-27T00:00:00Z">
+      <w:ins w:id="1" w:author="Claude" w:date="2026-10-27T00:00:00Z">
         <w:r>
           <w:rPr>
             <w:rFonts w:ascii="Times New Roman" w:eastAsia="標楷體" w:hAnsi="Times New Roman" w:cs="Times New Roman"/>
@@ -2248,12 +3018,14 @@
           </w:rPr>
           <w:t>（</w:t>
         </w:r>
+        <w:proofErr w:type="spellStart"/>
         <w:r>
           <w:rPr>
             <w:rFonts w:ascii="Times New Roman" w:eastAsia="標楷體" w:hAnsi="Times New Roman" w:cs="Times New Roman"/>
           </w:rPr>
           <w:t>Ultralytics</w:t>
         </w:r>
+        <w:proofErr w:type="spellEnd"/>
         <w:r>
           <w:rPr>
             <w:rFonts w:ascii="Times New Roman" w:eastAsia="標楷體" w:hAnsi="Times New Roman" w:cs="Times New Roman"/>
@@ -2294,7 +3066,21 @@
           <w:rPr>
             <w:rFonts w:ascii="Times New Roman" w:eastAsia="標楷體" w:hAnsi="Times New Roman" w:cs="Times New Roman"/>
           </w:rPr>
-          <w:t>頸部結構整合後，由解耦式（</w:t>
+          <w:t>頸部結構整合後，由解</w:t>
+        </w:r>
+        <w:proofErr w:type="gramStart"/>
+        <w:r>
+          <w:rPr>
+            <w:rFonts w:ascii="Times New Roman" w:eastAsia="標楷體" w:hAnsi="Times New Roman" w:cs="Times New Roman"/>
+          </w:rPr>
+          <w:t>耦</w:t>
+        </w:r>
+        <w:proofErr w:type="gramEnd"/>
+        <w:r>
+          <w:rPr>
+            <w:rFonts w:ascii="Times New Roman" w:eastAsia="標楷體" w:hAnsi="Times New Roman" w:cs="Times New Roman"/>
+          </w:rPr>
+          <w:t>式（</w:t>
         </w:r>
         <w:r>
           <w:rPr>
@@ -2375,12 +3161,14 @@
         </w:rPr>
         <w:t>、</w:t>
       </w:r>
+      <w:proofErr w:type="spellStart"/>
       <w:r>
         <w:rPr>
           <w:rFonts w:ascii="Times New Roman" w:eastAsia="標楷體" w:hAnsi="Times New Roman" w:cs="Times New Roman"/>
         </w:rPr>
         <w:t>AdamW</w:t>
       </w:r>
+      <w:proofErr w:type="spellEnd"/>
       <w:r>
         <w:rPr>
           <w:rFonts w:ascii="Times New Roman" w:eastAsia="標楷體" w:hAnsi="Times New Roman" w:cs="Times New Roman"/>
@@ -2547,7 +3335,21 @@
         <w:rPr>
           <w:rFonts w:ascii="Times New Roman" w:eastAsia="標楷體" w:hAnsi="Times New Roman" w:cs="Times New Roman"/>
         </w:rPr>
-        <w:t>張，所有訓練種子共用同一組切分；長度評估資料集之</w:t>
+        <w:t>張，所有訓練種子共用同一</w:t>
+      </w:r>
+      <w:proofErr w:type="gramStart"/>
+      <w:r>
+        <w:rPr>
+          <w:rFonts w:ascii="Times New Roman" w:eastAsia="標楷體" w:hAnsi="Times New Roman" w:cs="Times New Roman"/>
+        </w:rPr>
+        <w:t>組切分</w:t>
+      </w:r>
+      <w:proofErr w:type="gramEnd"/>
+      <w:r>
+        <w:rPr>
+          <w:rFonts w:ascii="Times New Roman" w:eastAsia="標楷體" w:hAnsi="Times New Roman" w:cs="Times New Roman"/>
+        </w:rPr>
+        <w:t>；長度評估資料集之</w:t>
       </w:r>
       <w:r>
         <w:rPr>
@@ -2574,7 +3376,21 @@
         <w:rPr>
           <w:rFonts w:ascii="Times New Roman" w:eastAsia="標楷體" w:hAnsi="Times New Roman" w:cs="Times New Roman"/>
         </w:rPr>
-        <w:t>為量化訓練隨機性之影響，固定資料切分，僅改變訓練種子（</w:t>
+        <w:t>為量化訓練隨機性之影響，固定</w:t>
+      </w:r>
+      <w:proofErr w:type="gramStart"/>
+      <w:r>
+        <w:rPr>
+          <w:rFonts w:ascii="Times New Roman" w:eastAsia="標楷體" w:hAnsi="Times New Roman" w:cs="Times New Roman"/>
+        </w:rPr>
+        <w:t>資料切分</w:t>
+      </w:r>
+      <w:proofErr w:type="gramEnd"/>
+      <w:r>
+        <w:rPr>
+          <w:rFonts w:ascii="Times New Roman" w:eastAsia="標楷體" w:hAnsi="Times New Roman" w:cs="Times New Roman"/>
+        </w:rPr>
+        <w:t>，僅改變訓練種子（</w:t>
       </w:r>
       <w:r>
         <w:rPr>
@@ -2646,8 +3462,16 @@
         <w:rPr>
           <w:rFonts w:ascii="Times New Roman" w:eastAsia="標楷體" w:hAnsi="Times New Roman" w:cs="Times New Roman"/>
         </w:rPr>
-        <w:t>推論時（</w:t>
-      </w:r>
+        <w:t>推論時</w:t>
+      </w:r>
+      <w:proofErr w:type="gramStart"/>
+      <w:r>
+        <w:rPr>
+          <w:rFonts w:ascii="Times New Roman" w:eastAsia="標楷體" w:hAnsi="Times New Roman" w:cs="Times New Roman"/>
+        </w:rPr>
+        <w:t>（</w:t>
+      </w:r>
+      <w:proofErr w:type="gramEnd"/>
       <w:r>
         <w:rPr>
           <w:rFonts w:ascii="Times New Roman" w:eastAsia="標楷體" w:hAnsi="Times New Roman" w:cs="Times New Roman"/>
@@ -2690,15 +3514,51 @@
           <w:kern w:val="0"/>
           <w14:ligatures w14:val="none"/>
         </w:rPr>
-        <w:t>開運算去除細連線，僅保留最大連通區以排除分割碎塊；目標牙以遮罩外接框與參考框</w:t>
-      </w:r>
+        <w:t>開運算去除細連線，僅保留最大連通區以排除分割碎塊；</w:t>
+      </w:r>
+      <w:proofErr w:type="gramStart"/>
       <w:r>
         <w:rPr>
           <w:rFonts w:ascii="Times New Roman" w:eastAsia="標楷體" w:hAnsi="Times New Roman" w:cs="Times New Roman"/>
           <w:kern w:val="0"/>
           <w14:ligatures w14:val="none"/>
         </w:rPr>
-        <w:t xml:space="preserve"> IoU </w:t>
+        <w:t>目標牙以遮罩外接框</w:t>
+      </w:r>
+      <w:proofErr w:type="gramEnd"/>
+      <w:r>
+        <w:rPr>
+          <w:rFonts w:ascii="Times New Roman" w:eastAsia="標楷體" w:hAnsi="Times New Roman" w:cs="Times New Roman"/>
+          <w:kern w:val="0"/>
+          <w14:ligatures w14:val="none"/>
+        </w:rPr>
+        <w:t>與參考框</w:t>
+      </w:r>
+      <w:r>
+        <w:rPr>
+          <w:rFonts w:ascii="Times New Roman" w:eastAsia="標楷體" w:hAnsi="Times New Roman" w:cs="Times New Roman"/>
+          <w:kern w:val="0"/>
+          <w14:ligatures w14:val="none"/>
+        </w:rPr>
+        <w:t xml:space="preserve"> </w:t>
+      </w:r>
+      <w:proofErr w:type="spellStart"/>
+      <w:r>
+        <w:rPr>
+          <w:rFonts w:ascii="Times New Roman" w:eastAsia="標楷體" w:hAnsi="Times New Roman" w:cs="Times New Roman"/>
+          <w:kern w:val="0"/>
+          <w14:ligatures w14:val="none"/>
+        </w:rPr>
+        <w:t>IoU</w:t>
+      </w:r>
+      <w:proofErr w:type="spellEnd"/>
+      <w:r>
+        <w:rPr>
+          <w:rFonts w:ascii="Times New Roman" w:eastAsia="標楷體" w:hAnsi="Times New Roman" w:cs="Times New Roman"/>
+          <w:kern w:val="0"/>
+          <w14:ligatures w14:val="none"/>
+        </w:rPr>
+        <w:t xml:space="preserve"> </w:t>
       </w:r>
       <w:r>
         <w:rPr>
@@ -2738,8 +3598,16 @@
         <w:rPr>
           <w:rFonts w:ascii="Times New Roman" w:eastAsia="標楷體" w:hAnsi="Times New Roman" w:cs="Times New Roman"/>
         </w:rPr>
-        <w:t>長度量測如圖</w:t>
-      </w:r>
+        <w:t>長</w:t>
+      </w:r>
+      <w:proofErr w:type="gramStart"/>
+      <w:r>
+        <w:rPr>
+          <w:rFonts w:ascii="Times New Roman" w:eastAsia="標楷體" w:hAnsi="Times New Roman" w:cs="Times New Roman"/>
+        </w:rPr>
+        <w:t>度量測如圖</w:t>
+      </w:r>
+      <w:proofErr w:type="gramEnd"/>
       <w:r>
         <w:rPr>
           <w:rFonts w:ascii="Times New Roman" w:eastAsia="標楷體" w:hAnsi="Times New Roman" w:cs="Times New Roman"/>
@@ -2768,8 +3636,16 @@
         <w:rPr>
           <w:rFonts w:ascii="Times New Roman" w:eastAsia="標楷體" w:hAnsi="Times New Roman" w:cs="Times New Roman"/>
         </w:rPr>
-        <w:t>對所選遮罩之多邊形頂點進行主成分分析求得質心</w:t>
-      </w:r>
+        <w:t>對所選遮罩之多邊形頂點進行主成分分析</w:t>
+      </w:r>
+      <w:proofErr w:type="gramStart"/>
+      <w:r>
+        <w:rPr>
+          <w:rFonts w:ascii="Times New Roman" w:eastAsia="標楷體" w:hAnsi="Times New Roman" w:cs="Times New Roman"/>
+        </w:rPr>
+        <w:t>求得質心</w:t>
+      </w:r>
+      <w:proofErr w:type="gramEnd"/>
       <w:r>
         <w:rPr>
           <w:rFonts w:ascii="Times New Roman" w:eastAsia="標楷體" w:hAnsi="Times New Roman" w:cs="Times New Roman"/>
@@ -2924,7 +3800,21 @@
         <w:rPr>
           <w:rFonts w:ascii="Times New Roman" w:eastAsia="標楷體" w:hAnsi="Times New Roman" w:cs="Times New Roman"/>
         </w:rPr>
-        <w:t>長度內之平均寬度較大者為牙冠。</w:t>
+        <w:t>長度內之平均寬度較大</w:t>
+      </w:r>
+      <w:proofErr w:type="gramStart"/>
+      <w:r>
+        <w:rPr>
+          <w:rFonts w:ascii="Times New Roman" w:eastAsia="標楷體" w:hAnsi="Times New Roman" w:cs="Times New Roman"/>
+        </w:rPr>
+        <w:t>者為牙冠</w:t>
+      </w:r>
+      <w:proofErr w:type="gramEnd"/>
+      <w:r>
+        <w:rPr>
+          <w:rFonts w:ascii="Times New Roman" w:eastAsia="標楷體" w:hAnsi="Times New Roman" w:cs="Times New Roman"/>
+        </w:rPr>
+        <w:t>。</w:t>
       </w:r>
     </w:p>
     <w:p>
@@ -3199,7 +4089,21 @@
         <w:rPr>
           <w:rFonts w:ascii="Times New Roman" w:eastAsia="標楷體" w:hAnsi="Times New Roman" w:cs="Times New Roman"/>
         </w:rPr>
-        <w:t xml:space="preserve"> 0.05–0.10</w:t>
+        <w:t xml:space="preserve"> 0.05</w:t>
+      </w:r>
+      <w:proofErr w:type="gramStart"/>
+      <w:r>
+        <w:rPr>
+          <w:rFonts w:ascii="Times New Roman" w:eastAsia="標楷體" w:hAnsi="Times New Roman" w:cs="Times New Roman"/>
+        </w:rPr>
+        <w:t>–</w:t>
+      </w:r>
+      <w:proofErr w:type="gramEnd"/>
+      <w:r>
+        <w:rPr>
+          <w:rFonts w:ascii="Times New Roman" w:eastAsia="標楷體" w:hAnsi="Times New Roman" w:cs="Times New Roman"/>
+        </w:rPr>
+        <w:t>0.10</w:t>
       </w:r>
       <w:r>
         <w:rPr>
@@ -3217,19 +4121,35 @@
         <w:rPr>
           <w:rFonts w:ascii="Times New Roman" w:eastAsia="標楷體" w:hAnsi="Times New Roman" w:cs="Times New Roman"/>
         </w:rPr>
-        <w:t>將像素長度正規化為「長邊</w:t>
-      </w:r>
+        <w:t>將像素長度正規化為「</w:t>
+      </w:r>
+      <w:proofErr w:type="gramStart"/>
+      <w:r>
+        <w:rPr>
+          <w:rFonts w:ascii="Times New Roman" w:eastAsia="標楷體" w:hAnsi="Times New Roman" w:cs="Times New Roman"/>
+        </w:rPr>
+        <w:t>長邊</w:t>
+      </w:r>
+      <w:proofErr w:type="gramEnd"/>
       <w:r>
         <w:rPr>
           <w:rFonts w:ascii="Times New Roman" w:eastAsia="標楷體" w:hAnsi="Times New Roman" w:cs="Times New Roman"/>
         </w:rPr>
         <w:t xml:space="preserve"> 1200 px </w:t>
       </w:r>
-      <w:r>
-        <w:rPr>
-          <w:rFonts w:ascii="Times New Roman" w:eastAsia="標楷體" w:hAnsi="Times New Roman" w:cs="Times New Roman"/>
-        </w:rPr>
-        <w:t>等效像素」，其中</w:t>
+      <w:proofErr w:type="gramStart"/>
+      <w:r>
+        <w:rPr>
+          <w:rFonts w:ascii="Times New Roman" w:eastAsia="標楷體" w:hAnsi="Times New Roman" w:cs="Times New Roman"/>
+        </w:rPr>
+        <w:t>等效像</w:t>
+      </w:r>
+      <w:proofErr w:type="gramEnd"/>
+      <w:r>
+        <w:rPr>
+          <w:rFonts w:ascii="Times New Roman" w:eastAsia="標楷體" w:hAnsi="Times New Roman" w:cs="Times New Roman"/>
+        </w:rPr>
+        <w:t>素」，其中</w:t>
       </w:r>
       <w:r>
         <w:rPr>
@@ -3248,7 +4168,35 @@
           <w:rFonts w:ascii="Times New Roman" w:eastAsia="標楷體" w:hAnsi="Times New Roman" w:cs="Times New Roman"/>
         </w:rPr>
         <w:lastRenderedPageBreak/>
-        <w:t>整張影像之長邊像素數；此正規化僅使用影像尺寸，未使用任何</w:t>
+        <w:t>整張影像</w:t>
+      </w:r>
+      <w:proofErr w:type="gramStart"/>
+      <w:r>
+        <w:rPr>
+          <w:rFonts w:ascii="Times New Roman" w:eastAsia="標楷體" w:hAnsi="Times New Roman" w:cs="Times New Roman"/>
+        </w:rPr>
+        <w:t>之長邊像</w:t>
+      </w:r>
+      <w:proofErr w:type="gramEnd"/>
+      <w:r>
+        <w:rPr>
+          <w:rFonts w:ascii="Times New Roman" w:eastAsia="標楷體" w:hAnsi="Times New Roman" w:cs="Times New Roman"/>
+        </w:rPr>
+        <w:t>素數；此</w:t>
+      </w:r>
+      <w:proofErr w:type="gramStart"/>
+      <w:r>
+        <w:rPr>
+          <w:rFonts w:ascii="Times New Roman" w:eastAsia="標楷體" w:hAnsi="Times New Roman" w:cs="Times New Roman"/>
+        </w:rPr>
+        <w:t>正規化僅使用</w:t>
+      </w:r>
+      <w:proofErr w:type="gramEnd"/>
+      <w:r>
+        <w:rPr>
+          <w:rFonts w:ascii="Times New Roman" w:eastAsia="標楷體" w:hAnsi="Times New Roman" w:cs="Times New Roman"/>
+        </w:rPr>
+        <w:t>影像尺寸，未使用任何</w:t>
       </w:r>
       <w:r>
         <w:rPr>
@@ -3366,12 +4314,14 @@
         </w:rPr>
         <w:t>像素</w:t>
       </w:r>
+      <w:proofErr w:type="gramStart"/>
       <w:r>
         <w:rPr>
           <w:rFonts w:ascii="Times New Roman" w:eastAsia="標楷體" w:hAnsi="Times New Roman" w:cs="Times New Roman"/>
         </w:rPr>
         <w:t>–</w:t>
       </w:r>
+      <w:proofErr w:type="gramEnd"/>
       <w:r>
         <w:rPr>
           <w:rFonts w:ascii="Times New Roman" w:eastAsia="標楷體" w:hAnsi="Times New Roman" w:cs="Times New Roman"/>
@@ -3450,8 +4400,16 @@
         <w:rPr>
           <w:rFonts w:ascii="Times New Roman" w:eastAsia="標楷體" w:hAnsi="Times New Roman" w:cs="Times New Roman"/>
         </w:rPr>
-        <w:t>MATLAB fitnet</w:t>
-      </w:r>
+        <w:t xml:space="preserve">MATLAB </w:t>
+      </w:r>
+      <w:proofErr w:type="spellStart"/>
+      <w:r>
+        <w:rPr>
+          <w:rFonts w:ascii="Times New Roman" w:eastAsia="標楷體" w:hAnsi="Times New Roman" w:cs="Times New Roman"/>
+        </w:rPr>
+        <w:t>fitnet</w:t>
+      </w:r>
+      <w:proofErr w:type="spellEnd"/>
       <w:r>
         <w:rPr>
           <w:rFonts w:ascii="Times New Roman" w:eastAsia="標楷體" w:hAnsi="Times New Roman" w:cs="Times New Roman"/>
@@ -3480,14 +4438,30 @@
         <w:rPr>
           <w:rFonts w:ascii="Times New Roman" w:eastAsia="標楷體" w:hAnsi="Times New Roman" w:cs="Times New Roman"/>
         </w:rPr>
-        <w:t>神經元，貝氏正則化</w:t>
-      </w:r>
-      <w:r>
-        <w:rPr>
-          <w:rFonts w:ascii="Times New Roman" w:eastAsia="標楷體" w:hAnsi="Times New Roman" w:cs="Times New Roman"/>
-        </w:rPr>
-        <w:t xml:space="preserve"> trainbr</w:t>
-      </w:r>
+        <w:t>神經元，貝氏</w:t>
+      </w:r>
+      <w:proofErr w:type="gramStart"/>
+      <w:r>
+        <w:rPr>
+          <w:rFonts w:ascii="Times New Roman" w:eastAsia="標楷體" w:hAnsi="Times New Roman" w:cs="Times New Roman"/>
+        </w:rPr>
+        <w:t>正則化</w:t>
+      </w:r>
+      <w:proofErr w:type="gramEnd"/>
+      <w:r>
+        <w:rPr>
+          <w:rFonts w:ascii="Times New Roman" w:eastAsia="標楷體" w:hAnsi="Times New Roman" w:cs="Times New Roman"/>
+        </w:rPr>
+        <w:t xml:space="preserve"> </w:t>
+      </w:r>
+      <w:proofErr w:type="spellStart"/>
+      <w:r>
+        <w:rPr>
+          <w:rFonts w:ascii="Times New Roman" w:eastAsia="標楷體" w:hAnsi="Times New Roman" w:cs="Times New Roman"/>
+        </w:rPr>
+        <w:t>trainbr</w:t>
+      </w:r>
+      <w:proofErr w:type="spellEnd"/>
       <w:r>
         <w:rPr>
           <w:rFonts w:ascii="Times New Roman" w:eastAsia="標楷體" w:hAnsi="Times New Roman" w:cs="Times New Roman"/>
@@ -3510,7 +4484,21 @@
         <w:rPr>
           <w:rFonts w:ascii="Times New Roman" w:eastAsia="標楷體" w:hAnsi="Times New Roman" w:cs="Times New Roman"/>
         </w:rPr>
-        <w:t>，輸入以訓練折之均值</w:t>
+        <w:t>，輸入以訓練折</w:t>
+      </w:r>
+      <w:proofErr w:type="gramStart"/>
+      <w:r>
+        <w:rPr>
+          <w:rFonts w:ascii="Times New Roman" w:eastAsia="標楷體" w:hAnsi="Times New Roman" w:cs="Times New Roman"/>
+        </w:rPr>
+        <w:t>之均</w:t>
+      </w:r>
+      <w:proofErr w:type="gramEnd"/>
+      <w:r>
+        <w:rPr>
+          <w:rFonts w:ascii="Times New Roman" w:eastAsia="標楷體" w:hAnsi="Times New Roman" w:cs="Times New Roman"/>
+        </w:rPr>
+        <w:t>值</w:t>
       </w:r>
       <w:r>
         <w:rPr>
@@ -3522,8 +4510,16 @@
         <w:rPr>
           <w:rFonts w:ascii="Times New Roman" w:eastAsia="標楷體" w:hAnsi="Times New Roman" w:cs="Times New Roman"/>
         </w:rPr>
-        <w:t>標準差標準化）。採</w:t>
-      </w:r>
+        <w:t>標準差標準化）。</w:t>
+      </w:r>
+      <w:proofErr w:type="gramStart"/>
+      <w:r>
+        <w:rPr>
+          <w:rFonts w:ascii="Times New Roman" w:eastAsia="標楷體" w:hAnsi="Times New Roman" w:cs="Times New Roman"/>
+        </w:rPr>
+        <w:t>採</w:t>
+      </w:r>
+      <w:proofErr w:type="gramEnd"/>
       <w:r>
         <w:rPr>
           <w:rFonts w:ascii="Times New Roman" w:eastAsia="標楷體" w:hAnsi="Times New Roman" w:cs="Times New Roman"/>
@@ -3576,7 +4572,35 @@
         <w:rPr>
           <w:rFonts w:ascii="Times New Roman" w:eastAsia="標楷體" w:hAnsi="Times New Roman" w:cs="Times New Roman"/>
         </w:rPr>
-        <w:t>預測計算指標；對照組為以相同折別訓練之最小平方線性迴歸。基於臨床上寧短勿長之安全考量，最終估測值為迴歸輸出扣除</w:t>
+        <w:t>預測計算指標；對照組為以</w:t>
+      </w:r>
+      <w:proofErr w:type="gramStart"/>
+      <w:r>
+        <w:rPr>
+          <w:rFonts w:ascii="Times New Roman" w:eastAsia="標楷體" w:hAnsi="Times New Roman" w:cs="Times New Roman"/>
+        </w:rPr>
+        <w:t>相同折別訓練</w:t>
+      </w:r>
+      <w:proofErr w:type="gramEnd"/>
+      <w:r>
+        <w:rPr>
+          <w:rFonts w:ascii="Times New Roman" w:eastAsia="標楷體" w:hAnsi="Times New Roman" w:cs="Times New Roman"/>
+        </w:rPr>
+        <w:t>之最小平方線性迴歸。基於臨床</w:t>
+      </w:r>
+      <w:proofErr w:type="gramStart"/>
+      <w:r>
+        <w:rPr>
+          <w:rFonts w:ascii="Times New Roman" w:eastAsia="標楷體" w:hAnsi="Times New Roman" w:cs="Times New Roman"/>
+        </w:rPr>
+        <w:t>上寧短勿長</w:t>
+      </w:r>
+      <w:proofErr w:type="gramEnd"/>
+      <w:r>
+        <w:rPr>
+          <w:rFonts w:ascii="Times New Roman" w:eastAsia="標楷體" w:hAnsi="Times New Roman" w:cs="Times New Roman"/>
+        </w:rPr>
+        <w:t>之安全考量，最終估測值為迴歸輸出扣除</w:t>
       </w:r>
       <w:r>
         <w:rPr>
@@ -3614,13 +4638,30 @@
           <w:rFonts w:ascii="Times New Roman" w:eastAsia="標楷體" w:hAnsi="Times New Roman" w:cs="Times New Roman"/>
           <w:color w:val="FF0000"/>
         </w:rPr>
-        <w:t xml:space="preserve">(i) </w:t>
-      </w:r>
+        <w:t>(</w:t>
+      </w:r>
+      <w:proofErr w:type="spellStart"/>
       <w:r>
         <w:rPr>
           <w:rFonts w:ascii="Times New Roman" w:eastAsia="標楷體" w:hAnsi="Times New Roman" w:cs="Times New Roman"/>
           <w:color w:val="FF0000"/>
         </w:rPr>
+        <w:t>i</w:t>
+      </w:r>
+      <w:proofErr w:type="spellEnd"/>
+      <w:r>
+        <w:rPr>
+          <w:rFonts w:ascii="Times New Roman" w:eastAsia="標楷體" w:hAnsi="Times New Roman" w:cs="Times New Roman"/>
+          <w:color w:val="FF0000"/>
+        </w:rPr>
+        <w:t xml:space="preserve">) </w:t>
+      </w:r>
+      <w:proofErr w:type="gramStart"/>
+      <w:r>
+        <w:rPr>
+          <w:rFonts w:ascii="Times New Roman" w:eastAsia="標楷體" w:hAnsi="Times New Roman" w:cs="Times New Roman"/>
+          <w:color w:val="FF0000"/>
+        </w:rPr>
         <w:t>冠寬比例尺</w:t>
       </w:r>
       <w:r>
@@ -3630,18 +4671,67 @@
         </w:rPr>
         <w:t>——</w:t>
       </w:r>
+      <w:proofErr w:type="gramEnd"/>
       <w:r>
         <w:rPr>
           <w:rFonts w:ascii="Times New Roman" w:eastAsia="標楷體" w:hAnsi="Times New Roman" w:cs="Times New Roman"/>
           <w:color w:val="FF0000"/>
         </w:rPr>
-        <w:t>以遮罩長度與冠寬之比值乘以各牙位教科書平均冠寬（上顎正中</w:t>
-      </w:r>
+        <w:t>以遮罩長度</w:t>
+      </w:r>
+      <w:proofErr w:type="gramStart"/>
       <w:r>
         <w:rPr>
           <w:rFonts w:ascii="Times New Roman" w:eastAsia="標楷體" w:hAnsi="Times New Roman" w:cs="Times New Roman"/>
           <w:color w:val="FF0000"/>
         </w:rPr>
+        <w:t>與冠</w:t>
+      </w:r>
+      <w:proofErr w:type="gramEnd"/>
+      <w:r>
+        <w:rPr>
+          <w:rFonts w:ascii="Times New Roman" w:eastAsia="標楷體" w:hAnsi="Times New Roman" w:cs="Times New Roman"/>
+          <w:color w:val="FF0000"/>
+        </w:rPr>
+        <w:t>寬之比值乘</w:t>
+      </w:r>
+      <w:proofErr w:type="gramStart"/>
+      <w:r>
+        <w:rPr>
+          <w:rFonts w:ascii="Times New Roman" w:eastAsia="標楷體" w:hAnsi="Times New Roman" w:cs="Times New Roman"/>
+          <w:color w:val="FF0000"/>
+        </w:rPr>
+        <w:t>以各牙</w:t>
+      </w:r>
+      <w:proofErr w:type="gramEnd"/>
+      <w:r>
+        <w:rPr>
+          <w:rFonts w:ascii="Times New Roman" w:eastAsia="標楷體" w:hAnsi="Times New Roman" w:cs="Times New Roman"/>
+          <w:color w:val="FF0000"/>
+        </w:rPr>
+        <w:t>位教科書</w:t>
+      </w:r>
+      <w:proofErr w:type="gramStart"/>
+      <w:r>
+        <w:rPr>
+          <w:rFonts w:ascii="Times New Roman" w:eastAsia="標楷體" w:hAnsi="Times New Roman" w:cs="Times New Roman"/>
+          <w:color w:val="FF0000"/>
+        </w:rPr>
+        <w:t>平均冠</w:t>
+      </w:r>
+      <w:proofErr w:type="gramEnd"/>
+      <w:r>
+        <w:rPr>
+          <w:rFonts w:ascii="Times New Roman" w:eastAsia="標楷體" w:hAnsi="Times New Roman" w:cs="Times New Roman"/>
+          <w:color w:val="FF0000"/>
+        </w:rPr>
+        <w:t>寬（上顎正中</w:t>
+      </w:r>
+      <w:r>
+        <w:rPr>
+          <w:rFonts w:ascii="Times New Roman" w:eastAsia="標楷體" w:hAnsi="Times New Roman" w:cs="Times New Roman"/>
+          <w:color w:val="FF0000"/>
+        </w:rPr>
         <w:t>/</w:t>
       </w:r>
       <w:r>
@@ -3693,19 +4783,44 @@
         </w:rPr>
         <w:t>牙位基準</w:t>
       </w:r>
+      <w:proofErr w:type="gramStart"/>
       <w:r>
         <w:rPr>
           <w:rFonts w:ascii="Times New Roman" w:eastAsia="標楷體" w:hAnsi="Times New Roman" w:cs="Times New Roman"/>
           <w:color w:val="FF0000"/>
         </w:rPr>
-        <w:t>——</w:t>
-      </w:r>
+        <w:t>—</w:t>
+      </w:r>
+      <w:proofErr w:type="gramEnd"/>
       <w:r>
         <w:rPr>
           <w:rFonts w:ascii="Times New Roman" w:eastAsia="標楷體" w:hAnsi="Times New Roman" w:cs="Times New Roman"/>
           <w:color w:val="FF0000"/>
         </w:rPr>
-        <w:t>僅以各牙位教科書平均全長（</w:t>
+        <w:t>—</w:t>
+      </w:r>
+      <w:r>
+        <w:rPr>
+          <w:rFonts w:ascii="Times New Roman" w:eastAsia="標楷體" w:hAnsi="Times New Roman" w:cs="Times New Roman"/>
+          <w:color w:val="FF0000"/>
+        </w:rPr>
+        <w:t>僅</w:t>
+      </w:r>
+      <w:proofErr w:type="gramStart"/>
+      <w:r>
+        <w:rPr>
+          <w:rFonts w:ascii="Times New Roman" w:eastAsia="標楷體" w:hAnsi="Times New Roman" w:cs="Times New Roman"/>
+          <w:color w:val="FF0000"/>
+        </w:rPr>
+        <w:t>以各牙</w:t>
+      </w:r>
+      <w:proofErr w:type="gramEnd"/>
+      <w:r>
+        <w:rPr>
+          <w:rFonts w:ascii="Times New Roman" w:eastAsia="標楷體" w:hAnsi="Times New Roman" w:cs="Times New Roman"/>
+          <w:color w:val="FF0000"/>
+        </w:rPr>
+        <w:t>位教科書平均全長（</w:t>
       </w:r>
       <w:r>
         <w:rPr>
@@ -3846,6 +4961,7 @@
         </w:rPr>
         <w:t>為第</w:t>
       </w:r>
+      <w:proofErr w:type="spellStart"/>
       <w:r>
         <w:rPr>
           <w:rFonts w:ascii="Times New Roman" w:eastAsia="標楷體" w:hAnsi="Times New Roman" w:cs="Times New Roman"/>
@@ -3854,6 +4970,7 @@
         </w:rPr>
         <w:t>i</w:t>
       </w:r>
+      <w:proofErr w:type="spellEnd"/>
       <w:r>
         <w:rPr>
           <w:rFonts w:ascii="Times New Roman" w:eastAsia="標楷體" w:hAnsi="Times New Roman" w:cs="Times New Roman"/>
@@ -3890,7 +5007,21 @@
         <w:rPr>
           <w:rFonts w:ascii="Times New Roman" w:eastAsia="標楷體" w:hAnsi="Times New Roman" w:cs="Times New Roman"/>
         </w:rPr>
-        <w:t xml:space="preserve"> (4)–(7) </w:t>
+        <w:t xml:space="preserve"> (4)</w:t>
+      </w:r>
+      <w:proofErr w:type="gramStart"/>
+      <w:r>
+        <w:rPr>
+          <w:rFonts w:ascii="Times New Roman" w:eastAsia="標楷體" w:hAnsi="Times New Roman" w:cs="Times New Roman"/>
+        </w:rPr>
+        <w:t>–</w:t>
+      </w:r>
+      <w:proofErr w:type="gramEnd"/>
+      <w:r>
+        <w:rPr>
+          <w:rFonts w:ascii="Times New Roman" w:eastAsia="標楷體" w:hAnsi="Times New Roman" w:cs="Times New Roman"/>
+        </w:rPr>
+        <w:t xml:space="preserve">(7) </w:t>
       </w:r>
       <w:r>
         <w:rPr>
@@ -3998,14 +5129,36 @@
         <w:rPr>
           <w:rFonts w:ascii="Times New Roman" w:eastAsia="標楷體" w:hAnsi="Times New Roman" w:cs="Times New Roman"/>
         </w:rPr>
-        <w:t>mAP50–95</w:t>
-      </w:r>
-      <w:r>
-        <w:rPr>
-          <w:rFonts w:ascii="Times New Roman" w:eastAsia="標楷體" w:hAnsi="Times New Roman" w:cs="Times New Roman"/>
-        </w:rPr>
-        <w:t>報告；獨立測試集之逐張</w:t>
-      </w:r>
+        <w:t>mAP50</w:t>
+      </w:r>
+      <w:proofErr w:type="gramStart"/>
+      <w:r>
+        <w:rPr>
+          <w:rFonts w:ascii="Times New Roman" w:eastAsia="標楷體" w:hAnsi="Times New Roman" w:cs="Times New Roman"/>
+        </w:rPr>
+        <w:t>–</w:t>
+      </w:r>
+      <w:proofErr w:type="gramEnd"/>
+      <w:r>
+        <w:rPr>
+          <w:rFonts w:ascii="Times New Roman" w:eastAsia="標楷體" w:hAnsi="Times New Roman" w:cs="Times New Roman"/>
+        </w:rPr>
+        <w:t>95</w:t>
+      </w:r>
+      <w:r>
+        <w:rPr>
+          <w:rFonts w:ascii="Times New Roman" w:eastAsia="標楷體" w:hAnsi="Times New Roman" w:cs="Times New Roman"/>
+        </w:rPr>
+        <w:t>報告；獨立測試</w:t>
+      </w:r>
+      <w:proofErr w:type="gramStart"/>
+      <w:r>
+        <w:rPr>
+          <w:rFonts w:ascii="Times New Roman" w:eastAsia="標楷體" w:hAnsi="Times New Roman" w:cs="Times New Roman"/>
+        </w:rPr>
+        <w:t>集之逐張</w:t>
+      </w:r>
+      <w:proofErr w:type="gramEnd"/>
       <w:r>
         <w:rPr>
           <w:rFonts w:ascii="Times New Roman" w:eastAsia="標楷體" w:hAnsi="Times New Roman" w:cs="Times New Roman"/>
@@ -4030,11 +5183,19 @@
         </w:rPr>
         <w:t>之所有預測遮罩於原圖解析度、</w:t>
       </w:r>
-      <w:r>
-        <w:rPr>
-          <w:rFonts w:ascii="Times New Roman" w:eastAsia="標楷體" w:hAnsi="Times New Roman" w:cs="Times New Roman"/>
-        </w:rPr>
-        <w:t xml:space="preserve">IoU </w:t>
+      <w:proofErr w:type="spellStart"/>
+      <w:r>
+        <w:rPr>
+          <w:rFonts w:ascii="Times New Roman" w:eastAsia="標楷體" w:hAnsi="Times New Roman" w:cs="Times New Roman"/>
+        </w:rPr>
+        <w:t>IoU</w:t>
+      </w:r>
+      <w:proofErr w:type="spellEnd"/>
+      <w:r>
+        <w:rPr>
+          <w:rFonts w:ascii="Times New Roman" w:eastAsia="標楷體" w:hAnsi="Times New Roman" w:cs="Times New Roman"/>
+        </w:rPr>
+        <w:t xml:space="preserve"> </w:t>
       </w:r>
       <w:r>
         <w:rPr>
@@ -5028,11 +6189,19 @@
         </w:rPr>
         <w:t xml:space="preserve"> Wilcoxon </w:t>
       </w:r>
-      <w:r>
-        <w:rPr>
-          <w:rFonts w:ascii="Times New Roman" w:eastAsia="標楷體" w:hAnsi="Times New Roman" w:cs="Times New Roman"/>
-        </w:rPr>
-        <w:t>秩和檢定評估。所有隨機過程均固定種子；分析以</w:t>
+      <w:proofErr w:type="gramStart"/>
+      <w:r>
+        <w:rPr>
+          <w:rFonts w:ascii="Times New Roman" w:eastAsia="標楷體" w:hAnsi="Times New Roman" w:cs="Times New Roman"/>
+        </w:rPr>
+        <w:t>秩</w:t>
+      </w:r>
+      <w:proofErr w:type="gramEnd"/>
+      <w:r>
+        <w:rPr>
+          <w:rFonts w:ascii="Times New Roman" w:eastAsia="標楷體" w:hAnsi="Times New Roman" w:cs="Times New Roman"/>
+        </w:rPr>
+        <w:t>和檢定評估。所有隨機過程均固定種子；分析以</w:t>
       </w:r>
       <w:r>
         <w:rPr>
@@ -5046,12 +6215,14 @@
         </w:rPr>
         <w:t>（</w:t>
       </w:r>
+      <w:proofErr w:type="spellStart"/>
       <w:r>
         <w:rPr>
           <w:rFonts w:ascii="Times New Roman" w:eastAsia="標楷體" w:hAnsi="Times New Roman" w:cs="Times New Roman"/>
         </w:rPr>
         <w:t>Ultralytics</w:t>
       </w:r>
+      <w:proofErr w:type="spellEnd"/>
       <w:r>
         <w:rPr>
           <w:rFonts w:ascii="Times New Roman" w:eastAsia="標楷體" w:hAnsi="Times New Roman" w:cs="Times New Roman"/>
@@ -5235,7 +6406,21 @@
         <w:rPr>
           <w:rFonts w:ascii="Times New Roman" w:eastAsia="標楷體" w:hAnsi="Times New Roman" w:cs="Times New Roman"/>
         </w:rPr>
-        <w:t xml:space="preserve">mAP50–95 </w:t>
+        <w:t>mAP50</w:t>
+      </w:r>
+      <w:proofErr w:type="gramStart"/>
+      <w:r>
+        <w:rPr>
+          <w:rFonts w:ascii="Times New Roman" w:eastAsia="標楷體" w:hAnsi="Times New Roman" w:cs="Times New Roman"/>
+        </w:rPr>
+        <w:t>–</w:t>
+      </w:r>
+      <w:proofErr w:type="gramEnd"/>
+      <w:r>
+        <w:rPr>
+          <w:rFonts w:ascii="Times New Roman" w:eastAsia="標楷體" w:hAnsi="Times New Roman" w:cs="Times New Roman"/>
+        </w:rPr>
+        <w:t xml:space="preserve">95 </w:t>
       </w:r>
       <w:r>
         <w:rPr>
@@ -5529,7 +6714,27 @@
           <w:b w:val="0"/>
           <w:bCs w:val="0"/>
         </w:rPr>
-        <w:t>1.054–1.104</w:t>
+        <w:t>1.054</w:t>
+      </w:r>
+      <w:proofErr w:type="gramStart"/>
+      <w:r>
+        <w:rPr>
+          <w:rStyle w:val="a7"/>
+          <w:rFonts w:ascii="Times New Roman" w:eastAsia="標楷體" w:hAnsi="Times New Roman" w:cs="Times New Roman"/>
+          <w:b w:val="0"/>
+          <w:bCs w:val="0"/>
+        </w:rPr>
+        <w:t>–</w:t>
+      </w:r>
+      <w:proofErr w:type="gramEnd"/>
+      <w:r>
+        <w:rPr>
+          <w:rStyle w:val="a7"/>
+          <w:rFonts w:ascii="Times New Roman" w:eastAsia="標楷體" w:hAnsi="Times New Roman" w:cs="Times New Roman"/>
+          <w:b w:val="0"/>
+          <w:bCs w:val="0"/>
+        </w:rPr>
+        <w:t>1.104</w:t>
       </w:r>
       <w:r>
         <w:rPr>
@@ -6813,12 +8018,20 @@
           <w:rFonts w:ascii="Times New Roman" w:eastAsia="標楷體" w:hAnsi="Times New Roman" w:cs="Times New Roman"/>
         </w:rPr>
       </w:pPr>
+      <w:proofErr w:type="gramStart"/>
       <w:r>
         <w:rPr>
           <w:rFonts w:ascii="Times New Roman" w:eastAsia="標楷體" w:hAnsi="Times New Roman" w:cs="Times New Roman"/>
         </w:rPr>
         <w:lastRenderedPageBreak/>
-        <w:t>長邊正規化將</w:t>
+        <w:t>長邊正規</w:t>
+      </w:r>
+      <w:proofErr w:type="gramEnd"/>
+      <w:r>
+        <w:rPr>
+          <w:rFonts w:ascii="Times New Roman" w:eastAsia="標楷體" w:hAnsi="Times New Roman" w:cs="Times New Roman"/>
+        </w:rPr>
+        <w:t>化將</w:t>
       </w:r>
       <w:r>
         <w:rPr>
@@ -6890,7 +8103,21 @@
         <w:rPr>
           <w:rFonts w:ascii="Times New Roman" w:eastAsia="標楷體" w:hAnsi="Times New Roman" w:cs="Times New Roman"/>
         </w:rPr>
-        <w:t>比較未正規化與長邊正規化、以及是否加入年齡之</w:t>
+        <w:t>比較未正規化</w:t>
+      </w:r>
+      <w:proofErr w:type="gramStart"/>
+      <w:r>
+        <w:rPr>
+          <w:rFonts w:ascii="Times New Roman" w:eastAsia="標楷體" w:hAnsi="Times New Roman" w:cs="Times New Roman"/>
+        </w:rPr>
+        <w:t>與長邊正規</w:t>
+      </w:r>
+      <w:proofErr w:type="gramEnd"/>
+      <w:r>
+        <w:rPr>
+          <w:rFonts w:ascii="Times New Roman" w:eastAsia="標楷體" w:hAnsi="Times New Roman" w:cs="Times New Roman"/>
+        </w:rPr>
+        <w:t>化、以及是否加入年齡之</w:t>
       </w:r>
       <w:r>
         <w:rPr>
@@ -6902,7 +8129,21 @@
         <w:rPr>
           <w:rFonts w:ascii="Times New Roman" w:eastAsia="標楷體" w:hAnsi="Times New Roman" w:cs="Times New Roman"/>
         </w:rPr>
-        <w:t>效能。本研究採用之「長邊正規化</w:t>
+        <w:t>效能。本研究採用之「</w:t>
+      </w:r>
+      <w:proofErr w:type="gramStart"/>
+      <w:r>
+        <w:rPr>
+          <w:rFonts w:ascii="Times New Roman" w:eastAsia="標楷體" w:hAnsi="Times New Roman" w:cs="Times New Roman"/>
+        </w:rPr>
+        <w:t>長邊正規</w:t>
+      </w:r>
+      <w:proofErr w:type="gramEnd"/>
+      <w:r>
+        <w:rPr>
+          <w:rFonts w:ascii="Times New Roman" w:eastAsia="標楷體" w:hAnsi="Times New Roman" w:cs="Times New Roman"/>
+        </w:rPr>
+        <w:t>化</w:t>
       </w:r>
       <w:r>
         <w:rPr>
@@ -7082,7 +8323,21 @@
         <w:rPr>
           <w:rFonts w:ascii="Times New Roman" w:eastAsia="標楷體" w:hAnsi="Times New Roman" w:cs="Times New Roman"/>
         </w:rPr>
-        <w:t>為校正後預測與實際長度之散布圖（附</w:t>
+        <w:t>為校正後預測與實際長度之</w:t>
+      </w:r>
+      <w:proofErr w:type="gramStart"/>
+      <w:r>
+        <w:rPr>
+          <w:rFonts w:ascii="Times New Roman" w:eastAsia="標楷體" w:hAnsi="Times New Roman" w:cs="Times New Roman"/>
+        </w:rPr>
+        <w:t>散布圖</w:t>
+      </w:r>
+      <w:proofErr w:type="gramEnd"/>
+      <w:r>
+        <w:rPr>
+          <w:rFonts w:ascii="Times New Roman" w:eastAsia="標楷體" w:hAnsi="Times New Roman" w:cs="Times New Roman"/>
+        </w:rPr>
+        <w:t>（附</w:t>
       </w:r>
       <w:r>
         <w:rPr>
@@ -7825,13 +9080,23 @@
                 <w:rFonts w:ascii="Times New Roman" w:eastAsia="標楷體" w:hAnsi="Times New Roman" w:cs="Times New Roman"/>
               </w:rPr>
             </w:pPr>
+            <w:proofErr w:type="gramStart"/>
             <w:r>
               <w:rPr>
                 <w:rFonts w:ascii="Times New Roman" w:eastAsia="標楷體" w:hAnsi="Times New Roman" w:cs="Times New Roman"/>
                 <w:sz w:val="20"/>
                 <w:szCs w:val="20"/>
               </w:rPr>
-              <w:t>長邊正規化</w:t>
+              <w:t>長邊正規</w:t>
+            </w:r>
+            <w:proofErr w:type="gramEnd"/>
+            <w:r>
+              <w:rPr>
+                <w:rFonts w:ascii="Times New Roman" w:eastAsia="標楷體" w:hAnsi="Times New Roman" w:cs="Times New Roman"/>
+                <w:sz w:val="20"/>
+                <w:szCs w:val="20"/>
+              </w:rPr>
+              <w:t>化</w:t>
             </w:r>
           </w:p>
         </w:tc>
@@ -8052,13 +9317,23 @@
                 <w:rFonts w:ascii="Times New Roman" w:eastAsia="標楷體" w:hAnsi="Times New Roman" w:cs="Times New Roman"/>
               </w:rPr>
             </w:pPr>
+            <w:proofErr w:type="gramStart"/>
             <w:r>
               <w:rPr>
                 <w:rFonts w:ascii="Times New Roman" w:eastAsia="標楷體" w:hAnsi="Times New Roman" w:cs="Times New Roman"/>
                 <w:sz w:val="20"/>
                 <w:szCs w:val="20"/>
               </w:rPr>
-              <w:t>長邊正規化</w:t>
+              <w:t>長邊正規</w:t>
+            </w:r>
+            <w:proofErr w:type="gramEnd"/>
+            <w:r>
+              <w:rPr>
+                <w:rFonts w:ascii="Times New Roman" w:eastAsia="標楷體" w:hAnsi="Times New Roman" w:cs="Times New Roman"/>
+                <w:sz w:val="20"/>
+                <w:szCs w:val="20"/>
+              </w:rPr>
+              <w:t>化</w:t>
             </w:r>
             <w:r>
               <w:rPr>
@@ -8357,13 +9632,23 @@
                 <w:szCs w:val="20"/>
               </w:rPr>
             </w:pPr>
+            <w:proofErr w:type="gramStart"/>
             <w:r>
               <w:rPr>
                 <w:rFonts w:ascii="Times New Roman" w:eastAsia="標楷體" w:hAnsi="Times New Roman" w:cs="Times New Roman"/>
                 <w:sz w:val="20"/>
                 <w:szCs w:val="20"/>
               </w:rPr>
-              <w:t>長邊正規化</w:t>
+              <w:t>長邊正規</w:t>
+            </w:r>
+            <w:proofErr w:type="gramEnd"/>
+            <w:r>
+              <w:rPr>
+                <w:rFonts w:ascii="Times New Roman" w:eastAsia="標楷體" w:hAnsi="Times New Roman" w:cs="Times New Roman"/>
+                <w:sz w:val="20"/>
+                <w:szCs w:val="20"/>
+              </w:rPr>
+              <w:t>化</w:t>
             </w:r>
             <w:r>
               <w:rPr>
@@ -8590,6 +9875,7 @@
           <w:szCs w:val="20"/>
         </w:rPr>
       </w:pPr>
+      <w:proofErr w:type="gramStart"/>
       <w:r>
         <w:rPr>
           <w:rFonts w:ascii="Times New Roman" w:eastAsia="標楷體" w:hAnsi="Times New Roman" w:cs="Times New Roman"/>
@@ -8599,8 +9885,9 @@
           <w:sz w:val="20"/>
           <w:szCs w:val="20"/>
         </w:rPr>
-        <w:t>註：所有數值均為扣除</w:t>
-      </w:r>
+        <w:t>註</w:t>
+      </w:r>
+      <w:proofErr w:type="gramEnd"/>
       <w:r>
         <w:rPr>
           <w:rFonts w:ascii="Times New Roman" w:eastAsia="標楷體" w:hAnsi="Times New Roman" w:cs="Times New Roman"/>
@@ -8610,8 +9897,9 @@
           <w:sz w:val="20"/>
           <w:szCs w:val="20"/>
         </w:rPr>
-        <w:t xml:space="preserve"> 0.5 mm offset </w:t>
-      </w:r>
+        <w:t>：所有</w:t>
+      </w:r>
+      <w:proofErr w:type="gramStart"/>
       <w:r>
         <w:rPr>
           <w:rFonts w:ascii="Times New Roman" w:eastAsia="標楷體" w:hAnsi="Times New Roman" w:cs="Times New Roman"/>
@@ -8621,8 +9909,9 @@
           <w:sz w:val="20"/>
           <w:szCs w:val="20"/>
         </w:rPr>
-        <w:t>後之校正值，</w:t>
-      </w:r>
+        <w:t>數值均為扣除</w:t>
+      </w:r>
+      <w:proofErr w:type="gramEnd"/>
       <w:r>
         <w:rPr>
           <w:rFonts w:ascii="Times New Roman" w:eastAsia="標楷體" w:hAnsi="Times New Roman" w:cs="Times New Roman"/>
@@ -8632,7 +9921,7 @@
           <w:sz w:val="20"/>
           <w:szCs w:val="20"/>
         </w:rPr>
-        <w:t xml:space="preserve">offset </w:t>
+        <w:t xml:space="preserve"> 0.5 mm offset </w:t>
       </w:r>
       <w:r>
         <w:rPr>
@@ -8643,7 +9932,7 @@
           <w:sz w:val="20"/>
           <w:szCs w:val="20"/>
         </w:rPr>
-        <w:t>不影響</w:t>
+        <w:t>後之校正值，</w:t>
       </w:r>
       <w:r>
         <w:rPr>
@@ -8654,7 +9943,7 @@
           <w:sz w:val="20"/>
           <w:szCs w:val="20"/>
         </w:rPr>
-        <w:t xml:space="preserve"> R </w:t>
+        <w:t xml:space="preserve">offset </w:t>
       </w:r>
       <w:r>
         <w:rPr>
@@ -8665,7 +9954,7 @@
           <w:sz w:val="20"/>
           <w:szCs w:val="20"/>
         </w:rPr>
-        <w:t>與</w:t>
+        <w:t>不影響</w:t>
       </w:r>
       <w:r>
         <w:rPr>
@@ -8676,7 +9965,7 @@
           <w:sz w:val="20"/>
           <w:szCs w:val="20"/>
         </w:rPr>
-        <w:t xml:space="preserve"> R²</w:t>
+        <w:t xml:space="preserve"> R </w:t>
       </w:r>
       <w:r>
         <w:rPr>
@@ -8687,7 +9976,7 @@
           <w:sz w:val="20"/>
           <w:szCs w:val="20"/>
         </w:rPr>
-        <w:t>。列</w:t>
+        <w:t>與</w:t>
       </w:r>
       <w:r>
         <w:rPr>
@@ -8698,7 +9987,7 @@
           <w:sz w:val="20"/>
           <w:szCs w:val="20"/>
         </w:rPr>
-        <w:t xml:space="preserve"> 1–3 </w:t>
+        <w:t xml:space="preserve"> R²</w:t>
       </w:r>
       <w:r>
         <w:rPr>
@@ -8709,7 +9998,7 @@
           <w:sz w:val="20"/>
           <w:szCs w:val="20"/>
         </w:rPr>
-        <w:t>為</w:t>
+        <w:t>。列</w:t>
       </w:r>
       <w:r>
         <w:rPr>
@@ -8720,8 +10009,9 @@
           <w:sz w:val="20"/>
           <w:szCs w:val="20"/>
         </w:rPr>
-        <w:t xml:space="preserve"> ANN </w:t>
-      </w:r>
+        <w:t xml:space="preserve"> 1</w:t>
+      </w:r>
+      <w:proofErr w:type="gramStart"/>
       <w:r>
         <w:rPr>
           <w:rFonts w:ascii="Times New Roman" w:eastAsia="標楷體" w:hAnsi="Times New Roman" w:cs="Times New Roman"/>
@@ -8731,8 +10021,9 @@
           <w:sz w:val="20"/>
           <w:szCs w:val="20"/>
         </w:rPr>
-        <w:t>模型，列</w:t>
-      </w:r>
+        <w:t>–</w:t>
+      </w:r>
+      <w:proofErr w:type="gramEnd"/>
       <w:r>
         <w:rPr>
           <w:rFonts w:ascii="Times New Roman" w:eastAsia="標楷體" w:hAnsi="Times New Roman" w:cs="Times New Roman"/>
@@ -8742,7 +10033,7 @@
           <w:sz w:val="20"/>
           <w:szCs w:val="20"/>
         </w:rPr>
-        <w:t xml:space="preserve"> 4 </w:t>
+        <w:t xml:space="preserve">3 </w:t>
       </w:r>
       <w:r>
         <w:rPr>
@@ -8753,7 +10044,7 @@
           <w:sz w:val="20"/>
           <w:szCs w:val="20"/>
         </w:rPr>
-        <w:t>為相同輸入（長邊正規化＋年齡）之線性迴歸對照組；皆為相同</w:t>
+        <w:t>為</w:t>
       </w:r>
       <w:r>
         <w:rPr>
@@ -8764,7 +10055,7 @@
           <w:sz w:val="20"/>
           <w:szCs w:val="20"/>
         </w:rPr>
-        <w:t xml:space="preserve"> 5 </w:t>
+        <w:t xml:space="preserve"> ANN </w:t>
       </w:r>
       <w:r>
         <w:rPr>
@@ -8775,7 +10066,7 @@
           <w:sz w:val="20"/>
           <w:szCs w:val="20"/>
         </w:rPr>
-        <w:t>摺切分之</w:t>
+        <w:t>模型，列</w:t>
       </w:r>
       <w:r>
         <w:rPr>
@@ -8786,7 +10077,7 @@
           <w:sz w:val="20"/>
           <w:szCs w:val="20"/>
         </w:rPr>
-        <w:t xml:space="preserve"> out-of-fold </w:t>
+        <w:t xml:space="preserve"> 4 </w:t>
       </w:r>
       <w:r>
         <w:rPr>
@@ -8797,7 +10088,7 @@
           <w:sz w:val="20"/>
           <w:szCs w:val="20"/>
         </w:rPr>
-        <w:t>結果（</w:t>
+        <w:t>為相同輸入（長邊正規化＋年齡）之線性迴歸對照組；皆為相同</w:t>
       </w:r>
       <w:r>
         <w:rPr>
@@ -8808,8 +10099,9 @@
           <w:sz w:val="20"/>
           <w:szCs w:val="20"/>
         </w:rPr>
-        <w:t>n = 67</w:t>
-      </w:r>
+        <w:t xml:space="preserve"> 5 </w:t>
+      </w:r>
+      <w:proofErr w:type="gramStart"/>
       <w:r>
         <w:rPr>
           <w:rFonts w:ascii="Times New Roman" w:eastAsia="標楷體" w:hAnsi="Times New Roman" w:cs="Times New Roman"/>
@@ -8819,6 +10111,62 @@
           <w:sz w:val="20"/>
           <w:szCs w:val="20"/>
         </w:rPr>
+        <w:t>摺</w:t>
+      </w:r>
+      <w:proofErr w:type="gramEnd"/>
+      <w:r>
+        <w:rPr>
+          <w:rFonts w:ascii="Times New Roman" w:eastAsia="標楷體" w:hAnsi="Times New Roman" w:cs="Times New Roman"/>
+          <w:i/>
+          <w:iCs/>
+          <w:color w:val="7F7F7F"/>
+          <w:sz w:val="20"/>
+          <w:szCs w:val="20"/>
+        </w:rPr>
+        <w:t>切分之</w:t>
+      </w:r>
+      <w:r>
+        <w:rPr>
+          <w:rFonts w:ascii="Times New Roman" w:eastAsia="標楷體" w:hAnsi="Times New Roman" w:cs="Times New Roman"/>
+          <w:i/>
+          <w:iCs/>
+          <w:color w:val="7F7F7F"/>
+          <w:sz w:val="20"/>
+          <w:szCs w:val="20"/>
+        </w:rPr>
+        <w:t xml:space="preserve"> out-of-fold </w:t>
+      </w:r>
+      <w:r>
+        <w:rPr>
+          <w:rFonts w:ascii="Times New Roman" w:eastAsia="標楷體" w:hAnsi="Times New Roman" w:cs="Times New Roman"/>
+          <w:i/>
+          <w:iCs/>
+          <w:color w:val="7F7F7F"/>
+          <w:sz w:val="20"/>
+          <w:szCs w:val="20"/>
+        </w:rPr>
+        <w:t>結果（</w:t>
+      </w:r>
+      <w:r>
+        <w:rPr>
+          <w:rFonts w:ascii="Times New Roman" w:eastAsia="標楷體" w:hAnsi="Times New Roman" w:cs="Times New Roman"/>
+          <w:i/>
+          <w:iCs/>
+          <w:color w:val="7F7F7F"/>
+          <w:sz w:val="20"/>
+          <w:szCs w:val="20"/>
+        </w:rPr>
+        <w:t>n = 67</w:t>
+      </w:r>
+      <w:r>
+        <w:rPr>
+          <w:rFonts w:ascii="Times New Roman" w:eastAsia="標楷體" w:hAnsi="Times New Roman" w:cs="Times New Roman"/>
+          <w:i/>
+          <w:iCs/>
+          <w:color w:val="7F7F7F"/>
+          <w:sz w:val="20"/>
+          <w:szCs w:val="20"/>
+        </w:rPr>
         <w:t>）。</w:t>
       </w:r>
     </w:p>
@@ -8874,6 +10222,7 @@
         </w:rPr>
         <w:t xml:space="preserve"> </w:t>
       </w:r>
+      <w:proofErr w:type="gramStart"/>
       <w:r>
         <w:rPr>
           <w:rFonts w:ascii="Times New Roman" w:eastAsia="標楷體" w:hAnsi="Times New Roman" w:cs="Times New Roman"/>
@@ -8892,7 +10241,18 @@
           <w:sz w:val="22"/>
           <w:szCs w:val="22"/>
         </w:rPr>
-        <w:t>散布圖</w:t>
+        <w:t>散布</w:t>
+      </w:r>
+      <w:proofErr w:type="gramEnd"/>
+      <w:r>
+        <w:rPr>
+          <w:rFonts w:ascii="Times New Roman" w:eastAsia="標楷體" w:hAnsi="Times New Roman" w:cs="Times New Roman"/>
+          <w:b/>
+          <w:bCs/>
+          <w:sz w:val="22"/>
+          <w:szCs w:val="22"/>
+        </w:rPr>
+        <w:t>圖</w:t>
       </w:r>
     </w:p>
     <w:p>
@@ -9159,7 +10519,21 @@
         <w:rPr>
           <w:rFonts w:ascii="Times New Roman" w:eastAsia="標楷體" w:hAnsi="Times New Roman" w:cs="Times New Roman"/>
         </w:rPr>
-        <w:t>比較不同輸入之校正後效能。僅依牙位平均值之基線</w:t>
+        <w:t>比較不同輸入之校正後效能。</w:t>
+      </w:r>
+      <w:proofErr w:type="gramStart"/>
+      <w:r>
+        <w:rPr>
+          <w:rFonts w:ascii="Times New Roman" w:eastAsia="標楷體" w:hAnsi="Times New Roman" w:cs="Times New Roman"/>
+        </w:rPr>
+        <w:t>僅依牙位</w:t>
+      </w:r>
+      <w:proofErr w:type="gramEnd"/>
+      <w:r>
+        <w:rPr>
+          <w:rFonts w:ascii="Times New Roman" w:eastAsia="標楷體" w:hAnsi="Times New Roman" w:cs="Times New Roman"/>
+        </w:rPr>
+        <w:t>平均值之基線</w:t>
       </w:r>
       <w:r>
         <w:rPr>
@@ -9183,7 +10557,21 @@
         <w:rPr>
           <w:rFonts w:ascii="Times New Roman" w:eastAsia="標楷體" w:hAnsi="Times New Roman" w:cs="Times New Roman"/>
         </w:rPr>
-        <w:t>，冠寬比例尺為</w:t>
+        <w:t>，</w:t>
+      </w:r>
+      <w:proofErr w:type="gramStart"/>
+      <w:r>
+        <w:rPr>
+          <w:rFonts w:ascii="Times New Roman" w:eastAsia="標楷體" w:hAnsi="Times New Roman" w:cs="Times New Roman"/>
+        </w:rPr>
+        <w:t>冠寬比例</w:t>
+      </w:r>
+      <w:proofErr w:type="gramEnd"/>
+      <w:r>
+        <w:rPr>
+          <w:rFonts w:ascii="Times New Roman" w:eastAsia="標楷體" w:hAnsi="Times New Roman" w:cs="Times New Roman"/>
+        </w:rPr>
+        <w:t>尺為</w:t>
       </w:r>
       <w:r>
         <w:rPr>
@@ -9195,7 +10583,21 @@
         <w:rPr>
           <w:rFonts w:ascii="Times New Roman" w:eastAsia="標楷體" w:hAnsi="Times New Roman" w:cs="Times New Roman"/>
         </w:rPr>
-        <w:t>，長邊正規化</w:t>
+        <w:t>，</w:t>
+      </w:r>
+      <w:proofErr w:type="gramStart"/>
+      <w:r>
+        <w:rPr>
+          <w:rFonts w:ascii="Times New Roman" w:eastAsia="標楷體" w:hAnsi="Times New Roman" w:cs="Times New Roman"/>
+        </w:rPr>
+        <w:t>長邊正</w:t>
+      </w:r>
+      <w:proofErr w:type="gramEnd"/>
+      <w:r>
+        <w:rPr>
+          <w:rFonts w:ascii="Times New Roman" w:eastAsia="標楷體" w:hAnsi="Times New Roman" w:cs="Times New Roman"/>
+        </w:rPr>
+        <w:t>規化</w:t>
       </w:r>
       <w:r>
         <w:rPr>
@@ -9261,7 +10663,21 @@
         <w:rPr>
           <w:rFonts w:ascii="Times New Roman" w:eastAsia="標楷體" w:hAnsi="Times New Roman" w:cs="Times New Roman"/>
         </w:rPr>
-        <w:t>影像資訊相對牙位基線具額外貢獻（長邊正規化</w:t>
+        <w:t>影像資訊相對牙位基線具額外貢獻</w:t>
+      </w:r>
+      <w:proofErr w:type="gramStart"/>
+      <w:r>
+        <w:rPr>
+          <w:rFonts w:ascii="Times New Roman" w:eastAsia="標楷體" w:hAnsi="Times New Roman" w:cs="Times New Roman"/>
+        </w:rPr>
+        <w:t>（</w:t>
+      </w:r>
+      <w:proofErr w:type="gramEnd"/>
+      <w:r>
+        <w:rPr>
+          <w:rFonts w:ascii="Times New Roman" w:eastAsia="標楷體" w:hAnsi="Times New Roman" w:cs="Times New Roman"/>
+        </w:rPr>
+        <w:t>長邊正規化</w:t>
       </w:r>
       <w:r>
         <w:rPr>
@@ -9317,11 +10733,19 @@
         </w:rPr>
         <w:t xml:space="preserve"> 0.650</w:t>
       </w:r>
-      <w:r>
-        <w:rPr>
-          <w:rFonts w:ascii="Times New Roman" w:eastAsia="標楷體" w:hAnsi="Times New Roman" w:cs="Times New Roman"/>
-        </w:rPr>
-        <w:t>）；加入年齡後</w:t>
+      <w:proofErr w:type="gramStart"/>
+      <w:r>
+        <w:rPr>
+          <w:rFonts w:ascii="Times New Roman" w:eastAsia="標楷體" w:hAnsi="Times New Roman" w:cs="Times New Roman"/>
+        </w:rPr>
+        <w:t>）</w:t>
+      </w:r>
+      <w:proofErr w:type="gramEnd"/>
+      <w:r>
+        <w:rPr>
+          <w:rFonts w:ascii="Times New Roman" w:eastAsia="標楷體" w:hAnsi="Times New Roman" w:cs="Times New Roman"/>
+        </w:rPr>
+        <w:t>；加入年齡後</w:t>
       </w:r>
       <w:r>
         <w:rPr>
@@ -10004,6 +11428,7 @@
                 <w:rFonts w:ascii="Times New Roman" w:eastAsia="標楷體" w:hAnsi="Times New Roman" w:cs="Times New Roman"/>
               </w:rPr>
             </w:pPr>
+            <w:proofErr w:type="gramStart"/>
             <w:r>
               <w:rPr>
                 <w:rFonts w:ascii="Times New Roman" w:eastAsia="標楷體" w:hAnsi="Times New Roman" w:cs="Times New Roman"/>
@@ -10012,6 +11437,7 @@
               </w:rPr>
               <w:t>冠寬比例尺</w:t>
             </w:r>
+            <w:proofErr w:type="gramEnd"/>
           </w:p>
         </w:tc>
         <w:tc>
@@ -10167,13 +11593,23 @@
                 <w:rFonts w:ascii="Times New Roman" w:eastAsia="標楷體" w:hAnsi="Times New Roman" w:cs="Times New Roman"/>
               </w:rPr>
             </w:pPr>
+            <w:proofErr w:type="gramStart"/>
             <w:r>
               <w:rPr>
                 <w:rFonts w:ascii="Times New Roman" w:eastAsia="標楷體" w:hAnsi="Times New Roman" w:cs="Times New Roman"/>
                 <w:sz w:val="20"/>
                 <w:szCs w:val="20"/>
               </w:rPr>
-              <w:t>長邊正規化</w:t>
+              <w:t>長邊正規</w:t>
+            </w:r>
+            <w:proofErr w:type="gramEnd"/>
+            <w:r>
+              <w:rPr>
+                <w:rFonts w:ascii="Times New Roman" w:eastAsia="標楷體" w:hAnsi="Times New Roman" w:cs="Times New Roman"/>
+                <w:sz w:val="20"/>
+                <w:szCs w:val="20"/>
+              </w:rPr>
+              <w:t>化</w:t>
             </w:r>
           </w:p>
         </w:tc>
@@ -10330,13 +11766,23 @@
                 <w:rFonts w:ascii="Times New Roman" w:eastAsia="標楷體" w:hAnsi="Times New Roman" w:cs="Times New Roman"/>
               </w:rPr>
             </w:pPr>
+            <w:proofErr w:type="gramStart"/>
             <w:r>
               <w:rPr>
                 <w:rFonts w:ascii="Times New Roman" w:eastAsia="標楷體" w:hAnsi="Times New Roman" w:cs="Times New Roman"/>
                 <w:sz w:val="20"/>
                 <w:szCs w:val="20"/>
               </w:rPr>
-              <w:t>長邊正規化</w:t>
+              <w:t>長邊正規</w:t>
+            </w:r>
+            <w:proofErr w:type="gramEnd"/>
+            <w:r>
+              <w:rPr>
+                <w:rFonts w:ascii="Times New Roman" w:eastAsia="標楷體" w:hAnsi="Times New Roman" w:cs="Times New Roman"/>
+                <w:sz w:val="20"/>
+                <w:szCs w:val="20"/>
+              </w:rPr>
+              <w:t>化</w:t>
             </w:r>
             <w:r>
               <w:rPr>
@@ -10517,13 +11963,23 @@
                 <w:rFonts w:ascii="Times New Roman" w:eastAsia="標楷體" w:hAnsi="Times New Roman" w:cs="Times New Roman"/>
               </w:rPr>
             </w:pPr>
+            <w:proofErr w:type="gramStart"/>
             <w:r>
               <w:rPr>
                 <w:rFonts w:ascii="Times New Roman" w:eastAsia="標楷體" w:hAnsi="Times New Roman" w:cs="Times New Roman"/>
                 <w:sz w:val="20"/>
                 <w:szCs w:val="20"/>
               </w:rPr>
-              <w:t>長邊正規化</w:t>
+              <w:t>長邊正規</w:t>
+            </w:r>
+            <w:proofErr w:type="gramEnd"/>
+            <w:r>
+              <w:rPr>
+                <w:rFonts w:ascii="Times New Roman" w:eastAsia="標楷體" w:hAnsi="Times New Roman" w:cs="Times New Roman"/>
+                <w:sz w:val="20"/>
+                <w:szCs w:val="20"/>
+              </w:rPr>
+              <w:t>化</w:t>
             </w:r>
             <w:r>
               <w:rPr>
@@ -10696,13 +12152,23 @@
                 <w:rFonts w:ascii="Times New Roman" w:eastAsia="標楷體" w:hAnsi="Times New Roman" w:cs="Times New Roman"/>
               </w:rPr>
             </w:pPr>
+            <w:proofErr w:type="gramStart"/>
             <w:r>
               <w:rPr>
                 <w:rFonts w:ascii="Times New Roman" w:eastAsia="標楷體" w:hAnsi="Times New Roman" w:cs="Times New Roman"/>
                 <w:sz w:val="20"/>
                 <w:szCs w:val="20"/>
               </w:rPr>
-              <w:t>長邊正規化</w:t>
+              <w:t>長邊正規</w:t>
+            </w:r>
+            <w:proofErr w:type="gramEnd"/>
+            <w:r>
+              <w:rPr>
+                <w:rFonts w:ascii="Times New Roman" w:eastAsia="標楷體" w:hAnsi="Times New Roman" w:cs="Times New Roman"/>
+                <w:sz w:val="20"/>
+                <w:szCs w:val="20"/>
+              </w:rPr>
+              <w:t>化</w:t>
             </w:r>
             <w:r>
               <w:rPr>
@@ -11068,12 +12534,14 @@
         </w:rPr>
         <w:t xml:space="preserve">6 </w:t>
       </w:r>
+      <w:proofErr w:type="gramStart"/>
       <w:r>
         <w:rPr>
           <w:rFonts w:ascii="Times New Roman" w:eastAsia="標楷體" w:hAnsi="Times New Roman" w:cs="Times New Roman"/>
         </w:rPr>
         <w:t>conclusion</w:t>
       </w:r>
+      <w:proofErr w:type="gramEnd"/>
     </w:p>
     <w:p>
       <w:pPr>
@@ -11086,7 +12554,21 @@
         <w:rPr>
           <w:rFonts w:ascii="Times New Roman" w:eastAsia="標楷體" w:hAnsi="Times New Roman" w:cs="Times New Roman"/>
         </w:rPr>
-        <w:t>本研究提出一套免實體校正之自動化流程，由術前根尖</w:t>
+        <w:t>本研究提出一套免實體校正之自動化流程，</w:t>
+      </w:r>
+      <w:proofErr w:type="gramStart"/>
+      <w:r>
+        <w:rPr>
+          <w:rFonts w:ascii="Times New Roman" w:eastAsia="標楷體" w:hAnsi="Times New Roman" w:cs="Times New Roman"/>
+        </w:rPr>
+        <w:t>由術前根</w:t>
+      </w:r>
+      <w:proofErr w:type="gramEnd"/>
+      <w:r>
+        <w:rPr>
+          <w:rFonts w:ascii="Times New Roman" w:eastAsia="標楷體" w:hAnsi="Times New Roman" w:cs="Times New Roman"/>
+        </w:rPr>
+        <w:t>尖</w:t>
       </w:r>
       <w:r>
         <w:rPr>
@@ -11178,6 +12660,7 @@
         </w:rPr>
         <w:t>於</w:t>
       </w:r>
+      <w:proofErr w:type="gramStart"/>
       <w:r>
         <w:rPr>
           <w:rFonts w:ascii="Times New Roman" w:eastAsia="標楷體" w:hAnsi="Times New Roman" w:cs="Times New Roman"/>
@@ -11188,7 +12671,14 @@
         <w:rPr>
           <w:rFonts w:ascii="Times New Roman" w:eastAsia="標楷體" w:hAnsi="Times New Roman" w:cs="Times New Roman"/>
         </w:rPr>
-        <w:t>顆前牙之評估中，校正後</w:t>
+        <w:t>顆前牙之</w:t>
+      </w:r>
+      <w:proofErr w:type="gramEnd"/>
+      <w:r>
+        <w:rPr>
+          <w:rFonts w:ascii="Times New Roman" w:eastAsia="標楷體" w:hAnsi="Times New Roman" w:cs="Times New Roman"/>
+        </w:rPr>
+        <w:t>評估中，校正後</w:t>
       </w:r>
       <w:r>
         <w:rPr>
@@ -11240,12 +12730,14 @@
           <w:rFonts w:ascii="Times New Roman" w:eastAsia="標楷體" w:hAnsi="Times New Roman" w:cs="Times New Roman"/>
         </w:rPr>
       </w:pPr>
+      <w:proofErr w:type="gramStart"/>
       <w:r>
         <w:rPr>
           <w:rFonts w:ascii="Times New Roman" w:eastAsia="標楷體" w:hAnsi="Times New Roman" w:cs="Times New Roman"/>
         </w:rPr>
         <w:t>為偏短之</w:t>
       </w:r>
+      <w:proofErr w:type="gramEnd"/>
       <w:r>
         <w:rPr>
           <w:rFonts w:ascii="Times New Roman" w:eastAsia="標楷體" w:hAnsi="Times New Roman" w:cs="Times New Roman"/>
@@ -11262,7 +12754,35 @@
         <w:rPr>
           <w:rFonts w:ascii="Times New Roman" w:eastAsia="標楷體" w:hAnsi="Times New Roman" w:cs="Times New Roman"/>
         </w:rPr>
-        <w:t>，且優於僅依牙位平均值與冠寬比例尺之對照法，顯示在</w:t>
+        <w:t>，且優於</w:t>
+      </w:r>
+      <w:proofErr w:type="gramStart"/>
+      <w:r>
+        <w:rPr>
+          <w:rFonts w:ascii="Times New Roman" w:eastAsia="標楷體" w:hAnsi="Times New Roman" w:cs="Times New Roman"/>
+        </w:rPr>
+        <w:t>僅依牙</w:t>
+      </w:r>
+      <w:proofErr w:type="gramEnd"/>
+      <w:r>
+        <w:rPr>
+          <w:rFonts w:ascii="Times New Roman" w:eastAsia="標楷體" w:hAnsi="Times New Roman" w:cs="Times New Roman"/>
+        </w:rPr>
+        <w:t>位平均值</w:t>
+      </w:r>
+      <w:proofErr w:type="gramStart"/>
+      <w:r>
+        <w:rPr>
+          <w:rFonts w:ascii="Times New Roman" w:eastAsia="標楷體" w:hAnsi="Times New Roman" w:cs="Times New Roman"/>
+        </w:rPr>
+        <w:t>與冠</w:t>
+      </w:r>
+      <w:proofErr w:type="gramEnd"/>
+      <w:r>
+        <w:rPr>
+          <w:rFonts w:ascii="Times New Roman" w:eastAsia="標楷體" w:hAnsi="Times New Roman" w:cs="Times New Roman"/>
+        </w:rPr>
+        <w:t>寬比例尺之對照法，顯示在</w:t>
       </w:r>
     </w:p>
     <w:p>
@@ -11290,7 +12810,21 @@
         <w:rPr>
           <w:rFonts w:ascii="Times New Roman" w:eastAsia="標楷體" w:hAnsi="Times New Roman" w:cs="Times New Roman"/>
         </w:rPr>
-        <w:t>僅納入單一醫學中心之前牙、以充填長度作為工作長度之替代參考，以及二維</w:t>
+        <w:t>僅納入單一醫學中心</w:t>
+      </w:r>
+      <w:proofErr w:type="gramStart"/>
+      <w:r>
+        <w:rPr>
+          <w:rFonts w:ascii="Times New Roman" w:eastAsia="標楷體" w:hAnsi="Times New Roman" w:cs="Times New Roman"/>
+        </w:rPr>
+        <w:t>之前牙</w:t>
+      </w:r>
+      <w:proofErr w:type="gramEnd"/>
+      <w:r>
+        <w:rPr>
+          <w:rFonts w:ascii="Times New Roman" w:eastAsia="標楷體" w:hAnsi="Times New Roman" w:cs="Times New Roman"/>
+        </w:rPr>
+        <w:t>、以充填長度作為工作長度之替代參考，以及二維</w:t>
       </w:r>
     </w:p>
     <w:p>
@@ -11318,7 +12852,21 @@
         <w:rPr>
           <w:rFonts w:ascii="Times New Roman" w:eastAsia="標楷體" w:hAnsi="Times New Roman" w:cs="Times New Roman"/>
         </w:rPr>
-        <w:t>心資料，並探討結合拍攝參數或輕量校正資訊以進一步提升精度，朝臨床術前</w:t>
+        <w:t>心資料，並探討結合拍攝參數或輕量校正資訊以進一步提升精度，朝</w:t>
+      </w:r>
+      <w:proofErr w:type="gramStart"/>
+      <w:r>
+        <w:rPr>
+          <w:rFonts w:ascii="Times New Roman" w:eastAsia="標楷體" w:hAnsi="Times New Roman" w:cs="Times New Roman"/>
+        </w:rPr>
+        <w:t>臨床術</w:t>
+      </w:r>
+      <w:proofErr w:type="gramEnd"/>
+      <w:r>
+        <w:rPr>
+          <w:rFonts w:ascii="Times New Roman" w:eastAsia="標楷體" w:hAnsi="Times New Roman" w:cs="Times New Roman"/>
+        </w:rPr>
+        <w:t>前</w:t>
       </w:r>
     </w:p>
     <w:p>
@@ -11346,7 +12894,7 @@
 </file>
 
 <file path=word/endnotes.xml><?xml version="1.0" encoding="utf-8"?>
-<w:endnotes xmlns:wpc="http://schemas.microsoft.com/office/word/2010/wordprocessingCanvas" xmlns:cx="http://schemas.microsoft.com/office/drawing/2014/chartex" xmlns:cx1="http://schemas.microsoft.com/office/drawing/2015/9/8/chartex" xmlns:cx2="http://schemas.microsoft.com/office/drawing/2015/10/21/chartex" xmlns:cx3="http://schemas.microsoft.com/office/drawing/2016/5/9/chartex" xmlns:cx4="http://schemas.microsoft.com/office/drawing/2016/5/10/chartex" xmlns:cx5="http://schemas.microsoft.com/office/drawing/2016/5/11/chartex" xmlns:cx6="http://schemas.microsoft.com/office/drawing/2016/5/12/chartex" xmlns:cx7="http://schemas.microsoft.com/office/drawing/2016/5/13/chartex" xmlns:cx8="http://schemas.microsoft.com/office/drawing/2016/5/14/chartex" xmlns:mc="http://schemas.openxmlformats.org/markup-compatibility/2006" xmlns:aink="http://schemas.microsoft.com/office/drawing/2016/ink" xmlns:am3d="http://schemas.microsoft.com/office/drawing/2017/model3d" xmlns:o="urn:schemas-microsoft-com:office:office" xmlns:oel="http://schemas.microsoft.com/office/2019/extlst" xmlns:r="http://schemas.openxmlformats.org/officeDocument/2006/relationships" xmlns:m="http://schemas.openxmlformats.org/officeDocument/2006/math" xmlns:v="urn:schemas-microsoft-com:vml" xmlns:wp14="http://schemas.microsoft.com/office/word/2010/wordprocessingDrawing" xmlns:wp="http://schemas.openxmlformats.org/drawingml/2006/wordprocessingDrawing" xmlns:w10="urn:schemas-microsoft-com:office:word" xmlns:w="http://schemas.openxmlformats.org/wordprocessingml/2006/main" xmlns:w14="http://schemas.microsoft.com/office/word/2010/wordml" xmlns:w15="http://schemas.microsoft.com/office/word/2012/wordml" xmlns:w16cex="http://schemas.microsoft.com/office/word/2018/wordml/cex" xmlns:w16cid="http://schemas.microsoft.com/office/word/2016/wordml/cid" xmlns:w16="http://schemas.microsoft.com/office/word/2018/wordml" xmlns:w16du="http://schemas.microsoft.com/office/word/2023/wordml/word16du" xmlns:w16sdtdh="http://schemas.microsoft.com/office/word/2020/wordml/sdtdatahash" xmlns:w16sdtfl="http://schemas.microsoft.com/office/word/2024/wordml/sdtformatlock" xmlns:w16se="http://schemas.microsoft.com/office/word/2015/wordml/symex" xmlns:wpg="http://schemas.microsoft.com/office/word/2010/wordprocessingGroup" xmlns:wpi="http://schemas.microsoft.com/office/word/2010/wordprocessingInk" xmlns:wne="http://schemas.microsoft.com/office/word/2006/wordml" xmlns:wps="http://schemas.microsoft.com/office/word/2010/wordprocessingShape" mc:Ignorable="w14 w15 w16se w16cid w16 w16cex w16sdtdh w16sdtfl w16du wp14">
+<w:endnotes xmlns:wpc="http://schemas.microsoft.com/office/word/2010/wordprocessingCanvas" xmlns:cx="http://schemas.microsoft.com/office/drawing/2014/chartex" xmlns:cx1="http://schemas.microsoft.com/office/drawing/2015/9/8/chartex" xmlns:cx2="http://schemas.microsoft.com/office/drawing/2015/10/21/chartex" xmlns:cx3="http://schemas.microsoft.com/office/drawing/2016/5/9/chartex" xmlns:cx4="http://schemas.microsoft.com/office/drawing/2016/5/10/chartex" xmlns:cx5="http://schemas.microsoft.com/office/drawing/2016/5/11/chartex" xmlns:cx6="http://schemas.microsoft.com/office/drawing/2016/5/12/chartex" xmlns:cx7="http://schemas.microsoft.com/office/drawing/2016/5/13/chartex" xmlns:cx8="http://schemas.microsoft.com/office/drawing/2016/5/14/chartex" xmlns:mc="http://schemas.openxmlformats.org/markup-compatibility/2006" xmlns:aink="http://schemas.microsoft.com/office/drawing/2016/ink" xmlns:am3d="http://schemas.microsoft.com/office/drawing/2017/model3d" xmlns:o="urn:schemas-microsoft-com:office:office" xmlns:r="http://schemas.openxmlformats.org/officeDocument/2006/relationships" xmlns:m="http://schemas.openxmlformats.org/officeDocument/2006/math" xmlns:v="urn:schemas-microsoft-com:vml" xmlns:wp14="http://schemas.microsoft.com/office/word/2010/wordprocessingDrawing" xmlns:wp="http://schemas.openxmlformats.org/drawingml/2006/wordprocessingDrawing" xmlns:w10="urn:schemas-microsoft-com:office:word" xmlns:w="http://schemas.openxmlformats.org/wordprocessingml/2006/main" xmlns:w14="http://schemas.microsoft.com/office/word/2010/wordml" xmlns:w15="http://schemas.microsoft.com/office/word/2012/wordml" xmlns:w16cid="http://schemas.microsoft.com/office/word/2016/wordml/cid" xmlns:w16se="http://schemas.microsoft.com/office/word/2015/wordml/symex" xmlns:wpg="http://schemas.microsoft.com/office/word/2010/wordprocessingGroup" xmlns:wpi="http://schemas.microsoft.com/office/word/2010/wordprocessingInk" xmlns:wne="http://schemas.microsoft.com/office/word/2006/wordml" xmlns:wps="http://schemas.microsoft.com/office/word/2010/wordprocessingShape" mc:Ignorable="w14 w15 w16se w16cid wp14">
   <w:endnote w:type="separator" w:id="-1">
     <w:p>
       <w:pPr>
@@ -11371,7 +12919,7 @@
 </file>
 
 <file path=word/footnotes.xml><?xml version="1.0" encoding="utf-8"?>
-<w:footnotes xmlns:wpc="http://schemas.microsoft.com/office/word/2010/wordprocessingCanvas" xmlns:cx="http://schemas.microsoft.com/office/drawing/2014/chartex" xmlns:cx1="http://schemas.microsoft.com/office/drawing/2015/9/8/chartex" xmlns:cx2="http://schemas.microsoft.com/office/drawing/2015/10/21/chartex" xmlns:cx3="http://schemas.microsoft.com/office/drawing/2016/5/9/chartex" xmlns:cx4="http://schemas.microsoft.com/office/drawing/2016/5/10/chartex" xmlns:cx5="http://schemas.microsoft.com/office/drawing/2016/5/11/chartex" xmlns:cx6="http://schemas.microsoft.com/office/drawing/2016/5/12/chartex" xmlns:cx7="http://schemas.microsoft.com/office/drawing/2016/5/13/chartex" xmlns:cx8="http://schemas.microsoft.com/office/drawing/2016/5/14/chartex" xmlns:mc="http://schemas.openxmlformats.org/markup-compatibility/2006" xmlns:aink="http://schemas.microsoft.com/office/drawing/2016/ink" xmlns:am3d="http://schemas.microsoft.com/office/drawing/2017/model3d" xmlns:o="urn:schemas-microsoft-com:office:office" xmlns:oel="http://schemas.microsoft.com/office/2019/extlst" xmlns:r="http://schemas.openxmlformats.org/officeDocument/2006/relationships" xmlns:m="http://schemas.openxmlformats.org/officeDocument/2006/math" xmlns:v="urn:schemas-microsoft-com:vml" xmlns:wp14="http://schemas.microsoft.com/office/word/2010/wordprocessingDrawing" xmlns:wp="http://schemas.openxmlformats.org/drawingml/2006/wordprocessingDrawing" xmlns:w10="urn:schemas-microsoft-com:office:word" xmlns:w="http://schemas.openxmlformats.org/wordprocessingml/2006/main" xmlns:w14="http://schemas.microsoft.com/office/word/2010/wordml" xmlns:w15="http://schemas.microsoft.com/office/word/2012/wordml" xmlns:w16cex="http://schemas.microsoft.com/office/word/2018/wordml/cex" xmlns:w16cid="http://schemas.microsoft.com/office/word/2016/wordml/cid" xmlns:w16="http://schemas.microsoft.com/office/word/2018/wordml" xmlns:w16du="http://schemas.microsoft.com/office/word/2023/wordml/word16du" xmlns:w16sdtdh="http://schemas.microsoft.com/office/word/2020/wordml/sdtdatahash" xmlns:w16sdtfl="http://schemas.microsoft.com/office/word/2024/wordml/sdtformatlock" xmlns:w16se="http://schemas.microsoft.com/office/word/2015/wordml/symex" xmlns:wpg="http://schemas.microsoft.com/office/word/2010/wordprocessingGroup" xmlns:wpi="http://schemas.microsoft.com/office/word/2010/wordprocessingInk" xmlns:wne="http://schemas.microsoft.com/office/word/2006/wordml" xmlns:wps="http://schemas.microsoft.com/office/word/2010/wordprocessingShape" mc:Ignorable="w14 w15 w16se w16cid w16 w16cex w16sdtdh w16sdtfl w16du wp14">
+<w:footnotes xmlns:wpc="http://schemas.microsoft.com/office/word/2010/wordprocessingCanvas" xmlns:cx="http://schemas.microsoft.com/office/drawing/2014/chartex" xmlns:cx1="http://schemas.microsoft.com/office/drawing/2015/9/8/chartex" xmlns:cx2="http://schemas.microsoft.com/office/drawing/2015/10/21/chartex" xmlns:cx3="http://schemas.microsoft.com/office/drawing/2016/5/9/chartex" xmlns:cx4="http://schemas.microsoft.com/office/drawing/2016/5/10/chartex" xmlns:cx5="http://schemas.microsoft.com/office/drawing/2016/5/11/chartex" xmlns:cx6="http://schemas.microsoft.com/office/drawing/2016/5/12/chartex" xmlns:cx7="http://schemas.microsoft.com/office/drawing/2016/5/13/chartex" xmlns:cx8="http://schemas.microsoft.com/office/drawing/2016/5/14/chartex" xmlns:mc="http://schemas.openxmlformats.org/markup-compatibility/2006" xmlns:aink="http://schemas.microsoft.com/office/drawing/2016/ink" xmlns:am3d="http://schemas.microsoft.com/office/drawing/2017/model3d" xmlns:o="urn:schemas-microsoft-com:office:office" xmlns:r="http://schemas.openxmlformats.org/officeDocument/2006/relationships" xmlns:m="http://schemas.openxmlformats.org/officeDocument/2006/math" xmlns:v="urn:schemas-microsoft-com:vml" xmlns:wp14="http://schemas.microsoft.com/office/word/2010/wordprocessingDrawing" xmlns:wp="http://schemas.openxmlformats.org/drawingml/2006/wordprocessingDrawing" xmlns:w10="urn:schemas-microsoft-com:office:word" xmlns:w="http://schemas.openxmlformats.org/wordprocessingml/2006/main" xmlns:w14="http://schemas.microsoft.com/office/word/2010/wordml" xmlns:w15="http://schemas.microsoft.com/office/word/2012/wordml" xmlns:w16cid="http://schemas.microsoft.com/office/word/2016/wordml/cid" xmlns:w16se="http://schemas.microsoft.com/office/word/2015/wordml/symex" xmlns:wpg="http://schemas.microsoft.com/office/word/2010/wordprocessingGroup" xmlns:wpi="http://schemas.microsoft.com/office/word/2010/wordprocessingInk" xmlns:wne="http://schemas.microsoft.com/office/word/2006/wordml" xmlns:wps="http://schemas.microsoft.com/office/word/2010/wordprocessingShape" mc:Ignorable="w14 w15 w16se w16cid wp14">
   <w:footnote w:type="separator" w:id="-1">
     <w:p>
       <w:pPr>
@@ -11396,7 +12944,7 @@
 </file>
 
 <file path=word/numbering.xml><?xml version="1.0" encoding="utf-8"?>
-<w:numbering xmlns:wpc="http://schemas.microsoft.com/office/word/2010/wordprocessingCanvas" xmlns:cx="http://schemas.microsoft.com/office/drawing/2014/chartex" xmlns:cx1="http://schemas.microsoft.com/office/drawing/2015/9/8/chartex" xmlns:cx2="http://schemas.microsoft.com/office/drawing/2015/10/21/chartex" xmlns:cx3="http://schemas.microsoft.com/office/drawing/2016/5/9/chartex" xmlns:cx4="http://schemas.microsoft.com/office/drawing/2016/5/10/chartex" xmlns:cx5="http://schemas.microsoft.com/office/drawing/2016/5/11/chartex" xmlns:cx6="http://schemas.microsoft.com/office/drawing/2016/5/12/chartex" xmlns:cx7="http://schemas.microsoft.com/office/drawing/2016/5/13/chartex" xmlns:cx8="http://schemas.microsoft.com/office/drawing/2016/5/14/chartex" xmlns:mc="http://schemas.openxmlformats.org/markup-compatibility/2006" xmlns:aink="http://schemas.microsoft.com/office/drawing/2016/ink" xmlns:am3d="http://schemas.microsoft.com/office/drawing/2017/model3d" xmlns:o="urn:schemas-microsoft-com:office:office" xmlns:oel="http://schemas.microsoft.com/office/2019/extlst" xmlns:r="http://schemas.openxmlformats.org/officeDocument/2006/relationships" xmlns:m="http://schemas.openxmlformats.org/officeDocument/2006/math" xmlns:v="urn:schemas-microsoft-com:vml" xmlns:wp14="http://schemas.microsoft.com/office/word/2010/wordprocessingDrawing" xmlns:wp="http://schemas.openxmlformats.org/drawingml/2006/wordprocessingDrawing" xmlns:w10="urn:schemas-microsoft-com:office:word" xmlns:w="http://schemas.openxmlformats.org/wordprocessingml/2006/main" xmlns:w14="http://schemas.microsoft.com/office/word/2010/wordml" xmlns:w15="http://schemas.microsoft.com/office/word/2012/wordml" xmlns:w16cex="http://schemas.microsoft.com/office/word/2018/wordml/cex" xmlns:w16cid="http://schemas.microsoft.com/office/word/2016/wordml/cid" xmlns:w16="http://schemas.microsoft.com/office/word/2018/wordml" xmlns:w16du="http://schemas.microsoft.com/office/word/2023/wordml/word16du" xmlns:w16sdtdh="http://schemas.microsoft.com/office/word/2020/wordml/sdtdatahash" xmlns:w16sdtfl="http://schemas.microsoft.com/office/word/2024/wordml/sdtformatlock" xmlns:w16se="http://schemas.microsoft.com/office/word/2015/wordml/symex" xmlns:wpg="http://schemas.microsoft.com/office/word/2010/wordprocessingGroup" xmlns:wpi="http://schemas.microsoft.com/office/word/2010/wordprocessingInk" xmlns:wne="http://schemas.microsoft.com/office/word/2006/wordml" xmlns:wps="http://schemas.microsoft.com/office/word/2010/wordprocessingShape" mc:Ignorable="w14 w15 w16se w16cid w16 w16cex w16sdtdh w16sdtfl w16du wp14">
+<w:numbering xmlns:wpc="http://schemas.microsoft.com/office/word/2010/wordprocessingCanvas" xmlns:cx="http://schemas.microsoft.com/office/drawing/2014/chartex" xmlns:cx1="http://schemas.microsoft.com/office/drawing/2015/9/8/chartex" xmlns:cx2="http://schemas.microsoft.com/office/drawing/2015/10/21/chartex" xmlns:cx3="http://schemas.microsoft.com/office/drawing/2016/5/9/chartex" xmlns:cx4="http://schemas.microsoft.com/office/drawing/2016/5/10/chartex" xmlns:cx5="http://schemas.microsoft.com/office/drawing/2016/5/11/chartex" xmlns:cx6="http://schemas.microsoft.com/office/drawing/2016/5/12/chartex" xmlns:cx7="http://schemas.microsoft.com/office/drawing/2016/5/13/chartex" xmlns:cx8="http://schemas.microsoft.com/office/drawing/2016/5/14/chartex" xmlns:mc="http://schemas.openxmlformats.org/markup-compatibility/2006" xmlns:aink="http://schemas.microsoft.com/office/drawing/2016/ink" xmlns:am3d="http://schemas.microsoft.com/office/drawing/2017/model3d" xmlns:o="urn:schemas-microsoft-com:office:office" xmlns:r="http://schemas.openxmlformats.org/officeDocument/2006/relationships" xmlns:m="http://schemas.openxmlformats.org/officeDocument/2006/math" xmlns:v="urn:schemas-microsoft-com:vml" xmlns:wp14="http://schemas.microsoft.com/office/word/2010/wordprocessingDrawing" xmlns:wp="http://schemas.openxmlformats.org/drawingml/2006/wordprocessingDrawing" xmlns:w10="urn:schemas-microsoft-com:office:word" xmlns:w="http://schemas.openxmlformats.org/wordprocessingml/2006/main" xmlns:w14="http://schemas.microsoft.com/office/word/2010/wordml" xmlns:w15="http://schemas.microsoft.com/office/word/2012/wordml" xmlns:w16cid="http://schemas.microsoft.com/office/word/2016/wordml/cid" xmlns:w16se="http://schemas.microsoft.com/office/word/2015/wordml/symex" xmlns:wpg="http://schemas.microsoft.com/office/word/2010/wordprocessingGroup" xmlns:wpi="http://schemas.microsoft.com/office/word/2010/wordprocessingInk" xmlns:wne="http://schemas.microsoft.com/office/word/2006/wordml" xmlns:wps="http://schemas.microsoft.com/office/word/2010/wordprocessingShape" mc:Ignorable="w14 w15 w16se w16cid wp14">
   <w:abstractNum w:abstractNumId="0" w15:restartNumberingAfterBreak="0">
     <w:nsid w:val="116508B4"/>
     <w:multiLevelType w:val="multilevel"/>
@@ -11773,20 +13321,20 @@
       </w:rPr>
     </w:lvl>
   </w:abstractNum>
-  <w:num w:numId="1" w16cid:durableId="776632992">
+  <w:num w:numId="1">
     <w:abstractNumId w:val="0"/>
   </w:num>
-  <w:num w:numId="2" w16cid:durableId="389620825">
+  <w:num w:numId="2">
     <w:abstractNumId w:val="2"/>
   </w:num>
-  <w:num w:numId="3" w16cid:durableId="768231486">
+  <w:num w:numId="3">
     <w:abstractNumId w:val="1"/>
   </w:num>
 </w:numbering>
 </file>
 
 <file path=word/styles.xml><?xml version="1.0" encoding="utf-8"?>
-<w:styles xmlns:mc="http://schemas.openxmlformats.org/markup-compatibility/2006" xmlns:r="http://schemas.openxmlformats.org/officeDocument/2006/relationships" xmlns:w="http://schemas.openxmlformats.org/wordprocessingml/2006/main" xmlns:w14="http://schemas.microsoft.com/office/word/2010/wordml" xmlns:w15="http://schemas.microsoft.com/office/word/2012/wordml" xmlns:w16cex="http://schemas.microsoft.com/office/word/2018/wordml/cex" xmlns:w16cid="http://schemas.microsoft.com/office/word/2016/wordml/cid" xmlns:w16="http://schemas.microsoft.com/office/word/2018/wordml" xmlns:w16du="http://schemas.microsoft.com/office/word/2023/wordml/word16du" xmlns:w16sdtdh="http://schemas.microsoft.com/office/word/2020/wordml/sdtdatahash" xmlns:w16sdtfl="http://schemas.microsoft.com/office/word/2024/wordml/sdtformatlock" xmlns:w16se="http://schemas.microsoft.com/office/word/2015/wordml/symex" mc:Ignorable="w14 w15 w16se w16cid w16 w16cex w16sdtdh w16sdtfl w16du">
+<w:styles xmlns:mc="http://schemas.openxmlformats.org/markup-compatibility/2006" xmlns:r="http://schemas.openxmlformats.org/officeDocument/2006/relationships" xmlns:w="http://schemas.openxmlformats.org/wordprocessingml/2006/main" xmlns:w14="http://schemas.microsoft.com/office/word/2010/wordml" xmlns:w15="http://schemas.microsoft.com/office/word/2012/wordml" xmlns:w16cid="http://schemas.microsoft.com/office/word/2016/wordml/cid" xmlns:w16se="http://schemas.microsoft.com/office/word/2015/wordml/symex" mc:Ignorable="w14 w15 w16se w16cid">
   <w:docDefaults>
     <w:rPrDefault>
       <w:rPr>
@@ -11804,7 +13352,7 @@
       </w:pPr>
     </w:pPrDefault>
   </w:docDefaults>
-  <w:latentStyles w:defLockedState="0" w:defUIPriority="99" w:defSemiHidden="0" w:defUnhideWhenUsed="0" w:defQFormat="0" w:count="376">
+  <w:latentStyles w:defLockedState="0" w:defUIPriority="99" w:defSemiHidden="0" w:defUnhideWhenUsed="0" w:defQFormat="0" w:count="375">
     <w:lsdException w:name="Normal" w:uiPriority="0" w:qFormat="1"/>
     <w:lsdException w:name="heading 1" w:uiPriority="9" w:qFormat="1"/>
     <w:lsdException w:name="heading 2" w:semiHidden="1" w:uiPriority="9" w:unhideWhenUsed="1" w:qFormat="1"/>
@@ -12180,7 +13728,6 @@
     <w:lsdException w:name="Smart Hyperlink" w:semiHidden="1" w:unhideWhenUsed="1"/>
     <w:lsdException w:name="Hashtag" w:semiHidden="1" w:unhideWhenUsed="1"/>
     <w:lsdException w:name="Unresolved Mention" w:semiHidden="1" w:unhideWhenUsed="1"/>
-    <w:lsdException w:name="Smart Link" w:semiHidden="1" w:unhideWhenUsed="1"/>
   </w:latentStyles>
   <w:style w:type="paragraph" w:default="1" w:styleId="a">
     <w:name w:val="Normal"/>
@@ -12870,7 +14417,6 @@
     </c:legend>
     <c:plotVisOnly val="1"/>
     <c:dispBlanksAs val="gap"/>
-    <c:showDLblsOverMax val="0"/>
     <c:extLst>
       <c:ext xmlns:c16r3="http://schemas.microsoft.com/office/drawing/2017/03/chart" uri="{56B9EC1D-385E-4148-901F-78D8002777C0}">
         <c16r3:dataDisplayOptions16>
@@ -12878,6 +14424,7 @@
         </c16r3:dataDisplayOptions16>
       </c:ext>
     </c:extLst>
+    <c:showDLblsOverMax val="0"/>
   </c:chart>
   <c:spPr>
     <a:solidFill>
@@ -13325,7 +14872,6 @@
     </c:legend>
     <c:plotVisOnly val="1"/>
     <c:dispBlanksAs val="gap"/>
-    <c:showDLblsOverMax val="0"/>
     <c:extLst>
       <c:ext xmlns:c16r3="http://schemas.microsoft.com/office/drawing/2017/03/chart" uri="{56B9EC1D-385E-4148-901F-78D8002777C0}">
         <c16r3:dataDisplayOptions16>
@@ -13333,6 +14879,7 @@
         </c16r3:dataDisplayOptions16>
       </c:ext>
     </c:extLst>
+    <c:showDLblsOverMax val="0"/>
   </c:chart>
   <c:spPr>
     <a:solidFill>
@@ -13818,7 +15365,6 @@
     </c:legend>
     <c:plotVisOnly val="1"/>
     <c:dispBlanksAs val="gap"/>
-    <c:showDLblsOverMax val="0"/>
     <c:extLst>
       <c:ext xmlns:c16r3="http://schemas.microsoft.com/office/drawing/2017/03/chart" uri="{56B9EC1D-385E-4148-901F-78D8002777C0}">
         <c16r3:dataDisplayOptions16>
@@ -13826,6 +15372,7 @@
         </c16r3:dataDisplayOptions16>
       </c:ext>
     </c:extLst>
+    <c:showDLblsOverMax val="0"/>
   </c:chart>
   <c:spPr>
     <a:solidFill>
@@ -14067,7 +15614,6 @@
     </c:legend>
     <c:plotVisOnly val="1"/>
     <c:dispBlanksAs val="gap"/>
-    <c:showDLblsOverMax val="0"/>
     <c:extLst>
       <c:ext xmlns:c16r3="http://schemas.microsoft.com/office/drawing/2017/03/chart" uri="{56B9EC1D-385E-4148-901F-78D8002777C0}">
         <c16r3:dataDisplayOptions16>
@@ -14075,6 +15621,7 @@
         </c16r3:dataDisplayOptions16>
       </c:ext>
     </c:extLst>
+    <c:showDLblsOverMax val="0"/>
   </c:chart>
   <c:spPr>
     <a:solidFill>
